--- a/src/Layers/W1/BaseApp/Purchases/Document/StandardPurchaseOrderBody.docx
+++ b/src/Layers/W1/BaseApp/Purchases/Document/StandardPurchaseOrderBody.docx
@@ -1,73 +1,49 @@
 
 <file path=word/document.xml><?xml version="1.0" encoding="utf-8"?>
-<w:document xmlns:wpc="http://schemas.microsoft.com/office/word/2010/wordprocessingCanvas" xmlns:cx="http://schemas.microsoft.com/office/drawing/2014/chartex" xmlns:cx1="http://schemas.microsoft.com/office/drawing/2015/9/8/chartex" xmlns:cx2="http://schemas.microsoft.com/office/drawing/2015/10/21/chartex" xmlns:cx3="http://schemas.microsoft.com/office/drawing/2016/5/9/chartex" xmlns:cx4="http://schemas.microsoft.com/office/drawing/2016/5/10/chartex" xmlns:cx5="http://schemas.microsoft.com/office/drawing/2016/5/11/chartex" xmlns:cx6="http://schemas.microsoft.com/office/drawing/2016/5/12/chartex" xmlns:cx7="http://schemas.microsoft.com/office/drawing/2016/5/13/chartex" xmlns:cx8="http://schemas.microsoft.com/office/drawing/2016/5/14/chartex" xmlns:mc="http://schemas.openxmlformats.org/markup-compatibility/2006" xmlns:aink="http://schemas.microsoft.com/office/drawing/2016/ink" xmlns:am3d="http://schemas.microsoft.com/office/drawing/2017/model3d" xmlns:o="urn:schemas-microsoft-com:office:office" xmlns:oel="http://schemas.microsoft.com/office/2019/extlst" xmlns:r="http://schemas.openxmlformats.org/officeDocument/2006/relationships" xmlns:m="http://schemas.openxmlformats.org/officeDocument/2006/math" xmlns:v="urn:schemas-microsoft-com:vml" xmlns:wp14="http://schemas.microsoft.com/office/word/2010/wordprocessingDrawing" xmlns:wp="http://schemas.openxmlformats.org/drawingml/2006/wordprocessingDrawing" xmlns:w10="urn:schemas-microsoft-com:office:word" xmlns:w="http://schemas.openxmlformats.org/wordprocessingml/2006/main" xmlns:w14="http://schemas.microsoft.com/office/word/2010/wordml" xmlns:w15="http://schemas.microsoft.com/office/word/2012/wordml" xmlns:w16cex="http://schemas.microsoft.com/office/word/2018/wordml/cex" xmlns:w16cid="http://schemas.microsoft.com/office/word/2016/wordml/cid" xmlns:w16="http://schemas.microsoft.com/office/word/2018/wordml" xmlns:w16du="http://schemas.microsoft.com/office/word/2023/wordml/word16du" xmlns:w16sdtdh="http://schemas.microsoft.com/office/word/2020/wordml/sdtdatahash" xmlns:w16sdtfl="http://schemas.microsoft.com/office/word/2024/wordml/sdtformatlock" xmlns:w16se="http://schemas.microsoft.com/office/word/2015/wordml/symex" xmlns:wpg="http://schemas.microsoft.com/office/word/2010/wordprocessingGroup" xmlns:wpi="http://schemas.microsoft.com/office/word/2010/wordprocessingInk" xmlns:wne="http://schemas.microsoft.com/office/word/2006/wordml" xmlns:wps="http://schemas.microsoft.com/office/word/2010/wordprocessingShape" mc:Ignorable="w14 w15 w16se w16cid w16 w16cex w16sdtdh w16sdtfl w16du wp14">
+<w:document xmlns:wpc="http://schemas.microsoft.com/office/word/2010/wordprocessingCanvas" xmlns:cx="http://schemas.microsoft.com/office/drawing/2014/chartex" xmlns:cx1="http://schemas.microsoft.com/office/drawing/2015/9/8/chartex" xmlns:cx2="http://schemas.microsoft.com/office/drawing/2015/10/21/chartex" xmlns:cx3="http://schemas.microsoft.com/office/drawing/2016/5/9/chartex" xmlns:cx4="http://schemas.microsoft.com/office/drawing/2016/5/10/chartex" xmlns:cx5="http://schemas.microsoft.com/office/drawing/2016/5/11/chartex" xmlns:cx6="http://schemas.microsoft.com/office/drawing/2016/5/12/chartex" xmlns:cx7="http://schemas.microsoft.com/office/drawing/2016/5/13/chartex" xmlns:cx8="http://schemas.microsoft.com/office/drawing/2016/5/14/chartex" xmlns:mc="http://schemas.openxmlformats.org/markup-compatibility/2006" xmlns:aink="http://schemas.microsoft.com/office/drawing/2016/ink" xmlns:am3d="http://schemas.microsoft.com/office/drawing/2017/model3d" xmlns:o="urn:schemas-microsoft-com:office:office" xmlns:oel="http://schemas.microsoft.com/office/2019/extlst" xmlns:r="http://schemas.openxmlformats.org/officeDocument/2006/relationships" xmlns:m="http://schemas.openxmlformats.org/officeDocument/2006/math" xmlns:v="urn:schemas-microsoft-com:vml" xmlns:wp14="http://schemas.microsoft.com/office/word/2010/wordprocessingDrawing" xmlns:wp="http://schemas.openxmlformats.org/drawingml/2006/wordprocessingDrawing" xmlns:w10="urn:schemas-microsoft-com:office:word" xmlns:w="http://schemas.openxmlformats.org/wordprocessingml/2006/main" xmlns:w14="http://schemas.microsoft.com/office/word/2010/wordml" xmlns:w15="http://schemas.microsoft.com/office/word/2012/wordml" xmlns:w16cei="http://schemas.microsoft.com/office/word/2026/wordml/cei" xmlns:w16cex="http://schemas.microsoft.com/office/word/2018/wordml/cex" xmlns:w16cid="http://schemas.microsoft.com/office/word/2016/wordml/cid" xmlns:w16="http://schemas.microsoft.com/office/word/2018/wordml" xmlns:w16du="http://schemas.microsoft.com/office/word/2023/wordml/word16du" xmlns:w16sdtdh="http://schemas.microsoft.com/office/word/2020/wordml/sdtdatahash" xmlns:w16sdtfl="http://schemas.microsoft.com/office/word/2024/wordml/sdtformatlock" xmlns:w16se="http://schemas.microsoft.com/office/word/2015/wordml/symex" xmlns:wpg="http://schemas.microsoft.com/office/word/2010/wordprocessingGroup" xmlns:wpi="http://schemas.microsoft.com/office/word/2010/wordprocessingInk" xmlns:wne="http://schemas.microsoft.com/office/word/2006/wordml" xmlns:wps="http://schemas.microsoft.com/office/word/2010/wordprocessingShape" mc:Ignorable="w14 w15 w16se w16cid w16 w16cex w16sdtdh w16sdtfl w16du wp14">
   <w:body>
     <w:tbl>
       <w:tblPr>
-        <w:tblStyle w:val="Default4"/>
-        <w:tblW w:w="10498" w:type="dxa"/>
-        <w:tblBorders>
-          <w:top w:val="none" w:color="auto" w:sz="0" w:space="0"/>
-          <w:left w:val="none" w:color="auto" w:sz="0" w:space="0"/>
-          <w:bottom w:val="none" w:color="auto" w:sz="0" w:space="0"/>
-          <w:right w:val="none" w:color="auto" w:sz="0" w:space="0"/>
-          <w:insideH w:val="none" w:color="auto" w:sz="0" w:space="0"/>
-          <w:insideV w:val="none" w:color="auto" w:sz="0" w:space="0"/>
-        </w:tblBorders>
-        <w:tblCellMar>
-          <w:left w:w="0" w:type="dxa"/>
-          <w:right w:w="0" w:type="dxa"/>
-        </w:tblCellMar>
-        <w:tblLook w:val="04A0" w:firstRow="1" w:lastRow="0" w:firstColumn="1" w:lastColumn="0" w:noHBand="0" w:noVBand="1"/>
+        <w:tblStyle w:val="BCBlockTable"/>
+        <w:tblW w:w="5000" w:type="pct"/>
+        <w:tblLook w:val="0620" w:firstRow="1" w:lastRow="0" w:firstColumn="0" w:lastColumn="0" w:noHBand="1" w:noVBand="1"/>
+        <w:tblCaption w:val="Table 1"/>
+        <w:tblDescription w:val="Layout table. Used for positioning, not for tabular data."/>
       </w:tblPr>
       <w:tblGrid>
         <w:gridCol w:w="2620"/>
-        <w:gridCol w:w="4378"/>
-        <w:gridCol w:w="3500"/>
+        <w:gridCol w:w="4376"/>
+        <w:gridCol w:w="3499"/>
       </w:tblGrid>
       <w:tr>
         <w:trPr>
           <w:cnfStyle w:val="100000000000" w:firstRow="1" w:lastRow="0" w:firstColumn="0" w:lastColumn="0" w:oddVBand="0" w:evenVBand="0" w:oddHBand="0" w:evenHBand="0" w:firstRowFirstColumn="0" w:firstRowLastColumn="0" w:lastRowFirstColumn="0" w:lastRowLastColumn="0"/>
+          <w:cantSplit/>
           <w:trHeight w:val="302"/>
         </w:trPr>
         <w:sdt>
           <w:sdtPr>
-            <w:rPr>
-              <w:rFonts w:ascii="Segoe UI Semibold (Header)" w:hAnsi="Segoe UI Semibold (Header)"/>
-              <w:sz w:val="22"/>
-              <w:szCs w:val="22"/>
-            </w:rPr>
             <w:alias w:val="#Nav: /Purchase_Header/BuyFromAddr1"/>
             <w:tag w:val="#Nav: Standard_Purchase_Order/1322"/>
             <w:id w:val="556051400"/>
             <w:placeholder>
               <w:docPart w:val="1DA4C8743D694A2698D13558EF5E16E0"/>
             </w:placeholder>
-            <w:dataBinding w:prefixMappings="xmlns:ns0='urn:microsoft-dynamics-nav/reports/Standard_Purchase_Order/1322/'" w:xpath="/ns0:NavWordReportXmlPart[1]/ns0:Purchase_Header[1]/ns0:BuyFromAddr1[1]" w:storeItemID="{7C9D7B99-3F0A-4DC8-9D28-B3E523DBEA5C}"/>
+            <w:dataBinding w:prefixMappings="&lt;xmlns:ns0='urn:microsoft-dynamics-nav/reports/Standard_Purchase_Order/1322/' " w:xpath="/ns0:NavWordReportXmlPart[1]/ns0:Purchase_Header[1]/ns0:BuyFromAddr1[1]" w:storeItemID="{7C9D7B99-3F0A-4DC8-9D28-B3E523DBEA5C}"/>
             <w:text/>
           </w:sdtPr>
+          <w:sdtEndPr/>
           <w:sdtContent>
             <w:tc>
               <w:tcPr>
-                <w:tcW w:w="2620" w:type="dxa"/>
+                <w:tcW w:w="1248" w:type="pct"/>
               </w:tcPr>
               <w:p>
                 <w:pPr>
-                  <w:pStyle w:val="Heading2"/>
+                  <w:pStyle w:val="BCLabel"/>
                   <w:spacing w:line="276" w:lineRule="auto"/>
-                  <w:rPr>
-                    <w:rFonts w:ascii="Segoe UI Semibold (Header)" w:hAnsi="Segoe UI Semibold (Header)" w:eastAsia="Aptos" w:cs="Segoe UI Semibold"/>
-                    <w:color w:val="242424"/>
-                    <w:sz w:val="22"/>
-                    <w:szCs w:val="22"/>
-                  </w:rPr>
                 </w:pPr>
                 <w:r>
-                  <w:rPr>
-                    <w:rFonts w:ascii="Segoe UI Semibold (Header)" w:hAnsi="Segoe UI Semibold (Header)"/>
-                    <w:sz w:val="22"/>
-                    <w:szCs w:val="22"/>
-                  </w:rPr>
                   <w:t>BuyFromAddr1</w:t>
                 </w:r>
               </w:p>
@@ -76,87 +52,59 @@
         </w:sdt>
         <w:sdt>
           <w:sdtPr>
-            <w:rPr>
-              <w:rFonts w:ascii="Segoe UI Semibold (Header)" w:hAnsi="Segoe UI Semibold (Header)" w:cs="Segoe UI"/>
-              <w:sz w:val="22"/>
-              <w:szCs w:val="22"/>
-            </w:rPr>
             <w:alias w:val="#Nav: /Purchase_Header/ShiptoAddress_Lbl"/>
             <w:tag w:val="#Nav: Standard_Purchase_Order/1322"/>
             <w:id w:val="-783800014"/>
             <w:placeholder>
               <w:docPart w:val="33283D8748474968937D0F6FD002E16A"/>
             </w:placeholder>
-            <w:dataBinding w:prefixMappings="xmlns:ns0='urn:microsoft-dynamics-nav/reports/Standard_Purchase_Order/1322/'" w:xpath="/ns0:NavWordReportXmlPart[1]/ns0:Purchase_Header[1]/ns0:ShiptoAddress_Lbl[1]" w:storeItemID="{7C9D7B99-3F0A-4DC8-9D28-B3E523DBEA5C}"/>
+            <w:dataBinding w:prefixMappings="&lt;xmlns:ns0='urn:microsoft-dynamics-nav/reports/Standard_Purchase_Order/1322/' " w:xpath="/ns0:NavWordReportXmlPart[1]/ns0:Purchase_Header[1]/ns0:ShiptoAddress_Lbl[1]" w:storeItemID="{7C9D7B99-3F0A-4DC8-9D28-B3E523DBEA5C}"/>
             <w:text/>
           </w:sdtPr>
+          <w:sdtEndPr/>
           <w:sdtContent>
             <w:tc>
               <w:tcPr>
-                <w:tcW w:w="4378" w:type="dxa"/>
+                <w:tcW w:w="2085" w:type="pct"/>
               </w:tcPr>
               <w:p>
                 <w:pPr>
-                  <w:pStyle w:val="Heading2"/>
+                  <w:pStyle w:val="BCLabel"/>
                   <w:spacing w:line="276" w:lineRule="auto"/>
-                  <w:rPr>
-                    <w:rFonts w:ascii="Segoe UI Semibold (Header)" w:hAnsi="Segoe UI Semibold (Header)" w:eastAsia="Aptos" w:cs="Segoe UI Semibold"/>
-                    <w:color w:val="242424"/>
-                    <w:sz w:val="22"/>
-                    <w:szCs w:val="22"/>
-                  </w:rPr>
                 </w:pPr>
+                <w:proofErr w:type="spellStart"/>
                 <w:r>
-                  <w:rPr>
-                    <w:rFonts w:ascii="Segoe UI Semibold (Header)" w:hAnsi="Segoe UI Semibold (Header)" w:cs="Segoe UI"/>
-                    <w:sz w:val="22"/>
-                    <w:szCs w:val="22"/>
-                  </w:rPr>
                   <w:t>ShiptoAddress_Lbl</w:t>
                 </w:r>
+                <w:proofErr w:type="spellEnd"/>
               </w:p>
             </w:tc>
           </w:sdtContent>
         </w:sdt>
         <w:sdt>
           <w:sdtPr>
-            <w:rPr>
-              <w:rFonts w:ascii="Segoe UI Semibold (Header)" w:hAnsi="Segoe UI Semibold (Header)" w:eastAsia="Times New Roman" w:cs="Segoe UI Semibold"/>
-              <w:sz w:val="22"/>
-              <w:szCs w:val="22"/>
-            </w:rPr>
             <w:alias w:val="#Nav: /Purchase_Header/CompanyAddress1"/>
             <w:tag w:val="#Nav: Standard_Purchase_Order/1322"/>
             <w:id w:val="1751308355"/>
             <w:placeholder>
               <w:docPart w:val="8309F8F354594F6C941F13F22FA36BA8"/>
             </w:placeholder>
-            <w:dataBinding w:prefixMappings="xmlns:ns0='urn:microsoft-dynamics-nav/reports/Standard_Purchase_Order/1322/'" w:xpath="/ns0:NavWordReportXmlPart[1]/ns0:Purchase_Header[1]/ns0:CompanyAddress1[1]" w:storeItemID="{7C9D7B99-3F0A-4DC8-9D28-B3E523DBEA5C}"/>
+            <w:dataBinding w:prefixMappings="&lt;xmlns:ns0='urn:microsoft-dynamics-nav/reports/Standard_Purchase_Order/1322/' " w:xpath="/ns0:NavWordReportXmlPart[1]/ns0:Purchase_Header[1]/ns0:CompanyAddress1[1]" w:storeItemID="{7C9D7B99-3F0A-4DC8-9D28-B3E523DBEA5C}"/>
             <w:text/>
           </w:sdtPr>
+          <w:sdtEndPr/>
           <w:sdtContent>
             <w:tc>
               <w:tcPr>
-                <w:tcW w:w="3500" w:type="dxa"/>
+                <w:tcW w:w="1667" w:type="pct"/>
               </w:tcPr>
               <w:p>
                 <w:pPr>
-                  <w:pStyle w:val="Heading2"/>
+                  <w:pStyle w:val="BCLabelNumber"/>
                   <w:spacing w:line="276" w:lineRule="auto"/>
                   <w:jc w:val="right"/>
-                  <w:rPr>
-                    <w:rFonts w:ascii="Segoe UI Semibold (Header)" w:hAnsi="Segoe UI Semibold (Header)" w:eastAsia="Aptos" w:cs="Segoe UI Semibold"/>
-                    <w:color w:val="242424"/>
-                    <w:sz w:val="22"/>
-                    <w:szCs w:val="22"/>
-                  </w:rPr>
                 </w:pPr>
                 <w:r>
-                  <w:rPr>
-                    <w:rFonts w:ascii="Segoe UI Semibold (Header)" w:hAnsi="Segoe UI Semibold (Header)" w:eastAsia="Times New Roman" w:cs="Segoe UI Semibold"/>
-                    <w:sz w:val="22"/>
-                    <w:szCs w:val="22"/>
-                  </w:rPr>
                   <w:t>CompanyAddress1</w:t>
                 </w:r>
               </w:p>
@@ -165,43 +113,31 @@
         </w:sdt>
       </w:tr>
       <w:tr>
+        <w:trPr>
+          <w:cantSplit/>
+        </w:trPr>
         <w:sdt>
           <w:sdtPr>
-            <w:rPr>
-              <w:rFonts w:asciiTheme="minorHAnsi" w:hAnsiTheme="minorHAnsi"/>
-              <w:sz w:val="22"/>
-              <w:szCs w:val="22"/>
-            </w:rPr>
             <w:alias w:val="#Nav: /Purchase_Header/BuyFromAddr2"/>
             <w:tag w:val="#Nav: Standard_Purchase_Order/1322"/>
             <w:id w:val="-1972278367"/>
             <w:placeholder>
               <w:docPart w:val="BA1E709591314C638DC9A3CB245FE71E"/>
             </w:placeholder>
-            <w:dataBinding w:prefixMappings="xmlns:ns0='urn:microsoft-dynamics-nav/reports/Standard_Purchase_Order/1322/'" w:xpath="/ns0:NavWordReportXmlPart[1]/ns0:Purchase_Header[1]/ns0:BuyFromAddr2[1]" w:storeItemID="{7C9D7B99-3F0A-4DC8-9D28-B3E523DBEA5C}"/>
+            <w:dataBinding w:prefixMappings="&lt;xmlns:ns0='urn:microsoft-dynamics-nav/reports/Standard_Purchase_Order/1322/' " w:xpath="/ns0:NavWordReportXmlPart[1]/ns0:Purchase_Header[1]/ns0:BuyFromAddr2[1]" w:storeItemID="{7C9D7B99-3F0A-4DC8-9D28-B3E523DBEA5C}"/>
             <w:text/>
           </w:sdtPr>
+          <w:sdtEndPr/>
           <w:sdtContent>
             <w:tc>
               <w:tcPr>
-                <w:tcW w:w="2620" w:type="dxa"/>
+                <w:tcW w:w="1248" w:type="pct"/>
               </w:tcPr>
               <w:p>
                 <w:pPr>
-                  <w:spacing w:after="0"/>
-                  <w:rPr>
-                    <w:rFonts w:eastAsia="Aptos" w:cs="Segoe UI" w:asciiTheme="minorHAnsi" w:hAnsiTheme="minorHAnsi"/>
-                    <w:color w:val="242424"/>
-                    <w:sz w:val="22"/>
-                    <w:szCs w:val="22"/>
-                  </w:rPr>
+                  <w:pStyle w:val="NoSpacing"/>
                 </w:pPr>
                 <w:r>
-                  <w:rPr>
-                    <w:rFonts w:asciiTheme="minorHAnsi" w:hAnsiTheme="minorHAnsi"/>
-                    <w:sz w:val="22"/>
-                    <w:szCs w:val="22"/>
-                  </w:rPr>
                   <w:t>BuyFromAddr2</w:t>
                 </w:r>
               </w:p>
@@ -210,41 +146,26 @@
         </w:sdt>
         <w:sdt>
           <w:sdtPr>
-            <w:rPr>
-              <w:rFonts w:asciiTheme="minorHAnsi" w:hAnsiTheme="minorHAnsi"/>
-              <w:sz w:val="22"/>
-              <w:szCs w:val="22"/>
-            </w:rPr>
             <w:alias w:val="#Nav: /Purchase_Header/ShipToAddr1"/>
             <w:tag w:val="#Nav: Standard_Purchase_Order/1322"/>
             <w:id w:val="-1398583048"/>
             <w:placeholder>
               <w:docPart w:val="952FAAE2338344FDB9F40FBD76FB520C"/>
             </w:placeholder>
-            <w:dataBinding w:prefixMappings="xmlns:ns0='urn:microsoft-dynamics-nav/reports/Standard_Purchase_Order/1322/'" w:xpath="/ns0:NavWordReportXmlPart[1]/ns0:Purchase_Header[1]/ns0:ShipToAddr1[1]" w:storeItemID="{7C9D7B99-3F0A-4DC8-9D28-B3E523DBEA5C}"/>
+            <w:dataBinding w:prefixMappings="&lt;xmlns:ns0='urn:microsoft-dynamics-nav/reports/Standard_Purchase_Order/1322/' " w:xpath="/ns0:NavWordReportXmlPart[1]/ns0:Purchase_Header[1]/ns0:ShipToAddr1[1]" w:storeItemID="{7C9D7B99-3F0A-4DC8-9D28-B3E523DBEA5C}"/>
             <w:text/>
           </w:sdtPr>
+          <w:sdtEndPr/>
           <w:sdtContent>
             <w:tc>
               <w:tcPr>
-                <w:tcW w:w="4378" w:type="dxa"/>
+                <w:tcW w:w="2085" w:type="pct"/>
               </w:tcPr>
               <w:p>
                 <w:pPr>
-                  <w:spacing w:after="0"/>
-                  <w:rPr>
-                    <w:rFonts w:eastAsia="Aptos" w:cs="Segoe UI" w:asciiTheme="minorHAnsi" w:hAnsiTheme="minorHAnsi"/>
-                    <w:color w:val="242424"/>
-                    <w:sz w:val="22"/>
-                    <w:szCs w:val="22"/>
-                  </w:rPr>
+                  <w:pStyle w:val="NoSpacing"/>
                 </w:pPr>
                 <w:r>
-                  <w:rPr>
-                    <w:rFonts w:asciiTheme="minorHAnsi" w:hAnsiTheme="minorHAnsi"/>
-                    <w:sz w:val="22"/>
-                    <w:szCs w:val="22"/>
-                  </w:rPr>
                   <w:t>ShipToAddr1</w:t>
                 </w:r>
               </w:p>
@@ -253,42 +174,27 @@
         </w:sdt>
         <w:sdt>
           <w:sdtPr>
-            <w:rPr>
-              <w:rFonts w:asciiTheme="minorHAnsi" w:hAnsiTheme="minorHAnsi"/>
-              <w:sz w:val="22"/>
-              <w:szCs w:val="22"/>
-            </w:rPr>
             <w:alias w:val="#Nav: /Purchase_Header/CompanyAddress2"/>
             <w:tag w:val="#Nav: Standard_Purchase_Order/1322"/>
             <w:id w:val="-377248531"/>
             <w:placeholder>
               <w:docPart w:val="BDEACAE9C598479A93F2D31D5932A2EE"/>
             </w:placeholder>
-            <w:dataBinding w:prefixMappings="xmlns:ns0='urn:microsoft-dynamics-nav/reports/Standard_Purchase_Order/1322/'" w:xpath="/ns0:NavWordReportXmlPart[1]/ns0:Purchase_Header[1]/ns0:CompanyAddress2[1]" w:storeItemID="{7C9D7B99-3F0A-4DC8-9D28-B3E523DBEA5C}"/>
+            <w:dataBinding w:prefixMappings="&lt;xmlns:ns0='urn:microsoft-dynamics-nav/reports/Standard_Purchase_Order/1322/' " w:xpath="/ns0:NavWordReportXmlPart[1]/ns0:Purchase_Header[1]/ns0:CompanyAddress2[1]" w:storeItemID="{7C9D7B99-3F0A-4DC8-9D28-B3E523DBEA5C}"/>
             <w:text/>
           </w:sdtPr>
+          <w:sdtEndPr/>
           <w:sdtContent>
             <w:tc>
               <w:tcPr>
-                <w:tcW w:w="3500" w:type="dxa"/>
+                <w:tcW w:w="1667" w:type="pct"/>
               </w:tcPr>
               <w:p>
                 <w:pPr>
-                  <w:spacing w:after="0"/>
+                  <w:pStyle w:val="BCNumber"/>
                   <w:jc w:val="right"/>
-                  <w:rPr>
-                    <w:rFonts w:eastAsia="Aptos" w:cs="Segoe UI" w:asciiTheme="minorHAnsi" w:hAnsiTheme="minorHAnsi"/>
-                    <w:color w:val="242424"/>
-                    <w:sz w:val="22"/>
-                    <w:szCs w:val="22"/>
-                  </w:rPr>
                 </w:pPr>
                 <w:r>
-                  <w:rPr>
-                    <w:rFonts w:asciiTheme="minorHAnsi" w:hAnsiTheme="minorHAnsi"/>
-                    <w:sz w:val="22"/>
-                    <w:szCs w:val="22"/>
-                  </w:rPr>
                   <w:t>CompanyAddress2</w:t>
                 </w:r>
               </w:p>
@@ -297,43 +203,31 @@
         </w:sdt>
       </w:tr>
       <w:tr>
+        <w:trPr>
+          <w:cantSplit/>
+        </w:trPr>
         <w:sdt>
           <w:sdtPr>
-            <w:rPr>
-              <w:rFonts w:asciiTheme="minorHAnsi" w:hAnsiTheme="minorHAnsi"/>
-              <w:sz w:val="22"/>
-              <w:szCs w:val="22"/>
-            </w:rPr>
             <w:alias w:val="#Nav: /Purchase_Header/BuyFromAddr3"/>
             <w:tag w:val="#Nav: Standard_Purchase_Order/1322"/>
             <w:id w:val="1540935699"/>
             <w:placeholder>
               <w:docPart w:val="DB9EA8F20F74477DB2B91F3B736B22CF"/>
             </w:placeholder>
-            <w:dataBinding w:prefixMappings="xmlns:ns0='urn:microsoft-dynamics-nav/reports/Standard_Purchase_Order/1322/'" w:xpath="/ns0:NavWordReportXmlPart[1]/ns0:Purchase_Header[1]/ns0:BuyFromAddr3[1]" w:storeItemID="{7C9D7B99-3F0A-4DC8-9D28-B3E523DBEA5C}"/>
+            <w:dataBinding w:prefixMappings="&lt;xmlns:ns0='urn:microsoft-dynamics-nav/reports/Standard_Purchase_Order/1322/' " w:xpath="/ns0:NavWordReportXmlPart[1]/ns0:Purchase_Header[1]/ns0:BuyFromAddr3[1]" w:storeItemID="{7C9D7B99-3F0A-4DC8-9D28-B3E523DBEA5C}"/>
             <w:text/>
           </w:sdtPr>
+          <w:sdtEndPr/>
           <w:sdtContent>
             <w:tc>
               <w:tcPr>
-                <w:tcW w:w="2620" w:type="dxa"/>
+                <w:tcW w:w="1248" w:type="pct"/>
               </w:tcPr>
               <w:p>
                 <w:pPr>
-                  <w:spacing w:after="0"/>
-                  <w:rPr>
-                    <w:rFonts w:eastAsia="Aptos" w:cs="Segoe UI" w:asciiTheme="minorHAnsi" w:hAnsiTheme="minorHAnsi"/>
-                    <w:color w:val="242424"/>
-                    <w:sz w:val="22"/>
-                    <w:szCs w:val="22"/>
-                  </w:rPr>
+                  <w:pStyle w:val="NoSpacing"/>
                 </w:pPr>
                 <w:r>
-                  <w:rPr>
-                    <w:rFonts w:asciiTheme="minorHAnsi" w:hAnsiTheme="minorHAnsi"/>
-                    <w:sz w:val="22"/>
-                    <w:szCs w:val="22"/>
-                  </w:rPr>
                   <w:t>BuyFromAddr3</w:t>
                 </w:r>
               </w:p>
@@ -342,41 +236,26 @@
         </w:sdt>
         <w:sdt>
           <w:sdtPr>
-            <w:rPr>
-              <w:rFonts w:asciiTheme="minorHAnsi" w:hAnsiTheme="minorHAnsi"/>
-              <w:sz w:val="22"/>
-              <w:szCs w:val="22"/>
-            </w:rPr>
             <w:alias w:val="#Nav: /Purchase_Header/ShipToAddr2"/>
             <w:tag w:val="#Nav: Standard_Purchase_Order/1322"/>
             <w:id w:val="-2070877239"/>
             <w:placeholder>
               <w:docPart w:val="8F033E1B442D438A9770AFF1588F250D"/>
             </w:placeholder>
-            <w:dataBinding w:prefixMappings="xmlns:ns0='urn:microsoft-dynamics-nav/reports/Standard_Purchase_Order/1322/'" w:xpath="/ns0:NavWordReportXmlPart[1]/ns0:Purchase_Header[1]/ns0:ShipToAddr2[1]" w:storeItemID="{7C9D7B99-3F0A-4DC8-9D28-B3E523DBEA5C}"/>
+            <w:dataBinding w:prefixMappings="&lt;xmlns:ns0='urn:microsoft-dynamics-nav/reports/Standard_Purchase_Order/1322/' " w:xpath="/ns0:NavWordReportXmlPart[1]/ns0:Purchase_Header[1]/ns0:ShipToAddr2[1]" w:storeItemID="{7C9D7B99-3F0A-4DC8-9D28-B3E523DBEA5C}"/>
             <w:text/>
           </w:sdtPr>
+          <w:sdtEndPr/>
           <w:sdtContent>
             <w:tc>
               <w:tcPr>
-                <w:tcW w:w="4378" w:type="dxa"/>
+                <w:tcW w:w="2085" w:type="pct"/>
               </w:tcPr>
               <w:p>
                 <w:pPr>
-                  <w:spacing w:after="0"/>
-                  <w:rPr>
-                    <w:rFonts w:eastAsia="Aptos" w:cs="Segoe UI" w:asciiTheme="minorHAnsi" w:hAnsiTheme="minorHAnsi"/>
-                    <w:color w:val="242424"/>
-                    <w:sz w:val="22"/>
-                    <w:szCs w:val="22"/>
-                  </w:rPr>
+                  <w:pStyle w:val="NoSpacing"/>
                 </w:pPr>
                 <w:r>
-                  <w:rPr>
-                    <w:rFonts w:asciiTheme="minorHAnsi" w:hAnsiTheme="minorHAnsi"/>
-                    <w:sz w:val="22"/>
-                    <w:szCs w:val="22"/>
-                  </w:rPr>
                   <w:t>ShipToAddr2</w:t>
                 </w:r>
               </w:p>
@@ -385,42 +264,27 @@
         </w:sdt>
         <w:sdt>
           <w:sdtPr>
-            <w:rPr>
-              <w:rFonts w:asciiTheme="minorHAnsi" w:hAnsiTheme="minorHAnsi"/>
-              <w:sz w:val="22"/>
-              <w:szCs w:val="22"/>
-            </w:rPr>
             <w:alias w:val="#Nav: /Purchase_Header/CompanyAddress3"/>
             <w:tag w:val="#Nav: Standard_Purchase_Order/1322"/>
             <w:id w:val="-2041576038"/>
             <w:placeholder>
               <w:docPart w:val="B60DB7D3066C42239B7622A5110F83EA"/>
             </w:placeholder>
-            <w:dataBinding w:prefixMappings="xmlns:ns0='urn:microsoft-dynamics-nav/reports/Standard_Purchase_Order/1322/'" w:xpath="/ns0:NavWordReportXmlPart[1]/ns0:Purchase_Header[1]/ns0:CompanyAddress3[1]" w:storeItemID="{7C9D7B99-3F0A-4DC8-9D28-B3E523DBEA5C}"/>
+            <w:dataBinding w:prefixMappings="&lt;xmlns:ns0='urn:microsoft-dynamics-nav/reports/Standard_Purchase_Order/1322/' " w:xpath="/ns0:NavWordReportXmlPart[1]/ns0:Purchase_Header[1]/ns0:CompanyAddress3[1]" w:storeItemID="{7C9D7B99-3F0A-4DC8-9D28-B3E523DBEA5C}"/>
             <w:text/>
           </w:sdtPr>
+          <w:sdtEndPr/>
           <w:sdtContent>
             <w:tc>
               <w:tcPr>
-                <w:tcW w:w="3500" w:type="dxa"/>
+                <w:tcW w:w="1667" w:type="pct"/>
               </w:tcPr>
               <w:p>
                 <w:pPr>
-                  <w:spacing w:after="0"/>
+                  <w:pStyle w:val="BCNumber"/>
                   <w:jc w:val="right"/>
-                  <w:rPr>
-                    <w:rFonts w:eastAsia="Aptos" w:cs="Segoe UI" w:asciiTheme="minorHAnsi" w:hAnsiTheme="minorHAnsi"/>
-                    <w:color w:val="242424"/>
-                    <w:sz w:val="22"/>
-                    <w:szCs w:val="22"/>
-                  </w:rPr>
                 </w:pPr>
                 <w:r>
-                  <w:rPr>
-                    <w:rFonts w:asciiTheme="minorHAnsi" w:hAnsiTheme="minorHAnsi"/>
-                    <w:sz w:val="22"/>
-                    <w:szCs w:val="22"/>
-                  </w:rPr>
                   <w:t>CompanyAddress3</w:t>
                 </w:r>
               </w:p>
@@ -429,43 +293,31 @@
         </w:sdt>
       </w:tr>
       <w:tr>
+        <w:trPr>
+          <w:cantSplit/>
+        </w:trPr>
         <w:sdt>
           <w:sdtPr>
-            <w:rPr>
-              <w:rFonts w:asciiTheme="minorHAnsi" w:hAnsiTheme="minorHAnsi"/>
-              <w:sz w:val="22"/>
-              <w:szCs w:val="22"/>
-            </w:rPr>
             <w:alias w:val="#Nav: /Purchase_Header/BuyFromAddr4"/>
             <w:tag w:val="#Nav: Standard_Purchase_Order/1322"/>
             <w:id w:val="-468134220"/>
             <w:placeholder>
               <w:docPart w:val="F0A29D26154A452C9EAF4D553846C654"/>
             </w:placeholder>
-            <w:dataBinding w:prefixMappings="xmlns:ns0='urn:microsoft-dynamics-nav/reports/Standard_Purchase_Order/1322/'" w:xpath="/ns0:NavWordReportXmlPart[1]/ns0:Purchase_Header[1]/ns0:BuyFromAddr4[1]" w:storeItemID="{7C9D7B99-3F0A-4DC8-9D28-B3E523DBEA5C}"/>
+            <w:dataBinding w:prefixMappings="&lt;xmlns:ns0='urn:microsoft-dynamics-nav/reports/Standard_Purchase_Order/1322/' " w:xpath="/ns0:NavWordReportXmlPart[1]/ns0:Purchase_Header[1]/ns0:BuyFromAddr4[1]" w:storeItemID="{7C9D7B99-3F0A-4DC8-9D28-B3E523DBEA5C}"/>
             <w:text/>
           </w:sdtPr>
+          <w:sdtEndPr/>
           <w:sdtContent>
             <w:tc>
               <w:tcPr>
-                <w:tcW w:w="2620" w:type="dxa"/>
+                <w:tcW w:w="1248" w:type="pct"/>
               </w:tcPr>
               <w:p>
                 <w:pPr>
-                  <w:spacing w:after="0"/>
-                  <w:rPr>
-                    <w:rFonts w:eastAsia="Aptos" w:cs="Segoe UI" w:asciiTheme="minorHAnsi" w:hAnsiTheme="minorHAnsi"/>
-                    <w:color w:val="242424"/>
-                    <w:sz w:val="22"/>
-                    <w:szCs w:val="22"/>
-                  </w:rPr>
+                  <w:pStyle w:val="NoSpacing"/>
                 </w:pPr>
                 <w:r>
-                  <w:rPr>
-                    <w:rFonts w:asciiTheme="minorHAnsi" w:hAnsiTheme="minorHAnsi"/>
-                    <w:sz w:val="22"/>
-                    <w:szCs w:val="22"/>
-                  </w:rPr>
                   <w:t>BuyFromAddr4</w:t>
                 </w:r>
               </w:p>
@@ -474,41 +326,26 @@
         </w:sdt>
         <w:sdt>
           <w:sdtPr>
-            <w:rPr>
-              <w:rFonts w:asciiTheme="minorHAnsi" w:hAnsiTheme="minorHAnsi" w:cstheme="minorHAnsi"/>
-              <w:sz w:val="22"/>
-              <w:szCs w:val="22"/>
-            </w:rPr>
             <w:alias w:val="#Nav: /Purchase_Header/ShipToAddr3"/>
             <w:tag w:val="#Nav: Standard_Purchase_Order/1322"/>
             <w:id w:val="-568497570"/>
             <w:placeholder>
               <w:docPart w:val="4DB515404FAF4A9489692DBB591C2476"/>
             </w:placeholder>
-            <w:dataBinding w:prefixMappings="xmlns:ns0='urn:microsoft-dynamics-nav/reports/Standard_Purchase_Order/1322/'" w:xpath="/ns0:NavWordReportXmlPart[1]/ns0:Purchase_Header[1]/ns0:ShipToAddr3[1]" w:storeItemID="{7C9D7B99-3F0A-4DC8-9D28-B3E523DBEA5C}"/>
+            <w:dataBinding w:prefixMappings="&lt;xmlns:ns0='urn:microsoft-dynamics-nav/reports/Standard_Purchase_Order/1322/' " w:xpath="/ns0:NavWordReportXmlPart[1]/ns0:Purchase_Header[1]/ns0:ShipToAddr3[1]" w:storeItemID="{7C9D7B99-3F0A-4DC8-9D28-B3E523DBEA5C}"/>
             <w:text/>
           </w:sdtPr>
+          <w:sdtEndPr/>
           <w:sdtContent>
             <w:tc>
               <w:tcPr>
-                <w:tcW w:w="4378" w:type="dxa"/>
+                <w:tcW w:w="2085" w:type="pct"/>
               </w:tcPr>
               <w:p>
                 <w:pPr>
-                  <w:spacing w:after="0"/>
-                  <w:rPr>
-                    <w:rFonts w:eastAsia="Aptos" w:cs="Segoe UI" w:asciiTheme="minorHAnsi" w:hAnsiTheme="minorHAnsi"/>
-                    <w:color w:val="242424"/>
-                    <w:sz w:val="22"/>
-                    <w:szCs w:val="22"/>
-                  </w:rPr>
+                  <w:pStyle w:val="NoSpacing"/>
                 </w:pPr>
                 <w:r>
-                  <w:rPr>
-                    <w:rFonts w:asciiTheme="minorHAnsi" w:hAnsiTheme="minorHAnsi" w:cstheme="minorHAnsi"/>
-                    <w:sz w:val="22"/>
-                    <w:szCs w:val="22"/>
-                  </w:rPr>
                   <w:t>ShipToAddr3</w:t>
                 </w:r>
               </w:p>
@@ -517,42 +354,27 @@
         </w:sdt>
         <w:sdt>
           <w:sdtPr>
-            <w:rPr>
-              <w:rFonts w:eastAsia="Aptos" w:cs="Times New Roman" w:asciiTheme="minorHAnsi" w:hAnsiTheme="minorHAnsi"/>
-              <w:sz w:val="22"/>
-              <w:szCs w:val="22"/>
-            </w:rPr>
             <w:alias w:val="#Nav: /Purchase_Header/CompanyAddress4"/>
             <w:tag w:val="#Nav: Standard_Purchase_Order/1322"/>
             <w:id w:val="880900199"/>
             <w:placeholder>
               <w:docPart w:val="22F0DC2587924F6C86DF2AC4DCF8864F"/>
             </w:placeholder>
-            <w:dataBinding w:prefixMappings="xmlns:ns0='urn:microsoft-dynamics-nav/reports/Standard_Purchase_Order/1322/'" w:xpath="/ns0:NavWordReportXmlPart[1]/ns0:Purchase_Header[1]/ns0:CompanyAddress4[1]" w:storeItemID="{7C9D7B99-3F0A-4DC8-9D28-B3E523DBEA5C}"/>
+            <w:dataBinding w:prefixMappings="&lt;xmlns:ns0='urn:microsoft-dynamics-nav/reports/Standard_Purchase_Order/1322/' " w:xpath="/ns0:NavWordReportXmlPart[1]/ns0:Purchase_Header[1]/ns0:CompanyAddress4[1]" w:storeItemID="{7C9D7B99-3F0A-4DC8-9D28-B3E523DBEA5C}"/>
             <w:text/>
           </w:sdtPr>
+          <w:sdtEndPr/>
           <w:sdtContent>
             <w:tc>
               <w:tcPr>
-                <w:tcW w:w="3500" w:type="dxa"/>
+                <w:tcW w:w="1667" w:type="pct"/>
               </w:tcPr>
               <w:p>
                 <w:pPr>
-                  <w:spacing w:after="0"/>
+                  <w:pStyle w:val="BCNumber"/>
                   <w:jc w:val="right"/>
-                  <w:rPr>
-                    <w:rFonts w:eastAsia="Aptos" w:cs="Segoe UI" w:asciiTheme="minorHAnsi" w:hAnsiTheme="minorHAnsi"/>
-                    <w:color w:val="242424"/>
-                    <w:sz w:val="22"/>
-                    <w:szCs w:val="22"/>
-                  </w:rPr>
                 </w:pPr>
                 <w:r>
-                  <w:rPr>
-                    <w:rFonts w:eastAsia="Aptos" w:cs="Times New Roman" w:asciiTheme="minorHAnsi" w:hAnsiTheme="minorHAnsi"/>
-                    <w:sz w:val="22"/>
-                    <w:szCs w:val="22"/>
-                  </w:rPr>
                   <w:t>CompanyAddress4</w:t>
                 </w:r>
               </w:p>
@@ -561,43 +383,31 @@
         </w:sdt>
       </w:tr>
       <w:tr>
+        <w:trPr>
+          <w:cantSplit/>
+        </w:trPr>
         <w:sdt>
           <w:sdtPr>
-            <w:rPr>
-              <w:rFonts w:asciiTheme="minorHAnsi" w:hAnsiTheme="minorHAnsi"/>
-              <w:sz w:val="22"/>
-              <w:szCs w:val="22"/>
-            </w:rPr>
             <w:alias w:val="#Nav: /Purchase_Header/BuyFromAddr5"/>
             <w:tag w:val="#Nav: Standard_Purchase_Order/1322"/>
             <w:id w:val="308761058"/>
             <w:placeholder>
               <w:docPart w:val="17CD9541826947FDB1CE3DEE3B266F47"/>
             </w:placeholder>
-            <w:dataBinding w:prefixMappings="xmlns:ns0='urn:microsoft-dynamics-nav/reports/Standard_Purchase_Order/1322/'" w:xpath="/ns0:NavWordReportXmlPart[1]/ns0:Purchase_Header[1]/ns0:BuyFromAddr5[1]" w:storeItemID="{7C9D7B99-3F0A-4DC8-9D28-B3E523DBEA5C}"/>
+            <w:dataBinding w:prefixMappings="&lt;xmlns:ns0='urn:microsoft-dynamics-nav/reports/Standard_Purchase_Order/1322/' " w:xpath="/ns0:NavWordReportXmlPart[1]/ns0:Purchase_Header[1]/ns0:BuyFromAddr5[1]" w:storeItemID="{7C9D7B99-3F0A-4DC8-9D28-B3E523DBEA5C}"/>
             <w:text/>
           </w:sdtPr>
+          <w:sdtEndPr/>
           <w:sdtContent>
             <w:tc>
               <w:tcPr>
-                <w:tcW w:w="2620" w:type="dxa"/>
+                <w:tcW w:w="1248" w:type="pct"/>
               </w:tcPr>
               <w:p>
                 <w:pPr>
-                  <w:spacing w:after="0"/>
-                  <w:rPr>
-                    <w:rFonts w:eastAsia="Aptos" w:cs="Segoe UI" w:asciiTheme="minorHAnsi" w:hAnsiTheme="minorHAnsi"/>
-                    <w:color w:val="242424"/>
-                    <w:sz w:val="22"/>
-                    <w:szCs w:val="22"/>
-                  </w:rPr>
+                  <w:pStyle w:val="NoSpacing"/>
                 </w:pPr>
                 <w:r>
-                  <w:rPr>
-                    <w:rFonts w:asciiTheme="minorHAnsi" w:hAnsiTheme="minorHAnsi"/>
-                    <w:sz w:val="22"/>
-                    <w:szCs w:val="22"/>
-                  </w:rPr>
                   <w:t>BuyFromAddr5</w:t>
                 </w:r>
               </w:p>
@@ -606,41 +416,26 @@
         </w:sdt>
         <w:sdt>
           <w:sdtPr>
-            <w:rPr>
-              <w:rFonts w:asciiTheme="minorHAnsi" w:hAnsiTheme="minorHAnsi"/>
-              <w:sz w:val="22"/>
-              <w:szCs w:val="22"/>
-            </w:rPr>
             <w:alias w:val="#Nav: /Purchase_Header/ShipToAddr4"/>
             <w:tag w:val="#Nav: Standard_Purchase_Order/1322"/>
             <w:id w:val="-121230878"/>
             <w:placeholder>
               <w:docPart w:val="2B87E5A0061F42049E61AEDF3029EE08"/>
             </w:placeholder>
-            <w:dataBinding w:prefixMappings="xmlns:ns0='urn:microsoft-dynamics-nav/reports/Standard_Purchase_Order/1322/'" w:xpath="/ns0:NavWordReportXmlPart[1]/ns0:Purchase_Header[1]/ns0:ShipToAddr4[1]" w:storeItemID="{7C9D7B99-3F0A-4DC8-9D28-B3E523DBEA5C}"/>
+            <w:dataBinding w:prefixMappings="&lt;xmlns:ns0='urn:microsoft-dynamics-nav/reports/Standard_Purchase_Order/1322/' " w:xpath="/ns0:NavWordReportXmlPart[1]/ns0:Purchase_Header[1]/ns0:ShipToAddr4[1]" w:storeItemID="{7C9D7B99-3F0A-4DC8-9D28-B3E523DBEA5C}"/>
             <w:text/>
           </w:sdtPr>
+          <w:sdtEndPr/>
           <w:sdtContent>
             <w:tc>
               <w:tcPr>
-                <w:tcW w:w="4378" w:type="dxa"/>
+                <w:tcW w:w="2085" w:type="pct"/>
               </w:tcPr>
               <w:p>
                 <w:pPr>
-                  <w:spacing w:after="0"/>
-                  <w:rPr>
-                    <w:rFonts w:eastAsia="Aptos" w:cs="Segoe UI" w:asciiTheme="minorHAnsi" w:hAnsiTheme="minorHAnsi"/>
-                    <w:color w:val="242424"/>
-                    <w:sz w:val="22"/>
-                    <w:szCs w:val="22"/>
-                  </w:rPr>
+                  <w:pStyle w:val="NoSpacing"/>
                 </w:pPr>
                 <w:r>
-                  <w:rPr>
-                    <w:rFonts w:asciiTheme="minorHAnsi" w:hAnsiTheme="minorHAnsi"/>
-                    <w:sz w:val="22"/>
-                    <w:szCs w:val="22"/>
-                  </w:rPr>
                   <w:t>ShipToAddr4</w:t>
                 </w:r>
               </w:p>
@@ -649,42 +444,27 @@
         </w:sdt>
         <w:sdt>
           <w:sdtPr>
-            <w:rPr>
-              <w:rFonts w:asciiTheme="minorHAnsi" w:hAnsiTheme="minorHAnsi" w:cstheme="minorHAnsi"/>
-              <w:sz w:val="22"/>
-              <w:szCs w:val="22"/>
-            </w:rPr>
             <w:alias w:val="#Nav: /Purchase_Header/CompanyAddress5"/>
             <w:tag w:val="#Nav: Standard_Purchase_Order/1322"/>
             <w:id w:val="1669049541"/>
             <w:placeholder>
               <w:docPart w:val="7C49AB25F0734E9DB39FF46368139CEA"/>
             </w:placeholder>
-            <w:dataBinding w:prefixMappings="xmlns:ns0='urn:microsoft-dynamics-nav/reports/Standard_Purchase_Order/1322/'" w:xpath="/ns0:NavWordReportXmlPart[1]/ns0:Purchase_Header[1]/ns0:CompanyAddress5[1]" w:storeItemID="{7C9D7B99-3F0A-4DC8-9D28-B3E523DBEA5C}"/>
+            <w:dataBinding w:prefixMappings="&lt;xmlns:ns0='urn:microsoft-dynamics-nav/reports/Standard_Purchase_Order/1322/' " w:xpath="/ns0:NavWordReportXmlPart[1]/ns0:Purchase_Header[1]/ns0:CompanyAddress5[1]" w:storeItemID="{7C9D7B99-3F0A-4DC8-9D28-B3E523DBEA5C}"/>
             <w:text/>
           </w:sdtPr>
+          <w:sdtEndPr/>
           <w:sdtContent>
             <w:tc>
               <w:tcPr>
-                <w:tcW w:w="3500" w:type="dxa"/>
+                <w:tcW w:w="1667" w:type="pct"/>
               </w:tcPr>
               <w:p>
                 <w:pPr>
-                  <w:spacing w:after="0"/>
+                  <w:pStyle w:val="BCNumber"/>
                   <w:jc w:val="right"/>
-                  <w:rPr>
-                    <w:rFonts w:eastAsia="Aptos" w:cs="Segoe UI" w:asciiTheme="minorHAnsi" w:hAnsiTheme="minorHAnsi"/>
-                    <w:color w:val="242424"/>
-                    <w:sz w:val="22"/>
-                    <w:szCs w:val="22"/>
-                  </w:rPr>
                 </w:pPr>
                 <w:r>
-                  <w:rPr>
-                    <w:rFonts w:asciiTheme="minorHAnsi" w:hAnsiTheme="minorHAnsi" w:cstheme="minorHAnsi"/>
-                    <w:sz w:val="22"/>
-                    <w:szCs w:val="22"/>
-                  </w:rPr>
                   <w:t>CompanyAddress5</w:t>
                 </w:r>
               </w:p>
@@ -693,46 +473,32 @@
         </w:sdt>
       </w:tr>
       <w:tr>
+        <w:trPr>
+          <w:cantSplit/>
+        </w:trPr>
         <w:sdt>
           <w:sdtPr>
-            <w:rPr>
-              <w:rFonts w:eastAsia="Aptos" w:cs="Segoe UI" w:asciiTheme="minorHAnsi" w:hAnsiTheme="minorHAnsi"/>
-              <w:color w:val="242424"/>
-              <w:sz w:val="22"/>
-              <w:szCs w:val="22"/>
-            </w:rPr>
             <w:alias w:val="BuyFromAddr6"/>
             <w:tag w:val="#BC:InsertDataItem,DataItems/Purchase_Header/BuyFromAddr6"/>
             <w:id w:val="1511181230"/>
             <w:placeholder>
               <w:docPart w:val="DefaultPlaceholder_-1854013440"/>
             </w:placeholder>
+            <w:dataBinding w:prefixMappings="&lt;xmlns:ns0='urn:microsoft-dynamics-nav/reports/Standard_Purchase_Order/1322/' " w:xpath="/ns0:NavWordReportXmlPart[1]/ns0:Purchase_Header[1]/ns0:BuyFromAddr6[1]" w:storeItemID="{00000000-0000-0000-0000-000000000000}"/>
             <w15:color w:val="808080"/>
             <w:text/>
-            <w:dataBinding w:prefixMappings="xmlns:ns0='urn:microsoft-dynamics-nav/reports/Standard_Purchase_Order/1322/'" w:xpath="/ns0:NavWordReportXmlPart[1]/ns0:Purchase_Header[1]/ns0:BuyFromAddr6[1]"/>
           </w:sdtPr>
+          <w:sdtEndPr/>
           <w:sdtContent>
             <w:tc>
               <w:tcPr>
-                <w:tcW w:w="2620" w:type="dxa"/>
+                <w:tcW w:w="1248" w:type="pct"/>
               </w:tcPr>
               <w:p>
                 <w:pPr>
-                  <w:spacing w:after="0"/>
-                  <w:rPr>
-                    <w:rFonts w:eastAsia="Aptos" w:cs="Segoe UI" w:asciiTheme="minorHAnsi" w:hAnsiTheme="minorHAnsi"/>
-                    <w:color w:val="242424"/>
-                    <w:sz w:val="22"/>
-                    <w:szCs w:val="22"/>
-                  </w:rPr>
+                  <w:pStyle w:val="NoSpacing"/>
                 </w:pPr>
                 <w:r>
-                  <w:rPr>
-                    <w:rFonts w:eastAsia="Aptos" w:cs="Segoe UI" w:asciiTheme="minorHAnsi" w:hAnsiTheme="minorHAnsi"/>
-                    <w:color w:val="242424"/>
-                    <w:sz w:val="22"/>
-                    <w:szCs w:val="22"/>
-                  </w:rPr>
                   <w:t>BuyFromAddr6</w:t>
                 </w:r>
               </w:p>
@@ -741,41 +507,26 @@
         </w:sdt>
         <w:sdt>
           <w:sdtPr>
-            <w:rPr>
-              <w:rFonts w:asciiTheme="minorHAnsi" w:hAnsiTheme="minorHAnsi"/>
-              <w:sz w:val="22"/>
-              <w:szCs w:val="22"/>
-            </w:rPr>
             <w:alias w:val="#Nav: /Purchase_Header/ShipToAddr5"/>
             <w:tag w:val="#Nav: Standard_Purchase_Order/1322"/>
             <w:id w:val="457374806"/>
             <w:placeholder>
               <w:docPart w:val="8E2BF400C6CE4725B3255210A9200D5C"/>
             </w:placeholder>
-            <w:dataBinding w:prefixMappings="xmlns:ns0='urn:microsoft-dynamics-nav/reports/Standard_Purchase_Order/1322/'" w:xpath="/ns0:NavWordReportXmlPart[1]/ns0:Purchase_Header[1]/ns0:ShipToAddr5[1]" w:storeItemID="{7C9D7B99-3F0A-4DC8-9D28-B3E523DBEA5C}"/>
+            <w:dataBinding w:prefixMappings="&lt;xmlns:ns0='urn:microsoft-dynamics-nav/reports/Standard_Purchase_Order/1322/' " w:xpath="/ns0:NavWordReportXmlPart[1]/ns0:Purchase_Header[1]/ns0:ShipToAddr5[1]" w:storeItemID="{7C9D7B99-3F0A-4DC8-9D28-B3E523DBEA5C}"/>
             <w:text/>
           </w:sdtPr>
+          <w:sdtEndPr/>
           <w:sdtContent>
             <w:tc>
               <w:tcPr>
-                <w:tcW w:w="4378" w:type="dxa"/>
+                <w:tcW w:w="2085" w:type="pct"/>
               </w:tcPr>
               <w:p>
                 <w:pPr>
-                  <w:spacing w:after="0"/>
-                  <w:rPr>
-                    <w:rFonts w:eastAsia="Aptos" w:cs="Segoe UI" w:asciiTheme="minorHAnsi" w:hAnsiTheme="minorHAnsi"/>
-                    <w:color w:val="242424"/>
-                    <w:sz w:val="22"/>
-                    <w:szCs w:val="22"/>
-                  </w:rPr>
+                  <w:pStyle w:val="NoSpacing"/>
                 </w:pPr>
                 <w:r>
-                  <w:rPr>
-                    <w:rFonts w:asciiTheme="minorHAnsi" w:hAnsiTheme="minorHAnsi"/>
-                    <w:sz w:val="22"/>
-                    <w:szCs w:val="22"/>
-                  </w:rPr>
                   <w:t>ShipToAddr5</w:t>
                 </w:r>
               </w:p>
@@ -784,45 +535,28 @@
         </w:sdt>
         <w:sdt>
           <w:sdtPr>
-            <w:rPr>
-              <w:rFonts w:eastAsia="Aptos" w:cs="Segoe UI" w:asciiTheme="minorHAnsi" w:hAnsiTheme="minorHAnsi"/>
-              <w:color w:val="242424"/>
-              <w:sz w:val="22"/>
-              <w:szCs w:val="22"/>
-            </w:rPr>
             <w:alias w:val="CompanyAddress6"/>
             <w:tag w:val="#BC:InsertDataItem,DataItems/Purchase_Header/CompanyAddress6"/>
             <w:id w:val="-1266530280"/>
             <w:placeholder>
               <w:docPart w:val="DefaultPlaceholder_-1854013440"/>
             </w:placeholder>
+            <w:dataBinding w:prefixMappings="&lt;xmlns:ns0='urn:microsoft-dynamics-nav/reports/Standard_Purchase_Order/1322/' " w:xpath="/ns0:NavWordReportXmlPart[1]/ns0:Purchase_Header[1]/ns0:CompanyAddress6[1]" w:storeItemID="{00000000-0000-0000-0000-000000000000}"/>
             <w15:color w:val="808080"/>
             <w:text/>
-            <w:dataBinding w:prefixMappings="xmlns:ns0='urn:microsoft-dynamics-nav/reports/Standard_Purchase_Order/1322/'" w:xpath="/ns0:NavWordReportXmlPart[1]/ns0:Purchase_Header[1]/ns0:CompanyAddress6[1]"/>
           </w:sdtPr>
+          <w:sdtEndPr/>
           <w:sdtContent>
             <w:tc>
               <w:tcPr>
-                <w:tcW w:w="3500" w:type="dxa"/>
+                <w:tcW w:w="1667" w:type="pct"/>
               </w:tcPr>
               <w:p>
                 <w:pPr>
-                  <w:spacing w:after="0"/>
+                  <w:pStyle w:val="BCNumber"/>
                   <w:jc w:val="right"/>
-                  <w:rPr>
-                    <w:rFonts w:eastAsia="Aptos" w:cs="Segoe UI" w:asciiTheme="minorHAnsi" w:hAnsiTheme="minorHAnsi"/>
-                    <w:color w:val="242424"/>
-                    <w:sz w:val="22"/>
-                    <w:szCs w:val="22"/>
-                  </w:rPr>
                 </w:pPr>
                 <w:r>
-                  <w:rPr>
-                    <w:rFonts w:eastAsia="Aptos" w:cs="Segoe UI" w:asciiTheme="minorHAnsi" w:hAnsiTheme="minorHAnsi"/>
-                    <w:color w:val="242424"/>
-                    <w:sz w:val="22"/>
-                    <w:szCs w:val="22"/>
-                  </w:rPr>
                   <w:t>CompanyAddress6</w:t>
                 </w:r>
               </w:p>
@@ -834,205 +568,144 @@
     <w:p/>
     <w:tbl>
       <w:tblPr>
-        <w:tblStyle w:val="TableGrid"/>
-        <w:tblW w:w="10498" w:type="dxa"/>
-        <w:tblBorders>
-          <w:top w:val="none" w:color="auto" w:sz="0" w:space="0"/>
-          <w:left w:val="none" w:color="auto" w:sz="0" w:space="0"/>
-          <w:bottom w:val="none" w:color="auto" w:sz="0" w:space="0"/>
-          <w:right w:val="none" w:color="auto" w:sz="0" w:space="0"/>
-          <w:insideH w:val="none" w:color="auto" w:sz="0" w:space="0"/>
-          <w:insideV w:val="none" w:color="auto" w:sz="0" w:space="0"/>
-        </w:tblBorders>
-        <w:tblLayout w:type="fixed"/>
-        <w:tblCellMar>
-          <w:left w:w="0" w:type="dxa"/>
-          <w:right w:w="0" w:type="dxa"/>
-        </w:tblCellMar>
-        <w:tblLook w:val="04A0" w:firstRow="1" w:lastRow="0" w:firstColumn="1" w:lastColumn="0" w:noHBand="0" w:noVBand="1"/>
+        <w:tblStyle w:val="BCBlockTable"/>
+        <w:tblW w:w="5000" w:type="pct"/>
+        <w:tblLook w:val="0620" w:firstRow="1" w:lastRow="0" w:firstColumn="0" w:lastColumn="0" w:noHBand="1" w:noVBand="1"/>
+        <w:tblCaption w:val="Table 2"/>
+        <w:tblDescription w:val="Layout table. Used for positioning, not for tabular data."/>
       </w:tblPr>
       <w:tblGrid>
-        <w:gridCol w:w="2624"/>
-        <w:gridCol w:w="2624"/>
-        <w:gridCol w:w="2625"/>
-        <w:gridCol w:w="2625"/>
+        <w:gridCol w:w="2898"/>
+        <w:gridCol w:w="2375"/>
+        <w:gridCol w:w="2891"/>
+        <w:gridCol w:w="2331"/>
       </w:tblGrid>
       <w:tr>
         <w:trPr>
+          <w:cnfStyle w:val="100000000000" w:firstRow="1" w:lastRow="0" w:firstColumn="0" w:lastColumn="0" w:oddVBand="0" w:evenVBand="0" w:oddHBand="0" w:evenHBand="0" w:firstRowFirstColumn="0" w:firstRowLastColumn="0" w:lastRowFirstColumn="0" w:lastRowLastColumn="0"/>
+          <w:cantSplit/>
           <w:trHeight w:val="259"/>
         </w:trPr>
         <w:sdt>
           <w:sdtPr>
-            <w:rPr>
-              <w:rFonts w:ascii="Segoe UI Semibold (Header)" w:hAnsi="Segoe UI Semibold (Header)"/>
-              <w:sz w:val="22"/>
-              <w:szCs w:val="22"/>
-            </w:rPr>
-            <w:alias w:val="#Nav: /Purchase_Header/PaymentTermsDesc_Lbl"/>
-            <w:tag w:val="#Nav: Standard_Purchase_Order/1322"/>
-            <w:id w:val="1609002895"/>
+            <w:alias w:val="OrderNo_Lbl"/>
+            <w:tag w:val="#BC:InsertDataItem,DataItems/Purchase_Header/OrderNo_Lbl"/>
+            <w:id w:val="251793745"/>
             <w:placeholder>
-              <w:docPart w:val="D2E85EC7B31A44CFB7A7A8EF71307677"/>
+              <w:docPart w:val="DefaultPlaceholder_-1854013440"/>
             </w:placeholder>
-            <w:dataBinding w:prefixMappings="xmlns:ns0='urn:microsoft-dynamics-nav/reports/Standard_Purchase_Order/1322/'" w:xpath="/ns0:NavWordReportXmlPart[1]/ns0:Purchase_Header[1]/ns0:PaymentTermsDesc_Lbl[1]" w:storeItemID="{7C9D7B99-3F0A-4DC8-9D28-B3E523DBEA5C}"/>
+            <w15:color w:val="808080"/>
             <w:text/>
           </w:sdtPr>
+          <w:sdtEndPr/>
           <w:sdtContent>
             <w:tc>
               <w:tcPr>
-                <w:tcW w:w="2624" w:type="dxa"/>
-                <w:hideMark/>
+                <w:tcW w:w="1250" w:type="pct"/>
               </w:tcPr>
               <w:p>
                 <w:pPr>
-                  <w:pStyle w:val="Heading2"/>
+                  <w:pStyle w:val="BCLabel"/>
                   <w:spacing w:line="276" w:lineRule="auto"/>
-                  <w:rPr>
-                    <w:rFonts w:ascii="Segoe UI Semibold (Header)" w:hAnsi="Segoe UI Semibold (Header)"/>
-                    <w:sz w:val="22"/>
-                    <w:szCs w:val="22"/>
-                  </w:rPr>
                 </w:pPr>
+                <w:proofErr w:type="spellStart"/>
                 <w:r>
-                  <w:rPr>
-                    <w:rFonts w:ascii="Segoe UI Semibold (Header)" w:hAnsi="Segoe UI Semibold (Header)"/>
-                    <w:sz w:val="22"/>
-                    <w:szCs w:val="22"/>
-                  </w:rPr>
-                  <w:t>PaymentTermsDesc_Lbl</w:t>
+                  <w:t>OrderNo_Lbl</w:t>
                 </w:r>
+                <w:proofErr w:type="spellEnd"/>
               </w:p>
             </w:tc>
           </w:sdtContent>
         </w:sdt>
         <w:sdt>
           <w:sdtPr>
-            <w:rPr>
-              <w:rFonts w:ascii="Segoe UI Semibold (Header)" w:hAnsi="Segoe UI Semibold (Header)"/>
-              <w:sz w:val="22"/>
-              <w:szCs w:val="22"/>
-            </w:rPr>
-            <w:alias w:val="#Nav: /Purchase_Header/Buyer_Lbl"/>
-            <w:tag w:val="#Nav: Standard_Purchase_Order/1322"/>
-            <w:id w:val="1130907164"/>
+            <w:alias w:val="DocumentDate_Lbl"/>
+            <w:tag w:val="#BC:InsertDataItem,DataItems/Purchase_Header/DocumentDate_Lbl"/>
+            <w:id w:val="-829906872"/>
             <w:placeholder>
-              <w:docPart w:val="5FEEB71634B24C9897DEEFE2B8826844"/>
+              <w:docPart w:val="DefaultPlaceholder_-1854013440"/>
             </w:placeholder>
-            <w:dataBinding w:prefixMappings="xmlns:ns0='urn:microsoft-dynamics-nav/reports/Standard_Purchase_Order/1322/'" w:xpath="/ns0:NavWordReportXmlPart[1]/ns0:Purchase_Header[1]/ns0:Buyer_Lbl[1]" w:storeItemID="{7C9D7B99-3F0A-4DC8-9D28-B3E523DBEA5C}"/>
+            <w15:color w:val="808080"/>
             <w:text/>
           </w:sdtPr>
+          <w:sdtEndPr/>
           <w:sdtContent>
             <w:tc>
               <w:tcPr>
-                <w:tcW w:w="2624" w:type="dxa"/>
-                <w:hideMark/>
+                <w:tcW w:w="1250" w:type="pct"/>
               </w:tcPr>
               <w:p>
                 <w:pPr>
-                  <w:pStyle w:val="Heading2"/>
+                  <w:pStyle w:val="BCLabel"/>
                   <w:spacing w:line="276" w:lineRule="auto"/>
-                  <w:rPr>
-                    <w:rFonts w:ascii="Segoe UI Semibold (Header)" w:hAnsi="Segoe UI Semibold (Header)"/>
-                    <w:sz w:val="22"/>
-                    <w:szCs w:val="22"/>
-                  </w:rPr>
                 </w:pPr>
+                <w:proofErr w:type="spellStart"/>
                 <w:r>
-                  <w:rPr>
-                    <w:rFonts w:ascii="Segoe UI Semibold (Header)" w:hAnsi="Segoe UI Semibold (Header)"/>
-                    <w:sz w:val="22"/>
-                    <w:szCs w:val="22"/>
-                  </w:rPr>
-                  <w:t>Buyer_Lbl</w:t>
+                  <w:t>DocumentDate_Lbl</w:t>
                 </w:r>
+                <w:proofErr w:type="spellEnd"/>
               </w:p>
             </w:tc>
           </w:sdtContent>
         </w:sdt>
         <w:sdt>
           <w:sdtPr>
-            <w:rPr>
-              <w:rFonts w:ascii="Segoe UI Semibold (Header)" w:hAnsi="Segoe UI Semibold (Header)"/>
-              <w:sz w:val="22"/>
-              <w:szCs w:val="22"/>
-            </w:rPr>
-            <w:alias w:val="#Nav: /Purchase_Header/Receiveby_Lbl"/>
+            <w:alias w:val="#Nav: /Purchase_Header/PaymentTermsDesc_Lbl"/>
             <w:tag w:val="#Nav: Standard_Purchase_Order/1322"/>
-            <w:id w:val="-1834295988"/>
+            <w:id w:val="1609002895"/>
             <w:placeholder>
-              <w:docPart w:val="96DEEC84F65E47E3A0C020A40732212A"/>
+              <w:docPart w:val="53D0F0B4C7254DC3B5A6357B73DC59E7"/>
             </w:placeholder>
-            <w:dataBinding w:prefixMappings="xmlns:ns0='urn:microsoft-dynamics-nav/reports/Standard_Purchase_Order/1322/'" w:xpath="/ns0:NavWordReportXmlPart[1]/ns0:Purchase_Header[1]/ns0:Receiveby_Lbl[1]" w:storeItemID="{7C9D7B99-3F0A-4DC8-9D28-B3E523DBEA5C}"/>
+            <w:dataBinding w:prefixMappings="&lt;xmlns:ns0='urn:microsoft-dynamics-nav/reports/Standard_Purchase_Order/1322/' " w:xpath="/ns0:NavWordReportXmlPart[1]/ns0:Purchase_Header[1]/ns0:PaymentTermsDesc_Lbl[1]" w:storeItemID="{7C9D7B99-3F0A-4DC8-9D28-B3E523DBEA5C}"/>
             <w:text/>
           </w:sdtPr>
+          <w:sdtEndPr/>
           <w:sdtContent>
             <w:tc>
               <w:tcPr>
-                <w:tcW w:w="2625" w:type="dxa"/>
-                <w:hideMark/>
+                <w:tcW w:w="1250" w:type="pct"/>
               </w:tcPr>
               <w:p>
                 <w:pPr>
-                  <w:pStyle w:val="Heading2"/>
+                  <w:pStyle w:val="BCLabel"/>
                   <w:spacing w:line="276" w:lineRule="auto"/>
-                  <w:rPr>
-                    <w:rFonts w:ascii="Segoe UI Semibold (Header)" w:hAnsi="Segoe UI Semibold (Header)"/>
-                    <w:sz w:val="22"/>
-                    <w:szCs w:val="22"/>
-                  </w:rPr>
                 </w:pPr>
+                <w:proofErr w:type="spellStart"/>
                 <w:r>
-                  <w:rPr>
-                    <w:rFonts w:ascii="Segoe UI Semibold (Header)" w:hAnsi="Segoe UI Semibold (Header)"/>
-                    <w:sz w:val="22"/>
-                    <w:szCs w:val="22"/>
-                  </w:rPr>
-                  <w:t>Receiveby_Lbl</w:t>
+                  <w:t>PaymentTermsDesc_Lbl</w:t>
                 </w:r>
+                <w:proofErr w:type="spellEnd"/>
               </w:p>
             </w:tc>
           </w:sdtContent>
         </w:sdt>
         <w:sdt>
           <w:sdtPr>
-            <w:rPr>
-              <w:rFonts w:ascii="Segoe UI Semibold (Header)" w:hAnsi="Segoe UI Semibold (Header)"/>
-              <w:sz w:val="22"/>
-              <w:szCs w:val="22"/>
-            </w:rPr>
-            <w:alias w:val="#Nav: /Purchase_Header/ShipmentMethodDesc_Lbl"/>
+            <w:alias w:val="#Nav: /Purchase_Header/Buyer_Lbl"/>
             <w:tag w:val="#Nav: Standard_Purchase_Order/1322"/>
-            <w:id w:val="-1032714246"/>
+            <w:id w:val="1130907164"/>
             <w:placeholder>
-              <w:docPart w:val="74CA5AAE11E940D897E4ACCEB4DD1C03"/>
+              <w:docPart w:val="ACE0965155F64D508D13DCAB2049B774"/>
             </w:placeholder>
-            <w:dataBinding w:prefixMappings="xmlns:ns0='urn:microsoft-dynamics-nav/reports/Standard_Purchase_Order/1322/'" w:xpath="/ns0:NavWordReportXmlPart[1]/ns0:Purchase_Header[1]/ns0:ShipmentMethodDesc_Lbl[1]" w:storeItemID="{7C9D7B99-3F0A-4DC8-9D28-B3E523DBEA5C}"/>
+            <w:dataBinding w:prefixMappings="&lt;xmlns:ns0='urn:microsoft-dynamics-nav/reports/Standard_Purchase_Order/1322/' " w:xpath="/ns0:NavWordReportXmlPart[1]/ns0:Purchase_Header[1]/ns0:Buyer_Lbl[1]" w:storeItemID="{7C9D7B99-3F0A-4DC8-9D28-B3E523DBEA5C}"/>
             <w:text/>
           </w:sdtPr>
+          <w:sdtEndPr/>
           <w:sdtContent>
             <w:tc>
               <w:tcPr>
-                <w:tcW w:w="2625" w:type="dxa"/>
-                <w:hideMark/>
+                <w:tcW w:w="1250" w:type="pct"/>
               </w:tcPr>
               <w:p>
                 <w:pPr>
-                  <w:pStyle w:val="Heading2"/>
+                  <w:pStyle w:val="BCLabel"/>
                   <w:spacing w:line="276" w:lineRule="auto"/>
-                  <w:rPr>
-                    <w:rFonts w:ascii="Segoe UI Semibold (Header)" w:hAnsi="Segoe UI Semibold (Header)"/>
-                    <w:sz w:val="22"/>
-                    <w:szCs w:val="22"/>
-                  </w:rPr>
                 </w:pPr>
+                <w:proofErr w:type="spellStart"/>
                 <w:r>
-                  <w:rPr>
-                    <w:rFonts w:ascii="Segoe UI Semibold (Header)" w:hAnsi="Segoe UI Semibold (Header)"/>
-                    <w:sz w:val="22"/>
-                    <w:szCs w:val="22"/>
-                  </w:rPr>
-                  <w:t>ShipmentMethodDesc_Lbl</w:t>
+                  <w:t>Buyer_Lbl</w:t>
                 </w:r>
+                <w:proofErr w:type="spellEnd"/>
               </w:p>
             </w:tc>
           </w:sdtContent>
@@ -1040,32 +713,95 @@
       </w:tr>
       <w:tr>
         <w:trPr>
+          <w:cantSplit/>
           <w:trHeight w:val="245"/>
         </w:trPr>
+        <w:sdt>
+          <w:sdtPr>
+            <w:alias w:val="No_PurchHeader"/>
+            <w:tag w:val="#BC:InsertDataItem,DataItems/Purchase_Header/No_PurchHeader"/>
+            <w:id w:val="-724751680"/>
+            <w:placeholder>
+              <w:docPart w:val="DefaultPlaceholder_-1854013440"/>
+            </w:placeholder>
+            <w15:color w:val="808080"/>
+            <w:text/>
+          </w:sdtPr>
+          <w:sdtEndPr/>
+          <w:sdtContent>
+            <w:tc>
+              <w:tcPr>
+                <w:tcW w:w="1250" w:type="pct"/>
+              </w:tcPr>
+              <w:p>
+                <w:pPr>
+                  <w:pStyle w:val="NoSpacing"/>
+                </w:pPr>
+                <w:proofErr w:type="spellStart"/>
+                <w:r>
+                  <w:t>No_PurchHeader</w:t>
+                </w:r>
+                <w:proofErr w:type="spellEnd"/>
+              </w:p>
+            </w:tc>
+          </w:sdtContent>
+        </w:sdt>
+        <w:sdt>
+          <w:sdtPr>
+            <w:alias w:val="DocumentDate"/>
+            <w:tag w:val="#BC:InsertDataItem,DataItems/Purchase_Header/DocumentDate"/>
+            <w:id w:val="1997229210"/>
+            <w:placeholder>
+              <w:docPart w:val="DefaultPlaceholder_-1854013440"/>
+            </w:placeholder>
+            <w15:color w:val="808080"/>
+            <w:text/>
+          </w:sdtPr>
+          <w:sdtEndPr/>
+          <w:sdtContent>
+            <w:tc>
+              <w:tcPr>
+                <w:tcW w:w="1250" w:type="pct"/>
+              </w:tcPr>
+              <w:p>
+                <w:pPr>
+                  <w:pStyle w:val="NoSpacing"/>
+                </w:pPr>
+                <w:proofErr w:type="spellStart"/>
+                <w:r>
+                  <w:t>DocumentDate</w:t>
+                </w:r>
+                <w:proofErr w:type="spellEnd"/>
+              </w:p>
+            </w:tc>
+          </w:sdtContent>
+        </w:sdt>
         <w:sdt>
           <w:sdtPr>
             <w:alias w:val="#Nav: /Purchase_Header/PaymentTermsDesc"/>
             <w:tag w:val="#Nav: Standard_Purchase_Order/1322"/>
             <w:id w:val="-237405586"/>
             <w:placeholder>
-              <w:docPart w:val="54F3B97DB8E5410AA7E8C509447BE81B"/>
+              <w:docPart w:val="269549E6A6F5440A97B9790488D567AB"/>
             </w:placeholder>
-            <w:dataBinding w:prefixMappings="xmlns:ns0='urn:microsoft-dynamics-nav/reports/Standard_Purchase_Order/1322/'" w:xpath="/ns0:NavWordReportXmlPart[1]/ns0:Purchase_Header[1]/ns0:PaymentTermsDesc[1]" w:storeItemID="{7C9D7B99-3F0A-4DC8-9D28-B3E523DBEA5C}"/>
+            <w:dataBinding w:prefixMappings="&lt;xmlns:ns0='urn:microsoft-dynamics-nav/reports/Standard_Purchase_Order/1322/' " w:xpath="/ns0:NavWordReportXmlPart[1]/ns0:Purchase_Header[1]/ns0:PaymentTermsDesc[1]" w:storeItemID="{7C9D7B99-3F0A-4DC8-9D28-B3E523DBEA5C}"/>
             <w:text/>
           </w:sdtPr>
+          <w:sdtEndPr/>
           <w:sdtContent>
             <w:tc>
               <w:tcPr>
-                <w:tcW w:w="2624" w:type="dxa"/>
-                <w:hideMark/>
+                <w:tcW w:w="1250" w:type="pct"/>
               </w:tcPr>
               <w:p>
                 <w:pPr>
-                  <w:spacing w:after="0"/>
+                  <w:pStyle w:val="NoSpacing"/>
                 </w:pPr>
+                <w:proofErr w:type="spellStart"/>
                 <w:r>
                   <w:t>PaymentTermsDesc</w:t>
                 </w:r>
+                <w:proofErr w:type="spellEnd"/>
               </w:p>
             </w:tc>
           </w:sdtContent>
@@ -1076,52 +812,238 @@
             <w:tag w:val="#Nav: Standard_Purchase_Order/1322"/>
             <w:id w:val="-1616130786"/>
             <w:placeholder>
-              <w:docPart w:val="7205E1D943A24D9AB172FCB2E16F8CE4"/>
+              <w:docPart w:val="FDD99557650A45808BC37C4BD6070345"/>
             </w:placeholder>
-            <w:dataBinding w:prefixMappings="xmlns:ns0='urn:microsoft-dynamics-nav/reports/Standard_Purchase_Order/1322/'" w:xpath="/ns0:NavWordReportXmlPart[1]/ns0:Purchase_Header[1]/ns0:SalesPurchPersonName[1]" w:storeItemID="{7C9D7B99-3F0A-4DC8-9D28-B3E523DBEA5C}"/>
+            <w:dataBinding w:prefixMappings="&lt;xmlns:ns0='urn:microsoft-dynamics-nav/reports/Standard_Purchase_Order/1322/' " w:xpath="/ns0:NavWordReportXmlPart[1]/ns0:Purchase_Header[1]/ns0:SalesPurchPersonName[1]" w:storeItemID="{7C9D7B99-3F0A-4DC8-9D28-B3E523DBEA5C}"/>
             <w:text/>
           </w:sdtPr>
+          <w:sdtEndPr/>
           <w:sdtContent>
             <w:tc>
               <w:tcPr>
-                <w:tcW w:w="2624" w:type="dxa"/>
-                <w:hideMark/>
+                <w:tcW w:w="1250" w:type="pct"/>
               </w:tcPr>
               <w:p>
                 <w:pPr>
-                  <w:spacing w:after="0"/>
+                  <w:pStyle w:val="NoSpacing"/>
                 </w:pPr>
+                <w:proofErr w:type="spellStart"/>
                 <w:r>
                   <w:t>SalesPurchPersonName</w:t>
                 </w:r>
+                <w:proofErr w:type="spellEnd"/>
+              </w:p>
+            </w:tc>
+          </w:sdtContent>
+        </w:sdt>
+      </w:tr>
+      <w:tr>
+        <w:trPr>
+          <w:cantSplit/>
+          <w:trHeight w:val="432"/>
+        </w:trPr>
+        <w:tc>
+          <w:tcPr>
+            <w:tcW w:w="1250" w:type="pct"/>
+          </w:tcPr>
+          <w:p>
+            <w:pPr>
+              <w:pStyle w:val="NoSpacing"/>
+            </w:pPr>
+          </w:p>
+        </w:tc>
+        <w:tc>
+          <w:tcPr>
+            <w:tcW w:w="1250" w:type="pct"/>
+          </w:tcPr>
+          <w:p>
+            <w:pPr>
+              <w:pStyle w:val="NoSpacing"/>
+            </w:pPr>
+          </w:p>
+        </w:tc>
+        <w:tc>
+          <w:tcPr>
+            <w:tcW w:w="1250" w:type="pct"/>
+          </w:tcPr>
+          <w:p>
+            <w:pPr>
+              <w:pStyle w:val="NoSpacing"/>
+            </w:pPr>
+          </w:p>
+        </w:tc>
+        <w:tc>
+          <w:tcPr>
+            <w:tcW w:w="1250" w:type="pct"/>
+          </w:tcPr>
+          <w:p>
+            <w:pPr>
+              <w:pStyle w:val="NoSpacing"/>
+            </w:pPr>
+          </w:p>
+        </w:tc>
+      </w:tr>
+      <w:tr>
+        <w:trPr>
+          <w:cantSplit/>
+          <w:trHeight w:val="259"/>
+        </w:trPr>
+        <w:sdt>
+          <w:sdtPr>
+            <w:alias w:val="#Nav: /Purchase_Header/Receiveby_Lbl"/>
+            <w:tag w:val="#Nav: Standard_Purchase_Order/1322"/>
+            <w:id w:val="-1834295988"/>
+            <w:placeholder>
+              <w:docPart w:val="2E29FB206CBE4EB7861D42A5B6DA06AC"/>
+            </w:placeholder>
+            <w:dataBinding w:prefixMappings="&lt;xmlns:ns0='urn:microsoft-dynamics-nav/reports/Standard_Purchase_Order/1322/' " w:xpath="/ns0:NavWordReportXmlPart[1]/ns0:Purchase_Header[1]/ns0:Receiveby_Lbl[1]" w:storeItemID="{7C9D7B99-3F0A-4DC8-9D28-B3E523DBEA5C}"/>
+            <w:text/>
+          </w:sdtPr>
+          <w:sdtEndPr/>
+          <w:sdtContent>
+            <w:tc>
+              <w:tcPr>
+                <w:tcW w:w="1250" w:type="pct"/>
+              </w:tcPr>
+              <w:p>
+                <w:pPr>
+                  <w:pStyle w:val="BCLabel"/>
+                  <w:spacing w:line="276" w:lineRule="auto"/>
+                </w:pPr>
+                <w:proofErr w:type="spellStart"/>
+                <w:r>
+                  <w:t>Receiveby_Lbl</w:t>
+                </w:r>
+                <w:proofErr w:type="spellEnd"/>
               </w:p>
             </w:tc>
           </w:sdtContent>
         </w:sdt>
         <w:sdt>
           <w:sdtPr>
+            <w:alias w:val="#Nav: /Purchase_Header/ShipmentMethodDesc_Lbl"/>
+            <w:tag w:val="#Nav: Standard_Purchase_Order/1322"/>
+            <w:id w:val="-1032714246"/>
+            <w:placeholder>
+              <w:docPart w:val="35EAEE058945493991C87A5862E1D006"/>
+            </w:placeholder>
+            <w:dataBinding w:prefixMappings="&lt;xmlns:ns0='urn:microsoft-dynamics-nav/reports/Standard_Purchase_Order/1322/' " w:xpath="/ns0:NavWordReportXmlPart[1]/ns0:Purchase_Header[1]/ns0:ShipmentMethodDesc_Lbl[1]" w:storeItemID="{7C9D7B99-3F0A-4DC8-9D28-B3E523DBEA5C}"/>
+            <w:text/>
+          </w:sdtPr>
+          <w:sdtEndPr/>
+          <w:sdtContent>
+            <w:tc>
+              <w:tcPr>
+                <w:tcW w:w="1250" w:type="pct"/>
+              </w:tcPr>
+              <w:p>
+                <w:pPr>
+                  <w:pStyle w:val="BCLabel"/>
+                  <w:spacing w:line="276" w:lineRule="auto"/>
+                </w:pPr>
+                <w:proofErr w:type="spellStart"/>
+                <w:r>
+                  <w:t>ShipmentMethodDesc_Lbl</w:t>
+                </w:r>
+                <w:proofErr w:type="spellEnd"/>
+              </w:p>
+            </w:tc>
+          </w:sdtContent>
+        </w:sdt>
+        <w:sdt>
+          <w:sdtPr>
+            <w:alias w:val="#Nav: /Purchase_Header/PricesInclVAT_PurchHeader_Lbl"/>
+            <w:tag w:val="#Nav: Standard_Purchase_Order/1322"/>
+            <w:id w:val="1229879157"/>
+            <w:placeholder>
+              <w:docPart w:val="B99F4D7AF0C64D3AA502E76928ED51FD"/>
+            </w:placeholder>
+            <w:dataBinding w:prefixMappings="&lt;xmlns:ns0='urn:microsoft-dynamics-nav/reports/Standard_Purchase_Order/1322/' " w:xpath="/ns0:NavWordReportXmlPart[1]/ns0:Purchase_Header[1]/ns0:PricesInclVAT_PurchHeader_Lbl[1]" w:storeItemID="{7C9D7B99-3F0A-4DC8-9D28-B3E523DBEA5C}"/>
+            <w:text/>
+          </w:sdtPr>
+          <w:sdtEndPr/>
+          <w:sdtContent>
+            <w:tc>
+              <w:tcPr>
+                <w:tcW w:w="1250" w:type="pct"/>
+              </w:tcPr>
+              <w:p>
+                <w:pPr>
+                  <w:pStyle w:val="BCLabel"/>
+                  <w:spacing w:line="276" w:lineRule="auto"/>
+                </w:pPr>
+                <w:proofErr w:type="spellStart"/>
+                <w:r>
+                  <w:t>PricesInclVAT_PurchHeader_Lbl</w:t>
+                </w:r>
+                <w:proofErr w:type="spellEnd"/>
+              </w:p>
+            </w:tc>
+          </w:sdtContent>
+        </w:sdt>
+        <w:sdt>
+          <w:sdtPr>
+            <w:alias w:val="#Nav: /Purchase_Header/VendorInvoiceNo_Lbl"/>
+            <w:tag w:val="#Nav: Standard_Purchase_Order/1322"/>
+            <w:id w:val="-1762051590"/>
+            <w:placeholder>
+              <w:docPart w:val="D310CEB302DA4FC5B60B252C88C61116"/>
+            </w:placeholder>
+            <w:dataBinding w:prefixMappings="&lt;xmlns:ns0='urn:microsoft-dynamics-nav/reports/Standard_Purchase_Order/1322/' " w:xpath="/ns0:NavWordReportXmlPart[1]/ns0:Purchase_Header[1]/ns0:VendorInvoiceNo_Lbl[1]" w:storeItemID="{7C9D7B99-3F0A-4DC8-9D28-B3E523DBEA5C}"/>
+            <w:text/>
+          </w:sdtPr>
+          <w:sdtEndPr/>
+          <w:sdtContent>
+            <w:tc>
+              <w:tcPr>
+                <w:tcW w:w="1250" w:type="pct"/>
+              </w:tcPr>
+              <w:p>
+                <w:pPr>
+                  <w:pStyle w:val="BCLabel"/>
+                  <w:spacing w:line="276" w:lineRule="auto"/>
+                </w:pPr>
+                <w:proofErr w:type="spellStart"/>
+                <w:r>
+                  <w:t>VendorInvoiceNo_Lbl</w:t>
+                </w:r>
+                <w:proofErr w:type="spellEnd"/>
+              </w:p>
+            </w:tc>
+          </w:sdtContent>
+        </w:sdt>
+      </w:tr>
+      <w:tr>
+        <w:trPr>
+          <w:cantSplit/>
+          <w:trHeight w:val="245"/>
+        </w:trPr>
+        <w:sdt>
+          <w:sdtPr>
             <w:alias w:val="#Nav: /Purchase_Header/ExptRecptDt_PurchaseHeader"/>
             <w:tag w:val="#Nav: Standard_Purchase_Order/1322"/>
             <w:id w:val="1820996188"/>
             <w:placeholder>
-              <w:docPart w:val="91B931C837C34C948178C19FCF61141A"/>
+              <w:docPart w:val="83A0A98565034E28921325652B7D0258"/>
             </w:placeholder>
-            <w:dataBinding w:prefixMappings="xmlns:ns0='urn:microsoft-dynamics-nav/reports/Standard_Purchase_Order/1322/'" w:xpath="/ns0:NavWordReportXmlPart[1]/ns0:Purchase_Header[1]/ns0:ExptRecptDt_PurchaseHeader[1]" w:storeItemID="{7C9D7B99-3F0A-4DC8-9D28-B3E523DBEA5C}"/>
+            <w:dataBinding w:prefixMappings="&lt;xmlns:ns0='urn:microsoft-dynamics-nav/reports/Standard_Purchase_Order/1322/' " w:xpath="/ns0:NavWordReportXmlPart[1]/ns0:Purchase_Header[1]/ns0:ExptRecptDt_PurchaseHeader[1]" w:storeItemID="{7C9D7B99-3F0A-4DC8-9D28-B3E523DBEA5C}"/>
             <w:text/>
           </w:sdtPr>
+          <w:sdtEndPr/>
           <w:sdtContent>
             <w:tc>
               <w:tcPr>
-                <w:tcW w:w="2625" w:type="dxa"/>
-                <w:hideMark/>
+                <w:tcW w:w="1250" w:type="pct"/>
               </w:tcPr>
               <w:p>
                 <w:pPr>
-                  <w:spacing w:after="0"/>
+                  <w:pStyle w:val="NoSpacing"/>
                 </w:pPr>
+                <w:proofErr w:type="spellStart"/>
                 <w:r>
                   <w:t>ExptRecptDt_PurchaseHeader</w:t>
                 </w:r>
+                <w:proofErr w:type="spellEnd"/>
               </w:p>
             </w:tc>
           </w:sdtContent>
@@ -1132,281 +1054,56 @@
             <w:tag w:val="#Nav: Standard_Purchase_Order/1322"/>
             <w:id w:val="1201603969"/>
             <w:placeholder>
-              <w:docPart w:val="D776152ABA194FDABF7126C88E0F584D"/>
+              <w:docPart w:val="42C49FA2D7524794A20290F52C0AAAE6"/>
             </w:placeholder>
-            <w:dataBinding w:prefixMappings="xmlns:ns0='urn:microsoft-dynamics-nav/reports/Standard_Purchase_Order/1322/'" w:xpath="/ns0:NavWordReportXmlPart[1]/ns0:Purchase_Header[1]/ns0:ShipmentMethodDesc[1]" w:storeItemID="{7C9D7B99-3F0A-4DC8-9D28-B3E523DBEA5C}"/>
+            <w:dataBinding w:prefixMappings="&lt;xmlns:ns0='urn:microsoft-dynamics-nav/reports/Standard_Purchase_Order/1322/' " w:xpath="/ns0:NavWordReportXmlPart[1]/ns0:Purchase_Header[1]/ns0:ShipmentMethodDesc[1]" w:storeItemID="{7C9D7B99-3F0A-4DC8-9D28-B3E523DBEA5C}"/>
             <w:text/>
           </w:sdtPr>
+          <w:sdtEndPr/>
           <w:sdtContent>
             <w:tc>
               <w:tcPr>
-                <w:tcW w:w="2625" w:type="dxa"/>
-                <w:hideMark/>
+                <w:tcW w:w="1250" w:type="pct"/>
               </w:tcPr>
               <w:p>
                 <w:pPr>
-                  <w:spacing w:after="0"/>
+                  <w:pStyle w:val="NoSpacing"/>
                 </w:pPr>
+                <w:proofErr w:type="spellStart"/>
                 <w:r>
                   <w:t>ShipmentMethodDesc</w:t>
                 </w:r>
-              </w:p>
-            </w:tc>
-          </w:sdtContent>
-        </w:sdt>
-      </w:tr>
-      <w:tr>
-        <w:trPr>
-          <w:trHeight w:val="80"/>
-        </w:trPr>
-        <w:tc>
-          <w:tcPr>
-            <w:tcW w:w="2624" w:type="dxa"/>
-          </w:tcPr>
-          <w:p>
-            <w:pPr>
-              <w:spacing w:after="0"/>
-            </w:pPr>
-          </w:p>
-        </w:tc>
-        <w:tc>
-          <w:tcPr>
-            <w:tcW w:w="2624" w:type="dxa"/>
-          </w:tcPr>
-          <w:p>
-            <w:pPr>
-              <w:spacing w:after="0"/>
-            </w:pPr>
-          </w:p>
-        </w:tc>
-        <w:tc>
-          <w:tcPr>
-            <w:tcW w:w="2625" w:type="dxa"/>
-          </w:tcPr>
-          <w:p>
-            <w:pPr>
-              <w:spacing w:after="0"/>
-            </w:pPr>
-          </w:p>
-        </w:tc>
-        <w:tc>
-          <w:tcPr>
-            <w:tcW w:w="2625" w:type="dxa"/>
-          </w:tcPr>
-          <w:p>
-            <w:pPr>
-              <w:spacing w:after="0"/>
-            </w:pPr>
-          </w:p>
-        </w:tc>
-      </w:tr>
-      <w:tr>
-        <w:trPr>
-          <w:trHeight w:val="259"/>
-        </w:trPr>
-        <w:sdt>
-          <w:sdtPr>
-            <w:rPr>
-              <w:rFonts w:ascii="Segoe UI Semibold" w:hAnsi="Segoe UI Semibold" w:cs="Segoe UI Semibold"/>
-              <w:sz w:val="22"/>
-              <w:szCs w:val="22"/>
-            </w:rPr>
-            <w:alias w:val="#Nav: /Purchase_Header/PricesInclVAT_PurchHeader_Lbl"/>
-            <w:tag w:val="#Nav: Standard_Purchase_Order/1322"/>
-            <w:id w:val="1229879157"/>
-            <w:placeholder>
-              <w:docPart w:val="D3589B180B854AE3BF88AA5174369A3D"/>
-            </w:placeholder>
-            <w:dataBinding w:prefixMappings="xmlns:ns0='urn:microsoft-dynamics-nav/reports/Standard_Purchase_Order/1322/'" w:xpath="/ns0:NavWordReportXmlPart[1]/ns0:Purchase_Header[1]/ns0:PricesInclVAT_PurchHeader_Lbl[1]" w:storeItemID="{7C9D7B99-3F0A-4DC8-9D28-B3E523DBEA5C}"/>
-            <w:text/>
-          </w:sdtPr>
-          <w:sdtContent>
-            <w:tc>
-              <w:tcPr>
-                <w:tcW w:w="2624" w:type="dxa"/>
-                <w:hideMark/>
-              </w:tcPr>
-              <w:p>
-                <w:pPr>
-                  <w:pStyle w:val="Heading2"/>
-                  <w:spacing w:line="276" w:lineRule="auto"/>
-                  <w:rPr>
-                    <w:rFonts w:ascii="Segoe UI Semibold" w:hAnsi="Segoe UI Semibold" w:cs="Segoe UI Semibold"/>
-                    <w:sz w:val="22"/>
-                    <w:szCs w:val="22"/>
-                  </w:rPr>
-                </w:pPr>
-                <w:r>
-                  <w:rPr>
-                    <w:rFonts w:ascii="Segoe UI Semibold" w:hAnsi="Segoe UI Semibold" w:cs="Segoe UI Semibold"/>
-                    <w:sz w:val="22"/>
-                    <w:szCs w:val="22"/>
-                  </w:rPr>
-                  <w:t>PricesInclVAT_PurchHeader_Lbl</w:t>
-                </w:r>
+                <w:proofErr w:type="spellEnd"/>
               </w:p>
             </w:tc>
           </w:sdtContent>
         </w:sdt>
         <w:sdt>
           <w:sdtPr>
-            <w:rPr>
-              <w:rFonts w:ascii="Segoe UI Semibold" w:hAnsi="Segoe UI Semibold" w:cs="Segoe UI Semibold"/>
-              <w:sz w:val="22"/>
-              <w:szCs w:val="22"/>
-            </w:rPr>
-            <w:alias w:val="#Nav: /Purchase_Header/VendorInvoiceNo_Lbl"/>
-            <w:tag w:val="#Nav: Standard_Purchase_Order/1322"/>
-            <w:id w:val="-1762051590"/>
-            <w:placeholder>
-              <w:docPart w:val="697474C0A6424FA59CA777572E37C4AC"/>
-            </w:placeholder>
-            <w:dataBinding w:prefixMappings="xmlns:ns0='urn:microsoft-dynamics-nav/reports/Standard_Purchase_Order/1322/'" w:xpath="/ns0:NavWordReportXmlPart[1]/ns0:Purchase_Header[1]/ns0:VendorInvoiceNo_Lbl[1]" w:storeItemID="{7C9D7B99-3F0A-4DC8-9D28-B3E523DBEA5C}"/>
-            <w:text/>
-          </w:sdtPr>
-          <w:sdtContent>
-            <w:tc>
-              <w:tcPr>
-                <w:tcW w:w="2624" w:type="dxa"/>
-              </w:tcPr>
-              <w:p>
-                <w:pPr>
-                  <w:pStyle w:val="Heading2"/>
-                  <w:spacing w:line="276" w:lineRule="auto"/>
-                  <w:rPr>
-                    <w:rFonts w:ascii="Segoe UI Semibold" w:hAnsi="Segoe UI Semibold" w:cs="Segoe UI Semibold"/>
-                    <w:sz w:val="22"/>
-                    <w:szCs w:val="22"/>
-                  </w:rPr>
-                </w:pPr>
-                <w:r>
-                  <w:rPr>
-                    <w:rFonts w:ascii="Segoe UI Semibold" w:hAnsi="Segoe UI Semibold" w:cs="Segoe UI Semibold"/>
-                    <w:sz w:val="22"/>
-                    <w:szCs w:val="22"/>
-                  </w:rPr>
-                  <w:t>VendorInvoiceNo_Lbl</w:t>
-                </w:r>
-              </w:p>
-            </w:tc>
-          </w:sdtContent>
-        </w:sdt>
-        <w:sdt>
-          <w:sdtPr>
-            <w:rPr>
-              <w:rFonts w:ascii="Segoe UI Semibold" w:hAnsi="Segoe UI Semibold" w:cs="Segoe UI Semibold"/>
-              <w:sz w:val="22"/>
-              <w:szCs w:val="22"/>
-            </w:rPr>
-            <w:alias w:val="#Nav: /Purchase_Header/VendorOrderNo_Lbl"/>
-            <w:tag w:val="#Nav: Standard_Purchase_Order/1322"/>
-            <w:id w:val="1637599201"/>
-            <w:placeholder>
-              <w:docPart w:val="DF0E293D63734EFE94B9AFB4F2F5F21A"/>
-            </w:placeholder>
-            <w:dataBinding w:prefixMappings="xmlns:ns0='urn:microsoft-dynamics-nav/reports/Standard_Purchase_Order/1322/'" w:xpath="/ns0:NavWordReportXmlPart[1]/ns0:Purchase_Header[1]/ns0:VendorOrderNo_Lbl[1]" w:storeItemID="{7C9D7B99-3F0A-4DC8-9D28-B3E523DBEA5C}"/>
-            <w:text/>
-          </w:sdtPr>
-          <w:sdtContent>
-            <w:tc>
-              <w:tcPr>
-                <w:tcW w:w="2625" w:type="dxa"/>
-              </w:tcPr>
-              <w:p>
-                <w:pPr>
-                  <w:pStyle w:val="Heading2"/>
-                  <w:spacing w:line="276" w:lineRule="auto"/>
-                  <w:rPr>
-                    <w:rFonts w:ascii="Segoe UI Semibold" w:hAnsi="Segoe UI Semibold" w:cs="Segoe UI Semibold"/>
-                    <w:sz w:val="22"/>
-                    <w:szCs w:val="22"/>
-                  </w:rPr>
-                </w:pPr>
-                <w:r>
-                  <w:rPr>
-                    <w:rFonts w:ascii="Segoe UI Semibold" w:hAnsi="Segoe UI Semibold" w:cs="Segoe UI Semibold"/>
-                    <w:sz w:val="22"/>
-                    <w:szCs w:val="22"/>
-                  </w:rPr>
-                  <w:t>VendorOrderNo_Lbl</w:t>
-                </w:r>
-              </w:p>
-            </w:tc>
-          </w:sdtContent>
-        </w:sdt>
-        <w:sdt>
-          <w:sdtPr>
-            <w:rPr>
-              <w:rFonts w:ascii="Segoe UI Semibold" w:hAnsi="Segoe UI Semibold" w:cs="Segoe UI Semibold"/>
-              <w:sz w:val="22"/>
-              <w:szCs w:val="22"/>
-            </w:rPr>
-            <w:alias w:val="VATNoText"/>
-            <w:tag w:val="#BC:InsertDataItem,DataItems/Purchase_Header/VATNoText"/>
-            <w:id w:val="1006016674"/>
-            <w:placeholder>
-              <w:docPart w:val="DefaultPlaceholder_-1854013440"/>
-            </w:placeholder>
-            <w15:color w:val="808080"/>
-            <w:text/>
-            <w:dataBinding w:prefixMappings="xmlns:ns0='urn:microsoft-dynamics-nav/reports/Standard_Purchase_Order/1322/'" w:xpath="/ns0:NavWordReportXmlPart[1]/ns0:Purchase_Header[1]/ns0:VATNoText[1]"/>
-          </w:sdtPr>
-          <w:sdtContent>
-            <w:tc>
-              <w:tcPr>
-                <w:tcW w:w="2625" w:type="dxa"/>
-              </w:tcPr>
-              <w:p>
-                <w:pPr>
-                  <w:pStyle w:val="Heading2"/>
-                  <w:spacing w:line="276" w:lineRule="auto"/>
-                  <w:rPr>
-                    <w:rFonts w:ascii="Segoe UI Semibold" w:hAnsi="Segoe UI Semibold" w:cs="Segoe UI Semibold"/>
-                    <w:sz w:val="22"/>
-                    <w:szCs w:val="22"/>
-                  </w:rPr>
-                </w:pPr>
-                <w:r>
-                  <w:rPr>
-                    <w:rFonts w:ascii="Segoe UI Semibold" w:hAnsi="Segoe UI Semibold" w:cs="Segoe UI Semibold"/>
-                    <w:sz w:val="22"/>
-                    <w:szCs w:val="22"/>
-                  </w:rPr>
-                  <w:t>VATNoText</w:t>
-                </w:r>
-              </w:p>
-            </w:tc>
-          </w:sdtContent>
-        </w:sdt>
-      </w:tr>
-      <w:tr>
-        <w:trPr>
-          <w:trHeight w:val="245"/>
-        </w:trPr>
-        <w:sdt>
-          <w:sdtPr>
             <w:alias w:val="#Nav: /Purchase_Header/PricesInclVAT_PurchHeader"/>
             <w:tag w:val="#Nav: Standard_Purchase_Order/1322"/>
             <w:id w:val="-1364043464"/>
             <w:placeholder>
-              <w:docPart w:val="AAC2157996DA4651B1CDA12024BD109C"/>
+              <w:docPart w:val="81B410675A8D4D0E9A1405A7B5AF78AE"/>
             </w:placeholder>
-            <w:dataBinding w:prefixMappings="xmlns:ns0='urn:microsoft-dynamics-nav/reports/Standard_Purchase_Order/1322/'" w:xpath="/ns0:NavWordReportXmlPart[1]/ns0:Purchase_Header[1]/ns0:PricesInclVAT_PurchHeader[1]" w:storeItemID="{7C9D7B99-3F0A-4DC8-9D28-B3E523DBEA5C}"/>
+            <w:dataBinding w:prefixMappings="&lt;xmlns:ns0='urn:microsoft-dynamics-nav/reports/Standard_Purchase_Order/1322/' " w:xpath="/ns0:NavWordReportXmlPart[1]/ns0:Purchase_Header[1]/ns0:PricesInclVAT_PurchHeader[1]" w:storeItemID="{7C9D7B99-3F0A-4DC8-9D28-B3E523DBEA5C}"/>
             <w:text/>
           </w:sdtPr>
+          <w:sdtEndPr/>
           <w:sdtContent>
             <w:tc>
               <w:tcPr>
-                <w:tcW w:w="2624" w:type="dxa"/>
-                <w:hideMark/>
+                <w:tcW w:w="1250" w:type="pct"/>
               </w:tcPr>
               <w:p>
                 <w:pPr>
-                  <w:spacing w:after="0"/>
+                  <w:pStyle w:val="NoSpacing"/>
                 </w:pPr>
+                <w:proofErr w:type="spellStart"/>
                 <w:r>
                   <w:t>PricesInclVAT_PurchHeader</w:t>
                 </w:r>
+                <w:proofErr w:type="spellEnd"/>
               </w:p>
             </w:tc>
           </w:sdtContent>
@@ -1417,85 +1114,247 @@
             <w:tag w:val="#Nav: Standard_Purchase_Order/1322"/>
             <w:id w:val="-226608399"/>
             <w:placeholder>
-              <w:docPart w:val="6E7F09FAC8EC48198FEB3E920293F3E1"/>
+              <w:docPart w:val="B3DB454BC30640B5AD7C514816CCCEA4"/>
             </w:placeholder>
-            <w:dataBinding w:prefixMappings="xmlns:ns0='urn:microsoft-dynamics-nav/reports/Standard_Purchase_Order/1322/'" w:xpath="/ns0:NavWordReportXmlPart[1]/ns0:Purchase_Header[1]/ns0:VendorInvoiceNo[1]" w:storeItemID="{7C9D7B99-3F0A-4DC8-9D28-B3E523DBEA5C}"/>
+            <w:dataBinding w:prefixMappings="&lt;xmlns:ns0='urn:microsoft-dynamics-nav/reports/Standard_Purchase_Order/1322/' " w:xpath="/ns0:NavWordReportXmlPart[1]/ns0:Purchase_Header[1]/ns0:VendorInvoiceNo[1]" w:storeItemID="{7C9D7B99-3F0A-4DC8-9D28-B3E523DBEA5C}"/>
             <w:text/>
           </w:sdtPr>
+          <w:sdtEndPr/>
           <w:sdtContent>
             <w:tc>
               <w:tcPr>
-                <w:tcW w:w="2624" w:type="dxa"/>
+                <w:tcW w:w="1250" w:type="pct"/>
               </w:tcPr>
               <w:p>
                 <w:pPr>
-                  <w:spacing w:after="0"/>
+                  <w:pStyle w:val="NoSpacing"/>
                 </w:pPr>
+                <w:proofErr w:type="spellStart"/>
                 <w:r>
                   <w:t>VendorInvoiceNo</w:t>
                 </w:r>
+                <w:proofErr w:type="spellEnd"/>
+              </w:p>
+            </w:tc>
+          </w:sdtContent>
+        </w:sdt>
+      </w:tr>
+      <w:tr>
+        <w:trPr>
+          <w:cantSplit/>
+          <w:trHeight w:val="432"/>
+        </w:trPr>
+        <w:tc>
+          <w:tcPr>
+            <w:tcW w:w="1250" w:type="pct"/>
+          </w:tcPr>
+          <w:p>
+            <w:pPr>
+              <w:pStyle w:val="NoSpacing"/>
+            </w:pPr>
+          </w:p>
+        </w:tc>
+        <w:tc>
+          <w:tcPr>
+            <w:tcW w:w="1250" w:type="pct"/>
+          </w:tcPr>
+          <w:p>
+            <w:pPr>
+              <w:pStyle w:val="NoSpacing"/>
+            </w:pPr>
+          </w:p>
+        </w:tc>
+        <w:tc>
+          <w:tcPr>
+            <w:tcW w:w="1250" w:type="pct"/>
+          </w:tcPr>
+          <w:p>
+            <w:pPr>
+              <w:pStyle w:val="NoSpacing"/>
+            </w:pPr>
+          </w:p>
+        </w:tc>
+        <w:tc>
+          <w:tcPr>
+            <w:tcW w:w="1250" w:type="pct"/>
+          </w:tcPr>
+          <w:p>
+            <w:pPr>
+              <w:pStyle w:val="NoSpacing"/>
+            </w:pPr>
+          </w:p>
+        </w:tc>
+      </w:tr>
+      <w:tr>
+        <w:trPr>
+          <w:cantSplit/>
+          <w:trHeight w:val="245"/>
+        </w:trPr>
+        <w:sdt>
+          <w:sdtPr>
+            <w:alias w:val="#Nav: /Purchase_Header/VendorOrderNo_Lbl"/>
+            <w:tag w:val="#Nav: Standard_Purchase_Order/1322"/>
+            <w:id w:val="1637599201"/>
+            <w:placeholder>
+              <w:docPart w:val="F5E004D9DA65442AA22E3B1224FAE335"/>
+            </w:placeholder>
+            <w:dataBinding w:prefixMappings="&lt;xmlns:ns0='urn:microsoft-dynamics-nav/reports/Standard_Purchase_Order/1322/' " w:xpath="/ns0:NavWordReportXmlPart[1]/ns0:Purchase_Header[1]/ns0:VendorOrderNo_Lbl[1]" w:storeItemID="{7C9D7B99-3F0A-4DC8-9D28-B3E523DBEA5C}"/>
+            <w:text/>
+          </w:sdtPr>
+          <w:sdtEndPr/>
+          <w:sdtContent>
+            <w:tc>
+              <w:tcPr>
+                <w:tcW w:w="1250" w:type="pct"/>
+              </w:tcPr>
+              <w:p>
+                <w:pPr>
+                  <w:pStyle w:val="BCLabel"/>
+                </w:pPr>
+                <w:proofErr w:type="spellStart"/>
+                <w:r>
+                  <w:t>VendorOrderNo_Lbl</w:t>
+                </w:r>
+                <w:proofErr w:type="spellEnd"/>
               </w:p>
             </w:tc>
           </w:sdtContent>
         </w:sdt>
         <w:sdt>
           <w:sdtPr>
-            <w:alias w:val="#Nav: /Purchase_Header/VendorOrderNo"/>
-            <w:tag w:val="#Nav: Standard_Purchase_Order/1322"/>
-            <w:id w:val="-119840141"/>
+            <w:alias w:val="VATNoText"/>
+            <w:tag w:val="#BC:InsertDataItem,DataItems/Purchase_Header/VATNoText"/>
+            <w:id w:val="1006016674"/>
             <w:placeholder>
-              <w:docPart w:val="7289993DC44448AA9AD82AC34EAA7354"/>
+              <w:docPart w:val="6F31C93BEC5E476599B554D07E34C000"/>
             </w:placeholder>
-            <w:dataBinding w:prefixMappings="xmlns:ns0='urn:microsoft-dynamics-nav/reports/Standard_Purchase_Order/1322/'" w:xpath="/ns0:NavWordReportXmlPart[1]/ns0:Purchase_Header[1]/ns0:VendorOrderNo[1]" w:storeItemID="{7C9D7B99-3F0A-4DC8-9D28-B3E523DBEA5C}"/>
+            <w:dataBinding w:prefixMappings="&lt;xmlns:ns0='urn:microsoft-dynamics-nav/reports/Standard_Purchase_Order/1322/' " w:xpath="/ns0:NavWordReportXmlPart[1]/ns0:Purchase_Header[1]/ns0:VATNoText[1]" w:storeItemID="{00000000-0000-0000-0000-000000000000}"/>
+            <w15:color w:val="808080"/>
             <w:text/>
           </w:sdtPr>
+          <w:sdtEndPr/>
           <w:sdtContent>
             <w:tc>
               <w:tcPr>
-                <w:tcW w:w="2625" w:type="dxa"/>
+                <w:tcW w:w="1250" w:type="pct"/>
               </w:tcPr>
               <w:p>
                 <w:pPr>
-                  <w:spacing w:after="0"/>
+                  <w:pStyle w:val="BCLabel"/>
                 </w:pPr>
+                <w:proofErr w:type="spellStart"/>
                 <w:r>
-                  <w:t>VendorOrderNo</w:t>
+                  <w:t>VATNoText</w:t>
                 </w:r>
+                <w:proofErr w:type="spellEnd"/>
               </w:p>
             </w:tc>
           </w:sdtContent>
         </w:sdt>
         <w:tc>
           <w:tcPr>
-            <w:tcW w:w="2625" w:type="dxa"/>
+            <w:tcW w:w="1250" w:type="pct"/>
           </w:tcPr>
           <w:p>
             <w:pPr>
-              <w:spacing w:after="0"/>
+              <w:pStyle w:val="BCLabel"/>
+            </w:pPr>
+          </w:p>
+        </w:tc>
+        <w:tc>
+          <w:tcPr>
+            <w:tcW w:w="1250" w:type="pct"/>
+          </w:tcPr>
+          <w:p>
+            <w:pPr>
+              <w:pStyle w:val="BCLabel"/>
+            </w:pPr>
+          </w:p>
+        </w:tc>
+      </w:tr>
+      <w:tr>
+        <w:trPr>
+          <w:cantSplit/>
+          <w:trHeight w:val="245"/>
+        </w:trPr>
+        <w:sdt>
+          <w:sdtPr>
+            <w:alias w:val="#Nav: /Purchase_Header/VendorOrderNo"/>
+            <w:tag w:val="#Nav: Standard_Purchase_Order/1322"/>
+            <w:id w:val="-119840141"/>
+            <w:placeholder>
+              <w:docPart w:val="28E44D109F414FEAB66B5A51E1315BEB"/>
+            </w:placeholder>
+            <w:dataBinding w:prefixMappings="&lt;xmlns:ns0='urn:microsoft-dynamics-nav/reports/Standard_Purchase_Order/1322/' " w:xpath="/ns0:NavWordReportXmlPart[1]/ns0:Purchase_Header[1]/ns0:VendorOrderNo[1]" w:storeItemID="{7C9D7B99-3F0A-4DC8-9D28-B3E523DBEA5C}"/>
+            <w:text/>
+          </w:sdtPr>
+          <w:sdtEndPr/>
+          <w:sdtContent>
+            <w:tc>
+              <w:tcPr>
+                <w:tcW w:w="1250" w:type="pct"/>
+              </w:tcPr>
+              <w:p>
+                <w:pPr>
+                  <w:pStyle w:val="NoSpacing"/>
+                </w:pPr>
+                <w:proofErr w:type="spellStart"/>
+                <w:r>
+                  <w:t>VendorOrderNo</w:t>
+                </w:r>
+                <w:proofErr w:type="spellEnd"/>
+              </w:p>
+            </w:tc>
+          </w:sdtContent>
+        </w:sdt>
+        <w:tc>
+          <w:tcPr>
+            <w:tcW w:w="1250" w:type="pct"/>
+          </w:tcPr>
+          <w:p>
+            <w:pPr>
+              <w:pStyle w:val="NoSpacing"/>
             </w:pPr>
             <w:sdt>
               <w:sdtPr>
-                <w:rPr>
-                  <w:rFonts w:eastAsia="Times New Roman" w:cs="Segoe UI"/>
-                </w:rPr>
                 <w:alias w:val="#Nav: /Purchase_Header/VATRegNo_PurchHeader"/>
                 <w:tag w:val="#Nav: Standard_Purchase_Order/1322"/>
                 <w:id w:val="-226772123"/>
                 <w:placeholder>
-                  <w:docPart w:val="C3339EE0049E4187B491A1E43141E33D"/>
+                  <w:docPart w:val="EE2EDA0B1A8F4B49977C4CEFEECA64AC"/>
                 </w:placeholder>
-                <w:dataBinding w:prefixMappings="xmlns:ns0='urn:microsoft-dynamics-nav/reports/Standard_Purchase_Order/1322/'" w:xpath="/ns0:NavWordReportXmlPart[1]/ns0:Purchase_Header[1]/ns0:VATRegNo_PurchHeader[1]" w:storeItemID="{7C9D7B99-3F0A-4DC8-9D28-B3E523DBEA5C}"/>
+                <w:dataBinding w:prefixMappings="&lt;xmlns:ns0='urn:microsoft-dynamics-nav/reports/Standard_Purchase_Order/1322/' " w:xpath="/ns0:NavWordReportXmlPart[1]/ns0:Purchase_Header[1]/ns0:VATRegNo_PurchHeader[1]" w:storeItemID="{7C9D7B99-3F0A-4DC8-9D28-B3E523DBEA5C}"/>
                 <w:text/>
               </w:sdtPr>
+              <w:sdtEndPr/>
               <w:sdtContent>
+                <w:proofErr w:type="spellStart"/>
                 <w:r>
-                  <w:rPr>
-                    <w:rFonts w:eastAsia="Times New Roman" w:cs="Segoe UI"/>
-                  </w:rPr>
                   <w:t>VATRegNo_PurchHeader</w:t>
                 </w:r>
+                <w:proofErr w:type="spellEnd"/>
               </w:sdtContent>
             </w:sdt>
+          </w:p>
+        </w:tc>
+        <w:tc>
+          <w:tcPr>
+            <w:tcW w:w="1250" w:type="pct"/>
+          </w:tcPr>
+          <w:p>
+            <w:pPr>
+              <w:pStyle w:val="NoSpacing"/>
+            </w:pPr>
+          </w:p>
+        </w:tc>
+        <w:tc>
+          <w:tcPr>
+            <w:tcW w:w="1250" w:type="pct"/>
+          </w:tcPr>
+          <w:p>
+            <w:pPr>
+              <w:pStyle w:val="NoSpacing"/>
+            </w:pPr>
           </w:p>
         </w:tc>
       </w:tr>
@@ -1503,19 +1362,20 @@
     <w:p/>
     <w:tbl>
       <w:tblPr>
-        <w:tblStyle w:val="CLSequoiatablestyle021"/>
-        <w:tblW w:w="10498" w:type="dxa"/>
-        <w:tblLayout w:type="fixed"/>
-        <w:tblLook w:val="04A0" w:firstRow="1" w:lastRow="0" w:firstColumn="1" w:lastColumn="0" w:noHBand="0" w:noVBand="1"/>
+        <w:tblStyle w:val="BCDataTable"/>
+        <w:tblW w:w="5000" w:type="pct"/>
+        <w:tblLook w:val="0420" w:firstRow="1" w:lastRow="0" w:firstColumn="0" w:lastColumn="0" w:noHBand="0" w:noVBand="1"/>
+        <w:tblCaption w:val="Table 3"/>
+        <w:tblDescription w:val="Document lines. Column headers in the first row."/>
       </w:tblPr>
       <w:tblGrid>
+        <w:gridCol w:w="1358"/>
+        <w:gridCol w:w="1496"/>
+        <w:gridCol w:w="1394"/>
         <w:gridCol w:w="1498"/>
-        <w:gridCol w:w="2282"/>
-        <w:gridCol w:w="1080"/>
-        <w:gridCol w:w="900"/>
-        <w:gridCol w:w="1980"/>
-        <w:gridCol w:w="1258"/>
-        <w:gridCol w:w="1500"/>
+        <w:gridCol w:w="1738"/>
+        <w:gridCol w:w="1498"/>
+        <w:gridCol w:w="1513"/>
       </w:tblGrid>
       <w:tr>
         <w:trPr>
@@ -1524,364 +1384,217 @@
         </w:trPr>
         <w:sdt>
           <w:sdtPr>
-            <w:rPr>
-              <w:rFonts w:ascii="Segoe UI Semibold (Header)" w:hAnsi="Segoe UI Semibold (Header)"/>
-              <w:sz w:val="22"/>
-              <w:szCs w:val="22"/>
-            </w:rPr>
             <w:alias w:val="#Nav: /Purchase_Header/Purchase_Line/No_PurchLine_Lbl"/>
             <w:tag w:val="#Nav: Standard_Purchase_Order/1322"/>
             <w:id w:val="-757831708"/>
             <w:placeholder>
               <w:docPart w:val="A4847374A1654E5CBF273C1DB958380B"/>
             </w:placeholder>
-            <w:dataBinding w:prefixMappings="xmlns:ns0='urn:microsoft-dynamics-nav/reports/Standard_Purchase_Order/1322/'" w:xpath="/ns0:NavWordReportXmlPart[1]/ns0:Purchase_Header[1]/ns0:Purchase_Line[1]/ns0:No_PurchLine_Lbl[1]" w:storeItemID="{7C9D7B99-3F0A-4DC8-9D28-B3E523DBEA5C}"/>
+            <w:dataBinding w:prefixMappings="&lt;xmlns:ns0='urn:microsoft-dynamics-nav/reports/Standard_Purchase_Order/1322/' " w:xpath="/ns0:NavWordReportXmlPart[1]/ns0:Purchase_Header[1]/ns0:Purchase_Line[1]/ns0:No_PurchLine_Lbl[1]" w:storeItemID="{7C9D7B99-3F0A-4DC8-9D28-B3E523DBEA5C}"/>
             <w:text/>
           </w:sdtPr>
+          <w:sdtEndPr/>
           <w:sdtContent>
             <w:tc>
               <w:tcPr>
-                <w:cnfStyle w:val="001000000000" w:firstRow="0" w:lastRow="0" w:firstColumn="1" w:lastColumn="0" w:oddVBand="0" w:evenVBand="0" w:oddHBand="0" w:evenHBand="0" w:firstRowFirstColumn="0" w:firstRowLastColumn="0" w:lastRowFirstColumn="0" w:lastRowLastColumn="0"/>
-                <w:tcW w:w="1498" w:type="dxa"/>
-                <w:tcBorders>
-                  <w:bottom w:val="single" w:color="auto" w:sz="4" w:space="0"/>
-                </w:tcBorders>
-                <w:tcMar>
-                  <w:top w:w="58" w:type="dxa"/>
-                  <w:bottom w:w="58" w:type="dxa"/>
-                </w:tcMar>
+                <w:tcW w:w="713" w:type="pct"/>
                 <w:hideMark/>
               </w:tcPr>
               <w:p>
                 <w:pPr>
-                  <w:pStyle w:val="Heading2"/>
-                  <w:rPr>
-                    <w:rFonts w:ascii="Segoe UI Semibold (Header)" w:hAnsi="Segoe UI Semibold (Header)"/>
-                    <w:sz w:val="22"/>
-                    <w:szCs w:val="22"/>
-                    <w:lang w:eastAsia="en-US"/>
-                  </w:rPr>
+                  <w:pStyle w:val="BCLabel"/>
                 </w:pPr>
+                <w:proofErr w:type="spellStart"/>
                 <w:r>
-                  <w:rPr>
-                    <w:rFonts w:ascii="Segoe UI Semibold (Header)" w:hAnsi="Segoe UI Semibold (Header)"/>
-                    <w:sz w:val="22"/>
-                    <w:szCs w:val="22"/>
-                  </w:rPr>
                   <w:t>No_PurchLine_Lbl</w:t>
                 </w:r>
+                <w:proofErr w:type="spellEnd"/>
               </w:p>
             </w:tc>
           </w:sdtContent>
         </w:sdt>
         <w:sdt>
           <w:sdtPr>
-            <w:rPr>
-              <w:rFonts w:ascii="Segoe UI Semibold (Header)" w:hAnsi="Segoe UI Semibold (Header)"/>
-              <w:sz w:val="22"/>
-              <w:szCs w:val="22"/>
-            </w:rPr>
             <w:alias w:val="#Nav: /Purchase_Header/Purchase_Line/Desc_PurchLine_Lbl"/>
             <w:tag w:val="#Nav: Standard_Purchase_Order/1322"/>
             <w:id w:val="-1427569608"/>
             <w:placeholder>
               <w:docPart w:val="62AA85EF69F74389A48B3A00350CC5FE"/>
             </w:placeholder>
-            <w:dataBinding w:prefixMappings="xmlns:ns0='urn:microsoft-dynamics-nav/reports/Standard_Purchase_Order/1322/'" w:xpath="/ns0:NavWordReportXmlPart[1]/ns0:Purchase_Header[1]/ns0:Purchase_Line[1]/ns0:Desc_PurchLine_Lbl[1]" w:storeItemID="{7C9D7B99-3F0A-4DC8-9D28-B3E523DBEA5C}"/>
+            <w:dataBinding w:prefixMappings="&lt;xmlns:ns0='urn:microsoft-dynamics-nav/reports/Standard_Purchase_Order/1322/' " w:xpath="/ns0:NavWordReportXmlPart[1]/ns0:Purchase_Header[1]/ns0:Purchase_Line[1]/ns0:Desc_PurchLine_Lbl[1]" w:storeItemID="{7C9D7B99-3F0A-4DC8-9D28-B3E523DBEA5C}"/>
             <w:text/>
           </w:sdtPr>
+          <w:sdtEndPr/>
           <w:sdtContent>
             <w:tc>
               <w:tcPr>
-                <w:tcW w:w="2282" w:type="dxa"/>
-                <w:tcBorders>
-                  <w:bottom w:val="single" w:color="auto" w:sz="4" w:space="0"/>
-                </w:tcBorders>
-                <w:tcMar>
-                  <w:top w:w="58" w:type="dxa"/>
-                  <w:bottom w:w="58" w:type="dxa"/>
-                </w:tcMar>
+                <w:tcW w:w="1001" w:type="pct"/>
                 <w:hideMark/>
               </w:tcPr>
               <w:p>
                 <w:pPr>
-                  <w:pStyle w:val="Heading2"/>
-                  <w:cnfStyle w:val="100000000000" w:firstRow="1" w:lastRow="0" w:firstColumn="0" w:lastColumn="0" w:oddVBand="0" w:evenVBand="0" w:oddHBand="0" w:evenHBand="0" w:firstRowFirstColumn="0" w:firstRowLastColumn="0" w:lastRowFirstColumn="0" w:lastRowLastColumn="0"/>
-                  <w:rPr>
-                    <w:rFonts w:ascii="Segoe UI Semibold (Header)" w:hAnsi="Segoe UI Semibold (Header)" w:cs="Segoe UI Semibold"/>
-                    <w:b/>
-                    <w:sz w:val="22"/>
-                    <w:szCs w:val="22"/>
-                    <w:lang w:eastAsia="en-US"/>
-                  </w:rPr>
+                  <w:pStyle w:val="BCLabel"/>
                 </w:pPr>
+                <w:proofErr w:type="spellStart"/>
                 <w:r>
-                  <w:rPr>
-                    <w:rFonts w:ascii="Segoe UI Semibold (Header)" w:hAnsi="Segoe UI Semibold (Header)"/>
-                    <w:sz w:val="22"/>
-                    <w:szCs w:val="22"/>
-                  </w:rPr>
                   <w:t>Desc_PurchLine_Lbl</w:t>
                 </w:r>
+                <w:proofErr w:type="spellEnd"/>
               </w:p>
             </w:tc>
           </w:sdtContent>
         </w:sdt>
         <w:sdt>
           <w:sdtPr>
-            <w:rPr>
-              <w:rFonts w:ascii="Segoe UI Semibold (Header)" w:hAnsi="Segoe UI Semibold (Header)"/>
-              <w:sz w:val="22"/>
-              <w:szCs w:val="22"/>
-            </w:rPr>
             <w:alias w:val="#Nav: /Purchase_Header/Purchase_Line/Qty_PurchLine_Lbl"/>
             <w:tag w:val="#Nav: Standard_Purchase_Order/1322"/>
             <w:id w:val="-509139016"/>
             <w:placeholder>
               <w:docPart w:val="0EF7E12B97F7430499137FEA96C1CE09"/>
             </w:placeholder>
-            <w:dataBinding w:prefixMappings="xmlns:ns0='urn:microsoft-dynamics-nav/reports/Standard_Purchase_Order/1322/'" w:xpath="/ns0:NavWordReportXmlPart[1]/ns0:Purchase_Header[1]/ns0:Purchase_Line[1]/ns0:Qty_PurchLine_Lbl[1]" w:storeItemID="{7C9D7B99-3F0A-4DC8-9D28-B3E523DBEA5C}"/>
+            <w:dataBinding w:prefixMappings="&lt;xmlns:ns0='urn:microsoft-dynamics-nav/reports/Standard_Purchase_Order/1322/' " w:xpath="/ns0:NavWordReportXmlPart[1]/ns0:Purchase_Header[1]/ns0:Purchase_Line[1]/ns0:Qty_PurchLine_Lbl[1]" w:storeItemID="{7C9D7B99-3F0A-4DC8-9D28-B3E523DBEA5C}"/>
             <w:text/>
           </w:sdtPr>
+          <w:sdtEndPr/>
           <w:sdtContent>
             <w:tc>
               <w:tcPr>
-                <w:tcW w:w="1080" w:type="dxa"/>
-                <w:tcBorders>
-                  <w:bottom w:val="single" w:color="auto" w:sz="4" w:space="0"/>
-                </w:tcBorders>
-                <w:tcMar>
-                  <w:top w:w="58" w:type="dxa"/>
-                  <w:bottom w:w="58" w:type="dxa"/>
-                </w:tcMar>
+                <w:tcW w:w="600" w:type="pct"/>
               </w:tcPr>
               <w:p>
                 <w:pPr>
-                  <w:pStyle w:val="Heading2"/>
+                  <w:pStyle w:val="BCLabelNumber"/>
                   <w:jc w:val="right"/>
-                  <w:cnfStyle w:val="100000000000" w:firstRow="1" w:lastRow="0" w:firstColumn="0" w:lastColumn="0" w:oddVBand="0" w:evenVBand="0" w:oddHBand="0" w:evenHBand="0" w:firstRowFirstColumn="0" w:firstRowLastColumn="0" w:lastRowFirstColumn="0" w:lastRowLastColumn="0"/>
-                  <w:rPr>
-                    <w:rFonts w:ascii="Segoe UI Semibold (Header)" w:hAnsi="Segoe UI Semibold (Header)"/>
-                    <w:sz w:val="22"/>
-                    <w:szCs w:val="22"/>
-                  </w:rPr>
                 </w:pPr>
+                <w:proofErr w:type="spellStart"/>
                 <w:r>
-                  <w:rPr>
-                    <w:rFonts w:ascii="Segoe UI Semibold (Header)" w:hAnsi="Segoe UI Semibold (Header)"/>
-                    <w:sz w:val="22"/>
-                    <w:szCs w:val="22"/>
-                  </w:rPr>
                   <w:t>Qty_PurchLine_Lbl</w:t>
                 </w:r>
+                <w:proofErr w:type="spellEnd"/>
               </w:p>
             </w:tc>
           </w:sdtContent>
         </w:sdt>
         <w:sdt>
           <w:sdtPr>
-            <w:rPr>
-              <w:rFonts w:ascii="Segoe UI Semibold (Header)" w:hAnsi="Segoe UI Semibold (Header)"/>
-              <w:sz w:val="22"/>
-              <w:szCs w:val="22"/>
-            </w:rPr>
             <w:alias w:val="#Nav: /Purchase_Header/Purchase_Line/UOM_PurchLine_Lbl"/>
             <w:tag w:val="#Nav: Standard_Purchase_Order/1322"/>
             <w:id w:val="581112265"/>
             <w:placeholder>
               <w:docPart w:val="4A4E8F61686D465D9518608DD457EF10"/>
             </w:placeholder>
-            <w:dataBinding w:prefixMappings="xmlns:ns0='urn:microsoft-dynamics-nav/reports/Standard_Purchase_Order/1322/'" w:xpath="/ns0:NavWordReportXmlPart[1]/ns0:Purchase_Header[1]/ns0:Purchase_Line[1]/ns0:UOM_PurchLine_Lbl[1]" w:storeItemID="{7C9D7B99-3F0A-4DC8-9D28-B3E523DBEA5C}"/>
+            <w:dataBinding w:prefixMappings="&lt;xmlns:ns0='urn:microsoft-dynamics-nav/reports/Standard_Purchase_Order/1322/' " w:xpath="/ns0:NavWordReportXmlPart[1]/ns0:Purchase_Header[1]/ns0:Purchase_Line[1]/ns0:UOM_PurchLine_Lbl[1]" w:storeItemID="{7C9D7B99-3F0A-4DC8-9D28-B3E523DBEA5C}"/>
             <w:text/>
           </w:sdtPr>
+          <w:sdtEndPr/>
           <w:sdtContent>
             <w:tc>
               <w:tcPr>
-                <w:tcW w:w="900" w:type="dxa"/>
-                <w:tcBorders>
-                  <w:bottom w:val="single" w:color="auto" w:sz="4" w:space="0"/>
-                </w:tcBorders>
-                <w:tcMar>
-                  <w:top w:w="58" w:type="dxa"/>
-                  <w:bottom w:w="58" w:type="dxa"/>
-                </w:tcMar>
+                <w:tcW w:w="429" w:type="pct"/>
               </w:tcPr>
               <w:p>
                 <w:pPr>
-                  <w:pStyle w:val="Heading2"/>
-                  <w:cnfStyle w:val="100000000000" w:firstRow="1" w:lastRow="0" w:firstColumn="0" w:lastColumn="0" w:oddVBand="0" w:evenVBand="0" w:oddHBand="0" w:evenHBand="0" w:firstRowFirstColumn="0" w:firstRowLastColumn="0" w:lastRowFirstColumn="0" w:lastRowLastColumn="0"/>
-                  <w:rPr>
-                    <w:rFonts w:ascii="Segoe UI Semibold (Header)" w:hAnsi="Segoe UI Semibold (Header)"/>
-                    <w:sz w:val="22"/>
-                    <w:szCs w:val="22"/>
-                  </w:rPr>
+                  <w:pStyle w:val="BCLabel"/>
                 </w:pPr>
+                <w:proofErr w:type="spellStart"/>
                 <w:r>
-                  <w:rPr>
-                    <w:rFonts w:ascii="Segoe UI Semibold (Header)" w:hAnsi="Segoe UI Semibold (Header)"/>
-                    <w:sz w:val="22"/>
-                    <w:szCs w:val="22"/>
-                  </w:rPr>
                   <w:t>UOM_PurchLine_Lbl</w:t>
                 </w:r>
+                <w:proofErr w:type="spellEnd"/>
               </w:p>
             </w:tc>
           </w:sdtContent>
         </w:sdt>
         <w:sdt>
           <w:sdtPr>
-            <w:rPr>
-              <w:rFonts w:ascii="Segoe UI Semibold (Header)" w:hAnsi="Segoe UI Semibold (Header)"/>
-              <w:sz w:val="22"/>
-              <w:szCs w:val="22"/>
-            </w:rPr>
             <w:alias w:val="#Nav: /Purchase_Header/Purchase_Line/DirectUniCost_Lbl"/>
             <w:tag w:val="#Nav: Standard_Purchase_Order/1322"/>
             <w:id w:val="-1562161493"/>
             <w:placeholder>
               <w:docPart w:val="0277A26813CB44069052FCCE46ED4D01"/>
             </w:placeholder>
-            <w:dataBinding w:prefixMappings="xmlns:ns0='urn:microsoft-dynamics-nav/reports/Standard_Purchase_Order/1322/'" w:xpath="/ns0:NavWordReportXmlPart[1]/ns0:Purchase_Header[1]/ns0:Purchase_Line[1]/ns0:DirectUniCost_Lbl[1]" w:storeItemID="{7C9D7B99-3F0A-4DC8-9D28-B3E523DBEA5C}"/>
+            <w:dataBinding w:prefixMappings="&lt;xmlns:ns0='urn:microsoft-dynamics-nav/reports/Standard_Purchase_Order/1322/' " w:xpath="/ns0:NavWordReportXmlPart[1]/ns0:Purchase_Header[1]/ns0:Purchase_Line[1]/ns0:DirectUniCost_Lbl[1]" w:storeItemID="{7C9D7B99-3F0A-4DC8-9D28-B3E523DBEA5C}"/>
             <w:text/>
           </w:sdtPr>
+          <w:sdtEndPr/>
           <w:sdtContent>
             <w:tc>
               <w:tcPr>
-                <w:tcW w:w="1980" w:type="dxa"/>
-                <w:tcBorders>
-                  <w:bottom w:val="single" w:color="auto" w:sz="4" w:space="0"/>
-                </w:tcBorders>
-                <w:tcMar>
-                  <w:top w:w="58" w:type="dxa"/>
-                  <w:bottom w:w="58" w:type="dxa"/>
-                </w:tcMar>
+                <w:tcW w:w="943" w:type="pct"/>
               </w:tcPr>
               <w:p>
                 <w:pPr>
-                  <w:pStyle w:val="Heading2"/>
+                  <w:pStyle w:val="BCLabelNumber"/>
                   <w:jc w:val="right"/>
-                  <w:cnfStyle w:val="100000000000" w:firstRow="1" w:lastRow="0" w:firstColumn="0" w:lastColumn="0" w:oddVBand="0" w:evenVBand="0" w:oddHBand="0" w:evenHBand="0" w:firstRowFirstColumn="0" w:firstRowLastColumn="0" w:lastRowFirstColumn="0" w:lastRowLastColumn="0"/>
-                  <w:rPr>
-                    <w:rFonts w:ascii="Segoe UI Semibold (Header)" w:hAnsi="Segoe UI Semibold (Header)" w:cs="Segoe UI Semibold"/>
-                    <w:b/>
-                    <w:sz w:val="22"/>
-                    <w:szCs w:val="22"/>
-                    <w:lang w:eastAsia="en-US"/>
-                  </w:rPr>
                 </w:pPr>
+                <w:proofErr w:type="spellStart"/>
                 <w:r>
-                  <w:rPr>
-                    <w:rFonts w:ascii="Segoe UI Semibold (Header)" w:hAnsi="Segoe UI Semibold (Header)"/>
-                    <w:sz w:val="22"/>
-                    <w:szCs w:val="22"/>
-                  </w:rPr>
                   <w:t>DirectUniCost_Lbl</w:t>
                 </w:r>
+                <w:proofErr w:type="spellEnd"/>
               </w:p>
             </w:tc>
           </w:sdtContent>
         </w:sdt>
         <w:sdt>
           <w:sdtPr>
-            <w:rPr>
-              <w:rFonts w:ascii="Segoe UI Semibold (Header)" w:hAnsi="Segoe UI Semibold (Header)"/>
-              <w:sz w:val="22"/>
-              <w:szCs w:val="22"/>
-            </w:rPr>
             <w:alias w:val="#Nav:/Purchase_Header/VATAmtLineVAT_Lbl"/>
             <w:tag w:val="#Nav:/Purchase_Header/VATAmtLineVAT_Lbl"/>
             <w:id w:val="-2111811605"/>
             <w:placeholder>
               <w:docPart w:val="E60F8B516F714B88A8A5131F14381DDC"/>
             </w:placeholder>
-            <w:dataBinding w:prefixMappings="xmlns:ns0='urn:microsoft-dynamics-nav/reports/Standard_Purchase_Order/1322/'" w:xpath="/ns0:NavWordReportXmlPart[1]/ns0:Purchase_Header[1]/ns0:VATAmtLineVAT_Lbl[1]" w:storeItemID="{7C9D7B99-3F0A-4DC8-9D28-B3E523DBEA5C}"/>
+            <w:dataBinding w:prefixMappings="&lt;xmlns:ns0='urn:microsoft-dynamics-nav/reports/Standard_Purchase_Order/1322/' " w:xpath="/ns0:NavWordReportXmlPart[1]/ns0:Purchase_Header[1]/ns0:VATAmtLineVAT_Lbl[1]" w:storeItemID="{7C9D7B99-3F0A-4DC8-9D28-B3E523DBEA5C}"/>
             <w:text/>
           </w:sdtPr>
+          <w:sdtEndPr/>
           <w:sdtContent>
             <w:tc>
               <w:tcPr>
-                <w:tcW w:w="1258" w:type="dxa"/>
-                <w:tcBorders>
-                  <w:bottom w:val="single" w:color="auto" w:sz="4" w:space="0"/>
-                </w:tcBorders>
-                <w:tcMar>
-                  <w:top w:w="58" w:type="dxa"/>
-                  <w:bottom w:w="58" w:type="dxa"/>
-                </w:tcMar>
+                <w:tcW w:w="599" w:type="pct"/>
               </w:tcPr>
               <w:p>
                 <w:pPr>
-                  <w:pStyle w:val="Heading2"/>
+                  <w:pStyle w:val="BCLabelNumber"/>
                   <w:jc w:val="right"/>
-                  <w:cnfStyle w:val="100000000000" w:firstRow="1" w:lastRow="0" w:firstColumn="0" w:lastColumn="0" w:oddVBand="0" w:evenVBand="0" w:oddHBand="0" w:evenHBand="0" w:firstRowFirstColumn="0" w:firstRowLastColumn="0" w:lastRowFirstColumn="0" w:lastRowLastColumn="0"/>
-                  <w:rPr>
-                    <w:rFonts w:ascii="Segoe UI Semibold (Header)" w:hAnsi="Segoe UI Semibold (Header)"/>
-                    <w:sz w:val="22"/>
-                    <w:szCs w:val="22"/>
-                  </w:rPr>
                 </w:pPr>
+                <w:proofErr w:type="spellStart"/>
                 <w:r>
-                  <w:rPr>
-                    <w:rFonts w:ascii="Segoe UI Semibold (Header)" w:hAnsi="Segoe UI Semibold (Header)"/>
-                    <w:sz w:val="22"/>
-                    <w:szCs w:val="22"/>
-                  </w:rPr>
                   <w:t>VATAmtLineVAT_Lbl</w:t>
                 </w:r>
+                <w:proofErr w:type="spellEnd"/>
               </w:p>
             </w:tc>
           </w:sdtContent>
         </w:sdt>
         <w:sdt>
           <w:sdtPr>
-            <w:rPr>
-              <w:rFonts w:ascii="Segoe UI Semibold (Header)" w:hAnsi="Segoe UI Semibold (Header)"/>
-              <w:sz w:val="22"/>
-              <w:szCs w:val="22"/>
-            </w:rPr>
             <w:alias w:val="#Nav: /Purchase_Header/ItemLineAmount_Lbl"/>
             <w:tag w:val="#Nav: Standard_Purchase_Order/1322"/>
             <w:id w:val="1659116384"/>
             <w:placeholder>
               <w:docPart w:val="3806635EF6514EC48D48977373D088EC"/>
             </w:placeholder>
-            <w:dataBinding w:prefixMappings="xmlns:ns0='urn:microsoft-dynamics-nav/reports/Standard_Purchase_Order/1322/'" w:xpath="/ns0:NavWordReportXmlPart[1]/ns0:Purchase_Header[1]/ns0:ItemLineAmount_Lbl[1]" w:storeItemID="{7C9D7B99-3F0A-4DC8-9D28-B3E523DBEA5C}"/>
+            <w:dataBinding w:prefixMappings="&lt;xmlns:ns0='urn:microsoft-dynamics-nav/reports/Standard_Purchase_Order/1322/' " w:xpath="/ns0:NavWordReportXmlPart[1]/ns0:Purchase_Header[1]/ns0:ItemLineAmount_Lbl[1]" w:storeItemID="{7C9D7B99-3F0A-4DC8-9D28-B3E523DBEA5C}"/>
             <w:text/>
           </w:sdtPr>
+          <w:sdtEndPr/>
           <w:sdtContent>
             <w:tc>
               <w:tcPr>
-                <w:tcW w:w="1500" w:type="dxa"/>
-                <w:tcBorders>
-                  <w:bottom w:val="single" w:color="auto" w:sz="4" w:space="0"/>
-                </w:tcBorders>
-                <w:tcMar>
-                  <w:top w:w="58" w:type="dxa"/>
-                  <w:bottom w:w="58" w:type="dxa"/>
-                </w:tcMar>
+                <w:tcW w:w="715" w:type="pct"/>
                 <w:hideMark/>
               </w:tcPr>
               <w:p>
                 <w:pPr>
-                  <w:pStyle w:val="Heading2"/>
+                  <w:pStyle w:val="BCLabelNumber"/>
                   <w:jc w:val="right"/>
-                  <w:cnfStyle w:val="100000000000" w:firstRow="1" w:lastRow="0" w:firstColumn="0" w:lastColumn="0" w:oddVBand="0" w:evenVBand="0" w:oddHBand="0" w:evenHBand="0" w:firstRowFirstColumn="0" w:firstRowLastColumn="0" w:lastRowFirstColumn="0" w:lastRowLastColumn="0"/>
-                  <w:rPr>
-                    <w:rFonts w:ascii="Segoe UI Semibold (Header)" w:hAnsi="Segoe UI Semibold (Header)" w:cs="Segoe UI Semibold"/>
-                    <w:b/>
-                    <w:sz w:val="22"/>
-                    <w:szCs w:val="22"/>
-                    <w:lang w:eastAsia="en-US"/>
-                  </w:rPr>
                 </w:pPr>
+                <w:proofErr w:type="spellStart"/>
                 <w:r>
-                  <w:rPr>
-                    <w:rFonts w:ascii="Segoe UI Semibold (Header)" w:hAnsi="Segoe UI Semibold (Header)"/>
-                    <w:sz w:val="22"/>
-                    <w:szCs w:val="22"/>
-                  </w:rPr>
                   <w:t>ItemLineAmount_Lbl</w:t>
                 </w:r>
+                <w:proofErr w:type="spellEnd"/>
               </w:p>
             </w:tc>
           </w:sdtContent>
@@ -1890,159 +1603,75 @@
       <w:tr>
         <w:trPr>
           <w:cnfStyle w:val="000000100000" w:firstRow="0" w:lastRow="0" w:firstColumn="0" w:lastColumn="0" w:oddVBand="0" w:evenVBand="0" w:oddHBand="1" w:evenHBand="0" w:firstRowFirstColumn="0" w:firstRowLastColumn="0" w:lastRowFirstColumn="0" w:lastRowLastColumn="0"/>
-          <w:trHeight w:val="245" w:hRule="exact"/>
+          <w:trHeight w:val="245"/>
         </w:trPr>
         <w:tc>
           <w:tcPr>
-            <w:cnfStyle w:val="001000000000" w:firstRow="0" w:lastRow="0" w:firstColumn="1" w:lastColumn="0" w:oddVBand="0" w:evenVBand="0" w:oddHBand="0" w:evenHBand="0" w:firstRowFirstColumn="0" w:firstRowLastColumn="0" w:lastRowFirstColumn="0" w:lastRowLastColumn="0"/>
-            <w:tcW w:w="1498" w:type="dxa"/>
-            <w:tcBorders>
-              <w:top w:val="single" w:color="auto" w:sz="4" w:space="0"/>
-            </w:tcBorders>
-            <w:tcMar>
-              <w:top w:w="58" w:type="dxa"/>
-              <w:bottom w:w="58" w:type="dxa"/>
-            </w:tcMar>
+            <w:tcW w:w="713" w:type="pct"/>
           </w:tcPr>
           <w:p>
             <w:pPr>
-              <w:spacing w:after="0"/>
-              <w:rPr>
-                <w:sz w:val="22"/>
-                <w:szCs w:val="22"/>
-              </w:rPr>
+              <w:pStyle w:val="NoSpacing"/>
             </w:pPr>
           </w:p>
         </w:tc>
         <w:tc>
           <w:tcPr>
-            <w:tcW w:w="2282" w:type="dxa"/>
-            <w:tcBorders>
-              <w:top w:val="single" w:color="auto" w:sz="4" w:space="0"/>
-            </w:tcBorders>
-            <w:tcMar>
-              <w:top w:w="58" w:type="dxa"/>
-              <w:bottom w:w="58" w:type="dxa"/>
-            </w:tcMar>
+            <w:tcW w:w="1001" w:type="pct"/>
           </w:tcPr>
           <w:p>
             <w:pPr>
-              <w:spacing w:after="0"/>
-              <w:cnfStyle w:val="000000100000" w:firstRow="0" w:lastRow="0" w:firstColumn="0" w:lastColumn="0" w:oddVBand="0" w:evenVBand="0" w:oddHBand="1" w:evenHBand="0" w:firstRowFirstColumn="0" w:firstRowLastColumn="0" w:lastRowFirstColumn="0" w:lastRowLastColumn="0"/>
-              <w:rPr>
-                <w:sz w:val="22"/>
-                <w:szCs w:val="22"/>
-              </w:rPr>
+              <w:pStyle w:val="NoSpacing"/>
             </w:pPr>
           </w:p>
         </w:tc>
         <w:tc>
           <w:tcPr>
-            <w:tcW w:w="1080" w:type="dxa"/>
-            <w:tcBorders>
-              <w:top w:val="single" w:color="auto" w:sz="4" w:space="0"/>
-            </w:tcBorders>
-            <w:tcMar>
-              <w:top w:w="58" w:type="dxa"/>
-              <w:bottom w:w="58" w:type="dxa"/>
-            </w:tcMar>
+            <w:tcW w:w="600" w:type="pct"/>
           </w:tcPr>
           <w:p>
             <w:pPr>
-              <w:spacing w:after="0"/>
-              <w:cnfStyle w:val="000000100000" w:firstRow="0" w:lastRow="0" w:firstColumn="0" w:lastColumn="0" w:oddVBand="0" w:evenVBand="0" w:oddHBand="1" w:evenHBand="0" w:firstRowFirstColumn="0" w:firstRowLastColumn="0" w:lastRowFirstColumn="0" w:lastRowLastColumn="0"/>
-              <w:rPr>
-                <w:sz w:val="22"/>
-                <w:szCs w:val="22"/>
-              </w:rPr>
+              <w:pStyle w:val="NoSpacing"/>
             </w:pPr>
           </w:p>
         </w:tc>
         <w:tc>
           <w:tcPr>
-            <w:tcW w:w="900" w:type="dxa"/>
-            <w:tcBorders>
-              <w:top w:val="single" w:color="auto" w:sz="4" w:space="0"/>
-            </w:tcBorders>
-            <w:tcMar>
-              <w:top w:w="58" w:type="dxa"/>
-              <w:bottom w:w="58" w:type="dxa"/>
-            </w:tcMar>
+            <w:tcW w:w="429" w:type="pct"/>
           </w:tcPr>
           <w:p>
             <w:pPr>
-              <w:spacing w:after="0"/>
-              <w:cnfStyle w:val="000000100000" w:firstRow="0" w:lastRow="0" w:firstColumn="0" w:lastColumn="0" w:oddVBand="0" w:evenVBand="0" w:oddHBand="1" w:evenHBand="0" w:firstRowFirstColumn="0" w:firstRowLastColumn="0" w:lastRowFirstColumn="0" w:lastRowLastColumn="0"/>
-              <w:rPr>
-                <w:sz w:val="22"/>
-                <w:szCs w:val="22"/>
-              </w:rPr>
+              <w:pStyle w:val="NoSpacing"/>
             </w:pPr>
           </w:p>
         </w:tc>
         <w:tc>
           <w:tcPr>
-            <w:tcW w:w="1980" w:type="dxa"/>
-            <w:tcBorders>
-              <w:top w:val="single" w:color="auto" w:sz="4" w:space="0"/>
-            </w:tcBorders>
-            <w:tcMar>
-              <w:top w:w="58" w:type="dxa"/>
-              <w:bottom w:w="58" w:type="dxa"/>
-            </w:tcMar>
+            <w:tcW w:w="943" w:type="pct"/>
           </w:tcPr>
           <w:p>
             <w:pPr>
-              <w:spacing w:after="0"/>
-              <w:cnfStyle w:val="000000100000" w:firstRow="0" w:lastRow="0" w:firstColumn="0" w:lastColumn="0" w:oddVBand="0" w:evenVBand="0" w:oddHBand="1" w:evenHBand="0" w:firstRowFirstColumn="0" w:firstRowLastColumn="0" w:lastRowFirstColumn="0" w:lastRowLastColumn="0"/>
-              <w:rPr>
-                <w:sz w:val="22"/>
-                <w:szCs w:val="22"/>
-              </w:rPr>
+              <w:pStyle w:val="NoSpacing"/>
             </w:pPr>
           </w:p>
         </w:tc>
         <w:tc>
           <w:tcPr>
-            <w:tcW w:w="1258" w:type="dxa"/>
-            <w:tcBorders>
-              <w:top w:val="single" w:color="auto" w:sz="4" w:space="0"/>
-            </w:tcBorders>
-            <w:tcMar>
-              <w:top w:w="58" w:type="dxa"/>
-              <w:bottom w:w="58" w:type="dxa"/>
-            </w:tcMar>
+            <w:tcW w:w="599" w:type="pct"/>
           </w:tcPr>
           <w:p>
             <w:pPr>
-              <w:spacing w:after="0"/>
-              <w:cnfStyle w:val="000000100000" w:firstRow="0" w:lastRow="0" w:firstColumn="0" w:lastColumn="0" w:oddVBand="0" w:evenVBand="0" w:oddHBand="1" w:evenHBand="0" w:firstRowFirstColumn="0" w:firstRowLastColumn="0" w:lastRowFirstColumn="0" w:lastRowLastColumn="0"/>
-              <w:rPr>
-                <w:sz w:val="22"/>
-                <w:szCs w:val="22"/>
-              </w:rPr>
+              <w:pStyle w:val="NoSpacing"/>
             </w:pPr>
           </w:p>
         </w:tc>
         <w:tc>
           <w:tcPr>
-            <w:tcW w:w="1500" w:type="dxa"/>
-            <w:tcBorders>
-              <w:top w:val="single" w:color="auto" w:sz="4" w:space="0"/>
-            </w:tcBorders>
-            <w:tcMar>
-              <w:top w:w="58" w:type="dxa"/>
-              <w:bottom w:w="58" w:type="dxa"/>
-            </w:tcMar>
+            <w:tcW w:w="715" w:type="pct"/>
           </w:tcPr>
           <w:p>
             <w:pPr>
-              <w:spacing w:after="0"/>
-              <w:cnfStyle w:val="000000100000" w:firstRow="0" w:lastRow="0" w:firstColumn="0" w:lastColumn="0" w:oddVBand="0" w:evenVBand="0" w:oddHBand="1" w:evenHBand="0" w:firstRowFirstColumn="0" w:firstRowLastColumn="0" w:lastRowFirstColumn="0" w:lastRowLastColumn="0"/>
-              <w:rPr>
-                <w:sz w:val="22"/>
-                <w:szCs w:val="22"/>
-              </w:rPr>
+              <w:pStyle w:val="NoSpacing"/>
             </w:pPr>
           </w:p>
         </w:tc>
@@ -2050,11 +1679,8 @@
       <w:sdt>
         <w:sdtPr>
           <w:rPr>
-            <w:rFonts w:eastAsia="Times New Roman" w:cs="Segoe UI" w:asciiTheme="minorHAnsi" w:hAnsiTheme="minorHAnsi"/>
-            <w:bCs w:val="0"/>
-            <w:sz w:val="22"/>
-            <w:szCs w:val="22"/>
-            <w:lang w:val="en-US" w:eastAsia="en-US"/>
+            <w:color w:val="000000" w:themeColor="text1"/>
+            <w14:numSpacing w14:val="tabular"/>
           </w:rPr>
           <w:alias w:val="Repeater: Purchase_Line"/>
           <w:tag w:val="#BC:InsertRepeater,DataItems/Purchase_Header/Purchase_Line"/>
@@ -2062,29 +1688,23 @@
           <w:placeholder>
             <w:docPart w:val="98020BFDE3F8466CAB2A781940863376"/>
           </w:placeholder>
-          <w15:dataBinding w:prefixMappings="xmlns:ns0='urn:microsoft-dynamics-nav/reports/Standard_Purchase_Order/1322/'" w:xpath="/ns0:NavWordReportXmlPart[1]/ns0:Purchase_Header[1]/ns0:Purchase_Line" w:storeItemID="{00000000-0000-0000-0000-000000000000}"/>
+          <w15:dataBinding w:prefixMappings="&lt;xmlns:ns0='urn:microsoft-dynamics-nav/reports/Standard_Purchase_Order/1322/' " w:xpath="/ns0:NavWordReportXmlPart[1]/ns0:Purchase_Header[1]/ns0:Purchase_Line" w:storeItemID="{00000000-0000-0000-0000-000000000000}"/>
           <w15:color w:val="808080"/>
           <w15:repeatingSection/>
         </w:sdtPr>
+        <w:sdtEndPr/>
         <w:sdtContent>
           <w:sdt>
             <w:sdtPr>
               <w:rPr>
-                <w:rFonts w:eastAsia="Times New Roman" w:cs="Segoe UI" w:asciiTheme="minorHAnsi" w:hAnsiTheme="minorHAnsi"/>
-                <w:bCs w:val="0"/>
-                <w:sz w:val="22"/>
-                <w:szCs w:val="22"/>
-                <w:lang w:val="en-US" w:eastAsia="en-US"/>
+                <w:color w:val="000000" w:themeColor="text1"/>
+                <w14:numSpacing w14:val="tabular"/>
               </w:rPr>
               <w:id w:val="-658459417"/>
               <w15:color w:val="808080"/>
               <w15:repeatingSectionItem/>
             </w:sdtPr>
-            <w:sdtEndPr>
-              <w:rPr>
-                <w:rFonts w:eastAsiaTheme="minorHAnsi" w:cstheme="minorBidi"/>
-              </w:rPr>
-            </w:sdtEndPr>
+            <w:sdtEndPr/>
             <w:sdtContent>
               <w:tr>
                 <w:trPr>
@@ -2092,370 +1712,221 @@
                 </w:trPr>
                 <w:tc>
                   <w:tcPr>
-                    <w:cnfStyle w:val="001000000000" w:firstRow="0" w:lastRow="0" w:firstColumn="1" w:lastColumn="0" w:oddVBand="0" w:evenVBand="0" w:oddHBand="0" w:evenHBand="0" w:firstRowFirstColumn="0" w:firstRowLastColumn="0" w:lastRowFirstColumn="0" w:lastRowLastColumn="0"/>
-                    <w:tcW w:w="1498" w:type="dxa"/>
-                    <w:tcMar>
-                      <w:top w:w="58" w:type="dxa"/>
-                      <w:left w:w="115" w:type="dxa"/>
-                      <w:bottom w:w="58" w:type="dxa"/>
-                      <w:right w:w="115" w:type="dxa"/>
-                    </w:tcMar>
-                    <w:vAlign w:val="center"/>
+                    <w:tcW w:w="713" w:type="pct"/>
                   </w:tcPr>
                   <w:p>
                     <w:pPr>
+                      <w:pStyle w:val="NoSpacing"/>
                       <w:spacing w:before="120" w:after="120" w:line="240" w:lineRule="atLeast"/>
-                      <w:rPr>
-                        <w:rFonts w:cs="Segoe UI Semibold" w:asciiTheme="minorHAnsi" w:hAnsiTheme="minorHAnsi"/>
-                        <w:b/>
-                        <w:sz w:val="22"/>
-                        <w:szCs w:val="22"/>
-                        <w:lang w:eastAsia="en-US"/>
-                      </w:rPr>
                     </w:pPr>
                     <w:sdt>
                       <w:sdtPr>
-                        <w:rPr>
-                          <w:rFonts w:eastAsia="Times New Roman" w:cs="Segoe UI"/>
-                          <w:sz w:val="22"/>
-                          <w:szCs w:val="22"/>
-                        </w:rPr>
                         <w:alias w:val="#Nav: /Purchase_Header/Purchase_Line/No_PurchLine"/>
                         <w:tag w:val="#Nav: Standard_Purchase_Order/1322"/>
                         <w:id w:val="1201663711"/>
                         <w:placeholder>
                           <w:docPart w:val="AE3B135D46C34C9DAB7CE9629BAEDAB7"/>
                         </w:placeholder>
-                        <w:dataBinding w:prefixMappings="xmlns:ns0='urn:microsoft-dynamics-nav/reports/Standard_Purchase_Order/1322/'" w:xpath="/ns0:NavWordReportXmlPart[1]/ns0:Purchase_Header[1]/ns0:Purchase_Line[1]/ns0:No_PurchLine[1]" w:storeItemID="{7C9D7B99-3F0A-4DC8-9D28-B3E523DBEA5C}"/>
+                        <w:dataBinding w:prefixMappings="&lt;xmlns:ns0='urn:microsoft-dynamics-nav/reports/Standard_Purchase_Order/1322/' " w:xpath="/ns0:NavWordReportXmlPart[1]/ns0:Purchase_Header[1]/ns0:Purchase_Line[1]/ns0:No_PurchLine[1]" w:storeItemID="{7C9D7B99-3F0A-4DC8-9D28-B3E523DBEA5C}"/>
                         <w:text/>
                       </w:sdtPr>
-                      <w:sdtEndPr>
-                        <w:rPr>
-                          <w:b/>
-                        </w:rPr>
-                      </w:sdtEndPr>
+                      <w:sdtEndPr/>
                       <w:sdtContent>
+                        <w:proofErr w:type="spellStart"/>
                         <w:r>
-                          <w:rPr>
-                            <w:rFonts w:eastAsia="Times New Roman" w:cs="Segoe UI" w:asciiTheme="minorHAnsi" w:hAnsiTheme="minorHAnsi"/>
-                            <w:sz w:val="22"/>
-                            <w:szCs w:val="22"/>
-                          </w:rPr>
                           <w:t>No_PurchLine</w:t>
                         </w:r>
+                        <w:proofErr w:type="spellEnd"/>
                       </w:sdtContent>
                     </w:sdt>
                   </w:p>
                 </w:tc>
                 <w:sdt>
                   <w:sdtPr>
-                    <w:rPr>
-                      <w:rFonts w:eastAsia="Times New Roman" w:cs="Segoe UI"/>
-                      <w:sz w:val="22"/>
-                      <w:szCs w:val="22"/>
-                    </w:rPr>
                     <w:alias w:val="#Nav: /Purchase_Header/Purchase_Line/Desc_PurchLine"/>
                     <w:tag w:val="#Nav: Standard_Purchase_Order/1322"/>
                     <w:id w:val="-1159069601"/>
                     <w:placeholder>
                       <w:docPart w:val="CB81DD37542B41E885E76E2FE04B20EF"/>
                     </w:placeholder>
-                    <w:dataBinding w:prefixMappings="xmlns:ns0='urn:microsoft-dynamics-nav/reports/Standard_Purchase_Order/1322/'" w:xpath="/ns0:NavWordReportXmlPart[1]/ns0:Purchase_Header[1]/ns0:Purchase_Line[1]/ns0:Desc_PurchLine[1]" w:storeItemID="{7C9D7B99-3F0A-4DC8-9D28-B3E523DBEA5C}"/>
+                    <w:dataBinding w:prefixMappings="&lt;xmlns:ns0='urn:microsoft-dynamics-nav/reports/Standard_Purchase_Order/1322/' " w:xpath="/ns0:NavWordReportXmlPart[1]/ns0:Purchase_Header[1]/ns0:Purchase_Line[1]/ns0:Desc_PurchLine[1]" w:storeItemID="{7C9D7B99-3F0A-4DC8-9D28-B3E523DBEA5C}"/>
                     <w:text/>
                   </w:sdtPr>
+                  <w:sdtEndPr/>
                   <w:sdtContent>
                     <w:tc>
                       <w:tcPr>
-                        <w:tcW w:w="2282" w:type="dxa"/>
-                        <w:tcMar>
-                          <w:top w:w="58" w:type="dxa"/>
-                          <w:left w:w="115" w:type="dxa"/>
-                          <w:bottom w:w="58" w:type="dxa"/>
-                          <w:right w:w="115" w:type="dxa"/>
-                        </w:tcMar>
-                        <w:vAlign w:val="center"/>
+                        <w:tcW w:w="1001" w:type="pct"/>
                       </w:tcPr>
                       <w:p>
                         <w:pPr>
+                          <w:pStyle w:val="NoSpacing"/>
                           <w:spacing w:before="120" w:after="120" w:line="240" w:lineRule="atLeast"/>
-                          <w:cnfStyle w:val="000000010000" w:firstRow="0" w:lastRow="0" w:firstColumn="0" w:lastColumn="0" w:oddVBand="0" w:evenVBand="0" w:oddHBand="0" w:evenHBand="1" w:firstRowFirstColumn="0" w:firstRowLastColumn="0" w:lastRowFirstColumn="0" w:lastRowLastColumn="0"/>
-                          <w:rPr>
-                            <w:rFonts w:cs="Segoe UI Semibold" w:asciiTheme="minorHAnsi" w:hAnsiTheme="minorHAnsi"/>
-                            <w:b/>
-                            <w:sz w:val="22"/>
-                            <w:szCs w:val="22"/>
-                            <w:lang w:eastAsia="en-US"/>
-                          </w:rPr>
                         </w:pPr>
+                        <w:proofErr w:type="spellStart"/>
                         <w:r>
-                          <w:rPr>
-                            <w:rFonts w:eastAsia="Times New Roman" w:cs="Segoe UI" w:asciiTheme="minorHAnsi" w:hAnsiTheme="minorHAnsi"/>
-                            <w:sz w:val="22"/>
-                            <w:szCs w:val="22"/>
-                          </w:rPr>
                           <w:t>Desc_PurchLine</w:t>
                         </w:r>
+                        <w:proofErr w:type="spellEnd"/>
                       </w:p>
                     </w:tc>
                   </w:sdtContent>
                 </w:sdt>
                 <w:sdt>
                   <w:sdtPr>
-                    <w:rPr>
-                      <w:rFonts w:eastAsia="Times New Roman" w:cs="Segoe UI"/>
-                      <w:sz w:val="22"/>
-                      <w:szCs w:val="22"/>
-                    </w:rPr>
                     <w:alias w:val="#Nav: /Purchase_Header/Purchase_Line/Qty_PurchLine"/>
                     <w:tag w:val="#Nav: Standard_Purchase_Order/1322"/>
                     <w:id w:val="873892189"/>
                     <w:placeholder>
                       <w:docPart w:val="2F816BB22AD7418DBAA2E654BCA1E3BE"/>
                     </w:placeholder>
-                    <w:dataBinding w:prefixMappings="xmlns:ns0='urn:microsoft-dynamics-nav/reports/Standard_Purchase_Order/1322/'" w:xpath="/ns0:NavWordReportXmlPart[1]/ns0:Purchase_Header[1]/ns0:Purchase_Line[1]/ns0:Qty_PurchLine[1]" w:storeItemID="{7C9D7B99-3F0A-4DC8-9D28-B3E523DBEA5C}"/>
+                    <w:dataBinding w:prefixMappings="&lt;xmlns:ns0='urn:microsoft-dynamics-nav/reports/Standard_Purchase_Order/1322/' " w:xpath="/ns0:NavWordReportXmlPart[1]/ns0:Purchase_Header[1]/ns0:Purchase_Line[1]/ns0:Qty_PurchLine[1]" w:storeItemID="{7C9D7B99-3F0A-4DC8-9D28-B3E523DBEA5C}"/>
                     <w:text/>
                   </w:sdtPr>
+                  <w:sdtEndPr/>
                   <w:sdtContent>
                     <w:tc>
                       <w:tcPr>
-                        <w:tcW w:w="1080" w:type="dxa"/>
-                        <w:tcMar>
-                          <w:top w:w="58" w:type="dxa"/>
-                          <w:left w:w="115" w:type="dxa"/>
-                          <w:bottom w:w="58" w:type="dxa"/>
-                          <w:right w:w="115" w:type="dxa"/>
-                        </w:tcMar>
-                        <w:vAlign w:val="center"/>
+                        <w:tcW w:w="600" w:type="pct"/>
                       </w:tcPr>
                       <w:p>
                         <w:pPr>
+                          <w:pStyle w:val="BCNumber"/>
                           <w:spacing w:before="120" w:after="120" w:line="240" w:lineRule="atLeast"/>
                           <w:jc w:val="right"/>
-                          <w:cnfStyle w:val="000000010000" w:firstRow="0" w:lastRow="0" w:firstColumn="0" w:lastColumn="0" w:oddVBand="0" w:evenVBand="0" w:oddHBand="0" w:evenHBand="1" w:firstRowFirstColumn="0" w:firstRowLastColumn="0" w:lastRowFirstColumn="0" w:lastRowLastColumn="0"/>
-                          <w:rPr>
-                            <w:rFonts w:cs="Segoe UI Semibold" w:asciiTheme="minorHAnsi" w:hAnsiTheme="minorHAnsi"/>
-                            <w:b/>
-                            <w:sz w:val="22"/>
-                            <w:szCs w:val="22"/>
-                          </w:rPr>
                         </w:pPr>
+                        <w:proofErr w:type="spellStart"/>
                         <w:r>
-                          <w:rPr>
-                            <w:rFonts w:eastAsia="Times New Roman" w:cs="Segoe UI" w:asciiTheme="minorHAnsi" w:hAnsiTheme="minorHAnsi"/>
-                            <w:sz w:val="22"/>
-                            <w:szCs w:val="22"/>
-                          </w:rPr>
                           <w:t>Qty_PurchLine</w:t>
                         </w:r>
+                        <w:proofErr w:type="spellEnd"/>
                       </w:p>
                     </w:tc>
                   </w:sdtContent>
                 </w:sdt>
                 <w:sdt>
                   <w:sdtPr>
-                    <w:rPr>
-                      <w:rFonts w:eastAsia="Times New Roman" w:cs="Segoe UI"/>
-                      <w:sz w:val="22"/>
-                      <w:szCs w:val="22"/>
-                    </w:rPr>
                     <w:alias w:val="#Nav: /Purchase_Header/Purchase_Line/UOM_PurchLine"/>
                     <w:tag w:val="#Nav: Standard_Purchase_Order/1322"/>
                     <w:id w:val="-1073428696"/>
                     <w:placeholder>
                       <w:docPart w:val="F06D663AE4C547979403F8E65893E67E"/>
                     </w:placeholder>
-                    <w:dataBinding w:prefixMappings="xmlns:ns0='urn:microsoft-dynamics-nav/reports/Standard_Purchase_Order/1322/'" w:xpath="/ns0:NavWordReportXmlPart[1]/ns0:Purchase_Header[1]/ns0:Purchase_Line[1]/ns0:UOM_PurchLine[1]" w:storeItemID="{7C9D7B99-3F0A-4DC8-9D28-B3E523DBEA5C}"/>
+                    <w:dataBinding w:prefixMappings="&lt;xmlns:ns0='urn:microsoft-dynamics-nav/reports/Standard_Purchase_Order/1322/' " w:xpath="/ns0:NavWordReportXmlPart[1]/ns0:Purchase_Header[1]/ns0:Purchase_Line[1]/ns0:UOM_PurchLine[1]" w:storeItemID="{7C9D7B99-3F0A-4DC8-9D28-B3E523DBEA5C}"/>
                     <w:text/>
                   </w:sdtPr>
+                  <w:sdtEndPr/>
                   <w:sdtContent>
                     <w:tc>
                       <w:tcPr>
-                        <w:tcW w:w="900" w:type="dxa"/>
-                        <w:tcMar>
-                          <w:top w:w="58" w:type="dxa"/>
-                          <w:left w:w="115" w:type="dxa"/>
-                          <w:bottom w:w="58" w:type="dxa"/>
-                          <w:right w:w="115" w:type="dxa"/>
-                        </w:tcMar>
-                        <w:vAlign w:val="center"/>
+                        <w:tcW w:w="429" w:type="pct"/>
                       </w:tcPr>
                       <w:p>
                         <w:pPr>
+                          <w:pStyle w:val="NoSpacing"/>
                           <w:spacing w:before="120" w:after="120" w:line="240" w:lineRule="atLeast"/>
-                          <w:cnfStyle w:val="000000010000" w:firstRow="0" w:lastRow="0" w:firstColumn="0" w:lastColumn="0" w:oddVBand="0" w:evenVBand="0" w:oddHBand="0" w:evenHBand="1" w:firstRowFirstColumn="0" w:firstRowLastColumn="0" w:lastRowFirstColumn="0" w:lastRowLastColumn="0"/>
-                          <w:rPr>
-                            <w:rFonts w:cs="Segoe UI Semibold" w:asciiTheme="minorHAnsi" w:hAnsiTheme="minorHAnsi"/>
-                            <w:b/>
-                            <w:sz w:val="22"/>
-                            <w:szCs w:val="22"/>
-                          </w:rPr>
                         </w:pPr>
+                        <w:proofErr w:type="spellStart"/>
                         <w:r>
-                          <w:rPr>
-                            <w:rFonts w:eastAsia="Times New Roman" w:cs="Segoe UI" w:asciiTheme="minorHAnsi" w:hAnsiTheme="minorHAnsi"/>
-                            <w:sz w:val="22"/>
-                            <w:szCs w:val="22"/>
-                          </w:rPr>
                           <w:t>UOM_PurchLine</w:t>
                         </w:r>
+                        <w:proofErr w:type="spellEnd"/>
                       </w:p>
                     </w:tc>
                   </w:sdtContent>
                 </w:sdt>
                 <w:sdt>
                   <w:sdtPr>
-                    <w:rPr>
-                      <w:rFonts w:eastAsia="Times New Roman" w:cs="Segoe UI"/>
-                      <w:sz w:val="22"/>
-                      <w:szCs w:val="22"/>
-                    </w:rPr>
                     <w:alias w:val="#Nav: /Purchase_Header/Purchase_Line/DirUnitCost_PurchLine"/>
                     <w:tag w:val="#Nav: Standard_Purchase_Order/1322"/>
                     <w:id w:val="-288357987"/>
                     <w:placeholder>
                       <w:docPart w:val="80FEA2AC8667448F9BC2E3390F7B2B26"/>
                     </w:placeholder>
-                    <w:dataBinding w:prefixMappings="xmlns:ns0='urn:microsoft-dynamics-nav/reports/Standard_Purchase_Order/1322/'" w:xpath="/ns0:NavWordReportXmlPart[1]/ns0:Purchase_Header[1]/ns0:Purchase_Line[1]/ns0:DirUnitCost_PurchLine[1]" w:storeItemID="{7C9D7B99-3F0A-4DC8-9D28-B3E523DBEA5C}"/>
+                    <w:dataBinding w:prefixMappings="&lt;xmlns:ns0='urn:microsoft-dynamics-nav/reports/Standard_Purchase_Order/1322/' " w:xpath="/ns0:NavWordReportXmlPart[1]/ns0:Purchase_Header[1]/ns0:Purchase_Line[1]/ns0:DirUnitCost_PurchLine[1]" w:storeItemID="{7C9D7B99-3F0A-4DC8-9D28-B3E523DBEA5C}"/>
                     <w:text/>
                   </w:sdtPr>
+                  <w:sdtEndPr/>
                   <w:sdtContent>
                     <w:tc>
                       <w:tcPr>
-                        <w:tcW w:w="1980" w:type="dxa"/>
-                        <w:tcMar>
-                          <w:top w:w="58" w:type="dxa"/>
-                          <w:left w:w="115" w:type="dxa"/>
-                          <w:bottom w:w="58" w:type="dxa"/>
-                          <w:right w:w="115" w:type="dxa"/>
-                        </w:tcMar>
-                        <w:vAlign w:val="center"/>
+                        <w:tcW w:w="943" w:type="pct"/>
                       </w:tcPr>
                       <w:p>
                         <w:pPr>
+                          <w:pStyle w:val="BCNumber"/>
                           <w:spacing w:before="120" w:after="120" w:line="240" w:lineRule="atLeast"/>
                           <w:jc w:val="right"/>
-                          <w:cnfStyle w:val="000000010000" w:firstRow="0" w:lastRow="0" w:firstColumn="0" w:lastColumn="0" w:oddVBand="0" w:evenVBand="0" w:oddHBand="0" w:evenHBand="1" w:firstRowFirstColumn="0" w:firstRowLastColumn="0" w:lastRowFirstColumn="0" w:lastRowLastColumn="0"/>
-                          <w:rPr>
-                            <w:rFonts w:cs="Segoe UI Semibold" w:asciiTheme="minorHAnsi" w:hAnsiTheme="minorHAnsi"/>
-                            <w:b/>
-                            <w:sz w:val="22"/>
-                            <w:szCs w:val="22"/>
-                            <w:lang w:eastAsia="en-US"/>
-                          </w:rPr>
                         </w:pPr>
+                        <w:proofErr w:type="spellStart"/>
                         <w:r>
-                          <w:rPr>
-                            <w:rFonts w:eastAsia="Times New Roman" w:cs="Segoe UI" w:asciiTheme="minorHAnsi" w:hAnsiTheme="minorHAnsi"/>
-                            <w:sz w:val="22"/>
-                            <w:szCs w:val="22"/>
-                          </w:rPr>
                           <w:t>DirUnitCost_PurchLine</w:t>
                         </w:r>
+                        <w:proofErr w:type="spellEnd"/>
                       </w:p>
                     </w:tc>
                   </w:sdtContent>
                 </w:sdt>
                 <w:sdt>
                   <w:sdtPr>
-                    <w:rPr>
-                      <w:rFonts w:eastAsia="Times New Roman" w:cs="Segoe UI"/>
-                      <w:sz w:val="22"/>
-                      <w:szCs w:val="22"/>
-                    </w:rPr>
                     <w:alias w:val="#Nav: /Purchase_Header/Purchase_Line/PurchLine_VATPct"/>
                     <w:tag w:val="#Nav: Standard_Purchase_Order/1322"/>
                     <w:id w:val="-1530095664"/>
                     <w:placeholder>
                       <w:docPart w:val="21529274AF3042E1BD6ABBEA172157A5"/>
                     </w:placeholder>
-                    <w:dataBinding w:prefixMappings="xmlns:ns0='urn:microsoft-dynamics-nav/reports/Standard_Purchase_Order/1322/'" w:xpath="/ns0:NavWordReportXmlPart[1]/ns0:Purchase_Header[1]/ns0:Purchase_Line[1]/ns0:PurchLine_VATPct[1]" w:storeItemID="{7C9D7B99-3F0A-4DC8-9D28-B3E523DBEA5C}"/>
+                    <w:dataBinding w:prefixMappings="&lt;xmlns:ns0='urn:microsoft-dynamics-nav/reports/Standard_Purchase_Order/1322/' " w:xpath="/ns0:NavWordReportXmlPart[1]/ns0:Purchase_Header[1]/ns0:Purchase_Line[1]/ns0:PurchLine_VATPct[1]" w:storeItemID="{7C9D7B99-3F0A-4DC8-9D28-B3E523DBEA5C}"/>
                     <w:text/>
                   </w:sdtPr>
+                  <w:sdtEndPr/>
                   <w:sdtContent>
                     <w:tc>
                       <w:tcPr>
-                        <w:tcW w:w="1258" w:type="dxa"/>
-                        <w:tcMar>
-                          <w:top w:w="58" w:type="dxa"/>
-                          <w:left w:w="115" w:type="dxa"/>
-                          <w:bottom w:w="58" w:type="dxa"/>
-                          <w:right w:w="115" w:type="dxa"/>
-                        </w:tcMar>
-                        <w:vAlign w:val="center"/>
+                        <w:tcW w:w="599" w:type="pct"/>
                       </w:tcPr>
                       <w:p>
                         <w:pPr>
+                          <w:pStyle w:val="BCNumber"/>
                           <w:spacing w:before="120" w:after="120" w:line="240" w:lineRule="atLeast"/>
                           <w:jc w:val="right"/>
-                          <w:cnfStyle w:val="000000010000" w:firstRow="0" w:lastRow="0" w:firstColumn="0" w:lastColumn="0" w:oddVBand="0" w:evenVBand="0" w:oddHBand="0" w:evenHBand="1" w:firstRowFirstColumn="0" w:firstRowLastColumn="0" w:lastRowFirstColumn="0" w:lastRowLastColumn="0"/>
-                          <w:rPr>
-                            <w:rFonts w:cs="Segoe UI Semibold" w:asciiTheme="minorHAnsi" w:hAnsiTheme="minorHAnsi"/>
-                            <w:b/>
-                            <w:sz w:val="22"/>
-                            <w:szCs w:val="22"/>
-                          </w:rPr>
                         </w:pPr>
+                        <w:proofErr w:type="spellStart"/>
                         <w:r>
-                          <w:rPr>
-                            <w:rFonts w:eastAsia="Times New Roman" w:cs="Segoe UI" w:asciiTheme="minorHAnsi" w:hAnsiTheme="minorHAnsi"/>
-                            <w:sz w:val="22"/>
-                            <w:szCs w:val="22"/>
-                          </w:rPr>
                           <w:t>PurchLine_VATPct</w:t>
                         </w:r>
+                        <w:proofErr w:type="spellEnd"/>
                       </w:p>
                     </w:tc>
                   </w:sdtContent>
                 </w:sdt>
                 <w:tc>
                   <w:tcPr>
-                    <w:tcW w:w="1500" w:type="dxa"/>
-                    <w:tcMar>
-                      <w:top w:w="58" w:type="dxa"/>
-                      <w:left w:w="115" w:type="dxa"/>
-                      <w:bottom w:w="58" w:type="dxa"/>
-                      <w:right w:w="115" w:type="dxa"/>
-                    </w:tcMar>
-                    <w:vAlign w:val="center"/>
+                    <w:tcW w:w="715" w:type="pct"/>
                   </w:tcPr>
                   <w:p>
                     <w:pPr>
+                      <w:pStyle w:val="BCNumber"/>
                       <w:spacing w:before="120" w:after="120" w:line="240" w:lineRule="atLeast"/>
                       <w:jc w:val="right"/>
-                      <w:cnfStyle w:val="000000010000" w:firstRow="0" w:lastRow="0" w:firstColumn="0" w:lastColumn="0" w:oddVBand="0" w:evenVBand="0" w:oddHBand="0" w:evenHBand="1" w:firstRowFirstColumn="0" w:firstRowLastColumn="0" w:lastRowFirstColumn="0" w:lastRowLastColumn="0"/>
-                      <w:rPr>
-                        <w:rFonts w:cs="Segoe UI Semibold" w:asciiTheme="minorHAnsi" w:hAnsiTheme="minorHAnsi"/>
-                        <w:b/>
-                        <w:sz w:val="22"/>
-                        <w:szCs w:val="22"/>
-                        <w:lang w:eastAsia="en-US"/>
-                      </w:rPr>
                     </w:pPr>
                     <w:sdt>
                       <w:sdtPr>
-                        <w:rPr>
-                          <w:rFonts w:eastAsia="Times New Roman" w:cs="Segoe UI"/>
-                          <w:sz w:val="22"/>
-                          <w:szCs w:val="22"/>
-                        </w:rPr>
                         <w:alias w:val="#Nav: /Purchase_Header/Purchase_Line/LineAmt_PurchLine"/>
                         <w:tag w:val="#Nav: Standard_Purchase_Order/1322"/>
                         <w:id w:val="-133406139"/>
                         <w:placeholder>
                           <w:docPart w:val="4E132B06A487499A95BB2967181942A8"/>
                         </w:placeholder>
-                        <w:dataBinding w:prefixMappings="xmlns:ns0='urn:microsoft-dynamics-nav/reports/Standard_Purchase_Order/1322/'" w:xpath="/ns0:NavWordReportXmlPart[1]/ns0:Purchase_Header[1]/ns0:Purchase_Line[1]/ns0:LineAmt_PurchLine[1]" w:storeItemID="{7C9D7B99-3F0A-4DC8-9D28-B3E523DBEA5C}"/>
+                        <w:dataBinding w:prefixMappings="&lt;xmlns:ns0='urn:microsoft-dynamics-nav/reports/Standard_Purchase_Order/1322/' " w:xpath="/ns0:NavWordReportXmlPart[1]/ns0:Purchase_Header[1]/ns0:Purchase_Line[1]/ns0:LineAmt_PurchLine[1]" w:storeItemID="{7C9D7B99-3F0A-4DC8-9D28-B3E523DBEA5C}"/>
                         <w:text/>
                       </w:sdtPr>
+                      <w:sdtEndPr/>
                       <w:sdtContent>
+                        <w:proofErr w:type="spellStart"/>
                         <w:r>
-                          <w:rPr>
-                            <w:rFonts w:eastAsia="Times New Roman" w:cs="Segoe UI" w:asciiTheme="minorHAnsi" w:hAnsiTheme="minorHAnsi"/>
-                            <w:sz w:val="22"/>
-                            <w:szCs w:val="22"/>
-                          </w:rPr>
                           <w:t>LineAmt_PurchLine</w:t>
                         </w:r>
+                        <w:proofErr w:type="spellEnd"/>
                       </w:sdtContent>
                     </w:sdt>
                   </w:p>
@@ -2469,20 +1940,18 @@
     <w:p>
       <w:pPr>
         <w:pStyle w:val="Style1"/>
-        <w:rPr>
-          <w:rFonts w:ascii="Segoe UI" w:hAnsi="Segoe UI" w:eastAsia="Times New Roman" w:cs="Segoe UI"/>
-          <w:szCs w:val="22"/>
-        </w:rPr>
       </w:pPr>
     </w:p>
     <w:tbl>
       <w:tblPr>
-        <w:tblStyle w:val="CLSequoiatablestyle0211"/>
-        <w:tblW w:w="10498" w:type="dxa"/>
-        <w:tblLook w:val="06C0" w:firstRow="0" w:lastRow="1" w:firstColumn="1" w:lastColumn="0" w:noHBand="1" w:noVBand="1"/>
+        <w:tblStyle w:val="BCCalculationTable"/>
+        <w:tblW w:w="5000" w:type="pct"/>
+        <w:tblLook w:val="0640" w:firstRow="0" w:lastRow="1" w:firstColumn="0" w:lastColumn="0" w:noHBand="1" w:noVBand="1"/>
+        <w:tblCaption w:val="Table 4"/>
+        <w:tblDescription w:val="Document totals."/>
       </w:tblPr>
       <w:tblGrid>
-        <w:gridCol w:w="7561"/>
+        <w:gridCol w:w="7558"/>
         <w:gridCol w:w="2937"/>
       </w:tblGrid>
       <w:tr>
@@ -2491,87 +1960,63 @@
         </w:trPr>
         <w:sdt>
           <w:sdtPr>
-            <w:rPr>
-              <w:sz w:val="22"/>
-              <w:szCs w:val="22"/>
-            </w:rPr>
             <w:alias w:val="#Nav: /Purchase_Header/Totals/TotalExclVATText"/>
             <w:tag w:val="#Nav: Standard_Purchase_Order/1322"/>
             <w:id w:val="-1587530923"/>
             <w:placeholder>
               <w:docPart w:val="69DC889989B34E81A35B1F2B99FE580A"/>
             </w:placeholder>
-            <w:dataBinding w:prefixMappings="xmlns:ns0='urn:microsoft-dynamics-nav/reports/Standard_Purchase_Order/1322/'" w:xpath="/ns0:NavWordReportXmlPart[1]/ns0:Purchase_Header[1]/ns0:Totals[1]/ns0:TotalExclVATText[1]" w:storeItemID="{7C9D7B99-3F0A-4DC8-9D28-B3E523DBEA5C}"/>
+            <w:dataBinding w:prefixMappings="&lt;xmlns:ns0='urn:microsoft-dynamics-nav/reports/Standard_Purchase_Order/1322/' " w:xpath="/ns0:NavWordReportXmlPart[1]/ns0:Purchase_Header[1]/ns0:Totals[1]/ns0:TotalExclVATText[1]" w:storeItemID="{7C9D7B99-3F0A-4DC8-9D28-B3E523DBEA5C}"/>
             <w:text/>
           </w:sdtPr>
+          <w:sdtEndPr/>
           <w:sdtContent>
             <w:tc>
               <w:tcPr>
-                <w:cnfStyle w:val="001000000000" w:firstRow="0" w:lastRow="0" w:firstColumn="1" w:lastColumn="0" w:oddVBand="0" w:evenVBand="0" w:oddHBand="0" w:evenHBand="0" w:firstRowFirstColumn="0" w:firstRowLastColumn="0" w:lastRowFirstColumn="0" w:lastRowLastColumn="0"/>
                 <w:tcW w:w="3601" w:type="pct"/>
-                <w:vAlign w:val="center"/>
               </w:tcPr>
               <w:p>
                 <w:pPr>
-                  <w:spacing w:before="120" w:after="120" w:line="240" w:lineRule="exact"/>
-                  <w:rPr>
-                    <w:rFonts w:cs="Arial" w:asciiTheme="minorHAnsi" w:hAnsiTheme="minorHAnsi"/>
-                    <w:sz w:val="22"/>
-                    <w:szCs w:val="22"/>
-                  </w:rPr>
+                  <w:pStyle w:val="NoSpacing"/>
+                  <w:spacing w:before="120" w:after="120"/>
                 </w:pPr>
+                <w:proofErr w:type="spellStart"/>
                 <w:r>
-                  <w:rPr>
-                    <w:rFonts w:asciiTheme="minorHAnsi" w:hAnsiTheme="minorHAnsi"/>
-                    <w:sz w:val="22"/>
-                    <w:szCs w:val="22"/>
-                  </w:rPr>
                   <w:t>TotalExclVATText</w:t>
                 </w:r>
+                <w:proofErr w:type="spellEnd"/>
               </w:p>
             </w:tc>
           </w:sdtContent>
         </w:sdt>
         <w:sdt>
           <w:sdtPr>
-            <w:rPr>
-              <w:sz w:val="22"/>
-              <w:szCs w:val="22"/>
-            </w:rPr>
             <w:alias w:val="#Nav: /Purchase_Header/Totals/TotalAmount"/>
             <w:tag w:val="#Nav: Standard_Purchase_Order/1322"/>
             <w:id w:val="1244074577"/>
             <w:placeholder>
               <w:docPart w:val="E6879FAD228D4B979842E2A9F33893FF"/>
             </w:placeholder>
-            <w:dataBinding w:prefixMappings="xmlns:ns0='urn:microsoft-dynamics-nav/reports/Standard_Purchase_Order/1322/'" w:xpath="/ns0:NavWordReportXmlPart[1]/ns0:Purchase_Header[1]/ns0:Totals[1]/ns0:TotalAmount[1]" w:storeItemID="{7C9D7B99-3F0A-4DC8-9D28-B3E523DBEA5C}"/>
+            <w:dataBinding w:prefixMappings="&lt;xmlns:ns0='urn:microsoft-dynamics-nav/reports/Standard_Purchase_Order/1322/' " w:xpath="/ns0:NavWordReportXmlPart[1]/ns0:Purchase_Header[1]/ns0:Totals[1]/ns0:TotalAmount[1]" w:storeItemID="{7C9D7B99-3F0A-4DC8-9D28-B3E523DBEA5C}"/>
             <w:text/>
           </w:sdtPr>
+          <w:sdtEndPr/>
           <w:sdtContent>
             <w:tc>
               <w:tcPr>
                 <w:tcW w:w="1399" w:type="pct"/>
-                <w:vAlign w:val="center"/>
               </w:tcPr>
               <w:p>
                 <w:pPr>
-                  <w:spacing w:before="120" w:after="120" w:line="240" w:lineRule="exact"/>
+                  <w:pStyle w:val="BCNumber"/>
+                  <w:spacing w:before="120" w:after="120"/>
                   <w:jc w:val="right"/>
-                  <w:cnfStyle w:val="000000000000" w:firstRow="0" w:lastRow="0" w:firstColumn="0" w:lastColumn="0" w:oddVBand="0" w:evenVBand="0" w:oddHBand="0" w:evenHBand="0" w:firstRowFirstColumn="0" w:firstRowLastColumn="0" w:lastRowFirstColumn="0" w:lastRowLastColumn="0"/>
-                  <w:rPr>
-                    <w:rFonts w:cs="Arial" w:asciiTheme="minorHAnsi" w:hAnsiTheme="minorHAnsi"/>
-                    <w:sz w:val="22"/>
-                    <w:szCs w:val="22"/>
-                  </w:rPr>
                 </w:pPr>
+                <w:proofErr w:type="spellStart"/>
                 <w:r>
-                  <w:rPr>
-                    <w:rFonts w:asciiTheme="minorHAnsi" w:hAnsiTheme="minorHAnsi"/>
-                    <w:sz w:val="22"/>
-                    <w:szCs w:val="22"/>
-                  </w:rPr>
                   <w:t>TotalAmount</w:t>
                 </w:r>
+                <w:proofErr w:type="spellEnd"/>
               </w:p>
             </w:tc>
           </w:sdtContent>
@@ -2583,93 +2028,63 @@
         </w:trPr>
         <w:sdt>
           <w:sdtPr>
-            <w:rPr>
-              <w:sz w:val="22"/>
-              <w:szCs w:val="22"/>
-            </w:rPr>
             <w:alias w:val="#Nav: /Purchase_Header/Totals/VATAmountText"/>
             <w:tag w:val="#Nav: Standard_Purchase_Order/1322"/>
             <w:id w:val="-2022459586"/>
             <w:placeholder>
               <w:docPart w:val="B8F3594B251D4B15A8A405F0636F5316"/>
             </w:placeholder>
-            <w:dataBinding w:prefixMappings="xmlns:ns0='urn:microsoft-dynamics-nav/reports/Standard_Purchase_Order/1322/'" w:xpath="/ns0:NavWordReportXmlPart[1]/ns0:Purchase_Header[1]/ns0:Totals[1]/ns0:VATAmountText[1]" w:storeItemID="{7C9D7B99-3F0A-4DC8-9D28-B3E523DBEA5C}"/>
+            <w:dataBinding w:prefixMappings="&lt;xmlns:ns0='urn:microsoft-dynamics-nav/reports/Standard_Purchase_Order/1322/' " w:xpath="/ns0:NavWordReportXmlPart[1]/ns0:Purchase_Header[1]/ns0:Totals[1]/ns0:VATAmountText[1]" w:storeItemID="{7C9D7B99-3F0A-4DC8-9D28-B3E523DBEA5C}"/>
             <w:text/>
           </w:sdtPr>
+          <w:sdtEndPr/>
           <w:sdtContent>
             <w:tc>
               <w:tcPr>
-                <w:cnfStyle w:val="001000000000" w:firstRow="0" w:lastRow="0" w:firstColumn="1" w:lastColumn="0" w:oddVBand="0" w:evenVBand="0" w:oddHBand="0" w:evenHBand="0" w:firstRowFirstColumn="0" w:firstRowLastColumn="0" w:lastRowFirstColumn="0" w:lastRowLastColumn="0"/>
                 <w:tcW w:w="3601" w:type="pct"/>
-                <w:tcBorders>
-                  <w:bottom w:val="single" w:color="242424" w:sz="6" w:space="0"/>
-                </w:tcBorders>
-                <w:vAlign w:val="center"/>
               </w:tcPr>
               <w:p>
                 <w:pPr>
-                  <w:spacing w:before="120" w:after="120" w:line="240" w:lineRule="exact"/>
-                  <w:rPr>
-                    <w:rFonts w:cs="Arial" w:asciiTheme="minorHAnsi" w:hAnsiTheme="minorHAnsi"/>
-                    <w:sz w:val="22"/>
-                    <w:szCs w:val="22"/>
-                  </w:rPr>
+                  <w:pStyle w:val="NoSpacing"/>
+                  <w:spacing w:before="120" w:after="120"/>
                 </w:pPr>
+                <w:proofErr w:type="spellStart"/>
                 <w:r>
-                  <w:rPr>
-                    <w:rFonts w:asciiTheme="minorHAnsi" w:hAnsiTheme="minorHAnsi"/>
-                    <w:sz w:val="22"/>
-                    <w:szCs w:val="22"/>
-                  </w:rPr>
                   <w:t>VATAmountText</w:t>
                 </w:r>
+                <w:proofErr w:type="spellEnd"/>
               </w:p>
             </w:tc>
           </w:sdtContent>
         </w:sdt>
         <w:sdt>
           <w:sdtPr>
-            <w:rPr>
-              <w:sz w:val="22"/>
-              <w:szCs w:val="22"/>
-            </w:rPr>
             <w:alias w:val="#Nav: /Purchase_Header/Totals/TotalVATAmount"/>
             <w:tag w:val="#Nav: Standard_Purchase_Order/1322"/>
             <w:id w:val="-1731920547"/>
             <w:placeholder>
               <w:docPart w:val="DB83D814B0664A9B8875A5D5048C6B9D"/>
             </w:placeholder>
-            <w:dataBinding w:prefixMappings="xmlns:ns0='urn:microsoft-dynamics-nav/reports/Standard_Purchase_Order/1322/'" w:xpath="/ns0:NavWordReportXmlPart[1]/ns0:Purchase_Header[1]/ns0:Totals[1]/ns0:TotalVATAmount[1]" w:storeItemID="{7C9D7B99-3F0A-4DC8-9D28-B3E523DBEA5C}"/>
+            <w:dataBinding w:prefixMappings="&lt;xmlns:ns0='urn:microsoft-dynamics-nav/reports/Standard_Purchase_Order/1322/' " w:xpath="/ns0:NavWordReportXmlPart[1]/ns0:Purchase_Header[1]/ns0:Totals[1]/ns0:TotalVATAmount[1]" w:storeItemID="{7C9D7B99-3F0A-4DC8-9D28-B3E523DBEA5C}"/>
             <w:text/>
           </w:sdtPr>
+          <w:sdtEndPr/>
           <w:sdtContent>
             <w:tc>
               <w:tcPr>
                 <w:tcW w:w="1399" w:type="pct"/>
-                <w:tcBorders>
-                  <w:bottom w:val="single" w:color="242424" w:sz="6" w:space="0"/>
-                </w:tcBorders>
-                <w:vAlign w:val="center"/>
               </w:tcPr>
               <w:p>
                 <w:pPr>
-                  <w:spacing w:before="120" w:after="120" w:line="240" w:lineRule="exact"/>
+                  <w:pStyle w:val="BCNumber"/>
+                  <w:spacing w:before="120" w:after="120"/>
                   <w:jc w:val="right"/>
-                  <w:cnfStyle w:val="000000000000" w:firstRow="0" w:lastRow="0" w:firstColumn="0" w:lastColumn="0" w:oddVBand="0" w:evenVBand="0" w:oddHBand="0" w:evenHBand="0" w:firstRowFirstColumn="0" w:firstRowLastColumn="0" w:lastRowFirstColumn="0" w:lastRowLastColumn="0"/>
-                  <w:rPr>
-                    <w:rFonts w:cs="Arial" w:asciiTheme="minorHAnsi" w:hAnsiTheme="minorHAnsi"/>
-                    <w:sz w:val="22"/>
-                    <w:szCs w:val="22"/>
-                  </w:rPr>
                 </w:pPr>
+                <w:proofErr w:type="spellStart"/>
                 <w:r>
-                  <w:rPr>
-                    <w:rFonts w:asciiTheme="minorHAnsi" w:hAnsiTheme="minorHAnsi"/>
-                    <w:sz w:val="22"/>
-                    <w:szCs w:val="22"/>
-                  </w:rPr>
                   <w:t>TotalVATAmount</w:t>
                 </w:r>
+                <w:proofErr w:type="spellEnd"/>
               </w:p>
             </w:tc>
           </w:sdtContent>
@@ -2682,107 +2097,63 @@
         </w:trPr>
         <w:sdt>
           <w:sdtPr>
-            <w:rPr>
-              <w:rFonts w:ascii="Segoe UI Semibold (Header)" w:hAnsi="Segoe UI Semibold (Header)"/>
-              <w:sz w:val="22"/>
-              <w:szCs w:val="22"/>
-            </w:rPr>
             <w:alias w:val="#Nav: /Purchase_Header/Totals/TotalInclVATText"/>
             <w:tag w:val="#Nav: Standard_Purchase_Order/1322"/>
             <w:id w:val="1044718028"/>
             <w:placeholder>
               <w:docPart w:val="29A6980196D04BA2A932DFC5DE12AE3B"/>
             </w:placeholder>
-            <w:dataBinding w:prefixMappings="xmlns:ns0='urn:microsoft-dynamics-nav/reports/Standard_Purchase_Order/1322/'" w:xpath="/ns0:NavWordReportXmlPart[1]/ns0:Purchase_Header[1]/ns0:Totals[1]/ns0:TotalInclVATText[1]" w:storeItemID="{7C9D7B99-3F0A-4DC8-9D28-B3E523DBEA5C}"/>
+            <w:dataBinding w:prefixMappings="&lt;xmlns:ns0='urn:microsoft-dynamics-nav/reports/Standard_Purchase_Order/1322/' " w:xpath="/ns0:NavWordReportXmlPart[1]/ns0:Purchase_Header[1]/ns0:Totals[1]/ns0:TotalInclVATText[1]" w:storeItemID="{7C9D7B99-3F0A-4DC8-9D28-B3E523DBEA5C}"/>
             <w:text/>
           </w:sdtPr>
+          <w:sdtEndPr/>
           <w:sdtContent>
             <w:tc>
               <w:tcPr>
-                <w:cnfStyle w:val="001000000000" w:firstRow="0" w:lastRow="0" w:firstColumn="1" w:lastColumn="0" w:oddVBand="0" w:evenVBand="0" w:oddHBand="0" w:evenHBand="0" w:firstRowFirstColumn="0" w:firstRowLastColumn="0" w:lastRowFirstColumn="0" w:lastRowLastColumn="0"/>
                 <w:tcW w:w="3601" w:type="pct"/>
-                <w:tcBorders>
-                  <w:top w:val="single" w:color="242424" w:sz="6" w:space="0"/>
-                  <w:bottom w:val="single" w:color="auto" w:sz="12" w:space="0"/>
-                </w:tcBorders>
-                <w:vAlign w:val="center"/>
               </w:tcPr>
               <w:p>
                 <w:pPr>
-                  <w:pStyle w:val="Heading2"/>
-                  <w:spacing w:before="120" w:after="120" w:line="240" w:lineRule="exact"/>
-                  <w:rPr>
-                    <w:rFonts w:ascii="Segoe UI Semibold (Header)" w:hAnsi="Segoe UI Semibold (Header)"/>
-                    <w:b w:val="0"/>
-                    <w:bCs w:val="0"/>
-                    <w:sz w:val="22"/>
-                    <w:szCs w:val="22"/>
-                  </w:rPr>
+                  <w:pStyle w:val="BCLabel"/>
+                  <w:spacing w:before="120" w:after="120"/>
                 </w:pPr>
+                <w:proofErr w:type="spellStart"/>
                 <w:r>
-                  <w:rPr>
-                    <w:rFonts w:ascii="Segoe UI Semibold (Header)" w:hAnsi="Segoe UI Semibold (Header)"/>
-                    <w:b w:val="0"/>
-                    <w:bCs w:val="0"/>
-                    <w:sz w:val="22"/>
-                    <w:szCs w:val="22"/>
-                  </w:rPr>
                   <w:t>TotalInclVATText</w:t>
                 </w:r>
+                <w:proofErr w:type="spellEnd"/>
               </w:p>
             </w:tc>
           </w:sdtContent>
         </w:sdt>
         <w:sdt>
           <w:sdtPr>
-            <w:rPr>
-              <w:rFonts w:ascii="Segoe UI Semibold (Header)" w:hAnsi="Segoe UI Semibold (Header)"/>
-              <w:sz w:val="22"/>
-              <w:szCs w:val="22"/>
-            </w:rPr>
             <w:alias w:val="#Nav: /Purchase_Header/Totals/TotalAmountInclVAT"/>
             <w:tag w:val="#Nav: Standard_Purchase_Order/1322"/>
             <w:id w:val="907431482"/>
             <w:placeholder>
               <w:docPart w:val="256EE0EBD95E41DF9DD22B9AC2DA3732"/>
             </w:placeholder>
-            <w:dataBinding w:prefixMappings="xmlns:ns0='urn:microsoft-dynamics-nav/reports/Standard_Purchase_Order/1322/'" w:xpath="/ns0:NavWordReportXmlPart[1]/ns0:Purchase_Header[1]/ns0:Totals[1]/ns0:TotalAmountInclVAT[1]" w:storeItemID="{7C9D7B99-3F0A-4DC8-9D28-B3E523DBEA5C}"/>
+            <w:dataBinding w:prefixMappings="&lt;xmlns:ns0='urn:microsoft-dynamics-nav/reports/Standard_Purchase_Order/1322/' " w:xpath="/ns0:NavWordReportXmlPart[1]/ns0:Purchase_Header[1]/ns0:Totals[1]/ns0:TotalAmountInclVAT[1]" w:storeItemID="{7C9D7B99-3F0A-4DC8-9D28-B3E523DBEA5C}"/>
             <w:text/>
           </w:sdtPr>
+          <w:sdtEndPr/>
           <w:sdtContent>
             <w:tc>
               <w:tcPr>
                 <w:tcW w:w="1399" w:type="pct"/>
-                <w:tcBorders>
-                  <w:top w:val="single" w:color="242424" w:sz="6" w:space="0"/>
-                  <w:bottom w:val="single" w:color="auto" w:sz="12" w:space="0"/>
-                </w:tcBorders>
-                <w:vAlign w:val="center"/>
               </w:tcPr>
               <w:p>
                 <w:pPr>
-                  <w:pStyle w:val="Heading2"/>
-                  <w:spacing w:before="120" w:after="120" w:line="240" w:lineRule="exact"/>
+                  <w:pStyle w:val="BCLabelNumber"/>
+                  <w:spacing w:before="120" w:after="120"/>
                   <w:jc w:val="right"/>
-                  <w:cnfStyle w:val="010000000000" w:firstRow="0" w:lastRow="1" w:firstColumn="0" w:lastColumn="0" w:oddVBand="0" w:evenVBand="0" w:oddHBand="0" w:evenHBand="0" w:firstRowFirstColumn="0" w:firstRowLastColumn="0" w:lastRowFirstColumn="0" w:lastRowLastColumn="0"/>
-                  <w:rPr>
-                    <w:rFonts w:ascii="Segoe UI Semibold (Header)" w:hAnsi="Segoe UI Semibold (Header)"/>
-                    <w:b w:val="0"/>
-                    <w:bCs w:val="0"/>
-                    <w:sz w:val="22"/>
-                    <w:szCs w:val="22"/>
-                  </w:rPr>
                 </w:pPr>
+                <w:proofErr w:type="spellStart"/>
                 <w:r>
-                  <w:rPr>
-                    <w:rFonts w:ascii="Segoe UI Semibold (Header)" w:hAnsi="Segoe UI Semibold (Header)"/>
-                    <w:b w:val="0"/>
-                    <w:bCs w:val="0"/>
-                    <w:sz w:val="22"/>
-                    <w:szCs w:val="22"/>
-                  </w:rPr>
                   <w:t>TotalAmountInclVAT</w:t>
                 </w:r>
+                <w:proofErr w:type="spellEnd"/>
               </w:p>
             </w:tc>
           </w:sdtContent>
@@ -2814,7 +2185,7 @@
 </file>
 
 <file path=word/endnotes.xml><?xml version="1.0" encoding="utf-8"?>
-<w:endnotes xmlns:wpc="http://schemas.microsoft.com/office/word/2010/wordprocessingCanvas" xmlns:cx="http://schemas.microsoft.com/office/drawing/2014/chartex" xmlns:cx1="http://schemas.microsoft.com/office/drawing/2015/9/8/chartex" xmlns:cx2="http://schemas.microsoft.com/office/drawing/2015/10/21/chartex" xmlns:cx3="http://schemas.microsoft.com/office/drawing/2016/5/9/chartex" xmlns:cx4="http://schemas.microsoft.com/office/drawing/2016/5/10/chartex" xmlns:cx5="http://schemas.microsoft.com/office/drawing/2016/5/11/chartex" xmlns:cx6="http://schemas.microsoft.com/office/drawing/2016/5/12/chartex" xmlns:cx7="http://schemas.microsoft.com/office/drawing/2016/5/13/chartex" xmlns:cx8="http://schemas.microsoft.com/office/drawing/2016/5/14/chartex" xmlns:mc="http://schemas.openxmlformats.org/markup-compatibility/2006" xmlns:aink="http://schemas.microsoft.com/office/drawing/2016/ink" xmlns:am3d="http://schemas.microsoft.com/office/drawing/2017/model3d" xmlns:o="urn:schemas-microsoft-com:office:office" xmlns:oel="http://schemas.microsoft.com/office/2019/extlst" xmlns:r="http://schemas.openxmlformats.org/officeDocument/2006/relationships" xmlns:m="http://schemas.openxmlformats.org/officeDocument/2006/math" xmlns:v="urn:schemas-microsoft-com:vml" xmlns:wp14="http://schemas.microsoft.com/office/word/2010/wordprocessingDrawing" xmlns:wp="http://schemas.openxmlformats.org/drawingml/2006/wordprocessingDrawing" xmlns:w10="urn:schemas-microsoft-com:office:word" xmlns:w="http://schemas.openxmlformats.org/wordprocessingml/2006/main" xmlns:w14="http://schemas.microsoft.com/office/word/2010/wordml" xmlns:w15="http://schemas.microsoft.com/office/word/2012/wordml" xmlns:w16cex="http://schemas.microsoft.com/office/word/2018/wordml/cex" xmlns:w16cid="http://schemas.microsoft.com/office/word/2016/wordml/cid" xmlns:w16="http://schemas.microsoft.com/office/word/2018/wordml" xmlns:w16du="http://schemas.microsoft.com/office/word/2023/wordml/word16du" xmlns:w16sdtdh="http://schemas.microsoft.com/office/word/2020/wordml/sdtdatahash" xmlns:w16sdtfl="http://schemas.microsoft.com/office/word/2024/wordml/sdtformatlock" xmlns:w16se="http://schemas.microsoft.com/office/word/2015/wordml/symex" xmlns:wpg="http://schemas.microsoft.com/office/word/2010/wordprocessingGroup" xmlns:wpi="http://schemas.microsoft.com/office/word/2010/wordprocessingInk" xmlns:wne="http://schemas.microsoft.com/office/word/2006/wordml" xmlns:wps="http://schemas.microsoft.com/office/word/2010/wordprocessingShape" mc:Ignorable="w14 w15 w16se w16cid w16 w16cex w16sdtdh w16sdtfl w16du wp14">
+<w:endnotes xmlns:wpc="http://schemas.microsoft.com/office/word/2010/wordprocessingCanvas" xmlns:cx="http://schemas.microsoft.com/office/drawing/2014/chartex" xmlns:cx1="http://schemas.microsoft.com/office/drawing/2015/9/8/chartex" xmlns:cx2="http://schemas.microsoft.com/office/drawing/2015/10/21/chartex" xmlns:cx3="http://schemas.microsoft.com/office/drawing/2016/5/9/chartex" xmlns:cx4="http://schemas.microsoft.com/office/drawing/2016/5/10/chartex" xmlns:cx5="http://schemas.microsoft.com/office/drawing/2016/5/11/chartex" xmlns:cx6="http://schemas.microsoft.com/office/drawing/2016/5/12/chartex" xmlns:cx7="http://schemas.microsoft.com/office/drawing/2016/5/13/chartex" xmlns:cx8="http://schemas.microsoft.com/office/drawing/2016/5/14/chartex" xmlns:mc="http://schemas.openxmlformats.org/markup-compatibility/2006" xmlns:aink="http://schemas.microsoft.com/office/drawing/2016/ink" xmlns:am3d="http://schemas.microsoft.com/office/drawing/2017/model3d" xmlns:o="urn:schemas-microsoft-com:office:office" xmlns:oel="http://schemas.microsoft.com/office/2019/extlst" xmlns:r="http://schemas.openxmlformats.org/officeDocument/2006/relationships" xmlns:m="http://schemas.openxmlformats.org/officeDocument/2006/math" xmlns:v="urn:schemas-microsoft-com:vml" xmlns:wp14="http://schemas.microsoft.com/office/word/2010/wordprocessingDrawing" xmlns:wp="http://schemas.openxmlformats.org/drawingml/2006/wordprocessingDrawing" xmlns:w10="urn:schemas-microsoft-com:office:word" xmlns:w="http://schemas.openxmlformats.org/wordprocessingml/2006/main" xmlns:w14="http://schemas.microsoft.com/office/word/2010/wordml" xmlns:w15="http://schemas.microsoft.com/office/word/2012/wordml" xmlns:w16cei="http://schemas.microsoft.com/office/word/2026/wordml/cei" xmlns:w16cex="http://schemas.microsoft.com/office/word/2018/wordml/cex" xmlns:w16cid="http://schemas.microsoft.com/office/word/2016/wordml/cid" xmlns:w16="http://schemas.microsoft.com/office/word/2018/wordml" xmlns:w16du="http://schemas.microsoft.com/office/word/2023/wordml/word16du" xmlns:w16sdtdh="http://schemas.microsoft.com/office/word/2020/wordml/sdtdatahash" xmlns:w16sdtfl="http://schemas.microsoft.com/office/word/2024/wordml/sdtformatlock" xmlns:w16se="http://schemas.microsoft.com/office/word/2015/wordml/symex" xmlns:wpg="http://schemas.microsoft.com/office/word/2010/wordprocessingGroup" xmlns:wpi="http://schemas.microsoft.com/office/word/2010/wordprocessingInk" xmlns:wne="http://schemas.microsoft.com/office/word/2006/wordml" xmlns:wps="http://schemas.microsoft.com/office/word/2010/wordprocessingShape" mc:Ignorable="w14 w15 w16se w16cid w16 w16cex w16sdtdh w16sdtfl w16du wp14">
   <w:endnote w:type="separator" w:id="-1">
     <w:p>
       <w:pPr>
@@ -2839,7 +2210,7 @@
 </file>
 
 <file path=word/footer1.xml><?xml version="1.0" encoding="utf-8"?>
-<w:ftr xmlns:wpc="http://schemas.microsoft.com/office/word/2010/wordprocessingCanvas" xmlns:cx="http://schemas.microsoft.com/office/drawing/2014/chartex" xmlns:cx1="http://schemas.microsoft.com/office/drawing/2015/9/8/chartex" xmlns:cx2="http://schemas.microsoft.com/office/drawing/2015/10/21/chartex" xmlns:cx3="http://schemas.microsoft.com/office/drawing/2016/5/9/chartex" xmlns:cx4="http://schemas.microsoft.com/office/drawing/2016/5/10/chartex" xmlns:cx5="http://schemas.microsoft.com/office/drawing/2016/5/11/chartex" xmlns:cx6="http://schemas.microsoft.com/office/drawing/2016/5/12/chartex" xmlns:cx7="http://schemas.microsoft.com/office/drawing/2016/5/13/chartex" xmlns:cx8="http://schemas.microsoft.com/office/drawing/2016/5/14/chartex" xmlns:mc="http://schemas.openxmlformats.org/markup-compatibility/2006" xmlns:aink="http://schemas.microsoft.com/office/drawing/2016/ink" xmlns:am3d="http://schemas.microsoft.com/office/drawing/2017/model3d" xmlns:o="urn:schemas-microsoft-com:office:office" xmlns:oel="http://schemas.microsoft.com/office/2019/extlst" xmlns:r="http://schemas.openxmlformats.org/officeDocument/2006/relationships" xmlns:m="http://schemas.openxmlformats.org/officeDocument/2006/math" xmlns:v="urn:schemas-microsoft-com:vml" xmlns:wp14="http://schemas.microsoft.com/office/word/2010/wordprocessingDrawing" xmlns:wp="http://schemas.openxmlformats.org/drawingml/2006/wordprocessingDrawing" xmlns:w10="urn:schemas-microsoft-com:office:word" xmlns:w="http://schemas.openxmlformats.org/wordprocessingml/2006/main" xmlns:w14="http://schemas.microsoft.com/office/word/2010/wordml" xmlns:w15="http://schemas.microsoft.com/office/word/2012/wordml" xmlns:w16cex="http://schemas.microsoft.com/office/word/2018/wordml/cex" xmlns:w16cid="http://schemas.microsoft.com/office/word/2016/wordml/cid" xmlns:w16="http://schemas.microsoft.com/office/word/2018/wordml" xmlns:w16du="http://schemas.microsoft.com/office/word/2023/wordml/word16du" xmlns:w16sdtdh="http://schemas.microsoft.com/office/word/2020/wordml/sdtdatahash" xmlns:w16sdtfl="http://schemas.microsoft.com/office/word/2024/wordml/sdtformatlock" xmlns:w16se="http://schemas.microsoft.com/office/word/2015/wordml/symex" xmlns:wpg="http://schemas.microsoft.com/office/word/2010/wordprocessingGroup" xmlns:wpi="http://schemas.microsoft.com/office/word/2010/wordprocessingInk" xmlns:wne="http://schemas.microsoft.com/office/word/2006/wordml" xmlns:wps="http://schemas.microsoft.com/office/word/2010/wordprocessingShape" mc:Ignorable="w14 w15 w16se w16cid w16 w16cex w16sdtdh w16sdtfl w16du wp14">
+<w:ftr xmlns:wpc="http://schemas.microsoft.com/office/word/2010/wordprocessingCanvas" xmlns:cx="http://schemas.microsoft.com/office/drawing/2014/chartex" xmlns:cx1="http://schemas.microsoft.com/office/drawing/2015/9/8/chartex" xmlns:cx2="http://schemas.microsoft.com/office/drawing/2015/10/21/chartex" xmlns:cx3="http://schemas.microsoft.com/office/drawing/2016/5/9/chartex" xmlns:cx4="http://schemas.microsoft.com/office/drawing/2016/5/10/chartex" xmlns:cx5="http://schemas.microsoft.com/office/drawing/2016/5/11/chartex" xmlns:cx6="http://schemas.microsoft.com/office/drawing/2016/5/12/chartex" xmlns:cx7="http://schemas.microsoft.com/office/drawing/2016/5/13/chartex" xmlns:cx8="http://schemas.microsoft.com/office/drawing/2016/5/14/chartex" xmlns:mc="http://schemas.openxmlformats.org/markup-compatibility/2006" xmlns:aink="http://schemas.microsoft.com/office/drawing/2016/ink" xmlns:am3d="http://schemas.microsoft.com/office/drawing/2017/model3d" xmlns:o="urn:schemas-microsoft-com:office:office" xmlns:oel="http://schemas.microsoft.com/office/2019/extlst" xmlns:r="http://schemas.openxmlformats.org/officeDocument/2006/relationships" xmlns:m="http://schemas.openxmlformats.org/officeDocument/2006/math" xmlns:v="urn:schemas-microsoft-com:vml" xmlns:wp14="http://schemas.microsoft.com/office/word/2010/wordprocessingDrawing" xmlns:wp="http://schemas.openxmlformats.org/drawingml/2006/wordprocessingDrawing" xmlns:w10="urn:schemas-microsoft-com:office:word" xmlns:w="http://schemas.openxmlformats.org/wordprocessingml/2006/main" xmlns:w14="http://schemas.microsoft.com/office/word/2010/wordml" xmlns:w15="http://schemas.microsoft.com/office/word/2012/wordml" xmlns:w16cei="http://schemas.microsoft.com/office/word/2026/wordml/cei" xmlns:w16cex="http://schemas.microsoft.com/office/word/2018/wordml/cex" xmlns:w16cid="http://schemas.microsoft.com/office/word/2016/wordml/cid" xmlns:w16="http://schemas.microsoft.com/office/word/2018/wordml" xmlns:w16du="http://schemas.microsoft.com/office/word/2023/wordml/word16du" xmlns:w16sdtdh="http://schemas.microsoft.com/office/word/2020/wordml/sdtdatahash" xmlns:w16sdtfl="http://schemas.microsoft.com/office/word/2024/wordml/sdtformatlock" xmlns:w16se="http://schemas.microsoft.com/office/word/2015/wordml/symex" xmlns:wpg="http://schemas.microsoft.com/office/word/2010/wordprocessingGroup" xmlns:wpi="http://schemas.microsoft.com/office/word/2010/wordprocessingInk" xmlns:wne="http://schemas.microsoft.com/office/word/2006/wordml" xmlns:wps="http://schemas.microsoft.com/office/word/2010/wordprocessingShape" mc:Ignorable="w14 w15 w16se w16cid w16 w16cex w16sdtdh w16sdtfl w16du wp14">
   <w:p>
     <w:pPr>
       <w:pStyle w:val="Footer"/>
@@ -2849,19 +2220,19 @@
 </file>
 
 <file path=word/footer2.xml><?xml version="1.0" encoding="utf-8"?>
-<w:ftr xmlns:wpc="http://schemas.microsoft.com/office/word/2010/wordprocessingCanvas" xmlns:cx="http://schemas.microsoft.com/office/drawing/2014/chartex" xmlns:cx1="http://schemas.microsoft.com/office/drawing/2015/9/8/chartex" xmlns:cx2="http://schemas.microsoft.com/office/drawing/2015/10/21/chartex" xmlns:cx3="http://schemas.microsoft.com/office/drawing/2016/5/9/chartex" xmlns:cx4="http://schemas.microsoft.com/office/drawing/2016/5/10/chartex" xmlns:cx5="http://schemas.microsoft.com/office/drawing/2016/5/11/chartex" xmlns:cx6="http://schemas.microsoft.com/office/drawing/2016/5/12/chartex" xmlns:cx7="http://schemas.microsoft.com/office/drawing/2016/5/13/chartex" xmlns:cx8="http://schemas.microsoft.com/office/drawing/2016/5/14/chartex" xmlns:mc="http://schemas.openxmlformats.org/markup-compatibility/2006" xmlns:aink="http://schemas.microsoft.com/office/drawing/2016/ink" xmlns:am3d="http://schemas.microsoft.com/office/drawing/2017/model3d" xmlns:o="urn:schemas-microsoft-com:office:office" xmlns:oel="http://schemas.microsoft.com/office/2019/extlst" xmlns:r="http://schemas.openxmlformats.org/officeDocument/2006/relationships" xmlns:m="http://schemas.openxmlformats.org/officeDocument/2006/math" xmlns:v="urn:schemas-microsoft-com:vml" xmlns:wp14="http://schemas.microsoft.com/office/word/2010/wordprocessingDrawing" xmlns:wp="http://schemas.openxmlformats.org/drawingml/2006/wordprocessingDrawing" xmlns:w10="urn:schemas-microsoft-com:office:word" xmlns:w="http://schemas.openxmlformats.org/wordprocessingml/2006/main" xmlns:w14="http://schemas.microsoft.com/office/word/2010/wordml" xmlns:w15="http://schemas.microsoft.com/office/word/2012/wordml" xmlns:w16cex="http://schemas.microsoft.com/office/word/2018/wordml/cex" xmlns:w16cid="http://schemas.microsoft.com/office/word/2016/wordml/cid" xmlns:w16="http://schemas.microsoft.com/office/word/2018/wordml" xmlns:w16du="http://schemas.microsoft.com/office/word/2023/wordml/word16du" xmlns:w16sdtdh="http://schemas.microsoft.com/office/word/2020/wordml/sdtdatahash" xmlns:w16sdtfl="http://schemas.microsoft.com/office/word/2024/wordml/sdtformatlock" xmlns:w16se="http://schemas.microsoft.com/office/word/2015/wordml/symex" xmlns:wpg="http://schemas.microsoft.com/office/word/2010/wordprocessingGroup" xmlns:wpi="http://schemas.microsoft.com/office/word/2010/wordprocessingInk" xmlns:wne="http://schemas.microsoft.com/office/word/2006/wordml" xmlns:wps="http://schemas.microsoft.com/office/word/2010/wordprocessingShape" mc:Ignorable="w14 w15 w16se w16cid w16 w16cex w16sdtdh w16sdtfl w16du wp14">
+<w:ftr xmlns:wpc="http://schemas.microsoft.com/office/word/2010/wordprocessingCanvas" xmlns:cx="http://schemas.microsoft.com/office/drawing/2014/chartex" xmlns:cx1="http://schemas.microsoft.com/office/drawing/2015/9/8/chartex" xmlns:cx2="http://schemas.microsoft.com/office/drawing/2015/10/21/chartex" xmlns:cx3="http://schemas.microsoft.com/office/drawing/2016/5/9/chartex" xmlns:cx4="http://schemas.microsoft.com/office/drawing/2016/5/10/chartex" xmlns:cx5="http://schemas.microsoft.com/office/drawing/2016/5/11/chartex" xmlns:cx6="http://schemas.microsoft.com/office/drawing/2016/5/12/chartex" xmlns:cx7="http://schemas.microsoft.com/office/drawing/2016/5/13/chartex" xmlns:cx8="http://schemas.microsoft.com/office/drawing/2016/5/14/chartex" xmlns:mc="http://schemas.openxmlformats.org/markup-compatibility/2006" xmlns:aink="http://schemas.microsoft.com/office/drawing/2016/ink" xmlns:am3d="http://schemas.microsoft.com/office/drawing/2017/model3d" xmlns:o="urn:schemas-microsoft-com:office:office" xmlns:oel="http://schemas.microsoft.com/office/2019/extlst" xmlns:r="http://schemas.openxmlformats.org/officeDocument/2006/relationships" xmlns:m="http://schemas.openxmlformats.org/officeDocument/2006/math" xmlns:v="urn:schemas-microsoft-com:vml" xmlns:wp14="http://schemas.microsoft.com/office/word/2010/wordprocessingDrawing" xmlns:wp="http://schemas.openxmlformats.org/drawingml/2006/wordprocessingDrawing" xmlns:w10="urn:schemas-microsoft-com:office:word" xmlns:w="http://schemas.openxmlformats.org/wordprocessingml/2006/main" xmlns:w14="http://schemas.microsoft.com/office/word/2010/wordml" xmlns:w15="http://schemas.microsoft.com/office/word/2012/wordml" xmlns:w16cei="http://schemas.microsoft.com/office/word/2026/wordml/cei" xmlns:w16cex="http://schemas.microsoft.com/office/word/2018/wordml/cex" xmlns:w16cid="http://schemas.microsoft.com/office/word/2016/wordml/cid" xmlns:w16="http://schemas.microsoft.com/office/word/2018/wordml" xmlns:w16du="http://schemas.microsoft.com/office/word/2023/wordml/word16du" xmlns:w16sdtdh="http://schemas.microsoft.com/office/word/2020/wordml/sdtdatahash" xmlns:w16sdtfl="http://schemas.microsoft.com/office/word/2024/wordml/sdtformatlock" xmlns:w16se="http://schemas.microsoft.com/office/word/2015/wordml/symex" xmlns:wpg="http://schemas.microsoft.com/office/word/2010/wordprocessingGroup" xmlns:wpi="http://schemas.microsoft.com/office/word/2010/wordprocessingInk" xmlns:wne="http://schemas.microsoft.com/office/word/2006/wordml" xmlns:wps="http://schemas.microsoft.com/office/word/2010/wordprocessingShape" mc:Ignorable="w14 w15 w16se w16cid w16 w16cex w16sdtdh w16sdtfl w16du wp14">
   <w:tbl>
     <w:tblPr>
       <w:tblStyle w:val="TableGrid"/>
       <w:tblW w:w="5000" w:type="pct"/>
       <w:tblCellSpacing w:w="11" w:type="dxa"/>
       <w:tblBorders>
-        <w:top w:val="none" w:color="auto" w:sz="0" w:space="0"/>
-        <w:left w:val="none" w:color="auto" w:sz="0" w:space="0"/>
-        <w:bottom w:val="none" w:color="auto" w:sz="0" w:space="0"/>
-        <w:right w:val="none" w:color="auto" w:sz="0" w:space="0"/>
-        <w:insideH w:val="none" w:color="auto" w:sz="0" w:space="0"/>
-        <w:insideV w:val="none" w:color="auto" w:sz="0" w:space="0"/>
+        <w:top w:val="none" w:sz="0" w:space="0" w:color="auto"/>
+        <w:left w:val="none" w:sz="0" w:space="0" w:color="auto"/>
+        <w:bottom w:val="none" w:sz="0" w:space="0" w:color="auto"/>
+        <w:right w:val="none" w:sz="0" w:space="0" w:color="auto"/>
+        <w:insideH w:val="none" w:sz="0" w:space="0" w:color="auto"/>
+        <w:insideV w:val="none" w:sz="0" w:space="0" w:color="auto"/>
       </w:tblBorders>
       <w:tblCellMar>
         <w:left w:w="0" w:type="dxa"/>
@@ -2887,12 +2258,12 @@
             <w:tblStyle w:val="TableGrid"/>
             <w:tblW w:w="5000" w:type="pct"/>
             <w:tblBorders>
-              <w:top w:val="none" w:color="auto" w:sz="0" w:space="0"/>
-              <w:left w:val="none" w:color="auto" w:sz="0" w:space="0"/>
-              <w:bottom w:val="none" w:color="auto" w:sz="0" w:space="0"/>
-              <w:right w:val="none" w:color="auto" w:sz="0" w:space="0"/>
-              <w:insideH w:val="none" w:color="auto" w:sz="0" w:space="0"/>
-              <w:insideV w:val="none" w:color="auto" w:sz="0" w:space="0"/>
+              <w:top w:val="none" w:sz="0" w:space="0" w:color="auto"/>
+              <w:left w:val="none" w:sz="0" w:space="0" w:color="auto"/>
+              <w:bottom w:val="none" w:sz="0" w:space="0" w:color="auto"/>
+              <w:right w:val="none" w:sz="0" w:space="0" w:color="auto"/>
+              <w:insideH w:val="none" w:sz="0" w:space="0" w:color="auto"/>
+              <w:insideV w:val="none" w:sz="0" w:space="0" w:color="auto"/>
             </w:tblBorders>
             <w:tblCellMar>
               <w:left w:w="0" w:type="dxa"/>
@@ -2945,7 +2316,7 @@
 </file>
 
 <file path=word/footer3.xml><?xml version="1.0" encoding="utf-8"?>
-<w:ftr xmlns:wpc="http://schemas.microsoft.com/office/word/2010/wordprocessingCanvas" xmlns:cx="http://schemas.microsoft.com/office/drawing/2014/chartex" xmlns:cx1="http://schemas.microsoft.com/office/drawing/2015/9/8/chartex" xmlns:cx2="http://schemas.microsoft.com/office/drawing/2015/10/21/chartex" xmlns:cx3="http://schemas.microsoft.com/office/drawing/2016/5/9/chartex" xmlns:cx4="http://schemas.microsoft.com/office/drawing/2016/5/10/chartex" xmlns:cx5="http://schemas.microsoft.com/office/drawing/2016/5/11/chartex" xmlns:cx6="http://schemas.microsoft.com/office/drawing/2016/5/12/chartex" xmlns:cx7="http://schemas.microsoft.com/office/drawing/2016/5/13/chartex" xmlns:cx8="http://schemas.microsoft.com/office/drawing/2016/5/14/chartex" xmlns:mc="http://schemas.openxmlformats.org/markup-compatibility/2006" xmlns:aink="http://schemas.microsoft.com/office/drawing/2016/ink" xmlns:am3d="http://schemas.microsoft.com/office/drawing/2017/model3d" xmlns:o="urn:schemas-microsoft-com:office:office" xmlns:oel="http://schemas.microsoft.com/office/2019/extlst" xmlns:r="http://schemas.openxmlformats.org/officeDocument/2006/relationships" xmlns:m="http://schemas.openxmlformats.org/officeDocument/2006/math" xmlns:v="urn:schemas-microsoft-com:vml" xmlns:wp14="http://schemas.microsoft.com/office/word/2010/wordprocessingDrawing" xmlns:wp="http://schemas.openxmlformats.org/drawingml/2006/wordprocessingDrawing" xmlns:w10="urn:schemas-microsoft-com:office:word" xmlns:w="http://schemas.openxmlformats.org/wordprocessingml/2006/main" xmlns:w14="http://schemas.microsoft.com/office/word/2010/wordml" xmlns:w15="http://schemas.microsoft.com/office/word/2012/wordml" xmlns:w16cex="http://schemas.microsoft.com/office/word/2018/wordml/cex" xmlns:w16cid="http://schemas.microsoft.com/office/word/2016/wordml/cid" xmlns:w16="http://schemas.microsoft.com/office/word/2018/wordml" xmlns:w16du="http://schemas.microsoft.com/office/word/2023/wordml/word16du" xmlns:w16sdtdh="http://schemas.microsoft.com/office/word/2020/wordml/sdtdatahash" xmlns:w16sdtfl="http://schemas.microsoft.com/office/word/2024/wordml/sdtformatlock" xmlns:w16se="http://schemas.microsoft.com/office/word/2015/wordml/symex" xmlns:wpg="http://schemas.microsoft.com/office/word/2010/wordprocessingGroup" xmlns:wpi="http://schemas.microsoft.com/office/word/2010/wordprocessingInk" xmlns:wne="http://schemas.microsoft.com/office/word/2006/wordml" xmlns:wps="http://schemas.microsoft.com/office/word/2010/wordprocessingShape" mc:Ignorable="w14 w15 w16se w16cid w16 w16cex w16sdtdh w16sdtfl w16du wp14">
+<w:ftr xmlns:wpc="http://schemas.microsoft.com/office/word/2010/wordprocessingCanvas" xmlns:cx="http://schemas.microsoft.com/office/drawing/2014/chartex" xmlns:cx1="http://schemas.microsoft.com/office/drawing/2015/9/8/chartex" xmlns:cx2="http://schemas.microsoft.com/office/drawing/2015/10/21/chartex" xmlns:cx3="http://schemas.microsoft.com/office/drawing/2016/5/9/chartex" xmlns:cx4="http://schemas.microsoft.com/office/drawing/2016/5/10/chartex" xmlns:cx5="http://schemas.microsoft.com/office/drawing/2016/5/11/chartex" xmlns:cx6="http://schemas.microsoft.com/office/drawing/2016/5/12/chartex" xmlns:cx7="http://schemas.microsoft.com/office/drawing/2016/5/13/chartex" xmlns:cx8="http://schemas.microsoft.com/office/drawing/2016/5/14/chartex" xmlns:mc="http://schemas.openxmlformats.org/markup-compatibility/2006" xmlns:aink="http://schemas.microsoft.com/office/drawing/2016/ink" xmlns:am3d="http://schemas.microsoft.com/office/drawing/2017/model3d" xmlns:o="urn:schemas-microsoft-com:office:office" xmlns:oel="http://schemas.microsoft.com/office/2019/extlst" xmlns:r="http://schemas.openxmlformats.org/officeDocument/2006/relationships" xmlns:m="http://schemas.openxmlformats.org/officeDocument/2006/math" xmlns:v="urn:schemas-microsoft-com:vml" xmlns:wp14="http://schemas.microsoft.com/office/word/2010/wordprocessingDrawing" xmlns:wp="http://schemas.openxmlformats.org/drawingml/2006/wordprocessingDrawing" xmlns:w10="urn:schemas-microsoft-com:office:word" xmlns:w="http://schemas.openxmlformats.org/wordprocessingml/2006/main" xmlns:w14="http://schemas.microsoft.com/office/word/2010/wordml" xmlns:w15="http://schemas.microsoft.com/office/word/2012/wordml" xmlns:w16cei="http://schemas.microsoft.com/office/word/2026/wordml/cei" xmlns:w16cex="http://schemas.microsoft.com/office/word/2018/wordml/cex" xmlns:w16cid="http://schemas.microsoft.com/office/word/2016/wordml/cid" xmlns:w16="http://schemas.microsoft.com/office/word/2018/wordml" xmlns:w16du="http://schemas.microsoft.com/office/word/2023/wordml/word16du" xmlns:w16sdtdh="http://schemas.microsoft.com/office/word/2020/wordml/sdtdatahash" xmlns:w16sdtfl="http://schemas.microsoft.com/office/word/2024/wordml/sdtformatlock" xmlns:w16se="http://schemas.microsoft.com/office/word/2015/wordml/symex" xmlns:wpg="http://schemas.microsoft.com/office/word/2010/wordprocessingGroup" xmlns:wpi="http://schemas.microsoft.com/office/word/2010/wordprocessingInk" xmlns:wne="http://schemas.microsoft.com/office/word/2006/wordml" xmlns:wps="http://schemas.microsoft.com/office/word/2010/wordprocessingShape" mc:Ignorable="w14 w15 w16se w16cid w16 w16cex w16sdtdh w16sdtfl w16du wp14">
   <w:p>
     <w:pPr>
       <w:pStyle w:val="Footer"/>
@@ -2955,7 +2326,7 @@
 </file>
 
 <file path=word/footnotes.xml><?xml version="1.0" encoding="utf-8"?>
-<w:footnotes xmlns:wpc="http://schemas.microsoft.com/office/word/2010/wordprocessingCanvas" xmlns:cx="http://schemas.microsoft.com/office/drawing/2014/chartex" xmlns:cx1="http://schemas.microsoft.com/office/drawing/2015/9/8/chartex" xmlns:cx2="http://schemas.microsoft.com/office/drawing/2015/10/21/chartex" xmlns:cx3="http://schemas.microsoft.com/office/drawing/2016/5/9/chartex" xmlns:cx4="http://schemas.microsoft.com/office/drawing/2016/5/10/chartex" xmlns:cx5="http://schemas.microsoft.com/office/drawing/2016/5/11/chartex" xmlns:cx6="http://schemas.microsoft.com/office/drawing/2016/5/12/chartex" xmlns:cx7="http://schemas.microsoft.com/office/drawing/2016/5/13/chartex" xmlns:cx8="http://schemas.microsoft.com/office/drawing/2016/5/14/chartex" xmlns:mc="http://schemas.openxmlformats.org/markup-compatibility/2006" xmlns:aink="http://schemas.microsoft.com/office/drawing/2016/ink" xmlns:am3d="http://schemas.microsoft.com/office/drawing/2017/model3d" xmlns:o="urn:schemas-microsoft-com:office:office" xmlns:oel="http://schemas.microsoft.com/office/2019/extlst" xmlns:r="http://schemas.openxmlformats.org/officeDocument/2006/relationships" xmlns:m="http://schemas.openxmlformats.org/officeDocument/2006/math" xmlns:v="urn:schemas-microsoft-com:vml" xmlns:wp14="http://schemas.microsoft.com/office/word/2010/wordprocessingDrawing" xmlns:wp="http://schemas.openxmlformats.org/drawingml/2006/wordprocessingDrawing" xmlns:w10="urn:schemas-microsoft-com:office:word" xmlns:w="http://schemas.openxmlformats.org/wordprocessingml/2006/main" xmlns:w14="http://schemas.microsoft.com/office/word/2010/wordml" xmlns:w15="http://schemas.microsoft.com/office/word/2012/wordml" xmlns:w16cex="http://schemas.microsoft.com/office/word/2018/wordml/cex" xmlns:w16cid="http://schemas.microsoft.com/office/word/2016/wordml/cid" xmlns:w16="http://schemas.microsoft.com/office/word/2018/wordml" xmlns:w16du="http://schemas.microsoft.com/office/word/2023/wordml/word16du" xmlns:w16sdtdh="http://schemas.microsoft.com/office/word/2020/wordml/sdtdatahash" xmlns:w16sdtfl="http://schemas.microsoft.com/office/word/2024/wordml/sdtformatlock" xmlns:w16se="http://schemas.microsoft.com/office/word/2015/wordml/symex" xmlns:wpg="http://schemas.microsoft.com/office/word/2010/wordprocessingGroup" xmlns:wpi="http://schemas.microsoft.com/office/word/2010/wordprocessingInk" xmlns:wne="http://schemas.microsoft.com/office/word/2006/wordml" xmlns:wps="http://schemas.microsoft.com/office/word/2010/wordprocessingShape" mc:Ignorable="w14 w15 w16se w16cid w16 w16cex w16sdtdh w16sdtfl w16du wp14">
+<w:footnotes xmlns:wpc="http://schemas.microsoft.com/office/word/2010/wordprocessingCanvas" xmlns:cx="http://schemas.microsoft.com/office/drawing/2014/chartex" xmlns:cx1="http://schemas.microsoft.com/office/drawing/2015/9/8/chartex" xmlns:cx2="http://schemas.microsoft.com/office/drawing/2015/10/21/chartex" xmlns:cx3="http://schemas.microsoft.com/office/drawing/2016/5/9/chartex" xmlns:cx4="http://schemas.microsoft.com/office/drawing/2016/5/10/chartex" xmlns:cx5="http://schemas.microsoft.com/office/drawing/2016/5/11/chartex" xmlns:cx6="http://schemas.microsoft.com/office/drawing/2016/5/12/chartex" xmlns:cx7="http://schemas.microsoft.com/office/drawing/2016/5/13/chartex" xmlns:cx8="http://schemas.microsoft.com/office/drawing/2016/5/14/chartex" xmlns:mc="http://schemas.openxmlformats.org/markup-compatibility/2006" xmlns:aink="http://schemas.microsoft.com/office/drawing/2016/ink" xmlns:am3d="http://schemas.microsoft.com/office/drawing/2017/model3d" xmlns:o="urn:schemas-microsoft-com:office:office" xmlns:oel="http://schemas.microsoft.com/office/2019/extlst" xmlns:r="http://schemas.openxmlformats.org/officeDocument/2006/relationships" xmlns:m="http://schemas.openxmlformats.org/officeDocument/2006/math" xmlns:v="urn:schemas-microsoft-com:vml" xmlns:wp14="http://schemas.microsoft.com/office/word/2010/wordprocessingDrawing" xmlns:wp="http://schemas.openxmlformats.org/drawingml/2006/wordprocessingDrawing" xmlns:w10="urn:schemas-microsoft-com:office:word" xmlns:w="http://schemas.openxmlformats.org/wordprocessingml/2006/main" xmlns:w14="http://schemas.microsoft.com/office/word/2010/wordml" xmlns:w15="http://schemas.microsoft.com/office/word/2012/wordml" xmlns:w16cei="http://schemas.microsoft.com/office/word/2026/wordml/cei" xmlns:w16cex="http://schemas.microsoft.com/office/word/2018/wordml/cex" xmlns:w16cid="http://schemas.microsoft.com/office/word/2016/wordml/cid" xmlns:w16="http://schemas.microsoft.com/office/word/2018/wordml" xmlns:w16du="http://schemas.microsoft.com/office/word/2023/wordml/word16du" xmlns:w16sdtdh="http://schemas.microsoft.com/office/word/2020/wordml/sdtdatahash" xmlns:w16sdtfl="http://schemas.microsoft.com/office/word/2024/wordml/sdtformatlock" xmlns:w16se="http://schemas.microsoft.com/office/word/2015/wordml/symex" xmlns:wpg="http://schemas.microsoft.com/office/word/2010/wordprocessingGroup" xmlns:wpi="http://schemas.microsoft.com/office/word/2010/wordprocessingInk" xmlns:wne="http://schemas.microsoft.com/office/word/2006/wordml" xmlns:wps="http://schemas.microsoft.com/office/word/2010/wordprocessingShape" mc:Ignorable="w14 w15 w16se w16cid w16 w16cex w16sdtdh w16sdtfl w16du wp14">
   <w:footnote w:type="separator" w:id="-1">
     <w:p>
       <w:pPr>
@@ -2980,7 +2351,7 @@
 </file>
 
 <file path=word/header1.xml><?xml version="1.0" encoding="utf-8"?>
-<w:hdr xmlns:wpc="http://schemas.microsoft.com/office/word/2010/wordprocessingCanvas" xmlns:cx="http://schemas.microsoft.com/office/drawing/2014/chartex" xmlns:cx1="http://schemas.microsoft.com/office/drawing/2015/9/8/chartex" xmlns:cx2="http://schemas.microsoft.com/office/drawing/2015/10/21/chartex" xmlns:cx3="http://schemas.microsoft.com/office/drawing/2016/5/9/chartex" xmlns:cx4="http://schemas.microsoft.com/office/drawing/2016/5/10/chartex" xmlns:cx5="http://schemas.microsoft.com/office/drawing/2016/5/11/chartex" xmlns:cx6="http://schemas.microsoft.com/office/drawing/2016/5/12/chartex" xmlns:cx7="http://schemas.microsoft.com/office/drawing/2016/5/13/chartex" xmlns:cx8="http://schemas.microsoft.com/office/drawing/2016/5/14/chartex" xmlns:mc="http://schemas.openxmlformats.org/markup-compatibility/2006" xmlns:aink="http://schemas.microsoft.com/office/drawing/2016/ink" xmlns:am3d="http://schemas.microsoft.com/office/drawing/2017/model3d" xmlns:o="urn:schemas-microsoft-com:office:office" xmlns:oel="http://schemas.microsoft.com/office/2019/extlst" xmlns:r="http://schemas.openxmlformats.org/officeDocument/2006/relationships" xmlns:m="http://schemas.openxmlformats.org/officeDocument/2006/math" xmlns:v="urn:schemas-microsoft-com:vml" xmlns:wp14="http://schemas.microsoft.com/office/word/2010/wordprocessingDrawing" xmlns:wp="http://schemas.openxmlformats.org/drawingml/2006/wordprocessingDrawing" xmlns:w10="urn:schemas-microsoft-com:office:word" xmlns:w="http://schemas.openxmlformats.org/wordprocessingml/2006/main" xmlns:w14="http://schemas.microsoft.com/office/word/2010/wordml" xmlns:w15="http://schemas.microsoft.com/office/word/2012/wordml" xmlns:w16cex="http://schemas.microsoft.com/office/word/2018/wordml/cex" xmlns:w16cid="http://schemas.microsoft.com/office/word/2016/wordml/cid" xmlns:w16="http://schemas.microsoft.com/office/word/2018/wordml" xmlns:w16du="http://schemas.microsoft.com/office/word/2023/wordml/word16du" xmlns:w16sdtdh="http://schemas.microsoft.com/office/word/2020/wordml/sdtdatahash" xmlns:w16sdtfl="http://schemas.microsoft.com/office/word/2024/wordml/sdtformatlock" xmlns:w16se="http://schemas.microsoft.com/office/word/2015/wordml/symex" xmlns:wpg="http://schemas.microsoft.com/office/word/2010/wordprocessingGroup" xmlns:wpi="http://schemas.microsoft.com/office/word/2010/wordprocessingInk" xmlns:wne="http://schemas.microsoft.com/office/word/2006/wordml" xmlns:wps="http://schemas.microsoft.com/office/word/2010/wordprocessingShape" mc:Ignorable="w14 w15 w16se w16cid w16 w16cex w16sdtdh w16sdtfl w16du wp14">
+<w:hdr xmlns:wpc="http://schemas.microsoft.com/office/word/2010/wordprocessingCanvas" xmlns:cx="http://schemas.microsoft.com/office/drawing/2014/chartex" xmlns:cx1="http://schemas.microsoft.com/office/drawing/2015/9/8/chartex" xmlns:cx2="http://schemas.microsoft.com/office/drawing/2015/10/21/chartex" xmlns:cx3="http://schemas.microsoft.com/office/drawing/2016/5/9/chartex" xmlns:cx4="http://schemas.microsoft.com/office/drawing/2016/5/10/chartex" xmlns:cx5="http://schemas.microsoft.com/office/drawing/2016/5/11/chartex" xmlns:cx6="http://schemas.microsoft.com/office/drawing/2016/5/12/chartex" xmlns:cx7="http://schemas.microsoft.com/office/drawing/2016/5/13/chartex" xmlns:cx8="http://schemas.microsoft.com/office/drawing/2016/5/14/chartex" xmlns:mc="http://schemas.openxmlformats.org/markup-compatibility/2006" xmlns:aink="http://schemas.microsoft.com/office/drawing/2016/ink" xmlns:am3d="http://schemas.microsoft.com/office/drawing/2017/model3d" xmlns:o="urn:schemas-microsoft-com:office:office" xmlns:oel="http://schemas.microsoft.com/office/2019/extlst" xmlns:r="http://schemas.openxmlformats.org/officeDocument/2006/relationships" xmlns:m="http://schemas.openxmlformats.org/officeDocument/2006/math" xmlns:v="urn:schemas-microsoft-com:vml" xmlns:wp14="http://schemas.microsoft.com/office/word/2010/wordprocessingDrawing" xmlns:wp="http://schemas.openxmlformats.org/drawingml/2006/wordprocessingDrawing" xmlns:w10="urn:schemas-microsoft-com:office:word" xmlns:w="http://schemas.openxmlformats.org/wordprocessingml/2006/main" xmlns:w14="http://schemas.microsoft.com/office/word/2010/wordml" xmlns:w15="http://schemas.microsoft.com/office/word/2012/wordml" xmlns:w16cei="http://schemas.microsoft.com/office/word/2026/wordml/cei" xmlns:w16cex="http://schemas.microsoft.com/office/word/2018/wordml/cex" xmlns:w16cid="http://schemas.microsoft.com/office/word/2016/wordml/cid" xmlns:w16="http://schemas.microsoft.com/office/word/2018/wordml" xmlns:w16du="http://schemas.microsoft.com/office/word/2023/wordml/word16du" xmlns:w16sdtdh="http://schemas.microsoft.com/office/word/2020/wordml/sdtdatahash" xmlns:w16sdtfl="http://schemas.microsoft.com/office/word/2024/wordml/sdtformatlock" xmlns:w16se="http://schemas.microsoft.com/office/word/2015/wordml/symex" xmlns:wpg="http://schemas.microsoft.com/office/word/2010/wordprocessingGroup" xmlns:wpi="http://schemas.microsoft.com/office/word/2010/wordprocessingInk" xmlns:wne="http://schemas.microsoft.com/office/word/2006/wordml" xmlns:wps="http://schemas.microsoft.com/office/word/2010/wordprocessingShape" mc:Ignorable="w14 w15 w16se w16cid w16 w16cex w16sdtdh w16sdtfl w16du wp14">
   <w:p>
     <w:pPr>
       <w:pStyle w:val="Header"/>
@@ -2990,18 +2361,18 @@
 </file>
 
 <file path=word/header2.xml><?xml version="1.0" encoding="utf-8"?>
-<w:hdr xmlns:wpc="http://schemas.microsoft.com/office/word/2010/wordprocessingCanvas" xmlns:cx="http://schemas.microsoft.com/office/drawing/2014/chartex" xmlns:cx1="http://schemas.microsoft.com/office/drawing/2015/9/8/chartex" xmlns:cx2="http://schemas.microsoft.com/office/drawing/2015/10/21/chartex" xmlns:cx3="http://schemas.microsoft.com/office/drawing/2016/5/9/chartex" xmlns:cx4="http://schemas.microsoft.com/office/drawing/2016/5/10/chartex" xmlns:cx5="http://schemas.microsoft.com/office/drawing/2016/5/11/chartex" xmlns:cx6="http://schemas.microsoft.com/office/drawing/2016/5/12/chartex" xmlns:cx7="http://schemas.microsoft.com/office/drawing/2016/5/13/chartex" xmlns:cx8="http://schemas.microsoft.com/office/drawing/2016/5/14/chartex" xmlns:mc="http://schemas.openxmlformats.org/markup-compatibility/2006" xmlns:aink="http://schemas.microsoft.com/office/drawing/2016/ink" xmlns:am3d="http://schemas.microsoft.com/office/drawing/2017/model3d" xmlns:o="urn:schemas-microsoft-com:office:office" xmlns:oel="http://schemas.microsoft.com/office/2019/extlst" xmlns:r="http://schemas.openxmlformats.org/officeDocument/2006/relationships" xmlns:m="http://schemas.openxmlformats.org/officeDocument/2006/math" xmlns:v="urn:schemas-microsoft-com:vml" xmlns:wp14="http://schemas.microsoft.com/office/word/2010/wordprocessingDrawing" xmlns:wp="http://schemas.openxmlformats.org/drawingml/2006/wordprocessingDrawing" xmlns:w10="urn:schemas-microsoft-com:office:word" xmlns:w="http://schemas.openxmlformats.org/wordprocessingml/2006/main" xmlns:w14="http://schemas.microsoft.com/office/word/2010/wordml" xmlns:w15="http://schemas.microsoft.com/office/word/2012/wordml" xmlns:w16cex="http://schemas.microsoft.com/office/word/2018/wordml/cex" xmlns:w16cid="http://schemas.microsoft.com/office/word/2016/wordml/cid" xmlns:w16="http://schemas.microsoft.com/office/word/2018/wordml" xmlns:w16du="http://schemas.microsoft.com/office/word/2023/wordml/word16du" xmlns:w16sdtdh="http://schemas.microsoft.com/office/word/2020/wordml/sdtdatahash" xmlns:w16sdtfl="http://schemas.microsoft.com/office/word/2024/wordml/sdtformatlock" xmlns:w16se="http://schemas.microsoft.com/office/word/2015/wordml/symex" xmlns:wpg="http://schemas.microsoft.com/office/word/2010/wordprocessingGroup" xmlns:wpi="http://schemas.microsoft.com/office/word/2010/wordprocessingInk" xmlns:wne="http://schemas.microsoft.com/office/word/2006/wordml" xmlns:wps="http://schemas.microsoft.com/office/word/2010/wordprocessingShape" mc:Ignorable="w14 w15 w16se w16cid w16 w16cex w16sdtdh w16sdtfl w16du wp14">
+<w:hdr xmlns:wpc="http://schemas.microsoft.com/office/word/2010/wordprocessingCanvas" xmlns:cx="http://schemas.microsoft.com/office/drawing/2014/chartex" xmlns:cx1="http://schemas.microsoft.com/office/drawing/2015/9/8/chartex" xmlns:cx2="http://schemas.microsoft.com/office/drawing/2015/10/21/chartex" xmlns:cx3="http://schemas.microsoft.com/office/drawing/2016/5/9/chartex" xmlns:cx4="http://schemas.microsoft.com/office/drawing/2016/5/10/chartex" xmlns:cx5="http://schemas.microsoft.com/office/drawing/2016/5/11/chartex" xmlns:cx6="http://schemas.microsoft.com/office/drawing/2016/5/12/chartex" xmlns:cx7="http://schemas.microsoft.com/office/drawing/2016/5/13/chartex" xmlns:cx8="http://schemas.microsoft.com/office/drawing/2016/5/14/chartex" xmlns:mc="http://schemas.openxmlformats.org/markup-compatibility/2006" xmlns:aink="http://schemas.microsoft.com/office/drawing/2016/ink" xmlns:am3d="http://schemas.microsoft.com/office/drawing/2017/model3d" xmlns:o="urn:schemas-microsoft-com:office:office" xmlns:oel="http://schemas.microsoft.com/office/2019/extlst" xmlns:r="http://schemas.openxmlformats.org/officeDocument/2006/relationships" xmlns:m="http://schemas.openxmlformats.org/officeDocument/2006/math" xmlns:v="urn:schemas-microsoft-com:vml" xmlns:wp14="http://schemas.microsoft.com/office/word/2010/wordprocessingDrawing" xmlns:wp="http://schemas.openxmlformats.org/drawingml/2006/wordprocessingDrawing" xmlns:w10="urn:schemas-microsoft-com:office:word" xmlns:w="http://schemas.openxmlformats.org/wordprocessingml/2006/main" xmlns:w14="http://schemas.microsoft.com/office/word/2010/wordml" xmlns:w15="http://schemas.microsoft.com/office/word/2012/wordml" xmlns:w16cei="http://schemas.microsoft.com/office/word/2026/wordml/cei" xmlns:w16cex="http://schemas.microsoft.com/office/word/2018/wordml/cex" xmlns:w16cid="http://schemas.microsoft.com/office/word/2016/wordml/cid" xmlns:w16="http://schemas.microsoft.com/office/word/2018/wordml" xmlns:w16du="http://schemas.microsoft.com/office/word/2023/wordml/word16du" xmlns:w16sdtdh="http://schemas.microsoft.com/office/word/2020/wordml/sdtdatahash" xmlns:w16sdtfl="http://schemas.microsoft.com/office/word/2024/wordml/sdtformatlock" xmlns:w16se="http://schemas.microsoft.com/office/word/2015/wordml/symex" xmlns:wpg="http://schemas.microsoft.com/office/word/2010/wordprocessingGroup" xmlns:wpi="http://schemas.microsoft.com/office/word/2010/wordprocessingInk" xmlns:wne="http://schemas.microsoft.com/office/word/2006/wordml" xmlns:wps="http://schemas.microsoft.com/office/word/2010/wordprocessingShape" mc:Ignorable="w14 w15 w16se w16cid w16 w16cex w16sdtdh w16sdtfl w16du wp14">
   <w:tbl>
     <w:tblPr>
       <w:tblStyle w:val="TableGrid"/>
       <w:tblW w:w="5000" w:type="pct"/>
       <w:tblBorders>
-        <w:top w:val="none" w:color="auto" w:sz="0" w:space="0"/>
-        <w:left w:val="none" w:color="auto" w:sz="0" w:space="0"/>
-        <w:bottom w:val="none" w:color="auto" w:sz="0" w:space="0"/>
-        <w:right w:val="none" w:color="auto" w:sz="0" w:space="0"/>
-        <w:insideH w:val="none" w:color="auto" w:sz="0" w:space="0"/>
-        <w:insideV w:val="none" w:color="auto" w:sz="0" w:space="0"/>
+        <w:top w:val="none" w:sz="0" w:space="0" w:color="auto"/>
+        <w:left w:val="none" w:sz="0" w:space="0" w:color="auto"/>
+        <w:bottom w:val="none" w:sz="0" w:space="0" w:color="auto"/>
+        <w:right w:val="none" w:sz="0" w:space="0" w:color="auto"/>
+        <w:insideH w:val="none" w:sz="0" w:space="0" w:color="auto"/>
+        <w:insideV w:val="none" w:sz="0" w:space="0" w:color="auto"/>
       </w:tblBorders>
       <w:tblCellMar>
         <w:left w:w="0" w:type="dxa"/>
@@ -3058,7 +2429,7 @@
 </file>
 
 <file path=word/header3.xml><?xml version="1.0" encoding="utf-8"?>
-<w:hdr xmlns:wpc="http://schemas.microsoft.com/office/word/2010/wordprocessingCanvas" xmlns:cx="http://schemas.microsoft.com/office/drawing/2014/chartex" xmlns:cx1="http://schemas.microsoft.com/office/drawing/2015/9/8/chartex" xmlns:cx2="http://schemas.microsoft.com/office/drawing/2015/10/21/chartex" xmlns:cx3="http://schemas.microsoft.com/office/drawing/2016/5/9/chartex" xmlns:cx4="http://schemas.microsoft.com/office/drawing/2016/5/10/chartex" xmlns:cx5="http://schemas.microsoft.com/office/drawing/2016/5/11/chartex" xmlns:cx6="http://schemas.microsoft.com/office/drawing/2016/5/12/chartex" xmlns:cx7="http://schemas.microsoft.com/office/drawing/2016/5/13/chartex" xmlns:cx8="http://schemas.microsoft.com/office/drawing/2016/5/14/chartex" xmlns:mc="http://schemas.openxmlformats.org/markup-compatibility/2006" xmlns:aink="http://schemas.microsoft.com/office/drawing/2016/ink" xmlns:am3d="http://schemas.microsoft.com/office/drawing/2017/model3d" xmlns:o="urn:schemas-microsoft-com:office:office" xmlns:oel="http://schemas.microsoft.com/office/2019/extlst" xmlns:r="http://schemas.openxmlformats.org/officeDocument/2006/relationships" xmlns:m="http://schemas.openxmlformats.org/officeDocument/2006/math" xmlns:v="urn:schemas-microsoft-com:vml" xmlns:wp14="http://schemas.microsoft.com/office/word/2010/wordprocessingDrawing" xmlns:wp="http://schemas.openxmlformats.org/drawingml/2006/wordprocessingDrawing" xmlns:w10="urn:schemas-microsoft-com:office:word" xmlns:w="http://schemas.openxmlformats.org/wordprocessingml/2006/main" xmlns:w14="http://schemas.microsoft.com/office/word/2010/wordml" xmlns:w15="http://schemas.microsoft.com/office/word/2012/wordml" xmlns:w16cex="http://schemas.microsoft.com/office/word/2018/wordml/cex" xmlns:w16cid="http://schemas.microsoft.com/office/word/2016/wordml/cid" xmlns:w16="http://schemas.microsoft.com/office/word/2018/wordml" xmlns:w16du="http://schemas.microsoft.com/office/word/2023/wordml/word16du" xmlns:w16sdtdh="http://schemas.microsoft.com/office/word/2020/wordml/sdtdatahash" xmlns:w16sdtfl="http://schemas.microsoft.com/office/word/2024/wordml/sdtformatlock" xmlns:w16se="http://schemas.microsoft.com/office/word/2015/wordml/symex" xmlns:wpg="http://schemas.microsoft.com/office/word/2010/wordprocessingGroup" xmlns:wpi="http://schemas.microsoft.com/office/word/2010/wordprocessingInk" xmlns:wne="http://schemas.microsoft.com/office/word/2006/wordml" xmlns:wps="http://schemas.microsoft.com/office/word/2010/wordprocessingShape" mc:Ignorable="w14 w15 w16se w16cid w16 w16cex w16sdtdh w16sdtfl w16du wp14">
+<w:hdr xmlns:wpc="http://schemas.microsoft.com/office/word/2010/wordprocessingCanvas" xmlns:cx="http://schemas.microsoft.com/office/drawing/2014/chartex" xmlns:cx1="http://schemas.microsoft.com/office/drawing/2015/9/8/chartex" xmlns:cx2="http://schemas.microsoft.com/office/drawing/2015/10/21/chartex" xmlns:cx3="http://schemas.microsoft.com/office/drawing/2016/5/9/chartex" xmlns:cx4="http://schemas.microsoft.com/office/drawing/2016/5/10/chartex" xmlns:cx5="http://schemas.microsoft.com/office/drawing/2016/5/11/chartex" xmlns:cx6="http://schemas.microsoft.com/office/drawing/2016/5/12/chartex" xmlns:cx7="http://schemas.microsoft.com/office/drawing/2016/5/13/chartex" xmlns:cx8="http://schemas.microsoft.com/office/drawing/2016/5/14/chartex" xmlns:mc="http://schemas.openxmlformats.org/markup-compatibility/2006" xmlns:aink="http://schemas.microsoft.com/office/drawing/2016/ink" xmlns:am3d="http://schemas.microsoft.com/office/drawing/2017/model3d" xmlns:o="urn:schemas-microsoft-com:office:office" xmlns:oel="http://schemas.microsoft.com/office/2019/extlst" xmlns:r="http://schemas.openxmlformats.org/officeDocument/2006/relationships" xmlns:m="http://schemas.openxmlformats.org/officeDocument/2006/math" xmlns:v="urn:schemas-microsoft-com:vml" xmlns:wp14="http://schemas.microsoft.com/office/word/2010/wordprocessingDrawing" xmlns:wp="http://schemas.openxmlformats.org/drawingml/2006/wordprocessingDrawing" xmlns:w10="urn:schemas-microsoft-com:office:word" xmlns:w="http://schemas.openxmlformats.org/wordprocessingml/2006/main" xmlns:w14="http://schemas.microsoft.com/office/word/2010/wordml" xmlns:w15="http://schemas.microsoft.com/office/word/2012/wordml" xmlns:w16cei="http://schemas.microsoft.com/office/word/2026/wordml/cei" xmlns:w16cex="http://schemas.microsoft.com/office/word/2018/wordml/cex" xmlns:w16cid="http://schemas.microsoft.com/office/word/2016/wordml/cid" xmlns:w16="http://schemas.microsoft.com/office/word/2018/wordml" xmlns:w16du="http://schemas.microsoft.com/office/word/2023/wordml/word16du" xmlns:w16sdtdh="http://schemas.microsoft.com/office/word/2020/wordml/sdtdatahash" xmlns:w16sdtfl="http://schemas.microsoft.com/office/word/2024/wordml/sdtformatlock" xmlns:w16se="http://schemas.microsoft.com/office/word/2015/wordml/symex" xmlns:wpg="http://schemas.microsoft.com/office/word/2010/wordprocessingGroup" xmlns:wpi="http://schemas.microsoft.com/office/word/2010/wordprocessingInk" xmlns:wne="http://schemas.microsoft.com/office/word/2006/wordml" xmlns:wps="http://schemas.microsoft.com/office/word/2010/wordprocessingShape" mc:Ignorable="w14 w15 w16se w16cid w16 w16cex w16sdtdh w16sdtfl w16du wp14">
   <w:p>
     <w:pPr>
       <w:pStyle w:val="Header"/>
@@ -3921,7 +3292,7 @@
       <w:rFonts w:ascii="Segoe UI" w:eastAsia="Aptos" w:hAnsi="Segoe UI"/>
       <w:sz w:val="20"/>
       <w:szCs w:val="20"/>
-      <w:lang w:val="en-DK" w:eastAsia="ja-JP"/>
+      <w:lang w:eastAsia="ja-JP"/>
     </w:rPr>
     <w:tblPr/>
     <w:tblStylePr w:type="firstRow">
@@ -4275,11 +3646,226 @@
       </w:tcPr>
     </w:tblStylePr>
   </w:style>
+  <w:style w:type="paragraph" w:customStyle="1" w:styleId="BCNumber">
+    <w:name w:val="BC Number"/>
+    <w:basedOn w:val="NoSpacing"/>
+    <w:next w:val="Normal"/>
+    <w:uiPriority w:val="2"/>
+    <w:qFormat/>
+    <w:rPr>
+      <w:color w:val="000000" w:themeColor="text1"/>
+      <w14:numSpacing w14:val="tabular"/>
+    </w:rPr>
+  </w:style>
+  <w:style w:type="paragraph" w:customStyle="1" w:styleId="BCLabel">
+    <w:name w:val="BC Label"/>
+    <w:basedOn w:val="NoSpacing"/>
+    <w:next w:val="Normal"/>
+    <w:uiPriority w:val="2"/>
+    <w:qFormat/>
+    <w:pPr>
+      <w:keepNext/>
+    </w:pPr>
+    <w:rPr>
+      <w:rFonts w:asciiTheme="majorHAnsi" w:eastAsiaTheme="majorEastAsia" w:hAnsiTheme="majorHAnsi" w:cstheme="majorBidi"/>
+      <w:color w:val="000000" w:themeColor="text1"/>
+    </w:rPr>
+  </w:style>
+  <w:style w:type="paragraph" w:customStyle="1" w:styleId="BCLabelNumber">
+    <w:name w:val="BC Label Number"/>
+    <w:basedOn w:val="BCLabel"/>
+    <w:next w:val="Normal"/>
+    <w:uiPriority w:val="2"/>
+    <w:qFormat/>
+    <w:rPr>
+      <w14:numSpacing w14:val="tabular"/>
+    </w:rPr>
+  </w:style>
+  <w:style w:type="table" w:customStyle="1" w:styleId="BCBlockTable">
+    <w:name w:val="BC Block Table"/>
+    <w:basedOn w:val="TableNormal"/>
+    <w:uiPriority w:val="99"/>
+    <w:qFormat/>
+    <w:pPr>
+      <w:spacing w:after="0" w:line="240" w:lineRule="auto"/>
+    </w:pPr>
+    <w:tblPr>
+      <w:tblStyleRowBandSize w:val="1"/>
+      <w:tblStyleColBandSize w:val="1"/>
+      <w:tblCellMar>
+        <w:left w:w="0" w:type="dxa"/>
+        <w:right w:w="0" w:type="dxa"/>
+      </w:tblCellMar>
+    </w:tblPr>
+    <w:tblStylePr w:type="firstRow">
+      <w:rPr>
+        <w:rFonts w:asciiTheme="majorHAnsi" w:hAnsiTheme="majorHAnsi" w:cstheme="majorBidi"/>
+      </w:rPr>
+      <w:tblPr/>
+      <w:tcPr>
+        <w:vAlign w:val="top"/>
+      </w:tcPr>
+    </w:tblStylePr>
+  </w:style>
+  <w:style w:type="table" w:customStyle="1" w:styleId="BCDataTable">
+    <w:name w:val="BC Data Table"/>
+    <w:basedOn w:val="TableNormal"/>
+    <w:uiPriority w:val="99"/>
+    <w:qFormat/>
+    <w:pPr>
+      <w:spacing w:after="0" w:line="240" w:lineRule="auto"/>
+    </w:pPr>
+    <w:tblPr>
+      <w:tblStyleRowBandSize w:val="1"/>
+      <w:tblStyleColBandSize w:val="1"/>
+      <w:tblCellMar>
+        <w:left w:w="115" w:type="dxa"/>
+        <w:right w:w="115" w:type="dxa"/>
+      </w:tblCellMar>
+    </w:tblPr>
+    <w:tcPr>
+      <w:vAlign w:val="center"/>
+    </w:tcPr>
+    <w:tblStylePr w:type="firstRow">
+      <w:pPr>
+        <w:spacing w:before="160" w:after="80"/>
+      </w:pPr>
+      <w:rPr>
+        <w:rFonts w:asciiTheme="majorHAnsi" w:hAnsiTheme="majorHAnsi" w:cstheme="majorBidi"/>
+      </w:rPr>
+      <w:tblPr/>
+      <w:tcPr>
+        <w:tcBorders>
+          <w:bottom w:val="single" w:sz="4" w:space="0" w:color="000000" w:themeColor="text1"/>
+        </w:tcBorders>
+        <w:vAlign w:val="top"/>
+      </w:tcPr>
+    </w:tblStylePr>
+    <w:tblStylePr w:type="lastRow">
+      <w:tblPr/>
+      <w:tcPr>
+        <w:tcBorders>
+          <w:bottom w:val="single" w:sz="4" w:space="0" w:color="E8E8E8" w:themeColor="background2"/>
+        </w:tcBorders>
+      </w:tcPr>
+    </w:tblStylePr>
+    <w:tblStylePr w:type="band1Horz">
+      <w:tblPr/>
+      <w:tcPr>
+        <w:shd w:val="clear" w:color="auto" w:fill="auto"/>
+      </w:tcPr>
+    </w:tblStylePr>
+    <w:tblStylePr w:type="band2Horz">
+      <w:tblPr/>
+      <w:tcPr>
+        <w:shd w:val="clear" w:color="auto" w:fill="FAE2D5" w:themeFill="accent2" w:themeFillTint="33"/>
+      </w:tcPr>
+    </w:tblStylePr>
+  </w:style>
+  <w:style w:type="table" w:customStyle="1" w:styleId="BCTotalsTable">
+    <w:name w:val="BC Totals Table"/>
+    <w:basedOn w:val="TableNormal"/>
+    <w:uiPriority w:val="99"/>
+    <w:qFormat/>
+    <w:pPr>
+      <w:spacing w:after="0" w:line="240" w:lineRule="auto"/>
+    </w:pPr>
+    <w:tblPr>
+      <w:tblStyleRowBandSize w:val="1"/>
+      <w:tblStyleColBandSize w:val="1"/>
+      <w:tblCellMar>
+        <w:left w:w="115" w:type="dxa"/>
+        <w:right w:w="115" w:type="dxa"/>
+      </w:tblCellMar>
+    </w:tblPr>
+    <w:tcPr>
+      <w:vAlign w:val="center"/>
+    </w:tcPr>
+    <w:tblStylePr w:type="lastRow">
+      <w:rPr>
+        <w:rFonts w:asciiTheme="majorHAnsi" w:hAnsiTheme="majorHAnsi" w:cstheme="majorBidi"/>
+      </w:rPr>
+      <w:tblPr/>
+      <w:tcPr>
+        <w:tcBorders>
+          <w:top w:val="single" w:sz="4" w:space="0" w:color="000000" w:themeColor="text1"/>
+          <w:bottom w:val="single" w:sz="8" w:space="0" w:color="000000" w:themeColor="text1"/>
+        </w:tcBorders>
+      </w:tcPr>
+    </w:tblStylePr>
+  </w:style>
+  <w:style w:type="table" w:customStyle="1" w:styleId="BCCalculationTable">
+    <w:name w:val="BC Calculation Table"/>
+    <w:basedOn w:val="TableNormal"/>
+    <w:uiPriority w:val="99"/>
+    <w:qFormat/>
+    <w:pPr>
+      <w:spacing w:after="0" w:line="240" w:lineRule="auto"/>
+    </w:pPr>
+    <w:tblPr>
+      <w:tblStyleRowBandSize w:val="1"/>
+      <w:tblStyleColBandSize w:val="1"/>
+      <w:tblCellMar>
+        <w:top w:w="58" w:type="dxa"/>
+        <w:left w:w="0" w:type="dxa"/>
+        <w:bottom w:w="58" w:type="dxa"/>
+        <w:right w:w="0" w:type="dxa"/>
+      </w:tblCellMar>
+    </w:tblPr>
+    <w:tcPr>
+      <w:vAlign w:val="center"/>
+    </w:tcPr>
+    <w:tblStylePr w:type="firstRow">
+      <w:rPr>
+        <w:rFonts w:asciiTheme="majorHAnsi" w:hAnsiTheme="majorHAnsi" w:cstheme="majorBidi"/>
+      </w:rPr>
+      <w:tblPr/>
+      <w:tcPr>
+        <w:vAlign w:val="bottom"/>
+      </w:tcPr>
+    </w:tblStylePr>
+    <w:tblStylePr w:type="lastRow">
+      <w:rPr>
+        <w:rFonts w:asciiTheme="majorHAnsi" w:hAnsiTheme="majorHAnsi" w:cstheme="majorBidi"/>
+      </w:rPr>
+      <w:tblPr/>
+      <w:tcPr>
+        <w:tcBorders>
+          <w:top w:val="single" w:sz="4" w:space="0" w:color="000000" w:themeColor="text1"/>
+        </w:tcBorders>
+      </w:tcPr>
+    </w:tblStylePr>
+  </w:style>
+  <w:style w:type="table" w:customStyle="1" w:styleId="BCSignatureTable">
+    <w:name w:val="BC Signature Table"/>
+    <w:basedOn w:val="TableNormal"/>
+    <w:uiPriority w:val="99"/>
+    <w:qFormat/>
+    <w:pPr>
+      <w:spacing w:after="0" w:line="240" w:lineRule="auto"/>
+    </w:pPr>
+    <w:tblPr>
+      <w:tblStyleRowBandSize w:val="1"/>
+      <w:tblStyleColBandSize w:val="1"/>
+      <w:tblCellMar>
+        <w:left w:w="0" w:type="dxa"/>
+        <w:right w:w="0" w:type="dxa"/>
+      </w:tblCellMar>
+    </w:tblPr>
+    <w:tblStylePr w:type="lastRow">
+      <w:tblPr/>
+      <w:tcPr>
+        <w:tcBorders>
+          <w:bottom w:val="single" w:sz="4" w:space="0" w:color="000000" w:themeColor="text1"/>
+        </w:tcBorders>
+      </w:tcPr>
+    </w:tblStylePr>
+  </w:style>
 </w:styles>
 </file>
 
 <file path=word/glossary/document.xml><?xml version="1.0" encoding="utf-8"?>
-<w:glossaryDocument xmlns:wpc="http://schemas.microsoft.com/office/word/2010/wordprocessingCanvas" xmlns:cx="http://schemas.microsoft.com/office/drawing/2014/chartex" xmlns:cx1="http://schemas.microsoft.com/office/drawing/2015/9/8/chartex" xmlns:cx2="http://schemas.microsoft.com/office/drawing/2015/10/21/chartex" xmlns:cx3="http://schemas.microsoft.com/office/drawing/2016/5/9/chartex" xmlns:cx4="http://schemas.microsoft.com/office/drawing/2016/5/10/chartex" xmlns:cx5="http://schemas.microsoft.com/office/drawing/2016/5/11/chartex" xmlns:cx6="http://schemas.microsoft.com/office/drawing/2016/5/12/chartex" xmlns:cx7="http://schemas.microsoft.com/office/drawing/2016/5/13/chartex" xmlns:cx8="http://schemas.microsoft.com/office/drawing/2016/5/14/chartex" xmlns:mc="http://schemas.openxmlformats.org/markup-compatibility/2006" xmlns:aink="http://schemas.microsoft.com/office/drawing/2016/ink" xmlns:am3d="http://schemas.microsoft.com/office/drawing/2017/model3d" xmlns:o="urn:schemas-microsoft-com:office:office" xmlns:oel="http://schemas.microsoft.com/office/2019/extlst" xmlns:r="http://schemas.openxmlformats.org/officeDocument/2006/relationships" xmlns:m="http://schemas.openxmlformats.org/officeDocument/2006/math" xmlns:v="urn:schemas-microsoft-com:vml" xmlns:wp14="http://schemas.microsoft.com/office/word/2010/wordprocessingDrawing" xmlns:wp="http://schemas.openxmlformats.org/drawingml/2006/wordprocessingDrawing" xmlns:w10="urn:schemas-microsoft-com:office:word" xmlns:w="http://schemas.openxmlformats.org/wordprocessingml/2006/main" xmlns:w14="http://schemas.microsoft.com/office/word/2010/wordml" xmlns:w15="http://schemas.microsoft.com/office/word/2012/wordml" xmlns:w16cex="http://schemas.microsoft.com/office/word/2018/wordml/cex" xmlns:w16cid="http://schemas.microsoft.com/office/word/2016/wordml/cid" xmlns:w16="http://schemas.microsoft.com/office/word/2018/wordml" xmlns:w16du="http://schemas.microsoft.com/office/word/2023/wordml/word16du" xmlns:w16sdtdh="http://schemas.microsoft.com/office/word/2020/wordml/sdtdatahash" xmlns:w16sdtfl="http://schemas.microsoft.com/office/word/2024/wordml/sdtformatlock" xmlns:w16se="http://schemas.microsoft.com/office/word/2015/wordml/symex" xmlns:wpg="http://schemas.microsoft.com/office/word/2010/wordprocessingGroup" xmlns:wpi="http://schemas.microsoft.com/office/word/2010/wordprocessingInk" xmlns:wne="http://schemas.microsoft.com/office/word/2006/wordml" xmlns:wps="http://schemas.microsoft.com/office/word/2010/wordprocessingShape" mc:Ignorable="w14 w15 w16se w16cid w16 w16cex w16sdtdh w16sdtfl w16du wp14">
+<w:glossaryDocument xmlns:wpc="http://schemas.microsoft.com/office/word/2010/wordprocessingCanvas" xmlns:cx="http://schemas.microsoft.com/office/drawing/2014/chartex" xmlns:cx1="http://schemas.microsoft.com/office/drawing/2015/9/8/chartex" xmlns:cx2="http://schemas.microsoft.com/office/drawing/2015/10/21/chartex" xmlns:cx3="http://schemas.microsoft.com/office/drawing/2016/5/9/chartex" xmlns:cx4="http://schemas.microsoft.com/office/drawing/2016/5/10/chartex" xmlns:cx5="http://schemas.microsoft.com/office/drawing/2016/5/11/chartex" xmlns:cx6="http://schemas.microsoft.com/office/drawing/2016/5/12/chartex" xmlns:cx7="http://schemas.microsoft.com/office/drawing/2016/5/13/chartex" xmlns:cx8="http://schemas.microsoft.com/office/drawing/2016/5/14/chartex" xmlns:mc="http://schemas.openxmlformats.org/markup-compatibility/2006" xmlns:aink="http://schemas.microsoft.com/office/drawing/2016/ink" xmlns:am3d="http://schemas.microsoft.com/office/drawing/2017/model3d" xmlns:o="urn:schemas-microsoft-com:office:office" xmlns:oel="http://schemas.microsoft.com/office/2019/extlst" xmlns:r="http://schemas.openxmlformats.org/officeDocument/2006/relationships" xmlns:m="http://schemas.openxmlformats.org/officeDocument/2006/math" xmlns:v="urn:schemas-microsoft-com:vml" xmlns:wp14="http://schemas.microsoft.com/office/word/2010/wordprocessingDrawing" xmlns:wp="http://schemas.openxmlformats.org/drawingml/2006/wordprocessingDrawing" xmlns:w10="urn:schemas-microsoft-com:office:word" xmlns:w="http://schemas.openxmlformats.org/wordprocessingml/2006/main" xmlns:w14="http://schemas.microsoft.com/office/word/2010/wordml" xmlns:w15="http://schemas.microsoft.com/office/word/2012/wordml" xmlns:w16cei="http://schemas.microsoft.com/office/word/2026/wordml/cei" xmlns:w16cex="http://schemas.microsoft.com/office/word/2018/wordml/cex" xmlns:w16cid="http://schemas.microsoft.com/office/word/2016/wordml/cid" xmlns:w16="http://schemas.microsoft.com/office/word/2018/wordml" xmlns:w16du="http://schemas.microsoft.com/office/word/2023/wordml/word16du" xmlns:w16sdtdh="http://schemas.microsoft.com/office/word/2020/wordml/sdtdatahash" xmlns:w16sdtfl="http://schemas.microsoft.com/office/word/2024/wordml/sdtformatlock" xmlns:w16se="http://schemas.microsoft.com/office/word/2015/wordml/symex" xmlns:wpg="http://schemas.microsoft.com/office/word/2010/wordprocessingGroup" xmlns:wpi="http://schemas.microsoft.com/office/word/2010/wordprocessingInk" xmlns:wne="http://schemas.microsoft.com/office/word/2006/wordml" xmlns:wps="http://schemas.microsoft.com/office/word/2010/wordprocessingShape" mc:Ignorable="w14 w15 w16se w16cid w16 w16cex w16sdtdh w16sdtfl w16du wp14">
   <w:docParts>
     <w:docPart>
       <w:docPartPr>
@@ -4474,238 +4060,6 @@
         <w:p>
           <w:pPr>
             <w:pStyle w:val="3806635EF6514EC48D48977373D088EC"/>
-          </w:pPr>
-          <w:r>
-            <w:rPr>
-              <w:rStyle w:val="PlaceholderText"/>
-            </w:rPr>
-            <w:t>Click or tap here to enter text.</w:t>
-          </w:r>
-        </w:p>
-      </w:docPartBody>
-    </w:docPart>
-    <w:docPart>
-      <w:docPartPr>
-        <w:name w:val="D2E85EC7B31A44CFB7A7A8EF71307677"/>
-        <w:category>
-          <w:name w:val="General"/>
-          <w:gallery w:val="placeholder"/>
-        </w:category>
-        <w:types>
-          <w:type w:val="bbPlcHdr"/>
-        </w:types>
-        <w:behaviors>
-          <w:behavior w:val="content"/>
-        </w:behaviors>
-        <w:guid w:val="{F61B9D1F-FA12-466E-B042-BBD3953504C2}"/>
-      </w:docPartPr>
-      <w:docPartBody>
-        <w:p>
-          <w:pPr>
-            <w:pStyle w:val="D2E85EC7B31A44CFB7A7A8EF71307677"/>
-          </w:pPr>
-          <w:r>
-            <w:rPr>
-              <w:rStyle w:val="PlaceholderText"/>
-            </w:rPr>
-            <w:t>Click or tap here to enter text.</w:t>
-          </w:r>
-        </w:p>
-      </w:docPartBody>
-    </w:docPart>
-    <w:docPart>
-      <w:docPartPr>
-        <w:name w:val="5FEEB71634B24C9897DEEFE2B8826844"/>
-        <w:category>
-          <w:name w:val="General"/>
-          <w:gallery w:val="placeholder"/>
-        </w:category>
-        <w:types>
-          <w:type w:val="bbPlcHdr"/>
-        </w:types>
-        <w:behaviors>
-          <w:behavior w:val="content"/>
-        </w:behaviors>
-        <w:guid w:val="{F15A45D3-89A5-4B3B-8ABF-74DB24C24C73}"/>
-      </w:docPartPr>
-      <w:docPartBody>
-        <w:p>
-          <w:pPr>
-            <w:pStyle w:val="5FEEB71634B24C9897DEEFE2B8826844"/>
-          </w:pPr>
-          <w:r>
-            <w:rPr>
-              <w:rStyle w:val="PlaceholderText"/>
-            </w:rPr>
-            <w:t>Click or tap here to enter text.</w:t>
-          </w:r>
-        </w:p>
-      </w:docPartBody>
-    </w:docPart>
-    <w:docPart>
-      <w:docPartPr>
-        <w:name w:val="96DEEC84F65E47E3A0C020A40732212A"/>
-        <w:category>
-          <w:name w:val="General"/>
-          <w:gallery w:val="placeholder"/>
-        </w:category>
-        <w:types>
-          <w:type w:val="bbPlcHdr"/>
-        </w:types>
-        <w:behaviors>
-          <w:behavior w:val="content"/>
-        </w:behaviors>
-        <w:guid w:val="{CE514C8F-048B-4377-92F2-8100B69545AB}"/>
-      </w:docPartPr>
-      <w:docPartBody>
-        <w:p>
-          <w:pPr>
-            <w:pStyle w:val="96DEEC84F65E47E3A0C020A40732212A"/>
-          </w:pPr>
-          <w:r>
-            <w:rPr>
-              <w:rStyle w:val="PlaceholderText"/>
-            </w:rPr>
-            <w:t>Click or tap here to enter text.</w:t>
-          </w:r>
-        </w:p>
-      </w:docPartBody>
-    </w:docPart>
-    <w:docPart>
-      <w:docPartPr>
-        <w:name w:val="74CA5AAE11E940D897E4ACCEB4DD1C03"/>
-        <w:category>
-          <w:name w:val="General"/>
-          <w:gallery w:val="placeholder"/>
-        </w:category>
-        <w:types>
-          <w:type w:val="bbPlcHdr"/>
-        </w:types>
-        <w:behaviors>
-          <w:behavior w:val="content"/>
-        </w:behaviors>
-        <w:guid w:val="{2C5D2DE2-36CA-405E-BEB4-90FE80B6E011}"/>
-      </w:docPartPr>
-      <w:docPartBody>
-        <w:p>
-          <w:pPr>
-            <w:pStyle w:val="74CA5AAE11E940D897E4ACCEB4DD1C03"/>
-          </w:pPr>
-          <w:r>
-            <w:rPr>
-              <w:rStyle w:val="PlaceholderText"/>
-            </w:rPr>
-            <w:t>Click or tap here to enter text.</w:t>
-          </w:r>
-        </w:p>
-      </w:docPartBody>
-    </w:docPart>
-    <w:docPart>
-      <w:docPartPr>
-        <w:name w:val="54F3B97DB8E5410AA7E8C509447BE81B"/>
-        <w:category>
-          <w:name w:val="General"/>
-          <w:gallery w:val="placeholder"/>
-        </w:category>
-        <w:types>
-          <w:type w:val="bbPlcHdr"/>
-        </w:types>
-        <w:behaviors>
-          <w:behavior w:val="content"/>
-        </w:behaviors>
-        <w:guid w:val="{D8736524-C485-44D5-A58E-702836C2F250}"/>
-      </w:docPartPr>
-      <w:docPartBody>
-        <w:p>
-          <w:pPr>
-            <w:pStyle w:val="54F3B97DB8E5410AA7E8C509447BE81B"/>
-          </w:pPr>
-          <w:r>
-            <w:rPr>
-              <w:rStyle w:val="PlaceholderText"/>
-            </w:rPr>
-            <w:t>Click or tap here to enter text.</w:t>
-          </w:r>
-        </w:p>
-      </w:docPartBody>
-    </w:docPart>
-    <w:docPart>
-      <w:docPartPr>
-        <w:name w:val="7205E1D943A24D9AB172FCB2E16F8CE4"/>
-        <w:category>
-          <w:name w:val="General"/>
-          <w:gallery w:val="placeholder"/>
-        </w:category>
-        <w:types>
-          <w:type w:val="bbPlcHdr"/>
-        </w:types>
-        <w:behaviors>
-          <w:behavior w:val="content"/>
-        </w:behaviors>
-        <w:guid w:val="{76B01C0E-5D03-41F7-A99A-F9AE55E4BA9C}"/>
-      </w:docPartPr>
-      <w:docPartBody>
-        <w:p>
-          <w:pPr>
-            <w:pStyle w:val="7205E1D943A24D9AB172FCB2E16F8CE4"/>
-          </w:pPr>
-          <w:r>
-            <w:rPr>
-              <w:rStyle w:val="PlaceholderText"/>
-            </w:rPr>
-            <w:t>Click or tap here to enter text.</w:t>
-          </w:r>
-        </w:p>
-      </w:docPartBody>
-    </w:docPart>
-    <w:docPart>
-      <w:docPartPr>
-        <w:name w:val="91B931C837C34C948178C19FCF61141A"/>
-        <w:category>
-          <w:name w:val="General"/>
-          <w:gallery w:val="placeholder"/>
-        </w:category>
-        <w:types>
-          <w:type w:val="bbPlcHdr"/>
-        </w:types>
-        <w:behaviors>
-          <w:behavior w:val="content"/>
-        </w:behaviors>
-        <w:guid w:val="{37520E6E-DF99-44F5-B0A8-11B223A421E0}"/>
-      </w:docPartPr>
-      <w:docPartBody>
-        <w:p>
-          <w:pPr>
-            <w:pStyle w:val="91B931C837C34C948178C19FCF61141A"/>
-          </w:pPr>
-          <w:r>
-            <w:rPr>
-              <w:rStyle w:val="PlaceholderText"/>
-            </w:rPr>
-            <w:t>Click or tap here to enter text.</w:t>
-          </w:r>
-        </w:p>
-      </w:docPartBody>
-    </w:docPart>
-    <w:docPart>
-      <w:docPartPr>
-        <w:name w:val="D776152ABA194FDABF7126C88E0F584D"/>
-        <w:category>
-          <w:name w:val="General"/>
-          <w:gallery w:val="placeholder"/>
-        </w:category>
-        <w:types>
-          <w:type w:val="bbPlcHdr"/>
-        </w:types>
-        <w:behaviors>
-          <w:behavior w:val="content"/>
-        </w:behaviors>
-        <w:guid w:val="{AA63B2FB-2133-4997-9D7D-072C259361F6}"/>
-      </w:docPartPr>
-      <w:docPartBody>
-        <w:p>
-          <w:pPr>
-            <w:pStyle w:val="D776152ABA194FDABF7126C88E0F584D"/>
           </w:pPr>
           <w:r>
             <w:rPr>
@@ -4941,180 +4295,6 @@
               <w:rStyle w:val="PlaceholderText"/>
             </w:rPr>
             <w:t>Purchase_Line: Insert any data item you want to repeat.</w:t>
-          </w:r>
-        </w:p>
-      </w:docPartBody>
-    </w:docPart>
-    <w:docPart>
-      <w:docPartPr>
-        <w:name w:val="D3589B180B854AE3BF88AA5174369A3D"/>
-        <w:category>
-          <w:name w:val="General"/>
-          <w:gallery w:val="placeholder"/>
-        </w:category>
-        <w:types>
-          <w:type w:val="bbPlcHdr"/>
-        </w:types>
-        <w:behaviors>
-          <w:behavior w:val="content"/>
-        </w:behaviors>
-        <w:guid w:val="{59AE6F2A-22BD-4B48-9B86-0EC643C7877C}"/>
-      </w:docPartPr>
-      <w:docPartBody>
-        <w:p>
-          <w:pPr>
-            <w:pStyle w:val="D3589B180B854AE3BF88AA5174369A3D"/>
-          </w:pPr>
-          <w:r>
-            <w:rPr>
-              <w:rStyle w:val="PlaceholderText"/>
-            </w:rPr>
-            <w:t>Click or tap here to enter text.</w:t>
-          </w:r>
-        </w:p>
-      </w:docPartBody>
-    </w:docPart>
-    <w:docPart>
-      <w:docPartPr>
-        <w:name w:val="697474C0A6424FA59CA777572E37C4AC"/>
-        <w:category>
-          <w:name w:val="General"/>
-          <w:gallery w:val="placeholder"/>
-        </w:category>
-        <w:types>
-          <w:type w:val="bbPlcHdr"/>
-        </w:types>
-        <w:behaviors>
-          <w:behavior w:val="content"/>
-        </w:behaviors>
-        <w:guid w:val="{57B8E6C7-2FAC-47B0-B8C5-25D8469B0F65}"/>
-      </w:docPartPr>
-      <w:docPartBody>
-        <w:p>
-          <w:pPr>
-            <w:pStyle w:val="697474C0A6424FA59CA777572E37C4AC"/>
-          </w:pPr>
-          <w:r>
-            <w:rPr>
-              <w:rStyle w:val="PlaceholderText"/>
-            </w:rPr>
-            <w:t>Click here to enter text.</w:t>
-          </w:r>
-        </w:p>
-      </w:docPartBody>
-    </w:docPart>
-    <w:docPart>
-      <w:docPartPr>
-        <w:name w:val="DF0E293D63734EFE94B9AFB4F2F5F21A"/>
-        <w:category>
-          <w:name w:val="General"/>
-          <w:gallery w:val="placeholder"/>
-        </w:category>
-        <w:types>
-          <w:type w:val="bbPlcHdr"/>
-        </w:types>
-        <w:behaviors>
-          <w:behavior w:val="content"/>
-        </w:behaviors>
-        <w:guid w:val="{DEF7C6B7-7FE6-47BC-83D9-C779CEBEB8E4}"/>
-      </w:docPartPr>
-      <w:docPartBody>
-        <w:p>
-          <w:pPr>
-            <w:pStyle w:val="DF0E293D63734EFE94B9AFB4F2F5F21A"/>
-          </w:pPr>
-          <w:r>
-            <w:rPr>
-              <w:rStyle w:val="PlaceholderText"/>
-            </w:rPr>
-            <w:t>Click here to enter text.</w:t>
-          </w:r>
-        </w:p>
-      </w:docPartBody>
-    </w:docPart>
-    <w:docPart>
-      <w:docPartPr>
-        <w:name w:val="AAC2157996DA4651B1CDA12024BD109C"/>
-        <w:category>
-          <w:name w:val="General"/>
-          <w:gallery w:val="placeholder"/>
-        </w:category>
-        <w:types>
-          <w:type w:val="bbPlcHdr"/>
-        </w:types>
-        <w:behaviors>
-          <w:behavior w:val="content"/>
-        </w:behaviors>
-        <w:guid w:val="{9AC74654-0863-4C95-9C51-99B6E5DF5257}"/>
-      </w:docPartPr>
-      <w:docPartBody>
-        <w:p>
-          <w:pPr>
-            <w:pStyle w:val="AAC2157996DA4651B1CDA12024BD109C"/>
-          </w:pPr>
-          <w:r>
-            <w:rPr>
-              <w:rStyle w:val="PlaceholderText"/>
-            </w:rPr>
-            <w:t>Click or tap here to enter text.</w:t>
-          </w:r>
-        </w:p>
-      </w:docPartBody>
-    </w:docPart>
-    <w:docPart>
-      <w:docPartPr>
-        <w:name w:val="6E7F09FAC8EC48198FEB3E920293F3E1"/>
-        <w:category>
-          <w:name w:val="General"/>
-          <w:gallery w:val="placeholder"/>
-        </w:category>
-        <w:types>
-          <w:type w:val="bbPlcHdr"/>
-        </w:types>
-        <w:behaviors>
-          <w:behavior w:val="content"/>
-        </w:behaviors>
-        <w:guid w:val="{BE41B9AE-7DEA-48C8-AE3B-B0BB21D6DD00}"/>
-      </w:docPartPr>
-      <w:docPartBody>
-        <w:p>
-          <w:pPr>
-            <w:pStyle w:val="6E7F09FAC8EC48198FEB3E920293F3E1"/>
-          </w:pPr>
-          <w:r>
-            <w:rPr>
-              <w:rStyle w:val="PlaceholderText"/>
-            </w:rPr>
-            <w:t>Click here to enter text.</w:t>
-          </w:r>
-        </w:p>
-      </w:docPartBody>
-    </w:docPart>
-    <w:docPart>
-      <w:docPartPr>
-        <w:name w:val="7289993DC44448AA9AD82AC34EAA7354"/>
-        <w:category>
-          <w:name w:val="General"/>
-          <w:gallery w:val="placeholder"/>
-        </w:category>
-        <w:types>
-          <w:type w:val="bbPlcHdr"/>
-        </w:types>
-        <w:behaviors>
-          <w:behavior w:val="content"/>
-        </w:behaviors>
-        <w:guid w:val="{40036C06-437E-4951-9641-60FD850CC3EF}"/>
-      </w:docPartPr>
-      <w:docPartBody>
-        <w:p>
-          <w:pPr>
-            <w:pStyle w:val="7289993DC44448AA9AD82AC34EAA7354"/>
-          </w:pPr>
-          <w:r>
-            <w:rPr>
-              <w:rStyle w:val="PlaceholderText"/>
-            </w:rPr>
-            <w:t>Click here to enter text.</w:t>
           </w:r>
         </w:p>
       </w:docPartBody>
@@ -5785,7 +4965,7 @@
     </w:docPart>
     <w:docPart>
       <w:docPartPr>
-        <w:name w:val="C3339EE0049E4187B491A1E43141E33D"/>
+        <w:name w:val="53D0F0B4C7254DC3B5A6357B73DC59E7"/>
         <w:category>
           <w:name w:val="General"/>
           <w:gallery w:val="placeholder"/>
@@ -5796,12 +4976,447 @@
         <w:behaviors>
           <w:behavior w:val="content"/>
         </w:behaviors>
-        <w:guid w:val="{037E7300-825E-46B0-88E9-9A90E386894B}"/>
+        <w:guid w:val="{3F432842-D648-436E-A7C9-B90FD995941A}"/>
       </w:docPartPr>
       <w:docPartBody>
         <w:p>
           <w:pPr>
-            <w:pStyle w:val="C3339EE0049E4187B491A1E43141E33D"/>
+            <w:pStyle w:val="53D0F0B4C7254DC3B5A6357B73DC59E7"/>
+          </w:pPr>
+          <w:r>
+            <w:rPr>
+              <w:rStyle w:val="PlaceholderText"/>
+            </w:rPr>
+            <w:t>Click or tap here to enter text.</w:t>
+          </w:r>
+        </w:p>
+      </w:docPartBody>
+    </w:docPart>
+    <w:docPart>
+      <w:docPartPr>
+        <w:name w:val="ACE0965155F64D508D13DCAB2049B774"/>
+        <w:category>
+          <w:name w:val="General"/>
+          <w:gallery w:val="placeholder"/>
+        </w:category>
+        <w:types>
+          <w:type w:val="bbPlcHdr"/>
+        </w:types>
+        <w:behaviors>
+          <w:behavior w:val="content"/>
+        </w:behaviors>
+        <w:guid w:val="{F45B0FDA-2065-4F5C-8ACB-8CD9F9EC79E1}"/>
+      </w:docPartPr>
+      <w:docPartBody>
+        <w:p>
+          <w:pPr>
+            <w:pStyle w:val="ACE0965155F64D508D13DCAB2049B774"/>
+          </w:pPr>
+          <w:r>
+            <w:rPr>
+              <w:rStyle w:val="PlaceholderText"/>
+            </w:rPr>
+            <w:t>Click or tap here to enter text.</w:t>
+          </w:r>
+        </w:p>
+      </w:docPartBody>
+    </w:docPart>
+    <w:docPart>
+      <w:docPartPr>
+        <w:name w:val="269549E6A6F5440A97B9790488D567AB"/>
+        <w:category>
+          <w:name w:val="General"/>
+          <w:gallery w:val="placeholder"/>
+        </w:category>
+        <w:types>
+          <w:type w:val="bbPlcHdr"/>
+        </w:types>
+        <w:behaviors>
+          <w:behavior w:val="content"/>
+        </w:behaviors>
+        <w:guid w:val="{4B3AB064-ED26-4B5C-845C-CFA8C62BA524}"/>
+      </w:docPartPr>
+      <w:docPartBody>
+        <w:p>
+          <w:pPr>
+            <w:pStyle w:val="269549E6A6F5440A97B9790488D567AB"/>
+          </w:pPr>
+          <w:r>
+            <w:rPr>
+              <w:rStyle w:val="PlaceholderText"/>
+            </w:rPr>
+            <w:t>Click or tap here to enter text.</w:t>
+          </w:r>
+        </w:p>
+      </w:docPartBody>
+    </w:docPart>
+    <w:docPart>
+      <w:docPartPr>
+        <w:name w:val="FDD99557650A45808BC37C4BD6070345"/>
+        <w:category>
+          <w:name w:val="General"/>
+          <w:gallery w:val="placeholder"/>
+        </w:category>
+        <w:types>
+          <w:type w:val="bbPlcHdr"/>
+        </w:types>
+        <w:behaviors>
+          <w:behavior w:val="content"/>
+        </w:behaviors>
+        <w:guid w:val="{3F9CEB26-20BA-4EFC-BD32-0703D96104EB}"/>
+      </w:docPartPr>
+      <w:docPartBody>
+        <w:p>
+          <w:pPr>
+            <w:pStyle w:val="FDD99557650A45808BC37C4BD6070345"/>
+          </w:pPr>
+          <w:r>
+            <w:rPr>
+              <w:rStyle w:val="PlaceholderText"/>
+            </w:rPr>
+            <w:t>Click or tap here to enter text.</w:t>
+          </w:r>
+        </w:p>
+      </w:docPartBody>
+    </w:docPart>
+    <w:docPart>
+      <w:docPartPr>
+        <w:name w:val="2E29FB206CBE4EB7861D42A5B6DA06AC"/>
+        <w:category>
+          <w:name w:val="General"/>
+          <w:gallery w:val="placeholder"/>
+        </w:category>
+        <w:types>
+          <w:type w:val="bbPlcHdr"/>
+        </w:types>
+        <w:behaviors>
+          <w:behavior w:val="content"/>
+        </w:behaviors>
+        <w:guid w:val="{AA763255-7799-4E02-9FB7-467B8CBC41EB}"/>
+      </w:docPartPr>
+      <w:docPartBody>
+        <w:p>
+          <w:pPr>
+            <w:pStyle w:val="2E29FB206CBE4EB7861D42A5B6DA06AC"/>
+          </w:pPr>
+          <w:r>
+            <w:rPr>
+              <w:rStyle w:val="PlaceholderText"/>
+            </w:rPr>
+            <w:t>Click or tap here to enter text.</w:t>
+          </w:r>
+        </w:p>
+      </w:docPartBody>
+    </w:docPart>
+    <w:docPart>
+      <w:docPartPr>
+        <w:name w:val="35EAEE058945493991C87A5862E1D006"/>
+        <w:category>
+          <w:name w:val="General"/>
+          <w:gallery w:val="placeholder"/>
+        </w:category>
+        <w:types>
+          <w:type w:val="bbPlcHdr"/>
+        </w:types>
+        <w:behaviors>
+          <w:behavior w:val="content"/>
+        </w:behaviors>
+        <w:guid w:val="{5BA3A1BE-8161-45BC-86DE-DF626E42384B}"/>
+      </w:docPartPr>
+      <w:docPartBody>
+        <w:p>
+          <w:pPr>
+            <w:pStyle w:val="35EAEE058945493991C87A5862E1D006"/>
+          </w:pPr>
+          <w:r>
+            <w:rPr>
+              <w:rStyle w:val="PlaceholderText"/>
+            </w:rPr>
+            <w:t>Click or tap here to enter text.</w:t>
+          </w:r>
+        </w:p>
+      </w:docPartBody>
+    </w:docPart>
+    <w:docPart>
+      <w:docPartPr>
+        <w:name w:val="B99F4D7AF0C64D3AA502E76928ED51FD"/>
+        <w:category>
+          <w:name w:val="General"/>
+          <w:gallery w:val="placeholder"/>
+        </w:category>
+        <w:types>
+          <w:type w:val="bbPlcHdr"/>
+        </w:types>
+        <w:behaviors>
+          <w:behavior w:val="content"/>
+        </w:behaviors>
+        <w:guid w:val="{AC873A3A-0577-4913-B0B1-90A31BFF9828}"/>
+      </w:docPartPr>
+      <w:docPartBody>
+        <w:p>
+          <w:pPr>
+            <w:pStyle w:val="B99F4D7AF0C64D3AA502E76928ED51FD"/>
+          </w:pPr>
+          <w:r>
+            <w:rPr>
+              <w:rStyle w:val="PlaceholderText"/>
+            </w:rPr>
+            <w:t>Click or tap here to enter text.</w:t>
+          </w:r>
+        </w:p>
+      </w:docPartBody>
+    </w:docPart>
+    <w:docPart>
+      <w:docPartPr>
+        <w:name w:val="D310CEB302DA4FC5B60B252C88C61116"/>
+        <w:category>
+          <w:name w:val="General"/>
+          <w:gallery w:val="placeholder"/>
+        </w:category>
+        <w:types>
+          <w:type w:val="bbPlcHdr"/>
+        </w:types>
+        <w:behaviors>
+          <w:behavior w:val="content"/>
+        </w:behaviors>
+        <w:guid w:val="{FBDEE248-130C-4F8E-BCCB-BFAE6912FBCA}"/>
+      </w:docPartPr>
+      <w:docPartBody>
+        <w:p>
+          <w:pPr>
+            <w:pStyle w:val="D310CEB302DA4FC5B60B252C88C61116"/>
+          </w:pPr>
+          <w:r>
+            <w:rPr>
+              <w:rStyle w:val="PlaceholderText"/>
+            </w:rPr>
+            <w:t>Click here to enter text.</w:t>
+          </w:r>
+        </w:p>
+      </w:docPartBody>
+    </w:docPart>
+    <w:docPart>
+      <w:docPartPr>
+        <w:name w:val="83A0A98565034E28921325652B7D0258"/>
+        <w:category>
+          <w:name w:val="General"/>
+          <w:gallery w:val="placeholder"/>
+        </w:category>
+        <w:types>
+          <w:type w:val="bbPlcHdr"/>
+        </w:types>
+        <w:behaviors>
+          <w:behavior w:val="content"/>
+        </w:behaviors>
+        <w:guid w:val="{FF7EE698-83ED-42F8-984F-5706ABF1BBFC}"/>
+      </w:docPartPr>
+      <w:docPartBody>
+        <w:p>
+          <w:pPr>
+            <w:pStyle w:val="83A0A98565034E28921325652B7D0258"/>
+          </w:pPr>
+          <w:r>
+            <w:rPr>
+              <w:rStyle w:val="PlaceholderText"/>
+            </w:rPr>
+            <w:t>Click or tap here to enter text.</w:t>
+          </w:r>
+        </w:p>
+      </w:docPartBody>
+    </w:docPart>
+    <w:docPart>
+      <w:docPartPr>
+        <w:name w:val="42C49FA2D7524794A20290F52C0AAAE6"/>
+        <w:category>
+          <w:name w:val="General"/>
+          <w:gallery w:val="placeholder"/>
+        </w:category>
+        <w:types>
+          <w:type w:val="bbPlcHdr"/>
+        </w:types>
+        <w:behaviors>
+          <w:behavior w:val="content"/>
+        </w:behaviors>
+        <w:guid w:val="{DD7AEC66-9E96-479B-BCF2-C38716B51125}"/>
+      </w:docPartPr>
+      <w:docPartBody>
+        <w:p>
+          <w:pPr>
+            <w:pStyle w:val="42C49FA2D7524794A20290F52C0AAAE6"/>
+          </w:pPr>
+          <w:r>
+            <w:rPr>
+              <w:rStyle w:val="PlaceholderText"/>
+            </w:rPr>
+            <w:t>Click or tap here to enter text.</w:t>
+          </w:r>
+        </w:p>
+      </w:docPartBody>
+    </w:docPart>
+    <w:docPart>
+      <w:docPartPr>
+        <w:name w:val="81B410675A8D4D0E9A1405A7B5AF78AE"/>
+        <w:category>
+          <w:name w:val="General"/>
+          <w:gallery w:val="placeholder"/>
+        </w:category>
+        <w:types>
+          <w:type w:val="bbPlcHdr"/>
+        </w:types>
+        <w:behaviors>
+          <w:behavior w:val="content"/>
+        </w:behaviors>
+        <w:guid w:val="{806022C9-C2AB-4951-90B8-537B0BF694B9}"/>
+      </w:docPartPr>
+      <w:docPartBody>
+        <w:p>
+          <w:pPr>
+            <w:pStyle w:val="81B410675A8D4D0E9A1405A7B5AF78AE"/>
+          </w:pPr>
+          <w:r>
+            <w:rPr>
+              <w:rStyle w:val="PlaceholderText"/>
+            </w:rPr>
+            <w:t>Click or tap here to enter text.</w:t>
+          </w:r>
+        </w:p>
+      </w:docPartBody>
+    </w:docPart>
+    <w:docPart>
+      <w:docPartPr>
+        <w:name w:val="B3DB454BC30640B5AD7C514816CCCEA4"/>
+        <w:category>
+          <w:name w:val="General"/>
+          <w:gallery w:val="placeholder"/>
+        </w:category>
+        <w:types>
+          <w:type w:val="bbPlcHdr"/>
+        </w:types>
+        <w:behaviors>
+          <w:behavior w:val="content"/>
+        </w:behaviors>
+        <w:guid w:val="{0339F09F-247B-4213-B8DE-B91D86D11870}"/>
+      </w:docPartPr>
+      <w:docPartBody>
+        <w:p>
+          <w:pPr>
+            <w:pStyle w:val="B3DB454BC30640B5AD7C514816CCCEA4"/>
+          </w:pPr>
+          <w:r>
+            <w:rPr>
+              <w:rStyle w:val="PlaceholderText"/>
+            </w:rPr>
+            <w:t>Click here to enter text.</w:t>
+          </w:r>
+        </w:p>
+      </w:docPartBody>
+    </w:docPart>
+    <w:docPart>
+      <w:docPartPr>
+        <w:name w:val="F5E004D9DA65442AA22E3B1224FAE335"/>
+        <w:category>
+          <w:name w:val="General"/>
+          <w:gallery w:val="placeholder"/>
+        </w:category>
+        <w:types>
+          <w:type w:val="bbPlcHdr"/>
+        </w:types>
+        <w:behaviors>
+          <w:behavior w:val="content"/>
+        </w:behaviors>
+        <w:guid w:val="{EEEBF241-5286-43FB-9513-B4A52D571D69}"/>
+      </w:docPartPr>
+      <w:docPartBody>
+        <w:p>
+          <w:pPr>
+            <w:pStyle w:val="F5E004D9DA65442AA22E3B1224FAE335"/>
+          </w:pPr>
+          <w:r>
+            <w:rPr>
+              <w:rStyle w:val="PlaceholderText"/>
+            </w:rPr>
+            <w:t>Click here to enter text.</w:t>
+          </w:r>
+        </w:p>
+      </w:docPartBody>
+    </w:docPart>
+    <w:docPart>
+      <w:docPartPr>
+        <w:name w:val="6F31C93BEC5E476599B554D07E34C000"/>
+        <w:category>
+          <w:name w:val="General"/>
+          <w:gallery w:val="placeholder"/>
+        </w:category>
+        <w:types>
+          <w:type w:val="bbPlcHdr"/>
+        </w:types>
+        <w:behaviors>
+          <w:behavior w:val="content"/>
+        </w:behaviors>
+        <w:guid w:val="{C5B8E7B5-8CC5-4DFF-9ED3-DB9EF0947DF8}"/>
+      </w:docPartPr>
+      <w:docPartBody>
+        <w:p>
+          <w:pPr>
+            <w:pStyle w:val="6F31C93BEC5E476599B554D07E34C000"/>
+          </w:pPr>
+          <w:r>
+            <w:rPr>
+              <w:rStyle w:val="PlaceholderText"/>
+            </w:rPr>
+            <w:t>Click or tap here to enter text.</w:t>
+          </w:r>
+        </w:p>
+      </w:docPartBody>
+    </w:docPart>
+    <w:docPart>
+      <w:docPartPr>
+        <w:name w:val="28E44D109F414FEAB66B5A51E1315BEB"/>
+        <w:category>
+          <w:name w:val="General"/>
+          <w:gallery w:val="placeholder"/>
+        </w:category>
+        <w:types>
+          <w:type w:val="bbPlcHdr"/>
+        </w:types>
+        <w:behaviors>
+          <w:behavior w:val="content"/>
+        </w:behaviors>
+        <w:guid w:val="{FC23AAE9-E3FA-4A25-89C1-EBA04C82F4F4}"/>
+      </w:docPartPr>
+      <w:docPartBody>
+        <w:p>
+          <w:pPr>
+            <w:pStyle w:val="28E44D109F414FEAB66B5A51E1315BEB"/>
+          </w:pPr>
+          <w:r>
+            <w:rPr>
+              <w:rStyle w:val="PlaceholderText"/>
+            </w:rPr>
+            <w:t>Click here to enter text.</w:t>
+          </w:r>
+        </w:p>
+      </w:docPartBody>
+    </w:docPart>
+    <w:docPart>
+      <w:docPartPr>
+        <w:name w:val="EE2EDA0B1A8F4B49977C4CEFEECA64AC"/>
+        <w:category>
+          <w:name w:val="General"/>
+          <w:gallery w:val="placeholder"/>
+        </w:category>
+        <w:types>
+          <w:type w:val="bbPlcHdr"/>
+        </w:types>
+        <w:behaviors>
+          <w:behavior w:val="content"/>
+        </w:behaviors>
+        <w:guid w:val="{D6AED702-B2E4-40BF-B1B7-5369CF2A37A8}"/>
+      </w:docPartPr>
+      <w:docPartBody>
+        <w:p>
+          <w:pPr>
+            <w:pStyle w:val="EE2EDA0B1A8F4B49977C4CEFEECA64AC"/>
           </w:pPr>
           <w:r>
             <w:rPr>
@@ -5819,7 +5434,6 @@
 <file path=word/glossary/fontTable.xml><?xml version="1.0" encoding="utf-8"?>
 <w:fonts xmlns:mc="http://schemas.openxmlformats.org/markup-compatibility/2006" xmlns:r="http://schemas.openxmlformats.org/officeDocument/2006/relationships" xmlns:w="http://schemas.openxmlformats.org/wordprocessingml/2006/main" xmlns:w14="http://schemas.microsoft.com/office/word/2010/wordml" xmlns:w15="http://schemas.microsoft.com/office/word/2012/wordml" xmlns:w16cex="http://schemas.microsoft.com/office/word/2018/wordml/cex" xmlns:w16cid="http://schemas.microsoft.com/office/word/2016/wordml/cid" xmlns:w16="http://schemas.microsoft.com/office/word/2018/wordml" xmlns:w16du="http://schemas.microsoft.com/office/word/2023/wordml/word16du" xmlns:w16sdtdh="http://schemas.microsoft.com/office/word/2020/wordml/sdtdatahash" xmlns:w16sdtfl="http://schemas.microsoft.com/office/word/2024/wordml/sdtformatlock" xmlns:w16se="http://schemas.microsoft.com/office/word/2015/wordml/symex" mc:Ignorable="w14 w15 w16se w16cid w16 w16cex w16sdtdh w16sdtfl w16du">
   <w:font w:name="Aptos">
-    <w:panose1 w:val="020B0004020202020204"/>
     <w:charset w:val="00"/>
     <w:family w:val="swiss"/>
     <w:pitch w:val="variable"/>
@@ -5841,7 +5455,6 @@
     <w:pitch w:val="default"/>
   </w:font>
   <w:font w:name="Aptos Display">
-    <w:panose1 w:val="020B0004020202020204"/>
     <w:charset w:val="00"/>
     <w:family w:val="swiss"/>
     <w:pitch w:val="variable"/>
@@ -5889,21 +5502,6 @@
     <w:pitch w:val="variable"/>
     <w:sig w:usb0="80000287" w:usb1="2ACF3C50" w:usb2="00000016" w:usb3="00000000" w:csb0="0004001F" w:csb1="00000000"/>
   </w:font>
-  <w:font w:name="Segoe UI Semibold (Header)">
-    <w:altName w:val="Segoe UI Semibold"/>
-    <w:panose1 w:val="00000000000000000000"/>
-    <w:charset w:val="00"/>
-    <w:family w:val="roman"/>
-    <w:notTrueType/>
-    <w:pitch w:val="default"/>
-  </w:font>
-  <w:font w:name="Arial">
-    <w:panose1 w:val="020B0604020202020204"/>
-    <w:charset w:val="00"/>
-    <w:family w:val="swiss"/>
-    <w:pitch w:val="variable"/>
-    <w:sig w:usb0="E0002EFF" w:usb1="C000785B" w:usb2="00000009" w:usb3="00000000" w:csb0="000001FF" w:csb1="00000000"/>
-  </w:font>
 </w:fonts>
 </file>
 
@@ -5927,6 +5525,7 @@
     <w:rsid w:val="000472D7"/>
     <w:rsid w:val="000524FD"/>
     <w:rsid w:val="00065643"/>
+    <w:rsid w:val="000817C7"/>
     <w:rsid w:val="0008782E"/>
     <w:rsid w:val="000E70CA"/>
     <w:rsid w:val="00110B11"/>
@@ -5937,6 +5536,7 @@
     <w:rsid w:val="001A482E"/>
     <w:rsid w:val="001B2D79"/>
     <w:rsid w:val="001E1CCE"/>
+    <w:rsid w:val="001E28E5"/>
     <w:rsid w:val="001F0A97"/>
     <w:rsid w:val="001F4967"/>
     <w:rsid w:val="0020281A"/>
@@ -5972,6 +5572,7 @@
     <w:rsid w:val="00672748"/>
     <w:rsid w:val="00676164"/>
     <w:rsid w:val="006802F3"/>
+    <w:rsid w:val="00683870"/>
     <w:rsid w:val="006C7475"/>
     <w:rsid w:val="006F7560"/>
     <w:rsid w:val="007306EB"/>
@@ -5991,6 +5592,7 @@
     <w:rsid w:val="008B01F4"/>
     <w:rsid w:val="008C48D7"/>
     <w:rsid w:val="008E72B8"/>
+    <w:rsid w:val="008E7FCD"/>
     <w:rsid w:val="00911A0F"/>
     <w:rsid w:val="0094520C"/>
     <w:rsid w:val="00947668"/>
@@ -6011,6 +5613,7 @@
     <w:rsid w:val="00C02972"/>
     <w:rsid w:val="00C605B7"/>
     <w:rsid w:val="00C91A60"/>
+    <w:rsid w:val="00CB60CB"/>
     <w:rsid w:val="00CC28C1"/>
     <w:rsid w:val="00CE0159"/>
     <w:rsid w:val="00CF5E95"/>
@@ -6027,6 +5630,7 @@
     <w:rsid w:val="00DF2317"/>
     <w:rsid w:val="00E0614E"/>
     <w:rsid w:val="00E17688"/>
+    <w:rsid w:val="00E5711F"/>
     <w:rsid w:val="00E62160"/>
     <w:rsid w:val="00E6368A"/>
     <w:rsid w:val="00E81C11"/>
@@ -6492,7 +6096,7 @@
     <w:basedOn w:val="DefaultParagraphFont"/>
     <w:uiPriority w:val="99"/>
     <w:semiHidden/>
-    <w:rsid w:val="00D53EAF"/>
+    <w:rsid w:val="001E28E5"/>
     <w:rPr>
       <w:color w:val="808080"/>
     </w:rPr>
@@ -6507,7 +6111,7 @@
       <w:kern w:val="2"/>
       <w:sz w:val="24"/>
       <w:szCs w:val="24"/>
-      <w:lang w:val="en-DK" w:eastAsia="en-DK"/>
+      <w:lang/>
       <w14:ligatures w14:val="standardContextual"/>
     </w:rPr>
   </w:style>
@@ -6521,7 +6125,7 @@
       <w:kern w:val="2"/>
       <w:sz w:val="24"/>
       <w:szCs w:val="24"/>
-      <w:lang w:val="en-DK" w:eastAsia="en-DK"/>
+      <w:lang/>
       <w14:ligatures w14:val="standardContextual"/>
     </w:rPr>
   </w:style>
@@ -6535,7 +6139,7 @@
       <w:kern w:val="2"/>
       <w:sz w:val="24"/>
       <w:szCs w:val="24"/>
-      <w:lang w:val="en-DK" w:eastAsia="en-DK"/>
+      <w:lang/>
       <w14:ligatures w14:val="standardContextual"/>
     </w:rPr>
   </w:style>
@@ -6549,7 +6153,7 @@
       <w:kern w:val="2"/>
       <w:sz w:val="24"/>
       <w:szCs w:val="24"/>
-      <w:lang w:val="en-DK" w:eastAsia="en-DK"/>
+      <w:lang/>
       <w14:ligatures w14:val="standardContextual"/>
     </w:rPr>
   </w:style>
@@ -6563,7 +6167,7 @@
       <w:kern w:val="2"/>
       <w:sz w:val="24"/>
       <w:szCs w:val="24"/>
-      <w:lang w:val="en-DK" w:eastAsia="en-DK"/>
+      <w:lang/>
       <w14:ligatures w14:val="standardContextual"/>
     </w:rPr>
   </w:style>
@@ -6577,7 +6181,7 @@
       <w:kern w:val="2"/>
       <w:sz w:val="24"/>
       <w:szCs w:val="24"/>
-      <w:lang w:val="en-DK" w:eastAsia="en-DK"/>
+      <w:lang/>
       <w14:ligatures w14:val="standardContextual"/>
     </w:rPr>
   </w:style>
@@ -6591,7 +6195,7 @@
       <w:kern w:val="2"/>
       <w:sz w:val="24"/>
       <w:szCs w:val="24"/>
-      <w:lang w:val="en-DK" w:eastAsia="en-DK"/>
+      <w:lang/>
       <w14:ligatures w14:val="standardContextual"/>
     </w:rPr>
   </w:style>
@@ -6605,7 +6209,7 @@
       <w:kern w:val="2"/>
       <w:sz w:val="24"/>
       <w:szCs w:val="24"/>
-      <w:lang w:val="en-DK" w:eastAsia="en-DK"/>
+      <w:lang/>
       <w14:ligatures w14:val="standardContextual"/>
     </w:rPr>
   </w:style>
@@ -6619,7 +6223,7 @@
       <w:kern w:val="2"/>
       <w:sz w:val="24"/>
       <w:szCs w:val="24"/>
-      <w:lang w:val="en-DK" w:eastAsia="en-DK"/>
+      <w:lang/>
       <w14:ligatures w14:val="standardContextual"/>
     </w:rPr>
   </w:style>
@@ -6633,7 +6237,7 @@
       <w:kern w:val="2"/>
       <w:sz w:val="24"/>
       <w:szCs w:val="24"/>
-      <w:lang w:val="en-DK" w:eastAsia="en-DK"/>
+      <w:lang/>
       <w14:ligatures w14:val="standardContextual"/>
     </w:rPr>
   </w:style>
@@ -6647,7 +6251,7 @@
       <w:kern w:val="2"/>
       <w:sz w:val="24"/>
       <w:szCs w:val="24"/>
-      <w:lang w:val="en-DK" w:eastAsia="en-DK"/>
+      <w:lang/>
       <w14:ligatures w14:val="standardContextual"/>
     </w:rPr>
   </w:style>
@@ -6661,7 +6265,7 @@
       <w:kern w:val="2"/>
       <w:sz w:val="24"/>
       <w:szCs w:val="24"/>
-      <w:lang w:val="en-DK" w:eastAsia="en-DK"/>
+      <w:lang/>
       <w14:ligatures w14:val="standardContextual"/>
     </w:rPr>
   </w:style>
@@ -6675,7 +6279,7 @@
       <w:kern w:val="2"/>
       <w:sz w:val="24"/>
       <w:szCs w:val="24"/>
-      <w:lang w:val="en-DK" w:eastAsia="en-DK"/>
+      <w:lang/>
       <w14:ligatures w14:val="standardContextual"/>
     </w:rPr>
   </w:style>
@@ -6689,7 +6293,7 @@
       <w:kern w:val="2"/>
       <w:sz w:val="24"/>
       <w:szCs w:val="24"/>
-      <w:lang w:val="en-DK" w:eastAsia="en-DK"/>
+      <w:lang/>
       <w14:ligatures w14:val="standardContextual"/>
     </w:rPr>
   </w:style>
@@ -6703,7 +6307,7 @@
       <w:kern w:val="2"/>
       <w:sz w:val="24"/>
       <w:szCs w:val="24"/>
-      <w:lang w:val="en-DK" w:eastAsia="en-DK"/>
+      <w:lang/>
       <w14:ligatures w14:val="standardContextual"/>
     </w:rPr>
   </w:style>
@@ -6717,7 +6321,7 @@
       <w:kern w:val="2"/>
       <w:sz w:val="24"/>
       <w:szCs w:val="24"/>
-      <w:lang w:val="en-DK" w:eastAsia="en-DK"/>
+      <w:lang/>
       <w14:ligatures w14:val="standardContextual"/>
     </w:rPr>
   </w:style>
@@ -6731,7 +6335,7 @@
       <w:kern w:val="2"/>
       <w:sz w:val="24"/>
       <w:szCs w:val="24"/>
-      <w:lang w:val="en-DK" w:eastAsia="en-DK"/>
+      <w:lang/>
       <w14:ligatures w14:val="standardContextual"/>
     </w:rPr>
   </w:style>
@@ -6745,7 +6349,7 @@
       <w:kern w:val="2"/>
       <w:sz w:val="24"/>
       <w:szCs w:val="24"/>
-      <w:lang w:val="en-DK" w:eastAsia="en-DK"/>
+      <w:lang/>
       <w14:ligatures w14:val="standardContextual"/>
     </w:rPr>
   </w:style>
@@ -6759,7 +6363,7 @@
       <w:kern w:val="2"/>
       <w:sz w:val="24"/>
       <w:szCs w:val="24"/>
-      <w:lang w:val="en-DK" w:eastAsia="en-DK"/>
+      <w:lang/>
       <w14:ligatures w14:val="standardContextual"/>
     </w:rPr>
   </w:style>
@@ -6773,7 +6377,7 @@
       <w:kern w:val="2"/>
       <w:sz w:val="24"/>
       <w:szCs w:val="24"/>
-      <w:lang w:val="en-DK" w:eastAsia="en-DK"/>
+      <w:lang/>
       <w14:ligatures w14:val="standardContextual"/>
     </w:rPr>
   </w:style>
@@ -6787,7 +6391,7 @@
       <w:kern w:val="2"/>
       <w:sz w:val="24"/>
       <w:szCs w:val="24"/>
-      <w:lang w:val="en-DK" w:eastAsia="en-DK"/>
+      <w:lang/>
       <w14:ligatures w14:val="standardContextual"/>
     </w:rPr>
   </w:style>
@@ -6801,7 +6405,7 @@
       <w:kern w:val="2"/>
       <w:sz w:val="24"/>
       <w:szCs w:val="24"/>
-      <w:lang w:val="en-DK" w:eastAsia="en-DK"/>
+      <w:lang/>
       <w14:ligatures w14:val="standardContextual"/>
     </w:rPr>
   </w:style>
@@ -6815,7 +6419,7 @@
       <w:kern w:val="2"/>
       <w:sz w:val="24"/>
       <w:szCs w:val="24"/>
-      <w:lang w:val="en-DK" w:eastAsia="en-DK"/>
+      <w:lang/>
       <w14:ligatures w14:val="standardContextual"/>
     </w:rPr>
   </w:style>
@@ -6829,7 +6433,7 @@
       <w:kern w:val="2"/>
       <w:sz w:val="24"/>
       <w:szCs w:val="24"/>
-      <w:lang w:val="en-DK" w:eastAsia="en-DK"/>
+      <w:lang/>
       <w14:ligatures w14:val="standardContextual"/>
     </w:rPr>
   </w:style>
@@ -6843,7 +6447,7 @@
       <w:kern w:val="2"/>
       <w:sz w:val="24"/>
       <w:szCs w:val="24"/>
-      <w:lang w:val="en-DK" w:eastAsia="en-DK"/>
+      <w:lang/>
       <w14:ligatures w14:val="standardContextual"/>
     </w:rPr>
   </w:style>
@@ -6857,7 +6461,7 @@
       <w:kern w:val="2"/>
       <w:sz w:val="24"/>
       <w:szCs w:val="24"/>
-      <w:lang w:val="en-DK" w:eastAsia="en-DK"/>
+      <w:lang/>
       <w14:ligatures w14:val="standardContextual"/>
     </w:rPr>
   </w:style>
@@ -6871,7 +6475,7 @@
       <w:kern w:val="2"/>
       <w:sz w:val="24"/>
       <w:szCs w:val="24"/>
-      <w:lang w:val="en-DK" w:eastAsia="en-DK"/>
+      <w:lang/>
       <w14:ligatures w14:val="standardContextual"/>
     </w:rPr>
   </w:style>
@@ -6885,7 +6489,7 @@
       <w:kern w:val="2"/>
       <w:sz w:val="24"/>
       <w:szCs w:val="24"/>
-      <w:lang w:val="en-DK" w:eastAsia="en-DK"/>
+      <w:lang/>
       <w14:ligatures w14:val="standardContextual"/>
     </w:rPr>
   </w:style>
@@ -6899,7 +6503,7 @@
       <w:kern w:val="2"/>
       <w:sz w:val="24"/>
       <w:szCs w:val="24"/>
-      <w:lang w:val="en-DK" w:eastAsia="en-DK"/>
+      <w:lang/>
       <w14:ligatures w14:val="standardContextual"/>
     </w:rPr>
   </w:style>
@@ -6913,7 +6517,7 @@
       <w:kern w:val="2"/>
       <w:sz w:val="24"/>
       <w:szCs w:val="24"/>
-      <w:lang w:val="en-DK" w:eastAsia="en-DK"/>
+      <w:lang/>
       <w14:ligatures w14:val="standardContextual"/>
     </w:rPr>
   </w:style>
@@ -6927,7 +6531,7 @@
       <w:kern w:val="2"/>
       <w:sz w:val="24"/>
       <w:szCs w:val="24"/>
-      <w:lang w:val="en-DK" w:eastAsia="en-DK"/>
+      <w:lang/>
       <w14:ligatures w14:val="standardContextual"/>
     </w:rPr>
   </w:style>
@@ -6941,7 +6545,7 @@
       <w:kern w:val="2"/>
       <w:sz w:val="24"/>
       <w:szCs w:val="24"/>
-      <w:lang w:val="en-DK" w:eastAsia="en-DK"/>
+      <w:lang/>
       <w14:ligatures w14:val="standardContextual"/>
     </w:rPr>
   </w:style>
@@ -6955,7 +6559,7 @@
       <w:kern w:val="2"/>
       <w:sz w:val="24"/>
       <w:szCs w:val="24"/>
-      <w:lang w:val="en-DK" w:eastAsia="en-DK"/>
+      <w:lang/>
       <w14:ligatures w14:val="standardContextual"/>
     </w:rPr>
   </w:style>
@@ -6969,7 +6573,7 @@
       <w:kern w:val="2"/>
       <w:sz w:val="24"/>
       <w:szCs w:val="24"/>
-      <w:lang w:val="en-DK" w:eastAsia="en-DK"/>
+      <w:lang/>
       <w14:ligatures w14:val="standardContextual"/>
     </w:rPr>
   </w:style>
@@ -6983,7 +6587,7 @@
       <w:kern w:val="2"/>
       <w:sz w:val="24"/>
       <w:szCs w:val="24"/>
-      <w:lang w:val="en-DK" w:eastAsia="en-DK"/>
+      <w:lang/>
       <w14:ligatures w14:val="standardContextual"/>
     </w:rPr>
   </w:style>
@@ -6997,7 +6601,7 @@
       <w:kern w:val="2"/>
       <w:sz w:val="24"/>
       <w:szCs w:val="24"/>
-      <w:lang w:val="en-DK" w:eastAsia="en-DK"/>
+      <w:lang/>
       <w14:ligatures w14:val="standardContextual"/>
     </w:rPr>
   </w:style>
@@ -7011,7 +6615,7 @@
       <w:kern w:val="2"/>
       <w:sz w:val="24"/>
       <w:szCs w:val="24"/>
-      <w:lang w:val="en-DK" w:eastAsia="en-DK"/>
+      <w:lang/>
       <w14:ligatures w14:val="standardContextual"/>
     </w:rPr>
   </w:style>
@@ -7025,7 +6629,7 @@
       <w:kern w:val="2"/>
       <w:sz w:val="24"/>
       <w:szCs w:val="24"/>
-      <w:lang w:val="en-DK" w:eastAsia="en-DK"/>
+      <w:lang/>
       <w14:ligatures w14:val="standardContextual"/>
     </w:rPr>
   </w:style>
@@ -7039,7 +6643,7 @@
       <w:kern w:val="2"/>
       <w:sz w:val="24"/>
       <w:szCs w:val="24"/>
-      <w:lang w:val="en-DK" w:eastAsia="en-DK"/>
+      <w:lang/>
       <w14:ligatures w14:val="standardContextual"/>
     </w:rPr>
   </w:style>
@@ -7053,7 +6657,7 @@
       <w:kern w:val="2"/>
       <w:sz w:val="24"/>
       <w:szCs w:val="24"/>
-      <w:lang w:val="en-DK" w:eastAsia="en-DK"/>
+      <w:lang/>
       <w14:ligatures w14:val="standardContextual"/>
     </w:rPr>
   </w:style>
@@ -7067,7 +6671,7 @@
       <w:kern w:val="2"/>
       <w:sz w:val="24"/>
       <w:szCs w:val="24"/>
-      <w:lang w:val="en-DK" w:eastAsia="en-DK"/>
+      <w:lang/>
       <w14:ligatures w14:val="standardContextual"/>
     </w:rPr>
   </w:style>
@@ -7081,7 +6685,7 @@
       <w:kern w:val="2"/>
       <w:sz w:val="24"/>
       <w:szCs w:val="24"/>
-      <w:lang w:val="en-DK" w:eastAsia="en-DK"/>
+      <w:lang/>
       <w14:ligatures w14:val="standardContextual"/>
     </w:rPr>
   </w:style>
@@ -7095,7 +6699,7 @@
       <w:kern w:val="2"/>
       <w:sz w:val="24"/>
       <w:szCs w:val="24"/>
-      <w:lang w:val="en-DK" w:eastAsia="en-DK"/>
+      <w:lang/>
       <w14:ligatures w14:val="standardContextual"/>
     </w:rPr>
   </w:style>
@@ -7109,7 +6713,7 @@
       <w:kern w:val="2"/>
       <w:sz w:val="24"/>
       <w:szCs w:val="24"/>
-      <w:lang w:val="en-DK" w:eastAsia="en-DK"/>
+      <w:lang/>
       <w14:ligatures w14:val="standardContextual"/>
     </w:rPr>
   </w:style>
@@ -7123,7 +6727,7 @@
       <w:kern w:val="2"/>
       <w:sz w:val="24"/>
       <w:szCs w:val="24"/>
-      <w:lang w:val="en-DK" w:eastAsia="en-DK"/>
+      <w:lang/>
       <w14:ligatures w14:val="standardContextual"/>
     </w:rPr>
   </w:style>
@@ -7137,7 +6741,7 @@
       <w:kern w:val="2"/>
       <w:sz w:val="24"/>
       <w:szCs w:val="24"/>
-      <w:lang w:val="en-DK" w:eastAsia="en-DK"/>
+      <w:lang/>
       <w14:ligatures w14:val="standardContextual"/>
     </w:rPr>
   </w:style>
@@ -7151,7 +6755,7 @@
       <w:kern w:val="2"/>
       <w:sz w:val="24"/>
       <w:szCs w:val="24"/>
-      <w:lang w:val="en-DK" w:eastAsia="en-DK"/>
+      <w:lang/>
       <w14:ligatures w14:val="standardContextual"/>
     </w:rPr>
   </w:style>
@@ -7165,7 +6769,7 @@
       <w:kern w:val="2"/>
       <w:sz w:val="24"/>
       <w:szCs w:val="24"/>
-      <w:lang w:val="en-DK" w:eastAsia="en-DK"/>
+      <w:lang/>
       <w14:ligatures w14:val="standardContextual"/>
     </w:rPr>
   </w:style>
@@ -7179,7 +6783,7 @@
       <w:kern w:val="2"/>
       <w:sz w:val="24"/>
       <w:szCs w:val="24"/>
-      <w:lang w:val="en-DK" w:eastAsia="en-DK"/>
+      <w:lang/>
       <w14:ligatures w14:val="standardContextual"/>
     </w:rPr>
   </w:style>
@@ -7193,7 +6797,7 @@
       <w:kern w:val="2"/>
       <w:sz w:val="24"/>
       <w:szCs w:val="24"/>
-      <w:lang w:val="en-DK" w:eastAsia="en-DK"/>
+      <w:lang/>
       <w14:ligatures w14:val="standardContextual"/>
     </w:rPr>
   </w:style>
@@ -7207,7 +6811,7 @@
       <w:kern w:val="2"/>
       <w:sz w:val="24"/>
       <w:szCs w:val="24"/>
-      <w:lang w:val="en-DK" w:eastAsia="en-DK"/>
+      <w:lang/>
       <w14:ligatures w14:val="standardContextual"/>
     </w:rPr>
   </w:style>
@@ -7221,7 +6825,7 @@
       <w:kern w:val="2"/>
       <w:sz w:val="24"/>
       <w:szCs w:val="24"/>
-      <w:lang w:val="en-DK" w:eastAsia="en-DK"/>
+      <w:lang/>
       <w14:ligatures w14:val="standardContextual"/>
     </w:rPr>
   </w:style>
@@ -7235,7 +6839,7 @@
       <w:kern w:val="2"/>
       <w:sz w:val="24"/>
       <w:szCs w:val="24"/>
-      <w:lang w:val="en-DK" w:eastAsia="en-DK"/>
+      <w:lang/>
       <w14:ligatures w14:val="standardContextual"/>
     </w:rPr>
   </w:style>
@@ -7249,7 +6853,7 @@
       <w:kern w:val="2"/>
       <w:sz w:val="24"/>
       <w:szCs w:val="24"/>
-      <w:lang w:val="en-DK" w:eastAsia="en-DK"/>
+      <w:lang/>
       <w14:ligatures w14:val="standardContextual"/>
     </w:rPr>
   </w:style>
@@ -7263,7 +6867,7 @@
       <w:kern w:val="2"/>
       <w:sz w:val="24"/>
       <w:szCs w:val="24"/>
-      <w:lang w:val="en-DK" w:eastAsia="en-DK"/>
+      <w:lang/>
       <w14:ligatures w14:val="standardContextual"/>
     </w:rPr>
   </w:style>
@@ -7277,7 +6881,7 @@
       <w:kern w:val="2"/>
       <w:sz w:val="24"/>
       <w:szCs w:val="24"/>
-      <w:lang w:val="en-DK" w:eastAsia="en-DK"/>
+      <w:lang/>
       <w14:ligatures w14:val="standardContextual"/>
     </w:rPr>
   </w:style>
@@ -7291,7 +6895,7 @@
       <w:kern w:val="2"/>
       <w:sz w:val="24"/>
       <w:szCs w:val="24"/>
-      <w:lang w:val="en-DK" w:eastAsia="en-DK"/>
+      <w:lang/>
       <w14:ligatures w14:val="standardContextual"/>
     </w:rPr>
   </w:style>
@@ -7305,7 +6909,7 @@
       <w:kern w:val="2"/>
       <w:sz w:val="24"/>
       <w:szCs w:val="24"/>
-      <w:lang w:val="en-DK" w:eastAsia="en-DK"/>
+      <w:lang/>
       <w14:ligatures w14:val="standardContextual"/>
     </w:rPr>
   </w:style>
@@ -7319,7 +6923,7 @@
       <w:kern w:val="2"/>
       <w:sz w:val="24"/>
       <w:szCs w:val="24"/>
-      <w:lang w:val="en-DK" w:eastAsia="en-DK"/>
+      <w:lang/>
       <w14:ligatures w14:val="standardContextual"/>
     </w:rPr>
   </w:style>
@@ -7333,7 +6937,7 @@
       <w:kern w:val="2"/>
       <w:sz w:val="24"/>
       <w:szCs w:val="24"/>
-      <w:lang w:val="en-DK" w:eastAsia="en-DK"/>
+      <w:lang/>
       <w14:ligatures w14:val="standardContextual"/>
     </w:rPr>
   </w:style>
@@ -7347,7 +6951,7 @@
       <w:kern w:val="2"/>
       <w:sz w:val="24"/>
       <w:szCs w:val="24"/>
-      <w:lang w:val="en-DK" w:eastAsia="en-DK"/>
+      <w:lang/>
       <w14:ligatures w14:val="standardContextual"/>
     </w:rPr>
   </w:style>
@@ -7361,7 +6965,7 @@
       <w:kern w:val="2"/>
       <w:sz w:val="24"/>
       <w:szCs w:val="24"/>
-      <w:lang w:val="en-DK" w:eastAsia="en-DK"/>
+      <w:lang/>
       <w14:ligatures w14:val="standardContextual"/>
     </w:rPr>
   </w:style>
@@ -7375,7 +6979,7 @@
       <w:kern w:val="2"/>
       <w:sz w:val="24"/>
       <w:szCs w:val="24"/>
-      <w:lang w:val="en-DK" w:eastAsia="en-DK"/>
+      <w:lang/>
       <w14:ligatures w14:val="standardContextual"/>
     </w:rPr>
   </w:style>
@@ -7389,7 +6993,7 @@
       <w:kern w:val="2"/>
       <w:sz w:val="24"/>
       <w:szCs w:val="24"/>
-      <w:lang w:val="en-DK" w:eastAsia="en-DK"/>
+      <w:lang/>
       <w14:ligatures w14:val="standardContextual"/>
     </w:rPr>
   </w:style>
@@ -7403,7 +7007,7 @@
       <w:kern w:val="2"/>
       <w:sz w:val="24"/>
       <w:szCs w:val="24"/>
-      <w:lang w:val="en-DK" w:eastAsia="en-DK"/>
+      <w:lang/>
       <w14:ligatures w14:val="standardContextual"/>
     </w:rPr>
   </w:style>
@@ -7417,7 +7021,7 @@
       <w:kern w:val="2"/>
       <w:sz w:val="24"/>
       <w:szCs w:val="24"/>
-      <w:lang w:val="en-DK" w:eastAsia="en-DK"/>
+      <w:lang/>
       <w14:ligatures w14:val="standardContextual"/>
     </w:rPr>
   </w:style>
@@ -7431,7 +7035,7 @@
       <w:kern w:val="2"/>
       <w:sz w:val="24"/>
       <w:szCs w:val="24"/>
-      <w:lang w:val="en-DK" w:eastAsia="en-DK"/>
+      <w:lang/>
       <w14:ligatures w14:val="standardContextual"/>
     </w:rPr>
   </w:style>
@@ -7445,7 +7049,7 @@
       <w:kern w:val="2"/>
       <w:sz w:val="24"/>
       <w:szCs w:val="24"/>
-      <w:lang w:val="en-DK" w:eastAsia="en-DK"/>
+      <w:lang/>
       <w14:ligatures w14:val="standardContextual"/>
     </w:rPr>
   </w:style>
@@ -7459,7 +7063,567 @@
       <w:kern w:val="2"/>
       <w:sz w:val="24"/>
       <w:szCs w:val="24"/>
-      <w:lang w:val="en-DK" w:eastAsia="en-DK"/>
+      <w:lang/>
+      <w14:ligatures w14:val="standardContextual"/>
+    </w:rPr>
+  </w:style>
+  <w:style w:type="paragraph" w:customStyle="1" w:styleId="0292846297AA4ED0B2A670C347FFBD15">
+    <w:name w:val="0292846297AA4ED0B2A670C347FFBD15"/>
+    <w:rsid w:val="001E28E5"/>
+    <w:pPr>
+      <w:spacing w:line="278" w:lineRule="auto"/>
+    </w:pPr>
+    <w:rPr>
+      <w:kern w:val="2"/>
+      <w:sz w:val="24"/>
+      <w:szCs w:val="24"/>
+      <w:lang/>
+      <w14:ligatures w14:val="standardContextual"/>
+    </w:rPr>
+  </w:style>
+  <w:style w:type="paragraph" w:customStyle="1" w:styleId="A7AE72CE50D04F109C8825FB3F0E2671">
+    <w:name w:val="A7AE72CE50D04F109C8825FB3F0E2671"/>
+    <w:rsid w:val="001E28E5"/>
+    <w:pPr>
+      <w:spacing w:line="278" w:lineRule="auto"/>
+    </w:pPr>
+    <w:rPr>
+      <w:kern w:val="2"/>
+      <w:sz w:val="24"/>
+      <w:szCs w:val="24"/>
+      <w:lang/>
+      <w14:ligatures w14:val="standardContextual"/>
+    </w:rPr>
+  </w:style>
+  <w:style w:type="paragraph" w:customStyle="1" w:styleId="4C33D9555E644D84860C978123BF939D">
+    <w:name w:val="4C33D9555E644D84860C978123BF939D"/>
+    <w:rsid w:val="001E28E5"/>
+    <w:pPr>
+      <w:spacing w:line="278" w:lineRule="auto"/>
+    </w:pPr>
+    <w:rPr>
+      <w:kern w:val="2"/>
+      <w:sz w:val="24"/>
+      <w:szCs w:val="24"/>
+      <w:lang/>
+      <w14:ligatures w14:val="standardContextual"/>
+    </w:rPr>
+  </w:style>
+  <w:style w:type="paragraph" w:customStyle="1" w:styleId="6C10541F3FAE4283AF36EA94F0DC503D">
+    <w:name w:val="6C10541F3FAE4283AF36EA94F0DC503D"/>
+    <w:rsid w:val="001E28E5"/>
+    <w:pPr>
+      <w:spacing w:line="278" w:lineRule="auto"/>
+    </w:pPr>
+    <w:rPr>
+      <w:kern w:val="2"/>
+      <w:sz w:val="24"/>
+      <w:szCs w:val="24"/>
+      <w:lang/>
+      <w14:ligatures w14:val="standardContextual"/>
+    </w:rPr>
+  </w:style>
+  <w:style w:type="paragraph" w:customStyle="1" w:styleId="8E8F6F5124144A52B98284B3759906F8">
+    <w:name w:val="8E8F6F5124144A52B98284B3759906F8"/>
+    <w:rsid w:val="001E28E5"/>
+    <w:pPr>
+      <w:spacing w:line="278" w:lineRule="auto"/>
+    </w:pPr>
+    <w:rPr>
+      <w:kern w:val="2"/>
+      <w:sz w:val="24"/>
+      <w:szCs w:val="24"/>
+      <w:lang/>
+      <w14:ligatures w14:val="standardContextual"/>
+    </w:rPr>
+  </w:style>
+  <w:style w:type="paragraph" w:customStyle="1" w:styleId="C4D8487948EC4CF9A331766BDEA88992">
+    <w:name w:val="C4D8487948EC4CF9A331766BDEA88992"/>
+    <w:rsid w:val="001E28E5"/>
+    <w:pPr>
+      <w:spacing w:line="278" w:lineRule="auto"/>
+    </w:pPr>
+    <w:rPr>
+      <w:kern w:val="2"/>
+      <w:sz w:val="24"/>
+      <w:szCs w:val="24"/>
+      <w:lang/>
+      <w14:ligatures w14:val="standardContextual"/>
+    </w:rPr>
+  </w:style>
+  <w:style w:type="paragraph" w:customStyle="1" w:styleId="F78F1EFAE6E04DDE99B68105D269749D">
+    <w:name w:val="F78F1EFAE6E04DDE99B68105D269749D"/>
+    <w:rsid w:val="001E28E5"/>
+    <w:pPr>
+      <w:spacing w:line="278" w:lineRule="auto"/>
+    </w:pPr>
+    <w:rPr>
+      <w:kern w:val="2"/>
+      <w:sz w:val="24"/>
+      <w:szCs w:val="24"/>
+      <w:lang/>
+      <w14:ligatures w14:val="standardContextual"/>
+    </w:rPr>
+  </w:style>
+  <w:style w:type="paragraph" w:customStyle="1" w:styleId="669FBE57997E4EAE9E471AE8BEC344D4">
+    <w:name w:val="669FBE57997E4EAE9E471AE8BEC344D4"/>
+    <w:rsid w:val="001E28E5"/>
+    <w:pPr>
+      <w:spacing w:line="278" w:lineRule="auto"/>
+    </w:pPr>
+    <w:rPr>
+      <w:kern w:val="2"/>
+      <w:sz w:val="24"/>
+      <w:szCs w:val="24"/>
+      <w:lang/>
+      <w14:ligatures w14:val="standardContextual"/>
+    </w:rPr>
+  </w:style>
+  <w:style w:type="paragraph" w:customStyle="1" w:styleId="09A759D7D06943569255F1F0EABFCFEC">
+    <w:name w:val="09A759D7D06943569255F1F0EABFCFEC"/>
+    <w:rsid w:val="001E28E5"/>
+    <w:pPr>
+      <w:spacing w:line="278" w:lineRule="auto"/>
+    </w:pPr>
+    <w:rPr>
+      <w:kern w:val="2"/>
+      <w:sz w:val="24"/>
+      <w:szCs w:val="24"/>
+      <w:lang/>
+      <w14:ligatures w14:val="standardContextual"/>
+    </w:rPr>
+  </w:style>
+  <w:style w:type="paragraph" w:customStyle="1" w:styleId="6E9CF7F92EDD4D259B708B701965DC2F">
+    <w:name w:val="6E9CF7F92EDD4D259B708B701965DC2F"/>
+    <w:rsid w:val="001E28E5"/>
+    <w:pPr>
+      <w:spacing w:line="278" w:lineRule="auto"/>
+    </w:pPr>
+    <w:rPr>
+      <w:kern w:val="2"/>
+      <w:sz w:val="24"/>
+      <w:szCs w:val="24"/>
+      <w:lang/>
+      <w14:ligatures w14:val="standardContextual"/>
+    </w:rPr>
+  </w:style>
+  <w:style w:type="paragraph" w:customStyle="1" w:styleId="9E8FDF3DDB1B4B39BBCBA3C921254E5A">
+    <w:name w:val="9E8FDF3DDB1B4B39BBCBA3C921254E5A"/>
+    <w:rsid w:val="001E28E5"/>
+    <w:pPr>
+      <w:spacing w:line="278" w:lineRule="auto"/>
+    </w:pPr>
+    <w:rPr>
+      <w:kern w:val="2"/>
+      <w:sz w:val="24"/>
+      <w:szCs w:val="24"/>
+      <w:lang/>
+      <w14:ligatures w14:val="standardContextual"/>
+    </w:rPr>
+  </w:style>
+  <w:style w:type="paragraph" w:customStyle="1" w:styleId="87F5551C903449458188A2077F54C9AD">
+    <w:name w:val="87F5551C903449458188A2077F54C9AD"/>
+    <w:rsid w:val="001E28E5"/>
+    <w:pPr>
+      <w:spacing w:line="278" w:lineRule="auto"/>
+    </w:pPr>
+    <w:rPr>
+      <w:kern w:val="2"/>
+      <w:sz w:val="24"/>
+      <w:szCs w:val="24"/>
+      <w:lang/>
+      <w14:ligatures w14:val="standardContextual"/>
+    </w:rPr>
+  </w:style>
+  <w:style w:type="paragraph" w:customStyle="1" w:styleId="5966362C6C404CE0AFE2FDD6D66B9675">
+    <w:name w:val="5966362C6C404CE0AFE2FDD6D66B9675"/>
+    <w:rsid w:val="001E28E5"/>
+    <w:pPr>
+      <w:spacing w:line="278" w:lineRule="auto"/>
+    </w:pPr>
+    <w:rPr>
+      <w:kern w:val="2"/>
+      <w:sz w:val="24"/>
+      <w:szCs w:val="24"/>
+      <w:lang/>
+      <w14:ligatures w14:val="standardContextual"/>
+    </w:rPr>
+  </w:style>
+  <w:style w:type="paragraph" w:customStyle="1" w:styleId="74F97C167C7843DE93063CC5AF0A4852">
+    <w:name w:val="74F97C167C7843DE93063CC5AF0A4852"/>
+    <w:rsid w:val="001E28E5"/>
+    <w:pPr>
+      <w:spacing w:line="278" w:lineRule="auto"/>
+    </w:pPr>
+    <w:rPr>
+      <w:kern w:val="2"/>
+      <w:sz w:val="24"/>
+      <w:szCs w:val="24"/>
+      <w:lang/>
+      <w14:ligatures w14:val="standardContextual"/>
+    </w:rPr>
+  </w:style>
+  <w:style w:type="paragraph" w:customStyle="1" w:styleId="D33CBB5F9EE04913AF1C6FCC7A73B47D">
+    <w:name w:val="D33CBB5F9EE04913AF1C6FCC7A73B47D"/>
+    <w:rsid w:val="001E28E5"/>
+    <w:pPr>
+      <w:spacing w:line="278" w:lineRule="auto"/>
+    </w:pPr>
+    <w:rPr>
+      <w:kern w:val="2"/>
+      <w:sz w:val="24"/>
+      <w:szCs w:val="24"/>
+      <w:lang/>
+      <w14:ligatures w14:val="standardContextual"/>
+    </w:rPr>
+  </w:style>
+  <w:style w:type="paragraph" w:customStyle="1" w:styleId="17721DC01009477EB8DB6ADB00D5B9D1">
+    <w:name w:val="17721DC01009477EB8DB6ADB00D5B9D1"/>
+    <w:rsid w:val="001E28E5"/>
+    <w:pPr>
+      <w:spacing w:line="278" w:lineRule="auto"/>
+    </w:pPr>
+    <w:rPr>
+      <w:kern w:val="2"/>
+      <w:sz w:val="24"/>
+      <w:szCs w:val="24"/>
+      <w:lang/>
+      <w14:ligatures w14:val="standardContextual"/>
+    </w:rPr>
+  </w:style>
+  <w:style w:type="paragraph" w:customStyle="1" w:styleId="6D410E78D0164575A360820FDF8AE3A6">
+    <w:name w:val="6D410E78D0164575A360820FDF8AE3A6"/>
+    <w:rsid w:val="001E28E5"/>
+    <w:pPr>
+      <w:spacing w:line="278" w:lineRule="auto"/>
+    </w:pPr>
+    <w:rPr>
+      <w:kern w:val="2"/>
+      <w:sz w:val="24"/>
+      <w:szCs w:val="24"/>
+      <w:lang/>
+      <w14:ligatures w14:val="standardContextual"/>
+    </w:rPr>
+  </w:style>
+  <w:style w:type="paragraph" w:customStyle="1" w:styleId="E34F98273C55431387DA22A888C777D3">
+    <w:name w:val="E34F98273C55431387DA22A888C777D3"/>
+    <w:rsid w:val="001E28E5"/>
+    <w:pPr>
+      <w:spacing w:line="278" w:lineRule="auto"/>
+    </w:pPr>
+    <w:rPr>
+      <w:kern w:val="2"/>
+      <w:sz w:val="24"/>
+      <w:szCs w:val="24"/>
+      <w:lang/>
+      <w14:ligatures w14:val="standardContextual"/>
+    </w:rPr>
+  </w:style>
+  <w:style w:type="paragraph" w:customStyle="1" w:styleId="9548423F3AC847F09EE6FA3EDEFD281A">
+    <w:name w:val="9548423F3AC847F09EE6FA3EDEFD281A"/>
+    <w:rsid w:val="001E28E5"/>
+    <w:pPr>
+      <w:spacing w:line="278" w:lineRule="auto"/>
+    </w:pPr>
+    <w:rPr>
+      <w:kern w:val="2"/>
+      <w:sz w:val="24"/>
+      <w:szCs w:val="24"/>
+      <w:lang/>
+      <w14:ligatures w14:val="standardContextual"/>
+    </w:rPr>
+  </w:style>
+  <w:style w:type="paragraph" w:customStyle="1" w:styleId="18328B85246E46F4AF6BCD02672168FC">
+    <w:name w:val="18328B85246E46F4AF6BCD02672168FC"/>
+    <w:rsid w:val="001E28E5"/>
+    <w:pPr>
+      <w:spacing w:line="278" w:lineRule="auto"/>
+    </w:pPr>
+    <w:rPr>
+      <w:kern w:val="2"/>
+      <w:sz w:val="24"/>
+      <w:szCs w:val="24"/>
+      <w:lang/>
+      <w14:ligatures w14:val="standardContextual"/>
+    </w:rPr>
+  </w:style>
+  <w:style w:type="paragraph" w:customStyle="1" w:styleId="F30D1852FB824CDA8741A98F36FF8078">
+    <w:name w:val="F30D1852FB824CDA8741A98F36FF8078"/>
+    <w:rsid w:val="001E28E5"/>
+    <w:pPr>
+      <w:spacing w:line="278" w:lineRule="auto"/>
+    </w:pPr>
+    <w:rPr>
+      <w:kern w:val="2"/>
+      <w:sz w:val="24"/>
+      <w:szCs w:val="24"/>
+      <w:lang/>
+      <w14:ligatures w14:val="standardContextual"/>
+    </w:rPr>
+  </w:style>
+  <w:style w:type="paragraph" w:customStyle="1" w:styleId="1D03B2EA0BCB47A79828D1654D24EC7A">
+    <w:name w:val="1D03B2EA0BCB47A79828D1654D24EC7A"/>
+    <w:rsid w:val="001E28E5"/>
+    <w:pPr>
+      <w:spacing w:line="278" w:lineRule="auto"/>
+    </w:pPr>
+    <w:rPr>
+      <w:kern w:val="2"/>
+      <w:sz w:val="24"/>
+      <w:szCs w:val="24"/>
+      <w:lang/>
+      <w14:ligatures w14:val="standardContextual"/>
+    </w:rPr>
+  </w:style>
+  <w:style w:type="paragraph" w:customStyle="1" w:styleId="EFB2D4F4ABED4C69B87DDBF3D65CFEA1">
+    <w:name w:val="EFB2D4F4ABED4C69B87DDBF3D65CFEA1"/>
+    <w:rsid w:val="001E28E5"/>
+    <w:pPr>
+      <w:spacing w:line="278" w:lineRule="auto"/>
+    </w:pPr>
+    <w:rPr>
+      <w:kern w:val="2"/>
+      <w:sz w:val="24"/>
+      <w:szCs w:val="24"/>
+      <w:lang/>
+      <w14:ligatures w14:val="standardContextual"/>
+    </w:rPr>
+  </w:style>
+  <w:style w:type="paragraph" w:customStyle="1" w:styleId="F806132B12124B8080AF4F1812BE58E7">
+    <w:name w:val="F806132B12124B8080AF4F1812BE58E7"/>
+    <w:rsid w:val="001E28E5"/>
+    <w:pPr>
+      <w:spacing w:line="278" w:lineRule="auto"/>
+    </w:pPr>
+    <w:rPr>
+      <w:kern w:val="2"/>
+      <w:sz w:val="24"/>
+      <w:szCs w:val="24"/>
+      <w:lang/>
+      <w14:ligatures w14:val="standardContextual"/>
+    </w:rPr>
+  </w:style>
+  <w:style w:type="paragraph" w:customStyle="1" w:styleId="53D0F0B4C7254DC3B5A6357B73DC59E7">
+    <w:name w:val="53D0F0B4C7254DC3B5A6357B73DC59E7"/>
+    <w:rsid w:val="001E28E5"/>
+    <w:pPr>
+      <w:spacing w:line="278" w:lineRule="auto"/>
+    </w:pPr>
+    <w:rPr>
+      <w:kern w:val="2"/>
+      <w:sz w:val="24"/>
+      <w:szCs w:val="24"/>
+      <w:lang/>
+      <w14:ligatures w14:val="standardContextual"/>
+    </w:rPr>
+  </w:style>
+  <w:style w:type="paragraph" w:customStyle="1" w:styleId="ACE0965155F64D508D13DCAB2049B774">
+    <w:name w:val="ACE0965155F64D508D13DCAB2049B774"/>
+    <w:rsid w:val="001E28E5"/>
+    <w:pPr>
+      <w:spacing w:line="278" w:lineRule="auto"/>
+    </w:pPr>
+    <w:rPr>
+      <w:kern w:val="2"/>
+      <w:sz w:val="24"/>
+      <w:szCs w:val="24"/>
+      <w:lang/>
+      <w14:ligatures w14:val="standardContextual"/>
+    </w:rPr>
+  </w:style>
+  <w:style w:type="paragraph" w:customStyle="1" w:styleId="269549E6A6F5440A97B9790488D567AB">
+    <w:name w:val="269549E6A6F5440A97B9790488D567AB"/>
+    <w:rsid w:val="001E28E5"/>
+    <w:pPr>
+      <w:spacing w:line="278" w:lineRule="auto"/>
+    </w:pPr>
+    <w:rPr>
+      <w:kern w:val="2"/>
+      <w:sz w:val="24"/>
+      <w:szCs w:val="24"/>
+      <w:lang/>
+      <w14:ligatures w14:val="standardContextual"/>
+    </w:rPr>
+  </w:style>
+  <w:style w:type="paragraph" w:customStyle="1" w:styleId="FDD99557650A45808BC37C4BD6070345">
+    <w:name w:val="FDD99557650A45808BC37C4BD6070345"/>
+    <w:rsid w:val="001E28E5"/>
+    <w:pPr>
+      <w:spacing w:line="278" w:lineRule="auto"/>
+    </w:pPr>
+    <w:rPr>
+      <w:kern w:val="2"/>
+      <w:sz w:val="24"/>
+      <w:szCs w:val="24"/>
+      <w:lang/>
+      <w14:ligatures w14:val="standardContextual"/>
+    </w:rPr>
+  </w:style>
+  <w:style w:type="paragraph" w:customStyle="1" w:styleId="2E29FB206CBE4EB7861D42A5B6DA06AC">
+    <w:name w:val="2E29FB206CBE4EB7861D42A5B6DA06AC"/>
+    <w:rsid w:val="001E28E5"/>
+    <w:pPr>
+      <w:spacing w:line="278" w:lineRule="auto"/>
+    </w:pPr>
+    <w:rPr>
+      <w:kern w:val="2"/>
+      <w:sz w:val="24"/>
+      <w:szCs w:val="24"/>
+      <w:lang/>
+      <w14:ligatures w14:val="standardContextual"/>
+    </w:rPr>
+  </w:style>
+  <w:style w:type="paragraph" w:customStyle="1" w:styleId="35EAEE058945493991C87A5862E1D006">
+    <w:name w:val="35EAEE058945493991C87A5862E1D006"/>
+    <w:rsid w:val="001E28E5"/>
+    <w:pPr>
+      <w:spacing w:line="278" w:lineRule="auto"/>
+    </w:pPr>
+    <w:rPr>
+      <w:kern w:val="2"/>
+      <w:sz w:val="24"/>
+      <w:szCs w:val="24"/>
+      <w:lang/>
+      <w14:ligatures w14:val="standardContextual"/>
+    </w:rPr>
+  </w:style>
+  <w:style w:type="paragraph" w:customStyle="1" w:styleId="B99F4D7AF0C64D3AA502E76928ED51FD">
+    <w:name w:val="B99F4D7AF0C64D3AA502E76928ED51FD"/>
+    <w:rsid w:val="001E28E5"/>
+    <w:pPr>
+      <w:spacing w:line="278" w:lineRule="auto"/>
+    </w:pPr>
+    <w:rPr>
+      <w:kern w:val="2"/>
+      <w:sz w:val="24"/>
+      <w:szCs w:val="24"/>
+      <w:lang/>
+      <w14:ligatures w14:val="standardContextual"/>
+    </w:rPr>
+  </w:style>
+  <w:style w:type="paragraph" w:customStyle="1" w:styleId="D310CEB302DA4FC5B60B252C88C61116">
+    <w:name w:val="D310CEB302DA4FC5B60B252C88C61116"/>
+    <w:rsid w:val="001E28E5"/>
+    <w:pPr>
+      <w:spacing w:line="278" w:lineRule="auto"/>
+    </w:pPr>
+    <w:rPr>
+      <w:kern w:val="2"/>
+      <w:sz w:val="24"/>
+      <w:szCs w:val="24"/>
+      <w:lang/>
+      <w14:ligatures w14:val="standardContextual"/>
+    </w:rPr>
+  </w:style>
+  <w:style w:type="paragraph" w:customStyle="1" w:styleId="83A0A98565034E28921325652B7D0258">
+    <w:name w:val="83A0A98565034E28921325652B7D0258"/>
+    <w:rsid w:val="001E28E5"/>
+    <w:pPr>
+      <w:spacing w:line="278" w:lineRule="auto"/>
+    </w:pPr>
+    <w:rPr>
+      <w:kern w:val="2"/>
+      <w:sz w:val="24"/>
+      <w:szCs w:val="24"/>
+      <w:lang/>
+      <w14:ligatures w14:val="standardContextual"/>
+    </w:rPr>
+  </w:style>
+  <w:style w:type="paragraph" w:customStyle="1" w:styleId="42C49FA2D7524794A20290F52C0AAAE6">
+    <w:name w:val="42C49FA2D7524794A20290F52C0AAAE6"/>
+    <w:rsid w:val="001E28E5"/>
+    <w:pPr>
+      <w:spacing w:line="278" w:lineRule="auto"/>
+    </w:pPr>
+    <w:rPr>
+      <w:kern w:val="2"/>
+      <w:sz w:val="24"/>
+      <w:szCs w:val="24"/>
+      <w:lang/>
+      <w14:ligatures w14:val="standardContextual"/>
+    </w:rPr>
+  </w:style>
+  <w:style w:type="paragraph" w:customStyle="1" w:styleId="81B410675A8D4D0E9A1405A7B5AF78AE">
+    <w:name w:val="81B410675A8D4D0E9A1405A7B5AF78AE"/>
+    <w:rsid w:val="001E28E5"/>
+    <w:pPr>
+      <w:spacing w:line="278" w:lineRule="auto"/>
+    </w:pPr>
+    <w:rPr>
+      <w:kern w:val="2"/>
+      <w:sz w:val="24"/>
+      <w:szCs w:val="24"/>
+      <w:lang/>
+      <w14:ligatures w14:val="standardContextual"/>
+    </w:rPr>
+  </w:style>
+  <w:style w:type="paragraph" w:customStyle="1" w:styleId="B3DB454BC30640B5AD7C514816CCCEA4">
+    <w:name w:val="B3DB454BC30640B5AD7C514816CCCEA4"/>
+    <w:rsid w:val="001E28E5"/>
+    <w:pPr>
+      <w:spacing w:line="278" w:lineRule="auto"/>
+    </w:pPr>
+    <w:rPr>
+      <w:kern w:val="2"/>
+      <w:sz w:val="24"/>
+      <w:szCs w:val="24"/>
+      <w:lang/>
+      <w14:ligatures w14:val="standardContextual"/>
+    </w:rPr>
+  </w:style>
+  <w:style w:type="paragraph" w:customStyle="1" w:styleId="F5E004D9DA65442AA22E3B1224FAE335">
+    <w:name w:val="F5E004D9DA65442AA22E3B1224FAE335"/>
+    <w:rsid w:val="001E28E5"/>
+    <w:pPr>
+      <w:spacing w:line="278" w:lineRule="auto"/>
+    </w:pPr>
+    <w:rPr>
+      <w:kern w:val="2"/>
+      <w:sz w:val="24"/>
+      <w:szCs w:val="24"/>
+      <w:lang/>
+      <w14:ligatures w14:val="standardContextual"/>
+    </w:rPr>
+  </w:style>
+  <w:style w:type="paragraph" w:customStyle="1" w:styleId="6F31C93BEC5E476599B554D07E34C000">
+    <w:name w:val="6F31C93BEC5E476599B554D07E34C000"/>
+    <w:rsid w:val="001E28E5"/>
+    <w:pPr>
+      <w:spacing w:line="278" w:lineRule="auto"/>
+    </w:pPr>
+    <w:rPr>
+      <w:kern w:val="2"/>
+      <w:sz w:val="24"/>
+      <w:szCs w:val="24"/>
+      <w:lang/>
+      <w14:ligatures w14:val="standardContextual"/>
+    </w:rPr>
+  </w:style>
+  <w:style w:type="paragraph" w:customStyle="1" w:styleId="28E44D109F414FEAB66B5A51E1315BEB">
+    <w:name w:val="28E44D109F414FEAB66B5A51E1315BEB"/>
+    <w:rsid w:val="001E28E5"/>
+    <w:pPr>
+      <w:spacing w:line="278" w:lineRule="auto"/>
+    </w:pPr>
+    <w:rPr>
+      <w:kern w:val="2"/>
+      <w:sz w:val="24"/>
+      <w:szCs w:val="24"/>
+      <w:lang/>
+      <w14:ligatures w14:val="standardContextual"/>
+    </w:rPr>
+  </w:style>
+  <w:style w:type="paragraph" w:customStyle="1" w:styleId="EE2EDA0B1A8F4B49977C4CEFEECA64AC">
+    <w:name w:val="EE2EDA0B1A8F4B49977C4CEFEECA64AC"/>
+    <w:rsid w:val="001E28E5"/>
+    <w:pPr>
+      <w:spacing w:line="278" w:lineRule="auto"/>
+    </w:pPr>
+    <w:rPr>
+      <w:kern w:val="2"/>
+      <w:sz w:val="24"/>
+      <w:szCs w:val="24"/>
+      <w:lang/>
       <w14:ligatures w14:val="standardContextual"/>
     </w:rPr>
   </w:style>
@@ -7790,7 +7954,7 @@
 
 <file path=word/webextensions/taskpanes.xml><?xml version="1.0" encoding="utf-8"?>
 <wetp:taskpanes xmlns:wetp="http://schemas.microsoft.com/office/webextensions/taskpanes/2010/11">
-  <wetp:taskpane dockstate="right" visibility="0" width="350" row="7">
+  <wetp:taskpane dockstate="right" visibility="0" width="350" row="1">
     <wetp:webextensionref xmlns:r="http://schemas.openxmlformats.org/officeDocument/2006/relationships" r:id="rId1"/>
   </wetp:taskpane>
   <wetp:taskpane dockstate="right" visibility="0" width="350" row="2">
@@ -7838,9 +8002,7 @@
 </we:webextension>
 </file>
 
-<file path=customXml/item1.xml>��< ? x m l   v e r s i o n = " 1 . 0 "   e n c o d i n g = " u t f - 1 6 " ? > - 
- < N a v W o r d R e p o r t X m l P a r t   x m l n s = " u r n : m i c r o s o f t - d y n a m i c s - n a v / r e p o r t s / S t a n d a r d _ P u r c h a s e _ O r d e r / 1 3 2 2 / " > +<file path=customXml/item1.xml>��< ? x m l   v e r s i o n = " 1 . 0 "   e n c o d i n g = " u t f - 1 6 " ? > < N a v W o r d R e p o r t X m l P a r t   x m l n s = " u r n : m i c r o s o f t - d y n a m i c s - n a v / r e p o r t s / S t a n d a r d _ P u r c h a s e _ O r d e r / 1 3 2 2 / " >   
      < B C R e p o r t I n f o r m a t i o n >   
@@ -7904,84 +8066,6 @@
  
          < / R e p o r t R e q u e s t >   
-         < C o m p a n y M e t a d a t a > - 
-             < C o m p a n y N a m e > C o m p a n y   N a m e < / C o m p a n y N a m e > - 
-             < C o m p a n y D i s p l a y N a m e > C o m p a n y   D i s p l a y   N a m e < / C o m p a n y D i s p l a y N a m e > - 
-             < C o m p a n y A d d r e s s L i n e s > - 
-                 < C o m p a n y A d d r e s s L i n e > C o m p a n y   A d d r e s s   L i n e   1 < / C o m p a n y A d d r e s s L i n e > - 
-                 < C o m p a n y A d d r e s s L i n e > C o m p a n y   A d d r e s s   L i n e   2 < / C o m p a n y A d d r e s s L i n e > - 
-                 < C o m p a n y A d d r e s s L i n e > C o m p a n y   A d d r e s s   L i n e   3 < / C o m p a n y A d d r e s s L i n e > - 
-                 < C o m p a n y A d d r e s s L i n e > C o m p a n y   A d d r e s s   L i n e   4 < / C o m p a n y A d d r e s s L i n e > - 
-                 < C o m p a n y A d d r e s s L i n e > C o m p a n y   A d d r e s s   L i n e   5 < / C o m p a n y A d d r e s s L i n e > - 
-                 < C o m p a n y A d d r e s s L i n e > C o m p a n y   A d d r e s s   L i n e   6 < / C o m p a n y A d d r e s s L i n e > - 
-                 < C o m p a n y A d d r e s s L i n e > C o m p a n y   A d d r e s s   L i n e   7 < / C o m p a n y A d d r e s s L i n e > - 
-                 < C o m p a n y A d d r e s s L i n e > C o m p a n y   A d d r e s s   L i n e   8 < / C o m p a n y A d d r e s s L i n e > - 
-             < / C o m p a n y A d d r e s s L i n e s > - 
-             < C o m p a n y P h o n e > C o m p a n y   P h o n e < / C o m p a n y P h o n e > - 
-             < C o m p a n y P h o n e C a p t i o n > C o m p a n y   P h o n e   C a p t i o n < / C o m p a n y P h o n e C a p t i o n > - 
-             < C o m p a n y F a x N o > C o m p a n y   F a x   N o . < / C o m p a n y F a x N o > - 
-             < C o m p a n y F a x N o C a p t i o n > C o m p a n y   F a x   N o .   C a p t i o n < / C o m p a n y F a x N o C a p t i o n > - 
-             < C o m p a n y E m a i l > C o m p a n y   E m a i l < / C o m p a n y E m a i l > - 
-             < C o m p a n y E m a i l C a p t i o n > C o m p a n y   E m a i l   C a p t i o n < / C o m p a n y E m a i l C a p t i o n > - 
-             < C o m p a n y H o m e P a g e > C o m p a n y   H o m e   P a g e < / C o m p a n y H o m e P a g e > - 
-             < C o m p a n y H o m e P a g e C a p t i o n > C o m p a n y   H o m e   P a g e   C a p t i o n < / C o m p a n y H o m e P a g e C a p t i o n > - 
-             < C o m p a n y L o g o > C o m p a n y   L o g o < / C o m p a n y L o g o > - 
-             < C o m p a n y V A T R e g i s t r a t i o n N o > C o m p a n y   V A T   R e g i s t r a t i o n   N o . < / C o m p a n y V A T R e g i s t r a t i o n N o > - 
-             < C o m p a n y V A T R e g i s t r a t i o n N o C a p t i o n > C o m p a n y   V A T   R e g i s t r a t i o n   N o .   C a p t i o n < / C o m p a n y V A T R e g i s t r a t i o n N o C a p t i o n > - 
-             < C o m p a n y R e g i s t r a t i o n N o > C o m p a n y   R e g i s t r a t i o n   N o . < / C o m p a n y R e g i s t r a t i o n N o > - 
-             < C o m p a n y R e g i s t r a t i o n N o C a p t i o n > C o m p a n y   R e g i s t r a t i o n   N o .   C a p t i o n < / C o m p a n y R e g i s t r a t i o n N o C a p t i o n > - 
-             < C o m p a n y B a n k N a m e > C o m p a n y   B a n k   N a m e < / C o m p a n y B a n k N a m e > - 
-             < C o m p a n y B a n k N a m e C a p t i o n > C o m p a n y   B a n k   N a m e   C a p t i o n < / C o m p a n y B a n k N a m e C a p t i o n > - 
-             < C o m p a n y B a n k A c c o u n t N o > C o m p a n y   B a n k   A c c o u n t   N o . < / C o m p a n y B a n k A c c o u n t N o > - 
-             < C o m p a n y B a n k A c c o u n t N o C a p t i o n > C o m p a n y   B a n k   A c c o u n t   N o .   C a p t i o n < / C o m p a n y B a n k A c c o u n t N o C a p t i o n > - 
-             < C o m p a n y B a n k B r a n c h N o > C o m p a n y   B a n k   B r a n c h   N o . < / C o m p a n y B a n k B r a n c h N o > - 
-             < C o m p a n y B a n k B r a n c h N o C a p t i o n > C o m p a n y   B a n k   B r a n c h   N o .   C a p t i o n < / C o m p a n y B a n k B r a n c h N o C a p t i o n > - 
-             < C o m p a n y I B A N > C o m p a n y   I B A N < / C o m p a n y I B A N > - 
-             < C o m p a n y I B A N C a p t i o n > C o m p a n y   I B A N   C a p t i o n < / C o m p a n y I B A N C a p t i o n > - 
-             < C o m p a n y B a n k S W I F T > C o m p a n y   B a n k   S W I F T < / C o m p a n y B a n k S W I F T > - 
-             < C o m p a n y B a n k S W I F T C a p t i o n > C o m p a n y   B a n k   S W I F T   C a p t i o n < / C o m p a n y B a n k S W I F T C a p t i o n > - 
-             < C o m p a n y G i r o N o > C o m p a n y   G i r o   N o . < / C o m p a n y G i r o N o > - 
-             < C o m p a n y G i r o N o C a p t i o n > C o m p a n y   G i r o   N o .   C a p t i o n < / C o m p a n y G i r o N o C a p t i o n > - 
-         < / C o m p a n y M e t a d a t a > - 
      < / B C R e p o r t I n f o r m a t i o n >   
      < P u r c h a s e _ H e a d e r > @@ -8082,7 +8166,7 @@
  
          < C o m p a n y P h o n e N o _ L b l > C o m p a n y P h o n e N o _ L b l < / C o m p a n y P h o n e N o _ L b l >   
-         < C o m p a n y P i c t u r e   / > +         < C o m p a n y P i c t u r e / >   
          < C o m p a n y R e g i s t r a t i o n N u m b e r > C o m p a n y R e g i s t r a t i o n N u m b e r < / C o m p a n y R e g i s t r a t i o n N u m b e r >   
@@ -8128,10 +8212,10 @@
  
          < I t e m Q u a n t i t y _ L b l > I t e m Q u a n t i t y _ L b l < / I t e m Q u a n t i t y _ L b l >   
+         < I t e m U n i t _ L b l > I t e m U n i t _ L b l < / I t e m U n i t _ L b l > + 
          < I t e m U n i t P r i c e _ L b l > I t e m U n i t P r i c e _ L b l < / I t e m U n i t P r i c e _ L b l >   
-         < I t e m U n i t _ L b l > I t e m U n i t _ L b l < / I t e m U n i t _ L b l > - 
          < N o _ P u r c h H e a d e r > N o _ P u r c h H e a d e r < / N o _ P u r c h H e a d e r >   
          < O r d e r D a t e _ L b l > O r d e r D a t e _ L b l < / O r d e r D a t e _ L b l > @@ -8170,12 +8254,12 @@
  
          < P r i c e s I n c l u d i n g V A T _ L b l > P r i c e s I n c l u d i n g V A T _ L b l < / P r i c e s I n c l u d i n g V A T _ L b l >   
+         < P r i c e s I n c l V A T _ P u r c h H e a d e r > P r i c e s I n c l V A T _ P u r c h H e a d e r < / P r i c e s I n c l V A T _ P u r c h H e a d e r > + 
+         < P r i c e s I n c l V A T _ P u r c h H e a d e r _ L b l > P r i c e s I n c l V A T _ P u r c h H e a d e r _ L b l < / P r i c e s I n c l V A T _ P u r c h H e a d e r _ L b l > + 
          < P r i c e s I n c l V A T t x t > P r i c e s I n c l V A T t x t < / P r i c e s I n c l V A T t x t >   
-         < P r i c e s I n c l V A T _ P u r c h H e a d e r > P r i c e s I n c l V A T _ P u r c h H e a d e r < / P r i c e s I n c l V A T _ P u r c h H e a d e r > - 
-         < P r i c e s I n c l V A T _ P u r c h H e a d e r _ L b l > P r i c e s I n c l V A T _ P u r c h H e a d e r _ L b l < / P r i c e s I n c l V A T _ P u r c h H e a d e r _ L b l > - 
          < P u r c h a s e r T e x t > P u r c h a s e r T e x t < / P u r c h a s e r T e x t >   
          < P u r c h L i n e I n v D i s c A m t _ L b l > P u r c h L i n e I n v D i s c A m t _ L b l < / P u r c h L i n e I n v D i s c A m t _ L b l > @@ -8234,10 +8318,10 @@
  
          < V A T A m t L i n e L i n e A m t _ L b l > V A T A m t L i n e L i n e A m t _ L b l < / V A T A m t L i n e L i n e A m t _ L b l >   
+         < V A T A m t L i n e V A T _ L b l > V A T A m t L i n e V A T _ L b l < / V A T A m t L i n e V A T _ L b l > + 
          < V A T A m t L i n e V A T A m t _ L b l > V A T A m t L i n e V A T A m t _ L b l < / V A T A m t L i n e V A T A m t _ L b l >   
-         < V A T A m t L i n e V A T _ L b l > V A T A m t L i n e V A T _ L b l < / V A T A m t L i n e V A T _ L b l > - 
          < V A T A m t S p e c _ L b l > V A T A m t S p e c _ L b l < / V A T A m t S p e c _ L b l >   
          < V A T B a s e D i s c _ P u r c h H e a d e r > V A T B a s e D i s c _ P u r c h H e a d e r < / V A T B a s e D i s c _ P u r c h H e a d e r > @@ -8280,10 +8364,10 @@
  
          < P u r c h a s e _ L i n e >   
+             < A l l o w I n v D i s c _ P u r c h L i n e > A l l o w I n v D i s c _ P u r c h L i n e < / A l l o w I n v D i s c _ P u r c h L i n e > + 
              < A l l o w I n v D i s c t x t > A l l o w I n v D i s c t x t < / A l l o w I n v D i s c t x t >   
-             < A l l o w I n v D i s c _ P u r c h L i n e > A l l o w I n v D i s c _ P u r c h L i n e < / A l l o w I n v D i s c _ P u r c h L i n e > - 
              < A m o u n t I n c l u d i n g V A T > A m o u n t I n c l u d i n g V A T < / A m o u n t I n c l u d i n g V A T >   
              < D e s c _ P u r c h L i n e > D e s c _ P u r c h L i n e < / D e s c _ P u r c h L i n e > @@ -8332,9 +8416,9 @@
  
              < P r o m i s e d R e c e i p t D a t e L b l > P r o m i s e d R e c e i p t D a t e L b l < / P r o m i s e d R e c e i p t D a t e L b l >   
+             < P u r c h L i n e _ V A T P c t > P u r c h L i n e _ V A T P c t < / P u r c h L i n e _ V A T P c t > + 
              < P u r c h L i n e L i n e D i s c _ L b l > P u r c h L i n e L i n e D i s c _ L b l < / P u r c h L i n e L i n e D i s c _ L b l > - 
-             < P u r c h L i n e _ V A T P c t > P u r c h L i n e _ V A T P c t < / P u r c h L i n e _ V A T P c t >   
              < Q t y _ P u r c h L i n e > Q t y _ P u r c h L i n e < / Q t y _ P u r c h L i n e >   
@@ -8485,9 +8569,7 @@
  < / N a v W o r d R e p o r t X m l P a r t > 
 </file>
 
-<file path=customXml/item2.xml>��< ? x m l   v e r s i o n = " 1 . 0 "   e n c o d i n g = " u t f - 1 6 " ? > - 
- < N a v W o r d R e p o r t X m l P a r t   x m l n s = " u r n : m i c r o s o f t - d y n a m i c s - b u s i n e s s c e n t r a l / i n t e r n a l / e x t e n d e d / r e p o r t s / S t a n d a r d _ P u r c h a s e _ O r d e r / 1 3 2 2 / " > +<file path=customXml/item2.xml>��< ? x m l   v e r s i o n = " 1 . 0 "   e n c o d i n g = " u t f - 1 6 " ? > < N a v W o r d R e p o r t X m l P a r t   x m l n s = " u r n : m i c r o s o f t - d y n a m i c s - b u s i n e s s c e n t r a l / i n t e r n a l / e x t e n d e d / r e p o r t s / S t a n d a r d _ P u r c h a s e _ O r d e r / 1 3 2 2 / " >   
      < B C R e p o r t I n f o r m a t i o n >   
@@ -8551,403 +8633,17 @@
  
          < / R e p o r t R e q u e s t >   
-         < C o m p a n y M e t a d a t a > - 
-             < C o m p a n y N a m e > C o m p a n y   N a m e < / C o m p a n y N a m e > - 
-             < C o m p a n y D i s p l a y N a m e > C o m p a n y   D i s p l a y   N a m e < / C o m p a n y D i s p l a y N a m e > - 
-             < C o m p a n y A d d r e s s L i n e s > - 
-                 < C o m p a n y A d d r e s s L i n e > C o m p a n y   A d d r e s s   L i n e   1 < / C o m p a n y A d d r e s s L i n e > - 
-                 < C o m p a n y A d d r e s s L i n e > C o m p a n y   A d d r e s s   L i n e   2 < / C o m p a n y A d d r e s s L i n e > - 
-                 < C o m p a n y A d d r e s s L i n e > C o m p a n y   A d d r e s s   L i n e   3 < / C o m p a n y A d d r e s s L i n e > - 
-                 < C o m p a n y A d d r e s s L i n e > C o m p a n y   A d d r e s s   L i n e   4 < / C o m p a n y A d d r e s s L i n e > - 
-                 < C o m p a n y A d d r e s s L i n e > C o m p a n y   A d d r e s s   L i n e   5 < / C o m p a n y A d d r e s s L i n e > - 
-                 < C o m p a n y A d d r e s s L i n e > C o m p a n y   A d d r e s s   L i n e   6 < / C o m p a n y A d d r e s s L i n e > - 
-                 < C o m p a n y A d d r e s s L i n e > C o m p a n y   A d d r e s s   L i n e   7 < / C o m p a n y A d d r e s s L i n e > - 
-                 < C o m p a n y A d d r e s s L i n e > C o m p a n y   A d d r e s s   L i n e   8 < / C o m p a n y A d d r e s s L i n e > - 
-             < / C o m p a n y A d d r e s s L i n e s > - 
-             < C o m p a n y P h o n e > C o m p a n y   P h o n e < / C o m p a n y P h o n e > - 
-             < C o m p a n y P h o n e C a p t i o n > C o m p a n y   P h o n e   C a p t i o n < / C o m p a n y P h o n e C a p t i o n > - 
-             < C o m p a n y F a x N o > C o m p a n y   F a x   N o . < / C o m p a n y F a x N o > - 
-             < C o m p a n y F a x N o C a p t i o n > C o m p a n y   F a x   N o .   C a p t i o n < / C o m p a n y F a x N o C a p t i o n > - 
-             < C o m p a n y E m a i l > C o m p a n y   E m a i l < / C o m p a n y E m a i l > - 
-             < C o m p a n y E m a i l C a p t i o n > C o m p a n y   E m a i l   C a p t i o n < / C o m p a n y E m a i l C a p t i o n > - 
-             < C o m p a n y H o m e P a g e > C o m p a n y   H o m e   P a g e < / C o m p a n y H o m e P a g e > - 
-             < C o m p a n y H o m e P a g e C a p t i o n > C o m p a n y   H o m e   P a g e   C a p t i o n < / C o m p a n y H o m e P a g e C a p t i o n > - 
-             < C o m p a n y L o g o > C o m p a n y   L o g o < / C o m p a n y L o g o > - 
-             < C o m p a n y V A T R e g i s t r a t i o n N o > C o m p a n y   V A T   R e g i s t r a t i o n   N o . < / C o m p a n y V A T R e g i s t r a t i o n N o > - 
-             < C o m p a n y V A T R e g i s t r a t i o n N o C a p t i o n > C o m p a n y   V A T   R e g i s t r a t i o n   N o .   C a p t i o n < / C o m p a n y V A T R e g i s t r a t i o n N o C a p t i o n > - 
-             < C o m p a n y R e g i s t r a t i o n N o > C o m p a n y   R e g i s t r a t i o n   N o . < / C o m p a n y R e g i s t r a t i o n N o > - 
-             < C o m p a n y R e g i s t r a t i o n N o C a p t i o n > C o m p a n y   R e g i s t r a t i o n   N o .   C a p t i o n < / C o m p a n y R e g i s t r a t i o n N o C a p t i o n > - 
-             < C o m p a n y B a n k N a m e > C o m p a n y   B a n k   N a m e < / C o m p a n y B a n k N a m e > - 
-             < C o m p a n y B a n k N a m e C a p t i o n > C o m p a n y   B a n k   N a m e   C a p t i o n < / C o m p a n y B a n k N a m e C a p t i o n > - 
-             < C o m p a n y B a n k A c c o u n t N o > C o m p a n y   B a n k   A c c o u n t   N o . < / C o m p a n y B a n k A c c o u n t N o > - 
-             < C o m p a n y B a n k A c c o u n t N o C a p t i o n > C o m p a n y   B a n k   A c c o u n t   N o .   C a p t i o n < / C o m p a n y B a n k A c c o u n t N o C a p t i o n > - 
-             < C o m p a n y B a n k B r a n c h N o > C o m p a n y   B a n k   B r a n c h   N o . < / C o m p a n y B a n k B r a n c h N o > - 
-             < C o m p a n y B a n k B r a n c h N o C a p t i o n > C o m p a n y   B a n k   B r a n c h   N o .   C a p t i o n < / C o m p a n y B a n k B r a n c h N o C a p t i o n > - 
-             < C o m p a n y I B A N > C o m p a n y   I B A N < / C o m p a n y I B A N > - 
-             < C o m p a n y I B A N C a p t i o n > C o m p a n y   I B A N   C a p t i o n < / C o m p a n y I B A N C a p t i o n > - 
-             < C o m p a n y B a n k S W I F T > C o m p a n y   B a n k   S W I F T < / C o m p a n y B a n k S W I F T > - 
-             < C o m p a n y B a n k S W I F T C a p t i o n > C o m p a n y   B a n k   S W I F T   C a p t i o n < / C o m p a n y B a n k S W I F T C a p t i o n > - 
-             < C o m p a n y G i r o N o > C o m p a n y   G i r o   N o . < / C o m p a n y G i r o N o > - 
-             < C o m p a n y G i r o N o C a p t i o n > C o m p a n y   G i r o   N o .   C a p t i o n < / C o m p a n y G i r o N o C a p t i o n > - 
-         < / C o m p a n y M e t a d a t a > - 
      < / B C R e p o r t I n f o r m a t i o n >   
-     < T o o l t i p s > - 
-         < T o o l t i p   c o l u m n = " C o m p a n y H o m e P a g e "   E l e m e n t I d = " 1 9 8 9 1 8 8 7 0 " > - 
-             < T o o l t i p T e x t   l a n g = " e n - U S " > S p e c i f i e s   y o u r   c o m p a n y ' s   w e b   s i t e . < / T o o l t i p T e x t > - 
-         < / T o o l t i p > - 
-         < T o o l t i p   c o l u m n = " C o m p a n y E M a i l "   E l e m e n t I d = " 1 6 7 7 0 7 4 0 5 8 " > - 
-             < T o o l t i p T e x t   l a n g = " e n - U S " > S p e c i f i e s   t h e   c o m p a n y ' s   e m a i l   a d d r e s s . < / T o o l t i p T e x t > - 
-         < / T o o l t i p > - 
-         < T o o l t i p   c o l u m n = " C o m p a n y P i c t u r e "   E l e m e n t I d = " 1 3 9 7 4 1 1 0 7 4 " > - 
-             < T o o l t i p T e x t   l a n g = " e n - U S " > S p e c i f i e s   t h e   p i c t u r e   t h a t   h a s   b e e n   s e t   u p   f o r   t h e   c o m p a n y ,   s u c h   a s   a   c o m p a n y   l o g o . < / T o o l t i p T e x t > - 
-         < / T o o l t i p > - 
-         < T o o l t i p   c o l u m n = " C o m p a n y P h o n e N o "   E l e m e n t I d = " 2 5 0 4 4 0 6 5 5 " > - 
-             < T o o l t i p T e x t   l a n g = " e n - U S " > S p e c i f i e s   t h e   c o m p a n y ' s   t e l e p h o n e   n u m b e r . < / T o o l t i p T e x t > - 
-         < / T o o l t i p > - 
-         < T o o l t i p   c o l u m n = " C o m p a n y G i r o N o "   E l e m e n t I d = " 1 3 6 0 1 9 6 3 2 0 " > - 
-             < T o o l t i p T e x t   l a n g = " e n - U S " > S p e c i f i e s   t h e   c o m p a n y ' s   g i r o   n u m b e r . < / T o o l t i p T e x t > - 
-         < / T o o l t i p > - 
-         < T o o l t i p   c o l u m n = " C o m p a n y B a n k N a m e "   E l e m e n t I d = " 1 5 3 4 9 0 5 6 0 5 " > - 
-             < T o o l t i p T e x t   l a n g = " e n - U S " > S p e c i f i e s   t h e   n a m e   o f   t h e   b a n k   t h e   c o m p a n y   u s e s . < / T o o l t i p T e x t > - 
-         < / T o o l t i p > - 
-         < T o o l t i p   c o l u m n = " C o m p a n y B a n k B r a n c h N o "   E l e m e n t I d = " 7 9 3 1 3 3 0 5 7 " > - 
-             < T o o l t i p T e x t   l a n g = " e n - U S " > S p e c i f i e s   t h e   b a n k ' s   b r a n c h   n u m b e r . < / T o o l t i p T e x t > - 
-         < / T o o l t i p > - 
-         < T o o l t i p   c o l u m n = " C o m p a n y B a n k A c c o u n t N o "   E l e m e n t I d = " 3 0 1 4 0 2 0 4 " > - 
-             < T o o l t i p T e x t   l a n g = " e n - U S " > S p e c i f i e s   t h e   c o m p a n y ' s   b a n k   a c c o u n t   n u m b e r . < / T o o l t i p T e x t > - 
-         < / T o o l t i p > - 
-         < T o o l t i p   c o l u m n = " C o m p a n y I B A N "   E l e m e n t I d = " 9 0 6 5 4 9 1 8 2 " > - 
-             < T o o l t i p T e x t   l a n g = " e n - U S " > S p e c i f i e s   t h e   i n t e r n a t i o n a l   b a n k   a c c o u n t   n u m b e r   o f   y o u r   p r i m a r y   b a n k   a c c o u n t . < / T o o l t i p T e x t > - 
-         < / T o o l t i p > - 
-         < T o o l t i p   c o l u m n = " C o m p a n y S W I F T "   E l e m e n t I d = " 6 6 8 2 5 0 2 4 5 " > - 
-             < T o o l t i p T e x t   l a n g = " e n - U S " > S p e c i f i e s   t h e   S W I F T   c o d e   ( i n t e r n a t i o n a l   b a n k   i d e n t i f i e r   c o d e )   o f   y o u r   p r i m a r y   b a n k . < / T o o l t i p T e x t > - 
-         < / T o o l t i p > - 
-         < T o o l t i p   c o l u m n = " N o _ P u r c h H e a d e r "   E l e m e n t I d = " 5 2 0 3 3 9 3 5 2 " > - 
-             < T o o l t i p T e x t   l a n g = " e n - U S " > S p e c i f i e s   a   u n i q u e   n u m b e r   t h a t   i d e n t i f i e s   t h e   p u r c h a s e   o r d e r .   T h e   n u m b e r   c a n   b e   g e n e r a t e d   a u t o m a t i c a l l y   f r o m   a   n u m b e r   s e r i e s ,   o r   y o u   c a n   n u m b e r   e a c h   o f   t h e m   m a n u a l l y . < / T o o l t i p T e x t > - 
-         < / T o o l t i p > - 
-         < T o o l t i p   c o l u m n = " S a l e s P u r c h P e r s o n N a m e "   E l e m e n t I d = " 1 3 7 3 7 6 8 5 5 7 " > - 
-             < T o o l t i p T e x t   l a n g = " e n - U S " > S p e c i f i e s   t h e   n a m e   o f   t h e   s a l e s p e r s o n   o r   p u r c h a s e r . < / T o o l t i p T e x t > - 
-         < / T o o l t i p > - 
-         < T o o l t i p   c o l u m n = " Y o u r R e f _ P u r c h H e a d e r "   E l e m e n t I d = " 1 9 8 5 3 6 8 6 3 1 " > - 
-             < T o o l t i p T e x t   l a n g = " e n - U S " > S p e c i f i e s   t h e   v e n d o r ' s   r e f e r e n c e . < / T o o l t i p T e x t > - 
-         < / T o o l t i p > - 
-         < T o o l t i p   c o l u m n = " B u y F r m V e n d N o _ P u r c h H e a d e r "   E l e m e n t I d = " 1 1 4 1 1 5 6 0 2 " > - 
-             < T o o l t i p T e x t   l a n g = " e n - U S " > S p e c i f i e s   t h e   v e n d o r   w h o   w i l l   d e l i v e r   t h e   g o o d s   o r   s e r v i c e s .   E a c h   v e n d o r   h a s   a   u n i q u e   n u m b e r   t o   h e l p   y o u   t r a c k   r e l a t e d   d o c u m e n t s .   T h e   n u m b e r   c a n   c o m e   f r o m   a   n u m b e r   s e r i e s   o r   b e   a d d e d   m a n u a l l y . < / T o o l t i p T e x t > - 
-         < / T o o l t i p > - 
-         < T o o l t i p   c o l u m n = " B u y F r o m C o n t a c t P h o n e N o "   E l e m e n t I d = " 1 6 2 4 1 1 6 4 9 6 " > - 
-             < T o o l t i p T e x t   l a n g = " e n - U S " > S p e c i f i e s   t h e   c o n t a c t ' s   p h o n e   n u m b e r . < / T o o l t i p T e x t > - 
-         < / T o o l t i p > - 
-         < T o o l t i p   c o l u m n = " B u y F r o m C o n t a c t M o b i l e P h o n e N o "   E l e m e n t I d = " 6 8 2 3 8 6 3 9 2 " > - 
-             < T o o l t i p T e x t   l a n g = " e n - U S " > S p e c i f i e s   t h e   c o n t a c t ' s   m o b i l e   t e l e p h o n e   n u m b e r . < / T o o l t i p T e x t > - 
-         < / T o o l t i p > - 
-         < T o o l t i p   c o l u m n = " B u y F r o m C o n t a c t E m a i l "   E l e m e n t I d = " 1 4 6 0 8 4 1 4 4 9 " > - 
-             < T o o l t i p T e x t   l a n g = " e n - U S " > S p e c i f i e s   t h e   e m a i l   a d d r e s s   o f   t h e   c o n t a c t . < / T o o l t i p T e x t > - 
-         < / T o o l t i p > - 
-         < T o o l t i p   c o l u m n = " P a y T o C o n t a c t P h o n e N o "   E l e m e n t I d = " 1 9 2 3 7 9 6 7 0 9 " > - 
-             < T o o l t i p T e x t   l a n g = " e n - U S " > S p e c i f i e s   t h e   c o n t a c t ' s   p h o n e   n u m b e r . < / T o o l t i p T e x t > - 
-         < / T o o l t i p > - 
-         < T o o l t i p   c o l u m n = " P a y T o C o n t a c t M o b i l e P h o n e N o "   E l e m e n t I d = " 1 9 0 1 4 6 6 0 5 " > - 
-             < T o o l t i p T e x t   l a n g = " e n - U S " > S p e c i f i e s   t h e   c o n t a c t ' s   m o b i l e   t e l e p h o n e   n u m b e r . < / T o o l t i p T e x t > - 
-         < / T o o l t i p > - 
-         < T o o l t i p   c o l u m n = " P a y T o C o n t a c t E m a i l "   E l e m e n t I d = " 1 9 8 4 8 9 3 3 1 0 " > - 
-             < T o o l t i p T e x t   l a n g = " e n - U S " > S p e c i f i e s   t h e   e m a i l   a d d r e s s   o f   t h e   c o n t a c t . < / T o o l t i p T e x t > - 
-         < / T o o l t i p > - 
-         < T o o l t i p   c o l u m n = " P r i c e s I n c l V A T _ P u r c h H e a d e r "   E l e m e n t I d = " 1 8 0 5 5 0 7 9 8 0 " > - 
-             < T o o l t i p T e x t   l a n g = " e n - U S " > S p e c i f i e s   i f   t h e   U n i t   P r i c e   a n d   L i n e   A m o u n t   f i e l d s   o n   d o c u m e n t   l i n e s   s h o u l d   b e   s h o w n   w i t h   o r   w i t h o u t   V A T . < / T o o l t i p T e x t > - 
-         < / T o o l t i p > - 
-         < T o o l t i p   c o l u m n = " P a y m e n t T e r m s D e s c "   E l e m e n t I d = " 1 9 8 3 0 0 2 7 7 9 " > - 
-             < T o o l t i p T e x t   l a n g = " e n - U S " > S p e c i f i e s   a n   e x p l a n a t i o n   o f   t h e   p a y m e n t   t e r m s . < / T o o l t i p T e x t > - 
-         < / T o o l t i p > - 
-         < T o o l t i p   c o l u m n = " S h i p m e n t M e t h o d D e s c "   E l e m e n t I d = " 6 8 6 3 4 3 1 7 9 " > - 
-             < T o o l t i p T e x t   l a n g = " e n - U S " > S p e c i f i e s   a   d e s c r i p t i o n   o f   t h e   s h i p m e n t   m e t h o d . < / T o o l t i p T e x t > - 
-         < / T o o l t i p > - 
-         < T o o l t i p   c o l u m n = " P r e p m t P a y m e n t T e r m s D e s c "   E l e m e n t I d = " 4 2 9 7 6 4 9 1 " > - 
-             < T o o l t i p T e x t   l a n g = " e n - U S " > S p e c i f i e s   a n   e x p l a n a t i o n   o f   t h e   p a y m e n t   t e r m s . < / T o o l t i p T e x t > - 
-         < / T o o l t i p > - 
-         < T o o l t i p   c o l u m n = " P a y T o V e n d N o _ P u r c h H e a d e r "   E l e m e n t I d = " 6 3 5 5 6 4 4 9 8 " > - 
-             < T o o l t i p T e x t   l a n g = " e n - U S " > S p e c i f i e s   t h e   n u m b e r   o f   t h e   v e n d o r   t h a t   y o u   r e c e i v e d   t h e   i n v o i c e   f r o m . < / T o o l t i p T e x t > - 
-         < / T o o l t i p > - 
-         < T o o l t i p   c o l u m n = " S e l l T o C u s t N o _ P u r c h H e a d e r "   E l e m e n t I d = " 9 6 4 8 7 3 2 0 4 " > - 
-             < T o o l t i p T e x t   l a n g = " e n - U S " > S p e c i f i e s   t h e   n u m b e r   o f   t h e   c u s t o m e r   t h a t   t h e   i t e m s   a r e   s h i p p e d   t o   d i r e c t l y   f r o m   y o u r   v e n d o r ,   a s   a   d r o p   s h i p m e n t . < / T o o l t i p T e x t > - 
-         < / T o o l t i p > - 
-         < T o o l t i p   c o l u m n = " S h i p T o P h o n e N o "   E l e m e n t I d = " 3 6 9 7 0 2 2 5 5 " > - 
-             < T o o l t i p T e x t   l a n g = " e n - U S " > S p e c i f i e s   t h e   t e l e p h o n e   n u m b e r   o f   t h e   c o m p a n y ' s   s h i p p i n g   a d d r e s s . < / T o o l t i p T e x t > - 
-         < / T o o l t i p > - 
-         < T o o l t i p   c o l u m n = " V e n d o r I n v o i c e N o "   E l e m e n t I d = " 8 8 7 3 7 6 2 2 5 " > - 
-             < T o o l t i p T e x t   l a n g = " e n - U S " > S p e c i f i e s   t h e   d o c u m e n t   n u m b e r   o f   t h e   o r i g i n a l   d o c u m e n t   y o u   r e c e i v e d   f r o m   t h e   v e n d o r .   Y o u   c a n   r e q u i r e   t h e   d o c u m e n t   n u m b e r   f o r   p o s t i n g ,   o r   l e t   i t   b e   o p t i o n a l .   B y   d e f a u l t ,   i t ' s   r e q u i r e d ,   s o   t h a t   t h i s   d o c u m e n t   r e f e r e n c e s   t h e   o r i g i n a l .   M a k i n g   d o c u m e n t   n u m b e r s   o p t i o n a l   r e m o v e s   a   s t e p   f r o m   t h e   p o s t i n g   p r o c e s s .   F o r   e x a m p l e ,   i f   y o u   a t t a c h   t h e   o r i g i n a l   i n v o i c e   a s   a   P D F ,   y o u   m i g h t   n o t   n e e d   t o   e n t e r   t h e   d o c u m e n t   n u m b e r .   T o   s p e c i f y   w h e t h e r   d o c u m e n t   n u m b e r s   a r e   r e q u i r e d ,   i n   t h e   P u r c h a s e s   & a m p ;   P a y a b l e s   S e t u p   w i n d o w ,   s e l e c t   o r   c l e a r   t h e   E x t .   D o c .   N o .   M a n d a t o r y   f i e l d . < / T o o l t i p T e x t > - 
-         < / T o o l t i p > - 
-         < T o o l t i p   c o l u m n = " V e n d o r O r d e r N o "   E l e m e n t I d = " 1 6 4 1 9 6 8 4 4 6 " > - 
-             < T o o l t i p T e x t   l a n g = " e n - U S " > S p e c i f i e s   t h e   v e n d o r ' s   o r d e r   n u m b e r . < / T o o l t i p T e x t > - 
-         < / T o o l t i p > - 
-         < T o o l t i p   c o l u m n = " L i n e N o _ P u r c h L i n e "   E l e m e n t I d = " 1 7 4 8 8 4 8 6 5 " > - 
-             < T o o l t i p T e x t   l a n g = " e n - U S " > S p e c i f i e s   t h e   l i n e ' s   n u m b e r . < / T o o l t i p T e x t > - 
-         < / T o o l t i p > - 
-         < T o o l t i p   c o l u m n = " I t e m N o _ P u r c h L i n e "   E l e m e n t I d = " 1 0 5 7 2 2 4 1 4 0 " > - 
-             < T o o l t i p T e x t   l a n g = " e n - U S " > S p e c i f i e s   t h e   n u m b e r   o f   t h e   i n v o l v e d   e n t r y   o r   r e c o r d ,   a c c o r d i n g   t o   t h e   s p e c i f i e d   n u m b e r   s e r i e s . < / T o o l t i p T e x t > - 
-         < / T o o l t i p > - 
-         < T o o l t i p   c o l u m n = " I t e m R e f e r e n c e N o _ P u r c h L i n e "   E l e m e n t I d = " 1 1 5 8 3 9 2 0 3 1 " > - 
-             < T o o l t i p T e x t   l a n g = " e n - U S " > S p e c i f i e s   t h e   r e f e r e n c e d   i t e m   n u m b e r . < / T o o l t i p T e x t > - 
-         < / T o o l t i p > - 
-         < T o o l t i p   c o l u m n = " D e s c _ P u r c h L i n e "   E l e m e n t I d = " 1 1 6 1 7 0 2 0 8 9 " > - 
-             < T o o l t i p T e x t   l a n g = " e n - U S " > S p e c i f i e s   a   d e s c r i p t i o n   o f   t h e   e n t r y   o f   t h e   p r o d u c t   t o   b e   p u r c h a s e d .   T o   a d d   a   n o n - t r a n s a c t i o n a l   t e x t   l i n e ,   f i l l   i n   t h e   D e s c r i p t i o n   f i e l d   o n l y . < / T o o l t i p T e x t > - 
-         < / T o o l t i p > - 
-         < T o o l t i p   c o l u m n = " U O M _ P u r c h L i n e "   E l e m e n t I d = " 4 4 1 1 3 9 0 4 9 " > - 
-             < T o o l t i p T e x t   l a n g = " e n - U S " > S p e c i f i e s   t h e   u n i t   o f   m e a s u r e . < / T o o l t i p T e x t > - 
-         < / T o o l t i p > - 
-         < T o o l t i p   c o l u m n = " L i n e D i s c _ P u r c h L i n e "   E l e m e n t I d = " 2 1 3 3 2 3 3 9 7 3 " > - 
-             < T o o l t i p T e x t   l a n g = " e n - U S " > S p e c i f i e s   t h e   d i s c o u n t   p e r c e n t a g e   t h a t   i s   g r a n t e d   f o r   t h e   i t e m   o n   t h e   l i n e . < / T o o l t i p T e x t > - 
-         < / T o o l t i p > - 
-         < T o o l t i p   c o l u m n = " A l l o w I n v D i s c _ P u r c h L i n e "   E l e m e n t I d = " 9 8 2 2 2 1 3 6 3 " > - 
-             < T o o l t i p T e x t   l a n g = " e n - U S " > S p e c i f i e s   i f   t h e   i n v o i c e   l i n e   i s   i n c l u d e d   w h e n   t h e   i n v o i c e   d i s c o u n t   i s   c a l c u l a t e d . < / T o o l t i p T e x t > - 
-         < / T o o l t i p > - 
-         < T o o l t i p   c o l u m n = " U n i t P r i c e _ P u r c h L i n e "   E l e m e n t I d = " 2 0 6 3 2 5 9 8 1 9 " > - 
-             < T o o l t i p T e x t   l a n g = " e n - U S " > S p e c i f i e s   t h e   p r i c e ,   i n   L C Y ,   o f   o n e   u n i t   o f   t h e   i t e m   o r   r e s o u r c e .   Y o u   c a n   e n t e r   a   p r i c e   m a n u a l l y   o r   h a v e   i t   e n t e r e d   a c c o r d i n g   t o   t h e   P r i c e / P r o f i t   C a l c u l a t i o n   f i e l d   o n   t h e   r e l a t e d   c a r d . < / T o o l t i p T e x t > - 
-         < / T o o l t i p > - 
-         < T o o l t i p   c o l u m n = " J o b N o _ P u r c h L i n e "   E l e m e n t I d = " 2 7 7 7 0 3 3 2 6 " > - 
-             < T o o l t i p T e x t   l a n g = " e n - U S " > S p e c i f i e s   t h e   n u m b e r   o f   t h e   r e l a t e d   p r o j e c t .   I f   y o u   f i l l   i n   t h i s   f i e l d   a n d   t h e   P r o j e c t   T a s k   N o .   f i e l d ,   t h e n   a   p r o j e c t   l e d g e r   e n t r y   w i l l   b e   p o s t e d   t o g e t h e r   w i t h   t h e   p u r c h a s e   l i n e . < / T o o l t i p T e x t > - 
-         < / T o o l t i p > - 
-         < T o o l t i p   c o l u m n = " J o b T a s k N o _ P u r c h L i n e "   E l e m e n t I d = " 7 2 6 6 6 9 0 1 1 " > - 
-             < T o o l t i p T e x t   l a n g = " e n - U S " > S p e c i f i e s   t h e   n u m b e r   o f   t h e   r e l a t e d   p r o j e c t   t a s k . < / T o o l t i p T e x t > - 
-         < / T o o l t i p > - 
-         < T o o l t i p   c o l u m n = " V A T A m t L i n e V A T B a s e "   E l e m e n t I d = " 1 4 1 9 8 1 6 2 1 8 " > - 
-             < T o o l t i p T e x t   l a n g = " e n - U S " > S p e c i f i e s   t h e   t o t a l   n e t   a m o u n t   ( a m o u n t   e x c l u d i n g   V A T )   f o r   s a l e s   o r   p u r c h a s e   l i n e s   w i t h   a   s p e c i f i c   V A T   I d e n t i f i e r . < / T o o l t i p T e x t > - 
-         < / T o o l t i p > - 
-         < T o o l t i p   c o l u m n = " V A T A m t L i n e V A T A m t "   E l e m e n t I d = " 8 4 9 9 7 4 3 4 1 " > - 
-             < T o o l t i p T e x t   l a n g = " e n - U S " > S p e c i f i e s   t h e   a m o u n t   o f   V A T   t h a t   i s   i n c l u d e d   i n   t h e   t o t a l   a m o u n t . < / T o o l t i p T e x t > - 
-         < / T o o l t i p > - 
-         < T o o l t i p   c o l u m n = " V A T A m t L i n e L i n e A m t "   E l e m e n t I d = " 1 8 8 2 1 0 3 2 6 2 " > - 
-             < T o o l t i p T e x t   l a n g = " e n - U S " > S p e c i f i e s   t h e   t o t a l   a m o u n t   f o r   s a l e s   o r   p u r c h a s e   l i n e s   w i t h   a   s p e c i f i c   V A T   i d e n t i f i e r . < / T o o l t i p T e x t > - 
-         < / T o o l t i p > - 
-         < T o o l t i p   c o l u m n = " V A T A m t L i n e I n v D i s c B a s e A m t "   E l e m e n t I d = " 1 6 9 1 0 0 3 4 1 5 " > - 
-             < T o o l t i p T e x t   l a n g = " e n - U S " > S p e c i f i e s   t h e   i n v o i c e   d i s c o u n t   b a s e   a m o u n t . < / T o o l t i p T e x t > - 
-         < / T o o l t i p > - 
-         < T o o l t i p   c o l u m n = " V A T A m t L i n e I n v D i s c A m t "   E l e m e n t I d = " 1 0 0 7 8 2 8 6 0 " > - 
-             < T o o l t i p T e x t   l a n g = " e n - U S " > S p e c i f i e s   t h e   i n v o i c e   d i s c o u n t   a m o u n t   f o r   a   s p e c i f i c   V A T   i d e n t i f i e r . < / T o o l t i p T e x t > - 
-         < / T o o l t i p > - 
-         < T o o l t i p   c o l u m n = " V A T A m t L i n e V A T "   E l e m e n t I d = " 2 9 9 0 4 8 9 2 5 " > - 
-             < T o o l t i p T e x t   l a n g = " e n - U S " > S p e c i f i e s   t h e   V A T   %   t h a t   w a s   u s e d   o n   t h e   s a l e s   o r   p u r c h a s e   l i n e s   w i t h   t h i s   V A T   I d e n t i f i e r . < / T o o l t i p T e x t > - 
-         < / T o o l t i p > - 
-         < T o o l t i p   c o l u m n = " V A T A m t L i n e V A T I d e n t i f i e r "   E l e m e n t I d = " 4 6 1 3 9 9 7 9 2 " > - 
-             < T o o l t i p T e x t   l a n g = " e n - U S " > S p e c i f i e s   t h e   V A T   I d e n t i f i e r   v a l u e . < / T o o l t i p T e x t > - 
-         < / T o o l t i p > - 
-         < T o o l t i p   c o l u m n = " P r e p m t V A T A m t L i n e V A T A m t "   E l e m e n t I d = " 1 8 7 1 3 0 1 8 2 9 " > - 
-             < T o o l t i p T e x t   l a n g = " e n - U S " > S p e c i f i e s   t h e   a m o u n t   o f   V A T   t h a t   i s   i n c l u d e d   i n   t h e   t o t a l   a m o u n t . < / T o o l t i p T e x t > - 
-         < / T o o l t i p > - 
-         < T o o l t i p   c o l u m n = " P r e p m t V A T A m t L i n e V A T B a s e "   E l e m e n t I d = " 1 2 2 6 9 0 4 6 9 6 " > - 
-             < T o o l t i p T e x t   l a n g = " e n - U S " > S p e c i f i e s   t h e   t o t a l   n e t   a m o u n t   ( a m o u n t   e x c l u d i n g   V A T )   f o r   s a l e s   o r   p u r c h a s e   l i n e s   w i t h   a   s p e c i f i c   V A T   I d e n t i f i e r . < / T o o l t i p T e x t > - 
-         < / T o o l t i p > - 
-         < T o o l t i p   c o l u m n = " P r e p m t V A T A m t L i n e L i n e A m t "   E l e m e n t I d = " 4 0 2 6 8 5 8 2 4 " > - 
-             < T o o l t i p T e x t   l a n g = " e n - U S " > S p e c i f i e s   t h e   t o t a l   a m o u n t   f o r   s a l e s   o r   p u r c h a s e   l i n e s   w i t h   a   s p e c i f i c   V A T   i d e n t i f i e r . < / T o o l t i p T e x t > - 
-         < / T o o l t i p > - 
-         < T o o l t i p   c o l u m n = " P r e p m t V A T A m t L i n e V A T "   E l e m e n t I d = " 1 9 1 5 4 9 4 8 5 " > - 
-             < T o o l t i p T e x t   l a n g = " e n - U S " > S p e c i f i e s   t h e   V A T   %   t h a t   w a s   u s e d   o n   t h e   s a l e s   o r   p u r c h a s e   l i n e s   w i t h   t h i s   V A T   I d e n t i f i e r . < / T o o l t i p T e x t > - 
-         < / T o o l t i p > - 
-         < T o o l t i p   c o l u m n = " P r e p m t V A T A m t L i n e V A T I d "   E l e m e n t I d = " 9 8 2 2 2 4 8 0 0 " > - 
-             < T o o l t i p T e x t   l a n g = " e n - U S " > S p e c i f i e s   t h e   V A T   I d e n t i f i e r   v a l u e . < / T o o l t i p T e x t > - 
-         < / T o o l t i p > - 
-     < / T o o l t i p s > - 
-     < P u r c h a s e _ H e a d e r   E l e m e n t T y p e = " D a t a I t e m "   E l e m e n t I d = " 3 0 1 5 4 4 2 5 8 " > - 
-         < A l l o w I n v o i c e D i s c _ L b l   E l e m e n t T y p e = " C o l u m n "   E l e m e n t I d = " 1 4 4 9 1 1 7 7 6 3 "   D a t a T y p e = " L a b e l " > A l l o w I n v o i c e D i s c _ L b l < / A l l o w I n v o i c e D i s c _ L b l > - 
-         < A m o u n t _ L b l   E l e m e n t T y p e = " C o l u m n "   E l e m e n t I d = " 1 8 5 7 4 6 5 8 6 0 "   D a t a T y p e = " L a b e l " > A m o u n t _ L b l < / A m o u n t _ L b l > - 
-         < B u y e r _ L b l   E l e m e n t T y p e = " C o l u m n "   E l e m e n t I d = " 1 7 4 6 3 3 5 4 8 9 "   D a t a T y p e = " L a b e l " > B u y e r _ L b l < / B u y e r _ L b l > +     < T o o l t i p s / > + 
+     < P u r c h a s e _ H e a d e r   E l e m e n t T y p e = " D a t a I t e m "   E l e m e n t I d = " 7 4 4 9 0 9 8 3 " > + 
+         < A l l o w I n v o i c e D i s c _ L b l   E l e m e n t T y p e = " C o l u m n "   E l e m e n t I d = " 1 4 4 9 1 1 7 7 6 3 "   D a t a T y p e = " T e x t C o n s t " > A l l o w I n v o i c e D i s c _ L b l < / A l l o w I n v o i c e D i s c _ L b l > + 
+         < A m o u n t _ L b l   E l e m e n t T y p e = " C o l u m n "   E l e m e n t I d = " 1 8 5 7 4 6 5 8 6 0 "   D a t a T y p e = " T e x t C o n s t " > A m o u n t _ L b l < / A m o u n t _ L b l > + 
+         < B u y e r _ L b l   E l e m e n t T y p e = " C o l u m n "   E l e m e n t I d = " 1 7 4 6 3 3 5 4 8 9 "   D a t a T y p e = " T e x t C o n s t " > B u y e r _ L b l < / B u y e r _ L b l >   
          < B u y F r m V e n d N o _ P u r c h H e a d e r   E l e m e n t T y p e = " C o l u m n "   E l e m e n t I d = " 1 1 4 1 1 5 6 0 2 "   D a t a T y p e = " C o d e " > B u y F r m V e n d N o _ P u r c h H e a d e r < / B u y F r m V e n d N o _ P u r c h H e a d e r >   
@@ -8971,15 +8667,15 @@
  
          < B u y F r o m C o n t a c t E m a i l   E l e m e n t T y p e = " C o l u m n "   E l e m e n t I d = " 1 4 6 0 8 4 1 4 4 9 "   D a t a T y p e = " T e x t " > B u y F r o m C o n t a c t E m a i l < / B u y F r o m C o n t a c t E m a i l >   
-         < B u y F r o m C o n t a c t E m a i l L b l   E l e m e n t T y p e = " C o l u m n "   E l e m e n t I d = " 4 6 2 0 6 3 8 7 5 "   D a t a T y p e = " L a b e l " > B u y F r o m C o n t a c t E m a i l L b l < / B u y F r o m C o n t a c t E m a i l L b l > +         < B u y F r o m C o n t a c t E m a i l L b l   E l e m e n t T y p e = " C o l u m n "   E l e m e n t I d = " 4 6 2 0 6 3 8 7 5 "   D a t a T y p e = " T e x t C o n s t " > B u y F r o m C o n t a c t E m a i l L b l < / B u y F r o m C o n t a c t E m a i l L b l >   
          < B u y F r o m C o n t a c t M o b i l e P h o n e N o   E l e m e n t T y p e = " C o l u m n "   E l e m e n t I d = " 6 8 2 3 8 6 3 9 2 "   D a t a T y p e = " T e x t " > B u y F r o m C o n t a c t M o b i l e P h o n e N o < / B u y F r o m C o n t a c t M o b i l e P h o n e N o >   
-         < B u y F r o m C o n t a c t M o b i l e P h o n e N o L b l   E l e m e n t T y p e = " C o l u m n "   E l e m e n t I d = " 3 5 0 1 9 3 3 8 "   D a t a T y p e = " L a b e l " > B u y F r o m C o n t a c t M o b i l e P h o n e N o L b l < / B u y F r o m C o n t a c t M o b i l e P h o n e N o L b l > +         < B u y F r o m C o n t a c t M o b i l e P h o n e N o L b l   E l e m e n t T y p e = " C o l u m n "   E l e m e n t I d = " 3 5 0 1 9 3 3 8 "   D a t a T y p e = " T e x t C o n s t " > B u y F r o m C o n t a c t M o b i l e P h o n e N o L b l < / B u y F r o m C o n t a c t M o b i l e P h o n e N o L b l >   
          < B u y F r o m C o n t a c t P h o n e N o   E l e m e n t T y p e = " C o l u m n "   E l e m e n t I d = " 1 6 2 4 1 1 6 4 9 6 "   D a t a T y p e = " T e x t " > B u y F r o m C o n t a c t P h o n e N o < / B u y F r o m C o n t a c t P h o n e N o >   
-         < B u y F r o m C o n t a c t P h o n e N o L b l   E l e m e n t T y p e = " C o l u m n "   E l e m e n t I d = " 3 6 1 4 5 0 8 0 2 "   D a t a T y p e = " L a b e l " > B u y F r o m C o n t a c t P h o n e N o L b l < / B u y F r o m C o n t a c t P h o n e N o L b l > +         < B u y F r o m C o n t a c t P h o n e N o L b l   E l e m e n t T y p e = " C o l u m n "   E l e m e n t I d = " 3 6 1 4 5 0 8 0 2 "   D a t a T y p e = " T e x t C o n s t " > B u y F r o m C o n t a c t P h o n e N o L b l < / B u y F r o m C o n t a c t P h o n e N o L b l >   
          < C o m p a n y A d d r e s s 1   E l e m e n t T y p e = " C o l u m n "   E l e m e n t I d = " 1 8 8 4 1 6 4 3 2 3 "   D a t a T y p e = " T e x t " > C o m p a n y A d d r e s s 1 < / C o m p a n y A d d r e s s 1 >   
@@ -8999,7 +8695,7 @@
  
          < C o m p a n y B a n k A c c o u n t N o   E l e m e n t T y p e = " C o l u m n "   E l e m e n t I d = " 3 0 1 4 0 2 0 4 "   D a t a T y p e = " T e x t " > C o m p a n y B a n k A c c o u n t N o < / C o m p a n y B a n k A c c o u n t N o >   
-         < C o m p a n y B a n k A c c o u n t N o _ L b l   E l e m e n t T y p e = " C o l u m n "   E l e m e n t I d = " 1 0 9 7 7 4 3 3 4 5 "   D a t a T y p e = " L a b e l " > C o m p a n y B a n k A c c o u n t N o _ L b l < / C o m p a n y B a n k A c c o u n t N o _ L b l > +         < C o m p a n y B a n k A c c o u n t N o _ L b l   E l e m e n t T y p e = " C o l u m n "   E l e m e n t I d = " 1 0 9 7 7 4 3 3 4 5 "   D a t a T y p e = " T e x t C o n s t " > C o m p a n y B a n k A c c o u n t N o _ L b l < / C o m p a n y B a n k A c c o u n t N o _ L b l >   
          < C o m p a n y B a n k B r a n c h N o   E l e m e n t T y p e = " C o l u m n "   E l e m e n t I d = " 7 9 3 1 3 3 0 5 7 "   D a t a T y p e = " T e x t " > C o m p a n y B a n k B r a n c h N o < / C o m p a n y B a n k B r a n c h N o >   
@@ -9007,7 +8703,7 @@
  
          < C o m p a n y B a n k N a m e   E l e m e n t T y p e = " C o l u m n "   E l e m e n t I d = " 1 5 3 4 9 0 5 6 0 5 "   D a t a T y p e = " T e x t " > C o m p a n y B a n k N a m e < / C o m p a n y B a n k N a m e >   
-         < C o m p a n y B a n k N a m e _ L b l   E l e m e n t T y p e = " C o l u m n "   E l e m e n t I d = " 1 2 0 4 3 0 7 0 1 4 "   D a t a T y p e = " L a b e l " > C o m p a n y B a n k N a m e _ L b l < / C o m p a n y B a n k N a m e _ L b l > +         < C o m p a n y B a n k N a m e _ L b l   E l e m e n t T y p e = " C o l u m n "   E l e m e n t I d = " 1 2 0 4 3 0 7 0 1 4 "   D a t a T y p e = " T e x t C o n s t " > C o m p a n y B a n k N a m e _ L b l < / C o m p a n y B a n k N a m e _ L b l >   
          < C o m p a n y C u s t o m G i r o   E l e m e n t T y p e = " C o l u m n "   E l e m e n t I d = " 1 6 7 0 4 7 5 7 9 8 "   D a t a T y p e = " T e x t " > C o m p a n y C u s t o m G i r o < / C o m p a n y C u s t o m G i r o >   
@@ -9015,15 +8711,15 @@
  
          < C o m p a n y E M a i l   E l e m e n t T y p e = " C o l u m n "   E l e m e n t I d = " 1 6 7 7 0 7 4 0 5 8 "   D a t a T y p e = " T e x t " > C o m p a n y E M a i l < / C o m p a n y E M a i l >   
-         < C o m p a n y E m a i l _ L b l   E l e m e n t T y p e = " C o l u m n "   E l e m e n t I d = " 8 0 8 1 5 9 1 7 9 "   D a t a T y p e = " L a b e l " > C o m p a n y E m a i l _ L b l < / C o m p a n y E m a i l _ L b l > +         < C o m p a n y E m a i l _ L b l   E l e m e n t T y p e = " C o l u m n "   E l e m e n t I d = " 8 0 8 1 5 9 1 7 9 "   D a t a T y p e = " T e x t C o n s t " > C o m p a n y E m a i l _ L b l < / C o m p a n y E m a i l _ L b l >   
          < C o m p a n y G i r o N o   E l e m e n t T y p e = " C o l u m n "   E l e m e n t I d = " 1 3 6 0 1 9 6 3 2 0 "   D a t a T y p e = " T e x t " > C o m p a n y G i r o N o < / C o m p a n y G i r o N o >   
-         < C o m p a n y G i r o N o _ L b l   E l e m e n t T y p e = " C o l u m n "   E l e m e n t I d = " 8 6 1 6 0 2 1 1 5 "   D a t a T y p e = " L a b e l " > C o m p a n y G i r o N o _ L b l < / C o m p a n y G i r o N o _ L b l > +         < C o m p a n y G i r o N o _ L b l   E l e m e n t T y p e = " C o l u m n "   E l e m e n t I d = " 8 6 1 6 0 2 1 1 5 "   D a t a T y p e = " T e x t C o n s t " > C o m p a n y G i r o N o _ L b l < / C o m p a n y G i r o N o _ L b l >   
          < C o m p a n y H o m e P a g e   E l e m e n t T y p e = " C o l u m n "   E l e m e n t I d = " 1 9 8 9 1 8 8 7 0 "   D a t a T y p e = " T e x t " > C o m p a n y H o m e P a g e < / C o m p a n y H o m e P a g e >   
-         < C o m p a n y H o m e P a g e _ L b l   E l e m e n t T y p e = " C o l u m n "   E l e m e n t I d = " 1 5 2 9 3 4 8 1 7 1 "   D a t a T y p e = " L a b e l " > C o m p a n y H o m e P a g e _ L b l < / C o m p a n y H o m e P a g e _ L b l > +         < C o m p a n y H o m e P a g e _ L b l   E l e m e n t T y p e = " C o l u m n "   E l e m e n t I d = " 1 5 2 9 3 4 8 1 7 1 "   D a t a T y p e = " T e x t C o n s t " > C o m p a n y H o m e P a g e _ L b l < / C o m p a n y H o m e P a g e _ L b l >   
          < C o m p a n y I B A N   E l e m e n t T y p e = " C o l u m n "   E l e m e n t I d = " 9 0 6 5 4 9 1 8 2 "   D a t a T y p e = " C o d e " > C o m p a n y I B A N < / C o m p a n y I B A N >   
@@ -9037,9 +8733,9 @@
  
          < C o m p a n y P h o n e N o   E l e m e n t T y p e = " C o l u m n "   E l e m e n t I d = " 2 5 0 4 4 0 6 5 5 "   D a t a T y p e = " T e x t " > C o m p a n y P h o n e N o < / C o m p a n y P h o n e N o >   
-         < C o m p a n y P h o n e N o _ L b l   E l e m e n t T y p e = " C o l u m n "   E l e m e n t I d = " 5 5 8 5 9 3 5 8 6 "   D a t a T y p e = " L a b e l " > C o m p a n y P h o n e N o _ L b l < / C o m p a n y P h o n e N o _ L b l > - 
-         < C o m p a n y P i c t u r e   E l e m e n t T y p e = " C o l u m n "   E l e m e n t I d = " 1 3 9 7 4 1 1 0 7 4 "   D a t a T y p e = " B l o b "   / > +         < C o m p a n y P h o n e N o _ L b l   E l e m e n t T y p e = " C o l u m n "   E l e m e n t I d = " 5 5 8 5 9 3 5 8 6 "   D a t a T y p e = " T e x t C o n s t " > C o m p a n y P h o n e N o _ L b l < / C o m p a n y P h o n e N o _ L b l > + 
+         < C o m p a n y P i c t u r e   E l e m e n t T y p e = " C o l u m n "   E l e m e n t I d = " 1 3 9 7 4 1 1 0 7 4 "   D a t a T y p e = " B L O B " / >   
          < C o m p a n y R e g i s t r a t i o n N u m b e r   E l e m e n t T y p e = " C o l u m n "   E l e m e n t I d = " 2 0 2 3 6 3 9 4 2 4 "   D a t a T y p e = " T e x t " > C o m p a n y R e g i s t r a t i o n N u m b e r < / C o m p a n y R e g i s t r a t i o n N u m b e r >   
@@ -9057,93 +8753,93 @@
  
          < C o m p a n y V A T R e g N o _ L b l   E l e m e n t T y p e = " C o l u m n "   E l e m e n t I d = " 7 7 3 2 0 1 5 0 1 "   D a t a T y p e = " T e x t " > C o m p a n y V A T R e g N o _ L b l < / C o m p a n y V A T R e g N o _ L b l >   
-         < C o n f i r m T o C a p t i o n _ L b l   E l e m e n t T y p e = " C o l u m n "   E l e m e n t I d = " 1 7 0 5 6 7 2 8 4 1 "   D a t a T y p e = " L a b e l " > C o n f i r m T o C a p t i o n _ L b l < / C o n f i r m T o C a p t i o n _ L b l > +         < C o n f i r m T o C a p t i o n _ L b l   E l e m e n t T y p e = " C o l u m n "   E l e m e n t I d = " 1 7 0 5 6 7 2 8 4 1 "   D a t a T y p e = " T e x t C o n s t " > C o n f i r m T o C a p t i o n _ L b l < / C o n f i r m T o C a p t i o n _ L b l >   
          < D i m T e x t   E l e m e n t T y p e = " C o l u m n "   E l e m e n t I d = " 1 7 6 4 8 3 2 3 2 "   D a t a T y p e = " T e x t " > D i m T e x t < / D i m T e x t >   
-         < D o c T y p e _ P u r c h H e a d e r   E l e m e n t T y p e = " C o l u m n "   E l e m e n t I d = " 1 9 1 3 4 4 6 4 3 3 "   D a t a T y p e = " E n u m " > D o c T y p e _ P u r c h H e a d e r < / D o c T y p e _ P u r c h H e a d e r > +         < D o c T y p e _ P u r c h H e a d e r   E l e m e n t T y p e = " C o l u m n "   E l e m e n t I d = " 1 9 1 3 4 4 6 4 3 3 "   D a t a T y p e = " O p t i o n " > D o c T y p e _ P u r c h H e a d e r < / D o c T y p e _ P u r c h H e a d e r >   
          < D o c u m e n t D a t e   E l e m e n t T y p e = " C o l u m n "   E l e m e n t I d = " 5 5 2 8 7 1 9 1 4 "   D a t a T y p e = " S t r i n g " > D o c u m e n t D a t e < / D o c u m e n t D a t e >   
-         < D o c u m e n t D a t e _ L b l   E l e m e n t T y p e = " C o l u m n "   E l e m e n t I d = " 1 0 2 6 4 9 4 8 3 "   D a t a T y p e = " L a b e l " > D o c u m e n t D a t e _ L b l < / D o c u m e n t D a t e _ L b l > - 
-         < D o c u m e n t T i t l e _ L b l   E l e m e n t T y p e = " C o l u m n "   E l e m e n t I d = " 8 5 8 4 2 3 9 2 9 "   D a t a T y p e = " L a b e l " > D o c u m e n t T i t l e _ L b l < / D o c u m e n t T i t l e _ L b l > +         < D o c u m e n t D a t e _ L b l   E l e m e n t T y p e = " C o l u m n "   E l e m e n t I d = " 1 0 2 6 4 9 4 8 3 "   D a t a T y p e = " T e x t C o n s t " > D o c u m e n t D a t e _ L b l < / D o c u m e n t D a t e _ L b l > + 
+         < D o c u m e n t T i t l e _ L b l   E l e m e n t T y p e = " C o l u m n "   E l e m e n t I d = " 8 5 8 4 2 3 9 2 9 "   D a t a T y p e = " T e x t C o n s t " > D o c u m e n t T i t l e _ L b l < / D o c u m e n t T i t l e _ L b l >   
          < D u e D a t e   E l e m e n t T y p e = " C o l u m n "   E l e m e n t I d = " 7 4 5 1 7 0 2 0 3 "   D a t a T y p e = " S t r i n g " > D u e D a t e < / D u e D a t e >   
-         < E m a i l I D _ L b l   E l e m e n t T y p e = " C o l u m n "   E l e m e n t I d = " 1 0 8 1 3 5 7 8 8 9 "   D a t a T y p e = " L a b e l " > E m a i l I D _ L b l < / E m a i l I D _ L b l > +         < E m a i l I D _ L b l   E l e m e n t T y p e = " C o l u m n "   E l e m e n t I d = " 1 0 8 1 3 5 7 8 8 9 "   D a t a T y p e = " T e x t C o n s t " > E m a i l I D _ L b l < / E m a i l I D _ L b l >   
          < E x p t R e c p t D t _ P u r c h a s e H e a d e r   E l e m e n t T y p e = " C o l u m n "   E l e m e n t I d = " 7 5 1 5 1 3 9 8 3 "   D a t a T y p e = " S t r i n g " > E x p t R e c p t D t _ P u r c h a s e H e a d e r < / E x p t R e c p t D t _ P u r c h a s e H e a d e r >   
-         < H o m e P a g e _ L b l   E l e m e n t T y p e = " C o l u m n "   E l e m e n t I d = " 1 4 3 3 5 9 2 3 0 0 "   D a t a T y p e = " L a b e l " > H o m e P a g e _ L b l < / H o m e P a g e _ L b l > - 
-         < I t e m D e s c r i p t i o n _ L b l   E l e m e n t T y p e = " C o l u m n "   E l e m e n t I d = " 8 3 5 8 4 5 8 5 3 "   D a t a T y p e = " L a b e l " > I t e m D e s c r i p t i o n _ L b l < / I t e m D e s c r i p t i o n _ L b l > - 
-         < I t e m L i n e A m o u n t _ L b l   E l e m e n t T y p e = " C o l u m n "   E l e m e n t I d = " 4 8 8 7 0 7 2 7 "   D a t a T y p e = " L a b e l " > I t e m L i n e A m o u n t _ L b l < / I t e m L i n e A m o u n t _ L b l > - 
-         < I t e m N u m b e r _ L b l   E l e m e n t T y p e = " C o l u m n "   E l e m e n t I d = " 1 3 3 2 2 2 5 7 7 4 "   D a t a T y p e = " L a b e l " > I t e m N u m b e r _ L b l < / I t e m N u m b e r _ L b l > - 
-         < I t e m Q u a n t i t y _ L b l   E l e m e n t T y p e = " C o l u m n "   E l e m e n t I d = " 1 8 0 2 5 9 1 7 6 6 "   D a t a T y p e = " L a b e l " > I t e m Q u a n t i t y _ L b l < / I t e m Q u a n t i t y _ L b l > - 
-         < I t e m U n i t P r i c e _ L b l   E l e m e n t T y p e = " C o l u m n "   E l e m e n t I d = " 4 6 6 8 5 2 9 8 "   D a t a T y p e = " L a b e l " > I t e m U n i t P r i c e _ L b l < / I t e m U n i t P r i c e _ L b l > - 
-         < I t e m U n i t _ L b l   E l e m e n t T y p e = " C o l u m n "   E l e m e n t I d = " 1 9 8 1 4 0 3 7 7 3 "   D a t a T y p e = " L a b e l " > I t e m U n i t _ L b l < / I t e m U n i t _ L b l > +         < H o m e P a g e _ L b l   E l e m e n t T y p e = " C o l u m n "   E l e m e n t I d = " 1 4 3 3 5 9 2 3 0 0 "   D a t a T y p e = " T e x t C o n s t " > H o m e P a g e _ L b l < / H o m e P a g e _ L b l > + 
+         < I t e m D e s c r i p t i o n _ L b l   E l e m e n t T y p e = " C o l u m n "   E l e m e n t I d = " 8 3 5 8 4 5 8 5 3 "   D a t a T y p e = " T e x t C o n s t " > I t e m D e s c r i p t i o n _ L b l < / I t e m D e s c r i p t i o n _ L b l > + 
+         < I t e m L i n e A m o u n t _ L b l   E l e m e n t T y p e = " C o l u m n "   E l e m e n t I d = " 4 8 8 7 0 7 2 7 "   D a t a T y p e = " T e x t C o n s t " > I t e m L i n e A m o u n t _ L b l < / I t e m L i n e A m o u n t _ L b l > + 
+         < I t e m N u m b e r _ L b l   E l e m e n t T y p e = " C o l u m n "   E l e m e n t I d = " 1 3 3 2 2 2 5 7 7 4 "   D a t a T y p e = " T e x t C o n s t " > I t e m N u m b e r _ L b l < / I t e m N u m b e r _ L b l > + 
+         < I t e m Q u a n t i t y _ L b l   E l e m e n t T y p e = " C o l u m n "   E l e m e n t I d = " 1 8 0 2 5 9 1 7 6 6 "   D a t a T y p e = " T e x t C o n s t " > I t e m Q u a n t i t y _ L b l < / I t e m Q u a n t i t y _ L b l > + 
+         < I t e m U n i t _ L b l   E l e m e n t T y p e = " C o l u m n "   E l e m e n t I d = " 1 9 8 1 4 0 3 7 7 3 "   D a t a T y p e = " T e x t C o n s t " > I t e m U n i t _ L b l < / I t e m U n i t _ L b l > + 
+         < I t e m U n i t P r i c e _ L b l   E l e m e n t T y p e = " C o l u m n "   E l e m e n t I d = " 4 6 6 8 5 2 9 8 "   D a t a T y p e = " T e x t C o n s t " > I t e m U n i t P r i c e _ L b l < / I t e m U n i t P r i c e _ L b l >   
          < N o _ P u r c h H e a d e r   E l e m e n t T y p e = " C o l u m n "   E l e m e n t I d = " 5 2 0 3 3 9 3 5 2 "   D a t a T y p e = " C o d e " > N o _ P u r c h H e a d e r < / N o _ P u r c h H e a d e r >   
-         < O r d e r D a t e _ L b l   E l e m e n t T y p e = " C o l u m n "   E l e m e n t I d = " 4 1 7 6 9 0 3 9 8 "   D a t a T y p e = " L a b e l " > O r d e r D a t e _ L b l < / O r d e r D a t e _ L b l > +         < O r d e r D a t e _ L b l   E l e m e n t T y p e = " C o l u m n "   E l e m e n t I d = " 4 1 7 6 9 0 3 9 8 "   D a t a T y p e = " T e x t C o n s t " > O r d e r D a t e _ L b l < / O r d e r D a t e _ L b l >   
          < O r d e r D a t e _ P u r c h a s e H e a d e r   E l e m e n t T y p e = " C o l u m n "   E l e m e n t I d = " 1 1 1 9 3 3 8 5 4 0 "   D a t a T y p e = " S t r i n g " > O r d e r D a t e _ P u r c h a s e H e a d e r < / O r d e r D a t e _ P u r c h a s e H e a d e r >   
-         < O r d e r N o _ L b l   E l e m e n t T y p e = " C o l u m n "   E l e m e n t I d = " 1 9 9 1 0 6 2 5 2 9 "   D a t a T y p e = " L a b e l " > O r d e r N o _ L b l < / O r d e r N o _ L b l > +         < O r d e r N o _ L b l   E l e m e n t T y p e = " C o l u m n "   E l e m e n t I d = " 1 9 9 1 0 6 2 5 2 9 "   D a t a T y p e = " T e x t C o n s t " > O r d e r N o _ L b l < / O r d e r N o _ L b l >   
          < O u t p u t N o   E l e m e n t T y p e = " C o l u m n "   E l e m e n t I d = " 1 5 2 4 6 3 6 1 8 1 "   D a t a T y p e = " I n t e g e r " > O u t p u t N o < / O u t p u t N o >   
-         < P a g e _ L b l   E l e m e n t T y p e = " C o l u m n "   E l e m e n t I d = " 6 8 0 6 4 8 0 9 1 "   D a t a T y p e = " L a b e l " > P a g e _ L b l < / P a g e _ L b l > - 
-         < P a y m e n t D e t a i l s _ L b l   E l e m e n t T y p e = " C o l u m n "   E l e m e n t I d = " 1 0 2 9 7 4 8 9 9 2 "   D a t a T y p e = " L a b e l " > P a y m e n t D e t a i l s _ L b l < / P a y m e n t D e t a i l s _ L b l > +         < P a g e _ L b l   E l e m e n t T y p e = " C o l u m n "   E l e m e n t I d = " 6 8 0 6 4 8 0 9 1 "   D a t a T y p e = " T e x t C o n s t " > P a g e _ L b l < / P a g e _ L b l > + 
+         < P a y m e n t D e t a i l s _ L b l   E l e m e n t T y p e = " C o l u m n "   E l e m e n t I d = " 1 0 2 9 7 4 8 9 9 2 "   D a t a T y p e = " T e x t C o n s t " > P a y m e n t D e t a i l s _ L b l < / P a y m e n t D e t a i l s _ L b l >   
          < P a y m e n t T e r m s D e s c   E l e m e n t T y p e = " C o l u m n "   E l e m e n t I d = " 1 9 8 3 0 0 2 7 7 9 "   D a t a T y p e = " T e x t " > P a y m e n t T e r m s D e s c < / P a y m e n t T e r m s D e s c >   
-         < P a y m e n t T e r m s D e s c _ L b l   E l e m e n t T y p e = " C o l u m n "   E l e m e n t I d = " 1 4 3 7 8 0 9 5 6 2 "   D a t a T y p e = " L a b e l " > P a y m e n t T e r m s D e s c _ L b l < / P a y m e n t T e r m s D e s c _ L b l > +         < P a y m e n t T e r m s D e s c _ L b l   E l e m e n t T y p e = " C o l u m n "   E l e m e n t I d = " 1 4 3 7 8 0 9 5 6 2 "   D a t a T y p e = " T e x t C o n s t " > P a y m e n t T e r m s D e s c _ L b l < / P a y m e n t T e r m s D e s c _ L b l >   
          < P a y T o C o n t a c t E m a i l   E l e m e n t T y p e = " C o l u m n "   E l e m e n t I d = " 1 9 8 4 8 9 3 3 1 0 "   D a t a T y p e = " T e x t " > P a y T o C o n t a c t E m a i l < / P a y T o C o n t a c t E m a i l >   
-         < P a y T o C o n t a c t E m a i l L b l   E l e m e n t T y p e = " C o l u m n "   E l e m e n t I d = " 6 8 4 6 8 8 4 8 "   D a t a T y p e = " L a b e l " > P a y T o C o n t a c t E m a i l L b l < / P a y T o C o n t a c t E m a i l L b l > +         < P a y T o C o n t a c t E m a i l L b l   E l e m e n t T y p e = " C o l u m n "   E l e m e n t I d = " 6 8 4 6 8 8 4 8 "   D a t a T y p e = " T e x t C o n s t " > P a y T o C o n t a c t E m a i l L b l < / P a y T o C o n t a c t E m a i l L b l >   
          < P a y T o C o n t a c t M o b i l e P h o n e N o   E l e m e n t T y p e = " C o l u m n "   E l e m e n t I d = " 1 9 0 1 4 6 6 0 5 "   D a t a T y p e = " T e x t " > P a y T o C o n t a c t M o b i l e P h o n e N o < / P a y T o C o n t a c t M o b i l e P h o n e N o >   
-         < P a y T o C o n t a c t M o b i l e P h o n e N o L b l   E l e m e n t T y p e = " C o l u m n "   E l e m e n t I d = " 1 2 5 4 4 4 0 0 8 9 "   D a t a T y p e = " L a b e l " > P a y T o C o n t a c t M o b i l e P h o n e N o L b l < / P a y T o C o n t a c t M o b i l e P h o n e N o L b l > +         < P a y T o C o n t a c t M o b i l e P h o n e N o L b l   E l e m e n t T y p e = " C o l u m n "   E l e m e n t I d = " 1 2 5 4 4 4 0 0 8 9 "   D a t a T y p e = " T e x t C o n s t " > P a y T o C o n t a c t M o b i l e P h o n e N o L b l < / P a y T o C o n t a c t M o b i l e P h o n e N o L b l >   
          < P a y T o C o n t a c t P h o n e N o   E l e m e n t T y p e = " C o l u m n "   E l e m e n t I d = " 1 9 2 3 7 9 6 7 0 9 "   D a t a T y p e = " T e x t " > P a y T o C o n t a c t P h o n e N o < / P a y T o C o n t a c t P h o n e N o >   
-         < P a y T o C o n t a c t P h o n e N o L b l   E l e m e n t T y p e = " C o l u m n "   E l e m e n t I d = " 2 9 3 4 6 1 0 8 7 "   D a t a T y p e = " L a b e l " > P a y T o C o n t a c t P h o n e N o L b l < / P a y T o C o n t a c t P h o n e N o L b l > +         < P a y T o C o n t a c t P h o n e N o L b l   E l e m e n t T y p e = " C o l u m n "   E l e m e n t I d = " 2 9 3 4 6 1 0 8 7 "   D a t a T y p e = " T e x t C o n s t " > P a y T o C o n t a c t P h o n e N o L b l < / P a y T o C o n t a c t P h o n e N o L b l >   
          < P a y T o V e n d N o _ P u r c h H e a d e r   E l e m e n t T y p e = " C o l u m n "   E l e m e n t I d = " 6 3 5 5 6 4 4 9 8 "   D a t a T y p e = " C o d e " > P a y T o V e n d N o _ P u r c h H e a d e r < / P a y T o V e n d N o _ P u r c h H e a d e r >   
          < P r e p m t P a y m e n t T e r m s D e s c   E l e m e n t T y p e = " C o l u m n "   E l e m e n t I d = " 4 2 9 7 6 4 9 1 "   D a t a T y p e = " T e x t " > P r e p m t P a y m e n t T e r m s D e s c < / P r e p m t P a y m e n t T e r m s D e s c >   
-         < P r e p y m t T e r m s D e s c _ L b l   E l e m e n t T y p e = " C o l u m n "   E l e m e n t I d = " 1 8 4 2 9 3 9 4 8 5 "   D a t a T y p e = " L a b e l " > P r e p y m t T e r m s D e s c _ L b l < / P r e p y m t T e r m s D e s c _ L b l > - 
-         < P r i c e s I n c l u d i n g V A T _ L b l   E l e m e n t T y p e = " C o l u m n "   E l e m e n t I d = " 1 3 7 7 9 7 9 4 4 4 "   D a t a T y p e = " L a b e l " > P r i c e s I n c l u d i n g V A T _ L b l < / P r i c e s I n c l u d i n g V A T _ L b l > - 
-         < P r i c e s I n c l V A T t x t   E l e m e n t T y p e = " C o l u m n "   E l e m e n t I d = " 1 1 2 3 7 2 4 4 4 8 "   D a t a T y p e = " L a b e l " > P r i c e s I n c l V A T t x t < / P r i c e s I n c l V A T t x t > +         < P r e p y m t T e r m s D e s c _ L b l   E l e m e n t T y p e = " C o l u m n "   E l e m e n t I d = " 1 8 4 2 9 3 9 4 8 5 "   D a t a T y p e = " T e x t C o n s t " > P r e p y m t T e r m s D e s c _ L b l < / P r e p y m t T e r m s D e s c _ L b l > + 
+         < P r i c e s I n c l u d i n g V A T _ L b l   E l e m e n t T y p e = " C o l u m n "   E l e m e n t I d = " 1 3 7 7 9 7 9 4 4 4 "   D a t a T y p e = " T e x t C o n s t " > P r i c e s I n c l u d i n g V A T _ L b l < / P r i c e s I n c l u d i n g V A T _ L b l >   
          < P r i c e s I n c l V A T _ P u r c h H e a d e r   E l e m e n t T y p e = " C o l u m n "   E l e m e n t I d = " 1 8 0 5 5 0 7 9 8 0 "   D a t a T y p e = " B o o l e a n " > P r i c e s I n c l V A T _ P u r c h H e a d e r < / P r i c e s I n c l V A T _ P u r c h H e a d e r >   
          < P r i c e s I n c l V A T _ P u r c h H e a d e r _ L b l   E l e m e n t T y p e = " C o l u m n "   E l e m e n t I d = " 1 7 9 9 5 0 1 7 4 3 "   D a t a T y p e = " S t r i n g " > P r i c e s I n c l V A T _ P u r c h H e a d e r _ L b l < / P r i c e s I n c l V A T _ P u r c h H e a d e r _ L b l >   
+         < P r i c e s I n c l V A T t x t   E l e m e n t T y p e = " C o l u m n "   E l e m e n t I d = " 1 1 2 3 7 2 4 4 4 8 "   D a t a T y p e = " T e x t C o n s t " > P r i c e s I n c l V A T t x t < / P r i c e s I n c l V A T t x t > + 
          < P u r c h a s e r T e x t   E l e m e n t T y p e = " C o l u m n "   E l e m e n t I d = " 1 2 9 1 4 2 3 8 3 3 "   D a t a T y p e = " T e x t " > P u r c h a s e r T e x t < / P u r c h a s e r T e x t >   
-         < P u r c h L i n e I n v D i s c A m t _ L b l   E l e m e n t T y p e = " C o l u m n "   E l e m e n t I d = " 9 2 6 7 0 5 4 6 2 "   D a t a T y p e = " L a b e l " > P u r c h L i n e I n v D i s c A m t _ L b l < / P u r c h L i n e I n v D i s c A m t _ L b l > - 
-         < P u r c h O r d e r C a p t i o n _ L b l   E l e m e n t T y p e = " C o l u m n "   E l e m e n t I d = " 6 3 3 7 2 3 3 7 2 "   D a t a T y p e = " L a b e l " > P u r c h O r d e r C a p t i o n _ L b l < / P u r c h O r d e r C a p t i o n _ L b l > - 
-         < P u r c h O r d e r D a t e C a p t i o n _ L b l   E l e m e n t T y p e = " C o l u m n "   E l e m e n t I d = " 1 6 3 4 1 8 6 4 0 "   D a t a T y p e = " L a b e l " > P u r c h O r d e r D a t e C a p t i o n _ L b l < / P u r c h O r d e r D a t e C a p t i o n _ L b l > - 
-         < P u r c h O r d e r N u m C a p t i o n _ L b l   E l e m e n t T y p e = " C o l u m n "   E l e m e n t I d = " 4 6 4 1 4 9 4 5 4 "   D a t a T y p e = " L a b e l " > P u r c h O r d e r N u m C a p t i o n _ L b l < / P u r c h O r d e r N u m C a p t i o n _ L b l > - 
-         < R e c e i v e b y _ L b l   E l e m e n t T y p e = " C o l u m n "   E l e m e n t I d = " 9 4 4 0 6 3 6 8 "   D a t a T y p e = " L a b e l " > R e c e i v e b y _ L b l < / R e c e i v e b y _ L b l > +         < P u r c h L i n e I n v D i s c A m t _ L b l   E l e m e n t T y p e = " C o l u m n "   E l e m e n t I d = " 9 2 6 7 0 5 4 6 2 "   D a t a T y p e = " T e x t C o n s t " > P u r c h L i n e I n v D i s c A m t _ L b l < / P u r c h L i n e I n v D i s c A m t _ L b l > + 
+         < P u r c h O r d e r C a p t i o n _ L b l   E l e m e n t T y p e = " C o l u m n "   E l e m e n t I d = " 6 3 3 7 2 3 3 7 2 "   D a t a T y p e = " T e x t C o n s t " > P u r c h O r d e r C a p t i o n _ L b l < / P u r c h O r d e r C a p t i o n _ L b l > + 
+         < P u r c h O r d e r D a t e C a p t i o n _ L b l   E l e m e n t T y p e = " C o l u m n "   E l e m e n t I d = " 1 6 3 4 1 8 6 4 0 "   D a t a T y p e = " T e x t C o n s t " > P u r c h O r d e r D a t e C a p t i o n _ L b l < / P u r c h O r d e r D a t e C a p t i o n _ L b l > + 
+         < P u r c h O r d e r N u m C a p t i o n _ L b l   E l e m e n t T y p e = " C o l u m n "   E l e m e n t I d = " 4 6 4 1 4 9 4 5 4 "   D a t a T y p e = " T e x t C o n s t " > P u r c h O r d e r N u m C a p t i o n _ L b l < / P u r c h O r d e r N u m C a p t i o n _ L b l > + 
+         < R e c e i v e b y _ L b l   E l e m e n t T y p e = " C o l u m n "   E l e m e n t I d = " 9 4 4 0 6 3 6 8 "   D a t a T y p e = " T e x t C o n s t " > R e c e i v e b y _ L b l < / R e c e i v e b y _ L b l >   
          < R e f e r e n c e T e x t   E l e m e n t T y p e = " C o l u m n "   E l e m e n t I d = " 4 4 5 3 5 3 4 5 1 "   D a t a T y p e = " T e x t " > R e f e r e n c e T e x t < / R e f e r e n c e T e x t >   
@@ -9155,7 +8851,7 @@
  
          < S h i p m e n t M e t h o d D e s c   E l e m e n t T y p e = " C o l u m n "   E l e m e n t I d = " 6 8 6 3 4 3 1 7 9 "   D a t a T y p e = " T e x t " > S h i p m e n t M e t h o d D e s c < / S h i p m e n t M e t h o d D e s c >   
-         < S h i p m e n t M e t h o d D e s c _ L b l   E l e m e n t T y p e = " C o l u m n "   E l e m e n t I d = " 5 7 9 9 0 1 3 6 6 "   D a t a T y p e = " L a b e l " > S h i p m e n t M e t h o d D e s c _ L b l < / S h i p m e n t M e t h o d D e s c _ L b l > +         < S h i p m e n t M e t h o d D e s c _ L b l   E l e m e n t T y p e = " C o l u m n "   E l e m e n t I d = " 5 7 9 9 0 1 3 6 6 "   D a t a T y p e = " T e x t C o n s t " > S h i p m e n t M e t h o d D e s c _ L b l < / S h i p m e n t M e t h o d D e s c _ L b l >   
          < S h i p T o A d d r 1   E l e m e n t T y p e = " C o l u m n "   E l e m e n t I d = " 5 1 2 9 7 9 8 5 0 "   D a t a T y p e = " T e x t " > S h i p T o A d d r 1 < / S h i p T o A d d r 1 >   
@@ -9173,33 +8869,33 @@
  
          < S h i p T o A d d r 8   E l e m e n t T y p e = " C o l u m n "   E l e m e n t I d = " 9 3 1 3 2 2 4 0 7 "   D a t a T y p e = " T e x t " > S h i p T o A d d r 8 < / S h i p T o A d d r 8 >   
-         < S h i p t o A d d r e s s _ L b l   E l e m e n t T y p e = " C o l u m n "   E l e m e n t I d = " 1 0 4 3 5 1 9 5 7 7 "   D a t a T y p e = " L a b e l " > S h i p t o A d d r e s s _ L b l < / S h i p t o A d d r e s s _ L b l > +         < S h i p t o A d d r e s s _ L b l   E l e m e n t T y p e = " C o l u m n "   E l e m e n t I d = " 1 0 4 3 5 1 9 5 7 7 "   D a t a T y p e = " T e x t C o n s t " > S h i p t o A d d r e s s _ L b l < / S h i p t o A d d r e s s _ L b l >   
          < S h i p T o P h o n e N o   E l e m e n t T y p e = " C o l u m n "   E l e m e n t I d = " 3 6 9 7 0 2 2 5 5 "   D a t a T y p e = " T e x t " > S h i p T o P h o n e N o < / S h i p T o P h o n e N o >   
-         < S u b t o t a l _ L b l   E l e m e n t T y p e = " C o l u m n "   E l e m e n t I d = " 1 9 6 7 7 9 5 1 4 2 "   D a t a T y p e = " L a b e l " > S u b t o t a l _ L b l < / S u b t o t a l _ L b l > - 
-         < T a x I d e n t T y p e C a p t i o n _ L b l   E l e m e n t T y p e = " C o l u m n "   E l e m e n t I d = " 1 2 3 4 9 8 1 3 2 1 "   D a t a T y p e = " L a b e l " > T a x I d e n t T y p e C a p t i o n _ L b l < / T a x I d e n t T y p e C a p t i o n _ L b l > - 
-         < T o C a p t i o n _ L b l   E l e m e n t T y p e = " C o l u m n "   E l e m e n t I d = " 2 0 3 0 5 3 2 2 2 9 "   D a t a T y p e = " L a b e l " > T o C a p t i o n _ L b l < / T o C a p t i o n _ L b l > - 
-         < T o t a l _ L b l   E l e m e n t T y p e = " C o l u m n "   E l e m e n t I d = " 1 2 1 0 1 0 0 8 7 8 "   D a t a T y p e = " L a b e l " > T o t a l _ L b l < / T o t a l _ L b l > - 
-         < V A L V A T B a s e L C Y _ L b l   E l e m e n t T y p e = " C o l u m n "   E l e m e n t I d = " 1 7 0 5 4 3 5 8 1 1 "   D a t a T y p e = " L a b e l " > V A L V A T B a s e L C Y _ L b l < / V A L V A T B a s e L C Y _ L b l > - 
-         < V A T A m t L i n e I n v D i s c B a s e A m t _ L b l   E l e m e n t T y p e = " C o l u m n "   E l e m e n t I d = " 1 6 4 7 3 8 4 9 1 6 "   D a t a T y p e = " L a b e l " > V A T A m t L i n e I n v D i s c B a s e A m t _ L b l < / V A T A m t L i n e I n v D i s c B a s e A m t _ L b l > - 
-         < V A T A m t L i n e L i n e A m t _ L b l   E l e m e n t T y p e = " C o l u m n "   E l e m e n t I d = " 1 1 3 2 2 4 5 2 5 1 "   D a t a T y p e = " L a b e l " > V A T A m t L i n e L i n e A m t _ L b l < / V A T A m t L i n e L i n e A m t _ L b l > - 
-         < V A T A m t L i n e V A T A m t _ L b l   E l e m e n t T y p e = " C o l u m n "   E l e m e n t I d = " 5 0 9 5 8 8 9 9 8 "   D a t a T y p e = " L a b e l " > V A T A m t L i n e V A T A m t _ L b l < / V A T A m t L i n e V A T A m t _ L b l > - 
-         < V A T A m t L i n e V A T _ L b l   E l e m e n t T y p e = " C o l u m n "   E l e m e n t I d = " 1 1 6 2 6 0 3 1 0 2 "   D a t a T y p e = " L a b e l " > V A T A m t L i n e V A T _ L b l < / V A T A m t L i n e V A T _ L b l > - 
-         < V A T A m t S p e c _ L b l   E l e m e n t T y p e = " C o l u m n "   E l e m e n t I d = " 1 5 0 9 9 9 9 3 4 6 "   D a t a T y p e = " L a b e l " > V A T A m t S p e c _ L b l < / V A T A m t S p e c _ L b l > +         < S u b t o t a l _ L b l   E l e m e n t T y p e = " C o l u m n "   E l e m e n t I d = " 1 9 6 7 7 9 5 1 4 2 "   D a t a T y p e = " T e x t C o n s t " > S u b t o t a l _ L b l < / S u b t o t a l _ L b l > + 
+         < T a x I d e n t T y p e C a p t i o n _ L b l   E l e m e n t T y p e = " C o l u m n "   E l e m e n t I d = " 1 2 3 4 9 8 1 3 2 1 "   D a t a T y p e = " T e x t C o n s t " > T a x I d e n t T y p e C a p t i o n _ L b l < / T a x I d e n t T y p e C a p t i o n _ L b l > + 
+         < T o C a p t i o n _ L b l   E l e m e n t T y p e = " C o l u m n "   E l e m e n t I d = " 2 0 3 0 5 3 2 2 2 9 "   D a t a T y p e = " T e x t C o n s t " > T o C a p t i o n _ L b l < / T o C a p t i o n _ L b l > + 
+         < T o t a l _ L b l   E l e m e n t T y p e = " C o l u m n "   E l e m e n t I d = " 1 2 1 0 1 0 0 8 7 8 "   D a t a T y p e = " T e x t C o n s t " > T o t a l _ L b l < / T o t a l _ L b l > + 
+         < V A L V A T B a s e L C Y _ L b l   E l e m e n t T y p e = " C o l u m n "   E l e m e n t I d = " 1 7 0 5 4 3 5 8 1 1 "   D a t a T y p e = " T e x t C o n s t " > V A L V A T B a s e L C Y _ L b l < / V A L V A T B a s e L C Y _ L b l > + 
+         < V A T A m t L i n e I n v D i s c B a s e A m t _ L b l   E l e m e n t T y p e = " C o l u m n "   E l e m e n t I d = " 1 6 4 7 3 8 4 9 1 6 "   D a t a T y p e = " T e x t C o n s t " > V A T A m t L i n e I n v D i s c B a s e A m t _ L b l < / V A T A m t L i n e I n v D i s c B a s e A m t _ L b l > + 
+         < V A T A m t L i n e L i n e A m t _ L b l   E l e m e n t T y p e = " C o l u m n "   E l e m e n t I d = " 1 1 3 2 2 4 5 2 5 1 "   D a t a T y p e = " T e x t C o n s t " > V A T A m t L i n e L i n e A m t _ L b l < / V A T A m t L i n e L i n e A m t _ L b l > + 
+         < V A T A m t L i n e V A T _ L b l   E l e m e n t T y p e = " C o l u m n "   E l e m e n t I d = " 1 1 6 2 6 0 3 1 0 2 "   D a t a T y p e = " T e x t C o n s t " > V A T A m t L i n e V A T _ L b l < / V A T A m t L i n e V A T _ L b l > + 
+         < V A T A m t L i n e V A T A m t _ L b l   E l e m e n t T y p e = " C o l u m n "   E l e m e n t I d = " 5 0 9 5 8 8 9 9 8 "   D a t a T y p e = " T e x t C o n s t " > V A T A m t L i n e V A T A m t _ L b l < / V A T A m t L i n e V A T A m t _ L b l > + 
+         < V A T A m t S p e c _ L b l   E l e m e n t T y p e = " C o l u m n "   E l e m e n t I d = " 1 5 0 9 9 9 9 3 4 6 "   D a t a T y p e = " T e x t C o n s t " > V A T A m t S p e c _ L b l < / V A T A m t S p e c _ L b l >   
          < V A T B a s e D i s c _ P u r c h H e a d e r   E l e m e n t T y p e = " C o l u m n "   E l e m e n t I d = " 1 6 3 9 7 3 7 3 5 8 "   D a t a T y p e = " D e c i m a l " > V A T B a s e D i s c _ P u r c h H e a d e r < / V A T B a s e D i s c _ P u r c h H e a d e r >   
-         < V A T I d e n t i f i e r _ L b l   E l e m e n t T y p e = " C o l u m n "   E l e m e n t I d = " 1 6 8 6 6 2 3 9 8 4 "   D a t a T y p e = " L a b e l " > V A T I d e n t i f i e r _ L b l < / V A T I d e n t i f i e r _ L b l > +         < V A T I d e n t i f i e r _ L b l   E l e m e n t T y p e = " C o l u m n "   E l e m e n t I d = " 1 6 8 6 6 2 3 9 8 4 "   D a t a T y p e = " T e x t C o n s t " > V A T I d e n t i f i e r _ L b l < / V A T I d e n t i f i e r _ L b l >   
          < V A T N o T e x t   E l e m e n t T y p e = " C o l u m n "   E l e m e n t I d = " 1 9 5 9 6 6 3 4 2 6 "   D a t a T y p e = " T e x t " > V A T N o T e x t < / V A T N o T e x t >   
@@ -9221,43 +8917,43 @@
  
          < V e n d A d d r 8   E l e m e n t T y p e = " C o l u m n "   E l e m e n t I d = " 1 2 4 0 4 4 8 6 7 9 "   D a t a T y p e = " T e x t " > V e n d A d d r 8 < / V e n d A d d r 8 >   
-         < V e n d N o _ L b l   E l e m e n t T y p e = " C o l u m n "   E l e m e n t I d = " 1 1 9 1 1 1 2 2 4 0 "   D a t a T y p e = " L a b e l " > V e n d N o _ L b l < / V e n d N o _ L b l > - 
-         < V e n d o r I D C a p t i o n _ L b l   E l e m e n t T y p e = " C o l u m n "   E l e m e n t I d = " 1 1 2 9 2 1 9 5 9 3 "   D a t a T y p e = " L a b e l " > V e n d o r I D C a p t i o n _ L b l < / V e n d o r I D C a p t i o n _ L b l > +         < V e n d N o _ L b l   E l e m e n t T y p e = " C o l u m n "   E l e m e n t I d = " 1 1 9 1 1 1 2 2 4 0 "   D a t a T y p e = " T e x t C o n s t " > V e n d N o _ L b l < / V e n d N o _ L b l > + 
+         < V e n d o r I D C a p t i o n _ L b l   E l e m e n t T y p e = " C o l u m n "   E l e m e n t I d = " 1 1 2 9 2 1 9 5 9 3 "   D a t a T y p e = " T e x t C o n s t " > V e n d o r I D C a p t i o n _ L b l < / V e n d o r I D C a p t i o n _ L b l >   
          < V e n d o r I n v o i c e N o   E l e m e n t T y p e = " C o l u m n "   E l e m e n t I d = " 8 8 7 3 7 6 2 2 5 "   D a t a T y p e = " C o d e " > V e n d o r I n v o i c e N o < / V e n d o r I n v o i c e N o >   
-         < V e n d o r I n v o i c e N o _ L b l   E l e m e n t T y p e = " C o l u m n "   E l e m e n t I d = " 1 0 3 4 9 0 0 7 0 0 "   D a t a T y p e = " L a b e l " > V e n d o r I n v o i c e N o _ L b l < / V e n d o r I n v o i c e N o _ L b l > +         < V e n d o r I n v o i c e N o _ L b l   E l e m e n t T y p e = " C o l u m n "   E l e m e n t I d = " 1 0 3 4 9 0 0 7 0 0 "   D a t a T y p e = " T e x t C o n s t " > V e n d o r I n v o i c e N o _ L b l < / V e n d o r I n v o i c e N o _ L b l >   
          < V e n d o r O r d e r N o   E l e m e n t T y p e = " C o l u m n "   E l e m e n t I d = " 1 6 4 1 9 6 8 4 4 6 "   D a t a T y p e = " C o d e " > V e n d o r O r d e r N o < / V e n d o r O r d e r N o >   
-         < V e n d o r O r d e r N o _ L b l   E l e m e n t T y p e = " C o l u m n "   E l e m e n t I d = " 1 5 7 1 7 5 2 4 7 7 "   D a t a T y p e = " L a b e l " > V e n d o r O r d e r N o _ L b l < / V e n d o r O r d e r N o _ L b l > +         < V e n d o r O r d e r N o _ L b l   E l e m e n t T y p e = " C o l u m n "   E l e m e n t I d = " 1 5 7 1 7 5 2 4 7 7 "   D a t a T y p e = " T e x t C o n s t " > V e n d o r O r d e r N o _ L b l < / V e n d o r O r d e r N o _ L b l >   
          < Y o u r R e f _ P u r c h H e a d e r   E l e m e n t T y p e = " C o l u m n "   E l e m e n t I d = " 1 9 8 5 3 6 8 6 3 1 "   D a t a T y p e = " T e x t " > Y o u r R e f _ P u r c h H e a d e r < / Y o u r R e f _ P u r c h H e a d e r >   
-         < P u r c h a s e _ L i n e   E l e m e n t T y p e = " D a t a I t e m "   E l e m e n t I d = " 1 2 9 1 3 1 7 9 1 1 " > +         < P u r c h a s e _ L i n e   E l e m e n t T y p e = " D a t a I t e m "   E l e m e n t I d = " 6 2 7 5 7 4 0 4 8 " > + 
+             < A l l o w I n v D i s c _ P u r c h L i n e   E l e m e n t T y p e = " C o l u m n "   E l e m e n t I d = " 9 8 2 2 2 1 3 6 3 "   D a t a T y p e = " B o o l e a n " > A l l o w I n v D i s c _ P u r c h L i n e < / A l l o w I n v D i s c _ P u r c h L i n e >   
              < A l l o w I n v D i s c t x t   E l e m e n t T y p e = " C o l u m n "   E l e m e n t I d = " 2 0 1 2 9 2 1 6 0 8 "   D a t a T y p e = " T e x t " > A l l o w I n v D i s c t x t < / A l l o w I n v D i s c t x t >   
-             < A l l o w I n v D i s c _ P u r c h L i n e   E l e m e n t T y p e = " C o l u m n "   E l e m e n t I d = " 9 8 2 2 2 1 3 6 3 "   D a t a T y p e = " B o o l e a n " > A l l o w I n v D i s c _ P u r c h L i n e < / A l l o w I n v D i s c _ P u r c h L i n e > - 
              < A m o u n t I n c l u d i n g V A T   E l e m e n t T y p e = " C o l u m n "   E l e m e n t I d = " 8 9 1 0 4 9 5 7 1 "   D a t a T y p e = " D e c i m a l " > A m o u n t I n c l u d i n g V A T < / A m o u n t I n c l u d i n g V A T >   
              < D e s c _ P u r c h L i n e   E l e m e n t T y p e = " C o l u m n "   E l e m e n t I d = " 1 1 6 1 7 0 2 0 8 9 "   D a t a T y p e = " T e x t " > D e s c _ P u r c h L i n e < / D e s c _ P u r c h L i n e >   
              < D e s c _ P u r c h L i n e _ L b l   E l e m e n t T y p e = " C o l u m n "   E l e m e n t I d = " 6 6 5 1 1 3 6 5 2 "   D a t a T y p e = " S t r i n g " > D e s c _ P u r c h L i n e _ L b l < / D e s c _ P u r c h L i n e _ L b l >   
-             < D i r e c t U n i C o s t _ L b l   E l e m e n t T y p e = " C o l u m n "   E l e m e n t I d = " 7 2 1 4 7 6 6 8 4 "   D a t a T y p e = " L a b e l " > D i r e c t U n i C o s t _ L b l < / D i r e c t U n i C o s t _ L b l > +             < D i r e c t U n i C o s t _ L b l   E l e m e n t T y p e = " C o l u m n "   E l e m e n t I d = " 7 2 1 4 7 6 6 8 4 "   D a t a T y p e = " T e x t C o n s t " > D i r e c t U n i C o s t _ L b l < / D i r e c t U n i C o s t _ L b l >   
              < D i r U n i t C o s t _ P u r c h L i n e   E l e m e n t T y p e = " C o l u m n "   E l e m e n t I d = " 9 5 0 9 6 2 5 8 6 "   D a t a T y p e = " T e x t " > D i r U n i t C o s t _ P u r c h L i n e < / D i r U n i t C o s t _ P u r c h L i n e >   
              < E x p e c t e d R e c e i p t D a t e   E l e m e n t T y p e = " C o l u m n "   E l e m e n t I d = " 1 9 8 8 0 4 6 2 0 5 "   D a t a T y p e = " S t r i n g " > E x p e c t e d R e c e i p t D a t e < / E x p e c t e d R e c e i p t D a t e >   
-             < E x p e c t e d R e c e i p t D a t e L b l   E l e m e n t T y p e = " C o l u m n "   E l e m e n t I d = " 1 8 0 6 8 4 1 2 7 1 "   D a t a T y p e = " L a b e l " > E x p e c t e d R e c e i p t D a t e L b l < / E x p e c t e d R e c e i p t D a t e L b l > +             < E x p e c t e d R e c e i p t D a t e L b l   E l e m e n t T y p e = " C o l u m n "   E l e m e n t I d = " 1 8 0 6 8 4 1 2 7 1 "   D a t a T y p e = " T e x t C o n s t " > E x p e c t e d R e c e i p t D a t e L b l < / E x p e c t e d R e c e i p t D a t e L b l >   
              < I n v D i s c A m t _ P u r c h L i n e   E l e m e n t T y p e = " C o l u m n "   E l e m e n t I d = " 1 4 5 3 0 9 9 5 8 0 "   D a t a T y p e = " D e c i m a l " > I n v D i s c A m t _ P u r c h L i n e < / I n v D i s c A m t _ P u r c h L i n e >   
-             < I n v D i s c C a p t i o n _ L b l   E l e m e n t T y p e = " C o l u m n "   E l e m e n t I d = " 1 9 3 9 0 5 8 9 7 4 "   D a t a T y p e = " L a b e l " > I n v D i s c C a p t i o n _ L b l < / I n v D i s c C a p t i o n _ L b l > +             < I n v D i s c C a p t i o n _ L b l   E l e m e n t T y p e = " C o l u m n "   E l e m e n t I d = " 1 9 3 9 0 5 8 9 7 4 "   D a t a T y p e = " T e x t C o n s t " > I n v D i s c C a p t i o n _ L b l < / I n v D i s c C a p t i o n _ L b l >   
              < I t e m N o _ P u r c h L i n e   E l e m e n t T y p e = " C o l u m n "   E l e m e n t I d = " 1 0 5 7 2 2 4 1 4 0 "   D a t a T y p e = " C o d e " > I t e m N o _ P u r c h L i n e < / I t e m N o _ P u r c h L i n e >   
@@ -9265,11 +8961,11 @@
  
              < J o b N o _ P u r c h L i n e   E l e m e n t T y p e = " C o l u m n "   E l e m e n t I d = " 2 7 7 7 0 3 3 2 6 "   D a t a T y p e = " C o d e " > J o b N o _ P u r c h L i n e < / J o b N o _ P u r c h L i n e >   
-             < J o b N o _ P u r c h L i n e _ L b l   E l e m e n t T y p e = " C o l u m n "   E l e m e n t I d = " 9 6 0 0 7 3 4 1 1 "   D a t a T y p e = " L a b e l " > J o b N o _ P u r c h L i n e _ L b l < / J o b N o _ P u r c h L i n e _ L b l > +             < J o b N o _ P u r c h L i n e _ L b l   E l e m e n t T y p e = " C o l u m n "   E l e m e n t I d = " 9 6 0 0 7 3 4 1 1 "   D a t a T y p e = " T e x t C o n s t " > J o b N o _ P u r c h L i n e _ L b l < / J o b N o _ P u r c h L i n e _ L b l >   
              < J o b T a s k N o _ P u r c h L i n e   E l e m e n t T y p e = " C o l u m n "   E l e m e n t I d = " 7 2 6 6 6 9 0 1 1 "   D a t a T y p e = " C o d e " > J o b T a s k N o _ P u r c h L i n e < / J o b T a s k N o _ P u r c h L i n e >   
-             < J o b T a s k N o _ P u r c h L i n e _ L b l   E l e m e n t T y p e = " C o l u m n "   E l e m e n t I d = " 2 0 4 9 1 3 1 1 8 2 "   D a t a T y p e = " L a b e l " > J o b T a s k N o _ P u r c h L i n e _ L b l < / J o b T a s k N o _ P u r c h L i n e _ L b l > +             < J o b T a s k N o _ P u r c h L i n e _ L b l   E l e m e n t T y p e = " C o l u m n "   E l e m e n t I d = " 2 0 4 9 1 3 1 1 8 2 "   D a t a T y p e = " T e x t C o n s t " > J o b T a s k N o _ P u r c h L i n e _ L b l < / J o b T a s k N o _ P u r c h L i n e _ L b l >   
              < L i n e A m t _ P u r c h L i n e   E l e m e n t T y p e = " C o l u m n "   E l e m e n t I d = " 1 5 9 3 7 5 8 6 7 4 "   D a t a T y p e = " T e x t " > L i n e A m t _ P u r c h L i n e < / L i n e A m t _ P u r c h L i n e >   
@@ -9283,39 +8979,39 @@
  
              < P l a n n e d R e c e i p t D a t e   E l e m e n t T y p e = " C o l u m n "   E l e m e n t I d = " 1 1 4 0 0 3 3 3 2 1 "   D a t a T y p e = " S t r i n g " > P l a n n e d R e c e i p t D a t e < / P l a n n e d R e c e i p t D a t e >   
-             < P l a n n e d R e c e i p t D a t e L b l   E l e m e n t T y p e = " C o l u m n "   E l e m e n t I d = " 1 4 7 8 7 6 7 2 9 9 "   D a t a T y p e = " L a b e l " > P l a n n e d R e c e i p t D a t e L b l < / P l a n n e d R e c e i p t D a t e L b l > +             < P l a n n e d R e c e i p t D a t e L b l   E l e m e n t T y p e = " C o l u m n "   E l e m e n t I d = " 1 4 7 8 7 6 7 2 9 9 "   D a t a T y p e = " T e x t C o n s t " > P l a n n e d R e c e i p t D a t e L b l < / P l a n n e d R e c e i p t D a t e L b l >   
              < P r o m i s e d R e c e i p t D a t e   E l e m e n t T y p e = " C o l u m n "   E l e m e n t I d = " 2 9 4 5 3 0 7 8 "   D a t a T y p e = " S t r i n g " > P r o m i s e d R e c e i p t D a t e < / P r o m i s e d R e c e i p t D a t e >   
-             < P r o m i s e d R e c e i p t D a t e L b l   E l e m e n t T y p e = " C o l u m n "   E l e m e n t I d = " 2 0 2 4 9 3 8 1 7 2 "   D a t a T y p e = " L a b e l " > P r o m i s e d R e c e i p t D a t e L b l < / P r o m i s e d R e c e i p t D a t e L b l > - 
-             < P u r c h L i n e L i n e D i s c _ L b l   E l e m e n t T y p e = " C o l u m n "   E l e m e n t I d = " 5 7 3 7 9 3 8 4 1 "   D a t a T y p e = " L a b e l " > P u r c h L i n e L i n e D i s c _ L b l < / P u r c h L i n e L i n e D i s c _ L b l > +             < P r o m i s e d R e c e i p t D a t e L b l   E l e m e n t T y p e = " C o l u m n "   E l e m e n t I d = " 2 0 2 4 9 3 8 1 7 2 "   D a t a T y p e = " T e x t C o n s t " > P r o m i s e d R e c e i p t D a t e L b l < / P r o m i s e d R e c e i p t D a t e L b l >   
              < P u r c h L i n e _ V A T P c t   E l e m e n t T y p e = " C o l u m n "   E l e m e n t I d = " 1 7 7 5 5 5 6 6 3 6 "   D a t a T y p e = " D e c i m a l " > P u r c h L i n e _ V A T P c t < / P u r c h L i n e _ V A T P c t >   
+             < P u r c h L i n e L i n e D i s c _ L b l   E l e m e n t T y p e = " C o l u m n "   E l e m e n t I d = " 5 7 3 7 9 3 8 4 1 "   D a t a T y p e = " T e x t C o n s t " > P u r c h L i n e L i n e D i s c _ L b l < / P u r c h L i n e L i n e D i s c _ L b l > + 
              < Q t y _ P u r c h L i n e   E l e m e n t T y p e = " C o l u m n "   E l e m e n t I d = " 7 8 0 8 5 8 6 7 6 "   D a t a T y p e = " T e x t " > Q t y _ P u r c h L i n e < / Q t y _ P u r c h L i n e >   
              < Q t y _ P u r c h L i n e _ L b l   E l e m e n t T y p e = " C o l u m n "   E l e m e n t I d = " 6 6 5 5 0 9 2 9 "   D a t a T y p e = " S t r i n g " > Q t y _ P u r c h L i n e _ L b l < / Q t y _ P u r c h L i n e _ L b l >   
              < R e q u e s t e d R e c e i p t D a t e   E l e m e n t T y p e = " C o l u m n "   E l e m e n t I d = " 9 3 3 1 1 2 9 3 1 "   D a t a T y p e = " S t r i n g " > R e q u e s t e d R e c e i p t D a t e < / R e q u e s t e d R e c e i p t D a t e >   
-             < R e q u e s t e d R e c e i p t D a t e L b l   E l e m e n t T y p e = " C o l u m n "   E l e m e n t I d = " 1 4 4 2 7 6 8 2 3 "   D a t a T y p e = " L a b e l " > R e q u e s t e d R e c e i p t D a t e L b l < / R e q u e s t e d R e c e i p t D a t e L b l > +             < R e q u e s t e d R e c e i p t D a t e L b l   E l e m e n t T y p e = " C o l u m n "   E l e m e n t I d = " 1 4 4 2 7 6 8 2 3 "   D a t a T y p e = " T e x t C o n s t " > R e q u e s t e d R e c e i p t D a t e L b l < / R e q u e s t e d R e c e i p t D a t e L b l >   
              < T o t a l I n c l V A T   E l e m e n t T y p e = " C o l u m n "   E l e m e n t I d = " 2 0 6 6 5 7 4 0 8 4 "   D a t a T y p e = " D e c i m a l " > T o t a l I n c l V A T < / T o t a l I n c l V A T >   
-             < T o t a l P r i c e C a p t i o n _ L b l   E l e m e n t T y p e = " C o l u m n "   E l e m e n t I d = " 1 7 4 8 7 7 2 0 5 5 "   D a t a T y p e = " L a b e l " > T o t a l P r i c e C a p t i o n _ L b l < / T o t a l P r i c e C a p t i o n _ L b l > +             < T o t a l P r i c e C a p t i o n _ L b l   E l e m e n t T y p e = " C o l u m n "   E l e m e n t I d = " 1 7 4 8 7 7 2 0 5 5 "   D a t a T y p e = " T e x t C o n s t " > T o t a l P r i c e C a p t i o n _ L b l < / T o t a l P r i c e C a p t i o n _ L b l >   
              < T y p e _ P u r c h L i n e   E l e m e n t T y p e = " C o l u m n "   E l e m e n t I d = " 8 0 9 4 7 1 0 8 8 "   D a t a T y p e = " S t r i n g " > T y p e _ P u r c h L i n e < / T y p e _ P u r c h L i n e >   
              < U n i t P r i c e _ P u r c h L i n e   E l e m e n t T y p e = " C o l u m n "   E l e m e n t I d = " 2 0 6 3 2 5 9 8 1 9 "   D a t a T y p e = " D e c i m a l " > U n i t P r i c e _ P u r c h L i n e < / U n i t P r i c e _ P u r c h L i n e >   
-             < U n i t P r i c e _ P u r c h L i n e _ L b l   E l e m e n t T y p e = " C o l u m n "   E l e m e n t I d = " 7 0 4 0 2 1 4 6 2 "   D a t a T y p e = " L a b e l " > U n i t P r i c e _ P u r c h L i n e _ L b l < / U n i t P r i c e _ P u r c h L i n e _ L b l > +             < U n i t P r i c e _ P u r c h L i n e _ L b l   E l e m e n t T y p e = " C o l u m n "   E l e m e n t I d = " 7 0 4 0 2 1 4 6 2 "   D a t a T y p e = " T e x t C o n s t " > U n i t P r i c e _ P u r c h L i n e _ L b l < / U n i t P r i c e _ P u r c h L i n e _ L b l >   
              < U O M _ P u r c h L i n e   E l e m e n t T y p e = " C o l u m n "   E l e m e n t I d = " 4 4 1 1 3 9 0 4 9 "   D a t a T y p e = " T e x t " > U O M _ P u r c h L i n e < / U O M _ P u r c h L i n e >   
-             < U O M _ P u r c h L i n e _ L b l   E l e m e n t T y p e = " C o l u m n "   E l e m e n t I d = " 1 8 5 6 1 1 3 1 9 4 "   D a t a T y p e = " L a b e l " > U O M _ P u r c h L i n e _ L b l < / U O M _ P u r c h L i n e _ L b l > - 
-             < V A T D i s c o u n t A m o u n t _ L b l   E l e m e n t T y p e = " C o l u m n "   E l e m e n t I d = " 1 3 5 5 1 2 6 5 3 8 "   D a t a T y p e = " L a b e l " > V A T D i s c o u n t A m o u n t _ L b l < / V A T D i s c o u n t A m o u n t _ L b l > +             < U O M _ P u r c h L i n e _ L b l   E l e m e n t T y p e = " C o l u m n "   E l e m e n t I d = " 1 8 5 6 1 1 3 1 9 4 "   D a t a T y p e = " T e x t C o n s t " > U O M _ P u r c h L i n e _ L b l < / U O M _ P u r c h L i n e _ L b l > + 
+             < V A T D i s c o u n t A m o u n t _ L b l   E l e m e n t T y p e = " C o l u m n "   E l e m e n t I d = " 1 3 5 5 1 2 6 5 3 8 "   D a t a T y p e = " T e x t C o n s t " > V A T D i s c o u n t A m o u n t _ L b l < / V A T D i s c o u n t A m o u n t _ L b l >   
              < V A T I d e n t i f i e r _ P u r c h L i n e   E l e m e n t T y p e = " C o l u m n "   E l e m e n t I d = " 1 0 5 5 6 1 2 1 2 8 "   D a t a T y p e = " C o d e " > V A T I d e n t i f i e r _ P u r c h L i n e < / V A T I d e n t i f i e r _ P u r c h L i n e >   
@@ -9383,9 +9079,9 @@
  
          < P r e p m t L o o p   E l e m e n t T y p e = " D a t a I t e m "   E l e m e n t I d = " 1 1 5 9 7 3 9 4 0 7 " >   
-             < P r e p a y m e n t S p e c C a p t i o n   E l e m e n t T y p e = " C o l u m n "   E l e m e n t I d = " 1 6 2 3 2 2 2 3 0 1 "   D a t a T y p e = " L a b e l " > P r e p a y m e n t S p e c C a p t i o n < / P r e p a y m e n t S p e c C a p t i o n > - 
-             < P r e p m t I n v B u D e s c C a p t i o n   E l e m e n t T y p e = " C o l u m n "   E l e m e n t I d = " 1 8 0 7 4 4 6 7 8 "   D a t a T y p e = " L a b e l " > P r e p m t I n v B u D e s c C a p t i o n < / P r e p m t I n v B u D e s c C a p t i o n > +             < P r e p a y m e n t S p e c C a p t i o n   E l e m e n t T y p e = " C o l u m n "   E l e m e n t I d = " 1 6 2 3 2 2 2 3 0 1 "   D a t a T y p e = " T e x t C o n s t " > P r e p a y m e n t S p e c C a p t i o n < / P r e p a y m e n t S p e c C a p t i o n > + 
+             < P r e p m t I n v B u D e s c C a p t i o n   E l e m e n t T y p e = " C o l u m n "   E l e m e n t I d = " 1 8 0 7 4 4 6 7 8 "   D a t a T y p e = " T e x t C o n s t " > P r e p m t I n v B u D e s c C a p t i o n < / P r e p m t I n v B u D e s c C a p t i o n >   
              < P r e p m t I n v B u f A m t   E l e m e n t T y p e = " C o l u m n "   E l e m e n t I d = " 1 0 9 6 9 7 6 1 9 5 "   D a t a T y p e = " D e c i m a l " > P r e p m t I n v B u f A m t < / P r e p m t I n v B u f A m t >   
@@ -9393,7 +9089,7 @@
  
              < P r e p m t I n v B u f G L A c c N o   E l e m e n t T y p e = " C o l u m n "   E l e m e n t I d = " 8 7 1 9 7 7 4 0 0 "   D a t a T y p e = " C o d e " > P r e p m t I n v B u f G L A c c N o < / P r e p m t I n v B u f G L A c c N o >   
-             < P r e p m t I n v B u f G L A c c N o C a p t i o n   E l e m e n t T y p e = " C o l u m n "   E l e m e n t I d = " 6 6 7 6 9 7 1 8 "   D a t a T y p e = " L a b e l " > P r e p m t I n v B u f G L A c c N o C a p t i o n < / P r e p m t I n v B u f G L A c c N o C a p t i o n > +             < P r e p m t I n v B u f G L A c c N o C a p t i o n   E l e m e n t T y p e = " C o l u m n "   E l e m e n t I d = " 6 6 7 6 9 7 1 8 "   D a t a T y p e = " T e x t C o n s t " > P r e p m t I n v B u f G L A c c N o C a p t i o n < / P r e p m t I n v B u f G L A c c N o C a p t i o n >   
              < P r e p m t L i n e A m o u n t   E l e m e n t T y p e = " C o l u m n "   E l e m e n t I d = " 1 3 0 2 3 0 2 1 5 "   D a t a T y p e = " D e c i m a l " > P r e p m t L i n e A m o u n t < / P r e p m t L i n e A m o u n t >   
@@ -9423,17 +9119,17 @@
  
              < P r e p m t V A T A m t L i n e V A T I d   E l e m e n t T y p e = " C o l u m n "   E l e m e n t I d = " 9 8 2 2 2 4 8 0 0 "   D a t a T y p e = " C o d e " > P r e p m t V A T A m t L i n e V A T I d < / P r e p m t V A T A m t L i n e V A T I d >   
-             < P r e p y m t V A T A m t S p e c C a p t i o n   E l e m e n t T y p e = " C o l u m n "   E l e m e n t I d = " 2 0 0 9 6 4 9 1 3 8 "   D a t a T y p e = " L a b e l " > P r e p y m t V A T A m t S p e c C a p t i o n < / P r e p y m t V A T A m t S p e c C a p t i o n > +             < P r e p y m t V A T A m t S p e c C a p t i o n   E l e m e n t T y p e = " C o l u m n "   E l e m e n t I d = " 2 0 0 9 6 4 9 1 3 8 "   D a t a T y p e = " T e x t C o n s t " > P r e p y m t V A T A m t S p e c C a p t i o n < / P r e p y m t V A T A m t S p e c C a p t i o n >   
          < / P r e p m t V A T C o u n t e r >   
          < L e t t e r T e x t   E l e m e n t T y p e = " D a t a I t e m "   E l e m e n t I d = " 1 5 1 0 3 5 3 8 3 4 " >   
-             < B o d y T e x t   E l e m e n t T y p e = " C o l u m n "   E l e m e n t I d = " 1 4 9 7 5 9 8 0 8 "   D a t a T y p e = " L a b e l " > B o d y T e x t < / B o d y T e x t > - 
-             < C l o s i n g T e x t   E l e m e n t T y p e = " C o l u m n "   E l e m e n t I d = " 5 1 2 1 3 5 9 0 9 "   D a t a T y p e = " L a b e l " > C l o s i n g T e x t < / C l o s i n g T e x t > - 
-             < G r e e t i n g T e x t   E l e m e n t T y p e = " C o l u m n "   E l e m e n t I d = " 1 1 7 5 2 7 9 2 8 9 "   D a t a T y p e = " L a b e l " > G r e e t i n g T e x t < / G r e e t i n g T e x t > +             < B o d y T e x t   E l e m e n t T y p e = " C o l u m n "   E l e m e n t I d = " 1 4 9 7 5 9 8 0 8 "   D a t a T y p e = " T e x t C o n s t " > B o d y T e x t < / B o d y T e x t > + 
+             < C l o s i n g T e x t   E l e m e n t T y p e = " C o l u m n "   E l e m e n t I d = " 5 1 2 1 3 5 9 0 9 "   D a t a T y p e = " T e x t C o n s t " > C l o s i n g T e x t < / C l o s i n g T e x t > + 
+             < G r e e t i n g T e x t   E l e m e n t T y p e = " C o l u m n "   E l e m e n t I d = " 1 1 7 5 2 7 9 2 8 9 "   D a t a T y p e = " T e x t C o n s t " > G r e e t i n g T e x t < / G r e e t i n g T e x t >   
          < / L e t t e r T e x t >   

--- a/src/Layers/W1/BaseApp/Purchases/Document/StandardPurchaseOrderBody.docx
+++ b/src/Layers/W1/BaseApp/Purchases/Document/StandardPurchaseOrderBody.docx
@@ -32,7 +32,6 @@
             <w:dataBinding w:prefixMappings="&lt;xmlns:ns0='urn:microsoft-dynamics-nav/reports/Standard_Purchase_Order/1322/' " w:xpath="/ns0:NavWordReportXmlPart[1]/ns0:Purchase_Header[1]/ns0:BuyFromAddr1[1]" w:storeItemID="{7C9D7B99-3F0A-4DC8-9D28-B3E523DBEA5C}"/>
             <w:text/>
           </w:sdtPr>
-          <w:sdtEndPr/>
           <w:sdtContent>
             <w:tc>
               <w:tcPr>
@@ -61,7 +60,6 @@
             <w:dataBinding w:prefixMappings="&lt;xmlns:ns0='urn:microsoft-dynamics-nav/reports/Standard_Purchase_Order/1322/' " w:xpath="/ns0:NavWordReportXmlPart[1]/ns0:Purchase_Header[1]/ns0:ShiptoAddress_Lbl[1]" w:storeItemID="{7C9D7B99-3F0A-4DC8-9D28-B3E523DBEA5C}"/>
             <w:text/>
           </w:sdtPr>
-          <w:sdtEndPr/>
           <w:sdtContent>
             <w:tc>
               <w:tcPr>
@@ -92,7 +90,6 @@
             <w:dataBinding w:prefixMappings="&lt;xmlns:ns0='urn:microsoft-dynamics-nav/reports/Standard_Purchase_Order/1322/' " w:xpath="/ns0:NavWordReportXmlPart[1]/ns0:Purchase_Header[1]/ns0:CompanyAddress1[1]" w:storeItemID="{7C9D7B99-3F0A-4DC8-9D28-B3E523DBEA5C}"/>
             <w:text/>
           </w:sdtPr>
-          <w:sdtEndPr/>
           <w:sdtContent>
             <w:tc>
               <w:tcPr>
@@ -127,7 +124,6 @@
             <w:dataBinding w:prefixMappings="&lt;xmlns:ns0='urn:microsoft-dynamics-nav/reports/Standard_Purchase_Order/1322/' " w:xpath="/ns0:NavWordReportXmlPart[1]/ns0:Purchase_Header[1]/ns0:BuyFromAddr2[1]" w:storeItemID="{7C9D7B99-3F0A-4DC8-9D28-B3E523DBEA5C}"/>
             <w:text/>
           </w:sdtPr>
-          <w:sdtEndPr/>
           <w:sdtContent>
             <w:tc>
               <w:tcPr>
@@ -155,7 +151,6 @@
             <w:dataBinding w:prefixMappings="&lt;xmlns:ns0='urn:microsoft-dynamics-nav/reports/Standard_Purchase_Order/1322/' " w:xpath="/ns0:NavWordReportXmlPart[1]/ns0:Purchase_Header[1]/ns0:ShipToAddr1[1]" w:storeItemID="{7C9D7B99-3F0A-4DC8-9D28-B3E523DBEA5C}"/>
             <w:text/>
           </w:sdtPr>
-          <w:sdtEndPr/>
           <w:sdtContent>
             <w:tc>
               <w:tcPr>
@@ -183,7 +178,6 @@
             <w:dataBinding w:prefixMappings="&lt;xmlns:ns0='urn:microsoft-dynamics-nav/reports/Standard_Purchase_Order/1322/' " w:xpath="/ns0:NavWordReportXmlPart[1]/ns0:Purchase_Header[1]/ns0:CompanyAddress2[1]" w:storeItemID="{7C9D7B99-3F0A-4DC8-9D28-B3E523DBEA5C}"/>
             <w:text/>
           </w:sdtPr>
-          <w:sdtEndPr/>
           <w:sdtContent>
             <w:tc>
               <w:tcPr>
@@ -217,7 +211,6 @@
             <w:dataBinding w:prefixMappings="&lt;xmlns:ns0='urn:microsoft-dynamics-nav/reports/Standard_Purchase_Order/1322/' " w:xpath="/ns0:NavWordReportXmlPart[1]/ns0:Purchase_Header[1]/ns0:BuyFromAddr3[1]" w:storeItemID="{7C9D7B99-3F0A-4DC8-9D28-B3E523DBEA5C}"/>
             <w:text/>
           </w:sdtPr>
-          <w:sdtEndPr/>
           <w:sdtContent>
             <w:tc>
               <w:tcPr>
@@ -245,7 +238,6 @@
             <w:dataBinding w:prefixMappings="&lt;xmlns:ns0='urn:microsoft-dynamics-nav/reports/Standard_Purchase_Order/1322/' " w:xpath="/ns0:NavWordReportXmlPart[1]/ns0:Purchase_Header[1]/ns0:ShipToAddr2[1]" w:storeItemID="{7C9D7B99-3F0A-4DC8-9D28-B3E523DBEA5C}"/>
             <w:text/>
           </w:sdtPr>
-          <w:sdtEndPr/>
           <w:sdtContent>
             <w:tc>
               <w:tcPr>
@@ -273,7 +265,6 @@
             <w:dataBinding w:prefixMappings="&lt;xmlns:ns0='urn:microsoft-dynamics-nav/reports/Standard_Purchase_Order/1322/' " w:xpath="/ns0:NavWordReportXmlPart[1]/ns0:Purchase_Header[1]/ns0:CompanyAddress3[1]" w:storeItemID="{7C9D7B99-3F0A-4DC8-9D28-B3E523DBEA5C}"/>
             <w:text/>
           </w:sdtPr>
-          <w:sdtEndPr/>
           <w:sdtContent>
             <w:tc>
               <w:tcPr>
@@ -307,7 +298,6 @@
             <w:dataBinding w:prefixMappings="&lt;xmlns:ns0='urn:microsoft-dynamics-nav/reports/Standard_Purchase_Order/1322/' " w:xpath="/ns0:NavWordReportXmlPart[1]/ns0:Purchase_Header[1]/ns0:BuyFromAddr4[1]" w:storeItemID="{7C9D7B99-3F0A-4DC8-9D28-B3E523DBEA5C}"/>
             <w:text/>
           </w:sdtPr>
-          <w:sdtEndPr/>
           <w:sdtContent>
             <w:tc>
               <w:tcPr>
@@ -335,7 +325,6 @@
             <w:dataBinding w:prefixMappings="&lt;xmlns:ns0='urn:microsoft-dynamics-nav/reports/Standard_Purchase_Order/1322/' " w:xpath="/ns0:NavWordReportXmlPart[1]/ns0:Purchase_Header[1]/ns0:ShipToAddr3[1]" w:storeItemID="{7C9D7B99-3F0A-4DC8-9D28-B3E523DBEA5C}"/>
             <w:text/>
           </w:sdtPr>
-          <w:sdtEndPr/>
           <w:sdtContent>
             <w:tc>
               <w:tcPr>
@@ -363,7 +352,6 @@
             <w:dataBinding w:prefixMappings="&lt;xmlns:ns0='urn:microsoft-dynamics-nav/reports/Standard_Purchase_Order/1322/' " w:xpath="/ns0:NavWordReportXmlPart[1]/ns0:Purchase_Header[1]/ns0:CompanyAddress4[1]" w:storeItemID="{7C9D7B99-3F0A-4DC8-9D28-B3E523DBEA5C}"/>
             <w:text/>
           </w:sdtPr>
-          <w:sdtEndPr/>
           <w:sdtContent>
             <w:tc>
               <w:tcPr>
@@ -397,7 +385,6 @@
             <w:dataBinding w:prefixMappings="&lt;xmlns:ns0='urn:microsoft-dynamics-nav/reports/Standard_Purchase_Order/1322/' " w:xpath="/ns0:NavWordReportXmlPart[1]/ns0:Purchase_Header[1]/ns0:BuyFromAddr5[1]" w:storeItemID="{7C9D7B99-3F0A-4DC8-9D28-B3E523DBEA5C}"/>
             <w:text/>
           </w:sdtPr>
-          <w:sdtEndPr/>
           <w:sdtContent>
             <w:tc>
               <w:tcPr>
@@ -425,7 +412,6 @@
             <w:dataBinding w:prefixMappings="&lt;xmlns:ns0='urn:microsoft-dynamics-nav/reports/Standard_Purchase_Order/1322/' " w:xpath="/ns0:NavWordReportXmlPart[1]/ns0:Purchase_Header[1]/ns0:ShipToAddr4[1]" w:storeItemID="{7C9D7B99-3F0A-4DC8-9D28-B3E523DBEA5C}"/>
             <w:text/>
           </w:sdtPr>
-          <w:sdtEndPr/>
           <w:sdtContent>
             <w:tc>
               <w:tcPr>
@@ -453,7 +439,6 @@
             <w:dataBinding w:prefixMappings="&lt;xmlns:ns0='urn:microsoft-dynamics-nav/reports/Standard_Purchase_Order/1322/' " w:xpath="/ns0:NavWordReportXmlPart[1]/ns0:Purchase_Header[1]/ns0:CompanyAddress5[1]" w:storeItemID="{7C9D7B99-3F0A-4DC8-9D28-B3E523DBEA5C}"/>
             <w:text/>
           </w:sdtPr>
-          <w:sdtEndPr/>
           <w:sdtContent>
             <w:tc>
               <w:tcPr>
@@ -488,7 +473,6 @@
             <w15:color w:val="808080"/>
             <w:text/>
           </w:sdtPr>
-          <w:sdtEndPr/>
           <w:sdtContent>
             <w:tc>
               <w:tcPr>
@@ -516,7 +500,6 @@
             <w:dataBinding w:prefixMappings="&lt;xmlns:ns0='urn:microsoft-dynamics-nav/reports/Standard_Purchase_Order/1322/' " w:xpath="/ns0:NavWordReportXmlPart[1]/ns0:Purchase_Header[1]/ns0:ShipToAddr5[1]" w:storeItemID="{7C9D7B99-3F0A-4DC8-9D28-B3E523DBEA5C}"/>
             <w:text/>
           </w:sdtPr>
-          <w:sdtEndPr/>
           <w:sdtContent>
             <w:tc>
               <w:tcPr>
@@ -545,7 +528,6 @@
             <w15:color w:val="808080"/>
             <w:text/>
           </w:sdtPr>
-          <w:sdtEndPr/>
           <w:sdtContent>
             <w:tc>
               <w:tcPr>
@@ -597,7 +579,6 @@
             <w15:color w:val="808080"/>
             <w:text/>
           </w:sdtPr>
-          <w:sdtEndPr/>
           <w:sdtContent>
             <w:tc>
               <w:tcPr>
@@ -628,7 +609,6 @@
             <w15:color w:val="808080"/>
             <w:text/>
           </w:sdtPr>
-          <w:sdtEndPr/>
           <w:sdtContent>
             <w:tc>
               <w:tcPr>
@@ -659,7 +639,6 @@
             <w:dataBinding w:prefixMappings="&lt;xmlns:ns0='urn:microsoft-dynamics-nav/reports/Standard_Purchase_Order/1322/' " w:xpath="/ns0:NavWordReportXmlPart[1]/ns0:Purchase_Header[1]/ns0:PaymentTermsDesc_Lbl[1]" w:storeItemID="{7C9D7B99-3F0A-4DC8-9D28-B3E523DBEA5C}"/>
             <w:text/>
           </w:sdtPr>
-          <w:sdtEndPr/>
           <w:sdtContent>
             <w:tc>
               <w:tcPr>
@@ -690,7 +669,6 @@
             <w:dataBinding w:prefixMappings="&lt;xmlns:ns0='urn:microsoft-dynamics-nav/reports/Standard_Purchase_Order/1322/' " w:xpath="/ns0:NavWordReportXmlPart[1]/ns0:Purchase_Header[1]/ns0:Buyer_Lbl[1]" w:storeItemID="{7C9D7B99-3F0A-4DC8-9D28-B3E523DBEA5C}"/>
             <w:text/>
           </w:sdtPr>
-          <w:sdtEndPr/>
           <w:sdtContent>
             <w:tc>
               <w:tcPr>
@@ -727,7 +705,6 @@
             <w15:color w:val="808080"/>
             <w:text/>
           </w:sdtPr>
-          <w:sdtEndPr/>
           <w:sdtContent>
             <w:tc>
               <w:tcPr>
@@ -757,7 +734,6 @@
             <w15:color w:val="808080"/>
             <w:text/>
           </w:sdtPr>
-          <w:sdtEndPr/>
           <w:sdtContent>
             <w:tc>
               <w:tcPr>
@@ -787,7 +763,6 @@
             <w:dataBinding w:prefixMappings="&lt;xmlns:ns0='urn:microsoft-dynamics-nav/reports/Standard_Purchase_Order/1322/' " w:xpath="/ns0:NavWordReportXmlPart[1]/ns0:Purchase_Header[1]/ns0:PaymentTermsDesc[1]" w:storeItemID="{7C9D7B99-3F0A-4DC8-9D28-B3E523DBEA5C}"/>
             <w:text/>
           </w:sdtPr>
-          <w:sdtEndPr/>
           <w:sdtContent>
             <w:tc>
               <w:tcPr>
@@ -817,7 +792,6 @@
             <w:dataBinding w:prefixMappings="&lt;xmlns:ns0='urn:microsoft-dynamics-nav/reports/Standard_Purchase_Order/1322/' " w:xpath="/ns0:NavWordReportXmlPart[1]/ns0:Purchase_Header[1]/ns0:SalesPurchPersonName[1]" w:storeItemID="{7C9D7B99-3F0A-4DC8-9D28-B3E523DBEA5C}"/>
             <w:text/>
           </w:sdtPr>
-          <w:sdtEndPr/>
           <w:sdtContent>
             <w:tc>
               <w:tcPr>
@@ -899,7 +873,6 @@
             <w:dataBinding w:prefixMappings="&lt;xmlns:ns0='urn:microsoft-dynamics-nav/reports/Standard_Purchase_Order/1322/' " w:xpath="/ns0:NavWordReportXmlPart[1]/ns0:Purchase_Header[1]/ns0:Receiveby_Lbl[1]" w:storeItemID="{7C9D7B99-3F0A-4DC8-9D28-B3E523DBEA5C}"/>
             <w:text/>
           </w:sdtPr>
-          <w:sdtEndPr/>
           <w:sdtContent>
             <w:tc>
               <w:tcPr>
@@ -930,7 +903,6 @@
             <w:dataBinding w:prefixMappings="&lt;xmlns:ns0='urn:microsoft-dynamics-nav/reports/Standard_Purchase_Order/1322/' " w:xpath="/ns0:NavWordReportXmlPart[1]/ns0:Purchase_Header[1]/ns0:ShipmentMethodDesc_Lbl[1]" w:storeItemID="{7C9D7B99-3F0A-4DC8-9D28-B3E523DBEA5C}"/>
             <w:text/>
           </w:sdtPr>
-          <w:sdtEndPr/>
           <w:sdtContent>
             <w:tc>
               <w:tcPr>
@@ -961,7 +933,6 @@
             <w:dataBinding w:prefixMappings="&lt;xmlns:ns0='urn:microsoft-dynamics-nav/reports/Standard_Purchase_Order/1322/' " w:xpath="/ns0:NavWordReportXmlPart[1]/ns0:Purchase_Header[1]/ns0:PricesInclVAT_PurchHeader_Lbl[1]" w:storeItemID="{7C9D7B99-3F0A-4DC8-9D28-B3E523DBEA5C}"/>
             <w:text/>
           </w:sdtPr>
-          <w:sdtEndPr/>
           <w:sdtContent>
             <w:tc>
               <w:tcPr>
@@ -992,7 +963,6 @@
             <w:dataBinding w:prefixMappings="&lt;xmlns:ns0='urn:microsoft-dynamics-nav/reports/Standard_Purchase_Order/1322/' " w:xpath="/ns0:NavWordReportXmlPart[1]/ns0:Purchase_Header[1]/ns0:VendorInvoiceNo_Lbl[1]" w:storeItemID="{7C9D7B99-3F0A-4DC8-9D28-B3E523DBEA5C}"/>
             <w:text/>
           </w:sdtPr>
-          <w:sdtEndPr/>
           <w:sdtContent>
             <w:tc>
               <w:tcPr>
@@ -1029,7 +999,6 @@
             <w:dataBinding w:prefixMappings="&lt;xmlns:ns0='urn:microsoft-dynamics-nav/reports/Standard_Purchase_Order/1322/' " w:xpath="/ns0:NavWordReportXmlPart[1]/ns0:Purchase_Header[1]/ns0:ExptRecptDt_PurchaseHeader[1]" w:storeItemID="{7C9D7B99-3F0A-4DC8-9D28-B3E523DBEA5C}"/>
             <w:text/>
           </w:sdtPr>
-          <w:sdtEndPr/>
           <w:sdtContent>
             <w:tc>
               <w:tcPr>
@@ -1059,7 +1028,6 @@
             <w:dataBinding w:prefixMappings="&lt;xmlns:ns0='urn:microsoft-dynamics-nav/reports/Standard_Purchase_Order/1322/' " w:xpath="/ns0:NavWordReportXmlPart[1]/ns0:Purchase_Header[1]/ns0:ShipmentMethodDesc[1]" w:storeItemID="{7C9D7B99-3F0A-4DC8-9D28-B3E523DBEA5C}"/>
             <w:text/>
           </w:sdtPr>
-          <w:sdtEndPr/>
           <w:sdtContent>
             <w:tc>
               <w:tcPr>
@@ -1089,7 +1057,6 @@
             <w:dataBinding w:prefixMappings="&lt;xmlns:ns0='urn:microsoft-dynamics-nav/reports/Standard_Purchase_Order/1322/' " w:xpath="/ns0:NavWordReportXmlPart[1]/ns0:Purchase_Header[1]/ns0:PricesInclVAT_PurchHeader[1]" w:storeItemID="{7C9D7B99-3F0A-4DC8-9D28-B3E523DBEA5C}"/>
             <w:text/>
           </w:sdtPr>
-          <w:sdtEndPr/>
           <w:sdtContent>
             <w:tc>
               <w:tcPr>
@@ -1119,7 +1086,6 @@
             <w:dataBinding w:prefixMappings="&lt;xmlns:ns0='urn:microsoft-dynamics-nav/reports/Standard_Purchase_Order/1322/' " w:xpath="/ns0:NavWordReportXmlPart[1]/ns0:Purchase_Header[1]/ns0:VendorInvoiceNo[1]" w:storeItemID="{7C9D7B99-3F0A-4DC8-9D28-B3E523DBEA5C}"/>
             <w:text/>
           </w:sdtPr>
-          <w:sdtEndPr/>
           <w:sdtContent>
             <w:tc>
               <w:tcPr>
@@ -1201,7 +1167,6 @@
             <w:dataBinding w:prefixMappings="&lt;xmlns:ns0='urn:microsoft-dynamics-nav/reports/Standard_Purchase_Order/1322/' " w:xpath="/ns0:NavWordReportXmlPart[1]/ns0:Purchase_Header[1]/ns0:VendorOrderNo_Lbl[1]" w:storeItemID="{7C9D7B99-3F0A-4DC8-9D28-B3E523DBEA5C}"/>
             <w:text/>
           </w:sdtPr>
-          <w:sdtEndPr/>
           <w:sdtContent>
             <w:tc>
               <w:tcPr>
@@ -1232,7 +1197,6 @@
             <w15:color w:val="808080"/>
             <w:text/>
           </w:sdtPr>
-          <w:sdtEndPr/>
           <w:sdtContent>
             <w:tc>
               <w:tcPr>
@@ -1288,7 +1252,6 @@
             <w:dataBinding w:prefixMappings="&lt;xmlns:ns0='urn:microsoft-dynamics-nav/reports/Standard_Purchase_Order/1322/' " w:xpath="/ns0:NavWordReportXmlPart[1]/ns0:Purchase_Header[1]/ns0:VendorOrderNo[1]" w:storeItemID="{7C9D7B99-3F0A-4DC8-9D28-B3E523DBEA5C}"/>
             <w:text/>
           </w:sdtPr>
-          <w:sdtEndPr/>
           <w:sdtContent>
             <w:tc>
               <w:tcPr>
@@ -1326,7 +1289,6 @@
                 <w:dataBinding w:prefixMappings="&lt;xmlns:ns0='urn:microsoft-dynamics-nav/reports/Standard_Purchase_Order/1322/' " w:xpath="/ns0:NavWordReportXmlPart[1]/ns0:Purchase_Header[1]/ns0:VATRegNo_PurchHeader[1]" w:storeItemID="{7C9D7B99-3F0A-4DC8-9D28-B3E523DBEA5C}"/>
                 <w:text/>
               </w:sdtPr>
-              <w:sdtEndPr/>
               <w:sdtContent>
                 <w:proofErr w:type="spellStart"/>
                 <w:r>
@@ -1393,7 +1355,6 @@
             <w:dataBinding w:prefixMappings="&lt;xmlns:ns0='urn:microsoft-dynamics-nav/reports/Standard_Purchase_Order/1322/' " w:xpath="/ns0:NavWordReportXmlPart[1]/ns0:Purchase_Header[1]/ns0:Purchase_Line[1]/ns0:No_PurchLine_Lbl[1]" w:storeItemID="{7C9D7B99-3F0A-4DC8-9D28-B3E523DBEA5C}"/>
             <w:text/>
           </w:sdtPr>
-          <w:sdtEndPr/>
           <w:sdtContent>
             <w:tc>
               <w:tcPr>
@@ -1424,7 +1385,6 @@
             <w:dataBinding w:prefixMappings="&lt;xmlns:ns0='urn:microsoft-dynamics-nav/reports/Standard_Purchase_Order/1322/' " w:xpath="/ns0:NavWordReportXmlPart[1]/ns0:Purchase_Header[1]/ns0:Purchase_Line[1]/ns0:Desc_PurchLine_Lbl[1]" w:storeItemID="{7C9D7B99-3F0A-4DC8-9D28-B3E523DBEA5C}"/>
             <w:text/>
           </w:sdtPr>
-          <w:sdtEndPr/>
           <w:sdtContent>
             <w:tc>
               <w:tcPr>
@@ -1455,7 +1415,6 @@
             <w:dataBinding w:prefixMappings="&lt;xmlns:ns0='urn:microsoft-dynamics-nav/reports/Standard_Purchase_Order/1322/' " w:xpath="/ns0:NavWordReportXmlPart[1]/ns0:Purchase_Header[1]/ns0:Purchase_Line[1]/ns0:Qty_PurchLine_Lbl[1]" w:storeItemID="{7C9D7B99-3F0A-4DC8-9D28-B3E523DBEA5C}"/>
             <w:text/>
           </w:sdtPr>
-          <w:sdtEndPr/>
           <w:sdtContent>
             <w:tc>
               <w:tcPr>
@@ -1486,7 +1445,6 @@
             <w:dataBinding w:prefixMappings="&lt;xmlns:ns0='urn:microsoft-dynamics-nav/reports/Standard_Purchase_Order/1322/' " w:xpath="/ns0:NavWordReportXmlPart[1]/ns0:Purchase_Header[1]/ns0:Purchase_Line[1]/ns0:UOM_PurchLine_Lbl[1]" w:storeItemID="{7C9D7B99-3F0A-4DC8-9D28-B3E523DBEA5C}"/>
             <w:text/>
           </w:sdtPr>
-          <w:sdtEndPr/>
           <w:sdtContent>
             <w:tc>
               <w:tcPr>
@@ -1516,7 +1474,6 @@
             <w:dataBinding w:prefixMappings="&lt;xmlns:ns0='urn:microsoft-dynamics-nav/reports/Standard_Purchase_Order/1322/' " w:xpath="/ns0:NavWordReportXmlPart[1]/ns0:Purchase_Header[1]/ns0:Purchase_Line[1]/ns0:DirectUniCost_Lbl[1]" w:storeItemID="{7C9D7B99-3F0A-4DC8-9D28-B3E523DBEA5C}"/>
             <w:text/>
           </w:sdtPr>
-          <w:sdtEndPr/>
           <w:sdtContent>
             <w:tc>
               <w:tcPr>
@@ -1547,7 +1504,6 @@
             <w:dataBinding w:prefixMappings="&lt;xmlns:ns0='urn:microsoft-dynamics-nav/reports/Standard_Purchase_Order/1322/' " w:xpath="/ns0:NavWordReportXmlPart[1]/ns0:Purchase_Header[1]/ns0:VATAmtLineVAT_Lbl[1]" w:storeItemID="{7C9D7B99-3F0A-4DC8-9D28-B3E523DBEA5C}"/>
             <w:text/>
           </w:sdtPr>
-          <w:sdtEndPr/>
           <w:sdtContent>
             <w:tc>
               <w:tcPr>
@@ -1578,7 +1534,6 @@
             <w:dataBinding w:prefixMappings="&lt;xmlns:ns0='urn:microsoft-dynamics-nav/reports/Standard_Purchase_Order/1322/' " w:xpath="/ns0:NavWordReportXmlPart[1]/ns0:Purchase_Header[1]/ns0:ItemLineAmount_Lbl[1]" w:storeItemID="{7C9D7B99-3F0A-4DC8-9D28-B3E523DBEA5C}"/>
             <w:text/>
           </w:sdtPr>
-          <w:sdtEndPr/>
           <w:sdtContent>
             <w:tc>
               <w:tcPr>
@@ -1692,7 +1647,6 @@
           <w15:color w:val="808080"/>
           <w15:repeatingSection/>
         </w:sdtPr>
-        <w:sdtEndPr/>
         <w:sdtContent>
           <w:sdt>
             <w:sdtPr>
@@ -1704,7 +1658,6 @@
               <w15:color w:val="808080"/>
               <w15:repeatingSectionItem/>
             </w:sdtPr>
-            <w:sdtEndPr/>
             <w:sdtContent>
               <w:tr>
                 <w:trPr>
@@ -1730,7 +1683,6 @@
                         <w:dataBinding w:prefixMappings="&lt;xmlns:ns0='urn:microsoft-dynamics-nav/reports/Standard_Purchase_Order/1322/' " w:xpath="/ns0:NavWordReportXmlPart[1]/ns0:Purchase_Header[1]/ns0:Purchase_Line[1]/ns0:No_PurchLine[1]" w:storeItemID="{7C9D7B99-3F0A-4DC8-9D28-B3E523DBEA5C}"/>
                         <w:text/>
                       </w:sdtPr>
-                      <w:sdtEndPr/>
                       <w:sdtContent>
                         <w:proofErr w:type="spellStart"/>
                         <w:r>
@@ -1752,7 +1704,6 @@
                     <w:dataBinding w:prefixMappings="&lt;xmlns:ns0='urn:microsoft-dynamics-nav/reports/Standard_Purchase_Order/1322/' " w:xpath="/ns0:NavWordReportXmlPart[1]/ns0:Purchase_Header[1]/ns0:Purchase_Line[1]/ns0:Desc_PurchLine[1]" w:storeItemID="{7C9D7B99-3F0A-4DC8-9D28-B3E523DBEA5C}"/>
                     <w:text/>
                   </w:sdtPr>
-                  <w:sdtEndPr/>
                   <w:sdtContent>
                     <w:tc>
                       <w:tcPr>
@@ -1783,7 +1734,6 @@
                     <w:dataBinding w:prefixMappings="&lt;xmlns:ns0='urn:microsoft-dynamics-nav/reports/Standard_Purchase_Order/1322/' " w:xpath="/ns0:NavWordReportXmlPart[1]/ns0:Purchase_Header[1]/ns0:Purchase_Line[1]/ns0:Qty_PurchLine[1]" w:storeItemID="{7C9D7B99-3F0A-4DC8-9D28-B3E523DBEA5C}"/>
                     <w:text/>
                   </w:sdtPr>
-                  <w:sdtEndPr/>
                   <w:sdtContent>
                     <w:tc>
                       <w:tcPr>
@@ -1815,7 +1765,6 @@
                     <w:dataBinding w:prefixMappings="&lt;xmlns:ns0='urn:microsoft-dynamics-nav/reports/Standard_Purchase_Order/1322/' " w:xpath="/ns0:NavWordReportXmlPart[1]/ns0:Purchase_Header[1]/ns0:Purchase_Line[1]/ns0:UOM_PurchLine[1]" w:storeItemID="{7C9D7B99-3F0A-4DC8-9D28-B3E523DBEA5C}"/>
                     <w:text/>
                   </w:sdtPr>
-                  <w:sdtEndPr/>
                   <w:sdtContent>
                     <w:tc>
                       <w:tcPr>
@@ -1846,7 +1795,6 @@
                     <w:dataBinding w:prefixMappings="&lt;xmlns:ns0='urn:microsoft-dynamics-nav/reports/Standard_Purchase_Order/1322/' " w:xpath="/ns0:NavWordReportXmlPart[1]/ns0:Purchase_Header[1]/ns0:Purchase_Line[1]/ns0:DirUnitCost_PurchLine[1]" w:storeItemID="{7C9D7B99-3F0A-4DC8-9D28-B3E523DBEA5C}"/>
                     <w:text/>
                   </w:sdtPr>
-                  <w:sdtEndPr/>
                   <w:sdtContent>
                     <w:tc>
                       <w:tcPr>
@@ -1878,7 +1826,6 @@
                     <w:dataBinding w:prefixMappings="&lt;xmlns:ns0='urn:microsoft-dynamics-nav/reports/Standard_Purchase_Order/1322/' " w:xpath="/ns0:NavWordReportXmlPart[1]/ns0:Purchase_Header[1]/ns0:Purchase_Line[1]/ns0:PurchLine_VATPct[1]" w:storeItemID="{7C9D7B99-3F0A-4DC8-9D28-B3E523DBEA5C}"/>
                     <w:text/>
                   </w:sdtPr>
-                  <w:sdtEndPr/>
                   <w:sdtContent>
                     <w:tc>
                       <w:tcPr>
@@ -1920,7 +1867,6 @@
                         <w:dataBinding w:prefixMappings="&lt;xmlns:ns0='urn:microsoft-dynamics-nav/reports/Standard_Purchase_Order/1322/' " w:xpath="/ns0:NavWordReportXmlPart[1]/ns0:Purchase_Header[1]/ns0:Purchase_Line[1]/ns0:LineAmt_PurchLine[1]" w:storeItemID="{7C9D7B99-3F0A-4DC8-9D28-B3E523DBEA5C}"/>
                         <w:text/>
                       </w:sdtPr>
-                      <w:sdtEndPr/>
                       <w:sdtContent>
                         <w:proofErr w:type="spellStart"/>
                         <w:r>
@@ -1944,7 +1890,7 @@
     </w:p>
     <w:tbl>
       <w:tblPr>
-        <w:tblStyle w:val="BCCalculationTable"/>
+        <w:tblStyle w:val="BCTotalsTable"/>
         <w:tblW w:w="5000" w:type="pct"/>
         <w:tblLook w:val="0640" w:firstRow="0" w:lastRow="1" w:firstColumn="0" w:lastColumn="0" w:noHBand="1" w:noVBand="1"/>
         <w:tblCaption w:val="Table 4"/>
@@ -1969,7 +1915,6 @@
             <w:dataBinding w:prefixMappings="&lt;xmlns:ns0='urn:microsoft-dynamics-nav/reports/Standard_Purchase_Order/1322/' " w:xpath="/ns0:NavWordReportXmlPart[1]/ns0:Purchase_Header[1]/ns0:Totals[1]/ns0:TotalExclVATText[1]" w:storeItemID="{7C9D7B99-3F0A-4DC8-9D28-B3E523DBEA5C}"/>
             <w:text/>
           </w:sdtPr>
-          <w:sdtEndPr/>
           <w:sdtContent>
             <w:tc>
               <w:tcPr>
@@ -2000,7 +1945,6 @@
             <w:dataBinding w:prefixMappings="&lt;xmlns:ns0='urn:microsoft-dynamics-nav/reports/Standard_Purchase_Order/1322/' " w:xpath="/ns0:NavWordReportXmlPart[1]/ns0:Purchase_Header[1]/ns0:Totals[1]/ns0:TotalAmount[1]" w:storeItemID="{7C9D7B99-3F0A-4DC8-9D28-B3E523DBEA5C}"/>
             <w:text/>
           </w:sdtPr>
-          <w:sdtEndPr/>
           <w:sdtContent>
             <w:tc>
               <w:tcPr>
@@ -2037,7 +1981,6 @@
             <w:dataBinding w:prefixMappings="&lt;xmlns:ns0='urn:microsoft-dynamics-nav/reports/Standard_Purchase_Order/1322/' " w:xpath="/ns0:NavWordReportXmlPart[1]/ns0:Purchase_Header[1]/ns0:Totals[1]/ns0:VATAmountText[1]" w:storeItemID="{7C9D7B99-3F0A-4DC8-9D28-B3E523DBEA5C}"/>
             <w:text/>
           </w:sdtPr>
-          <w:sdtEndPr/>
           <w:sdtContent>
             <w:tc>
               <w:tcPr>
@@ -2068,7 +2011,6 @@
             <w:dataBinding w:prefixMappings="&lt;xmlns:ns0='urn:microsoft-dynamics-nav/reports/Standard_Purchase_Order/1322/' " w:xpath="/ns0:NavWordReportXmlPart[1]/ns0:Purchase_Header[1]/ns0:Totals[1]/ns0:TotalVATAmount[1]" w:storeItemID="{7C9D7B99-3F0A-4DC8-9D28-B3E523DBEA5C}"/>
             <w:text/>
           </w:sdtPr>
-          <w:sdtEndPr/>
           <w:sdtContent>
             <w:tc>
               <w:tcPr>
@@ -2106,7 +2048,6 @@
             <w:dataBinding w:prefixMappings="&lt;xmlns:ns0='urn:microsoft-dynamics-nav/reports/Standard_Purchase_Order/1322/' " w:xpath="/ns0:NavWordReportXmlPart[1]/ns0:Purchase_Header[1]/ns0:Totals[1]/ns0:TotalInclVATText[1]" w:storeItemID="{7C9D7B99-3F0A-4DC8-9D28-B3E523DBEA5C}"/>
             <w:text/>
           </w:sdtPr>
-          <w:sdtEndPr/>
           <w:sdtContent>
             <w:tc>
               <w:tcPr>
@@ -2137,7 +2078,6 @@
             <w:dataBinding w:prefixMappings="&lt;xmlns:ns0='urn:microsoft-dynamics-nav/reports/Standard_Purchase_Order/1322/' " w:xpath="/ns0:NavWordReportXmlPart[1]/ns0:Purchase_Header[1]/ns0:Totals[1]/ns0:TotalAmountInclVAT[1]" w:storeItemID="{7C9D7B99-3F0A-4DC8-9D28-B3E523DBEA5C}"/>
             <w:text/>
           </w:sdtPr>
-          <w:sdtEndPr/>
           <w:sdtContent>
             <w:tc>
               <w:tcPr>
@@ -3292,7 +3232,7 @@
       <w:rFonts w:ascii="Segoe UI" w:eastAsia="Aptos" w:hAnsi="Segoe UI"/>
       <w:sz w:val="20"/>
       <w:szCs w:val="20"/>
-      <w:lang w:eastAsia="ja-JP"/>
+      <w:lang w:val="da-DK" w:eastAsia="ja-JP"/>
     </w:rPr>
     <w:tblPr/>
     <w:tblStylePr w:type="firstRow">
@@ -5509,6 +5449,7 @@
 <w:settings xmlns:mc="http://schemas.openxmlformats.org/markup-compatibility/2006" xmlns:o="urn:schemas-microsoft-com:office:office" xmlns:r="http://schemas.openxmlformats.org/officeDocument/2006/relationships" xmlns:m="http://schemas.openxmlformats.org/officeDocument/2006/math" xmlns:v="urn:schemas-microsoft-com:vml" xmlns:w10="urn:schemas-microsoft-com:office:word" xmlns:w="http://schemas.openxmlformats.org/wordprocessingml/2006/main" xmlns:w14="http://schemas.microsoft.com/office/word/2010/wordml" xmlns:w15="http://schemas.microsoft.com/office/word/2012/wordml" xmlns:w16cex="http://schemas.microsoft.com/office/word/2018/wordml/cex" xmlns:w16cid="http://schemas.microsoft.com/office/word/2016/wordml/cid" xmlns:w16="http://schemas.microsoft.com/office/word/2018/wordml" xmlns:w16du="http://schemas.microsoft.com/office/word/2023/wordml/word16du" xmlns:w16sdtdh="http://schemas.microsoft.com/office/word/2020/wordml/sdtdatahash" xmlns:w16sdtfl="http://schemas.microsoft.com/office/word/2024/wordml/sdtformatlock" xmlns:w16se="http://schemas.microsoft.com/office/word/2015/wordml/symex" xmlns:sl="http://schemas.openxmlformats.org/schemaLibrary/2006/main" mc:Ignorable="w14 w15 w16se w16cid w16 w16cex w16sdtdh w16sdtfl w16du">
   <w:view w:val="normal"/>
   <w:defaultTabStop w:val="720"/>
+  <w:hyphenationZone w:val="425"/>
   <w:characterSpacingControl w:val="doNotCompress"/>
   <w:compat>
     <w:useFELayout/>
@@ -5588,6 +5529,7 @@
     <w:rsid w:val="00845ABD"/>
     <w:rsid w:val="008640A4"/>
     <w:rsid w:val="00875991"/>
+    <w:rsid w:val="008858E8"/>
     <w:rsid w:val="008A67AC"/>
     <w:rsid w:val="008B01F4"/>
     <w:rsid w:val="008C48D7"/>
@@ -5600,6 +5542,7 @@
     <w:rsid w:val="00A16147"/>
     <w:rsid w:val="00A45317"/>
     <w:rsid w:val="00AA7B04"/>
+    <w:rsid w:val="00AC141B"/>
     <w:rsid w:val="00AD1E20"/>
     <w:rsid w:val="00AE1CD3"/>
     <w:rsid w:val="00AE701E"/>
@@ -5659,7 +5602,7 @@
   </m:mathPr>
   <w:themeFontLang w:val="en-US"/>
   <w:clrSchemeMapping w:bg1="light1" w:t1="dark1" w:bg2="light2" w:t2="dark2" w:accent1="accent1" w:accent2="accent2" w:accent3="accent3" w:accent4="accent4" w:accent5="accent5" w:accent6="accent6" w:hyperlink="hyperlink" w:followedHyperlink="followedHyperlink"/>
-  <w:decimalSymbol w:val="."/>
+  <w:decimalSymbol w:val=","/>
   <w:listSeparator w:val=","/>
   <w15:chartTrackingRefBased/>
 </w:settings>
@@ -6111,7 +6054,6 @@
       <w:kern w:val="2"/>
       <w:sz w:val="24"/>
       <w:szCs w:val="24"/>
-      <w:lang/>
       <w14:ligatures w14:val="standardContextual"/>
     </w:rPr>
   </w:style>
@@ -6125,7 +6067,6 @@
       <w:kern w:val="2"/>
       <w:sz w:val="24"/>
       <w:szCs w:val="24"/>
-      <w:lang/>
       <w14:ligatures w14:val="standardContextual"/>
     </w:rPr>
   </w:style>
@@ -6139,7 +6080,6 @@
       <w:kern w:val="2"/>
       <w:sz w:val="24"/>
       <w:szCs w:val="24"/>
-      <w:lang/>
       <w14:ligatures w14:val="standardContextual"/>
     </w:rPr>
   </w:style>
@@ -6153,7 +6093,6 @@
       <w:kern w:val="2"/>
       <w:sz w:val="24"/>
       <w:szCs w:val="24"/>
-      <w:lang/>
       <w14:ligatures w14:val="standardContextual"/>
     </w:rPr>
   </w:style>
@@ -6167,7 +6106,6 @@
       <w:kern w:val="2"/>
       <w:sz w:val="24"/>
       <w:szCs w:val="24"/>
-      <w:lang/>
       <w14:ligatures w14:val="standardContextual"/>
     </w:rPr>
   </w:style>
@@ -6181,7 +6119,6 @@
       <w:kern w:val="2"/>
       <w:sz w:val="24"/>
       <w:szCs w:val="24"/>
-      <w:lang/>
       <w14:ligatures w14:val="standardContextual"/>
     </w:rPr>
   </w:style>
@@ -6195,7 +6132,6 @@
       <w:kern w:val="2"/>
       <w:sz w:val="24"/>
       <w:szCs w:val="24"/>
-      <w:lang/>
       <w14:ligatures w14:val="standardContextual"/>
     </w:rPr>
   </w:style>
@@ -6209,7 +6145,6 @@
       <w:kern w:val="2"/>
       <w:sz w:val="24"/>
       <w:szCs w:val="24"/>
-      <w:lang/>
       <w14:ligatures w14:val="standardContextual"/>
     </w:rPr>
   </w:style>
@@ -6223,7 +6158,6 @@
       <w:kern w:val="2"/>
       <w:sz w:val="24"/>
       <w:szCs w:val="24"/>
-      <w:lang/>
       <w14:ligatures w14:val="standardContextual"/>
     </w:rPr>
   </w:style>
@@ -6237,7 +6171,6 @@
       <w:kern w:val="2"/>
       <w:sz w:val="24"/>
       <w:szCs w:val="24"/>
-      <w:lang/>
       <w14:ligatures w14:val="standardContextual"/>
     </w:rPr>
   </w:style>
@@ -6251,7 +6184,6 @@
       <w:kern w:val="2"/>
       <w:sz w:val="24"/>
       <w:szCs w:val="24"/>
-      <w:lang/>
       <w14:ligatures w14:val="standardContextual"/>
     </w:rPr>
   </w:style>
@@ -6265,7 +6197,6 @@
       <w:kern w:val="2"/>
       <w:sz w:val="24"/>
       <w:szCs w:val="24"/>
-      <w:lang/>
       <w14:ligatures w14:val="standardContextual"/>
     </w:rPr>
   </w:style>
@@ -6279,7 +6210,6 @@
       <w:kern w:val="2"/>
       <w:sz w:val="24"/>
       <w:szCs w:val="24"/>
-      <w:lang/>
       <w14:ligatures w14:val="standardContextual"/>
     </w:rPr>
   </w:style>
@@ -6293,7 +6223,6 @@
       <w:kern w:val="2"/>
       <w:sz w:val="24"/>
       <w:szCs w:val="24"/>
-      <w:lang/>
       <w14:ligatures w14:val="standardContextual"/>
     </w:rPr>
   </w:style>
@@ -6307,7 +6236,6 @@
       <w:kern w:val="2"/>
       <w:sz w:val="24"/>
       <w:szCs w:val="24"/>
-      <w:lang/>
       <w14:ligatures w14:val="standardContextual"/>
     </w:rPr>
   </w:style>
@@ -6321,7 +6249,6 @@
       <w:kern w:val="2"/>
       <w:sz w:val="24"/>
       <w:szCs w:val="24"/>
-      <w:lang/>
       <w14:ligatures w14:val="standardContextual"/>
     </w:rPr>
   </w:style>
@@ -6335,7 +6262,6 @@
       <w:kern w:val="2"/>
       <w:sz w:val="24"/>
       <w:szCs w:val="24"/>
-      <w:lang/>
       <w14:ligatures w14:val="standardContextual"/>
     </w:rPr>
   </w:style>
@@ -6349,7 +6275,6 @@
       <w:kern w:val="2"/>
       <w:sz w:val="24"/>
       <w:szCs w:val="24"/>
-      <w:lang/>
       <w14:ligatures w14:val="standardContextual"/>
     </w:rPr>
   </w:style>
@@ -6363,7 +6288,6 @@
       <w:kern w:val="2"/>
       <w:sz w:val="24"/>
       <w:szCs w:val="24"/>
-      <w:lang/>
       <w14:ligatures w14:val="standardContextual"/>
     </w:rPr>
   </w:style>
@@ -6377,7 +6301,6 @@
       <w:kern w:val="2"/>
       <w:sz w:val="24"/>
       <w:szCs w:val="24"/>
-      <w:lang/>
       <w14:ligatures w14:val="standardContextual"/>
     </w:rPr>
   </w:style>
@@ -6391,7 +6314,6 @@
       <w:kern w:val="2"/>
       <w:sz w:val="24"/>
       <w:szCs w:val="24"/>
-      <w:lang/>
       <w14:ligatures w14:val="standardContextual"/>
     </w:rPr>
   </w:style>
@@ -6405,7 +6327,6 @@
       <w:kern w:val="2"/>
       <w:sz w:val="24"/>
       <w:szCs w:val="24"/>
-      <w:lang/>
       <w14:ligatures w14:val="standardContextual"/>
     </w:rPr>
   </w:style>
@@ -6419,7 +6340,6 @@
       <w:kern w:val="2"/>
       <w:sz w:val="24"/>
       <w:szCs w:val="24"/>
-      <w:lang/>
       <w14:ligatures w14:val="standardContextual"/>
     </w:rPr>
   </w:style>
@@ -6433,7 +6353,6 @@
       <w:kern w:val="2"/>
       <w:sz w:val="24"/>
       <w:szCs w:val="24"/>
-      <w:lang/>
       <w14:ligatures w14:val="standardContextual"/>
     </w:rPr>
   </w:style>
@@ -6447,7 +6366,6 @@
       <w:kern w:val="2"/>
       <w:sz w:val="24"/>
       <w:szCs w:val="24"/>
-      <w:lang/>
       <w14:ligatures w14:val="standardContextual"/>
     </w:rPr>
   </w:style>
@@ -6461,7 +6379,6 @@
       <w:kern w:val="2"/>
       <w:sz w:val="24"/>
       <w:szCs w:val="24"/>
-      <w:lang/>
       <w14:ligatures w14:val="standardContextual"/>
     </w:rPr>
   </w:style>
@@ -6475,7 +6392,6 @@
       <w:kern w:val="2"/>
       <w:sz w:val="24"/>
       <w:szCs w:val="24"/>
-      <w:lang/>
       <w14:ligatures w14:val="standardContextual"/>
     </w:rPr>
   </w:style>
@@ -6489,7 +6405,6 @@
       <w:kern w:val="2"/>
       <w:sz w:val="24"/>
       <w:szCs w:val="24"/>
-      <w:lang/>
       <w14:ligatures w14:val="standardContextual"/>
     </w:rPr>
   </w:style>
@@ -6503,7 +6418,6 @@
       <w:kern w:val="2"/>
       <w:sz w:val="24"/>
       <w:szCs w:val="24"/>
-      <w:lang/>
       <w14:ligatures w14:val="standardContextual"/>
     </w:rPr>
   </w:style>
@@ -6517,7 +6431,6 @@
       <w:kern w:val="2"/>
       <w:sz w:val="24"/>
       <w:szCs w:val="24"/>
-      <w:lang/>
       <w14:ligatures w14:val="standardContextual"/>
     </w:rPr>
   </w:style>
@@ -6531,7 +6444,6 @@
       <w:kern w:val="2"/>
       <w:sz w:val="24"/>
       <w:szCs w:val="24"/>
-      <w:lang/>
       <w14:ligatures w14:val="standardContextual"/>
     </w:rPr>
   </w:style>
@@ -6545,7 +6457,6 @@
       <w:kern w:val="2"/>
       <w:sz w:val="24"/>
       <w:szCs w:val="24"/>
-      <w:lang/>
       <w14:ligatures w14:val="standardContextual"/>
     </w:rPr>
   </w:style>
@@ -6559,7 +6470,6 @@
       <w:kern w:val="2"/>
       <w:sz w:val="24"/>
       <w:szCs w:val="24"/>
-      <w:lang/>
       <w14:ligatures w14:val="standardContextual"/>
     </w:rPr>
   </w:style>
@@ -6573,7 +6483,6 @@
       <w:kern w:val="2"/>
       <w:sz w:val="24"/>
       <w:szCs w:val="24"/>
-      <w:lang/>
       <w14:ligatures w14:val="standardContextual"/>
     </w:rPr>
   </w:style>
@@ -6587,7 +6496,6 @@
       <w:kern w:val="2"/>
       <w:sz w:val="24"/>
       <w:szCs w:val="24"/>
-      <w:lang/>
       <w14:ligatures w14:val="standardContextual"/>
     </w:rPr>
   </w:style>
@@ -6601,7 +6509,6 @@
       <w:kern w:val="2"/>
       <w:sz w:val="24"/>
       <w:szCs w:val="24"/>
-      <w:lang/>
       <w14:ligatures w14:val="standardContextual"/>
     </w:rPr>
   </w:style>
@@ -6615,7 +6522,6 @@
       <w:kern w:val="2"/>
       <w:sz w:val="24"/>
       <w:szCs w:val="24"/>
-      <w:lang/>
       <w14:ligatures w14:val="standardContextual"/>
     </w:rPr>
   </w:style>
@@ -6629,7 +6535,6 @@
       <w:kern w:val="2"/>
       <w:sz w:val="24"/>
       <w:szCs w:val="24"/>
-      <w:lang/>
       <w14:ligatures w14:val="standardContextual"/>
     </w:rPr>
   </w:style>
@@ -6643,7 +6548,6 @@
       <w:kern w:val="2"/>
       <w:sz w:val="24"/>
       <w:szCs w:val="24"/>
-      <w:lang/>
       <w14:ligatures w14:val="standardContextual"/>
     </w:rPr>
   </w:style>
@@ -6657,7 +6561,6 @@
       <w:kern w:val="2"/>
       <w:sz w:val="24"/>
       <w:szCs w:val="24"/>
-      <w:lang/>
       <w14:ligatures w14:val="standardContextual"/>
     </w:rPr>
   </w:style>
@@ -6671,7 +6574,6 @@
       <w:kern w:val="2"/>
       <w:sz w:val="24"/>
       <w:szCs w:val="24"/>
-      <w:lang/>
       <w14:ligatures w14:val="standardContextual"/>
     </w:rPr>
   </w:style>
@@ -6685,7 +6587,6 @@
       <w:kern w:val="2"/>
       <w:sz w:val="24"/>
       <w:szCs w:val="24"/>
-      <w:lang/>
       <w14:ligatures w14:val="standardContextual"/>
     </w:rPr>
   </w:style>
@@ -6699,7 +6600,6 @@
       <w:kern w:val="2"/>
       <w:sz w:val="24"/>
       <w:szCs w:val="24"/>
-      <w:lang/>
       <w14:ligatures w14:val="standardContextual"/>
     </w:rPr>
   </w:style>
@@ -6713,7 +6613,6 @@
       <w:kern w:val="2"/>
       <w:sz w:val="24"/>
       <w:szCs w:val="24"/>
-      <w:lang/>
       <w14:ligatures w14:val="standardContextual"/>
     </w:rPr>
   </w:style>
@@ -6727,7 +6626,6 @@
       <w:kern w:val="2"/>
       <w:sz w:val="24"/>
       <w:szCs w:val="24"/>
-      <w:lang/>
       <w14:ligatures w14:val="standardContextual"/>
     </w:rPr>
   </w:style>
@@ -6741,7 +6639,6 @@
       <w:kern w:val="2"/>
       <w:sz w:val="24"/>
       <w:szCs w:val="24"/>
-      <w:lang/>
       <w14:ligatures w14:val="standardContextual"/>
     </w:rPr>
   </w:style>
@@ -6755,7 +6652,6 @@
       <w:kern w:val="2"/>
       <w:sz w:val="24"/>
       <w:szCs w:val="24"/>
-      <w:lang/>
       <w14:ligatures w14:val="standardContextual"/>
     </w:rPr>
   </w:style>
@@ -6769,7 +6665,6 @@
       <w:kern w:val="2"/>
       <w:sz w:val="24"/>
       <w:szCs w:val="24"/>
-      <w:lang/>
       <w14:ligatures w14:val="standardContextual"/>
     </w:rPr>
   </w:style>
@@ -6783,7 +6678,6 @@
       <w:kern w:val="2"/>
       <w:sz w:val="24"/>
       <w:szCs w:val="24"/>
-      <w:lang/>
       <w14:ligatures w14:val="standardContextual"/>
     </w:rPr>
   </w:style>
@@ -6797,7 +6691,6 @@
       <w:kern w:val="2"/>
       <w:sz w:val="24"/>
       <w:szCs w:val="24"/>
-      <w:lang/>
       <w14:ligatures w14:val="standardContextual"/>
     </w:rPr>
   </w:style>
@@ -6811,7 +6704,6 @@
       <w:kern w:val="2"/>
       <w:sz w:val="24"/>
       <w:szCs w:val="24"/>
-      <w:lang/>
       <w14:ligatures w14:val="standardContextual"/>
     </w:rPr>
   </w:style>
@@ -6825,7 +6717,6 @@
       <w:kern w:val="2"/>
       <w:sz w:val="24"/>
       <w:szCs w:val="24"/>
-      <w:lang/>
       <w14:ligatures w14:val="standardContextual"/>
     </w:rPr>
   </w:style>
@@ -6839,7 +6730,6 @@
       <w:kern w:val="2"/>
       <w:sz w:val="24"/>
       <w:szCs w:val="24"/>
-      <w:lang/>
       <w14:ligatures w14:val="standardContextual"/>
     </w:rPr>
   </w:style>
@@ -6853,7 +6743,6 @@
       <w:kern w:val="2"/>
       <w:sz w:val="24"/>
       <w:szCs w:val="24"/>
-      <w:lang/>
       <w14:ligatures w14:val="standardContextual"/>
     </w:rPr>
   </w:style>
@@ -6867,7 +6756,6 @@
       <w:kern w:val="2"/>
       <w:sz w:val="24"/>
       <w:szCs w:val="24"/>
-      <w:lang/>
       <w14:ligatures w14:val="standardContextual"/>
     </w:rPr>
   </w:style>
@@ -6881,7 +6769,6 @@
       <w:kern w:val="2"/>
       <w:sz w:val="24"/>
       <w:szCs w:val="24"/>
-      <w:lang/>
       <w14:ligatures w14:val="standardContextual"/>
     </w:rPr>
   </w:style>
@@ -6895,7 +6782,6 @@
       <w:kern w:val="2"/>
       <w:sz w:val="24"/>
       <w:szCs w:val="24"/>
-      <w:lang/>
       <w14:ligatures w14:val="standardContextual"/>
     </w:rPr>
   </w:style>
@@ -6909,7 +6795,6 @@
       <w:kern w:val="2"/>
       <w:sz w:val="24"/>
       <w:szCs w:val="24"/>
-      <w:lang/>
       <w14:ligatures w14:val="standardContextual"/>
     </w:rPr>
   </w:style>
@@ -6923,7 +6808,6 @@
       <w:kern w:val="2"/>
       <w:sz w:val="24"/>
       <w:szCs w:val="24"/>
-      <w:lang/>
       <w14:ligatures w14:val="standardContextual"/>
     </w:rPr>
   </w:style>
@@ -6937,7 +6821,6 @@
       <w:kern w:val="2"/>
       <w:sz w:val="24"/>
       <w:szCs w:val="24"/>
-      <w:lang/>
       <w14:ligatures w14:val="standardContextual"/>
     </w:rPr>
   </w:style>
@@ -6951,7 +6834,6 @@
       <w:kern w:val="2"/>
       <w:sz w:val="24"/>
       <w:szCs w:val="24"/>
-      <w:lang/>
       <w14:ligatures w14:val="standardContextual"/>
     </w:rPr>
   </w:style>
@@ -6965,7 +6847,6 @@
       <w:kern w:val="2"/>
       <w:sz w:val="24"/>
       <w:szCs w:val="24"/>
-      <w:lang/>
       <w14:ligatures w14:val="standardContextual"/>
     </w:rPr>
   </w:style>
@@ -6979,7 +6860,6 @@
       <w:kern w:val="2"/>
       <w:sz w:val="24"/>
       <w:szCs w:val="24"/>
-      <w:lang/>
       <w14:ligatures w14:val="standardContextual"/>
     </w:rPr>
   </w:style>
@@ -6993,7 +6873,6 @@
       <w:kern w:val="2"/>
       <w:sz w:val="24"/>
       <w:szCs w:val="24"/>
-      <w:lang/>
       <w14:ligatures w14:val="standardContextual"/>
     </w:rPr>
   </w:style>
@@ -7007,7 +6886,6 @@
       <w:kern w:val="2"/>
       <w:sz w:val="24"/>
       <w:szCs w:val="24"/>
-      <w:lang/>
       <w14:ligatures w14:val="standardContextual"/>
     </w:rPr>
   </w:style>
@@ -7021,7 +6899,6 @@
       <w:kern w:val="2"/>
       <w:sz w:val="24"/>
       <w:szCs w:val="24"/>
-      <w:lang/>
       <w14:ligatures w14:val="standardContextual"/>
     </w:rPr>
   </w:style>
@@ -7035,7 +6912,6 @@
       <w:kern w:val="2"/>
       <w:sz w:val="24"/>
       <w:szCs w:val="24"/>
-      <w:lang/>
       <w14:ligatures w14:val="standardContextual"/>
     </w:rPr>
   </w:style>
@@ -7049,7 +6925,6 @@
       <w:kern w:val="2"/>
       <w:sz w:val="24"/>
       <w:szCs w:val="24"/>
-      <w:lang/>
       <w14:ligatures w14:val="standardContextual"/>
     </w:rPr>
   </w:style>
@@ -7063,7 +6938,6 @@
       <w:kern w:val="2"/>
       <w:sz w:val="24"/>
       <w:szCs w:val="24"/>
-      <w:lang/>
       <w14:ligatures w14:val="standardContextual"/>
     </w:rPr>
   </w:style>
@@ -7077,7 +6951,6 @@
       <w:kern w:val="2"/>
       <w:sz w:val="24"/>
       <w:szCs w:val="24"/>
-      <w:lang/>
       <w14:ligatures w14:val="standardContextual"/>
     </w:rPr>
   </w:style>
@@ -7091,7 +6964,6 @@
       <w:kern w:val="2"/>
       <w:sz w:val="24"/>
       <w:szCs w:val="24"/>
-      <w:lang/>
       <w14:ligatures w14:val="standardContextual"/>
     </w:rPr>
   </w:style>
@@ -7105,7 +6977,6 @@
       <w:kern w:val="2"/>
       <w:sz w:val="24"/>
       <w:szCs w:val="24"/>
-      <w:lang/>
       <w14:ligatures w14:val="standardContextual"/>
     </w:rPr>
   </w:style>
@@ -7119,7 +6990,6 @@
       <w:kern w:val="2"/>
       <w:sz w:val="24"/>
       <w:szCs w:val="24"/>
-      <w:lang/>
       <w14:ligatures w14:val="standardContextual"/>
     </w:rPr>
   </w:style>
@@ -7133,7 +7003,6 @@
       <w:kern w:val="2"/>
       <w:sz w:val="24"/>
       <w:szCs w:val="24"/>
-      <w:lang/>
       <w14:ligatures w14:val="standardContextual"/>
     </w:rPr>
   </w:style>
@@ -7147,7 +7016,6 @@
       <w:kern w:val="2"/>
       <w:sz w:val="24"/>
       <w:szCs w:val="24"/>
-      <w:lang/>
       <w14:ligatures w14:val="standardContextual"/>
     </w:rPr>
   </w:style>
@@ -7161,7 +7029,6 @@
       <w:kern w:val="2"/>
       <w:sz w:val="24"/>
       <w:szCs w:val="24"/>
-      <w:lang/>
       <w14:ligatures w14:val="standardContextual"/>
     </w:rPr>
   </w:style>
@@ -7175,7 +7042,6 @@
       <w:kern w:val="2"/>
       <w:sz w:val="24"/>
       <w:szCs w:val="24"/>
-      <w:lang/>
       <w14:ligatures w14:val="standardContextual"/>
     </w:rPr>
   </w:style>
@@ -7189,7 +7055,6 @@
       <w:kern w:val="2"/>
       <w:sz w:val="24"/>
       <w:szCs w:val="24"/>
-      <w:lang/>
       <w14:ligatures w14:val="standardContextual"/>
     </w:rPr>
   </w:style>
@@ -7203,7 +7068,6 @@
       <w:kern w:val="2"/>
       <w:sz w:val="24"/>
       <w:szCs w:val="24"/>
-      <w:lang/>
       <w14:ligatures w14:val="standardContextual"/>
     </w:rPr>
   </w:style>
@@ -7217,7 +7081,6 @@
       <w:kern w:val="2"/>
       <w:sz w:val="24"/>
       <w:szCs w:val="24"/>
-      <w:lang/>
       <w14:ligatures w14:val="standardContextual"/>
     </w:rPr>
   </w:style>
@@ -7231,7 +7094,6 @@
       <w:kern w:val="2"/>
       <w:sz w:val="24"/>
       <w:szCs w:val="24"/>
-      <w:lang/>
       <w14:ligatures w14:val="standardContextual"/>
     </w:rPr>
   </w:style>
@@ -7245,7 +7107,6 @@
       <w:kern w:val="2"/>
       <w:sz w:val="24"/>
       <w:szCs w:val="24"/>
-      <w:lang/>
       <w14:ligatures w14:val="standardContextual"/>
     </w:rPr>
   </w:style>
@@ -7259,7 +7120,6 @@
       <w:kern w:val="2"/>
       <w:sz w:val="24"/>
       <w:szCs w:val="24"/>
-      <w:lang/>
       <w14:ligatures w14:val="standardContextual"/>
     </w:rPr>
   </w:style>
@@ -7273,7 +7133,6 @@
       <w:kern w:val="2"/>
       <w:sz w:val="24"/>
       <w:szCs w:val="24"/>
-      <w:lang/>
       <w14:ligatures w14:val="standardContextual"/>
     </w:rPr>
   </w:style>
@@ -7287,7 +7146,6 @@
       <w:kern w:val="2"/>
       <w:sz w:val="24"/>
       <w:szCs w:val="24"/>
-      <w:lang/>
       <w14:ligatures w14:val="standardContextual"/>
     </w:rPr>
   </w:style>
@@ -7301,7 +7159,6 @@
       <w:kern w:val="2"/>
       <w:sz w:val="24"/>
       <w:szCs w:val="24"/>
-      <w:lang/>
       <w14:ligatures w14:val="standardContextual"/>
     </w:rPr>
   </w:style>
@@ -7315,7 +7172,6 @@
       <w:kern w:val="2"/>
       <w:sz w:val="24"/>
       <w:szCs w:val="24"/>
-      <w:lang/>
       <w14:ligatures w14:val="standardContextual"/>
     </w:rPr>
   </w:style>
@@ -7329,7 +7185,6 @@
       <w:kern w:val="2"/>
       <w:sz w:val="24"/>
       <w:szCs w:val="24"/>
-      <w:lang/>
       <w14:ligatures w14:val="standardContextual"/>
     </w:rPr>
   </w:style>
@@ -7343,7 +7198,6 @@
       <w:kern w:val="2"/>
       <w:sz w:val="24"/>
       <w:szCs w:val="24"/>
-      <w:lang/>
       <w14:ligatures w14:val="standardContextual"/>
     </w:rPr>
   </w:style>
@@ -7357,7 +7211,6 @@
       <w:kern w:val="2"/>
       <w:sz w:val="24"/>
       <w:szCs w:val="24"/>
-      <w:lang/>
       <w14:ligatures w14:val="standardContextual"/>
     </w:rPr>
   </w:style>
@@ -7371,7 +7224,6 @@
       <w:kern w:val="2"/>
       <w:sz w:val="24"/>
       <w:szCs w:val="24"/>
-      <w:lang/>
       <w14:ligatures w14:val="standardContextual"/>
     </w:rPr>
   </w:style>
@@ -7385,7 +7237,6 @@
       <w:kern w:val="2"/>
       <w:sz w:val="24"/>
       <w:szCs w:val="24"/>
-      <w:lang/>
       <w14:ligatures w14:val="standardContextual"/>
     </w:rPr>
   </w:style>
@@ -7399,7 +7250,6 @@
       <w:kern w:val="2"/>
       <w:sz w:val="24"/>
       <w:szCs w:val="24"/>
-      <w:lang/>
       <w14:ligatures w14:val="standardContextual"/>
     </w:rPr>
   </w:style>
@@ -7413,7 +7263,6 @@
       <w:kern w:val="2"/>
       <w:sz w:val="24"/>
       <w:szCs w:val="24"/>
-      <w:lang/>
       <w14:ligatures w14:val="standardContextual"/>
     </w:rPr>
   </w:style>
@@ -7427,7 +7276,6 @@
       <w:kern w:val="2"/>
       <w:sz w:val="24"/>
       <w:szCs w:val="24"/>
-      <w:lang/>
       <w14:ligatures w14:val="standardContextual"/>
     </w:rPr>
   </w:style>
@@ -7441,7 +7289,6 @@
       <w:kern w:val="2"/>
       <w:sz w:val="24"/>
       <w:szCs w:val="24"/>
-      <w:lang/>
       <w14:ligatures w14:val="standardContextual"/>
     </w:rPr>
   </w:style>
@@ -7455,7 +7302,6 @@
       <w:kern w:val="2"/>
       <w:sz w:val="24"/>
       <w:szCs w:val="24"/>
-      <w:lang/>
       <w14:ligatures w14:val="standardContextual"/>
     </w:rPr>
   </w:style>
@@ -7469,7 +7315,6 @@
       <w:kern w:val="2"/>
       <w:sz w:val="24"/>
       <w:szCs w:val="24"/>
-      <w:lang/>
       <w14:ligatures w14:val="standardContextual"/>
     </w:rPr>
   </w:style>
@@ -7483,7 +7328,6 @@
       <w:kern w:val="2"/>
       <w:sz w:val="24"/>
       <w:szCs w:val="24"/>
-      <w:lang/>
       <w14:ligatures w14:val="standardContextual"/>
     </w:rPr>
   </w:style>
@@ -7497,7 +7341,6 @@
       <w:kern w:val="2"/>
       <w:sz w:val="24"/>
       <w:szCs w:val="24"/>
-      <w:lang/>
       <w14:ligatures w14:val="standardContextual"/>
     </w:rPr>
   </w:style>
@@ -7511,7 +7354,6 @@
       <w:kern w:val="2"/>
       <w:sz w:val="24"/>
       <w:szCs w:val="24"/>
-      <w:lang/>
       <w14:ligatures w14:val="standardContextual"/>
     </w:rPr>
   </w:style>
@@ -7525,7 +7367,6 @@
       <w:kern w:val="2"/>
       <w:sz w:val="24"/>
       <w:szCs w:val="24"/>
-      <w:lang/>
       <w14:ligatures w14:val="standardContextual"/>
     </w:rPr>
   </w:style>
@@ -7539,7 +7380,6 @@
       <w:kern w:val="2"/>
       <w:sz w:val="24"/>
       <w:szCs w:val="24"/>
-      <w:lang/>
       <w14:ligatures w14:val="standardContextual"/>
     </w:rPr>
   </w:style>
@@ -7553,7 +7393,6 @@
       <w:kern w:val="2"/>
       <w:sz w:val="24"/>
       <w:szCs w:val="24"/>
-      <w:lang/>
       <w14:ligatures w14:val="standardContextual"/>
     </w:rPr>
   </w:style>
@@ -7567,7 +7406,6 @@
       <w:kern w:val="2"/>
       <w:sz w:val="24"/>
       <w:szCs w:val="24"/>
-      <w:lang/>
       <w14:ligatures w14:val="standardContextual"/>
     </w:rPr>
   </w:style>
@@ -7581,7 +7419,6 @@
       <w:kern w:val="2"/>
       <w:sz w:val="24"/>
       <w:szCs w:val="24"/>
-      <w:lang/>
       <w14:ligatures w14:val="standardContextual"/>
     </w:rPr>
   </w:style>
@@ -7595,7 +7432,6 @@
       <w:kern w:val="2"/>
       <w:sz w:val="24"/>
       <w:szCs w:val="24"/>
-      <w:lang/>
       <w14:ligatures w14:val="standardContextual"/>
     </w:rPr>
   </w:style>
@@ -7609,7 +7445,6 @@
       <w:kern w:val="2"/>
       <w:sz w:val="24"/>
       <w:szCs w:val="24"/>
-      <w:lang/>
       <w14:ligatures w14:val="standardContextual"/>
     </w:rPr>
   </w:style>
@@ -7623,7 +7458,6 @@
       <w:kern w:val="2"/>
       <w:sz w:val="24"/>
       <w:szCs w:val="24"/>
-      <w:lang/>
       <w14:ligatures w14:val="standardContextual"/>
     </w:rPr>
   </w:style>
@@ -8002,1147 +7836,16 @@
 </we:webextension>
 </file>
 
-<file path=customXml/item1.xml>��< ? x m l   v e r s i o n = " 1 . 0 "   e n c o d i n g = " u t f - 1 6 " ? > < N a v W o r d R e p o r t X m l P a r t   x m l n s = " u r n : m i c r o s o f t - d y n a m i c s - n a v / r e p o r t s / S t a n d a r d _ P u r c h a s e _ O r d e r / 1 3 2 2 / " > - 
-     < B C R e p o r t I n f o r m a t i o n > - 
-         < R e p o r t M e t a d a t a > - 
-             < E x t e n s i o n I d > E x t e n s i o n   I D < / E x t e n s i o n I d > - 
-             < E x t e n s i o n N a m e > E x t e n s i o n   N a m e < / E x t e n s i o n N a m e > - 
-             < E x t e n s i o n P u b l i s h e r > E x t e n s i o n   P u b l i s h e r < / E x t e n s i o n P u b l i s h e r > - 
-             < E x t e n s i o n V e r s i o n > E x t e n s i o n   V e r s i o n < / E x t e n s i o n V e r s i o n > - 
-             < R e p o r t I d > R e p o r t   I D < / R e p o r t I d > - 
-             < R e p o r t N a m e > R e p o r t   N a m e < / R e p o r t N a m e > - 
-             < A b o u t T h i s R e p o r t T i t l e > A b o u t   T h i s   R e p o r t   T i t l e < / A b o u t T h i s R e p o r t T i t l e > - 
-             < A b o u t T h i s R e p o r t T e x t > A b o u t   T h i s   R e p o r t   T e x t < / A b o u t T h i s R e p o r t T e x t > - 
-             < R e p o r t H e l p L i n k > R e p o r t   H e l p   L i n k < / R e p o r t H e l p L i n k > - 
-         < / R e p o r t M e t a d a t a > - 
-         < R e p o r t R e q u e s t > - 
-             < T e n a n t E n t r a I d > T e n a n t   E n t r a   I d < / T e n a n t E n t r a I d > - 
-             < E n v i r o n m e n t N a m e > E n v i r o n m e n t   N a m e < / E n v i r o n m e n t N a m e > - 
-             < E n v i r o n m e n t T y p e > E n v i r o n m e n t   T y p e < / E n v i r o n m e n t T y p e > - 
-             < C o m p a n y N a m e > C o m p a n y   N a m e < / C o m p a n y N a m e > - 
-             < C o m p a n y D i s p l a y N a m e > C o m p a n y   D i s p l a y   N a m e < / C o m p a n y D i s p l a y N a m e > - 
-             < C o m p a n y I d > C o m p a n y   I D < / C o m p a n y I d > - 
-             < U s e r N a m e > U s e r   N a m e < / U s e r N a m e > - 
-             < D a t e A n d T i m e > D a t e   a n d   T i m e < / D a t e A n d T i m e > - 
-             < L a n g u a g e > L a n g u a g e < / L a n g u a g e > - 
-             < F o r m a t R e g i o n > F o r m a t   R e g i o n < / F o r m a t R e g i o n > - 
-             < D a t e T i m e V a l u e s > - 
-                 < Y e a r > Y e a r < / Y e a r > - 
-                 < M o n t h N u m b e r > M o n t h   N u m b e r < / M o n t h N u m b e r > - 
-                 < D a y N u m b e r > D a y   N u m b e r < / D a y N u m b e r > - 
-                 < H o u r > H o u r < / H o u r > - 
-                 < M i n u t e > M i n u t e < / M i n u t e > - 
-             < / D a t e T i m e V a l u e s > - 
-         < / R e p o r t R e q u e s t > - 
-     < / B C R e p o r t I n f o r m a t i o n > - 
-     < P u r c h a s e _ H e a d e r > - 
-         < A l l o w I n v o i c e D i s c _ L b l > A l l o w I n v o i c e D i s c _ L b l < / A l l o w I n v o i c e D i s c _ L b l > - 
-         < A m o u n t _ L b l > A m o u n t _ L b l < / A m o u n t _ L b l > - 
-         < B u y e r _ L b l > B u y e r _ L b l < / B u y e r _ L b l > - 
-         < B u y F r m V e n d N o _ P u r c h H e a d e r > B u y F r m V e n d N o _ P u r c h H e a d e r < / B u y F r m V e n d N o _ P u r c h H e a d e r > - 
-         < B u y F r m V e n d N o _ P u r c h H e a d e r _ L b l > B u y F r m V e n d N o _ P u r c h H e a d e r _ L b l < / B u y F r m V e n d N o _ P u r c h H e a d e r _ L b l > - 
-         < B u y F r o m A d d r 1 > B u y F r o m A d d r 1 < / B u y F r o m A d d r 1 > - 
-         < B u y F r o m A d d r 2 > B u y F r o m A d d r 2 < / B u y F r o m A d d r 2 > - 
-         < B u y F r o m A d d r 3 > B u y F r o m A d d r 3 < / B u y F r o m A d d r 3 > - 
-         < B u y F r o m A d d r 4 > B u y F r o m A d d r 4 < / B u y F r o m A d d r 4 > - 
-         < B u y F r o m A d d r 5 > B u y F r o m A d d r 5 < / B u y F r o m A d d r 5 > - 
-         < B u y F r o m A d d r 6 > B u y F r o m A d d r 6 < / B u y F r o m A d d r 6 > - 
-         < B u y F r o m A d d r 7 > B u y F r o m A d d r 7 < / B u y F r o m A d d r 7 > - 
-         < B u y F r o m A d d r 8 > B u y F r o m A d d r 8 < / B u y F r o m A d d r 8 > - 
-         < B u y F r o m C o n t a c t E m a i l > B u y F r o m C o n t a c t E m a i l < / B u y F r o m C o n t a c t E m a i l > - 
-         < B u y F r o m C o n t a c t E m a i l L b l > B u y F r o m C o n t a c t E m a i l L b l < / B u y F r o m C o n t a c t E m a i l L b l > - 
-         < B u y F r o m C o n t a c t M o b i l e P h o n e N o > B u y F r o m C o n t a c t M o b i l e P h o n e N o < / B u y F r o m C o n t a c t M o b i l e P h o n e N o > - 
-         < B u y F r o m C o n t a c t M o b i l e P h o n e N o L b l > B u y F r o m C o n t a c t M o b i l e P h o n e N o L b l < / B u y F r o m C o n t a c t M o b i l e P h o n e N o L b l > - 
-         < B u y F r o m C o n t a c t P h o n e N o > B u y F r o m C o n t a c t P h o n e N o < / B u y F r o m C o n t a c t P h o n e N o > - 
-         < B u y F r o m C o n t a c t P h o n e N o L b l > B u y F r o m C o n t a c t P h o n e N o L b l < / B u y F r o m C o n t a c t P h o n e N o L b l > - 
-         < C o m p a n y A d d r e s s 1 > C o m p a n y A d d r e s s 1 < / C o m p a n y A d d r e s s 1 > - 
-         < C o m p a n y A d d r e s s 2 > C o m p a n y A d d r e s s 2 < / C o m p a n y A d d r e s s 2 > - 
-         < C o m p a n y A d d r e s s 3 > C o m p a n y A d d r e s s 3 < / C o m p a n y A d d r e s s 3 > - 
-         < C o m p a n y A d d r e s s 4 > C o m p a n y A d d r e s s 4 < / C o m p a n y A d d r e s s 4 > - 
-         < C o m p a n y A d d r e s s 5 > C o m p a n y A d d r e s s 5 < / C o m p a n y A d d r e s s 5 > - 
-         < C o m p a n y A d d r e s s 6 > C o m p a n y A d d r e s s 6 < / C o m p a n y A d d r e s s 6 > - 
-         < C o m p a n y A d d r e s s 7 > C o m p a n y A d d r e s s 7 < / C o m p a n y A d d r e s s 7 > - 
-         < C o m p a n y A d d r e s s 8 > C o m p a n y A d d r e s s 8 < / C o m p a n y A d d r e s s 8 > - 
-         < C o m p a n y B a n k A c c o u n t N o > C o m p a n y B a n k A c c o u n t N o < / C o m p a n y B a n k A c c o u n t N o > - 
-         < C o m p a n y B a n k A c c o u n t N o _ L b l > C o m p a n y B a n k A c c o u n t N o _ L b l < / C o m p a n y B a n k A c c o u n t N o _ L b l > - 
-         < C o m p a n y B a n k B r a n c h N o > C o m p a n y B a n k B r a n c h N o < / C o m p a n y B a n k B r a n c h N o > - 
-         < C o m p a n y B a n k B r a n c h N o _ L b l > C o m p a n y B a n k B r a n c h N o _ L b l < / C o m p a n y B a n k B r a n c h N o _ L b l > - 
-         < C o m p a n y B a n k N a m e > C o m p a n y B a n k N a m e < / C o m p a n y B a n k N a m e > - 
-         < C o m p a n y B a n k N a m e _ L b l > C o m p a n y B a n k N a m e _ L b l < / C o m p a n y B a n k N a m e _ L b l > - 
-         < C o m p a n y C u s t o m G i r o > C o m p a n y C u s t o m G i r o < / C o m p a n y C u s t o m G i r o > - 
-         < C o m p a n y C u s t o m G i r o _ L b l > C o m p a n y C u s t o m G i r o _ L b l < / C o m p a n y C u s t o m G i r o _ L b l > - 
-         < C o m p a n y E M a i l > C o m p a n y E M a i l < / C o m p a n y E M a i l > - 
-         < C o m p a n y E m a i l _ L b l > C o m p a n y E m a i l _ L b l < / C o m p a n y E m a i l _ L b l > - 
-         < C o m p a n y G i r o N o > C o m p a n y G i r o N o < / C o m p a n y G i r o N o > - 
-         < C o m p a n y G i r o N o _ L b l > C o m p a n y G i r o N o _ L b l < / C o m p a n y G i r o N o _ L b l > - 
-         < C o m p a n y H o m e P a g e > C o m p a n y H o m e P a g e < / C o m p a n y H o m e P a g e > - 
-         < C o m p a n y H o m e P a g e _ L b l > C o m p a n y H o m e P a g e _ L b l < / C o m p a n y H o m e P a g e _ L b l > - 
-         < C o m p a n y I B A N > C o m p a n y I B A N < / C o m p a n y I B A N > - 
-         < C o m p a n y I B A N _ L b l > C o m p a n y I B A N _ L b l < / C o m p a n y I B A N _ L b l > - 
-         < C o m p a n y L e g a l O f f i c e > C o m p a n y L e g a l O f f i c e < / C o m p a n y L e g a l O f f i c e > - 
-         < C o m p a n y L e g a l O f f i c e _ L b l > C o m p a n y L e g a l O f f i c e _ L b l < / C o m p a n y L e g a l O f f i c e _ L b l > - 
-         < C o m p a n y L o g o P o s i t i o n > C o m p a n y L o g o P o s i t i o n < / C o m p a n y L o g o P o s i t i o n > - 
-         < C o m p a n y P h o n e N o > C o m p a n y P h o n e N o < / C o m p a n y P h o n e N o > - 
-         < C o m p a n y P h o n e N o _ L b l > C o m p a n y P h o n e N o _ L b l < / C o m p a n y P h o n e N o _ L b l > - 
-         < C o m p a n y P i c t u r e / > - 
-         < C o m p a n y R e g i s t r a t i o n N u m b e r > C o m p a n y R e g i s t r a t i o n N u m b e r < / C o m p a n y R e g i s t r a t i o n N u m b e r > - 
-         < C o m p a n y R e g i s t r a t i o n N u m b e r _ L b l > C o m p a n y R e g i s t r a t i o n N u m b e r _ L b l < / C o m p a n y R e g i s t r a t i o n N u m b e r _ L b l > - 
-         < C o m p a n y S W I F T > C o m p a n y S W I F T < / C o m p a n y S W I F T > - 
-         < C o m p a n y S W I F T _ L b l > C o m p a n y S W I F T _ L b l < / C o m p a n y S W I F T _ L b l > - 
-         < C o m p a n y V A T R e g i s t r a t i o n N o > C o m p a n y V A T R e g i s t r a t i o n N o < / C o m p a n y V A T R e g i s t r a t i o n N o > - 
-         < C o m p a n y V A T R e g i s t r a t i o n N o _ L b l > C o m p a n y V A T R e g i s t r a t i o n N o _ L b l < / C o m p a n y V A T R e g i s t r a t i o n N o _ L b l > - 
-         < C o m p a n y V A T R e g N o > C o m p a n y V A T R e g N o < / C o m p a n y V A T R e g N o > - 
-         < C o m p a n y V A T R e g N o _ L b l > C o m p a n y V A T R e g N o _ L b l < / C o m p a n y V A T R e g N o _ L b l > - 
-         < C o n f i r m T o C a p t i o n _ L b l > C o n f i r m T o C a p t i o n _ L b l < / C o n f i r m T o C a p t i o n _ L b l > - 
-         < D i m T e x t > D i m T e x t < / D i m T e x t > - 
-         < D o c T y p e _ P u r c h H e a d e r > D o c T y p e _ P u r c h H e a d e r < / D o c T y p e _ P u r c h H e a d e r > - 
-         < D o c u m e n t D a t e > D o c u m e n t D a t e < / D o c u m e n t D a t e > - 
-         < D o c u m e n t D a t e _ L b l > D o c u m e n t D a t e _ L b l < / D o c u m e n t D a t e _ L b l > - 
-         < D o c u m e n t T i t l e _ L b l > D o c u m e n t T i t l e _ L b l < / D o c u m e n t T i t l e _ L b l > - 
-         < D u e D a t e > D u e D a t e < / D u e D a t e > - 
-         < E m a i l I D _ L b l > E m a i l I D _ L b l < / E m a i l I D _ L b l > - 
-         < E x p t R e c p t D t _ P u r c h a s e H e a d e r > E x p t R e c p t D t _ P u r c h a s e H e a d e r < / E x p t R e c p t D t _ P u r c h a s e H e a d e r > - 
-         < H o m e P a g e _ L b l > H o m e P a g e _ L b l < / H o m e P a g e _ L b l > - 
-         < I t e m D e s c r i p t i o n _ L b l > I t e m D e s c r i p t i o n _ L b l < / I t e m D e s c r i p t i o n _ L b l > - 
-         < I t e m L i n e A m o u n t _ L b l > I t e m L i n e A m o u n t _ L b l < / I t e m L i n e A m o u n t _ L b l > - 
-         < I t e m N u m b e r _ L b l > I t e m N u m b e r _ L b l < / I t e m N u m b e r _ L b l > - 
-         < I t e m Q u a n t i t y _ L b l > I t e m Q u a n t i t y _ L b l < / I t e m Q u a n t i t y _ L b l > - 
-         < I t e m U n i t _ L b l > I t e m U n i t _ L b l < / I t e m U n i t _ L b l > - 
-         < I t e m U n i t P r i c e _ L b l > I t e m U n i t P r i c e _ L b l < / I t e m U n i t P r i c e _ L b l > - 
-         < N o _ P u r c h H e a d e r > N o _ P u r c h H e a d e r < / N o _ P u r c h H e a d e r > - 
-         < O r d e r D a t e _ L b l > O r d e r D a t e _ L b l < / O r d e r D a t e _ L b l > - 
-         < O r d e r D a t e _ P u r c h a s e H e a d e r > O r d e r D a t e _ P u r c h a s e H e a d e r < / O r d e r D a t e _ P u r c h a s e H e a d e r > - 
-         < O r d e r N o _ L b l > O r d e r N o _ L b l < / O r d e r N o _ L b l > - 
-         < O u t p u t N o > O u t p u t N o < / O u t p u t N o > - 
-         < P a g e _ L b l > P a g e _ L b l < / P a g e _ L b l > - 
-         < P a y m e n t D e t a i l s _ L b l > P a y m e n t D e t a i l s _ L b l < / P a y m e n t D e t a i l s _ L b l > - 
-         < P a y m e n t T e r m s D e s c > P a y m e n t T e r m s D e s c < / P a y m e n t T e r m s D e s c > - 
-         < P a y m e n t T e r m s D e s c _ L b l > P a y m e n t T e r m s D e s c _ L b l < / P a y m e n t T e r m s D e s c _ L b l > - 
-         < P a y T o C o n t a c t E m a i l > P a y T o C o n t a c t E m a i l < / P a y T o C o n t a c t E m a i l > - 
-         < P a y T o C o n t a c t E m a i l L b l > P a y T o C o n t a c t E m a i l L b l < / P a y T o C o n t a c t E m a i l L b l > - 
-         < P a y T o C o n t a c t M o b i l e P h o n e N o > P a y T o C o n t a c t M o b i l e P h o n e N o < / P a y T o C o n t a c t M o b i l e P h o n e N o > - 
-         < P a y T o C o n t a c t M o b i l e P h o n e N o L b l > P a y T o C o n t a c t M o b i l e P h o n e N o L b l < / P a y T o C o n t a c t M o b i l e P h o n e N o L b l > - 
-         < P a y T o C o n t a c t P h o n e N o > P a y T o C o n t a c t P h o n e N o < / P a y T o C o n t a c t P h o n e N o > - 
-         < P a y T o C o n t a c t P h o n e N o L b l > P a y T o C o n t a c t P h o n e N o L b l < / P a y T o C o n t a c t P h o n e N o L b l > - 
-         < P a y T o V e n d N o _ P u r c h H e a d e r > P a y T o V e n d N o _ P u r c h H e a d e r < / P a y T o V e n d N o _ P u r c h H e a d e r > - 
-         < P r e p m t P a y m e n t T e r m s D e s c > P r e p m t P a y m e n t T e r m s D e s c < / P r e p m t P a y m e n t T e r m s D e s c > - 
-         < P r e p y m t T e r m s D e s c _ L b l > P r e p y m t T e r m s D e s c _ L b l < / P r e p y m t T e r m s D e s c _ L b l > - 
-         < P r i c e s I n c l u d i n g V A T _ L b l > P r i c e s I n c l u d i n g V A T _ L b l < / P r i c e s I n c l u d i n g V A T _ L b l > - 
-         < P r i c e s I n c l V A T _ P u r c h H e a d e r > P r i c e s I n c l V A T _ P u r c h H e a d e r < / P r i c e s I n c l V A T _ P u r c h H e a d e r > - 
-         < P r i c e s I n c l V A T _ P u r c h H e a d e r _ L b l > P r i c e s I n c l V A T _ P u r c h H e a d e r _ L b l < / P r i c e s I n c l V A T _ P u r c h H e a d e r _ L b l > - 
-         < P r i c e s I n c l V A T t x t > P r i c e s I n c l V A T t x t < / P r i c e s I n c l V A T t x t > - 
-         < P u r c h a s e r T e x t > P u r c h a s e r T e x t < / P u r c h a s e r T e x t > - 
-         < P u r c h L i n e I n v D i s c A m t _ L b l > P u r c h L i n e I n v D i s c A m t _ L b l < / P u r c h L i n e I n v D i s c A m t _ L b l > - 
-         < P u r c h O r d e r C a p t i o n _ L b l > P u r c h O r d e r C a p t i o n _ L b l < / P u r c h O r d e r C a p t i o n _ L b l > - 
-         < P u r c h O r d e r D a t e C a p t i o n _ L b l > P u r c h O r d e r D a t e C a p t i o n _ L b l < / P u r c h O r d e r D a t e C a p t i o n _ L b l > - 
-         < P u r c h O r d e r N u m C a p t i o n _ L b l > P u r c h O r d e r N u m C a p t i o n _ L b l < / P u r c h O r d e r N u m C a p t i o n _ L b l > - 
-         < R e c e i v e b y _ L b l > R e c e i v e b y _ L b l < / R e c e i v e b y _ L b l > - 
-         < R e f e r e n c e T e x t > R e f e r e n c e T e x t < / R e f e r e n c e T e x t > - 
-         < S a l e s P u r c h P e r s o n N a m e > S a l e s P u r c h P e r s o n N a m e < / S a l e s P u r c h P e r s o n N a m e > - 
-         < S e l l T o C u s t N o _ P u r c h H e a d e r > S e l l T o C u s t N o _ P u r c h H e a d e r < / S e l l T o C u s t N o _ P u r c h H e a d e r > - 
-         < S e l l T o C u s t N o _ P u r c h H e a d e r _ L b l > S e l l T o C u s t N o _ P u r c h H e a d e r _ L b l < / S e l l T o C u s t N o _ P u r c h H e a d e r _ L b l > - 
-         < S h i p m e n t M e t h o d D e s c > S h i p m e n t M e t h o d D e s c < / S h i p m e n t M e t h o d D e s c > - 
-         < S h i p m e n t M e t h o d D e s c _ L b l > S h i p m e n t M e t h o d D e s c _ L b l < / S h i p m e n t M e t h o d D e s c _ L b l > - 
-         < S h i p T o A d d r 1 > S h i p T o A d d r 1 < / S h i p T o A d d r 1 > - 
-         < S h i p T o A d d r 2 > S h i p T o A d d r 2 < / S h i p T o A d d r 2 > - 
-         < S h i p T o A d d r 3 > S h i p T o A d d r 3 < / S h i p T o A d d r 3 > - 
-         < S h i p T o A d d r 4 > S h i p T o A d d r 4 < / S h i p T o A d d r 4 > - 
-         < S h i p T o A d d r 5 > S h i p T o A d d r 5 < / S h i p T o A d d r 5 > - 
-         < S h i p T o A d d r 6 > S h i p T o A d d r 6 < / S h i p T o A d d r 6 > - 
-         < S h i p T o A d d r 7 > S h i p T o A d d r 7 < / S h i p T o A d d r 7 > - 
-         < S h i p T o A d d r 8 > S h i p T o A d d r 8 < / S h i p T o A d d r 8 > - 
-         < S h i p t o A d d r e s s _ L b l > S h i p t o A d d r e s s _ L b l < / S h i p t o A d d r e s s _ L b l > - 
-         < S h i p T o P h o n e N o > S h i p T o P h o n e N o < / S h i p T o P h o n e N o > - 
-         < S u b t o t a l _ L b l > S u b t o t a l _ L b l < / S u b t o t a l _ L b l > - 
-         < T a x I d e n t T y p e C a p t i o n _ L b l > T a x I d e n t T y p e C a p t i o n _ L b l < / T a x I d e n t T y p e C a p t i o n _ L b l > - 
-         < T o C a p t i o n _ L b l > T o C a p t i o n _ L b l < / T o C a p t i o n _ L b l > - 
-         < T o t a l _ L b l > T o t a l _ L b l < / T o t a l _ L b l > - 
-         < V A L V A T B a s e L C Y _ L b l > V A L V A T B a s e L C Y _ L b l < / V A L V A T B a s e L C Y _ L b l > - 
-         < V A T A m t L i n e I n v D i s c B a s e A m t _ L b l > V A T A m t L i n e I n v D i s c B a s e A m t _ L b l < / V A T A m t L i n e I n v D i s c B a s e A m t _ L b l > - 
-         < V A T A m t L i n e L i n e A m t _ L b l > V A T A m t L i n e L i n e A m t _ L b l < / V A T A m t L i n e L i n e A m t _ L b l > - 
-         < V A T A m t L i n e V A T _ L b l > V A T A m t L i n e V A T _ L b l < / V A T A m t L i n e V A T _ L b l > - 
-         < V A T A m t L i n e V A T A m t _ L b l > V A T A m t L i n e V A T A m t _ L b l < / V A T A m t L i n e V A T A m t _ L b l > - 
-         < V A T A m t S p e c _ L b l > V A T A m t S p e c _ L b l < / V A T A m t S p e c _ L b l > - 
-         < V A T B a s e D i s c _ P u r c h H e a d e r > V A T B a s e D i s c _ P u r c h H e a d e r < / V A T B a s e D i s c _ P u r c h H e a d e r > - 
-         < V A T I d e n t i f i e r _ L b l > V A T I d e n t i f i e r _ L b l < / V A T I d e n t i f i e r _ L b l > - 
-         < V A T N o T e x t > V A T N o T e x t < / V A T N o T e x t > - 
-         < V A T R e g N o _ P u r c h H e a d e r > V A T R e g N o _ P u r c h H e a d e r < / V A T R e g N o _ P u r c h H e a d e r > - 
-         < V e n d A d d r 1 > V e n d A d d r 1 < / V e n d A d d r 1 > - 
-         < V e n d A d d r 2 > V e n d A d d r 2 < / V e n d A d d r 2 > - 
-         < V e n d A d d r 3 > V e n d A d d r 3 < / V e n d A d d r 3 > - 
-         < V e n d A d d r 4 > V e n d A d d r 4 < / V e n d A d d r 4 > - 
-         < V e n d A d d r 5 > V e n d A d d r 5 < / V e n d A d d r 5 > - 
-         < V e n d A d d r 6 > V e n d A d d r 6 < / V e n d A d d r 6 > - 
-         < V e n d A d d r 7 > V e n d A d d r 7 < / V e n d A d d r 7 > - 
-         < V e n d A d d r 8 > V e n d A d d r 8 < / V e n d A d d r 8 > - 
-         < V e n d N o _ L b l > V e n d N o _ L b l < / V e n d N o _ L b l > - 
-         < V e n d o r I D C a p t i o n _ L b l > V e n d o r I D C a p t i o n _ L b l < / V e n d o r I D C a p t i o n _ L b l > - 
-         < V e n d o r I n v o i c e N o > V e n d o r I n v o i c e N o < / V e n d o r I n v o i c e N o > - 
-         < V e n d o r I n v o i c e N o _ L b l > V e n d o r I n v o i c e N o _ L b l < / V e n d o r I n v o i c e N o _ L b l > - 
-         < V e n d o r O r d e r N o > V e n d o r O r d e r N o < / V e n d o r O r d e r N o > - 
-         < V e n d o r O r d e r N o _ L b l > V e n d o r O r d e r N o _ L b l < / V e n d o r O r d e r N o _ L b l > - 
-         < Y o u r R e f _ P u r c h H e a d e r > Y o u r R e f _ P u r c h H e a d e r < / Y o u r R e f _ P u r c h H e a d e r > - 
-         < P u r c h a s e _ L i n e > - 
-             < A l l o w I n v D i s c _ P u r c h L i n e > A l l o w I n v D i s c _ P u r c h L i n e < / A l l o w I n v D i s c _ P u r c h L i n e > - 
-             < A l l o w I n v D i s c t x t > A l l o w I n v D i s c t x t < / A l l o w I n v D i s c t x t > - 
-             < A m o u n t I n c l u d i n g V A T > A m o u n t I n c l u d i n g V A T < / A m o u n t I n c l u d i n g V A T > - 
-             < D e s c _ P u r c h L i n e > D e s c _ P u r c h L i n e < / D e s c _ P u r c h L i n e > - 
-             < D e s c _ P u r c h L i n e _ L b l > D e s c _ P u r c h L i n e _ L b l < / D e s c _ P u r c h L i n e _ L b l > - 
-             < D i r e c t U n i C o s t _ L b l > D i r e c t U n i C o s t _ L b l < / D i r e c t U n i C o s t _ L b l > - 
-             < D i r U n i t C o s t _ P u r c h L i n e > D i r U n i t C o s t _ P u r c h L i n e < / D i r U n i t C o s t _ P u r c h L i n e > - 
-             < E x p e c t e d R e c e i p t D a t e > E x p e c t e d R e c e i p t D a t e < / E x p e c t e d R e c e i p t D a t e > - 
-             < E x p e c t e d R e c e i p t D a t e L b l > E x p e c t e d R e c e i p t D a t e L b l < / E x p e c t e d R e c e i p t D a t e L b l > - 
-             < I n v D i s c A m t _ P u r c h L i n e > I n v D i s c A m t _ P u r c h L i n e < / I n v D i s c A m t _ P u r c h L i n e > - 
-             < I n v D i s c C a p t i o n _ L b l > I n v D i s c C a p t i o n _ L b l < / I n v D i s c C a p t i o n _ L b l > - 
-             < I t e m N o _ P u r c h L i n e > I t e m N o _ P u r c h L i n e < / I t e m N o _ P u r c h L i n e > - 
-             < I t e m R e f e r e n c e N o _ P u r c h L i n e > I t e m R e f e r e n c e N o _ P u r c h L i n e < / I t e m R e f e r e n c e N o _ P u r c h L i n e > - 
-             < J o b N o _ P u r c h L i n e > J o b N o _ P u r c h L i n e < / J o b N o _ P u r c h L i n e > - 
-             < J o b N o _ P u r c h L i n e _ L b l > J o b N o _ P u r c h L i n e _ L b l < / J o b N o _ P u r c h L i n e _ L b l > - 
-             < J o b T a s k N o _ P u r c h L i n e > J o b T a s k N o _ P u r c h L i n e < / J o b T a s k N o _ P u r c h L i n e > - 
-             < J o b T a s k N o _ P u r c h L i n e _ L b l > J o b T a s k N o _ P u r c h L i n e _ L b l < / J o b T a s k N o _ P u r c h L i n e _ L b l > - 
-             < L i n e A m t _ P u r c h L i n e > L i n e A m t _ P u r c h L i n e < / L i n e A m t _ P u r c h L i n e > - 
-             < L i n e D i s c _ P u r c h L i n e > L i n e D i s c _ P u r c h L i n e < / L i n e D i s c _ P u r c h L i n e > - 
-             < L i n e N o _ P u r c h L i n e > L i n e N o _ P u r c h L i n e < / L i n e N o _ P u r c h L i n e > - 
-             < N o _ P u r c h L i n e > N o _ P u r c h L i n e < / N o _ P u r c h L i n e > - 
-             < N o _ P u r c h L i n e _ L b l > N o _ P u r c h L i n e _ L b l < / N o _ P u r c h L i n e _ L b l > - 
-             < P l a n n e d R e c e i p t D a t e > P l a n n e d R e c e i p t D a t e < / P l a n n e d R e c e i p t D a t e > - 
-             < P l a n n e d R e c e i p t D a t e L b l > P l a n n e d R e c e i p t D a t e L b l < / P l a n n e d R e c e i p t D a t e L b l > - 
-             < P r o m i s e d R e c e i p t D a t e > P r o m i s e d R e c e i p t D a t e < / P r o m i s e d R e c e i p t D a t e > - 
-             < P r o m i s e d R e c e i p t D a t e L b l > P r o m i s e d R e c e i p t D a t e L b l < / P r o m i s e d R e c e i p t D a t e L b l > - 
-             < P u r c h L i n e _ V A T P c t > P u r c h L i n e _ V A T P c t < / P u r c h L i n e _ V A T P c t > - 
-             < P u r c h L i n e L i n e D i s c _ L b l > P u r c h L i n e L i n e D i s c _ L b l < / P u r c h L i n e L i n e D i s c _ L b l > - 
-             < Q t y _ P u r c h L i n e > Q t y _ P u r c h L i n e < / Q t y _ P u r c h L i n e > - 
-             < Q t y _ P u r c h L i n e _ L b l > Q t y _ P u r c h L i n e _ L b l < / Q t y _ P u r c h L i n e _ L b l > - 
-             < R e q u e s t e d R e c e i p t D a t e > R e q u e s t e d R e c e i p t D a t e < / R e q u e s t e d R e c e i p t D a t e > - 
-             < R e q u e s t e d R e c e i p t D a t e L b l > R e q u e s t e d R e c e i p t D a t e L b l < / R e q u e s t e d R e c e i p t D a t e L b l > - 
-             < T o t a l I n c l V A T > T o t a l I n c l V A T < / T o t a l I n c l V A T > - 
-             < T o t a l P r i c e C a p t i o n _ L b l > T o t a l P r i c e C a p t i o n _ L b l < / T o t a l P r i c e C a p t i o n _ L b l > - 
-             < T y p e _ P u r c h L i n e > T y p e _ P u r c h L i n e < / T y p e _ P u r c h L i n e > - 
-             < U n i t P r i c e _ P u r c h L i n e > U n i t P r i c e _ P u r c h L i n e < / U n i t P r i c e _ P u r c h L i n e > - 
-             < U n i t P r i c e _ P u r c h L i n e _ L b l > U n i t P r i c e _ P u r c h L i n e _ L b l < / U n i t P r i c e _ P u r c h L i n e _ L b l > - 
-             < U O M _ P u r c h L i n e > U O M _ P u r c h L i n e < / U O M _ P u r c h L i n e > - 
-             < U O M _ P u r c h L i n e _ L b l > U O M _ P u r c h L i n e _ L b l < / U O M _ P u r c h L i n e _ L b l > - 
-             < V A T D i s c o u n t A m o u n t _ L b l > V A T D i s c o u n t A m o u n t _ L b l < / V A T D i s c o u n t A m o u n t _ L b l > - 
-             < V A T I d e n t i f i e r _ P u r c h L i n e > V A T I d e n t i f i e r _ P u r c h L i n e < / V A T I d e n t i f i e r _ P u r c h L i n e > - 
-             < V A T I d e n t i f i e r _ P u r c h L i n e _ L b l > V A T I d e n t i f i e r _ P u r c h L i n e _ L b l < / V A T I d e n t i f i e r _ P u r c h L i n e _ L b l > - 
-             < V e n d o r I t e m N o _ P u r c h L i n e > V e n d o r I t e m N o _ P u r c h L i n e < / V e n d o r I t e m N o _ P u r c h L i n e > - 
-         < / P u r c h a s e _ L i n e > - 
-         < T o t a l s > - 
-             < T o t a l A m o u n t > T o t a l A m o u n t < / T o t a l A m o u n t > - 
-             < T o t a l A m o u n t I n c l V A T > T o t a l A m o u n t I n c l V A T < / T o t a l A m o u n t I n c l V A T > - 
-             < T o t a l E x c l V A T T e x t > T o t a l E x c l V A T T e x t < / T o t a l E x c l V A T T e x t > - 
-             < T o t a l I n c l V A T T e x t > T o t a l I n c l V A T T e x t < / T o t a l I n c l V A T T e x t > - 
-             < T o t a l I n v o i c e D i s c o u n t A m o u n t > T o t a l I n v o i c e D i s c o u n t A m o u n t < / T o t a l I n v o i c e D i s c o u n t A m o u n t > - 
-             < T o t a l S u b T o t a l > T o t a l S u b T o t a l < / T o t a l S u b T o t a l > - 
-             < T o t a l T e x t > T o t a l T e x t < / T o t a l T e x t > - 
-             < T o t a l V A T A m o u n t > T o t a l V A T A m o u n t < / T o t a l V A T A m o u n t > - 
-             < T o t a l V A T B a s e A m o u n t > T o t a l V A T B a s e A m o u n t < / T o t a l V A T B a s e A m o u n t > - 
-             < T o t a l V A T D i s c o u n t A m o u n t > T o t a l V A T D i s c o u n t A m o u n t < / T o t a l V A T D i s c o u n t A m o u n t > - 
-             < V A T A m o u n t T e x t > V A T A m o u n t T e x t < / V A T A m o u n t T e x t > - 
-         < / T o t a l s > - 
-         < V A T C o u n t e r > - 
-             < V A T A m t L i n e I n v D i s c A m t > V A T A m t L i n e I n v D i s c A m t < / V A T A m t L i n e I n v D i s c A m t > - 
-             < V A T A m t L i n e I n v D i s c B a s e A m t > V A T A m t L i n e I n v D i s c B a s e A m t < / V A T A m t L i n e I n v D i s c B a s e A m t > - 
-             < V A T A m t L i n e L i n e A m t > V A T A m t L i n e L i n e A m t < / V A T A m t L i n e L i n e A m t > - 
-             < V A T A m t L i n e V A T > V A T A m t L i n e V A T < / V A T A m t L i n e V A T > - 
-             < V A T A m t L i n e V A T A m t > V A T A m t L i n e V A T A m t < / V A T A m t L i n e V A T A m t > - 
-             < V A T A m t L i n e V A T B a s e > V A T A m t L i n e V A T B a s e < / V A T A m t L i n e V A T B a s e > - 
-             < V A T A m t L i n e V A T I d e n t i f i e r > V A T A m t L i n e V A T I d e n t i f i e r < / V A T A m t L i n e V A T I d e n t i f i e r > - 
-         < / V A T C o u n t e r > - 
-         < V A T C o u n t e r L C Y > - 
-             < V A L E x c h R a t e > V A L E x c h R a t e < / V A L E x c h R a t e > - 
-             < V A L S p e c L C Y H e a d e r > V A L S p e c L C Y H e a d e r < / V A L S p e c L C Y H e a d e r > - 
-             < V A L V A T A m o u n t L C Y > V A L V A T A m o u n t L C Y < / V A L V A T A m o u n t L C Y > - 
-             < V A L V A T B a s e L C Y > V A L V A T B a s e L C Y < / V A L V A T B a s e L C Y > - 
-         < / V A T C o u n t e r L C Y > - 
-         < P r e p m t L o o p > - 
-             < P r e p a y m e n t S p e c C a p t i o n > P r e p a y m e n t S p e c C a p t i o n < / P r e p a y m e n t S p e c C a p t i o n > - 
-             < P r e p m t I n v B u D e s c C a p t i o n > P r e p m t I n v B u D e s c C a p t i o n < / P r e p m t I n v B u D e s c C a p t i o n > - 
-             < P r e p m t I n v B u f A m t > P r e p m t I n v B u f A m t < / P r e p m t I n v B u f A m t > - 
-             < P r e p m t I n v B u f D e s c > P r e p m t I n v B u f D e s c < / P r e p m t I n v B u f D e s c > - 
-             < P r e p m t I n v B u f G L A c c N o > P r e p m t I n v B u f G L A c c N o < / P r e p m t I n v B u f G L A c c N o > - 
-             < P r e p m t I n v B u f G L A c c N o C a p t i o n > P r e p m t I n v B u f G L A c c N o C a p t i o n < / P r e p m t I n v B u f G L A c c N o C a p t i o n > - 
-             < P r e p m t L i n e A m o u n t > P r e p m t L i n e A m o u n t < / P r e p m t L i n e A m o u n t > - 
-             < P r e p m t T o t a l A m o u n t I n c l V A T > P r e p m t T o t a l A m o u n t I n c l V A T < / P r e p m t T o t a l A m o u n t I n c l V A T > - 
-             < P r e p m t V A T A m o u n t > P r e p m t V A T A m o u n t < / P r e p m t V A T A m o u n t > - 
-             < P r e p m t V A T A m o u n t T e x t > P r e p m t V A T A m o u n t T e x t < / P r e p m t V A T A m o u n t T e x t > - 
-             < P r e p m t V A T B a s e A m o u n t > P r e p m t V A T B a s e A m o u n t < / P r e p m t V A T B a s e A m o u n t > - 
-             < T o t a l E x c l V A T T e x t 2 > T o t a l E x c l V A T T e x t 2 < / T o t a l E x c l V A T T e x t 2 > - 
-             < T o t a l I n c l V A T T e x t 2 > T o t a l I n c l V A T T e x t 2 < / T o t a l I n c l V A T T e x t 2 > - 
-         < / P r e p m t L o o p > - 
-         < P r e p m t V A T C o u n t e r > - 
-             < P r e p m t V A T A m t L i n e L i n e A m t > P r e p m t V A T A m t L i n e L i n e A m t < / P r e p m t V A T A m t L i n e L i n e A m t > - 
-             < P r e p m t V A T A m t L i n e V A T > P r e p m t V A T A m t L i n e V A T < / P r e p m t V A T A m t L i n e V A T > - 
-             < P r e p m t V A T A m t L i n e V A T A m t > P r e p m t V A T A m t L i n e V A T A m t < / P r e p m t V A T A m t L i n e V A T A m t > - 
-             < P r e p m t V A T A m t L i n e V A T B a s e > P r e p m t V A T A m t L i n e V A T B a s e < / P r e p m t V A T A m t L i n e V A T B a s e > - 
-             < P r e p m t V A T A m t L i n e V A T I d > P r e p m t V A T A m t L i n e V A T I d < / P r e p m t V A T A m t L i n e V A T I d > - 
-             < P r e p y m t V A T A m t S p e c C a p t i o n > P r e p y m t V A T A m t S p e c C a p t i o n < / P r e p y m t V A T A m t S p e c C a p t i o n > - 
-         < / P r e p m t V A T C o u n t e r > - 
-         < L e t t e r T e x t > - 
-             < B o d y T e x t > B o d y T e x t < / B o d y T e x t > - 
-             < C l o s i n g T e x t > C l o s i n g T e x t < / C l o s i n g T e x t > - 
-             < G r e e t i n g T e x t > G r e e t i n g T e x t < / G r e e t i n g T e x t > - 
-         < / L e t t e r T e x t > - 
-     < / P u r c h a s e _ H e a d e r > - 
- < / N a v W o r d R e p o r t X m l P a r t > 
+<file path=customXml/item1.xml><?xml version="1.0" encoding="utf-8"?>
+<?mso-contentType ?>
+<FormTemplates xmlns="http://schemas.microsoft.com/sharepoint/v3/contenttype/forms">
+  <Display>DocumentLibraryForm</Display>
+  <Edit>DocumentLibraryForm</Edit>
+  <New>DocumentLibraryForm</New>
+</FormTemplates>
 </file>
 
-<file path=customXml/item2.xml>��< ? x m l   v e r s i o n = " 1 . 0 "   e n c o d i n g = " u t f - 1 6 " ? > < N a v W o r d R e p o r t X m l P a r t   x m l n s = " u r n : m i c r o s o f t - d y n a m i c s - b u s i n e s s c e n t r a l / i n t e r n a l / e x t e n d e d / r e p o r t s / S t a n d a r d _ P u r c h a s e _ O r d e r / 1 3 2 2 / " > - 
-     < B C R e p o r t I n f o r m a t i o n > - 
-         < R e p o r t M e t a d a t a > - 
-             < E x t e n s i o n I d > E x t e n s i o n   I D < / E x t e n s i o n I d > - 
-             < E x t e n s i o n N a m e > E x t e n s i o n   N a m e < / E x t e n s i o n N a m e > - 
-             < E x t e n s i o n P u b l i s h e r > E x t e n s i o n   P u b l i s h e r < / E x t e n s i o n P u b l i s h e r > - 
-             < E x t e n s i o n V e r s i o n > E x t e n s i o n   V e r s i o n < / E x t e n s i o n V e r s i o n > - 
-             < R e p o r t I d > R e p o r t   I D < / R e p o r t I d > - 
-             < R e p o r t N a m e > R e p o r t   N a m e < / R e p o r t N a m e > - 
-             < A b o u t T h i s R e p o r t T i t l e > A b o u t   T h i s   R e p o r t   T i t l e < / A b o u t T h i s R e p o r t T i t l e > - 
-             < A b o u t T h i s R e p o r t T e x t > A b o u t   T h i s   R e p o r t   T e x t < / A b o u t T h i s R e p o r t T e x t > - 
-             < R e p o r t H e l p L i n k > R e p o r t   H e l p   L i n k < / R e p o r t H e l p L i n k > - 
-         < / R e p o r t M e t a d a t a > - 
-         < R e p o r t R e q u e s t > - 
-             < T e n a n t E n t r a I d > T e n a n t   E n t r a   I d < / T e n a n t E n t r a I d > - 
-             < E n v i r o n m e n t N a m e > E n v i r o n m e n t   N a m e < / E n v i r o n m e n t N a m e > - 
-             < E n v i r o n m e n t T y p e > E n v i r o n m e n t   T y p e < / E n v i r o n m e n t T y p e > - 
-             < C o m p a n y N a m e > C o m p a n y   N a m e < / C o m p a n y N a m e > - 
-             < C o m p a n y D i s p l a y N a m e > C o m p a n y   D i s p l a y   N a m e < / C o m p a n y D i s p l a y N a m e > - 
-             < C o m p a n y I d > C o m p a n y   I D < / C o m p a n y I d > - 
-             < U s e r N a m e > U s e r   N a m e < / U s e r N a m e > - 
-             < D a t e A n d T i m e > D a t e   a n d   T i m e < / D a t e A n d T i m e > - 
-             < L a n g u a g e > L a n g u a g e < / L a n g u a g e > - 
-             < F o r m a t R e g i o n > F o r m a t   R e g i o n < / F o r m a t R e g i o n > - 
-             < D a t e T i m e V a l u e s > - 
-                 < Y e a r > Y e a r < / Y e a r > - 
-                 < M o n t h N u m b e r > M o n t h   N u m b e r < / M o n t h N u m b e r > - 
-                 < D a y N u m b e r > D a y   N u m b e r < / D a y N u m b e r > - 
-                 < H o u r > H o u r < / H o u r > - 
-                 < M i n u t e > M i n u t e < / M i n u t e > - 
-             < / D a t e T i m e V a l u e s > - 
-         < / R e p o r t R e q u e s t > - 
-     < / B C R e p o r t I n f o r m a t i o n > - 
-     < T o o l t i p s / > - 
-     < P u r c h a s e _ H e a d e r   E l e m e n t T y p e = " D a t a I t e m "   E l e m e n t I d = " 7 4 4 9 0 9 8 3 " > - 
-         < A l l o w I n v o i c e D i s c _ L b l   E l e m e n t T y p e = " C o l u m n "   E l e m e n t I d = " 1 4 4 9 1 1 7 7 6 3 "   D a t a T y p e = " T e x t C o n s t " > A l l o w I n v o i c e D i s c _ L b l < / A l l o w I n v o i c e D i s c _ L b l > - 
-         < A m o u n t _ L b l   E l e m e n t T y p e = " C o l u m n "   E l e m e n t I d = " 1 8 5 7 4 6 5 8 6 0 "   D a t a T y p e = " T e x t C o n s t " > A m o u n t _ L b l < / A m o u n t _ L b l > - 
-         < B u y e r _ L b l   E l e m e n t T y p e = " C o l u m n "   E l e m e n t I d = " 1 7 4 6 3 3 5 4 8 9 "   D a t a T y p e = " T e x t C o n s t " > B u y e r _ L b l < / B u y e r _ L b l > - 
-         < B u y F r m V e n d N o _ P u r c h H e a d e r   E l e m e n t T y p e = " C o l u m n "   E l e m e n t I d = " 1 1 4 1 1 5 6 0 2 "   D a t a T y p e = " C o d e " > B u y F r m V e n d N o _ P u r c h H e a d e r < / B u y F r m V e n d N o _ P u r c h H e a d e r > - 
-         < B u y F r m V e n d N o _ P u r c h H e a d e r _ L b l   E l e m e n t T y p e = " C o l u m n "   E l e m e n t I d = " 1 8 5 3 8 7 0 8 5 "   D a t a T y p e = " S t r i n g " > B u y F r m V e n d N o _ P u r c h H e a d e r _ L b l < / B u y F r m V e n d N o _ P u r c h H e a d e r _ L b l > - 
-         < B u y F r o m A d d r 1   E l e m e n t T y p e = " C o l u m n "   E l e m e n t I d = " 9 9 4 5 5 4 4 3 3 "   D a t a T y p e = " T e x t " > B u y F r o m A d d r 1 < / B u y F r o m A d d r 1 > - 
-         < B u y F r o m A d d r 2   E l e m e n t T y p e = " C o l u m n "   E l e m e n t I d = " 1 3 8 7 3 2 3 0 1 2 "   D a t a T y p e = " T e x t " > B u y F r o m A d d r 2 < / B u y F r o m A d d r 2 > - 
-         < B u y F r o m A d d r 3   E l e m e n t T y p e = " C o l u m n "   E l e m e n t I d = " 2 0 2 5 0 1 9 6 2 9 "   D a t a T y p e = " T e x t " > B u y F r o m A d d r 3 < / B u y F r o m A d d r 3 > - 
-         < B u y F r o m A d d r 4   E l e m e n t T y p e = " C o l u m n "   E l e m e n t I d = " 1 1 1 9 2 9 7 7 8 "   D a t a T y p e = " T e x t " > B u y F r o m A d d r 4 < / B u y F r o m A d d r 4 > - 
-         < B u y F r o m A d d r 5   E l e m e n t T y p e = " C o l u m n "   E l e m e n t I d = " 7 4 9 6 2 6 3 9 5 "   D a t a T y p e = " T e x t " > B u y F r o m A d d r 5 < / B u y F r o m A d d r 5 > - 
-         < B u y F r o m A d d r 6   E l e m e n t T y p e = " C o l u m n "   E l e m e n t I d = " 1 1 6 3 4 6 3 4 5 6 "   D a t a T y p e = " T e x t " > B u y F r o m A d d r 6 < / B u y F r o m A d d r 6 > - 
-         < B u y F r o m A d d r 7   E l e m e n t T y p e = " C o l u m n "   E l e m e n t I d = " 5 2 5 7 6 6 8 3 9 "   D a t a T y p e = " T e x t " > B u y F r o m A d d r 7 < / B u y F r o m A d d r 7 > - 
-         < B u y F r o m A d d r 8   E l e m e n t T y p e = " C o l u m n "   E l e m e n t I d = " 8 2 5 6 4 5 4 1 0 "   D a t a T y p e = " T e x t " > B u y F r o m A d d r 8 < / B u y F r o m A d d r 8 > - 
-         < B u y F r o m C o n t a c t E m a i l   E l e m e n t T y p e = " C o l u m n "   E l e m e n t I d = " 1 4 6 0 8 4 1 4 4 9 "   D a t a T y p e = " T e x t " > B u y F r o m C o n t a c t E m a i l < / B u y F r o m C o n t a c t E m a i l > - 
-         < B u y F r o m C o n t a c t E m a i l L b l   E l e m e n t T y p e = " C o l u m n "   E l e m e n t I d = " 4 6 2 0 6 3 8 7 5 "   D a t a T y p e = " T e x t C o n s t " > B u y F r o m C o n t a c t E m a i l L b l < / B u y F r o m C o n t a c t E m a i l L b l > - 
-         < B u y F r o m C o n t a c t M o b i l e P h o n e N o   E l e m e n t T y p e = " C o l u m n "   E l e m e n t I d = " 6 8 2 3 8 6 3 9 2 "   D a t a T y p e = " T e x t " > B u y F r o m C o n t a c t M o b i l e P h o n e N o < / B u y F r o m C o n t a c t M o b i l e P h o n e N o > - 
-         < B u y F r o m C o n t a c t M o b i l e P h o n e N o L b l   E l e m e n t T y p e = " C o l u m n "   E l e m e n t I d = " 3 5 0 1 9 3 3 8 "   D a t a T y p e = " T e x t C o n s t " > B u y F r o m C o n t a c t M o b i l e P h o n e N o L b l < / B u y F r o m C o n t a c t M o b i l e P h o n e N o L b l > - 
-         < B u y F r o m C o n t a c t P h o n e N o   E l e m e n t T y p e = " C o l u m n "   E l e m e n t I d = " 1 6 2 4 1 1 6 4 9 6 "   D a t a T y p e = " T e x t " > B u y F r o m C o n t a c t P h o n e N o < / B u y F r o m C o n t a c t P h o n e N o > - 
-         < B u y F r o m C o n t a c t P h o n e N o L b l   E l e m e n t T y p e = " C o l u m n "   E l e m e n t I d = " 3 6 1 4 5 0 8 0 2 "   D a t a T y p e = " T e x t C o n s t " > B u y F r o m C o n t a c t P h o n e N o L b l < / B u y F r o m C o n t a c t P h o n e N o L b l > - 
-         < C o m p a n y A d d r e s s 1   E l e m e n t T y p e = " C o l u m n "   E l e m e n t I d = " 1 8 8 4 1 6 4 3 2 3 "   D a t a T y p e = " T e x t " > C o m p a n y A d d r e s s 1 < / C o m p a n y A d d r e s s 1 > - 
-         < C o m p a n y A d d r e s s 2   E l e m e n t T y p e = " C o l u m n "   E l e m e n t I d = " 1 2 4 6 4 6 7 7 0 6 "   D a t a T y p e = " T e x t " > C o m p a n y A d d r e s s 2 < / C o m p a n y A d d r e s s 2 > - 
-         < C o m p a n y A d d r e s s 3   E l e m e n t T y p e = " C o l u m n "   E l e m e n t I d = " 6 0 8 7 7 1 0 8 9 "   D a t a T y p e = " T e x t " > C o m p a n y A d d r e s s 3 < / C o m p a n y A d d r e s s 3 > - 
-         < C o m p a n y A d d r e s s 4   E l e m e n t T y p e = " C o l u m n "   E l e m e n t I d = " 7 7 7 6 8 0 1 1 2 "   D a t a T y p e = " T e x t " > C o m p a n y A d d r e s s 4 < / C o m p a n y A d d r e s s 4 > - 
-         < C o m p a n y A d d r e s s 5   E l e m e n t T y p e = " C o l u m n "   E l e m e n t I d = " 1 3 9 9 8 3 4 9 5 "   D a t a T y p e = " T e x t " > C o m p a n y A d d r e s s 5 < / C o m p a n y A d d r e s s 5 > - 
-         < C o m p a n y A d d r e s s 6   E l e m e n t T y p e = " C o l u m n "   E l e m e n t I d = " 4 9 7 7 1 3 1 2 2 "   D a t a T y p e = " T e x t " > C o m p a n y A d d r e s s 6 < / C o m p a n y A d d r e s s 6 > - 
-         < C o m p a n y A d d r e s s 7   E l e m e n t T y p e = " C o l u m n "   E l e m e n t I d = " 1 1 3 5 4 0 9 7 3 9 "   D a t a T y p e = " T e x t " > C o m p a n y A d d r e s s 7 < / C o m p a n y A d d r e s s 7 > - 
-         < C o m p a n y A d d r e s s 8   E l e m e n t T y p e = " C o l u m n "   E l e m e n t I d = " 1 7 1 5 2 5 5 3 0 0 "   D a t a T y p e = " T e x t " > C o m p a n y A d d r e s s 8 < / C o m p a n y A d d r e s s 8 > - 
-         < C o m p a n y B a n k A c c o u n t N o   E l e m e n t T y p e = " C o l u m n "   E l e m e n t I d = " 3 0 1 4 0 2 0 4 "   D a t a T y p e = " T e x t " > C o m p a n y B a n k A c c o u n t N o < / C o m p a n y B a n k A c c o u n t N o > - 
-         < C o m p a n y B a n k A c c o u n t N o _ L b l   E l e m e n t T y p e = " C o l u m n "   E l e m e n t I d = " 1 0 9 7 7 4 3 3 4 5 "   D a t a T y p e = " T e x t C o n s t " > C o m p a n y B a n k A c c o u n t N o _ L b l < / C o m p a n y B a n k A c c o u n t N o _ L b l > - 
-         < C o m p a n y B a n k B r a n c h N o   E l e m e n t T y p e = " C o l u m n "   E l e m e n t I d = " 7 9 3 1 3 3 0 5 7 "   D a t a T y p e = " T e x t " > C o m p a n y B a n k B r a n c h N o < / C o m p a n y B a n k B r a n c h N o > - 
-         < C o m p a n y B a n k B r a n c h N o _ L b l   E l e m e n t T y p e = " C o l u m n "   E l e m e n t I d = " 3 2 7 9 0 6 6 9 2 "   D a t a T y p e = " S t r i n g " > C o m p a n y B a n k B r a n c h N o _ L b l < / C o m p a n y B a n k B r a n c h N o _ L b l > - 
-         < C o m p a n y B a n k N a m e   E l e m e n t T y p e = " C o l u m n "   E l e m e n t I d = " 1 5 3 4 9 0 5 6 0 5 "   D a t a T y p e = " T e x t " > C o m p a n y B a n k N a m e < / C o m p a n y B a n k N a m e > - 
-         < C o m p a n y B a n k N a m e _ L b l   E l e m e n t T y p e = " C o l u m n "   E l e m e n t I d = " 1 2 0 4 3 0 7 0 1 4 "   D a t a T y p e = " T e x t C o n s t " > C o m p a n y B a n k N a m e _ L b l < / C o m p a n y B a n k N a m e _ L b l > - 
-         < C o m p a n y C u s t o m G i r o   E l e m e n t T y p e = " C o l u m n "   E l e m e n t I d = " 1 6 7 0 4 7 5 7 9 8 "   D a t a T y p e = " T e x t " > C o m p a n y C u s t o m G i r o < / C o m p a n y C u s t o m G i r o > - 
-         < C o m p a n y C u s t o m G i r o _ L b l   E l e m e n t T y p e = " C o l u m n "   E l e m e n t I d = " 8 9 1 4 3 9 6 2 5 "   D a t a T y p e = " T e x t " > C o m p a n y C u s t o m G i r o _ L b l < / C o m p a n y C u s t o m G i r o _ L b l > - 
-         < C o m p a n y E M a i l   E l e m e n t T y p e = " C o l u m n "   E l e m e n t I d = " 1 6 7 7 0 7 4 0 5 8 "   D a t a T y p e = " T e x t " > C o m p a n y E M a i l < / C o m p a n y E M a i l > - 
-         < C o m p a n y E m a i l _ L b l   E l e m e n t T y p e = " C o l u m n "   E l e m e n t I d = " 8 0 8 1 5 9 1 7 9 "   D a t a T y p e = " T e x t C o n s t " > C o m p a n y E m a i l _ L b l < / C o m p a n y E m a i l _ L b l > - 
-         < C o m p a n y G i r o N o   E l e m e n t T y p e = " C o l u m n "   E l e m e n t I d = " 1 3 6 0 1 9 6 3 2 0 "   D a t a T y p e = " T e x t " > C o m p a n y G i r o N o < / C o m p a n y G i r o N o > - 
-         < C o m p a n y G i r o N o _ L b l   E l e m e n t T y p e = " C o l u m n "   E l e m e n t I d = " 8 6 1 6 0 2 1 1 5 "   D a t a T y p e = " T e x t C o n s t " > C o m p a n y G i r o N o _ L b l < / C o m p a n y G i r o N o _ L b l > - 
-         < C o m p a n y H o m e P a g e   E l e m e n t T y p e = " C o l u m n "   E l e m e n t I d = " 1 9 8 9 1 8 8 7 0 "   D a t a T y p e = " T e x t " > C o m p a n y H o m e P a g e < / C o m p a n y H o m e P a g e > - 
-         < C o m p a n y H o m e P a g e _ L b l   E l e m e n t T y p e = " C o l u m n "   E l e m e n t I d = " 1 5 2 9 3 4 8 1 7 1 "   D a t a T y p e = " T e x t C o n s t " > C o m p a n y H o m e P a g e _ L b l < / C o m p a n y H o m e P a g e _ L b l > - 
-         < C o m p a n y I B A N   E l e m e n t T y p e = " C o l u m n "   E l e m e n t I d = " 9 0 6 5 4 9 1 8 2 "   D a t a T y p e = " C o d e " > C o m p a n y I B A N < / C o m p a n y I B A N > - 
-         < C o m p a n y I B A N _ L b l   E l e m e n t T y p e = " C o l u m n "   E l e m e n t I d = " 1 2 6 7 9 5 2 2 2 7 "   D a t a T y p e = " S t r i n g " > C o m p a n y I B A N _ L b l < / C o m p a n y I B A N _ L b l > - 
-         < C o m p a n y L e g a l O f f i c e   E l e m e n t T y p e = " C o l u m n "   E l e m e n t I d = " 7 1 4 2 5 8 1 1 1 "   D a t a T y p e = " T e x t " > C o m p a n y L e g a l O f f i c e < / C o m p a n y L e g a l O f f i c e > - 
-         < C o m p a n y L e g a l O f f i c e _ L b l   E l e m e n t T y p e = " C o l u m n "   E l e m e n t I d = " 1 5 3 3 1 7 5 1 0 8 "   D a t a T y p e = " T e x t " > C o m p a n y L e g a l O f f i c e _ L b l < / C o m p a n y L e g a l O f f i c e _ L b l > - 
-         < C o m p a n y L o g o P o s i t i o n   E l e m e n t T y p e = " C o l u m n "   E l e m e n t I d = " 1 4 2 5 2 6 6 6 8 8 "   D a t a T y p e = " I n t e g e r " > C o m p a n y L o g o P o s i t i o n < / C o m p a n y L o g o P o s i t i o n > - 
-         < C o m p a n y P h o n e N o   E l e m e n t T y p e = " C o l u m n "   E l e m e n t I d = " 2 5 0 4 4 0 6 5 5 "   D a t a T y p e = " T e x t " > C o m p a n y P h o n e N o < / C o m p a n y P h o n e N o > - 
-         < C o m p a n y P h o n e N o _ L b l   E l e m e n t T y p e = " C o l u m n "   E l e m e n t I d = " 5 5 8 5 9 3 5 8 6 "   D a t a T y p e = " T e x t C o n s t " > C o m p a n y P h o n e N o _ L b l < / C o m p a n y P h o n e N o _ L b l > - 
-         < C o m p a n y P i c t u r e   E l e m e n t T y p e = " C o l u m n "   E l e m e n t I d = " 1 3 9 7 4 1 1 0 7 4 "   D a t a T y p e = " B L O B " / > - 
-         < C o m p a n y R e g i s t r a t i o n N u m b e r   E l e m e n t T y p e = " C o l u m n "   E l e m e n t I d = " 2 0 2 3 6 3 9 4 2 4 "   D a t a T y p e = " T e x t " > C o m p a n y R e g i s t r a t i o n N u m b e r < / C o m p a n y R e g i s t r a t i o n N u m b e r > - 
-         < C o m p a n y R e g i s t r a t i o n N u m b e r _ L b l   E l e m e n t T y p e = " C o l u m n "   E l e m e n t I d = " 1 8 3 3 1 0 6 6 5 3 "   D a t a T y p e = " T e x t " > C o m p a n y R e g i s t r a t i o n N u m b e r _ L b l < / C o m p a n y R e g i s t r a t i o n N u m b e r _ L b l > - 
-         < C o m p a n y S W I F T   E l e m e n t T y p e = " C o l u m n "   E l e m e n t I d = " 6 6 8 2 5 0 2 4 5 "   D a t a T y p e = " C o d e " > C o m p a n y S W I F T < / C o m p a n y S W I F T > - 
-         < C o m p a n y S W I F T _ L b l   E l e m e n t T y p e = " C o l u m n "   E l e m e n t I d = " 2 0 2 9 5 9 7 3 8 4 "   D a t a T y p e = " S t r i n g " > C o m p a n y S W I F T _ L b l < / C o m p a n y S W I F T _ L b l > - 
-         < C o m p a n y V A T R e g i s t r a t i o n N o   E l e m e n t T y p e = " C o l u m n "   E l e m e n t I d = " 1 9 1 4 0 1 3 6 4 9 "   D a t a T y p e = " T e x t " > C o m p a n y V A T R e g i s t r a t i o n N o < / C o m p a n y V A T R e g i s t r a t i o n N o > - 
-         < C o m p a n y V A T R e g i s t r a t i o n N o _ L b l   E l e m e n t T y p e = " C o l u m n "   E l e m e n t I d = " 9 2 4 5 0 3 1 2 4 "   D a t a T y p e = " T e x t " > C o m p a n y V A T R e g i s t r a t i o n N o _ L b l < / C o m p a n y V A T R e g i s t r a t i o n N o _ L b l > - 
-         < C o m p a n y V A T R e g N o   E l e m e n t T y p e = " C o l u m n "   E l e m e n t I d = " 1 7 1 4 3 1 9 3 6 "   D a t a T y p e = " T e x t " > C o m p a n y V A T R e g N o < / C o m p a n y V A T R e g N o > - 
-         < C o m p a n y V A T R e g N o _ L b l   E l e m e n t T y p e = " C o l u m n "   E l e m e n t I d = " 7 7 3 2 0 1 5 0 1 "   D a t a T y p e = " T e x t " > C o m p a n y V A T R e g N o _ L b l < / C o m p a n y V A T R e g N o _ L b l > - 
-         < C o n f i r m T o C a p t i o n _ L b l   E l e m e n t T y p e = " C o l u m n "   E l e m e n t I d = " 1 7 0 5 6 7 2 8 4 1 "   D a t a T y p e = " T e x t C o n s t " > C o n f i r m T o C a p t i o n _ L b l < / C o n f i r m T o C a p t i o n _ L b l > - 
-         < D i m T e x t   E l e m e n t T y p e = " C o l u m n "   E l e m e n t I d = " 1 7 6 4 8 3 2 3 2 "   D a t a T y p e = " T e x t " > D i m T e x t < / D i m T e x t > - 
-         < D o c T y p e _ P u r c h H e a d e r   E l e m e n t T y p e = " C o l u m n "   E l e m e n t I d = " 1 9 1 3 4 4 6 4 3 3 "   D a t a T y p e = " O p t i o n " > D o c T y p e _ P u r c h H e a d e r < / D o c T y p e _ P u r c h H e a d e r > - 
-         < D o c u m e n t D a t e   E l e m e n t T y p e = " C o l u m n "   E l e m e n t I d = " 5 5 2 8 7 1 9 1 4 "   D a t a T y p e = " S t r i n g " > D o c u m e n t D a t e < / D o c u m e n t D a t e > - 
-         < D o c u m e n t D a t e _ L b l   E l e m e n t T y p e = " C o l u m n "   E l e m e n t I d = " 1 0 2 6 4 9 4 8 3 "   D a t a T y p e = " T e x t C o n s t " > D o c u m e n t D a t e _ L b l < / D o c u m e n t D a t e _ L b l > - 
-         < D o c u m e n t T i t l e _ L b l   E l e m e n t T y p e = " C o l u m n "   E l e m e n t I d = " 8 5 8 4 2 3 9 2 9 "   D a t a T y p e = " T e x t C o n s t " > D o c u m e n t T i t l e _ L b l < / D o c u m e n t T i t l e _ L b l > - 
-         < D u e D a t e   E l e m e n t T y p e = " C o l u m n "   E l e m e n t I d = " 7 4 5 1 7 0 2 0 3 "   D a t a T y p e = " S t r i n g " > D u e D a t e < / D u e D a t e > - 
-         < E m a i l I D _ L b l   E l e m e n t T y p e = " C o l u m n "   E l e m e n t I d = " 1 0 8 1 3 5 7 8 8 9 "   D a t a T y p e = " T e x t C o n s t " > E m a i l I D _ L b l < / E m a i l I D _ L b l > - 
-         < E x p t R e c p t D t _ P u r c h a s e H e a d e r   E l e m e n t T y p e = " C o l u m n "   E l e m e n t I d = " 7 5 1 5 1 3 9 8 3 "   D a t a T y p e = " S t r i n g " > E x p t R e c p t D t _ P u r c h a s e H e a d e r < / E x p t R e c p t D t _ P u r c h a s e H e a d e r > - 
-         < H o m e P a g e _ L b l   E l e m e n t T y p e = " C o l u m n "   E l e m e n t I d = " 1 4 3 3 5 9 2 3 0 0 "   D a t a T y p e = " T e x t C o n s t " > H o m e P a g e _ L b l < / H o m e P a g e _ L b l > - 
-         < I t e m D e s c r i p t i o n _ L b l   E l e m e n t T y p e = " C o l u m n "   E l e m e n t I d = " 8 3 5 8 4 5 8 5 3 "   D a t a T y p e = " T e x t C o n s t " > I t e m D e s c r i p t i o n _ L b l < / I t e m D e s c r i p t i o n _ L b l > - 
-         < I t e m L i n e A m o u n t _ L b l   E l e m e n t T y p e = " C o l u m n "   E l e m e n t I d = " 4 8 8 7 0 7 2 7 "   D a t a T y p e = " T e x t C o n s t " > I t e m L i n e A m o u n t _ L b l < / I t e m L i n e A m o u n t _ L b l > - 
-         < I t e m N u m b e r _ L b l   E l e m e n t T y p e = " C o l u m n "   E l e m e n t I d = " 1 3 3 2 2 2 5 7 7 4 "   D a t a T y p e = " T e x t C o n s t " > I t e m N u m b e r _ L b l < / I t e m N u m b e r _ L b l > - 
-         < I t e m Q u a n t i t y _ L b l   E l e m e n t T y p e = " C o l u m n "   E l e m e n t I d = " 1 8 0 2 5 9 1 7 6 6 "   D a t a T y p e = " T e x t C o n s t " > I t e m Q u a n t i t y _ L b l < / I t e m Q u a n t i t y _ L b l > - 
-         < I t e m U n i t _ L b l   E l e m e n t T y p e = " C o l u m n "   E l e m e n t I d = " 1 9 8 1 4 0 3 7 7 3 "   D a t a T y p e = " T e x t C o n s t " > I t e m U n i t _ L b l < / I t e m U n i t _ L b l > - 
-         < I t e m U n i t P r i c e _ L b l   E l e m e n t T y p e = " C o l u m n "   E l e m e n t I d = " 4 6 6 8 5 2 9 8 "   D a t a T y p e = " T e x t C o n s t " > I t e m U n i t P r i c e _ L b l < / I t e m U n i t P r i c e _ L b l > - 
-         < N o _ P u r c h H e a d e r   E l e m e n t T y p e = " C o l u m n "   E l e m e n t I d = " 5 2 0 3 3 9 3 5 2 "   D a t a T y p e = " C o d e " > N o _ P u r c h H e a d e r < / N o _ P u r c h H e a d e r > - 
-         < O r d e r D a t e _ L b l   E l e m e n t T y p e = " C o l u m n "   E l e m e n t I d = " 4 1 7 6 9 0 3 9 8 "   D a t a T y p e = " T e x t C o n s t " > O r d e r D a t e _ L b l < / O r d e r D a t e _ L b l > - 
-         < O r d e r D a t e _ P u r c h a s e H e a d e r   E l e m e n t T y p e = " C o l u m n "   E l e m e n t I d = " 1 1 1 9 3 3 8 5 4 0 "   D a t a T y p e = " S t r i n g " > O r d e r D a t e _ P u r c h a s e H e a d e r < / O r d e r D a t e _ P u r c h a s e H e a d e r > - 
-         < O r d e r N o _ L b l   E l e m e n t T y p e = " C o l u m n "   E l e m e n t I d = " 1 9 9 1 0 6 2 5 2 9 "   D a t a T y p e = " T e x t C o n s t " > O r d e r N o _ L b l < / O r d e r N o _ L b l > - 
-         < O u t p u t N o   E l e m e n t T y p e = " C o l u m n "   E l e m e n t I d = " 1 5 2 4 6 3 6 1 8 1 "   D a t a T y p e = " I n t e g e r " > O u t p u t N o < / O u t p u t N o > - 
-         < P a g e _ L b l   E l e m e n t T y p e = " C o l u m n "   E l e m e n t I d = " 6 8 0 6 4 8 0 9 1 "   D a t a T y p e = " T e x t C o n s t " > P a g e _ L b l < / P a g e _ L b l > - 
-         < P a y m e n t D e t a i l s _ L b l   E l e m e n t T y p e = " C o l u m n "   E l e m e n t I d = " 1 0 2 9 7 4 8 9 9 2 "   D a t a T y p e = " T e x t C o n s t " > P a y m e n t D e t a i l s _ L b l < / P a y m e n t D e t a i l s _ L b l > - 
-         < P a y m e n t T e r m s D e s c   E l e m e n t T y p e = " C o l u m n "   E l e m e n t I d = " 1 9 8 3 0 0 2 7 7 9 "   D a t a T y p e = " T e x t " > P a y m e n t T e r m s D e s c < / P a y m e n t T e r m s D e s c > - 
-         < P a y m e n t T e r m s D e s c _ L b l   E l e m e n t T y p e = " C o l u m n "   E l e m e n t I d = " 1 4 3 7 8 0 9 5 6 2 "   D a t a T y p e = " T e x t C o n s t " > P a y m e n t T e r m s D e s c _ L b l < / P a y m e n t T e r m s D e s c _ L b l > - 
-         < P a y T o C o n t a c t E m a i l   E l e m e n t T y p e = " C o l u m n "   E l e m e n t I d = " 1 9 8 4 8 9 3 3 1 0 "   D a t a T y p e = " T e x t " > P a y T o C o n t a c t E m a i l < / P a y T o C o n t a c t E m a i l > - 
-         < P a y T o C o n t a c t E m a i l L b l   E l e m e n t T y p e = " C o l u m n "   E l e m e n t I d = " 6 8 4 6 8 8 4 8 "   D a t a T y p e = " T e x t C o n s t " > P a y T o C o n t a c t E m a i l L b l < / P a y T o C o n t a c t E m a i l L b l > - 
-         < P a y T o C o n t a c t M o b i l e P h o n e N o   E l e m e n t T y p e = " C o l u m n "   E l e m e n t I d = " 1 9 0 1 4 6 6 0 5 "   D a t a T y p e = " T e x t " > P a y T o C o n t a c t M o b i l e P h o n e N o < / P a y T o C o n t a c t M o b i l e P h o n e N o > - 
-         < P a y T o C o n t a c t M o b i l e P h o n e N o L b l   E l e m e n t T y p e = " C o l u m n "   E l e m e n t I d = " 1 2 5 4 4 4 0 0 8 9 "   D a t a T y p e = " T e x t C o n s t " > P a y T o C o n t a c t M o b i l e P h o n e N o L b l < / P a y T o C o n t a c t M o b i l e P h o n e N o L b l > - 
-         < P a y T o C o n t a c t P h o n e N o   E l e m e n t T y p e = " C o l u m n "   E l e m e n t I d = " 1 9 2 3 7 9 6 7 0 9 "   D a t a T y p e = " T e x t " > P a y T o C o n t a c t P h o n e N o < / P a y T o C o n t a c t P h o n e N o > - 
-         < P a y T o C o n t a c t P h o n e N o L b l   E l e m e n t T y p e = " C o l u m n "   E l e m e n t I d = " 2 9 3 4 6 1 0 8 7 "   D a t a T y p e = " T e x t C o n s t " > P a y T o C o n t a c t P h o n e N o L b l < / P a y T o C o n t a c t P h o n e N o L b l > - 
-         < P a y T o V e n d N o _ P u r c h H e a d e r   E l e m e n t T y p e = " C o l u m n "   E l e m e n t I d = " 6 3 5 5 6 4 4 9 8 "   D a t a T y p e = " C o d e " > P a y T o V e n d N o _ P u r c h H e a d e r < / P a y T o V e n d N o _ P u r c h H e a d e r > - 
-         < P r e p m t P a y m e n t T e r m s D e s c   E l e m e n t T y p e = " C o l u m n "   E l e m e n t I d = " 4 2 9 7 6 4 9 1 "   D a t a T y p e = " T e x t " > P r e p m t P a y m e n t T e r m s D e s c < / P r e p m t P a y m e n t T e r m s D e s c > - 
-         < P r e p y m t T e r m s D e s c _ L b l   E l e m e n t T y p e = " C o l u m n "   E l e m e n t I d = " 1 8 4 2 9 3 9 4 8 5 "   D a t a T y p e = " T e x t C o n s t " > P r e p y m t T e r m s D e s c _ L b l < / P r e p y m t T e r m s D e s c _ L b l > - 
-         < P r i c e s I n c l u d i n g V A T _ L b l   E l e m e n t T y p e = " C o l u m n "   E l e m e n t I d = " 1 3 7 7 9 7 9 4 4 4 "   D a t a T y p e = " T e x t C o n s t " > P r i c e s I n c l u d i n g V A T _ L b l < / P r i c e s I n c l u d i n g V A T _ L b l > - 
-         < P r i c e s I n c l V A T _ P u r c h H e a d e r   E l e m e n t T y p e = " C o l u m n "   E l e m e n t I d = " 1 8 0 5 5 0 7 9 8 0 "   D a t a T y p e = " B o o l e a n " > P r i c e s I n c l V A T _ P u r c h H e a d e r < / P r i c e s I n c l V A T _ P u r c h H e a d e r > - 
-         < P r i c e s I n c l V A T _ P u r c h H e a d e r _ L b l   E l e m e n t T y p e = " C o l u m n "   E l e m e n t I d = " 1 7 9 9 5 0 1 7 4 3 "   D a t a T y p e = " S t r i n g " > P r i c e s I n c l V A T _ P u r c h H e a d e r _ L b l < / P r i c e s I n c l V A T _ P u r c h H e a d e r _ L b l > - 
-         < P r i c e s I n c l V A T t x t   E l e m e n t T y p e = " C o l u m n "   E l e m e n t I d = " 1 1 2 3 7 2 4 4 4 8 "   D a t a T y p e = " T e x t C o n s t " > P r i c e s I n c l V A T t x t < / P r i c e s I n c l V A T t x t > - 
-         < P u r c h a s e r T e x t   E l e m e n t T y p e = " C o l u m n "   E l e m e n t I d = " 1 2 9 1 4 2 3 8 3 3 "   D a t a T y p e = " T e x t " > P u r c h a s e r T e x t < / P u r c h a s e r T e x t > - 
-         < P u r c h L i n e I n v D i s c A m t _ L b l   E l e m e n t T y p e = " C o l u m n "   E l e m e n t I d = " 9 2 6 7 0 5 4 6 2 "   D a t a T y p e = " T e x t C o n s t " > P u r c h L i n e I n v D i s c A m t _ L b l < / P u r c h L i n e I n v D i s c A m t _ L b l > - 
-         < P u r c h O r d e r C a p t i o n _ L b l   E l e m e n t T y p e = " C o l u m n "   E l e m e n t I d = " 6 3 3 7 2 3 3 7 2 "   D a t a T y p e = " T e x t C o n s t " > P u r c h O r d e r C a p t i o n _ L b l < / P u r c h O r d e r C a p t i o n _ L b l > - 
-         < P u r c h O r d e r D a t e C a p t i o n _ L b l   E l e m e n t T y p e = " C o l u m n "   E l e m e n t I d = " 1 6 3 4 1 8 6 4 0 "   D a t a T y p e = " T e x t C o n s t " > P u r c h O r d e r D a t e C a p t i o n _ L b l < / P u r c h O r d e r D a t e C a p t i o n _ L b l > - 
-         < P u r c h O r d e r N u m C a p t i o n _ L b l   E l e m e n t T y p e = " C o l u m n "   E l e m e n t I d = " 4 6 4 1 4 9 4 5 4 "   D a t a T y p e = " T e x t C o n s t " > P u r c h O r d e r N u m C a p t i o n _ L b l < / P u r c h O r d e r N u m C a p t i o n _ L b l > - 
-         < R e c e i v e b y _ L b l   E l e m e n t T y p e = " C o l u m n "   E l e m e n t I d = " 9 4 4 0 6 3 6 8 "   D a t a T y p e = " T e x t C o n s t " > R e c e i v e b y _ L b l < / R e c e i v e b y _ L b l > - 
-         < R e f e r e n c e T e x t   E l e m e n t T y p e = " C o l u m n "   E l e m e n t I d = " 4 4 5 3 5 3 4 5 1 "   D a t a T y p e = " T e x t " > R e f e r e n c e T e x t < / R e f e r e n c e T e x t > - 
-         < S a l e s P u r c h P e r s o n N a m e   E l e m e n t T y p e = " C o l u m n "   E l e m e n t I d = " 1 3 7 3 7 6 8 5 5 7 "   D a t a T y p e = " T e x t " > S a l e s P u r c h P e r s o n N a m e < / S a l e s P u r c h P e r s o n N a m e > - 
-         < S e l l T o C u s t N o _ P u r c h H e a d e r   E l e m e n t T y p e = " C o l u m n "   E l e m e n t I d = " 9 6 4 8 7 3 2 0 4 "   D a t a T y p e = " C o d e " > S e l l T o C u s t N o _ P u r c h H e a d e r < / S e l l T o C u s t N o _ P u r c h H e a d e r > - 
-         < S e l l T o C u s t N o _ P u r c h H e a d e r _ L b l   E l e m e n t T y p e = " C o l u m n "   E l e m e n t I d = " 1 9 3 1 5 7 0 8 9 7 "   D a t a T y p e = " S t r i n g " > S e l l T o C u s t N o _ P u r c h H e a d e r _ L b l < / S e l l T o C u s t N o _ P u r c h H e a d e r _ L b l > - 
-         < S h i p m e n t M e t h o d D e s c   E l e m e n t T y p e = " C o l u m n "   E l e m e n t I d = " 6 8 6 3 4 3 1 7 9 "   D a t a T y p e = " T e x t " > S h i p m e n t M e t h o d D e s c < / S h i p m e n t M e t h o d D e s c > - 
-         < S h i p m e n t M e t h o d D e s c _ L b l   E l e m e n t T y p e = " C o l u m n "   E l e m e n t I d = " 5 7 9 9 0 1 3 6 6 "   D a t a T y p e = " T e x t C o n s t " > S h i p m e n t M e t h o d D e s c _ L b l < / S h i p m e n t M e t h o d D e s c _ L b l > - 
-         < S h i p T o A d d r 1   E l e m e n t T y p e = " C o l u m n "   E l e m e n t I d = " 5 1 2 9 7 9 8 5 0 "   D a t a T y p e = " T e x t " > S h i p T o A d d r 1 < / S h i p T o A d d r 1 > - 
-         < S h i p T o A d d r 2   E l e m e n t T y p e = " C o l u m n "   E l e m e n t I d = " 1 1 5 0 6 7 6 4 6 7 "   D a t a T y p e = " T e x t " > S h i p T o A d d r 2 < / S h i p T o A d d r 2 > - 
-         < S h i p T o A d d r 3   E l e m e n t T y p e = " C o l u m n "   E l e m e n t I d = " 1 7 8 8 3 7 3 0 8 4 "   D a t a T y p e = " T e x t " > S h i p T o A d d r 3 < / S h i p T o A d d r 3 > - 
-         < S h i p T o A d d r 4   E l e m e n t T y p e = " C o l u m n "   E l e m e n t I d = " 1 8 6 8 8 9 7 5 9 5 "   D a t a T y p e = " T e x t " > S h i p T o A d d r 4 < / S h i p T o A d d r 4 > - 
-         < S h i p T o A d d r 5   E l e m e n t T y p e = " C o l u m n "   E l e m e n t I d = " 1 2 3 1 2 0 0 9 7 8 "   D a t a T y p e = " T e x t " > S h i p T o A d d r 5 < / S h i p T o A d d r 5 > - 
-         < S h i p T o A d d r 6   E l e m e n t T y p e = " C o l u m n "   E l e m e n t I d = " 5 9 3 5 0 4 3 6 1 "   D a t a T y p e = " T e x t " > S h i p T o A d d r 6 < / S h i p T o A d d r 6 > - 
-         < S h i p T o A d d r 7   E l e m e n t T y p e = " C o l u m n "   E l e m e n t I d = " 4 4 1 9 2 2 5 6 "   D a t a T y p e = " T e x t " > S h i p T o A d d r 7 < / S h i p T o A d d r 7 > - 
-         < S h i p T o A d d r 8   E l e m e n t T y p e = " C o l u m n "   E l e m e n t I d = " 9 3 1 3 2 2 4 0 7 "   D a t a T y p e = " T e x t " > S h i p T o A d d r 8 < / S h i p T o A d d r 8 > - 
-         < S h i p t o A d d r e s s _ L b l   E l e m e n t T y p e = " C o l u m n "   E l e m e n t I d = " 1 0 4 3 5 1 9 5 7 7 "   D a t a T y p e = " T e x t C o n s t " > S h i p t o A d d r e s s _ L b l < / S h i p t o A d d r e s s _ L b l > - 
-         < S h i p T o P h o n e N o   E l e m e n t T y p e = " C o l u m n "   E l e m e n t I d = " 3 6 9 7 0 2 2 5 5 "   D a t a T y p e = " T e x t " > S h i p T o P h o n e N o < / S h i p T o P h o n e N o > - 
-         < S u b t o t a l _ L b l   E l e m e n t T y p e = " C o l u m n "   E l e m e n t I d = " 1 9 6 7 7 9 5 1 4 2 "   D a t a T y p e = " T e x t C o n s t " > S u b t o t a l _ L b l < / S u b t o t a l _ L b l > - 
-         < T a x I d e n t T y p e C a p t i o n _ L b l   E l e m e n t T y p e = " C o l u m n "   E l e m e n t I d = " 1 2 3 4 9 8 1 3 2 1 "   D a t a T y p e = " T e x t C o n s t " > T a x I d e n t T y p e C a p t i o n _ L b l < / T a x I d e n t T y p e C a p t i o n _ L b l > - 
-         < T o C a p t i o n _ L b l   E l e m e n t T y p e = " C o l u m n "   E l e m e n t I d = " 2 0 3 0 5 3 2 2 2 9 "   D a t a T y p e = " T e x t C o n s t " > T o C a p t i o n _ L b l < / T o C a p t i o n _ L b l > - 
-         < T o t a l _ L b l   E l e m e n t T y p e = " C o l u m n "   E l e m e n t I d = " 1 2 1 0 1 0 0 8 7 8 "   D a t a T y p e = " T e x t C o n s t " > T o t a l _ L b l < / T o t a l _ L b l > - 
-         < V A L V A T B a s e L C Y _ L b l   E l e m e n t T y p e = " C o l u m n "   E l e m e n t I d = " 1 7 0 5 4 3 5 8 1 1 "   D a t a T y p e = " T e x t C o n s t " > V A L V A T B a s e L C Y _ L b l < / V A L V A T B a s e L C Y _ L b l > - 
-         < V A T A m t L i n e I n v D i s c B a s e A m t _ L b l   E l e m e n t T y p e = " C o l u m n "   E l e m e n t I d = " 1 6 4 7 3 8 4 9 1 6 "   D a t a T y p e = " T e x t C o n s t " > V A T A m t L i n e I n v D i s c B a s e A m t _ L b l < / V A T A m t L i n e I n v D i s c B a s e A m t _ L b l > - 
-         < V A T A m t L i n e L i n e A m t _ L b l   E l e m e n t T y p e = " C o l u m n "   E l e m e n t I d = " 1 1 3 2 2 4 5 2 5 1 "   D a t a T y p e = " T e x t C o n s t " > V A T A m t L i n e L i n e A m t _ L b l < / V A T A m t L i n e L i n e A m t _ L b l > - 
-         < V A T A m t L i n e V A T _ L b l   E l e m e n t T y p e = " C o l u m n "   E l e m e n t I d = " 1 1 6 2 6 0 3 1 0 2 "   D a t a T y p e = " T e x t C o n s t " > V A T A m t L i n e V A T _ L b l < / V A T A m t L i n e V A T _ L b l > - 
-         < V A T A m t L i n e V A T A m t _ L b l   E l e m e n t T y p e = " C o l u m n "   E l e m e n t I d = " 5 0 9 5 8 8 9 9 8 "   D a t a T y p e = " T e x t C o n s t " > V A T A m t L i n e V A T A m t _ L b l < / V A T A m t L i n e V A T A m t _ L b l > - 
-         < V A T A m t S p e c _ L b l   E l e m e n t T y p e = " C o l u m n "   E l e m e n t I d = " 1 5 0 9 9 9 9 3 4 6 "   D a t a T y p e = " T e x t C o n s t " > V A T A m t S p e c _ L b l < / V A T A m t S p e c _ L b l > - 
-         < V A T B a s e D i s c _ P u r c h H e a d e r   E l e m e n t T y p e = " C o l u m n "   E l e m e n t I d = " 1 6 3 9 7 3 7 3 5 8 "   D a t a T y p e = " D e c i m a l " > V A T B a s e D i s c _ P u r c h H e a d e r < / V A T B a s e D i s c _ P u r c h H e a d e r > - 
-         < V A T I d e n t i f i e r _ L b l   E l e m e n t T y p e = " C o l u m n "   E l e m e n t I d = " 1 6 8 6 6 2 3 9 8 4 "   D a t a T y p e = " T e x t C o n s t " > V A T I d e n t i f i e r _ L b l < / V A T I d e n t i f i e r _ L b l > - 
-         < V A T N o T e x t   E l e m e n t T y p e = " C o l u m n "   E l e m e n t I d = " 1 9 5 9 6 6 3 4 2 6 "   D a t a T y p e = " T e x t " > V A T N o T e x t < / V A T N o T e x t > - 
-         < V A T R e g N o _ P u r c h H e a d e r   E l e m e n t T y p e = " C o l u m n "   E l e m e n t I d = " 9 8 5 0 3 8 1 8 7 "   D a t a T y p e = " T e x t " > V A T R e g N o _ P u r c h H e a d e r < / V A T R e g N o _ P u r c h H e a d e r > - 
-         < V e n d A d d r 1   E l e m e n t T y p e = " C o l u m n "   E l e m e n t I d = " 2 0 3 8 5 3 5 7 8 "   D a t a T y p e = " T e x t " > V e n d A d d r 1 < / V e n d A d d r 1 > - 
-         < V e n d A d d r 2   E l e m e n t T y p e = " C o l u m n "   E l e m e n t I d = " 8 4 1 5 5 0 1 9 5 "   D a t a T y p e = " T e x t " > V e n d A d d r 2 < / V e n d A d d r 2 > - 
-         < V e n d A d d r 3   E l e m e n t T y p e = " C o l u m n "   E l e m e n t I d = " 1 4 7 9 2 4 6 8 1 2 "   D a t a T y p e = " T e x t " > V e n d A d d r 3 < / V e n d A d d r 3 > - 
-         < V e n d A d d r 4   E l e m e n t T y p e = " C o l u m n "   E l e m e n t I d = " 2 1 1 6 9 4 3 4 2 9 "   D a t a T y p e = " T e x t " > V e n d A d d r 4 < / V e n d A d d r 4 > - 
-         < V e n d A d d r 5   E l e m e n t T y p e = " C o l u m n "   E l e m e n t I d = " 1 5 4 0 3 2 7 2 5 0 "   D a t a T y p e = " T e x t " > V e n d A d d r 5 < / V e n d A d d r 5 > - 
-         < V e n d A d d r 6   E l e m e n t T y p e = " C o l u m n "   E l e m e n t I d = " 9 0 2 6 3 0 6 3 3 "   D a t a T y p e = " T e x t " > V e n d A d d r 6 < / V e n d A d d r 6 > - 
-         < V e n d A d d r 7   E l e m e n t T y p e = " C o l u m n "   E l e m e n t I d = " 2 6 4 9 3 4 0 1 6 "   D a t a T y p e = " T e x t " > V e n d A d d r 7 < / V e n d A d d r 7 > - 
-         < V e n d A d d r 8   E l e m e n t T y p e = " C o l u m n "   E l e m e n t I d = " 1 2 4 0 4 4 8 6 7 9 "   D a t a T y p e = " T e x t " > V e n d A d d r 8 < / V e n d A d d r 8 > - 
-         < V e n d N o _ L b l   E l e m e n t T y p e = " C o l u m n "   E l e m e n t I d = " 1 1 9 1 1 1 2 2 4 0 "   D a t a T y p e = " T e x t C o n s t " > V e n d N o _ L b l < / V e n d N o _ L b l > - 
-         < V e n d o r I D C a p t i o n _ L b l   E l e m e n t T y p e = " C o l u m n "   E l e m e n t I d = " 1 1 2 9 2 1 9 5 9 3 "   D a t a T y p e = " T e x t C o n s t " > V e n d o r I D C a p t i o n _ L b l < / V e n d o r I D C a p t i o n _ L b l > - 
-         < V e n d o r I n v o i c e N o   E l e m e n t T y p e = " C o l u m n "   E l e m e n t I d = " 8 8 7 3 7 6 2 2 5 "   D a t a T y p e = " C o d e " > V e n d o r I n v o i c e N o < / V e n d o r I n v o i c e N o > - 
-         < V e n d o r I n v o i c e N o _ L b l   E l e m e n t T y p e = " C o l u m n "   E l e m e n t I d = " 1 0 3 4 9 0 0 7 0 0 "   D a t a T y p e = " T e x t C o n s t " > V e n d o r I n v o i c e N o _ L b l < / V e n d o r I n v o i c e N o _ L b l > - 
-         < V e n d o r O r d e r N o   E l e m e n t T y p e = " C o l u m n "   E l e m e n t I d = " 1 6 4 1 9 6 8 4 4 6 "   D a t a T y p e = " C o d e " > V e n d o r O r d e r N o < / V e n d o r O r d e r N o > - 
-         < V e n d o r O r d e r N o _ L b l   E l e m e n t T y p e = " C o l u m n "   E l e m e n t I d = " 1 5 7 1 7 5 2 4 7 7 "   D a t a T y p e = " T e x t C o n s t " > V e n d o r O r d e r N o _ L b l < / V e n d o r O r d e r N o _ L b l > - 
-         < Y o u r R e f _ P u r c h H e a d e r   E l e m e n t T y p e = " C o l u m n "   E l e m e n t I d = " 1 9 8 5 3 6 8 6 3 1 "   D a t a T y p e = " T e x t " > Y o u r R e f _ P u r c h H e a d e r < / Y o u r R e f _ P u r c h H e a d e r > - 
-         < P u r c h a s e _ L i n e   E l e m e n t T y p e = " D a t a I t e m "   E l e m e n t I d = " 6 2 7 5 7 4 0 4 8 " > - 
-             < A l l o w I n v D i s c _ P u r c h L i n e   E l e m e n t T y p e = " C o l u m n "   E l e m e n t I d = " 9 8 2 2 2 1 3 6 3 "   D a t a T y p e = " B o o l e a n " > A l l o w I n v D i s c _ P u r c h L i n e < / A l l o w I n v D i s c _ P u r c h L i n e > - 
-             < A l l o w I n v D i s c t x t   E l e m e n t T y p e = " C o l u m n "   E l e m e n t I d = " 2 0 1 2 9 2 1 6 0 8 "   D a t a T y p e = " T e x t " > A l l o w I n v D i s c t x t < / A l l o w I n v D i s c t x t > - 
-             < A m o u n t I n c l u d i n g V A T   E l e m e n t T y p e = " C o l u m n "   E l e m e n t I d = " 8 9 1 0 4 9 5 7 1 "   D a t a T y p e = " D e c i m a l " > A m o u n t I n c l u d i n g V A T < / A m o u n t I n c l u d i n g V A T > - 
-             < D e s c _ P u r c h L i n e   E l e m e n t T y p e = " C o l u m n "   E l e m e n t I d = " 1 1 6 1 7 0 2 0 8 9 "   D a t a T y p e = " T e x t " > D e s c _ P u r c h L i n e < / D e s c _ P u r c h L i n e > - 
-             < D e s c _ P u r c h L i n e _ L b l   E l e m e n t T y p e = " C o l u m n "   E l e m e n t I d = " 6 6 5 1 1 3 6 5 2 "   D a t a T y p e = " S t r i n g " > D e s c _ P u r c h L i n e _ L b l < / D e s c _ P u r c h L i n e _ L b l > - 
-             < D i r e c t U n i C o s t _ L b l   E l e m e n t T y p e = " C o l u m n "   E l e m e n t I d = " 7 2 1 4 7 6 6 8 4 "   D a t a T y p e = " T e x t C o n s t " > D i r e c t U n i C o s t _ L b l < / D i r e c t U n i C o s t _ L b l > - 
-             < D i r U n i t C o s t _ P u r c h L i n e   E l e m e n t T y p e = " C o l u m n "   E l e m e n t I d = " 9 5 0 9 6 2 5 8 6 "   D a t a T y p e = " T e x t " > D i r U n i t C o s t _ P u r c h L i n e < / D i r U n i t C o s t _ P u r c h L i n e > - 
-             < E x p e c t e d R e c e i p t D a t e   E l e m e n t T y p e = " C o l u m n "   E l e m e n t I d = " 1 9 8 8 0 4 6 2 0 5 "   D a t a T y p e = " S t r i n g " > E x p e c t e d R e c e i p t D a t e < / E x p e c t e d R e c e i p t D a t e > - 
-             < E x p e c t e d R e c e i p t D a t e L b l   E l e m e n t T y p e = " C o l u m n "   E l e m e n t I d = " 1 8 0 6 8 4 1 2 7 1 "   D a t a T y p e = " T e x t C o n s t " > E x p e c t e d R e c e i p t D a t e L b l < / E x p e c t e d R e c e i p t D a t e L b l > - 
-             < I n v D i s c A m t _ P u r c h L i n e   E l e m e n t T y p e = " C o l u m n "   E l e m e n t I d = " 1 4 5 3 0 9 9 5 8 0 "   D a t a T y p e = " D e c i m a l " > I n v D i s c A m t _ P u r c h L i n e < / I n v D i s c A m t _ P u r c h L i n e > - 
-             < I n v D i s c C a p t i o n _ L b l   E l e m e n t T y p e = " C o l u m n "   E l e m e n t I d = " 1 9 3 9 0 5 8 9 7 4 "   D a t a T y p e = " T e x t C o n s t " > I n v D i s c C a p t i o n _ L b l < / I n v D i s c C a p t i o n _ L b l > - 
-             < I t e m N o _ P u r c h L i n e   E l e m e n t T y p e = " C o l u m n "   E l e m e n t I d = " 1 0 5 7 2 2 4 1 4 0 "   D a t a T y p e = " C o d e " > I t e m N o _ P u r c h L i n e < / I t e m N o _ P u r c h L i n e > - 
-             < I t e m R e f e r e n c e N o _ P u r c h L i n e   E l e m e n t T y p e = " C o l u m n "   E l e m e n t I d = " 1 1 5 8 3 9 2 0 3 1 "   D a t a T y p e = " C o d e " > I t e m R e f e r e n c e N o _ P u r c h L i n e < / I t e m R e f e r e n c e N o _ P u r c h L i n e > - 
-             < J o b N o _ P u r c h L i n e   E l e m e n t T y p e = " C o l u m n "   E l e m e n t I d = " 2 7 7 7 0 3 3 2 6 "   D a t a T y p e = " C o d e " > J o b N o _ P u r c h L i n e < / J o b N o _ P u r c h L i n e > - 
-             < J o b N o _ P u r c h L i n e _ L b l   E l e m e n t T y p e = " C o l u m n "   E l e m e n t I d = " 9 6 0 0 7 3 4 1 1 "   D a t a T y p e = " T e x t C o n s t " > J o b N o _ P u r c h L i n e _ L b l < / J o b N o _ P u r c h L i n e _ L b l > - 
-             < J o b T a s k N o _ P u r c h L i n e   E l e m e n t T y p e = " C o l u m n "   E l e m e n t I d = " 7 2 6 6 6 9 0 1 1 "   D a t a T y p e = " C o d e " > J o b T a s k N o _ P u r c h L i n e < / J o b T a s k N o _ P u r c h L i n e > - 
-             < J o b T a s k N o _ P u r c h L i n e _ L b l   E l e m e n t T y p e = " C o l u m n "   E l e m e n t I d = " 2 0 4 9 1 3 1 1 8 2 "   D a t a T y p e = " T e x t C o n s t " > J o b T a s k N o _ P u r c h L i n e _ L b l < / J o b T a s k N o _ P u r c h L i n e _ L b l > - 
-             < L i n e A m t _ P u r c h L i n e   E l e m e n t T y p e = " C o l u m n "   E l e m e n t I d = " 1 5 9 3 7 5 8 6 7 4 "   D a t a T y p e = " T e x t " > L i n e A m t _ P u r c h L i n e < / L i n e A m t _ P u r c h L i n e > - 
-             < L i n e D i s c _ P u r c h L i n e   E l e m e n t T y p e = " C o l u m n "   E l e m e n t I d = " 2 1 3 3 2 3 3 9 7 3 "   D a t a T y p e = " D e c i m a l " > L i n e D i s c _ P u r c h L i n e < / L i n e D i s c _ P u r c h L i n e > - 
-             < L i n e N o _ P u r c h L i n e   E l e m e n t T y p e = " C o l u m n "   E l e m e n t I d = " 1 7 4 8 8 4 8 6 5 "   D a t a T y p e = " I n t e g e r " > L i n e N o _ P u r c h L i n e < / L i n e N o _ P u r c h L i n e > - 
-             < N o _ P u r c h L i n e   E l e m e n t T y p e = " C o l u m n "   E l e m e n t I d = " 2 8 8 5 5 1 3 4 3 "   D a t a T y p e = " T e x t " > N o _ P u r c h L i n e < / N o _ P u r c h L i n e > - 
-             < N o _ P u r c h L i n e _ L b l   E l e m e n t T y p e = " C o l u m n "   E l e m e n t I d = " 1 8 4 4 9 0 6 5 4 0 "   D a t a T y p e = " S t r i n g " > N o _ P u r c h L i n e _ L b l < / N o _ P u r c h L i n e _ L b l > - 
-             < P l a n n e d R e c e i p t D a t e   E l e m e n t T y p e = " C o l u m n "   E l e m e n t I d = " 1 1 4 0 0 3 3 3 2 1 "   D a t a T y p e = " S t r i n g " > P l a n n e d R e c e i p t D a t e < / P l a n n e d R e c e i p t D a t e > - 
-             < P l a n n e d R e c e i p t D a t e L b l   E l e m e n t T y p e = " C o l u m n "   E l e m e n t I d = " 1 4 7 8 7 6 7 2 9 9 "   D a t a T y p e = " T e x t C o n s t " > P l a n n e d R e c e i p t D a t e L b l < / P l a n n e d R e c e i p t D a t e L b l > - 
-             < P r o m i s e d R e c e i p t D a t e   E l e m e n t T y p e = " C o l u m n "   E l e m e n t I d = " 2 9 4 5 3 0 7 8 "   D a t a T y p e = " S t r i n g " > P r o m i s e d R e c e i p t D a t e < / P r o m i s e d R e c e i p t D a t e > - 
-             < P r o m i s e d R e c e i p t D a t e L b l   E l e m e n t T y p e = " C o l u m n "   E l e m e n t I d = " 2 0 2 4 9 3 8 1 7 2 "   D a t a T y p e = " T e x t C o n s t " > P r o m i s e d R e c e i p t D a t e L b l < / P r o m i s e d R e c e i p t D a t e L b l > - 
-             < P u r c h L i n e _ V A T P c t   E l e m e n t T y p e = " C o l u m n "   E l e m e n t I d = " 1 7 7 5 5 5 6 6 3 6 "   D a t a T y p e = " D e c i m a l " > P u r c h L i n e _ V A T P c t < / P u r c h L i n e _ V A T P c t > - 
-             < P u r c h L i n e L i n e D i s c _ L b l   E l e m e n t T y p e = " C o l u m n "   E l e m e n t I d = " 5 7 3 7 9 3 8 4 1 "   D a t a T y p e = " T e x t C o n s t " > P u r c h L i n e L i n e D i s c _ L b l < / P u r c h L i n e L i n e D i s c _ L b l > - 
-             < Q t y _ P u r c h L i n e   E l e m e n t T y p e = " C o l u m n "   E l e m e n t I d = " 7 8 0 8 5 8 6 7 6 "   D a t a T y p e = " T e x t " > Q t y _ P u r c h L i n e < / Q t y _ P u r c h L i n e > - 
-             < Q t y _ P u r c h L i n e _ L b l   E l e m e n t T y p e = " C o l u m n "   E l e m e n t I d = " 6 6 5 5 0 9 2 9 "   D a t a T y p e = " S t r i n g " > Q t y _ P u r c h L i n e _ L b l < / Q t y _ P u r c h L i n e _ L b l > - 
-             < R e q u e s t e d R e c e i p t D a t e   E l e m e n t T y p e = " C o l u m n "   E l e m e n t I d = " 9 3 3 1 1 2 9 3 1 "   D a t a T y p e = " S t r i n g " > R e q u e s t e d R e c e i p t D a t e < / R e q u e s t e d R e c e i p t D a t e > - 
-             < R e q u e s t e d R e c e i p t D a t e L b l   E l e m e n t T y p e = " C o l u m n "   E l e m e n t I d = " 1 4 4 2 7 6 8 2 3 "   D a t a T y p e = " T e x t C o n s t " > R e q u e s t e d R e c e i p t D a t e L b l < / R e q u e s t e d R e c e i p t D a t e L b l > - 
-             < T o t a l I n c l V A T   E l e m e n t T y p e = " C o l u m n "   E l e m e n t I d = " 2 0 6 6 5 7 4 0 8 4 "   D a t a T y p e = " D e c i m a l " > T o t a l I n c l V A T < / T o t a l I n c l V A T > - 
-             < T o t a l P r i c e C a p t i o n _ L b l   E l e m e n t T y p e = " C o l u m n "   E l e m e n t I d = " 1 7 4 8 7 7 2 0 5 5 "   D a t a T y p e = " T e x t C o n s t " > T o t a l P r i c e C a p t i o n _ L b l < / T o t a l P r i c e C a p t i o n _ L b l > - 
-             < T y p e _ P u r c h L i n e   E l e m e n t T y p e = " C o l u m n "   E l e m e n t I d = " 8 0 9 4 7 1 0 8 8 "   D a t a T y p e = " S t r i n g " > T y p e _ P u r c h L i n e < / T y p e _ P u r c h L i n e > - 
-             < U n i t P r i c e _ P u r c h L i n e   E l e m e n t T y p e = " C o l u m n "   E l e m e n t I d = " 2 0 6 3 2 5 9 8 1 9 "   D a t a T y p e = " D e c i m a l " > U n i t P r i c e _ P u r c h L i n e < / U n i t P r i c e _ P u r c h L i n e > - 
-             < U n i t P r i c e _ P u r c h L i n e _ L b l   E l e m e n t T y p e = " C o l u m n "   E l e m e n t I d = " 7 0 4 0 2 1 4 6 2 "   D a t a T y p e = " T e x t C o n s t " > U n i t P r i c e _ P u r c h L i n e _ L b l < / U n i t P r i c e _ P u r c h L i n e _ L b l > - 
-             < U O M _ P u r c h L i n e   E l e m e n t T y p e = " C o l u m n "   E l e m e n t I d = " 4 4 1 1 3 9 0 4 9 "   D a t a T y p e = " T e x t " > U O M _ P u r c h L i n e < / U O M _ P u r c h L i n e > - 
-             < U O M _ P u r c h L i n e _ L b l   E l e m e n t T y p e = " C o l u m n "   E l e m e n t I d = " 1 8 5 6 1 1 3 1 9 4 "   D a t a T y p e = " T e x t C o n s t " > U O M _ P u r c h L i n e _ L b l < / U O M _ P u r c h L i n e _ L b l > - 
-             < V A T D i s c o u n t A m o u n t _ L b l   E l e m e n t T y p e = " C o l u m n "   E l e m e n t I d = " 1 3 5 5 1 2 6 5 3 8 "   D a t a T y p e = " T e x t C o n s t " > V A T D i s c o u n t A m o u n t _ L b l < / V A T D i s c o u n t A m o u n t _ L b l > - 
-             < V A T I d e n t i f i e r _ P u r c h L i n e   E l e m e n t T y p e = " C o l u m n "   E l e m e n t I d = " 1 0 5 5 6 1 2 1 2 8 "   D a t a T y p e = " C o d e " > V A T I d e n t i f i e r _ P u r c h L i n e < / V A T I d e n t i f i e r _ P u r c h L i n e > - 
-             < V A T I d e n t i f i e r _ P u r c h L i n e _ L b l   E l e m e n t T y p e = " C o l u m n "   E l e m e n t I d = " 1 4 0 4 1 9 4 8 1 9 "   D a t a T y p e = " S t r i n g " > V A T I d e n t i f i e r _ P u r c h L i n e _ L b l < / V A T I d e n t i f i e r _ P u r c h L i n e _ L b l > - 
-             < V e n d o r I t e m N o _ P u r c h L i n e   E l e m e n t T y p e = " C o l u m n "   E l e m e n t I d = " 1 9 1 8 6 5 6 1 6 0 "   D a t a T y p e = " T e x t " > V e n d o r I t e m N o _ P u r c h L i n e < / V e n d o r I t e m N o _ P u r c h L i n e > - 
-         < / P u r c h a s e _ L i n e > - 
-         < T o t a l s   E l e m e n t T y p e = " D a t a I t e m "   E l e m e n t I d = " 1 8 2 3 9 5 0 0 4 4 " > - 
-             < T o t a l A m o u n t   E l e m e n t T y p e = " C o l u m n "   E l e m e n t I d = " 1 5 5 9 1 6 4 8 7 7 "   D a t a T y p e = " D e c i m a l " > T o t a l A m o u n t < / T o t a l A m o u n t > - 
-             < T o t a l A m o u n t I n c l V A T   E l e m e n t T y p e = " C o l u m n "   E l e m e n t I d = " 1 4 2 2 4 2 7 9 5 2 "   D a t a T y p e = " D e c i m a l " > T o t a l A m o u n t I n c l V A T < / T o t a l A m o u n t I n c l V A T > - 
-             < T o t a l E x c l V A T T e x t   E l e m e n t T y p e = " C o l u m n "   E l e m e n t I d = " 1 3 8 4 8 1 6 4 5 "   D a t a T y p e = " T e x t " > T o t a l E x c l V A T T e x t < / T o t a l E x c l V A T T e x t > - 
-             < T o t a l I n c l V A T T e x t   E l e m e n t T y p e = " C o l u m n "   E l e m e n t I d = " 7 6 1 2 0 3 1 7 7 "   D a t a T y p e = " T e x t " > T o t a l I n c l V A T T e x t < / T o t a l I n c l V A T T e x t > - 
-             < T o t a l I n v o i c e D i s c o u n t A m o u n t   E l e m e n t T y p e = " C o l u m n "   E l e m e n t I d = " 4 0 2 1 7 7 5 1 "   D a t a T y p e = " D e c i m a l " > T o t a l I n v o i c e D i s c o u n t A m o u n t < / T o t a l I n v o i c e D i s c o u n t A m o u n t > - 
-             < T o t a l S u b T o t a l   E l e m e n t T y p e = " C o l u m n "   E l e m e n t I d = " 2 0 9 7 8 7 6 8 0 1 "   D a t a T y p e = " D e c i m a l " > T o t a l S u b T o t a l < / T o t a l S u b T o t a l > - 
-             < T o t a l T e x t   E l e m e n t T y p e = " C o l u m n "   E l e m e n t I d = " 2 3 1 9 1 0 5 1 8 "   D a t a T y p e = " T e x t " > T o t a l T e x t < / T o t a l T e x t > - 
-             < T o t a l V A T A m o u n t   E l e m e n t T y p e = " C o l u m n "   E l e m e n t I d = " 1 6 2 7 1 0 2 3 2 8 "   D a t a T y p e = " D e c i m a l " > T o t a l V A T A m o u n t < / T o t a l V A T A m o u n t > - 
-             < T o t a l V A T B a s e A m o u n t   E l e m e n t T y p e = " C o l u m n "   E l e m e n t I d = " 6 6 3 4 5 3 7 0 9 "   D a t a T y p e = " D e c i m a l " > T o t a l V A T B a s e A m o u n t < / T o t a l V A T B a s e A m o u n t > - 
-             < T o t a l V A T D i s c o u n t A m o u n t   E l e m e n t T y p e = " C o l u m n "   E l e m e n t I d = " 6 8 1 2 9 8 4 1 3 "   D a t a T y p e = " D e c i m a l " > T o t a l V A T D i s c o u n t A m o u n t < / T o t a l V A T D i s c o u n t A m o u n t > - 
-             < V A T A m o u n t T e x t   E l e m e n t T y p e = " C o l u m n "   E l e m e n t I d = " 6 5 0 3 5 8 2 4 7 "   D a t a T y p e = " T e x t " > V A T A m o u n t T e x t < / V A T A m o u n t T e x t > - 
-         < / T o t a l s > - 
-         < V A T C o u n t e r   E l e m e n t T y p e = " D a t a I t e m "   E l e m e n t I d = " 5 5 7 1 2 6 5 0 6 " > - 
-             < V A T A m t L i n e I n v D i s c A m t   E l e m e n t T y p e = " C o l u m n "   E l e m e n t I d = " 1 0 0 7 8 2 8 6 0 "   D a t a T y p e = " D e c i m a l " > V A T A m t L i n e I n v D i s c A m t < / V A T A m t L i n e I n v D i s c A m t > - 
-             < V A T A m t L i n e I n v D i s c B a s e A m t   E l e m e n t T y p e = " C o l u m n "   E l e m e n t I d = " 1 6 9 1 0 0 3 4 1 5 "   D a t a T y p e = " D e c i m a l " > V A T A m t L i n e I n v D i s c B a s e A m t < / V A T A m t L i n e I n v D i s c B a s e A m t > - 
-             < V A T A m t L i n e L i n e A m t   E l e m e n t T y p e = " C o l u m n "   E l e m e n t I d = " 1 8 8 2 1 0 3 2 6 2 "   D a t a T y p e = " D e c i m a l " > V A T A m t L i n e L i n e A m t < / V A T A m t L i n e L i n e A m t > - 
-             < V A T A m t L i n e V A T   E l e m e n t T y p e = " C o l u m n "   E l e m e n t I d = " 2 9 9 0 4 8 9 2 5 "   D a t a T y p e = " D e c i m a l " > V A T A m t L i n e V A T < / V A T A m t L i n e V A T > - 
-             < V A T A m t L i n e V A T A m t   E l e m e n t T y p e = " C o l u m n "   E l e m e n t I d = " 8 4 9 9 7 4 3 4 1 "   D a t a T y p e = " D e c i m a l " > V A T A m t L i n e V A T A m t < / V A T A m t L i n e V A T A m t > - 
-             < V A T A m t L i n e V A T B a s e   E l e m e n t T y p e = " C o l u m n "   E l e m e n t I d = " 1 4 1 9 8 1 6 2 1 8 "   D a t a T y p e = " D e c i m a l " > V A T A m t L i n e V A T B a s e < / V A T A m t L i n e V A T B a s e > - 
-             < V A T A m t L i n e V A T I d e n t i f i e r   E l e m e n t T y p e = " C o l u m n "   E l e m e n t I d = " 4 6 1 3 9 9 7 9 2 "   D a t a T y p e = " C o d e " > V A T A m t L i n e V A T I d e n t i f i e r < / V A T A m t L i n e V A T I d e n t i f i e r > - 
-         < / V A T C o u n t e r > - 
-         < V A T C o u n t e r L C Y   E l e m e n t T y p e = " D a t a I t e m "   E l e m e n t I d = " 9 1 0 2 7 8 4 9 2 " > - 
-             < V A L E x c h R a t e   E l e m e n t T y p e = " C o l u m n "   E l e m e n t I d = " 1 8 3 2 0 7 3 1 5 4 "   D a t a T y p e = " T e x t " > V A L E x c h R a t e < / V A L E x c h R a t e > - 
-             < V A L S p e c L C Y H e a d e r   E l e m e n t T y p e = " C o l u m n "   E l e m e n t I d = " 6 9 9 3 5 8 7 5 8 "   D a t a T y p e = " T e x t " > V A L S p e c L C Y H e a d e r < / V A L S p e c L C Y H e a d e r > - 
-             < V A L V A T A m o u n t L C Y   E l e m e n t T y p e = " C o l u m n "   E l e m e n t I d = " 1 4 4 5 9 7 3 0 8 7 "   D a t a T y p e = " D e c i m a l " > V A L V A T A m o u n t L C Y < / V A L V A T A m o u n t L C Y > - 
-             < V A L V A T B a s e L C Y   E l e m e n t T y p e = " C o l u m n "   E l e m e n t I d = " 1 4 3 9 0 5 7 6 6 6 "   D a t a T y p e = " D e c i m a l " > V A L V A T B a s e L C Y < / V A L V A T B a s e L C Y > - 
-         < / V A T C o u n t e r L C Y > - 
-         < P r e p m t L o o p   E l e m e n t T y p e = " D a t a I t e m "   E l e m e n t I d = " 1 1 5 9 7 3 9 4 0 7 " > - 
-             < P r e p a y m e n t S p e c C a p t i o n   E l e m e n t T y p e = " C o l u m n "   E l e m e n t I d = " 1 6 2 3 2 2 2 3 0 1 "   D a t a T y p e = " T e x t C o n s t " > P r e p a y m e n t S p e c C a p t i o n < / P r e p a y m e n t S p e c C a p t i o n > - 
-             < P r e p m t I n v B u D e s c C a p t i o n   E l e m e n t T y p e = " C o l u m n "   E l e m e n t I d = " 1 8 0 7 4 4 6 7 8 "   D a t a T y p e = " T e x t C o n s t " > P r e p m t I n v B u D e s c C a p t i o n < / P r e p m t I n v B u D e s c C a p t i o n > - 
-             < P r e p m t I n v B u f A m t   E l e m e n t T y p e = " C o l u m n "   E l e m e n t I d = " 1 0 9 6 9 7 6 1 9 5 "   D a t a T y p e = " D e c i m a l " > P r e p m t I n v B u f A m t < / P r e p m t I n v B u f A m t > - 
-             < P r e p m t I n v B u f D e s c   E l e m e n t T y p e = " C o l u m n "   E l e m e n t I d = " 2 2 5 6 0 3 3 1 8 "   D a t a T y p e = " T e x t " > P r e p m t I n v B u f D e s c < / P r e p m t I n v B u f D e s c > - 
-             < P r e p m t I n v B u f G L A c c N o   E l e m e n t T y p e = " C o l u m n "   E l e m e n t I d = " 8 7 1 9 7 7 4 0 0 "   D a t a T y p e = " C o d e " > P r e p m t I n v B u f G L A c c N o < / P r e p m t I n v B u f G L A c c N o > - 
-             < P r e p m t I n v B u f G L A c c N o C a p t i o n   E l e m e n t T y p e = " C o l u m n "   E l e m e n t I d = " 6 6 7 6 9 7 1 8 "   D a t a T y p e = " T e x t C o n s t " > P r e p m t I n v B u f G L A c c N o C a p t i o n < / P r e p m t I n v B u f G L A c c N o C a p t i o n > - 
-             < P r e p m t L i n e A m o u n t   E l e m e n t T y p e = " C o l u m n "   E l e m e n t I d = " 1 3 0 2 3 0 2 1 5 "   D a t a T y p e = " D e c i m a l " > P r e p m t L i n e A m o u n t < / P r e p m t L i n e A m o u n t > - 
-             < P r e p m t T o t a l A m o u n t I n c l V A T   E l e m e n t T y p e = " C o l u m n "   E l e m e n t I d = " 3 2 0 0 3 6 5 9 4 "   D a t a T y p e = " D e c i m a l " > P r e p m t T o t a l A m o u n t I n c l V A T < / P r e p m t T o t a l A m o u n t I n c l V A T > - 
-             < P r e p m t V A T A m o u n t   E l e m e n t T y p e = " C o l u m n "   E l e m e n t I d = " 2 1 0 3 3 9 3 6 6 0 "   D a t a T y p e = " D e c i m a l " > P r e p m t V A T A m o u n t < / P r e p m t V A T A m o u n t > - 
-             < P r e p m t V A T A m o u n t T e x t   E l e m e n t T y p e = " C o l u m n "   E l e m e n t I d = " 1 0 3 1 2 5 7 4 9 5 "   D a t a T y p e = " T e x t " > P r e p m t V A T A m o u n t T e x t < / P r e p m t V A T A m o u n t T e x t > - 
-             < P r e p m t V A T B a s e A m o u n t   E l e m e n t T y p e = " C o l u m n "   E l e m e n t I d = " 1 3 9 2 9 6 6 7 9 "   D a t a T y p e = " D e c i m a l " > P r e p m t V A T B a s e A m o u n t < / P r e p m t V A T B a s e A m o u n t > - 
-             < T o t a l E x c l V A T T e x t 2   E l e m e n t T y p e = " C o l u m n "   E l e m e n t I d = " 1 6 4 4 3 1 2 4 5 7 "   D a t a T y p e = " T e x t " > T o t a l E x c l V A T T e x t 2 < / T o t a l E x c l V A T T e x t 2 > - 
-             < T o t a l I n c l V A T T e x t 2   E l e m e n t T y p e = " C o l u m n "   E l e m e n t I d = " 2 0 8 6 8 8 9 6 8 3 "   D a t a T y p e = " T e x t " > T o t a l I n c l V A T T e x t 2 < / T o t a l I n c l V A T T e x t 2 > - 
-         < / P r e p m t L o o p > - 
-         < P r e p m t V A T C o u n t e r   E l e m e n t T y p e = " D a t a I t e m "   E l e m e n t I d = " 1 6 7 7 6 2 3 1 0 8 " > - 
-             < P r e p m t V A T A m t L i n e L i n e A m t   E l e m e n t T y p e = " C o l u m n "   E l e m e n t I d = " 4 0 2 6 8 5 8 2 4 "   D a t a T y p e = " D e c i m a l " > P r e p m t V A T A m t L i n e L i n e A m t < / P r e p m t V A T A m t L i n e L i n e A m t > - 
-             < P r e p m t V A T A m t L i n e V A T   E l e m e n t T y p e = " C o l u m n "   E l e m e n t I d = " 1 9 1 5 4 9 4 8 5 "   D a t a T y p e = " D e c i m a l " > P r e p m t V A T A m t L i n e V A T < / P r e p m t V A T A m t L i n e V A T > - 
-             < P r e p m t V A T A m t L i n e V A T A m t   E l e m e n t T y p e = " C o l u m n "   E l e m e n t I d = " 1 8 7 1 3 0 1 8 2 9 "   D a t a T y p e = " D e c i m a l " > P r e p m t V A T A m t L i n e V A T A m t < / P r e p m t V A T A m t L i n e V A T A m t > - 
-             < P r e p m t V A T A m t L i n e V A T B a s e   E l e m e n t T y p e = " C o l u m n "   E l e m e n t I d = " 1 2 2 6 9 0 4 6 9 6 "   D a t a T y p e = " D e c i m a l " > P r e p m t V A T A m t L i n e V A T B a s e < / P r e p m t V A T A m t L i n e V A T B a s e > - 
-             < P r e p m t V A T A m t L i n e V A T I d   E l e m e n t T y p e = " C o l u m n "   E l e m e n t I d = " 9 8 2 2 2 4 8 0 0 "   D a t a T y p e = " C o d e " > P r e p m t V A T A m t L i n e V A T I d < / P r e p m t V A T A m t L i n e V A T I d > - 
-             < P r e p y m t V A T A m t S p e c C a p t i o n   E l e m e n t T y p e = " C o l u m n "   E l e m e n t I d = " 2 0 0 9 6 4 9 1 3 8 "   D a t a T y p e = " T e x t C o n s t " > P r e p y m t V A T A m t S p e c C a p t i o n < / P r e p y m t V A T A m t S p e c C a p t i o n > - 
-         < / P r e p m t V A T C o u n t e r > - 
-         < L e t t e r T e x t   E l e m e n t T y p e = " D a t a I t e m "   E l e m e n t I d = " 1 5 1 0 3 5 3 8 3 4 " > - 
-             < B o d y T e x t   E l e m e n t T y p e = " C o l u m n "   E l e m e n t I d = " 1 4 9 7 5 9 8 0 8 "   D a t a T y p e = " T e x t C o n s t " > B o d y T e x t < / B o d y T e x t > - 
-             < C l o s i n g T e x t   E l e m e n t T y p e = " C o l u m n "   E l e m e n t I d = " 5 1 2 1 3 5 9 0 9 "   D a t a T y p e = " T e x t C o n s t " > C l o s i n g T e x t < / C l o s i n g T e x t > - 
-             < G r e e t i n g T e x t   E l e m e n t T y p e = " C o l u m n "   E l e m e n t I d = " 1 1 7 5 2 7 9 2 8 9 "   D a t a T y p e = " T e x t C o n s t " > G r e e t i n g T e x t < / G r e e t i n g T e x t > - 
-         < / L e t t e r T e x t > - 
-     < / P u r c h a s e _ H e a d e r > - 
- < / N a v W o r d R e p o r t X m l P a r t > 
-</file>
-
-<file path=customXml/item3.xml><?xml version="1.0" encoding="utf-8"?>
-<b:Sources xmlns:b="http://schemas.openxmlformats.org/officeDocument/2006/bibliography" xmlns="http://schemas.openxmlformats.org/officeDocument/2006/bibliography" SelectedStyle="\APASixthEditionOfficeOnline.xsl" StyleName="APA" Version="6"/>
-</file>
-
-<file path=customXml/item4.xml><?xml version="1.0" encoding="utf-8"?>
+<file path=customXml/item2.xml><?xml version="1.0" encoding="utf-8"?>
 <ct:contentTypeSchema xmlns:ct="http://schemas.microsoft.com/office/2006/metadata/contentType" xmlns:ma="http://schemas.microsoft.com/office/2006/metadata/properties/metaAttributes" ct:_="" ma:_="" ma:contentTypeName="Dokument" ma:contentTypeID="0x010100D8BA165F12039F4A9152EF2ED7F977E9" ma:contentTypeVersion="10" ma:contentTypeDescription="Opret et nyt dokument." ma:contentTypeScope="" ma:versionID="2468af670fbd98d8a51f12c2d26b2ea7">
   <xsd:schema xmlns:xsd="http://www.w3.org/2001/XMLSchema" xmlns:xs="http://www.w3.org/2001/XMLSchema" xmlns:p="http://schemas.microsoft.com/office/2006/metadata/properties" xmlns:ns3="c70f2005-400c-49dd-b46a-da7721158b8b" targetNamespace="http://schemas.microsoft.com/office/2006/metadata/properties" ma:root="true" ma:fieldsID="f903c3f54d9f1ba21d62b655dcb69119" ns3:_="">
     <xsd:import namespace="c70f2005-400c-49dd-b46a-da7721158b8b"/>
@@ -9324,13 +8027,1144 @@
 </ct:contentTypeSchema>
 </file>
 
-<file path=customXml/item5.xml><?xml version="1.0" encoding="utf-8"?>
-<?mso-contentType ?>
-<FormTemplates xmlns="http://schemas.microsoft.com/sharepoint/v3/contenttype/forms">
-  <Display>DocumentLibraryForm</Display>
-  <Edit>DocumentLibraryForm</Edit>
-  <New>DocumentLibraryForm</New>
-</FormTemplates>
+<file path=customXml/item3.xml><?xml version="1.0" encoding="utf-8"?>
+<b:Sources xmlns:b="http://schemas.openxmlformats.org/officeDocument/2006/bibliography" xmlns="http://schemas.openxmlformats.org/officeDocument/2006/bibliography" SelectedStyle="\APASixthEditionOfficeOnline.xsl" StyleName="APA" Version="6"/>
+</file>
+
+<file path=customXml/item4.xml>��< ? x m l   v e r s i o n = " 1 . 0 "   e n c o d i n g = " u t f - 1 6 " ? > < N a v W o r d R e p o r t X m l P a r t   x m l n s = " u r n : m i c r o s o f t - d y n a m i c s - b u s i n e s s c e n t r a l / i n t e r n a l / e x t e n d e d / r e p o r t s / S t a n d a r d _ P u r c h a s e _ O r d e r / 1 3 2 2 / " > + 
+     < B C R e p o r t I n f o r m a t i o n > + 
+         < R e p o r t M e t a d a t a > + 
+             < E x t e n s i o n I d > E x t e n s i o n   I D < / E x t e n s i o n I d > + 
+             < E x t e n s i o n N a m e > E x t e n s i o n   N a m e < / E x t e n s i o n N a m e > + 
+             < E x t e n s i o n P u b l i s h e r > E x t e n s i o n   P u b l i s h e r < / E x t e n s i o n P u b l i s h e r > + 
+             < E x t e n s i o n V e r s i o n > E x t e n s i o n   V e r s i o n < / E x t e n s i o n V e r s i o n > + 
+             < R e p o r t I d > R e p o r t   I D < / R e p o r t I d > + 
+             < R e p o r t N a m e > R e p o r t   N a m e < / R e p o r t N a m e > + 
+             < A b o u t T h i s R e p o r t T i t l e > A b o u t   T h i s   R e p o r t   T i t l e < / A b o u t T h i s R e p o r t T i t l e > + 
+             < A b o u t T h i s R e p o r t T e x t > A b o u t   T h i s   R e p o r t   T e x t < / A b o u t T h i s R e p o r t T e x t > + 
+             < R e p o r t H e l p L i n k > R e p o r t   H e l p   L i n k < / R e p o r t H e l p L i n k > + 
+         < / R e p o r t M e t a d a t a > + 
+         < R e p o r t R e q u e s t > + 
+             < T e n a n t E n t r a I d > T e n a n t   E n t r a   I d < / T e n a n t E n t r a I d > + 
+             < E n v i r o n m e n t N a m e > E n v i r o n m e n t   N a m e < / E n v i r o n m e n t N a m e > + 
+             < E n v i r o n m e n t T y p e > E n v i r o n m e n t   T y p e < / E n v i r o n m e n t T y p e > + 
+             < C o m p a n y N a m e > C o m p a n y   N a m e < / C o m p a n y N a m e > + 
+             < C o m p a n y D i s p l a y N a m e > C o m p a n y   D i s p l a y   N a m e < / C o m p a n y D i s p l a y N a m e > + 
+             < C o m p a n y I d > C o m p a n y   I D < / C o m p a n y I d > + 
+             < U s e r N a m e > U s e r   N a m e < / U s e r N a m e > + 
+             < D a t e A n d T i m e > D a t e   a n d   T i m e < / D a t e A n d T i m e > + 
+             < L a n g u a g e > L a n g u a g e < / L a n g u a g e > + 
+             < F o r m a t R e g i o n > F o r m a t   R e g i o n < / F o r m a t R e g i o n > + 
+             < D a t e T i m e V a l u e s > + 
+                 < Y e a r > Y e a r < / Y e a r > + 
+                 < M o n t h N u m b e r > M o n t h   N u m b e r < / M o n t h N u m b e r > + 
+                 < D a y N u m b e r > D a y   N u m b e r < / D a y N u m b e r > + 
+                 < H o u r > H o u r < / H o u r > + 
+                 < M i n u t e > M i n u t e < / M i n u t e > + 
+             < / D a t e T i m e V a l u e s > + 
+         < / R e p o r t R e q u e s t > + 
+     < / B C R e p o r t I n f o r m a t i o n > + 
+     < T o o l t i p s / > + 
+     < P u r c h a s e _ H e a d e r   E l e m e n t T y p e = " D a t a I t e m "   E l e m e n t I d = " 7 4 4 9 0 9 8 3 " > + 
+         < A l l o w I n v o i c e D i s c _ L b l   E l e m e n t T y p e = " C o l u m n "   E l e m e n t I d = " 1 4 4 9 1 1 7 7 6 3 "   D a t a T y p e = " T e x t C o n s t " > A l l o w I n v o i c e D i s c _ L b l < / A l l o w I n v o i c e D i s c _ L b l > + 
+         < A m o u n t _ L b l   E l e m e n t T y p e = " C o l u m n "   E l e m e n t I d = " 1 8 5 7 4 6 5 8 6 0 "   D a t a T y p e = " T e x t C o n s t " > A m o u n t _ L b l < / A m o u n t _ L b l > + 
+         < B u y e r _ L b l   E l e m e n t T y p e = " C o l u m n "   E l e m e n t I d = " 1 7 4 6 3 3 5 4 8 9 "   D a t a T y p e = " T e x t C o n s t " > B u y e r _ L b l < / B u y e r _ L b l > + 
+         < B u y F r m V e n d N o _ P u r c h H e a d e r   E l e m e n t T y p e = " C o l u m n "   E l e m e n t I d = " 1 1 4 1 1 5 6 0 2 "   D a t a T y p e = " C o d e " > B u y F r m V e n d N o _ P u r c h H e a d e r < / B u y F r m V e n d N o _ P u r c h H e a d e r > + 
+         < B u y F r m V e n d N o _ P u r c h H e a d e r _ L b l   E l e m e n t T y p e = " C o l u m n "   E l e m e n t I d = " 1 8 5 3 8 7 0 8 5 "   D a t a T y p e = " S t r i n g " > B u y F r m V e n d N o _ P u r c h H e a d e r _ L b l < / B u y F r m V e n d N o _ P u r c h H e a d e r _ L b l > + 
+         < B u y F r o m A d d r 1   E l e m e n t T y p e = " C o l u m n "   E l e m e n t I d = " 9 9 4 5 5 4 4 3 3 "   D a t a T y p e = " T e x t " > B u y F r o m A d d r 1 < / B u y F r o m A d d r 1 > + 
+         < B u y F r o m A d d r 2   E l e m e n t T y p e = " C o l u m n "   E l e m e n t I d = " 1 3 8 7 3 2 3 0 1 2 "   D a t a T y p e = " T e x t " > B u y F r o m A d d r 2 < / B u y F r o m A d d r 2 > + 
+         < B u y F r o m A d d r 3   E l e m e n t T y p e = " C o l u m n "   E l e m e n t I d = " 2 0 2 5 0 1 9 6 2 9 "   D a t a T y p e = " T e x t " > B u y F r o m A d d r 3 < / B u y F r o m A d d r 3 > + 
+         < B u y F r o m A d d r 4   E l e m e n t T y p e = " C o l u m n "   E l e m e n t I d = " 1 1 1 9 2 9 7 7 8 "   D a t a T y p e = " T e x t " > B u y F r o m A d d r 4 < / B u y F r o m A d d r 4 > + 
+         < B u y F r o m A d d r 5   E l e m e n t T y p e = " C o l u m n "   E l e m e n t I d = " 7 4 9 6 2 6 3 9 5 "   D a t a T y p e = " T e x t " > B u y F r o m A d d r 5 < / B u y F r o m A d d r 5 > + 
+         < B u y F r o m A d d r 6   E l e m e n t T y p e = " C o l u m n "   E l e m e n t I d = " 1 1 6 3 4 6 3 4 5 6 "   D a t a T y p e = " T e x t " > B u y F r o m A d d r 6 < / B u y F r o m A d d r 6 > + 
+         < B u y F r o m A d d r 7   E l e m e n t T y p e = " C o l u m n "   E l e m e n t I d = " 5 2 5 7 6 6 8 3 9 "   D a t a T y p e = " T e x t " > B u y F r o m A d d r 7 < / B u y F r o m A d d r 7 > + 
+         < B u y F r o m A d d r 8   E l e m e n t T y p e = " C o l u m n "   E l e m e n t I d = " 8 2 5 6 4 5 4 1 0 "   D a t a T y p e = " T e x t " > B u y F r o m A d d r 8 < / B u y F r o m A d d r 8 > + 
+         < B u y F r o m C o n t a c t E m a i l   E l e m e n t T y p e = " C o l u m n "   E l e m e n t I d = " 1 4 6 0 8 4 1 4 4 9 "   D a t a T y p e = " T e x t " > B u y F r o m C o n t a c t E m a i l < / B u y F r o m C o n t a c t E m a i l > + 
+         < B u y F r o m C o n t a c t E m a i l L b l   E l e m e n t T y p e = " C o l u m n "   E l e m e n t I d = " 4 6 2 0 6 3 8 7 5 "   D a t a T y p e = " T e x t C o n s t " > B u y F r o m C o n t a c t E m a i l L b l < / B u y F r o m C o n t a c t E m a i l L b l > + 
+         < B u y F r o m C o n t a c t M o b i l e P h o n e N o   E l e m e n t T y p e = " C o l u m n "   E l e m e n t I d = " 6 8 2 3 8 6 3 9 2 "   D a t a T y p e = " T e x t " > B u y F r o m C o n t a c t M o b i l e P h o n e N o < / B u y F r o m C o n t a c t M o b i l e P h o n e N o > + 
+         < B u y F r o m C o n t a c t M o b i l e P h o n e N o L b l   E l e m e n t T y p e = " C o l u m n "   E l e m e n t I d = " 3 5 0 1 9 3 3 8 "   D a t a T y p e = " T e x t C o n s t " > B u y F r o m C o n t a c t M o b i l e P h o n e N o L b l < / B u y F r o m C o n t a c t M o b i l e P h o n e N o L b l > + 
+         < B u y F r o m C o n t a c t P h o n e N o   E l e m e n t T y p e = " C o l u m n "   E l e m e n t I d = " 1 6 2 4 1 1 6 4 9 6 "   D a t a T y p e = " T e x t " > B u y F r o m C o n t a c t P h o n e N o < / B u y F r o m C o n t a c t P h o n e N o > + 
+         < B u y F r o m C o n t a c t P h o n e N o L b l   E l e m e n t T y p e = " C o l u m n "   E l e m e n t I d = " 3 6 1 4 5 0 8 0 2 "   D a t a T y p e = " T e x t C o n s t " > B u y F r o m C o n t a c t P h o n e N o L b l < / B u y F r o m C o n t a c t P h o n e N o L b l > + 
+         < C o m p a n y A d d r e s s 1   E l e m e n t T y p e = " C o l u m n "   E l e m e n t I d = " 1 8 8 4 1 6 4 3 2 3 "   D a t a T y p e = " T e x t " > C o m p a n y A d d r e s s 1 < / C o m p a n y A d d r e s s 1 > + 
+         < C o m p a n y A d d r e s s 2   E l e m e n t T y p e = " C o l u m n "   E l e m e n t I d = " 1 2 4 6 4 6 7 7 0 6 "   D a t a T y p e = " T e x t " > C o m p a n y A d d r e s s 2 < / C o m p a n y A d d r e s s 2 > + 
+         < C o m p a n y A d d r e s s 3   E l e m e n t T y p e = " C o l u m n "   E l e m e n t I d = " 6 0 8 7 7 1 0 8 9 "   D a t a T y p e = " T e x t " > C o m p a n y A d d r e s s 3 < / C o m p a n y A d d r e s s 3 > + 
+         < C o m p a n y A d d r e s s 4   E l e m e n t T y p e = " C o l u m n "   E l e m e n t I d = " 7 7 7 6 8 0 1 1 2 "   D a t a T y p e = " T e x t " > C o m p a n y A d d r e s s 4 < / C o m p a n y A d d r e s s 4 > + 
+         < C o m p a n y A d d r e s s 5   E l e m e n t T y p e = " C o l u m n "   E l e m e n t I d = " 1 3 9 9 8 3 4 9 5 "   D a t a T y p e = " T e x t " > C o m p a n y A d d r e s s 5 < / C o m p a n y A d d r e s s 5 > + 
+         < C o m p a n y A d d r e s s 6   E l e m e n t T y p e = " C o l u m n "   E l e m e n t I d = " 4 9 7 7 1 3 1 2 2 "   D a t a T y p e = " T e x t " > C o m p a n y A d d r e s s 6 < / C o m p a n y A d d r e s s 6 > + 
+         < C o m p a n y A d d r e s s 7   E l e m e n t T y p e = " C o l u m n "   E l e m e n t I d = " 1 1 3 5 4 0 9 7 3 9 "   D a t a T y p e = " T e x t " > C o m p a n y A d d r e s s 7 < / C o m p a n y A d d r e s s 7 > + 
+         < C o m p a n y A d d r e s s 8   E l e m e n t T y p e = " C o l u m n "   E l e m e n t I d = " 1 7 1 5 2 5 5 3 0 0 "   D a t a T y p e = " T e x t " > C o m p a n y A d d r e s s 8 < / C o m p a n y A d d r e s s 8 > + 
+         < C o m p a n y B a n k A c c o u n t N o   E l e m e n t T y p e = " C o l u m n "   E l e m e n t I d = " 3 0 1 4 0 2 0 4 "   D a t a T y p e = " T e x t " > C o m p a n y B a n k A c c o u n t N o < / C o m p a n y B a n k A c c o u n t N o > + 
+         < C o m p a n y B a n k A c c o u n t N o _ L b l   E l e m e n t T y p e = " C o l u m n "   E l e m e n t I d = " 1 0 9 7 7 4 3 3 4 5 "   D a t a T y p e = " T e x t C o n s t " > C o m p a n y B a n k A c c o u n t N o _ L b l < / C o m p a n y B a n k A c c o u n t N o _ L b l > + 
+         < C o m p a n y B a n k B r a n c h N o   E l e m e n t T y p e = " C o l u m n "   E l e m e n t I d = " 7 9 3 1 3 3 0 5 7 "   D a t a T y p e = " T e x t " > C o m p a n y B a n k B r a n c h N o < / C o m p a n y B a n k B r a n c h N o > + 
+         < C o m p a n y B a n k B r a n c h N o _ L b l   E l e m e n t T y p e = " C o l u m n "   E l e m e n t I d = " 3 2 7 9 0 6 6 9 2 "   D a t a T y p e = " S t r i n g " > C o m p a n y B a n k B r a n c h N o _ L b l < / C o m p a n y B a n k B r a n c h N o _ L b l > + 
+         < C o m p a n y B a n k N a m e   E l e m e n t T y p e = " C o l u m n "   E l e m e n t I d = " 1 5 3 4 9 0 5 6 0 5 "   D a t a T y p e = " T e x t " > C o m p a n y B a n k N a m e < / C o m p a n y B a n k N a m e > + 
+         < C o m p a n y B a n k N a m e _ L b l   E l e m e n t T y p e = " C o l u m n "   E l e m e n t I d = " 1 2 0 4 3 0 7 0 1 4 "   D a t a T y p e = " T e x t C o n s t " > C o m p a n y B a n k N a m e _ L b l < / C o m p a n y B a n k N a m e _ L b l > + 
+         < C o m p a n y C u s t o m G i r o   E l e m e n t T y p e = " C o l u m n "   E l e m e n t I d = " 1 6 7 0 4 7 5 7 9 8 "   D a t a T y p e = " T e x t " > C o m p a n y C u s t o m G i r o < / C o m p a n y C u s t o m G i r o > + 
+         < C o m p a n y C u s t o m G i r o _ L b l   E l e m e n t T y p e = " C o l u m n "   E l e m e n t I d = " 8 9 1 4 3 9 6 2 5 "   D a t a T y p e = " T e x t " > C o m p a n y C u s t o m G i r o _ L b l < / C o m p a n y C u s t o m G i r o _ L b l > + 
+         < C o m p a n y E M a i l   E l e m e n t T y p e = " C o l u m n "   E l e m e n t I d = " 1 6 7 7 0 7 4 0 5 8 "   D a t a T y p e = " T e x t " > C o m p a n y E M a i l < / C o m p a n y E M a i l > + 
+         < C o m p a n y E m a i l _ L b l   E l e m e n t T y p e = " C o l u m n "   E l e m e n t I d = " 8 0 8 1 5 9 1 7 9 "   D a t a T y p e = " T e x t C o n s t " > C o m p a n y E m a i l _ L b l < / C o m p a n y E m a i l _ L b l > + 
+         < C o m p a n y G i r o N o   E l e m e n t T y p e = " C o l u m n "   E l e m e n t I d = " 1 3 6 0 1 9 6 3 2 0 "   D a t a T y p e = " T e x t " > C o m p a n y G i r o N o < / C o m p a n y G i r o N o > + 
+         < C o m p a n y G i r o N o _ L b l   E l e m e n t T y p e = " C o l u m n "   E l e m e n t I d = " 8 6 1 6 0 2 1 1 5 "   D a t a T y p e = " T e x t C o n s t " > C o m p a n y G i r o N o _ L b l < / C o m p a n y G i r o N o _ L b l > + 
+         < C o m p a n y H o m e P a g e   E l e m e n t T y p e = " C o l u m n "   E l e m e n t I d = " 1 9 8 9 1 8 8 7 0 "   D a t a T y p e = " T e x t " > C o m p a n y H o m e P a g e < / C o m p a n y H o m e P a g e > + 
+         < C o m p a n y H o m e P a g e _ L b l   E l e m e n t T y p e = " C o l u m n "   E l e m e n t I d = " 1 5 2 9 3 4 8 1 7 1 "   D a t a T y p e = " T e x t C o n s t " > C o m p a n y H o m e P a g e _ L b l < / C o m p a n y H o m e P a g e _ L b l > + 
+         < C o m p a n y I B A N   E l e m e n t T y p e = " C o l u m n "   E l e m e n t I d = " 9 0 6 5 4 9 1 8 2 "   D a t a T y p e = " C o d e " > C o m p a n y I B A N < / C o m p a n y I B A N > + 
+         < C o m p a n y I B A N _ L b l   E l e m e n t T y p e = " C o l u m n "   E l e m e n t I d = " 1 2 6 7 9 5 2 2 2 7 "   D a t a T y p e = " S t r i n g " > C o m p a n y I B A N _ L b l < / C o m p a n y I B A N _ L b l > + 
+         < C o m p a n y L e g a l O f f i c e   E l e m e n t T y p e = " C o l u m n "   E l e m e n t I d = " 7 1 4 2 5 8 1 1 1 "   D a t a T y p e = " T e x t " > C o m p a n y L e g a l O f f i c e < / C o m p a n y L e g a l O f f i c e > + 
+         < C o m p a n y L e g a l O f f i c e _ L b l   E l e m e n t T y p e = " C o l u m n "   E l e m e n t I d = " 1 5 3 3 1 7 5 1 0 8 "   D a t a T y p e = " T e x t " > C o m p a n y L e g a l O f f i c e _ L b l < / C o m p a n y L e g a l O f f i c e _ L b l > + 
+         < C o m p a n y L o g o P o s i t i o n   E l e m e n t T y p e = " C o l u m n "   E l e m e n t I d = " 1 4 2 5 2 6 6 6 8 8 "   D a t a T y p e = " I n t e g e r " > C o m p a n y L o g o P o s i t i o n < / C o m p a n y L o g o P o s i t i o n > + 
+         < C o m p a n y P h o n e N o   E l e m e n t T y p e = " C o l u m n "   E l e m e n t I d = " 2 5 0 4 4 0 6 5 5 "   D a t a T y p e = " T e x t " > C o m p a n y P h o n e N o < / C o m p a n y P h o n e N o > + 
+         < C o m p a n y P h o n e N o _ L b l   E l e m e n t T y p e = " C o l u m n "   E l e m e n t I d = " 5 5 8 5 9 3 5 8 6 "   D a t a T y p e = " T e x t C o n s t " > C o m p a n y P h o n e N o _ L b l < / C o m p a n y P h o n e N o _ L b l > + 
+         < C o m p a n y P i c t u r e   E l e m e n t T y p e = " C o l u m n "   E l e m e n t I d = " 1 3 9 7 4 1 1 0 7 4 "   D a t a T y p e = " B L O B " / > + 
+         < C o m p a n y R e g i s t r a t i o n N u m b e r   E l e m e n t T y p e = " C o l u m n "   E l e m e n t I d = " 2 0 2 3 6 3 9 4 2 4 "   D a t a T y p e = " T e x t " > C o m p a n y R e g i s t r a t i o n N u m b e r < / C o m p a n y R e g i s t r a t i o n N u m b e r > + 
+         < C o m p a n y R e g i s t r a t i o n N u m b e r _ L b l   E l e m e n t T y p e = " C o l u m n "   E l e m e n t I d = " 1 8 3 3 1 0 6 6 5 3 "   D a t a T y p e = " T e x t " > C o m p a n y R e g i s t r a t i o n N u m b e r _ L b l < / C o m p a n y R e g i s t r a t i o n N u m b e r _ L b l > + 
+         < C o m p a n y S W I F T   E l e m e n t T y p e = " C o l u m n "   E l e m e n t I d = " 6 6 8 2 5 0 2 4 5 "   D a t a T y p e = " C o d e " > C o m p a n y S W I F T < / C o m p a n y S W I F T > + 
+         < C o m p a n y S W I F T _ L b l   E l e m e n t T y p e = " C o l u m n "   E l e m e n t I d = " 2 0 2 9 5 9 7 3 8 4 "   D a t a T y p e = " S t r i n g " > C o m p a n y S W I F T _ L b l < / C o m p a n y S W I F T _ L b l > + 
+         < C o m p a n y V A T R e g i s t r a t i o n N o   E l e m e n t T y p e = " C o l u m n "   E l e m e n t I d = " 1 9 1 4 0 1 3 6 4 9 "   D a t a T y p e = " T e x t " > C o m p a n y V A T R e g i s t r a t i o n N o < / C o m p a n y V A T R e g i s t r a t i o n N o > + 
+         < C o m p a n y V A T R e g i s t r a t i o n N o _ L b l   E l e m e n t T y p e = " C o l u m n "   E l e m e n t I d = " 9 2 4 5 0 3 1 2 4 "   D a t a T y p e = " T e x t " > C o m p a n y V A T R e g i s t r a t i o n N o _ L b l < / C o m p a n y V A T R e g i s t r a t i o n N o _ L b l > + 
+         < C o m p a n y V A T R e g N o   E l e m e n t T y p e = " C o l u m n "   E l e m e n t I d = " 1 7 1 4 3 1 9 3 6 "   D a t a T y p e = " T e x t " > C o m p a n y V A T R e g N o < / C o m p a n y V A T R e g N o > + 
+         < C o m p a n y V A T R e g N o _ L b l   E l e m e n t T y p e = " C o l u m n "   E l e m e n t I d = " 7 7 3 2 0 1 5 0 1 "   D a t a T y p e = " T e x t " > C o m p a n y V A T R e g N o _ L b l < / C o m p a n y V A T R e g N o _ L b l > + 
+         < C o n f i r m T o C a p t i o n _ L b l   E l e m e n t T y p e = " C o l u m n "   E l e m e n t I d = " 1 7 0 5 6 7 2 8 4 1 "   D a t a T y p e = " T e x t C o n s t " > C o n f i r m T o C a p t i o n _ L b l < / C o n f i r m T o C a p t i o n _ L b l > + 
+         < D i m T e x t   E l e m e n t T y p e = " C o l u m n "   E l e m e n t I d = " 1 7 6 4 8 3 2 3 2 "   D a t a T y p e = " T e x t " > D i m T e x t < / D i m T e x t > + 
+         < D o c T y p e _ P u r c h H e a d e r   E l e m e n t T y p e = " C o l u m n "   E l e m e n t I d = " 1 9 1 3 4 4 6 4 3 3 "   D a t a T y p e = " O p t i o n " > D o c T y p e _ P u r c h H e a d e r < / D o c T y p e _ P u r c h H e a d e r > + 
+         < D o c u m e n t D a t e   E l e m e n t T y p e = " C o l u m n "   E l e m e n t I d = " 5 5 2 8 7 1 9 1 4 "   D a t a T y p e = " S t r i n g " > D o c u m e n t D a t e < / D o c u m e n t D a t e > + 
+         < D o c u m e n t D a t e _ L b l   E l e m e n t T y p e = " C o l u m n "   E l e m e n t I d = " 1 0 2 6 4 9 4 8 3 "   D a t a T y p e = " T e x t C o n s t " > D o c u m e n t D a t e _ L b l < / D o c u m e n t D a t e _ L b l > + 
+         < D o c u m e n t T i t l e _ L b l   E l e m e n t T y p e = " C o l u m n "   E l e m e n t I d = " 8 5 8 4 2 3 9 2 9 "   D a t a T y p e = " T e x t C o n s t " > D o c u m e n t T i t l e _ L b l < / D o c u m e n t T i t l e _ L b l > + 
+         < D u e D a t e   E l e m e n t T y p e = " C o l u m n "   E l e m e n t I d = " 7 4 5 1 7 0 2 0 3 "   D a t a T y p e = " S t r i n g " > D u e D a t e < / D u e D a t e > + 
+         < E m a i l I D _ L b l   E l e m e n t T y p e = " C o l u m n "   E l e m e n t I d = " 1 0 8 1 3 5 7 8 8 9 "   D a t a T y p e = " T e x t C o n s t " > E m a i l I D _ L b l < / E m a i l I D _ L b l > + 
+         < E x p t R e c p t D t _ P u r c h a s e H e a d e r   E l e m e n t T y p e = " C o l u m n "   E l e m e n t I d = " 7 5 1 5 1 3 9 8 3 "   D a t a T y p e = " S t r i n g " > E x p t R e c p t D t _ P u r c h a s e H e a d e r < / E x p t R e c p t D t _ P u r c h a s e H e a d e r > + 
+         < H o m e P a g e _ L b l   E l e m e n t T y p e = " C o l u m n "   E l e m e n t I d = " 1 4 3 3 5 9 2 3 0 0 "   D a t a T y p e = " T e x t C o n s t " > H o m e P a g e _ L b l < / H o m e P a g e _ L b l > + 
+         < I t e m D e s c r i p t i o n _ L b l   E l e m e n t T y p e = " C o l u m n "   E l e m e n t I d = " 8 3 5 8 4 5 8 5 3 "   D a t a T y p e = " T e x t C o n s t " > I t e m D e s c r i p t i o n _ L b l < / I t e m D e s c r i p t i o n _ L b l > + 
+         < I t e m L i n e A m o u n t _ L b l   E l e m e n t T y p e = " C o l u m n "   E l e m e n t I d = " 4 8 8 7 0 7 2 7 "   D a t a T y p e = " T e x t C o n s t " > I t e m L i n e A m o u n t _ L b l < / I t e m L i n e A m o u n t _ L b l > + 
+         < I t e m N u m b e r _ L b l   E l e m e n t T y p e = " C o l u m n "   E l e m e n t I d = " 1 3 3 2 2 2 5 7 7 4 "   D a t a T y p e = " T e x t C o n s t " > I t e m N u m b e r _ L b l < / I t e m N u m b e r _ L b l > + 
+         < I t e m Q u a n t i t y _ L b l   E l e m e n t T y p e = " C o l u m n "   E l e m e n t I d = " 1 8 0 2 5 9 1 7 6 6 "   D a t a T y p e = " T e x t C o n s t " > I t e m Q u a n t i t y _ L b l < / I t e m Q u a n t i t y _ L b l > + 
+         < I t e m U n i t _ L b l   E l e m e n t T y p e = " C o l u m n "   E l e m e n t I d = " 1 9 8 1 4 0 3 7 7 3 "   D a t a T y p e = " T e x t C o n s t " > I t e m U n i t _ L b l < / I t e m U n i t _ L b l > + 
+         < I t e m U n i t P r i c e _ L b l   E l e m e n t T y p e = " C o l u m n "   E l e m e n t I d = " 4 6 6 8 5 2 9 8 "   D a t a T y p e = " T e x t C o n s t " > I t e m U n i t P r i c e _ L b l < / I t e m U n i t P r i c e _ L b l > + 
+         < N o _ P u r c h H e a d e r   E l e m e n t T y p e = " C o l u m n "   E l e m e n t I d = " 5 2 0 3 3 9 3 5 2 "   D a t a T y p e = " C o d e " > N o _ P u r c h H e a d e r < / N o _ P u r c h H e a d e r > + 
+         < O r d e r D a t e _ L b l   E l e m e n t T y p e = " C o l u m n "   E l e m e n t I d = " 4 1 7 6 9 0 3 9 8 "   D a t a T y p e = " T e x t C o n s t " > O r d e r D a t e _ L b l < / O r d e r D a t e _ L b l > + 
+         < O r d e r D a t e _ P u r c h a s e H e a d e r   E l e m e n t T y p e = " C o l u m n "   E l e m e n t I d = " 1 1 1 9 3 3 8 5 4 0 "   D a t a T y p e = " S t r i n g " > O r d e r D a t e _ P u r c h a s e H e a d e r < / O r d e r D a t e _ P u r c h a s e H e a d e r > + 
+         < O r d e r N o _ L b l   E l e m e n t T y p e = " C o l u m n "   E l e m e n t I d = " 1 9 9 1 0 6 2 5 2 9 "   D a t a T y p e = " T e x t C o n s t " > O r d e r N o _ L b l < / O r d e r N o _ L b l > + 
+         < O u t p u t N o   E l e m e n t T y p e = " C o l u m n "   E l e m e n t I d = " 1 5 2 4 6 3 6 1 8 1 "   D a t a T y p e = " I n t e g e r " > O u t p u t N o < / O u t p u t N o > + 
+         < P a g e _ L b l   E l e m e n t T y p e = " C o l u m n "   E l e m e n t I d = " 6 8 0 6 4 8 0 9 1 "   D a t a T y p e = " T e x t C o n s t " > P a g e _ L b l < / P a g e _ L b l > + 
+         < P a y m e n t D e t a i l s _ L b l   E l e m e n t T y p e = " C o l u m n "   E l e m e n t I d = " 1 0 2 9 7 4 8 9 9 2 "   D a t a T y p e = " T e x t C o n s t " > P a y m e n t D e t a i l s _ L b l < / P a y m e n t D e t a i l s _ L b l > + 
+         < P a y m e n t T e r m s D e s c   E l e m e n t T y p e = " C o l u m n "   E l e m e n t I d = " 1 9 8 3 0 0 2 7 7 9 "   D a t a T y p e = " T e x t " > P a y m e n t T e r m s D e s c < / P a y m e n t T e r m s D e s c > + 
+         < P a y m e n t T e r m s D e s c _ L b l   E l e m e n t T y p e = " C o l u m n "   E l e m e n t I d = " 1 4 3 7 8 0 9 5 6 2 "   D a t a T y p e = " T e x t C o n s t " > P a y m e n t T e r m s D e s c _ L b l < / P a y m e n t T e r m s D e s c _ L b l > + 
+         < P a y T o C o n t a c t E m a i l   E l e m e n t T y p e = " C o l u m n "   E l e m e n t I d = " 1 9 8 4 8 9 3 3 1 0 "   D a t a T y p e = " T e x t " > P a y T o C o n t a c t E m a i l < / P a y T o C o n t a c t E m a i l > + 
+         < P a y T o C o n t a c t E m a i l L b l   E l e m e n t T y p e = " C o l u m n "   E l e m e n t I d = " 6 8 4 6 8 8 4 8 "   D a t a T y p e = " T e x t C o n s t " > P a y T o C o n t a c t E m a i l L b l < / P a y T o C o n t a c t E m a i l L b l > + 
+         < P a y T o C o n t a c t M o b i l e P h o n e N o   E l e m e n t T y p e = " C o l u m n "   E l e m e n t I d = " 1 9 0 1 4 6 6 0 5 "   D a t a T y p e = " T e x t " > P a y T o C o n t a c t M o b i l e P h o n e N o < / P a y T o C o n t a c t M o b i l e P h o n e N o > + 
+         < P a y T o C o n t a c t M o b i l e P h o n e N o L b l   E l e m e n t T y p e = " C o l u m n "   E l e m e n t I d = " 1 2 5 4 4 4 0 0 8 9 "   D a t a T y p e = " T e x t C o n s t " > P a y T o C o n t a c t M o b i l e P h o n e N o L b l < / P a y T o C o n t a c t M o b i l e P h o n e N o L b l > + 
+         < P a y T o C o n t a c t P h o n e N o   E l e m e n t T y p e = " C o l u m n "   E l e m e n t I d = " 1 9 2 3 7 9 6 7 0 9 "   D a t a T y p e = " T e x t " > P a y T o C o n t a c t P h o n e N o < / P a y T o C o n t a c t P h o n e N o > + 
+         < P a y T o C o n t a c t P h o n e N o L b l   E l e m e n t T y p e = " C o l u m n "   E l e m e n t I d = " 2 9 3 4 6 1 0 8 7 "   D a t a T y p e = " T e x t C o n s t " > P a y T o C o n t a c t P h o n e N o L b l < / P a y T o C o n t a c t P h o n e N o L b l > + 
+         < P a y T o V e n d N o _ P u r c h H e a d e r   E l e m e n t T y p e = " C o l u m n "   E l e m e n t I d = " 6 3 5 5 6 4 4 9 8 "   D a t a T y p e = " C o d e " > P a y T o V e n d N o _ P u r c h H e a d e r < / P a y T o V e n d N o _ P u r c h H e a d e r > + 
+         < P r e p m t P a y m e n t T e r m s D e s c   E l e m e n t T y p e = " C o l u m n "   E l e m e n t I d = " 4 2 9 7 6 4 9 1 "   D a t a T y p e = " T e x t " > P r e p m t P a y m e n t T e r m s D e s c < / P r e p m t P a y m e n t T e r m s D e s c > + 
+         < P r e p y m t T e r m s D e s c _ L b l   E l e m e n t T y p e = " C o l u m n "   E l e m e n t I d = " 1 8 4 2 9 3 9 4 8 5 "   D a t a T y p e = " T e x t C o n s t " > P r e p y m t T e r m s D e s c _ L b l < / P r e p y m t T e r m s D e s c _ L b l > + 
+         < P r i c e s I n c l u d i n g V A T _ L b l   E l e m e n t T y p e = " C o l u m n "   E l e m e n t I d = " 1 3 7 7 9 7 9 4 4 4 "   D a t a T y p e = " T e x t C o n s t " > P r i c e s I n c l u d i n g V A T _ L b l < / P r i c e s I n c l u d i n g V A T _ L b l > + 
+         < P r i c e s I n c l V A T _ P u r c h H e a d e r   E l e m e n t T y p e = " C o l u m n "   E l e m e n t I d = " 1 8 0 5 5 0 7 9 8 0 "   D a t a T y p e = " B o o l e a n " > P r i c e s I n c l V A T _ P u r c h H e a d e r < / P r i c e s I n c l V A T _ P u r c h H e a d e r > + 
+         < P r i c e s I n c l V A T _ P u r c h H e a d e r _ L b l   E l e m e n t T y p e = " C o l u m n "   E l e m e n t I d = " 1 7 9 9 5 0 1 7 4 3 "   D a t a T y p e = " S t r i n g " > P r i c e s I n c l V A T _ P u r c h H e a d e r _ L b l < / P r i c e s I n c l V A T _ P u r c h H e a d e r _ L b l > + 
+         < P r i c e s I n c l V A T t x t   E l e m e n t T y p e = " C o l u m n "   E l e m e n t I d = " 1 1 2 3 7 2 4 4 4 8 "   D a t a T y p e = " T e x t C o n s t " > P r i c e s I n c l V A T t x t < / P r i c e s I n c l V A T t x t > + 
+         < P u r c h a s e r T e x t   E l e m e n t T y p e = " C o l u m n "   E l e m e n t I d = " 1 2 9 1 4 2 3 8 3 3 "   D a t a T y p e = " T e x t " > P u r c h a s e r T e x t < / P u r c h a s e r T e x t > + 
+         < P u r c h L i n e I n v D i s c A m t _ L b l   E l e m e n t T y p e = " C o l u m n "   E l e m e n t I d = " 9 2 6 7 0 5 4 6 2 "   D a t a T y p e = " T e x t C o n s t " > P u r c h L i n e I n v D i s c A m t _ L b l < / P u r c h L i n e I n v D i s c A m t _ L b l > + 
+         < P u r c h O r d e r C a p t i o n _ L b l   E l e m e n t T y p e = " C o l u m n "   E l e m e n t I d = " 6 3 3 7 2 3 3 7 2 "   D a t a T y p e = " T e x t C o n s t " > P u r c h O r d e r C a p t i o n _ L b l < / P u r c h O r d e r C a p t i o n _ L b l > + 
+         < P u r c h O r d e r D a t e C a p t i o n _ L b l   E l e m e n t T y p e = " C o l u m n "   E l e m e n t I d = " 1 6 3 4 1 8 6 4 0 "   D a t a T y p e = " T e x t C o n s t " > P u r c h O r d e r D a t e C a p t i o n _ L b l < / P u r c h O r d e r D a t e C a p t i o n _ L b l > + 
+         < P u r c h O r d e r N u m C a p t i o n _ L b l   E l e m e n t T y p e = " C o l u m n "   E l e m e n t I d = " 4 6 4 1 4 9 4 5 4 "   D a t a T y p e = " T e x t C o n s t " > P u r c h O r d e r N u m C a p t i o n _ L b l < / P u r c h O r d e r N u m C a p t i o n _ L b l > + 
+         < R e c e i v e b y _ L b l   E l e m e n t T y p e = " C o l u m n "   E l e m e n t I d = " 9 4 4 0 6 3 6 8 "   D a t a T y p e = " T e x t C o n s t " > R e c e i v e b y _ L b l < / R e c e i v e b y _ L b l > + 
+         < R e f e r e n c e T e x t   E l e m e n t T y p e = " C o l u m n "   E l e m e n t I d = " 4 4 5 3 5 3 4 5 1 "   D a t a T y p e = " T e x t " > R e f e r e n c e T e x t < / R e f e r e n c e T e x t > + 
+         < S a l e s P u r c h P e r s o n N a m e   E l e m e n t T y p e = " C o l u m n "   E l e m e n t I d = " 1 3 7 3 7 6 8 5 5 7 "   D a t a T y p e = " T e x t " > S a l e s P u r c h P e r s o n N a m e < / S a l e s P u r c h P e r s o n N a m e > + 
+         < S e l l T o C u s t N o _ P u r c h H e a d e r   E l e m e n t T y p e = " C o l u m n "   E l e m e n t I d = " 9 6 4 8 7 3 2 0 4 "   D a t a T y p e = " C o d e " > S e l l T o C u s t N o _ P u r c h H e a d e r < / S e l l T o C u s t N o _ P u r c h H e a d e r > + 
+         < S e l l T o C u s t N o _ P u r c h H e a d e r _ L b l   E l e m e n t T y p e = " C o l u m n "   E l e m e n t I d = " 1 9 3 1 5 7 0 8 9 7 "   D a t a T y p e = " S t r i n g " > S e l l T o C u s t N o _ P u r c h H e a d e r _ L b l < / S e l l T o C u s t N o _ P u r c h H e a d e r _ L b l > + 
+         < S h i p m e n t M e t h o d D e s c   E l e m e n t T y p e = " C o l u m n "   E l e m e n t I d = " 6 8 6 3 4 3 1 7 9 "   D a t a T y p e = " T e x t " > S h i p m e n t M e t h o d D e s c < / S h i p m e n t M e t h o d D e s c > + 
+         < S h i p m e n t M e t h o d D e s c _ L b l   E l e m e n t T y p e = " C o l u m n "   E l e m e n t I d = " 5 7 9 9 0 1 3 6 6 "   D a t a T y p e = " T e x t C o n s t " > S h i p m e n t M e t h o d D e s c _ L b l < / S h i p m e n t M e t h o d D e s c _ L b l > + 
+         < S h i p T o A d d r 1   E l e m e n t T y p e = " C o l u m n "   E l e m e n t I d = " 5 1 2 9 7 9 8 5 0 "   D a t a T y p e = " T e x t " > S h i p T o A d d r 1 < / S h i p T o A d d r 1 > + 
+         < S h i p T o A d d r 2   E l e m e n t T y p e = " C o l u m n "   E l e m e n t I d = " 1 1 5 0 6 7 6 4 6 7 "   D a t a T y p e = " T e x t " > S h i p T o A d d r 2 < / S h i p T o A d d r 2 > + 
+         < S h i p T o A d d r 3   E l e m e n t T y p e = " C o l u m n "   E l e m e n t I d = " 1 7 8 8 3 7 3 0 8 4 "   D a t a T y p e = " T e x t " > S h i p T o A d d r 3 < / S h i p T o A d d r 3 > + 
+         < S h i p T o A d d r 4   E l e m e n t T y p e = " C o l u m n "   E l e m e n t I d = " 1 8 6 8 8 9 7 5 9 5 "   D a t a T y p e = " T e x t " > S h i p T o A d d r 4 < / S h i p T o A d d r 4 > + 
+         < S h i p T o A d d r 5   E l e m e n t T y p e = " C o l u m n "   E l e m e n t I d = " 1 2 3 1 2 0 0 9 7 8 "   D a t a T y p e = " T e x t " > S h i p T o A d d r 5 < / S h i p T o A d d r 5 > + 
+         < S h i p T o A d d r 6   E l e m e n t T y p e = " C o l u m n "   E l e m e n t I d = " 5 9 3 5 0 4 3 6 1 "   D a t a T y p e = " T e x t " > S h i p T o A d d r 6 < / S h i p T o A d d r 6 > + 
+         < S h i p T o A d d r 7   E l e m e n t T y p e = " C o l u m n "   E l e m e n t I d = " 4 4 1 9 2 2 5 6 "   D a t a T y p e = " T e x t " > S h i p T o A d d r 7 < / S h i p T o A d d r 7 > + 
+         < S h i p T o A d d r 8   E l e m e n t T y p e = " C o l u m n "   E l e m e n t I d = " 9 3 1 3 2 2 4 0 7 "   D a t a T y p e = " T e x t " > S h i p T o A d d r 8 < / S h i p T o A d d r 8 > + 
+         < S h i p t o A d d r e s s _ L b l   E l e m e n t T y p e = " C o l u m n "   E l e m e n t I d = " 1 0 4 3 5 1 9 5 7 7 "   D a t a T y p e = " T e x t C o n s t " > S h i p t o A d d r e s s _ L b l < / S h i p t o A d d r e s s _ L b l > + 
+         < S h i p T o P h o n e N o   E l e m e n t T y p e = " C o l u m n "   E l e m e n t I d = " 3 6 9 7 0 2 2 5 5 "   D a t a T y p e = " T e x t " > S h i p T o P h o n e N o < / S h i p T o P h o n e N o > + 
+         < S u b t o t a l _ L b l   E l e m e n t T y p e = " C o l u m n "   E l e m e n t I d = " 1 9 6 7 7 9 5 1 4 2 "   D a t a T y p e = " T e x t C o n s t " > S u b t o t a l _ L b l < / S u b t o t a l _ L b l > + 
+         < T a x I d e n t T y p e C a p t i o n _ L b l   E l e m e n t T y p e = " C o l u m n "   E l e m e n t I d = " 1 2 3 4 9 8 1 3 2 1 "   D a t a T y p e = " T e x t C o n s t " > T a x I d e n t T y p e C a p t i o n _ L b l < / T a x I d e n t T y p e C a p t i o n _ L b l > + 
+         < T o C a p t i o n _ L b l   E l e m e n t T y p e = " C o l u m n "   E l e m e n t I d = " 2 0 3 0 5 3 2 2 2 9 "   D a t a T y p e = " T e x t C o n s t " > T o C a p t i o n _ L b l < / T o C a p t i o n _ L b l > + 
+         < T o t a l _ L b l   E l e m e n t T y p e = " C o l u m n "   E l e m e n t I d = " 1 2 1 0 1 0 0 8 7 8 "   D a t a T y p e = " T e x t C o n s t " > T o t a l _ L b l < / T o t a l _ L b l > + 
+         < V A L V A T B a s e L C Y _ L b l   E l e m e n t T y p e = " C o l u m n "   E l e m e n t I d = " 1 7 0 5 4 3 5 8 1 1 "   D a t a T y p e = " T e x t C o n s t " > V A L V A T B a s e L C Y _ L b l < / V A L V A T B a s e L C Y _ L b l > + 
+         < V A T A m t L i n e I n v D i s c B a s e A m t _ L b l   E l e m e n t T y p e = " C o l u m n "   E l e m e n t I d = " 1 6 4 7 3 8 4 9 1 6 "   D a t a T y p e = " T e x t C o n s t " > V A T A m t L i n e I n v D i s c B a s e A m t _ L b l < / V A T A m t L i n e I n v D i s c B a s e A m t _ L b l > + 
+         < V A T A m t L i n e L i n e A m t _ L b l   E l e m e n t T y p e = " C o l u m n "   E l e m e n t I d = " 1 1 3 2 2 4 5 2 5 1 "   D a t a T y p e = " T e x t C o n s t " > V A T A m t L i n e L i n e A m t _ L b l < / V A T A m t L i n e L i n e A m t _ L b l > + 
+         < V A T A m t L i n e V A T _ L b l   E l e m e n t T y p e = " C o l u m n "   E l e m e n t I d = " 1 1 6 2 6 0 3 1 0 2 "   D a t a T y p e = " T e x t C o n s t " > V A T A m t L i n e V A T _ L b l < / V A T A m t L i n e V A T _ L b l > + 
+         < V A T A m t L i n e V A T A m t _ L b l   E l e m e n t T y p e = " C o l u m n "   E l e m e n t I d = " 5 0 9 5 8 8 9 9 8 "   D a t a T y p e = " T e x t C o n s t " > V A T A m t L i n e V A T A m t _ L b l < / V A T A m t L i n e V A T A m t _ L b l > + 
+         < V A T A m t S p e c _ L b l   E l e m e n t T y p e = " C o l u m n "   E l e m e n t I d = " 1 5 0 9 9 9 9 3 4 6 "   D a t a T y p e = " T e x t C o n s t " > V A T A m t S p e c _ L b l < / V A T A m t S p e c _ L b l > + 
+         < V A T B a s e D i s c _ P u r c h H e a d e r   E l e m e n t T y p e = " C o l u m n "   E l e m e n t I d = " 1 6 3 9 7 3 7 3 5 8 "   D a t a T y p e = " D e c i m a l " > V A T B a s e D i s c _ P u r c h H e a d e r < / V A T B a s e D i s c _ P u r c h H e a d e r > + 
+         < V A T I d e n t i f i e r _ L b l   E l e m e n t T y p e = " C o l u m n "   E l e m e n t I d = " 1 6 8 6 6 2 3 9 8 4 "   D a t a T y p e = " T e x t C o n s t " > V A T I d e n t i f i e r _ L b l < / V A T I d e n t i f i e r _ L b l > + 
+         < V A T N o T e x t   E l e m e n t T y p e = " C o l u m n "   E l e m e n t I d = " 1 9 5 9 6 6 3 4 2 6 "   D a t a T y p e = " T e x t " > V A T N o T e x t < / V A T N o T e x t > + 
+         < V A T R e g N o _ P u r c h H e a d e r   E l e m e n t T y p e = " C o l u m n "   E l e m e n t I d = " 9 8 5 0 3 8 1 8 7 "   D a t a T y p e = " T e x t " > V A T R e g N o _ P u r c h H e a d e r < / V A T R e g N o _ P u r c h H e a d e r > + 
+         < V e n d A d d r 1   E l e m e n t T y p e = " C o l u m n "   E l e m e n t I d = " 2 0 3 8 5 3 5 7 8 "   D a t a T y p e = " T e x t " > V e n d A d d r 1 < / V e n d A d d r 1 > + 
+         < V e n d A d d r 2   E l e m e n t T y p e = " C o l u m n "   E l e m e n t I d = " 8 4 1 5 5 0 1 9 5 "   D a t a T y p e = " T e x t " > V e n d A d d r 2 < / V e n d A d d r 2 > + 
+         < V e n d A d d r 3   E l e m e n t T y p e = " C o l u m n "   E l e m e n t I d = " 1 4 7 9 2 4 6 8 1 2 "   D a t a T y p e = " T e x t " > V e n d A d d r 3 < / V e n d A d d r 3 > + 
+         < V e n d A d d r 4   E l e m e n t T y p e = " C o l u m n "   E l e m e n t I d = " 2 1 1 6 9 4 3 4 2 9 "   D a t a T y p e = " T e x t " > V e n d A d d r 4 < / V e n d A d d r 4 > + 
+         < V e n d A d d r 5   E l e m e n t T y p e = " C o l u m n "   E l e m e n t I d = " 1 5 4 0 3 2 7 2 5 0 "   D a t a T y p e = " T e x t " > V e n d A d d r 5 < / V e n d A d d r 5 > + 
+         < V e n d A d d r 6   E l e m e n t T y p e = " C o l u m n "   E l e m e n t I d = " 9 0 2 6 3 0 6 3 3 "   D a t a T y p e = " T e x t " > V e n d A d d r 6 < / V e n d A d d r 6 > + 
+         < V e n d A d d r 7   E l e m e n t T y p e = " C o l u m n "   E l e m e n t I d = " 2 6 4 9 3 4 0 1 6 "   D a t a T y p e = " T e x t " > V e n d A d d r 7 < / V e n d A d d r 7 > + 
+         < V e n d A d d r 8   E l e m e n t T y p e = " C o l u m n "   E l e m e n t I d = " 1 2 4 0 4 4 8 6 7 9 "   D a t a T y p e = " T e x t " > V e n d A d d r 8 < / V e n d A d d r 8 > + 
+         < V e n d N o _ L b l   E l e m e n t T y p e = " C o l u m n "   E l e m e n t I d = " 1 1 9 1 1 1 2 2 4 0 "   D a t a T y p e = " T e x t C o n s t " > V e n d N o _ L b l < / V e n d N o _ L b l > + 
+         < V e n d o r I D C a p t i o n _ L b l   E l e m e n t T y p e = " C o l u m n "   E l e m e n t I d = " 1 1 2 9 2 1 9 5 9 3 "   D a t a T y p e = " T e x t C o n s t " > V e n d o r I D C a p t i o n _ L b l < / V e n d o r I D C a p t i o n _ L b l > + 
+         < V e n d o r I n v o i c e N o   E l e m e n t T y p e = " C o l u m n "   E l e m e n t I d = " 8 8 7 3 7 6 2 2 5 "   D a t a T y p e = " C o d e " > V e n d o r I n v o i c e N o < / V e n d o r I n v o i c e N o > + 
+         < V e n d o r I n v o i c e N o _ L b l   E l e m e n t T y p e = " C o l u m n "   E l e m e n t I d = " 1 0 3 4 9 0 0 7 0 0 "   D a t a T y p e = " T e x t C o n s t " > V e n d o r I n v o i c e N o _ L b l < / V e n d o r I n v o i c e N o _ L b l > + 
+         < V e n d o r O r d e r N o   E l e m e n t T y p e = " C o l u m n "   E l e m e n t I d = " 1 6 4 1 9 6 8 4 4 6 "   D a t a T y p e = " C o d e " > V e n d o r O r d e r N o < / V e n d o r O r d e r N o > + 
+         < V e n d o r O r d e r N o _ L b l   E l e m e n t T y p e = " C o l u m n "   E l e m e n t I d = " 1 5 7 1 7 5 2 4 7 7 "   D a t a T y p e = " T e x t C o n s t " > V e n d o r O r d e r N o _ L b l < / V e n d o r O r d e r N o _ L b l > + 
+         < Y o u r R e f _ P u r c h H e a d e r   E l e m e n t T y p e = " C o l u m n "   E l e m e n t I d = " 1 9 8 5 3 6 8 6 3 1 "   D a t a T y p e = " T e x t " > Y o u r R e f _ P u r c h H e a d e r < / Y o u r R e f _ P u r c h H e a d e r > + 
+         < P u r c h a s e _ L i n e   E l e m e n t T y p e = " D a t a I t e m "   E l e m e n t I d = " 6 2 7 5 7 4 0 4 8 " > + 
+             < A l l o w I n v D i s c _ P u r c h L i n e   E l e m e n t T y p e = " C o l u m n "   E l e m e n t I d = " 9 8 2 2 2 1 3 6 3 "   D a t a T y p e = " B o o l e a n " > A l l o w I n v D i s c _ P u r c h L i n e < / A l l o w I n v D i s c _ P u r c h L i n e > + 
+             < A l l o w I n v D i s c t x t   E l e m e n t T y p e = " C o l u m n "   E l e m e n t I d = " 2 0 1 2 9 2 1 6 0 8 "   D a t a T y p e = " T e x t " > A l l o w I n v D i s c t x t < / A l l o w I n v D i s c t x t > + 
+             < A m o u n t I n c l u d i n g V A T   E l e m e n t T y p e = " C o l u m n "   E l e m e n t I d = " 8 9 1 0 4 9 5 7 1 "   D a t a T y p e = " D e c i m a l " > A m o u n t I n c l u d i n g V A T < / A m o u n t I n c l u d i n g V A T > + 
+             < D e s c _ P u r c h L i n e   E l e m e n t T y p e = " C o l u m n "   E l e m e n t I d = " 1 1 6 1 7 0 2 0 8 9 "   D a t a T y p e = " T e x t " > D e s c _ P u r c h L i n e < / D e s c _ P u r c h L i n e > + 
+             < D e s c _ P u r c h L i n e _ L b l   E l e m e n t T y p e = " C o l u m n "   E l e m e n t I d = " 6 6 5 1 1 3 6 5 2 "   D a t a T y p e = " S t r i n g " > D e s c _ P u r c h L i n e _ L b l < / D e s c _ P u r c h L i n e _ L b l > + 
+             < D i r e c t U n i C o s t _ L b l   E l e m e n t T y p e = " C o l u m n "   E l e m e n t I d = " 7 2 1 4 7 6 6 8 4 "   D a t a T y p e = " T e x t C o n s t " > D i r e c t U n i C o s t _ L b l < / D i r e c t U n i C o s t _ L b l > + 
+             < D i r U n i t C o s t _ P u r c h L i n e   E l e m e n t T y p e = " C o l u m n "   E l e m e n t I d = " 9 5 0 9 6 2 5 8 6 "   D a t a T y p e = " T e x t " > D i r U n i t C o s t _ P u r c h L i n e < / D i r U n i t C o s t _ P u r c h L i n e > + 
+             < E x p e c t e d R e c e i p t D a t e   E l e m e n t T y p e = " C o l u m n "   E l e m e n t I d = " 1 9 8 8 0 4 6 2 0 5 "   D a t a T y p e = " S t r i n g " > E x p e c t e d R e c e i p t D a t e < / E x p e c t e d R e c e i p t D a t e > + 
+             < E x p e c t e d R e c e i p t D a t e L b l   E l e m e n t T y p e = " C o l u m n "   E l e m e n t I d = " 1 8 0 6 8 4 1 2 7 1 "   D a t a T y p e = " T e x t C o n s t " > E x p e c t e d R e c e i p t D a t e L b l < / E x p e c t e d R e c e i p t D a t e L b l > + 
+             < I n v D i s c A m t _ P u r c h L i n e   E l e m e n t T y p e = " C o l u m n "   E l e m e n t I d = " 1 4 5 3 0 9 9 5 8 0 "   D a t a T y p e = " D e c i m a l " > I n v D i s c A m t _ P u r c h L i n e < / I n v D i s c A m t _ P u r c h L i n e > + 
+             < I n v D i s c C a p t i o n _ L b l   E l e m e n t T y p e = " C o l u m n "   E l e m e n t I d = " 1 9 3 9 0 5 8 9 7 4 "   D a t a T y p e = " T e x t C o n s t " > I n v D i s c C a p t i o n _ L b l < / I n v D i s c C a p t i o n _ L b l > + 
+             < I t e m N o _ P u r c h L i n e   E l e m e n t T y p e = " C o l u m n "   E l e m e n t I d = " 1 0 5 7 2 2 4 1 4 0 "   D a t a T y p e = " C o d e " > I t e m N o _ P u r c h L i n e < / I t e m N o _ P u r c h L i n e > + 
+             < I t e m R e f e r e n c e N o _ P u r c h L i n e   E l e m e n t T y p e = " C o l u m n "   E l e m e n t I d = " 1 1 5 8 3 9 2 0 3 1 "   D a t a T y p e = " C o d e " > I t e m R e f e r e n c e N o _ P u r c h L i n e < / I t e m R e f e r e n c e N o _ P u r c h L i n e > + 
+             < J o b N o _ P u r c h L i n e   E l e m e n t T y p e = " C o l u m n "   E l e m e n t I d = " 2 7 7 7 0 3 3 2 6 "   D a t a T y p e = " C o d e " > J o b N o _ P u r c h L i n e < / J o b N o _ P u r c h L i n e > + 
+             < J o b N o _ P u r c h L i n e _ L b l   E l e m e n t T y p e = " C o l u m n "   E l e m e n t I d = " 9 6 0 0 7 3 4 1 1 "   D a t a T y p e = " T e x t C o n s t " > J o b N o _ P u r c h L i n e _ L b l < / J o b N o _ P u r c h L i n e _ L b l > + 
+             < J o b T a s k N o _ P u r c h L i n e   E l e m e n t T y p e = " C o l u m n "   E l e m e n t I d = " 7 2 6 6 6 9 0 1 1 "   D a t a T y p e = " C o d e " > J o b T a s k N o _ P u r c h L i n e < / J o b T a s k N o _ P u r c h L i n e > + 
+             < J o b T a s k N o _ P u r c h L i n e _ L b l   E l e m e n t T y p e = " C o l u m n "   E l e m e n t I d = " 2 0 4 9 1 3 1 1 8 2 "   D a t a T y p e = " T e x t C o n s t " > J o b T a s k N o _ P u r c h L i n e _ L b l < / J o b T a s k N o _ P u r c h L i n e _ L b l > + 
+             < L i n e A m t _ P u r c h L i n e   E l e m e n t T y p e = " C o l u m n "   E l e m e n t I d = " 1 5 9 3 7 5 8 6 7 4 "   D a t a T y p e = " T e x t " > L i n e A m t _ P u r c h L i n e < / L i n e A m t _ P u r c h L i n e > + 
+             < L i n e D i s c _ P u r c h L i n e   E l e m e n t T y p e = " C o l u m n "   E l e m e n t I d = " 2 1 3 3 2 3 3 9 7 3 "   D a t a T y p e = " D e c i m a l " > L i n e D i s c _ P u r c h L i n e < / L i n e D i s c _ P u r c h L i n e > + 
+             < L i n e N o _ P u r c h L i n e   E l e m e n t T y p e = " C o l u m n "   E l e m e n t I d = " 1 7 4 8 8 4 8 6 5 "   D a t a T y p e = " I n t e g e r " > L i n e N o _ P u r c h L i n e < / L i n e N o _ P u r c h L i n e > + 
+             < N o _ P u r c h L i n e   E l e m e n t T y p e = " C o l u m n "   E l e m e n t I d = " 2 8 8 5 5 1 3 4 3 "   D a t a T y p e = " T e x t " > N o _ P u r c h L i n e < / N o _ P u r c h L i n e > + 
+             < N o _ P u r c h L i n e _ L b l   E l e m e n t T y p e = " C o l u m n "   E l e m e n t I d = " 1 8 4 4 9 0 6 5 4 0 "   D a t a T y p e = " S t r i n g " > N o _ P u r c h L i n e _ L b l < / N o _ P u r c h L i n e _ L b l > + 
+             < P l a n n e d R e c e i p t D a t e   E l e m e n t T y p e = " C o l u m n "   E l e m e n t I d = " 1 1 4 0 0 3 3 3 2 1 "   D a t a T y p e = " S t r i n g " > P l a n n e d R e c e i p t D a t e < / P l a n n e d R e c e i p t D a t e > + 
+             < P l a n n e d R e c e i p t D a t e L b l   E l e m e n t T y p e = " C o l u m n "   E l e m e n t I d = " 1 4 7 8 7 6 7 2 9 9 "   D a t a T y p e = " T e x t C o n s t " > P l a n n e d R e c e i p t D a t e L b l < / P l a n n e d R e c e i p t D a t e L b l > + 
+             < P r o m i s e d R e c e i p t D a t e   E l e m e n t T y p e = " C o l u m n "   E l e m e n t I d = " 2 9 4 5 3 0 7 8 "   D a t a T y p e = " S t r i n g " > P r o m i s e d R e c e i p t D a t e < / P r o m i s e d R e c e i p t D a t e > + 
+             < P r o m i s e d R e c e i p t D a t e L b l   E l e m e n t T y p e = " C o l u m n "   E l e m e n t I d = " 2 0 2 4 9 3 8 1 7 2 "   D a t a T y p e = " T e x t C o n s t " > P r o m i s e d R e c e i p t D a t e L b l < / P r o m i s e d R e c e i p t D a t e L b l > + 
+             < P u r c h L i n e _ V A T P c t   E l e m e n t T y p e = " C o l u m n "   E l e m e n t I d = " 1 7 7 5 5 5 6 6 3 6 "   D a t a T y p e = " D e c i m a l " > P u r c h L i n e _ V A T P c t < / P u r c h L i n e _ V A T P c t > + 
+             < P u r c h L i n e L i n e D i s c _ L b l   E l e m e n t T y p e = " C o l u m n "   E l e m e n t I d = " 5 7 3 7 9 3 8 4 1 "   D a t a T y p e = " T e x t C o n s t " > P u r c h L i n e L i n e D i s c _ L b l < / P u r c h L i n e L i n e D i s c _ L b l > + 
+             < Q t y _ P u r c h L i n e   E l e m e n t T y p e = " C o l u m n "   E l e m e n t I d = " 7 8 0 8 5 8 6 7 6 "   D a t a T y p e = " T e x t " > Q t y _ P u r c h L i n e < / Q t y _ P u r c h L i n e > + 
+             < Q t y _ P u r c h L i n e _ L b l   E l e m e n t T y p e = " C o l u m n "   E l e m e n t I d = " 6 6 5 5 0 9 2 9 "   D a t a T y p e = " S t r i n g " > Q t y _ P u r c h L i n e _ L b l < / Q t y _ P u r c h L i n e _ L b l > + 
+             < R e q u e s t e d R e c e i p t D a t e   E l e m e n t T y p e = " C o l u m n "   E l e m e n t I d = " 9 3 3 1 1 2 9 3 1 "   D a t a T y p e = " S t r i n g " > R e q u e s t e d R e c e i p t D a t e < / R e q u e s t e d R e c e i p t D a t e > + 
+             < R e q u e s t e d R e c e i p t D a t e L b l   E l e m e n t T y p e = " C o l u m n "   E l e m e n t I d = " 1 4 4 2 7 6 8 2 3 "   D a t a T y p e = " T e x t C o n s t " > R e q u e s t e d R e c e i p t D a t e L b l < / R e q u e s t e d R e c e i p t D a t e L b l > + 
+             < T o t a l I n c l V A T   E l e m e n t T y p e = " C o l u m n "   E l e m e n t I d = " 2 0 6 6 5 7 4 0 8 4 "   D a t a T y p e = " D e c i m a l " > T o t a l I n c l V A T < / T o t a l I n c l V A T > + 
+             < T o t a l P r i c e C a p t i o n _ L b l   E l e m e n t T y p e = " C o l u m n "   E l e m e n t I d = " 1 7 4 8 7 7 2 0 5 5 "   D a t a T y p e = " T e x t C o n s t " > T o t a l P r i c e C a p t i o n _ L b l < / T o t a l P r i c e C a p t i o n _ L b l > + 
+             < T y p e _ P u r c h L i n e   E l e m e n t T y p e = " C o l u m n "   E l e m e n t I d = " 8 0 9 4 7 1 0 8 8 "   D a t a T y p e = " S t r i n g " > T y p e _ P u r c h L i n e < / T y p e _ P u r c h L i n e > + 
+             < U n i t P r i c e _ P u r c h L i n e   E l e m e n t T y p e = " C o l u m n "   E l e m e n t I d = " 2 0 6 3 2 5 9 8 1 9 "   D a t a T y p e = " D e c i m a l " > U n i t P r i c e _ P u r c h L i n e < / U n i t P r i c e _ P u r c h L i n e > + 
+             < U n i t P r i c e _ P u r c h L i n e _ L b l   E l e m e n t T y p e = " C o l u m n "   E l e m e n t I d = " 7 0 4 0 2 1 4 6 2 "   D a t a T y p e = " T e x t C o n s t " > U n i t P r i c e _ P u r c h L i n e _ L b l < / U n i t P r i c e _ P u r c h L i n e _ L b l > + 
+             < U O M _ P u r c h L i n e   E l e m e n t T y p e = " C o l u m n "   E l e m e n t I d = " 4 4 1 1 3 9 0 4 9 "   D a t a T y p e = " T e x t " > U O M _ P u r c h L i n e < / U O M _ P u r c h L i n e > + 
+             < U O M _ P u r c h L i n e _ L b l   E l e m e n t T y p e = " C o l u m n "   E l e m e n t I d = " 1 8 5 6 1 1 3 1 9 4 "   D a t a T y p e = " T e x t C o n s t " > U O M _ P u r c h L i n e _ L b l < / U O M _ P u r c h L i n e _ L b l > + 
+             < V A T D i s c o u n t A m o u n t _ L b l   E l e m e n t T y p e = " C o l u m n "   E l e m e n t I d = " 1 3 5 5 1 2 6 5 3 8 "   D a t a T y p e = " T e x t C o n s t " > V A T D i s c o u n t A m o u n t _ L b l < / V A T D i s c o u n t A m o u n t _ L b l > + 
+             < V A T I d e n t i f i e r _ P u r c h L i n e   E l e m e n t T y p e = " C o l u m n "   E l e m e n t I d = " 1 0 5 5 6 1 2 1 2 8 "   D a t a T y p e = " C o d e " > V A T I d e n t i f i e r _ P u r c h L i n e < / V A T I d e n t i f i e r _ P u r c h L i n e > + 
+             < V A T I d e n t i f i e r _ P u r c h L i n e _ L b l   E l e m e n t T y p e = " C o l u m n "   E l e m e n t I d = " 1 4 0 4 1 9 4 8 1 9 "   D a t a T y p e = " S t r i n g " > V A T I d e n t i f i e r _ P u r c h L i n e _ L b l < / V A T I d e n t i f i e r _ P u r c h L i n e _ L b l > + 
+             < V e n d o r I t e m N o _ P u r c h L i n e   E l e m e n t T y p e = " C o l u m n "   E l e m e n t I d = " 1 9 1 8 6 5 6 1 6 0 "   D a t a T y p e = " T e x t " > V e n d o r I t e m N o _ P u r c h L i n e < / V e n d o r I t e m N o _ P u r c h L i n e > + 
+         < / P u r c h a s e _ L i n e > + 
+         < T o t a l s   E l e m e n t T y p e = " D a t a I t e m "   E l e m e n t I d = " 1 8 2 3 9 5 0 0 4 4 " > + 
+             < T o t a l A m o u n t   E l e m e n t T y p e = " C o l u m n "   E l e m e n t I d = " 1 5 5 9 1 6 4 8 7 7 "   D a t a T y p e = " D e c i m a l " > T o t a l A m o u n t < / T o t a l A m o u n t > + 
+             < T o t a l A m o u n t I n c l V A T   E l e m e n t T y p e = " C o l u m n "   E l e m e n t I d = " 1 4 2 2 4 2 7 9 5 2 "   D a t a T y p e = " D e c i m a l " > T o t a l A m o u n t I n c l V A T < / T o t a l A m o u n t I n c l V A T > + 
+             < T o t a l E x c l V A T T e x t   E l e m e n t T y p e = " C o l u m n "   E l e m e n t I d = " 1 3 8 4 8 1 6 4 5 "   D a t a T y p e = " T e x t " > T o t a l E x c l V A T T e x t < / T o t a l E x c l V A T T e x t > + 
+             < T o t a l I n c l V A T T e x t   E l e m e n t T y p e = " C o l u m n "   E l e m e n t I d = " 7 6 1 2 0 3 1 7 7 "   D a t a T y p e = " T e x t " > T o t a l I n c l V A T T e x t < / T o t a l I n c l V A T T e x t > + 
+             < T o t a l I n v o i c e D i s c o u n t A m o u n t   E l e m e n t T y p e = " C o l u m n "   E l e m e n t I d = " 4 0 2 1 7 7 5 1 "   D a t a T y p e = " D e c i m a l " > T o t a l I n v o i c e D i s c o u n t A m o u n t < / T o t a l I n v o i c e D i s c o u n t A m o u n t > + 
+             < T o t a l S u b T o t a l   E l e m e n t T y p e = " C o l u m n "   E l e m e n t I d = " 2 0 9 7 8 7 6 8 0 1 "   D a t a T y p e = " D e c i m a l " > T o t a l S u b T o t a l < / T o t a l S u b T o t a l > + 
+             < T o t a l T e x t   E l e m e n t T y p e = " C o l u m n "   E l e m e n t I d = " 2 3 1 9 1 0 5 1 8 "   D a t a T y p e = " T e x t " > T o t a l T e x t < / T o t a l T e x t > + 
+             < T o t a l V A T A m o u n t   E l e m e n t T y p e = " C o l u m n "   E l e m e n t I d = " 1 6 2 7 1 0 2 3 2 8 "   D a t a T y p e = " D e c i m a l " > T o t a l V A T A m o u n t < / T o t a l V A T A m o u n t > + 
+             < T o t a l V A T B a s e A m o u n t   E l e m e n t T y p e = " C o l u m n "   E l e m e n t I d = " 6 6 3 4 5 3 7 0 9 "   D a t a T y p e = " D e c i m a l " > T o t a l V A T B a s e A m o u n t < / T o t a l V A T B a s e A m o u n t > + 
+             < T o t a l V A T D i s c o u n t A m o u n t   E l e m e n t T y p e = " C o l u m n "   E l e m e n t I d = " 6 8 1 2 9 8 4 1 3 "   D a t a T y p e = " D e c i m a l " > T o t a l V A T D i s c o u n t A m o u n t < / T o t a l V A T D i s c o u n t A m o u n t > + 
+             < V A T A m o u n t T e x t   E l e m e n t T y p e = " C o l u m n "   E l e m e n t I d = " 6 5 0 3 5 8 2 4 7 "   D a t a T y p e = " T e x t " > V A T A m o u n t T e x t < / V A T A m o u n t T e x t > + 
+         < / T o t a l s > + 
+         < V A T C o u n t e r   E l e m e n t T y p e = " D a t a I t e m "   E l e m e n t I d = " 5 5 7 1 2 6 5 0 6 " > + 
+             < V A T A m t L i n e I n v D i s c A m t   E l e m e n t T y p e = " C o l u m n "   E l e m e n t I d = " 1 0 0 7 8 2 8 6 0 "   D a t a T y p e = " D e c i m a l " > V A T A m t L i n e I n v D i s c A m t < / V A T A m t L i n e I n v D i s c A m t > + 
+             < V A T A m t L i n e I n v D i s c B a s e A m t   E l e m e n t T y p e = " C o l u m n "   E l e m e n t I d = " 1 6 9 1 0 0 3 4 1 5 "   D a t a T y p e = " D e c i m a l " > V A T A m t L i n e I n v D i s c B a s e A m t < / V A T A m t L i n e I n v D i s c B a s e A m t > + 
+             < V A T A m t L i n e L i n e A m t   E l e m e n t T y p e = " C o l u m n "   E l e m e n t I d = " 1 8 8 2 1 0 3 2 6 2 "   D a t a T y p e = " D e c i m a l " > V A T A m t L i n e L i n e A m t < / V A T A m t L i n e L i n e A m t > + 
+             < V A T A m t L i n e V A T   E l e m e n t T y p e = " C o l u m n "   E l e m e n t I d = " 2 9 9 0 4 8 9 2 5 "   D a t a T y p e = " D e c i m a l " > V A T A m t L i n e V A T < / V A T A m t L i n e V A T > + 
+             < V A T A m t L i n e V A T A m t   E l e m e n t T y p e = " C o l u m n "   E l e m e n t I d = " 8 4 9 9 7 4 3 4 1 "   D a t a T y p e = " D e c i m a l " > V A T A m t L i n e V A T A m t < / V A T A m t L i n e V A T A m t > + 
+             < V A T A m t L i n e V A T B a s e   E l e m e n t T y p e = " C o l u m n "   E l e m e n t I d = " 1 4 1 9 8 1 6 2 1 8 "   D a t a T y p e = " D e c i m a l " > V A T A m t L i n e V A T B a s e < / V A T A m t L i n e V A T B a s e > + 
+             < V A T A m t L i n e V A T I d e n t i f i e r   E l e m e n t T y p e = " C o l u m n "   E l e m e n t I d = " 4 6 1 3 9 9 7 9 2 "   D a t a T y p e = " C o d e " > V A T A m t L i n e V A T I d e n t i f i e r < / V A T A m t L i n e V A T I d e n t i f i e r > + 
+         < / V A T C o u n t e r > + 
+         < V A T C o u n t e r L C Y   E l e m e n t T y p e = " D a t a I t e m "   E l e m e n t I d = " 9 1 0 2 7 8 4 9 2 " > + 
+             < V A L E x c h R a t e   E l e m e n t T y p e = " C o l u m n "   E l e m e n t I d = " 1 8 3 2 0 7 3 1 5 4 "   D a t a T y p e = " T e x t " > V A L E x c h R a t e < / V A L E x c h R a t e > + 
+             < V A L S p e c L C Y H e a d e r   E l e m e n t T y p e = " C o l u m n "   E l e m e n t I d = " 6 9 9 3 5 8 7 5 8 "   D a t a T y p e = " T e x t " > V A L S p e c L C Y H e a d e r < / V A L S p e c L C Y H e a d e r > + 
+             < V A L V A T A m o u n t L C Y   E l e m e n t T y p e = " C o l u m n "   E l e m e n t I d = " 1 4 4 5 9 7 3 0 8 7 "   D a t a T y p e = " D e c i m a l " > V A L V A T A m o u n t L C Y < / V A L V A T A m o u n t L C Y > + 
+             < V A L V A T B a s e L C Y   E l e m e n t T y p e = " C o l u m n "   E l e m e n t I d = " 1 4 3 9 0 5 7 6 6 6 "   D a t a T y p e = " D e c i m a l " > V A L V A T B a s e L C Y < / V A L V A T B a s e L C Y > + 
+         < / V A T C o u n t e r L C Y > + 
+         < P r e p m t L o o p   E l e m e n t T y p e = " D a t a I t e m "   E l e m e n t I d = " 1 1 5 9 7 3 9 4 0 7 " > + 
+             < P r e p a y m e n t S p e c C a p t i o n   E l e m e n t T y p e = " C o l u m n "   E l e m e n t I d = " 1 6 2 3 2 2 2 3 0 1 "   D a t a T y p e = " T e x t C o n s t " > P r e p a y m e n t S p e c C a p t i o n < / P r e p a y m e n t S p e c C a p t i o n > + 
+             < P r e p m t I n v B u D e s c C a p t i o n   E l e m e n t T y p e = " C o l u m n "   E l e m e n t I d = " 1 8 0 7 4 4 6 7 8 "   D a t a T y p e = " T e x t C o n s t " > P r e p m t I n v B u D e s c C a p t i o n < / P r e p m t I n v B u D e s c C a p t i o n > + 
+             < P r e p m t I n v B u f A m t   E l e m e n t T y p e = " C o l u m n "   E l e m e n t I d = " 1 0 9 6 9 7 6 1 9 5 "   D a t a T y p e = " D e c i m a l " > P r e p m t I n v B u f A m t < / P r e p m t I n v B u f A m t > + 
+             < P r e p m t I n v B u f D e s c   E l e m e n t T y p e = " C o l u m n "   E l e m e n t I d = " 2 2 5 6 0 3 3 1 8 "   D a t a T y p e = " T e x t " > P r e p m t I n v B u f D e s c < / P r e p m t I n v B u f D e s c > + 
+             < P r e p m t I n v B u f G L A c c N o   E l e m e n t T y p e = " C o l u m n "   E l e m e n t I d = " 8 7 1 9 7 7 4 0 0 "   D a t a T y p e = " C o d e " > P r e p m t I n v B u f G L A c c N o < / P r e p m t I n v B u f G L A c c N o > + 
+             < P r e p m t I n v B u f G L A c c N o C a p t i o n   E l e m e n t T y p e = " C o l u m n "   E l e m e n t I d = " 6 6 7 6 9 7 1 8 "   D a t a T y p e = " T e x t C o n s t " > P r e p m t I n v B u f G L A c c N o C a p t i o n < / P r e p m t I n v B u f G L A c c N o C a p t i o n > + 
+             < P r e p m t L i n e A m o u n t   E l e m e n t T y p e = " C o l u m n "   E l e m e n t I d = " 1 3 0 2 3 0 2 1 5 "   D a t a T y p e = " D e c i m a l " > P r e p m t L i n e A m o u n t < / P r e p m t L i n e A m o u n t > + 
+             < P r e p m t T o t a l A m o u n t I n c l V A T   E l e m e n t T y p e = " C o l u m n "   E l e m e n t I d = " 3 2 0 0 3 6 5 9 4 "   D a t a T y p e = " D e c i m a l " > P r e p m t T o t a l A m o u n t I n c l V A T < / P r e p m t T o t a l A m o u n t I n c l V A T > + 
+             < P r e p m t V A T A m o u n t   E l e m e n t T y p e = " C o l u m n "   E l e m e n t I d = " 2 1 0 3 3 9 3 6 6 0 "   D a t a T y p e = " D e c i m a l " > P r e p m t V A T A m o u n t < / P r e p m t V A T A m o u n t > + 
+             < P r e p m t V A T A m o u n t T e x t   E l e m e n t T y p e = " C o l u m n "   E l e m e n t I d = " 1 0 3 1 2 5 7 4 9 5 "   D a t a T y p e = " T e x t " > P r e p m t V A T A m o u n t T e x t < / P r e p m t V A T A m o u n t T e x t > + 
+             < P r e p m t V A T B a s e A m o u n t   E l e m e n t T y p e = " C o l u m n "   E l e m e n t I d = " 1 3 9 2 9 6 6 7 9 "   D a t a T y p e = " D e c i m a l " > P r e p m t V A T B a s e A m o u n t < / P r e p m t V A T B a s e A m o u n t > + 
+             < T o t a l E x c l V A T T e x t 2   E l e m e n t T y p e = " C o l u m n "   E l e m e n t I d = " 1 6 4 4 3 1 2 4 5 7 "   D a t a T y p e = " T e x t " > T o t a l E x c l V A T T e x t 2 < / T o t a l E x c l V A T T e x t 2 > + 
+             < T o t a l I n c l V A T T e x t 2   E l e m e n t T y p e = " C o l u m n "   E l e m e n t I d = " 2 0 8 6 8 8 9 6 8 3 "   D a t a T y p e = " T e x t " > T o t a l I n c l V A T T e x t 2 < / T o t a l I n c l V A T T e x t 2 > + 
+         < / P r e p m t L o o p > + 
+         < P r e p m t V A T C o u n t e r   E l e m e n t T y p e = " D a t a I t e m "   E l e m e n t I d = " 1 6 7 7 6 2 3 1 0 8 " > + 
+             < P r e p m t V A T A m t L i n e L i n e A m t   E l e m e n t T y p e = " C o l u m n "   E l e m e n t I d = " 4 0 2 6 8 5 8 2 4 "   D a t a T y p e = " D e c i m a l " > P r e p m t V A T A m t L i n e L i n e A m t < / P r e p m t V A T A m t L i n e L i n e A m t > + 
+             < P r e p m t V A T A m t L i n e V A T   E l e m e n t T y p e = " C o l u m n "   E l e m e n t I d = " 1 9 1 5 4 9 4 8 5 "   D a t a T y p e = " D e c i m a l " > P r e p m t V A T A m t L i n e V A T < / P r e p m t V A T A m t L i n e V A T > + 
+             < P r e p m t V A T A m t L i n e V A T A m t   E l e m e n t T y p e = " C o l u m n "   E l e m e n t I d = " 1 8 7 1 3 0 1 8 2 9 "   D a t a T y p e = " D e c i m a l " > P r e p m t V A T A m t L i n e V A T A m t < / P r e p m t V A T A m t L i n e V A T A m t > + 
+             < P r e p m t V A T A m t L i n e V A T B a s e   E l e m e n t T y p e = " C o l u m n "   E l e m e n t I d = " 1 2 2 6 9 0 4 6 9 6 "   D a t a T y p e = " D e c i m a l " > P r e p m t V A T A m t L i n e V A T B a s e < / P r e p m t V A T A m t L i n e V A T B a s e > + 
+             < P r e p m t V A T A m t L i n e V A T I d   E l e m e n t T y p e = " C o l u m n "   E l e m e n t I d = " 9 8 2 2 2 4 8 0 0 "   D a t a T y p e = " C o d e " > P r e p m t V A T A m t L i n e V A T I d < / P r e p m t V A T A m t L i n e V A T I d > + 
+             < P r e p y m t V A T A m t S p e c C a p t i o n   E l e m e n t T y p e = " C o l u m n "   E l e m e n t I d = " 2 0 0 9 6 4 9 1 3 8 "   D a t a T y p e = " T e x t C o n s t " > P r e p y m t V A T A m t S p e c C a p t i o n < / P r e p y m t V A T A m t S p e c C a p t i o n > + 
+         < / P r e p m t V A T C o u n t e r > + 
+         < L e t t e r T e x t   E l e m e n t T y p e = " D a t a I t e m "   E l e m e n t I d = " 1 5 1 0 3 5 3 8 3 4 " > + 
+             < B o d y T e x t   E l e m e n t T y p e = " C o l u m n "   E l e m e n t I d = " 1 4 9 7 5 9 8 0 8 "   D a t a T y p e = " T e x t C o n s t " > B o d y T e x t < / B o d y T e x t > + 
+             < C l o s i n g T e x t   E l e m e n t T y p e = " C o l u m n "   E l e m e n t I d = " 5 1 2 1 3 5 9 0 9 "   D a t a T y p e = " T e x t C o n s t " > C l o s i n g T e x t < / C l o s i n g T e x t > + 
+             < G r e e t i n g T e x t   E l e m e n t T y p e = " C o l u m n "   E l e m e n t I d = " 1 1 7 5 2 7 9 2 8 9 "   D a t a T y p e = " T e x t C o n s t " > G r e e t i n g T e x t < / G r e e t i n g T e x t > + 
+         < / L e t t e r T e x t > + 
+     < / P u r c h a s e _ H e a d e r > + 
+ < / N a v W o r d R e p o r t X m l P a r t > 
+</file>
+
+<file path=customXml/item5.xml>��< ? x m l   v e r s i o n = " 1 . 0 "   e n c o d i n g = " u t f - 1 6 " ? > < N a v W o r d R e p o r t X m l P a r t   x m l n s = " u r n : m i c r o s o f t - d y n a m i c s - n a v / r e p o r t s / S t a n d a r d _ P u r c h a s e _ O r d e r / 1 3 2 2 / " > + 
+     < B C R e p o r t I n f o r m a t i o n > + 
+         < R e p o r t M e t a d a t a > + 
+             < E x t e n s i o n I d > E x t e n s i o n   I D < / E x t e n s i o n I d > + 
+             < E x t e n s i o n N a m e > E x t e n s i o n   N a m e < / E x t e n s i o n N a m e > + 
+             < E x t e n s i o n P u b l i s h e r > E x t e n s i o n   P u b l i s h e r < / E x t e n s i o n P u b l i s h e r > + 
+             < E x t e n s i o n V e r s i o n > E x t e n s i o n   V e r s i o n < / E x t e n s i o n V e r s i o n > + 
+             < R e p o r t I d > R e p o r t   I D < / R e p o r t I d > + 
+             < R e p o r t N a m e > R e p o r t   N a m e < / R e p o r t N a m e > + 
+             < A b o u t T h i s R e p o r t T i t l e > A b o u t   T h i s   R e p o r t   T i t l e < / A b o u t T h i s R e p o r t T i t l e > + 
+             < A b o u t T h i s R e p o r t T e x t > A b o u t   T h i s   R e p o r t   T e x t < / A b o u t T h i s R e p o r t T e x t > + 
+             < R e p o r t H e l p L i n k > R e p o r t   H e l p   L i n k < / R e p o r t H e l p L i n k > + 
+         < / R e p o r t M e t a d a t a > + 
+         < R e p o r t R e q u e s t > + 
+             < T e n a n t E n t r a I d > T e n a n t   E n t r a   I d < / T e n a n t E n t r a I d > + 
+             < E n v i r o n m e n t N a m e > E n v i r o n m e n t   N a m e < / E n v i r o n m e n t N a m e > + 
+             < E n v i r o n m e n t T y p e > E n v i r o n m e n t   T y p e < / E n v i r o n m e n t T y p e > + 
+             < C o m p a n y N a m e > C o m p a n y   N a m e < / C o m p a n y N a m e > + 
+             < C o m p a n y D i s p l a y N a m e > C o m p a n y   D i s p l a y   N a m e < / C o m p a n y D i s p l a y N a m e > + 
+             < C o m p a n y I d > C o m p a n y   I D < / C o m p a n y I d > + 
+             < U s e r N a m e > U s e r   N a m e < / U s e r N a m e > + 
+             < D a t e A n d T i m e > D a t e   a n d   T i m e < / D a t e A n d T i m e > + 
+             < L a n g u a g e > L a n g u a g e < / L a n g u a g e > + 
+             < F o r m a t R e g i o n > F o r m a t   R e g i o n < / F o r m a t R e g i o n > + 
+             < D a t e T i m e V a l u e s > + 
+                 < Y e a r > Y e a r < / Y e a r > + 
+                 < M o n t h N u m b e r > M o n t h   N u m b e r < / M o n t h N u m b e r > + 
+                 < D a y N u m b e r > D a y   N u m b e r < / D a y N u m b e r > + 
+                 < H o u r > H o u r < / H o u r > + 
+                 < M i n u t e > M i n u t e < / M i n u t e > + 
+             < / D a t e T i m e V a l u e s > + 
+         < / R e p o r t R e q u e s t > + 
+     < / B C R e p o r t I n f o r m a t i o n > + 
+     < P u r c h a s e _ H e a d e r > + 
+         < A l l o w I n v o i c e D i s c _ L b l > A l l o w I n v o i c e D i s c _ L b l < / A l l o w I n v o i c e D i s c _ L b l > + 
+         < A m o u n t _ L b l > A m o u n t _ L b l < / A m o u n t _ L b l > + 
+         < B u y e r _ L b l > B u y e r _ L b l < / B u y e r _ L b l > + 
+         < B u y F r m V e n d N o _ P u r c h H e a d e r > B u y F r m V e n d N o _ P u r c h H e a d e r < / B u y F r m V e n d N o _ P u r c h H e a d e r > + 
+         < B u y F r m V e n d N o _ P u r c h H e a d e r _ L b l > B u y F r m V e n d N o _ P u r c h H e a d e r _ L b l < / B u y F r m V e n d N o _ P u r c h H e a d e r _ L b l > + 
+         < B u y F r o m A d d r 1 > B u y F r o m A d d r 1 < / B u y F r o m A d d r 1 > + 
+         < B u y F r o m A d d r 2 > B u y F r o m A d d r 2 < / B u y F r o m A d d r 2 > + 
+         < B u y F r o m A d d r 3 > B u y F r o m A d d r 3 < / B u y F r o m A d d r 3 > + 
+         < B u y F r o m A d d r 4 > B u y F r o m A d d r 4 < / B u y F r o m A d d r 4 > + 
+         < B u y F r o m A d d r 5 > B u y F r o m A d d r 5 < / B u y F r o m A d d r 5 > + 
+         < B u y F r o m A d d r 6 > B u y F r o m A d d r 6 < / B u y F r o m A d d r 6 > + 
+         < B u y F r o m A d d r 7 > B u y F r o m A d d r 7 < / B u y F r o m A d d r 7 > + 
+         < B u y F r o m A d d r 8 > B u y F r o m A d d r 8 < / B u y F r o m A d d r 8 > + 
+         < B u y F r o m C o n t a c t E m a i l > B u y F r o m C o n t a c t E m a i l < / B u y F r o m C o n t a c t E m a i l > + 
+         < B u y F r o m C o n t a c t E m a i l L b l > B u y F r o m C o n t a c t E m a i l L b l < / B u y F r o m C o n t a c t E m a i l L b l > + 
+         < B u y F r o m C o n t a c t M o b i l e P h o n e N o > B u y F r o m C o n t a c t M o b i l e P h o n e N o < / B u y F r o m C o n t a c t M o b i l e P h o n e N o > + 
+         < B u y F r o m C o n t a c t M o b i l e P h o n e N o L b l > B u y F r o m C o n t a c t M o b i l e P h o n e N o L b l < / B u y F r o m C o n t a c t M o b i l e P h o n e N o L b l > + 
+         < B u y F r o m C o n t a c t P h o n e N o > B u y F r o m C o n t a c t P h o n e N o < / B u y F r o m C o n t a c t P h o n e N o > + 
+         < B u y F r o m C o n t a c t P h o n e N o L b l > B u y F r o m C o n t a c t P h o n e N o L b l < / B u y F r o m C o n t a c t P h o n e N o L b l > + 
+         < C o m p a n y A d d r e s s 1 > C o m p a n y A d d r e s s 1 < / C o m p a n y A d d r e s s 1 > + 
+         < C o m p a n y A d d r e s s 2 > C o m p a n y A d d r e s s 2 < / C o m p a n y A d d r e s s 2 > + 
+         < C o m p a n y A d d r e s s 3 > C o m p a n y A d d r e s s 3 < / C o m p a n y A d d r e s s 3 > + 
+         < C o m p a n y A d d r e s s 4 > C o m p a n y A d d r e s s 4 < / C o m p a n y A d d r e s s 4 > + 
+         < C o m p a n y A d d r e s s 5 > C o m p a n y A d d r e s s 5 < / C o m p a n y A d d r e s s 5 > + 
+         < C o m p a n y A d d r e s s 6 > C o m p a n y A d d r e s s 6 < / C o m p a n y A d d r e s s 6 > + 
+         < C o m p a n y A d d r e s s 7 > C o m p a n y A d d r e s s 7 < / C o m p a n y A d d r e s s 7 > + 
+         < C o m p a n y A d d r e s s 8 > C o m p a n y A d d r e s s 8 < / C o m p a n y A d d r e s s 8 > + 
+         < C o m p a n y B a n k A c c o u n t N o > C o m p a n y B a n k A c c o u n t N o < / C o m p a n y B a n k A c c o u n t N o > + 
+         < C o m p a n y B a n k A c c o u n t N o _ L b l > C o m p a n y B a n k A c c o u n t N o _ L b l < / C o m p a n y B a n k A c c o u n t N o _ L b l > + 
+         < C o m p a n y B a n k B r a n c h N o > C o m p a n y B a n k B r a n c h N o < / C o m p a n y B a n k B r a n c h N o > + 
+         < C o m p a n y B a n k B r a n c h N o _ L b l > C o m p a n y B a n k B r a n c h N o _ L b l < / C o m p a n y B a n k B r a n c h N o _ L b l > + 
+         < C o m p a n y B a n k N a m e > C o m p a n y B a n k N a m e < / C o m p a n y B a n k N a m e > + 
+         < C o m p a n y B a n k N a m e _ L b l > C o m p a n y B a n k N a m e _ L b l < / C o m p a n y B a n k N a m e _ L b l > + 
+         < C o m p a n y C u s t o m G i r o > C o m p a n y C u s t o m G i r o < / C o m p a n y C u s t o m G i r o > + 
+         < C o m p a n y C u s t o m G i r o _ L b l > C o m p a n y C u s t o m G i r o _ L b l < / C o m p a n y C u s t o m G i r o _ L b l > + 
+         < C o m p a n y E M a i l > C o m p a n y E M a i l < / C o m p a n y E M a i l > + 
+         < C o m p a n y E m a i l _ L b l > C o m p a n y E m a i l _ L b l < / C o m p a n y E m a i l _ L b l > + 
+         < C o m p a n y G i r o N o > C o m p a n y G i r o N o < / C o m p a n y G i r o N o > + 
+         < C o m p a n y G i r o N o _ L b l > C o m p a n y G i r o N o _ L b l < / C o m p a n y G i r o N o _ L b l > + 
+         < C o m p a n y H o m e P a g e > C o m p a n y H o m e P a g e < / C o m p a n y H o m e P a g e > + 
+         < C o m p a n y H o m e P a g e _ L b l > C o m p a n y H o m e P a g e _ L b l < / C o m p a n y H o m e P a g e _ L b l > + 
+         < C o m p a n y I B A N > C o m p a n y I B A N < / C o m p a n y I B A N > + 
+         < C o m p a n y I B A N _ L b l > C o m p a n y I B A N _ L b l < / C o m p a n y I B A N _ L b l > + 
+         < C o m p a n y L e g a l O f f i c e > C o m p a n y L e g a l O f f i c e < / C o m p a n y L e g a l O f f i c e > + 
+         < C o m p a n y L e g a l O f f i c e _ L b l > C o m p a n y L e g a l O f f i c e _ L b l < / C o m p a n y L e g a l O f f i c e _ L b l > + 
+         < C o m p a n y L o g o P o s i t i o n > C o m p a n y L o g o P o s i t i o n < / C o m p a n y L o g o P o s i t i o n > + 
+         < C o m p a n y P h o n e N o > C o m p a n y P h o n e N o < / C o m p a n y P h o n e N o > + 
+         < C o m p a n y P h o n e N o _ L b l > C o m p a n y P h o n e N o _ L b l < / C o m p a n y P h o n e N o _ L b l > + 
+         < C o m p a n y P i c t u r e / > + 
+         < C o m p a n y R e g i s t r a t i o n N u m b e r > C o m p a n y R e g i s t r a t i o n N u m b e r < / C o m p a n y R e g i s t r a t i o n N u m b e r > + 
+         < C o m p a n y R e g i s t r a t i o n N u m b e r _ L b l > C o m p a n y R e g i s t r a t i o n N u m b e r _ L b l < / C o m p a n y R e g i s t r a t i o n N u m b e r _ L b l > + 
+         < C o m p a n y S W I F T > C o m p a n y S W I F T < / C o m p a n y S W I F T > + 
+         < C o m p a n y S W I F T _ L b l > C o m p a n y S W I F T _ L b l < / C o m p a n y S W I F T _ L b l > + 
+         < C o m p a n y V A T R e g i s t r a t i o n N o > C o m p a n y V A T R e g i s t r a t i o n N o < / C o m p a n y V A T R e g i s t r a t i o n N o > + 
+         < C o m p a n y V A T R e g i s t r a t i o n N o _ L b l > C o m p a n y V A T R e g i s t r a t i o n N o _ L b l < / C o m p a n y V A T R e g i s t r a t i o n N o _ L b l > + 
+         < C o m p a n y V A T R e g N o > C o m p a n y V A T R e g N o < / C o m p a n y V A T R e g N o > + 
+         < C o m p a n y V A T R e g N o _ L b l > C o m p a n y V A T R e g N o _ L b l < / C o m p a n y V A T R e g N o _ L b l > + 
+         < C o n f i r m T o C a p t i o n _ L b l > C o n f i r m T o C a p t i o n _ L b l < / C o n f i r m T o C a p t i o n _ L b l > + 
+         < D i m T e x t > D i m T e x t < / D i m T e x t > + 
+         < D o c T y p e _ P u r c h H e a d e r > D o c T y p e _ P u r c h H e a d e r < / D o c T y p e _ P u r c h H e a d e r > + 
+         < D o c u m e n t D a t e > D o c u m e n t D a t e < / D o c u m e n t D a t e > + 
+         < D o c u m e n t D a t e _ L b l > D o c u m e n t D a t e _ L b l < / D o c u m e n t D a t e _ L b l > + 
+         < D o c u m e n t T i t l e _ L b l > D o c u m e n t T i t l e _ L b l < / D o c u m e n t T i t l e _ L b l > + 
+         < D u e D a t e > D u e D a t e < / D u e D a t e > + 
+         < E m a i l I D _ L b l > E m a i l I D _ L b l < / E m a i l I D _ L b l > + 
+         < E x p t R e c p t D t _ P u r c h a s e H e a d e r > E x p t R e c p t D t _ P u r c h a s e H e a d e r < / E x p t R e c p t D t _ P u r c h a s e H e a d e r > + 
+         < H o m e P a g e _ L b l > H o m e P a g e _ L b l < / H o m e P a g e _ L b l > + 
+         < I t e m D e s c r i p t i o n _ L b l > I t e m D e s c r i p t i o n _ L b l < / I t e m D e s c r i p t i o n _ L b l > + 
+         < I t e m L i n e A m o u n t _ L b l > I t e m L i n e A m o u n t _ L b l < / I t e m L i n e A m o u n t _ L b l > + 
+         < I t e m N u m b e r _ L b l > I t e m N u m b e r _ L b l < / I t e m N u m b e r _ L b l > + 
+         < I t e m Q u a n t i t y _ L b l > I t e m Q u a n t i t y _ L b l < / I t e m Q u a n t i t y _ L b l > + 
+         < I t e m U n i t _ L b l > I t e m U n i t _ L b l < / I t e m U n i t _ L b l > + 
+         < I t e m U n i t P r i c e _ L b l > I t e m U n i t P r i c e _ L b l < / I t e m U n i t P r i c e _ L b l > + 
+         < N o _ P u r c h H e a d e r > N o _ P u r c h H e a d e r < / N o _ P u r c h H e a d e r > + 
+         < O r d e r D a t e _ L b l > O r d e r D a t e _ L b l < / O r d e r D a t e _ L b l > + 
+         < O r d e r D a t e _ P u r c h a s e H e a d e r > O r d e r D a t e _ P u r c h a s e H e a d e r < / O r d e r D a t e _ P u r c h a s e H e a d e r > + 
+         < O r d e r N o _ L b l > O r d e r N o _ L b l < / O r d e r N o _ L b l > + 
+         < O u t p u t N o > O u t p u t N o < / O u t p u t N o > + 
+         < P a g e _ L b l > P a g e _ L b l < / P a g e _ L b l > + 
+         < P a y m e n t D e t a i l s _ L b l > P a y m e n t D e t a i l s _ L b l < / P a y m e n t D e t a i l s _ L b l > + 
+         < P a y m e n t T e r m s D e s c > P a y m e n t T e r m s D e s c < / P a y m e n t T e r m s D e s c > + 
+         < P a y m e n t T e r m s D e s c _ L b l > P a y m e n t T e r m s D e s c _ L b l < / P a y m e n t T e r m s D e s c _ L b l > + 
+         < P a y T o C o n t a c t E m a i l > P a y T o C o n t a c t E m a i l < / P a y T o C o n t a c t E m a i l > + 
+         < P a y T o C o n t a c t E m a i l L b l > P a y T o C o n t a c t E m a i l L b l < / P a y T o C o n t a c t E m a i l L b l > + 
+         < P a y T o C o n t a c t M o b i l e P h o n e N o > P a y T o C o n t a c t M o b i l e P h o n e N o < / P a y T o C o n t a c t M o b i l e P h o n e N o > + 
+         < P a y T o C o n t a c t M o b i l e P h o n e N o L b l > P a y T o C o n t a c t M o b i l e P h o n e N o L b l < / P a y T o C o n t a c t M o b i l e P h o n e N o L b l > + 
+         < P a y T o C o n t a c t P h o n e N o > P a y T o C o n t a c t P h o n e N o < / P a y T o C o n t a c t P h o n e N o > + 
+         < P a y T o C o n t a c t P h o n e N o L b l > P a y T o C o n t a c t P h o n e N o L b l < / P a y T o C o n t a c t P h o n e N o L b l > + 
+         < P a y T o V e n d N o _ P u r c h H e a d e r > P a y T o V e n d N o _ P u r c h H e a d e r < / P a y T o V e n d N o _ P u r c h H e a d e r > + 
+         < P r e p m t P a y m e n t T e r m s D e s c > P r e p m t P a y m e n t T e r m s D e s c < / P r e p m t P a y m e n t T e r m s D e s c > + 
+         < P r e p y m t T e r m s D e s c _ L b l > P r e p y m t T e r m s D e s c _ L b l < / P r e p y m t T e r m s D e s c _ L b l > + 
+         < P r i c e s I n c l u d i n g V A T _ L b l > P r i c e s I n c l u d i n g V A T _ L b l < / P r i c e s I n c l u d i n g V A T _ L b l > + 
+         < P r i c e s I n c l V A T _ P u r c h H e a d e r > P r i c e s I n c l V A T _ P u r c h H e a d e r < / P r i c e s I n c l V A T _ P u r c h H e a d e r > + 
+         < P r i c e s I n c l V A T _ P u r c h H e a d e r _ L b l > P r i c e s I n c l V A T _ P u r c h H e a d e r _ L b l < / P r i c e s I n c l V A T _ P u r c h H e a d e r _ L b l > + 
+         < P r i c e s I n c l V A T t x t > P r i c e s I n c l V A T t x t < / P r i c e s I n c l V A T t x t > + 
+         < P u r c h a s e r T e x t > P u r c h a s e r T e x t < / P u r c h a s e r T e x t > + 
+         < P u r c h L i n e I n v D i s c A m t _ L b l > P u r c h L i n e I n v D i s c A m t _ L b l < / P u r c h L i n e I n v D i s c A m t _ L b l > + 
+         < P u r c h O r d e r C a p t i o n _ L b l > P u r c h O r d e r C a p t i o n _ L b l < / P u r c h O r d e r C a p t i o n _ L b l > + 
+         < P u r c h O r d e r D a t e C a p t i o n _ L b l > P u r c h O r d e r D a t e C a p t i o n _ L b l < / P u r c h O r d e r D a t e C a p t i o n _ L b l > + 
+         < P u r c h O r d e r N u m C a p t i o n _ L b l > P u r c h O r d e r N u m C a p t i o n _ L b l < / P u r c h O r d e r N u m C a p t i o n _ L b l > + 
+         < R e c e i v e b y _ L b l > R e c e i v e b y _ L b l < / R e c e i v e b y _ L b l > + 
+         < R e f e r e n c e T e x t > R e f e r e n c e T e x t < / R e f e r e n c e T e x t > + 
+         < S a l e s P u r c h P e r s o n N a m e > S a l e s P u r c h P e r s o n N a m e < / S a l e s P u r c h P e r s o n N a m e > + 
+         < S e l l T o C u s t N o _ P u r c h H e a d e r > S e l l T o C u s t N o _ P u r c h H e a d e r < / S e l l T o C u s t N o _ P u r c h H e a d e r > + 
+         < S e l l T o C u s t N o _ P u r c h H e a d e r _ L b l > S e l l T o C u s t N o _ P u r c h H e a d e r _ L b l < / S e l l T o C u s t N o _ P u r c h H e a d e r _ L b l > + 
+         < S h i p m e n t M e t h o d D e s c > S h i p m e n t M e t h o d D e s c < / S h i p m e n t M e t h o d D e s c > + 
+         < S h i p m e n t M e t h o d D e s c _ L b l > S h i p m e n t M e t h o d D e s c _ L b l < / S h i p m e n t M e t h o d D e s c _ L b l > + 
+         < S h i p T o A d d r 1 > S h i p T o A d d r 1 < / S h i p T o A d d r 1 > + 
+         < S h i p T o A d d r 2 > S h i p T o A d d r 2 < / S h i p T o A d d r 2 > + 
+         < S h i p T o A d d r 3 > S h i p T o A d d r 3 < / S h i p T o A d d r 3 > + 
+         < S h i p T o A d d r 4 > S h i p T o A d d r 4 < / S h i p T o A d d r 4 > + 
+         < S h i p T o A d d r 5 > S h i p T o A d d r 5 < / S h i p T o A d d r 5 > + 
+         < S h i p T o A d d r 6 > S h i p T o A d d r 6 < / S h i p T o A d d r 6 > + 
+         < S h i p T o A d d r 7 > S h i p T o A d d r 7 < / S h i p T o A d d r 7 > + 
+         < S h i p T o A d d r 8 > S h i p T o A d d r 8 < / S h i p T o A d d r 8 > + 
+         < S h i p t o A d d r e s s _ L b l > S h i p t o A d d r e s s _ L b l < / S h i p t o A d d r e s s _ L b l > + 
+         < S h i p T o P h o n e N o > S h i p T o P h o n e N o < / S h i p T o P h o n e N o > + 
+         < S u b t o t a l _ L b l > S u b t o t a l _ L b l < / S u b t o t a l _ L b l > + 
+         < T a x I d e n t T y p e C a p t i o n _ L b l > T a x I d e n t T y p e C a p t i o n _ L b l < / T a x I d e n t T y p e C a p t i o n _ L b l > + 
+         < T o C a p t i o n _ L b l > T o C a p t i o n _ L b l < / T o C a p t i o n _ L b l > + 
+         < T o t a l _ L b l > T o t a l _ L b l < / T o t a l _ L b l > + 
+         < V A L V A T B a s e L C Y _ L b l > V A L V A T B a s e L C Y _ L b l < / V A L V A T B a s e L C Y _ L b l > + 
+         < V A T A m t L i n e I n v D i s c B a s e A m t _ L b l > V A T A m t L i n e I n v D i s c B a s e A m t _ L b l < / V A T A m t L i n e I n v D i s c B a s e A m t _ L b l > + 
+         < V A T A m t L i n e L i n e A m t _ L b l > V A T A m t L i n e L i n e A m t _ L b l < / V A T A m t L i n e L i n e A m t _ L b l > + 
+         < V A T A m t L i n e V A T _ L b l > V A T A m t L i n e V A T _ L b l < / V A T A m t L i n e V A T _ L b l > + 
+         < V A T A m t L i n e V A T A m t _ L b l > V A T A m t L i n e V A T A m t _ L b l < / V A T A m t L i n e V A T A m t _ L b l > + 
+         < V A T A m t S p e c _ L b l > V A T A m t S p e c _ L b l < / V A T A m t S p e c _ L b l > + 
+         < V A T B a s e D i s c _ P u r c h H e a d e r > V A T B a s e D i s c _ P u r c h H e a d e r < / V A T B a s e D i s c _ P u r c h H e a d e r > + 
+         < V A T I d e n t i f i e r _ L b l > V A T I d e n t i f i e r _ L b l < / V A T I d e n t i f i e r _ L b l > + 
+         < V A T N o T e x t > V A T N o T e x t < / V A T N o T e x t > + 
+         < V A T R e g N o _ P u r c h H e a d e r > V A T R e g N o _ P u r c h H e a d e r < / V A T R e g N o _ P u r c h H e a d e r > + 
+         < V e n d A d d r 1 > V e n d A d d r 1 < / V e n d A d d r 1 > + 
+         < V e n d A d d r 2 > V e n d A d d r 2 < / V e n d A d d r 2 > + 
+         < V e n d A d d r 3 > V e n d A d d r 3 < / V e n d A d d r 3 > + 
+         < V e n d A d d r 4 > V e n d A d d r 4 < / V e n d A d d r 4 > + 
+         < V e n d A d d r 5 > V e n d A d d r 5 < / V e n d A d d r 5 > + 
+         < V e n d A d d r 6 > V e n d A d d r 6 < / V e n d A d d r 6 > + 
+         < V e n d A d d r 7 > V e n d A d d r 7 < / V e n d A d d r 7 > + 
+         < V e n d A d d r 8 > V e n d A d d r 8 < / V e n d A d d r 8 > + 
+         < V e n d N o _ L b l > V e n d N o _ L b l < / V e n d N o _ L b l > + 
+         < V e n d o r I D C a p t i o n _ L b l > V e n d o r I D C a p t i o n _ L b l < / V e n d o r I D C a p t i o n _ L b l > + 
+         < V e n d o r I n v o i c e N o > V e n d o r I n v o i c e N o < / V e n d o r I n v o i c e N o > + 
+         < V e n d o r I n v o i c e N o _ L b l > V e n d o r I n v o i c e N o _ L b l < / V e n d o r I n v o i c e N o _ L b l > + 
+         < V e n d o r O r d e r N o > V e n d o r O r d e r N o < / V e n d o r O r d e r N o > + 
+         < V e n d o r O r d e r N o _ L b l > V e n d o r O r d e r N o _ L b l < / V e n d o r O r d e r N o _ L b l > + 
+         < Y o u r R e f _ P u r c h H e a d e r > Y o u r R e f _ P u r c h H e a d e r < / Y o u r R e f _ P u r c h H e a d e r > + 
+         < P u r c h a s e _ L i n e > + 
+             < A l l o w I n v D i s c _ P u r c h L i n e > A l l o w I n v D i s c _ P u r c h L i n e < / A l l o w I n v D i s c _ P u r c h L i n e > + 
+             < A l l o w I n v D i s c t x t > A l l o w I n v D i s c t x t < / A l l o w I n v D i s c t x t > + 
+             < A m o u n t I n c l u d i n g V A T > A m o u n t I n c l u d i n g V A T < / A m o u n t I n c l u d i n g V A T > + 
+             < D e s c _ P u r c h L i n e > D e s c _ P u r c h L i n e < / D e s c _ P u r c h L i n e > + 
+             < D e s c _ P u r c h L i n e _ L b l > D e s c _ P u r c h L i n e _ L b l < / D e s c _ P u r c h L i n e _ L b l > + 
+             < D i r e c t U n i C o s t _ L b l > D i r e c t U n i C o s t _ L b l < / D i r e c t U n i C o s t _ L b l > + 
+             < D i r U n i t C o s t _ P u r c h L i n e > D i r U n i t C o s t _ P u r c h L i n e < / D i r U n i t C o s t _ P u r c h L i n e > + 
+             < E x p e c t e d R e c e i p t D a t e > E x p e c t e d R e c e i p t D a t e < / E x p e c t e d R e c e i p t D a t e > + 
+             < E x p e c t e d R e c e i p t D a t e L b l > E x p e c t e d R e c e i p t D a t e L b l < / E x p e c t e d R e c e i p t D a t e L b l > + 
+             < I n v D i s c A m t _ P u r c h L i n e > I n v D i s c A m t _ P u r c h L i n e < / I n v D i s c A m t _ P u r c h L i n e > + 
+             < I n v D i s c C a p t i o n _ L b l > I n v D i s c C a p t i o n _ L b l < / I n v D i s c C a p t i o n _ L b l > + 
+             < I t e m N o _ P u r c h L i n e > I t e m N o _ P u r c h L i n e < / I t e m N o _ P u r c h L i n e > + 
+             < I t e m R e f e r e n c e N o _ P u r c h L i n e > I t e m R e f e r e n c e N o _ P u r c h L i n e < / I t e m R e f e r e n c e N o _ P u r c h L i n e > + 
+             < J o b N o _ P u r c h L i n e > J o b N o _ P u r c h L i n e < / J o b N o _ P u r c h L i n e > + 
+             < J o b N o _ P u r c h L i n e _ L b l > J o b N o _ P u r c h L i n e _ L b l < / J o b N o _ P u r c h L i n e _ L b l > + 
+             < J o b T a s k N o _ P u r c h L i n e > J o b T a s k N o _ P u r c h L i n e < / J o b T a s k N o _ P u r c h L i n e > + 
+             < J o b T a s k N o _ P u r c h L i n e _ L b l > J o b T a s k N o _ P u r c h L i n e _ L b l < / J o b T a s k N o _ P u r c h L i n e _ L b l > + 
+             < L i n e A m t _ P u r c h L i n e > L i n e A m t _ P u r c h L i n e < / L i n e A m t _ P u r c h L i n e > + 
+             < L i n e D i s c _ P u r c h L i n e > L i n e D i s c _ P u r c h L i n e < / L i n e D i s c _ P u r c h L i n e > + 
+             < L i n e N o _ P u r c h L i n e > L i n e N o _ P u r c h L i n e < / L i n e N o _ P u r c h L i n e > + 
+             < N o _ P u r c h L i n e > N o _ P u r c h L i n e < / N o _ P u r c h L i n e > + 
+             < N o _ P u r c h L i n e _ L b l > N o _ P u r c h L i n e _ L b l < / N o _ P u r c h L i n e _ L b l > + 
+             < P l a n n e d R e c e i p t D a t e > P l a n n e d R e c e i p t D a t e < / P l a n n e d R e c e i p t D a t e > + 
+             < P l a n n e d R e c e i p t D a t e L b l > P l a n n e d R e c e i p t D a t e L b l < / P l a n n e d R e c e i p t D a t e L b l > + 
+             < P r o m i s e d R e c e i p t D a t e > P r o m i s e d R e c e i p t D a t e < / P r o m i s e d R e c e i p t D a t e > + 
+             < P r o m i s e d R e c e i p t D a t e L b l > P r o m i s e d R e c e i p t D a t e L b l < / P r o m i s e d R e c e i p t D a t e L b l > + 
+             < P u r c h L i n e _ V A T P c t > P u r c h L i n e _ V A T P c t < / P u r c h L i n e _ V A T P c t > + 
+             < P u r c h L i n e L i n e D i s c _ L b l > P u r c h L i n e L i n e D i s c _ L b l < / P u r c h L i n e L i n e D i s c _ L b l > + 
+             < Q t y _ P u r c h L i n e > Q t y _ P u r c h L i n e < / Q t y _ P u r c h L i n e > + 
+             < Q t y _ P u r c h L i n e _ L b l > Q t y _ P u r c h L i n e _ L b l < / Q t y _ P u r c h L i n e _ L b l > + 
+             < R e q u e s t e d R e c e i p t D a t e > R e q u e s t e d R e c e i p t D a t e < / R e q u e s t e d R e c e i p t D a t e > + 
+             < R e q u e s t e d R e c e i p t D a t e L b l > R e q u e s t e d R e c e i p t D a t e L b l < / R e q u e s t e d R e c e i p t D a t e L b l > + 
+             < T o t a l I n c l V A T > T o t a l I n c l V A T < / T o t a l I n c l V A T > + 
+             < T o t a l P r i c e C a p t i o n _ L b l > T o t a l P r i c e C a p t i o n _ L b l < / T o t a l P r i c e C a p t i o n _ L b l > + 
+             < T y p e _ P u r c h L i n e > T y p e _ P u r c h L i n e < / T y p e _ P u r c h L i n e > + 
+             < U n i t P r i c e _ P u r c h L i n e > U n i t P r i c e _ P u r c h L i n e < / U n i t P r i c e _ P u r c h L i n e > + 
+             < U n i t P r i c e _ P u r c h L i n e _ L b l > U n i t P r i c e _ P u r c h L i n e _ L b l < / U n i t P r i c e _ P u r c h L i n e _ L b l > + 
+             < U O M _ P u r c h L i n e > U O M _ P u r c h L i n e < / U O M _ P u r c h L i n e > + 
+             < U O M _ P u r c h L i n e _ L b l > U O M _ P u r c h L i n e _ L b l < / U O M _ P u r c h L i n e _ L b l > + 
+             < V A T D i s c o u n t A m o u n t _ L b l > V A T D i s c o u n t A m o u n t _ L b l < / V A T D i s c o u n t A m o u n t _ L b l > + 
+             < V A T I d e n t i f i e r _ P u r c h L i n e > V A T I d e n t i f i e r _ P u r c h L i n e < / V A T I d e n t i f i e r _ P u r c h L i n e > + 
+             < V A T I d e n t i f i e r _ P u r c h L i n e _ L b l > V A T I d e n t i f i e r _ P u r c h L i n e _ L b l < / V A T I d e n t i f i e r _ P u r c h L i n e _ L b l > + 
+             < V e n d o r I t e m N o _ P u r c h L i n e > V e n d o r I t e m N o _ P u r c h L i n e < / V e n d o r I t e m N o _ P u r c h L i n e > + 
+         < / P u r c h a s e _ L i n e > + 
+         < T o t a l s > + 
+             < T o t a l A m o u n t > T o t a l A m o u n t < / T o t a l A m o u n t > + 
+             < T o t a l A m o u n t I n c l V A T > T o t a l A m o u n t I n c l V A T < / T o t a l A m o u n t I n c l V A T > + 
+             < T o t a l E x c l V A T T e x t > T o t a l E x c l V A T T e x t < / T o t a l E x c l V A T T e x t > + 
+             < T o t a l I n c l V A T T e x t > T o t a l I n c l V A T T e x t < / T o t a l I n c l V A T T e x t > + 
+             < T o t a l I n v o i c e D i s c o u n t A m o u n t > T o t a l I n v o i c e D i s c o u n t A m o u n t < / T o t a l I n v o i c e D i s c o u n t A m o u n t > + 
+             < T o t a l S u b T o t a l > T o t a l S u b T o t a l < / T o t a l S u b T o t a l > + 
+             < T o t a l T e x t > T o t a l T e x t < / T o t a l T e x t > + 
+             < T o t a l V A T A m o u n t > T o t a l V A T A m o u n t < / T o t a l V A T A m o u n t > + 
+             < T o t a l V A T B a s e A m o u n t > T o t a l V A T B a s e A m o u n t < / T o t a l V A T B a s e A m o u n t > + 
+             < T o t a l V A T D i s c o u n t A m o u n t > T o t a l V A T D i s c o u n t A m o u n t < / T o t a l V A T D i s c o u n t A m o u n t > + 
+             < V A T A m o u n t T e x t > V A T A m o u n t T e x t < / V A T A m o u n t T e x t > + 
+         < / T o t a l s > + 
+         < V A T C o u n t e r > + 
+             < V A T A m t L i n e I n v D i s c A m t > V A T A m t L i n e I n v D i s c A m t < / V A T A m t L i n e I n v D i s c A m t > + 
+             < V A T A m t L i n e I n v D i s c B a s e A m t > V A T A m t L i n e I n v D i s c B a s e A m t < / V A T A m t L i n e I n v D i s c B a s e A m t > + 
+             < V A T A m t L i n e L i n e A m t > V A T A m t L i n e L i n e A m t < / V A T A m t L i n e L i n e A m t > + 
+             < V A T A m t L i n e V A T > V A T A m t L i n e V A T < / V A T A m t L i n e V A T > + 
+             < V A T A m t L i n e V A T A m t > V A T A m t L i n e V A T A m t < / V A T A m t L i n e V A T A m t > + 
+             < V A T A m t L i n e V A T B a s e > V A T A m t L i n e V A T B a s e < / V A T A m t L i n e V A T B a s e > + 
+             < V A T A m t L i n e V A T I d e n t i f i e r > V A T A m t L i n e V A T I d e n t i f i e r < / V A T A m t L i n e V A T I d e n t i f i e r > + 
+         < / V A T C o u n t e r > + 
+         < V A T C o u n t e r L C Y > + 
+             < V A L E x c h R a t e > V A L E x c h R a t e < / V A L E x c h R a t e > + 
+             < V A L S p e c L C Y H e a d e r > V A L S p e c L C Y H e a d e r < / V A L S p e c L C Y H e a d e r > + 
+             < V A L V A T A m o u n t L C Y > V A L V A T A m o u n t L C Y < / V A L V A T A m o u n t L C Y > + 
+             < V A L V A T B a s e L C Y > V A L V A T B a s e L C Y < / V A L V A T B a s e L C Y > + 
+         < / V A T C o u n t e r L C Y > + 
+         < P r e p m t L o o p > + 
+             < P r e p a y m e n t S p e c C a p t i o n > P r e p a y m e n t S p e c C a p t i o n < / P r e p a y m e n t S p e c C a p t i o n > + 
+             < P r e p m t I n v B u D e s c C a p t i o n > P r e p m t I n v B u D e s c C a p t i o n < / P r e p m t I n v B u D e s c C a p t i o n > + 
+             < P r e p m t I n v B u f A m t > P r e p m t I n v B u f A m t < / P r e p m t I n v B u f A m t > + 
+             < P r e p m t I n v B u f D e s c > P r e p m t I n v B u f D e s c < / P r e p m t I n v B u f D e s c > + 
+             < P r e p m t I n v B u f G L A c c N o > P r e p m t I n v B u f G L A c c N o < / P r e p m t I n v B u f G L A c c N o > + 
+             < P r e p m t I n v B u f G L A c c N o C a p t i o n > P r e p m t I n v B u f G L A c c N o C a p t i o n < / P r e p m t I n v B u f G L A c c N o C a p t i o n > + 
+             < P r e p m t L i n e A m o u n t > P r e p m t L i n e A m o u n t < / P r e p m t L i n e A m o u n t > + 
+             < P r e p m t T o t a l A m o u n t I n c l V A T > P r e p m t T o t a l A m o u n t I n c l V A T < / P r e p m t T o t a l A m o u n t I n c l V A T > + 
+             < P r e p m t V A T A m o u n t > P r e p m t V A T A m o u n t < / P r e p m t V A T A m o u n t > + 
+             < P r e p m t V A T A m o u n t T e x t > P r e p m t V A T A m o u n t T e x t < / P r e p m t V A T A m o u n t T e x t > + 
+             < P r e p m t V A T B a s e A m o u n t > P r e p m t V A T B a s e A m o u n t < / P r e p m t V A T B a s e A m o u n t > + 
+             < T o t a l E x c l V A T T e x t 2 > T o t a l E x c l V A T T e x t 2 < / T o t a l E x c l V A T T e x t 2 > + 
+             < T o t a l I n c l V A T T e x t 2 > T o t a l I n c l V A T T e x t 2 < / T o t a l I n c l V A T T e x t 2 > + 
+         < / P r e p m t L o o p > + 
+         < P r e p m t V A T C o u n t e r > + 
+             < P r e p m t V A T A m t L i n e L i n e A m t > P r e p m t V A T A m t L i n e L i n e A m t < / P r e p m t V A T A m t L i n e L i n e A m t > + 
+             < P r e p m t V A T A m t L i n e V A T > P r e p m t V A T A m t L i n e V A T < / P r e p m t V A T A m t L i n e V A T > + 
+             < P r e p m t V A T A m t L i n e V A T A m t > P r e p m t V A T A m t L i n e V A T A m t < / P r e p m t V A T A m t L i n e V A T A m t > + 
+             < P r e p m t V A T A m t L i n e V A T B a s e > P r e p m t V A T A m t L i n e V A T B a s e < / P r e p m t V A T A m t L i n e V A T B a s e > + 
+             < P r e p m t V A T A m t L i n e V A T I d > P r e p m t V A T A m t L i n e V A T I d < / P r e p m t V A T A m t L i n e V A T I d > + 
+             < P r e p y m t V A T A m t S p e c C a p t i o n > P r e p y m t V A T A m t S p e c C a p t i o n < / P r e p y m t V A T A m t S p e c C a p t i o n > + 
+         < / P r e p m t V A T C o u n t e r > + 
+         < L e t t e r T e x t > + 
+             < B o d y T e x t > B o d y T e x t < / B o d y T e x t > + 
+             < C l o s i n g T e x t > C l o s i n g T e x t < / C l o s i n g T e x t > + 
+             < G r e e t i n g T e x t > G r e e t i n g T e x t < / G r e e t i n g T e x t > + 
+         < / L e t t e r T e x t > + 
+     < / P u r c h a s e _ H e a d e r > + 
+ < / N a v W o r d R e p o r t X m l P a r t > 
 </file>
 
 <file path=customXml/item6.xml><?xml version="1.0" encoding="utf-8"?>
@@ -9342,30 +9176,14 @@
 </file>
 
 <file path=customXml/itemProps1.xml><?xml version="1.0" encoding="utf-8"?>
-<ds:datastoreItem xmlns:ds="http://schemas.openxmlformats.org/officeDocument/2006/customXml" ds:itemID="{7C9D7B99-3F0A-4DC8-9D28-B3E523DBEA5C}">
+<ds:datastoreItem xmlns:ds="http://schemas.openxmlformats.org/officeDocument/2006/customXml" ds:itemID="{F7A0C1FB-C9F6-40F8-B160-E9A3792339AF}">
   <ds:schemaRefs>
-    <ds:schemaRef ds:uri="urn:microsoft-dynamics-nav/reports/Standard_Purchase_Order/1322/"/>
+    <ds:schemaRef ds:uri="http://schemas.microsoft.com/sharepoint/v3/contenttype/forms"/>
   </ds:schemaRefs>
 </ds:datastoreItem>
 </file>
 
 <file path=customXml/itemProps2.xml><?xml version="1.0" encoding="utf-8"?>
-<ds:datastoreItem xmlns:ds="http://schemas.openxmlformats.org/officeDocument/2006/customXml" ds:itemID="{877B8B74-77E5-4266-9440-200DB334ED4A}">
-  <ds:schemaRefs>
-    <ds:schemaRef ds:uri="urn:microsoft-dynamics-businesscentral/internal/extended/reports/Standard_Purchase_Order/1322/"/>
-  </ds:schemaRefs>
-</ds:datastoreItem>
-</file>
-
-<file path=customXml/itemProps3.xml><?xml version="1.0" encoding="utf-8"?>
-<ds:datastoreItem xmlns:ds="http://schemas.openxmlformats.org/officeDocument/2006/customXml" ds:itemID="{7320341C-6788-4F0C-B9EA-269F5F4EA422}">
-  <ds:schemaRefs>
-    <ds:schemaRef ds:uri="http://schemas.openxmlformats.org/officeDocument/2006/bibliography"/>
-  </ds:schemaRefs>
-</ds:datastoreItem>
-</file>
-
-<file path=customXml/itemProps4.xml><?xml version="1.0" encoding="utf-8"?>
 <ds:datastoreItem xmlns:ds="http://schemas.openxmlformats.org/officeDocument/2006/customXml" ds:itemID="{C3DA4685-883A-4BB8-9ACA-72159485A378}">
   <ds:schemaRefs>
     <ds:schemaRef ds:uri="http://schemas.microsoft.com/office/2006/metadata/contentType"/>
@@ -9383,10 +9201,26 @@
 </ds:datastoreItem>
 </file>
 
+<file path=customXml/itemProps3.xml><?xml version="1.0" encoding="utf-8"?>
+<ds:datastoreItem xmlns:ds="http://schemas.openxmlformats.org/officeDocument/2006/customXml" ds:itemID="{7320341C-6788-4F0C-B9EA-269F5F4EA422}">
+  <ds:schemaRefs>
+    <ds:schemaRef ds:uri="http://schemas.openxmlformats.org/officeDocument/2006/bibliography"/>
+  </ds:schemaRefs>
+</ds:datastoreItem>
+</file>
+
+<file path=customXml/itemProps4.xml><?xml version="1.0" encoding="utf-8"?>
+<ds:datastoreItem xmlns:ds="http://schemas.openxmlformats.org/officeDocument/2006/customXml" ds:itemID="{877B8B74-77E5-4266-9440-200DB334ED4A}">
+  <ds:schemaRefs>
+    <ds:schemaRef ds:uri="urn:microsoft-dynamics-businesscentral/internal/extended/reports/Standard_Purchase_Order/1322/"/>
+  </ds:schemaRefs>
+</ds:datastoreItem>
+</file>
+
 <file path=customXml/itemProps5.xml><?xml version="1.0" encoding="utf-8"?>
-<ds:datastoreItem xmlns:ds="http://schemas.openxmlformats.org/officeDocument/2006/customXml" ds:itemID="{F7A0C1FB-C9F6-40F8-B160-E9A3792339AF}">
+<ds:datastoreItem xmlns:ds="http://schemas.openxmlformats.org/officeDocument/2006/customXml" ds:itemID="{7C9D7B99-3F0A-4DC8-9D28-B3E523DBEA5C}">
   <ds:schemaRefs>
-    <ds:schemaRef ds:uri="http://schemas.microsoft.com/sharepoint/v3/contenttype/forms"/>
+    <ds:schemaRef ds:uri="urn:microsoft-dynamics-nav/reports/Standard_Purchase_Order/1322/"/>
   </ds:schemaRefs>
 </ds:datastoreItem>
 </file>

--- a/src/Layers/W1/BaseApp/Purchases/Document/StandardPurchaseOrderBody.docx
+++ b/src/Layers/W1/BaseApp/Purchases/Document/StandardPurchaseOrderBody.docx
@@ -29,7 +29,7 @@
             <w:placeholder>
               <w:docPart w:val="1DA4C8743D694A2698D13558EF5E16E0"/>
             </w:placeholder>
-            <w:dataBinding w:prefixMappings="&lt;xmlns:ns0='urn:microsoft-dynamics-nav/reports/Standard_Purchase_Order/1322/' " w:xpath="/ns0:NavWordReportXmlPart[1]/ns0:Purchase_Header[1]/ns0:BuyFromAddr1[1]" w:storeItemID="{7C9D7B99-3F0A-4DC8-9D28-B3E523DBEA5C}"/>
+            <w:dataBinding w:prefixMappings="xmlns:ns0='urn:microsoft-dynamics-nav/reports/Standard_Purchase_Order/1322/'" w:xpath="/ns0:NavWordReportXmlPart[1]/ns0:Purchase_Header[1]/ns0:BuyFromAddr1[1]" w:storeItemID="{7C9D7B99-3F0A-4DC8-9D28-B3E523DBEA5C}"/>
             <w:text/>
           </w:sdtPr>
           <w:sdtContent>
@@ -57,7 +57,7 @@
             <w:placeholder>
               <w:docPart w:val="33283D8748474968937D0F6FD002E16A"/>
             </w:placeholder>
-            <w:dataBinding w:prefixMappings="&lt;xmlns:ns0='urn:microsoft-dynamics-nav/reports/Standard_Purchase_Order/1322/' " w:xpath="/ns0:NavWordReportXmlPart[1]/ns0:Purchase_Header[1]/ns0:ShiptoAddress_Lbl[1]" w:storeItemID="{7C9D7B99-3F0A-4DC8-9D28-B3E523DBEA5C}"/>
+            <w:dataBinding w:prefixMappings="xmlns:ns0='urn:microsoft-dynamics-nav/reports/Standard_Purchase_Order/1322/'" w:xpath="/ns0:NavWordReportXmlPart[1]/ns0:Purchase_Header[1]/ns0:ShiptoAddress_Lbl[1]" w:storeItemID="{7C9D7B99-3F0A-4DC8-9D28-B3E523DBEA5C}"/>
             <w:text/>
           </w:sdtPr>
           <w:sdtContent>
@@ -87,7 +87,7 @@
             <w:placeholder>
               <w:docPart w:val="8309F8F354594F6C941F13F22FA36BA8"/>
             </w:placeholder>
-            <w:dataBinding w:prefixMappings="&lt;xmlns:ns0='urn:microsoft-dynamics-nav/reports/Standard_Purchase_Order/1322/' " w:xpath="/ns0:NavWordReportXmlPart[1]/ns0:Purchase_Header[1]/ns0:CompanyAddress1[1]" w:storeItemID="{7C9D7B99-3F0A-4DC8-9D28-B3E523DBEA5C}"/>
+            <w:dataBinding w:prefixMappings="xmlns:ns0='urn:microsoft-dynamics-nav/reports/Standard_Purchase_Order/1322/'" w:xpath="/ns0:NavWordReportXmlPart[1]/ns0:Purchase_Header[1]/ns0:CompanyAddress1[1]" w:storeItemID="{7C9D7B99-3F0A-4DC8-9D28-B3E523DBEA5C}"/>
             <w:text/>
           </w:sdtPr>
           <w:sdtContent>
@@ -121,7 +121,7 @@
             <w:placeholder>
               <w:docPart w:val="BA1E709591314C638DC9A3CB245FE71E"/>
             </w:placeholder>
-            <w:dataBinding w:prefixMappings="&lt;xmlns:ns0='urn:microsoft-dynamics-nav/reports/Standard_Purchase_Order/1322/' " w:xpath="/ns0:NavWordReportXmlPart[1]/ns0:Purchase_Header[1]/ns0:BuyFromAddr2[1]" w:storeItemID="{7C9D7B99-3F0A-4DC8-9D28-B3E523DBEA5C}"/>
+            <w:dataBinding w:prefixMappings="xmlns:ns0='urn:microsoft-dynamics-nav/reports/Standard_Purchase_Order/1322/'" w:xpath="/ns0:NavWordReportXmlPart[1]/ns0:Purchase_Header[1]/ns0:BuyFromAddr2[1]" w:storeItemID="{7C9D7B99-3F0A-4DC8-9D28-B3E523DBEA5C}"/>
             <w:text/>
           </w:sdtPr>
           <w:sdtContent>
@@ -148,7 +148,7 @@
             <w:placeholder>
               <w:docPart w:val="952FAAE2338344FDB9F40FBD76FB520C"/>
             </w:placeholder>
-            <w:dataBinding w:prefixMappings="&lt;xmlns:ns0='urn:microsoft-dynamics-nav/reports/Standard_Purchase_Order/1322/' " w:xpath="/ns0:NavWordReportXmlPart[1]/ns0:Purchase_Header[1]/ns0:ShipToAddr1[1]" w:storeItemID="{7C9D7B99-3F0A-4DC8-9D28-B3E523DBEA5C}"/>
+            <w:dataBinding w:prefixMappings="xmlns:ns0='urn:microsoft-dynamics-nav/reports/Standard_Purchase_Order/1322/'" w:xpath="/ns0:NavWordReportXmlPart[1]/ns0:Purchase_Header[1]/ns0:ShipToAddr1[1]" w:storeItemID="{7C9D7B99-3F0A-4DC8-9D28-B3E523DBEA5C}"/>
             <w:text/>
           </w:sdtPr>
           <w:sdtContent>
@@ -175,7 +175,7 @@
             <w:placeholder>
               <w:docPart w:val="BDEACAE9C598479A93F2D31D5932A2EE"/>
             </w:placeholder>
-            <w:dataBinding w:prefixMappings="&lt;xmlns:ns0='urn:microsoft-dynamics-nav/reports/Standard_Purchase_Order/1322/' " w:xpath="/ns0:NavWordReportXmlPart[1]/ns0:Purchase_Header[1]/ns0:CompanyAddress2[1]" w:storeItemID="{7C9D7B99-3F0A-4DC8-9D28-B3E523DBEA5C}"/>
+            <w:dataBinding w:prefixMappings="xmlns:ns0='urn:microsoft-dynamics-nav/reports/Standard_Purchase_Order/1322/'" w:xpath="/ns0:NavWordReportXmlPart[1]/ns0:Purchase_Header[1]/ns0:CompanyAddress2[1]" w:storeItemID="{7C9D7B99-3F0A-4DC8-9D28-B3E523DBEA5C}"/>
             <w:text/>
           </w:sdtPr>
           <w:sdtContent>
@@ -208,7 +208,7 @@
             <w:placeholder>
               <w:docPart w:val="DB9EA8F20F74477DB2B91F3B736B22CF"/>
             </w:placeholder>
-            <w:dataBinding w:prefixMappings="&lt;xmlns:ns0='urn:microsoft-dynamics-nav/reports/Standard_Purchase_Order/1322/' " w:xpath="/ns0:NavWordReportXmlPart[1]/ns0:Purchase_Header[1]/ns0:BuyFromAddr3[1]" w:storeItemID="{7C9D7B99-3F0A-4DC8-9D28-B3E523DBEA5C}"/>
+            <w:dataBinding w:prefixMappings="xmlns:ns0='urn:microsoft-dynamics-nav/reports/Standard_Purchase_Order/1322/'" w:xpath="/ns0:NavWordReportXmlPart[1]/ns0:Purchase_Header[1]/ns0:BuyFromAddr3[1]" w:storeItemID="{7C9D7B99-3F0A-4DC8-9D28-B3E523DBEA5C}"/>
             <w:text/>
           </w:sdtPr>
           <w:sdtContent>
@@ -235,7 +235,7 @@
             <w:placeholder>
               <w:docPart w:val="8F033E1B442D438A9770AFF1588F250D"/>
             </w:placeholder>
-            <w:dataBinding w:prefixMappings="&lt;xmlns:ns0='urn:microsoft-dynamics-nav/reports/Standard_Purchase_Order/1322/' " w:xpath="/ns0:NavWordReportXmlPart[1]/ns0:Purchase_Header[1]/ns0:ShipToAddr2[1]" w:storeItemID="{7C9D7B99-3F0A-4DC8-9D28-B3E523DBEA5C}"/>
+            <w:dataBinding w:prefixMappings="xmlns:ns0='urn:microsoft-dynamics-nav/reports/Standard_Purchase_Order/1322/'" w:xpath="/ns0:NavWordReportXmlPart[1]/ns0:Purchase_Header[1]/ns0:ShipToAddr2[1]" w:storeItemID="{7C9D7B99-3F0A-4DC8-9D28-B3E523DBEA5C}"/>
             <w:text/>
           </w:sdtPr>
           <w:sdtContent>
@@ -262,7 +262,7 @@
             <w:placeholder>
               <w:docPart w:val="B60DB7D3066C42239B7622A5110F83EA"/>
             </w:placeholder>
-            <w:dataBinding w:prefixMappings="&lt;xmlns:ns0='urn:microsoft-dynamics-nav/reports/Standard_Purchase_Order/1322/' " w:xpath="/ns0:NavWordReportXmlPart[1]/ns0:Purchase_Header[1]/ns0:CompanyAddress3[1]" w:storeItemID="{7C9D7B99-3F0A-4DC8-9D28-B3E523DBEA5C}"/>
+            <w:dataBinding w:prefixMappings="xmlns:ns0='urn:microsoft-dynamics-nav/reports/Standard_Purchase_Order/1322/'" w:xpath="/ns0:NavWordReportXmlPart[1]/ns0:Purchase_Header[1]/ns0:CompanyAddress3[1]" w:storeItemID="{7C9D7B99-3F0A-4DC8-9D28-B3E523DBEA5C}"/>
             <w:text/>
           </w:sdtPr>
           <w:sdtContent>
@@ -295,7 +295,7 @@
             <w:placeholder>
               <w:docPart w:val="F0A29D26154A452C9EAF4D553846C654"/>
             </w:placeholder>
-            <w:dataBinding w:prefixMappings="&lt;xmlns:ns0='urn:microsoft-dynamics-nav/reports/Standard_Purchase_Order/1322/' " w:xpath="/ns0:NavWordReportXmlPart[1]/ns0:Purchase_Header[1]/ns0:BuyFromAddr4[1]" w:storeItemID="{7C9D7B99-3F0A-4DC8-9D28-B3E523DBEA5C}"/>
+            <w:dataBinding w:prefixMappings="xmlns:ns0='urn:microsoft-dynamics-nav/reports/Standard_Purchase_Order/1322/'" w:xpath="/ns0:NavWordReportXmlPart[1]/ns0:Purchase_Header[1]/ns0:BuyFromAddr4[1]" w:storeItemID="{7C9D7B99-3F0A-4DC8-9D28-B3E523DBEA5C}"/>
             <w:text/>
           </w:sdtPr>
           <w:sdtContent>
@@ -322,7 +322,7 @@
             <w:placeholder>
               <w:docPart w:val="4DB515404FAF4A9489692DBB591C2476"/>
             </w:placeholder>
-            <w:dataBinding w:prefixMappings="&lt;xmlns:ns0='urn:microsoft-dynamics-nav/reports/Standard_Purchase_Order/1322/' " w:xpath="/ns0:NavWordReportXmlPart[1]/ns0:Purchase_Header[1]/ns0:ShipToAddr3[1]" w:storeItemID="{7C9D7B99-3F0A-4DC8-9D28-B3E523DBEA5C}"/>
+            <w:dataBinding w:prefixMappings="xmlns:ns0='urn:microsoft-dynamics-nav/reports/Standard_Purchase_Order/1322/'" w:xpath="/ns0:NavWordReportXmlPart[1]/ns0:Purchase_Header[1]/ns0:ShipToAddr3[1]" w:storeItemID="{7C9D7B99-3F0A-4DC8-9D28-B3E523DBEA5C}"/>
             <w:text/>
           </w:sdtPr>
           <w:sdtContent>
@@ -349,7 +349,7 @@
             <w:placeholder>
               <w:docPart w:val="22F0DC2587924F6C86DF2AC4DCF8864F"/>
             </w:placeholder>
-            <w:dataBinding w:prefixMappings="&lt;xmlns:ns0='urn:microsoft-dynamics-nav/reports/Standard_Purchase_Order/1322/' " w:xpath="/ns0:NavWordReportXmlPart[1]/ns0:Purchase_Header[1]/ns0:CompanyAddress4[1]" w:storeItemID="{7C9D7B99-3F0A-4DC8-9D28-B3E523DBEA5C}"/>
+            <w:dataBinding w:prefixMappings="xmlns:ns0='urn:microsoft-dynamics-nav/reports/Standard_Purchase_Order/1322/'" w:xpath="/ns0:NavWordReportXmlPart[1]/ns0:Purchase_Header[1]/ns0:CompanyAddress4[1]" w:storeItemID="{7C9D7B99-3F0A-4DC8-9D28-B3E523DBEA5C}"/>
             <w:text/>
           </w:sdtPr>
           <w:sdtContent>
@@ -382,7 +382,7 @@
             <w:placeholder>
               <w:docPart w:val="17CD9541826947FDB1CE3DEE3B266F47"/>
             </w:placeholder>
-            <w:dataBinding w:prefixMappings="&lt;xmlns:ns0='urn:microsoft-dynamics-nav/reports/Standard_Purchase_Order/1322/' " w:xpath="/ns0:NavWordReportXmlPart[1]/ns0:Purchase_Header[1]/ns0:BuyFromAddr5[1]" w:storeItemID="{7C9D7B99-3F0A-4DC8-9D28-B3E523DBEA5C}"/>
+            <w:dataBinding w:prefixMappings="xmlns:ns0='urn:microsoft-dynamics-nav/reports/Standard_Purchase_Order/1322/'" w:xpath="/ns0:NavWordReportXmlPart[1]/ns0:Purchase_Header[1]/ns0:BuyFromAddr5[1]" w:storeItemID="{7C9D7B99-3F0A-4DC8-9D28-B3E523DBEA5C}"/>
             <w:text/>
           </w:sdtPr>
           <w:sdtContent>
@@ -409,7 +409,7 @@
             <w:placeholder>
               <w:docPart w:val="2B87E5A0061F42049E61AEDF3029EE08"/>
             </w:placeholder>
-            <w:dataBinding w:prefixMappings="&lt;xmlns:ns0='urn:microsoft-dynamics-nav/reports/Standard_Purchase_Order/1322/' " w:xpath="/ns0:NavWordReportXmlPart[1]/ns0:Purchase_Header[1]/ns0:ShipToAddr4[1]" w:storeItemID="{7C9D7B99-3F0A-4DC8-9D28-B3E523DBEA5C}"/>
+            <w:dataBinding w:prefixMappings="xmlns:ns0='urn:microsoft-dynamics-nav/reports/Standard_Purchase_Order/1322/'" w:xpath="/ns0:NavWordReportXmlPart[1]/ns0:Purchase_Header[1]/ns0:ShipToAddr4[1]" w:storeItemID="{7C9D7B99-3F0A-4DC8-9D28-B3E523DBEA5C}"/>
             <w:text/>
           </w:sdtPr>
           <w:sdtContent>
@@ -436,7 +436,7 @@
             <w:placeholder>
               <w:docPart w:val="7C49AB25F0734E9DB39FF46368139CEA"/>
             </w:placeholder>
-            <w:dataBinding w:prefixMappings="&lt;xmlns:ns0='urn:microsoft-dynamics-nav/reports/Standard_Purchase_Order/1322/' " w:xpath="/ns0:NavWordReportXmlPart[1]/ns0:Purchase_Header[1]/ns0:CompanyAddress5[1]" w:storeItemID="{7C9D7B99-3F0A-4DC8-9D28-B3E523DBEA5C}"/>
+            <w:dataBinding w:prefixMappings="xmlns:ns0='urn:microsoft-dynamics-nav/reports/Standard_Purchase_Order/1322/'" w:xpath="/ns0:NavWordReportXmlPart[1]/ns0:Purchase_Header[1]/ns0:CompanyAddress5[1]" w:storeItemID="{7C9D7B99-3F0A-4DC8-9D28-B3E523DBEA5C}"/>
             <w:text/>
           </w:sdtPr>
           <w:sdtContent>
@@ -469,7 +469,7 @@
             <w:placeholder>
               <w:docPart w:val="DefaultPlaceholder_-1854013440"/>
             </w:placeholder>
-            <w:dataBinding w:prefixMappings="&lt;xmlns:ns0='urn:microsoft-dynamics-nav/reports/Standard_Purchase_Order/1322/' " w:xpath="/ns0:NavWordReportXmlPart[1]/ns0:Purchase_Header[1]/ns0:BuyFromAddr6[1]" w:storeItemID="{00000000-0000-0000-0000-000000000000}"/>
+            <w:dataBinding w:prefixMappings="xmlns:ns0='urn:microsoft-dynamics-nav/reports/Standard_Purchase_Order/1322/'" w:xpath="/ns0:NavWordReportXmlPart[1]/ns0:Purchase_Header[1]/ns0:BuyFromAddr6[1]" w:storeItemID="{00000000-0000-0000-0000-000000000000}"/>
             <w15:color w:val="808080"/>
             <w:text/>
           </w:sdtPr>
@@ -497,7 +497,7 @@
             <w:placeholder>
               <w:docPart w:val="8E2BF400C6CE4725B3255210A9200D5C"/>
             </w:placeholder>
-            <w:dataBinding w:prefixMappings="&lt;xmlns:ns0='urn:microsoft-dynamics-nav/reports/Standard_Purchase_Order/1322/' " w:xpath="/ns0:NavWordReportXmlPart[1]/ns0:Purchase_Header[1]/ns0:ShipToAddr5[1]" w:storeItemID="{7C9D7B99-3F0A-4DC8-9D28-B3E523DBEA5C}"/>
+            <w:dataBinding w:prefixMappings="xmlns:ns0='urn:microsoft-dynamics-nav/reports/Standard_Purchase_Order/1322/'" w:xpath="/ns0:NavWordReportXmlPart[1]/ns0:Purchase_Header[1]/ns0:ShipToAddr5[1]" w:storeItemID="{7C9D7B99-3F0A-4DC8-9D28-B3E523DBEA5C}"/>
             <w:text/>
           </w:sdtPr>
           <w:sdtContent>
@@ -524,7 +524,7 @@
             <w:placeholder>
               <w:docPart w:val="DefaultPlaceholder_-1854013440"/>
             </w:placeholder>
-            <w:dataBinding w:prefixMappings="&lt;xmlns:ns0='urn:microsoft-dynamics-nav/reports/Standard_Purchase_Order/1322/' " w:xpath="/ns0:NavWordReportXmlPart[1]/ns0:Purchase_Header[1]/ns0:CompanyAddress6[1]" w:storeItemID="{00000000-0000-0000-0000-000000000000}"/>
+            <w:dataBinding w:prefixMappings="xmlns:ns0='urn:microsoft-dynamics-nav/reports/Standard_Purchase_Order/1322/'" w:xpath="/ns0:NavWordReportXmlPart[1]/ns0:Purchase_Header[1]/ns0:CompanyAddress6[1]" w:storeItemID="{00000000-0000-0000-0000-000000000000}"/>
             <w15:color w:val="808080"/>
             <w:text/>
           </w:sdtPr>
@@ -636,7 +636,7 @@
             <w:placeholder>
               <w:docPart w:val="53D0F0B4C7254DC3B5A6357B73DC59E7"/>
             </w:placeholder>
-            <w:dataBinding w:prefixMappings="&lt;xmlns:ns0='urn:microsoft-dynamics-nav/reports/Standard_Purchase_Order/1322/' " w:xpath="/ns0:NavWordReportXmlPart[1]/ns0:Purchase_Header[1]/ns0:PaymentTermsDesc_Lbl[1]" w:storeItemID="{7C9D7B99-3F0A-4DC8-9D28-B3E523DBEA5C}"/>
+            <w:dataBinding w:prefixMappings="xmlns:ns0='urn:microsoft-dynamics-nav/reports/Standard_Purchase_Order/1322/'" w:xpath="/ns0:NavWordReportXmlPart[1]/ns0:Purchase_Header[1]/ns0:PaymentTermsDesc_Lbl[1]" w:storeItemID="{7C9D7B99-3F0A-4DC8-9D28-B3E523DBEA5C}"/>
             <w:text/>
           </w:sdtPr>
           <w:sdtContent>
@@ -666,7 +666,7 @@
             <w:placeholder>
               <w:docPart w:val="ACE0965155F64D508D13DCAB2049B774"/>
             </w:placeholder>
-            <w:dataBinding w:prefixMappings="&lt;xmlns:ns0='urn:microsoft-dynamics-nav/reports/Standard_Purchase_Order/1322/' " w:xpath="/ns0:NavWordReportXmlPart[1]/ns0:Purchase_Header[1]/ns0:Buyer_Lbl[1]" w:storeItemID="{7C9D7B99-3F0A-4DC8-9D28-B3E523DBEA5C}"/>
+            <w:dataBinding w:prefixMappings="xmlns:ns0='urn:microsoft-dynamics-nav/reports/Standard_Purchase_Order/1322/'" w:xpath="/ns0:NavWordReportXmlPart[1]/ns0:Purchase_Header[1]/ns0:Buyer_Lbl[1]" w:storeItemID="{7C9D7B99-3F0A-4DC8-9D28-B3E523DBEA5C}"/>
             <w:text/>
           </w:sdtPr>
           <w:sdtContent>
@@ -760,7 +760,7 @@
             <w:placeholder>
               <w:docPart w:val="269549E6A6F5440A97B9790488D567AB"/>
             </w:placeholder>
-            <w:dataBinding w:prefixMappings="&lt;xmlns:ns0='urn:microsoft-dynamics-nav/reports/Standard_Purchase_Order/1322/' " w:xpath="/ns0:NavWordReportXmlPart[1]/ns0:Purchase_Header[1]/ns0:PaymentTermsDesc[1]" w:storeItemID="{7C9D7B99-3F0A-4DC8-9D28-B3E523DBEA5C}"/>
+            <w:dataBinding w:prefixMappings="xmlns:ns0='urn:microsoft-dynamics-nav/reports/Standard_Purchase_Order/1322/'" w:xpath="/ns0:NavWordReportXmlPart[1]/ns0:Purchase_Header[1]/ns0:PaymentTermsDesc[1]" w:storeItemID="{7C9D7B99-3F0A-4DC8-9D28-B3E523DBEA5C}"/>
             <w:text/>
           </w:sdtPr>
           <w:sdtContent>
@@ -789,7 +789,7 @@
             <w:placeholder>
               <w:docPart w:val="FDD99557650A45808BC37C4BD6070345"/>
             </w:placeholder>
-            <w:dataBinding w:prefixMappings="&lt;xmlns:ns0='urn:microsoft-dynamics-nav/reports/Standard_Purchase_Order/1322/' " w:xpath="/ns0:NavWordReportXmlPart[1]/ns0:Purchase_Header[1]/ns0:SalesPurchPersonName[1]" w:storeItemID="{7C9D7B99-3F0A-4DC8-9D28-B3E523DBEA5C}"/>
+            <w:dataBinding w:prefixMappings="xmlns:ns0='urn:microsoft-dynamics-nav/reports/Standard_Purchase_Order/1322/'" w:xpath="/ns0:NavWordReportXmlPart[1]/ns0:Purchase_Header[1]/ns0:SalesPurchPersonName[1]" w:storeItemID="{7C9D7B99-3F0A-4DC8-9D28-B3E523DBEA5C}"/>
             <w:text/>
           </w:sdtPr>
           <w:sdtContent>
@@ -870,7 +870,7 @@
             <w:placeholder>
               <w:docPart w:val="2E29FB206CBE4EB7861D42A5B6DA06AC"/>
             </w:placeholder>
-            <w:dataBinding w:prefixMappings="&lt;xmlns:ns0='urn:microsoft-dynamics-nav/reports/Standard_Purchase_Order/1322/' " w:xpath="/ns0:NavWordReportXmlPart[1]/ns0:Purchase_Header[1]/ns0:Receiveby_Lbl[1]" w:storeItemID="{7C9D7B99-3F0A-4DC8-9D28-B3E523DBEA5C}"/>
+            <w:dataBinding w:prefixMappings="xmlns:ns0='urn:microsoft-dynamics-nav/reports/Standard_Purchase_Order/1322/'" w:xpath="/ns0:NavWordReportXmlPart[1]/ns0:Purchase_Header[1]/ns0:Receiveby_Lbl[1]" w:storeItemID="{7C9D7B99-3F0A-4DC8-9D28-B3E523DBEA5C}"/>
             <w:text/>
           </w:sdtPr>
           <w:sdtContent>
@@ -900,7 +900,7 @@
             <w:placeholder>
               <w:docPart w:val="35EAEE058945493991C87A5862E1D006"/>
             </w:placeholder>
-            <w:dataBinding w:prefixMappings="&lt;xmlns:ns0='urn:microsoft-dynamics-nav/reports/Standard_Purchase_Order/1322/' " w:xpath="/ns0:NavWordReportXmlPart[1]/ns0:Purchase_Header[1]/ns0:ShipmentMethodDesc_Lbl[1]" w:storeItemID="{7C9D7B99-3F0A-4DC8-9D28-B3E523DBEA5C}"/>
+            <w:dataBinding w:prefixMappings="xmlns:ns0='urn:microsoft-dynamics-nav/reports/Standard_Purchase_Order/1322/'" w:xpath="/ns0:NavWordReportXmlPart[1]/ns0:Purchase_Header[1]/ns0:ShipmentMethodDesc_Lbl[1]" w:storeItemID="{7C9D7B99-3F0A-4DC8-9D28-B3E523DBEA5C}"/>
             <w:text/>
           </w:sdtPr>
           <w:sdtContent>
@@ -930,7 +930,7 @@
             <w:placeholder>
               <w:docPart w:val="B99F4D7AF0C64D3AA502E76928ED51FD"/>
             </w:placeholder>
-            <w:dataBinding w:prefixMappings="&lt;xmlns:ns0='urn:microsoft-dynamics-nav/reports/Standard_Purchase_Order/1322/' " w:xpath="/ns0:NavWordReportXmlPart[1]/ns0:Purchase_Header[1]/ns0:PricesInclVAT_PurchHeader_Lbl[1]" w:storeItemID="{7C9D7B99-3F0A-4DC8-9D28-B3E523DBEA5C}"/>
+            <w:dataBinding w:prefixMappings="xmlns:ns0='urn:microsoft-dynamics-nav/reports/Standard_Purchase_Order/1322/'" w:xpath="/ns0:NavWordReportXmlPart[1]/ns0:Purchase_Header[1]/ns0:PricesInclVAT_PurchHeader_Lbl[1]" w:storeItemID="{7C9D7B99-3F0A-4DC8-9D28-B3E523DBEA5C}"/>
             <w:text/>
           </w:sdtPr>
           <w:sdtContent>
@@ -960,7 +960,7 @@
             <w:placeholder>
               <w:docPart w:val="D310CEB302DA4FC5B60B252C88C61116"/>
             </w:placeholder>
-            <w:dataBinding w:prefixMappings="&lt;xmlns:ns0='urn:microsoft-dynamics-nav/reports/Standard_Purchase_Order/1322/' " w:xpath="/ns0:NavWordReportXmlPart[1]/ns0:Purchase_Header[1]/ns0:VendorInvoiceNo_Lbl[1]" w:storeItemID="{7C9D7B99-3F0A-4DC8-9D28-B3E523DBEA5C}"/>
+            <w:dataBinding w:prefixMappings="xmlns:ns0='urn:microsoft-dynamics-nav/reports/Standard_Purchase_Order/1322/'" w:xpath="/ns0:NavWordReportXmlPart[1]/ns0:Purchase_Header[1]/ns0:VendorInvoiceNo_Lbl[1]" w:storeItemID="{7C9D7B99-3F0A-4DC8-9D28-B3E523DBEA5C}"/>
             <w:text/>
           </w:sdtPr>
           <w:sdtContent>
@@ -996,7 +996,7 @@
             <w:placeholder>
               <w:docPart w:val="83A0A98565034E28921325652B7D0258"/>
             </w:placeholder>
-            <w:dataBinding w:prefixMappings="&lt;xmlns:ns0='urn:microsoft-dynamics-nav/reports/Standard_Purchase_Order/1322/' " w:xpath="/ns0:NavWordReportXmlPart[1]/ns0:Purchase_Header[1]/ns0:ExptRecptDt_PurchaseHeader[1]" w:storeItemID="{7C9D7B99-3F0A-4DC8-9D28-B3E523DBEA5C}"/>
+            <w:dataBinding w:prefixMappings="xmlns:ns0='urn:microsoft-dynamics-nav/reports/Standard_Purchase_Order/1322/'" w:xpath="/ns0:NavWordReportXmlPart[1]/ns0:Purchase_Header[1]/ns0:ExptRecptDt_PurchaseHeader[1]" w:storeItemID="{7C9D7B99-3F0A-4DC8-9D28-B3E523DBEA5C}"/>
             <w:text/>
           </w:sdtPr>
           <w:sdtContent>
@@ -1025,7 +1025,7 @@
             <w:placeholder>
               <w:docPart w:val="42C49FA2D7524794A20290F52C0AAAE6"/>
             </w:placeholder>
-            <w:dataBinding w:prefixMappings="&lt;xmlns:ns0='urn:microsoft-dynamics-nav/reports/Standard_Purchase_Order/1322/' " w:xpath="/ns0:NavWordReportXmlPart[1]/ns0:Purchase_Header[1]/ns0:ShipmentMethodDesc[1]" w:storeItemID="{7C9D7B99-3F0A-4DC8-9D28-B3E523DBEA5C}"/>
+            <w:dataBinding w:prefixMappings="xmlns:ns0='urn:microsoft-dynamics-nav/reports/Standard_Purchase_Order/1322/'" w:xpath="/ns0:NavWordReportXmlPart[1]/ns0:Purchase_Header[1]/ns0:ShipmentMethodDesc[1]" w:storeItemID="{7C9D7B99-3F0A-4DC8-9D28-B3E523DBEA5C}"/>
             <w:text/>
           </w:sdtPr>
           <w:sdtContent>
@@ -1054,7 +1054,7 @@
             <w:placeholder>
               <w:docPart w:val="81B410675A8D4D0E9A1405A7B5AF78AE"/>
             </w:placeholder>
-            <w:dataBinding w:prefixMappings="&lt;xmlns:ns0='urn:microsoft-dynamics-nav/reports/Standard_Purchase_Order/1322/' " w:xpath="/ns0:NavWordReportXmlPart[1]/ns0:Purchase_Header[1]/ns0:PricesInclVAT_PurchHeader[1]" w:storeItemID="{7C9D7B99-3F0A-4DC8-9D28-B3E523DBEA5C}"/>
+            <w:dataBinding w:prefixMappings="xmlns:ns0='urn:microsoft-dynamics-nav/reports/Standard_Purchase_Order/1322/'" w:xpath="/ns0:NavWordReportXmlPart[1]/ns0:Purchase_Header[1]/ns0:PricesInclVAT_PurchHeader[1]" w:storeItemID="{7C9D7B99-3F0A-4DC8-9D28-B3E523DBEA5C}"/>
             <w:text/>
           </w:sdtPr>
           <w:sdtContent>
@@ -1083,7 +1083,7 @@
             <w:placeholder>
               <w:docPart w:val="B3DB454BC30640B5AD7C514816CCCEA4"/>
             </w:placeholder>
-            <w:dataBinding w:prefixMappings="&lt;xmlns:ns0='urn:microsoft-dynamics-nav/reports/Standard_Purchase_Order/1322/' " w:xpath="/ns0:NavWordReportXmlPart[1]/ns0:Purchase_Header[1]/ns0:VendorInvoiceNo[1]" w:storeItemID="{7C9D7B99-3F0A-4DC8-9D28-B3E523DBEA5C}"/>
+            <w:dataBinding w:prefixMappings="xmlns:ns0='urn:microsoft-dynamics-nav/reports/Standard_Purchase_Order/1322/'" w:xpath="/ns0:NavWordReportXmlPart[1]/ns0:Purchase_Header[1]/ns0:VendorInvoiceNo[1]" w:storeItemID="{7C9D7B99-3F0A-4DC8-9D28-B3E523DBEA5C}"/>
             <w:text/>
           </w:sdtPr>
           <w:sdtContent>
@@ -1164,7 +1164,7 @@
             <w:placeholder>
               <w:docPart w:val="F5E004D9DA65442AA22E3B1224FAE335"/>
             </w:placeholder>
-            <w:dataBinding w:prefixMappings="&lt;xmlns:ns0='urn:microsoft-dynamics-nav/reports/Standard_Purchase_Order/1322/' " w:xpath="/ns0:NavWordReportXmlPart[1]/ns0:Purchase_Header[1]/ns0:VendorOrderNo_Lbl[1]" w:storeItemID="{7C9D7B99-3F0A-4DC8-9D28-B3E523DBEA5C}"/>
+            <w:dataBinding w:prefixMappings="xmlns:ns0='urn:microsoft-dynamics-nav/reports/Standard_Purchase_Order/1322/'" w:xpath="/ns0:NavWordReportXmlPart[1]/ns0:Purchase_Header[1]/ns0:VendorOrderNo_Lbl[1]" w:storeItemID="{7C9D7B99-3F0A-4DC8-9D28-B3E523DBEA5C}"/>
             <w:text/>
           </w:sdtPr>
           <w:sdtContent>
@@ -1193,7 +1193,7 @@
             <w:placeholder>
               <w:docPart w:val="6F31C93BEC5E476599B554D07E34C000"/>
             </w:placeholder>
-            <w:dataBinding w:prefixMappings="&lt;xmlns:ns0='urn:microsoft-dynamics-nav/reports/Standard_Purchase_Order/1322/' " w:xpath="/ns0:NavWordReportXmlPart[1]/ns0:Purchase_Header[1]/ns0:VATNoText[1]" w:storeItemID="{00000000-0000-0000-0000-000000000000}"/>
+            <w:dataBinding w:prefixMappings="xmlns:ns0='urn:microsoft-dynamics-nav/reports/Standard_Purchase_Order/1322/'" w:xpath="/ns0:NavWordReportXmlPart[1]/ns0:Purchase_Header[1]/ns0:VATNoText[1]" w:storeItemID="{00000000-0000-0000-0000-000000000000}"/>
             <w15:color w:val="808080"/>
             <w:text/>
           </w:sdtPr>
@@ -1249,7 +1249,7 @@
             <w:placeholder>
               <w:docPart w:val="28E44D109F414FEAB66B5A51E1315BEB"/>
             </w:placeholder>
-            <w:dataBinding w:prefixMappings="&lt;xmlns:ns0='urn:microsoft-dynamics-nav/reports/Standard_Purchase_Order/1322/' " w:xpath="/ns0:NavWordReportXmlPart[1]/ns0:Purchase_Header[1]/ns0:VendorOrderNo[1]" w:storeItemID="{7C9D7B99-3F0A-4DC8-9D28-B3E523DBEA5C}"/>
+            <w:dataBinding w:prefixMappings="xmlns:ns0='urn:microsoft-dynamics-nav/reports/Standard_Purchase_Order/1322/'" w:xpath="/ns0:NavWordReportXmlPart[1]/ns0:Purchase_Header[1]/ns0:VendorOrderNo[1]" w:storeItemID="{7C9D7B99-3F0A-4DC8-9D28-B3E523DBEA5C}"/>
             <w:text/>
           </w:sdtPr>
           <w:sdtContent>
@@ -1286,7 +1286,7 @@
                 <w:placeholder>
                   <w:docPart w:val="EE2EDA0B1A8F4B49977C4CEFEECA64AC"/>
                 </w:placeholder>
-                <w:dataBinding w:prefixMappings="&lt;xmlns:ns0='urn:microsoft-dynamics-nav/reports/Standard_Purchase_Order/1322/' " w:xpath="/ns0:NavWordReportXmlPart[1]/ns0:Purchase_Header[1]/ns0:VATRegNo_PurchHeader[1]" w:storeItemID="{7C9D7B99-3F0A-4DC8-9D28-B3E523DBEA5C}"/>
+                <w:dataBinding w:prefixMappings="xmlns:ns0='urn:microsoft-dynamics-nav/reports/Standard_Purchase_Order/1322/'" w:xpath="/ns0:NavWordReportXmlPart[1]/ns0:Purchase_Header[1]/ns0:VATRegNo_PurchHeader[1]" w:storeItemID="{7C9D7B99-3F0A-4DC8-9D28-B3E523DBEA5C}"/>
                 <w:text/>
               </w:sdtPr>
               <w:sdtContent>
@@ -1352,7 +1352,7 @@
             <w:placeholder>
               <w:docPart w:val="A4847374A1654E5CBF273C1DB958380B"/>
             </w:placeholder>
-            <w:dataBinding w:prefixMappings="&lt;xmlns:ns0='urn:microsoft-dynamics-nav/reports/Standard_Purchase_Order/1322/' " w:xpath="/ns0:NavWordReportXmlPart[1]/ns0:Purchase_Header[1]/ns0:Purchase_Line[1]/ns0:No_PurchLine_Lbl[1]" w:storeItemID="{7C9D7B99-3F0A-4DC8-9D28-B3E523DBEA5C}"/>
+            <w:dataBinding w:prefixMappings="xmlns:ns0='urn:microsoft-dynamics-nav/reports/Standard_Purchase_Order/1322/'" w:xpath="/ns0:NavWordReportXmlPart[1]/ns0:Purchase_Header[1]/ns0:Purchase_Line[1]/ns0:No_PurchLine_Lbl[1]" w:storeItemID="{7C9D7B99-3F0A-4DC8-9D28-B3E523DBEA5C}"/>
             <w:text/>
           </w:sdtPr>
           <w:sdtContent>
@@ -1382,7 +1382,7 @@
             <w:placeholder>
               <w:docPart w:val="62AA85EF69F74389A48B3A00350CC5FE"/>
             </w:placeholder>
-            <w:dataBinding w:prefixMappings="&lt;xmlns:ns0='urn:microsoft-dynamics-nav/reports/Standard_Purchase_Order/1322/' " w:xpath="/ns0:NavWordReportXmlPart[1]/ns0:Purchase_Header[1]/ns0:Purchase_Line[1]/ns0:Desc_PurchLine_Lbl[1]" w:storeItemID="{7C9D7B99-3F0A-4DC8-9D28-B3E523DBEA5C}"/>
+            <w:dataBinding w:prefixMappings="xmlns:ns0='urn:microsoft-dynamics-nav/reports/Standard_Purchase_Order/1322/'" w:xpath="/ns0:NavWordReportXmlPart[1]/ns0:Purchase_Header[1]/ns0:Purchase_Line[1]/ns0:Desc_PurchLine_Lbl[1]" w:storeItemID="{7C9D7B99-3F0A-4DC8-9D28-B3E523DBEA5C}"/>
             <w:text/>
           </w:sdtPr>
           <w:sdtContent>
@@ -1412,7 +1412,7 @@
             <w:placeholder>
               <w:docPart w:val="0EF7E12B97F7430499137FEA96C1CE09"/>
             </w:placeholder>
-            <w:dataBinding w:prefixMappings="&lt;xmlns:ns0='urn:microsoft-dynamics-nav/reports/Standard_Purchase_Order/1322/' " w:xpath="/ns0:NavWordReportXmlPart[1]/ns0:Purchase_Header[1]/ns0:Purchase_Line[1]/ns0:Qty_PurchLine_Lbl[1]" w:storeItemID="{7C9D7B99-3F0A-4DC8-9D28-B3E523DBEA5C}"/>
+            <w:dataBinding w:prefixMappings="xmlns:ns0='urn:microsoft-dynamics-nav/reports/Standard_Purchase_Order/1322/'" w:xpath="/ns0:NavWordReportXmlPart[1]/ns0:Purchase_Header[1]/ns0:Purchase_Line[1]/ns0:Qty_PurchLine_Lbl[1]" w:storeItemID="{7C9D7B99-3F0A-4DC8-9D28-B3E523DBEA5C}"/>
             <w:text/>
           </w:sdtPr>
           <w:sdtContent>
@@ -1442,7 +1442,7 @@
             <w:placeholder>
               <w:docPart w:val="4A4E8F61686D465D9518608DD457EF10"/>
             </w:placeholder>
-            <w:dataBinding w:prefixMappings="&lt;xmlns:ns0='urn:microsoft-dynamics-nav/reports/Standard_Purchase_Order/1322/' " w:xpath="/ns0:NavWordReportXmlPart[1]/ns0:Purchase_Header[1]/ns0:Purchase_Line[1]/ns0:UOM_PurchLine_Lbl[1]" w:storeItemID="{7C9D7B99-3F0A-4DC8-9D28-B3E523DBEA5C}"/>
+            <w:dataBinding w:prefixMappings="xmlns:ns0='urn:microsoft-dynamics-nav/reports/Standard_Purchase_Order/1322/'" w:xpath="/ns0:NavWordReportXmlPart[1]/ns0:Purchase_Header[1]/ns0:Purchase_Line[1]/ns0:UOM_PurchLine_Lbl[1]" w:storeItemID="{7C9D7B99-3F0A-4DC8-9D28-B3E523DBEA5C}"/>
             <w:text/>
           </w:sdtPr>
           <w:sdtContent>
@@ -1471,7 +1471,7 @@
             <w:placeholder>
               <w:docPart w:val="0277A26813CB44069052FCCE46ED4D01"/>
             </w:placeholder>
-            <w:dataBinding w:prefixMappings="&lt;xmlns:ns0='urn:microsoft-dynamics-nav/reports/Standard_Purchase_Order/1322/' " w:xpath="/ns0:NavWordReportXmlPart[1]/ns0:Purchase_Header[1]/ns0:Purchase_Line[1]/ns0:DirectUniCost_Lbl[1]" w:storeItemID="{7C9D7B99-3F0A-4DC8-9D28-B3E523DBEA5C}"/>
+            <w:dataBinding w:prefixMappings="xmlns:ns0='urn:microsoft-dynamics-nav/reports/Standard_Purchase_Order/1322/'" w:xpath="/ns0:NavWordReportXmlPart[1]/ns0:Purchase_Header[1]/ns0:Purchase_Line[1]/ns0:DirectUniCost_Lbl[1]" w:storeItemID="{7C9D7B99-3F0A-4DC8-9D28-B3E523DBEA5C}"/>
             <w:text/>
           </w:sdtPr>
           <w:sdtContent>
@@ -1501,7 +1501,7 @@
             <w:placeholder>
               <w:docPart w:val="E60F8B516F714B88A8A5131F14381DDC"/>
             </w:placeholder>
-            <w:dataBinding w:prefixMappings="&lt;xmlns:ns0='urn:microsoft-dynamics-nav/reports/Standard_Purchase_Order/1322/' " w:xpath="/ns0:NavWordReportXmlPart[1]/ns0:Purchase_Header[1]/ns0:VATAmtLineVAT_Lbl[1]" w:storeItemID="{7C9D7B99-3F0A-4DC8-9D28-B3E523DBEA5C}"/>
+            <w:dataBinding w:prefixMappings="xmlns:ns0='urn:microsoft-dynamics-nav/reports/Standard_Purchase_Order/1322/'" w:xpath="/ns0:NavWordReportXmlPart[1]/ns0:Purchase_Header[1]/ns0:VATAmtLineVAT_Lbl[1]" w:storeItemID="{7C9D7B99-3F0A-4DC8-9D28-B3E523DBEA5C}"/>
             <w:text/>
           </w:sdtPr>
           <w:sdtContent>
@@ -1531,7 +1531,7 @@
             <w:placeholder>
               <w:docPart w:val="3806635EF6514EC48D48977373D088EC"/>
             </w:placeholder>
-            <w:dataBinding w:prefixMappings="&lt;xmlns:ns0='urn:microsoft-dynamics-nav/reports/Standard_Purchase_Order/1322/' " w:xpath="/ns0:NavWordReportXmlPart[1]/ns0:Purchase_Header[1]/ns0:ItemLineAmount_Lbl[1]" w:storeItemID="{7C9D7B99-3F0A-4DC8-9D28-B3E523DBEA5C}"/>
+            <w:dataBinding w:prefixMappings="xmlns:ns0='urn:microsoft-dynamics-nav/reports/Standard_Purchase_Order/1322/'" w:xpath="/ns0:NavWordReportXmlPart[1]/ns0:Purchase_Header[1]/ns0:ItemLineAmount_Lbl[1]" w:storeItemID="{7C9D7B99-3F0A-4DC8-9D28-B3E523DBEA5C}"/>
             <w:text/>
           </w:sdtPr>
           <w:sdtContent>
@@ -1643,7 +1643,7 @@
           <w:placeholder>
             <w:docPart w:val="98020BFDE3F8466CAB2A781940863376"/>
           </w:placeholder>
-          <w15:dataBinding w:prefixMappings="&lt;xmlns:ns0='urn:microsoft-dynamics-nav/reports/Standard_Purchase_Order/1322/' " w:xpath="/ns0:NavWordReportXmlPart[1]/ns0:Purchase_Header[1]/ns0:Purchase_Line" w:storeItemID="{00000000-0000-0000-0000-000000000000}"/>
+          <w15:dataBinding w:prefixMappings="xmlns:ns0='urn:microsoft-dynamics-nav/reports/Standard_Purchase_Order/1322/'" w:xpath="/ns0:NavWordReportXmlPart[1]/ns0:Purchase_Header[1]/ns0:Purchase_Line" w:storeItemID="{00000000-0000-0000-0000-000000000000}"/>
           <w15:color w:val="808080"/>
           <w15:repeatingSection/>
         </w:sdtPr>
@@ -1680,7 +1680,7 @@
                         <w:placeholder>
                           <w:docPart w:val="AE3B135D46C34C9DAB7CE9629BAEDAB7"/>
                         </w:placeholder>
-                        <w:dataBinding w:prefixMappings="&lt;xmlns:ns0='urn:microsoft-dynamics-nav/reports/Standard_Purchase_Order/1322/' " w:xpath="/ns0:NavWordReportXmlPart[1]/ns0:Purchase_Header[1]/ns0:Purchase_Line[1]/ns0:No_PurchLine[1]" w:storeItemID="{7C9D7B99-3F0A-4DC8-9D28-B3E523DBEA5C}"/>
+                        <w:dataBinding w:prefixMappings="xmlns:ns0='urn:microsoft-dynamics-nav/reports/Standard_Purchase_Order/1322/'" w:xpath="/ns0:NavWordReportXmlPart[1]/ns0:Purchase_Header[1]/ns0:Purchase_Line[1]/ns0:No_PurchLine[1]" w:storeItemID="{7C9D7B99-3F0A-4DC8-9D28-B3E523DBEA5C}"/>
                         <w:text/>
                       </w:sdtPr>
                       <w:sdtContent>
@@ -1701,7 +1701,7 @@
                     <w:placeholder>
                       <w:docPart w:val="CB81DD37542B41E885E76E2FE04B20EF"/>
                     </w:placeholder>
-                    <w:dataBinding w:prefixMappings="&lt;xmlns:ns0='urn:microsoft-dynamics-nav/reports/Standard_Purchase_Order/1322/' " w:xpath="/ns0:NavWordReportXmlPart[1]/ns0:Purchase_Header[1]/ns0:Purchase_Line[1]/ns0:Desc_PurchLine[1]" w:storeItemID="{7C9D7B99-3F0A-4DC8-9D28-B3E523DBEA5C}"/>
+                    <w:dataBinding w:prefixMappings="xmlns:ns0='urn:microsoft-dynamics-nav/reports/Standard_Purchase_Order/1322/'" w:xpath="/ns0:NavWordReportXmlPart[1]/ns0:Purchase_Header[1]/ns0:Purchase_Line[1]/ns0:Desc_PurchLine[1]" w:storeItemID="{7C9D7B99-3F0A-4DC8-9D28-B3E523DBEA5C}"/>
                     <w:text/>
                   </w:sdtPr>
                   <w:sdtContent>
@@ -1731,7 +1731,7 @@
                     <w:placeholder>
                       <w:docPart w:val="2F816BB22AD7418DBAA2E654BCA1E3BE"/>
                     </w:placeholder>
-                    <w:dataBinding w:prefixMappings="&lt;xmlns:ns0='urn:microsoft-dynamics-nav/reports/Standard_Purchase_Order/1322/' " w:xpath="/ns0:NavWordReportXmlPart[1]/ns0:Purchase_Header[1]/ns0:Purchase_Line[1]/ns0:Qty_PurchLine[1]" w:storeItemID="{7C9D7B99-3F0A-4DC8-9D28-B3E523DBEA5C}"/>
+                    <w:dataBinding w:prefixMappings="xmlns:ns0='urn:microsoft-dynamics-nav/reports/Standard_Purchase_Order/1322/'" w:xpath="/ns0:NavWordReportXmlPart[1]/ns0:Purchase_Header[1]/ns0:Purchase_Line[1]/ns0:Qty_PurchLine[1]" w:storeItemID="{7C9D7B99-3F0A-4DC8-9D28-B3E523DBEA5C}"/>
                     <w:text/>
                   </w:sdtPr>
                   <w:sdtContent>
@@ -1762,7 +1762,7 @@
                     <w:placeholder>
                       <w:docPart w:val="F06D663AE4C547979403F8E65893E67E"/>
                     </w:placeholder>
-                    <w:dataBinding w:prefixMappings="&lt;xmlns:ns0='urn:microsoft-dynamics-nav/reports/Standard_Purchase_Order/1322/' " w:xpath="/ns0:NavWordReportXmlPart[1]/ns0:Purchase_Header[1]/ns0:Purchase_Line[1]/ns0:UOM_PurchLine[1]" w:storeItemID="{7C9D7B99-3F0A-4DC8-9D28-B3E523DBEA5C}"/>
+                    <w:dataBinding w:prefixMappings="xmlns:ns0='urn:microsoft-dynamics-nav/reports/Standard_Purchase_Order/1322/'" w:xpath="/ns0:NavWordReportXmlPart[1]/ns0:Purchase_Header[1]/ns0:Purchase_Line[1]/ns0:UOM_PurchLine[1]" w:storeItemID="{7C9D7B99-3F0A-4DC8-9D28-B3E523DBEA5C}"/>
                     <w:text/>
                   </w:sdtPr>
                   <w:sdtContent>
@@ -1792,7 +1792,7 @@
                     <w:placeholder>
                       <w:docPart w:val="80FEA2AC8667448F9BC2E3390F7B2B26"/>
                     </w:placeholder>
-                    <w:dataBinding w:prefixMappings="&lt;xmlns:ns0='urn:microsoft-dynamics-nav/reports/Standard_Purchase_Order/1322/' " w:xpath="/ns0:NavWordReportXmlPart[1]/ns0:Purchase_Header[1]/ns0:Purchase_Line[1]/ns0:DirUnitCost_PurchLine[1]" w:storeItemID="{7C9D7B99-3F0A-4DC8-9D28-B3E523DBEA5C}"/>
+                    <w:dataBinding w:prefixMappings="xmlns:ns0='urn:microsoft-dynamics-nav/reports/Standard_Purchase_Order/1322/'" w:xpath="/ns0:NavWordReportXmlPart[1]/ns0:Purchase_Header[1]/ns0:Purchase_Line[1]/ns0:DirUnitCost_PurchLine[1]" w:storeItemID="{7C9D7B99-3F0A-4DC8-9D28-B3E523DBEA5C}"/>
                     <w:text/>
                   </w:sdtPr>
                   <w:sdtContent>
@@ -1823,7 +1823,7 @@
                     <w:placeholder>
                       <w:docPart w:val="21529274AF3042E1BD6ABBEA172157A5"/>
                     </w:placeholder>
-                    <w:dataBinding w:prefixMappings="&lt;xmlns:ns0='urn:microsoft-dynamics-nav/reports/Standard_Purchase_Order/1322/' " w:xpath="/ns0:NavWordReportXmlPart[1]/ns0:Purchase_Header[1]/ns0:Purchase_Line[1]/ns0:PurchLine_VATPct[1]" w:storeItemID="{7C9D7B99-3F0A-4DC8-9D28-B3E523DBEA5C}"/>
+                    <w:dataBinding w:prefixMappings="xmlns:ns0='urn:microsoft-dynamics-nav/reports/Standard_Purchase_Order/1322/'" w:xpath="/ns0:NavWordReportXmlPart[1]/ns0:Purchase_Header[1]/ns0:Purchase_Line[1]/ns0:PurchLine_VATPct[1]" w:storeItemID="{7C9D7B99-3F0A-4DC8-9D28-B3E523DBEA5C}"/>
                     <w:text/>
                   </w:sdtPr>
                   <w:sdtContent>
@@ -1864,7 +1864,7 @@
                         <w:placeholder>
                           <w:docPart w:val="4E132B06A487499A95BB2967181942A8"/>
                         </w:placeholder>
-                        <w:dataBinding w:prefixMappings="&lt;xmlns:ns0='urn:microsoft-dynamics-nav/reports/Standard_Purchase_Order/1322/' " w:xpath="/ns0:NavWordReportXmlPart[1]/ns0:Purchase_Header[1]/ns0:Purchase_Line[1]/ns0:LineAmt_PurchLine[1]" w:storeItemID="{7C9D7B99-3F0A-4DC8-9D28-B3E523DBEA5C}"/>
+                        <w:dataBinding w:prefixMappings="xmlns:ns0='urn:microsoft-dynamics-nav/reports/Standard_Purchase_Order/1322/'" w:xpath="/ns0:NavWordReportXmlPart[1]/ns0:Purchase_Header[1]/ns0:Purchase_Line[1]/ns0:LineAmt_PurchLine[1]" w:storeItemID="{7C9D7B99-3F0A-4DC8-9D28-B3E523DBEA5C}"/>
                         <w:text/>
                       </w:sdtPr>
                       <w:sdtContent>
@@ -1912,7 +1912,7 @@
             <w:placeholder>
               <w:docPart w:val="69DC889989B34E81A35B1F2B99FE580A"/>
             </w:placeholder>
-            <w:dataBinding w:prefixMappings="&lt;xmlns:ns0='urn:microsoft-dynamics-nav/reports/Standard_Purchase_Order/1322/' " w:xpath="/ns0:NavWordReportXmlPart[1]/ns0:Purchase_Header[1]/ns0:Totals[1]/ns0:TotalExclVATText[1]" w:storeItemID="{7C9D7B99-3F0A-4DC8-9D28-B3E523DBEA5C}"/>
+            <w:dataBinding w:prefixMappings="xmlns:ns0='urn:microsoft-dynamics-nav/reports/Standard_Purchase_Order/1322/'" w:xpath="/ns0:NavWordReportXmlPart[1]/ns0:Purchase_Header[1]/ns0:Totals[1]/ns0:TotalExclVATText[1]" w:storeItemID="{7C9D7B99-3F0A-4DC8-9D28-B3E523DBEA5C}"/>
             <w:text/>
           </w:sdtPr>
           <w:sdtContent>
@@ -1942,7 +1942,7 @@
             <w:placeholder>
               <w:docPart w:val="E6879FAD228D4B979842E2A9F33893FF"/>
             </w:placeholder>
-            <w:dataBinding w:prefixMappings="&lt;xmlns:ns0='urn:microsoft-dynamics-nav/reports/Standard_Purchase_Order/1322/' " w:xpath="/ns0:NavWordReportXmlPart[1]/ns0:Purchase_Header[1]/ns0:Totals[1]/ns0:TotalAmount[1]" w:storeItemID="{7C9D7B99-3F0A-4DC8-9D28-B3E523DBEA5C}"/>
+            <w:dataBinding w:prefixMappings="xmlns:ns0='urn:microsoft-dynamics-nav/reports/Standard_Purchase_Order/1322/'" w:xpath="/ns0:NavWordReportXmlPart[1]/ns0:Purchase_Header[1]/ns0:Totals[1]/ns0:TotalAmount[1]" w:storeItemID="{7C9D7B99-3F0A-4DC8-9D28-B3E523DBEA5C}"/>
             <w:text/>
           </w:sdtPr>
           <w:sdtContent>
@@ -1978,7 +1978,7 @@
             <w:placeholder>
               <w:docPart w:val="B8F3594B251D4B15A8A405F0636F5316"/>
             </w:placeholder>
-            <w:dataBinding w:prefixMappings="&lt;xmlns:ns0='urn:microsoft-dynamics-nav/reports/Standard_Purchase_Order/1322/' " w:xpath="/ns0:NavWordReportXmlPart[1]/ns0:Purchase_Header[1]/ns0:Totals[1]/ns0:VATAmountText[1]" w:storeItemID="{7C9D7B99-3F0A-4DC8-9D28-B3E523DBEA5C}"/>
+            <w:dataBinding w:prefixMappings="xmlns:ns0='urn:microsoft-dynamics-nav/reports/Standard_Purchase_Order/1322/'" w:xpath="/ns0:NavWordReportXmlPart[1]/ns0:Purchase_Header[1]/ns0:Totals[1]/ns0:VATAmountText[1]" w:storeItemID="{7C9D7B99-3F0A-4DC8-9D28-B3E523DBEA5C}"/>
             <w:text/>
           </w:sdtPr>
           <w:sdtContent>
@@ -2008,7 +2008,7 @@
             <w:placeholder>
               <w:docPart w:val="DB83D814B0664A9B8875A5D5048C6B9D"/>
             </w:placeholder>
-            <w:dataBinding w:prefixMappings="&lt;xmlns:ns0='urn:microsoft-dynamics-nav/reports/Standard_Purchase_Order/1322/' " w:xpath="/ns0:NavWordReportXmlPart[1]/ns0:Purchase_Header[1]/ns0:Totals[1]/ns0:TotalVATAmount[1]" w:storeItemID="{7C9D7B99-3F0A-4DC8-9D28-B3E523DBEA5C}"/>
+            <w:dataBinding w:prefixMappings="xmlns:ns0='urn:microsoft-dynamics-nav/reports/Standard_Purchase_Order/1322/'" w:xpath="/ns0:NavWordReportXmlPart[1]/ns0:Purchase_Header[1]/ns0:Totals[1]/ns0:TotalVATAmount[1]" w:storeItemID="{7C9D7B99-3F0A-4DC8-9D28-B3E523DBEA5C}"/>
             <w:text/>
           </w:sdtPr>
           <w:sdtContent>
@@ -2045,7 +2045,7 @@
             <w:placeholder>
               <w:docPart w:val="29A6980196D04BA2A932DFC5DE12AE3B"/>
             </w:placeholder>
-            <w:dataBinding w:prefixMappings="&lt;xmlns:ns0='urn:microsoft-dynamics-nav/reports/Standard_Purchase_Order/1322/' " w:xpath="/ns0:NavWordReportXmlPart[1]/ns0:Purchase_Header[1]/ns0:Totals[1]/ns0:TotalInclVATText[1]" w:storeItemID="{7C9D7B99-3F0A-4DC8-9D28-B3E523DBEA5C}"/>
+            <w:dataBinding w:prefixMappings="xmlns:ns0='urn:microsoft-dynamics-nav/reports/Standard_Purchase_Order/1322/'" w:xpath="/ns0:NavWordReportXmlPart[1]/ns0:Purchase_Header[1]/ns0:Totals[1]/ns0:TotalInclVATText[1]" w:storeItemID="{7C9D7B99-3F0A-4DC8-9D28-B3E523DBEA5C}"/>
             <w:text/>
           </w:sdtPr>
           <w:sdtContent>
@@ -2075,7 +2075,7 @@
             <w:placeholder>
               <w:docPart w:val="256EE0EBD95E41DF9DD22B9AC2DA3732"/>
             </w:placeholder>
-            <w:dataBinding w:prefixMappings="&lt;xmlns:ns0='urn:microsoft-dynamics-nav/reports/Standard_Purchase_Order/1322/' " w:xpath="/ns0:NavWordReportXmlPart[1]/ns0:Purchase_Header[1]/ns0:Totals[1]/ns0:TotalAmountInclVAT[1]" w:storeItemID="{7C9D7B99-3F0A-4DC8-9D28-B3E523DBEA5C}"/>
+            <w:dataBinding w:prefixMappings="xmlns:ns0='urn:microsoft-dynamics-nav/reports/Standard_Purchase_Order/1322/'" w:xpath="/ns0:NavWordReportXmlPart[1]/ns0:Purchase_Header[1]/ns0:Totals[1]/ns0:TotalAmountInclVAT[1]" w:storeItemID="{7C9D7B99-3F0A-4DC8-9D28-B3E523DBEA5C}"/>
             <w:text/>
           </w:sdtPr>
           <w:sdtContent>
@@ -2167,12 +2167,12 @@
       <w:tblW w:w="5000" w:type="pct"/>
       <w:tblCellSpacing w:w="11" w:type="dxa"/>
       <w:tblBorders>
-        <w:top w:val="none" w:sz="0" w:space="0" w:color="auto"/>
-        <w:left w:val="none" w:sz="0" w:space="0" w:color="auto"/>
-        <w:bottom w:val="none" w:sz="0" w:space="0" w:color="auto"/>
-        <w:right w:val="none" w:sz="0" w:space="0" w:color="auto"/>
-        <w:insideH w:val="none" w:sz="0" w:space="0" w:color="auto"/>
-        <w:insideV w:val="none" w:sz="0" w:space="0" w:color="auto"/>
+        <w:top w:val="none" w:color="auto" w:sz="0" w:space="0"/>
+        <w:left w:val="none" w:color="auto" w:sz="0" w:space="0"/>
+        <w:bottom w:val="none" w:color="auto" w:sz="0" w:space="0"/>
+        <w:right w:val="none" w:color="auto" w:sz="0" w:space="0"/>
+        <w:insideH w:val="none" w:color="auto" w:sz="0" w:space="0"/>
+        <w:insideV w:val="none" w:color="auto" w:sz="0" w:space="0"/>
       </w:tblBorders>
       <w:tblCellMar>
         <w:left w:w="0" w:type="dxa"/>
@@ -2198,12 +2198,12 @@
             <w:tblStyle w:val="TableGrid"/>
             <w:tblW w:w="5000" w:type="pct"/>
             <w:tblBorders>
-              <w:top w:val="none" w:sz="0" w:space="0" w:color="auto"/>
-              <w:left w:val="none" w:sz="0" w:space="0" w:color="auto"/>
-              <w:bottom w:val="none" w:sz="0" w:space="0" w:color="auto"/>
-              <w:right w:val="none" w:sz="0" w:space="0" w:color="auto"/>
-              <w:insideH w:val="none" w:sz="0" w:space="0" w:color="auto"/>
-              <w:insideV w:val="none" w:sz="0" w:space="0" w:color="auto"/>
+              <w:top w:val="none" w:color="auto" w:sz="0" w:space="0"/>
+              <w:left w:val="none" w:color="auto" w:sz="0" w:space="0"/>
+              <w:bottom w:val="none" w:color="auto" w:sz="0" w:space="0"/>
+              <w:right w:val="none" w:color="auto" w:sz="0" w:space="0"/>
+              <w:insideH w:val="none" w:color="auto" w:sz="0" w:space="0"/>
+              <w:insideV w:val="none" w:color="auto" w:sz="0" w:space="0"/>
             </w:tblBorders>
             <w:tblCellMar>
               <w:left w:w="0" w:type="dxa"/>
@@ -2307,12 +2307,12 @@
       <w:tblStyle w:val="TableGrid"/>
       <w:tblW w:w="5000" w:type="pct"/>
       <w:tblBorders>
-        <w:top w:val="none" w:sz="0" w:space="0" w:color="auto"/>
-        <w:left w:val="none" w:sz="0" w:space="0" w:color="auto"/>
-        <w:bottom w:val="none" w:sz="0" w:space="0" w:color="auto"/>
-        <w:right w:val="none" w:sz="0" w:space="0" w:color="auto"/>
-        <w:insideH w:val="none" w:sz="0" w:space="0" w:color="auto"/>
-        <w:insideV w:val="none" w:sz="0" w:space="0" w:color="auto"/>
+        <w:top w:val="none" w:color="auto" w:sz="0" w:space="0"/>
+        <w:left w:val="none" w:color="auto" w:sz="0" w:space="0"/>
+        <w:bottom w:val="none" w:color="auto" w:sz="0" w:space="0"/>
+        <w:right w:val="none" w:color="auto" w:sz="0" w:space="0"/>
+        <w:insideH w:val="none" w:color="auto" w:sz="0" w:space="0"/>
+        <w:insideV w:val="none" w:color="auto" w:sz="0" w:space="0"/>
       </w:tblBorders>
       <w:tblCellMar>
         <w:left w:w="0" w:type="dxa"/>
@@ -8031,7 +8031,9 @@
 <b:Sources xmlns:b="http://schemas.openxmlformats.org/officeDocument/2006/bibliography" xmlns="http://schemas.openxmlformats.org/officeDocument/2006/bibliography" SelectedStyle="\APASixthEditionOfficeOnline.xsl" StyleName="APA" Version="6"/>
 </file>
 
-<file path=customXml/item4.xml>��< ? x m l   v e r s i o n = " 1 . 0 "   e n c o d i n g = " u t f - 1 6 " ? > < N a v W o r d R e p o r t X m l P a r t   x m l n s = " u r n : m i c r o s o f t - d y n a m i c s - b u s i n e s s c e n t r a l / i n t e r n a l / e x t e n d e d / r e p o r t s / S t a n d a r d _ P u r c h a s e _ O r d e r / 1 3 2 2 / " > +<file path=customXml/item4.xml>��< ? x m l   v e r s i o n = " 1 . 0 "   e n c o d i n g = " u t f - 1 6 " ? > + 
+ < N a v W o r d R e p o r t X m l P a r t   x m l n s = " u r n : m i c r o s o f t - d y n a m i c s - b u s i n e s s c e n t r a l / i n t e r n a l / e x t e n d e d / r e p o r t s / S t a n d a r d _ P u r c h a s e _ O r d e r / 1 3 2 2 / " >   
      < B C R e p o r t I n f o r m a t i o n >   
@@ -8095,17 +8097,403 @@
  
          < / R e p o r t R e q u e s t >   
+         < C o m p a n y M e t a d a t a > + 
+             < C o m p a n y N a m e > C o m p a n y   N a m e < / C o m p a n y N a m e > + 
+             < C o m p a n y D i s p l a y N a m e > C o m p a n y   D i s p l a y   N a m e < / C o m p a n y D i s p l a y N a m e > + 
+             < C o m p a n y A d d r e s s L i n e s > + 
+                 < C o m p a n y A d d r e s s L i n e > C o m p a n y   A d d r e s s   L i n e   1 < / C o m p a n y A d d r e s s L i n e > + 
+                 < C o m p a n y A d d r e s s L i n e > C o m p a n y   A d d r e s s   L i n e   2 < / C o m p a n y A d d r e s s L i n e > + 
+                 < C o m p a n y A d d r e s s L i n e > C o m p a n y   A d d r e s s   L i n e   3 < / C o m p a n y A d d r e s s L i n e > + 
+                 < C o m p a n y A d d r e s s L i n e > C o m p a n y   A d d r e s s   L i n e   4 < / C o m p a n y A d d r e s s L i n e > + 
+                 < C o m p a n y A d d r e s s L i n e > C o m p a n y   A d d r e s s   L i n e   5 < / C o m p a n y A d d r e s s L i n e > + 
+                 < C o m p a n y A d d r e s s L i n e > C o m p a n y   A d d r e s s   L i n e   6 < / C o m p a n y A d d r e s s L i n e > + 
+                 < C o m p a n y A d d r e s s L i n e > C o m p a n y   A d d r e s s   L i n e   7 < / C o m p a n y A d d r e s s L i n e > + 
+                 < C o m p a n y A d d r e s s L i n e > C o m p a n y   A d d r e s s   L i n e   8 < / C o m p a n y A d d r e s s L i n e > + 
+             < / C o m p a n y A d d r e s s L i n e s > + 
+             < C o m p a n y P h o n e > C o m p a n y   P h o n e < / C o m p a n y P h o n e > + 
+             < C o m p a n y P h o n e C a p t i o n > C o m p a n y   P h o n e   C a p t i o n < / C o m p a n y P h o n e C a p t i o n > + 
+             < C o m p a n y F a x N o > C o m p a n y   F a x   N o . < / C o m p a n y F a x N o > + 
+             < C o m p a n y F a x N o C a p t i o n > C o m p a n y   F a x   N o .   C a p t i o n < / C o m p a n y F a x N o C a p t i o n > + 
+             < C o m p a n y E m a i l > C o m p a n y   E m a i l < / C o m p a n y E m a i l > + 
+             < C o m p a n y E m a i l C a p t i o n > C o m p a n y   E m a i l   C a p t i o n < / C o m p a n y E m a i l C a p t i o n > + 
+             < C o m p a n y H o m e P a g e > C o m p a n y   H o m e   P a g e < / C o m p a n y H o m e P a g e > + 
+             < C o m p a n y H o m e P a g e C a p t i o n > C o m p a n y   H o m e   P a g e   C a p t i o n < / C o m p a n y H o m e P a g e C a p t i o n > + 
+             < C o m p a n y L o g o > C o m p a n y   L o g o < / C o m p a n y L o g o > + 
+             < C o m p a n y V A T R e g i s t r a t i o n N o > C o m p a n y   V A T   R e g i s t r a t i o n   N o . < / C o m p a n y V A T R e g i s t r a t i o n N o > + 
+             < C o m p a n y V A T R e g i s t r a t i o n N o C a p t i o n > C o m p a n y   V A T   R e g i s t r a t i o n   N o .   C a p t i o n < / C o m p a n y V A T R e g i s t r a t i o n N o C a p t i o n > + 
+             < C o m p a n y R e g i s t r a t i o n N o > C o m p a n y   R e g i s t r a t i o n   N o . < / C o m p a n y R e g i s t r a t i o n N o > + 
+             < C o m p a n y R e g i s t r a t i o n N o C a p t i o n > C o m p a n y   R e g i s t r a t i o n   N o .   C a p t i o n < / C o m p a n y R e g i s t r a t i o n N o C a p t i o n > + 
+             < C o m p a n y B a n k N a m e > C o m p a n y   B a n k   N a m e < / C o m p a n y B a n k N a m e > + 
+             < C o m p a n y B a n k N a m e C a p t i o n > C o m p a n y   B a n k   N a m e   C a p t i o n < / C o m p a n y B a n k N a m e C a p t i o n > + 
+             < C o m p a n y B a n k A c c o u n t N o > C o m p a n y   B a n k   A c c o u n t   N o . < / C o m p a n y B a n k A c c o u n t N o > + 
+             < C o m p a n y B a n k A c c o u n t N o C a p t i o n > C o m p a n y   B a n k   A c c o u n t   N o .   C a p t i o n < / C o m p a n y B a n k A c c o u n t N o C a p t i o n > + 
+             < C o m p a n y B a n k B r a n c h N o > C o m p a n y   B a n k   B r a n c h   N o . < / C o m p a n y B a n k B r a n c h N o > + 
+             < C o m p a n y B a n k B r a n c h N o C a p t i o n > C o m p a n y   B a n k   B r a n c h   N o .   C a p t i o n < / C o m p a n y B a n k B r a n c h N o C a p t i o n > + 
+             < C o m p a n y I B A N > C o m p a n y   I B A N < / C o m p a n y I B A N > + 
+             < C o m p a n y I B A N C a p t i o n > C o m p a n y   I B A N   C a p t i o n < / C o m p a n y I B A N C a p t i o n > + 
+             < C o m p a n y B a n k S W I F T > C o m p a n y   B a n k   S W I F T < / C o m p a n y B a n k S W I F T > + 
+             < C o m p a n y B a n k S W I F T C a p t i o n > C o m p a n y   B a n k   S W I F T   C a p t i o n < / C o m p a n y B a n k S W I F T C a p t i o n > + 
+             < C o m p a n y G i r o N o > C o m p a n y   G i r o   N o . < / C o m p a n y G i r o N o > + 
+             < C o m p a n y G i r o N o C a p t i o n > C o m p a n y   G i r o   N o .   C a p t i o n < / C o m p a n y G i r o N o C a p t i o n > + 
+         < / C o m p a n y M e t a d a t a > + 
      < / B C R e p o r t I n f o r m a t i o n >   
-     < T o o l t i p s / > - 
-     < P u r c h a s e _ H e a d e r   E l e m e n t T y p e = " D a t a I t e m "   E l e m e n t I d = " 7 4 4 9 0 9 8 3 " > - 
-         < A l l o w I n v o i c e D i s c _ L b l   E l e m e n t T y p e = " C o l u m n "   E l e m e n t I d = " 1 4 4 9 1 1 7 7 6 3 "   D a t a T y p e = " T e x t C o n s t " > A l l o w I n v o i c e D i s c _ L b l < / A l l o w I n v o i c e D i s c _ L b l > - 
-         < A m o u n t _ L b l   E l e m e n t T y p e = " C o l u m n "   E l e m e n t I d = " 1 8 5 7 4 6 5 8 6 0 "   D a t a T y p e = " T e x t C o n s t " > A m o u n t _ L b l < / A m o u n t _ L b l > - 
-         < B u y e r _ L b l   E l e m e n t T y p e = " C o l u m n "   E l e m e n t I d = " 1 7 4 6 3 3 5 4 8 9 "   D a t a T y p e = " T e x t C o n s t " > B u y e r _ L b l < / B u y e r _ L b l > +     < T o o l t i p s > + 
+         < T o o l t i p   c o l u m n = " C o m p a n y H o m e P a g e "   E l e m e n t I d = " 1 9 8 9 1 8 8 7 0 " > + 
+             < T o o l t i p T e x t   l a n g = " e n - U S " > S p e c i f i e s   y o u r   c o m p a n y ' s   w e b   s i t e . < / T o o l t i p T e x t > + 
+         < / T o o l t i p > + 
+         < T o o l t i p   c o l u m n = " C o m p a n y E M a i l "   E l e m e n t I d = " 1 6 7 7 0 7 4 0 5 8 " > + 
+             < T o o l t i p T e x t   l a n g = " e n - U S " > S p e c i f i e s   t h e   c o m p a n y ' s   e m a i l   a d d r e s s . < / T o o l t i p T e x t > + 
+         < / T o o l t i p > + 
+         < T o o l t i p   c o l u m n = " C o m p a n y P i c t u r e "   E l e m e n t I d = " 1 3 9 7 4 1 1 0 7 4 " > + 
+             < T o o l t i p T e x t   l a n g = " e n - U S " > S p e c i f i e s   t h e   p i c t u r e   t h a t   h a s   b e e n   s e t   u p   f o r   t h e   c o m p a n y ,   s u c h   a s   a   c o m p a n y   l o g o . < / T o o l t i p T e x t > + 
+         < / T o o l t i p > + 
+         < T o o l t i p   c o l u m n = " C o m p a n y P h o n e N o "   E l e m e n t I d = " 2 5 0 4 4 0 6 5 5 " > + 
+             < T o o l t i p T e x t   l a n g = " e n - U S " > S p e c i f i e s   t h e   c o m p a n y ' s   t e l e p h o n e   n u m b e r . < / T o o l t i p T e x t > + 
+         < / T o o l t i p > + 
+         < T o o l t i p   c o l u m n = " C o m p a n y G i r o N o "   E l e m e n t I d = " 1 3 6 0 1 9 6 3 2 0 " > + 
+             < T o o l t i p T e x t   l a n g = " e n - U S " > S p e c i f i e s   t h e   c o m p a n y ' s   g i r o   n u m b e r . < / T o o l t i p T e x t > + 
+         < / T o o l t i p > + 
+         < T o o l t i p   c o l u m n = " C o m p a n y B a n k N a m e "   E l e m e n t I d = " 1 5 3 4 9 0 5 6 0 5 " > + 
+             < T o o l t i p T e x t   l a n g = " e n - U S " > S p e c i f i e s   t h e   n a m e   o f   t h e   b a n k   t h e   c o m p a n y   u s e s . < / T o o l t i p T e x t > + 
+         < / T o o l t i p > + 
+         < T o o l t i p   c o l u m n = " C o m p a n y B a n k B r a n c h N o "   E l e m e n t I d = " 7 9 3 1 3 3 0 5 7 " > + 
+             < T o o l t i p T e x t   l a n g = " e n - U S " > S p e c i f i e s   t h e   b a n k ' s   b r a n c h   n u m b e r . < / T o o l t i p T e x t > + 
+         < / T o o l t i p > + 
+         < T o o l t i p   c o l u m n = " C o m p a n y B a n k A c c o u n t N o "   E l e m e n t I d = " 3 0 1 4 0 2 0 4 " > + 
+             < T o o l t i p T e x t   l a n g = " e n - U S " > S p e c i f i e s   t h e   c o m p a n y ' s   b a n k   a c c o u n t   n u m b e r . < / T o o l t i p T e x t > + 
+         < / T o o l t i p > + 
+         < T o o l t i p   c o l u m n = " C o m p a n y I B A N "   E l e m e n t I d = " 9 0 6 5 4 9 1 8 2 " > + 
+             < T o o l t i p T e x t   l a n g = " e n - U S " > S p e c i f i e s   t h e   i n t e r n a t i o n a l   b a n k   a c c o u n t   n u m b e r   o f   y o u r   p r i m a r y   b a n k   a c c o u n t . < / T o o l t i p T e x t > + 
+         < / T o o l t i p > + 
+         < T o o l t i p   c o l u m n = " C o m p a n y S W I F T "   E l e m e n t I d = " 6 6 8 2 5 0 2 4 5 " > + 
+             < T o o l t i p T e x t   l a n g = " e n - U S " > S p e c i f i e s   t h e   S W I F T   c o d e   ( i n t e r n a t i o n a l   b a n k   i d e n t i f i e r   c o d e )   o f   y o u r   p r i m a r y   b a n k . < / T o o l t i p T e x t > + 
+         < / T o o l t i p > + 
+         < T o o l t i p   c o l u m n = " N o _ P u r c h H e a d e r "   E l e m e n t I d = " 5 2 0 3 3 9 3 5 2 " > + 
+             < T o o l t i p T e x t   l a n g = " e n - U S " > S p e c i f i e s   a   u n i q u e   n u m b e r   t h a t   i d e n t i f i e s   t h e   p u r c h a s e   o r d e r .   T h e   n u m b e r   c a n   b e   g e n e r a t e d   a u t o m a t i c a l l y   f r o m   a   n u m b e r   s e r i e s ,   o r   y o u   c a n   n u m b e r   e a c h   o f   t h e m   m a n u a l l y . < / T o o l t i p T e x t > + 
+         < / T o o l t i p > + 
+         < T o o l t i p   c o l u m n = " S a l e s P u r c h P e r s o n N a m e "   E l e m e n t I d = " 1 3 7 3 7 6 8 5 5 7 " > + 
+             < T o o l t i p T e x t   l a n g = " e n - U S " > S p e c i f i e s   t h e   n a m e   o f   t h e   s a l e s p e r s o n   o r   p u r c h a s e r . < / T o o l t i p T e x t > + 
+         < / T o o l t i p > + 
+         < T o o l t i p   c o l u m n = " Y o u r R e f _ P u r c h H e a d e r "   E l e m e n t I d = " 1 9 8 5 3 6 8 6 3 1 " > + 
+             < T o o l t i p T e x t   l a n g = " e n - U S " > S p e c i f i e s   t h e   v e n d o r ' s   r e f e r e n c e . < / T o o l t i p T e x t > + 
+         < / T o o l t i p > + 
+         < T o o l t i p   c o l u m n = " B u y F r m V e n d N o _ P u r c h H e a d e r "   E l e m e n t I d = " 1 1 4 1 1 5 6 0 2 " > + 
+             < T o o l t i p T e x t   l a n g = " e n - U S " > S p e c i f i e s   t h e   v e n d o r   w h o   w i l l   d e l i v e r   t h e   g o o d s   o r   s e r v i c e s .   E a c h   v e n d o r   h a s   a   u n i q u e   n u m b e r   t o   h e l p   y o u   t r a c k   r e l a t e d   d o c u m e n t s .   T h e   n u m b e r   c a n   c o m e   f r o m   a   n u m b e r   s e r i e s   o r   b e   a d d e d   m a n u a l l y . < / T o o l t i p T e x t > + 
+         < / T o o l t i p > + 
+         < T o o l t i p   c o l u m n = " B u y F r o m C o n t a c t P h o n e N o "   E l e m e n t I d = " 1 6 2 4 1 1 6 4 9 6 " > + 
+             < T o o l t i p T e x t   l a n g = " e n - U S " > S p e c i f i e s   t h e   c o n t a c t ' s   p h o n e   n u m b e r . < / T o o l t i p T e x t > + 
+         < / T o o l t i p > + 
+         < T o o l t i p   c o l u m n = " B u y F r o m C o n t a c t M o b i l e P h o n e N o "   E l e m e n t I d = " 6 8 2 3 8 6 3 9 2 " > + 
+             < T o o l t i p T e x t   l a n g = " e n - U S " > S p e c i f i e s   t h e   c o n t a c t ' s   m o b i l e   t e l e p h o n e   n u m b e r . < / T o o l t i p T e x t > + 
+         < / T o o l t i p > + 
+         < T o o l t i p   c o l u m n = " B u y F r o m C o n t a c t E m a i l "   E l e m e n t I d = " 1 4 6 0 8 4 1 4 4 9 " > + 
+             < T o o l t i p T e x t   l a n g = " e n - U S " > S p e c i f i e s   t h e   e m a i l   a d d r e s s   o f   t h e   c o n t a c t . < / T o o l t i p T e x t > + 
+         < / T o o l t i p > + 
+         < T o o l t i p   c o l u m n = " P a y T o C o n t a c t P h o n e N o "   E l e m e n t I d = " 1 9 2 3 7 9 6 7 0 9 " > + 
+             < T o o l t i p T e x t   l a n g = " e n - U S " > S p e c i f i e s   t h e   c o n t a c t ' s   p h o n e   n u m b e r . < / T o o l t i p T e x t > + 
+         < / T o o l t i p > + 
+         < T o o l t i p   c o l u m n = " P a y T o C o n t a c t M o b i l e P h o n e N o "   E l e m e n t I d = " 1 9 0 1 4 6 6 0 5 " > + 
+             < T o o l t i p T e x t   l a n g = " e n - U S " > S p e c i f i e s   t h e   c o n t a c t ' s   m o b i l e   t e l e p h o n e   n u m b e r . < / T o o l t i p T e x t > + 
+         < / T o o l t i p > + 
+         < T o o l t i p   c o l u m n = " P a y T o C o n t a c t E m a i l "   E l e m e n t I d = " 1 9 8 4 8 9 3 3 1 0 " > + 
+             < T o o l t i p T e x t   l a n g = " e n - U S " > S p e c i f i e s   t h e   e m a i l   a d d r e s s   o f   t h e   c o n t a c t . < / T o o l t i p T e x t > + 
+         < / T o o l t i p > + 
+         < T o o l t i p   c o l u m n = " P r i c e s I n c l V A T _ P u r c h H e a d e r "   E l e m e n t I d = " 1 8 0 5 5 0 7 9 8 0 " > + 
+             < T o o l t i p T e x t   l a n g = " e n - U S " > S p e c i f i e s   i f   t h e   U n i t   P r i c e   a n d   L i n e   A m o u n t   f i e l d s   o n   d o c u m e n t   l i n e s   s h o u l d   b e   s h o w n   w i t h   o r   w i t h o u t   V A T . < / T o o l t i p T e x t > + 
+         < / T o o l t i p > + 
+         < T o o l t i p   c o l u m n = " P a y m e n t T e r m s D e s c "   E l e m e n t I d = " 1 9 8 3 0 0 2 7 7 9 " > + 
+             < T o o l t i p T e x t   l a n g = " e n - U S " > S p e c i f i e s   a n   e x p l a n a t i o n   o f   t h e   p a y m e n t   t e r m s . < / T o o l t i p T e x t > + 
+         < / T o o l t i p > + 
+         < T o o l t i p   c o l u m n = " S h i p m e n t M e t h o d D e s c "   E l e m e n t I d = " 6 8 6 3 4 3 1 7 9 " > + 
+             < T o o l t i p T e x t   l a n g = " e n - U S " > S p e c i f i e s   a   d e s c r i p t i o n   o f   t h e   s h i p m e n t   m e t h o d . < / T o o l t i p T e x t > + 
+         < / T o o l t i p > + 
+         < T o o l t i p   c o l u m n = " P r e p m t P a y m e n t T e r m s D e s c "   E l e m e n t I d = " 4 2 9 7 6 4 9 1 " > + 
+             < T o o l t i p T e x t   l a n g = " e n - U S " > S p e c i f i e s   a n   e x p l a n a t i o n   o f   t h e   p a y m e n t   t e r m s . < / T o o l t i p T e x t > + 
+         < / T o o l t i p > + 
+         < T o o l t i p   c o l u m n = " P a y T o V e n d N o _ P u r c h H e a d e r "   E l e m e n t I d = " 6 3 5 5 6 4 4 9 8 " > + 
+             < T o o l t i p T e x t   l a n g = " e n - U S " > S p e c i f i e s   t h e   n u m b e r   o f   t h e   v e n d o r   t h a t   y o u   r e c e i v e d   t h e   i n v o i c e   f r o m . < / T o o l t i p T e x t > + 
+         < / T o o l t i p > + 
+         < T o o l t i p   c o l u m n = " S e l l T o C u s t N o _ P u r c h H e a d e r "   E l e m e n t I d = " 9 6 4 8 7 3 2 0 4 " > + 
+             < T o o l t i p T e x t   l a n g = " e n - U S " > S p e c i f i e s   t h e   n u m b e r   o f   t h e   c u s t o m e r   t h a t   t h e   i t e m s   a r e   s h i p p e d   t o   d i r e c t l y   f r o m   y o u r   v e n d o r ,   a s   a   d r o p   s h i p m e n t . < / T o o l t i p T e x t > + 
+         < / T o o l t i p > + 
+         < T o o l t i p   c o l u m n = " S h i p T o P h o n e N o "   E l e m e n t I d = " 3 6 9 7 0 2 2 5 5 " > + 
+             < T o o l t i p T e x t   l a n g = " e n - U S " > S p e c i f i e s   t h e   t e l e p h o n e   n u m b e r   o f   t h e   c o m p a n y ' s   s h i p p i n g   a d d r e s s . < / T o o l t i p T e x t > + 
+         < / T o o l t i p > + 
+         < T o o l t i p   c o l u m n = " V e n d o r I n v o i c e N o "   E l e m e n t I d = " 8 8 7 3 7 6 2 2 5 " > + 
+             < T o o l t i p T e x t   l a n g = " e n - U S " > S p e c i f i e s   t h e   d o c u m e n t   n u m b e r   o f   t h e   o r i g i n a l   d o c u m e n t   y o u   r e c e i v e d   f r o m   t h e   v e n d o r .   Y o u   c a n   r e q u i r e   t h e   d o c u m e n t   n u m b e r   f o r   p o s t i n g ,   o r   l e t   i t   b e   o p t i o n a l .   B y   d e f a u l t ,   i t ' s   r e q u i r e d ,   s o   t h a t   t h i s   d o c u m e n t   r e f e r e n c e s   t h e   o r i g i n a l .   M a k i n g   d o c u m e n t   n u m b e r s   o p t i o n a l   r e m o v e s   a   s t e p   f r o m   t h e   p o s t i n g   p r o c e s s .   F o r   e x a m p l e ,   i f   y o u   a t t a c h   t h e   o r i g i n a l   i n v o i c e   a s   a   P D F ,   y o u   m i g h t   n o t   n e e d   t o   e n t e r   t h e   d o c u m e n t   n u m b e r .   T o   s p e c i f y   w h e t h e r   d o c u m e n t   n u m b e r s   a r e   r e q u i r e d ,   i n   t h e   P u r c h a s e s   & a m p ;   P a y a b l e s   S e t u p   w i n d o w ,   s e l e c t   o r   c l e a r   t h e   E x t .   D o c .   N o .   M a n d a t o r y   f i e l d . < / T o o l t i p T e x t > + 
+         < / T o o l t i p > + 
+         < T o o l t i p   c o l u m n = " V e n d o r O r d e r N o "   E l e m e n t I d = " 1 6 4 1 9 6 8 4 4 6 " > + 
+             < T o o l t i p T e x t   l a n g = " e n - U S " > S p e c i f i e s   t h e   v e n d o r ' s   o r d e r   n u m b e r . < / T o o l t i p T e x t > + 
+         < / T o o l t i p > + 
+         < T o o l t i p   c o l u m n = " L i n e N o _ P u r c h L i n e "   E l e m e n t I d = " 1 7 4 8 8 4 8 6 5 " > + 
+             < T o o l t i p T e x t   l a n g = " e n - U S " > S p e c i f i e s   t h e   l i n e ' s   n u m b e r . < / T o o l t i p T e x t > + 
+         < / T o o l t i p > + 
+         < T o o l t i p   c o l u m n = " I t e m N o _ P u r c h L i n e "   E l e m e n t I d = " 1 0 5 7 2 2 4 1 4 0 " > + 
+             < T o o l t i p T e x t   l a n g = " e n - U S " > S p e c i f i e s   t h e   n u m b e r   o f   t h e   i n v o l v e d   e n t r y   o r   r e c o r d ,   a c c o r d i n g   t o   t h e   s p e c i f i e d   n u m b e r   s e r i e s . < / T o o l t i p T e x t > + 
+         < / T o o l t i p > + 
+         < T o o l t i p   c o l u m n = " I t e m R e f e r e n c e N o _ P u r c h L i n e "   E l e m e n t I d = " 1 1 5 8 3 9 2 0 3 1 " > + 
+             < T o o l t i p T e x t   l a n g = " e n - U S " > S p e c i f i e s   t h e   r e f e r e n c e d   i t e m   n u m b e r . < / T o o l t i p T e x t > + 
+         < / T o o l t i p > + 
+         < T o o l t i p   c o l u m n = " D e s c _ P u r c h L i n e "   E l e m e n t I d = " 1 1 6 1 7 0 2 0 8 9 " > + 
+             < T o o l t i p T e x t   l a n g = " e n - U S " > S p e c i f i e s   a   d e s c r i p t i o n   o f   t h e   e n t r y   o f   t h e   p r o d u c t   t o   b e   p u r c h a s e d .   T o   a d d   a   n o n - t r a n s a c t i o n a l   t e x t   l i n e ,   f i l l   i n   t h e   D e s c r i p t i o n   f i e l d   o n l y . < / T o o l t i p T e x t > + 
+         < / T o o l t i p > + 
+         < T o o l t i p   c o l u m n = " U O M _ P u r c h L i n e "   E l e m e n t I d = " 4 4 1 1 3 9 0 4 9 " > + 
+             < T o o l t i p T e x t   l a n g = " e n - U S " > S p e c i f i e s   t h e   u n i t   o f   m e a s u r e . < / T o o l t i p T e x t > + 
+         < / T o o l t i p > + 
+         < T o o l t i p   c o l u m n = " L i n e D i s c _ P u r c h L i n e "   E l e m e n t I d = " 2 1 3 3 2 3 3 9 7 3 " > + 
+             < T o o l t i p T e x t   l a n g = " e n - U S " > S p e c i f i e s   t h e   d i s c o u n t   p e r c e n t a g e   t h a t   i s   g r a n t e d   f o r   t h e   i t e m   o n   t h e   l i n e . < / T o o l t i p T e x t > + 
+         < / T o o l t i p > + 
+         < T o o l t i p   c o l u m n = " A l l o w I n v D i s c _ P u r c h L i n e "   E l e m e n t I d = " 9 8 2 2 2 1 3 6 3 " > + 
+             < T o o l t i p T e x t   l a n g = " e n - U S " > S p e c i f i e s   i f   t h e   i n v o i c e   l i n e   i s   i n c l u d e d   w h e n   t h e   i n v o i c e   d i s c o u n t   i s   c a l c u l a t e d . < / T o o l t i p T e x t > + 
+         < / T o o l t i p > + 
+         < T o o l t i p   c o l u m n = " U n i t P r i c e _ P u r c h L i n e "   E l e m e n t I d = " 2 0 6 3 2 5 9 8 1 9 " > + 
+             < T o o l t i p T e x t   l a n g = " e n - U S " > S p e c i f i e s   t h e   p r i c e ,   i n   L C Y ,   o f   o n e   u n i t   o f   t h e   i t e m   o r   r e s o u r c e .   Y o u   c a n   e n t e r   a   p r i c e   m a n u a l l y   o r   h a v e   i t   e n t e r e d   a c c o r d i n g   t o   t h e   P r i c e / P r o f i t   C a l c u l a t i o n   f i e l d   o n   t h e   r e l a t e d   c a r d . < / T o o l t i p T e x t > + 
+         < / T o o l t i p > + 
+         < T o o l t i p   c o l u m n = " J o b N o _ P u r c h L i n e "   E l e m e n t I d = " 2 7 7 7 0 3 3 2 6 " > + 
+             < T o o l t i p T e x t   l a n g = " e n - U S " > S p e c i f i e s   t h e   n u m b e r   o f   t h e   r e l a t e d   p r o j e c t .   I f   y o u   f i l l   i n   t h i s   f i e l d   a n d   t h e   P r o j e c t   T a s k   N o .   f i e l d ,   t h e n   a   p r o j e c t   l e d g e r   e n t r y   w i l l   b e   p o s t e d   t o g e t h e r   w i t h   t h e   p u r c h a s e   l i n e . < / T o o l t i p T e x t > + 
+         < / T o o l t i p > + 
+         < T o o l t i p   c o l u m n = " J o b T a s k N o _ P u r c h L i n e "   E l e m e n t I d = " 7 2 6 6 6 9 0 1 1 " > + 
+             < T o o l t i p T e x t   l a n g = " e n - U S " > S p e c i f i e s   t h e   n u m b e r   o f   t h e   r e l a t e d   p r o j e c t   t a s k . < / T o o l t i p T e x t > + 
+         < / T o o l t i p > + 
+         < T o o l t i p   c o l u m n = " V A T A m t L i n e V A T B a s e "   E l e m e n t I d = " 1 4 1 9 8 1 6 2 1 8 " > + 
+             < T o o l t i p T e x t   l a n g = " e n - U S " > S p e c i f i e s   t h e   t o t a l   n e t   a m o u n t   ( a m o u n t   e x c l u d i n g   V A T )   f o r   s a l e s   o r   p u r c h a s e   l i n e s   w i t h   a   s p e c i f i c   V A T   I d e n t i f i e r . < / T o o l t i p T e x t > + 
+         < / T o o l t i p > + 
+         < T o o l t i p   c o l u m n = " V A T A m t L i n e V A T A m t "   E l e m e n t I d = " 8 4 9 9 7 4 3 4 1 " > + 
+             < T o o l t i p T e x t   l a n g = " e n - U S " > S p e c i f i e s   t h e   a m o u n t   o f   V A T   t h a t   i s   i n c l u d e d   i n   t h e   t o t a l   a m o u n t . < / T o o l t i p T e x t > + 
+         < / T o o l t i p > + 
+         < T o o l t i p   c o l u m n = " V A T A m t L i n e L i n e A m t "   E l e m e n t I d = " 1 8 8 2 1 0 3 2 6 2 " > + 
+             < T o o l t i p T e x t   l a n g = " e n - U S " > S p e c i f i e s   t h e   t o t a l   a m o u n t   f o r   s a l e s   o r   p u r c h a s e   l i n e s   w i t h   a   s p e c i f i c   V A T   i d e n t i f i e r . < / T o o l t i p T e x t > + 
+         < / T o o l t i p > + 
+         < T o o l t i p   c o l u m n = " V A T A m t L i n e I n v D i s c B a s e A m t "   E l e m e n t I d = " 1 6 9 1 0 0 3 4 1 5 " > + 
+             < T o o l t i p T e x t   l a n g = " e n - U S " > S p e c i f i e s   t h e   i n v o i c e   d i s c o u n t   b a s e   a m o u n t . < / T o o l t i p T e x t > + 
+         < / T o o l t i p > + 
+         < T o o l t i p   c o l u m n = " V A T A m t L i n e I n v D i s c A m t "   E l e m e n t I d = " 1 0 0 7 8 2 8 6 0 " > + 
+             < T o o l t i p T e x t   l a n g = " e n - U S " > S p e c i f i e s   t h e   i n v o i c e   d i s c o u n t   a m o u n t   f o r   a   s p e c i f i c   V A T   i d e n t i f i e r . < / T o o l t i p T e x t > + 
+         < / T o o l t i p > + 
+         < T o o l t i p   c o l u m n = " V A T A m t L i n e V A T "   E l e m e n t I d = " 2 9 9 0 4 8 9 2 5 " > + 
+             < T o o l t i p T e x t   l a n g = " e n - U S " > S p e c i f i e s   t h e   V A T   %   t h a t   w a s   u s e d   o n   t h e   s a l e s   o r   p u r c h a s e   l i n e s   w i t h   t h i s   V A T   I d e n t i f i e r . < / T o o l t i p T e x t > + 
+         < / T o o l t i p > + 
+         < T o o l t i p   c o l u m n = " V A T A m t L i n e V A T I d e n t i f i e r "   E l e m e n t I d = " 4 6 1 3 9 9 7 9 2 " > + 
+             < T o o l t i p T e x t   l a n g = " e n - U S " > S p e c i f i e s   t h e   V A T   I d e n t i f i e r   v a l u e . < / T o o l t i p T e x t > + 
+         < / T o o l t i p > + 
+         < T o o l t i p   c o l u m n = " P r e p m t V A T A m t L i n e V A T A m t "   E l e m e n t I d = " 1 8 7 1 3 0 1 8 2 9 " > + 
+             < T o o l t i p T e x t   l a n g = " e n - U S " > S p e c i f i e s   t h e   a m o u n t   o f   V A T   t h a t   i s   i n c l u d e d   i n   t h e   t o t a l   a m o u n t . < / T o o l t i p T e x t > + 
+         < / T o o l t i p > + 
+         < T o o l t i p   c o l u m n = " P r e p m t V A T A m t L i n e V A T B a s e "   E l e m e n t I d = " 1 2 2 6 9 0 4 6 9 6 " > + 
+             < T o o l t i p T e x t   l a n g = " e n - U S " > S p e c i f i e s   t h e   t o t a l   n e t   a m o u n t   ( a m o u n t   e x c l u d i n g   V A T )   f o r   s a l e s   o r   p u r c h a s e   l i n e s   w i t h   a   s p e c i f i c   V A T   I d e n t i f i e r . < / T o o l t i p T e x t > + 
+         < / T o o l t i p > + 
+         < T o o l t i p   c o l u m n = " P r e p m t V A T A m t L i n e L i n e A m t "   E l e m e n t I d = " 4 0 2 6 8 5 8 2 4 " > + 
+             < T o o l t i p T e x t   l a n g = " e n - U S " > S p e c i f i e s   t h e   t o t a l   a m o u n t   f o r   s a l e s   o r   p u r c h a s e   l i n e s   w i t h   a   s p e c i f i c   V A T   i d e n t i f i e r . < / T o o l t i p T e x t > + 
+         < / T o o l t i p > + 
+         < T o o l t i p   c o l u m n = " P r e p m t V A T A m t L i n e V A T "   E l e m e n t I d = " 1 9 1 5 4 9 4 8 5 " > + 
+             < T o o l t i p T e x t   l a n g = " e n - U S " > S p e c i f i e s   t h e   V A T   %   t h a t   w a s   u s e d   o n   t h e   s a l e s   o r   p u r c h a s e   l i n e s   w i t h   t h i s   V A T   I d e n t i f i e r . < / T o o l t i p T e x t > + 
+         < / T o o l t i p > + 
+         < T o o l t i p   c o l u m n = " P r e p m t V A T A m t L i n e V A T I d "   E l e m e n t I d = " 9 8 2 2 2 4 8 0 0 " > + 
+             < T o o l t i p T e x t   l a n g = " e n - U S " > S p e c i f i e s   t h e   V A T   I d e n t i f i e r   v a l u e . < / T o o l t i p T e x t > + 
+         < / T o o l t i p > + 
+     < / T o o l t i p s > + 
+     < P u r c h a s e _ H e a d e r   E l e m e n t T y p e = " D a t a I t e m "   E l e m e n t I d = " 3 0 1 5 4 4 2 5 8 " > + 
+         < A l l o w I n v o i c e D i s c _ L b l   E l e m e n t T y p e = " C o l u m n "   E l e m e n t I d = " 1 4 4 9 1 1 7 7 6 3 "   D a t a T y p e = " L a b e l " > A l l o w I n v o i c e D i s c _ L b l < / A l l o w I n v o i c e D i s c _ L b l > + 
+         < A m o u n t _ L b l   E l e m e n t T y p e = " C o l u m n "   E l e m e n t I d = " 1 8 5 7 4 6 5 8 6 0 "   D a t a T y p e = " L a b e l " > A m o u n t _ L b l < / A m o u n t _ L b l > + 
+         < B u y e r _ L b l   E l e m e n t T y p e = " C o l u m n "   E l e m e n t I d = " 1 7 4 6 3 3 5 4 8 9 "   D a t a T y p e = " L a b e l " > B u y e r _ L b l < / B u y e r _ L b l >   
          < B u y F r m V e n d N o _ P u r c h H e a d e r   E l e m e n t T y p e = " C o l u m n "   E l e m e n t I d = " 1 1 4 1 1 5 6 0 2 "   D a t a T y p e = " C o d e " > B u y F r m V e n d N o _ P u r c h H e a d e r < / B u y F r m V e n d N o _ P u r c h H e a d e r >   
@@ -8129,15 +8517,15 @@
  
          < B u y F r o m C o n t a c t E m a i l   E l e m e n t T y p e = " C o l u m n "   E l e m e n t I d = " 1 4 6 0 8 4 1 4 4 9 "   D a t a T y p e = " T e x t " > B u y F r o m C o n t a c t E m a i l < / B u y F r o m C o n t a c t E m a i l >   
-         < B u y F r o m C o n t a c t E m a i l L b l   E l e m e n t T y p e = " C o l u m n "   E l e m e n t I d = " 4 6 2 0 6 3 8 7 5 "   D a t a T y p e = " T e x t C o n s t " > B u y F r o m C o n t a c t E m a i l L b l < / B u y F r o m C o n t a c t E m a i l L b l > +         < B u y F r o m C o n t a c t E m a i l L b l   E l e m e n t T y p e = " C o l u m n "   E l e m e n t I d = " 4 6 2 0 6 3 8 7 5 "   D a t a T y p e = " L a b e l " > B u y F r o m C o n t a c t E m a i l L b l < / B u y F r o m C o n t a c t E m a i l L b l >   
          < B u y F r o m C o n t a c t M o b i l e P h o n e N o   E l e m e n t T y p e = " C o l u m n "   E l e m e n t I d = " 6 8 2 3 8 6 3 9 2 "   D a t a T y p e = " T e x t " > B u y F r o m C o n t a c t M o b i l e P h o n e N o < / B u y F r o m C o n t a c t M o b i l e P h o n e N o >   
-         < B u y F r o m C o n t a c t M o b i l e P h o n e N o L b l   E l e m e n t T y p e = " C o l u m n "   E l e m e n t I d = " 3 5 0 1 9 3 3 8 "   D a t a T y p e = " T e x t C o n s t " > B u y F r o m C o n t a c t M o b i l e P h o n e N o L b l < / B u y F r o m C o n t a c t M o b i l e P h o n e N o L b l > +         < B u y F r o m C o n t a c t M o b i l e P h o n e N o L b l   E l e m e n t T y p e = " C o l u m n "   E l e m e n t I d = " 3 5 0 1 9 3 3 8 "   D a t a T y p e = " L a b e l " > B u y F r o m C o n t a c t M o b i l e P h o n e N o L b l < / B u y F r o m C o n t a c t M o b i l e P h o n e N o L b l >   
          < B u y F r o m C o n t a c t P h o n e N o   E l e m e n t T y p e = " C o l u m n "   E l e m e n t I d = " 1 6 2 4 1 1 6 4 9 6 "   D a t a T y p e = " T e x t " > B u y F r o m C o n t a c t P h o n e N o < / B u y F r o m C o n t a c t P h o n e N o >   
-         < B u y F r o m C o n t a c t P h o n e N o L b l   E l e m e n t T y p e = " C o l u m n "   E l e m e n t I d = " 3 6 1 4 5 0 8 0 2 "   D a t a T y p e = " T e x t C o n s t " > B u y F r o m C o n t a c t P h o n e N o L b l < / B u y F r o m C o n t a c t P h o n e N o L b l > +         < B u y F r o m C o n t a c t P h o n e N o L b l   E l e m e n t T y p e = " C o l u m n "   E l e m e n t I d = " 3 6 1 4 5 0 8 0 2 "   D a t a T y p e = " L a b e l " > B u y F r o m C o n t a c t P h o n e N o L b l < / B u y F r o m C o n t a c t P h o n e N o L b l >   
          < C o m p a n y A d d r e s s 1   E l e m e n t T y p e = " C o l u m n "   E l e m e n t I d = " 1 8 8 4 1 6 4 3 2 3 "   D a t a T y p e = " T e x t " > C o m p a n y A d d r e s s 1 < / C o m p a n y A d d r e s s 1 >   
@@ -8157,7 +8545,7 @@
  
          < C o m p a n y B a n k A c c o u n t N o   E l e m e n t T y p e = " C o l u m n "   E l e m e n t I d = " 3 0 1 4 0 2 0 4 "   D a t a T y p e = " T e x t " > C o m p a n y B a n k A c c o u n t N o < / C o m p a n y B a n k A c c o u n t N o >   
-         < C o m p a n y B a n k A c c o u n t N o _ L b l   E l e m e n t T y p e = " C o l u m n "   E l e m e n t I d = " 1 0 9 7 7 4 3 3 4 5 "   D a t a T y p e = " T e x t C o n s t " > C o m p a n y B a n k A c c o u n t N o _ L b l < / C o m p a n y B a n k A c c o u n t N o _ L b l > +         < C o m p a n y B a n k A c c o u n t N o _ L b l   E l e m e n t T y p e = " C o l u m n "   E l e m e n t I d = " 1 0 9 7 7 4 3 3 4 5 "   D a t a T y p e = " L a b e l " > C o m p a n y B a n k A c c o u n t N o _ L b l < / C o m p a n y B a n k A c c o u n t N o _ L b l >   
          < C o m p a n y B a n k B r a n c h N o   E l e m e n t T y p e = " C o l u m n "   E l e m e n t I d = " 7 9 3 1 3 3 0 5 7 "   D a t a T y p e = " T e x t " > C o m p a n y B a n k B r a n c h N o < / C o m p a n y B a n k B r a n c h N o >   
@@ -8165,7 +8553,7 @@
  
          < C o m p a n y B a n k N a m e   E l e m e n t T y p e = " C o l u m n "   E l e m e n t I d = " 1 5 3 4 9 0 5 6 0 5 "   D a t a T y p e = " T e x t " > C o m p a n y B a n k N a m e < / C o m p a n y B a n k N a m e >   
-         < C o m p a n y B a n k N a m e _ L b l   E l e m e n t T y p e = " C o l u m n "   E l e m e n t I d = " 1 2 0 4 3 0 7 0 1 4 "   D a t a T y p e = " T e x t C o n s t " > C o m p a n y B a n k N a m e _ L b l < / C o m p a n y B a n k N a m e _ L b l > +         < C o m p a n y B a n k N a m e _ L b l   E l e m e n t T y p e = " C o l u m n "   E l e m e n t I d = " 1 2 0 4 3 0 7 0 1 4 "   D a t a T y p e = " L a b e l " > C o m p a n y B a n k N a m e _ L b l < / C o m p a n y B a n k N a m e _ L b l >   
          < C o m p a n y C u s t o m G i r o   E l e m e n t T y p e = " C o l u m n "   E l e m e n t I d = " 1 6 7 0 4 7 5 7 9 8 "   D a t a T y p e = " T e x t " > C o m p a n y C u s t o m G i r o < / C o m p a n y C u s t o m G i r o >   
@@ -8173,15 +8561,15 @@
  
          < C o m p a n y E M a i l   E l e m e n t T y p e = " C o l u m n "   E l e m e n t I d = " 1 6 7 7 0 7 4 0 5 8 "   D a t a T y p e = " T e x t " > C o m p a n y E M a i l < / C o m p a n y E M a i l >   
-         < C o m p a n y E m a i l _ L b l   E l e m e n t T y p e = " C o l u m n "   E l e m e n t I d = " 8 0 8 1 5 9 1 7 9 "   D a t a T y p e = " T e x t C o n s t " > C o m p a n y E m a i l _ L b l < / C o m p a n y E m a i l _ L b l > +         < C o m p a n y E m a i l _ L b l   E l e m e n t T y p e = " C o l u m n "   E l e m e n t I d = " 8 0 8 1 5 9 1 7 9 "   D a t a T y p e = " L a b e l " > C o m p a n y E m a i l _ L b l < / C o m p a n y E m a i l _ L b l >   
          < C o m p a n y G i r o N o   E l e m e n t T y p e = " C o l u m n "   E l e m e n t I d = " 1 3 6 0 1 9 6 3 2 0 "   D a t a T y p e = " T e x t " > C o m p a n y G i r o N o < / C o m p a n y G i r o N o >   
-         < C o m p a n y G i r o N o _ L b l   E l e m e n t T y p e = " C o l u m n "   E l e m e n t I d = " 8 6 1 6 0 2 1 1 5 "   D a t a T y p e = " T e x t C o n s t " > C o m p a n y G i r o N o _ L b l < / C o m p a n y G i r o N o _ L b l > +         < C o m p a n y G i r o N o _ L b l   E l e m e n t T y p e = " C o l u m n "   E l e m e n t I d = " 8 6 1 6 0 2 1 1 5 "   D a t a T y p e = " L a b e l " > C o m p a n y G i r o N o _ L b l < / C o m p a n y G i r o N o _ L b l >   
          < C o m p a n y H o m e P a g e   E l e m e n t T y p e = " C o l u m n "   E l e m e n t I d = " 1 9 8 9 1 8 8 7 0 "   D a t a T y p e = " T e x t " > C o m p a n y H o m e P a g e < / C o m p a n y H o m e P a g e >   
-         < C o m p a n y H o m e P a g e _ L b l   E l e m e n t T y p e = " C o l u m n "   E l e m e n t I d = " 1 5 2 9 3 4 8 1 7 1 "   D a t a T y p e = " T e x t C o n s t " > C o m p a n y H o m e P a g e _ L b l < / C o m p a n y H o m e P a g e _ L b l > +         < C o m p a n y H o m e P a g e _ L b l   E l e m e n t T y p e = " C o l u m n "   E l e m e n t I d = " 1 5 2 9 3 4 8 1 7 1 "   D a t a T y p e = " L a b e l " > C o m p a n y H o m e P a g e _ L b l < / C o m p a n y H o m e P a g e _ L b l >   
          < C o m p a n y I B A N   E l e m e n t T y p e = " C o l u m n "   E l e m e n t I d = " 9 0 6 5 4 9 1 8 2 "   D a t a T y p e = " C o d e " > C o m p a n y I B A N < / C o m p a n y I B A N >   
@@ -8195,9 +8583,9 @@
  
          < C o m p a n y P h o n e N o   E l e m e n t T y p e = " C o l u m n "   E l e m e n t I d = " 2 5 0 4 4 0 6 5 5 "   D a t a T y p e = " T e x t " > C o m p a n y P h o n e N o < / C o m p a n y P h o n e N o >   
-         < C o m p a n y P h o n e N o _ L b l   E l e m e n t T y p e = " C o l u m n "   E l e m e n t I d = " 5 5 8 5 9 3 5 8 6 "   D a t a T y p e = " T e x t C o n s t " > C o m p a n y P h o n e N o _ L b l < / C o m p a n y P h o n e N o _ L b l > - 
-         < C o m p a n y P i c t u r e   E l e m e n t T y p e = " C o l u m n "   E l e m e n t I d = " 1 3 9 7 4 1 1 0 7 4 "   D a t a T y p e = " B L O B " / > +         < C o m p a n y P h o n e N o _ L b l   E l e m e n t T y p e = " C o l u m n "   E l e m e n t I d = " 5 5 8 5 9 3 5 8 6 "   D a t a T y p e = " L a b e l " > C o m p a n y P h o n e N o _ L b l < / C o m p a n y P h o n e N o _ L b l > + 
+         < C o m p a n y P i c t u r e   E l e m e n t T y p e = " C o l u m n "   E l e m e n t I d = " 1 3 9 7 4 1 1 0 7 4 "   D a t a T y p e = " B l o b "   / >   
          < C o m p a n y R e g i s t r a t i o n N u m b e r   E l e m e n t T y p e = " C o l u m n "   E l e m e n t I d = " 2 0 2 3 6 3 9 4 2 4 "   D a t a T y p e = " T e x t " > C o m p a n y R e g i s t r a t i o n N u m b e r < / C o m p a n y R e g i s t r a t i o n N u m b e r >   
@@ -8215,93 +8603,93 @@
  
          < C o m p a n y V A T R e g N o _ L b l   E l e m e n t T y p e = " C o l u m n "   E l e m e n t I d = " 7 7 3 2 0 1 5 0 1 "   D a t a T y p e = " T e x t " > C o m p a n y V A T R e g N o _ L b l < / C o m p a n y V A T R e g N o _ L b l >   
-         < C o n f i r m T o C a p t i o n _ L b l   E l e m e n t T y p e = " C o l u m n "   E l e m e n t I d = " 1 7 0 5 6 7 2 8 4 1 "   D a t a T y p e = " T e x t C o n s t " > C o n f i r m T o C a p t i o n _ L b l < / C o n f i r m T o C a p t i o n _ L b l > +         < C o n f i r m T o C a p t i o n _ L b l   E l e m e n t T y p e = " C o l u m n "   E l e m e n t I d = " 1 7 0 5 6 7 2 8 4 1 "   D a t a T y p e = " L a b e l " > C o n f i r m T o C a p t i o n _ L b l < / C o n f i r m T o C a p t i o n _ L b l >   
          < D i m T e x t   E l e m e n t T y p e = " C o l u m n "   E l e m e n t I d = " 1 7 6 4 8 3 2 3 2 "   D a t a T y p e = " T e x t " > D i m T e x t < / D i m T e x t >   
-         < D o c T y p e _ P u r c h H e a d e r   E l e m e n t T y p e = " C o l u m n "   E l e m e n t I d = " 1 9 1 3 4 4 6 4 3 3 "   D a t a T y p e = " O p t i o n " > D o c T y p e _ P u r c h H e a d e r < / D o c T y p e _ P u r c h H e a d e r > +         < D o c T y p e _ P u r c h H e a d e r   E l e m e n t T y p e = " C o l u m n "   E l e m e n t I d = " 1 9 1 3 4 4 6 4 3 3 "   D a t a T y p e = " E n u m " > D o c T y p e _ P u r c h H e a d e r < / D o c T y p e _ P u r c h H e a d e r >   
          < D o c u m e n t D a t e   E l e m e n t T y p e = " C o l u m n "   E l e m e n t I d = " 5 5 2 8 7 1 9 1 4 "   D a t a T y p e = " S t r i n g " > D o c u m e n t D a t e < / D o c u m e n t D a t e >   
-         < D o c u m e n t D a t e _ L b l   E l e m e n t T y p e = " C o l u m n "   E l e m e n t I d = " 1 0 2 6 4 9 4 8 3 "   D a t a T y p e = " T e x t C o n s t " > D o c u m e n t D a t e _ L b l < / D o c u m e n t D a t e _ L b l > - 
-         < D o c u m e n t T i t l e _ L b l   E l e m e n t T y p e = " C o l u m n "   E l e m e n t I d = " 8 5 8 4 2 3 9 2 9 "   D a t a T y p e = " T e x t C o n s t " > D o c u m e n t T i t l e _ L b l < / D o c u m e n t T i t l e _ L b l > +         < D o c u m e n t D a t e _ L b l   E l e m e n t T y p e = " C o l u m n "   E l e m e n t I d = " 1 0 2 6 4 9 4 8 3 "   D a t a T y p e = " L a b e l " > D o c u m e n t D a t e _ L b l < / D o c u m e n t D a t e _ L b l > + 
+         < D o c u m e n t T i t l e _ L b l   E l e m e n t T y p e = " C o l u m n "   E l e m e n t I d = " 8 5 8 4 2 3 9 2 9 "   D a t a T y p e = " L a b e l " > D o c u m e n t T i t l e _ L b l < / D o c u m e n t T i t l e _ L b l >   
          < D u e D a t e   E l e m e n t T y p e = " C o l u m n "   E l e m e n t I d = " 7 4 5 1 7 0 2 0 3 "   D a t a T y p e = " S t r i n g " > D u e D a t e < / D u e D a t e >   
-         < E m a i l I D _ L b l   E l e m e n t T y p e = " C o l u m n "   E l e m e n t I d = " 1 0 8 1 3 5 7 8 8 9 "   D a t a T y p e = " T e x t C o n s t " > E m a i l I D _ L b l < / E m a i l I D _ L b l > +         < E m a i l I D _ L b l   E l e m e n t T y p e = " C o l u m n "   E l e m e n t I d = " 1 0 8 1 3 5 7 8 8 9 "   D a t a T y p e = " L a b e l " > E m a i l I D _ L b l < / E m a i l I D _ L b l >   
          < E x p t R e c p t D t _ P u r c h a s e H e a d e r   E l e m e n t T y p e = " C o l u m n "   E l e m e n t I d = " 7 5 1 5 1 3 9 8 3 "   D a t a T y p e = " S t r i n g " > E x p t R e c p t D t _ P u r c h a s e H e a d e r < / E x p t R e c p t D t _ P u r c h a s e H e a d e r >   
-         < H o m e P a g e _ L b l   E l e m e n t T y p e = " C o l u m n "   E l e m e n t I d = " 1 4 3 3 5 9 2 3 0 0 "   D a t a T y p e = " T e x t C o n s t " > H o m e P a g e _ L b l < / H o m e P a g e _ L b l > - 
-         < I t e m D e s c r i p t i o n _ L b l   E l e m e n t T y p e = " C o l u m n "   E l e m e n t I d = " 8 3 5 8 4 5 8 5 3 "   D a t a T y p e = " T e x t C o n s t " > I t e m D e s c r i p t i o n _ L b l < / I t e m D e s c r i p t i o n _ L b l > - 
-         < I t e m L i n e A m o u n t _ L b l   E l e m e n t T y p e = " C o l u m n "   E l e m e n t I d = " 4 8 8 7 0 7 2 7 "   D a t a T y p e = " T e x t C o n s t " > I t e m L i n e A m o u n t _ L b l < / I t e m L i n e A m o u n t _ L b l > - 
-         < I t e m N u m b e r _ L b l   E l e m e n t T y p e = " C o l u m n "   E l e m e n t I d = " 1 3 3 2 2 2 5 7 7 4 "   D a t a T y p e = " T e x t C o n s t " > I t e m N u m b e r _ L b l < / I t e m N u m b e r _ L b l > - 
-         < I t e m Q u a n t i t y _ L b l   E l e m e n t T y p e = " C o l u m n "   E l e m e n t I d = " 1 8 0 2 5 9 1 7 6 6 "   D a t a T y p e = " T e x t C o n s t " > I t e m Q u a n t i t y _ L b l < / I t e m Q u a n t i t y _ L b l > - 
-         < I t e m U n i t _ L b l   E l e m e n t T y p e = " C o l u m n "   E l e m e n t I d = " 1 9 8 1 4 0 3 7 7 3 "   D a t a T y p e = " T e x t C o n s t " > I t e m U n i t _ L b l < / I t e m U n i t _ L b l > - 
-         < I t e m U n i t P r i c e _ L b l   E l e m e n t T y p e = " C o l u m n "   E l e m e n t I d = " 4 6 6 8 5 2 9 8 "   D a t a T y p e = " T e x t C o n s t " > I t e m U n i t P r i c e _ L b l < / I t e m U n i t P r i c e _ L b l > +         < H o m e P a g e _ L b l   E l e m e n t T y p e = " C o l u m n "   E l e m e n t I d = " 1 4 3 3 5 9 2 3 0 0 "   D a t a T y p e = " L a b e l " > H o m e P a g e _ L b l < / H o m e P a g e _ L b l > + 
+         < I t e m D e s c r i p t i o n _ L b l   E l e m e n t T y p e = " C o l u m n "   E l e m e n t I d = " 8 3 5 8 4 5 8 5 3 "   D a t a T y p e = " L a b e l " > I t e m D e s c r i p t i o n _ L b l < / I t e m D e s c r i p t i o n _ L b l > + 
+         < I t e m L i n e A m o u n t _ L b l   E l e m e n t T y p e = " C o l u m n "   E l e m e n t I d = " 4 8 8 7 0 7 2 7 "   D a t a T y p e = " L a b e l " > I t e m L i n e A m o u n t _ L b l < / I t e m L i n e A m o u n t _ L b l > + 
+         < I t e m N u m b e r _ L b l   E l e m e n t T y p e = " C o l u m n "   E l e m e n t I d = " 1 3 3 2 2 2 5 7 7 4 "   D a t a T y p e = " L a b e l " > I t e m N u m b e r _ L b l < / I t e m N u m b e r _ L b l > + 
+         < I t e m Q u a n t i t y _ L b l   E l e m e n t T y p e = " C o l u m n "   E l e m e n t I d = " 1 8 0 2 5 9 1 7 6 6 "   D a t a T y p e = " L a b e l " > I t e m Q u a n t i t y _ L b l < / I t e m Q u a n t i t y _ L b l > + 
+         < I t e m U n i t P r i c e _ L b l   E l e m e n t T y p e = " C o l u m n "   E l e m e n t I d = " 4 6 6 8 5 2 9 8 "   D a t a T y p e = " L a b e l " > I t e m U n i t P r i c e _ L b l < / I t e m U n i t P r i c e _ L b l > + 
+         < I t e m U n i t _ L b l   E l e m e n t T y p e = " C o l u m n "   E l e m e n t I d = " 1 9 8 1 4 0 3 7 7 3 "   D a t a T y p e = " L a b e l " > I t e m U n i t _ L b l < / I t e m U n i t _ L b l >   
          < N o _ P u r c h H e a d e r   E l e m e n t T y p e = " C o l u m n "   E l e m e n t I d = " 5 2 0 3 3 9 3 5 2 "   D a t a T y p e = " C o d e " > N o _ P u r c h H e a d e r < / N o _ P u r c h H e a d e r >   
-         < O r d e r D a t e _ L b l   E l e m e n t T y p e = " C o l u m n "   E l e m e n t I d = " 4 1 7 6 9 0 3 9 8 "   D a t a T y p e = " T e x t C o n s t " > O r d e r D a t e _ L b l < / O r d e r D a t e _ L b l > +         < O r d e r D a t e _ L b l   E l e m e n t T y p e = " C o l u m n "   E l e m e n t I d = " 4 1 7 6 9 0 3 9 8 "   D a t a T y p e = " L a b e l " > O r d e r D a t e _ L b l < / O r d e r D a t e _ L b l >   
          < O r d e r D a t e _ P u r c h a s e H e a d e r   E l e m e n t T y p e = " C o l u m n "   E l e m e n t I d = " 1 1 1 9 3 3 8 5 4 0 "   D a t a T y p e = " S t r i n g " > O r d e r D a t e _ P u r c h a s e H e a d e r < / O r d e r D a t e _ P u r c h a s e H e a d e r >   
-         < O r d e r N o _ L b l   E l e m e n t T y p e = " C o l u m n "   E l e m e n t I d = " 1 9 9 1 0 6 2 5 2 9 "   D a t a T y p e = " T e x t C o n s t " > O r d e r N o _ L b l < / O r d e r N o _ L b l > +         < O r d e r N o _ L b l   E l e m e n t T y p e = " C o l u m n "   E l e m e n t I d = " 1 9 9 1 0 6 2 5 2 9 "   D a t a T y p e = " L a b e l " > O r d e r N o _ L b l < / O r d e r N o _ L b l >   
          < O u t p u t N o   E l e m e n t T y p e = " C o l u m n "   E l e m e n t I d = " 1 5 2 4 6 3 6 1 8 1 "   D a t a T y p e = " I n t e g e r " > O u t p u t N o < / O u t p u t N o >   
-         < P a g e _ L b l   E l e m e n t T y p e = " C o l u m n "   E l e m e n t I d = " 6 8 0 6 4 8 0 9 1 "   D a t a T y p e = " T e x t C o n s t " > P a g e _ L b l < / P a g e _ L b l > - 
-         < P a y m e n t D e t a i l s _ L b l   E l e m e n t T y p e = " C o l u m n "   E l e m e n t I d = " 1 0 2 9 7 4 8 9 9 2 "   D a t a T y p e = " T e x t C o n s t " > P a y m e n t D e t a i l s _ L b l < / P a y m e n t D e t a i l s _ L b l > +         < P a g e _ L b l   E l e m e n t T y p e = " C o l u m n "   E l e m e n t I d = " 6 8 0 6 4 8 0 9 1 "   D a t a T y p e = " L a b e l " > P a g e _ L b l < / P a g e _ L b l > + 
+         < P a y m e n t D e t a i l s _ L b l   E l e m e n t T y p e = " C o l u m n "   E l e m e n t I d = " 1 0 2 9 7 4 8 9 9 2 "   D a t a T y p e = " L a b e l " > P a y m e n t D e t a i l s _ L b l < / P a y m e n t D e t a i l s _ L b l >   
          < P a y m e n t T e r m s D e s c   E l e m e n t T y p e = " C o l u m n "   E l e m e n t I d = " 1 9 8 3 0 0 2 7 7 9 "   D a t a T y p e = " T e x t " > P a y m e n t T e r m s D e s c < / P a y m e n t T e r m s D e s c >   
-         < P a y m e n t T e r m s D e s c _ L b l   E l e m e n t T y p e = " C o l u m n "   E l e m e n t I d = " 1 4 3 7 8 0 9 5 6 2 "   D a t a T y p e = " T e x t C o n s t " > P a y m e n t T e r m s D e s c _ L b l < / P a y m e n t T e r m s D e s c _ L b l > +         < P a y m e n t T e r m s D e s c _ L b l   E l e m e n t T y p e = " C o l u m n "   E l e m e n t I d = " 1 4 3 7 8 0 9 5 6 2 "   D a t a T y p e = " L a b e l " > P a y m e n t T e r m s D e s c _ L b l < / P a y m e n t T e r m s D e s c _ L b l >   
          < P a y T o C o n t a c t E m a i l   E l e m e n t T y p e = " C o l u m n "   E l e m e n t I d = " 1 9 8 4 8 9 3 3 1 0 "   D a t a T y p e = " T e x t " > P a y T o C o n t a c t E m a i l < / P a y T o C o n t a c t E m a i l >   
-         < P a y T o C o n t a c t E m a i l L b l   E l e m e n t T y p e = " C o l u m n "   E l e m e n t I d = " 6 8 4 6 8 8 4 8 "   D a t a T y p e = " T e x t C o n s t " > P a y T o C o n t a c t E m a i l L b l < / P a y T o C o n t a c t E m a i l L b l > +         < P a y T o C o n t a c t E m a i l L b l   E l e m e n t T y p e = " C o l u m n "   E l e m e n t I d = " 6 8 4 6 8 8 4 8 "   D a t a T y p e = " L a b e l " > P a y T o C o n t a c t E m a i l L b l < / P a y T o C o n t a c t E m a i l L b l >   
          < P a y T o C o n t a c t M o b i l e P h o n e N o   E l e m e n t T y p e = " C o l u m n "   E l e m e n t I d = " 1 9 0 1 4 6 6 0 5 "   D a t a T y p e = " T e x t " > P a y T o C o n t a c t M o b i l e P h o n e N o < / P a y T o C o n t a c t M o b i l e P h o n e N o >   
-         < P a y T o C o n t a c t M o b i l e P h o n e N o L b l   E l e m e n t T y p e = " C o l u m n "   E l e m e n t I d = " 1 2 5 4 4 4 0 0 8 9 "   D a t a T y p e = " T e x t C o n s t " > P a y T o C o n t a c t M o b i l e P h o n e N o L b l < / P a y T o C o n t a c t M o b i l e P h o n e N o L b l > +         < P a y T o C o n t a c t M o b i l e P h o n e N o L b l   E l e m e n t T y p e = " C o l u m n "   E l e m e n t I d = " 1 2 5 4 4 4 0 0 8 9 "   D a t a T y p e = " L a b e l " > P a y T o C o n t a c t M o b i l e P h o n e N o L b l < / P a y T o C o n t a c t M o b i l e P h o n e N o L b l >   
          < P a y T o C o n t a c t P h o n e N o   E l e m e n t T y p e = " C o l u m n "   E l e m e n t I d = " 1 9 2 3 7 9 6 7 0 9 "   D a t a T y p e = " T e x t " > P a y T o C o n t a c t P h o n e N o < / P a y T o C o n t a c t P h o n e N o >   
-         < P a y T o C o n t a c t P h o n e N o L b l   E l e m e n t T y p e = " C o l u m n "   E l e m e n t I d = " 2 9 3 4 6 1 0 8 7 "   D a t a T y p e = " T e x t C o n s t " > P a y T o C o n t a c t P h o n e N o L b l < / P a y T o C o n t a c t P h o n e N o L b l > +         < P a y T o C o n t a c t P h o n e N o L b l   E l e m e n t T y p e = " C o l u m n "   E l e m e n t I d = " 2 9 3 4 6 1 0 8 7 "   D a t a T y p e = " L a b e l " > P a y T o C o n t a c t P h o n e N o L b l < / P a y T o C o n t a c t P h o n e N o L b l >   
          < P a y T o V e n d N o _ P u r c h H e a d e r   E l e m e n t T y p e = " C o l u m n "   E l e m e n t I d = " 6 3 5 5 6 4 4 9 8 "   D a t a T y p e = " C o d e " > P a y T o V e n d N o _ P u r c h H e a d e r < / P a y T o V e n d N o _ P u r c h H e a d e r >   
          < P r e p m t P a y m e n t T e r m s D e s c   E l e m e n t T y p e = " C o l u m n "   E l e m e n t I d = " 4 2 9 7 6 4 9 1 "   D a t a T y p e = " T e x t " > P r e p m t P a y m e n t T e r m s D e s c < / P r e p m t P a y m e n t T e r m s D e s c >   
-         < P r e p y m t T e r m s D e s c _ L b l   E l e m e n t T y p e = " C o l u m n "   E l e m e n t I d = " 1 8 4 2 9 3 9 4 8 5 "   D a t a T y p e = " T e x t C o n s t " > P r e p y m t T e r m s D e s c _ L b l < / P r e p y m t T e r m s D e s c _ L b l > - 
-         < P r i c e s I n c l u d i n g V A T _ L b l   E l e m e n t T y p e = " C o l u m n "   E l e m e n t I d = " 1 3 7 7 9 7 9 4 4 4 "   D a t a T y p e = " T e x t C o n s t " > P r i c e s I n c l u d i n g V A T _ L b l < / P r i c e s I n c l u d i n g V A T _ L b l > +         < P r e p y m t T e r m s D e s c _ L b l   E l e m e n t T y p e = " C o l u m n "   E l e m e n t I d = " 1 8 4 2 9 3 9 4 8 5 "   D a t a T y p e = " L a b e l " > P r e p y m t T e r m s D e s c _ L b l < / P r e p y m t T e r m s D e s c _ L b l > + 
+         < P r i c e s I n c l u d i n g V A T _ L b l   E l e m e n t T y p e = " C o l u m n "   E l e m e n t I d = " 1 3 7 7 9 7 9 4 4 4 "   D a t a T y p e = " L a b e l " > P r i c e s I n c l u d i n g V A T _ L b l < / P r i c e s I n c l u d i n g V A T _ L b l > + 
+         < P r i c e s I n c l V A T t x t   E l e m e n t T y p e = " C o l u m n "   E l e m e n t I d = " 1 1 2 3 7 2 4 4 4 8 "   D a t a T y p e = " L a b e l " > P r i c e s I n c l V A T t x t < / P r i c e s I n c l V A T t x t >   
          < P r i c e s I n c l V A T _ P u r c h H e a d e r   E l e m e n t T y p e = " C o l u m n "   E l e m e n t I d = " 1 8 0 5 5 0 7 9 8 0 "   D a t a T y p e = " B o o l e a n " > P r i c e s I n c l V A T _ P u r c h H e a d e r < / P r i c e s I n c l V A T _ P u r c h H e a d e r >   
          < P r i c e s I n c l V A T _ P u r c h H e a d e r _ L b l   E l e m e n t T y p e = " C o l u m n "   E l e m e n t I d = " 1 7 9 9 5 0 1 7 4 3 "   D a t a T y p e = " S t r i n g " > P r i c e s I n c l V A T _ P u r c h H e a d e r _ L b l < / P r i c e s I n c l V A T _ P u r c h H e a d e r _ L b l >   
-         < P r i c e s I n c l V A T t x t   E l e m e n t T y p e = " C o l u m n "   E l e m e n t I d = " 1 1 2 3 7 2 4 4 4 8 "   D a t a T y p e = " T e x t C o n s t " > P r i c e s I n c l V A T t x t < / P r i c e s I n c l V A T t x t > - 
          < P u r c h a s e r T e x t   E l e m e n t T y p e = " C o l u m n "   E l e m e n t I d = " 1 2 9 1 4 2 3 8 3 3 "   D a t a T y p e = " T e x t " > P u r c h a s e r T e x t < / P u r c h a s e r T e x t >   
-         < P u r c h L i n e I n v D i s c A m t _ L b l   E l e m e n t T y p e = " C o l u m n "   E l e m e n t I d = " 9 2 6 7 0 5 4 6 2 "   D a t a T y p e = " T e x t C o n s t " > P u r c h L i n e I n v D i s c A m t _ L b l < / P u r c h L i n e I n v D i s c A m t _ L b l > - 
-         < P u r c h O r d e r C a p t i o n _ L b l   E l e m e n t T y p e = " C o l u m n "   E l e m e n t I d = " 6 3 3 7 2 3 3 7 2 "   D a t a T y p e = " T e x t C o n s t " > P u r c h O r d e r C a p t i o n _ L b l < / P u r c h O r d e r C a p t i o n _ L b l > - 
-         < P u r c h O r d e r D a t e C a p t i o n _ L b l   E l e m e n t T y p e = " C o l u m n "   E l e m e n t I d = " 1 6 3 4 1 8 6 4 0 "   D a t a T y p e = " T e x t C o n s t " > P u r c h O r d e r D a t e C a p t i o n _ L b l < / P u r c h O r d e r D a t e C a p t i o n _ L b l > - 
-         < P u r c h O r d e r N u m C a p t i o n _ L b l   E l e m e n t T y p e = " C o l u m n "   E l e m e n t I d = " 4 6 4 1 4 9 4 5 4 "   D a t a T y p e = " T e x t C o n s t " > P u r c h O r d e r N u m C a p t i o n _ L b l < / P u r c h O r d e r N u m C a p t i o n _ L b l > - 
-         < R e c e i v e b y _ L b l   E l e m e n t T y p e = " C o l u m n "   E l e m e n t I d = " 9 4 4 0 6 3 6 8 "   D a t a T y p e = " T e x t C o n s t " > R e c e i v e b y _ L b l < / R e c e i v e b y _ L b l > +         < P u r c h L i n e I n v D i s c A m t _ L b l   E l e m e n t T y p e = " C o l u m n "   E l e m e n t I d = " 9 2 6 7 0 5 4 6 2 "   D a t a T y p e = " L a b e l " > P u r c h L i n e I n v D i s c A m t _ L b l < / P u r c h L i n e I n v D i s c A m t _ L b l > + 
+         < P u r c h O r d e r C a p t i o n _ L b l   E l e m e n t T y p e = " C o l u m n "   E l e m e n t I d = " 6 3 3 7 2 3 3 7 2 "   D a t a T y p e = " L a b e l " > P u r c h O r d e r C a p t i o n _ L b l < / P u r c h O r d e r C a p t i o n _ L b l > + 
+         < P u r c h O r d e r D a t e C a p t i o n _ L b l   E l e m e n t T y p e = " C o l u m n "   E l e m e n t I d = " 1 6 3 4 1 8 6 4 0 "   D a t a T y p e = " L a b e l " > P u r c h O r d e r D a t e C a p t i o n _ L b l < / P u r c h O r d e r D a t e C a p t i o n _ L b l > + 
+         < P u r c h O r d e r N u m C a p t i o n _ L b l   E l e m e n t T y p e = " C o l u m n "   E l e m e n t I d = " 4 6 4 1 4 9 4 5 4 "   D a t a T y p e = " L a b e l " > P u r c h O r d e r N u m C a p t i o n _ L b l < / P u r c h O r d e r N u m C a p t i o n _ L b l > + 
+         < R e c e i v e b y _ L b l   E l e m e n t T y p e = " C o l u m n "   E l e m e n t I d = " 9 4 4 0 6 3 6 8 "   D a t a T y p e = " L a b e l " > R e c e i v e b y _ L b l < / R e c e i v e b y _ L b l >   
          < R e f e r e n c e T e x t   E l e m e n t T y p e = " C o l u m n "   E l e m e n t I d = " 4 4 5 3 5 3 4 5 1 "   D a t a T y p e = " T e x t " > R e f e r e n c e T e x t < / R e f e r e n c e T e x t >   
@@ -8313,7 +8701,7 @@
  
          < S h i p m e n t M e t h o d D e s c   E l e m e n t T y p e = " C o l u m n "   E l e m e n t I d = " 6 8 6 3 4 3 1 7 9 "   D a t a T y p e = " T e x t " > S h i p m e n t M e t h o d D e s c < / S h i p m e n t M e t h o d D e s c >   
-         < S h i p m e n t M e t h o d D e s c _ L b l   E l e m e n t T y p e = " C o l u m n "   E l e m e n t I d = " 5 7 9 9 0 1 3 6 6 "   D a t a T y p e = " T e x t C o n s t " > S h i p m e n t M e t h o d D e s c _ L b l < / S h i p m e n t M e t h o d D e s c _ L b l > +         < S h i p m e n t M e t h o d D e s c _ L b l   E l e m e n t T y p e = " C o l u m n "   E l e m e n t I d = " 5 7 9 9 0 1 3 6 6 "   D a t a T y p e = " L a b e l " > S h i p m e n t M e t h o d D e s c _ L b l < / S h i p m e n t M e t h o d D e s c _ L b l >   
          < S h i p T o A d d r 1   E l e m e n t T y p e = " C o l u m n "   E l e m e n t I d = " 5 1 2 9 7 9 8 5 0 "   D a t a T y p e = " T e x t " > S h i p T o A d d r 1 < / S h i p T o A d d r 1 >   
@@ -8331,33 +8719,33 @@
  
          < S h i p T o A d d r 8   E l e m e n t T y p e = " C o l u m n "   E l e m e n t I d = " 9 3 1 3 2 2 4 0 7 "   D a t a T y p e = " T e x t " > S h i p T o A d d r 8 < / S h i p T o A d d r 8 >   
-         < S h i p t o A d d r e s s _ L b l   E l e m e n t T y p e = " C o l u m n "   E l e m e n t I d = " 1 0 4 3 5 1 9 5 7 7 "   D a t a T y p e = " T e x t C o n s t " > S h i p t o A d d r e s s _ L b l < / S h i p t o A d d r e s s _ L b l > +         < S h i p t o A d d r e s s _ L b l   E l e m e n t T y p e = " C o l u m n "   E l e m e n t I d = " 1 0 4 3 5 1 9 5 7 7 "   D a t a T y p e = " L a b e l " > S h i p t o A d d r e s s _ L b l < / S h i p t o A d d r e s s _ L b l >   
          < S h i p T o P h o n e N o   E l e m e n t T y p e = " C o l u m n "   E l e m e n t I d = " 3 6 9 7 0 2 2 5 5 "   D a t a T y p e = " T e x t " > S h i p T o P h o n e N o < / S h i p T o P h o n e N o >   
-         < S u b t o t a l _ L b l   E l e m e n t T y p e = " C o l u m n "   E l e m e n t I d = " 1 9 6 7 7 9 5 1 4 2 "   D a t a T y p e = " T e x t C o n s t " > S u b t o t a l _ L b l < / S u b t o t a l _ L b l > - 
-         < T a x I d e n t T y p e C a p t i o n _ L b l   E l e m e n t T y p e = " C o l u m n "   E l e m e n t I d = " 1 2 3 4 9 8 1 3 2 1 "   D a t a T y p e = " T e x t C o n s t " > T a x I d e n t T y p e C a p t i o n _ L b l < / T a x I d e n t T y p e C a p t i o n _ L b l > - 
-         < T o C a p t i o n _ L b l   E l e m e n t T y p e = " C o l u m n "   E l e m e n t I d = " 2 0 3 0 5 3 2 2 2 9 "   D a t a T y p e = " T e x t C o n s t " > T o C a p t i o n _ L b l < / T o C a p t i o n _ L b l > - 
-         < T o t a l _ L b l   E l e m e n t T y p e = " C o l u m n "   E l e m e n t I d = " 1 2 1 0 1 0 0 8 7 8 "   D a t a T y p e = " T e x t C o n s t " > T o t a l _ L b l < / T o t a l _ L b l > - 
-         < V A L V A T B a s e L C Y _ L b l   E l e m e n t T y p e = " C o l u m n "   E l e m e n t I d = " 1 7 0 5 4 3 5 8 1 1 "   D a t a T y p e = " T e x t C o n s t " > V A L V A T B a s e L C Y _ L b l < / V A L V A T B a s e L C Y _ L b l > - 
-         < V A T A m t L i n e I n v D i s c B a s e A m t _ L b l   E l e m e n t T y p e = " C o l u m n "   E l e m e n t I d = " 1 6 4 7 3 8 4 9 1 6 "   D a t a T y p e = " T e x t C o n s t " > V A T A m t L i n e I n v D i s c B a s e A m t _ L b l < / V A T A m t L i n e I n v D i s c B a s e A m t _ L b l > - 
-         < V A T A m t L i n e L i n e A m t _ L b l   E l e m e n t T y p e = " C o l u m n "   E l e m e n t I d = " 1 1 3 2 2 4 5 2 5 1 "   D a t a T y p e = " T e x t C o n s t " > V A T A m t L i n e L i n e A m t _ L b l < / V A T A m t L i n e L i n e A m t _ L b l > - 
-         < V A T A m t L i n e V A T _ L b l   E l e m e n t T y p e = " C o l u m n "   E l e m e n t I d = " 1 1 6 2 6 0 3 1 0 2 "   D a t a T y p e = " T e x t C o n s t " > V A T A m t L i n e V A T _ L b l < / V A T A m t L i n e V A T _ L b l > - 
-         < V A T A m t L i n e V A T A m t _ L b l   E l e m e n t T y p e = " C o l u m n "   E l e m e n t I d = " 5 0 9 5 8 8 9 9 8 "   D a t a T y p e = " T e x t C o n s t " > V A T A m t L i n e V A T A m t _ L b l < / V A T A m t L i n e V A T A m t _ L b l > - 
-         < V A T A m t S p e c _ L b l   E l e m e n t T y p e = " C o l u m n "   E l e m e n t I d = " 1 5 0 9 9 9 9 3 4 6 "   D a t a T y p e = " T e x t C o n s t " > V A T A m t S p e c _ L b l < / V A T A m t S p e c _ L b l > +         < S u b t o t a l _ L b l   E l e m e n t T y p e = " C o l u m n "   E l e m e n t I d = " 1 9 6 7 7 9 5 1 4 2 "   D a t a T y p e = " L a b e l " > S u b t o t a l _ L b l < / S u b t o t a l _ L b l > + 
+         < T a x I d e n t T y p e C a p t i o n _ L b l   E l e m e n t T y p e = " C o l u m n "   E l e m e n t I d = " 1 2 3 4 9 8 1 3 2 1 "   D a t a T y p e = " L a b e l " > T a x I d e n t T y p e C a p t i o n _ L b l < / T a x I d e n t T y p e C a p t i o n _ L b l > + 
+         < T o C a p t i o n _ L b l   E l e m e n t T y p e = " C o l u m n "   E l e m e n t I d = " 2 0 3 0 5 3 2 2 2 9 "   D a t a T y p e = " L a b e l " > T o C a p t i o n _ L b l < / T o C a p t i o n _ L b l > + 
+         < T o t a l _ L b l   E l e m e n t T y p e = " C o l u m n "   E l e m e n t I d = " 1 2 1 0 1 0 0 8 7 8 "   D a t a T y p e = " L a b e l " > T o t a l _ L b l < / T o t a l _ L b l > + 
+         < V A L V A T B a s e L C Y _ L b l   E l e m e n t T y p e = " C o l u m n "   E l e m e n t I d = " 1 7 0 5 4 3 5 8 1 1 "   D a t a T y p e = " L a b e l " > V A L V A T B a s e L C Y _ L b l < / V A L V A T B a s e L C Y _ L b l > + 
+         < V A T A m t L i n e I n v D i s c B a s e A m t _ L b l   E l e m e n t T y p e = " C o l u m n "   E l e m e n t I d = " 1 6 4 7 3 8 4 9 1 6 "   D a t a T y p e = " L a b e l " > V A T A m t L i n e I n v D i s c B a s e A m t _ L b l < / V A T A m t L i n e I n v D i s c B a s e A m t _ L b l > + 
+         < V A T A m t L i n e L i n e A m t _ L b l   E l e m e n t T y p e = " C o l u m n "   E l e m e n t I d = " 1 1 3 2 2 4 5 2 5 1 "   D a t a T y p e = " L a b e l " > V A T A m t L i n e L i n e A m t _ L b l < / V A T A m t L i n e L i n e A m t _ L b l > + 
+         < V A T A m t L i n e V A T A m t _ L b l   E l e m e n t T y p e = " C o l u m n "   E l e m e n t I d = " 5 0 9 5 8 8 9 9 8 "   D a t a T y p e = " L a b e l " > V A T A m t L i n e V A T A m t _ L b l < / V A T A m t L i n e V A T A m t _ L b l > + 
+         < V A T A m t L i n e V A T _ L b l   E l e m e n t T y p e = " C o l u m n "   E l e m e n t I d = " 1 1 6 2 6 0 3 1 0 2 "   D a t a T y p e = " L a b e l " > V A T A m t L i n e V A T _ L b l < / V A T A m t L i n e V A T _ L b l > + 
+         < V A T A m t S p e c _ L b l   E l e m e n t T y p e = " C o l u m n "   E l e m e n t I d = " 1 5 0 9 9 9 9 3 4 6 "   D a t a T y p e = " L a b e l " > V A T A m t S p e c _ L b l < / V A T A m t S p e c _ L b l >   
          < V A T B a s e D i s c _ P u r c h H e a d e r   E l e m e n t T y p e = " C o l u m n "   E l e m e n t I d = " 1 6 3 9 7 3 7 3 5 8 "   D a t a T y p e = " D e c i m a l " > V A T B a s e D i s c _ P u r c h H e a d e r < / V A T B a s e D i s c _ P u r c h H e a d e r >   
-         < V A T I d e n t i f i e r _ L b l   E l e m e n t T y p e = " C o l u m n "   E l e m e n t I d = " 1 6 8 6 6 2 3 9 8 4 "   D a t a T y p e = " T e x t C o n s t " > V A T I d e n t i f i e r _ L b l < / V A T I d e n t i f i e r _ L b l > +         < V A T I d e n t i f i e r _ L b l   E l e m e n t T y p e = " C o l u m n "   E l e m e n t I d = " 1 6 8 6 6 2 3 9 8 4 "   D a t a T y p e = " L a b e l " > V A T I d e n t i f i e r _ L b l < / V A T I d e n t i f i e r _ L b l >   
          < V A T N o T e x t   E l e m e n t T y p e = " C o l u m n "   E l e m e n t I d = " 1 9 5 9 6 6 3 4 2 6 "   D a t a T y p e = " T e x t " > V A T N o T e x t < / V A T N o T e x t >   
@@ -8379,43 +8767,43 @@
  
          < V e n d A d d r 8   E l e m e n t T y p e = " C o l u m n "   E l e m e n t I d = " 1 2 4 0 4 4 8 6 7 9 "   D a t a T y p e = " T e x t " > V e n d A d d r 8 < / V e n d A d d r 8 >   
-         < V e n d N o _ L b l   E l e m e n t T y p e = " C o l u m n "   E l e m e n t I d = " 1 1 9 1 1 1 2 2 4 0 "   D a t a T y p e = " T e x t C o n s t " > V e n d N o _ L b l < / V e n d N o _ L b l > - 
-         < V e n d o r I D C a p t i o n _ L b l   E l e m e n t T y p e = " C o l u m n "   E l e m e n t I d = " 1 1 2 9 2 1 9 5 9 3 "   D a t a T y p e = " T e x t C o n s t " > V e n d o r I D C a p t i o n _ L b l < / V e n d o r I D C a p t i o n _ L b l > +         < V e n d N o _ L b l   E l e m e n t T y p e = " C o l u m n "   E l e m e n t I d = " 1 1 9 1 1 1 2 2 4 0 "   D a t a T y p e = " L a b e l " > V e n d N o _ L b l < / V e n d N o _ L b l > + 
+         < V e n d o r I D C a p t i o n _ L b l   E l e m e n t T y p e = " C o l u m n "   E l e m e n t I d = " 1 1 2 9 2 1 9 5 9 3 "   D a t a T y p e = " L a b e l " > V e n d o r I D C a p t i o n _ L b l < / V e n d o r I D C a p t i o n _ L b l >   
          < V e n d o r I n v o i c e N o   E l e m e n t T y p e = " C o l u m n "   E l e m e n t I d = " 8 8 7 3 7 6 2 2 5 "   D a t a T y p e = " C o d e " > V e n d o r I n v o i c e N o < / V e n d o r I n v o i c e N o >   
-         < V e n d o r I n v o i c e N o _ L b l   E l e m e n t T y p e = " C o l u m n "   E l e m e n t I d = " 1 0 3 4 9 0 0 7 0 0 "   D a t a T y p e = " T e x t C o n s t " > V e n d o r I n v o i c e N o _ L b l < / V e n d o r I n v o i c e N o _ L b l > +         < V e n d o r I n v o i c e N o _ L b l   E l e m e n t T y p e = " C o l u m n "   E l e m e n t I d = " 1 0 3 4 9 0 0 7 0 0 "   D a t a T y p e = " L a b e l " > V e n d o r I n v o i c e N o _ L b l < / V e n d o r I n v o i c e N o _ L b l >   
          < V e n d o r O r d e r N o   E l e m e n t T y p e = " C o l u m n "   E l e m e n t I d = " 1 6 4 1 9 6 8 4 4 6 "   D a t a T y p e = " C o d e " > V e n d o r O r d e r N o < / V e n d o r O r d e r N o >   
-         < V e n d o r O r d e r N o _ L b l   E l e m e n t T y p e = " C o l u m n "   E l e m e n t I d = " 1 5 7 1 7 5 2 4 7 7 "   D a t a T y p e = " T e x t C o n s t " > V e n d o r O r d e r N o _ L b l < / V e n d o r O r d e r N o _ L b l > +         < V e n d o r O r d e r N o _ L b l   E l e m e n t T y p e = " C o l u m n "   E l e m e n t I d = " 1 5 7 1 7 5 2 4 7 7 "   D a t a T y p e = " L a b e l " > V e n d o r O r d e r N o _ L b l < / V e n d o r O r d e r N o _ L b l >   
          < Y o u r R e f _ P u r c h H e a d e r   E l e m e n t T y p e = " C o l u m n "   E l e m e n t I d = " 1 9 8 5 3 6 8 6 3 1 "   D a t a T y p e = " T e x t " > Y o u r R e f _ P u r c h H e a d e r < / Y o u r R e f _ P u r c h H e a d e r >   
-         < P u r c h a s e _ L i n e   E l e m e n t T y p e = " D a t a I t e m "   E l e m e n t I d = " 6 2 7 5 7 4 0 4 8 " > +         < P u r c h a s e _ L i n e   E l e m e n t T y p e = " D a t a I t e m "   E l e m e n t I d = " 1 2 9 1 3 1 7 9 1 1 " > + 
+             < A l l o w I n v D i s c t x t   E l e m e n t T y p e = " C o l u m n "   E l e m e n t I d = " 2 0 1 2 9 2 1 6 0 8 "   D a t a T y p e = " T e x t " > A l l o w I n v D i s c t x t < / A l l o w I n v D i s c t x t >   
              < A l l o w I n v D i s c _ P u r c h L i n e   E l e m e n t T y p e = " C o l u m n "   E l e m e n t I d = " 9 8 2 2 2 1 3 6 3 "   D a t a T y p e = " B o o l e a n " > A l l o w I n v D i s c _ P u r c h L i n e < / A l l o w I n v D i s c _ P u r c h L i n e >   
-             < A l l o w I n v D i s c t x t   E l e m e n t T y p e = " C o l u m n "   E l e m e n t I d = " 2 0 1 2 9 2 1 6 0 8 "   D a t a T y p e = " T e x t " > A l l o w I n v D i s c t x t < / A l l o w I n v D i s c t x t > - 
              < A m o u n t I n c l u d i n g V A T   E l e m e n t T y p e = " C o l u m n "   E l e m e n t I d = " 8 9 1 0 4 9 5 7 1 "   D a t a T y p e = " D e c i m a l " > A m o u n t I n c l u d i n g V A T < / A m o u n t I n c l u d i n g V A T >   
              < D e s c _ P u r c h L i n e   E l e m e n t T y p e = " C o l u m n "   E l e m e n t I d = " 1 1 6 1 7 0 2 0 8 9 "   D a t a T y p e = " T e x t " > D e s c _ P u r c h L i n e < / D e s c _ P u r c h L i n e >   
              < D e s c _ P u r c h L i n e _ L b l   E l e m e n t T y p e = " C o l u m n "   E l e m e n t I d = " 6 6 5 1 1 3 6 5 2 "   D a t a T y p e = " S t r i n g " > D e s c _ P u r c h L i n e _ L b l < / D e s c _ P u r c h L i n e _ L b l >   
-             < D i r e c t U n i C o s t _ L b l   E l e m e n t T y p e = " C o l u m n "   E l e m e n t I d = " 7 2 1 4 7 6 6 8 4 "   D a t a T y p e = " T e x t C o n s t " > D i r e c t U n i C o s t _ L b l < / D i r e c t U n i C o s t _ L b l > +             < D i r e c t U n i C o s t _ L b l   E l e m e n t T y p e = " C o l u m n "   E l e m e n t I d = " 7 2 1 4 7 6 6 8 4 "   D a t a T y p e = " L a b e l " > D i r e c t U n i C o s t _ L b l < / D i r e c t U n i C o s t _ L b l >   
              < D i r U n i t C o s t _ P u r c h L i n e   E l e m e n t T y p e = " C o l u m n "   E l e m e n t I d = " 9 5 0 9 6 2 5 8 6 "   D a t a T y p e = " T e x t " > D i r U n i t C o s t _ P u r c h L i n e < / D i r U n i t C o s t _ P u r c h L i n e >   
              < E x p e c t e d R e c e i p t D a t e   E l e m e n t T y p e = " C o l u m n "   E l e m e n t I d = " 1 9 8 8 0 4 6 2 0 5 "   D a t a T y p e = " S t r i n g " > E x p e c t e d R e c e i p t D a t e < / E x p e c t e d R e c e i p t D a t e >   
-             < E x p e c t e d R e c e i p t D a t e L b l   E l e m e n t T y p e = " C o l u m n "   E l e m e n t I d = " 1 8 0 6 8 4 1 2 7 1 "   D a t a T y p e = " T e x t C o n s t " > E x p e c t e d R e c e i p t D a t e L b l < / E x p e c t e d R e c e i p t D a t e L b l > +             < E x p e c t e d R e c e i p t D a t e L b l   E l e m e n t T y p e = " C o l u m n "   E l e m e n t I d = " 1 8 0 6 8 4 1 2 7 1 "   D a t a T y p e = " L a b e l " > E x p e c t e d R e c e i p t D a t e L b l < / E x p e c t e d R e c e i p t D a t e L b l >   
              < I n v D i s c A m t _ P u r c h L i n e   E l e m e n t T y p e = " C o l u m n "   E l e m e n t I d = " 1 4 5 3 0 9 9 5 8 0 "   D a t a T y p e = " D e c i m a l " > I n v D i s c A m t _ P u r c h L i n e < / I n v D i s c A m t _ P u r c h L i n e >   
-             < I n v D i s c C a p t i o n _ L b l   E l e m e n t T y p e = " C o l u m n "   E l e m e n t I d = " 1 9 3 9 0 5 8 9 7 4 "   D a t a T y p e = " T e x t C o n s t " > I n v D i s c C a p t i o n _ L b l < / I n v D i s c C a p t i o n _ L b l > +             < I n v D i s c C a p t i o n _ L b l   E l e m e n t T y p e = " C o l u m n "   E l e m e n t I d = " 1 9 3 9 0 5 8 9 7 4 "   D a t a T y p e = " L a b e l " > I n v D i s c C a p t i o n _ L b l < / I n v D i s c C a p t i o n _ L b l >   
              < I t e m N o _ P u r c h L i n e   E l e m e n t T y p e = " C o l u m n "   E l e m e n t I d = " 1 0 5 7 2 2 4 1 4 0 "   D a t a T y p e = " C o d e " > I t e m N o _ P u r c h L i n e < / I t e m N o _ P u r c h L i n e >   
@@ -8423,11 +8811,11 @@
  
              < J o b N o _ P u r c h L i n e   E l e m e n t T y p e = " C o l u m n "   E l e m e n t I d = " 2 7 7 7 0 3 3 2 6 "   D a t a T y p e = " C o d e " > J o b N o _ P u r c h L i n e < / J o b N o _ P u r c h L i n e >   
-             < J o b N o _ P u r c h L i n e _ L b l   E l e m e n t T y p e = " C o l u m n "   E l e m e n t I d = " 9 6 0 0 7 3 4 1 1 "   D a t a T y p e = " T e x t C o n s t " > J o b N o _ P u r c h L i n e _ L b l < / J o b N o _ P u r c h L i n e _ L b l > +             < J o b N o _ P u r c h L i n e _ L b l   E l e m e n t T y p e = " C o l u m n "   E l e m e n t I d = " 9 6 0 0 7 3 4 1 1 "   D a t a T y p e = " L a b e l " > J o b N o _ P u r c h L i n e _ L b l < / J o b N o _ P u r c h L i n e _ L b l >   
              < J o b T a s k N o _ P u r c h L i n e   E l e m e n t T y p e = " C o l u m n "   E l e m e n t I d = " 7 2 6 6 6 9 0 1 1 "   D a t a T y p e = " C o d e " > J o b T a s k N o _ P u r c h L i n e < / J o b T a s k N o _ P u r c h L i n e >   
-             < J o b T a s k N o _ P u r c h L i n e _ L b l   E l e m e n t T y p e = " C o l u m n "   E l e m e n t I d = " 2 0 4 9 1 3 1 1 8 2 "   D a t a T y p e = " T e x t C o n s t " > J o b T a s k N o _ P u r c h L i n e _ L b l < / J o b T a s k N o _ P u r c h L i n e _ L b l > +             < J o b T a s k N o _ P u r c h L i n e _ L b l   E l e m e n t T y p e = " C o l u m n "   E l e m e n t I d = " 2 0 4 9 1 3 1 1 8 2 "   D a t a T y p e = " L a b e l " > J o b T a s k N o _ P u r c h L i n e _ L b l < / J o b T a s k N o _ P u r c h L i n e _ L b l >   
              < L i n e A m t _ P u r c h L i n e   E l e m e n t T y p e = " C o l u m n "   E l e m e n t I d = " 1 5 9 3 7 5 8 6 7 4 "   D a t a T y p e = " T e x t " > L i n e A m t _ P u r c h L i n e < / L i n e A m t _ P u r c h L i n e >   
@@ -8441,39 +8829,39 @@
  
              < P l a n n e d R e c e i p t D a t e   E l e m e n t T y p e = " C o l u m n "   E l e m e n t I d = " 1 1 4 0 0 3 3 3 2 1 "   D a t a T y p e = " S t r i n g " > P l a n n e d R e c e i p t D a t e < / P l a n n e d R e c e i p t D a t e >   
-             < P l a n n e d R e c e i p t D a t e L b l   E l e m e n t T y p e = " C o l u m n "   E l e m e n t I d = " 1 4 7 8 7 6 7 2 9 9 "   D a t a T y p e = " T e x t C o n s t " > P l a n n e d R e c e i p t D a t e L b l < / P l a n n e d R e c e i p t D a t e L b l > +             < P l a n n e d R e c e i p t D a t e L b l   E l e m e n t T y p e = " C o l u m n "   E l e m e n t I d = " 1 4 7 8 7 6 7 2 9 9 "   D a t a T y p e = " L a b e l " > P l a n n e d R e c e i p t D a t e L b l < / P l a n n e d R e c e i p t D a t e L b l >   
              < P r o m i s e d R e c e i p t D a t e   E l e m e n t T y p e = " C o l u m n "   E l e m e n t I d = " 2 9 4 5 3 0 7 8 "   D a t a T y p e = " S t r i n g " > P r o m i s e d R e c e i p t D a t e < / P r o m i s e d R e c e i p t D a t e >   
-             < P r o m i s e d R e c e i p t D a t e L b l   E l e m e n t T y p e = " C o l u m n "   E l e m e n t I d = " 2 0 2 4 9 3 8 1 7 2 "   D a t a T y p e = " T e x t C o n s t " > P r o m i s e d R e c e i p t D a t e L b l < / P r o m i s e d R e c e i p t D a t e L b l > +             < P r o m i s e d R e c e i p t D a t e L b l   E l e m e n t T y p e = " C o l u m n "   E l e m e n t I d = " 2 0 2 4 9 3 8 1 7 2 "   D a t a T y p e = " L a b e l " > P r o m i s e d R e c e i p t D a t e L b l < / P r o m i s e d R e c e i p t D a t e L b l > + 
+             < P u r c h L i n e L i n e D i s c _ L b l   E l e m e n t T y p e = " C o l u m n "   E l e m e n t I d = " 5 7 3 7 9 3 8 4 1 "   D a t a T y p e = " L a b e l " > P u r c h L i n e L i n e D i s c _ L b l < / P u r c h L i n e L i n e D i s c _ L b l >   
              < P u r c h L i n e _ V A T P c t   E l e m e n t T y p e = " C o l u m n "   E l e m e n t I d = " 1 7 7 5 5 5 6 6 3 6 "   D a t a T y p e = " D e c i m a l " > P u r c h L i n e _ V A T P c t < / P u r c h L i n e _ V A T P c t >   
-             < P u r c h L i n e L i n e D i s c _ L b l   E l e m e n t T y p e = " C o l u m n "   E l e m e n t I d = " 5 7 3 7 9 3 8 4 1 "   D a t a T y p e = " T e x t C o n s t " > P u r c h L i n e L i n e D i s c _ L b l < / P u r c h L i n e L i n e D i s c _ L b l > - 
              < Q t y _ P u r c h L i n e   E l e m e n t T y p e = " C o l u m n "   E l e m e n t I d = " 7 8 0 8 5 8 6 7 6 "   D a t a T y p e = " T e x t " > Q t y _ P u r c h L i n e < / Q t y _ P u r c h L i n e >   
              < Q t y _ P u r c h L i n e _ L b l   E l e m e n t T y p e = " C o l u m n "   E l e m e n t I d = " 6 6 5 5 0 9 2 9 "   D a t a T y p e = " S t r i n g " > Q t y _ P u r c h L i n e _ L b l < / Q t y _ P u r c h L i n e _ L b l >   
              < R e q u e s t e d R e c e i p t D a t e   E l e m e n t T y p e = " C o l u m n "   E l e m e n t I d = " 9 3 3 1 1 2 9 3 1 "   D a t a T y p e = " S t r i n g " > R e q u e s t e d R e c e i p t D a t e < / R e q u e s t e d R e c e i p t D a t e >   
-             < R e q u e s t e d R e c e i p t D a t e L b l   E l e m e n t T y p e = " C o l u m n "   E l e m e n t I d = " 1 4 4 2 7 6 8 2 3 "   D a t a T y p e = " T e x t C o n s t " > R e q u e s t e d R e c e i p t D a t e L b l < / R e q u e s t e d R e c e i p t D a t e L b l > +             < R e q u e s t e d R e c e i p t D a t e L b l   E l e m e n t T y p e = " C o l u m n "   E l e m e n t I d = " 1 4 4 2 7 6 8 2 3 "   D a t a T y p e = " L a b e l " > R e q u e s t e d R e c e i p t D a t e L b l < / R e q u e s t e d R e c e i p t D a t e L b l >   
              < T o t a l I n c l V A T   E l e m e n t T y p e = " C o l u m n "   E l e m e n t I d = " 2 0 6 6 5 7 4 0 8 4 "   D a t a T y p e = " D e c i m a l " > T o t a l I n c l V A T < / T o t a l I n c l V A T >   
-             < T o t a l P r i c e C a p t i o n _ L b l   E l e m e n t T y p e = " C o l u m n "   E l e m e n t I d = " 1 7 4 8 7 7 2 0 5 5 "   D a t a T y p e = " T e x t C o n s t " > T o t a l P r i c e C a p t i o n _ L b l < / T o t a l P r i c e C a p t i o n _ L b l > +             < T o t a l P r i c e C a p t i o n _ L b l   E l e m e n t T y p e = " C o l u m n "   E l e m e n t I d = " 1 7 4 8 7 7 2 0 5 5 "   D a t a T y p e = " L a b e l " > T o t a l P r i c e C a p t i o n _ L b l < / T o t a l P r i c e C a p t i o n _ L b l >   
              < T y p e _ P u r c h L i n e   E l e m e n t T y p e = " C o l u m n "   E l e m e n t I d = " 8 0 9 4 7 1 0 8 8 "   D a t a T y p e = " S t r i n g " > T y p e _ P u r c h L i n e < / T y p e _ P u r c h L i n e >   
              < U n i t P r i c e _ P u r c h L i n e   E l e m e n t T y p e = " C o l u m n "   E l e m e n t I d = " 2 0 6 3 2 5 9 8 1 9 "   D a t a T y p e = " D e c i m a l " > U n i t P r i c e _ P u r c h L i n e < / U n i t P r i c e _ P u r c h L i n e >   
-             < U n i t P r i c e _ P u r c h L i n e _ L b l   E l e m e n t T y p e = " C o l u m n "   E l e m e n t I d = " 7 0 4 0 2 1 4 6 2 "   D a t a T y p e = " T e x t C o n s t " > U n i t P r i c e _ P u r c h L i n e _ L b l < / U n i t P r i c e _ P u r c h L i n e _ L b l > +             < U n i t P r i c e _ P u r c h L i n e _ L b l   E l e m e n t T y p e = " C o l u m n "   E l e m e n t I d = " 7 0 4 0 2 1 4 6 2 "   D a t a T y p e = " L a b e l " > U n i t P r i c e _ P u r c h L i n e _ L b l < / U n i t P r i c e _ P u r c h L i n e _ L b l >   
              < U O M _ P u r c h L i n e   E l e m e n t T y p e = " C o l u m n "   E l e m e n t I d = " 4 4 1 1 3 9 0 4 9 "   D a t a T y p e = " T e x t " > U O M _ P u r c h L i n e < / U O M _ P u r c h L i n e >   
-             < U O M _ P u r c h L i n e _ L b l   E l e m e n t T y p e = " C o l u m n "   E l e m e n t I d = " 1 8 5 6 1 1 3 1 9 4 "   D a t a T y p e = " T e x t C o n s t " > U O M _ P u r c h L i n e _ L b l < / U O M _ P u r c h L i n e _ L b l > - 
-             < V A T D i s c o u n t A m o u n t _ L b l   E l e m e n t T y p e = " C o l u m n "   E l e m e n t I d = " 1 3 5 5 1 2 6 5 3 8 "   D a t a T y p e = " T e x t C o n s t " > V A T D i s c o u n t A m o u n t _ L b l < / V A T D i s c o u n t A m o u n t _ L b l > +             < U O M _ P u r c h L i n e _ L b l   E l e m e n t T y p e = " C o l u m n "   E l e m e n t I d = " 1 8 5 6 1 1 3 1 9 4 "   D a t a T y p e = " L a b e l " > U O M _ P u r c h L i n e _ L b l < / U O M _ P u r c h L i n e _ L b l > + 
+             < V A T D i s c o u n t A m o u n t _ L b l   E l e m e n t T y p e = " C o l u m n "   E l e m e n t I d = " 1 3 5 5 1 2 6 5 3 8 "   D a t a T y p e = " L a b e l " > V A T D i s c o u n t A m o u n t _ L b l < / V A T D i s c o u n t A m o u n t _ L b l >   
              < V A T I d e n t i f i e r _ P u r c h L i n e   E l e m e n t T y p e = " C o l u m n "   E l e m e n t I d = " 1 0 5 5 6 1 2 1 2 8 "   D a t a T y p e = " C o d e " > V A T I d e n t i f i e r _ P u r c h L i n e < / V A T I d e n t i f i e r _ P u r c h L i n e >   
@@ -8541,9 +8929,9 @@
  
          < P r e p m t L o o p   E l e m e n t T y p e = " D a t a I t e m "   E l e m e n t I d = " 1 1 5 9 7 3 9 4 0 7 " >   
-             < P r e p a y m e n t S p e c C a p t i o n   E l e m e n t T y p e = " C o l u m n "   E l e m e n t I d = " 1 6 2 3 2 2 2 3 0 1 "   D a t a T y p e = " T e x t C o n s t " > P r e p a y m e n t S p e c C a p t i o n < / P r e p a y m e n t S p e c C a p t i o n > - 
-             < P r e p m t I n v B u D e s c C a p t i o n   E l e m e n t T y p e = " C o l u m n "   E l e m e n t I d = " 1 8 0 7 4 4 6 7 8 "   D a t a T y p e = " T e x t C o n s t " > P r e p m t I n v B u D e s c C a p t i o n < / P r e p m t I n v B u D e s c C a p t i o n > +             < P r e p a y m e n t S p e c C a p t i o n   E l e m e n t T y p e = " C o l u m n "   E l e m e n t I d = " 1 6 2 3 2 2 2 3 0 1 "   D a t a T y p e = " L a b e l " > P r e p a y m e n t S p e c C a p t i o n < / P r e p a y m e n t S p e c C a p t i o n > + 
+             < P r e p m t I n v B u D e s c C a p t i o n   E l e m e n t T y p e = " C o l u m n "   E l e m e n t I d = " 1 8 0 7 4 4 6 7 8 "   D a t a T y p e = " L a b e l " > P r e p m t I n v B u D e s c C a p t i o n < / P r e p m t I n v B u D e s c C a p t i o n >   
              < P r e p m t I n v B u f A m t   E l e m e n t T y p e = " C o l u m n "   E l e m e n t I d = " 1 0 9 6 9 7 6 1 9 5 "   D a t a T y p e = " D e c i m a l " > P r e p m t I n v B u f A m t < / P r e p m t I n v B u f A m t >   
@@ -8551,7 +8939,7 @@
  
              < P r e p m t I n v B u f G L A c c N o   E l e m e n t T y p e = " C o l u m n "   E l e m e n t I d = " 8 7 1 9 7 7 4 0 0 "   D a t a T y p e = " C o d e " > P r e p m t I n v B u f G L A c c N o < / P r e p m t I n v B u f G L A c c N o >   
-             < P r e p m t I n v B u f G L A c c N o C a p t i o n   E l e m e n t T y p e = " C o l u m n "   E l e m e n t I d = " 6 6 7 6 9 7 1 8 "   D a t a T y p e = " T e x t C o n s t " > P r e p m t I n v B u f G L A c c N o C a p t i o n < / P r e p m t I n v B u f G L A c c N o C a p t i o n > +             < P r e p m t I n v B u f G L A c c N o C a p t i o n   E l e m e n t T y p e = " C o l u m n "   E l e m e n t I d = " 6 6 7 6 9 7 1 8 "   D a t a T y p e = " L a b e l " > P r e p m t I n v B u f G L A c c N o C a p t i o n < / P r e p m t I n v B u f G L A c c N o C a p t i o n >   
              < P r e p m t L i n e A m o u n t   E l e m e n t T y p e = " C o l u m n "   E l e m e n t I d = " 1 3 0 2 3 0 2 1 5 "   D a t a T y p e = " D e c i m a l " > P r e p m t L i n e A m o u n t < / P r e p m t L i n e A m o u n t >   
@@ -8581,17 +8969,17 @@
  
              < P r e p m t V A T A m t L i n e V A T I d   E l e m e n t T y p e = " C o l u m n "   E l e m e n t I d = " 9 8 2 2 2 4 8 0 0 "   D a t a T y p e = " C o d e " > P r e p m t V A T A m t L i n e V A T I d < / P r e p m t V A T A m t L i n e V A T I d >   
-             < P r e p y m t V A T A m t S p e c C a p t i o n   E l e m e n t T y p e = " C o l u m n "   E l e m e n t I d = " 2 0 0 9 6 4 9 1 3 8 "   D a t a T y p e = " T e x t C o n s t " > P r e p y m t V A T A m t S p e c C a p t i o n < / P r e p y m t V A T A m t S p e c C a p t i o n > +             < P r e p y m t V A T A m t S p e c C a p t i o n   E l e m e n t T y p e = " C o l u m n "   E l e m e n t I d = " 2 0 0 9 6 4 9 1 3 8 "   D a t a T y p e = " L a b e l " > P r e p y m t V A T A m t S p e c C a p t i o n < / P r e p y m t V A T A m t S p e c C a p t i o n >   
          < / P r e p m t V A T C o u n t e r >   
          < L e t t e r T e x t   E l e m e n t T y p e = " D a t a I t e m "   E l e m e n t I d = " 1 5 1 0 3 5 3 8 3 4 " >   
-             < B o d y T e x t   E l e m e n t T y p e = " C o l u m n "   E l e m e n t I d = " 1 4 9 7 5 9 8 0 8 "   D a t a T y p e = " T e x t C o n s t " > B o d y T e x t < / B o d y T e x t > - 
-             < C l o s i n g T e x t   E l e m e n t T y p e = " C o l u m n "   E l e m e n t I d = " 5 1 2 1 3 5 9 0 9 "   D a t a T y p e = " T e x t C o n s t " > C l o s i n g T e x t < / C l o s i n g T e x t > - 
-             < G r e e t i n g T e x t   E l e m e n t T y p e = " C o l u m n "   E l e m e n t I d = " 1 1 7 5 2 7 9 2 8 9 "   D a t a T y p e = " T e x t C o n s t " > G r e e t i n g T e x t < / G r e e t i n g T e x t > +             < B o d y T e x t   E l e m e n t T y p e = " C o l u m n "   E l e m e n t I d = " 1 4 9 7 5 9 8 0 8 "   D a t a T y p e = " L a b e l " > B o d y T e x t < / B o d y T e x t > + 
+             < C l o s i n g T e x t   E l e m e n t T y p e = " C o l u m n "   E l e m e n t I d = " 5 1 2 1 3 5 9 0 9 "   D a t a T y p e = " L a b e l " > C l o s i n g T e x t < / C l o s i n g T e x t > + 
+             < G r e e t i n g T e x t   E l e m e n t T y p e = " C o l u m n "   E l e m e n t I d = " 1 1 7 5 2 7 9 2 8 9 "   D a t a T y p e = " L a b e l " > G r e e t i n g T e x t < / G r e e t i n g T e x t >   
          < / L e t t e r T e x t >   
@@ -8600,7 +8988,9 @@
  < / N a v W o r d R e p o r t X m l P a r t > 
 </file>
 
-<file path=customXml/item5.xml>��< ? x m l   v e r s i o n = " 1 . 0 "   e n c o d i n g = " u t f - 1 6 " ? > < N a v W o r d R e p o r t X m l P a r t   x m l n s = " u r n : m i c r o s o f t - d y n a m i c s - n a v / r e p o r t s / S t a n d a r d _ P u r c h a s e _ O r d e r / 1 3 2 2 / " > +<file path=customXml/item5.xml>��< ? x m l   v e r s i o n = " 1 . 0 "   e n c o d i n g = " u t f - 1 6 " ? > + 
+ < N a v W o r d R e p o r t X m l P a r t   x m l n s = " u r n : m i c r o s o f t - d y n a m i c s - n a v / r e p o r t s / S t a n d a r d _ P u r c h a s e _ O r d e r / 1 3 2 2 / " >   
      < B C R e p o r t I n f o r m a t i o n >   
@@ -8664,6 +9054,84 @@
  
          < / R e p o r t R e q u e s t >   
+         < C o m p a n y M e t a d a t a > + 
+             < C o m p a n y N a m e > C o m p a n y   N a m e < / C o m p a n y N a m e > + 
+             < C o m p a n y D i s p l a y N a m e > C o m p a n y   D i s p l a y   N a m e < / C o m p a n y D i s p l a y N a m e > + 
+             < C o m p a n y A d d r e s s L i n e s > + 
+                 < C o m p a n y A d d r e s s L i n e > C o m p a n y   A d d r e s s   L i n e   1 < / C o m p a n y A d d r e s s L i n e > + 
+                 < C o m p a n y A d d r e s s L i n e > C o m p a n y   A d d r e s s   L i n e   2 < / C o m p a n y A d d r e s s L i n e > + 
+                 < C o m p a n y A d d r e s s L i n e > C o m p a n y   A d d r e s s   L i n e   3 < / C o m p a n y A d d r e s s L i n e > + 
+                 < C o m p a n y A d d r e s s L i n e > C o m p a n y   A d d r e s s   L i n e   4 < / C o m p a n y A d d r e s s L i n e > + 
+                 < C o m p a n y A d d r e s s L i n e > C o m p a n y   A d d r e s s   L i n e   5 < / C o m p a n y A d d r e s s L i n e > + 
+                 < C o m p a n y A d d r e s s L i n e > C o m p a n y   A d d r e s s   L i n e   6 < / C o m p a n y A d d r e s s L i n e > + 
+                 < C o m p a n y A d d r e s s L i n e > C o m p a n y   A d d r e s s   L i n e   7 < / C o m p a n y A d d r e s s L i n e > + 
+                 < C o m p a n y A d d r e s s L i n e > C o m p a n y   A d d r e s s   L i n e   8 < / C o m p a n y A d d r e s s L i n e > + 
+             < / C o m p a n y A d d r e s s L i n e s > + 
+             < C o m p a n y P h o n e > C o m p a n y   P h o n e < / C o m p a n y P h o n e > + 
+             < C o m p a n y P h o n e C a p t i o n > C o m p a n y   P h o n e   C a p t i o n < / C o m p a n y P h o n e C a p t i o n > + 
+             < C o m p a n y F a x N o > C o m p a n y   F a x   N o . < / C o m p a n y F a x N o > + 
+             < C o m p a n y F a x N o C a p t i o n > C o m p a n y   F a x   N o .   C a p t i o n < / C o m p a n y F a x N o C a p t i o n > + 
+             < C o m p a n y E m a i l > C o m p a n y   E m a i l < / C o m p a n y E m a i l > + 
+             < C o m p a n y E m a i l C a p t i o n > C o m p a n y   E m a i l   C a p t i o n < / C o m p a n y E m a i l C a p t i o n > + 
+             < C o m p a n y H o m e P a g e > C o m p a n y   H o m e   P a g e < / C o m p a n y H o m e P a g e > + 
+             < C o m p a n y H o m e P a g e C a p t i o n > C o m p a n y   H o m e   P a g e   C a p t i o n < / C o m p a n y H o m e P a g e C a p t i o n > + 
+             < C o m p a n y L o g o > C o m p a n y   L o g o < / C o m p a n y L o g o > + 
+             < C o m p a n y V A T R e g i s t r a t i o n N o > C o m p a n y   V A T   R e g i s t r a t i o n   N o . < / C o m p a n y V A T R e g i s t r a t i o n N o > + 
+             < C o m p a n y V A T R e g i s t r a t i o n N o C a p t i o n > C o m p a n y   V A T   R e g i s t r a t i o n   N o .   C a p t i o n < / C o m p a n y V A T R e g i s t r a t i o n N o C a p t i o n > + 
+             < C o m p a n y R e g i s t r a t i o n N o > C o m p a n y   R e g i s t r a t i o n   N o . < / C o m p a n y R e g i s t r a t i o n N o > + 
+             < C o m p a n y R e g i s t r a t i o n N o C a p t i o n > C o m p a n y   R e g i s t r a t i o n   N o .   C a p t i o n < / C o m p a n y R e g i s t r a t i o n N o C a p t i o n > + 
+             < C o m p a n y B a n k N a m e > C o m p a n y   B a n k   N a m e < / C o m p a n y B a n k N a m e > + 
+             < C o m p a n y B a n k N a m e C a p t i o n > C o m p a n y   B a n k   N a m e   C a p t i o n < / C o m p a n y B a n k N a m e C a p t i o n > + 
+             < C o m p a n y B a n k A c c o u n t N o > C o m p a n y   B a n k   A c c o u n t   N o . < / C o m p a n y B a n k A c c o u n t N o > + 
+             < C o m p a n y B a n k A c c o u n t N o C a p t i o n > C o m p a n y   B a n k   A c c o u n t   N o .   C a p t i o n < / C o m p a n y B a n k A c c o u n t N o C a p t i o n > + 
+             < C o m p a n y B a n k B r a n c h N o > C o m p a n y   B a n k   B r a n c h   N o . < / C o m p a n y B a n k B r a n c h N o > + 
+             < C o m p a n y B a n k B r a n c h N o C a p t i o n > C o m p a n y   B a n k   B r a n c h   N o .   C a p t i o n < / C o m p a n y B a n k B r a n c h N o C a p t i o n > + 
+             < C o m p a n y I B A N > C o m p a n y   I B A N < / C o m p a n y I B A N > + 
+             < C o m p a n y I B A N C a p t i o n > C o m p a n y   I B A N   C a p t i o n < / C o m p a n y I B A N C a p t i o n > + 
+             < C o m p a n y B a n k S W I F T > C o m p a n y   B a n k   S W I F T < / C o m p a n y B a n k S W I F T > + 
+             < C o m p a n y B a n k S W I F T C a p t i o n > C o m p a n y   B a n k   S W I F T   C a p t i o n < / C o m p a n y B a n k S W I F T C a p t i o n > + 
+             < C o m p a n y G i r o N o > C o m p a n y   G i r o   N o . < / C o m p a n y G i r o N o > + 
+             < C o m p a n y G i r o N o C a p t i o n > C o m p a n y   G i r o   N o .   C a p t i o n < / C o m p a n y G i r o N o C a p t i o n > + 
+         < / C o m p a n y M e t a d a t a > + 
      < / B C R e p o r t I n f o r m a t i o n >   
      < P u r c h a s e _ H e a d e r > @@ -8764,7 +9232,7 @@
  
          < C o m p a n y P h o n e N o _ L b l > C o m p a n y P h o n e N o _ L b l < / C o m p a n y P h o n e N o _ L b l >   
-         < C o m p a n y P i c t u r e / > +         < C o m p a n y P i c t u r e   / >   
          < C o m p a n y R e g i s t r a t i o n N u m b e r > C o m p a n y R e g i s t r a t i o n N u m b e r < / C o m p a n y R e g i s t r a t i o n N u m b e r >   
@@ -8810,10 +9278,10 @@
  
          < I t e m Q u a n t i t y _ L b l > I t e m Q u a n t i t y _ L b l < / I t e m Q u a n t i t y _ L b l >   
+         < I t e m U n i t P r i c e _ L b l > I t e m U n i t P r i c e _ L b l < / I t e m U n i t P r i c e _ L b l > + 
          < I t e m U n i t _ L b l > I t e m U n i t _ L b l < / I t e m U n i t _ L b l >   
-         < I t e m U n i t P r i c e _ L b l > I t e m U n i t P r i c e _ L b l < / I t e m U n i t P r i c e _ L b l > - 
          < N o _ P u r c h H e a d e r > N o _ P u r c h H e a d e r < / N o _ P u r c h H e a d e r >   
          < O r d e r D a t e _ L b l > O r d e r D a t e _ L b l < / O r d e r D a t e _ L b l > @@ -8852,12 +9320,12 @@
  
          < P r i c e s I n c l u d i n g V A T _ L b l > P r i c e s I n c l u d i n g V A T _ L b l < / P r i c e s I n c l u d i n g V A T _ L b l >   
+         < P r i c e s I n c l V A T t x t > P r i c e s I n c l V A T t x t < / P r i c e s I n c l V A T t x t > + 
          < P r i c e s I n c l V A T _ P u r c h H e a d e r > P r i c e s I n c l V A T _ P u r c h H e a d e r < / P r i c e s I n c l V A T _ P u r c h H e a d e r >   
          < P r i c e s I n c l V A T _ P u r c h H e a d e r _ L b l > P r i c e s I n c l V A T _ P u r c h H e a d e r _ L b l < / P r i c e s I n c l V A T _ P u r c h H e a d e r _ L b l >   
-         < P r i c e s I n c l V A T t x t > P r i c e s I n c l V A T t x t < / P r i c e s I n c l V A T t x t > - 
          < P u r c h a s e r T e x t > P u r c h a s e r T e x t < / P u r c h a s e r T e x t >   
          < P u r c h L i n e I n v D i s c A m t _ L b l > P u r c h L i n e I n v D i s c A m t _ L b l < / P u r c h L i n e I n v D i s c A m t _ L b l > @@ -8916,10 +9384,10 @@
  
          < V A T A m t L i n e L i n e A m t _ L b l > V A T A m t L i n e L i n e A m t _ L b l < / V A T A m t L i n e L i n e A m t _ L b l >   
+         < V A T A m t L i n e V A T A m t _ L b l > V A T A m t L i n e V A T A m t _ L b l < / V A T A m t L i n e V A T A m t _ L b l > + 
          < V A T A m t L i n e V A T _ L b l > V A T A m t L i n e V A T _ L b l < / V A T A m t L i n e V A T _ L b l >   
-         < V A T A m t L i n e V A T A m t _ L b l > V A T A m t L i n e V A T A m t _ L b l < / V A T A m t L i n e V A T A m t _ L b l > - 
          < V A T A m t S p e c _ L b l > V A T A m t S p e c _ L b l < / V A T A m t S p e c _ L b l >   
          < V A T B a s e D i s c _ P u r c h H e a d e r > V A T B a s e D i s c _ P u r c h H e a d e r < / V A T B a s e D i s c _ P u r c h H e a d e r > @@ -8962,10 +9430,10 @@
  
          < P u r c h a s e _ L i n e >   
+             < A l l o w I n v D i s c t x t > A l l o w I n v D i s c t x t < / A l l o w I n v D i s c t x t > + 
              < A l l o w I n v D i s c _ P u r c h L i n e > A l l o w I n v D i s c _ P u r c h L i n e < / A l l o w I n v D i s c _ P u r c h L i n e >   
-             < A l l o w I n v D i s c t x t > A l l o w I n v D i s c t x t < / A l l o w I n v D i s c t x t > - 
              < A m o u n t I n c l u d i n g V A T > A m o u n t I n c l u d i n g V A T < / A m o u n t I n c l u d i n g V A T >   
              < D e s c _ P u r c h L i n e > D e s c _ P u r c h L i n e < / D e s c _ P u r c h L i n e > @@ -9014,9 +9482,9 @@
  
              < P r o m i s e d R e c e i p t D a t e L b l > P r o m i s e d R e c e i p t D a t e L b l < / P r o m i s e d R e c e i p t D a t e L b l >   
+             < P u r c h L i n e L i n e D i s c _ L b l > P u r c h L i n e L i n e D i s c _ L b l < / P u r c h L i n e L i n e D i s c _ L b l > + 
              < P u r c h L i n e _ V A T P c t > P u r c h L i n e _ V A T P c t < / P u r c h L i n e _ V A T P c t > - 
-             < P u r c h L i n e L i n e D i s c _ L b l > P u r c h L i n e L i n e D i s c _ L b l < / P u r c h L i n e L i n e D i s c _ L b l >   
              < Q t y _ P u r c h L i n e > Q t y _ P u r c h L i n e < / Q t y _ P u r c h L i n e >   

--- a/src/Layers/W1/BaseApp/Purchases/Document/StandardPurchaseOrderBody.docx
+++ b/src/Layers/W1/BaseApp/Purchases/Document/StandardPurchaseOrderBody.docx
@@ -8051,6 +8051,8 @@
  
              < R e p o r t N a m e > R e p o r t   N a m e < / R e p o r t N a m e >   
+             < R e p o r t C a p t i o n > R e p o r t   C a p t i o n < / R e p o r t C a p t i o n > + 
              < A b o u t T h i s R e p o r t T i t l e > A b o u t   T h i s   R e p o r t   T i t l e < / A b o u t T h i s R e p o r t T i t l e >   
              < A b o u t T h i s R e p o r t T e x t > A b o u t   T h i s   R e p o r t   T e x t < / A b o u t T h i s R e p o r t T e x t > @@ -8105,21 +8107,21 @@
  
              < C o m p a n y A d d r e s s L i n e s >   
-                 < C o m p a n y A d d r e s s L i n e > C o m p a n y   A d d r e s s   L i n e   1 < / C o m p a n y A d d r e s s L i n e > - 
-                 < C o m p a n y A d d r e s s L i n e > C o m p a n y   A d d r e s s   L i n e   2 < / C o m p a n y A d d r e s s L i n e > - 
-                 < C o m p a n y A d d r e s s L i n e > C o m p a n y   A d d r e s s   L i n e   3 < / C o m p a n y A d d r e s s L i n e > - 
-                 < C o m p a n y A d d r e s s L i n e > C o m p a n y   A d d r e s s   L i n e   4 < / C o m p a n y A d d r e s s L i n e > - 
-                 < C o m p a n y A d d r e s s L i n e > C o m p a n y   A d d r e s s   L i n e   5 < / C o m p a n y A d d r e s s L i n e > - 
-                 < C o m p a n y A d d r e s s L i n e > C o m p a n y   A d d r e s s   L i n e   6 < / C o m p a n y A d d r e s s L i n e > - 
-                 < C o m p a n y A d d r e s s L i n e > C o m p a n y   A d d r e s s   L i n e   7 < / C o m p a n y A d d r e s s L i n e > - 
-                 < C o m p a n y A d d r e s s L i n e > C o m p a n y   A d d r e s s   L i n e   8 < / C o m p a n y A d d r e s s L i n e > +                 < C o m p a n y A d d r e s s L i n e 1 > C o m p a n y   A d d r e s s   L i n e   1 < / C o m p a n y A d d r e s s L i n e 1 > + 
+                 < C o m p a n y A d d r e s s L i n e 2 > C o m p a n y   A d d r e s s   L i n e   2 < / C o m p a n y A d d r e s s L i n e 2 > + 
+                 < C o m p a n y A d d r e s s L i n e 3 > C o m p a n y   A d d r e s s   L i n e   3 < / C o m p a n y A d d r e s s L i n e 3 > + 
+                 < C o m p a n y A d d r e s s L i n e 4 > C o m p a n y   A d d r e s s   L i n e   4 < / C o m p a n y A d d r e s s L i n e 4 > + 
+                 < C o m p a n y A d d r e s s L i n e 5 > C o m p a n y   A d d r e s s   L i n e   5 < / C o m p a n y A d d r e s s L i n e 5 > + 
+                 < C o m p a n y A d d r e s s L i n e 6 > C o m p a n y   A d d r e s s   L i n e   6 < / C o m p a n y A d d r e s s L i n e 6 > + 
+                 < C o m p a n y A d d r e s s L i n e 7 > C o m p a n y   A d d r e s s   L i n e   7 < / C o m p a n y A d d r e s s L i n e 7 > + 
+                 < C o m p a n y A d d r e s s L i n e 8 > C o m p a n y   A d d r e s s   L i n e   8 < / C o m p a n y A d d r e s s L i n e 8 >   
              < / C o m p a n y A d d r e s s L i n e s >   
@@ -9008,6 +9010,8 @@
  
              < R e p o r t N a m e > R e p o r t   N a m e < / R e p o r t N a m e >   
+             < R e p o r t C a p t i o n > R e p o r t   C a p t i o n < / R e p o r t C a p t i o n > + 
              < A b o u t T h i s R e p o r t T i t l e > A b o u t   T h i s   R e p o r t   T i t l e < / A b o u t T h i s R e p o r t T i t l e >   
              < A b o u t T h i s R e p o r t T e x t > A b o u t   T h i s   R e p o r t   T e x t < / A b o u t T h i s R e p o r t T e x t > @@ -9062,21 +9066,21 @@
  
              < C o m p a n y A d d r e s s L i n e s >   
-                 < C o m p a n y A d d r e s s L i n e > C o m p a n y   A d d r e s s   L i n e   1 < / C o m p a n y A d d r e s s L i n e > - 
-                 < C o m p a n y A d d r e s s L i n e > C o m p a n y   A d d r e s s   L i n e   2 < / C o m p a n y A d d r e s s L i n e > - 
-                 < C o m p a n y A d d r e s s L i n e > C o m p a n y   A d d r e s s   L i n e   3 < / C o m p a n y A d d r e s s L i n e > - 
-                 < C o m p a n y A d d r e s s L i n e > C o m p a n y   A d d r e s s   L i n e   4 < / C o m p a n y A d d r e s s L i n e > - 
-                 < C o m p a n y A d d r e s s L i n e > C o m p a n y   A d d r e s s   L i n e   5 < / C o m p a n y A d d r e s s L i n e > - 
-                 < C o m p a n y A d d r e s s L i n e > C o m p a n y   A d d r e s s   L i n e   6 < / C o m p a n y A d d r e s s L i n e > - 
-                 < C o m p a n y A d d r e s s L i n e > C o m p a n y   A d d r e s s   L i n e   7 < / C o m p a n y A d d r e s s L i n e > - 
-                 < C o m p a n y A d d r e s s L i n e > C o m p a n y   A d d r e s s   L i n e   8 < / C o m p a n y A d d r e s s L i n e > +                 < C o m p a n y A d d r e s s L i n e 1 > C o m p a n y   A d d r e s s   L i n e   1 < / C o m p a n y A d d r e s s L i n e 1 > + 
+                 < C o m p a n y A d d r e s s L i n e 2 > C o m p a n y   A d d r e s s   L i n e   2 < / C o m p a n y A d d r e s s L i n e 2 > + 
+                 < C o m p a n y A d d r e s s L i n e 3 > C o m p a n y   A d d r e s s   L i n e   3 < / C o m p a n y A d d r e s s L i n e 3 > + 
+                 < C o m p a n y A d d r e s s L i n e 4 > C o m p a n y   A d d r e s s   L i n e   4 < / C o m p a n y A d d r e s s L i n e 4 > + 
+                 < C o m p a n y A d d r e s s L i n e 5 > C o m p a n y   A d d r e s s   L i n e   5 < / C o m p a n y A d d r e s s L i n e 5 > + 
+                 < C o m p a n y A d d r e s s L i n e 6 > C o m p a n y   A d d r e s s   L i n e   6 < / C o m p a n y A d d r e s s L i n e 6 > + 
+                 < C o m p a n y A d d r e s s L i n e 7 > C o m p a n y   A d d r e s s   L i n e   7 < / C o m p a n y A d d r e s s L i n e 7 > + 
+                 < C o m p a n y A d d r e s s L i n e 8 > C o m p a n y   A d d r e s s   L i n e   8 < / C o m p a n y A d d r e s s L i n e 8 >   
              < / C o m p a n y A d d r e s s L i n e s >   

--- a/src/Layers/W1/BaseApp/Purchases/Document/StandardPurchaseOrderBody.docx
+++ b/src/Layers/W1/BaseApp/Purchases/Document/StandardPurchaseOrderBody.docx
@@ -8343,6 +8343,12 @@
  
          < / T o o l t i p >   
+         < T o o l t i p   c o l u m n = " S p e n d R e q u e s t N o "   E l e m e n t I d = " 1 0 6 1 0 2 2 0 0 1 " > + 
+             < T o o l t i p T e x t   l a n g = " e n - U S " > S p e c i f i e s   t h e   s p e n d   r e q u e s t   t h a t   t h i s   p u r c h a s e   d o c u m e n t   r e l a t e s   t o . < / T o o l t i p T e x t > + 
+         < / T o o l t i p > + 
          < T o o l t i p   c o l u m n = " V e n d o r I n v o i c e N o "   E l e m e n t I d = " 8 8 7 3 7 6 2 2 5 " >   
              < T o o l t i p T e x t   l a n g = " e n - U S " > S p e c i f i e s   t h e   d o c u m e n t   n u m b e r   o f   t h e   o r i g i n a l   d o c u m e n t   y o u   r e c e i v e d   f r o m   t h e   v e n d o r .   Y o u   c a n   r e q u i r e   t h e   d o c u m e n t   n u m b e r   f o r   p o s t i n g ,   o r   l e t   i t   b e   o p t i o n a l .   B y   d e f a u l t ,   i t ' s   r e q u i r e d ,   s o   t h a t   t h i s   d o c u m e n t   r e f e r e n c e s   t h e   o r i g i n a l .   M a k i n g   d o c u m e n t   n u m b e r s   o p t i o n a l   r e m o v e s   a   s t e p   f r o m   t h e   p o s t i n g   p r o c e s s .   F o r   e x a m p l e ,   i f   y o u   a t t a c h   t h e   o r i g i n a l   i n v o i c e   a s   a   P D F ,   y o u   m i g h t   n o t   n e e d   t o   e n t e r   t h e   d o c u m e n t   n u m b e r .   T o   s p e c i f y   w h e t h e r   d o c u m e n t   n u m b e r s   a r e   r e q u i r e d ,   i n   t h e   P u r c h a s e s   & a m p ;   P a y a b l e s   S e t u p   w i n d o w ,   s e l e c t   o r   c l e a r   t h e   E x t .   D o c .   N o .   M a n d a t o r y   f i e l d . < / T o o l t i p T e x t > @@ -8415,6 +8421,12 @@
  
          < / T o o l t i p >   
+         < T o o l t i p   c o l u m n = " S p e n d R e q u e s t N o _ P u r c h L i n e "   E l e m e n t I d = " 2 0 0 5 3 6 7 6 4 4 " > + 
+             < T o o l t i p T e x t   l a n g = " e n - U S " > S p e c i f i e s   t h e   s p e n d   r e q u e s t   t h a t   t h i s   p u r c h a s e   d o c u m e n t   r e l a t e s   t o . < / T o o l t i p T e x t > + 
+         < / T o o l t i p > + 
          < T o o l t i p   c o l u m n = " V A T A m t L i n e V A T B a s e "   E l e m e n t I d = " 1 4 1 9 8 1 6 2 1 8 " >   
              < T o o l t i p T e x t   l a n g = " e n - U S " > S p e c i f i e s   t h e   t o t a l   n e t   a m o u n t   ( a m o u n t   e x c l u d i n g   V A T )   f o r   s a l e s   o r   p u r c h a s e   l i n e s   w i t h   a   s p e c i f i c   V A T   I d e n t i f i e r . < / T o o l t i p T e x t > @@ -8725,6 +8737,10 @@
  
          < S h i p T o P h o n e N o   E l e m e n t T y p e = " C o l u m n "   E l e m e n t I d = " 3 6 9 7 0 2 2 5 5 "   D a t a T y p e = " T e x t " > S h i p T o P h o n e N o < / S h i p T o P h o n e N o >   
+         < S p e n d R e q u e s t N o   E l e m e n t T y p e = " C o l u m n "   E l e m e n t I d = " 1 0 6 1 0 2 2 0 0 1 "   D a t a T y p e = " C o d e " > S p e n d R e q u e s t N o < / S p e n d R e q u e s t N o > + 
+         < S p e n d R e q u e s t N o _ L b l   E l e m e n t T y p e = " C o l u m n "   E l e m e n t I d = " 9 3 5 1 4 0 2 3 6 "   D a t a T y p e = " S t r i n g " > S p e n d R e q u e s t N o _ L b l < / S p e n d R e q u e s t N o _ L b l > + 
          < S u b t o t a l _ L b l   E l e m e n t T y p e = " C o l u m n "   E l e m e n t I d = " 1 9 6 7 7 9 5 1 4 2 "   D a t a T y p e = " L a b e l " > S u b t o t a l _ L b l < / S u b t o t a l _ L b l >   
          < T a x I d e n t T y p e C a p t i o n _ L b l   E l e m e n t T y p e = " C o l u m n "   E l e m e n t I d = " 1 2 3 4 9 8 1 3 2 1 "   D a t a T y p e = " L a b e l " > T a x I d e n t T y p e C a p t i o n _ L b l < / T a x I d e n t T y p e C a p t i o n _ L b l > @@ -8848,6 +8864,10 @@
              < R e q u e s t e d R e c e i p t D a t e   E l e m e n t T y p e = " C o l u m n "   E l e m e n t I d = " 9 3 3 1 1 2 9 3 1 "   D a t a T y p e = " S t r i n g " > R e q u e s t e d R e c e i p t D a t e < / R e q u e s t e d R e c e i p t D a t e >   
              < R e q u e s t e d R e c e i p t D a t e L b l   E l e m e n t T y p e = " C o l u m n "   E l e m e n t I d = " 1 4 4 2 7 6 8 2 3 "   D a t a T y p e = " L a b e l " > R e q u e s t e d R e c e i p t D a t e L b l < / R e q u e s t e d R e c e i p t D a t e L b l > + 
+             < S p e n d R e q u e s t N o _ P u r c h L i n e   E l e m e n t T y p e = " C o l u m n "   E l e m e n t I d = " 2 0 0 5 3 6 7 6 4 4 "   D a t a T y p e = " C o d e " > S p e n d R e q u e s t N o _ P u r c h L i n e < / S p e n d R e q u e s t N o _ P u r c h L i n e > + 
+             < S p e n d R e q u e s t N o _ P u r c h L i n e 2 _ L b l   E l e m e n t T y p e = " C o l u m n "   E l e m e n t I d = " 1 0 1 8 0 9 3 6 3 5 "   D a t a T y p e = " S t r i n g " > S p e n d R e q u e s t N o _ P u r c h L i n e 2 _ L b l < / S p e n d R e q u e s t N o _ P u r c h L i n e 2 _ L b l >   
              < T o t a l I n c l V A T   E l e m e n t T y p e = " C o l u m n "   E l e m e n t I d = " 2 0 6 6 5 7 4 0 8 4 "   D a t a T y p e = " D e c i m a l " > T o t a l I n c l V A T < / T o t a l I n c l V A T >   
@@ -9374,6 +9394,10 @@
  
          < S h i p T o P h o n e N o > S h i p T o P h o n e N o < / S h i p T o P h o n e N o >   
+         < S p e n d R e q u e s t N o > S p e n d R e q u e s t N o < / S p e n d R e q u e s t N o > + 
+         < S p e n d R e q u e s t N o _ L b l > S p e n d R e q u e s t N o _ L b l < / S p e n d R e q u e s t N o _ L b l > + 
          < S u b t o t a l _ L b l > S u b t o t a l _ L b l < / S u b t o t a l _ L b l >   
          < T a x I d e n t T y p e C a p t i o n _ L b l > T a x I d e n t T y p e C a p t i o n _ L b l < / T a x I d e n t T y p e C a p t i o n _ L b l > @@ -9497,6 +9521,10 @@
              < R e q u e s t e d R e c e i p t D a t e > R e q u e s t e d R e c e i p t D a t e < / R e q u e s t e d R e c e i p t D a t e >   
              < R e q u e s t e d R e c e i p t D a t e L b l > R e q u e s t e d R e c e i p t D a t e L b l < / R e q u e s t e d R e c e i p t D a t e L b l > + 
+             < S p e n d R e q u e s t N o _ P u r c h L i n e > S p e n d R e q u e s t N o _ P u r c h L i n e < / S p e n d R e q u e s t N o _ P u r c h L i n e > + 
+             < S p e n d R e q u e s t N o _ P u r c h L i n e 2 _ L b l > S p e n d R e q u e s t N o _ P u r c h L i n e 2 _ L b l < / S p e n d R e q u e s t N o _ P u r c h L i n e 2 _ L b l >   
              < T o t a l I n c l V A T > T o t a l I n c l V A T < / T o t a l I n c l V A T >   

--- a/src/Layers/W1/BaseApp/Purchases/Document/StandardPurchaseOrderBody.docx
+++ b/src/Layers/W1/BaseApp/Purchases/Document/StandardPurchaseOrderBody.docx
@@ -29,7 +29,7 @@
             <w:placeholder>
               <w:docPart w:val="1DA4C8743D694A2698D13558EF5E16E0"/>
             </w:placeholder>
-            <w:dataBinding w:prefixMappings="xmlns:ns0='urn:microsoft-dynamics-nav/reports/Standard_Purchase_Order/1322/'" w:xpath="/ns0:NavWordReportXmlPart[1]/ns0:Purchase_Header[1]/ns0:BuyFromAddr1[1]" w:storeItemID="{7C9D7B99-3F0A-4DC8-9D28-B3E523DBEA5C}"/>
+            <w:dataBinding w:prefixMappings="&lt;xmlns:ns0='urn:microsoft-dynamics-nav/reports/Standard_Purchase_Order/1322/' " w:xpath="/ns0:NavWordReportXmlPart[1]/ns0:Purchase_Header[1]/ns0:BuyFromAddr1[1]" w:storeItemID="{7C9D7B99-3F0A-4DC8-9D28-B3E523DBEA5C}"/>
             <w:text/>
           </w:sdtPr>
           <w:sdtContent>
@@ -57,7 +57,7 @@
             <w:placeholder>
               <w:docPart w:val="33283D8748474968937D0F6FD002E16A"/>
             </w:placeholder>
-            <w:dataBinding w:prefixMappings="xmlns:ns0='urn:microsoft-dynamics-nav/reports/Standard_Purchase_Order/1322/'" w:xpath="/ns0:NavWordReportXmlPart[1]/ns0:Purchase_Header[1]/ns0:ShiptoAddress_Lbl[1]" w:storeItemID="{7C9D7B99-3F0A-4DC8-9D28-B3E523DBEA5C}"/>
+            <w:dataBinding w:prefixMappings="&lt;xmlns:ns0='urn:microsoft-dynamics-nav/reports/Standard_Purchase_Order/1322/' " w:xpath="/ns0:NavWordReportXmlPart[1]/ns0:Purchase_Header[1]/ns0:ShiptoAddress_Lbl[1]" w:storeItemID="{7C9D7B99-3F0A-4DC8-9D28-B3E523DBEA5C}"/>
             <w:text/>
           </w:sdtPr>
           <w:sdtContent>
@@ -87,7 +87,7 @@
             <w:placeholder>
               <w:docPart w:val="8309F8F354594F6C941F13F22FA36BA8"/>
             </w:placeholder>
-            <w:dataBinding w:prefixMappings="xmlns:ns0='urn:microsoft-dynamics-nav/reports/Standard_Purchase_Order/1322/'" w:xpath="/ns0:NavWordReportXmlPart[1]/ns0:Purchase_Header[1]/ns0:CompanyAddress1[1]" w:storeItemID="{7C9D7B99-3F0A-4DC8-9D28-B3E523DBEA5C}"/>
+            <w:dataBinding w:prefixMappings="&lt;xmlns:ns0='urn:microsoft-dynamics-nav/reports/Standard_Purchase_Order/1322/' " w:xpath="/ns0:NavWordReportXmlPart[1]/ns0:Purchase_Header[1]/ns0:CompanyAddress1[1]" w:storeItemID="{7C9D7B99-3F0A-4DC8-9D28-B3E523DBEA5C}"/>
             <w:text/>
           </w:sdtPr>
           <w:sdtContent>
@@ -121,7 +121,7 @@
             <w:placeholder>
               <w:docPart w:val="BA1E709591314C638DC9A3CB245FE71E"/>
             </w:placeholder>
-            <w:dataBinding w:prefixMappings="xmlns:ns0='urn:microsoft-dynamics-nav/reports/Standard_Purchase_Order/1322/'" w:xpath="/ns0:NavWordReportXmlPart[1]/ns0:Purchase_Header[1]/ns0:BuyFromAddr2[1]" w:storeItemID="{7C9D7B99-3F0A-4DC8-9D28-B3E523DBEA5C}"/>
+            <w:dataBinding w:prefixMappings="&lt;xmlns:ns0='urn:microsoft-dynamics-nav/reports/Standard_Purchase_Order/1322/' " w:xpath="/ns0:NavWordReportXmlPart[1]/ns0:Purchase_Header[1]/ns0:BuyFromAddr2[1]" w:storeItemID="{7C9D7B99-3F0A-4DC8-9D28-B3E523DBEA5C}"/>
             <w:text/>
           </w:sdtPr>
           <w:sdtContent>
@@ -148,7 +148,7 @@
             <w:placeholder>
               <w:docPart w:val="952FAAE2338344FDB9F40FBD76FB520C"/>
             </w:placeholder>
-            <w:dataBinding w:prefixMappings="xmlns:ns0='urn:microsoft-dynamics-nav/reports/Standard_Purchase_Order/1322/'" w:xpath="/ns0:NavWordReportXmlPart[1]/ns0:Purchase_Header[1]/ns0:ShipToAddr1[1]" w:storeItemID="{7C9D7B99-3F0A-4DC8-9D28-B3E523DBEA5C}"/>
+            <w:dataBinding w:prefixMappings="&lt;xmlns:ns0='urn:microsoft-dynamics-nav/reports/Standard_Purchase_Order/1322/' " w:xpath="/ns0:NavWordReportXmlPart[1]/ns0:Purchase_Header[1]/ns0:ShipToAddr1[1]" w:storeItemID="{7C9D7B99-3F0A-4DC8-9D28-B3E523DBEA5C}"/>
             <w:text/>
           </w:sdtPr>
           <w:sdtContent>
@@ -175,7 +175,7 @@
             <w:placeholder>
               <w:docPart w:val="BDEACAE9C598479A93F2D31D5932A2EE"/>
             </w:placeholder>
-            <w:dataBinding w:prefixMappings="xmlns:ns0='urn:microsoft-dynamics-nav/reports/Standard_Purchase_Order/1322/'" w:xpath="/ns0:NavWordReportXmlPart[1]/ns0:Purchase_Header[1]/ns0:CompanyAddress2[1]" w:storeItemID="{7C9D7B99-3F0A-4DC8-9D28-B3E523DBEA5C}"/>
+            <w:dataBinding w:prefixMappings="&lt;xmlns:ns0='urn:microsoft-dynamics-nav/reports/Standard_Purchase_Order/1322/' " w:xpath="/ns0:NavWordReportXmlPart[1]/ns0:Purchase_Header[1]/ns0:CompanyAddress2[1]" w:storeItemID="{7C9D7B99-3F0A-4DC8-9D28-B3E523DBEA5C}"/>
             <w:text/>
           </w:sdtPr>
           <w:sdtContent>
@@ -208,7 +208,7 @@
             <w:placeholder>
               <w:docPart w:val="DB9EA8F20F74477DB2B91F3B736B22CF"/>
             </w:placeholder>
-            <w:dataBinding w:prefixMappings="xmlns:ns0='urn:microsoft-dynamics-nav/reports/Standard_Purchase_Order/1322/'" w:xpath="/ns0:NavWordReportXmlPart[1]/ns0:Purchase_Header[1]/ns0:BuyFromAddr3[1]" w:storeItemID="{7C9D7B99-3F0A-4DC8-9D28-B3E523DBEA5C}"/>
+            <w:dataBinding w:prefixMappings="&lt;xmlns:ns0='urn:microsoft-dynamics-nav/reports/Standard_Purchase_Order/1322/' " w:xpath="/ns0:NavWordReportXmlPart[1]/ns0:Purchase_Header[1]/ns0:BuyFromAddr3[1]" w:storeItemID="{7C9D7B99-3F0A-4DC8-9D28-B3E523DBEA5C}"/>
             <w:text/>
           </w:sdtPr>
           <w:sdtContent>
@@ -235,7 +235,7 @@
             <w:placeholder>
               <w:docPart w:val="8F033E1B442D438A9770AFF1588F250D"/>
             </w:placeholder>
-            <w:dataBinding w:prefixMappings="xmlns:ns0='urn:microsoft-dynamics-nav/reports/Standard_Purchase_Order/1322/'" w:xpath="/ns0:NavWordReportXmlPart[1]/ns0:Purchase_Header[1]/ns0:ShipToAddr2[1]" w:storeItemID="{7C9D7B99-3F0A-4DC8-9D28-B3E523DBEA5C}"/>
+            <w:dataBinding w:prefixMappings="&lt;xmlns:ns0='urn:microsoft-dynamics-nav/reports/Standard_Purchase_Order/1322/' " w:xpath="/ns0:NavWordReportXmlPart[1]/ns0:Purchase_Header[1]/ns0:ShipToAddr2[1]" w:storeItemID="{7C9D7B99-3F0A-4DC8-9D28-B3E523DBEA5C}"/>
             <w:text/>
           </w:sdtPr>
           <w:sdtContent>
@@ -262,7 +262,7 @@
             <w:placeholder>
               <w:docPart w:val="B60DB7D3066C42239B7622A5110F83EA"/>
             </w:placeholder>
-            <w:dataBinding w:prefixMappings="xmlns:ns0='urn:microsoft-dynamics-nav/reports/Standard_Purchase_Order/1322/'" w:xpath="/ns0:NavWordReportXmlPart[1]/ns0:Purchase_Header[1]/ns0:CompanyAddress3[1]" w:storeItemID="{7C9D7B99-3F0A-4DC8-9D28-B3E523DBEA5C}"/>
+            <w:dataBinding w:prefixMappings="&lt;xmlns:ns0='urn:microsoft-dynamics-nav/reports/Standard_Purchase_Order/1322/' " w:xpath="/ns0:NavWordReportXmlPart[1]/ns0:Purchase_Header[1]/ns0:CompanyAddress3[1]" w:storeItemID="{7C9D7B99-3F0A-4DC8-9D28-B3E523DBEA5C}"/>
             <w:text/>
           </w:sdtPr>
           <w:sdtContent>
@@ -295,7 +295,7 @@
             <w:placeholder>
               <w:docPart w:val="F0A29D26154A452C9EAF4D553846C654"/>
             </w:placeholder>
-            <w:dataBinding w:prefixMappings="xmlns:ns0='urn:microsoft-dynamics-nav/reports/Standard_Purchase_Order/1322/'" w:xpath="/ns0:NavWordReportXmlPart[1]/ns0:Purchase_Header[1]/ns0:BuyFromAddr4[1]" w:storeItemID="{7C9D7B99-3F0A-4DC8-9D28-B3E523DBEA5C}"/>
+            <w:dataBinding w:prefixMappings="&lt;xmlns:ns0='urn:microsoft-dynamics-nav/reports/Standard_Purchase_Order/1322/' " w:xpath="/ns0:NavWordReportXmlPart[1]/ns0:Purchase_Header[1]/ns0:BuyFromAddr4[1]" w:storeItemID="{7C9D7B99-3F0A-4DC8-9D28-B3E523DBEA5C}"/>
             <w:text/>
           </w:sdtPr>
           <w:sdtContent>
@@ -322,7 +322,7 @@
             <w:placeholder>
               <w:docPart w:val="4DB515404FAF4A9489692DBB591C2476"/>
             </w:placeholder>
-            <w:dataBinding w:prefixMappings="xmlns:ns0='urn:microsoft-dynamics-nav/reports/Standard_Purchase_Order/1322/'" w:xpath="/ns0:NavWordReportXmlPart[1]/ns0:Purchase_Header[1]/ns0:ShipToAddr3[1]" w:storeItemID="{7C9D7B99-3F0A-4DC8-9D28-B3E523DBEA5C}"/>
+            <w:dataBinding w:prefixMappings="&lt;xmlns:ns0='urn:microsoft-dynamics-nav/reports/Standard_Purchase_Order/1322/' " w:xpath="/ns0:NavWordReportXmlPart[1]/ns0:Purchase_Header[1]/ns0:ShipToAddr3[1]" w:storeItemID="{7C9D7B99-3F0A-4DC8-9D28-B3E523DBEA5C}"/>
             <w:text/>
           </w:sdtPr>
           <w:sdtContent>
@@ -349,7 +349,7 @@
             <w:placeholder>
               <w:docPart w:val="22F0DC2587924F6C86DF2AC4DCF8864F"/>
             </w:placeholder>
-            <w:dataBinding w:prefixMappings="xmlns:ns0='urn:microsoft-dynamics-nav/reports/Standard_Purchase_Order/1322/'" w:xpath="/ns0:NavWordReportXmlPart[1]/ns0:Purchase_Header[1]/ns0:CompanyAddress4[1]" w:storeItemID="{7C9D7B99-3F0A-4DC8-9D28-B3E523DBEA5C}"/>
+            <w:dataBinding w:prefixMappings="&lt;xmlns:ns0='urn:microsoft-dynamics-nav/reports/Standard_Purchase_Order/1322/' " w:xpath="/ns0:NavWordReportXmlPart[1]/ns0:Purchase_Header[1]/ns0:CompanyAddress4[1]" w:storeItemID="{7C9D7B99-3F0A-4DC8-9D28-B3E523DBEA5C}"/>
             <w:text/>
           </w:sdtPr>
           <w:sdtContent>
@@ -382,7 +382,7 @@
             <w:placeholder>
               <w:docPart w:val="17CD9541826947FDB1CE3DEE3B266F47"/>
             </w:placeholder>
-            <w:dataBinding w:prefixMappings="xmlns:ns0='urn:microsoft-dynamics-nav/reports/Standard_Purchase_Order/1322/'" w:xpath="/ns0:NavWordReportXmlPart[1]/ns0:Purchase_Header[1]/ns0:BuyFromAddr5[1]" w:storeItemID="{7C9D7B99-3F0A-4DC8-9D28-B3E523DBEA5C}"/>
+            <w:dataBinding w:prefixMappings="&lt;xmlns:ns0='urn:microsoft-dynamics-nav/reports/Standard_Purchase_Order/1322/' " w:xpath="/ns0:NavWordReportXmlPart[1]/ns0:Purchase_Header[1]/ns0:BuyFromAddr5[1]" w:storeItemID="{7C9D7B99-3F0A-4DC8-9D28-B3E523DBEA5C}"/>
             <w:text/>
           </w:sdtPr>
           <w:sdtContent>
@@ -409,7 +409,7 @@
             <w:placeholder>
               <w:docPart w:val="2B87E5A0061F42049E61AEDF3029EE08"/>
             </w:placeholder>
-            <w:dataBinding w:prefixMappings="xmlns:ns0='urn:microsoft-dynamics-nav/reports/Standard_Purchase_Order/1322/'" w:xpath="/ns0:NavWordReportXmlPart[1]/ns0:Purchase_Header[1]/ns0:ShipToAddr4[1]" w:storeItemID="{7C9D7B99-3F0A-4DC8-9D28-B3E523DBEA5C}"/>
+            <w:dataBinding w:prefixMappings="&lt;xmlns:ns0='urn:microsoft-dynamics-nav/reports/Standard_Purchase_Order/1322/' " w:xpath="/ns0:NavWordReportXmlPart[1]/ns0:Purchase_Header[1]/ns0:ShipToAddr4[1]" w:storeItemID="{7C9D7B99-3F0A-4DC8-9D28-B3E523DBEA5C}"/>
             <w:text/>
           </w:sdtPr>
           <w:sdtContent>
@@ -436,7 +436,7 @@
             <w:placeholder>
               <w:docPart w:val="7C49AB25F0734E9DB39FF46368139CEA"/>
             </w:placeholder>
-            <w:dataBinding w:prefixMappings="xmlns:ns0='urn:microsoft-dynamics-nav/reports/Standard_Purchase_Order/1322/'" w:xpath="/ns0:NavWordReportXmlPart[1]/ns0:Purchase_Header[1]/ns0:CompanyAddress5[1]" w:storeItemID="{7C9D7B99-3F0A-4DC8-9D28-B3E523DBEA5C}"/>
+            <w:dataBinding w:prefixMappings="&lt;xmlns:ns0='urn:microsoft-dynamics-nav/reports/Standard_Purchase_Order/1322/' " w:xpath="/ns0:NavWordReportXmlPart[1]/ns0:Purchase_Header[1]/ns0:CompanyAddress5[1]" w:storeItemID="{7C9D7B99-3F0A-4DC8-9D28-B3E523DBEA5C}"/>
             <w:text/>
           </w:sdtPr>
           <w:sdtContent>
@@ -469,7 +469,7 @@
             <w:placeholder>
               <w:docPart w:val="DefaultPlaceholder_-1854013440"/>
             </w:placeholder>
-            <w:dataBinding w:prefixMappings="xmlns:ns0='urn:microsoft-dynamics-nav/reports/Standard_Purchase_Order/1322/'" w:xpath="/ns0:NavWordReportXmlPart[1]/ns0:Purchase_Header[1]/ns0:BuyFromAddr6[1]" w:storeItemID="{00000000-0000-0000-0000-000000000000}"/>
+            <w:dataBinding w:prefixMappings="&lt;xmlns:ns0='urn:microsoft-dynamics-nav/reports/Standard_Purchase_Order/1322/' " w:xpath="/ns0:NavWordReportXmlPart[1]/ns0:Purchase_Header[1]/ns0:BuyFromAddr6[1]" w:storeItemID="{00000000-0000-0000-0000-000000000000}"/>
             <w15:color w:val="808080"/>
             <w:text/>
           </w:sdtPr>
@@ -497,7 +497,7 @@
             <w:placeholder>
               <w:docPart w:val="8E2BF400C6CE4725B3255210A9200D5C"/>
             </w:placeholder>
-            <w:dataBinding w:prefixMappings="xmlns:ns0='urn:microsoft-dynamics-nav/reports/Standard_Purchase_Order/1322/'" w:xpath="/ns0:NavWordReportXmlPart[1]/ns0:Purchase_Header[1]/ns0:ShipToAddr5[1]" w:storeItemID="{7C9D7B99-3F0A-4DC8-9D28-B3E523DBEA5C}"/>
+            <w:dataBinding w:prefixMappings="&lt;xmlns:ns0='urn:microsoft-dynamics-nav/reports/Standard_Purchase_Order/1322/' " w:xpath="/ns0:NavWordReportXmlPart[1]/ns0:Purchase_Header[1]/ns0:ShipToAddr5[1]" w:storeItemID="{7C9D7B99-3F0A-4DC8-9D28-B3E523DBEA5C}"/>
             <w:text/>
           </w:sdtPr>
           <w:sdtContent>
@@ -524,7 +524,7 @@
             <w:placeholder>
               <w:docPart w:val="DefaultPlaceholder_-1854013440"/>
             </w:placeholder>
-            <w:dataBinding w:prefixMappings="xmlns:ns0='urn:microsoft-dynamics-nav/reports/Standard_Purchase_Order/1322/'" w:xpath="/ns0:NavWordReportXmlPart[1]/ns0:Purchase_Header[1]/ns0:CompanyAddress6[1]" w:storeItemID="{00000000-0000-0000-0000-000000000000}"/>
+            <w:dataBinding w:prefixMappings="&lt;xmlns:ns0='urn:microsoft-dynamics-nav/reports/Standard_Purchase_Order/1322/' " w:xpath="/ns0:NavWordReportXmlPart[1]/ns0:Purchase_Header[1]/ns0:CompanyAddress6[1]" w:storeItemID="{00000000-0000-0000-0000-000000000000}"/>
             <w15:color w:val="808080"/>
             <w:text/>
           </w:sdtPr>
@@ -578,6 +578,7 @@
             </w:placeholder>
             <w15:color w:val="808080"/>
             <w:text/>
+            <w:dataBinding w:prefixMappings="&lt;xmlns:ns0='urn:microsoft-dynamics-nav/reports/Standard_Purchase_Order/1322/' " w:xpath="/ns0:NavWordReportXmlPart[1]/ns0:Purchase_Header[1]/ns0:OrderNo_Lbl[1]"/>
           </w:sdtPr>
           <w:sdtContent>
             <w:tc>
@@ -608,6 +609,7 @@
             </w:placeholder>
             <w15:color w:val="808080"/>
             <w:text/>
+            <w:dataBinding w:prefixMappings="&lt;xmlns:ns0='urn:microsoft-dynamics-nav/reports/Standard_Purchase_Order/1322/' " w:xpath="/ns0:NavWordReportXmlPart[1]/ns0:Purchase_Header[1]/ns0:DocumentDate_Lbl[1]"/>
           </w:sdtPr>
           <w:sdtContent>
             <w:tc>
@@ -636,7 +638,7 @@
             <w:placeholder>
               <w:docPart w:val="53D0F0B4C7254DC3B5A6357B73DC59E7"/>
             </w:placeholder>
-            <w:dataBinding w:prefixMappings="xmlns:ns0='urn:microsoft-dynamics-nav/reports/Standard_Purchase_Order/1322/'" w:xpath="/ns0:NavWordReportXmlPart[1]/ns0:Purchase_Header[1]/ns0:PaymentTermsDesc_Lbl[1]" w:storeItemID="{7C9D7B99-3F0A-4DC8-9D28-B3E523DBEA5C}"/>
+            <w:dataBinding w:prefixMappings="&lt;xmlns:ns0='urn:microsoft-dynamics-nav/reports/Standard_Purchase_Order/1322/' " w:xpath="/ns0:NavWordReportXmlPart[1]/ns0:Purchase_Header[1]/ns0:PaymentTermsDesc_Lbl[1]" w:storeItemID="{7C9D7B99-3F0A-4DC8-9D28-B3E523DBEA5C}"/>
             <w:text/>
           </w:sdtPr>
           <w:sdtContent>
@@ -666,7 +668,7 @@
             <w:placeholder>
               <w:docPart w:val="ACE0965155F64D508D13DCAB2049B774"/>
             </w:placeholder>
-            <w:dataBinding w:prefixMappings="xmlns:ns0='urn:microsoft-dynamics-nav/reports/Standard_Purchase_Order/1322/'" w:xpath="/ns0:NavWordReportXmlPart[1]/ns0:Purchase_Header[1]/ns0:Buyer_Lbl[1]" w:storeItemID="{7C9D7B99-3F0A-4DC8-9D28-B3E523DBEA5C}"/>
+            <w:dataBinding w:prefixMappings="&lt;xmlns:ns0='urn:microsoft-dynamics-nav/reports/Standard_Purchase_Order/1322/' " w:xpath="/ns0:NavWordReportXmlPart[1]/ns0:Purchase_Header[1]/ns0:Buyer_Lbl[1]" w:storeItemID="{7C9D7B99-3F0A-4DC8-9D28-B3E523DBEA5C}"/>
             <w:text/>
           </w:sdtPr>
           <w:sdtContent>
@@ -704,6 +706,7 @@
             </w:placeholder>
             <w15:color w:val="808080"/>
             <w:text/>
+            <w:dataBinding w:prefixMappings="&lt;xmlns:ns0='urn:microsoft-dynamics-nav/reports/Standard_Purchase_Order/1322/' " w:xpath="/ns0:NavWordReportXmlPart[1]/ns0:Purchase_Header[1]/ns0:No_PurchHeader[1]"/>
           </w:sdtPr>
           <w:sdtContent>
             <w:tc>
@@ -733,6 +736,7 @@
             </w:placeholder>
             <w15:color w:val="808080"/>
             <w:text/>
+            <w:dataBinding w:prefixMappings="&lt;xmlns:ns0='urn:microsoft-dynamics-nav/reports/Standard_Purchase_Order/1322/' " w:xpath="/ns0:NavWordReportXmlPart[1]/ns0:Purchase_Header[1]/ns0:DocumentDate[1]"/>
           </w:sdtPr>
           <w:sdtContent>
             <w:tc>
@@ -760,7 +764,7 @@
             <w:placeholder>
               <w:docPart w:val="269549E6A6F5440A97B9790488D567AB"/>
             </w:placeholder>
-            <w:dataBinding w:prefixMappings="xmlns:ns0='urn:microsoft-dynamics-nav/reports/Standard_Purchase_Order/1322/'" w:xpath="/ns0:NavWordReportXmlPart[1]/ns0:Purchase_Header[1]/ns0:PaymentTermsDesc[1]" w:storeItemID="{7C9D7B99-3F0A-4DC8-9D28-B3E523DBEA5C}"/>
+            <w:dataBinding w:prefixMappings="&lt;xmlns:ns0='urn:microsoft-dynamics-nav/reports/Standard_Purchase_Order/1322/' " w:xpath="/ns0:NavWordReportXmlPart[1]/ns0:Purchase_Header[1]/ns0:PaymentTermsDesc[1]" w:storeItemID="{7C9D7B99-3F0A-4DC8-9D28-B3E523DBEA5C}"/>
             <w:text/>
           </w:sdtPr>
           <w:sdtContent>
@@ -789,7 +793,7 @@
             <w:placeholder>
               <w:docPart w:val="FDD99557650A45808BC37C4BD6070345"/>
             </w:placeholder>
-            <w:dataBinding w:prefixMappings="xmlns:ns0='urn:microsoft-dynamics-nav/reports/Standard_Purchase_Order/1322/'" w:xpath="/ns0:NavWordReportXmlPart[1]/ns0:Purchase_Header[1]/ns0:SalesPurchPersonName[1]" w:storeItemID="{7C9D7B99-3F0A-4DC8-9D28-B3E523DBEA5C}"/>
+            <w:dataBinding w:prefixMappings="&lt;xmlns:ns0='urn:microsoft-dynamics-nav/reports/Standard_Purchase_Order/1322/' " w:xpath="/ns0:NavWordReportXmlPart[1]/ns0:Purchase_Header[1]/ns0:SalesPurchPersonName[1]" w:storeItemID="{7C9D7B99-3F0A-4DC8-9D28-B3E523DBEA5C}"/>
             <w:text/>
           </w:sdtPr>
           <w:sdtContent>
@@ -870,7 +874,7 @@
             <w:placeholder>
               <w:docPart w:val="2E29FB206CBE4EB7861D42A5B6DA06AC"/>
             </w:placeholder>
-            <w:dataBinding w:prefixMappings="xmlns:ns0='urn:microsoft-dynamics-nav/reports/Standard_Purchase_Order/1322/'" w:xpath="/ns0:NavWordReportXmlPart[1]/ns0:Purchase_Header[1]/ns0:Receiveby_Lbl[1]" w:storeItemID="{7C9D7B99-3F0A-4DC8-9D28-B3E523DBEA5C}"/>
+            <w:dataBinding w:prefixMappings="&lt;xmlns:ns0='urn:microsoft-dynamics-nav/reports/Standard_Purchase_Order/1322/' " w:xpath="/ns0:NavWordReportXmlPart[1]/ns0:Purchase_Header[1]/ns0:Receiveby_Lbl[1]" w:storeItemID="{7C9D7B99-3F0A-4DC8-9D28-B3E523DBEA5C}"/>
             <w:text/>
           </w:sdtPr>
           <w:sdtContent>
@@ -900,7 +904,7 @@
             <w:placeholder>
               <w:docPart w:val="35EAEE058945493991C87A5862E1D006"/>
             </w:placeholder>
-            <w:dataBinding w:prefixMappings="xmlns:ns0='urn:microsoft-dynamics-nav/reports/Standard_Purchase_Order/1322/'" w:xpath="/ns0:NavWordReportXmlPart[1]/ns0:Purchase_Header[1]/ns0:ShipmentMethodDesc_Lbl[1]" w:storeItemID="{7C9D7B99-3F0A-4DC8-9D28-B3E523DBEA5C}"/>
+            <w:dataBinding w:prefixMappings="&lt;xmlns:ns0='urn:microsoft-dynamics-nav/reports/Standard_Purchase_Order/1322/' " w:xpath="/ns0:NavWordReportXmlPart[1]/ns0:Purchase_Header[1]/ns0:ShipmentMethodDesc_Lbl[1]" w:storeItemID="{7C9D7B99-3F0A-4DC8-9D28-B3E523DBEA5C}"/>
             <w:text/>
           </w:sdtPr>
           <w:sdtContent>
@@ -930,7 +934,7 @@
             <w:placeholder>
               <w:docPart w:val="B99F4D7AF0C64D3AA502E76928ED51FD"/>
             </w:placeholder>
-            <w:dataBinding w:prefixMappings="xmlns:ns0='urn:microsoft-dynamics-nav/reports/Standard_Purchase_Order/1322/'" w:xpath="/ns0:NavWordReportXmlPart[1]/ns0:Purchase_Header[1]/ns0:PricesInclVAT_PurchHeader_Lbl[1]" w:storeItemID="{7C9D7B99-3F0A-4DC8-9D28-B3E523DBEA5C}"/>
+            <w:dataBinding w:prefixMappings="&lt;xmlns:ns0='urn:microsoft-dynamics-nav/reports/Standard_Purchase_Order/1322/' " w:xpath="/ns0:NavWordReportXmlPart[1]/ns0:Purchase_Header[1]/ns0:PricesInclVAT_PurchHeader_Lbl[1]" w:storeItemID="{7C9D7B99-3F0A-4DC8-9D28-B3E523DBEA5C}"/>
             <w:text/>
           </w:sdtPr>
           <w:sdtContent>
@@ -960,7 +964,7 @@
             <w:placeholder>
               <w:docPart w:val="D310CEB302DA4FC5B60B252C88C61116"/>
             </w:placeholder>
-            <w:dataBinding w:prefixMappings="xmlns:ns0='urn:microsoft-dynamics-nav/reports/Standard_Purchase_Order/1322/'" w:xpath="/ns0:NavWordReportXmlPart[1]/ns0:Purchase_Header[1]/ns0:VendorInvoiceNo_Lbl[1]" w:storeItemID="{7C9D7B99-3F0A-4DC8-9D28-B3E523DBEA5C}"/>
+            <w:dataBinding w:prefixMappings="&lt;xmlns:ns0='urn:microsoft-dynamics-nav/reports/Standard_Purchase_Order/1322/' " w:xpath="/ns0:NavWordReportXmlPart[1]/ns0:Purchase_Header[1]/ns0:VendorInvoiceNo_Lbl[1]" w:storeItemID="{7C9D7B99-3F0A-4DC8-9D28-B3E523DBEA5C}"/>
             <w:text/>
           </w:sdtPr>
           <w:sdtContent>
@@ -996,7 +1000,7 @@
             <w:placeholder>
               <w:docPart w:val="83A0A98565034E28921325652B7D0258"/>
             </w:placeholder>
-            <w:dataBinding w:prefixMappings="xmlns:ns0='urn:microsoft-dynamics-nav/reports/Standard_Purchase_Order/1322/'" w:xpath="/ns0:NavWordReportXmlPart[1]/ns0:Purchase_Header[1]/ns0:ExptRecptDt_PurchaseHeader[1]" w:storeItemID="{7C9D7B99-3F0A-4DC8-9D28-B3E523DBEA5C}"/>
+            <w:dataBinding w:prefixMappings="&lt;xmlns:ns0='urn:microsoft-dynamics-nav/reports/Standard_Purchase_Order/1322/' " w:xpath="/ns0:NavWordReportXmlPart[1]/ns0:Purchase_Header[1]/ns0:ExptRecptDt_PurchaseHeader[1]" w:storeItemID="{7C9D7B99-3F0A-4DC8-9D28-B3E523DBEA5C}"/>
             <w:text/>
           </w:sdtPr>
           <w:sdtContent>
@@ -1025,7 +1029,7 @@
             <w:placeholder>
               <w:docPart w:val="42C49FA2D7524794A20290F52C0AAAE6"/>
             </w:placeholder>
-            <w:dataBinding w:prefixMappings="xmlns:ns0='urn:microsoft-dynamics-nav/reports/Standard_Purchase_Order/1322/'" w:xpath="/ns0:NavWordReportXmlPart[1]/ns0:Purchase_Header[1]/ns0:ShipmentMethodDesc[1]" w:storeItemID="{7C9D7B99-3F0A-4DC8-9D28-B3E523DBEA5C}"/>
+            <w:dataBinding w:prefixMappings="&lt;xmlns:ns0='urn:microsoft-dynamics-nav/reports/Standard_Purchase_Order/1322/' " w:xpath="/ns0:NavWordReportXmlPart[1]/ns0:Purchase_Header[1]/ns0:ShipmentMethodDesc[1]" w:storeItemID="{7C9D7B99-3F0A-4DC8-9D28-B3E523DBEA5C}"/>
             <w:text/>
           </w:sdtPr>
           <w:sdtContent>
@@ -1054,7 +1058,7 @@
             <w:placeholder>
               <w:docPart w:val="81B410675A8D4D0E9A1405A7B5AF78AE"/>
             </w:placeholder>
-            <w:dataBinding w:prefixMappings="xmlns:ns0='urn:microsoft-dynamics-nav/reports/Standard_Purchase_Order/1322/'" w:xpath="/ns0:NavWordReportXmlPart[1]/ns0:Purchase_Header[1]/ns0:PricesInclVAT_PurchHeader[1]" w:storeItemID="{7C9D7B99-3F0A-4DC8-9D28-B3E523DBEA5C}"/>
+            <w:dataBinding w:prefixMappings="&lt;xmlns:ns0='urn:microsoft-dynamics-nav/reports/Standard_Purchase_Order/1322/' " w:xpath="/ns0:NavWordReportXmlPart[1]/ns0:Purchase_Header[1]/ns0:PricesInclVAT_PurchHeader[1]" w:storeItemID="{7C9D7B99-3F0A-4DC8-9D28-B3E523DBEA5C}"/>
             <w:text/>
           </w:sdtPr>
           <w:sdtContent>
@@ -1083,7 +1087,7 @@
             <w:placeholder>
               <w:docPart w:val="B3DB454BC30640B5AD7C514816CCCEA4"/>
             </w:placeholder>
-            <w:dataBinding w:prefixMappings="xmlns:ns0='urn:microsoft-dynamics-nav/reports/Standard_Purchase_Order/1322/'" w:xpath="/ns0:NavWordReportXmlPart[1]/ns0:Purchase_Header[1]/ns0:VendorInvoiceNo[1]" w:storeItemID="{7C9D7B99-3F0A-4DC8-9D28-B3E523DBEA5C}"/>
+            <w:dataBinding w:prefixMappings="&lt;xmlns:ns0='urn:microsoft-dynamics-nav/reports/Standard_Purchase_Order/1322/' " w:xpath="/ns0:NavWordReportXmlPart[1]/ns0:Purchase_Header[1]/ns0:VendorInvoiceNo[1]" w:storeItemID="{7C9D7B99-3F0A-4DC8-9D28-B3E523DBEA5C}"/>
             <w:text/>
           </w:sdtPr>
           <w:sdtContent>
@@ -1164,7 +1168,7 @@
             <w:placeholder>
               <w:docPart w:val="F5E004D9DA65442AA22E3B1224FAE335"/>
             </w:placeholder>
-            <w:dataBinding w:prefixMappings="xmlns:ns0='urn:microsoft-dynamics-nav/reports/Standard_Purchase_Order/1322/'" w:xpath="/ns0:NavWordReportXmlPart[1]/ns0:Purchase_Header[1]/ns0:VendorOrderNo_Lbl[1]" w:storeItemID="{7C9D7B99-3F0A-4DC8-9D28-B3E523DBEA5C}"/>
+            <w:dataBinding w:prefixMappings="&lt;xmlns:ns0='urn:microsoft-dynamics-nav/reports/Standard_Purchase_Order/1322/' " w:xpath="/ns0:NavWordReportXmlPart[1]/ns0:Purchase_Header[1]/ns0:VendorOrderNo_Lbl[1]" w:storeItemID="{7C9D7B99-3F0A-4DC8-9D28-B3E523DBEA5C}"/>
             <w:text/>
           </w:sdtPr>
           <w:sdtContent>
@@ -1193,7 +1197,7 @@
             <w:placeholder>
               <w:docPart w:val="6F31C93BEC5E476599B554D07E34C000"/>
             </w:placeholder>
-            <w:dataBinding w:prefixMappings="xmlns:ns0='urn:microsoft-dynamics-nav/reports/Standard_Purchase_Order/1322/'" w:xpath="/ns0:NavWordReportXmlPart[1]/ns0:Purchase_Header[1]/ns0:VATNoText[1]" w:storeItemID="{00000000-0000-0000-0000-000000000000}"/>
+            <w:dataBinding w:prefixMappings="&lt;xmlns:ns0='urn:microsoft-dynamics-nav/reports/Standard_Purchase_Order/1322/' " w:xpath="/ns0:NavWordReportXmlPart[1]/ns0:Purchase_Header[1]/ns0:VATNoText[1]" w:storeItemID="{00000000-0000-0000-0000-000000000000}"/>
             <w15:color w:val="808080"/>
             <w:text/>
           </w:sdtPr>
@@ -1249,7 +1253,7 @@
             <w:placeholder>
               <w:docPart w:val="28E44D109F414FEAB66B5A51E1315BEB"/>
             </w:placeholder>
-            <w:dataBinding w:prefixMappings="xmlns:ns0='urn:microsoft-dynamics-nav/reports/Standard_Purchase_Order/1322/'" w:xpath="/ns0:NavWordReportXmlPart[1]/ns0:Purchase_Header[1]/ns0:VendorOrderNo[1]" w:storeItemID="{7C9D7B99-3F0A-4DC8-9D28-B3E523DBEA5C}"/>
+            <w:dataBinding w:prefixMappings="&lt;xmlns:ns0='urn:microsoft-dynamics-nav/reports/Standard_Purchase_Order/1322/' " w:xpath="/ns0:NavWordReportXmlPart[1]/ns0:Purchase_Header[1]/ns0:VendorOrderNo[1]" w:storeItemID="{7C9D7B99-3F0A-4DC8-9D28-B3E523DBEA5C}"/>
             <w:text/>
           </w:sdtPr>
           <w:sdtContent>
@@ -1286,7 +1290,7 @@
                 <w:placeholder>
                   <w:docPart w:val="EE2EDA0B1A8F4B49977C4CEFEECA64AC"/>
                 </w:placeholder>
-                <w:dataBinding w:prefixMappings="xmlns:ns0='urn:microsoft-dynamics-nav/reports/Standard_Purchase_Order/1322/'" w:xpath="/ns0:NavWordReportXmlPart[1]/ns0:Purchase_Header[1]/ns0:VATRegNo_PurchHeader[1]" w:storeItemID="{7C9D7B99-3F0A-4DC8-9D28-B3E523DBEA5C}"/>
+                <w:dataBinding w:prefixMappings="&lt;xmlns:ns0='urn:microsoft-dynamics-nav/reports/Standard_Purchase_Order/1322/' " w:xpath="/ns0:NavWordReportXmlPart[1]/ns0:Purchase_Header[1]/ns0:VATRegNo_PurchHeader[1]" w:storeItemID="{7C9D7B99-3F0A-4DC8-9D28-B3E523DBEA5C}"/>
                 <w:text/>
               </w:sdtPr>
               <w:sdtContent>
@@ -1352,7 +1356,7 @@
             <w:placeholder>
               <w:docPart w:val="A4847374A1654E5CBF273C1DB958380B"/>
             </w:placeholder>
-            <w:dataBinding w:prefixMappings="xmlns:ns0='urn:microsoft-dynamics-nav/reports/Standard_Purchase_Order/1322/'" w:xpath="/ns0:NavWordReportXmlPart[1]/ns0:Purchase_Header[1]/ns0:Purchase_Line[1]/ns0:No_PurchLine_Lbl[1]" w:storeItemID="{7C9D7B99-3F0A-4DC8-9D28-B3E523DBEA5C}"/>
+            <w:dataBinding w:prefixMappings="&lt;xmlns:ns0='urn:microsoft-dynamics-nav/reports/Standard_Purchase_Order/1322/' " w:xpath="/ns0:NavWordReportXmlPart[1]/ns0:Purchase_Header[1]/ns0:Purchase_Line[1]/ns0:No_PurchLine_Lbl[1]" w:storeItemID="{7C9D7B99-3F0A-4DC8-9D28-B3E523DBEA5C}"/>
             <w:text/>
           </w:sdtPr>
           <w:sdtContent>
@@ -1382,7 +1386,7 @@
             <w:placeholder>
               <w:docPart w:val="62AA85EF69F74389A48B3A00350CC5FE"/>
             </w:placeholder>
-            <w:dataBinding w:prefixMappings="xmlns:ns0='urn:microsoft-dynamics-nav/reports/Standard_Purchase_Order/1322/'" w:xpath="/ns0:NavWordReportXmlPart[1]/ns0:Purchase_Header[1]/ns0:Purchase_Line[1]/ns0:Desc_PurchLine_Lbl[1]" w:storeItemID="{7C9D7B99-3F0A-4DC8-9D28-B3E523DBEA5C}"/>
+            <w:dataBinding w:prefixMappings="&lt;xmlns:ns0='urn:microsoft-dynamics-nav/reports/Standard_Purchase_Order/1322/' " w:xpath="/ns0:NavWordReportXmlPart[1]/ns0:Purchase_Header[1]/ns0:Purchase_Line[1]/ns0:Desc_PurchLine_Lbl[1]" w:storeItemID="{7C9D7B99-3F0A-4DC8-9D28-B3E523DBEA5C}"/>
             <w:text/>
           </w:sdtPr>
           <w:sdtContent>
@@ -1412,7 +1416,7 @@
             <w:placeholder>
               <w:docPart w:val="0EF7E12B97F7430499137FEA96C1CE09"/>
             </w:placeholder>
-            <w:dataBinding w:prefixMappings="xmlns:ns0='urn:microsoft-dynamics-nav/reports/Standard_Purchase_Order/1322/'" w:xpath="/ns0:NavWordReportXmlPart[1]/ns0:Purchase_Header[1]/ns0:Purchase_Line[1]/ns0:Qty_PurchLine_Lbl[1]" w:storeItemID="{7C9D7B99-3F0A-4DC8-9D28-B3E523DBEA5C}"/>
+            <w:dataBinding w:prefixMappings="&lt;xmlns:ns0='urn:microsoft-dynamics-nav/reports/Standard_Purchase_Order/1322/' " w:xpath="/ns0:NavWordReportXmlPart[1]/ns0:Purchase_Header[1]/ns0:Purchase_Line[1]/ns0:Qty_PurchLine_Lbl[1]" w:storeItemID="{7C9D7B99-3F0A-4DC8-9D28-B3E523DBEA5C}"/>
             <w:text/>
           </w:sdtPr>
           <w:sdtContent>
@@ -1442,7 +1446,7 @@
             <w:placeholder>
               <w:docPart w:val="4A4E8F61686D465D9518608DD457EF10"/>
             </w:placeholder>
-            <w:dataBinding w:prefixMappings="xmlns:ns0='urn:microsoft-dynamics-nav/reports/Standard_Purchase_Order/1322/'" w:xpath="/ns0:NavWordReportXmlPart[1]/ns0:Purchase_Header[1]/ns0:Purchase_Line[1]/ns0:UOM_PurchLine_Lbl[1]" w:storeItemID="{7C9D7B99-3F0A-4DC8-9D28-B3E523DBEA5C}"/>
+            <w:dataBinding w:prefixMappings="&lt;xmlns:ns0='urn:microsoft-dynamics-nav/reports/Standard_Purchase_Order/1322/' " w:xpath="/ns0:NavWordReportXmlPart[1]/ns0:Purchase_Header[1]/ns0:Purchase_Line[1]/ns0:UOM_PurchLine_Lbl[1]" w:storeItemID="{7C9D7B99-3F0A-4DC8-9D28-B3E523DBEA5C}"/>
             <w:text/>
           </w:sdtPr>
           <w:sdtContent>
@@ -1471,7 +1475,7 @@
             <w:placeholder>
               <w:docPart w:val="0277A26813CB44069052FCCE46ED4D01"/>
             </w:placeholder>
-            <w:dataBinding w:prefixMappings="xmlns:ns0='urn:microsoft-dynamics-nav/reports/Standard_Purchase_Order/1322/'" w:xpath="/ns0:NavWordReportXmlPart[1]/ns0:Purchase_Header[1]/ns0:Purchase_Line[1]/ns0:DirectUniCost_Lbl[1]" w:storeItemID="{7C9D7B99-3F0A-4DC8-9D28-B3E523DBEA5C}"/>
+            <w:dataBinding w:prefixMappings="&lt;xmlns:ns0='urn:microsoft-dynamics-nav/reports/Standard_Purchase_Order/1322/' " w:xpath="/ns0:NavWordReportXmlPart[1]/ns0:Purchase_Header[1]/ns0:Purchase_Line[1]/ns0:DirectUniCost_Lbl[1]" w:storeItemID="{7C9D7B99-3F0A-4DC8-9D28-B3E523DBEA5C}"/>
             <w:text/>
           </w:sdtPr>
           <w:sdtContent>
@@ -1501,7 +1505,7 @@
             <w:placeholder>
               <w:docPart w:val="E60F8B516F714B88A8A5131F14381DDC"/>
             </w:placeholder>
-            <w:dataBinding w:prefixMappings="xmlns:ns0='urn:microsoft-dynamics-nav/reports/Standard_Purchase_Order/1322/'" w:xpath="/ns0:NavWordReportXmlPart[1]/ns0:Purchase_Header[1]/ns0:VATAmtLineVAT_Lbl[1]" w:storeItemID="{7C9D7B99-3F0A-4DC8-9D28-B3E523DBEA5C}"/>
+            <w:dataBinding w:prefixMappings="&lt;xmlns:ns0='urn:microsoft-dynamics-nav/reports/Standard_Purchase_Order/1322/' " w:xpath="/ns0:NavWordReportXmlPart[1]/ns0:Purchase_Header[1]/ns0:VATAmtLineVAT_Lbl[1]" w:storeItemID="{7C9D7B99-3F0A-4DC8-9D28-B3E523DBEA5C}"/>
             <w:text/>
           </w:sdtPr>
           <w:sdtContent>
@@ -1531,7 +1535,7 @@
             <w:placeholder>
               <w:docPart w:val="3806635EF6514EC48D48977373D088EC"/>
             </w:placeholder>
-            <w:dataBinding w:prefixMappings="xmlns:ns0='urn:microsoft-dynamics-nav/reports/Standard_Purchase_Order/1322/'" w:xpath="/ns0:NavWordReportXmlPart[1]/ns0:Purchase_Header[1]/ns0:ItemLineAmount_Lbl[1]" w:storeItemID="{7C9D7B99-3F0A-4DC8-9D28-B3E523DBEA5C}"/>
+            <w:dataBinding w:prefixMappings="&lt;xmlns:ns0='urn:microsoft-dynamics-nav/reports/Standard_Purchase_Order/1322/' " w:xpath="/ns0:NavWordReportXmlPart[1]/ns0:Purchase_Header[1]/ns0:ItemLineAmount_Lbl[1]" w:storeItemID="{7C9D7B99-3F0A-4DC8-9D28-B3E523DBEA5C}"/>
             <w:text/>
           </w:sdtPr>
           <w:sdtContent>
@@ -1643,7 +1647,7 @@
           <w:placeholder>
             <w:docPart w:val="98020BFDE3F8466CAB2A781940863376"/>
           </w:placeholder>
-          <w15:dataBinding w:prefixMappings="xmlns:ns0='urn:microsoft-dynamics-nav/reports/Standard_Purchase_Order/1322/'" w:xpath="/ns0:NavWordReportXmlPart[1]/ns0:Purchase_Header[1]/ns0:Purchase_Line" w:storeItemID="{00000000-0000-0000-0000-000000000000}"/>
+          <w15:dataBinding w:prefixMappings="&lt;xmlns:ns0='urn:microsoft-dynamics-nav/reports/Standard_Purchase_Order/1322/' " w:xpath="/ns0:NavWordReportXmlPart[1]/ns0:Purchase_Header[1]/ns0:Purchase_Line" w:storeItemID="{00000000-0000-0000-0000-000000000000}"/>
           <w15:color w:val="808080"/>
           <w15:repeatingSection/>
         </w:sdtPr>
@@ -1680,7 +1684,7 @@
                         <w:placeholder>
                           <w:docPart w:val="AE3B135D46C34C9DAB7CE9629BAEDAB7"/>
                         </w:placeholder>
-                        <w:dataBinding w:prefixMappings="xmlns:ns0='urn:microsoft-dynamics-nav/reports/Standard_Purchase_Order/1322/'" w:xpath="/ns0:NavWordReportXmlPart[1]/ns0:Purchase_Header[1]/ns0:Purchase_Line[1]/ns0:No_PurchLine[1]" w:storeItemID="{7C9D7B99-3F0A-4DC8-9D28-B3E523DBEA5C}"/>
+                        <w:dataBinding w:prefixMappings="&lt;xmlns:ns0='urn:microsoft-dynamics-nav/reports/Standard_Purchase_Order/1322/' " w:xpath="/ns0:NavWordReportXmlPart[1]/ns0:Purchase_Header[1]/ns0:Purchase_Line[1]/ns0:No_PurchLine[1]" w:storeItemID="{7C9D7B99-3F0A-4DC8-9D28-B3E523DBEA5C}"/>
                         <w:text/>
                       </w:sdtPr>
                       <w:sdtContent>
@@ -1701,7 +1705,7 @@
                     <w:placeholder>
                       <w:docPart w:val="CB81DD37542B41E885E76E2FE04B20EF"/>
                     </w:placeholder>
-                    <w:dataBinding w:prefixMappings="xmlns:ns0='urn:microsoft-dynamics-nav/reports/Standard_Purchase_Order/1322/'" w:xpath="/ns0:NavWordReportXmlPart[1]/ns0:Purchase_Header[1]/ns0:Purchase_Line[1]/ns0:Desc_PurchLine[1]" w:storeItemID="{7C9D7B99-3F0A-4DC8-9D28-B3E523DBEA5C}"/>
+                    <w:dataBinding w:prefixMappings="&lt;xmlns:ns0='urn:microsoft-dynamics-nav/reports/Standard_Purchase_Order/1322/' " w:xpath="/ns0:NavWordReportXmlPart[1]/ns0:Purchase_Header[1]/ns0:Purchase_Line[1]/ns0:Desc_PurchLine[1]" w:storeItemID="{7C9D7B99-3F0A-4DC8-9D28-B3E523DBEA5C}"/>
                     <w:text/>
                   </w:sdtPr>
                   <w:sdtContent>
@@ -1731,7 +1735,7 @@
                     <w:placeholder>
                       <w:docPart w:val="2F816BB22AD7418DBAA2E654BCA1E3BE"/>
                     </w:placeholder>
-                    <w:dataBinding w:prefixMappings="xmlns:ns0='urn:microsoft-dynamics-nav/reports/Standard_Purchase_Order/1322/'" w:xpath="/ns0:NavWordReportXmlPart[1]/ns0:Purchase_Header[1]/ns0:Purchase_Line[1]/ns0:Qty_PurchLine[1]" w:storeItemID="{7C9D7B99-3F0A-4DC8-9D28-B3E523DBEA5C}"/>
+                    <w:dataBinding w:prefixMappings="&lt;xmlns:ns0='urn:microsoft-dynamics-nav/reports/Standard_Purchase_Order/1322/' " w:xpath="/ns0:NavWordReportXmlPart[1]/ns0:Purchase_Header[1]/ns0:Purchase_Line[1]/ns0:Qty_PurchLine[1]" w:storeItemID="{7C9D7B99-3F0A-4DC8-9D28-B3E523DBEA5C}"/>
                     <w:text/>
                   </w:sdtPr>
                   <w:sdtContent>
@@ -1762,7 +1766,7 @@
                     <w:placeholder>
                       <w:docPart w:val="F06D663AE4C547979403F8E65893E67E"/>
                     </w:placeholder>
-                    <w:dataBinding w:prefixMappings="xmlns:ns0='urn:microsoft-dynamics-nav/reports/Standard_Purchase_Order/1322/'" w:xpath="/ns0:NavWordReportXmlPart[1]/ns0:Purchase_Header[1]/ns0:Purchase_Line[1]/ns0:UOM_PurchLine[1]" w:storeItemID="{7C9D7B99-3F0A-4DC8-9D28-B3E523DBEA5C}"/>
+                    <w:dataBinding w:prefixMappings="&lt;xmlns:ns0='urn:microsoft-dynamics-nav/reports/Standard_Purchase_Order/1322/' " w:xpath="/ns0:NavWordReportXmlPart[1]/ns0:Purchase_Header[1]/ns0:Purchase_Line[1]/ns0:UOM_PurchLine[1]" w:storeItemID="{7C9D7B99-3F0A-4DC8-9D28-B3E523DBEA5C}"/>
                     <w:text/>
                   </w:sdtPr>
                   <w:sdtContent>
@@ -1792,7 +1796,7 @@
                     <w:placeholder>
                       <w:docPart w:val="80FEA2AC8667448F9BC2E3390F7B2B26"/>
                     </w:placeholder>
-                    <w:dataBinding w:prefixMappings="xmlns:ns0='urn:microsoft-dynamics-nav/reports/Standard_Purchase_Order/1322/'" w:xpath="/ns0:NavWordReportXmlPart[1]/ns0:Purchase_Header[1]/ns0:Purchase_Line[1]/ns0:DirUnitCost_PurchLine[1]" w:storeItemID="{7C9D7B99-3F0A-4DC8-9D28-B3E523DBEA5C}"/>
+                    <w:dataBinding w:prefixMappings="&lt;xmlns:ns0='urn:microsoft-dynamics-nav/reports/Standard_Purchase_Order/1322/' " w:xpath="/ns0:NavWordReportXmlPart[1]/ns0:Purchase_Header[1]/ns0:Purchase_Line[1]/ns0:DirUnitCost_PurchLine[1]" w:storeItemID="{7C9D7B99-3F0A-4DC8-9D28-B3E523DBEA5C}"/>
                     <w:text/>
                   </w:sdtPr>
                   <w:sdtContent>
@@ -1823,7 +1827,7 @@
                     <w:placeholder>
                       <w:docPart w:val="21529274AF3042E1BD6ABBEA172157A5"/>
                     </w:placeholder>
-                    <w:dataBinding w:prefixMappings="xmlns:ns0='urn:microsoft-dynamics-nav/reports/Standard_Purchase_Order/1322/'" w:xpath="/ns0:NavWordReportXmlPart[1]/ns0:Purchase_Header[1]/ns0:Purchase_Line[1]/ns0:PurchLine_VATPct[1]" w:storeItemID="{7C9D7B99-3F0A-4DC8-9D28-B3E523DBEA5C}"/>
+                    <w:dataBinding w:prefixMappings="&lt;xmlns:ns0='urn:microsoft-dynamics-nav/reports/Standard_Purchase_Order/1322/' " w:xpath="/ns0:NavWordReportXmlPart[1]/ns0:Purchase_Header[1]/ns0:Purchase_Line[1]/ns0:PurchLine_VATPct[1]" w:storeItemID="{7C9D7B99-3F0A-4DC8-9D28-B3E523DBEA5C}"/>
                     <w:text/>
                   </w:sdtPr>
                   <w:sdtContent>
@@ -1864,7 +1868,7 @@
                         <w:placeholder>
                           <w:docPart w:val="4E132B06A487499A95BB2967181942A8"/>
                         </w:placeholder>
-                        <w:dataBinding w:prefixMappings="xmlns:ns0='urn:microsoft-dynamics-nav/reports/Standard_Purchase_Order/1322/'" w:xpath="/ns0:NavWordReportXmlPart[1]/ns0:Purchase_Header[1]/ns0:Purchase_Line[1]/ns0:LineAmt_PurchLine[1]" w:storeItemID="{7C9D7B99-3F0A-4DC8-9D28-B3E523DBEA5C}"/>
+                        <w:dataBinding w:prefixMappings="&lt;xmlns:ns0='urn:microsoft-dynamics-nav/reports/Standard_Purchase_Order/1322/' " w:xpath="/ns0:NavWordReportXmlPart[1]/ns0:Purchase_Header[1]/ns0:Purchase_Line[1]/ns0:LineAmt_PurchLine[1]" w:storeItemID="{7C9D7B99-3F0A-4DC8-9D28-B3E523DBEA5C}"/>
                         <w:text/>
                       </w:sdtPr>
                       <w:sdtContent>
@@ -1912,7 +1916,7 @@
             <w:placeholder>
               <w:docPart w:val="69DC889989B34E81A35B1F2B99FE580A"/>
             </w:placeholder>
-            <w:dataBinding w:prefixMappings="xmlns:ns0='urn:microsoft-dynamics-nav/reports/Standard_Purchase_Order/1322/'" w:xpath="/ns0:NavWordReportXmlPart[1]/ns0:Purchase_Header[1]/ns0:Totals[1]/ns0:TotalExclVATText[1]" w:storeItemID="{7C9D7B99-3F0A-4DC8-9D28-B3E523DBEA5C}"/>
+            <w:dataBinding w:prefixMappings="&lt;xmlns:ns0='urn:microsoft-dynamics-nav/reports/Standard_Purchase_Order/1322/' " w:xpath="/ns0:NavWordReportXmlPart[1]/ns0:Purchase_Header[1]/ns0:Totals[1]/ns0:TotalExclVATText[1]" w:storeItemID="{7C9D7B99-3F0A-4DC8-9D28-B3E523DBEA5C}"/>
             <w:text/>
           </w:sdtPr>
           <w:sdtContent>
@@ -1942,7 +1946,7 @@
             <w:placeholder>
               <w:docPart w:val="E6879FAD228D4B979842E2A9F33893FF"/>
             </w:placeholder>
-            <w:dataBinding w:prefixMappings="xmlns:ns0='urn:microsoft-dynamics-nav/reports/Standard_Purchase_Order/1322/'" w:xpath="/ns0:NavWordReportXmlPart[1]/ns0:Purchase_Header[1]/ns0:Totals[1]/ns0:TotalAmount[1]" w:storeItemID="{7C9D7B99-3F0A-4DC8-9D28-B3E523DBEA5C}"/>
+            <w:dataBinding w:prefixMappings="&lt;xmlns:ns0='urn:microsoft-dynamics-nav/reports/Standard_Purchase_Order/1322/' " w:xpath="/ns0:NavWordReportXmlPart[1]/ns0:Purchase_Header[1]/ns0:Totals[1]/ns0:TotalAmount[1]" w:storeItemID="{7C9D7B99-3F0A-4DC8-9D28-B3E523DBEA5C}"/>
             <w:text/>
           </w:sdtPr>
           <w:sdtContent>
@@ -1978,7 +1982,7 @@
             <w:placeholder>
               <w:docPart w:val="B8F3594B251D4B15A8A405F0636F5316"/>
             </w:placeholder>
-            <w:dataBinding w:prefixMappings="xmlns:ns0='urn:microsoft-dynamics-nav/reports/Standard_Purchase_Order/1322/'" w:xpath="/ns0:NavWordReportXmlPart[1]/ns0:Purchase_Header[1]/ns0:Totals[1]/ns0:VATAmountText[1]" w:storeItemID="{7C9D7B99-3F0A-4DC8-9D28-B3E523DBEA5C}"/>
+            <w:dataBinding w:prefixMappings="&lt;xmlns:ns0='urn:microsoft-dynamics-nav/reports/Standard_Purchase_Order/1322/' " w:xpath="/ns0:NavWordReportXmlPart[1]/ns0:Purchase_Header[1]/ns0:Totals[1]/ns0:VATAmountText[1]" w:storeItemID="{7C9D7B99-3F0A-4DC8-9D28-B3E523DBEA5C}"/>
             <w:text/>
           </w:sdtPr>
           <w:sdtContent>
@@ -2008,7 +2012,7 @@
             <w:placeholder>
               <w:docPart w:val="DB83D814B0664A9B8875A5D5048C6B9D"/>
             </w:placeholder>
-            <w:dataBinding w:prefixMappings="xmlns:ns0='urn:microsoft-dynamics-nav/reports/Standard_Purchase_Order/1322/'" w:xpath="/ns0:NavWordReportXmlPart[1]/ns0:Purchase_Header[1]/ns0:Totals[1]/ns0:TotalVATAmount[1]" w:storeItemID="{7C9D7B99-3F0A-4DC8-9D28-B3E523DBEA5C}"/>
+            <w:dataBinding w:prefixMappings="&lt;xmlns:ns0='urn:microsoft-dynamics-nav/reports/Standard_Purchase_Order/1322/' " w:xpath="/ns0:NavWordReportXmlPart[1]/ns0:Purchase_Header[1]/ns0:Totals[1]/ns0:TotalVATAmount[1]" w:storeItemID="{7C9D7B99-3F0A-4DC8-9D28-B3E523DBEA5C}"/>
             <w:text/>
           </w:sdtPr>
           <w:sdtContent>
@@ -2045,7 +2049,7 @@
             <w:placeholder>
               <w:docPart w:val="29A6980196D04BA2A932DFC5DE12AE3B"/>
             </w:placeholder>
-            <w:dataBinding w:prefixMappings="xmlns:ns0='urn:microsoft-dynamics-nav/reports/Standard_Purchase_Order/1322/'" w:xpath="/ns0:NavWordReportXmlPart[1]/ns0:Purchase_Header[1]/ns0:Totals[1]/ns0:TotalInclVATText[1]" w:storeItemID="{7C9D7B99-3F0A-4DC8-9D28-B3E523DBEA5C}"/>
+            <w:dataBinding w:prefixMappings="&lt;xmlns:ns0='urn:microsoft-dynamics-nav/reports/Standard_Purchase_Order/1322/' " w:xpath="/ns0:NavWordReportXmlPart[1]/ns0:Purchase_Header[1]/ns0:Totals[1]/ns0:TotalInclVATText[1]" w:storeItemID="{7C9D7B99-3F0A-4DC8-9D28-B3E523DBEA5C}"/>
             <w:text/>
           </w:sdtPr>
           <w:sdtContent>
@@ -2075,7 +2079,7 @@
             <w:placeholder>
               <w:docPart w:val="256EE0EBD95E41DF9DD22B9AC2DA3732"/>
             </w:placeholder>
-            <w:dataBinding w:prefixMappings="xmlns:ns0='urn:microsoft-dynamics-nav/reports/Standard_Purchase_Order/1322/'" w:xpath="/ns0:NavWordReportXmlPart[1]/ns0:Purchase_Header[1]/ns0:Totals[1]/ns0:TotalAmountInclVAT[1]" w:storeItemID="{7C9D7B99-3F0A-4DC8-9D28-B3E523DBEA5C}"/>
+            <w:dataBinding w:prefixMappings="&lt;xmlns:ns0='urn:microsoft-dynamics-nav/reports/Standard_Purchase_Order/1322/' " w:xpath="/ns0:NavWordReportXmlPart[1]/ns0:Purchase_Header[1]/ns0:Totals[1]/ns0:TotalAmountInclVAT[1]" w:storeItemID="{7C9D7B99-3F0A-4DC8-9D28-B3E523DBEA5C}"/>
             <w:text/>
           </w:sdtPr>
           <w:sdtContent>
@@ -8051,8 +8055,6 @@
  
              < R e p o r t N a m e > R e p o r t   N a m e < / R e p o r t N a m e >   
-             < R e p o r t C a p t i o n > R e p o r t   C a p t i o n < / R e p o r t C a p t i o n > - 
              < A b o u t T h i s R e p o r t T i t l e > A b o u t   T h i s   R e p o r t   T i t l e < / A b o u t T h i s R e p o r t T i t l e >   
              < A b o u t T h i s R e p o r t T e x t > A b o u t   T h i s   R e p o r t   T e x t < / A b o u t T h i s R e p o r t T e x t > @@ -8107,21 +8109,21 @@
  
              < C o m p a n y A d d r e s s L i n e s >   
-                 < C o m p a n y A d d r e s s L i n e 1 > C o m p a n y   A d d r e s s   L i n e   1 < / C o m p a n y A d d r e s s L i n e 1 > - 
-                 < C o m p a n y A d d r e s s L i n e 2 > C o m p a n y   A d d r e s s   L i n e   2 < / C o m p a n y A d d r e s s L i n e 2 > - 
-                 < C o m p a n y A d d r e s s L i n e 3 > C o m p a n y   A d d r e s s   L i n e   3 < / C o m p a n y A d d r e s s L i n e 3 > - 
-                 < C o m p a n y A d d r e s s L i n e 4 > C o m p a n y   A d d r e s s   L i n e   4 < / C o m p a n y A d d r e s s L i n e 4 > - 
-                 < C o m p a n y A d d r e s s L i n e 5 > C o m p a n y   A d d r e s s   L i n e   5 < / C o m p a n y A d d r e s s L i n e 5 > - 
-                 < C o m p a n y A d d r e s s L i n e 6 > C o m p a n y   A d d r e s s   L i n e   6 < / C o m p a n y A d d r e s s L i n e 6 > - 
-                 < C o m p a n y A d d r e s s L i n e 7 > C o m p a n y   A d d r e s s   L i n e   7 < / C o m p a n y A d d r e s s L i n e 7 > - 
-                 < C o m p a n y A d d r e s s L i n e 8 > C o m p a n y   A d d r e s s   L i n e   8 < / C o m p a n y A d d r e s s L i n e 8 > +                 < C o m p a n y A d d r e s s L i n e > C o m p a n y   A d d r e s s   L i n e   1 < / C o m p a n y A d d r e s s L i n e > + 
+                 < C o m p a n y A d d r e s s L i n e > C o m p a n y   A d d r e s s   L i n e   2 < / C o m p a n y A d d r e s s L i n e > + 
+                 < C o m p a n y A d d r e s s L i n e > C o m p a n y   A d d r e s s   L i n e   3 < / C o m p a n y A d d r e s s L i n e > + 
+                 < C o m p a n y A d d r e s s L i n e > C o m p a n y   A d d r e s s   L i n e   4 < / C o m p a n y A d d r e s s L i n e > + 
+                 < C o m p a n y A d d r e s s L i n e > C o m p a n y   A d d r e s s   L i n e   5 < / C o m p a n y A d d r e s s L i n e > + 
+                 < C o m p a n y A d d r e s s L i n e > C o m p a n y   A d d r e s s   L i n e   6 < / C o m p a n y A d d r e s s L i n e > + 
+                 < C o m p a n y A d d r e s s L i n e > C o m p a n y   A d d r e s s   L i n e   7 < / C o m p a n y A d d r e s s L i n e > + 
+                 < C o m p a n y A d d r e s s L i n e > C o m p a n y   A d d r e s s   L i n e   8 < / C o m p a n y A d d r e s s L i n e >   
              < / C o m p a n y A d d r e s s L i n e s >   
@@ -8179,335 +8181,15 @@
  
      < / B C R e p o r t I n f o r m a t i o n >   
-     < T o o l t i p s > - 
-         < T o o l t i p   c o l u m n = " C o m p a n y H o m e P a g e "   E l e m e n t I d = " 1 9 8 9 1 8 8 7 0 " > - 
-             < T o o l t i p T e x t   l a n g = " e n - U S " > S p e c i f i e s   y o u r   c o m p a n y ' s   w e b   s i t e . < / T o o l t i p T e x t > - 
-         < / T o o l t i p > - 
-         < T o o l t i p   c o l u m n = " C o m p a n y E M a i l "   E l e m e n t I d = " 1 6 7 7 0 7 4 0 5 8 " > - 
-             < T o o l t i p T e x t   l a n g = " e n - U S " > S p e c i f i e s   t h e   c o m p a n y ' s   e m a i l   a d d r e s s . < / T o o l t i p T e x t > - 
-         < / T o o l t i p > - 
-         < T o o l t i p   c o l u m n = " C o m p a n y P i c t u r e "   E l e m e n t I d = " 1 3 9 7 4 1 1 0 7 4 " > - 
-             < T o o l t i p T e x t   l a n g = " e n - U S " > S p e c i f i e s   t h e   p i c t u r e   t h a t   h a s   b e e n   s e t   u p   f o r   t h e   c o m p a n y ,   s u c h   a s   a   c o m p a n y   l o g o . < / T o o l t i p T e x t > - 
-         < / T o o l t i p > - 
-         < T o o l t i p   c o l u m n = " C o m p a n y P h o n e N o "   E l e m e n t I d = " 2 5 0 4 4 0 6 5 5 " > - 
-             < T o o l t i p T e x t   l a n g = " e n - U S " > S p e c i f i e s   t h e   c o m p a n y ' s   t e l e p h o n e   n u m b e r . < / T o o l t i p T e x t > - 
-         < / T o o l t i p > - 
-         < T o o l t i p   c o l u m n = " C o m p a n y G i r o N o "   E l e m e n t I d = " 1 3 6 0 1 9 6 3 2 0 " > - 
-             < T o o l t i p T e x t   l a n g = " e n - U S " > S p e c i f i e s   t h e   c o m p a n y ' s   g i r o   n u m b e r . < / T o o l t i p T e x t > - 
-         < / T o o l t i p > - 
-         < T o o l t i p   c o l u m n = " C o m p a n y B a n k N a m e "   E l e m e n t I d = " 1 5 3 4 9 0 5 6 0 5 " > - 
-             < T o o l t i p T e x t   l a n g = " e n - U S " > S p e c i f i e s   t h e   n a m e   o f   t h e   b a n k   t h e   c o m p a n y   u s e s . < / T o o l t i p T e x t > - 
-         < / T o o l t i p > - 
-         < T o o l t i p   c o l u m n = " C o m p a n y B a n k B r a n c h N o "   E l e m e n t I d = " 7 9 3 1 3 3 0 5 7 " > - 
-             < T o o l t i p T e x t   l a n g = " e n - U S " > S p e c i f i e s   t h e   b a n k ' s   b r a n c h   n u m b e r . < / T o o l t i p T e x t > - 
-         < / T o o l t i p > - 
-         < T o o l t i p   c o l u m n = " C o m p a n y B a n k A c c o u n t N o "   E l e m e n t I d = " 3 0 1 4 0 2 0 4 " > - 
-             < T o o l t i p T e x t   l a n g = " e n - U S " > S p e c i f i e s   t h e   c o m p a n y ' s   b a n k   a c c o u n t   n u m b e r . < / T o o l t i p T e x t > - 
-         < / T o o l t i p > - 
-         < T o o l t i p   c o l u m n = " C o m p a n y I B A N "   E l e m e n t I d = " 9 0 6 5 4 9 1 8 2 " > - 
-             < T o o l t i p T e x t   l a n g = " e n - U S " > S p e c i f i e s   t h e   i n t e r n a t i o n a l   b a n k   a c c o u n t   n u m b e r   o f   y o u r   p r i m a r y   b a n k   a c c o u n t . < / T o o l t i p T e x t > - 
-         < / T o o l t i p > - 
-         < T o o l t i p   c o l u m n = " C o m p a n y S W I F T "   E l e m e n t I d = " 6 6 8 2 5 0 2 4 5 " > - 
-             < T o o l t i p T e x t   l a n g = " e n - U S " > S p e c i f i e s   t h e   S W I F T   c o d e   ( i n t e r n a t i o n a l   b a n k   i d e n t i f i e r   c o d e )   o f   y o u r   p r i m a r y   b a n k . < / T o o l t i p T e x t > - 
-         < / T o o l t i p > - 
-         < T o o l t i p   c o l u m n = " N o _ P u r c h H e a d e r "   E l e m e n t I d = " 5 2 0 3 3 9 3 5 2 " > - 
-             < T o o l t i p T e x t   l a n g = " e n - U S " > S p e c i f i e s   a   u n i q u e   n u m b e r   t h a t   i d e n t i f i e s   t h e   p u r c h a s e   o r d e r .   T h e   n u m b e r   c a n   b e   g e n e r a t e d   a u t o m a t i c a l l y   f r o m   a   n u m b e r   s e r i e s ,   o r   y o u   c a n   n u m b e r   e a c h   o f   t h e m   m a n u a l l y . < / T o o l t i p T e x t > - 
-         < / T o o l t i p > - 
-         < T o o l t i p   c o l u m n = " S a l e s P u r c h P e r s o n N a m e "   E l e m e n t I d = " 1 3 7 3 7 6 8 5 5 7 " > - 
-             < T o o l t i p T e x t   l a n g = " e n - U S " > S p e c i f i e s   t h e   n a m e   o f   t h e   s a l e s p e r s o n   o r   p u r c h a s e r . < / T o o l t i p T e x t > - 
-         < / T o o l t i p > - 
-         < T o o l t i p   c o l u m n = " Y o u r R e f _ P u r c h H e a d e r "   E l e m e n t I d = " 1 9 8 5 3 6 8 6 3 1 " > - 
-             < T o o l t i p T e x t   l a n g = " e n - U S " > S p e c i f i e s   t h e   v e n d o r ' s   r e f e r e n c e . < / T o o l t i p T e x t > - 
-         < / T o o l t i p > - 
-         < T o o l t i p   c o l u m n = " B u y F r m V e n d N o _ P u r c h H e a d e r "   E l e m e n t I d = " 1 1 4 1 1 5 6 0 2 " > - 
-             < T o o l t i p T e x t   l a n g = " e n - U S " > S p e c i f i e s   t h e   v e n d o r   w h o   w i l l   d e l i v e r   t h e   g o o d s   o r   s e r v i c e s .   E a c h   v e n d o r   h a s   a   u n i q u e   n u m b e r   t o   h e l p   y o u   t r a c k   r e l a t e d   d o c u m e n t s .   T h e   n u m b e r   c a n   c o m e   f r o m   a   n u m b e r   s e r i e s   o r   b e   a d d e d   m a n u a l l y . < / T o o l t i p T e x t > - 
-         < / T o o l t i p > - 
-         < T o o l t i p   c o l u m n = " B u y F r o m C o n t a c t P h o n e N o "   E l e m e n t I d = " 1 6 2 4 1 1 6 4 9 6 " > - 
-             < T o o l t i p T e x t   l a n g = " e n - U S " > S p e c i f i e s   t h e   c o n t a c t ' s   p h o n e   n u m b e r . < / T o o l t i p T e x t > - 
-         < / T o o l t i p > - 
-         < T o o l t i p   c o l u m n = " B u y F r o m C o n t a c t M o b i l e P h o n e N o "   E l e m e n t I d = " 6 8 2 3 8 6 3 9 2 " > - 
-             < T o o l t i p T e x t   l a n g = " e n - U S " > S p e c i f i e s   t h e   c o n t a c t ' s   m o b i l e   t e l e p h o n e   n u m b e r . < / T o o l t i p T e x t > - 
-         < / T o o l t i p > - 
-         < T o o l t i p   c o l u m n = " B u y F r o m C o n t a c t E m a i l "   E l e m e n t I d = " 1 4 6 0 8 4 1 4 4 9 " > - 
-             < T o o l t i p T e x t   l a n g = " e n - U S " > S p e c i f i e s   t h e   e m a i l   a d d r e s s   o f   t h e   c o n t a c t . < / T o o l t i p T e x t > - 
-         < / T o o l t i p > - 
-         < T o o l t i p   c o l u m n = " P a y T o C o n t a c t P h o n e N o "   E l e m e n t I d = " 1 9 2 3 7 9 6 7 0 9 " > - 
-             < T o o l t i p T e x t   l a n g = " e n - U S " > S p e c i f i e s   t h e   c o n t a c t ' s   p h o n e   n u m b e r . < / T o o l t i p T e x t > - 
-         < / T o o l t i p > - 
-         < T o o l t i p   c o l u m n = " P a y T o C o n t a c t M o b i l e P h o n e N o "   E l e m e n t I d = " 1 9 0 1 4 6 6 0 5 " > - 
-             < T o o l t i p T e x t   l a n g = " e n - U S " > S p e c i f i e s   t h e   c o n t a c t ' s   m o b i l e   t e l e p h o n e   n u m b e r . < / T o o l t i p T e x t > - 
-         < / T o o l t i p > - 
-         < T o o l t i p   c o l u m n = " P a y T o C o n t a c t E m a i l "   E l e m e n t I d = " 1 9 8 4 8 9 3 3 1 0 " > - 
-             < T o o l t i p T e x t   l a n g = " e n - U S " > S p e c i f i e s   t h e   e m a i l   a d d r e s s   o f   t h e   c o n t a c t . < / T o o l t i p T e x t > - 
-         < / T o o l t i p > - 
-         < T o o l t i p   c o l u m n = " P r i c e s I n c l V A T _ P u r c h H e a d e r "   E l e m e n t I d = " 1 8 0 5 5 0 7 9 8 0 " > - 
-             < T o o l t i p T e x t   l a n g = " e n - U S " > S p e c i f i e s   i f   t h e   U n i t   P r i c e   a n d   L i n e   A m o u n t   f i e l d s   o n   d o c u m e n t   l i n e s   s h o u l d   b e   s h o w n   w i t h   o r   w i t h o u t   V A T . < / T o o l t i p T e x t > - 
-         < / T o o l t i p > - 
-         < T o o l t i p   c o l u m n = " P a y m e n t T e r m s D e s c "   E l e m e n t I d = " 1 9 8 3 0 0 2 7 7 9 " > - 
-             < T o o l t i p T e x t   l a n g = " e n - U S " > S p e c i f i e s   a n   e x p l a n a t i o n   o f   t h e   p a y m e n t   t e r m s . < / T o o l t i p T e x t > - 
-         < / T o o l t i p > - 
-         < T o o l t i p   c o l u m n = " S h i p m e n t M e t h o d D e s c "   E l e m e n t I d = " 6 8 6 3 4 3 1 7 9 " > - 
-             < T o o l t i p T e x t   l a n g = " e n - U S " > S p e c i f i e s   a   d e s c r i p t i o n   o f   t h e   s h i p m e n t   m e t h o d . < / T o o l t i p T e x t > - 
-         < / T o o l t i p > - 
-         < T o o l t i p   c o l u m n = " P r e p m t P a y m e n t T e r m s D e s c "   E l e m e n t I d = " 4 2 9 7 6 4 9 1 " > - 
-             < T o o l t i p T e x t   l a n g = " e n - U S " > S p e c i f i e s   a n   e x p l a n a t i o n   o f   t h e   p a y m e n t   t e r m s . < / T o o l t i p T e x t > - 
-         < / T o o l t i p > - 
-         < T o o l t i p   c o l u m n = " P a y T o V e n d N o _ P u r c h H e a d e r "   E l e m e n t I d = " 6 3 5 5 6 4 4 9 8 " > - 
-             < T o o l t i p T e x t   l a n g = " e n - U S " > S p e c i f i e s   t h e   n u m b e r   o f   t h e   v e n d o r   t h a t   y o u   r e c e i v e d   t h e   i n v o i c e   f r o m . < / T o o l t i p T e x t > - 
-         < / T o o l t i p > - 
-         < T o o l t i p   c o l u m n = " S e l l T o C u s t N o _ P u r c h H e a d e r "   E l e m e n t I d = " 9 6 4 8 7 3 2 0 4 " > - 
-             < T o o l t i p T e x t   l a n g = " e n - U S " > S p e c i f i e s   t h e   n u m b e r   o f   t h e   c u s t o m e r   t h a t   t h e   i t e m s   a r e   s h i p p e d   t o   d i r e c t l y   f r o m   y o u r   v e n d o r ,   a s   a   d r o p   s h i p m e n t . < / T o o l t i p T e x t > - 
-         < / T o o l t i p > - 
-         < T o o l t i p   c o l u m n = " S h i p T o P h o n e N o "   E l e m e n t I d = " 3 6 9 7 0 2 2 5 5 " > - 
-             < T o o l t i p T e x t   l a n g = " e n - U S " > S p e c i f i e s   t h e   t e l e p h o n e   n u m b e r   o f   t h e   c o m p a n y ' s   s h i p p i n g   a d d r e s s . < / T o o l t i p T e x t > - 
-         < / T o o l t i p > - 
-         < T o o l t i p   c o l u m n = " S p e n d R e q u e s t N o "   E l e m e n t I d = " 1 0 6 1 0 2 2 0 0 1 " > - 
-             < T o o l t i p T e x t   l a n g = " e n - U S " > S p e c i f i e s   t h e   s p e n d   r e q u e s t   t h a t   t h i s   p u r c h a s e   d o c u m e n t   r e l a t e s   t o . < / T o o l t i p T e x t > - 
-         < / T o o l t i p > - 
-         < T o o l t i p   c o l u m n = " V e n d o r I n v o i c e N o "   E l e m e n t I d = " 8 8 7 3 7 6 2 2 5 " > - 
-             < T o o l t i p T e x t   l a n g = " e n - U S " > S p e c i f i e s   t h e   d o c u m e n t   n u m b e r   o f   t h e   o r i g i n a l   d o c u m e n t   y o u   r e c e i v e d   f r o m   t h e   v e n d o r .   Y o u   c a n   r e q u i r e   t h e   d o c u m e n t   n u m b e r   f o r   p o s t i n g ,   o r   l e t   i t   b e   o p t i o n a l .   B y   d e f a u l t ,   i t ' s   r e q u i r e d ,   s o   t h a t   t h i s   d o c u m e n t   r e f e r e n c e s   t h e   o r i g i n a l .   M a k i n g   d o c u m e n t   n u m b e r s   o p t i o n a l   r e m o v e s   a   s t e p   f r o m   t h e   p o s t i n g   p r o c e s s .   F o r   e x a m p l e ,   i f   y o u   a t t a c h   t h e   o r i g i n a l   i n v o i c e   a s   a   P D F ,   y o u   m i g h t   n o t   n e e d   t o   e n t e r   t h e   d o c u m e n t   n u m b e r .   T o   s p e c i f y   w h e t h e r   d o c u m e n t   n u m b e r s   a r e   r e q u i r e d ,   i n   t h e   P u r c h a s e s   & a m p ;   P a y a b l e s   S e t u p   w i n d o w ,   s e l e c t   o r   c l e a r   t h e   E x t .   D o c .   N o .   M a n d a t o r y   f i e l d . < / T o o l t i p T e x t > - 
-         < / T o o l t i p > - 
-         < T o o l t i p   c o l u m n = " V e n d o r O r d e r N o "   E l e m e n t I d = " 1 6 4 1 9 6 8 4 4 6 " > - 
-             < T o o l t i p T e x t   l a n g = " e n - U S " > S p e c i f i e s   t h e   v e n d o r ' s   o r d e r   n u m b e r . < / T o o l t i p T e x t > - 
-         < / T o o l t i p > - 
-         < T o o l t i p   c o l u m n = " L i n e N o _ P u r c h L i n e "   E l e m e n t I d = " 1 7 4 8 8 4 8 6 5 " > - 
-             < T o o l t i p T e x t   l a n g = " e n - U S " > S p e c i f i e s   t h e   l i n e ' s   n u m b e r . < / T o o l t i p T e x t > - 
-         < / T o o l t i p > - 
-         < T o o l t i p   c o l u m n = " I t e m N o _ P u r c h L i n e "   E l e m e n t I d = " 1 0 5 7 2 2 4 1 4 0 " > - 
-             < T o o l t i p T e x t   l a n g = " e n - U S " > S p e c i f i e s   t h e   n u m b e r   o f   t h e   i n v o l v e d   e n t r y   o r   r e c o r d ,   a c c o r d i n g   t o   t h e   s p e c i f i e d   n u m b e r   s e r i e s . < / T o o l t i p T e x t > - 
-         < / T o o l t i p > - 
-         < T o o l t i p   c o l u m n = " I t e m R e f e r e n c e N o _ P u r c h L i n e "   E l e m e n t I d = " 1 1 5 8 3 9 2 0 3 1 " > - 
-             < T o o l t i p T e x t   l a n g = " e n - U S " > S p e c i f i e s   t h e   r e f e r e n c e d   i t e m   n u m b e r . < / T o o l t i p T e x t > - 
-         < / T o o l t i p > - 
-         < T o o l t i p   c o l u m n = " D e s c _ P u r c h L i n e "   E l e m e n t I d = " 1 1 6 1 7 0 2 0 8 9 " > - 
-             < T o o l t i p T e x t   l a n g = " e n - U S " > S p e c i f i e s   a   d e s c r i p t i o n   o f   t h e   e n t r y   o f   t h e   p r o d u c t   t o   b e   p u r c h a s e d .   T o   a d d   a   n o n - t r a n s a c t i o n a l   t e x t   l i n e ,   f i l l   i n   t h e   D e s c r i p t i o n   f i e l d   o n l y . < / T o o l t i p T e x t > - 
-         < / T o o l t i p > - 
-         < T o o l t i p   c o l u m n = " U O M _ P u r c h L i n e "   E l e m e n t I d = " 4 4 1 1 3 9 0 4 9 " > - 
-             < T o o l t i p T e x t   l a n g = " e n - U S " > S p e c i f i e s   t h e   u n i t   o f   m e a s u r e . < / T o o l t i p T e x t > - 
-         < / T o o l t i p > - 
-         < T o o l t i p   c o l u m n = " L i n e D i s c _ P u r c h L i n e "   E l e m e n t I d = " 2 1 3 3 2 3 3 9 7 3 " > - 
-             < T o o l t i p T e x t   l a n g = " e n - U S " > S p e c i f i e s   t h e   d i s c o u n t   p e r c e n t a g e   t h a t   i s   g r a n t e d   f o r   t h e   i t e m   o n   t h e   l i n e . < / T o o l t i p T e x t > - 
-         < / T o o l t i p > - 
-         < T o o l t i p   c o l u m n = " A l l o w I n v D i s c _ P u r c h L i n e "   E l e m e n t I d = " 9 8 2 2 2 1 3 6 3 " > - 
-             < T o o l t i p T e x t   l a n g = " e n - U S " > S p e c i f i e s   i f   t h e   i n v o i c e   l i n e   i s   i n c l u d e d   w h e n   t h e   i n v o i c e   d i s c o u n t   i s   c a l c u l a t e d . < / T o o l t i p T e x t > - 
-         < / T o o l t i p > - 
-         < T o o l t i p   c o l u m n = " U n i t P r i c e _ P u r c h L i n e "   E l e m e n t I d = " 2 0 6 3 2 5 9 8 1 9 " > - 
-             < T o o l t i p T e x t   l a n g = " e n - U S " > S p e c i f i e s   t h e   p r i c e ,   i n   L C Y ,   o f   o n e   u n i t   o f   t h e   i t e m   o r   r e s o u r c e .   Y o u   c a n   e n t e r   a   p r i c e   m a n u a l l y   o r   h a v e   i t   e n t e r e d   a c c o r d i n g   t o   t h e   P r i c e / P r o f i t   C a l c u l a t i o n   f i e l d   o n   t h e   r e l a t e d   c a r d . < / T o o l t i p T e x t > - 
-         < / T o o l t i p > - 
-         < T o o l t i p   c o l u m n = " J o b N o _ P u r c h L i n e "   E l e m e n t I d = " 2 7 7 7 0 3 3 2 6 " > - 
-             < T o o l t i p T e x t   l a n g = " e n - U S " > S p e c i f i e s   t h e   n u m b e r   o f   t h e   r e l a t e d   p r o j e c t .   I f   y o u   f i l l   i n   t h i s   f i e l d   a n d   t h e   P r o j e c t   T a s k   N o .   f i e l d ,   t h e n   a   p r o j e c t   l e d g e r   e n t r y   w i l l   b e   p o s t e d   t o g e t h e r   w i t h   t h e   p u r c h a s e   l i n e . < / T o o l t i p T e x t > - 
-         < / T o o l t i p > - 
-         < T o o l t i p   c o l u m n = " J o b T a s k N o _ P u r c h L i n e "   E l e m e n t I d = " 7 2 6 6 6 9 0 1 1 " > - 
-             < T o o l t i p T e x t   l a n g = " e n - U S " > S p e c i f i e s   t h e   n u m b e r   o f   t h e   r e l a t e d   p r o j e c t   t a s k . < / T o o l t i p T e x t > - 
-         < / T o o l t i p > - 
-         < T o o l t i p   c o l u m n = " S p e n d R e q u e s t N o _ P u r c h L i n e "   E l e m e n t I d = " 2 0 0 5 3 6 7 6 4 4 " > - 
-             < T o o l t i p T e x t   l a n g = " e n - U S " > S p e c i f i e s   t h e   s p e n d   r e q u e s t   t h a t   t h i s   p u r c h a s e   d o c u m e n t   r e l a t e s   t o . < / T o o l t i p T e x t > - 
-         < / T o o l t i p > - 
-         < T o o l t i p   c o l u m n = " V A T A m t L i n e V A T B a s e "   E l e m e n t I d = " 1 4 1 9 8 1 6 2 1 8 " > - 
-             < T o o l t i p T e x t   l a n g = " e n - U S " > S p e c i f i e s   t h e   t o t a l   n e t   a m o u n t   ( a m o u n t   e x c l u d i n g   V A T )   f o r   s a l e s   o r   p u r c h a s e   l i n e s   w i t h   a   s p e c i f i c   V A T   I d e n t i f i e r . < / T o o l t i p T e x t > - 
-         < / T o o l t i p > - 
-         < T o o l t i p   c o l u m n = " V A T A m t L i n e V A T A m t "   E l e m e n t I d = " 8 4 9 9 7 4 3 4 1 " > - 
-             < T o o l t i p T e x t   l a n g = " e n - U S " > S p e c i f i e s   t h e   a m o u n t   o f   V A T   t h a t   i s   i n c l u d e d   i n   t h e   t o t a l   a m o u n t . < / T o o l t i p T e x t > - 
-         < / T o o l t i p > - 
-         < T o o l t i p   c o l u m n = " V A T A m t L i n e L i n e A m t "   E l e m e n t I d = " 1 8 8 2 1 0 3 2 6 2 " > - 
-             < T o o l t i p T e x t   l a n g = " e n - U S " > S p e c i f i e s   t h e   t o t a l   a m o u n t   f o r   s a l e s   o r   p u r c h a s e   l i n e s   w i t h   a   s p e c i f i c   V A T   i d e n t i f i e r . < / T o o l t i p T e x t > - 
-         < / T o o l t i p > - 
-         < T o o l t i p   c o l u m n = " V A T A m t L i n e I n v D i s c B a s e A m t "   E l e m e n t I d = " 1 6 9 1 0 0 3 4 1 5 " > - 
-             < T o o l t i p T e x t   l a n g = " e n - U S " > S p e c i f i e s   t h e   i n v o i c e   d i s c o u n t   b a s e   a m o u n t . < / T o o l t i p T e x t > - 
-         < / T o o l t i p > - 
-         < T o o l t i p   c o l u m n = " V A T A m t L i n e I n v D i s c A m t "   E l e m e n t I d = " 1 0 0 7 8 2 8 6 0 " > - 
-             < T o o l t i p T e x t   l a n g = " e n - U S " > S p e c i f i e s   t h e   i n v o i c e   d i s c o u n t   a m o u n t   f o r   a   s p e c i f i c   V A T   i d e n t i f i e r . < / T o o l t i p T e x t > - 
-         < / T o o l t i p > - 
-         < T o o l t i p   c o l u m n = " V A T A m t L i n e V A T "   E l e m e n t I d = " 2 9 9 0 4 8 9 2 5 " > - 
-             < T o o l t i p T e x t   l a n g = " e n - U S " > S p e c i f i e s   t h e   V A T   %   t h a t   w a s   u s e d   o n   t h e   s a l e s   o r   p u r c h a s e   l i n e s   w i t h   t h i s   V A T   I d e n t i f i e r . < / T o o l t i p T e x t > - 
-         < / T o o l t i p > - 
-         < T o o l t i p   c o l u m n = " V A T A m t L i n e V A T I d e n t i f i e r "   E l e m e n t I d = " 4 6 1 3 9 9 7 9 2 " > - 
-             < T o o l t i p T e x t   l a n g = " e n - U S " > S p e c i f i e s   t h e   V A T   I d e n t i f i e r   v a l u e . < / T o o l t i p T e x t > - 
-         < / T o o l t i p > - 
-         < T o o l t i p   c o l u m n = " P r e p m t V A T A m t L i n e V A T A m t "   E l e m e n t I d = " 1 8 7 1 3 0 1 8 2 9 " > - 
-             < T o o l t i p T e x t   l a n g = " e n - U S " > S p e c i f i e s   t h e   a m o u n t   o f   V A T   t h a t   i s   i n c l u d e d   i n   t h e   t o t a l   a m o u n t . < / T o o l t i p T e x t > - 
-         < / T o o l t i p > - 
-         < T o o l t i p   c o l u m n = " P r e p m t V A T A m t L i n e V A T B a s e "   E l e m e n t I d = " 1 2 2 6 9 0 4 6 9 6 " > - 
-             < T o o l t i p T e x t   l a n g = " e n - U S " > S p e c i f i e s   t h e   t o t a l   n e t   a m o u n t   ( a m o u n t   e x c l u d i n g   V A T )   f o r   s a l e s   o r   p u r c h a s e   l i n e s   w i t h   a   s p e c i f i c   V A T   I d e n t i f i e r . < / T o o l t i p T e x t > - 
-         < / T o o l t i p > - 
-         < T o o l t i p   c o l u m n = " P r e p m t V A T A m t L i n e L i n e A m t "   E l e m e n t I d = " 4 0 2 6 8 5 8 2 4 " > - 
-             < T o o l t i p T e x t   l a n g = " e n - U S " > S p e c i f i e s   t h e   t o t a l   a m o u n t   f o r   s a l e s   o r   p u r c h a s e   l i n e s   w i t h   a   s p e c i f i c   V A T   i d e n t i f i e r . < / T o o l t i p T e x t > - 
-         < / T o o l t i p > - 
-         < T o o l t i p   c o l u m n = " P r e p m t V A T A m t L i n e V A T "   E l e m e n t I d = " 1 9 1 5 4 9 4 8 5 " > - 
-             < T o o l t i p T e x t   l a n g = " e n - U S " > S p e c i f i e s   t h e   V A T   %   t h a t   w a s   u s e d   o n   t h e   s a l e s   o r   p u r c h a s e   l i n e s   w i t h   t h i s   V A T   I d e n t i f i e r . < / T o o l t i p T e x t > - 
-         < / T o o l t i p > - 
-         < T o o l t i p   c o l u m n = " P r e p m t V A T A m t L i n e V A T I d "   E l e m e n t I d = " 9 8 2 2 2 4 8 0 0 " > - 
-             < T o o l t i p T e x t   l a n g = " e n - U S " > S p e c i f i e s   t h e   V A T   I d e n t i f i e r   v a l u e . < / T o o l t i p T e x t > - 
-         < / T o o l t i p > - 
-     < / T o o l t i p s > - 
-     < P u r c h a s e _ H e a d e r   E l e m e n t T y p e = " D a t a I t e m "   E l e m e n t I d = " 3 0 1 5 4 4 2 5 8 " > - 
-         < A l l o w I n v o i c e D i s c _ L b l   E l e m e n t T y p e = " C o l u m n "   E l e m e n t I d = " 1 4 4 9 1 1 7 7 6 3 "   D a t a T y p e = " L a b e l " > A l l o w I n v o i c e D i s c _ L b l < / A l l o w I n v o i c e D i s c _ L b l > - 
-         < A m o u n t _ L b l   E l e m e n t T y p e = " C o l u m n "   E l e m e n t I d = " 1 8 5 7 4 6 5 8 6 0 "   D a t a T y p e = " L a b e l " > A m o u n t _ L b l < / A m o u n t _ L b l > - 
-         < B u y e r _ L b l   E l e m e n t T y p e = " C o l u m n "   E l e m e n t I d = " 1 7 4 6 3 3 5 4 8 9 "   D a t a T y p e = " L a b e l " > B u y e r _ L b l < / B u y e r _ L b l > +     < T o o l t i p s   / > + 
+     < P u r c h a s e _ H e a d e r   E l e m e n t T y p e = " D a t a I t e m "   E l e m e n t I d = " 7 4 4 9 0 9 8 3 " > + 
+         < A l l o w I n v o i c e D i s c _ L b l   E l e m e n t T y p e = " C o l u m n "   E l e m e n t I d = " 1 4 4 9 1 1 7 7 6 3 "   D a t a T y p e = " T e x t C o n s t " > A l l o w I n v o i c e D i s c _ L b l < / A l l o w I n v o i c e D i s c _ L b l > + 
+         < A m o u n t _ L b l   E l e m e n t T y p e = " C o l u m n "   E l e m e n t I d = " 1 8 5 7 4 6 5 8 6 0 "   D a t a T y p e = " T e x t C o n s t " > A m o u n t _ L b l < / A m o u n t _ L b l > + 
+         < B u y e r _ L b l   E l e m e n t T y p e = " C o l u m n "   E l e m e n t I d = " 1 7 4 6 3 3 5 4 8 9 "   D a t a T y p e = " T e x t C o n s t " > B u y e r _ L b l < / B u y e r _ L b l >   
          < B u y F r m V e n d N o _ P u r c h H e a d e r   E l e m e n t T y p e = " C o l u m n "   E l e m e n t I d = " 1 1 4 1 1 5 6 0 2 "   D a t a T y p e = " C o d e " > B u y F r m V e n d N o _ P u r c h H e a d e r < / B u y F r m V e n d N o _ P u r c h H e a d e r >   
@@ -8531,15 +8213,15 @@
  
          < B u y F r o m C o n t a c t E m a i l   E l e m e n t T y p e = " C o l u m n "   E l e m e n t I d = " 1 4 6 0 8 4 1 4 4 9 "   D a t a T y p e = " T e x t " > B u y F r o m C o n t a c t E m a i l < / B u y F r o m C o n t a c t E m a i l >   
-         < B u y F r o m C o n t a c t E m a i l L b l   E l e m e n t T y p e = " C o l u m n "   E l e m e n t I d = " 4 6 2 0 6 3 8 7 5 "   D a t a T y p e = " L a b e l " > B u y F r o m C o n t a c t E m a i l L b l < / B u y F r o m C o n t a c t E m a i l L b l > +         < B u y F r o m C o n t a c t E m a i l L b l   E l e m e n t T y p e = " C o l u m n "   E l e m e n t I d = " 4 6 2 0 6 3 8 7 5 "   D a t a T y p e = " T e x t C o n s t " > B u y F r o m C o n t a c t E m a i l L b l < / B u y F r o m C o n t a c t E m a i l L b l >   
          < B u y F r o m C o n t a c t M o b i l e P h o n e N o   E l e m e n t T y p e = " C o l u m n "   E l e m e n t I d = " 6 8 2 3 8 6 3 9 2 "   D a t a T y p e = " T e x t " > B u y F r o m C o n t a c t M o b i l e P h o n e N o < / B u y F r o m C o n t a c t M o b i l e P h o n e N o >   
-         < B u y F r o m C o n t a c t M o b i l e P h o n e N o L b l   E l e m e n t T y p e = " C o l u m n "   E l e m e n t I d = " 3 5 0 1 9 3 3 8 "   D a t a T y p e = " L a b e l " > B u y F r o m C o n t a c t M o b i l e P h o n e N o L b l < / B u y F r o m C o n t a c t M o b i l e P h o n e N o L b l > +         < B u y F r o m C o n t a c t M o b i l e P h o n e N o L b l   E l e m e n t T y p e = " C o l u m n "   E l e m e n t I d = " 3 5 0 1 9 3 3 8 "   D a t a T y p e = " T e x t C o n s t " > B u y F r o m C o n t a c t M o b i l e P h o n e N o L b l < / B u y F r o m C o n t a c t M o b i l e P h o n e N o L b l >   
          < B u y F r o m C o n t a c t P h o n e N o   E l e m e n t T y p e = " C o l u m n "   E l e m e n t I d = " 1 6 2 4 1 1 6 4 9 6 "   D a t a T y p e = " T e x t " > B u y F r o m C o n t a c t P h o n e N o < / B u y F r o m C o n t a c t P h o n e N o >   
-         < B u y F r o m C o n t a c t P h o n e N o L b l   E l e m e n t T y p e = " C o l u m n "   E l e m e n t I d = " 3 6 1 4 5 0 8 0 2 "   D a t a T y p e = " L a b e l " > B u y F r o m C o n t a c t P h o n e N o L b l < / B u y F r o m C o n t a c t P h o n e N o L b l > +         < B u y F r o m C o n t a c t P h o n e N o L b l   E l e m e n t T y p e = " C o l u m n "   E l e m e n t I d = " 3 6 1 4 5 0 8 0 2 "   D a t a T y p e = " T e x t C o n s t " > B u y F r o m C o n t a c t P h o n e N o L b l < / B u y F r o m C o n t a c t P h o n e N o L b l >   
          < C o m p a n y A d d r e s s 1   E l e m e n t T y p e = " C o l u m n "   E l e m e n t I d = " 1 8 8 4 1 6 4 3 2 3 "   D a t a T y p e = " T e x t " > C o m p a n y A d d r e s s 1 < / C o m p a n y A d d r e s s 1 >   
@@ -8559,7 +8241,7 @@
  
          < C o m p a n y B a n k A c c o u n t N o   E l e m e n t T y p e = " C o l u m n "   E l e m e n t I d = " 3 0 1 4 0 2 0 4 "   D a t a T y p e = " T e x t " > C o m p a n y B a n k A c c o u n t N o < / C o m p a n y B a n k A c c o u n t N o >   
-         < C o m p a n y B a n k A c c o u n t N o _ L b l   E l e m e n t T y p e = " C o l u m n "   E l e m e n t I d = " 1 0 9 7 7 4 3 3 4 5 "   D a t a T y p e = " L a b e l " > C o m p a n y B a n k A c c o u n t N o _ L b l < / C o m p a n y B a n k A c c o u n t N o _ L b l > +         < C o m p a n y B a n k A c c o u n t N o _ L b l   E l e m e n t T y p e = " C o l u m n "   E l e m e n t I d = " 1 0 9 7 7 4 3 3 4 5 "   D a t a T y p e = " T e x t C o n s t " > C o m p a n y B a n k A c c o u n t N o _ L b l < / C o m p a n y B a n k A c c o u n t N o _ L b l >   
          < C o m p a n y B a n k B r a n c h N o   E l e m e n t T y p e = " C o l u m n "   E l e m e n t I d = " 7 9 3 1 3 3 0 5 7 "   D a t a T y p e = " T e x t " > C o m p a n y B a n k B r a n c h N o < / C o m p a n y B a n k B r a n c h N o >   
@@ -8567,7 +8249,7 @@
  
          < C o m p a n y B a n k N a m e   E l e m e n t T y p e = " C o l u m n "   E l e m e n t I d = " 1 5 3 4 9 0 5 6 0 5 "   D a t a T y p e = " T e x t " > C o m p a n y B a n k N a m e < / C o m p a n y B a n k N a m e >   
-         < C o m p a n y B a n k N a m e _ L b l   E l e m e n t T y p e = " C o l u m n "   E l e m e n t I d = " 1 2 0 4 3 0 7 0 1 4 "   D a t a T y p e = " L a b e l " > C o m p a n y B a n k N a m e _ L b l < / C o m p a n y B a n k N a m e _ L b l > +         < C o m p a n y B a n k N a m e _ L b l   E l e m e n t T y p e = " C o l u m n "   E l e m e n t I d = " 1 2 0 4 3 0 7 0 1 4 "   D a t a T y p e = " T e x t C o n s t " > C o m p a n y B a n k N a m e _ L b l < / C o m p a n y B a n k N a m e _ L b l >   
          < C o m p a n y C u s t o m G i r o   E l e m e n t T y p e = " C o l u m n "   E l e m e n t I d = " 1 6 7 0 4 7 5 7 9 8 "   D a t a T y p e = " T e x t " > C o m p a n y C u s t o m G i r o < / C o m p a n y C u s t o m G i r o >   
@@ -8575,15 +8257,15 @@
  
          < C o m p a n y E M a i l   E l e m e n t T y p e = " C o l u m n "   E l e m e n t I d = " 1 6 7 7 0 7 4 0 5 8 "   D a t a T y p e = " T e x t " > C o m p a n y E M a i l < / C o m p a n y E M a i l >   
-         < C o m p a n y E m a i l _ L b l   E l e m e n t T y p e = " C o l u m n "   E l e m e n t I d = " 8 0 8 1 5 9 1 7 9 "   D a t a T y p e = " L a b e l " > C o m p a n y E m a i l _ L b l < / C o m p a n y E m a i l _ L b l > +         < C o m p a n y E m a i l _ L b l   E l e m e n t T y p e = " C o l u m n "   E l e m e n t I d = " 8 0 8 1 5 9 1 7 9 "   D a t a T y p e = " T e x t C o n s t " > C o m p a n y E m a i l _ L b l < / C o m p a n y E m a i l _ L b l >   
          < C o m p a n y G i r o N o   E l e m e n t T y p e = " C o l u m n "   E l e m e n t I d = " 1 3 6 0 1 9 6 3 2 0 "   D a t a T y p e = " T e x t " > C o m p a n y G i r o N o < / C o m p a n y G i r o N o >   
-         < C o m p a n y G i r o N o _ L b l   E l e m e n t T y p e = " C o l u m n "   E l e m e n t I d = " 8 6 1 6 0 2 1 1 5 "   D a t a T y p e = " L a b e l " > C o m p a n y G i r o N o _ L b l < / C o m p a n y G i r o N o _ L b l > +         < C o m p a n y G i r o N o _ L b l   E l e m e n t T y p e = " C o l u m n "   E l e m e n t I d = " 8 6 1 6 0 2 1 1 5 "   D a t a T y p e = " T e x t C o n s t " > C o m p a n y G i r o N o _ L b l < / C o m p a n y G i r o N o _ L b l >   
          < C o m p a n y H o m e P a g e   E l e m e n t T y p e = " C o l u m n "   E l e m e n t I d = " 1 9 8 9 1 8 8 7 0 "   D a t a T y p e = " T e x t " > C o m p a n y H o m e P a g e < / C o m p a n y H o m e P a g e >   
-         < C o m p a n y H o m e P a g e _ L b l   E l e m e n t T y p e = " C o l u m n "   E l e m e n t I d = " 1 5 2 9 3 4 8 1 7 1 "   D a t a T y p e = " L a b e l " > C o m p a n y H o m e P a g e _ L b l < / C o m p a n y H o m e P a g e _ L b l > +         < C o m p a n y H o m e P a g e _ L b l   E l e m e n t T y p e = " C o l u m n "   E l e m e n t I d = " 1 5 2 9 3 4 8 1 7 1 "   D a t a T y p e = " T e x t C o n s t " > C o m p a n y H o m e P a g e _ L b l < / C o m p a n y H o m e P a g e _ L b l >   
          < C o m p a n y I B A N   E l e m e n t T y p e = " C o l u m n "   E l e m e n t I d = " 9 0 6 5 4 9 1 8 2 "   D a t a T y p e = " C o d e " > C o m p a n y I B A N < / C o m p a n y I B A N >   
@@ -8597,9 +8279,9 @@
  
          < C o m p a n y P h o n e N o   E l e m e n t T y p e = " C o l u m n "   E l e m e n t I d = " 2 5 0 4 4 0 6 5 5 "   D a t a T y p e = " T e x t " > C o m p a n y P h o n e N o < / C o m p a n y P h o n e N o >   
-         < C o m p a n y P h o n e N o _ L b l   E l e m e n t T y p e = " C o l u m n "   E l e m e n t I d = " 5 5 8 5 9 3 5 8 6 "   D a t a T y p e = " L a b e l " > C o m p a n y P h o n e N o _ L b l < / C o m p a n y P h o n e N o _ L b l > - 
-         < C o m p a n y P i c t u r e   E l e m e n t T y p e = " C o l u m n "   E l e m e n t I d = " 1 3 9 7 4 1 1 0 7 4 "   D a t a T y p e = " B l o b "   / > +         < C o m p a n y P h o n e N o _ L b l   E l e m e n t T y p e = " C o l u m n "   E l e m e n t I d = " 5 5 8 5 9 3 5 8 6 "   D a t a T y p e = " T e x t C o n s t " > C o m p a n y P h o n e N o _ L b l < / C o m p a n y P h o n e N o _ L b l > + 
+         < C o m p a n y P i c t u r e   E l e m e n t T y p e = " C o l u m n "   E l e m e n t I d = " 1 3 9 7 4 1 1 0 7 4 "   D a t a T y p e = " B L O B "   / >   
          < C o m p a n y R e g i s t r a t i o n N u m b e r   E l e m e n t T y p e = " C o l u m n "   E l e m e n t I d = " 2 0 2 3 6 3 9 4 2 4 "   D a t a T y p e = " T e x t " > C o m p a n y R e g i s t r a t i o n N u m b e r < / C o m p a n y R e g i s t r a t i o n N u m b e r >   
@@ -8617,93 +8299,93 @@
  
          < C o m p a n y V A T R e g N o _ L b l   E l e m e n t T y p e = " C o l u m n "   E l e m e n t I d = " 7 7 3 2 0 1 5 0 1 "   D a t a T y p e = " T e x t " > C o m p a n y V A T R e g N o _ L b l < / C o m p a n y V A T R e g N o _ L b l >   
-         < C o n f i r m T o C a p t i o n _ L b l   E l e m e n t T y p e = " C o l u m n "   E l e m e n t I d = " 1 7 0 5 6 7 2 8 4 1 "   D a t a T y p e = " L a b e l " > C o n f i r m T o C a p t i o n _ L b l < / C o n f i r m T o C a p t i o n _ L b l > +         < C o n f i r m T o C a p t i o n _ L b l   E l e m e n t T y p e = " C o l u m n "   E l e m e n t I d = " 1 7 0 5 6 7 2 8 4 1 "   D a t a T y p e = " T e x t C o n s t " > C o n f i r m T o C a p t i o n _ L b l < / C o n f i r m T o C a p t i o n _ L b l >   
          < D i m T e x t   E l e m e n t T y p e = " C o l u m n "   E l e m e n t I d = " 1 7 6 4 8 3 2 3 2 "   D a t a T y p e = " T e x t " > D i m T e x t < / D i m T e x t >   
-         < D o c T y p e _ P u r c h H e a d e r   E l e m e n t T y p e = " C o l u m n "   E l e m e n t I d = " 1 9 1 3 4 4 6 4 3 3 "   D a t a T y p e = " E n u m " > D o c T y p e _ P u r c h H e a d e r < / D o c T y p e _ P u r c h H e a d e r > +         < D o c T y p e _ P u r c h H e a d e r   E l e m e n t T y p e = " C o l u m n "   E l e m e n t I d = " 1 9 1 3 4 4 6 4 3 3 "   D a t a T y p e = " O p t i o n " > D o c T y p e _ P u r c h H e a d e r < / D o c T y p e _ P u r c h H e a d e r >   
          < D o c u m e n t D a t e   E l e m e n t T y p e = " C o l u m n "   E l e m e n t I d = " 5 5 2 8 7 1 9 1 4 "   D a t a T y p e = " S t r i n g " > D o c u m e n t D a t e < / D o c u m e n t D a t e >   
-         < D o c u m e n t D a t e _ L b l   E l e m e n t T y p e = " C o l u m n "   E l e m e n t I d = " 1 0 2 6 4 9 4 8 3 "   D a t a T y p e = " L a b e l " > D o c u m e n t D a t e _ L b l < / D o c u m e n t D a t e _ L b l > - 
-         < D o c u m e n t T i t l e _ L b l   E l e m e n t T y p e = " C o l u m n "   E l e m e n t I d = " 8 5 8 4 2 3 9 2 9 "   D a t a T y p e = " L a b e l " > D o c u m e n t T i t l e _ L b l < / D o c u m e n t T i t l e _ L b l > +         < D o c u m e n t D a t e _ L b l   E l e m e n t T y p e = " C o l u m n "   E l e m e n t I d = " 1 0 2 6 4 9 4 8 3 "   D a t a T y p e = " T e x t C o n s t " > D o c u m e n t D a t e _ L b l < / D o c u m e n t D a t e _ L b l > + 
+         < D o c u m e n t T i t l e _ L b l   E l e m e n t T y p e = " C o l u m n "   E l e m e n t I d = " 8 5 8 4 2 3 9 2 9 "   D a t a T y p e = " T e x t C o n s t " > D o c u m e n t T i t l e _ L b l < / D o c u m e n t T i t l e _ L b l >   
          < D u e D a t e   E l e m e n t T y p e = " C o l u m n "   E l e m e n t I d = " 7 4 5 1 7 0 2 0 3 "   D a t a T y p e = " S t r i n g " > D u e D a t e < / D u e D a t e >   
-         < E m a i l I D _ L b l   E l e m e n t T y p e = " C o l u m n "   E l e m e n t I d = " 1 0 8 1 3 5 7 8 8 9 "   D a t a T y p e = " L a b e l " > E m a i l I D _ L b l < / E m a i l I D _ L b l > +         < E m a i l I D _ L b l   E l e m e n t T y p e = " C o l u m n "   E l e m e n t I d = " 1 0 8 1 3 5 7 8 8 9 "   D a t a T y p e = " T e x t C o n s t " > E m a i l I D _ L b l < / E m a i l I D _ L b l >   
          < E x p t R e c p t D t _ P u r c h a s e H e a d e r   E l e m e n t T y p e = " C o l u m n "   E l e m e n t I d = " 7 5 1 5 1 3 9 8 3 "   D a t a T y p e = " S t r i n g " > E x p t R e c p t D t _ P u r c h a s e H e a d e r < / E x p t R e c p t D t _ P u r c h a s e H e a d e r >   
-         < H o m e P a g e _ L b l   E l e m e n t T y p e = " C o l u m n "   E l e m e n t I d = " 1 4 3 3 5 9 2 3 0 0 "   D a t a T y p e = " L a b e l " > H o m e P a g e _ L b l < / H o m e P a g e _ L b l > - 
-         < I t e m D e s c r i p t i o n _ L b l   E l e m e n t T y p e = " C o l u m n "   E l e m e n t I d = " 8 3 5 8 4 5 8 5 3 "   D a t a T y p e = " L a b e l " > I t e m D e s c r i p t i o n _ L b l < / I t e m D e s c r i p t i o n _ L b l > - 
-         < I t e m L i n e A m o u n t _ L b l   E l e m e n t T y p e = " C o l u m n "   E l e m e n t I d = " 4 8 8 7 0 7 2 7 "   D a t a T y p e = " L a b e l " > I t e m L i n e A m o u n t _ L b l < / I t e m L i n e A m o u n t _ L b l > - 
-         < I t e m N u m b e r _ L b l   E l e m e n t T y p e = " C o l u m n "   E l e m e n t I d = " 1 3 3 2 2 2 5 7 7 4 "   D a t a T y p e = " L a b e l " > I t e m N u m b e r _ L b l < / I t e m N u m b e r _ L b l > - 
-         < I t e m Q u a n t i t y _ L b l   E l e m e n t T y p e = " C o l u m n "   E l e m e n t I d = " 1 8 0 2 5 9 1 7 6 6 "   D a t a T y p e = " L a b e l " > I t e m Q u a n t i t y _ L b l < / I t e m Q u a n t i t y _ L b l > - 
-         < I t e m U n i t P r i c e _ L b l   E l e m e n t T y p e = " C o l u m n "   E l e m e n t I d = " 4 6 6 8 5 2 9 8 "   D a t a T y p e = " L a b e l " > I t e m U n i t P r i c e _ L b l < / I t e m U n i t P r i c e _ L b l > - 
-         < I t e m U n i t _ L b l   E l e m e n t T y p e = " C o l u m n "   E l e m e n t I d = " 1 9 8 1 4 0 3 7 7 3 "   D a t a T y p e = " L a b e l " > I t e m U n i t _ L b l < / I t e m U n i t _ L b l > +         < H o m e P a g e _ L b l   E l e m e n t T y p e = " C o l u m n "   E l e m e n t I d = " 1 4 3 3 5 9 2 3 0 0 "   D a t a T y p e = " T e x t C o n s t " > H o m e P a g e _ L b l < / H o m e P a g e _ L b l > + 
+         < I t e m D e s c r i p t i o n _ L b l   E l e m e n t T y p e = " C o l u m n "   E l e m e n t I d = " 8 3 5 8 4 5 8 5 3 "   D a t a T y p e = " T e x t C o n s t " > I t e m D e s c r i p t i o n _ L b l < / I t e m D e s c r i p t i o n _ L b l > + 
+         < I t e m L i n e A m o u n t _ L b l   E l e m e n t T y p e = " C o l u m n "   E l e m e n t I d = " 4 8 8 7 0 7 2 7 "   D a t a T y p e = " T e x t C o n s t " > I t e m L i n e A m o u n t _ L b l < / I t e m L i n e A m o u n t _ L b l > + 
+         < I t e m N u m b e r _ L b l   E l e m e n t T y p e = " C o l u m n "   E l e m e n t I d = " 1 3 3 2 2 2 5 7 7 4 "   D a t a T y p e = " T e x t C o n s t " > I t e m N u m b e r _ L b l < / I t e m N u m b e r _ L b l > + 
+         < I t e m Q u a n t i t y _ L b l   E l e m e n t T y p e = " C o l u m n "   E l e m e n t I d = " 1 8 0 2 5 9 1 7 6 6 "   D a t a T y p e = " T e x t C o n s t " > I t e m Q u a n t i t y _ L b l < / I t e m Q u a n t i t y _ L b l > + 
+         < I t e m U n i t _ L b l   E l e m e n t T y p e = " C o l u m n "   E l e m e n t I d = " 1 9 8 1 4 0 3 7 7 3 "   D a t a T y p e = " T e x t C o n s t " > I t e m U n i t _ L b l < / I t e m U n i t _ L b l > + 
+         < I t e m U n i t P r i c e _ L b l   E l e m e n t T y p e = " C o l u m n "   E l e m e n t I d = " 4 6 6 8 5 2 9 8 "   D a t a T y p e = " T e x t C o n s t " > I t e m U n i t P r i c e _ L b l < / I t e m U n i t P r i c e _ L b l >   
          < N o _ P u r c h H e a d e r   E l e m e n t T y p e = " C o l u m n "   E l e m e n t I d = " 5 2 0 3 3 9 3 5 2 "   D a t a T y p e = " C o d e " > N o _ P u r c h H e a d e r < / N o _ P u r c h H e a d e r >   
-         < O r d e r D a t e _ L b l   E l e m e n t T y p e = " C o l u m n "   E l e m e n t I d = " 4 1 7 6 9 0 3 9 8 "   D a t a T y p e = " L a b e l " > O r d e r D a t e _ L b l < / O r d e r D a t e _ L b l > +         < O r d e r D a t e _ L b l   E l e m e n t T y p e = " C o l u m n "   E l e m e n t I d = " 4 1 7 6 9 0 3 9 8 "   D a t a T y p e = " T e x t C o n s t " > O r d e r D a t e _ L b l < / O r d e r D a t e _ L b l >   
          < O r d e r D a t e _ P u r c h a s e H e a d e r   E l e m e n t T y p e = " C o l u m n "   E l e m e n t I d = " 1 1 1 9 3 3 8 5 4 0 "   D a t a T y p e = " S t r i n g " > O r d e r D a t e _ P u r c h a s e H e a d e r < / O r d e r D a t e _ P u r c h a s e H e a d e r >   
-         < O r d e r N o _ L b l   E l e m e n t T y p e = " C o l u m n "   E l e m e n t I d = " 1 9 9 1 0 6 2 5 2 9 "   D a t a T y p e = " L a b e l " > O r d e r N o _ L b l < / O r d e r N o _ L b l > +         < O r d e r N o _ L b l   E l e m e n t T y p e = " C o l u m n "   E l e m e n t I d = " 1 9 9 1 0 6 2 5 2 9 "   D a t a T y p e = " T e x t C o n s t " > O r d e r N o _ L b l < / O r d e r N o _ L b l >   
          < O u t p u t N o   E l e m e n t T y p e = " C o l u m n "   E l e m e n t I d = " 1 5 2 4 6 3 6 1 8 1 "   D a t a T y p e = " I n t e g e r " > O u t p u t N o < / O u t p u t N o >   
-         < P a g e _ L b l   E l e m e n t T y p e = " C o l u m n "   E l e m e n t I d = " 6 8 0 6 4 8 0 9 1 "   D a t a T y p e = " L a b e l " > P a g e _ L b l < / P a g e _ L b l > - 
-         < P a y m e n t D e t a i l s _ L b l   E l e m e n t T y p e = " C o l u m n "   E l e m e n t I d = " 1 0 2 9 7 4 8 9 9 2 "   D a t a T y p e = " L a b e l " > P a y m e n t D e t a i l s _ L b l < / P a y m e n t D e t a i l s _ L b l > +         < P a g e _ L b l   E l e m e n t T y p e = " C o l u m n "   E l e m e n t I d = " 6 8 0 6 4 8 0 9 1 "   D a t a T y p e = " T e x t C o n s t " > P a g e _ L b l < / P a g e _ L b l > + 
+         < P a y m e n t D e t a i l s _ L b l   E l e m e n t T y p e = " C o l u m n "   E l e m e n t I d = " 1 0 2 9 7 4 8 9 9 2 "   D a t a T y p e = " T e x t C o n s t " > P a y m e n t D e t a i l s _ L b l < / P a y m e n t D e t a i l s _ L b l >   
          < P a y m e n t T e r m s D e s c   E l e m e n t T y p e = " C o l u m n "   E l e m e n t I d = " 1 9 8 3 0 0 2 7 7 9 "   D a t a T y p e = " T e x t " > P a y m e n t T e r m s D e s c < / P a y m e n t T e r m s D e s c >   
-         < P a y m e n t T e r m s D e s c _ L b l   E l e m e n t T y p e = " C o l u m n "   E l e m e n t I d = " 1 4 3 7 8 0 9 5 6 2 "   D a t a T y p e = " L a b e l " > P a y m e n t T e r m s D e s c _ L b l < / P a y m e n t T e r m s D e s c _ L b l > +         < P a y m e n t T e r m s D e s c _ L b l   E l e m e n t T y p e = " C o l u m n "   E l e m e n t I d = " 1 4 3 7 8 0 9 5 6 2 "   D a t a T y p e = " T e x t C o n s t " > P a y m e n t T e r m s D e s c _ L b l < / P a y m e n t T e r m s D e s c _ L b l >   
          < P a y T o C o n t a c t E m a i l   E l e m e n t T y p e = " C o l u m n "   E l e m e n t I d = " 1 9 8 4 8 9 3 3 1 0 "   D a t a T y p e = " T e x t " > P a y T o C o n t a c t E m a i l < / P a y T o C o n t a c t E m a i l >   
-         < P a y T o C o n t a c t E m a i l L b l   E l e m e n t T y p e = " C o l u m n "   E l e m e n t I d = " 6 8 4 6 8 8 4 8 "   D a t a T y p e = " L a b e l " > P a y T o C o n t a c t E m a i l L b l < / P a y T o C o n t a c t E m a i l L b l > +         < P a y T o C o n t a c t E m a i l L b l   E l e m e n t T y p e = " C o l u m n "   E l e m e n t I d = " 6 8 4 6 8 8 4 8 "   D a t a T y p e = " T e x t C o n s t " > P a y T o C o n t a c t E m a i l L b l < / P a y T o C o n t a c t E m a i l L b l >   
          < P a y T o C o n t a c t M o b i l e P h o n e N o   E l e m e n t T y p e = " C o l u m n "   E l e m e n t I d = " 1 9 0 1 4 6 6 0 5 "   D a t a T y p e = " T e x t " > P a y T o C o n t a c t M o b i l e P h o n e N o < / P a y T o C o n t a c t M o b i l e P h o n e N o >   
-         < P a y T o C o n t a c t M o b i l e P h o n e N o L b l   E l e m e n t T y p e = " C o l u m n "   E l e m e n t I d = " 1 2 5 4 4 4 0 0 8 9 "   D a t a T y p e = " L a b e l " > P a y T o C o n t a c t M o b i l e P h o n e N o L b l < / P a y T o C o n t a c t M o b i l e P h o n e N o L b l > +         < P a y T o C o n t a c t M o b i l e P h o n e N o L b l   E l e m e n t T y p e = " C o l u m n "   E l e m e n t I d = " 1 2 5 4 4 4 0 0 8 9 "   D a t a T y p e = " T e x t C o n s t " > P a y T o C o n t a c t M o b i l e P h o n e N o L b l < / P a y T o C o n t a c t M o b i l e P h o n e N o L b l >   
          < P a y T o C o n t a c t P h o n e N o   E l e m e n t T y p e = " C o l u m n "   E l e m e n t I d = " 1 9 2 3 7 9 6 7 0 9 "   D a t a T y p e = " T e x t " > P a y T o C o n t a c t P h o n e N o < / P a y T o C o n t a c t P h o n e N o >   
-         < P a y T o C o n t a c t P h o n e N o L b l   E l e m e n t T y p e = " C o l u m n "   E l e m e n t I d = " 2 9 3 4 6 1 0 8 7 "   D a t a T y p e = " L a b e l " > P a y T o C o n t a c t P h o n e N o L b l < / P a y T o C o n t a c t P h o n e N o L b l > +         < P a y T o C o n t a c t P h o n e N o L b l   E l e m e n t T y p e = " C o l u m n "   E l e m e n t I d = " 2 9 3 4 6 1 0 8 7 "   D a t a T y p e = " T e x t C o n s t " > P a y T o C o n t a c t P h o n e N o L b l < / P a y T o C o n t a c t P h o n e N o L b l >   
          < P a y T o V e n d N o _ P u r c h H e a d e r   E l e m e n t T y p e = " C o l u m n "   E l e m e n t I d = " 6 3 5 5 6 4 4 9 8 "   D a t a T y p e = " C o d e " > P a y T o V e n d N o _ P u r c h H e a d e r < / P a y T o V e n d N o _ P u r c h H e a d e r >   
          < P r e p m t P a y m e n t T e r m s D e s c   E l e m e n t T y p e = " C o l u m n "   E l e m e n t I d = " 4 2 9 7 6 4 9 1 "   D a t a T y p e = " T e x t " > P r e p m t P a y m e n t T e r m s D e s c < / P r e p m t P a y m e n t T e r m s D e s c >   
-         < P r e p y m t T e r m s D e s c _ L b l   E l e m e n t T y p e = " C o l u m n "   E l e m e n t I d = " 1 8 4 2 9 3 9 4 8 5 "   D a t a T y p e = " L a b e l " > P r e p y m t T e r m s D e s c _ L b l < / P r e p y m t T e r m s D e s c _ L b l > - 
-         < P r i c e s I n c l u d i n g V A T _ L b l   E l e m e n t T y p e = " C o l u m n "   E l e m e n t I d = " 1 3 7 7 9 7 9 4 4 4 "   D a t a T y p e = " L a b e l " > P r i c e s I n c l u d i n g V A T _ L b l < / P r i c e s I n c l u d i n g V A T _ L b l > - 
-         < P r i c e s I n c l V A T t x t   E l e m e n t T y p e = " C o l u m n "   E l e m e n t I d = " 1 1 2 3 7 2 4 4 4 8 "   D a t a T y p e = " L a b e l " > P r i c e s I n c l V A T t x t < / P r i c e s I n c l V A T t x t > +         < P r e p y m t T e r m s D e s c _ L b l   E l e m e n t T y p e = " C o l u m n "   E l e m e n t I d = " 1 8 4 2 9 3 9 4 8 5 "   D a t a T y p e = " T e x t C o n s t " > P r e p y m t T e r m s D e s c _ L b l < / P r e p y m t T e r m s D e s c _ L b l > + 
+         < P r i c e s I n c l u d i n g V A T _ L b l   E l e m e n t T y p e = " C o l u m n "   E l e m e n t I d = " 1 3 7 7 9 7 9 4 4 4 "   D a t a T y p e = " T e x t C o n s t " > P r i c e s I n c l u d i n g V A T _ L b l < / P r i c e s I n c l u d i n g V A T _ L b l >   
          < P r i c e s I n c l V A T _ P u r c h H e a d e r   E l e m e n t T y p e = " C o l u m n "   E l e m e n t I d = " 1 8 0 5 5 0 7 9 8 0 "   D a t a T y p e = " B o o l e a n " > P r i c e s I n c l V A T _ P u r c h H e a d e r < / P r i c e s I n c l V A T _ P u r c h H e a d e r >   
          < P r i c e s I n c l V A T _ P u r c h H e a d e r _ L b l   E l e m e n t T y p e = " C o l u m n "   E l e m e n t I d = " 1 7 9 9 5 0 1 7 4 3 "   D a t a T y p e = " S t r i n g " > P r i c e s I n c l V A T _ P u r c h H e a d e r _ L b l < / P r i c e s I n c l V A T _ P u r c h H e a d e r _ L b l >   
+         < P r i c e s I n c l V A T t x t   E l e m e n t T y p e = " C o l u m n "   E l e m e n t I d = " 1 1 2 3 7 2 4 4 4 8 "   D a t a T y p e = " T e x t C o n s t " > P r i c e s I n c l V A T t x t < / P r i c e s I n c l V A T t x t > + 
          < P u r c h a s e r T e x t   E l e m e n t T y p e = " C o l u m n "   E l e m e n t I d = " 1 2 9 1 4 2 3 8 3 3 "   D a t a T y p e = " T e x t " > P u r c h a s e r T e x t < / P u r c h a s e r T e x t >   
-         < P u r c h L i n e I n v D i s c A m t _ L b l   E l e m e n t T y p e = " C o l u m n "   E l e m e n t I d = " 9 2 6 7 0 5 4 6 2 "   D a t a T y p e = " L a b e l " > P u r c h L i n e I n v D i s c A m t _ L b l < / P u r c h L i n e I n v D i s c A m t _ L b l > - 
-         < P u r c h O r d e r C a p t i o n _ L b l   E l e m e n t T y p e = " C o l u m n "   E l e m e n t I d = " 6 3 3 7 2 3 3 7 2 "   D a t a T y p e = " L a b e l " > P u r c h O r d e r C a p t i o n _ L b l < / P u r c h O r d e r C a p t i o n _ L b l > - 
-         < P u r c h O r d e r D a t e C a p t i o n _ L b l   E l e m e n t T y p e = " C o l u m n "   E l e m e n t I d = " 1 6 3 4 1 8 6 4 0 "   D a t a T y p e = " L a b e l " > P u r c h O r d e r D a t e C a p t i o n _ L b l < / P u r c h O r d e r D a t e C a p t i o n _ L b l > - 
-         < P u r c h O r d e r N u m C a p t i o n _ L b l   E l e m e n t T y p e = " C o l u m n "   E l e m e n t I d = " 4 6 4 1 4 9 4 5 4 "   D a t a T y p e = " L a b e l " > P u r c h O r d e r N u m C a p t i o n _ L b l < / P u r c h O r d e r N u m C a p t i o n _ L b l > - 
-         < R e c e i v e b y _ L b l   E l e m e n t T y p e = " C o l u m n "   E l e m e n t I d = " 9 4 4 0 6 3 6 8 "   D a t a T y p e = " L a b e l " > R e c e i v e b y _ L b l < / R e c e i v e b y _ L b l > +         < P u r c h L i n e I n v D i s c A m t _ L b l   E l e m e n t T y p e = " C o l u m n "   E l e m e n t I d = " 9 2 6 7 0 5 4 6 2 "   D a t a T y p e = " T e x t C o n s t " > P u r c h L i n e I n v D i s c A m t _ L b l < / P u r c h L i n e I n v D i s c A m t _ L b l > + 
+         < P u r c h O r d e r C a p t i o n _ L b l   E l e m e n t T y p e = " C o l u m n "   E l e m e n t I d = " 6 3 3 7 2 3 3 7 2 "   D a t a T y p e = " T e x t C o n s t " > P u r c h O r d e r C a p t i o n _ L b l < / P u r c h O r d e r C a p t i o n _ L b l > + 
+         < P u r c h O r d e r D a t e C a p t i o n _ L b l   E l e m e n t T y p e = " C o l u m n "   E l e m e n t I d = " 1 6 3 4 1 8 6 4 0 "   D a t a T y p e = " T e x t C o n s t " > P u r c h O r d e r D a t e C a p t i o n _ L b l < / P u r c h O r d e r D a t e C a p t i o n _ L b l > + 
+         < P u r c h O r d e r N u m C a p t i o n _ L b l   E l e m e n t T y p e = " C o l u m n "   E l e m e n t I d = " 4 6 4 1 4 9 4 5 4 "   D a t a T y p e = " T e x t C o n s t " > P u r c h O r d e r N u m C a p t i o n _ L b l < / P u r c h O r d e r N u m C a p t i o n _ L b l > + 
+         < R e c e i v e b y _ L b l   E l e m e n t T y p e = " C o l u m n "   E l e m e n t I d = " 9 4 4 0 6 3 6 8 "   D a t a T y p e = " T e x t C o n s t " > R e c e i v e b y _ L b l < / R e c e i v e b y _ L b l >   
          < R e f e r e n c e T e x t   E l e m e n t T y p e = " C o l u m n "   E l e m e n t I d = " 4 4 5 3 5 3 4 5 1 "   D a t a T y p e = " T e x t " > R e f e r e n c e T e x t < / R e f e r e n c e T e x t >   
@@ -8715,7 +8397,7 @@
  
          < S h i p m e n t M e t h o d D e s c   E l e m e n t T y p e = " C o l u m n "   E l e m e n t I d = " 6 8 6 3 4 3 1 7 9 "   D a t a T y p e = " T e x t " > S h i p m e n t M e t h o d D e s c < / S h i p m e n t M e t h o d D e s c >   
-         < S h i p m e n t M e t h o d D e s c _ L b l   E l e m e n t T y p e = " C o l u m n "   E l e m e n t I d = " 5 7 9 9 0 1 3 6 6 "   D a t a T y p e = " L a b e l " > S h i p m e n t M e t h o d D e s c _ L b l < / S h i p m e n t M e t h o d D e s c _ L b l > +         < S h i p m e n t M e t h o d D e s c _ L b l   E l e m e n t T y p e = " C o l u m n "   E l e m e n t I d = " 5 7 9 9 0 1 3 6 6 "   D a t a T y p e = " T e x t C o n s t " > S h i p m e n t M e t h o d D e s c _ L b l < / S h i p m e n t M e t h o d D e s c _ L b l >   
          < S h i p T o A d d r 1   E l e m e n t T y p e = " C o l u m n "   E l e m e n t I d = " 5 1 2 9 7 9 8 5 0 "   D a t a T y p e = " T e x t " > S h i p T o A d d r 1 < / S h i p T o A d d r 1 >   
@@ -8733,7 +8415,7 @@
  
          < S h i p T o A d d r 8   E l e m e n t T y p e = " C o l u m n "   E l e m e n t I d = " 9 3 1 3 2 2 4 0 7 "   D a t a T y p e = " T e x t " > S h i p T o A d d r 8 < / S h i p T o A d d r 8 >   
-         < S h i p t o A d d r e s s _ L b l   E l e m e n t T y p e = " C o l u m n "   E l e m e n t I d = " 1 0 4 3 5 1 9 5 7 7 "   D a t a T y p e = " L a b e l " > S h i p t o A d d r e s s _ L b l < / S h i p t o A d d r e s s _ L b l > +         < S h i p t o A d d r e s s _ L b l   E l e m e n t T y p e = " C o l u m n "   E l e m e n t I d = " 1 0 4 3 5 1 9 5 7 7 "   D a t a T y p e = " T e x t C o n s t " > S h i p t o A d d r e s s _ L b l < / S h i p t o A d d r e s s _ L b l >   
          < S h i p T o P h o n e N o   E l e m e n t T y p e = " C o l u m n "   E l e m e n t I d = " 3 6 9 7 0 2 2 5 5 "   D a t a T y p e = " T e x t " > S h i p T o P h o n e N o < / S h i p T o P h o n e N o >   
@@ -8741,29 +8423,29 @@
  
          < S p e n d R e q u e s t N o _ L b l   E l e m e n t T y p e = " C o l u m n "   E l e m e n t I d = " 9 3 5 1 4 0 2 3 6 "   D a t a T y p e = " S t r i n g " > S p e n d R e q u e s t N o _ L b l < / S p e n d R e q u e s t N o _ L b l >   
-         < S u b t o t a l _ L b l   E l e m e n t T y p e = " C o l u m n "   E l e m e n t I d = " 1 9 6 7 7 9 5 1 4 2 "   D a t a T y p e = " L a b e l " > S u b t o t a l _ L b l < / S u b t o t a l _ L b l > - 
-         < T a x I d e n t T y p e C a p t i o n _ L b l   E l e m e n t T y p e = " C o l u m n "   E l e m e n t I d = " 1 2 3 4 9 8 1 3 2 1 "   D a t a T y p e = " L a b e l " > T a x I d e n t T y p e C a p t i o n _ L b l < / T a x I d e n t T y p e C a p t i o n _ L b l > - 
-         < T o C a p t i o n _ L b l   E l e m e n t T y p e = " C o l u m n "   E l e m e n t I d = " 2 0 3 0 5 3 2 2 2 9 "   D a t a T y p e = " L a b e l " > T o C a p t i o n _ L b l < / T o C a p t i o n _ L b l > - 
-         < T o t a l _ L b l   E l e m e n t T y p e = " C o l u m n "   E l e m e n t I d = " 1 2 1 0 1 0 0 8 7 8 "   D a t a T y p e = " L a b e l " > T o t a l _ L b l < / T o t a l _ L b l > - 
-         < V A L V A T B a s e L C Y _ L b l   E l e m e n t T y p e = " C o l u m n "   E l e m e n t I d = " 1 7 0 5 4 3 5 8 1 1 "   D a t a T y p e = " L a b e l " > V A L V A T B a s e L C Y _ L b l < / V A L V A T B a s e L C Y _ L b l > - 
-         < V A T A m t L i n e I n v D i s c B a s e A m t _ L b l   E l e m e n t T y p e = " C o l u m n "   E l e m e n t I d = " 1 6 4 7 3 8 4 9 1 6 "   D a t a T y p e = " L a b e l " > V A T A m t L i n e I n v D i s c B a s e A m t _ L b l < / V A T A m t L i n e I n v D i s c B a s e A m t _ L b l > - 
-         < V A T A m t L i n e L i n e A m t _ L b l   E l e m e n t T y p e = " C o l u m n "   E l e m e n t I d = " 1 1 3 2 2 4 5 2 5 1 "   D a t a T y p e = " L a b e l " > V A T A m t L i n e L i n e A m t _ L b l < / V A T A m t L i n e L i n e A m t _ L b l > - 
-         < V A T A m t L i n e V A T A m t _ L b l   E l e m e n t T y p e = " C o l u m n "   E l e m e n t I d = " 5 0 9 5 8 8 9 9 8 "   D a t a T y p e = " L a b e l " > V A T A m t L i n e V A T A m t _ L b l < / V A T A m t L i n e V A T A m t _ L b l > - 
-         < V A T A m t L i n e V A T _ L b l   E l e m e n t T y p e = " C o l u m n "   E l e m e n t I d = " 1 1 6 2 6 0 3 1 0 2 "   D a t a T y p e = " L a b e l " > V A T A m t L i n e V A T _ L b l < / V A T A m t L i n e V A T _ L b l > - 
-         < V A T A m t S p e c _ L b l   E l e m e n t T y p e = " C o l u m n "   E l e m e n t I d = " 1 5 0 9 9 9 9 3 4 6 "   D a t a T y p e = " L a b e l " > V A T A m t S p e c _ L b l < / V A T A m t S p e c _ L b l > +         < S u b t o t a l _ L b l   E l e m e n t T y p e = " C o l u m n "   E l e m e n t I d = " 1 9 6 7 7 9 5 1 4 2 "   D a t a T y p e = " T e x t C o n s t " > S u b t o t a l _ L b l < / S u b t o t a l _ L b l > + 
+         < T a x I d e n t T y p e C a p t i o n _ L b l   E l e m e n t T y p e = " C o l u m n "   E l e m e n t I d = " 1 2 3 4 9 8 1 3 2 1 "   D a t a T y p e = " T e x t C o n s t " > T a x I d e n t T y p e C a p t i o n _ L b l < / T a x I d e n t T y p e C a p t i o n _ L b l > + 
+         < T o C a p t i o n _ L b l   E l e m e n t T y p e = " C o l u m n "   E l e m e n t I d = " 2 0 3 0 5 3 2 2 2 9 "   D a t a T y p e = " T e x t C o n s t " > T o C a p t i o n _ L b l < / T o C a p t i o n _ L b l > + 
+         < T o t a l _ L b l   E l e m e n t T y p e = " C o l u m n "   E l e m e n t I d = " 1 2 1 0 1 0 0 8 7 8 "   D a t a T y p e = " T e x t C o n s t " > T o t a l _ L b l < / T o t a l _ L b l > + 
+         < V A L V A T B a s e L C Y _ L b l   E l e m e n t T y p e = " C o l u m n "   E l e m e n t I d = " 1 7 0 5 4 3 5 8 1 1 "   D a t a T y p e = " T e x t C o n s t " > V A L V A T B a s e L C Y _ L b l < / V A L V A T B a s e L C Y _ L b l > + 
+         < V A T A m t L i n e I n v D i s c B a s e A m t _ L b l   E l e m e n t T y p e = " C o l u m n "   E l e m e n t I d = " 1 6 4 7 3 8 4 9 1 6 "   D a t a T y p e = " T e x t C o n s t " > V A T A m t L i n e I n v D i s c B a s e A m t _ L b l < / V A T A m t L i n e I n v D i s c B a s e A m t _ L b l > + 
+         < V A T A m t L i n e L i n e A m t _ L b l   E l e m e n t T y p e = " C o l u m n "   E l e m e n t I d = " 1 1 3 2 2 4 5 2 5 1 "   D a t a T y p e = " T e x t C o n s t " > V A T A m t L i n e L i n e A m t _ L b l < / V A T A m t L i n e L i n e A m t _ L b l > + 
+         < V A T A m t L i n e V A T _ L b l   E l e m e n t T y p e = " C o l u m n "   E l e m e n t I d = " 1 1 6 2 6 0 3 1 0 2 "   D a t a T y p e = " T e x t C o n s t " > V A T A m t L i n e V A T _ L b l < / V A T A m t L i n e V A T _ L b l > + 
+         < V A T A m t L i n e V A T A m t _ L b l   E l e m e n t T y p e = " C o l u m n "   E l e m e n t I d = " 5 0 9 5 8 8 9 9 8 "   D a t a T y p e = " T e x t C o n s t " > V A T A m t L i n e V A T A m t _ L b l < / V A T A m t L i n e V A T A m t _ L b l > + 
+         < V A T A m t S p e c _ L b l   E l e m e n t T y p e = " C o l u m n "   E l e m e n t I d = " 1 5 0 9 9 9 9 3 4 6 "   D a t a T y p e = " T e x t C o n s t " > V A T A m t S p e c _ L b l < / V A T A m t S p e c _ L b l >   
          < V A T B a s e D i s c _ P u r c h H e a d e r   E l e m e n t T y p e = " C o l u m n "   E l e m e n t I d = " 1 6 3 9 7 3 7 3 5 8 "   D a t a T y p e = " D e c i m a l " > V A T B a s e D i s c _ P u r c h H e a d e r < / V A T B a s e D i s c _ P u r c h H e a d e r >   
-         < V A T I d e n t i f i e r _ L b l   E l e m e n t T y p e = " C o l u m n "   E l e m e n t I d = " 1 6 8 6 6 2 3 9 8 4 "   D a t a T y p e = " L a b e l " > V A T I d e n t i f i e r _ L b l < / V A T I d e n t i f i e r _ L b l > +         < V A T I d e n t i f i e r _ L b l   E l e m e n t T y p e = " C o l u m n "   E l e m e n t I d = " 1 6 8 6 6 2 3 9 8 4 "   D a t a T y p e = " T e x t C o n s t " > V A T I d e n t i f i e r _ L b l < / V A T I d e n t i f i e r _ L b l >   
          < V A T N o T e x t   E l e m e n t T y p e = " C o l u m n "   E l e m e n t I d = " 1 9 5 9 6 6 3 4 2 6 "   D a t a T y p e = " T e x t " > V A T N o T e x t < / V A T N o T e x t >   
@@ -8785,43 +8467,43 @@
  
          < V e n d A d d r 8   E l e m e n t T y p e = " C o l u m n "   E l e m e n t I d = " 1 2 4 0 4 4 8 6 7 9 "   D a t a T y p e = " T e x t " > V e n d A d d r 8 < / V e n d A d d r 8 >   
-         < V e n d N o _ L b l   E l e m e n t T y p e = " C o l u m n "   E l e m e n t I d = " 1 1 9 1 1 1 2 2 4 0 "   D a t a T y p e = " L a b e l " > V e n d N o _ L b l < / V e n d N o _ L b l > - 
-         < V e n d o r I D C a p t i o n _ L b l   E l e m e n t T y p e = " C o l u m n "   E l e m e n t I d = " 1 1 2 9 2 1 9 5 9 3 "   D a t a T y p e = " L a b e l " > V e n d o r I D C a p t i o n _ L b l < / V e n d o r I D C a p t i o n _ L b l > +         < V e n d N o _ L b l   E l e m e n t T y p e = " C o l u m n "   E l e m e n t I d = " 1 1 9 1 1 1 2 2 4 0 "   D a t a T y p e = " T e x t C o n s t " > V e n d N o _ L b l < / V e n d N o _ L b l > + 
+         < V e n d o r I D C a p t i o n _ L b l   E l e m e n t T y p e = " C o l u m n "   E l e m e n t I d = " 1 1 2 9 2 1 9 5 9 3 "   D a t a T y p e = " T e x t C o n s t " > V e n d o r I D C a p t i o n _ L b l < / V e n d o r I D C a p t i o n _ L b l >   
          < V e n d o r I n v o i c e N o   E l e m e n t T y p e = " C o l u m n "   E l e m e n t I d = " 8 8 7 3 7 6 2 2 5 "   D a t a T y p e = " C o d e " > V e n d o r I n v o i c e N o < / V e n d o r I n v o i c e N o >   
-         < V e n d o r I n v o i c e N o _ L b l   E l e m e n t T y p e = " C o l u m n "   E l e m e n t I d = " 1 0 3 4 9 0 0 7 0 0 "   D a t a T y p e = " L a b e l " > V e n d o r I n v o i c e N o _ L b l < / V e n d o r I n v o i c e N o _ L b l > +         < V e n d o r I n v o i c e N o _ L b l   E l e m e n t T y p e = " C o l u m n "   E l e m e n t I d = " 1 0 3 4 9 0 0 7 0 0 "   D a t a T y p e = " T e x t C o n s t " > V e n d o r I n v o i c e N o _ L b l < / V e n d o r I n v o i c e N o _ L b l >   
          < V e n d o r O r d e r N o   E l e m e n t T y p e = " C o l u m n "   E l e m e n t I d = " 1 6 4 1 9 6 8 4 4 6 "   D a t a T y p e = " C o d e " > V e n d o r O r d e r N o < / V e n d o r O r d e r N o >   
-         < V e n d o r O r d e r N o _ L b l   E l e m e n t T y p e = " C o l u m n "   E l e m e n t I d = " 1 5 7 1 7 5 2 4 7 7 "   D a t a T y p e = " L a b e l " > V e n d o r O r d e r N o _ L b l < / V e n d o r O r d e r N o _ L b l > +         < V e n d o r O r d e r N o _ L b l   E l e m e n t T y p e = " C o l u m n "   E l e m e n t I d = " 1 5 7 1 7 5 2 4 7 7 "   D a t a T y p e = " T e x t C o n s t " > V e n d o r O r d e r N o _ L b l < / V e n d o r O r d e r N o _ L b l >   
          < Y o u r R e f _ P u r c h H e a d e r   E l e m e n t T y p e = " C o l u m n "   E l e m e n t I d = " 1 9 8 5 3 6 8 6 3 1 "   D a t a T y p e = " T e x t " > Y o u r R e f _ P u r c h H e a d e r < / Y o u r R e f _ P u r c h H e a d e r >   
-         < P u r c h a s e _ L i n e   E l e m e n t T y p e = " D a t a I t e m "   E l e m e n t I d = " 1 2 9 1 3 1 7 9 1 1 " > +         < P u r c h a s e _ L i n e   E l e m e n t T y p e = " D a t a I t e m "   E l e m e n t I d = " 6 2 7 5 7 4 0 4 8 " > + 
+             < A l l o w I n v D i s c _ P u r c h L i n e   E l e m e n t T y p e = " C o l u m n "   E l e m e n t I d = " 9 8 2 2 2 1 3 6 3 "   D a t a T y p e = " B o o l e a n " > A l l o w I n v D i s c _ P u r c h L i n e < / A l l o w I n v D i s c _ P u r c h L i n e >   
              < A l l o w I n v D i s c t x t   E l e m e n t T y p e = " C o l u m n "   E l e m e n t I d = " 2 0 1 2 9 2 1 6 0 8 "   D a t a T y p e = " T e x t " > A l l o w I n v D i s c t x t < / A l l o w I n v D i s c t x t >   
-             < A l l o w I n v D i s c _ P u r c h L i n e   E l e m e n t T y p e = " C o l u m n "   E l e m e n t I d = " 9 8 2 2 2 1 3 6 3 "   D a t a T y p e = " B o o l e a n " > A l l o w I n v D i s c _ P u r c h L i n e < / A l l o w I n v D i s c _ P u r c h L i n e > - 
              < A m o u n t I n c l u d i n g V A T   E l e m e n t T y p e = " C o l u m n "   E l e m e n t I d = " 8 9 1 0 4 9 5 7 1 "   D a t a T y p e = " D e c i m a l " > A m o u n t I n c l u d i n g V A T < / A m o u n t I n c l u d i n g V A T >   
              < D e s c _ P u r c h L i n e   E l e m e n t T y p e = " C o l u m n "   E l e m e n t I d = " 1 1 6 1 7 0 2 0 8 9 "   D a t a T y p e = " T e x t " > D e s c _ P u r c h L i n e < / D e s c _ P u r c h L i n e >   
              < D e s c _ P u r c h L i n e _ L b l   E l e m e n t T y p e = " C o l u m n "   E l e m e n t I d = " 6 6 5 1 1 3 6 5 2 "   D a t a T y p e = " S t r i n g " > D e s c _ P u r c h L i n e _ L b l < / D e s c _ P u r c h L i n e _ L b l >   
-             < D i r e c t U n i C o s t _ L b l   E l e m e n t T y p e = " C o l u m n "   E l e m e n t I d = " 7 2 1 4 7 6 6 8 4 "   D a t a T y p e = " L a b e l " > D i r e c t U n i C o s t _ L b l < / D i r e c t U n i C o s t _ L b l > +             < D i r e c t U n i C o s t _ L b l   E l e m e n t T y p e = " C o l u m n "   E l e m e n t I d = " 7 2 1 4 7 6 6 8 4 "   D a t a T y p e = " T e x t C o n s t " > D i r e c t U n i C o s t _ L b l < / D i r e c t U n i C o s t _ L b l >   
              < D i r U n i t C o s t _ P u r c h L i n e   E l e m e n t T y p e = " C o l u m n "   E l e m e n t I d = " 9 5 0 9 6 2 5 8 6 "   D a t a T y p e = " T e x t " > D i r U n i t C o s t _ P u r c h L i n e < / D i r U n i t C o s t _ P u r c h L i n e >   
              < E x p e c t e d R e c e i p t D a t e   E l e m e n t T y p e = " C o l u m n "   E l e m e n t I d = " 1 9 8 8 0 4 6 2 0 5 "   D a t a T y p e = " S t r i n g " > E x p e c t e d R e c e i p t D a t e < / E x p e c t e d R e c e i p t D a t e >   
-             < E x p e c t e d R e c e i p t D a t e L b l   E l e m e n t T y p e = " C o l u m n "   E l e m e n t I d = " 1 8 0 6 8 4 1 2 7 1 "   D a t a T y p e = " L a b e l " > E x p e c t e d R e c e i p t D a t e L b l < / E x p e c t e d R e c e i p t D a t e L b l > +             < E x p e c t e d R e c e i p t D a t e L b l   E l e m e n t T y p e = " C o l u m n "   E l e m e n t I d = " 1 8 0 6 8 4 1 2 7 1 "   D a t a T y p e = " T e x t C o n s t " > E x p e c t e d R e c e i p t D a t e L b l < / E x p e c t e d R e c e i p t D a t e L b l >   
              < I n v D i s c A m t _ P u r c h L i n e   E l e m e n t T y p e = " C o l u m n "   E l e m e n t I d = " 1 4 5 3 0 9 9 5 8 0 "   D a t a T y p e = " D e c i m a l " > I n v D i s c A m t _ P u r c h L i n e < / I n v D i s c A m t _ P u r c h L i n e >   
-             < I n v D i s c C a p t i o n _ L b l   E l e m e n t T y p e = " C o l u m n "   E l e m e n t I d = " 1 9 3 9 0 5 8 9 7 4 "   D a t a T y p e = " L a b e l " > I n v D i s c C a p t i o n _ L b l < / I n v D i s c C a p t i o n _ L b l > +             < I n v D i s c C a p t i o n _ L b l   E l e m e n t T y p e = " C o l u m n "   E l e m e n t I d = " 1 9 3 9 0 5 8 9 7 4 "   D a t a T y p e = " T e x t C o n s t " > I n v D i s c C a p t i o n _ L b l < / I n v D i s c C a p t i o n _ L b l >   
              < I t e m N o _ P u r c h L i n e   E l e m e n t T y p e = " C o l u m n "   E l e m e n t I d = " 1 0 5 7 2 2 4 1 4 0 "   D a t a T y p e = " C o d e " > I t e m N o _ P u r c h L i n e < / I t e m N o _ P u r c h L i n e >   
@@ -8829,11 +8511,11 @@
  
              < J o b N o _ P u r c h L i n e   E l e m e n t T y p e = " C o l u m n "   E l e m e n t I d = " 2 7 7 7 0 3 3 2 6 "   D a t a T y p e = " C o d e " > J o b N o _ P u r c h L i n e < / J o b N o _ P u r c h L i n e >   
-             < J o b N o _ P u r c h L i n e _ L b l   E l e m e n t T y p e = " C o l u m n "   E l e m e n t I d = " 9 6 0 0 7 3 4 1 1 "   D a t a T y p e = " L a b e l " > J o b N o _ P u r c h L i n e _ L b l < / J o b N o _ P u r c h L i n e _ L b l > +             < J o b N o _ P u r c h L i n e _ L b l   E l e m e n t T y p e = " C o l u m n "   E l e m e n t I d = " 9 6 0 0 7 3 4 1 1 "   D a t a T y p e = " T e x t C o n s t " > J o b N o _ P u r c h L i n e _ L b l < / J o b N o _ P u r c h L i n e _ L b l >   
              < J o b T a s k N o _ P u r c h L i n e   E l e m e n t T y p e = " C o l u m n "   E l e m e n t I d = " 7 2 6 6 6 9 0 1 1 "   D a t a T y p e = " C o d e " > J o b T a s k N o _ P u r c h L i n e < / J o b T a s k N o _ P u r c h L i n e >   
-             < J o b T a s k N o _ P u r c h L i n e _ L b l   E l e m e n t T y p e = " C o l u m n "   E l e m e n t I d = " 2 0 4 9 1 3 1 1 8 2 "   D a t a T y p e = " L a b e l " > J o b T a s k N o _ P u r c h L i n e _ L b l < / J o b T a s k N o _ P u r c h L i n e _ L b l > +             < J o b T a s k N o _ P u r c h L i n e _ L b l   E l e m e n t T y p e = " C o l u m n "   E l e m e n t I d = " 2 0 4 9 1 3 1 1 8 2 "   D a t a T y p e = " T e x t C o n s t " > J o b T a s k N o _ P u r c h L i n e _ L b l < / J o b T a s k N o _ P u r c h L i n e _ L b l >   
              < L i n e A m t _ P u r c h L i n e   E l e m e n t T y p e = " C o l u m n "   E l e m e n t I d = " 1 5 9 3 7 5 8 6 7 4 "   D a t a T y p e = " T e x t " > L i n e A m t _ P u r c h L i n e < / L i n e A m t _ P u r c h L i n e >   
@@ -8847,23 +8529,23 @@
  
              < P l a n n e d R e c e i p t D a t e   E l e m e n t T y p e = " C o l u m n "   E l e m e n t I d = " 1 1 4 0 0 3 3 3 2 1 "   D a t a T y p e = " S t r i n g " > P l a n n e d R e c e i p t D a t e < / P l a n n e d R e c e i p t D a t e >   
-             < P l a n n e d R e c e i p t D a t e L b l   E l e m e n t T y p e = " C o l u m n "   E l e m e n t I d = " 1 4 7 8 7 6 7 2 9 9 "   D a t a T y p e = " L a b e l " > P l a n n e d R e c e i p t D a t e L b l < / P l a n n e d R e c e i p t D a t e L b l > +             < P l a n n e d R e c e i p t D a t e L b l   E l e m e n t T y p e = " C o l u m n "   E l e m e n t I d = " 1 4 7 8 7 6 7 2 9 9 "   D a t a T y p e = " T e x t C o n s t " > P l a n n e d R e c e i p t D a t e L b l < / P l a n n e d R e c e i p t D a t e L b l >   
              < P r o m i s e d R e c e i p t D a t e   E l e m e n t T y p e = " C o l u m n "   E l e m e n t I d = " 2 9 4 5 3 0 7 8 "   D a t a T y p e = " S t r i n g " > P r o m i s e d R e c e i p t D a t e < / P r o m i s e d R e c e i p t D a t e >   
-             < P r o m i s e d R e c e i p t D a t e L b l   E l e m e n t T y p e = " C o l u m n "   E l e m e n t I d = " 2 0 2 4 9 3 8 1 7 2 "   D a t a T y p e = " L a b e l " > P r o m i s e d R e c e i p t D a t e L b l < / P r o m i s e d R e c e i p t D a t e L b l > - 
-             < P u r c h L i n e L i n e D i s c _ L b l   E l e m e n t T y p e = " C o l u m n "   E l e m e n t I d = " 5 7 3 7 9 3 8 4 1 "   D a t a T y p e = " L a b e l " > P u r c h L i n e L i n e D i s c _ L b l < / P u r c h L i n e L i n e D i s c _ L b l > +             < P r o m i s e d R e c e i p t D a t e L b l   E l e m e n t T y p e = " C o l u m n "   E l e m e n t I d = " 2 0 2 4 9 3 8 1 7 2 "   D a t a T y p e = " T e x t C o n s t " > P r o m i s e d R e c e i p t D a t e L b l < / P r o m i s e d R e c e i p t D a t e L b l >   
              < P u r c h L i n e _ V A T P c t   E l e m e n t T y p e = " C o l u m n "   E l e m e n t I d = " 1 7 7 5 5 5 6 6 3 6 "   D a t a T y p e = " D e c i m a l " > P u r c h L i n e _ V A T P c t < / P u r c h L i n e _ V A T P c t >   
+             < P u r c h L i n e L i n e D i s c _ L b l   E l e m e n t T y p e = " C o l u m n "   E l e m e n t I d = " 5 7 3 7 9 3 8 4 1 "   D a t a T y p e = " T e x t C o n s t " > P u r c h L i n e L i n e D i s c _ L b l < / P u r c h L i n e L i n e D i s c _ L b l > + 
              < Q t y _ P u r c h L i n e   E l e m e n t T y p e = " C o l u m n "   E l e m e n t I d = " 7 8 0 8 5 8 6 7 6 "   D a t a T y p e = " T e x t " > Q t y _ P u r c h L i n e < / Q t y _ P u r c h L i n e >   
              < Q t y _ P u r c h L i n e _ L b l   E l e m e n t T y p e = " C o l u m n "   E l e m e n t I d = " 6 6 5 5 0 9 2 9 "   D a t a T y p e = " S t r i n g " > Q t y _ P u r c h L i n e _ L b l < / Q t y _ P u r c h L i n e _ L b l >   
              < R e q u e s t e d R e c e i p t D a t e   E l e m e n t T y p e = " C o l u m n "   E l e m e n t I d = " 9 3 3 1 1 2 9 3 1 "   D a t a T y p e = " S t r i n g " > R e q u e s t e d R e c e i p t D a t e < / R e q u e s t e d R e c e i p t D a t e >   
-             < R e q u e s t e d R e c e i p t D a t e L b l   E l e m e n t T y p e = " C o l u m n "   E l e m e n t I d = " 1 4 4 2 7 6 8 2 3 "   D a t a T y p e = " L a b e l " > R e q u e s t e d R e c e i p t D a t e L b l < / R e q u e s t e d R e c e i p t D a t e L b l > +             < R e q u e s t e d R e c e i p t D a t e L b l   E l e m e n t T y p e = " C o l u m n "   E l e m e n t I d = " 1 4 4 2 7 6 8 2 3 "   D a t a T y p e = " T e x t C o n s t " > R e q u e s t e d R e c e i p t D a t e L b l < / R e q u e s t e d R e c e i p t D a t e L b l >   
              < S p e n d R e q u e s t N o _ P u r c h L i n e   E l e m e n t T y p e = " C o l u m n "   E l e m e n t I d = " 2 0 0 5 3 6 7 6 4 4 "   D a t a T y p e = " C o d e " > S p e n d R e q u e s t N o _ P u r c h L i n e < / S p e n d R e q u e s t N o _ P u r c h L i n e >   
@@ -8871,19 +8553,19 @@
  
              < T o t a l I n c l V A T   E l e m e n t T y p e = " C o l u m n "   E l e m e n t I d = " 2 0 6 6 5 7 4 0 8 4 "   D a t a T y p e = " D e c i m a l " > T o t a l I n c l V A T < / T o t a l I n c l V A T >   
-             < T o t a l P r i c e C a p t i o n _ L b l   E l e m e n t T y p e = " C o l u m n "   E l e m e n t I d = " 1 7 4 8 7 7 2 0 5 5 "   D a t a T y p e = " L a b e l " > T o t a l P r i c e C a p t i o n _ L b l < / T o t a l P r i c e C a p t i o n _ L b l > +             < T o t a l P r i c e C a p t i o n _ L b l   E l e m e n t T y p e = " C o l u m n "   E l e m e n t I d = " 1 7 4 8 7 7 2 0 5 5 "   D a t a T y p e = " T e x t C o n s t " > T o t a l P r i c e C a p t i o n _ L b l < / T o t a l P r i c e C a p t i o n _ L b l >   
              < T y p e _ P u r c h L i n e   E l e m e n t T y p e = " C o l u m n "   E l e m e n t I d = " 8 0 9 4 7 1 0 8 8 "   D a t a T y p e = " S t r i n g " > T y p e _ P u r c h L i n e < / T y p e _ P u r c h L i n e >   
              < U n i t P r i c e _ P u r c h L i n e   E l e m e n t T y p e = " C o l u m n "   E l e m e n t I d = " 2 0 6 3 2 5 9 8 1 9 "   D a t a T y p e = " D e c i m a l " > U n i t P r i c e _ P u r c h L i n e < / U n i t P r i c e _ P u r c h L i n e >   
-             < U n i t P r i c e _ P u r c h L i n e _ L b l   E l e m e n t T y p e = " C o l u m n "   E l e m e n t I d = " 7 0 4 0 2 1 4 6 2 "   D a t a T y p e = " L a b e l " > U n i t P r i c e _ P u r c h L i n e _ L b l < / U n i t P r i c e _ P u r c h L i n e _ L b l > +             < U n i t P r i c e _ P u r c h L i n e _ L b l   E l e m e n t T y p e = " C o l u m n "   E l e m e n t I d = " 7 0 4 0 2 1 4 6 2 "   D a t a T y p e = " T e x t C o n s t " > U n i t P r i c e _ P u r c h L i n e _ L b l < / U n i t P r i c e _ P u r c h L i n e _ L b l >   
              < U O M _ P u r c h L i n e   E l e m e n t T y p e = " C o l u m n "   E l e m e n t I d = " 4 4 1 1 3 9 0 4 9 "   D a t a T y p e = " T e x t " > U O M _ P u r c h L i n e < / U O M _ P u r c h L i n e >   
-             < U O M _ P u r c h L i n e _ L b l   E l e m e n t T y p e = " C o l u m n "   E l e m e n t I d = " 1 8 5 6 1 1 3 1 9 4 "   D a t a T y p e = " L a b e l " > U O M _ P u r c h L i n e _ L b l < / U O M _ P u r c h L i n e _ L b l > - 
-             < V A T D i s c o u n t A m o u n t _ L b l   E l e m e n t T y p e = " C o l u m n "   E l e m e n t I d = " 1 3 5 5 1 2 6 5 3 8 "   D a t a T y p e = " L a b e l " > V A T D i s c o u n t A m o u n t _ L b l < / V A T D i s c o u n t A m o u n t _ L b l > +             < U O M _ P u r c h L i n e _ L b l   E l e m e n t T y p e = " C o l u m n "   E l e m e n t I d = " 1 8 5 6 1 1 3 1 9 4 "   D a t a T y p e = " T e x t C o n s t " > U O M _ P u r c h L i n e _ L b l < / U O M _ P u r c h L i n e _ L b l > + 
+             < V A T D i s c o u n t A m o u n t _ L b l   E l e m e n t T y p e = " C o l u m n "   E l e m e n t I d = " 1 3 5 5 1 2 6 5 3 8 "   D a t a T y p e = " T e x t C o n s t " > V A T D i s c o u n t A m o u n t _ L b l < / V A T D i s c o u n t A m o u n t _ L b l >   
              < V A T I d e n t i f i e r _ P u r c h L i n e   E l e m e n t T y p e = " C o l u m n "   E l e m e n t I d = " 1 0 5 5 6 1 2 1 2 8 "   D a t a T y p e = " C o d e " > V A T I d e n t i f i e r _ P u r c h L i n e < / V A T I d e n t i f i e r _ P u r c h L i n e >   
@@ -8951,9 +8633,9 @@
  
          < P r e p m t L o o p   E l e m e n t T y p e = " D a t a I t e m "   E l e m e n t I d = " 1 1 5 9 7 3 9 4 0 7 " >   
-             < P r e p a y m e n t S p e c C a p t i o n   E l e m e n t T y p e = " C o l u m n "   E l e m e n t I d = " 1 6 2 3 2 2 2 3 0 1 "   D a t a T y p e = " L a b e l " > P r e p a y m e n t S p e c C a p t i o n < / P r e p a y m e n t S p e c C a p t i o n > - 
-             < P r e p m t I n v B u D e s c C a p t i o n   E l e m e n t T y p e = " C o l u m n "   E l e m e n t I d = " 1 8 0 7 4 4 6 7 8 "   D a t a T y p e = " L a b e l " > P r e p m t I n v B u D e s c C a p t i o n < / P r e p m t I n v B u D e s c C a p t i o n > +             < P r e p a y m e n t S p e c C a p t i o n   E l e m e n t T y p e = " C o l u m n "   E l e m e n t I d = " 1 6 2 3 2 2 2 3 0 1 "   D a t a T y p e = " T e x t C o n s t " > P r e p a y m e n t S p e c C a p t i o n < / P r e p a y m e n t S p e c C a p t i o n > + 
+             < P r e p m t I n v B u D e s c C a p t i o n   E l e m e n t T y p e = " C o l u m n "   E l e m e n t I d = " 1 8 0 7 4 4 6 7 8 "   D a t a T y p e = " T e x t C o n s t " > P r e p m t I n v B u D e s c C a p t i o n < / P r e p m t I n v B u D e s c C a p t i o n >   
              < P r e p m t I n v B u f A m t   E l e m e n t T y p e = " C o l u m n "   E l e m e n t I d = " 1 0 9 6 9 7 6 1 9 5 "   D a t a T y p e = " D e c i m a l " > P r e p m t I n v B u f A m t < / P r e p m t I n v B u f A m t >   
@@ -8961,7 +8643,7 @@
  
              < P r e p m t I n v B u f G L A c c N o   E l e m e n t T y p e = " C o l u m n "   E l e m e n t I d = " 8 7 1 9 7 7 4 0 0 "   D a t a T y p e = " C o d e " > P r e p m t I n v B u f G L A c c N o < / P r e p m t I n v B u f G L A c c N o >   
-             < P r e p m t I n v B u f G L A c c N o C a p t i o n   E l e m e n t T y p e = " C o l u m n "   E l e m e n t I d = " 6 6 7 6 9 7 1 8 "   D a t a T y p e = " L a b e l " > P r e p m t I n v B u f G L A c c N o C a p t i o n < / P r e p m t I n v B u f G L A c c N o C a p t i o n > +             < P r e p m t I n v B u f G L A c c N o C a p t i o n   E l e m e n t T y p e = " C o l u m n "   E l e m e n t I d = " 6 6 7 6 9 7 1 8 "   D a t a T y p e = " T e x t C o n s t " > P r e p m t I n v B u f G L A c c N o C a p t i o n < / P r e p m t I n v B u f G L A c c N o C a p t i o n >   
              < P r e p m t L i n e A m o u n t   E l e m e n t T y p e = " C o l u m n "   E l e m e n t I d = " 1 3 0 2 3 0 2 1 5 "   D a t a T y p e = " D e c i m a l " > P r e p m t L i n e A m o u n t < / P r e p m t L i n e A m o u n t >   
@@ -8991,17 +8673,17 @@
  
              < P r e p m t V A T A m t L i n e V A T I d   E l e m e n t T y p e = " C o l u m n "   E l e m e n t I d = " 9 8 2 2 2 4 8 0 0 "   D a t a T y p e = " C o d e " > P r e p m t V A T A m t L i n e V A T I d < / P r e p m t V A T A m t L i n e V A T I d >   
-             < P r e p y m t V A T A m t S p e c C a p t i o n   E l e m e n t T y p e = " C o l u m n "   E l e m e n t I d = " 2 0 0 9 6 4 9 1 3 8 "   D a t a T y p e = " L a b e l " > P r e p y m t V A T A m t S p e c C a p t i o n < / P r e p y m t V A T A m t S p e c C a p t i o n > +             < P r e p y m t V A T A m t S p e c C a p t i o n   E l e m e n t T y p e = " C o l u m n "   E l e m e n t I d = " 2 0 0 9 6 4 9 1 3 8 "   D a t a T y p e = " T e x t C o n s t " > P r e p y m t V A T A m t S p e c C a p t i o n < / P r e p y m t V A T A m t S p e c C a p t i o n >   
          < / P r e p m t V A T C o u n t e r >   
          < L e t t e r T e x t   E l e m e n t T y p e = " D a t a I t e m "   E l e m e n t I d = " 1 5 1 0 3 5 3 8 3 4 " >   
-             < B o d y T e x t   E l e m e n t T y p e = " C o l u m n "   E l e m e n t I d = " 1 4 9 7 5 9 8 0 8 "   D a t a T y p e = " L a b e l " > B o d y T e x t < / B o d y T e x t > - 
-             < C l o s i n g T e x t   E l e m e n t T y p e = " C o l u m n "   E l e m e n t I d = " 5 1 2 1 3 5 9 0 9 "   D a t a T y p e = " L a b e l " > C l o s i n g T e x t < / C l o s i n g T e x t > - 
-             < G r e e t i n g T e x t   E l e m e n t T y p e = " C o l u m n "   E l e m e n t I d = " 1 1 7 5 2 7 9 2 8 9 "   D a t a T y p e = " L a b e l " > G r e e t i n g T e x t < / G r e e t i n g T e x t > +             < B o d y T e x t   E l e m e n t T y p e = " C o l u m n "   E l e m e n t I d = " 1 4 9 7 5 9 8 0 8 "   D a t a T y p e = " T e x t C o n s t " > B o d y T e x t < / B o d y T e x t > + 
+             < C l o s i n g T e x t   E l e m e n t T y p e = " C o l u m n "   E l e m e n t I d = " 5 1 2 1 3 5 9 0 9 "   D a t a T y p e = " T e x t C o n s t " > C l o s i n g T e x t < / C l o s i n g T e x t > + 
+             < G r e e t i n g T e x t   E l e m e n t T y p e = " C o l u m n "   E l e m e n t I d = " 1 1 7 5 2 7 9 2 8 9 "   D a t a T y p e = " T e x t C o n s t " > G r e e t i n g T e x t < / G r e e t i n g T e x t >   
          < / L e t t e r T e x t >   
@@ -9030,8 +8712,6 @@
  
              < R e p o r t N a m e > R e p o r t   N a m e < / R e p o r t N a m e >   
-             < R e p o r t C a p t i o n > R e p o r t   C a p t i o n < / R e p o r t C a p t i o n > - 
              < A b o u t T h i s R e p o r t T i t l e > A b o u t   T h i s   R e p o r t   T i t l e < / A b o u t T h i s R e p o r t T i t l e >   
              < A b o u t T h i s R e p o r t T e x t > A b o u t   T h i s   R e p o r t   T e x t < / A b o u t T h i s R e p o r t T e x t > @@ -9086,21 +8766,21 @@
  
              < C o m p a n y A d d r e s s L i n e s >   
-                 < C o m p a n y A d d r e s s L i n e 1 > C o m p a n y   A d d r e s s   L i n e   1 < / C o m p a n y A d d r e s s L i n e 1 > - 
-                 < C o m p a n y A d d r e s s L i n e 2 > C o m p a n y   A d d r e s s   L i n e   2 < / C o m p a n y A d d r e s s L i n e 2 > - 
-                 < C o m p a n y A d d r e s s L i n e 3 > C o m p a n y   A d d r e s s   L i n e   3 < / C o m p a n y A d d r e s s L i n e 3 > - 
-                 < C o m p a n y A d d r e s s L i n e 4 > C o m p a n y   A d d r e s s   L i n e   4 < / C o m p a n y A d d r e s s L i n e 4 > - 
-                 < C o m p a n y A d d r e s s L i n e 5 > C o m p a n y   A d d r e s s   L i n e   5 < / C o m p a n y A d d r e s s L i n e 5 > - 
-                 < C o m p a n y A d d r e s s L i n e 6 > C o m p a n y   A d d r e s s   L i n e   6 < / C o m p a n y A d d r e s s L i n e 6 > - 
-                 < C o m p a n y A d d r e s s L i n e 7 > C o m p a n y   A d d r e s s   L i n e   7 < / C o m p a n y A d d r e s s L i n e 7 > - 
-                 < C o m p a n y A d d r e s s L i n e 8 > C o m p a n y   A d d r e s s   L i n e   8 < / C o m p a n y A d d r e s s L i n e 8 > +                 < C o m p a n y A d d r e s s L i n e > C o m p a n y   A d d r e s s   L i n e   1 < / C o m p a n y A d d r e s s L i n e > + 
+                 < C o m p a n y A d d r e s s L i n e > C o m p a n y   A d d r e s s   L i n e   2 < / C o m p a n y A d d r e s s L i n e > + 
+                 < C o m p a n y A d d r e s s L i n e > C o m p a n y   A d d r e s s   L i n e   3 < / C o m p a n y A d d r e s s L i n e > + 
+                 < C o m p a n y A d d r e s s L i n e > C o m p a n y   A d d r e s s   L i n e   4 < / C o m p a n y A d d r e s s L i n e > + 
+                 < C o m p a n y A d d r e s s L i n e > C o m p a n y   A d d r e s s   L i n e   5 < / C o m p a n y A d d r e s s L i n e > + 
+                 < C o m p a n y A d d r e s s L i n e > C o m p a n y   A d d r e s s   L i n e   6 < / C o m p a n y A d d r e s s L i n e > + 
+                 < C o m p a n y A d d r e s s L i n e > C o m p a n y   A d d r e s s   L i n e   7 < / C o m p a n y A d d r e s s L i n e > + 
+                 < C o m p a n y A d d r e s s L i n e > C o m p a n y   A d d r e s s   L i n e   8 < / C o m p a n y A d d r e s s L i n e >   
              < / C o m p a n y A d d r e s s L i n e s >   
@@ -9302,10 +8982,10 @@
  
          < I t e m Q u a n t i t y _ L b l > I t e m Q u a n t i t y _ L b l < / I t e m Q u a n t i t y _ L b l >   
+         < I t e m U n i t _ L b l > I t e m U n i t _ L b l < / I t e m U n i t _ L b l > + 
          < I t e m U n i t P r i c e _ L b l > I t e m U n i t P r i c e _ L b l < / I t e m U n i t P r i c e _ L b l >   
-         < I t e m U n i t _ L b l > I t e m U n i t _ L b l < / I t e m U n i t _ L b l > - 
          < N o _ P u r c h H e a d e r > N o _ P u r c h H e a d e r < / N o _ P u r c h H e a d e r >   
          < O r d e r D a t e _ L b l > O r d e r D a t e _ L b l < / O r d e r D a t e _ L b l > @@ -9344,12 +9024,12 @@
  
          < P r i c e s I n c l u d i n g V A T _ L b l > P r i c e s I n c l u d i n g V A T _ L b l < / P r i c e s I n c l u d i n g V A T _ L b l >   
+         < P r i c e s I n c l V A T _ P u r c h H e a d e r > P r i c e s I n c l V A T _ P u r c h H e a d e r < / P r i c e s I n c l V A T _ P u r c h H e a d e r > + 
+         < P r i c e s I n c l V A T _ P u r c h H e a d e r _ L b l > P r i c e s I n c l V A T _ P u r c h H e a d e r _ L b l < / P r i c e s I n c l V A T _ P u r c h H e a d e r _ L b l > + 
          < P r i c e s I n c l V A T t x t > P r i c e s I n c l V A T t x t < / P r i c e s I n c l V A T t x t >   
-         < P r i c e s I n c l V A T _ P u r c h H e a d e r > P r i c e s I n c l V A T _ P u r c h H e a d e r < / P r i c e s I n c l V A T _ P u r c h H e a d e r > - 
-         < P r i c e s I n c l V A T _ P u r c h H e a d e r _ L b l > P r i c e s I n c l V A T _ P u r c h H e a d e r _ L b l < / P r i c e s I n c l V A T _ P u r c h H e a d e r _ L b l > - 
          < P u r c h a s e r T e x t > P u r c h a s e r T e x t < / P u r c h a s e r T e x t >   
          < P u r c h L i n e I n v D i s c A m t _ L b l > P u r c h L i n e I n v D i s c A m t _ L b l < / P u r c h L i n e I n v D i s c A m t _ L b l > @@ -9412,10 +9092,10 @@
  
          < V A T A m t L i n e L i n e A m t _ L b l > V A T A m t L i n e L i n e A m t _ L b l < / V A T A m t L i n e L i n e A m t _ L b l >   
+         < V A T A m t L i n e V A T _ L b l > V A T A m t L i n e V A T _ L b l < / V A T A m t L i n e V A T _ L b l > + 
          < V A T A m t L i n e V A T A m t _ L b l > V A T A m t L i n e V A T A m t _ L b l < / V A T A m t L i n e V A T A m t _ L b l >   
-         < V A T A m t L i n e V A T _ L b l > V A T A m t L i n e V A T _ L b l < / V A T A m t L i n e V A T _ L b l > - 
          < V A T A m t S p e c _ L b l > V A T A m t S p e c _ L b l < / V A T A m t S p e c _ L b l >   
          < V A T B a s e D i s c _ P u r c h H e a d e r > V A T B a s e D i s c _ P u r c h H e a d e r < / V A T B a s e D i s c _ P u r c h H e a d e r > @@ -9458,10 +9138,10 @@
  
          < P u r c h a s e _ L i n e >   
+             < A l l o w I n v D i s c _ P u r c h L i n e > A l l o w I n v D i s c _ P u r c h L i n e < / A l l o w I n v D i s c _ P u r c h L i n e > + 
              < A l l o w I n v D i s c t x t > A l l o w I n v D i s c t x t < / A l l o w I n v D i s c t x t >   
-             < A l l o w I n v D i s c _ P u r c h L i n e > A l l o w I n v D i s c _ P u r c h L i n e < / A l l o w I n v D i s c _ P u r c h L i n e > - 
              < A m o u n t I n c l u d i n g V A T > A m o u n t I n c l u d i n g V A T < / A m o u n t I n c l u d i n g V A T >   
              < D e s c _ P u r c h L i n e > D e s c _ P u r c h L i n e < / D e s c _ P u r c h L i n e > @@ -9510,9 +9190,9 @@
  
              < P r o m i s e d R e c e i p t D a t e L b l > P r o m i s e d R e c e i p t D a t e L b l < / P r o m i s e d R e c e i p t D a t e L b l >   
+             < P u r c h L i n e _ V A T P c t > P u r c h L i n e _ V A T P c t < / P u r c h L i n e _ V A T P c t > + 
              < P u r c h L i n e L i n e D i s c _ L b l > P u r c h L i n e L i n e D i s c _ L b l < / P u r c h L i n e L i n e D i s c _ L b l > - 
-             < P u r c h L i n e _ V A T P c t > P u r c h L i n e _ V A T P c t < / P u r c h L i n e _ V A T P c t >   
              < Q t y _ P u r c h L i n e > Q t y _ P u r c h L i n e < / Q t y _ P u r c h L i n e >   

--- a/src/Layers/W1/BaseApp/Purchases/Document/StandardPurchaseOrderBody.docx
+++ b/src/Layers/W1/BaseApp/Purchases/Document/StandardPurchaseOrderBody.docx
@@ -29,7 +29,7 @@
             <w:placeholder>
               <w:docPart w:val="1DA4C8743D694A2698D13558EF5E16E0"/>
             </w:placeholder>
-            <w:dataBinding w:prefixMappings="&lt;xmlns:ns0='urn:microsoft-dynamics-nav/reports/Standard_Purchase_Order/1322/' " w:xpath="/ns0:NavWordReportXmlPart[1]/ns0:Purchase_Header[1]/ns0:BuyFromAddr1[1]" w:storeItemID="{7C9D7B99-3F0A-4DC8-9D28-B3E523DBEA5C}"/>
+            <w:dataBinding w:prefixMappings="xmlns:ns0='urn:microsoft-dynamics-nav/reports/Standard_Purchase_Order/1322/'" w:xpath="/ns0:NavWordReportXmlPart[1]/ns0:Purchase_Header[1]/ns0:BuyFromAddr1[1]" w:storeItemID="{7C9D7B99-3F0A-4DC8-9D28-B3E523DBEA5C}"/>
             <w:text/>
           </w:sdtPr>
           <w:sdtContent>
@@ -57,7 +57,7 @@
             <w:placeholder>
               <w:docPart w:val="33283D8748474968937D0F6FD002E16A"/>
             </w:placeholder>
-            <w:dataBinding w:prefixMappings="&lt;xmlns:ns0='urn:microsoft-dynamics-nav/reports/Standard_Purchase_Order/1322/' " w:xpath="/ns0:NavWordReportXmlPart[1]/ns0:Purchase_Header[1]/ns0:ShiptoAddress_Lbl[1]" w:storeItemID="{7C9D7B99-3F0A-4DC8-9D28-B3E523DBEA5C}"/>
+            <w:dataBinding w:prefixMappings="xmlns:ns0='urn:microsoft-dynamics-nav/reports/Standard_Purchase_Order/1322/'" w:xpath="/ns0:NavWordReportXmlPart[1]/ns0:Purchase_Header[1]/ns0:ShiptoAddress_Lbl[1]" w:storeItemID="{7C9D7B99-3F0A-4DC8-9D28-B3E523DBEA5C}"/>
             <w:text/>
           </w:sdtPr>
           <w:sdtContent>
@@ -87,7 +87,7 @@
             <w:placeholder>
               <w:docPart w:val="8309F8F354594F6C941F13F22FA36BA8"/>
             </w:placeholder>
-            <w:dataBinding w:prefixMappings="&lt;xmlns:ns0='urn:microsoft-dynamics-nav/reports/Standard_Purchase_Order/1322/' " w:xpath="/ns0:NavWordReportXmlPart[1]/ns0:Purchase_Header[1]/ns0:CompanyAddress1[1]" w:storeItemID="{7C9D7B99-3F0A-4DC8-9D28-B3E523DBEA5C}"/>
+            <w:dataBinding w:prefixMappings="xmlns:ns0='urn:microsoft-dynamics-nav/reports/Standard_Purchase_Order/1322/'" w:xpath="/ns0:NavWordReportXmlPart[1]/ns0:Purchase_Header[1]/ns0:CompanyAddress1[1]" w:storeItemID="{7C9D7B99-3F0A-4DC8-9D28-B3E523DBEA5C}"/>
             <w:text/>
           </w:sdtPr>
           <w:sdtContent>
@@ -121,7 +121,7 @@
             <w:placeholder>
               <w:docPart w:val="BA1E709591314C638DC9A3CB245FE71E"/>
             </w:placeholder>
-            <w:dataBinding w:prefixMappings="&lt;xmlns:ns0='urn:microsoft-dynamics-nav/reports/Standard_Purchase_Order/1322/' " w:xpath="/ns0:NavWordReportXmlPart[1]/ns0:Purchase_Header[1]/ns0:BuyFromAddr2[1]" w:storeItemID="{7C9D7B99-3F0A-4DC8-9D28-B3E523DBEA5C}"/>
+            <w:dataBinding w:prefixMappings="xmlns:ns0='urn:microsoft-dynamics-nav/reports/Standard_Purchase_Order/1322/'" w:xpath="/ns0:NavWordReportXmlPart[1]/ns0:Purchase_Header[1]/ns0:BuyFromAddr2[1]" w:storeItemID="{7C9D7B99-3F0A-4DC8-9D28-B3E523DBEA5C}"/>
             <w:text/>
           </w:sdtPr>
           <w:sdtContent>
@@ -148,7 +148,7 @@
             <w:placeholder>
               <w:docPart w:val="952FAAE2338344FDB9F40FBD76FB520C"/>
             </w:placeholder>
-            <w:dataBinding w:prefixMappings="&lt;xmlns:ns0='urn:microsoft-dynamics-nav/reports/Standard_Purchase_Order/1322/' " w:xpath="/ns0:NavWordReportXmlPart[1]/ns0:Purchase_Header[1]/ns0:ShipToAddr1[1]" w:storeItemID="{7C9D7B99-3F0A-4DC8-9D28-B3E523DBEA5C}"/>
+            <w:dataBinding w:prefixMappings="xmlns:ns0='urn:microsoft-dynamics-nav/reports/Standard_Purchase_Order/1322/'" w:xpath="/ns0:NavWordReportXmlPart[1]/ns0:Purchase_Header[1]/ns0:ShipToAddr1[1]" w:storeItemID="{7C9D7B99-3F0A-4DC8-9D28-B3E523DBEA5C}"/>
             <w:text/>
           </w:sdtPr>
           <w:sdtContent>
@@ -175,7 +175,7 @@
             <w:placeholder>
               <w:docPart w:val="BDEACAE9C598479A93F2D31D5932A2EE"/>
             </w:placeholder>
-            <w:dataBinding w:prefixMappings="&lt;xmlns:ns0='urn:microsoft-dynamics-nav/reports/Standard_Purchase_Order/1322/' " w:xpath="/ns0:NavWordReportXmlPart[1]/ns0:Purchase_Header[1]/ns0:CompanyAddress2[1]" w:storeItemID="{7C9D7B99-3F0A-4DC8-9D28-B3E523DBEA5C}"/>
+            <w:dataBinding w:prefixMappings="xmlns:ns0='urn:microsoft-dynamics-nav/reports/Standard_Purchase_Order/1322/'" w:xpath="/ns0:NavWordReportXmlPart[1]/ns0:Purchase_Header[1]/ns0:CompanyAddress2[1]" w:storeItemID="{7C9D7B99-3F0A-4DC8-9D28-B3E523DBEA5C}"/>
             <w:text/>
           </w:sdtPr>
           <w:sdtContent>
@@ -208,7 +208,7 @@
             <w:placeholder>
               <w:docPart w:val="DB9EA8F20F74477DB2B91F3B736B22CF"/>
             </w:placeholder>
-            <w:dataBinding w:prefixMappings="&lt;xmlns:ns0='urn:microsoft-dynamics-nav/reports/Standard_Purchase_Order/1322/' " w:xpath="/ns0:NavWordReportXmlPart[1]/ns0:Purchase_Header[1]/ns0:BuyFromAddr3[1]" w:storeItemID="{7C9D7B99-3F0A-4DC8-9D28-B3E523DBEA5C}"/>
+            <w:dataBinding w:prefixMappings="xmlns:ns0='urn:microsoft-dynamics-nav/reports/Standard_Purchase_Order/1322/'" w:xpath="/ns0:NavWordReportXmlPart[1]/ns0:Purchase_Header[1]/ns0:BuyFromAddr3[1]" w:storeItemID="{7C9D7B99-3F0A-4DC8-9D28-B3E523DBEA5C}"/>
             <w:text/>
           </w:sdtPr>
           <w:sdtContent>
@@ -235,7 +235,7 @@
             <w:placeholder>
               <w:docPart w:val="8F033E1B442D438A9770AFF1588F250D"/>
             </w:placeholder>
-            <w:dataBinding w:prefixMappings="&lt;xmlns:ns0='urn:microsoft-dynamics-nav/reports/Standard_Purchase_Order/1322/' " w:xpath="/ns0:NavWordReportXmlPart[1]/ns0:Purchase_Header[1]/ns0:ShipToAddr2[1]" w:storeItemID="{7C9D7B99-3F0A-4DC8-9D28-B3E523DBEA5C}"/>
+            <w:dataBinding w:prefixMappings="xmlns:ns0='urn:microsoft-dynamics-nav/reports/Standard_Purchase_Order/1322/'" w:xpath="/ns0:NavWordReportXmlPart[1]/ns0:Purchase_Header[1]/ns0:ShipToAddr2[1]" w:storeItemID="{7C9D7B99-3F0A-4DC8-9D28-B3E523DBEA5C}"/>
             <w:text/>
           </w:sdtPr>
           <w:sdtContent>
@@ -262,7 +262,7 @@
             <w:placeholder>
               <w:docPart w:val="B60DB7D3066C42239B7622A5110F83EA"/>
             </w:placeholder>
-            <w:dataBinding w:prefixMappings="&lt;xmlns:ns0='urn:microsoft-dynamics-nav/reports/Standard_Purchase_Order/1322/' " w:xpath="/ns0:NavWordReportXmlPart[1]/ns0:Purchase_Header[1]/ns0:CompanyAddress3[1]" w:storeItemID="{7C9D7B99-3F0A-4DC8-9D28-B3E523DBEA5C}"/>
+            <w:dataBinding w:prefixMappings="xmlns:ns0='urn:microsoft-dynamics-nav/reports/Standard_Purchase_Order/1322/'" w:xpath="/ns0:NavWordReportXmlPart[1]/ns0:Purchase_Header[1]/ns0:CompanyAddress3[1]" w:storeItemID="{7C9D7B99-3F0A-4DC8-9D28-B3E523DBEA5C}"/>
             <w:text/>
           </w:sdtPr>
           <w:sdtContent>
@@ -295,7 +295,7 @@
             <w:placeholder>
               <w:docPart w:val="F0A29D26154A452C9EAF4D553846C654"/>
             </w:placeholder>
-            <w:dataBinding w:prefixMappings="&lt;xmlns:ns0='urn:microsoft-dynamics-nav/reports/Standard_Purchase_Order/1322/' " w:xpath="/ns0:NavWordReportXmlPart[1]/ns0:Purchase_Header[1]/ns0:BuyFromAddr4[1]" w:storeItemID="{7C9D7B99-3F0A-4DC8-9D28-B3E523DBEA5C}"/>
+            <w:dataBinding w:prefixMappings="xmlns:ns0='urn:microsoft-dynamics-nav/reports/Standard_Purchase_Order/1322/'" w:xpath="/ns0:NavWordReportXmlPart[1]/ns0:Purchase_Header[1]/ns0:BuyFromAddr4[1]" w:storeItemID="{7C9D7B99-3F0A-4DC8-9D28-B3E523DBEA5C}"/>
             <w:text/>
           </w:sdtPr>
           <w:sdtContent>
@@ -322,7 +322,7 @@
             <w:placeholder>
               <w:docPart w:val="4DB515404FAF4A9489692DBB591C2476"/>
             </w:placeholder>
-            <w:dataBinding w:prefixMappings="&lt;xmlns:ns0='urn:microsoft-dynamics-nav/reports/Standard_Purchase_Order/1322/' " w:xpath="/ns0:NavWordReportXmlPart[1]/ns0:Purchase_Header[1]/ns0:ShipToAddr3[1]" w:storeItemID="{7C9D7B99-3F0A-4DC8-9D28-B3E523DBEA5C}"/>
+            <w:dataBinding w:prefixMappings="xmlns:ns0='urn:microsoft-dynamics-nav/reports/Standard_Purchase_Order/1322/'" w:xpath="/ns0:NavWordReportXmlPart[1]/ns0:Purchase_Header[1]/ns0:ShipToAddr3[1]" w:storeItemID="{7C9D7B99-3F0A-4DC8-9D28-B3E523DBEA5C}"/>
             <w:text/>
           </w:sdtPr>
           <w:sdtContent>
@@ -349,7 +349,7 @@
             <w:placeholder>
               <w:docPart w:val="22F0DC2587924F6C86DF2AC4DCF8864F"/>
             </w:placeholder>
-            <w:dataBinding w:prefixMappings="&lt;xmlns:ns0='urn:microsoft-dynamics-nav/reports/Standard_Purchase_Order/1322/' " w:xpath="/ns0:NavWordReportXmlPart[1]/ns0:Purchase_Header[1]/ns0:CompanyAddress4[1]" w:storeItemID="{7C9D7B99-3F0A-4DC8-9D28-B3E523DBEA5C}"/>
+            <w:dataBinding w:prefixMappings="xmlns:ns0='urn:microsoft-dynamics-nav/reports/Standard_Purchase_Order/1322/'" w:xpath="/ns0:NavWordReportXmlPart[1]/ns0:Purchase_Header[1]/ns0:CompanyAddress4[1]" w:storeItemID="{7C9D7B99-3F0A-4DC8-9D28-B3E523DBEA5C}"/>
             <w:text/>
           </w:sdtPr>
           <w:sdtContent>
@@ -382,7 +382,7 @@
             <w:placeholder>
               <w:docPart w:val="17CD9541826947FDB1CE3DEE3B266F47"/>
             </w:placeholder>
-            <w:dataBinding w:prefixMappings="&lt;xmlns:ns0='urn:microsoft-dynamics-nav/reports/Standard_Purchase_Order/1322/' " w:xpath="/ns0:NavWordReportXmlPart[1]/ns0:Purchase_Header[1]/ns0:BuyFromAddr5[1]" w:storeItemID="{7C9D7B99-3F0A-4DC8-9D28-B3E523DBEA5C}"/>
+            <w:dataBinding w:prefixMappings="xmlns:ns0='urn:microsoft-dynamics-nav/reports/Standard_Purchase_Order/1322/'" w:xpath="/ns0:NavWordReportXmlPart[1]/ns0:Purchase_Header[1]/ns0:BuyFromAddr5[1]" w:storeItemID="{7C9D7B99-3F0A-4DC8-9D28-B3E523DBEA5C}"/>
             <w:text/>
           </w:sdtPr>
           <w:sdtContent>
@@ -409,7 +409,7 @@
             <w:placeholder>
               <w:docPart w:val="2B87E5A0061F42049E61AEDF3029EE08"/>
             </w:placeholder>
-            <w:dataBinding w:prefixMappings="&lt;xmlns:ns0='urn:microsoft-dynamics-nav/reports/Standard_Purchase_Order/1322/' " w:xpath="/ns0:NavWordReportXmlPart[1]/ns0:Purchase_Header[1]/ns0:ShipToAddr4[1]" w:storeItemID="{7C9D7B99-3F0A-4DC8-9D28-B3E523DBEA5C}"/>
+            <w:dataBinding w:prefixMappings="xmlns:ns0='urn:microsoft-dynamics-nav/reports/Standard_Purchase_Order/1322/'" w:xpath="/ns0:NavWordReportXmlPart[1]/ns0:Purchase_Header[1]/ns0:ShipToAddr4[1]" w:storeItemID="{7C9D7B99-3F0A-4DC8-9D28-B3E523DBEA5C}"/>
             <w:text/>
           </w:sdtPr>
           <w:sdtContent>
@@ -436,7 +436,7 @@
             <w:placeholder>
               <w:docPart w:val="7C49AB25F0734E9DB39FF46368139CEA"/>
             </w:placeholder>
-            <w:dataBinding w:prefixMappings="&lt;xmlns:ns0='urn:microsoft-dynamics-nav/reports/Standard_Purchase_Order/1322/' " w:xpath="/ns0:NavWordReportXmlPart[1]/ns0:Purchase_Header[1]/ns0:CompanyAddress5[1]" w:storeItemID="{7C9D7B99-3F0A-4DC8-9D28-B3E523DBEA5C}"/>
+            <w:dataBinding w:prefixMappings="xmlns:ns0='urn:microsoft-dynamics-nav/reports/Standard_Purchase_Order/1322/'" w:xpath="/ns0:NavWordReportXmlPart[1]/ns0:Purchase_Header[1]/ns0:CompanyAddress5[1]" w:storeItemID="{7C9D7B99-3F0A-4DC8-9D28-B3E523DBEA5C}"/>
             <w:text/>
           </w:sdtPr>
           <w:sdtContent>
@@ -469,7 +469,7 @@
             <w:placeholder>
               <w:docPart w:val="DefaultPlaceholder_-1854013440"/>
             </w:placeholder>
-            <w:dataBinding w:prefixMappings="&lt;xmlns:ns0='urn:microsoft-dynamics-nav/reports/Standard_Purchase_Order/1322/' " w:xpath="/ns0:NavWordReportXmlPart[1]/ns0:Purchase_Header[1]/ns0:BuyFromAddr6[1]" w:storeItemID="{00000000-0000-0000-0000-000000000000}"/>
+            <w:dataBinding w:prefixMappings="xmlns:ns0='urn:microsoft-dynamics-nav/reports/Standard_Purchase_Order/1322/'" w:xpath="/ns0:NavWordReportXmlPart[1]/ns0:Purchase_Header[1]/ns0:BuyFromAddr6[1]" w:storeItemID="{00000000-0000-0000-0000-000000000000}"/>
             <w15:color w:val="808080"/>
             <w:text/>
           </w:sdtPr>
@@ -497,7 +497,7 @@
             <w:placeholder>
               <w:docPart w:val="8E2BF400C6CE4725B3255210A9200D5C"/>
             </w:placeholder>
-            <w:dataBinding w:prefixMappings="&lt;xmlns:ns0='urn:microsoft-dynamics-nav/reports/Standard_Purchase_Order/1322/' " w:xpath="/ns0:NavWordReportXmlPart[1]/ns0:Purchase_Header[1]/ns0:ShipToAddr5[1]" w:storeItemID="{7C9D7B99-3F0A-4DC8-9D28-B3E523DBEA5C}"/>
+            <w:dataBinding w:prefixMappings="xmlns:ns0='urn:microsoft-dynamics-nav/reports/Standard_Purchase_Order/1322/'" w:xpath="/ns0:NavWordReportXmlPart[1]/ns0:Purchase_Header[1]/ns0:ShipToAddr5[1]" w:storeItemID="{7C9D7B99-3F0A-4DC8-9D28-B3E523DBEA5C}"/>
             <w:text/>
           </w:sdtPr>
           <w:sdtContent>
@@ -524,7 +524,7 @@
             <w:placeholder>
               <w:docPart w:val="DefaultPlaceholder_-1854013440"/>
             </w:placeholder>
-            <w:dataBinding w:prefixMappings="&lt;xmlns:ns0='urn:microsoft-dynamics-nav/reports/Standard_Purchase_Order/1322/' " w:xpath="/ns0:NavWordReportXmlPart[1]/ns0:Purchase_Header[1]/ns0:CompanyAddress6[1]" w:storeItemID="{00000000-0000-0000-0000-000000000000}"/>
+            <w:dataBinding w:prefixMappings="xmlns:ns0='urn:microsoft-dynamics-nav/reports/Standard_Purchase_Order/1322/'" w:xpath="/ns0:NavWordReportXmlPart[1]/ns0:Purchase_Header[1]/ns0:CompanyAddress6[1]" w:storeItemID="{00000000-0000-0000-0000-000000000000}"/>
             <w15:color w:val="808080"/>
             <w:text/>
           </w:sdtPr>
@@ -578,7 +578,7 @@
             </w:placeholder>
             <w15:color w:val="808080"/>
             <w:text/>
-            <w:dataBinding w:prefixMappings="&lt;xmlns:ns0='urn:microsoft-dynamics-nav/reports/Standard_Purchase_Order/1322/' " w:xpath="/ns0:NavWordReportXmlPart[1]/ns0:Purchase_Header[1]/ns0:OrderNo_Lbl[1]"/>
+            <w:dataBinding w:prefixMappings="xmlns:ns0='urn:microsoft-dynamics-nav/reports/Standard_Purchase_Order/1322/'" w:xpath="/ns0:NavWordReportXmlPart[1]/ns0:Purchase_Header[1]/ns0:OrderNo_Lbl[1]"/>
           </w:sdtPr>
           <w:sdtContent>
             <w:tc>
@@ -609,7 +609,7 @@
             </w:placeholder>
             <w15:color w:val="808080"/>
             <w:text/>
-            <w:dataBinding w:prefixMappings="&lt;xmlns:ns0='urn:microsoft-dynamics-nav/reports/Standard_Purchase_Order/1322/' " w:xpath="/ns0:NavWordReportXmlPart[1]/ns0:Purchase_Header[1]/ns0:DocumentDate_Lbl[1]"/>
+            <w:dataBinding w:prefixMappings="xmlns:ns0='urn:microsoft-dynamics-nav/reports/Standard_Purchase_Order/1322/'" w:xpath="/ns0:NavWordReportXmlPart[1]/ns0:Purchase_Header[1]/ns0:DocumentDate_Lbl[1]"/>
           </w:sdtPr>
           <w:sdtContent>
             <w:tc>
@@ -638,7 +638,7 @@
             <w:placeholder>
               <w:docPart w:val="53D0F0B4C7254DC3B5A6357B73DC59E7"/>
             </w:placeholder>
-            <w:dataBinding w:prefixMappings="&lt;xmlns:ns0='urn:microsoft-dynamics-nav/reports/Standard_Purchase_Order/1322/' " w:xpath="/ns0:NavWordReportXmlPart[1]/ns0:Purchase_Header[1]/ns0:PaymentTermsDesc_Lbl[1]" w:storeItemID="{7C9D7B99-3F0A-4DC8-9D28-B3E523DBEA5C}"/>
+            <w:dataBinding w:prefixMappings="xmlns:ns0='urn:microsoft-dynamics-nav/reports/Standard_Purchase_Order/1322/'" w:xpath="/ns0:NavWordReportXmlPart[1]/ns0:Purchase_Header[1]/ns0:PaymentTermsDesc_Lbl[1]" w:storeItemID="{7C9D7B99-3F0A-4DC8-9D28-B3E523DBEA5C}"/>
             <w:text/>
           </w:sdtPr>
           <w:sdtContent>
@@ -668,7 +668,7 @@
             <w:placeholder>
               <w:docPart w:val="ACE0965155F64D508D13DCAB2049B774"/>
             </w:placeholder>
-            <w:dataBinding w:prefixMappings="&lt;xmlns:ns0='urn:microsoft-dynamics-nav/reports/Standard_Purchase_Order/1322/' " w:xpath="/ns0:NavWordReportXmlPart[1]/ns0:Purchase_Header[1]/ns0:Buyer_Lbl[1]" w:storeItemID="{7C9D7B99-3F0A-4DC8-9D28-B3E523DBEA5C}"/>
+            <w:dataBinding w:prefixMappings="xmlns:ns0='urn:microsoft-dynamics-nav/reports/Standard_Purchase_Order/1322/'" w:xpath="/ns0:NavWordReportXmlPart[1]/ns0:Purchase_Header[1]/ns0:Buyer_Lbl[1]" w:storeItemID="{7C9D7B99-3F0A-4DC8-9D28-B3E523DBEA5C}"/>
             <w:text/>
           </w:sdtPr>
           <w:sdtContent>
@@ -706,7 +706,7 @@
             </w:placeholder>
             <w15:color w:val="808080"/>
             <w:text/>
-            <w:dataBinding w:prefixMappings="&lt;xmlns:ns0='urn:microsoft-dynamics-nav/reports/Standard_Purchase_Order/1322/' " w:xpath="/ns0:NavWordReportXmlPart[1]/ns0:Purchase_Header[1]/ns0:No_PurchHeader[1]"/>
+            <w:dataBinding w:prefixMappings="xmlns:ns0='urn:microsoft-dynamics-nav/reports/Standard_Purchase_Order/1322/'" w:xpath="/ns0:NavWordReportXmlPart[1]/ns0:Purchase_Header[1]/ns0:No_PurchHeader[1]"/>
           </w:sdtPr>
           <w:sdtContent>
             <w:tc>
@@ -736,7 +736,7 @@
             </w:placeholder>
             <w15:color w:val="808080"/>
             <w:text/>
-            <w:dataBinding w:prefixMappings="&lt;xmlns:ns0='urn:microsoft-dynamics-nav/reports/Standard_Purchase_Order/1322/' " w:xpath="/ns0:NavWordReportXmlPart[1]/ns0:Purchase_Header[1]/ns0:DocumentDate[1]"/>
+            <w:dataBinding w:prefixMappings="xmlns:ns0='urn:microsoft-dynamics-nav/reports/Standard_Purchase_Order/1322/'" w:xpath="/ns0:NavWordReportXmlPart[1]/ns0:Purchase_Header[1]/ns0:DocumentDate[1]"/>
           </w:sdtPr>
           <w:sdtContent>
             <w:tc>
@@ -764,7 +764,7 @@
             <w:placeholder>
               <w:docPart w:val="269549E6A6F5440A97B9790488D567AB"/>
             </w:placeholder>
-            <w:dataBinding w:prefixMappings="&lt;xmlns:ns0='urn:microsoft-dynamics-nav/reports/Standard_Purchase_Order/1322/' " w:xpath="/ns0:NavWordReportXmlPart[1]/ns0:Purchase_Header[1]/ns0:PaymentTermsDesc[1]" w:storeItemID="{7C9D7B99-3F0A-4DC8-9D28-B3E523DBEA5C}"/>
+            <w:dataBinding w:prefixMappings="xmlns:ns0='urn:microsoft-dynamics-nav/reports/Standard_Purchase_Order/1322/'" w:xpath="/ns0:NavWordReportXmlPart[1]/ns0:Purchase_Header[1]/ns0:PaymentTermsDesc[1]" w:storeItemID="{7C9D7B99-3F0A-4DC8-9D28-B3E523DBEA5C}"/>
             <w:text/>
           </w:sdtPr>
           <w:sdtContent>
@@ -793,7 +793,7 @@
             <w:placeholder>
               <w:docPart w:val="FDD99557650A45808BC37C4BD6070345"/>
             </w:placeholder>
-            <w:dataBinding w:prefixMappings="&lt;xmlns:ns0='urn:microsoft-dynamics-nav/reports/Standard_Purchase_Order/1322/' " w:xpath="/ns0:NavWordReportXmlPart[1]/ns0:Purchase_Header[1]/ns0:SalesPurchPersonName[1]" w:storeItemID="{7C9D7B99-3F0A-4DC8-9D28-B3E523DBEA5C}"/>
+            <w:dataBinding w:prefixMappings="xmlns:ns0='urn:microsoft-dynamics-nav/reports/Standard_Purchase_Order/1322/'" w:xpath="/ns0:NavWordReportXmlPart[1]/ns0:Purchase_Header[1]/ns0:SalesPurchPersonName[1]" w:storeItemID="{7C9D7B99-3F0A-4DC8-9D28-B3E523DBEA5C}"/>
             <w:text/>
           </w:sdtPr>
           <w:sdtContent>
@@ -874,7 +874,7 @@
             <w:placeholder>
               <w:docPart w:val="2E29FB206CBE4EB7861D42A5B6DA06AC"/>
             </w:placeholder>
-            <w:dataBinding w:prefixMappings="&lt;xmlns:ns0='urn:microsoft-dynamics-nav/reports/Standard_Purchase_Order/1322/' " w:xpath="/ns0:NavWordReportXmlPart[1]/ns0:Purchase_Header[1]/ns0:Receiveby_Lbl[1]" w:storeItemID="{7C9D7B99-3F0A-4DC8-9D28-B3E523DBEA5C}"/>
+            <w:dataBinding w:prefixMappings="xmlns:ns0='urn:microsoft-dynamics-nav/reports/Standard_Purchase_Order/1322/'" w:xpath="/ns0:NavWordReportXmlPart[1]/ns0:Purchase_Header[1]/ns0:Receiveby_Lbl[1]" w:storeItemID="{7C9D7B99-3F0A-4DC8-9D28-B3E523DBEA5C}"/>
             <w:text/>
           </w:sdtPr>
           <w:sdtContent>
@@ -904,7 +904,7 @@
             <w:placeholder>
               <w:docPart w:val="35EAEE058945493991C87A5862E1D006"/>
             </w:placeholder>
-            <w:dataBinding w:prefixMappings="&lt;xmlns:ns0='urn:microsoft-dynamics-nav/reports/Standard_Purchase_Order/1322/' " w:xpath="/ns0:NavWordReportXmlPart[1]/ns0:Purchase_Header[1]/ns0:ShipmentMethodDesc_Lbl[1]" w:storeItemID="{7C9D7B99-3F0A-4DC8-9D28-B3E523DBEA5C}"/>
+            <w:dataBinding w:prefixMappings="xmlns:ns0='urn:microsoft-dynamics-nav/reports/Standard_Purchase_Order/1322/'" w:xpath="/ns0:NavWordReportXmlPart[1]/ns0:Purchase_Header[1]/ns0:ShipmentMethodDesc_Lbl[1]" w:storeItemID="{7C9D7B99-3F0A-4DC8-9D28-B3E523DBEA5C}"/>
             <w:text/>
           </w:sdtPr>
           <w:sdtContent>
@@ -934,7 +934,7 @@
             <w:placeholder>
               <w:docPart w:val="B99F4D7AF0C64D3AA502E76928ED51FD"/>
             </w:placeholder>
-            <w:dataBinding w:prefixMappings="&lt;xmlns:ns0='urn:microsoft-dynamics-nav/reports/Standard_Purchase_Order/1322/' " w:xpath="/ns0:NavWordReportXmlPart[1]/ns0:Purchase_Header[1]/ns0:PricesInclVAT_PurchHeader_Lbl[1]" w:storeItemID="{7C9D7B99-3F0A-4DC8-9D28-B3E523DBEA5C}"/>
+            <w:dataBinding w:prefixMappings="xmlns:ns0='urn:microsoft-dynamics-nav/reports/Standard_Purchase_Order/1322/'" w:xpath="/ns0:NavWordReportXmlPart[1]/ns0:Purchase_Header[1]/ns0:PricesInclVAT_PurchHeader_Lbl[1]" w:storeItemID="{7C9D7B99-3F0A-4DC8-9D28-B3E523DBEA5C}"/>
             <w:text/>
           </w:sdtPr>
           <w:sdtContent>
@@ -964,7 +964,7 @@
             <w:placeholder>
               <w:docPart w:val="D310CEB302DA4FC5B60B252C88C61116"/>
             </w:placeholder>
-            <w:dataBinding w:prefixMappings="&lt;xmlns:ns0='urn:microsoft-dynamics-nav/reports/Standard_Purchase_Order/1322/' " w:xpath="/ns0:NavWordReportXmlPart[1]/ns0:Purchase_Header[1]/ns0:VendorInvoiceNo_Lbl[1]" w:storeItemID="{7C9D7B99-3F0A-4DC8-9D28-B3E523DBEA5C}"/>
+            <w:dataBinding w:prefixMappings="xmlns:ns0='urn:microsoft-dynamics-nav/reports/Standard_Purchase_Order/1322/'" w:xpath="/ns0:NavWordReportXmlPart[1]/ns0:Purchase_Header[1]/ns0:VendorInvoiceNo_Lbl[1]" w:storeItemID="{7C9D7B99-3F0A-4DC8-9D28-B3E523DBEA5C}"/>
             <w:text/>
           </w:sdtPr>
           <w:sdtContent>
@@ -1000,7 +1000,7 @@
             <w:placeholder>
               <w:docPart w:val="83A0A98565034E28921325652B7D0258"/>
             </w:placeholder>
-            <w:dataBinding w:prefixMappings="&lt;xmlns:ns0='urn:microsoft-dynamics-nav/reports/Standard_Purchase_Order/1322/' " w:xpath="/ns0:NavWordReportXmlPart[1]/ns0:Purchase_Header[1]/ns0:ExptRecptDt_PurchaseHeader[1]" w:storeItemID="{7C9D7B99-3F0A-4DC8-9D28-B3E523DBEA5C}"/>
+            <w:dataBinding w:prefixMappings="xmlns:ns0='urn:microsoft-dynamics-nav/reports/Standard_Purchase_Order/1322/'" w:xpath="/ns0:NavWordReportXmlPart[1]/ns0:Purchase_Header[1]/ns0:ExptRecptDt_PurchaseHeader[1]" w:storeItemID="{7C9D7B99-3F0A-4DC8-9D28-B3E523DBEA5C}"/>
             <w:text/>
           </w:sdtPr>
           <w:sdtContent>
@@ -1029,7 +1029,7 @@
             <w:placeholder>
               <w:docPart w:val="42C49FA2D7524794A20290F52C0AAAE6"/>
             </w:placeholder>
-            <w:dataBinding w:prefixMappings="&lt;xmlns:ns0='urn:microsoft-dynamics-nav/reports/Standard_Purchase_Order/1322/' " w:xpath="/ns0:NavWordReportXmlPart[1]/ns0:Purchase_Header[1]/ns0:ShipmentMethodDesc[1]" w:storeItemID="{7C9D7B99-3F0A-4DC8-9D28-B3E523DBEA5C}"/>
+            <w:dataBinding w:prefixMappings="xmlns:ns0='urn:microsoft-dynamics-nav/reports/Standard_Purchase_Order/1322/'" w:xpath="/ns0:NavWordReportXmlPart[1]/ns0:Purchase_Header[1]/ns0:ShipmentMethodDesc[1]" w:storeItemID="{7C9D7B99-3F0A-4DC8-9D28-B3E523DBEA5C}"/>
             <w:text/>
           </w:sdtPr>
           <w:sdtContent>
@@ -1058,7 +1058,7 @@
             <w:placeholder>
               <w:docPart w:val="81B410675A8D4D0E9A1405A7B5AF78AE"/>
             </w:placeholder>
-            <w:dataBinding w:prefixMappings="&lt;xmlns:ns0='urn:microsoft-dynamics-nav/reports/Standard_Purchase_Order/1322/' " w:xpath="/ns0:NavWordReportXmlPart[1]/ns0:Purchase_Header[1]/ns0:PricesInclVAT_PurchHeader[1]" w:storeItemID="{7C9D7B99-3F0A-4DC8-9D28-B3E523DBEA5C}"/>
+            <w:dataBinding w:prefixMappings="xmlns:ns0='urn:microsoft-dynamics-nav/reports/Standard_Purchase_Order/1322/'" w:xpath="/ns0:NavWordReportXmlPart[1]/ns0:Purchase_Header[1]/ns0:PricesInclVAT_PurchHeader[1]" w:storeItemID="{7C9D7B99-3F0A-4DC8-9D28-B3E523DBEA5C}"/>
             <w:text/>
           </w:sdtPr>
           <w:sdtContent>
@@ -1087,7 +1087,7 @@
             <w:placeholder>
               <w:docPart w:val="B3DB454BC30640B5AD7C514816CCCEA4"/>
             </w:placeholder>
-            <w:dataBinding w:prefixMappings="&lt;xmlns:ns0='urn:microsoft-dynamics-nav/reports/Standard_Purchase_Order/1322/' " w:xpath="/ns0:NavWordReportXmlPart[1]/ns0:Purchase_Header[1]/ns0:VendorInvoiceNo[1]" w:storeItemID="{7C9D7B99-3F0A-4DC8-9D28-B3E523DBEA5C}"/>
+            <w:dataBinding w:prefixMappings="xmlns:ns0='urn:microsoft-dynamics-nav/reports/Standard_Purchase_Order/1322/'" w:xpath="/ns0:NavWordReportXmlPart[1]/ns0:Purchase_Header[1]/ns0:VendorInvoiceNo[1]" w:storeItemID="{7C9D7B99-3F0A-4DC8-9D28-B3E523DBEA5C}"/>
             <w:text/>
           </w:sdtPr>
           <w:sdtContent>
@@ -1168,7 +1168,7 @@
             <w:placeholder>
               <w:docPart w:val="F5E004D9DA65442AA22E3B1224FAE335"/>
             </w:placeholder>
-            <w:dataBinding w:prefixMappings="&lt;xmlns:ns0='urn:microsoft-dynamics-nav/reports/Standard_Purchase_Order/1322/' " w:xpath="/ns0:NavWordReportXmlPart[1]/ns0:Purchase_Header[1]/ns0:VendorOrderNo_Lbl[1]" w:storeItemID="{7C9D7B99-3F0A-4DC8-9D28-B3E523DBEA5C}"/>
+            <w:dataBinding w:prefixMappings="xmlns:ns0='urn:microsoft-dynamics-nav/reports/Standard_Purchase_Order/1322/'" w:xpath="/ns0:NavWordReportXmlPart[1]/ns0:Purchase_Header[1]/ns0:VendorOrderNo_Lbl[1]" w:storeItemID="{7C9D7B99-3F0A-4DC8-9D28-B3E523DBEA5C}"/>
             <w:text/>
           </w:sdtPr>
           <w:sdtContent>
@@ -1197,7 +1197,7 @@
             <w:placeholder>
               <w:docPart w:val="6F31C93BEC5E476599B554D07E34C000"/>
             </w:placeholder>
-            <w:dataBinding w:prefixMappings="&lt;xmlns:ns0='urn:microsoft-dynamics-nav/reports/Standard_Purchase_Order/1322/' " w:xpath="/ns0:NavWordReportXmlPart[1]/ns0:Purchase_Header[1]/ns0:VATNoText[1]" w:storeItemID="{00000000-0000-0000-0000-000000000000}"/>
+            <w:dataBinding w:prefixMappings="xmlns:ns0='urn:microsoft-dynamics-nav/reports/Standard_Purchase_Order/1322/'" w:xpath="/ns0:NavWordReportXmlPart[1]/ns0:Purchase_Header[1]/ns0:VATNoText[1]" w:storeItemID="{00000000-0000-0000-0000-000000000000}"/>
             <w15:color w:val="808080"/>
             <w:text/>
           </w:sdtPr>
@@ -1253,7 +1253,7 @@
             <w:placeholder>
               <w:docPart w:val="28E44D109F414FEAB66B5A51E1315BEB"/>
             </w:placeholder>
-            <w:dataBinding w:prefixMappings="&lt;xmlns:ns0='urn:microsoft-dynamics-nav/reports/Standard_Purchase_Order/1322/' " w:xpath="/ns0:NavWordReportXmlPart[1]/ns0:Purchase_Header[1]/ns0:VendorOrderNo[1]" w:storeItemID="{7C9D7B99-3F0A-4DC8-9D28-B3E523DBEA5C}"/>
+            <w:dataBinding w:prefixMappings="xmlns:ns0='urn:microsoft-dynamics-nav/reports/Standard_Purchase_Order/1322/'" w:xpath="/ns0:NavWordReportXmlPart[1]/ns0:Purchase_Header[1]/ns0:VendorOrderNo[1]" w:storeItemID="{7C9D7B99-3F0A-4DC8-9D28-B3E523DBEA5C}"/>
             <w:text/>
           </w:sdtPr>
           <w:sdtContent>
@@ -1290,7 +1290,7 @@
                 <w:placeholder>
                   <w:docPart w:val="EE2EDA0B1A8F4B49977C4CEFEECA64AC"/>
                 </w:placeholder>
-                <w:dataBinding w:prefixMappings="&lt;xmlns:ns0='urn:microsoft-dynamics-nav/reports/Standard_Purchase_Order/1322/' " w:xpath="/ns0:NavWordReportXmlPart[1]/ns0:Purchase_Header[1]/ns0:VATRegNo_PurchHeader[1]" w:storeItemID="{7C9D7B99-3F0A-4DC8-9D28-B3E523DBEA5C}"/>
+                <w:dataBinding w:prefixMappings="xmlns:ns0='urn:microsoft-dynamics-nav/reports/Standard_Purchase_Order/1322/'" w:xpath="/ns0:NavWordReportXmlPart[1]/ns0:Purchase_Header[1]/ns0:VATRegNo_PurchHeader[1]" w:storeItemID="{7C9D7B99-3F0A-4DC8-9D28-B3E523DBEA5C}"/>
                 <w:text/>
               </w:sdtPr>
               <w:sdtContent>
@@ -1356,7 +1356,7 @@
             <w:placeholder>
               <w:docPart w:val="A4847374A1654E5CBF273C1DB958380B"/>
             </w:placeholder>
-            <w:dataBinding w:prefixMappings="&lt;xmlns:ns0='urn:microsoft-dynamics-nav/reports/Standard_Purchase_Order/1322/' " w:xpath="/ns0:NavWordReportXmlPart[1]/ns0:Purchase_Header[1]/ns0:Purchase_Line[1]/ns0:No_PurchLine_Lbl[1]" w:storeItemID="{7C9D7B99-3F0A-4DC8-9D28-B3E523DBEA5C}"/>
+            <w:dataBinding w:prefixMappings="xmlns:ns0='urn:microsoft-dynamics-nav/reports/Standard_Purchase_Order/1322/'" w:xpath="/ns0:NavWordReportXmlPart[1]/ns0:Purchase_Header[1]/ns0:Purchase_Line[1]/ns0:No_PurchLine_Lbl[1]" w:storeItemID="{7C9D7B99-3F0A-4DC8-9D28-B3E523DBEA5C}"/>
             <w:text/>
           </w:sdtPr>
           <w:sdtContent>
@@ -1386,7 +1386,7 @@
             <w:placeholder>
               <w:docPart w:val="62AA85EF69F74389A48B3A00350CC5FE"/>
             </w:placeholder>
-            <w:dataBinding w:prefixMappings="&lt;xmlns:ns0='urn:microsoft-dynamics-nav/reports/Standard_Purchase_Order/1322/' " w:xpath="/ns0:NavWordReportXmlPart[1]/ns0:Purchase_Header[1]/ns0:Purchase_Line[1]/ns0:Desc_PurchLine_Lbl[1]" w:storeItemID="{7C9D7B99-3F0A-4DC8-9D28-B3E523DBEA5C}"/>
+            <w:dataBinding w:prefixMappings="xmlns:ns0='urn:microsoft-dynamics-nav/reports/Standard_Purchase_Order/1322/'" w:xpath="/ns0:NavWordReportXmlPart[1]/ns0:Purchase_Header[1]/ns0:Purchase_Line[1]/ns0:Desc_PurchLine_Lbl[1]" w:storeItemID="{7C9D7B99-3F0A-4DC8-9D28-B3E523DBEA5C}"/>
             <w:text/>
           </w:sdtPr>
           <w:sdtContent>
@@ -1416,7 +1416,7 @@
             <w:placeholder>
               <w:docPart w:val="0EF7E12B97F7430499137FEA96C1CE09"/>
             </w:placeholder>
-            <w:dataBinding w:prefixMappings="&lt;xmlns:ns0='urn:microsoft-dynamics-nav/reports/Standard_Purchase_Order/1322/' " w:xpath="/ns0:NavWordReportXmlPart[1]/ns0:Purchase_Header[1]/ns0:Purchase_Line[1]/ns0:Qty_PurchLine_Lbl[1]" w:storeItemID="{7C9D7B99-3F0A-4DC8-9D28-B3E523DBEA5C}"/>
+            <w:dataBinding w:prefixMappings="xmlns:ns0='urn:microsoft-dynamics-nav/reports/Standard_Purchase_Order/1322/'" w:xpath="/ns0:NavWordReportXmlPart[1]/ns0:Purchase_Header[1]/ns0:Purchase_Line[1]/ns0:Qty_PurchLine_Lbl[1]" w:storeItemID="{7C9D7B99-3F0A-4DC8-9D28-B3E523DBEA5C}"/>
             <w:text/>
           </w:sdtPr>
           <w:sdtContent>
@@ -1446,7 +1446,7 @@
             <w:placeholder>
               <w:docPart w:val="4A4E8F61686D465D9518608DD457EF10"/>
             </w:placeholder>
-            <w:dataBinding w:prefixMappings="&lt;xmlns:ns0='urn:microsoft-dynamics-nav/reports/Standard_Purchase_Order/1322/' " w:xpath="/ns0:NavWordReportXmlPart[1]/ns0:Purchase_Header[1]/ns0:Purchase_Line[1]/ns0:UOM_PurchLine_Lbl[1]" w:storeItemID="{7C9D7B99-3F0A-4DC8-9D28-B3E523DBEA5C}"/>
+            <w:dataBinding w:prefixMappings="xmlns:ns0='urn:microsoft-dynamics-nav/reports/Standard_Purchase_Order/1322/'" w:xpath="/ns0:NavWordReportXmlPart[1]/ns0:Purchase_Header[1]/ns0:Purchase_Line[1]/ns0:UOM_PurchLine_Lbl[1]" w:storeItemID="{7C9D7B99-3F0A-4DC8-9D28-B3E523DBEA5C}"/>
             <w:text/>
           </w:sdtPr>
           <w:sdtContent>
@@ -1475,7 +1475,7 @@
             <w:placeholder>
               <w:docPart w:val="0277A26813CB44069052FCCE46ED4D01"/>
             </w:placeholder>
-            <w:dataBinding w:prefixMappings="&lt;xmlns:ns0='urn:microsoft-dynamics-nav/reports/Standard_Purchase_Order/1322/' " w:xpath="/ns0:NavWordReportXmlPart[1]/ns0:Purchase_Header[1]/ns0:Purchase_Line[1]/ns0:DirectUniCost_Lbl[1]" w:storeItemID="{7C9D7B99-3F0A-4DC8-9D28-B3E523DBEA5C}"/>
+            <w:dataBinding w:prefixMappings="xmlns:ns0='urn:microsoft-dynamics-nav/reports/Standard_Purchase_Order/1322/'" w:xpath="/ns0:NavWordReportXmlPart[1]/ns0:Purchase_Header[1]/ns0:Purchase_Line[1]/ns0:DirectUniCost_Lbl[1]" w:storeItemID="{7C9D7B99-3F0A-4DC8-9D28-B3E523DBEA5C}"/>
             <w:text/>
           </w:sdtPr>
           <w:sdtContent>
@@ -1505,7 +1505,7 @@
             <w:placeholder>
               <w:docPart w:val="E60F8B516F714B88A8A5131F14381DDC"/>
             </w:placeholder>
-            <w:dataBinding w:prefixMappings="&lt;xmlns:ns0='urn:microsoft-dynamics-nav/reports/Standard_Purchase_Order/1322/' " w:xpath="/ns0:NavWordReportXmlPart[1]/ns0:Purchase_Header[1]/ns0:VATAmtLineVAT_Lbl[1]" w:storeItemID="{7C9D7B99-3F0A-4DC8-9D28-B3E523DBEA5C}"/>
+            <w:dataBinding w:prefixMappings="xmlns:ns0='urn:microsoft-dynamics-nav/reports/Standard_Purchase_Order/1322/'" w:xpath="/ns0:NavWordReportXmlPart[1]/ns0:Purchase_Header[1]/ns0:VATAmtLineVAT_Lbl[1]" w:storeItemID="{7C9D7B99-3F0A-4DC8-9D28-B3E523DBEA5C}"/>
             <w:text/>
           </w:sdtPr>
           <w:sdtContent>
@@ -1535,7 +1535,7 @@
             <w:placeholder>
               <w:docPart w:val="3806635EF6514EC48D48977373D088EC"/>
             </w:placeholder>
-            <w:dataBinding w:prefixMappings="&lt;xmlns:ns0='urn:microsoft-dynamics-nav/reports/Standard_Purchase_Order/1322/' " w:xpath="/ns0:NavWordReportXmlPart[1]/ns0:Purchase_Header[1]/ns0:ItemLineAmount_Lbl[1]" w:storeItemID="{7C9D7B99-3F0A-4DC8-9D28-B3E523DBEA5C}"/>
+            <w:dataBinding w:prefixMappings="xmlns:ns0='urn:microsoft-dynamics-nav/reports/Standard_Purchase_Order/1322/'" w:xpath="/ns0:NavWordReportXmlPart[1]/ns0:Purchase_Header[1]/ns0:ItemLineAmount_Lbl[1]" w:storeItemID="{7C9D7B99-3F0A-4DC8-9D28-B3E523DBEA5C}"/>
             <w:text/>
           </w:sdtPr>
           <w:sdtContent>
@@ -1647,7 +1647,7 @@
           <w:placeholder>
             <w:docPart w:val="98020BFDE3F8466CAB2A781940863376"/>
           </w:placeholder>
-          <w15:dataBinding w:prefixMappings="&lt;xmlns:ns0='urn:microsoft-dynamics-nav/reports/Standard_Purchase_Order/1322/' " w:xpath="/ns0:NavWordReportXmlPart[1]/ns0:Purchase_Header[1]/ns0:Purchase_Line" w:storeItemID="{00000000-0000-0000-0000-000000000000}"/>
+          <w15:dataBinding w:prefixMappings="xmlns:ns0='urn:microsoft-dynamics-nav/reports/Standard_Purchase_Order/1322/'" w:xpath="/ns0:NavWordReportXmlPart[1]/ns0:Purchase_Header[1]/ns0:Purchase_Line" w:storeItemID="{00000000-0000-0000-0000-000000000000}"/>
           <w15:color w:val="808080"/>
           <w15:repeatingSection/>
         </w:sdtPr>
@@ -1684,7 +1684,7 @@
                         <w:placeholder>
                           <w:docPart w:val="AE3B135D46C34C9DAB7CE9629BAEDAB7"/>
                         </w:placeholder>
-                        <w:dataBinding w:prefixMappings="&lt;xmlns:ns0='urn:microsoft-dynamics-nav/reports/Standard_Purchase_Order/1322/' " w:xpath="/ns0:NavWordReportXmlPart[1]/ns0:Purchase_Header[1]/ns0:Purchase_Line[1]/ns0:No_PurchLine[1]" w:storeItemID="{7C9D7B99-3F0A-4DC8-9D28-B3E523DBEA5C}"/>
+                        <w:dataBinding w:prefixMappings="xmlns:ns0='urn:microsoft-dynamics-nav/reports/Standard_Purchase_Order/1322/'" w:xpath="/ns0:NavWordReportXmlPart[1]/ns0:Purchase_Header[1]/ns0:Purchase_Line[1]/ns0:No_PurchLine[1]" w:storeItemID="{7C9D7B99-3F0A-4DC8-9D28-B3E523DBEA5C}"/>
                         <w:text/>
                       </w:sdtPr>
                       <w:sdtContent>
@@ -1705,7 +1705,7 @@
                     <w:placeholder>
                       <w:docPart w:val="CB81DD37542B41E885E76E2FE04B20EF"/>
                     </w:placeholder>
-                    <w:dataBinding w:prefixMappings="&lt;xmlns:ns0='urn:microsoft-dynamics-nav/reports/Standard_Purchase_Order/1322/' " w:xpath="/ns0:NavWordReportXmlPart[1]/ns0:Purchase_Header[1]/ns0:Purchase_Line[1]/ns0:Desc_PurchLine[1]" w:storeItemID="{7C9D7B99-3F0A-4DC8-9D28-B3E523DBEA5C}"/>
+                    <w:dataBinding w:prefixMappings="xmlns:ns0='urn:microsoft-dynamics-nav/reports/Standard_Purchase_Order/1322/'" w:xpath="/ns0:NavWordReportXmlPart[1]/ns0:Purchase_Header[1]/ns0:Purchase_Line[1]/ns0:Desc_PurchLine[1]" w:storeItemID="{7C9D7B99-3F0A-4DC8-9D28-B3E523DBEA5C}"/>
                     <w:text/>
                   </w:sdtPr>
                   <w:sdtContent>
@@ -1735,7 +1735,7 @@
                     <w:placeholder>
                       <w:docPart w:val="2F816BB22AD7418DBAA2E654BCA1E3BE"/>
                     </w:placeholder>
-                    <w:dataBinding w:prefixMappings="&lt;xmlns:ns0='urn:microsoft-dynamics-nav/reports/Standard_Purchase_Order/1322/' " w:xpath="/ns0:NavWordReportXmlPart[1]/ns0:Purchase_Header[1]/ns0:Purchase_Line[1]/ns0:Qty_PurchLine[1]" w:storeItemID="{7C9D7B99-3F0A-4DC8-9D28-B3E523DBEA5C}"/>
+                    <w:dataBinding w:prefixMappings="xmlns:ns0='urn:microsoft-dynamics-nav/reports/Standard_Purchase_Order/1322/'" w:xpath="/ns0:NavWordReportXmlPart[1]/ns0:Purchase_Header[1]/ns0:Purchase_Line[1]/ns0:Qty_PurchLine[1]" w:storeItemID="{7C9D7B99-3F0A-4DC8-9D28-B3E523DBEA5C}"/>
                     <w:text/>
                   </w:sdtPr>
                   <w:sdtContent>
@@ -1766,7 +1766,7 @@
                     <w:placeholder>
                       <w:docPart w:val="F06D663AE4C547979403F8E65893E67E"/>
                     </w:placeholder>
-                    <w:dataBinding w:prefixMappings="&lt;xmlns:ns0='urn:microsoft-dynamics-nav/reports/Standard_Purchase_Order/1322/' " w:xpath="/ns0:NavWordReportXmlPart[1]/ns0:Purchase_Header[1]/ns0:Purchase_Line[1]/ns0:UOM_PurchLine[1]" w:storeItemID="{7C9D7B99-3F0A-4DC8-9D28-B3E523DBEA5C}"/>
+                    <w:dataBinding w:prefixMappings="xmlns:ns0='urn:microsoft-dynamics-nav/reports/Standard_Purchase_Order/1322/'" w:xpath="/ns0:NavWordReportXmlPart[1]/ns0:Purchase_Header[1]/ns0:Purchase_Line[1]/ns0:UOM_PurchLine[1]" w:storeItemID="{7C9D7B99-3F0A-4DC8-9D28-B3E523DBEA5C}"/>
                     <w:text/>
                   </w:sdtPr>
                   <w:sdtContent>
@@ -1796,7 +1796,7 @@
                     <w:placeholder>
                       <w:docPart w:val="80FEA2AC8667448F9BC2E3390F7B2B26"/>
                     </w:placeholder>
-                    <w:dataBinding w:prefixMappings="&lt;xmlns:ns0='urn:microsoft-dynamics-nav/reports/Standard_Purchase_Order/1322/' " w:xpath="/ns0:NavWordReportXmlPart[1]/ns0:Purchase_Header[1]/ns0:Purchase_Line[1]/ns0:DirUnitCost_PurchLine[1]" w:storeItemID="{7C9D7B99-3F0A-4DC8-9D28-B3E523DBEA5C}"/>
+                    <w:dataBinding w:prefixMappings="xmlns:ns0='urn:microsoft-dynamics-nav/reports/Standard_Purchase_Order/1322/'" w:xpath="/ns0:NavWordReportXmlPart[1]/ns0:Purchase_Header[1]/ns0:Purchase_Line[1]/ns0:DirUnitCost_PurchLine[1]" w:storeItemID="{7C9D7B99-3F0A-4DC8-9D28-B3E523DBEA5C}"/>
                     <w:text/>
                   </w:sdtPr>
                   <w:sdtContent>
@@ -1827,7 +1827,7 @@
                     <w:placeholder>
                       <w:docPart w:val="21529274AF3042E1BD6ABBEA172157A5"/>
                     </w:placeholder>
-                    <w:dataBinding w:prefixMappings="&lt;xmlns:ns0='urn:microsoft-dynamics-nav/reports/Standard_Purchase_Order/1322/' " w:xpath="/ns0:NavWordReportXmlPart[1]/ns0:Purchase_Header[1]/ns0:Purchase_Line[1]/ns0:PurchLine_VATPct[1]" w:storeItemID="{7C9D7B99-3F0A-4DC8-9D28-B3E523DBEA5C}"/>
+                    <w:dataBinding w:prefixMappings="xmlns:ns0='urn:microsoft-dynamics-nav/reports/Standard_Purchase_Order/1322/'" w:xpath="/ns0:NavWordReportXmlPart[1]/ns0:Purchase_Header[1]/ns0:Purchase_Line[1]/ns0:PurchLine_VATPct[1]" w:storeItemID="{7C9D7B99-3F0A-4DC8-9D28-B3E523DBEA5C}"/>
                     <w:text/>
                   </w:sdtPr>
                   <w:sdtContent>
@@ -1868,7 +1868,7 @@
                         <w:placeholder>
                           <w:docPart w:val="4E132B06A487499A95BB2967181942A8"/>
                         </w:placeholder>
-                        <w:dataBinding w:prefixMappings="&lt;xmlns:ns0='urn:microsoft-dynamics-nav/reports/Standard_Purchase_Order/1322/' " w:xpath="/ns0:NavWordReportXmlPart[1]/ns0:Purchase_Header[1]/ns0:Purchase_Line[1]/ns0:LineAmt_PurchLine[1]" w:storeItemID="{7C9D7B99-3F0A-4DC8-9D28-B3E523DBEA5C}"/>
+                        <w:dataBinding w:prefixMappings="xmlns:ns0='urn:microsoft-dynamics-nav/reports/Standard_Purchase_Order/1322/'" w:xpath="/ns0:NavWordReportXmlPart[1]/ns0:Purchase_Header[1]/ns0:Purchase_Line[1]/ns0:LineAmt_PurchLine[1]" w:storeItemID="{7C9D7B99-3F0A-4DC8-9D28-B3E523DBEA5C}"/>
                         <w:text/>
                       </w:sdtPr>
                       <w:sdtContent>
@@ -1916,7 +1916,7 @@
             <w:placeholder>
               <w:docPart w:val="69DC889989B34E81A35B1F2B99FE580A"/>
             </w:placeholder>
-            <w:dataBinding w:prefixMappings="&lt;xmlns:ns0='urn:microsoft-dynamics-nav/reports/Standard_Purchase_Order/1322/' " w:xpath="/ns0:NavWordReportXmlPart[1]/ns0:Purchase_Header[1]/ns0:Totals[1]/ns0:TotalExclVATText[1]" w:storeItemID="{7C9D7B99-3F0A-4DC8-9D28-B3E523DBEA5C}"/>
+            <w:dataBinding w:prefixMappings="xmlns:ns0='urn:microsoft-dynamics-nav/reports/Standard_Purchase_Order/1322/'" w:xpath="/ns0:NavWordReportXmlPart[1]/ns0:Purchase_Header[1]/ns0:Totals[1]/ns0:TotalExclVATText[1]" w:storeItemID="{7C9D7B99-3F0A-4DC8-9D28-B3E523DBEA5C}"/>
             <w:text/>
           </w:sdtPr>
           <w:sdtContent>
@@ -1946,7 +1946,7 @@
             <w:placeholder>
               <w:docPart w:val="E6879FAD228D4B979842E2A9F33893FF"/>
             </w:placeholder>
-            <w:dataBinding w:prefixMappings="&lt;xmlns:ns0='urn:microsoft-dynamics-nav/reports/Standard_Purchase_Order/1322/' " w:xpath="/ns0:NavWordReportXmlPart[1]/ns0:Purchase_Header[1]/ns0:Totals[1]/ns0:TotalAmount[1]" w:storeItemID="{7C9D7B99-3F0A-4DC8-9D28-B3E523DBEA5C}"/>
+            <w:dataBinding w:prefixMappings="xmlns:ns0='urn:microsoft-dynamics-nav/reports/Standard_Purchase_Order/1322/'" w:xpath="/ns0:NavWordReportXmlPart[1]/ns0:Purchase_Header[1]/ns0:Totals[1]/ns0:TotalAmount[1]" w:storeItemID="{7C9D7B99-3F0A-4DC8-9D28-B3E523DBEA5C}"/>
             <w:text/>
           </w:sdtPr>
           <w:sdtContent>
@@ -1982,7 +1982,7 @@
             <w:placeholder>
               <w:docPart w:val="B8F3594B251D4B15A8A405F0636F5316"/>
             </w:placeholder>
-            <w:dataBinding w:prefixMappings="&lt;xmlns:ns0='urn:microsoft-dynamics-nav/reports/Standard_Purchase_Order/1322/' " w:xpath="/ns0:NavWordReportXmlPart[1]/ns0:Purchase_Header[1]/ns0:Totals[1]/ns0:VATAmountText[1]" w:storeItemID="{7C9D7B99-3F0A-4DC8-9D28-B3E523DBEA5C}"/>
+            <w:dataBinding w:prefixMappings="xmlns:ns0='urn:microsoft-dynamics-nav/reports/Standard_Purchase_Order/1322/'" w:xpath="/ns0:NavWordReportXmlPart[1]/ns0:Purchase_Header[1]/ns0:Totals[1]/ns0:VATAmountText[1]" w:storeItemID="{7C9D7B99-3F0A-4DC8-9D28-B3E523DBEA5C}"/>
             <w:text/>
           </w:sdtPr>
           <w:sdtContent>
@@ -2012,7 +2012,7 @@
             <w:placeholder>
               <w:docPart w:val="DB83D814B0664A9B8875A5D5048C6B9D"/>
             </w:placeholder>
-            <w:dataBinding w:prefixMappings="&lt;xmlns:ns0='urn:microsoft-dynamics-nav/reports/Standard_Purchase_Order/1322/' " w:xpath="/ns0:NavWordReportXmlPart[1]/ns0:Purchase_Header[1]/ns0:Totals[1]/ns0:TotalVATAmount[1]" w:storeItemID="{7C9D7B99-3F0A-4DC8-9D28-B3E523DBEA5C}"/>
+            <w:dataBinding w:prefixMappings="xmlns:ns0='urn:microsoft-dynamics-nav/reports/Standard_Purchase_Order/1322/'" w:xpath="/ns0:NavWordReportXmlPart[1]/ns0:Purchase_Header[1]/ns0:Totals[1]/ns0:TotalVATAmount[1]" w:storeItemID="{7C9D7B99-3F0A-4DC8-9D28-B3E523DBEA5C}"/>
             <w:text/>
           </w:sdtPr>
           <w:sdtContent>
@@ -2049,7 +2049,7 @@
             <w:placeholder>
               <w:docPart w:val="29A6980196D04BA2A932DFC5DE12AE3B"/>
             </w:placeholder>
-            <w:dataBinding w:prefixMappings="&lt;xmlns:ns0='urn:microsoft-dynamics-nav/reports/Standard_Purchase_Order/1322/' " w:xpath="/ns0:NavWordReportXmlPart[1]/ns0:Purchase_Header[1]/ns0:Totals[1]/ns0:TotalInclVATText[1]" w:storeItemID="{7C9D7B99-3F0A-4DC8-9D28-B3E523DBEA5C}"/>
+            <w:dataBinding w:prefixMappings="xmlns:ns0='urn:microsoft-dynamics-nav/reports/Standard_Purchase_Order/1322/'" w:xpath="/ns0:NavWordReportXmlPart[1]/ns0:Purchase_Header[1]/ns0:Totals[1]/ns0:TotalInclVATText[1]" w:storeItemID="{7C9D7B99-3F0A-4DC8-9D28-B3E523DBEA5C}"/>
             <w:text/>
           </w:sdtPr>
           <w:sdtContent>
@@ -2079,7 +2079,7 @@
             <w:placeholder>
               <w:docPart w:val="256EE0EBD95E41DF9DD22B9AC2DA3732"/>
             </w:placeholder>
-            <w:dataBinding w:prefixMappings="&lt;xmlns:ns0='urn:microsoft-dynamics-nav/reports/Standard_Purchase_Order/1322/' " w:xpath="/ns0:NavWordReportXmlPart[1]/ns0:Purchase_Header[1]/ns0:Totals[1]/ns0:TotalAmountInclVAT[1]" w:storeItemID="{7C9D7B99-3F0A-4DC8-9D28-B3E523DBEA5C}"/>
+            <w:dataBinding w:prefixMappings="xmlns:ns0='urn:microsoft-dynamics-nav/reports/Standard_Purchase_Order/1322/'" w:xpath="/ns0:NavWordReportXmlPart[1]/ns0:Purchase_Header[1]/ns0:Totals[1]/ns0:TotalAmountInclVAT[1]" w:storeItemID="{7C9D7B99-3F0A-4DC8-9D28-B3E523DBEA5C}"/>
             <w:text/>
           </w:sdtPr>
           <w:sdtContent>
@@ -8055,6 +8055,8 @@
  
              < R e p o r t N a m e > R e p o r t   N a m e < / R e p o r t N a m e >   
+             < R e p o r t C a p t i o n > R e p o r t   C a p t i o n < / R e p o r t C a p t i o n > + 
              < A b o u t T h i s R e p o r t T i t l e > A b o u t   T h i s   R e p o r t   T i t l e < / A b o u t T h i s R e p o r t T i t l e >   
              < A b o u t T h i s R e p o r t T e x t > A b o u t   T h i s   R e p o r t   T e x t < / A b o u t T h i s R e p o r t T e x t > @@ -8109,21 +8111,21 @@
  
              < C o m p a n y A d d r e s s L i n e s >   
-                 < C o m p a n y A d d r e s s L i n e > C o m p a n y   A d d r e s s   L i n e   1 < / C o m p a n y A d d r e s s L i n e > - 
-                 < C o m p a n y A d d r e s s L i n e > C o m p a n y   A d d r e s s   L i n e   2 < / C o m p a n y A d d r e s s L i n e > - 
-                 < C o m p a n y A d d r e s s L i n e > C o m p a n y   A d d r e s s   L i n e   3 < / C o m p a n y A d d r e s s L i n e > - 
-                 < C o m p a n y A d d r e s s L i n e > C o m p a n y   A d d r e s s   L i n e   4 < / C o m p a n y A d d r e s s L i n e > - 
-                 < C o m p a n y A d d r e s s L i n e > C o m p a n y   A d d r e s s   L i n e   5 < / C o m p a n y A d d r e s s L i n e > - 
-                 < C o m p a n y A d d r e s s L i n e > C o m p a n y   A d d r e s s   L i n e   6 < / C o m p a n y A d d r e s s L i n e > - 
-                 < C o m p a n y A d d r e s s L i n e > C o m p a n y   A d d r e s s   L i n e   7 < / C o m p a n y A d d r e s s L i n e > - 
-                 < C o m p a n y A d d r e s s L i n e > C o m p a n y   A d d r e s s   L i n e   8 < / C o m p a n y A d d r e s s L i n e > +                 < C o m p a n y A d d r e s s L i n e 1 > C o m p a n y   A d d r e s s   L i n e   1 < / C o m p a n y A d d r e s s L i n e 1 > + 
+                 < C o m p a n y A d d r e s s L i n e 2 > C o m p a n y   A d d r e s s   L i n e   2 < / C o m p a n y A d d r e s s L i n e 2 > + 
+                 < C o m p a n y A d d r e s s L i n e 3 > C o m p a n y   A d d r e s s   L i n e   3 < / C o m p a n y A d d r e s s L i n e 3 > + 
+                 < C o m p a n y A d d r e s s L i n e 4 > C o m p a n y   A d d r e s s   L i n e   4 < / C o m p a n y A d d r e s s L i n e 4 > + 
+                 < C o m p a n y A d d r e s s L i n e 5 > C o m p a n y   A d d r e s s   L i n e   5 < / C o m p a n y A d d r e s s L i n e 5 > + 
+                 < C o m p a n y A d d r e s s L i n e 6 > C o m p a n y   A d d r e s s   L i n e   6 < / C o m p a n y A d d r e s s L i n e 6 > + 
+                 < C o m p a n y A d d r e s s L i n e 7 > C o m p a n y   A d d r e s s   L i n e   7 < / C o m p a n y A d d r e s s L i n e 7 > + 
+                 < C o m p a n y A d d r e s s L i n e 8 > C o m p a n y   A d d r e s s   L i n e   8 < / C o m p a n y A d d r e s s L i n e 8 >   
              < / C o m p a n y A d d r e s s L i n e s >   
@@ -8181,15 +8183,335 @@
  
      < / B C R e p o r t I n f o r m a t i o n >   
-     < T o o l t i p s   / > - 
-     < P u r c h a s e _ H e a d e r   E l e m e n t T y p e = " D a t a I t e m "   E l e m e n t I d = " 7 4 4 9 0 9 8 3 " > - 
-         < A l l o w I n v o i c e D i s c _ L b l   E l e m e n t T y p e = " C o l u m n "   E l e m e n t I d = " 1 4 4 9 1 1 7 7 6 3 "   D a t a T y p e = " T e x t C o n s t " > A l l o w I n v o i c e D i s c _ L b l < / A l l o w I n v o i c e D i s c _ L b l > - 
-         < A m o u n t _ L b l   E l e m e n t T y p e = " C o l u m n "   E l e m e n t I d = " 1 8 5 7 4 6 5 8 6 0 "   D a t a T y p e = " T e x t C o n s t " > A m o u n t _ L b l < / A m o u n t _ L b l > - 
-         < B u y e r _ L b l   E l e m e n t T y p e = " C o l u m n "   E l e m e n t I d = " 1 7 4 6 3 3 5 4 8 9 "   D a t a T y p e = " T e x t C o n s t " > B u y e r _ L b l < / B u y e r _ L b l > +     < T o o l t i p s > + 
+         < T o o l t i p   c o l u m n = " C o m p a n y H o m e P a g e "   E l e m e n t I d = " 1 9 8 9 1 8 8 7 0 " > + 
+             < T o o l t i p T e x t   l a n g = " e n - U S " > S p e c i f i e s   y o u r   c o m p a n y ' s   w e b   s i t e . < / T o o l t i p T e x t > + 
+         < / T o o l t i p > + 
+         < T o o l t i p   c o l u m n = " C o m p a n y E M a i l "   E l e m e n t I d = " 1 6 7 7 0 7 4 0 5 8 " > + 
+             < T o o l t i p T e x t   l a n g = " e n - U S " > S p e c i f i e s   t h e   c o m p a n y ' s   e m a i l   a d d r e s s . < / T o o l t i p T e x t > + 
+         < / T o o l t i p > + 
+         < T o o l t i p   c o l u m n = " C o m p a n y P i c t u r e "   E l e m e n t I d = " 1 3 9 7 4 1 1 0 7 4 " > + 
+             < T o o l t i p T e x t   l a n g = " e n - U S " > S p e c i f i e s   t h e   p i c t u r e   t h a t   h a s   b e e n   s e t   u p   f o r   t h e   c o m p a n y ,   s u c h   a s   a   c o m p a n y   l o g o . < / T o o l t i p T e x t > + 
+         < / T o o l t i p > + 
+         < T o o l t i p   c o l u m n = " C o m p a n y P h o n e N o "   E l e m e n t I d = " 2 5 0 4 4 0 6 5 5 " > + 
+             < T o o l t i p T e x t   l a n g = " e n - U S " > S p e c i f i e s   t h e   c o m p a n y ' s   t e l e p h o n e   n u m b e r . < / T o o l t i p T e x t > + 
+         < / T o o l t i p > + 
+         < T o o l t i p   c o l u m n = " C o m p a n y G i r o N o "   E l e m e n t I d = " 1 3 6 0 1 9 6 3 2 0 " > + 
+             < T o o l t i p T e x t   l a n g = " e n - U S " > S p e c i f i e s   t h e   c o m p a n y ' s   g i r o   n u m b e r . < / T o o l t i p T e x t > + 
+         < / T o o l t i p > + 
+         < T o o l t i p   c o l u m n = " C o m p a n y B a n k N a m e "   E l e m e n t I d = " 1 5 3 4 9 0 5 6 0 5 " > + 
+             < T o o l t i p T e x t   l a n g = " e n - U S " > S p e c i f i e s   t h e   n a m e   o f   t h e   b a n k   t h e   c o m p a n y   u s e s . < / T o o l t i p T e x t > + 
+         < / T o o l t i p > + 
+         < T o o l t i p   c o l u m n = " C o m p a n y B a n k B r a n c h N o "   E l e m e n t I d = " 7 9 3 1 3 3 0 5 7 " > + 
+             < T o o l t i p T e x t   l a n g = " e n - U S " > S p e c i f i e s   t h e   b a n k ' s   b r a n c h   n u m b e r . < / T o o l t i p T e x t > + 
+         < / T o o l t i p > + 
+         < T o o l t i p   c o l u m n = " C o m p a n y B a n k A c c o u n t N o "   E l e m e n t I d = " 3 0 1 4 0 2 0 4 " > + 
+             < T o o l t i p T e x t   l a n g = " e n - U S " > S p e c i f i e s   t h e   c o m p a n y ' s   b a n k   a c c o u n t   n u m b e r . < / T o o l t i p T e x t > + 
+         < / T o o l t i p > + 
+         < T o o l t i p   c o l u m n = " C o m p a n y I B A N "   E l e m e n t I d = " 9 0 6 5 4 9 1 8 2 " > + 
+             < T o o l t i p T e x t   l a n g = " e n - U S " > S p e c i f i e s   t h e   i n t e r n a t i o n a l   b a n k   a c c o u n t   n u m b e r   o f   y o u r   p r i m a r y   b a n k   a c c o u n t . < / T o o l t i p T e x t > + 
+         < / T o o l t i p > + 
+         < T o o l t i p   c o l u m n = " C o m p a n y S W I F T "   E l e m e n t I d = " 6 6 8 2 5 0 2 4 5 " > + 
+             < T o o l t i p T e x t   l a n g = " e n - U S " > S p e c i f i e s   t h e   S W I F T   c o d e   ( i n t e r n a t i o n a l   b a n k   i d e n t i f i e r   c o d e )   o f   y o u r   p r i m a r y   b a n k . < / T o o l t i p T e x t > + 
+         < / T o o l t i p > + 
+         < T o o l t i p   c o l u m n = " N o _ P u r c h H e a d e r "   E l e m e n t I d = " 5 2 0 3 3 9 3 5 2 " > + 
+             < T o o l t i p T e x t   l a n g = " e n - U S " > S p e c i f i e s   a   u n i q u e   n u m b e r   t h a t   i d e n t i f i e s   t h e   p u r c h a s e   o r d e r .   T h e   n u m b e r   c a n   b e   g e n e r a t e d   a u t o m a t i c a l l y   f r o m   a   n u m b e r   s e r i e s ,   o r   y o u   c a n   n u m b e r   e a c h   o f   t h e m   m a n u a l l y . < / T o o l t i p T e x t > + 
+         < / T o o l t i p > + 
+         < T o o l t i p   c o l u m n = " S a l e s P u r c h P e r s o n N a m e "   E l e m e n t I d = " 1 3 7 3 7 6 8 5 5 7 " > + 
+             < T o o l t i p T e x t   l a n g = " e n - U S " > S p e c i f i e s   t h e   n a m e   o f   t h e   s a l e s p e r s o n   o r   p u r c h a s e r . < / T o o l t i p T e x t > + 
+         < / T o o l t i p > + 
+         < T o o l t i p   c o l u m n = " Y o u r R e f _ P u r c h H e a d e r "   E l e m e n t I d = " 1 9 8 5 3 6 8 6 3 1 " > + 
+             < T o o l t i p T e x t   l a n g = " e n - U S " > S p e c i f i e s   t h e   v e n d o r ' s   r e f e r e n c e . < / T o o l t i p T e x t > + 
+         < / T o o l t i p > + 
+         < T o o l t i p   c o l u m n = " B u y F r m V e n d N o _ P u r c h H e a d e r "   E l e m e n t I d = " 1 1 4 1 1 5 6 0 2 " > + 
+             < T o o l t i p T e x t   l a n g = " e n - U S " > S p e c i f i e s   t h e   v e n d o r   w h o   w i l l   d e l i v e r   t h e   g o o d s   o r   s e r v i c e s .   E a c h   v e n d o r   h a s   a   u n i q u e   n u m b e r   t o   h e l p   y o u   t r a c k   r e l a t e d   d o c u m e n t s .   T h e   n u m b e r   c a n   c o m e   f r o m   a   n u m b e r   s e r i e s   o r   b e   a d d e d   m a n u a l l y . < / T o o l t i p T e x t > + 
+         < / T o o l t i p > + 
+         < T o o l t i p   c o l u m n = " B u y F r o m C o n t a c t P h o n e N o "   E l e m e n t I d = " 1 6 2 4 1 1 6 4 9 6 " > + 
+             < T o o l t i p T e x t   l a n g = " e n - U S " > S p e c i f i e s   t h e   c o n t a c t ' s   p h o n e   n u m b e r . < / T o o l t i p T e x t > + 
+         < / T o o l t i p > + 
+         < T o o l t i p   c o l u m n = " B u y F r o m C o n t a c t M o b i l e P h o n e N o "   E l e m e n t I d = " 6 8 2 3 8 6 3 9 2 " > + 
+             < T o o l t i p T e x t   l a n g = " e n - U S " > S p e c i f i e s   t h e   c o n t a c t ' s   m o b i l e   t e l e p h o n e   n u m b e r . < / T o o l t i p T e x t > + 
+         < / T o o l t i p > + 
+         < T o o l t i p   c o l u m n = " B u y F r o m C o n t a c t E m a i l "   E l e m e n t I d = " 1 4 6 0 8 4 1 4 4 9 " > + 
+             < T o o l t i p T e x t   l a n g = " e n - U S " > S p e c i f i e s   t h e   e m a i l   a d d r e s s   o f   t h e   c o n t a c t . < / T o o l t i p T e x t > + 
+         < / T o o l t i p > + 
+         < T o o l t i p   c o l u m n = " P a y T o C o n t a c t P h o n e N o "   E l e m e n t I d = " 1 9 2 3 7 9 6 7 0 9 " > + 
+             < T o o l t i p T e x t   l a n g = " e n - U S " > S p e c i f i e s   t h e   c o n t a c t ' s   p h o n e   n u m b e r . < / T o o l t i p T e x t > + 
+         < / T o o l t i p > + 
+         < T o o l t i p   c o l u m n = " P a y T o C o n t a c t M o b i l e P h o n e N o "   E l e m e n t I d = " 1 9 0 1 4 6 6 0 5 " > + 
+             < T o o l t i p T e x t   l a n g = " e n - U S " > S p e c i f i e s   t h e   c o n t a c t ' s   m o b i l e   t e l e p h o n e   n u m b e r . < / T o o l t i p T e x t > + 
+         < / T o o l t i p > + 
+         < T o o l t i p   c o l u m n = " P a y T o C o n t a c t E m a i l "   E l e m e n t I d = " 1 9 8 4 8 9 3 3 1 0 " > + 
+             < T o o l t i p T e x t   l a n g = " e n - U S " > S p e c i f i e s   t h e   e m a i l   a d d r e s s   o f   t h e   c o n t a c t . < / T o o l t i p T e x t > + 
+         < / T o o l t i p > + 
+         < T o o l t i p   c o l u m n = " P r i c e s I n c l V A T _ P u r c h H e a d e r "   E l e m e n t I d = " 1 8 0 5 5 0 7 9 8 0 " > + 
+             < T o o l t i p T e x t   l a n g = " e n - U S " > S p e c i f i e s   i f   t h e   U n i t   P r i c e   a n d   L i n e   A m o u n t   f i e l d s   o n   d o c u m e n t   l i n e s   s h o u l d   b e   s h o w n   w i t h   o r   w i t h o u t   V A T . < / T o o l t i p T e x t > + 
+         < / T o o l t i p > + 
+         < T o o l t i p   c o l u m n = " P a y m e n t T e r m s D e s c "   E l e m e n t I d = " 1 9 8 3 0 0 2 7 7 9 " > + 
+             < T o o l t i p T e x t   l a n g = " e n - U S " > S p e c i f i e s   a n   e x p l a n a t i o n   o f   t h e   p a y m e n t   t e r m s . < / T o o l t i p T e x t > + 
+         < / T o o l t i p > + 
+         < T o o l t i p   c o l u m n = " S h i p m e n t M e t h o d D e s c "   E l e m e n t I d = " 6 8 6 3 4 3 1 7 9 " > + 
+             < T o o l t i p T e x t   l a n g = " e n - U S " > S p e c i f i e s   a   d e s c r i p t i o n   o f   t h e   s h i p m e n t   m e t h o d . < / T o o l t i p T e x t > + 
+         < / T o o l t i p > + 
+         < T o o l t i p   c o l u m n = " P r e p m t P a y m e n t T e r m s D e s c "   E l e m e n t I d = " 4 2 9 7 6 4 9 1 " > + 
+             < T o o l t i p T e x t   l a n g = " e n - U S " > S p e c i f i e s   a n   e x p l a n a t i o n   o f   t h e   p a y m e n t   t e r m s . < / T o o l t i p T e x t > + 
+         < / T o o l t i p > + 
+         < T o o l t i p   c o l u m n = " P a y T o V e n d N o _ P u r c h H e a d e r "   E l e m e n t I d = " 6 3 5 5 6 4 4 9 8 " > + 
+             < T o o l t i p T e x t   l a n g = " e n - U S " > S p e c i f i e s   t h e   n u m b e r   o f   t h e   v e n d o r   t h a t   y o u   r e c e i v e d   t h e   i n v o i c e   f r o m . < / T o o l t i p T e x t > + 
+         < / T o o l t i p > + 
+         < T o o l t i p   c o l u m n = " S e l l T o C u s t N o _ P u r c h H e a d e r "   E l e m e n t I d = " 9 6 4 8 7 3 2 0 4 " > + 
+             < T o o l t i p T e x t   l a n g = " e n - U S " > S p e c i f i e s   t h e   n u m b e r   o f   t h e   c u s t o m e r   t h a t   t h e   i t e m s   a r e   s h i p p e d   t o   d i r e c t l y   f r o m   y o u r   v e n d o r ,   a s   a   d r o p   s h i p m e n t . < / T o o l t i p T e x t > + 
+         < / T o o l t i p > + 
+         < T o o l t i p   c o l u m n = " S h i p T o P h o n e N o "   E l e m e n t I d = " 3 6 9 7 0 2 2 5 5 " > + 
+             < T o o l t i p T e x t   l a n g = " e n - U S " > S p e c i f i e s   t h e   t e l e p h o n e   n u m b e r   o f   t h e   c o m p a n y ' s   s h i p p i n g   a d d r e s s . < / T o o l t i p T e x t > + 
+         < / T o o l t i p > + 
+         < T o o l t i p   c o l u m n = " S p e n d R e q u e s t N o "   E l e m e n t I d = " 1 0 6 1 0 2 2 0 0 1 " > + 
+             < T o o l t i p T e x t   l a n g = " e n - U S " > S p e c i f i e s   t h e   s p e n d   r e q u e s t   t h a t   t h i s   p u r c h a s e   d o c u m e n t   r e l a t e s   t o . < / T o o l t i p T e x t > + 
+         < / T o o l t i p > + 
+         < T o o l t i p   c o l u m n = " V e n d o r I n v o i c e N o "   E l e m e n t I d = " 8 8 7 3 7 6 2 2 5 " > + 
+             < T o o l t i p T e x t   l a n g = " e n - U S " > S p e c i f i e s   t h e   d o c u m e n t   n u m b e r   o f   t h e   o r i g i n a l   d o c u m e n t   y o u   r e c e i v e d   f r o m   t h e   v e n d o r .   Y o u   c a n   r e q u i r e   t h e   d o c u m e n t   n u m b e r   f o r   p o s t i n g ,   o r   l e t   i t   b e   o p t i o n a l .   B y   d e f a u l t ,   i t ' s   r e q u i r e d ,   s o   t h a t   t h i s   d o c u m e n t   r e f e r e n c e s   t h e   o r i g i n a l .   M a k i n g   d o c u m e n t   n u m b e r s   o p t i o n a l   r e m o v e s   a   s t e p   f r o m   t h e   p o s t i n g   p r o c e s s .   F o r   e x a m p l e ,   i f   y o u   a t t a c h   t h e   o r i g i n a l   i n v o i c e   a s   a   P D F ,   y o u   m i g h t   n o t   n e e d   t o   e n t e r   t h e   d o c u m e n t   n u m b e r .   T o   s p e c i f y   w h e t h e r   d o c u m e n t   n u m b e r s   a r e   r e q u i r e d ,   i n   t h e   P u r c h a s e s   & a m p ;   P a y a b l e s   S e t u p   w i n d o w ,   s e l e c t   o r   c l e a r   t h e   E x t .   D o c .   N o .   M a n d a t o r y   f i e l d . < / T o o l t i p T e x t > + 
+         < / T o o l t i p > + 
+         < T o o l t i p   c o l u m n = " V e n d o r O r d e r N o "   E l e m e n t I d = " 1 6 4 1 9 6 8 4 4 6 " > + 
+             < T o o l t i p T e x t   l a n g = " e n - U S " > S p e c i f i e s   t h e   v e n d o r ' s   o r d e r   n u m b e r . < / T o o l t i p T e x t > + 
+         < / T o o l t i p > + 
+         < T o o l t i p   c o l u m n = " L i n e N o _ P u r c h L i n e "   E l e m e n t I d = " 1 7 4 8 8 4 8 6 5 " > + 
+             < T o o l t i p T e x t   l a n g = " e n - U S " > S p e c i f i e s   t h e   l i n e ' s   n u m b e r . < / T o o l t i p T e x t > + 
+         < / T o o l t i p > + 
+         < T o o l t i p   c o l u m n = " I t e m N o _ P u r c h L i n e "   E l e m e n t I d = " 1 0 5 7 2 2 4 1 4 0 " > + 
+             < T o o l t i p T e x t   l a n g = " e n - U S " > S p e c i f i e s   t h e   n u m b e r   o f   t h e   i n v o l v e d   e n t r y   o r   r e c o r d ,   a c c o r d i n g   t o   t h e   s p e c i f i e d   n u m b e r   s e r i e s . < / T o o l t i p T e x t > + 
+         < / T o o l t i p > + 
+         < T o o l t i p   c o l u m n = " I t e m R e f e r e n c e N o _ P u r c h L i n e "   E l e m e n t I d = " 1 1 5 8 3 9 2 0 3 1 " > + 
+             < T o o l t i p T e x t   l a n g = " e n - U S " > S p e c i f i e s   t h e   r e f e r e n c e d   i t e m   n u m b e r . < / T o o l t i p T e x t > + 
+         < / T o o l t i p > + 
+         < T o o l t i p   c o l u m n = " D e s c _ P u r c h L i n e "   E l e m e n t I d = " 1 1 6 1 7 0 2 0 8 9 " > + 
+             < T o o l t i p T e x t   l a n g = " e n - U S " > S p e c i f i e s   a   d e s c r i p t i o n   o f   t h e   e n t r y   o f   t h e   p r o d u c t   t o   b e   p u r c h a s e d .   T o   a d d   a   n o n - t r a n s a c t i o n a l   t e x t   l i n e ,   f i l l   i n   t h e   D e s c r i p t i o n   f i e l d   o n l y . < / T o o l t i p T e x t > + 
+         < / T o o l t i p > + 
+         < T o o l t i p   c o l u m n = " U O M _ P u r c h L i n e "   E l e m e n t I d = " 4 4 1 1 3 9 0 4 9 " > + 
+             < T o o l t i p T e x t   l a n g = " e n - U S " > S p e c i f i e s   t h e   u n i t   o f   m e a s u r e . < / T o o l t i p T e x t > + 
+         < / T o o l t i p > + 
+         < T o o l t i p   c o l u m n = " L i n e D i s c _ P u r c h L i n e "   E l e m e n t I d = " 2 1 3 3 2 3 3 9 7 3 " > + 
+             < T o o l t i p T e x t   l a n g = " e n - U S " > S p e c i f i e s   t h e   d i s c o u n t   p e r c e n t a g e   t h a t   i s   g r a n t e d   f o r   t h e   i t e m   o n   t h e   l i n e . < / T o o l t i p T e x t > + 
+         < / T o o l t i p > + 
+         < T o o l t i p   c o l u m n = " A l l o w I n v D i s c _ P u r c h L i n e "   E l e m e n t I d = " 9 8 2 2 2 1 3 6 3 " > + 
+             < T o o l t i p T e x t   l a n g = " e n - U S " > S p e c i f i e s   i f   t h e   i n v o i c e   l i n e   i s   i n c l u d e d   w h e n   t h e   i n v o i c e   d i s c o u n t   i s   c a l c u l a t e d . < / T o o l t i p T e x t > + 
+         < / T o o l t i p > + 
+         < T o o l t i p   c o l u m n = " U n i t P r i c e _ P u r c h L i n e "   E l e m e n t I d = " 2 0 6 3 2 5 9 8 1 9 " > + 
+             < T o o l t i p T e x t   l a n g = " e n - U S " > S p e c i f i e s   t h e   p r i c e ,   i n   L C Y ,   o f   o n e   u n i t   o f   t h e   i t e m   o r   r e s o u r c e .   Y o u   c a n   e n t e r   a   p r i c e   m a n u a l l y   o r   h a v e   i t   e n t e r e d   a c c o r d i n g   t o   t h e   P r i c e / P r o f i t   C a l c u l a t i o n   f i e l d   o n   t h e   r e l a t e d   c a r d . < / T o o l t i p T e x t > + 
+         < / T o o l t i p > + 
+         < T o o l t i p   c o l u m n = " J o b N o _ P u r c h L i n e "   E l e m e n t I d = " 2 7 7 7 0 3 3 2 6 " > + 
+             < T o o l t i p T e x t   l a n g = " e n - U S " > S p e c i f i e s   t h e   n u m b e r   o f   t h e   r e l a t e d   p r o j e c t .   I f   y o u   f i l l   i n   t h i s   f i e l d   a n d   t h e   P r o j e c t   T a s k   N o .   f i e l d ,   t h e n   a   p r o j e c t   l e d g e r   e n t r y   w i l l   b e   p o s t e d   t o g e t h e r   w i t h   t h e   p u r c h a s e   l i n e . < / T o o l t i p T e x t > + 
+         < / T o o l t i p > + 
+         < T o o l t i p   c o l u m n = " J o b T a s k N o _ P u r c h L i n e "   E l e m e n t I d = " 7 2 6 6 6 9 0 1 1 " > + 
+             < T o o l t i p T e x t   l a n g = " e n - U S " > S p e c i f i e s   t h e   n u m b e r   o f   t h e   r e l a t e d   p r o j e c t   t a s k . < / T o o l t i p T e x t > + 
+         < / T o o l t i p > + 
+         < T o o l t i p   c o l u m n = " S p e n d R e q u e s t N o _ P u r c h L i n e "   E l e m e n t I d = " 2 0 0 5 3 6 7 6 4 4 " > + 
+             < T o o l t i p T e x t   l a n g = " e n - U S " > S p e c i f i e s   t h e   s p e n d   r e q u e s t   t h a t   t h i s   p u r c h a s e   d o c u m e n t   r e l a t e s   t o . < / T o o l t i p T e x t > + 
+         < / T o o l t i p > + 
+         < T o o l t i p   c o l u m n = " V A T A m t L i n e V A T B a s e "   E l e m e n t I d = " 1 4 1 9 8 1 6 2 1 8 " > + 
+             < T o o l t i p T e x t   l a n g = " e n - U S " > S p e c i f i e s   t h e   t o t a l   n e t   a m o u n t   ( a m o u n t   e x c l u d i n g   V A T )   f o r   s a l e s   o r   p u r c h a s e   l i n e s   w i t h   a   s p e c i f i c   V A T   I d e n t i f i e r . < / T o o l t i p T e x t > + 
+         < / T o o l t i p > + 
+         < T o o l t i p   c o l u m n = " V A T A m t L i n e V A T A m t "   E l e m e n t I d = " 8 4 9 9 7 4 3 4 1 " > + 
+             < T o o l t i p T e x t   l a n g = " e n - U S " > S p e c i f i e s   t h e   a m o u n t   o f   V A T   t h a t   i s   i n c l u d e d   i n   t h e   t o t a l   a m o u n t . < / T o o l t i p T e x t > + 
+         < / T o o l t i p > + 
+         < T o o l t i p   c o l u m n = " V A T A m t L i n e L i n e A m t "   E l e m e n t I d = " 1 8 8 2 1 0 3 2 6 2 " > + 
+             < T o o l t i p T e x t   l a n g = " e n - U S " > S p e c i f i e s   t h e   t o t a l   a m o u n t   f o r   s a l e s   o r   p u r c h a s e   l i n e s   w i t h   a   s p e c i f i c   V A T   i d e n t i f i e r . < / T o o l t i p T e x t > + 
+         < / T o o l t i p > + 
+         < T o o l t i p   c o l u m n = " V A T A m t L i n e I n v D i s c B a s e A m t "   E l e m e n t I d = " 1 6 9 1 0 0 3 4 1 5 " > + 
+             < T o o l t i p T e x t   l a n g = " e n - U S " > S p e c i f i e s   t h e   i n v o i c e   d i s c o u n t   b a s e   a m o u n t . < / T o o l t i p T e x t > + 
+         < / T o o l t i p > + 
+         < T o o l t i p   c o l u m n = " V A T A m t L i n e I n v D i s c A m t "   E l e m e n t I d = " 1 0 0 7 8 2 8 6 0 " > + 
+             < T o o l t i p T e x t   l a n g = " e n - U S " > S p e c i f i e s   t h e   i n v o i c e   d i s c o u n t   a m o u n t   f o r   a   s p e c i f i c   V A T   i d e n t i f i e r . < / T o o l t i p T e x t > + 
+         < / T o o l t i p > + 
+         < T o o l t i p   c o l u m n = " V A T A m t L i n e V A T "   E l e m e n t I d = " 2 9 9 0 4 8 9 2 5 " > + 
+             < T o o l t i p T e x t   l a n g = " e n - U S " > S p e c i f i e s   t h e   V A T   %   t h a t   w a s   u s e d   o n   t h e   s a l e s   o r   p u r c h a s e   l i n e s   w i t h   t h i s   V A T   I d e n t i f i e r . < / T o o l t i p T e x t > + 
+         < / T o o l t i p > + 
+         < T o o l t i p   c o l u m n = " V A T A m t L i n e V A T I d e n t i f i e r "   E l e m e n t I d = " 4 6 1 3 9 9 7 9 2 " > + 
+             < T o o l t i p T e x t   l a n g = " e n - U S " > S p e c i f i e s   t h e   V A T   I d e n t i f i e r   v a l u e . < / T o o l t i p T e x t > + 
+         < / T o o l t i p > + 
+         < T o o l t i p   c o l u m n = " P r e p m t V A T A m t L i n e V A T A m t "   E l e m e n t I d = " 1 8 7 1 3 0 1 8 2 9 " > + 
+             < T o o l t i p T e x t   l a n g = " e n - U S " > S p e c i f i e s   t h e   a m o u n t   o f   V A T   t h a t   i s   i n c l u d e d   i n   t h e   t o t a l   a m o u n t . < / T o o l t i p T e x t > + 
+         < / T o o l t i p > + 
+         < T o o l t i p   c o l u m n = " P r e p m t V A T A m t L i n e V A T B a s e "   E l e m e n t I d = " 1 2 2 6 9 0 4 6 9 6 " > + 
+             < T o o l t i p T e x t   l a n g = " e n - U S " > S p e c i f i e s   t h e   t o t a l   n e t   a m o u n t   ( a m o u n t   e x c l u d i n g   V A T )   f o r   s a l e s   o r   p u r c h a s e   l i n e s   w i t h   a   s p e c i f i c   V A T   I d e n t i f i e r . < / T o o l t i p T e x t > + 
+         < / T o o l t i p > + 
+         < T o o l t i p   c o l u m n = " P r e p m t V A T A m t L i n e L i n e A m t "   E l e m e n t I d = " 4 0 2 6 8 5 8 2 4 " > + 
+             < T o o l t i p T e x t   l a n g = " e n - U S " > S p e c i f i e s   t h e   t o t a l   a m o u n t   f o r   s a l e s   o r   p u r c h a s e   l i n e s   w i t h   a   s p e c i f i c   V A T   i d e n t i f i e r . < / T o o l t i p T e x t > + 
+         < / T o o l t i p > + 
+         < T o o l t i p   c o l u m n = " P r e p m t V A T A m t L i n e V A T "   E l e m e n t I d = " 1 9 1 5 4 9 4 8 5 " > + 
+             < T o o l t i p T e x t   l a n g = " e n - U S " > S p e c i f i e s   t h e   V A T   %   t h a t   w a s   u s e d   o n   t h e   s a l e s   o r   p u r c h a s e   l i n e s   w i t h   t h i s   V A T   I d e n t i f i e r . < / T o o l t i p T e x t > + 
+         < / T o o l t i p > + 
+         < T o o l t i p   c o l u m n = " P r e p m t V A T A m t L i n e V A T I d "   E l e m e n t I d = " 9 8 2 2 2 4 8 0 0 " > + 
+             < T o o l t i p T e x t   l a n g = " e n - U S " > S p e c i f i e s   t h e   V A T   I d e n t i f i e r   v a l u e . < / T o o l t i p T e x t > + 
+         < / T o o l t i p > + 
+     < / T o o l t i p s > + 
+     < P u r c h a s e _ H e a d e r   E l e m e n t T y p e = " D a t a I t e m "   E l e m e n t I d = " 3 0 1 5 4 4 2 5 8 " > + 
+         < A l l o w I n v o i c e D i s c _ L b l   E l e m e n t T y p e = " C o l u m n "   E l e m e n t I d = " 1 4 4 9 1 1 7 7 6 3 "   D a t a T y p e = " L a b e l " > A l l o w I n v o i c e D i s c _ L b l < / A l l o w I n v o i c e D i s c _ L b l > + 
+         < A m o u n t _ L b l   E l e m e n t T y p e = " C o l u m n "   E l e m e n t I d = " 1 8 5 7 4 6 5 8 6 0 "   D a t a T y p e = " L a b e l " > A m o u n t _ L b l < / A m o u n t _ L b l > + 
+         < B u y e r _ L b l   E l e m e n t T y p e = " C o l u m n "   E l e m e n t I d = " 1 7 4 6 3 3 5 4 8 9 "   D a t a T y p e = " L a b e l " > B u y e r _ L b l < / B u y e r _ L b l >   
          < B u y F r m V e n d N o _ P u r c h H e a d e r   E l e m e n t T y p e = " C o l u m n "   E l e m e n t I d = " 1 1 4 1 1 5 6 0 2 "   D a t a T y p e = " C o d e " > B u y F r m V e n d N o _ P u r c h H e a d e r < / B u y F r m V e n d N o _ P u r c h H e a d e r >   
@@ -8213,15 +8535,15 @@
  
          < B u y F r o m C o n t a c t E m a i l   E l e m e n t T y p e = " C o l u m n "   E l e m e n t I d = " 1 4 6 0 8 4 1 4 4 9 "   D a t a T y p e = " T e x t " > B u y F r o m C o n t a c t E m a i l < / B u y F r o m C o n t a c t E m a i l >   
-         < B u y F r o m C o n t a c t E m a i l L b l   E l e m e n t T y p e = " C o l u m n "   E l e m e n t I d = " 4 6 2 0 6 3 8 7 5 "   D a t a T y p e = " T e x t C o n s t " > B u y F r o m C o n t a c t E m a i l L b l < / B u y F r o m C o n t a c t E m a i l L b l > +         < B u y F r o m C o n t a c t E m a i l L b l   E l e m e n t T y p e = " C o l u m n "   E l e m e n t I d = " 4 6 2 0 6 3 8 7 5 "   D a t a T y p e = " L a b e l " > B u y F r o m C o n t a c t E m a i l L b l < / B u y F r o m C o n t a c t E m a i l L b l >   
          < B u y F r o m C o n t a c t M o b i l e P h o n e N o   E l e m e n t T y p e = " C o l u m n "   E l e m e n t I d = " 6 8 2 3 8 6 3 9 2 "   D a t a T y p e = " T e x t " > B u y F r o m C o n t a c t M o b i l e P h o n e N o < / B u y F r o m C o n t a c t M o b i l e P h o n e N o >   
-         < B u y F r o m C o n t a c t M o b i l e P h o n e N o L b l   E l e m e n t T y p e = " C o l u m n "   E l e m e n t I d = " 3 5 0 1 9 3 3 8 "   D a t a T y p e = " T e x t C o n s t " > B u y F r o m C o n t a c t M o b i l e P h o n e N o L b l < / B u y F r o m C o n t a c t M o b i l e P h o n e N o L b l > +         < B u y F r o m C o n t a c t M o b i l e P h o n e N o L b l   E l e m e n t T y p e = " C o l u m n "   E l e m e n t I d = " 3 5 0 1 9 3 3 8 "   D a t a T y p e = " L a b e l " > B u y F r o m C o n t a c t M o b i l e P h o n e N o L b l < / B u y F r o m C o n t a c t M o b i l e P h o n e N o L b l >   
          < B u y F r o m C o n t a c t P h o n e N o   E l e m e n t T y p e = " C o l u m n "   E l e m e n t I d = " 1 6 2 4 1 1 6 4 9 6 "   D a t a T y p e = " T e x t " > B u y F r o m C o n t a c t P h o n e N o < / B u y F r o m C o n t a c t P h o n e N o >   
-         < B u y F r o m C o n t a c t P h o n e N o L b l   E l e m e n t T y p e = " C o l u m n "   E l e m e n t I d = " 3 6 1 4 5 0 8 0 2 "   D a t a T y p e = " T e x t C o n s t " > B u y F r o m C o n t a c t P h o n e N o L b l < / B u y F r o m C o n t a c t P h o n e N o L b l > +         < B u y F r o m C o n t a c t P h o n e N o L b l   E l e m e n t T y p e = " C o l u m n "   E l e m e n t I d = " 3 6 1 4 5 0 8 0 2 "   D a t a T y p e = " L a b e l " > B u y F r o m C o n t a c t P h o n e N o L b l < / B u y F r o m C o n t a c t P h o n e N o L b l >   
          < C o m p a n y A d d r e s s 1   E l e m e n t T y p e = " C o l u m n "   E l e m e n t I d = " 1 8 8 4 1 6 4 3 2 3 "   D a t a T y p e = " T e x t " > C o m p a n y A d d r e s s 1 < / C o m p a n y A d d r e s s 1 >   
@@ -8241,7 +8563,7 @@
  
          < C o m p a n y B a n k A c c o u n t N o   E l e m e n t T y p e = " C o l u m n "   E l e m e n t I d = " 3 0 1 4 0 2 0 4 "   D a t a T y p e = " T e x t " > C o m p a n y B a n k A c c o u n t N o < / C o m p a n y B a n k A c c o u n t N o >   
-         < C o m p a n y B a n k A c c o u n t N o _ L b l   E l e m e n t T y p e = " C o l u m n "   E l e m e n t I d = " 1 0 9 7 7 4 3 3 4 5 "   D a t a T y p e = " T e x t C o n s t " > C o m p a n y B a n k A c c o u n t N o _ L b l < / C o m p a n y B a n k A c c o u n t N o _ L b l > +         < C o m p a n y B a n k A c c o u n t N o _ L b l   E l e m e n t T y p e = " C o l u m n "   E l e m e n t I d = " 1 0 9 7 7 4 3 3 4 5 "   D a t a T y p e = " L a b e l " > C o m p a n y B a n k A c c o u n t N o _ L b l < / C o m p a n y B a n k A c c o u n t N o _ L b l >   
          < C o m p a n y B a n k B r a n c h N o   E l e m e n t T y p e = " C o l u m n "   E l e m e n t I d = " 7 9 3 1 3 3 0 5 7 "   D a t a T y p e = " T e x t " > C o m p a n y B a n k B r a n c h N o < / C o m p a n y B a n k B r a n c h N o >   
@@ -8249,7 +8571,7 @@
  
          < C o m p a n y B a n k N a m e   E l e m e n t T y p e = " C o l u m n "   E l e m e n t I d = " 1 5 3 4 9 0 5 6 0 5 "   D a t a T y p e = " T e x t " > C o m p a n y B a n k N a m e < / C o m p a n y B a n k N a m e >   
-         < C o m p a n y B a n k N a m e _ L b l   E l e m e n t T y p e = " C o l u m n "   E l e m e n t I d = " 1 2 0 4 3 0 7 0 1 4 "   D a t a T y p e = " T e x t C o n s t " > C o m p a n y B a n k N a m e _ L b l < / C o m p a n y B a n k N a m e _ L b l > +         < C o m p a n y B a n k N a m e _ L b l   E l e m e n t T y p e = " C o l u m n "   E l e m e n t I d = " 1 2 0 4 3 0 7 0 1 4 "   D a t a T y p e = " L a b e l " > C o m p a n y B a n k N a m e _ L b l < / C o m p a n y B a n k N a m e _ L b l >   
          < C o m p a n y C u s t o m G i r o   E l e m e n t T y p e = " C o l u m n "   E l e m e n t I d = " 1 6 7 0 4 7 5 7 9 8 "   D a t a T y p e = " T e x t " > C o m p a n y C u s t o m G i r o < / C o m p a n y C u s t o m G i r o >   
@@ -8257,15 +8579,15 @@
  
          < C o m p a n y E M a i l   E l e m e n t T y p e = " C o l u m n "   E l e m e n t I d = " 1 6 7 7 0 7 4 0 5 8 "   D a t a T y p e = " T e x t " > C o m p a n y E M a i l < / C o m p a n y E M a i l >   
-         < C o m p a n y E m a i l _ L b l   E l e m e n t T y p e = " C o l u m n "   E l e m e n t I d = " 8 0 8 1 5 9 1 7 9 "   D a t a T y p e = " T e x t C o n s t " > C o m p a n y E m a i l _ L b l < / C o m p a n y E m a i l _ L b l > +         < C o m p a n y E m a i l _ L b l   E l e m e n t T y p e = " C o l u m n "   E l e m e n t I d = " 8 0 8 1 5 9 1 7 9 "   D a t a T y p e = " L a b e l " > C o m p a n y E m a i l _ L b l < / C o m p a n y E m a i l _ L b l >   
          < C o m p a n y G i r o N o   E l e m e n t T y p e = " C o l u m n "   E l e m e n t I d = " 1 3 6 0 1 9 6 3 2 0 "   D a t a T y p e = " T e x t " > C o m p a n y G i r o N o < / C o m p a n y G i r o N o >   
-         < C o m p a n y G i r o N o _ L b l   E l e m e n t T y p e = " C o l u m n "   E l e m e n t I d = " 8 6 1 6 0 2 1 1 5 "   D a t a T y p e = " T e x t C o n s t " > C o m p a n y G i r o N o _ L b l < / C o m p a n y G i r o N o _ L b l > +         < C o m p a n y G i r o N o _ L b l   E l e m e n t T y p e = " C o l u m n "   E l e m e n t I d = " 8 6 1 6 0 2 1 1 5 "   D a t a T y p e = " L a b e l " > C o m p a n y G i r o N o _ L b l < / C o m p a n y G i r o N o _ L b l >   
          < C o m p a n y H o m e P a g e   E l e m e n t T y p e = " C o l u m n "   E l e m e n t I d = " 1 9 8 9 1 8 8 7 0 "   D a t a T y p e = " T e x t " > C o m p a n y H o m e P a g e < / C o m p a n y H o m e P a g e >   
-         < C o m p a n y H o m e P a g e _ L b l   E l e m e n t T y p e = " C o l u m n "   E l e m e n t I d = " 1 5 2 9 3 4 8 1 7 1 "   D a t a T y p e = " T e x t C o n s t " > C o m p a n y H o m e P a g e _ L b l < / C o m p a n y H o m e P a g e _ L b l > +         < C o m p a n y H o m e P a g e _ L b l   E l e m e n t T y p e = " C o l u m n "   E l e m e n t I d = " 1 5 2 9 3 4 8 1 7 1 "   D a t a T y p e = " L a b e l " > C o m p a n y H o m e P a g e _ L b l < / C o m p a n y H o m e P a g e _ L b l >   
          < C o m p a n y I B A N   E l e m e n t T y p e = " C o l u m n "   E l e m e n t I d = " 9 0 6 5 4 9 1 8 2 "   D a t a T y p e = " C o d e " > C o m p a n y I B A N < / C o m p a n y I B A N >   
@@ -8279,9 +8601,9 @@
  
          < C o m p a n y P h o n e N o   E l e m e n t T y p e = " C o l u m n "   E l e m e n t I d = " 2 5 0 4 4 0 6 5 5 "   D a t a T y p e = " T e x t " > C o m p a n y P h o n e N o < / C o m p a n y P h o n e N o >   
-         < C o m p a n y P h o n e N o _ L b l   E l e m e n t T y p e = " C o l u m n "   E l e m e n t I d = " 5 5 8 5 9 3 5 8 6 "   D a t a T y p e = " T e x t C o n s t " > C o m p a n y P h o n e N o _ L b l < / C o m p a n y P h o n e N o _ L b l > - 
-         < C o m p a n y P i c t u r e   E l e m e n t T y p e = " C o l u m n "   E l e m e n t I d = " 1 3 9 7 4 1 1 0 7 4 "   D a t a T y p e = " B L O B "   / > +         < C o m p a n y P h o n e N o _ L b l   E l e m e n t T y p e = " C o l u m n "   E l e m e n t I d = " 5 5 8 5 9 3 5 8 6 "   D a t a T y p e = " L a b e l " > C o m p a n y P h o n e N o _ L b l < / C o m p a n y P h o n e N o _ L b l > + 
+         < C o m p a n y P i c t u r e   E l e m e n t T y p e = " C o l u m n "   E l e m e n t I d = " 1 3 9 7 4 1 1 0 7 4 "   D a t a T y p e = " B l o b "   / >   
          < C o m p a n y R e g i s t r a t i o n N u m b e r   E l e m e n t T y p e = " C o l u m n "   E l e m e n t I d = " 2 0 2 3 6 3 9 4 2 4 "   D a t a T y p e = " T e x t " > C o m p a n y R e g i s t r a t i o n N u m b e r < / C o m p a n y R e g i s t r a t i o n N u m b e r >   
@@ -8299,93 +8621,93 @@
  
          < C o m p a n y V A T R e g N o _ L b l   E l e m e n t T y p e = " C o l u m n "   E l e m e n t I d = " 7 7 3 2 0 1 5 0 1 "   D a t a T y p e = " T e x t " > C o m p a n y V A T R e g N o _ L b l < / C o m p a n y V A T R e g N o _ L b l >   
-         < C o n f i r m T o C a p t i o n _ L b l   E l e m e n t T y p e = " C o l u m n "   E l e m e n t I d = " 1 7 0 5 6 7 2 8 4 1 "   D a t a T y p e = " T e x t C o n s t " > C o n f i r m T o C a p t i o n _ L b l < / C o n f i r m T o C a p t i o n _ L b l > +         < C o n f i r m T o C a p t i o n _ L b l   E l e m e n t T y p e = " C o l u m n "   E l e m e n t I d = " 1 7 0 5 6 7 2 8 4 1 "   D a t a T y p e = " L a b e l " > C o n f i r m T o C a p t i o n _ L b l < / C o n f i r m T o C a p t i o n _ L b l >   
          < D i m T e x t   E l e m e n t T y p e = " C o l u m n "   E l e m e n t I d = " 1 7 6 4 8 3 2 3 2 "   D a t a T y p e = " T e x t " > D i m T e x t < / D i m T e x t >   
-         < D o c T y p e _ P u r c h H e a d e r   E l e m e n t T y p e = " C o l u m n "   E l e m e n t I d = " 1 9 1 3 4 4 6 4 3 3 "   D a t a T y p e = " O p t i o n " > D o c T y p e _ P u r c h H e a d e r < / D o c T y p e _ P u r c h H e a d e r > +         < D o c T y p e _ P u r c h H e a d e r   E l e m e n t T y p e = " C o l u m n "   E l e m e n t I d = " 1 9 1 3 4 4 6 4 3 3 "   D a t a T y p e = " E n u m " > D o c T y p e _ P u r c h H e a d e r < / D o c T y p e _ P u r c h H e a d e r >   
          < D o c u m e n t D a t e   E l e m e n t T y p e = " C o l u m n "   E l e m e n t I d = " 5 5 2 8 7 1 9 1 4 "   D a t a T y p e = " S t r i n g " > D o c u m e n t D a t e < / D o c u m e n t D a t e >   
-         < D o c u m e n t D a t e _ L b l   E l e m e n t T y p e = " C o l u m n "   E l e m e n t I d = " 1 0 2 6 4 9 4 8 3 "   D a t a T y p e = " T e x t C o n s t " > D o c u m e n t D a t e _ L b l < / D o c u m e n t D a t e _ L b l > - 
-         < D o c u m e n t T i t l e _ L b l   E l e m e n t T y p e = " C o l u m n "   E l e m e n t I d = " 8 5 8 4 2 3 9 2 9 "   D a t a T y p e = " T e x t C o n s t " > D o c u m e n t T i t l e _ L b l < / D o c u m e n t T i t l e _ L b l > +         < D o c u m e n t D a t e _ L b l   E l e m e n t T y p e = " C o l u m n "   E l e m e n t I d = " 1 0 2 6 4 9 4 8 3 "   D a t a T y p e = " L a b e l " > D o c u m e n t D a t e _ L b l < / D o c u m e n t D a t e _ L b l > + 
+         < D o c u m e n t T i t l e _ L b l   E l e m e n t T y p e = " C o l u m n "   E l e m e n t I d = " 8 5 8 4 2 3 9 2 9 "   D a t a T y p e = " L a b e l " > D o c u m e n t T i t l e _ L b l < / D o c u m e n t T i t l e _ L b l >   
          < D u e D a t e   E l e m e n t T y p e = " C o l u m n "   E l e m e n t I d = " 7 4 5 1 7 0 2 0 3 "   D a t a T y p e = " S t r i n g " > D u e D a t e < / D u e D a t e >   
-         < E m a i l I D _ L b l   E l e m e n t T y p e = " C o l u m n "   E l e m e n t I d = " 1 0 8 1 3 5 7 8 8 9 "   D a t a T y p e = " T e x t C o n s t " > E m a i l I D _ L b l < / E m a i l I D _ L b l > +         < E m a i l I D _ L b l   E l e m e n t T y p e = " C o l u m n "   E l e m e n t I d = " 1 0 8 1 3 5 7 8 8 9 "   D a t a T y p e = " L a b e l " > E m a i l I D _ L b l < / E m a i l I D _ L b l >   
          < E x p t R e c p t D t _ P u r c h a s e H e a d e r   E l e m e n t T y p e = " C o l u m n "   E l e m e n t I d = " 7 5 1 5 1 3 9 8 3 "   D a t a T y p e = " S t r i n g " > E x p t R e c p t D t _ P u r c h a s e H e a d e r < / E x p t R e c p t D t _ P u r c h a s e H e a d e r >   
-         < H o m e P a g e _ L b l   E l e m e n t T y p e = " C o l u m n "   E l e m e n t I d = " 1 4 3 3 5 9 2 3 0 0 "   D a t a T y p e = " T e x t C o n s t " > H o m e P a g e _ L b l < / H o m e P a g e _ L b l > - 
-         < I t e m D e s c r i p t i o n _ L b l   E l e m e n t T y p e = " C o l u m n "   E l e m e n t I d = " 8 3 5 8 4 5 8 5 3 "   D a t a T y p e = " T e x t C o n s t " > I t e m D e s c r i p t i o n _ L b l < / I t e m D e s c r i p t i o n _ L b l > - 
-         < I t e m L i n e A m o u n t _ L b l   E l e m e n t T y p e = " C o l u m n "   E l e m e n t I d = " 4 8 8 7 0 7 2 7 "   D a t a T y p e = " T e x t C o n s t " > I t e m L i n e A m o u n t _ L b l < / I t e m L i n e A m o u n t _ L b l > - 
-         < I t e m N u m b e r _ L b l   E l e m e n t T y p e = " C o l u m n "   E l e m e n t I d = " 1 3 3 2 2 2 5 7 7 4 "   D a t a T y p e = " T e x t C o n s t " > I t e m N u m b e r _ L b l < / I t e m N u m b e r _ L b l > - 
-         < I t e m Q u a n t i t y _ L b l   E l e m e n t T y p e = " C o l u m n "   E l e m e n t I d = " 1 8 0 2 5 9 1 7 6 6 "   D a t a T y p e = " T e x t C o n s t " > I t e m Q u a n t i t y _ L b l < / I t e m Q u a n t i t y _ L b l > - 
-         < I t e m U n i t _ L b l   E l e m e n t T y p e = " C o l u m n "   E l e m e n t I d = " 1 9 8 1 4 0 3 7 7 3 "   D a t a T y p e = " T e x t C o n s t " > I t e m U n i t _ L b l < / I t e m U n i t _ L b l > - 
-         < I t e m U n i t P r i c e _ L b l   E l e m e n t T y p e = " C o l u m n "   E l e m e n t I d = " 4 6 6 8 5 2 9 8 "   D a t a T y p e = " T e x t C o n s t " > I t e m U n i t P r i c e _ L b l < / I t e m U n i t P r i c e _ L b l > +         < H o m e P a g e _ L b l   E l e m e n t T y p e = " C o l u m n "   E l e m e n t I d = " 1 4 3 3 5 9 2 3 0 0 "   D a t a T y p e = " L a b e l " > H o m e P a g e _ L b l < / H o m e P a g e _ L b l > + 
+         < I t e m D e s c r i p t i o n _ L b l   E l e m e n t T y p e = " C o l u m n "   E l e m e n t I d = " 8 3 5 8 4 5 8 5 3 "   D a t a T y p e = " L a b e l " > I t e m D e s c r i p t i o n _ L b l < / I t e m D e s c r i p t i o n _ L b l > + 
+         < I t e m L i n e A m o u n t _ L b l   E l e m e n t T y p e = " C o l u m n "   E l e m e n t I d = " 4 8 8 7 0 7 2 7 "   D a t a T y p e = " L a b e l " > I t e m L i n e A m o u n t _ L b l < / I t e m L i n e A m o u n t _ L b l > + 
+         < I t e m N u m b e r _ L b l   E l e m e n t T y p e = " C o l u m n "   E l e m e n t I d = " 1 3 3 2 2 2 5 7 7 4 "   D a t a T y p e = " L a b e l " > I t e m N u m b e r _ L b l < / I t e m N u m b e r _ L b l > + 
+         < I t e m Q u a n t i t y _ L b l   E l e m e n t T y p e = " C o l u m n "   E l e m e n t I d = " 1 8 0 2 5 9 1 7 6 6 "   D a t a T y p e = " L a b e l " > I t e m Q u a n t i t y _ L b l < / I t e m Q u a n t i t y _ L b l > + 
+         < I t e m U n i t P r i c e _ L b l   E l e m e n t T y p e = " C o l u m n "   E l e m e n t I d = " 4 6 6 8 5 2 9 8 "   D a t a T y p e = " L a b e l " > I t e m U n i t P r i c e _ L b l < / I t e m U n i t P r i c e _ L b l > + 
+         < I t e m U n i t _ L b l   E l e m e n t T y p e = " C o l u m n "   E l e m e n t I d = " 1 9 8 1 4 0 3 7 7 3 "   D a t a T y p e = " L a b e l " > I t e m U n i t _ L b l < / I t e m U n i t _ L b l >   
          < N o _ P u r c h H e a d e r   E l e m e n t T y p e = " C o l u m n "   E l e m e n t I d = " 5 2 0 3 3 9 3 5 2 "   D a t a T y p e = " C o d e " > N o _ P u r c h H e a d e r < / N o _ P u r c h H e a d e r >   
-         < O r d e r D a t e _ L b l   E l e m e n t T y p e = " C o l u m n "   E l e m e n t I d = " 4 1 7 6 9 0 3 9 8 "   D a t a T y p e = " T e x t C o n s t " > O r d e r D a t e _ L b l < / O r d e r D a t e _ L b l > +         < O r d e r D a t e _ L b l   E l e m e n t T y p e = " C o l u m n "   E l e m e n t I d = " 4 1 7 6 9 0 3 9 8 "   D a t a T y p e = " L a b e l " > O r d e r D a t e _ L b l < / O r d e r D a t e _ L b l >   
          < O r d e r D a t e _ P u r c h a s e H e a d e r   E l e m e n t T y p e = " C o l u m n "   E l e m e n t I d = " 1 1 1 9 3 3 8 5 4 0 "   D a t a T y p e = " S t r i n g " > O r d e r D a t e _ P u r c h a s e H e a d e r < / O r d e r D a t e _ P u r c h a s e H e a d e r >   
-         < O r d e r N o _ L b l   E l e m e n t T y p e = " C o l u m n "   E l e m e n t I d = " 1 9 9 1 0 6 2 5 2 9 "   D a t a T y p e = " T e x t C o n s t " > O r d e r N o _ L b l < / O r d e r N o _ L b l > +         < O r d e r N o _ L b l   E l e m e n t T y p e = " C o l u m n "   E l e m e n t I d = " 1 9 9 1 0 6 2 5 2 9 "   D a t a T y p e = " L a b e l " > O r d e r N o _ L b l < / O r d e r N o _ L b l >   
          < O u t p u t N o   E l e m e n t T y p e = " C o l u m n "   E l e m e n t I d = " 1 5 2 4 6 3 6 1 8 1 "   D a t a T y p e = " I n t e g e r " > O u t p u t N o < / O u t p u t N o >   
-         < P a g e _ L b l   E l e m e n t T y p e = " C o l u m n "   E l e m e n t I d = " 6 8 0 6 4 8 0 9 1 "   D a t a T y p e = " T e x t C o n s t " > P a g e _ L b l < / P a g e _ L b l > - 
-         < P a y m e n t D e t a i l s _ L b l   E l e m e n t T y p e = " C o l u m n "   E l e m e n t I d = " 1 0 2 9 7 4 8 9 9 2 "   D a t a T y p e = " T e x t C o n s t " > P a y m e n t D e t a i l s _ L b l < / P a y m e n t D e t a i l s _ L b l > +         < P a g e _ L b l   E l e m e n t T y p e = " C o l u m n "   E l e m e n t I d = " 6 8 0 6 4 8 0 9 1 "   D a t a T y p e = " L a b e l " > P a g e _ L b l < / P a g e _ L b l > + 
+         < P a y m e n t D e t a i l s _ L b l   E l e m e n t T y p e = " C o l u m n "   E l e m e n t I d = " 1 0 2 9 7 4 8 9 9 2 "   D a t a T y p e = " L a b e l " > P a y m e n t D e t a i l s _ L b l < / P a y m e n t D e t a i l s _ L b l >   
          < P a y m e n t T e r m s D e s c   E l e m e n t T y p e = " C o l u m n "   E l e m e n t I d = " 1 9 8 3 0 0 2 7 7 9 "   D a t a T y p e = " T e x t " > P a y m e n t T e r m s D e s c < / P a y m e n t T e r m s D e s c >   
-         < P a y m e n t T e r m s D e s c _ L b l   E l e m e n t T y p e = " C o l u m n "   E l e m e n t I d = " 1 4 3 7 8 0 9 5 6 2 "   D a t a T y p e = " T e x t C o n s t " > P a y m e n t T e r m s D e s c _ L b l < / P a y m e n t T e r m s D e s c _ L b l > +         < P a y m e n t T e r m s D e s c _ L b l   E l e m e n t T y p e = " C o l u m n "   E l e m e n t I d = " 1 4 3 7 8 0 9 5 6 2 "   D a t a T y p e = " L a b e l " > P a y m e n t T e r m s D e s c _ L b l < / P a y m e n t T e r m s D e s c _ L b l >   
          < P a y T o C o n t a c t E m a i l   E l e m e n t T y p e = " C o l u m n "   E l e m e n t I d = " 1 9 8 4 8 9 3 3 1 0 "   D a t a T y p e = " T e x t " > P a y T o C o n t a c t E m a i l < / P a y T o C o n t a c t E m a i l >   
-         < P a y T o C o n t a c t E m a i l L b l   E l e m e n t T y p e = " C o l u m n "   E l e m e n t I d = " 6 8 4 6 8 8 4 8 "   D a t a T y p e = " T e x t C o n s t " > P a y T o C o n t a c t E m a i l L b l < / P a y T o C o n t a c t E m a i l L b l > +         < P a y T o C o n t a c t E m a i l L b l   E l e m e n t T y p e = " C o l u m n "   E l e m e n t I d = " 6 8 4 6 8 8 4 8 "   D a t a T y p e = " L a b e l " > P a y T o C o n t a c t E m a i l L b l < / P a y T o C o n t a c t E m a i l L b l >   
          < P a y T o C o n t a c t M o b i l e P h o n e N o   E l e m e n t T y p e = " C o l u m n "   E l e m e n t I d = " 1 9 0 1 4 6 6 0 5 "   D a t a T y p e = " T e x t " > P a y T o C o n t a c t M o b i l e P h o n e N o < / P a y T o C o n t a c t M o b i l e P h o n e N o >   
-         < P a y T o C o n t a c t M o b i l e P h o n e N o L b l   E l e m e n t T y p e = " C o l u m n "   E l e m e n t I d = " 1 2 5 4 4 4 0 0 8 9 "   D a t a T y p e = " T e x t C o n s t " > P a y T o C o n t a c t M o b i l e P h o n e N o L b l < / P a y T o C o n t a c t M o b i l e P h o n e N o L b l > +         < P a y T o C o n t a c t M o b i l e P h o n e N o L b l   E l e m e n t T y p e = " C o l u m n "   E l e m e n t I d = " 1 2 5 4 4 4 0 0 8 9 "   D a t a T y p e = " L a b e l " > P a y T o C o n t a c t M o b i l e P h o n e N o L b l < / P a y T o C o n t a c t M o b i l e P h o n e N o L b l >   
          < P a y T o C o n t a c t P h o n e N o   E l e m e n t T y p e = " C o l u m n "   E l e m e n t I d = " 1 9 2 3 7 9 6 7 0 9 "   D a t a T y p e = " T e x t " > P a y T o C o n t a c t P h o n e N o < / P a y T o C o n t a c t P h o n e N o >   
-         < P a y T o C o n t a c t P h o n e N o L b l   E l e m e n t T y p e = " C o l u m n "   E l e m e n t I d = " 2 9 3 4 6 1 0 8 7 "   D a t a T y p e = " T e x t C o n s t " > P a y T o C o n t a c t P h o n e N o L b l < / P a y T o C o n t a c t P h o n e N o L b l > +         < P a y T o C o n t a c t P h o n e N o L b l   E l e m e n t T y p e = " C o l u m n "   E l e m e n t I d = " 2 9 3 4 6 1 0 8 7 "   D a t a T y p e = " L a b e l " > P a y T o C o n t a c t P h o n e N o L b l < / P a y T o C o n t a c t P h o n e N o L b l >   
          < P a y T o V e n d N o _ P u r c h H e a d e r   E l e m e n t T y p e = " C o l u m n "   E l e m e n t I d = " 6 3 5 5 6 4 4 9 8 "   D a t a T y p e = " C o d e " > P a y T o V e n d N o _ P u r c h H e a d e r < / P a y T o V e n d N o _ P u r c h H e a d e r >   
          < P r e p m t P a y m e n t T e r m s D e s c   E l e m e n t T y p e = " C o l u m n "   E l e m e n t I d = " 4 2 9 7 6 4 9 1 "   D a t a T y p e = " T e x t " > P r e p m t P a y m e n t T e r m s D e s c < / P r e p m t P a y m e n t T e r m s D e s c >   
-         < P r e p y m t T e r m s D e s c _ L b l   E l e m e n t T y p e = " C o l u m n "   E l e m e n t I d = " 1 8 4 2 9 3 9 4 8 5 "   D a t a T y p e = " T e x t C o n s t " > P r e p y m t T e r m s D e s c _ L b l < / P r e p y m t T e r m s D e s c _ L b l > - 
-         < P r i c e s I n c l u d i n g V A T _ L b l   E l e m e n t T y p e = " C o l u m n "   E l e m e n t I d = " 1 3 7 7 9 7 9 4 4 4 "   D a t a T y p e = " T e x t C o n s t " > P r i c e s I n c l u d i n g V A T _ L b l < / P r i c e s I n c l u d i n g V A T _ L b l > +         < P r e p y m t T e r m s D e s c _ L b l   E l e m e n t T y p e = " C o l u m n "   E l e m e n t I d = " 1 8 4 2 9 3 9 4 8 5 "   D a t a T y p e = " L a b e l " > P r e p y m t T e r m s D e s c _ L b l < / P r e p y m t T e r m s D e s c _ L b l > + 
+         < P r i c e s I n c l u d i n g V A T _ L b l   E l e m e n t T y p e = " C o l u m n "   E l e m e n t I d = " 1 3 7 7 9 7 9 4 4 4 "   D a t a T y p e = " L a b e l " > P r i c e s I n c l u d i n g V A T _ L b l < / P r i c e s I n c l u d i n g V A T _ L b l > + 
+         < P r i c e s I n c l V A T t x t   E l e m e n t T y p e = " C o l u m n "   E l e m e n t I d = " 1 1 2 3 7 2 4 4 4 8 "   D a t a T y p e = " L a b e l " > P r i c e s I n c l V A T t x t < / P r i c e s I n c l V A T t x t >   
          < P r i c e s I n c l V A T _ P u r c h H e a d e r   E l e m e n t T y p e = " C o l u m n "   E l e m e n t I d = " 1 8 0 5 5 0 7 9 8 0 "   D a t a T y p e = " B o o l e a n " > P r i c e s I n c l V A T _ P u r c h H e a d e r < / P r i c e s I n c l V A T _ P u r c h H e a d e r >   
          < P r i c e s I n c l V A T _ P u r c h H e a d e r _ L b l   E l e m e n t T y p e = " C o l u m n "   E l e m e n t I d = " 1 7 9 9 5 0 1 7 4 3 "   D a t a T y p e = " S t r i n g " > P r i c e s I n c l V A T _ P u r c h H e a d e r _ L b l < / P r i c e s I n c l V A T _ P u r c h H e a d e r _ L b l >   
-         < P r i c e s I n c l V A T t x t   E l e m e n t T y p e = " C o l u m n "   E l e m e n t I d = " 1 1 2 3 7 2 4 4 4 8 "   D a t a T y p e = " T e x t C o n s t " > P r i c e s I n c l V A T t x t < / P r i c e s I n c l V A T t x t > - 
          < P u r c h a s e r T e x t   E l e m e n t T y p e = " C o l u m n "   E l e m e n t I d = " 1 2 9 1 4 2 3 8 3 3 "   D a t a T y p e = " T e x t " > P u r c h a s e r T e x t < / P u r c h a s e r T e x t >   
-         < P u r c h L i n e I n v D i s c A m t _ L b l   E l e m e n t T y p e = " C o l u m n "   E l e m e n t I d = " 9 2 6 7 0 5 4 6 2 "   D a t a T y p e = " T e x t C o n s t " > P u r c h L i n e I n v D i s c A m t _ L b l < / P u r c h L i n e I n v D i s c A m t _ L b l > - 
-         < P u r c h O r d e r C a p t i o n _ L b l   E l e m e n t T y p e = " C o l u m n "   E l e m e n t I d = " 6 3 3 7 2 3 3 7 2 "   D a t a T y p e = " T e x t C o n s t " > P u r c h O r d e r C a p t i o n _ L b l < / P u r c h O r d e r C a p t i o n _ L b l > - 
-         < P u r c h O r d e r D a t e C a p t i o n _ L b l   E l e m e n t T y p e = " C o l u m n "   E l e m e n t I d = " 1 6 3 4 1 8 6 4 0 "   D a t a T y p e = " T e x t C o n s t " > P u r c h O r d e r D a t e C a p t i o n _ L b l < / P u r c h O r d e r D a t e C a p t i o n _ L b l > - 
-         < P u r c h O r d e r N u m C a p t i o n _ L b l   E l e m e n t T y p e = " C o l u m n "   E l e m e n t I d = " 4 6 4 1 4 9 4 5 4 "   D a t a T y p e = " T e x t C o n s t " > P u r c h O r d e r N u m C a p t i o n _ L b l < / P u r c h O r d e r N u m C a p t i o n _ L b l > - 
-         < R e c e i v e b y _ L b l   E l e m e n t T y p e = " C o l u m n "   E l e m e n t I d = " 9 4 4 0 6 3 6 8 "   D a t a T y p e = " T e x t C o n s t " > R e c e i v e b y _ L b l < / R e c e i v e b y _ L b l > +         < P u r c h L i n e I n v D i s c A m t _ L b l   E l e m e n t T y p e = " C o l u m n "   E l e m e n t I d = " 9 2 6 7 0 5 4 6 2 "   D a t a T y p e = " L a b e l " > P u r c h L i n e I n v D i s c A m t _ L b l < / P u r c h L i n e I n v D i s c A m t _ L b l > + 
+         < P u r c h O r d e r C a p t i o n _ L b l   E l e m e n t T y p e = " C o l u m n "   E l e m e n t I d = " 6 3 3 7 2 3 3 7 2 "   D a t a T y p e = " L a b e l " > P u r c h O r d e r C a p t i o n _ L b l < / P u r c h O r d e r C a p t i o n _ L b l > + 
+         < P u r c h O r d e r D a t e C a p t i o n _ L b l   E l e m e n t T y p e = " C o l u m n "   E l e m e n t I d = " 1 6 3 4 1 8 6 4 0 "   D a t a T y p e = " L a b e l " > P u r c h O r d e r D a t e C a p t i o n _ L b l < / P u r c h O r d e r D a t e C a p t i o n _ L b l > + 
+         < P u r c h O r d e r N u m C a p t i o n _ L b l   E l e m e n t T y p e = " C o l u m n "   E l e m e n t I d = " 4 6 4 1 4 9 4 5 4 "   D a t a T y p e = " L a b e l " > P u r c h O r d e r N u m C a p t i o n _ L b l < / P u r c h O r d e r N u m C a p t i o n _ L b l > + 
+         < R e c e i v e b y _ L b l   E l e m e n t T y p e = " C o l u m n "   E l e m e n t I d = " 9 4 4 0 6 3 6 8 "   D a t a T y p e = " L a b e l " > R e c e i v e b y _ L b l < / R e c e i v e b y _ L b l >   
          < R e f e r e n c e T e x t   E l e m e n t T y p e = " C o l u m n "   E l e m e n t I d = " 4 4 5 3 5 3 4 5 1 "   D a t a T y p e = " T e x t " > R e f e r e n c e T e x t < / R e f e r e n c e T e x t >   
@@ -8397,7 +8719,7 @@
  
          < S h i p m e n t M e t h o d D e s c   E l e m e n t T y p e = " C o l u m n "   E l e m e n t I d = " 6 8 6 3 4 3 1 7 9 "   D a t a T y p e = " T e x t " > S h i p m e n t M e t h o d D e s c < / S h i p m e n t M e t h o d D e s c >   
-         < S h i p m e n t M e t h o d D e s c _ L b l   E l e m e n t T y p e = " C o l u m n "   E l e m e n t I d = " 5 7 9 9 0 1 3 6 6 "   D a t a T y p e = " T e x t C o n s t " > S h i p m e n t M e t h o d D e s c _ L b l < / S h i p m e n t M e t h o d D e s c _ L b l > +         < S h i p m e n t M e t h o d D e s c _ L b l   E l e m e n t T y p e = " C o l u m n "   E l e m e n t I d = " 5 7 9 9 0 1 3 6 6 "   D a t a T y p e = " L a b e l " > S h i p m e n t M e t h o d D e s c _ L b l < / S h i p m e n t M e t h o d D e s c _ L b l >   
          < S h i p T o A d d r 1   E l e m e n t T y p e = " C o l u m n "   E l e m e n t I d = " 5 1 2 9 7 9 8 5 0 "   D a t a T y p e = " T e x t " > S h i p T o A d d r 1 < / S h i p T o A d d r 1 >   
@@ -8415,7 +8737,7 @@
  
          < S h i p T o A d d r 8   E l e m e n t T y p e = " C o l u m n "   E l e m e n t I d = " 9 3 1 3 2 2 4 0 7 "   D a t a T y p e = " T e x t " > S h i p T o A d d r 8 < / S h i p T o A d d r 8 >   
-         < S h i p t o A d d r e s s _ L b l   E l e m e n t T y p e = " C o l u m n "   E l e m e n t I d = " 1 0 4 3 5 1 9 5 7 7 "   D a t a T y p e = " T e x t C o n s t " > S h i p t o A d d r e s s _ L b l < / S h i p t o A d d r e s s _ L b l > +         < S h i p t o A d d r e s s _ L b l   E l e m e n t T y p e = " C o l u m n "   E l e m e n t I d = " 1 0 4 3 5 1 9 5 7 7 "   D a t a T y p e = " L a b e l " > S h i p t o A d d r e s s _ L b l < / S h i p t o A d d r e s s _ L b l >   
          < S h i p T o P h o n e N o   E l e m e n t T y p e = " C o l u m n "   E l e m e n t I d = " 3 6 9 7 0 2 2 5 5 "   D a t a T y p e = " T e x t " > S h i p T o P h o n e N o < / S h i p T o P h o n e N o >   
@@ -8423,29 +8745,29 @@
  
          < S p e n d R e q u e s t N o _ L b l   E l e m e n t T y p e = " C o l u m n "   E l e m e n t I d = " 9 3 5 1 4 0 2 3 6 "   D a t a T y p e = " S t r i n g " > S p e n d R e q u e s t N o _ L b l < / S p e n d R e q u e s t N o _ L b l >   
-         < S u b t o t a l _ L b l   E l e m e n t T y p e = " C o l u m n "   E l e m e n t I d = " 1 9 6 7 7 9 5 1 4 2 "   D a t a T y p e = " T e x t C o n s t " > S u b t o t a l _ L b l < / S u b t o t a l _ L b l > - 
-         < T a x I d e n t T y p e C a p t i o n _ L b l   E l e m e n t T y p e = " C o l u m n "   E l e m e n t I d = " 1 2 3 4 9 8 1 3 2 1 "   D a t a T y p e = " T e x t C o n s t " > T a x I d e n t T y p e C a p t i o n _ L b l < / T a x I d e n t T y p e C a p t i o n _ L b l > - 
-         < T o C a p t i o n _ L b l   E l e m e n t T y p e = " C o l u m n "   E l e m e n t I d = " 2 0 3 0 5 3 2 2 2 9 "   D a t a T y p e = " T e x t C o n s t " > T o C a p t i o n _ L b l < / T o C a p t i o n _ L b l > - 
-         < T o t a l _ L b l   E l e m e n t T y p e = " C o l u m n "   E l e m e n t I d = " 1 2 1 0 1 0 0 8 7 8 "   D a t a T y p e = " T e x t C o n s t " > T o t a l _ L b l < / T o t a l _ L b l > - 
-         < V A L V A T B a s e L C Y _ L b l   E l e m e n t T y p e = " C o l u m n "   E l e m e n t I d = " 1 7 0 5 4 3 5 8 1 1 "   D a t a T y p e = " T e x t C o n s t " > V A L V A T B a s e L C Y _ L b l < / V A L V A T B a s e L C Y _ L b l > - 
-         < V A T A m t L i n e I n v D i s c B a s e A m t _ L b l   E l e m e n t T y p e = " C o l u m n "   E l e m e n t I d = " 1 6 4 7 3 8 4 9 1 6 "   D a t a T y p e = " T e x t C o n s t " > V A T A m t L i n e I n v D i s c B a s e A m t _ L b l < / V A T A m t L i n e I n v D i s c B a s e A m t _ L b l > - 
-         < V A T A m t L i n e L i n e A m t _ L b l   E l e m e n t T y p e = " C o l u m n "   E l e m e n t I d = " 1 1 3 2 2 4 5 2 5 1 "   D a t a T y p e = " T e x t C o n s t " > V A T A m t L i n e L i n e A m t _ L b l < / V A T A m t L i n e L i n e A m t _ L b l > - 
-         < V A T A m t L i n e V A T _ L b l   E l e m e n t T y p e = " C o l u m n "   E l e m e n t I d = " 1 1 6 2 6 0 3 1 0 2 "   D a t a T y p e = " T e x t C o n s t " > V A T A m t L i n e V A T _ L b l < / V A T A m t L i n e V A T _ L b l > - 
-         < V A T A m t L i n e V A T A m t _ L b l   E l e m e n t T y p e = " C o l u m n "   E l e m e n t I d = " 5 0 9 5 8 8 9 9 8 "   D a t a T y p e = " T e x t C o n s t " > V A T A m t L i n e V A T A m t _ L b l < / V A T A m t L i n e V A T A m t _ L b l > - 
-         < V A T A m t S p e c _ L b l   E l e m e n t T y p e = " C o l u m n "   E l e m e n t I d = " 1 5 0 9 9 9 9 3 4 6 "   D a t a T y p e = " T e x t C o n s t " > V A T A m t S p e c _ L b l < / V A T A m t S p e c _ L b l > +         < S u b t o t a l _ L b l   E l e m e n t T y p e = " C o l u m n "   E l e m e n t I d = " 1 9 6 7 7 9 5 1 4 2 "   D a t a T y p e = " L a b e l " > S u b t o t a l _ L b l < / S u b t o t a l _ L b l > + 
+         < T a x I d e n t T y p e C a p t i o n _ L b l   E l e m e n t T y p e = " C o l u m n "   E l e m e n t I d = " 1 2 3 4 9 8 1 3 2 1 "   D a t a T y p e = " L a b e l " > T a x I d e n t T y p e C a p t i o n _ L b l < / T a x I d e n t T y p e C a p t i o n _ L b l > + 
+         < T o C a p t i o n _ L b l   E l e m e n t T y p e = " C o l u m n "   E l e m e n t I d = " 2 0 3 0 5 3 2 2 2 9 "   D a t a T y p e = " L a b e l " > T o C a p t i o n _ L b l < / T o C a p t i o n _ L b l > + 
+         < T o t a l _ L b l   E l e m e n t T y p e = " C o l u m n "   E l e m e n t I d = " 1 2 1 0 1 0 0 8 7 8 "   D a t a T y p e = " L a b e l " > T o t a l _ L b l < / T o t a l _ L b l > + 
+         < V A L V A T B a s e L C Y _ L b l   E l e m e n t T y p e = " C o l u m n "   E l e m e n t I d = " 1 7 0 5 4 3 5 8 1 1 "   D a t a T y p e = " L a b e l " > V A L V A T B a s e L C Y _ L b l < / V A L V A T B a s e L C Y _ L b l > + 
+         < V A T A m t L i n e I n v D i s c B a s e A m t _ L b l   E l e m e n t T y p e = " C o l u m n "   E l e m e n t I d = " 1 6 4 7 3 8 4 9 1 6 "   D a t a T y p e = " L a b e l " > V A T A m t L i n e I n v D i s c B a s e A m t _ L b l < / V A T A m t L i n e I n v D i s c B a s e A m t _ L b l > + 
+         < V A T A m t L i n e L i n e A m t _ L b l   E l e m e n t T y p e = " C o l u m n "   E l e m e n t I d = " 1 1 3 2 2 4 5 2 5 1 "   D a t a T y p e = " L a b e l " > V A T A m t L i n e L i n e A m t _ L b l < / V A T A m t L i n e L i n e A m t _ L b l > + 
+         < V A T A m t L i n e V A T A m t _ L b l   E l e m e n t T y p e = " C o l u m n "   E l e m e n t I d = " 5 0 9 5 8 8 9 9 8 "   D a t a T y p e = " L a b e l " > V A T A m t L i n e V A T A m t _ L b l < / V A T A m t L i n e V A T A m t _ L b l > + 
+         < V A T A m t L i n e V A T _ L b l   E l e m e n t T y p e = " C o l u m n "   E l e m e n t I d = " 1 1 6 2 6 0 3 1 0 2 "   D a t a T y p e = " L a b e l " > V A T A m t L i n e V A T _ L b l < / V A T A m t L i n e V A T _ L b l > + 
+         < V A T A m t S p e c _ L b l   E l e m e n t T y p e = " C o l u m n "   E l e m e n t I d = " 1 5 0 9 9 9 9 3 4 6 "   D a t a T y p e = " L a b e l " > V A T A m t S p e c _ L b l < / V A T A m t S p e c _ L b l >   
          < V A T B a s e D i s c _ P u r c h H e a d e r   E l e m e n t T y p e = " C o l u m n "   E l e m e n t I d = " 1 6 3 9 7 3 7 3 5 8 "   D a t a T y p e = " D e c i m a l " > V A T B a s e D i s c _ P u r c h H e a d e r < / V A T B a s e D i s c _ P u r c h H e a d e r >   
-         < V A T I d e n t i f i e r _ L b l   E l e m e n t T y p e = " C o l u m n "   E l e m e n t I d = " 1 6 8 6 6 2 3 9 8 4 "   D a t a T y p e = " T e x t C o n s t " > V A T I d e n t i f i e r _ L b l < / V A T I d e n t i f i e r _ L b l > +         < V A T I d e n t i f i e r _ L b l   E l e m e n t T y p e = " C o l u m n "   E l e m e n t I d = " 1 6 8 6 6 2 3 9 8 4 "   D a t a T y p e = " L a b e l " > V A T I d e n t i f i e r _ L b l < / V A T I d e n t i f i e r _ L b l >   
          < V A T N o T e x t   E l e m e n t T y p e = " C o l u m n "   E l e m e n t I d = " 1 9 5 9 6 6 3 4 2 6 "   D a t a T y p e = " T e x t " > V A T N o T e x t < / V A T N o T e x t >   
@@ -8467,43 +8789,43 @@
  
          < V e n d A d d r 8   E l e m e n t T y p e = " C o l u m n "   E l e m e n t I d = " 1 2 4 0 4 4 8 6 7 9 "   D a t a T y p e = " T e x t " > V e n d A d d r 8 < / V e n d A d d r 8 >   
-         < V e n d N o _ L b l   E l e m e n t T y p e = " C o l u m n "   E l e m e n t I d = " 1 1 9 1 1 1 2 2 4 0 "   D a t a T y p e = " T e x t C o n s t " > V e n d N o _ L b l < / V e n d N o _ L b l > - 
-         < V e n d o r I D C a p t i o n _ L b l   E l e m e n t T y p e = " C o l u m n "   E l e m e n t I d = " 1 1 2 9 2 1 9 5 9 3 "   D a t a T y p e = " T e x t C o n s t " > V e n d o r I D C a p t i o n _ L b l < / V e n d o r I D C a p t i o n _ L b l > +         < V e n d N o _ L b l   E l e m e n t T y p e = " C o l u m n "   E l e m e n t I d = " 1 1 9 1 1 1 2 2 4 0 "   D a t a T y p e = " L a b e l " > V e n d N o _ L b l < / V e n d N o _ L b l > + 
+         < V e n d o r I D C a p t i o n _ L b l   E l e m e n t T y p e = " C o l u m n "   E l e m e n t I d = " 1 1 2 9 2 1 9 5 9 3 "   D a t a T y p e = " L a b e l " > V e n d o r I D C a p t i o n _ L b l < / V e n d o r I D C a p t i o n _ L b l >   
          < V e n d o r I n v o i c e N o   E l e m e n t T y p e = " C o l u m n "   E l e m e n t I d = " 8 8 7 3 7 6 2 2 5 "   D a t a T y p e = " C o d e " > V e n d o r I n v o i c e N o < / V e n d o r I n v o i c e N o >   
-         < V e n d o r I n v o i c e N o _ L b l   E l e m e n t T y p e = " C o l u m n "   E l e m e n t I d = " 1 0 3 4 9 0 0 7 0 0 "   D a t a T y p e = " T e x t C o n s t " > V e n d o r I n v o i c e N o _ L b l < / V e n d o r I n v o i c e N o _ L b l > +         < V e n d o r I n v o i c e N o _ L b l   E l e m e n t T y p e = " C o l u m n "   E l e m e n t I d = " 1 0 3 4 9 0 0 7 0 0 "   D a t a T y p e = " L a b e l " > V e n d o r I n v o i c e N o _ L b l < / V e n d o r I n v o i c e N o _ L b l >   
          < V e n d o r O r d e r N o   E l e m e n t T y p e = " C o l u m n "   E l e m e n t I d = " 1 6 4 1 9 6 8 4 4 6 "   D a t a T y p e = " C o d e " > V e n d o r O r d e r N o < / V e n d o r O r d e r N o >   
-         < V e n d o r O r d e r N o _ L b l   E l e m e n t T y p e = " C o l u m n "   E l e m e n t I d = " 1 5 7 1 7 5 2 4 7 7 "   D a t a T y p e = " T e x t C o n s t " > V e n d o r O r d e r N o _ L b l < / V e n d o r O r d e r N o _ L b l > +         < V e n d o r O r d e r N o _ L b l   E l e m e n t T y p e = " C o l u m n "   E l e m e n t I d = " 1 5 7 1 7 5 2 4 7 7 "   D a t a T y p e = " L a b e l " > V e n d o r O r d e r N o _ L b l < / V e n d o r O r d e r N o _ L b l >   
          < Y o u r R e f _ P u r c h H e a d e r   E l e m e n t T y p e = " C o l u m n "   E l e m e n t I d = " 1 9 8 5 3 6 8 6 3 1 "   D a t a T y p e = " T e x t " > Y o u r R e f _ P u r c h H e a d e r < / Y o u r R e f _ P u r c h H e a d e r >   
-         < P u r c h a s e _ L i n e   E l e m e n t T y p e = " D a t a I t e m "   E l e m e n t I d = " 6 2 7 5 7 4 0 4 8 " > +         < P u r c h a s e _ L i n e   E l e m e n t T y p e = " D a t a I t e m "   E l e m e n t I d = " 1 2 9 1 3 1 7 9 1 1 " > + 
+             < A l l o w I n v D i s c t x t   E l e m e n t T y p e = " C o l u m n "   E l e m e n t I d = " 2 0 1 2 9 2 1 6 0 8 "   D a t a T y p e = " T e x t " > A l l o w I n v D i s c t x t < / A l l o w I n v D i s c t x t >   
              < A l l o w I n v D i s c _ P u r c h L i n e   E l e m e n t T y p e = " C o l u m n "   E l e m e n t I d = " 9 8 2 2 2 1 3 6 3 "   D a t a T y p e = " B o o l e a n " > A l l o w I n v D i s c _ P u r c h L i n e < / A l l o w I n v D i s c _ P u r c h L i n e >   
-             < A l l o w I n v D i s c t x t   E l e m e n t T y p e = " C o l u m n "   E l e m e n t I d = " 2 0 1 2 9 2 1 6 0 8 "   D a t a T y p e = " T e x t " > A l l o w I n v D i s c t x t < / A l l o w I n v D i s c t x t > - 
              < A m o u n t I n c l u d i n g V A T   E l e m e n t T y p e = " C o l u m n "   E l e m e n t I d = " 8 9 1 0 4 9 5 7 1 "   D a t a T y p e = " D e c i m a l " > A m o u n t I n c l u d i n g V A T < / A m o u n t I n c l u d i n g V A T >   
              < D e s c _ P u r c h L i n e   E l e m e n t T y p e = " C o l u m n "   E l e m e n t I d = " 1 1 6 1 7 0 2 0 8 9 "   D a t a T y p e = " T e x t " > D e s c _ P u r c h L i n e < / D e s c _ P u r c h L i n e >   
              < D e s c _ P u r c h L i n e _ L b l   E l e m e n t T y p e = " C o l u m n "   E l e m e n t I d = " 6 6 5 1 1 3 6 5 2 "   D a t a T y p e = " S t r i n g " > D e s c _ P u r c h L i n e _ L b l < / D e s c _ P u r c h L i n e _ L b l >   
-             < D i r e c t U n i C o s t _ L b l   E l e m e n t T y p e = " C o l u m n "   E l e m e n t I d = " 7 2 1 4 7 6 6 8 4 "   D a t a T y p e = " T e x t C o n s t " > D i r e c t U n i C o s t _ L b l < / D i r e c t U n i C o s t _ L b l > +             < D i r e c t U n i C o s t _ L b l   E l e m e n t T y p e = " C o l u m n "   E l e m e n t I d = " 7 2 1 4 7 6 6 8 4 "   D a t a T y p e = " L a b e l " > D i r e c t U n i C o s t _ L b l < / D i r e c t U n i C o s t _ L b l >   
              < D i r U n i t C o s t _ P u r c h L i n e   E l e m e n t T y p e = " C o l u m n "   E l e m e n t I d = " 9 5 0 9 6 2 5 8 6 "   D a t a T y p e = " T e x t " > D i r U n i t C o s t _ P u r c h L i n e < / D i r U n i t C o s t _ P u r c h L i n e >   
              < E x p e c t e d R e c e i p t D a t e   E l e m e n t T y p e = " C o l u m n "   E l e m e n t I d = " 1 9 8 8 0 4 6 2 0 5 "   D a t a T y p e = " S t r i n g " > E x p e c t e d R e c e i p t D a t e < / E x p e c t e d R e c e i p t D a t e >   
-             < E x p e c t e d R e c e i p t D a t e L b l   E l e m e n t T y p e = " C o l u m n "   E l e m e n t I d = " 1 8 0 6 8 4 1 2 7 1 "   D a t a T y p e = " T e x t C o n s t " > E x p e c t e d R e c e i p t D a t e L b l < / E x p e c t e d R e c e i p t D a t e L b l > +             < E x p e c t e d R e c e i p t D a t e L b l   E l e m e n t T y p e = " C o l u m n "   E l e m e n t I d = " 1 8 0 6 8 4 1 2 7 1 "   D a t a T y p e = " L a b e l " > E x p e c t e d R e c e i p t D a t e L b l < / E x p e c t e d R e c e i p t D a t e L b l >   
              < I n v D i s c A m t _ P u r c h L i n e   E l e m e n t T y p e = " C o l u m n "   E l e m e n t I d = " 1 4 5 3 0 9 9 5 8 0 "   D a t a T y p e = " D e c i m a l " > I n v D i s c A m t _ P u r c h L i n e < / I n v D i s c A m t _ P u r c h L i n e >   
-             < I n v D i s c C a p t i o n _ L b l   E l e m e n t T y p e = " C o l u m n "   E l e m e n t I d = " 1 9 3 9 0 5 8 9 7 4 "   D a t a T y p e = " T e x t C o n s t " > I n v D i s c C a p t i o n _ L b l < / I n v D i s c C a p t i o n _ L b l > +             < I n v D i s c C a p t i o n _ L b l   E l e m e n t T y p e = " C o l u m n "   E l e m e n t I d = " 1 9 3 9 0 5 8 9 7 4 "   D a t a T y p e = " L a b e l " > I n v D i s c C a p t i o n _ L b l < / I n v D i s c C a p t i o n _ L b l >   
              < I t e m N o _ P u r c h L i n e   E l e m e n t T y p e = " C o l u m n "   E l e m e n t I d = " 1 0 5 7 2 2 4 1 4 0 "   D a t a T y p e = " C o d e " > I t e m N o _ P u r c h L i n e < / I t e m N o _ P u r c h L i n e >   
@@ -8511,11 +8833,11 @@
  
              < J o b N o _ P u r c h L i n e   E l e m e n t T y p e = " C o l u m n "   E l e m e n t I d = " 2 7 7 7 0 3 3 2 6 "   D a t a T y p e = " C o d e " > J o b N o _ P u r c h L i n e < / J o b N o _ P u r c h L i n e >   
-             < J o b N o _ P u r c h L i n e _ L b l   E l e m e n t T y p e = " C o l u m n "   E l e m e n t I d = " 9 6 0 0 7 3 4 1 1 "   D a t a T y p e = " T e x t C o n s t " > J o b N o _ P u r c h L i n e _ L b l < / J o b N o _ P u r c h L i n e _ L b l > +             < J o b N o _ P u r c h L i n e _ L b l   E l e m e n t T y p e = " C o l u m n "   E l e m e n t I d = " 9 6 0 0 7 3 4 1 1 "   D a t a T y p e = " L a b e l " > J o b N o _ P u r c h L i n e _ L b l < / J o b N o _ P u r c h L i n e _ L b l >   
              < J o b T a s k N o _ P u r c h L i n e   E l e m e n t T y p e = " C o l u m n "   E l e m e n t I d = " 7 2 6 6 6 9 0 1 1 "   D a t a T y p e = " C o d e " > J o b T a s k N o _ P u r c h L i n e < / J o b T a s k N o _ P u r c h L i n e >   
-             < J o b T a s k N o _ P u r c h L i n e _ L b l   E l e m e n t T y p e = " C o l u m n "   E l e m e n t I d = " 2 0 4 9 1 3 1 1 8 2 "   D a t a T y p e = " T e x t C o n s t " > J o b T a s k N o _ P u r c h L i n e _ L b l < / J o b T a s k N o _ P u r c h L i n e _ L b l > +             < J o b T a s k N o _ P u r c h L i n e _ L b l   E l e m e n t T y p e = " C o l u m n "   E l e m e n t I d = " 2 0 4 9 1 3 1 1 8 2 "   D a t a T y p e = " L a b e l " > J o b T a s k N o _ P u r c h L i n e _ L b l < / J o b T a s k N o _ P u r c h L i n e _ L b l >   
              < L i n e A m t _ P u r c h L i n e   E l e m e n t T y p e = " C o l u m n "   E l e m e n t I d = " 1 5 9 3 7 5 8 6 7 4 "   D a t a T y p e = " T e x t " > L i n e A m t _ P u r c h L i n e < / L i n e A m t _ P u r c h L i n e >   
@@ -8529,23 +8851,23 @@
  
              < P l a n n e d R e c e i p t D a t e   E l e m e n t T y p e = " C o l u m n "   E l e m e n t I d = " 1 1 4 0 0 3 3 3 2 1 "   D a t a T y p e = " S t r i n g " > P l a n n e d R e c e i p t D a t e < / P l a n n e d R e c e i p t D a t e >   
-             < P l a n n e d R e c e i p t D a t e L b l   E l e m e n t T y p e = " C o l u m n "   E l e m e n t I d = " 1 4 7 8 7 6 7 2 9 9 "   D a t a T y p e = " T e x t C o n s t " > P l a n n e d R e c e i p t D a t e L b l < / P l a n n e d R e c e i p t D a t e L b l > +             < P l a n n e d R e c e i p t D a t e L b l   E l e m e n t T y p e = " C o l u m n "   E l e m e n t I d = " 1 4 7 8 7 6 7 2 9 9 "   D a t a T y p e = " L a b e l " > P l a n n e d R e c e i p t D a t e L b l < / P l a n n e d R e c e i p t D a t e L b l >   
              < P r o m i s e d R e c e i p t D a t e   E l e m e n t T y p e = " C o l u m n "   E l e m e n t I d = " 2 9 4 5 3 0 7 8 "   D a t a T y p e = " S t r i n g " > P r o m i s e d R e c e i p t D a t e < / P r o m i s e d R e c e i p t D a t e >   
-             < P r o m i s e d R e c e i p t D a t e L b l   E l e m e n t T y p e = " C o l u m n "   E l e m e n t I d = " 2 0 2 4 9 3 8 1 7 2 "   D a t a T y p e = " T e x t C o n s t " > P r o m i s e d R e c e i p t D a t e L b l < / P r o m i s e d R e c e i p t D a t e L b l > +             < P r o m i s e d R e c e i p t D a t e L b l   E l e m e n t T y p e = " C o l u m n "   E l e m e n t I d = " 2 0 2 4 9 3 8 1 7 2 "   D a t a T y p e = " L a b e l " > P r o m i s e d R e c e i p t D a t e L b l < / P r o m i s e d R e c e i p t D a t e L b l > + 
+             < P u r c h L i n e L i n e D i s c _ L b l   E l e m e n t T y p e = " C o l u m n "   E l e m e n t I d = " 5 7 3 7 9 3 8 4 1 "   D a t a T y p e = " L a b e l " > P u r c h L i n e L i n e D i s c _ L b l < / P u r c h L i n e L i n e D i s c _ L b l >   
              < P u r c h L i n e _ V A T P c t   E l e m e n t T y p e = " C o l u m n "   E l e m e n t I d = " 1 7 7 5 5 5 6 6 3 6 "   D a t a T y p e = " D e c i m a l " > P u r c h L i n e _ V A T P c t < / P u r c h L i n e _ V A T P c t >   
-             < P u r c h L i n e L i n e D i s c _ L b l   E l e m e n t T y p e = " C o l u m n "   E l e m e n t I d = " 5 7 3 7 9 3 8 4 1 "   D a t a T y p e = " T e x t C o n s t " > P u r c h L i n e L i n e D i s c _ L b l < / P u r c h L i n e L i n e D i s c _ L b l > - 
              < Q t y _ P u r c h L i n e   E l e m e n t T y p e = " C o l u m n "   E l e m e n t I d = " 7 8 0 8 5 8 6 7 6 "   D a t a T y p e = " T e x t " > Q t y _ P u r c h L i n e < / Q t y _ P u r c h L i n e >   
              < Q t y _ P u r c h L i n e _ L b l   E l e m e n t T y p e = " C o l u m n "   E l e m e n t I d = " 6 6 5 5 0 9 2 9 "   D a t a T y p e = " S t r i n g " > Q t y _ P u r c h L i n e _ L b l < / Q t y _ P u r c h L i n e _ L b l >   
              < R e q u e s t e d R e c e i p t D a t e   E l e m e n t T y p e = " C o l u m n "   E l e m e n t I d = " 9 3 3 1 1 2 9 3 1 "   D a t a T y p e = " S t r i n g " > R e q u e s t e d R e c e i p t D a t e < / R e q u e s t e d R e c e i p t D a t e >   
-             < R e q u e s t e d R e c e i p t D a t e L b l   E l e m e n t T y p e = " C o l u m n "   E l e m e n t I d = " 1 4 4 2 7 6 8 2 3 "   D a t a T y p e = " T e x t C o n s t " > R e q u e s t e d R e c e i p t D a t e L b l < / R e q u e s t e d R e c e i p t D a t e L b l > +             < R e q u e s t e d R e c e i p t D a t e L b l   E l e m e n t T y p e = " C o l u m n "   E l e m e n t I d = " 1 4 4 2 7 6 8 2 3 "   D a t a T y p e = " L a b e l " > R e q u e s t e d R e c e i p t D a t e L b l < / R e q u e s t e d R e c e i p t D a t e L b l >   
              < S p e n d R e q u e s t N o _ P u r c h L i n e   E l e m e n t T y p e = " C o l u m n "   E l e m e n t I d = " 2 0 0 5 3 6 7 6 4 4 "   D a t a T y p e = " C o d e " > S p e n d R e q u e s t N o _ P u r c h L i n e < / S p e n d R e q u e s t N o _ P u r c h L i n e >   
@@ -8553,19 +8875,19 @@
  
              < T o t a l I n c l V A T   E l e m e n t T y p e = " C o l u m n "   E l e m e n t I d = " 2 0 6 6 5 7 4 0 8 4 "   D a t a T y p e = " D e c i m a l " > T o t a l I n c l V A T < / T o t a l I n c l V A T >   
-             < T o t a l P r i c e C a p t i o n _ L b l   E l e m e n t T y p e = " C o l u m n "   E l e m e n t I d = " 1 7 4 8 7 7 2 0 5 5 "   D a t a T y p e = " T e x t C o n s t " > T o t a l P r i c e C a p t i o n _ L b l < / T o t a l P r i c e C a p t i o n _ L b l > +             < T o t a l P r i c e C a p t i o n _ L b l   E l e m e n t T y p e = " C o l u m n "   E l e m e n t I d = " 1 7 4 8 7 7 2 0 5 5 "   D a t a T y p e = " L a b e l " > T o t a l P r i c e C a p t i o n _ L b l < / T o t a l P r i c e C a p t i o n _ L b l >   
              < T y p e _ P u r c h L i n e   E l e m e n t T y p e = " C o l u m n "   E l e m e n t I d = " 8 0 9 4 7 1 0 8 8 "   D a t a T y p e = " S t r i n g " > T y p e _ P u r c h L i n e < / T y p e _ P u r c h L i n e >   
              < U n i t P r i c e _ P u r c h L i n e   E l e m e n t T y p e = " C o l u m n "   E l e m e n t I d = " 2 0 6 3 2 5 9 8 1 9 "   D a t a T y p e = " D e c i m a l " > U n i t P r i c e _ P u r c h L i n e < / U n i t P r i c e _ P u r c h L i n e >   
-             < U n i t P r i c e _ P u r c h L i n e _ L b l   E l e m e n t T y p e = " C o l u m n "   E l e m e n t I d = " 7 0 4 0 2 1 4 6 2 "   D a t a T y p e = " T e x t C o n s t " > U n i t P r i c e _ P u r c h L i n e _ L b l < / U n i t P r i c e _ P u r c h L i n e _ L b l > +             < U n i t P r i c e _ P u r c h L i n e _ L b l   E l e m e n t T y p e = " C o l u m n "   E l e m e n t I d = " 7 0 4 0 2 1 4 6 2 "   D a t a T y p e = " L a b e l " > U n i t P r i c e _ P u r c h L i n e _ L b l < / U n i t P r i c e _ P u r c h L i n e _ L b l >   
              < U O M _ P u r c h L i n e   E l e m e n t T y p e = " C o l u m n "   E l e m e n t I d = " 4 4 1 1 3 9 0 4 9 "   D a t a T y p e = " T e x t " > U O M _ P u r c h L i n e < / U O M _ P u r c h L i n e >   
-             < U O M _ P u r c h L i n e _ L b l   E l e m e n t T y p e = " C o l u m n "   E l e m e n t I d = " 1 8 5 6 1 1 3 1 9 4 "   D a t a T y p e = " T e x t C o n s t " > U O M _ P u r c h L i n e _ L b l < / U O M _ P u r c h L i n e _ L b l > - 
-             < V A T D i s c o u n t A m o u n t _ L b l   E l e m e n t T y p e = " C o l u m n "   E l e m e n t I d = " 1 3 5 5 1 2 6 5 3 8 "   D a t a T y p e = " T e x t C o n s t " > V A T D i s c o u n t A m o u n t _ L b l < / V A T D i s c o u n t A m o u n t _ L b l > +             < U O M _ P u r c h L i n e _ L b l   E l e m e n t T y p e = " C o l u m n "   E l e m e n t I d = " 1 8 5 6 1 1 3 1 9 4 "   D a t a T y p e = " L a b e l " > U O M _ P u r c h L i n e _ L b l < / U O M _ P u r c h L i n e _ L b l > + 
+             < V A T D i s c o u n t A m o u n t _ L b l   E l e m e n t T y p e = " C o l u m n "   E l e m e n t I d = " 1 3 5 5 1 2 6 5 3 8 "   D a t a T y p e = " L a b e l " > V A T D i s c o u n t A m o u n t _ L b l < / V A T D i s c o u n t A m o u n t _ L b l >   
              < V A T I d e n t i f i e r _ P u r c h L i n e   E l e m e n t T y p e = " C o l u m n "   E l e m e n t I d = " 1 0 5 5 6 1 2 1 2 8 "   D a t a T y p e = " C o d e " > V A T I d e n t i f i e r _ P u r c h L i n e < / V A T I d e n t i f i e r _ P u r c h L i n e >   
@@ -8633,9 +8955,9 @@
  
          < P r e p m t L o o p   E l e m e n t T y p e = " D a t a I t e m "   E l e m e n t I d = " 1 1 5 9 7 3 9 4 0 7 " >   
-             < P r e p a y m e n t S p e c C a p t i o n   E l e m e n t T y p e = " C o l u m n "   E l e m e n t I d = " 1 6 2 3 2 2 2 3 0 1 "   D a t a T y p e = " T e x t C o n s t " > P r e p a y m e n t S p e c C a p t i o n < / P r e p a y m e n t S p e c C a p t i o n > - 
-             < P r e p m t I n v B u D e s c C a p t i o n   E l e m e n t T y p e = " C o l u m n "   E l e m e n t I d = " 1 8 0 7 4 4 6 7 8 "   D a t a T y p e = " T e x t C o n s t " > P r e p m t I n v B u D e s c C a p t i o n < / P r e p m t I n v B u D e s c C a p t i o n > +             < P r e p a y m e n t S p e c C a p t i o n   E l e m e n t T y p e = " C o l u m n "   E l e m e n t I d = " 1 6 2 3 2 2 2 3 0 1 "   D a t a T y p e = " L a b e l " > P r e p a y m e n t S p e c C a p t i o n < / P r e p a y m e n t S p e c C a p t i o n > + 
+             < P r e p m t I n v B u D e s c C a p t i o n   E l e m e n t T y p e = " C o l u m n "   E l e m e n t I d = " 1 8 0 7 4 4 6 7 8 "   D a t a T y p e = " L a b e l " > P r e p m t I n v B u D e s c C a p t i o n < / P r e p m t I n v B u D e s c C a p t i o n >   
              < P r e p m t I n v B u f A m t   E l e m e n t T y p e = " C o l u m n "   E l e m e n t I d = " 1 0 9 6 9 7 6 1 9 5 "   D a t a T y p e = " D e c i m a l " > P r e p m t I n v B u f A m t < / P r e p m t I n v B u f A m t >   
@@ -8643,7 +8965,7 @@
  
              < P r e p m t I n v B u f G L A c c N o   E l e m e n t T y p e = " C o l u m n "   E l e m e n t I d = " 8 7 1 9 7 7 4 0 0 "   D a t a T y p e = " C o d e " > P r e p m t I n v B u f G L A c c N o < / P r e p m t I n v B u f G L A c c N o >   
-             < P r e p m t I n v B u f G L A c c N o C a p t i o n   E l e m e n t T y p e = " C o l u m n "   E l e m e n t I d = " 6 6 7 6 9 7 1 8 "   D a t a T y p e = " T e x t C o n s t " > P r e p m t I n v B u f G L A c c N o C a p t i o n < / P r e p m t I n v B u f G L A c c N o C a p t i o n > +             < P r e p m t I n v B u f G L A c c N o C a p t i o n   E l e m e n t T y p e = " C o l u m n "   E l e m e n t I d = " 6 6 7 6 9 7 1 8 "   D a t a T y p e = " L a b e l " > P r e p m t I n v B u f G L A c c N o C a p t i o n < / P r e p m t I n v B u f G L A c c N o C a p t i o n >   
              < P r e p m t L i n e A m o u n t   E l e m e n t T y p e = " C o l u m n "   E l e m e n t I d = " 1 3 0 2 3 0 2 1 5 "   D a t a T y p e = " D e c i m a l " > P r e p m t L i n e A m o u n t < / P r e p m t L i n e A m o u n t >   
@@ -8673,17 +8995,17 @@
  
              < P r e p m t V A T A m t L i n e V A T I d   E l e m e n t T y p e = " C o l u m n "   E l e m e n t I d = " 9 8 2 2 2 4 8 0 0 "   D a t a T y p e = " C o d e " > P r e p m t V A T A m t L i n e V A T I d < / P r e p m t V A T A m t L i n e V A T I d >   
-             < P r e p y m t V A T A m t S p e c C a p t i o n   E l e m e n t T y p e = " C o l u m n "   E l e m e n t I d = " 2 0 0 9 6 4 9 1 3 8 "   D a t a T y p e = " T e x t C o n s t " > P r e p y m t V A T A m t S p e c C a p t i o n < / P r e p y m t V A T A m t S p e c C a p t i o n > +             < P r e p y m t V A T A m t S p e c C a p t i o n   E l e m e n t T y p e = " C o l u m n "   E l e m e n t I d = " 2 0 0 9 6 4 9 1 3 8 "   D a t a T y p e = " L a b e l " > P r e p y m t V A T A m t S p e c C a p t i o n < / P r e p y m t V A T A m t S p e c C a p t i o n >   
          < / P r e p m t V A T C o u n t e r >   
          < L e t t e r T e x t   E l e m e n t T y p e = " D a t a I t e m "   E l e m e n t I d = " 1 5 1 0 3 5 3 8 3 4 " >   
-             < B o d y T e x t   E l e m e n t T y p e = " C o l u m n "   E l e m e n t I d = " 1 4 9 7 5 9 8 0 8 "   D a t a T y p e = " T e x t C o n s t " > B o d y T e x t < / B o d y T e x t > - 
-             < C l o s i n g T e x t   E l e m e n t T y p e = " C o l u m n "   E l e m e n t I d = " 5 1 2 1 3 5 9 0 9 "   D a t a T y p e = " T e x t C o n s t " > C l o s i n g T e x t < / C l o s i n g T e x t > - 
-             < G r e e t i n g T e x t   E l e m e n t T y p e = " C o l u m n "   E l e m e n t I d = " 1 1 7 5 2 7 9 2 8 9 "   D a t a T y p e = " T e x t C o n s t " > G r e e t i n g T e x t < / G r e e t i n g T e x t > +             < B o d y T e x t   E l e m e n t T y p e = " C o l u m n "   E l e m e n t I d = " 1 4 9 7 5 9 8 0 8 "   D a t a T y p e = " L a b e l " > B o d y T e x t < / B o d y T e x t > + 
+             < C l o s i n g T e x t   E l e m e n t T y p e = " C o l u m n "   E l e m e n t I d = " 5 1 2 1 3 5 9 0 9 "   D a t a T y p e = " L a b e l " > C l o s i n g T e x t < / C l o s i n g T e x t > + 
+             < G r e e t i n g T e x t   E l e m e n t T y p e = " C o l u m n "   E l e m e n t I d = " 1 1 7 5 2 7 9 2 8 9 "   D a t a T y p e = " L a b e l " > G r e e t i n g T e x t < / G r e e t i n g T e x t >   
          < / L e t t e r T e x t >   
@@ -8712,6 +9034,8 @@
  
              < R e p o r t N a m e > R e p o r t   N a m e < / R e p o r t N a m e >   
+             < R e p o r t C a p t i o n > R e p o r t   C a p t i o n < / R e p o r t C a p t i o n > + 
              < A b o u t T h i s R e p o r t T i t l e > A b o u t   T h i s   R e p o r t   T i t l e < / A b o u t T h i s R e p o r t T i t l e >   
              < A b o u t T h i s R e p o r t T e x t > A b o u t   T h i s   R e p o r t   T e x t < / A b o u t T h i s R e p o r t T e x t > @@ -8766,21 +9090,21 @@
  
              < C o m p a n y A d d r e s s L i n e s >   
-                 < C o m p a n y A d d r e s s L i n e > C o m p a n y   A d d r e s s   L i n e   1 < / C o m p a n y A d d r e s s L i n e > - 
-                 < C o m p a n y A d d r e s s L i n e > C o m p a n y   A d d r e s s   L i n e   2 < / C o m p a n y A d d r e s s L i n e > - 
-                 < C o m p a n y A d d r e s s L i n e > C o m p a n y   A d d r e s s   L i n e   3 < / C o m p a n y A d d r e s s L i n e > - 
-                 < C o m p a n y A d d r e s s L i n e > C o m p a n y   A d d r e s s   L i n e   4 < / C o m p a n y A d d r e s s L i n e > - 
-                 < C o m p a n y A d d r e s s L i n e > C o m p a n y   A d d r e s s   L i n e   5 < / C o m p a n y A d d r e s s L i n e > - 
-                 < C o m p a n y A d d r e s s L i n e > C o m p a n y   A d d r e s s   L i n e   6 < / C o m p a n y A d d r e s s L i n e > - 
-                 < C o m p a n y A d d r e s s L i n e > C o m p a n y   A d d r e s s   L i n e   7 < / C o m p a n y A d d r e s s L i n e > - 
-                 < C o m p a n y A d d r e s s L i n e > C o m p a n y   A d d r e s s   L i n e   8 < / C o m p a n y A d d r e s s L i n e > +                 < C o m p a n y A d d r e s s L i n e 1 > C o m p a n y   A d d r e s s   L i n e   1 < / C o m p a n y A d d r e s s L i n e 1 > + 
+                 < C o m p a n y A d d r e s s L i n e 2 > C o m p a n y   A d d r e s s   L i n e   2 < / C o m p a n y A d d r e s s L i n e 2 > + 
+                 < C o m p a n y A d d r e s s L i n e 3 > C o m p a n y   A d d r e s s   L i n e   3 < / C o m p a n y A d d r e s s L i n e 3 > + 
+                 < C o m p a n y A d d r e s s L i n e 4 > C o m p a n y   A d d r e s s   L i n e   4 < / C o m p a n y A d d r e s s L i n e 4 > + 
+                 < C o m p a n y A d d r e s s L i n e 5 > C o m p a n y   A d d r e s s   L i n e   5 < / C o m p a n y A d d r e s s L i n e 5 > + 
+                 < C o m p a n y A d d r e s s L i n e 6 > C o m p a n y   A d d r e s s   L i n e   6 < / C o m p a n y A d d r e s s L i n e 6 > + 
+                 < C o m p a n y A d d r e s s L i n e 7 > C o m p a n y   A d d r e s s   L i n e   7 < / C o m p a n y A d d r e s s L i n e 7 > + 
+                 < C o m p a n y A d d r e s s L i n e 8 > C o m p a n y   A d d r e s s   L i n e   8 < / C o m p a n y A d d r e s s L i n e 8 >   
              < / C o m p a n y A d d r e s s L i n e s >   
@@ -8982,10 +9306,10 @@
  
          < I t e m Q u a n t i t y _ L b l > I t e m Q u a n t i t y _ L b l < / I t e m Q u a n t i t y _ L b l >   
+         < I t e m U n i t P r i c e _ L b l > I t e m U n i t P r i c e _ L b l < / I t e m U n i t P r i c e _ L b l > + 
          < I t e m U n i t _ L b l > I t e m U n i t _ L b l < / I t e m U n i t _ L b l >   
-         < I t e m U n i t P r i c e _ L b l > I t e m U n i t P r i c e _ L b l < / I t e m U n i t P r i c e _ L b l > - 
          < N o _ P u r c h H e a d e r > N o _ P u r c h H e a d e r < / N o _ P u r c h H e a d e r >   
          < O r d e r D a t e _ L b l > O r d e r D a t e _ L b l < / O r d e r D a t e _ L b l > @@ -9024,12 +9348,12 @@
  
          < P r i c e s I n c l u d i n g V A T _ L b l > P r i c e s I n c l u d i n g V A T _ L b l < / P r i c e s I n c l u d i n g V A T _ L b l >   
+         < P r i c e s I n c l V A T t x t > P r i c e s I n c l V A T t x t < / P r i c e s I n c l V A T t x t > + 
          < P r i c e s I n c l V A T _ P u r c h H e a d e r > P r i c e s I n c l V A T _ P u r c h H e a d e r < / P r i c e s I n c l V A T _ P u r c h H e a d e r >   
          < P r i c e s I n c l V A T _ P u r c h H e a d e r _ L b l > P r i c e s I n c l V A T _ P u r c h H e a d e r _ L b l < / P r i c e s I n c l V A T _ P u r c h H e a d e r _ L b l >   
-         < P r i c e s I n c l V A T t x t > P r i c e s I n c l V A T t x t < / P r i c e s I n c l V A T t x t > - 
          < P u r c h a s e r T e x t > P u r c h a s e r T e x t < / P u r c h a s e r T e x t >   
          < P u r c h L i n e I n v D i s c A m t _ L b l > P u r c h L i n e I n v D i s c A m t _ L b l < / P u r c h L i n e I n v D i s c A m t _ L b l > @@ -9092,10 +9416,10 @@
  
          < V A T A m t L i n e L i n e A m t _ L b l > V A T A m t L i n e L i n e A m t _ L b l < / V A T A m t L i n e L i n e A m t _ L b l >   
+         < V A T A m t L i n e V A T A m t _ L b l > V A T A m t L i n e V A T A m t _ L b l < / V A T A m t L i n e V A T A m t _ L b l > + 
          < V A T A m t L i n e V A T _ L b l > V A T A m t L i n e V A T _ L b l < / V A T A m t L i n e V A T _ L b l >   
-         < V A T A m t L i n e V A T A m t _ L b l > V A T A m t L i n e V A T A m t _ L b l < / V A T A m t L i n e V A T A m t _ L b l > - 
          < V A T A m t S p e c _ L b l > V A T A m t S p e c _ L b l < / V A T A m t S p e c _ L b l >   
          < V A T B a s e D i s c _ P u r c h H e a d e r > V A T B a s e D i s c _ P u r c h H e a d e r < / V A T B a s e D i s c _ P u r c h H e a d e r > @@ -9138,10 +9462,10 @@
  
          < P u r c h a s e _ L i n e >   
+             < A l l o w I n v D i s c t x t > A l l o w I n v D i s c t x t < / A l l o w I n v D i s c t x t > + 
              < A l l o w I n v D i s c _ P u r c h L i n e > A l l o w I n v D i s c _ P u r c h L i n e < / A l l o w I n v D i s c _ P u r c h L i n e >   
-             < A l l o w I n v D i s c t x t > A l l o w I n v D i s c t x t < / A l l o w I n v D i s c t x t > - 
              < A m o u n t I n c l u d i n g V A T > A m o u n t I n c l u d i n g V A T < / A m o u n t I n c l u d i n g V A T >   
              < D e s c _ P u r c h L i n e > D e s c _ P u r c h L i n e < / D e s c _ P u r c h L i n e > @@ -9190,9 +9514,9 @@
  
              < P r o m i s e d R e c e i p t D a t e L b l > P r o m i s e d R e c e i p t D a t e L b l < / P r o m i s e d R e c e i p t D a t e L b l >   
+             < P u r c h L i n e L i n e D i s c _ L b l > P u r c h L i n e L i n e D i s c _ L b l < / P u r c h L i n e L i n e D i s c _ L b l > + 
              < P u r c h L i n e _ V A T P c t > P u r c h L i n e _ V A T P c t < / P u r c h L i n e _ V A T P c t > - 
-             < P u r c h L i n e L i n e D i s c _ L b l > P u r c h L i n e L i n e D i s c _ L b l < / P u r c h L i n e L i n e D i s c _ L b l >   
              < Q t y _ P u r c h L i n e > Q t y _ P u r c h L i n e < / Q t y _ P u r c h L i n e >   

--- a/src/Layers/W1/BaseApp/Purchases/Document/StandardPurchaseOrderBody.docx
+++ b/src/Layers/W1/BaseApp/Purchases/Document/StandardPurchaseOrderBody.docx
@@ -29,7 +29,7 @@
             <w:placeholder>
               <w:docPart w:val="1DA4C8743D694A2698D13558EF5E16E0"/>
             </w:placeholder>
-            <w:dataBinding w:prefixMappings="xmlns:ns0='urn:microsoft-dynamics-nav/reports/Standard_Purchase_Order/1322/'" w:xpath="/ns0:NavWordReportXmlPart[1]/ns0:Purchase_Header[1]/ns0:BuyFromAddr1[1]" w:storeItemID="{7C9D7B99-3F0A-4DC8-9D28-B3E523DBEA5C}"/>
+            <w:dataBinding w:prefixMappings="&lt;xmlns:ns0='urn:microsoft-dynamics-nav/reports/Standard_Purchase_Order/1322/' " w:xpath="/ns0:NavWordReportXmlPart[1]/ns0:Purchase_Header[1]/ns0:BuyFromAddr1[1]" w:storeItemID="{7C9D7B99-3F0A-4DC8-9D28-B3E523DBEA5C}"/>
             <w:text/>
           </w:sdtPr>
           <w:sdtContent>
@@ -57,7 +57,7 @@
             <w:placeholder>
               <w:docPart w:val="33283D8748474968937D0F6FD002E16A"/>
             </w:placeholder>
-            <w:dataBinding w:prefixMappings="xmlns:ns0='urn:microsoft-dynamics-nav/reports/Standard_Purchase_Order/1322/'" w:xpath="/ns0:NavWordReportXmlPart[1]/ns0:Purchase_Header[1]/ns0:ShiptoAddress_Lbl[1]" w:storeItemID="{7C9D7B99-3F0A-4DC8-9D28-B3E523DBEA5C}"/>
+            <w:dataBinding w:prefixMappings="&lt;xmlns:ns0='urn:microsoft-dynamics-nav/reports/Standard_Purchase_Order/1322/' " w:xpath="/ns0:NavWordReportXmlPart[1]/ns0:Purchase_Header[1]/ns0:ShiptoAddress_Lbl[1]" w:storeItemID="{7C9D7B99-3F0A-4DC8-9D28-B3E523DBEA5C}"/>
             <w:text/>
           </w:sdtPr>
           <w:sdtContent>
@@ -87,7 +87,7 @@
             <w:placeholder>
               <w:docPart w:val="8309F8F354594F6C941F13F22FA36BA8"/>
             </w:placeholder>
-            <w:dataBinding w:prefixMappings="xmlns:ns0='urn:microsoft-dynamics-nav/reports/Standard_Purchase_Order/1322/'" w:xpath="/ns0:NavWordReportXmlPart[1]/ns0:Purchase_Header[1]/ns0:CompanyAddress1[1]" w:storeItemID="{7C9D7B99-3F0A-4DC8-9D28-B3E523DBEA5C}"/>
+            <w:dataBinding w:prefixMappings="&lt;xmlns:ns0='urn:microsoft-dynamics-nav/reports/Standard_Purchase_Order/1322/' " w:xpath="/ns0:NavWordReportXmlPart[1]/ns0:Purchase_Header[1]/ns0:CompanyAddress1[1]" w:storeItemID="{7C9D7B99-3F0A-4DC8-9D28-B3E523DBEA5C}"/>
             <w:text/>
           </w:sdtPr>
           <w:sdtContent>
@@ -121,7 +121,7 @@
             <w:placeholder>
               <w:docPart w:val="BA1E709591314C638DC9A3CB245FE71E"/>
             </w:placeholder>
-            <w:dataBinding w:prefixMappings="xmlns:ns0='urn:microsoft-dynamics-nav/reports/Standard_Purchase_Order/1322/'" w:xpath="/ns0:NavWordReportXmlPart[1]/ns0:Purchase_Header[1]/ns0:BuyFromAddr2[1]" w:storeItemID="{7C9D7B99-3F0A-4DC8-9D28-B3E523DBEA5C}"/>
+            <w:dataBinding w:prefixMappings="&lt;xmlns:ns0='urn:microsoft-dynamics-nav/reports/Standard_Purchase_Order/1322/' " w:xpath="/ns0:NavWordReportXmlPart[1]/ns0:Purchase_Header[1]/ns0:BuyFromAddr2[1]" w:storeItemID="{7C9D7B99-3F0A-4DC8-9D28-B3E523DBEA5C}"/>
             <w:text/>
           </w:sdtPr>
           <w:sdtContent>
@@ -148,7 +148,7 @@
             <w:placeholder>
               <w:docPart w:val="952FAAE2338344FDB9F40FBD76FB520C"/>
             </w:placeholder>
-            <w:dataBinding w:prefixMappings="xmlns:ns0='urn:microsoft-dynamics-nav/reports/Standard_Purchase_Order/1322/'" w:xpath="/ns0:NavWordReportXmlPart[1]/ns0:Purchase_Header[1]/ns0:ShipToAddr1[1]" w:storeItemID="{7C9D7B99-3F0A-4DC8-9D28-B3E523DBEA5C}"/>
+            <w:dataBinding w:prefixMappings="&lt;xmlns:ns0='urn:microsoft-dynamics-nav/reports/Standard_Purchase_Order/1322/' " w:xpath="/ns0:NavWordReportXmlPart[1]/ns0:Purchase_Header[1]/ns0:ShipToAddr1[1]" w:storeItemID="{7C9D7B99-3F0A-4DC8-9D28-B3E523DBEA5C}"/>
             <w:text/>
           </w:sdtPr>
           <w:sdtContent>
@@ -175,7 +175,7 @@
             <w:placeholder>
               <w:docPart w:val="BDEACAE9C598479A93F2D31D5932A2EE"/>
             </w:placeholder>
-            <w:dataBinding w:prefixMappings="xmlns:ns0='urn:microsoft-dynamics-nav/reports/Standard_Purchase_Order/1322/'" w:xpath="/ns0:NavWordReportXmlPart[1]/ns0:Purchase_Header[1]/ns0:CompanyAddress2[1]" w:storeItemID="{7C9D7B99-3F0A-4DC8-9D28-B3E523DBEA5C}"/>
+            <w:dataBinding w:prefixMappings="&lt;xmlns:ns0='urn:microsoft-dynamics-nav/reports/Standard_Purchase_Order/1322/' " w:xpath="/ns0:NavWordReportXmlPart[1]/ns0:Purchase_Header[1]/ns0:CompanyAddress2[1]" w:storeItemID="{7C9D7B99-3F0A-4DC8-9D28-B3E523DBEA5C}"/>
             <w:text/>
           </w:sdtPr>
           <w:sdtContent>
@@ -208,7 +208,7 @@
             <w:placeholder>
               <w:docPart w:val="DB9EA8F20F74477DB2B91F3B736B22CF"/>
             </w:placeholder>
-            <w:dataBinding w:prefixMappings="xmlns:ns0='urn:microsoft-dynamics-nav/reports/Standard_Purchase_Order/1322/'" w:xpath="/ns0:NavWordReportXmlPart[1]/ns0:Purchase_Header[1]/ns0:BuyFromAddr3[1]" w:storeItemID="{7C9D7B99-3F0A-4DC8-9D28-B3E523DBEA5C}"/>
+            <w:dataBinding w:prefixMappings="&lt;xmlns:ns0='urn:microsoft-dynamics-nav/reports/Standard_Purchase_Order/1322/' " w:xpath="/ns0:NavWordReportXmlPart[1]/ns0:Purchase_Header[1]/ns0:BuyFromAddr3[1]" w:storeItemID="{7C9D7B99-3F0A-4DC8-9D28-B3E523DBEA5C}"/>
             <w:text/>
           </w:sdtPr>
           <w:sdtContent>
@@ -235,7 +235,7 @@
             <w:placeholder>
               <w:docPart w:val="8F033E1B442D438A9770AFF1588F250D"/>
             </w:placeholder>
-            <w:dataBinding w:prefixMappings="xmlns:ns0='urn:microsoft-dynamics-nav/reports/Standard_Purchase_Order/1322/'" w:xpath="/ns0:NavWordReportXmlPart[1]/ns0:Purchase_Header[1]/ns0:ShipToAddr2[1]" w:storeItemID="{7C9D7B99-3F0A-4DC8-9D28-B3E523DBEA5C}"/>
+            <w:dataBinding w:prefixMappings="&lt;xmlns:ns0='urn:microsoft-dynamics-nav/reports/Standard_Purchase_Order/1322/' " w:xpath="/ns0:NavWordReportXmlPart[1]/ns0:Purchase_Header[1]/ns0:ShipToAddr2[1]" w:storeItemID="{7C9D7B99-3F0A-4DC8-9D28-B3E523DBEA5C}"/>
             <w:text/>
           </w:sdtPr>
           <w:sdtContent>
@@ -262,7 +262,7 @@
             <w:placeholder>
               <w:docPart w:val="B60DB7D3066C42239B7622A5110F83EA"/>
             </w:placeholder>
-            <w:dataBinding w:prefixMappings="xmlns:ns0='urn:microsoft-dynamics-nav/reports/Standard_Purchase_Order/1322/'" w:xpath="/ns0:NavWordReportXmlPart[1]/ns0:Purchase_Header[1]/ns0:CompanyAddress3[1]" w:storeItemID="{7C9D7B99-3F0A-4DC8-9D28-B3E523DBEA5C}"/>
+            <w:dataBinding w:prefixMappings="&lt;xmlns:ns0='urn:microsoft-dynamics-nav/reports/Standard_Purchase_Order/1322/' " w:xpath="/ns0:NavWordReportXmlPart[1]/ns0:Purchase_Header[1]/ns0:CompanyAddress3[1]" w:storeItemID="{7C9D7B99-3F0A-4DC8-9D28-B3E523DBEA5C}"/>
             <w:text/>
           </w:sdtPr>
           <w:sdtContent>
@@ -295,7 +295,7 @@
             <w:placeholder>
               <w:docPart w:val="F0A29D26154A452C9EAF4D553846C654"/>
             </w:placeholder>
-            <w:dataBinding w:prefixMappings="xmlns:ns0='urn:microsoft-dynamics-nav/reports/Standard_Purchase_Order/1322/'" w:xpath="/ns0:NavWordReportXmlPart[1]/ns0:Purchase_Header[1]/ns0:BuyFromAddr4[1]" w:storeItemID="{7C9D7B99-3F0A-4DC8-9D28-B3E523DBEA5C}"/>
+            <w:dataBinding w:prefixMappings="&lt;xmlns:ns0='urn:microsoft-dynamics-nav/reports/Standard_Purchase_Order/1322/' " w:xpath="/ns0:NavWordReportXmlPart[1]/ns0:Purchase_Header[1]/ns0:BuyFromAddr4[1]" w:storeItemID="{7C9D7B99-3F0A-4DC8-9D28-B3E523DBEA5C}"/>
             <w:text/>
           </w:sdtPr>
           <w:sdtContent>
@@ -322,7 +322,7 @@
             <w:placeholder>
               <w:docPart w:val="4DB515404FAF4A9489692DBB591C2476"/>
             </w:placeholder>
-            <w:dataBinding w:prefixMappings="xmlns:ns0='urn:microsoft-dynamics-nav/reports/Standard_Purchase_Order/1322/'" w:xpath="/ns0:NavWordReportXmlPart[1]/ns0:Purchase_Header[1]/ns0:ShipToAddr3[1]" w:storeItemID="{7C9D7B99-3F0A-4DC8-9D28-B3E523DBEA5C}"/>
+            <w:dataBinding w:prefixMappings="&lt;xmlns:ns0='urn:microsoft-dynamics-nav/reports/Standard_Purchase_Order/1322/' " w:xpath="/ns0:NavWordReportXmlPart[1]/ns0:Purchase_Header[1]/ns0:ShipToAddr3[1]" w:storeItemID="{7C9D7B99-3F0A-4DC8-9D28-B3E523DBEA5C}"/>
             <w:text/>
           </w:sdtPr>
           <w:sdtContent>
@@ -349,7 +349,7 @@
             <w:placeholder>
               <w:docPart w:val="22F0DC2587924F6C86DF2AC4DCF8864F"/>
             </w:placeholder>
-            <w:dataBinding w:prefixMappings="xmlns:ns0='urn:microsoft-dynamics-nav/reports/Standard_Purchase_Order/1322/'" w:xpath="/ns0:NavWordReportXmlPart[1]/ns0:Purchase_Header[1]/ns0:CompanyAddress4[1]" w:storeItemID="{7C9D7B99-3F0A-4DC8-9D28-B3E523DBEA5C}"/>
+            <w:dataBinding w:prefixMappings="&lt;xmlns:ns0='urn:microsoft-dynamics-nav/reports/Standard_Purchase_Order/1322/' " w:xpath="/ns0:NavWordReportXmlPart[1]/ns0:Purchase_Header[1]/ns0:CompanyAddress4[1]" w:storeItemID="{7C9D7B99-3F0A-4DC8-9D28-B3E523DBEA5C}"/>
             <w:text/>
           </w:sdtPr>
           <w:sdtContent>
@@ -382,7 +382,7 @@
             <w:placeholder>
               <w:docPart w:val="17CD9541826947FDB1CE3DEE3B266F47"/>
             </w:placeholder>
-            <w:dataBinding w:prefixMappings="xmlns:ns0='urn:microsoft-dynamics-nav/reports/Standard_Purchase_Order/1322/'" w:xpath="/ns0:NavWordReportXmlPart[1]/ns0:Purchase_Header[1]/ns0:BuyFromAddr5[1]" w:storeItemID="{7C9D7B99-3F0A-4DC8-9D28-B3E523DBEA5C}"/>
+            <w:dataBinding w:prefixMappings="&lt;xmlns:ns0='urn:microsoft-dynamics-nav/reports/Standard_Purchase_Order/1322/' " w:xpath="/ns0:NavWordReportXmlPart[1]/ns0:Purchase_Header[1]/ns0:BuyFromAddr5[1]" w:storeItemID="{7C9D7B99-3F0A-4DC8-9D28-B3E523DBEA5C}"/>
             <w:text/>
           </w:sdtPr>
           <w:sdtContent>
@@ -409,7 +409,7 @@
             <w:placeholder>
               <w:docPart w:val="2B87E5A0061F42049E61AEDF3029EE08"/>
             </w:placeholder>
-            <w:dataBinding w:prefixMappings="xmlns:ns0='urn:microsoft-dynamics-nav/reports/Standard_Purchase_Order/1322/'" w:xpath="/ns0:NavWordReportXmlPart[1]/ns0:Purchase_Header[1]/ns0:ShipToAddr4[1]" w:storeItemID="{7C9D7B99-3F0A-4DC8-9D28-B3E523DBEA5C}"/>
+            <w:dataBinding w:prefixMappings="&lt;xmlns:ns0='urn:microsoft-dynamics-nav/reports/Standard_Purchase_Order/1322/' " w:xpath="/ns0:NavWordReportXmlPart[1]/ns0:Purchase_Header[1]/ns0:ShipToAddr4[1]" w:storeItemID="{7C9D7B99-3F0A-4DC8-9D28-B3E523DBEA5C}"/>
             <w:text/>
           </w:sdtPr>
           <w:sdtContent>
@@ -436,7 +436,7 @@
             <w:placeholder>
               <w:docPart w:val="7C49AB25F0734E9DB39FF46368139CEA"/>
             </w:placeholder>
-            <w:dataBinding w:prefixMappings="xmlns:ns0='urn:microsoft-dynamics-nav/reports/Standard_Purchase_Order/1322/'" w:xpath="/ns0:NavWordReportXmlPart[1]/ns0:Purchase_Header[1]/ns0:CompanyAddress5[1]" w:storeItemID="{7C9D7B99-3F0A-4DC8-9D28-B3E523DBEA5C}"/>
+            <w:dataBinding w:prefixMappings="&lt;xmlns:ns0='urn:microsoft-dynamics-nav/reports/Standard_Purchase_Order/1322/' " w:xpath="/ns0:NavWordReportXmlPart[1]/ns0:Purchase_Header[1]/ns0:CompanyAddress5[1]" w:storeItemID="{7C9D7B99-3F0A-4DC8-9D28-B3E523DBEA5C}"/>
             <w:text/>
           </w:sdtPr>
           <w:sdtContent>
@@ -469,7 +469,7 @@
             <w:placeholder>
               <w:docPart w:val="DefaultPlaceholder_-1854013440"/>
             </w:placeholder>
-            <w:dataBinding w:prefixMappings="xmlns:ns0='urn:microsoft-dynamics-nav/reports/Standard_Purchase_Order/1322/'" w:xpath="/ns0:NavWordReportXmlPart[1]/ns0:Purchase_Header[1]/ns0:BuyFromAddr6[1]" w:storeItemID="{00000000-0000-0000-0000-000000000000}"/>
+            <w:dataBinding w:prefixMappings="&lt;xmlns:ns0='urn:microsoft-dynamics-nav/reports/Standard_Purchase_Order/1322/' " w:xpath="/ns0:NavWordReportXmlPart[1]/ns0:Purchase_Header[1]/ns0:BuyFromAddr6[1]" w:storeItemID="{00000000-0000-0000-0000-000000000000}"/>
             <w15:color w:val="808080"/>
             <w:text/>
           </w:sdtPr>
@@ -497,7 +497,7 @@
             <w:placeholder>
               <w:docPart w:val="8E2BF400C6CE4725B3255210A9200D5C"/>
             </w:placeholder>
-            <w:dataBinding w:prefixMappings="xmlns:ns0='urn:microsoft-dynamics-nav/reports/Standard_Purchase_Order/1322/'" w:xpath="/ns0:NavWordReportXmlPart[1]/ns0:Purchase_Header[1]/ns0:ShipToAddr5[1]" w:storeItemID="{7C9D7B99-3F0A-4DC8-9D28-B3E523DBEA5C}"/>
+            <w:dataBinding w:prefixMappings="&lt;xmlns:ns0='urn:microsoft-dynamics-nav/reports/Standard_Purchase_Order/1322/' " w:xpath="/ns0:NavWordReportXmlPart[1]/ns0:Purchase_Header[1]/ns0:ShipToAddr5[1]" w:storeItemID="{7C9D7B99-3F0A-4DC8-9D28-B3E523DBEA5C}"/>
             <w:text/>
           </w:sdtPr>
           <w:sdtContent>
@@ -524,7 +524,7 @@
             <w:placeholder>
               <w:docPart w:val="DefaultPlaceholder_-1854013440"/>
             </w:placeholder>
-            <w:dataBinding w:prefixMappings="xmlns:ns0='urn:microsoft-dynamics-nav/reports/Standard_Purchase_Order/1322/'" w:xpath="/ns0:NavWordReportXmlPart[1]/ns0:Purchase_Header[1]/ns0:CompanyAddress6[1]" w:storeItemID="{00000000-0000-0000-0000-000000000000}"/>
+            <w:dataBinding w:prefixMappings="&lt;xmlns:ns0='urn:microsoft-dynamics-nav/reports/Standard_Purchase_Order/1322/' " w:xpath="/ns0:NavWordReportXmlPart[1]/ns0:Purchase_Header[1]/ns0:CompanyAddress6[1]" w:storeItemID="{00000000-0000-0000-0000-000000000000}"/>
             <w15:color w:val="808080"/>
             <w:text/>
           </w:sdtPr>
@@ -570,20 +570,59 @@
         </w:trPr>
         <w:sdt>
           <w:sdtPr>
+            <w:alias w:val="DocumentDate"/>
+            <w:tag w:val="#BC:InsertDataItem,DataItems/Purchase_Header/DocumentDate"/>
+            <w:id w:val="1965220663"/>
+            <w:placeholder>
+              <w:docPart w:val="DefaultPlaceholder_-1854013440"/>
+            </w:placeholder>
+            <w15:color w:val="808080"/>
+            <w:text/>
+            <w:dataBinding w:prefixMappings="&lt;xmlns:ns0='urn:microsoft-dynamics-nav/reports/Standard_Purchase_Order/1322/' " w:xpath="/ns0:NavWordReportXmlPart[1]/ns0:Purchase_Header[1]/ns0:DocumentDate[1]"/>
+          </w:sdtPr>
+          <w:sdtContent>
+            <w:tc>
+              <w:tcPr>
+                <w:tcW w:w="5000" w:type="pct"/>
+                <w:gridSpan w:val="4"/>
+              </w:tcPr>
+              <w:p>
+                <w:pPr>
+                  <w:pStyle w:val="BCLabel"/>
+                  <w:spacing w:line="276" w:lineRule="auto"/>
+                  <w:jc w:val="right"/>
+                </w:pPr>
+                <w:proofErr w:type="spellStart"/>
+                <w:r>
+                  <w:t>DocumentDate</w:t>
+                </w:r>
+                <w:proofErr w:type="spellEnd"/>
+              </w:p>
+            </w:tc>
+          </w:sdtContent>
+        </w:sdt>
+      </w:tr>
+      <w:tr>
+        <w:trPr>
+          <w:cantSplit/>
+          <w:trHeight w:val="259"/>
+        </w:trPr>
+        <w:sdt>
+          <w:sdtPr>
             <w:alias w:val="OrderNo_Lbl"/>
             <w:tag w:val="#BC:InsertDataItem,DataItems/Purchase_Header/OrderNo_Lbl"/>
             <w:id w:val="251793745"/>
             <w:placeholder>
               <w:docPart w:val="DefaultPlaceholder_-1854013440"/>
             </w:placeholder>
+            <w:dataBinding w:prefixMappings="&lt;xmlns:ns0='urn:microsoft-dynamics-nav/reports/Standard_Purchase_Order/1322/' " w:xpath="/ns0:NavWordReportXmlPart[1]/ns0:Purchase_Header[1]/ns0:OrderNo_Lbl[1]" w:storeItemID="{00000000-0000-0000-0000-000000000000}"/>
             <w15:color w:val="808080"/>
             <w:text/>
-            <w:dataBinding w:prefixMappings="xmlns:ns0='urn:microsoft-dynamics-nav/reports/Standard_Purchase_Order/1322/'" w:xpath="/ns0:NavWordReportXmlPart[1]/ns0:Purchase_Header[1]/ns0:OrderNo_Lbl[1]"/>
           </w:sdtPr>
           <w:sdtContent>
             <w:tc>
               <w:tcPr>
-                <w:tcW w:w="1250" w:type="pct"/>
+                <w:tcW w:w="1381" w:type="pct"/>
               </w:tcPr>
               <w:p>
                 <w:pPr>
@@ -607,14 +646,14 @@
             <w:placeholder>
               <w:docPart w:val="DefaultPlaceholder_-1854013440"/>
             </w:placeholder>
+            <w:dataBinding w:prefixMappings="&lt;xmlns:ns0='urn:microsoft-dynamics-nav/reports/Standard_Purchase_Order/1322/' " w:xpath="/ns0:NavWordReportXmlPart[1]/ns0:Purchase_Header[1]/ns0:DocumentDate_Lbl[1]" w:storeItemID="{00000000-0000-0000-0000-000000000000}"/>
             <w15:color w:val="808080"/>
             <w:text/>
-            <w:dataBinding w:prefixMappings="xmlns:ns0='urn:microsoft-dynamics-nav/reports/Standard_Purchase_Order/1322/'" w:xpath="/ns0:NavWordReportXmlPart[1]/ns0:Purchase_Header[1]/ns0:DocumentDate_Lbl[1]"/>
           </w:sdtPr>
           <w:sdtContent>
             <w:tc>
               <w:tcPr>
-                <w:tcW w:w="1250" w:type="pct"/>
+                <w:tcW w:w="1131" w:type="pct"/>
               </w:tcPr>
               <w:p>
                 <w:pPr>
@@ -638,13 +677,13 @@
             <w:placeholder>
               <w:docPart w:val="53D0F0B4C7254DC3B5A6357B73DC59E7"/>
             </w:placeholder>
-            <w:dataBinding w:prefixMappings="xmlns:ns0='urn:microsoft-dynamics-nav/reports/Standard_Purchase_Order/1322/'" w:xpath="/ns0:NavWordReportXmlPart[1]/ns0:Purchase_Header[1]/ns0:PaymentTermsDesc_Lbl[1]" w:storeItemID="{7C9D7B99-3F0A-4DC8-9D28-B3E523DBEA5C}"/>
+            <w:dataBinding w:prefixMappings="&lt;xmlns:ns0='urn:microsoft-dynamics-nav/reports/Standard_Purchase_Order/1322/' " w:xpath="/ns0:NavWordReportXmlPart[1]/ns0:Purchase_Header[1]/ns0:PaymentTermsDesc_Lbl[1]" w:storeItemID="{7C9D7B99-3F0A-4DC8-9D28-B3E523DBEA5C}"/>
             <w:text/>
           </w:sdtPr>
           <w:sdtContent>
             <w:tc>
               <w:tcPr>
-                <w:tcW w:w="1250" w:type="pct"/>
+                <w:tcW w:w="1377" w:type="pct"/>
               </w:tcPr>
               <w:p>
                 <w:pPr>
@@ -668,13 +707,13 @@
             <w:placeholder>
               <w:docPart w:val="ACE0965155F64D508D13DCAB2049B774"/>
             </w:placeholder>
-            <w:dataBinding w:prefixMappings="xmlns:ns0='urn:microsoft-dynamics-nav/reports/Standard_Purchase_Order/1322/'" w:xpath="/ns0:NavWordReportXmlPart[1]/ns0:Purchase_Header[1]/ns0:Buyer_Lbl[1]" w:storeItemID="{7C9D7B99-3F0A-4DC8-9D28-B3E523DBEA5C}"/>
+            <w:dataBinding w:prefixMappings="&lt;xmlns:ns0='urn:microsoft-dynamics-nav/reports/Standard_Purchase_Order/1322/' " w:xpath="/ns0:NavWordReportXmlPart[1]/ns0:Purchase_Header[1]/ns0:Buyer_Lbl[1]" w:storeItemID="{7C9D7B99-3F0A-4DC8-9D28-B3E523DBEA5C}"/>
             <w:text/>
           </w:sdtPr>
           <w:sdtContent>
             <w:tc>
               <w:tcPr>
-                <w:tcW w:w="1250" w:type="pct"/>
+                <w:tcW w:w="1111" w:type="pct"/>
               </w:tcPr>
               <w:p>
                 <w:pPr>
@@ -704,14 +743,14 @@
             <w:placeholder>
               <w:docPart w:val="DefaultPlaceholder_-1854013440"/>
             </w:placeholder>
+            <w:dataBinding w:prefixMappings="&lt;xmlns:ns0='urn:microsoft-dynamics-nav/reports/Standard_Purchase_Order/1322/' " w:xpath="/ns0:NavWordReportXmlPart[1]/ns0:Purchase_Header[1]/ns0:No_PurchHeader[1]" w:storeItemID="{00000000-0000-0000-0000-000000000000}"/>
             <w15:color w:val="808080"/>
             <w:text/>
-            <w:dataBinding w:prefixMappings="xmlns:ns0='urn:microsoft-dynamics-nav/reports/Standard_Purchase_Order/1322/'" w:xpath="/ns0:NavWordReportXmlPart[1]/ns0:Purchase_Header[1]/ns0:No_PurchHeader[1]"/>
           </w:sdtPr>
           <w:sdtContent>
             <w:tc>
               <w:tcPr>
-                <w:tcW w:w="1250" w:type="pct"/>
+                <w:tcW w:w="1381" w:type="pct"/>
               </w:tcPr>
               <w:p>
                 <w:pPr>
@@ -734,14 +773,14 @@
             <w:placeholder>
               <w:docPart w:val="DefaultPlaceholder_-1854013440"/>
             </w:placeholder>
+            <w:dataBinding w:prefixMappings="&lt;xmlns:ns0='urn:microsoft-dynamics-nav/reports/Standard_Purchase_Order/1322/' " w:xpath="/ns0:NavWordReportXmlPart[1]/ns0:Purchase_Header[1]/ns0:DocumentDate[1]" w:storeItemID="{00000000-0000-0000-0000-000000000000}"/>
             <w15:color w:val="808080"/>
             <w:text/>
-            <w:dataBinding w:prefixMappings="xmlns:ns0='urn:microsoft-dynamics-nav/reports/Standard_Purchase_Order/1322/'" w:xpath="/ns0:NavWordReportXmlPart[1]/ns0:Purchase_Header[1]/ns0:DocumentDate[1]"/>
           </w:sdtPr>
           <w:sdtContent>
             <w:tc>
               <w:tcPr>
-                <w:tcW w:w="1250" w:type="pct"/>
+                <w:tcW w:w="1131" w:type="pct"/>
               </w:tcPr>
               <w:p>
                 <w:pPr>
@@ -764,13 +803,13 @@
             <w:placeholder>
               <w:docPart w:val="269549E6A6F5440A97B9790488D567AB"/>
             </w:placeholder>
-            <w:dataBinding w:prefixMappings="xmlns:ns0='urn:microsoft-dynamics-nav/reports/Standard_Purchase_Order/1322/'" w:xpath="/ns0:NavWordReportXmlPart[1]/ns0:Purchase_Header[1]/ns0:PaymentTermsDesc[1]" w:storeItemID="{7C9D7B99-3F0A-4DC8-9D28-B3E523DBEA5C}"/>
+            <w:dataBinding w:prefixMappings="&lt;xmlns:ns0='urn:microsoft-dynamics-nav/reports/Standard_Purchase_Order/1322/' " w:xpath="/ns0:NavWordReportXmlPart[1]/ns0:Purchase_Header[1]/ns0:PaymentTermsDesc[1]" w:storeItemID="{7C9D7B99-3F0A-4DC8-9D28-B3E523DBEA5C}"/>
             <w:text/>
           </w:sdtPr>
           <w:sdtContent>
             <w:tc>
               <w:tcPr>
-                <w:tcW w:w="1250" w:type="pct"/>
+                <w:tcW w:w="1377" w:type="pct"/>
               </w:tcPr>
               <w:p>
                 <w:pPr>
@@ -793,13 +832,13 @@
             <w:placeholder>
               <w:docPart w:val="FDD99557650A45808BC37C4BD6070345"/>
             </w:placeholder>
-            <w:dataBinding w:prefixMappings="xmlns:ns0='urn:microsoft-dynamics-nav/reports/Standard_Purchase_Order/1322/'" w:xpath="/ns0:NavWordReportXmlPart[1]/ns0:Purchase_Header[1]/ns0:SalesPurchPersonName[1]" w:storeItemID="{7C9D7B99-3F0A-4DC8-9D28-B3E523DBEA5C}"/>
+            <w:dataBinding w:prefixMappings="&lt;xmlns:ns0='urn:microsoft-dynamics-nav/reports/Standard_Purchase_Order/1322/' " w:xpath="/ns0:NavWordReportXmlPart[1]/ns0:Purchase_Header[1]/ns0:SalesPurchPersonName[1]" w:storeItemID="{7C9D7B99-3F0A-4DC8-9D28-B3E523DBEA5C}"/>
             <w:text/>
           </w:sdtPr>
           <w:sdtContent>
             <w:tc>
               <w:tcPr>
-                <w:tcW w:w="1250" w:type="pct"/>
+                <w:tcW w:w="1111" w:type="pct"/>
               </w:tcPr>
               <w:p>
                 <w:pPr>
@@ -822,7 +861,7 @@
         </w:trPr>
         <w:tc>
           <w:tcPr>
-            <w:tcW w:w="1250" w:type="pct"/>
+            <w:tcW w:w="1381" w:type="pct"/>
           </w:tcPr>
           <w:p>
             <w:pPr>
@@ -832,7 +871,7 @@
         </w:tc>
         <w:tc>
           <w:tcPr>
-            <w:tcW w:w="1250" w:type="pct"/>
+            <w:tcW w:w="1131" w:type="pct"/>
           </w:tcPr>
           <w:p>
             <w:pPr>
@@ -842,7 +881,7 @@
         </w:tc>
         <w:tc>
           <w:tcPr>
-            <w:tcW w:w="1250" w:type="pct"/>
+            <w:tcW w:w="1377" w:type="pct"/>
           </w:tcPr>
           <w:p>
             <w:pPr>
@@ -852,7 +891,7 @@
         </w:tc>
         <w:tc>
           <w:tcPr>
-            <w:tcW w:w="1250" w:type="pct"/>
+            <w:tcW w:w="1111" w:type="pct"/>
           </w:tcPr>
           <w:p>
             <w:pPr>
@@ -874,13 +913,13 @@
             <w:placeholder>
               <w:docPart w:val="2E29FB206CBE4EB7861D42A5B6DA06AC"/>
             </w:placeholder>
-            <w:dataBinding w:prefixMappings="xmlns:ns0='urn:microsoft-dynamics-nav/reports/Standard_Purchase_Order/1322/'" w:xpath="/ns0:NavWordReportXmlPart[1]/ns0:Purchase_Header[1]/ns0:Receiveby_Lbl[1]" w:storeItemID="{7C9D7B99-3F0A-4DC8-9D28-B3E523DBEA5C}"/>
+            <w:dataBinding w:prefixMappings="&lt;xmlns:ns0='urn:microsoft-dynamics-nav/reports/Standard_Purchase_Order/1322/' " w:xpath="/ns0:NavWordReportXmlPart[1]/ns0:Purchase_Header[1]/ns0:Receiveby_Lbl[1]" w:storeItemID="{7C9D7B99-3F0A-4DC8-9D28-B3E523DBEA5C}"/>
             <w:text/>
           </w:sdtPr>
           <w:sdtContent>
             <w:tc>
               <w:tcPr>
-                <w:tcW w:w="1250" w:type="pct"/>
+                <w:tcW w:w="1381" w:type="pct"/>
               </w:tcPr>
               <w:p>
                 <w:pPr>
@@ -904,13 +943,13 @@
             <w:placeholder>
               <w:docPart w:val="35EAEE058945493991C87A5862E1D006"/>
             </w:placeholder>
-            <w:dataBinding w:prefixMappings="xmlns:ns0='urn:microsoft-dynamics-nav/reports/Standard_Purchase_Order/1322/'" w:xpath="/ns0:NavWordReportXmlPart[1]/ns0:Purchase_Header[1]/ns0:ShipmentMethodDesc_Lbl[1]" w:storeItemID="{7C9D7B99-3F0A-4DC8-9D28-B3E523DBEA5C}"/>
+            <w:dataBinding w:prefixMappings="&lt;xmlns:ns0='urn:microsoft-dynamics-nav/reports/Standard_Purchase_Order/1322/' " w:xpath="/ns0:NavWordReportXmlPart[1]/ns0:Purchase_Header[1]/ns0:ShipmentMethodDesc_Lbl[1]" w:storeItemID="{7C9D7B99-3F0A-4DC8-9D28-B3E523DBEA5C}"/>
             <w:text/>
           </w:sdtPr>
           <w:sdtContent>
             <w:tc>
               <w:tcPr>
-                <w:tcW w:w="1250" w:type="pct"/>
+                <w:tcW w:w="1131" w:type="pct"/>
               </w:tcPr>
               <w:p>
                 <w:pPr>
@@ -934,13 +973,13 @@
             <w:placeholder>
               <w:docPart w:val="B99F4D7AF0C64D3AA502E76928ED51FD"/>
             </w:placeholder>
-            <w:dataBinding w:prefixMappings="xmlns:ns0='urn:microsoft-dynamics-nav/reports/Standard_Purchase_Order/1322/'" w:xpath="/ns0:NavWordReportXmlPart[1]/ns0:Purchase_Header[1]/ns0:PricesInclVAT_PurchHeader_Lbl[1]" w:storeItemID="{7C9D7B99-3F0A-4DC8-9D28-B3E523DBEA5C}"/>
+            <w:dataBinding w:prefixMappings="&lt;xmlns:ns0='urn:microsoft-dynamics-nav/reports/Standard_Purchase_Order/1322/' " w:xpath="/ns0:NavWordReportXmlPart[1]/ns0:Purchase_Header[1]/ns0:PricesInclVAT_PurchHeader_Lbl[1]" w:storeItemID="{7C9D7B99-3F0A-4DC8-9D28-B3E523DBEA5C}"/>
             <w:text/>
           </w:sdtPr>
           <w:sdtContent>
             <w:tc>
               <w:tcPr>
-                <w:tcW w:w="1250" w:type="pct"/>
+                <w:tcW w:w="1377" w:type="pct"/>
               </w:tcPr>
               <w:p>
                 <w:pPr>
@@ -964,13 +1003,13 @@
             <w:placeholder>
               <w:docPart w:val="D310CEB302DA4FC5B60B252C88C61116"/>
             </w:placeholder>
-            <w:dataBinding w:prefixMappings="xmlns:ns0='urn:microsoft-dynamics-nav/reports/Standard_Purchase_Order/1322/'" w:xpath="/ns0:NavWordReportXmlPart[1]/ns0:Purchase_Header[1]/ns0:VendorInvoiceNo_Lbl[1]" w:storeItemID="{7C9D7B99-3F0A-4DC8-9D28-B3E523DBEA5C}"/>
+            <w:dataBinding w:prefixMappings="&lt;xmlns:ns0='urn:microsoft-dynamics-nav/reports/Standard_Purchase_Order/1322/' " w:xpath="/ns0:NavWordReportXmlPart[1]/ns0:Purchase_Header[1]/ns0:VendorInvoiceNo_Lbl[1]" w:storeItemID="{7C9D7B99-3F0A-4DC8-9D28-B3E523DBEA5C}"/>
             <w:text/>
           </w:sdtPr>
           <w:sdtContent>
             <w:tc>
               <w:tcPr>
-                <w:tcW w:w="1250" w:type="pct"/>
+                <w:tcW w:w="1111" w:type="pct"/>
               </w:tcPr>
               <w:p>
                 <w:pPr>
@@ -1000,13 +1039,13 @@
             <w:placeholder>
               <w:docPart w:val="83A0A98565034E28921325652B7D0258"/>
             </w:placeholder>
-            <w:dataBinding w:prefixMappings="xmlns:ns0='urn:microsoft-dynamics-nav/reports/Standard_Purchase_Order/1322/'" w:xpath="/ns0:NavWordReportXmlPart[1]/ns0:Purchase_Header[1]/ns0:ExptRecptDt_PurchaseHeader[1]" w:storeItemID="{7C9D7B99-3F0A-4DC8-9D28-B3E523DBEA5C}"/>
+            <w:dataBinding w:prefixMappings="&lt;xmlns:ns0='urn:microsoft-dynamics-nav/reports/Standard_Purchase_Order/1322/' " w:xpath="/ns0:NavWordReportXmlPart[1]/ns0:Purchase_Header[1]/ns0:ExptRecptDt_PurchaseHeader[1]" w:storeItemID="{7C9D7B99-3F0A-4DC8-9D28-B3E523DBEA5C}"/>
             <w:text/>
           </w:sdtPr>
           <w:sdtContent>
             <w:tc>
               <w:tcPr>
-                <w:tcW w:w="1250" w:type="pct"/>
+                <w:tcW w:w="1381" w:type="pct"/>
               </w:tcPr>
               <w:p>
                 <w:pPr>
@@ -1029,13 +1068,13 @@
             <w:placeholder>
               <w:docPart w:val="42C49FA2D7524794A20290F52C0AAAE6"/>
             </w:placeholder>
-            <w:dataBinding w:prefixMappings="xmlns:ns0='urn:microsoft-dynamics-nav/reports/Standard_Purchase_Order/1322/'" w:xpath="/ns0:NavWordReportXmlPart[1]/ns0:Purchase_Header[1]/ns0:ShipmentMethodDesc[1]" w:storeItemID="{7C9D7B99-3F0A-4DC8-9D28-B3E523DBEA5C}"/>
+            <w:dataBinding w:prefixMappings="&lt;xmlns:ns0='urn:microsoft-dynamics-nav/reports/Standard_Purchase_Order/1322/' " w:xpath="/ns0:NavWordReportXmlPart[1]/ns0:Purchase_Header[1]/ns0:ShipmentMethodDesc[1]" w:storeItemID="{7C9D7B99-3F0A-4DC8-9D28-B3E523DBEA5C}"/>
             <w:text/>
           </w:sdtPr>
           <w:sdtContent>
             <w:tc>
               <w:tcPr>
-                <w:tcW w:w="1250" w:type="pct"/>
+                <w:tcW w:w="1131" w:type="pct"/>
               </w:tcPr>
               <w:p>
                 <w:pPr>
@@ -1058,13 +1097,13 @@
             <w:placeholder>
               <w:docPart w:val="81B410675A8D4D0E9A1405A7B5AF78AE"/>
             </w:placeholder>
-            <w:dataBinding w:prefixMappings="xmlns:ns0='urn:microsoft-dynamics-nav/reports/Standard_Purchase_Order/1322/'" w:xpath="/ns0:NavWordReportXmlPart[1]/ns0:Purchase_Header[1]/ns0:PricesInclVAT_PurchHeader[1]" w:storeItemID="{7C9D7B99-3F0A-4DC8-9D28-B3E523DBEA5C}"/>
+            <w:dataBinding w:prefixMappings="&lt;xmlns:ns0='urn:microsoft-dynamics-nav/reports/Standard_Purchase_Order/1322/' " w:xpath="/ns0:NavWordReportXmlPart[1]/ns0:Purchase_Header[1]/ns0:PricesInclVAT_PurchHeader[1]" w:storeItemID="{7C9D7B99-3F0A-4DC8-9D28-B3E523DBEA5C}"/>
             <w:text/>
           </w:sdtPr>
           <w:sdtContent>
             <w:tc>
               <w:tcPr>
-                <w:tcW w:w="1250" w:type="pct"/>
+                <w:tcW w:w="1377" w:type="pct"/>
               </w:tcPr>
               <w:p>
                 <w:pPr>
@@ -1087,13 +1126,13 @@
             <w:placeholder>
               <w:docPart w:val="B3DB454BC30640B5AD7C514816CCCEA4"/>
             </w:placeholder>
-            <w:dataBinding w:prefixMappings="xmlns:ns0='urn:microsoft-dynamics-nav/reports/Standard_Purchase_Order/1322/'" w:xpath="/ns0:NavWordReportXmlPart[1]/ns0:Purchase_Header[1]/ns0:VendorInvoiceNo[1]" w:storeItemID="{7C9D7B99-3F0A-4DC8-9D28-B3E523DBEA5C}"/>
+            <w:dataBinding w:prefixMappings="&lt;xmlns:ns0='urn:microsoft-dynamics-nav/reports/Standard_Purchase_Order/1322/' " w:xpath="/ns0:NavWordReportXmlPart[1]/ns0:Purchase_Header[1]/ns0:VendorInvoiceNo[1]" w:storeItemID="{7C9D7B99-3F0A-4DC8-9D28-B3E523DBEA5C}"/>
             <w:text/>
           </w:sdtPr>
           <w:sdtContent>
             <w:tc>
               <w:tcPr>
-                <w:tcW w:w="1250" w:type="pct"/>
+                <w:tcW w:w="1111" w:type="pct"/>
               </w:tcPr>
               <w:p>
                 <w:pPr>
@@ -1116,7 +1155,7 @@
         </w:trPr>
         <w:tc>
           <w:tcPr>
-            <w:tcW w:w="1250" w:type="pct"/>
+            <w:tcW w:w="1381" w:type="pct"/>
           </w:tcPr>
           <w:p>
             <w:pPr>
@@ -1126,7 +1165,7 @@
         </w:tc>
         <w:tc>
           <w:tcPr>
-            <w:tcW w:w="1250" w:type="pct"/>
+            <w:tcW w:w="1131" w:type="pct"/>
           </w:tcPr>
           <w:p>
             <w:pPr>
@@ -1136,7 +1175,7 @@
         </w:tc>
         <w:tc>
           <w:tcPr>
-            <w:tcW w:w="1250" w:type="pct"/>
+            <w:tcW w:w="1377" w:type="pct"/>
           </w:tcPr>
           <w:p>
             <w:pPr>
@@ -1146,7 +1185,7 @@
         </w:tc>
         <w:tc>
           <w:tcPr>
-            <w:tcW w:w="1250" w:type="pct"/>
+            <w:tcW w:w="1111" w:type="pct"/>
           </w:tcPr>
           <w:p>
             <w:pPr>
@@ -1168,13 +1207,13 @@
             <w:placeholder>
               <w:docPart w:val="F5E004D9DA65442AA22E3B1224FAE335"/>
             </w:placeholder>
-            <w:dataBinding w:prefixMappings="xmlns:ns0='urn:microsoft-dynamics-nav/reports/Standard_Purchase_Order/1322/'" w:xpath="/ns0:NavWordReportXmlPart[1]/ns0:Purchase_Header[1]/ns0:VendorOrderNo_Lbl[1]" w:storeItemID="{7C9D7B99-3F0A-4DC8-9D28-B3E523DBEA5C}"/>
+            <w:dataBinding w:prefixMappings="&lt;xmlns:ns0='urn:microsoft-dynamics-nav/reports/Standard_Purchase_Order/1322/' " w:xpath="/ns0:NavWordReportXmlPart[1]/ns0:Purchase_Header[1]/ns0:VendorOrderNo_Lbl[1]" w:storeItemID="{7C9D7B99-3F0A-4DC8-9D28-B3E523DBEA5C}"/>
             <w:text/>
           </w:sdtPr>
           <w:sdtContent>
             <w:tc>
               <w:tcPr>
-                <w:tcW w:w="1250" w:type="pct"/>
+                <w:tcW w:w="1381" w:type="pct"/>
               </w:tcPr>
               <w:p>
                 <w:pPr>
@@ -1197,14 +1236,14 @@
             <w:placeholder>
               <w:docPart w:val="6F31C93BEC5E476599B554D07E34C000"/>
             </w:placeholder>
-            <w:dataBinding w:prefixMappings="xmlns:ns0='urn:microsoft-dynamics-nav/reports/Standard_Purchase_Order/1322/'" w:xpath="/ns0:NavWordReportXmlPart[1]/ns0:Purchase_Header[1]/ns0:VATNoText[1]" w:storeItemID="{00000000-0000-0000-0000-000000000000}"/>
+            <w:dataBinding w:prefixMappings="&lt;xmlns:ns0='urn:microsoft-dynamics-nav/reports/Standard_Purchase_Order/1322/' " w:xpath="/ns0:NavWordReportXmlPart[1]/ns0:Purchase_Header[1]/ns0:VATNoText[1]" w:storeItemID="{00000000-0000-0000-0000-000000000000}"/>
             <w15:color w:val="808080"/>
             <w:text/>
           </w:sdtPr>
           <w:sdtContent>
             <w:tc>
               <w:tcPr>
-                <w:tcW w:w="1250" w:type="pct"/>
+                <w:tcW w:w="1131" w:type="pct"/>
               </w:tcPr>
               <w:p>
                 <w:pPr>
@@ -1221,7 +1260,7 @@
         </w:sdt>
         <w:tc>
           <w:tcPr>
-            <w:tcW w:w="1250" w:type="pct"/>
+            <w:tcW w:w="1377" w:type="pct"/>
           </w:tcPr>
           <w:p>
             <w:pPr>
@@ -1231,7 +1270,7 @@
         </w:tc>
         <w:tc>
           <w:tcPr>
-            <w:tcW w:w="1250" w:type="pct"/>
+            <w:tcW w:w="1111" w:type="pct"/>
           </w:tcPr>
           <w:p>
             <w:pPr>
@@ -1253,13 +1292,13 @@
             <w:placeholder>
               <w:docPart w:val="28E44D109F414FEAB66B5A51E1315BEB"/>
             </w:placeholder>
-            <w:dataBinding w:prefixMappings="xmlns:ns0='urn:microsoft-dynamics-nav/reports/Standard_Purchase_Order/1322/'" w:xpath="/ns0:NavWordReportXmlPart[1]/ns0:Purchase_Header[1]/ns0:VendorOrderNo[1]" w:storeItemID="{7C9D7B99-3F0A-4DC8-9D28-B3E523DBEA5C}"/>
+            <w:dataBinding w:prefixMappings="&lt;xmlns:ns0='urn:microsoft-dynamics-nav/reports/Standard_Purchase_Order/1322/' " w:xpath="/ns0:NavWordReportXmlPart[1]/ns0:Purchase_Header[1]/ns0:VendorOrderNo[1]" w:storeItemID="{7C9D7B99-3F0A-4DC8-9D28-B3E523DBEA5C}"/>
             <w:text/>
           </w:sdtPr>
           <w:sdtContent>
             <w:tc>
               <w:tcPr>
-                <w:tcW w:w="1250" w:type="pct"/>
+                <w:tcW w:w="1381" w:type="pct"/>
               </w:tcPr>
               <w:p>
                 <w:pPr>
@@ -1276,7 +1315,7 @@
         </w:sdt>
         <w:tc>
           <w:tcPr>
-            <w:tcW w:w="1250" w:type="pct"/>
+            <w:tcW w:w="1131" w:type="pct"/>
           </w:tcPr>
           <w:p>
             <w:pPr>
@@ -1290,7 +1329,7 @@
                 <w:placeholder>
                   <w:docPart w:val="EE2EDA0B1A8F4B49977C4CEFEECA64AC"/>
                 </w:placeholder>
-                <w:dataBinding w:prefixMappings="xmlns:ns0='urn:microsoft-dynamics-nav/reports/Standard_Purchase_Order/1322/'" w:xpath="/ns0:NavWordReportXmlPart[1]/ns0:Purchase_Header[1]/ns0:VATRegNo_PurchHeader[1]" w:storeItemID="{7C9D7B99-3F0A-4DC8-9D28-B3E523DBEA5C}"/>
+                <w:dataBinding w:prefixMappings="&lt;xmlns:ns0='urn:microsoft-dynamics-nav/reports/Standard_Purchase_Order/1322/' " w:xpath="/ns0:NavWordReportXmlPart[1]/ns0:Purchase_Header[1]/ns0:VATRegNo_PurchHeader[1]" w:storeItemID="{7C9D7B99-3F0A-4DC8-9D28-B3E523DBEA5C}"/>
                 <w:text/>
               </w:sdtPr>
               <w:sdtContent>
@@ -1305,7 +1344,7 @@
         </w:tc>
         <w:tc>
           <w:tcPr>
-            <w:tcW w:w="1250" w:type="pct"/>
+            <w:tcW w:w="1377" w:type="pct"/>
           </w:tcPr>
           <w:p>
             <w:pPr>
@@ -1315,7 +1354,7 @@
         </w:tc>
         <w:tc>
           <w:tcPr>
-            <w:tcW w:w="1250" w:type="pct"/>
+            <w:tcW w:w="1111" w:type="pct"/>
           </w:tcPr>
           <w:p>
             <w:pPr>
@@ -1356,7 +1395,7 @@
             <w:placeholder>
               <w:docPart w:val="A4847374A1654E5CBF273C1DB958380B"/>
             </w:placeholder>
-            <w:dataBinding w:prefixMappings="xmlns:ns0='urn:microsoft-dynamics-nav/reports/Standard_Purchase_Order/1322/'" w:xpath="/ns0:NavWordReportXmlPart[1]/ns0:Purchase_Header[1]/ns0:Purchase_Line[1]/ns0:No_PurchLine_Lbl[1]" w:storeItemID="{7C9D7B99-3F0A-4DC8-9D28-B3E523DBEA5C}"/>
+            <w:dataBinding w:prefixMappings="&lt;xmlns:ns0='urn:microsoft-dynamics-nav/reports/Standard_Purchase_Order/1322/' " w:xpath="/ns0:NavWordReportXmlPart[1]/ns0:Purchase_Header[1]/ns0:Purchase_Line[1]/ns0:No_PurchLine_Lbl[1]" w:storeItemID="{7C9D7B99-3F0A-4DC8-9D28-B3E523DBEA5C}"/>
             <w:text/>
           </w:sdtPr>
           <w:sdtContent>
@@ -1386,7 +1425,7 @@
             <w:placeholder>
               <w:docPart w:val="62AA85EF69F74389A48B3A00350CC5FE"/>
             </w:placeholder>
-            <w:dataBinding w:prefixMappings="xmlns:ns0='urn:microsoft-dynamics-nav/reports/Standard_Purchase_Order/1322/'" w:xpath="/ns0:NavWordReportXmlPart[1]/ns0:Purchase_Header[1]/ns0:Purchase_Line[1]/ns0:Desc_PurchLine_Lbl[1]" w:storeItemID="{7C9D7B99-3F0A-4DC8-9D28-B3E523DBEA5C}"/>
+            <w:dataBinding w:prefixMappings="&lt;xmlns:ns0='urn:microsoft-dynamics-nav/reports/Standard_Purchase_Order/1322/' " w:xpath="/ns0:NavWordReportXmlPart[1]/ns0:Purchase_Header[1]/ns0:Purchase_Line[1]/ns0:Desc_PurchLine_Lbl[1]" w:storeItemID="{7C9D7B99-3F0A-4DC8-9D28-B3E523DBEA5C}"/>
             <w:text/>
           </w:sdtPr>
           <w:sdtContent>
@@ -1416,7 +1455,7 @@
             <w:placeholder>
               <w:docPart w:val="0EF7E12B97F7430499137FEA96C1CE09"/>
             </w:placeholder>
-            <w:dataBinding w:prefixMappings="xmlns:ns0='urn:microsoft-dynamics-nav/reports/Standard_Purchase_Order/1322/'" w:xpath="/ns0:NavWordReportXmlPart[1]/ns0:Purchase_Header[1]/ns0:Purchase_Line[1]/ns0:Qty_PurchLine_Lbl[1]" w:storeItemID="{7C9D7B99-3F0A-4DC8-9D28-B3E523DBEA5C}"/>
+            <w:dataBinding w:prefixMappings="&lt;xmlns:ns0='urn:microsoft-dynamics-nav/reports/Standard_Purchase_Order/1322/' " w:xpath="/ns0:NavWordReportXmlPart[1]/ns0:Purchase_Header[1]/ns0:Purchase_Line[1]/ns0:Qty_PurchLine_Lbl[1]" w:storeItemID="{7C9D7B99-3F0A-4DC8-9D28-B3E523DBEA5C}"/>
             <w:text/>
           </w:sdtPr>
           <w:sdtContent>
@@ -1446,7 +1485,7 @@
             <w:placeholder>
               <w:docPart w:val="4A4E8F61686D465D9518608DD457EF10"/>
             </w:placeholder>
-            <w:dataBinding w:prefixMappings="xmlns:ns0='urn:microsoft-dynamics-nav/reports/Standard_Purchase_Order/1322/'" w:xpath="/ns0:NavWordReportXmlPart[1]/ns0:Purchase_Header[1]/ns0:Purchase_Line[1]/ns0:UOM_PurchLine_Lbl[1]" w:storeItemID="{7C9D7B99-3F0A-4DC8-9D28-B3E523DBEA5C}"/>
+            <w:dataBinding w:prefixMappings="&lt;xmlns:ns0='urn:microsoft-dynamics-nav/reports/Standard_Purchase_Order/1322/' " w:xpath="/ns0:NavWordReportXmlPart[1]/ns0:Purchase_Header[1]/ns0:Purchase_Line[1]/ns0:UOM_PurchLine_Lbl[1]" w:storeItemID="{7C9D7B99-3F0A-4DC8-9D28-B3E523DBEA5C}"/>
             <w:text/>
           </w:sdtPr>
           <w:sdtContent>
@@ -1475,7 +1514,7 @@
             <w:placeholder>
               <w:docPart w:val="0277A26813CB44069052FCCE46ED4D01"/>
             </w:placeholder>
-            <w:dataBinding w:prefixMappings="xmlns:ns0='urn:microsoft-dynamics-nav/reports/Standard_Purchase_Order/1322/'" w:xpath="/ns0:NavWordReportXmlPart[1]/ns0:Purchase_Header[1]/ns0:Purchase_Line[1]/ns0:DirectUniCost_Lbl[1]" w:storeItemID="{7C9D7B99-3F0A-4DC8-9D28-B3E523DBEA5C}"/>
+            <w:dataBinding w:prefixMappings="&lt;xmlns:ns0='urn:microsoft-dynamics-nav/reports/Standard_Purchase_Order/1322/' " w:xpath="/ns0:NavWordReportXmlPart[1]/ns0:Purchase_Header[1]/ns0:Purchase_Line[1]/ns0:DirectUniCost_Lbl[1]" w:storeItemID="{7C9D7B99-3F0A-4DC8-9D28-B3E523DBEA5C}"/>
             <w:text/>
           </w:sdtPr>
           <w:sdtContent>
@@ -1505,7 +1544,7 @@
             <w:placeholder>
               <w:docPart w:val="E60F8B516F714B88A8A5131F14381DDC"/>
             </w:placeholder>
-            <w:dataBinding w:prefixMappings="xmlns:ns0='urn:microsoft-dynamics-nav/reports/Standard_Purchase_Order/1322/'" w:xpath="/ns0:NavWordReportXmlPart[1]/ns0:Purchase_Header[1]/ns0:VATAmtLineVAT_Lbl[1]" w:storeItemID="{7C9D7B99-3F0A-4DC8-9D28-B3E523DBEA5C}"/>
+            <w:dataBinding w:prefixMappings="&lt;xmlns:ns0='urn:microsoft-dynamics-nav/reports/Standard_Purchase_Order/1322/' " w:xpath="/ns0:NavWordReportXmlPart[1]/ns0:Purchase_Header[1]/ns0:VATAmtLineVAT_Lbl[1]" w:storeItemID="{7C9D7B99-3F0A-4DC8-9D28-B3E523DBEA5C}"/>
             <w:text/>
           </w:sdtPr>
           <w:sdtContent>
@@ -1535,7 +1574,7 @@
             <w:placeholder>
               <w:docPart w:val="3806635EF6514EC48D48977373D088EC"/>
             </w:placeholder>
-            <w:dataBinding w:prefixMappings="xmlns:ns0='urn:microsoft-dynamics-nav/reports/Standard_Purchase_Order/1322/'" w:xpath="/ns0:NavWordReportXmlPart[1]/ns0:Purchase_Header[1]/ns0:ItemLineAmount_Lbl[1]" w:storeItemID="{7C9D7B99-3F0A-4DC8-9D28-B3E523DBEA5C}"/>
+            <w:dataBinding w:prefixMappings="&lt;xmlns:ns0='urn:microsoft-dynamics-nav/reports/Standard_Purchase_Order/1322/' " w:xpath="/ns0:NavWordReportXmlPart[1]/ns0:Purchase_Header[1]/ns0:ItemLineAmount_Lbl[1]" w:storeItemID="{7C9D7B99-3F0A-4DC8-9D28-B3E523DBEA5C}"/>
             <w:text/>
           </w:sdtPr>
           <w:sdtContent>
@@ -1647,7 +1686,7 @@
           <w:placeholder>
             <w:docPart w:val="98020BFDE3F8466CAB2A781940863376"/>
           </w:placeholder>
-          <w15:dataBinding w:prefixMappings="xmlns:ns0='urn:microsoft-dynamics-nav/reports/Standard_Purchase_Order/1322/'" w:xpath="/ns0:NavWordReportXmlPart[1]/ns0:Purchase_Header[1]/ns0:Purchase_Line" w:storeItemID="{00000000-0000-0000-0000-000000000000}"/>
+          <w15:dataBinding w:prefixMappings="&lt;xmlns:ns0='urn:microsoft-dynamics-nav/reports/Standard_Purchase_Order/1322/' " w:xpath="/ns0:NavWordReportXmlPart[1]/ns0:Purchase_Header[1]/ns0:Purchase_Line" w:storeItemID="{00000000-0000-0000-0000-000000000000}"/>
           <w15:color w:val="808080"/>
           <w15:repeatingSection/>
         </w:sdtPr>
@@ -1684,7 +1723,7 @@
                         <w:placeholder>
                           <w:docPart w:val="AE3B135D46C34C9DAB7CE9629BAEDAB7"/>
                         </w:placeholder>
-                        <w:dataBinding w:prefixMappings="xmlns:ns0='urn:microsoft-dynamics-nav/reports/Standard_Purchase_Order/1322/'" w:xpath="/ns0:NavWordReportXmlPart[1]/ns0:Purchase_Header[1]/ns0:Purchase_Line[1]/ns0:No_PurchLine[1]" w:storeItemID="{7C9D7B99-3F0A-4DC8-9D28-B3E523DBEA5C}"/>
+                        <w:dataBinding w:prefixMappings="&lt;xmlns:ns0='urn:microsoft-dynamics-nav/reports/Standard_Purchase_Order/1322/' " w:xpath="/ns0:NavWordReportXmlPart[1]/ns0:Purchase_Header[1]/ns0:Purchase_Line[1]/ns0:No_PurchLine[1]" w:storeItemID="{7C9D7B99-3F0A-4DC8-9D28-B3E523DBEA5C}"/>
                         <w:text/>
                       </w:sdtPr>
                       <w:sdtContent>
@@ -1705,7 +1744,7 @@
                     <w:placeholder>
                       <w:docPart w:val="CB81DD37542B41E885E76E2FE04B20EF"/>
                     </w:placeholder>
-                    <w:dataBinding w:prefixMappings="xmlns:ns0='urn:microsoft-dynamics-nav/reports/Standard_Purchase_Order/1322/'" w:xpath="/ns0:NavWordReportXmlPart[1]/ns0:Purchase_Header[1]/ns0:Purchase_Line[1]/ns0:Desc_PurchLine[1]" w:storeItemID="{7C9D7B99-3F0A-4DC8-9D28-B3E523DBEA5C}"/>
+                    <w:dataBinding w:prefixMappings="&lt;xmlns:ns0='urn:microsoft-dynamics-nav/reports/Standard_Purchase_Order/1322/' " w:xpath="/ns0:NavWordReportXmlPart[1]/ns0:Purchase_Header[1]/ns0:Purchase_Line[1]/ns0:Desc_PurchLine[1]" w:storeItemID="{7C9D7B99-3F0A-4DC8-9D28-B3E523DBEA5C}"/>
                     <w:text/>
                   </w:sdtPr>
                   <w:sdtContent>
@@ -1735,7 +1774,7 @@
                     <w:placeholder>
                       <w:docPart w:val="2F816BB22AD7418DBAA2E654BCA1E3BE"/>
                     </w:placeholder>
-                    <w:dataBinding w:prefixMappings="xmlns:ns0='urn:microsoft-dynamics-nav/reports/Standard_Purchase_Order/1322/'" w:xpath="/ns0:NavWordReportXmlPart[1]/ns0:Purchase_Header[1]/ns0:Purchase_Line[1]/ns0:Qty_PurchLine[1]" w:storeItemID="{7C9D7B99-3F0A-4DC8-9D28-B3E523DBEA5C}"/>
+                    <w:dataBinding w:prefixMappings="&lt;xmlns:ns0='urn:microsoft-dynamics-nav/reports/Standard_Purchase_Order/1322/' " w:xpath="/ns0:NavWordReportXmlPart[1]/ns0:Purchase_Header[1]/ns0:Purchase_Line[1]/ns0:Qty_PurchLine[1]" w:storeItemID="{7C9D7B99-3F0A-4DC8-9D28-B3E523DBEA5C}"/>
                     <w:text/>
                   </w:sdtPr>
                   <w:sdtContent>
@@ -1766,7 +1805,7 @@
                     <w:placeholder>
                       <w:docPart w:val="F06D663AE4C547979403F8E65893E67E"/>
                     </w:placeholder>
-                    <w:dataBinding w:prefixMappings="xmlns:ns0='urn:microsoft-dynamics-nav/reports/Standard_Purchase_Order/1322/'" w:xpath="/ns0:NavWordReportXmlPart[1]/ns0:Purchase_Header[1]/ns0:Purchase_Line[1]/ns0:UOM_PurchLine[1]" w:storeItemID="{7C9D7B99-3F0A-4DC8-9D28-B3E523DBEA5C}"/>
+                    <w:dataBinding w:prefixMappings="&lt;xmlns:ns0='urn:microsoft-dynamics-nav/reports/Standard_Purchase_Order/1322/' " w:xpath="/ns0:NavWordReportXmlPart[1]/ns0:Purchase_Header[1]/ns0:Purchase_Line[1]/ns0:UOM_PurchLine[1]" w:storeItemID="{7C9D7B99-3F0A-4DC8-9D28-B3E523DBEA5C}"/>
                     <w:text/>
                   </w:sdtPr>
                   <w:sdtContent>
@@ -1796,7 +1835,7 @@
                     <w:placeholder>
                       <w:docPart w:val="80FEA2AC8667448F9BC2E3390F7B2B26"/>
                     </w:placeholder>
-                    <w:dataBinding w:prefixMappings="xmlns:ns0='urn:microsoft-dynamics-nav/reports/Standard_Purchase_Order/1322/'" w:xpath="/ns0:NavWordReportXmlPart[1]/ns0:Purchase_Header[1]/ns0:Purchase_Line[1]/ns0:DirUnitCost_PurchLine[1]" w:storeItemID="{7C9D7B99-3F0A-4DC8-9D28-B3E523DBEA5C}"/>
+                    <w:dataBinding w:prefixMappings="&lt;xmlns:ns0='urn:microsoft-dynamics-nav/reports/Standard_Purchase_Order/1322/' " w:xpath="/ns0:NavWordReportXmlPart[1]/ns0:Purchase_Header[1]/ns0:Purchase_Line[1]/ns0:DirUnitCost_PurchLine[1]" w:storeItemID="{7C9D7B99-3F0A-4DC8-9D28-B3E523DBEA5C}"/>
                     <w:text/>
                   </w:sdtPr>
                   <w:sdtContent>
@@ -1827,7 +1866,7 @@
                     <w:placeholder>
                       <w:docPart w:val="21529274AF3042E1BD6ABBEA172157A5"/>
                     </w:placeholder>
-                    <w:dataBinding w:prefixMappings="xmlns:ns0='urn:microsoft-dynamics-nav/reports/Standard_Purchase_Order/1322/'" w:xpath="/ns0:NavWordReportXmlPart[1]/ns0:Purchase_Header[1]/ns0:Purchase_Line[1]/ns0:PurchLine_VATPct[1]" w:storeItemID="{7C9D7B99-3F0A-4DC8-9D28-B3E523DBEA5C}"/>
+                    <w:dataBinding w:prefixMappings="&lt;xmlns:ns0='urn:microsoft-dynamics-nav/reports/Standard_Purchase_Order/1322/' " w:xpath="/ns0:NavWordReportXmlPart[1]/ns0:Purchase_Header[1]/ns0:Purchase_Line[1]/ns0:PurchLine_VATPct[1]" w:storeItemID="{7C9D7B99-3F0A-4DC8-9D28-B3E523DBEA5C}"/>
                     <w:text/>
                   </w:sdtPr>
                   <w:sdtContent>
@@ -1868,7 +1907,7 @@
                         <w:placeholder>
                           <w:docPart w:val="4E132B06A487499A95BB2967181942A8"/>
                         </w:placeholder>
-                        <w:dataBinding w:prefixMappings="xmlns:ns0='urn:microsoft-dynamics-nav/reports/Standard_Purchase_Order/1322/'" w:xpath="/ns0:NavWordReportXmlPart[1]/ns0:Purchase_Header[1]/ns0:Purchase_Line[1]/ns0:LineAmt_PurchLine[1]" w:storeItemID="{7C9D7B99-3F0A-4DC8-9D28-B3E523DBEA5C}"/>
+                        <w:dataBinding w:prefixMappings="&lt;xmlns:ns0='urn:microsoft-dynamics-nav/reports/Standard_Purchase_Order/1322/' " w:xpath="/ns0:NavWordReportXmlPart[1]/ns0:Purchase_Header[1]/ns0:Purchase_Line[1]/ns0:LineAmt_PurchLine[1]" w:storeItemID="{7C9D7B99-3F0A-4DC8-9D28-B3E523DBEA5C}"/>
                         <w:text/>
                       </w:sdtPr>
                       <w:sdtContent>
@@ -1916,7 +1955,7 @@
             <w:placeholder>
               <w:docPart w:val="69DC889989B34E81A35B1F2B99FE580A"/>
             </w:placeholder>
-            <w:dataBinding w:prefixMappings="xmlns:ns0='urn:microsoft-dynamics-nav/reports/Standard_Purchase_Order/1322/'" w:xpath="/ns0:NavWordReportXmlPart[1]/ns0:Purchase_Header[1]/ns0:Totals[1]/ns0:TotalExclVATText[1]" w:storeItemID="{7C9D7B99-3F0A-4DC8-9D28-B3E523DBEA5C}"/>
+            <w:dataBinding w:prefixMappings="&lt;xmlns:ns0='urn:microsoft-dynamics-nav/reports/Standard_Purchase_Order/1322/' " w:xpath="/ns0:NavWordReportXmlPart[1]/ns0:Purchase_Header[1]/ns0:Totals[1]/ns0:TotalExclVATText[1]" w:storeItemID="{7C9D7B99-3F0A-4DC8-9D28-B3E523DBEA5C}"/>
             <w:text/>
           </w:sdtPr>
           <w:sdtContent>
@@ -1946,7 +1985,7 @@
             <w:placeholder>
               <w:docPart w:val="E6879FAD228D4B979842E2A9F33893FF"/>
             </w:placeholder>
-            <w:dataBinding w:prefixMappings="xmlns:ns0='urn:microsoft-dynamics-nav/reports/Standard_Purchase_Order/1322/'" w:xpath="/ns0:NavWordReportXmlPart[1]/ns0:Purchase_Header[1]/ns0:Totals[1]/ns0:TotalAmount[1]" w:storeItemID="{7C9D7B99-3F0A-4DC8-9D28-B3E523DBEA5C}"/>
+            <w:dataBinding w:prefixMappings="&lt;xmlns:ns0='urn:microsoft-dynamics-nav/reports/Standard_Purchase_Order/1322/' " w:xpath="/ns0:NavWordReportXmlPart[1]/ns0:Purchase_Header[1]/ns0:Totals[1]/ns0:TotalAmount[1]" w:storeItemID="{7C9D7B99-3F0A-4DC8-9D28-B3E523DBEA5C}"/>
             <w:text/>
           </w:sdtPr>
           <w:sdtContent>
@@ -1982,7 +2021,7 @@
             <w:placeholder>
               <w:docPart w:val="B8F3594B251D4B15A8A405F0636F5316"/>
             </w:placeholder>
-            <w:dataBinding w:prefixMappings="xmlns:ns0='urn:microsoft-dynamics-nav/reports/Standard_Purchase_Order/1322/'" w:xpath="/ns0:NavWordReportXmlPart[1]/ns0:Purchase_Header[1]/ns0:Totals[1]/ns0:VATAmountText[1]" w:storeItemID="{7C9D7B99-3F0A-4DC8-9D28-B3E523DBEA5C}"/>
+            <w:dataBinding w:prefixMappings="&lt;xmlns:ns0='urn:microsoft-dynamics-nav/reports/Standard_Purchase_Order/1322/' " w:xpath="/ns0:NavWordReportXmlPart[1]/ns0:Purchase_Header[1]/ns0:Totals[1]/ns0:VATAmountText[1]" w:storeItemID="{7C9D7B99-3F0A-4DC8-9D28-B3E523DBEA5C}"/>
             <w:text/>
           </w:sdtPr>
           <w:sdtContent>
@@ -2012,7 +2051,7 @@
             <w:placeholder>
               <w:docPart w:val="DB83D814B0664A9B8875A5D5048C6B9D"/>
             </w:placeholder>
-            <w:dataBinding w:prefixMappings="xmlns:ns0='urn:microsoft-dynamics-nav/reports/Standard_Purchase_Order/1322/'" w:xpath="/ns0:NavWordReportXmlPart[1]/ns0:Purchase_Header[1]/ns0:Totals[1]/ns0:TotalVATAmount[1]" w:storeItemID="{7C9D7B99-3F0A-4DC8-9D28-B3E523DBEA5C}"/>
+            <w:dataBinding w:prefixMappings="&lt;xmlns:ns0='urn:microsoft-dynamics-nav/reports/Standard_Purchase_Order/1322/' " w:xpath="/ns0:NavWordReportXmlPart[1]/ns0:Purchase_Header[1]/ns0:Totals[1]/ns0:TotalVATAmount[1]" w:storeItemID="{7C9D7B99-3F0A-4DC8-9D28-B3E523DBEA5C}"/>
             <w:text/>
           </w:sdtPr>
           <w:sdtContent>
@@ -2049,7 +2088,7 @@
             <w:placeholder>
               <w:docPart w:val="29A6980196D04BA2A932DFC5DE12AE3B"/>
             </w:placeholder>
-            <w:dataBinding w:prefixMappings="xmlns:ns0='urn:microsoft-dynamics-nav/reports/Standard_Purchase_Order/1322/'" w:xpath="/ns0:NavWordReportXmlPart[1]/ns0:Purchase_Header[1]/ns0:Totals[1]/ns0:TotalInclVATText[1]" w:storeItemID="{7C9D7B99-3F0A-4DC8-9D28-B3E523DBEA5C}"/>
+            <w:dataBinding w:prefixMappings="&lt;xmlns:ns0='urn:microsoft-dynamics-nav/reports/Standard_Purchase_Order/1322/' " w:xpath="/ns0:NavWordReportXmlPart[1]/ns0:Purchase_Header[1]/ns0:Totals[1]/ns0:TotalInclVATText[1]" w:storeItemID="{7C9D7B99-3F0A-4DC8-9D28-B3E523DBEA5C}"/>
             <w:text/>
           </w:sdtPr>
           <w:sdtContent>
@@ -2079,7 +2118,7 @@
             <w:placeholder>
               <w:docPart w:val="256EE0EBD95E41DF9DD22B9AC2DA3732"/>
             </w:placeholder>
-            <w:dataBinding w:prefixMappings="xmlns:ns0='urn:microsoft-dynamics-nav/reports/Standard_Purchase_Order/1322/'" w:xpath="/ns0:NavWordReportXmlPart[1]/ns0:Purchase_Header[1]/ns0:Totals[1]/ns0:TotalAmountInclVAT[1]" w:storeItemID="{7C9D7B99-3F0A-4DC8-9D28-B3E523DBEA5C}"/>
+            <w:dataBinding w:prefixMappings="&lt;xmlns:ns0='urn:microsoft-dynamics-nav/reports/Standard_Purchase_Order/1322/' " w:xpath="/ns0:NavWordReportXmlPart[1]/ns0:Purchase_Header[1]/ns0:Totals[1]/ns0:TotalAmountInclVAT[1]" w:storeItemID="{7C9D7B99-3F0A-4DC8-9D28-B3E523DBEA5C}"/>
             <w:text/>
           </w:sdtPr>
           <w:sdtContent>
@@ -5469,6 +5508,7 @@
     <w:rsid w:val="00046797"/>
     <w:rsid w:val="000472D7"/>
     <w:rsid w:val="000524FD"/>
+    <w:rsid w:val="00056AF7"/>
     <w:rsid w:val="00065643"/>
     <w:rsid w:val="000817C7"/>
     <w:rsid w:val="0008782E"/>
@@ -5590,6 +5630,7 @@
     <w:rsid w:val="00F11BE4"/>
     <w:rsid w:val="00F52410"/>
     <w:rsid w:val="00F93C3D"/>
+    <w:rsid w:val="00FA6509"/>
   </w:rsids>
   <m:mathPr>
     <m:mathFont m:val="Cambria Math"/>
@@ -7792,7 +7833,7 @@
 
 <file path=word/webextensions/taskpanes.xml><?xml version="1.0" encoding="utf-8"?>
 <wetp:taskpanes xmlns:wetp="http://schemas.microsoft.com/office/webextensions/taskpanes/2010/11">
-  <wetp:taskpane dockstate="right" visibility="0" width="350" row="1">
+  <wetp:taskpane dockstate="right" visibility="0" width="700" row="2">
     <wetp:webextensionref xmlns:r="http://schemas.openxmlformats.org/officeDocument/2006/relationships" r:id="rId1"/>
   </wetp:taskpane>
   <wetp:taskpane dockstate="right" visibility="0" width="350" row="2">
@@ -7840,16 +7881,1319 @@
 </we:webextension>
 </file>
 
-<file path=customXml/item1.xml><?xml version="1.0" encoding="utf-8"?>
-<?mso-contentType ?>
-<FormTemplates xmlns="http://schemas.microsoft.com/sharepoint/v3/contenttype/forms">
-  <Display>DocumentLibraryForm</Display>
-  <Edit>DocumentLibraryForm</Edit>
-  <New>DocumentLibraryForm</New>
-</FormTemplates>
+<file path=customXml/item1.xml>��< ? x m l   v e r s i o n = " 1 . 0 "   e n c o d i n g = " u t f - 1 6 " ? > < N a v W o r d R e p o r t X m l P a r t   x m l n s = " u r n : m i c r o s o f t - d y n a m i c s - n a v / r e p o r t s / S t a n d a r d _ P u r c h a s e _ O r d e r / 1 3 2 2 / " > + 
+     < B C R e p o r t I n f o r m a t i o n > + 
+         < R e p o r t M e t a d a t a > + 
+             < E x t e n s i o n I d > E x t e n s i o n   I D < / E x t e n s i o n I d > + 
+             < E x t e n s i o n N a m e > E x t e n s i o n   N a m e < / E x t e n s i o n N a m e > + 
+             < E x t e n s i o n P u b l i s h e r > E x t e n s i o n   P u b l i s h e r < / E x t e n s i o n P u b l i s h e r > + 
+             < E x t e n s i o n V e r s i o n > E x t e n s i o n   V e r s i o n < / E x t e n s i o n V e r s i o n > + 
+             < R e p o r t I d > R e p o r t   I D < / R e p o r t I d > + 
+             < R e p o r t N a m e > R e p o r t   N a m e < / R e p o r t N a m e > + 
+             < A b o u t T h i s R e p o r t T i t l e > A b o u t   T h i s   R e p o r t   T i t l e < / A b o u t T h i s R e p o r t T i t l e > + 
+             < A b o u t T h i s R e p o r t T e x t > A b o u t   T h i s   R e p o r t   T e x t < / A b o u t T h i s R e p o r t T e x t > + 
+             < R e p o r t H e l p L i n k > R e p o r t   H e l p   L i n k < / R e p o r t H e l p L i n k > + 
+         < / R e p o r t M e t a d a t a > + 
+         < R e p o r t R e q u e s t > + 
+             < T e n a n t E n t r a I d > T e n a n t   E n t r a   I d < / T e n a n t E n t r a I d > + 
+             < E n v i r o n m e n t N a m e > E n v i r o n m e n t   N a m e < / E n v i r o n m e n t N a m e > + 
+             < E n v i r o n m e n t T y p e > E n v i r o n m e n t   T y p e < / E n v i r o n m e n t T y p e > + 
+             < C o m p a n y N a m e > C o m p a n y   N a m e < / C o m p a n y N a m e > + 
+             < C o m p a n y D i s p l a y N a m e > C o m p a n y   D i s p l a y   N a m e < / C o m p a n y D i s p l a y N a m e > + 
+             < C o m p a n y I d > C o m p a n y   I D < / C o m p a n y I d > + 
+             < U s e r N a m e > U s e r   N a m e < / U s e r N a m e > + 
+             < D a t e A n d T i m e > D a t e   a n d   T i m e < / D a t e A n d T i m e > + 
+             < L a n g u a g e > L a n g u a g e < / L a n g u a g e > + 
+             < F o r m a t R e g i o n > F o r m a t   R e g i o n < / F o r m a t R e g i o n > + 
+             < D a t e T i m e V a l u e s > + 
+                 < Y e a r > Y e a r < / Y e a r > + 
+                 < M o n t h N u m b e r > M o n t h   N u m b e r < / M o n t h N u m b e r > + 
+                 < D a y N u m b e r > D a y   N u m b e r < / D a y N u m b e r > + 
+                 < H o u r > H o u r < / H o u r > + 
+                 < M i n u t e > M i n u t e < / M i n u t e > + 
+             < / D a t e T i m e V a l u e s > + 
+         < / R e p o r t R e q u e s t > + 
+         < C o m p a n y M e t a d a t a > + 
+             < C o m p a n y N a m e > C o m p a n y   N a m e < / C o m p a n y N a m e > + 
+             < C o m p a n y D i s p l a y N a m e > C o m p a n y   D i s p l a y   N a m e < / C o m p a n y D i s p l a y N a m e > + 
+             < C o m p a n y A d d r e s s L i n e s > + 
+                 < C o m p a n y A d d r e s s L i n e > C o m p a n y   A d d r e s s   L i n e   1 < / C o m p a n y A d d r e s s L i n e > + 
+                 < C o m p a n y A d d r e s s L i n e > C o m p a n y   A d d r e s s   L i n e   2 < / C o m p a n y A d d r e s s L i n e > + 
+                 < C o m p a n y A d d r e s s L i n e > C o m p a n y   A d d r e s s   L i n e   3 < / C o m p a n y A d d r e s s L i n e > + 
+                 < C o m p a n y A d d r e s s L i n e > C o m p a n y   A d d r e s s   L i n e   4 < / C o m p a n y A d d r e s s L i n e > + 
+                 < C o m p a n y A d d r e s s L i n e > C o m p a n y   A d d r e s s   L i n e   5 < / C o m p a n y A d d r e s s L i n e > + 
+                 < C o m p a n y A d d r e s s L i n e > C o m p a n y   A d d r e s s   L i n e   6 < / C o m p a n y A d d r e s s L i n e > + 
+                 < C o m p a n y A d d r e s s L i n e > C o m p a n y   A d d r e s s   L i n e   7 < / C o m p a n y A d d r e s s L i n e > + 
+                 < C o m p a n y A d d r e s s L i n e > C o m p a n y   A d d r e s s   L i n e   8 < / C o m p a n y A d d r e s s L i n e > + 
+             < / C o m p a n y A d d r e s s L i n e s > + 
+             < C o m p a n y P h o n e > C o m p a n y   P h o n e < / C o m p a n y P h o n e > + 
+             < C o m p a n y P h o n e C a p t i o n > C o m p a n y   P h o n e   C a p t i o n < / C o m p a n y P h o n e C a p t i o n > + 
+             < C o m p a n y F a x N o > C o m p a n y   F a x   N o . < / C o m p a n y F a x N o > + 
+             < C o m p a n y F a x N o C a p t i o n > C o m p a n y   F a x   N o .   C a p t i o n < / C o m p a n y F a x N o C a p t i o n > + 
+             < C o m p a n y E m a i l > C o m p a n y   E m a i l < / C o m p a n y E m a i l > + 
+             < C o m p a n y E m a i l C a p t i o n > C o m p a n y   E m a i l   C a p t i o n < / C o m p a n y E m a i l C a p t i o n > + 
+             < C o m p a n y H o m e P a g e > C o m p a n y   H o m e   P a g e < / C o m p a n y H o m e P a g e > + 
+             < C o m p a n y H o m e P a g e C a p t i o n > C o m p a n y   H o m e   P a g e   C a p t i o n < / C o m p a n y H o m e P a g e C a p t i o n > + 
+             < C o m p a n y L o g o > C o m p a n y   L o g o < / C o m p a n y L o g o > + 
+             < C o m p a n y V A T R e g i s t r a t i o n N o > C o m p a n y   V A T   R e g i s t r a t i o n   N o . < / C o m p a n y V A T R e g i s t r a t i o n N o > + 
+             < C o m p a n y V A T R e g i s t r a t i o n N o C a p t i o n > C o m p a n y   V A T   R e g i s t r a t i o n   N o .   C a p t i o n < / C o m p a n y V A T R e g i s t r a t i o n N o C a p t i o n > + 
+             < C o m p a n y R e g i s t r a t i o n N o > C o m p a n y   R e g i s t r a t i o n   N o . < / C o m p a n y R e g i s t r a t i o n N o > + 
+             < C o m p a n y R e g i s t r a t i o n N o C a p t i o n > C o m p a n y   R e g i s t r a t i o n   N o .   C a p t i o n < / C o m p a n y R e g i s t r a t i o n N o C a p t i o n > + 
+             < C o m p a n y B a n k N a m e > C o m p a n y   B a n k   N a m e < / C o m p a n y B a n k N a m e > + 
+             < C o m p a n y B a n k N a m e C a p t i o n > C o m p a n y   B a n k   N a m e   C a p t i o n < / C o m p a n y B a n k N a m e C a p t i o n > + 
+             < C o m p a n y B a n k A c c o u n t N o > C o m p a n y   B a n k   A c c o u n t   N o . < / C o m p a n y B a n k A c c o u n t N o > + 
+             < C o m p a n y B a n k A c c o u n t N o C a p t i o n > C o m p a n y   B a n k   A c c o u n t   N o .   C a p t i o n < / C o m p a n y B a n k A c c o u n t N o C a p t i o n > + 
+             < C o m p a n y B a n k B r a n c h N o > C o m p a n y   B a n k   B r a n c h   N o . < / C o m p a n y B a n k B r a n c h N o > + 
+             < C o m p a n y B a n k B r a n c h N o C a p t i o n > C o m p a n y   B a n k   B r a n c h   N o .   C a p t i o n < / C o m p a n y B a n k B r a n c h N o C a p t i o n > + 
+             < C o m p a n y I B A N > C o m p a n y   I B A N < / C o m p a n y I B A N > + 
+             < C o m p a n y I B A N C a p t i o n > C o m p a n y   I B A N   C a p t i o n < / C o m p a n y I B A N C a p t i o n > + 
+             < C o m p a n y B a n k S W I F T > C o m p a n y   B a n k   S W I F T < / C o m p a n y B a n k S W I F T > + 
+             < C o m p a n y B a n k S W I F T C a p t i o n > C o m p a n y   B a n k   S W I F T   C a p t i o n < / C o m p a n y B a n k S W I F T C a p t i o n > + 
+             < C o m p a n y G i r o N o > C o m p a n y   G i r o   N o . < / C o m p a n y G i r o N o > + 
+             < C o m p a n y G i r o N o C a p t i o n > C o m p a n y   G i r o   N o .   C a p t i o n < / C o m p a n y G i r o N o C a p t i o n > + 
+         < / C o m p a n y M e t a d a t a > + 
+     < / B C R e p o r t I n f o r m a t i o n > + 
+     < P u r c h a s e _ H e a d e r > + 
+         < A l l o w I n v o i c e D i s c _ L b l > A l l o w I n v o i c e D i s c _ L b l < / A l l o w I n v o i c e D i s c _ L b l > + 
+         < A m o u n t _ L b l > A m o u n t _ L b l < / A m o u n t _ L b l > + 
+         < B u y e r _ L b l > B u y e r _ L b l < / B u y e r _ L b l > + 
+         < B u y F r m V e n d N o _ P u r c h H e a d e r > B u y F r m V e n d N o _ P u r c h H e a d e r < / B u y F r m V e n d N o _ P u r c h H e a d e r > + 
+         < B u y F r m V e n d N o _ P u r c h H e a d e r _ L b l > B u y F r m V e n d N o _ P u r c h H e a d e r _ L b l < / B u y F r m V e n d N o _ P u r c h H e a d e r _ L b l > + 
+         < B u y F r o m A d d r 1 > B u y F r o m A d d r 1 < / B u y F r o m A d d r 1 > + 
+         < B u y F r o m A d d r 2 > B u y F r o m A d d r 2 < / B u y F r o m A d d r 2 > + 
+         < B u y F r o m A d d r 3 > B u y F r o m A d d r 3 < / B u y F r o m A d d r 3 > + 
+         < B u y F r o m A d d r 4 > B u y F r o m A d d r 4 < / B u y F r o m A d d r 4 > + 
+         < B u y F r o m A d d r 5 > B u y F r o m A d d r 5 < / B u y F r o m A d d r 5 > + 
+         < B u y F r o m A d d r 6 > B u y F r o m A d d r 6 < / B u y F r o m A d d r 6 > + 
+         < B u y F r o m A d d r 7 > B u y F r o m A d d r 7 < / B u y F r o m A d d r 7 > + 
+         < B u y F r o m A d d r 8 > B u y F r o m A d d r 8 < / B u y F r o m A d d r 8 > + 
+         < B u y F r o m C o n t a c t E m a i l > B u y F r o m C o n t a c t E m a i l < / B u y F r o m C o n t a c t E m a i l > + 
+         < B u y F r o m C o n t a c t E m a i l L b l > B u y F r o m C o n t a c t E m a i l L b l < / B u y F r o m C o n t a c t E m a i l L b l > + 
+         < B u y F r o m C o n t a c t M o b i l e P h o n e N o > B u y F r o m C o n t a c t M o b i l e P h o n e N o < / B u y F r o m C o n t a c t M o b i l e P h o n e N o > + 
+         < B u y F r o m C o n t a c t M o b i l e P h o n e N o L b l > B u y F r o m C o n t a c t M o b i l e P h o n e N o L b l < / B u y F r o m C o n t a c t M o b i l e P h o n e N o L b l > + 
+         < B u y F r o m C o n t a c t P h o n e N o > B u y F r o m C o n t a c t P h o n e N o < / B u y F r o m C o n t a c t P h o n e N o > + 
+         < B u y F r o m C o n t a c t P h o n e N o L b l > B u y F r o m C o n t a c t P h o n e N o L b l < / B u y F r o m C o n t a c t P h o n e N o L b l > + 
+         < C o m p a n y A d d r e s s 1 > C o m p a n y A d d r e s s 1 < / C o m p a n y A d d r e s s 1 > + 
+         < C o m p a n y A d d r e s s 2 > C o m p a n y A d d r e s s 2 < / C o m p a n y A d d r e s s 2 > + 
+         < C o m p a n y A d d r e s s 3 > C o m p a n y A d d r e s s 3 < / C o m p a n y A d d r e s s 3 > + 
+         < C o m p a n y A d d r e s s 4 > C o m p a n y A d d r e s s 4 < / C o m p a n y A d d r e s s 4 > + 
+         < C o m p a n y A d d r e s s 5 > C o m p a n y A d d r e s s 5 < / C o m p a n y A d d r e s s 5 > + 
+         < C o m p a n y A d d r e s s 6 > C o m p a n y A d d r e s s 6 < / C o m p a n y A d d r e s s 6 > + 
+         < C o m p a n y A d d r e s s 7 > C o m p a n y A d d r e s s 7 < / C o m p a n y A d d r e s s 7 > + 
+         < C o m p a n y A d d r e s s 8 > C o m p a n y A d d r e s s 8 < / C o m p a n y A d d r e s s 8 > + 
+         < C o m p a n y B a n k A c c o u n t N o > C o m p a n y B a n k A c c o u n t N o < / C o m p a n y B a n k A c c o u n t N o > + 
+         < C o m p a n y B a n k A c c o u n t N o _ L b l > C o m p a n y B a n k A c c o u n t N o _ L b l < / C o m p a n y B a n k A c c o u n t N o _ L b l > + 
+         < C o m p a n y B a n k B r a n c h N o > C o m p a n y B a n k B r a n c h N o < / C o m p a n y B a n k B r a n c h N o > + 
+         < C o m p a n y B a n k B r a n c h N o _ L b l > C o m p a n y B a n k B r a n c h N o _ L b l < / C o m p a n y B a n k B r a n c h N o _ L b l > + 
+         < C o m p a n y B a n k N a m e > C o m p a n y B a n k N a m e < / C o m p a n y B a n k N a m e > + 
+         < C o m p a n y B a n k N a m e _ L b l > C o m p a n y B a n k N a m e _ L b l < / C o m p a n y B a n k N a m e _ L b l > + 
+         < C o m p a n y C u s t o m G i r o > C o m p a n y C u s t o m G i r o < / C o m p a n y C u s t o m G i r o > + 
+         < C o m p a n y C u s t o m G i r o _ L b l > C o m p a n y C u s t o m G i r o _ L b l < / C o m p a n y C u s t o m G i r o _ L b l > + 
+         < C o m p a n y E M a i l > C o m p a n y E M a i l < / C o m p a n y E M a i l > + 
+         < C o m p a n y E m a i l _ L b l > C o m p a n y E m a i l _ L b l < / C o m p a n y E m a i l _ L b l > + 
+         < C o m p a n y G i r o N o > C o m p a n y G i r o N o < / C o m p a n y G i r o N o > + 
+         < C o m p a n y G i r o N o _ L b l > C o m p a n y G i r o N o _ L b l < / C o m p a n y G i r o N o _ L b l > + 
+         < C o m p a n y H o m e P a g e > C o m p a n y H o m e P a g e < / C o m p a n y H o m e P a g e > + 
+         < C o m p a n y H o m e P a g e _ L b l > C o m p a n y H o m e P a g e _ L b l < / C o m p a n y H o m e P a g e _ L b l > + 
+         < C o m p a n y I B A N > C o m p a n y I B A N < / C o m p a n y I B A N > + 
+         < C o m p a n y I B A N _ L b l > C o m p a n y I B A N _ L b l < / C o m p a n y I B A N _ L b l > + 
+         < C o m p a n y L e g a l O f f i c e > C o m p a n y L e g a l O f f i c e < / C o m p a n y L e g a l O f f i c e > + 
+         < C o m p a n y L e g a l O f f i c e _ L b l > C o m p a n y L e g a l O f f i c e _ L b l < / C o m p a n y L e g a l O f f i c e _ L b l > + 
+         < C o m p a n y L o g o P o s i t i o n > C o m p a n y L o g o P o s i t i o n < / C o m p a n y L o g o P o s i t i o n > + 
+         < C o m p a n y P h o n e N o > C o m p a n y P h o n e N o < / C o m p a n y P h o n e N o > + 
+         < C o m p a n y P h o n e N o _ L b l > C o m p a n y P h o n e N o _ L b l < / C o m p a n y P h o n e N o _ L b l > + 
+         < C o m p a n y P i c t u r e / > + 
+         < C o m p a n y R e g i s t r a t i o n N u m b e r > C o m p a n y R e g i s t r a t i o n N u m b e r < / C o m p a n y R e g i s t r a t i o n N u m b e r > + 
+         < C o m p a n y R e g i s t r a t i o n N u m b e r _ L b l > C o m p a n y R e g i s t r a t i o n N u m b e r _ L b l < / C o m p a n y R e g i s t r a t i o n N u m b e r _ L b l > + 
+         < C o m p a n y S W I F T > C o m p a n y S W I F T < / C o m p a n y S W I F T > + 
+         < C o m p a n y S W I F T _ L b l > C o m p a n y S W I F T _ L b l < / C o m p a n y S W I F T _ L b l > + 
+         < C o m p a n y V A T R e g i s t r a t i o n N o > C o m p a n y V A T R e g i s t r a t i o n N o < / C o m p a n y V A T R e g i s t r a t i o n N o > + 
+         < C o m p a n y V A T R e g i s t r a t i o n N o _ L b l > C o m p a n y V A T R e g i s t r a t i o n N o _ L b l < / C o m p a n y V A T R e g i s t r a t i o n N o _ L b l > + 
+         < C o m p a n y V A T R e g N o > C o m p a n y V A T R e g N o < / C o m p a n y V A T R e g N o > + 
+         < C o m p a n y V A T R e g N o _ L b l > C o m p a n y V A T R e g N o _ L b l < / C o m p a n y V A T R e g N o _ L b l > + 
+         < C o n f i r m T o C a p t i o n _ L b l > C o n f i r m T o C a p t i o n _ L b l < / C o n f i r m T o C a p t i o n _ L b l > + 
+         < D i m T e x t > D i m T e x t < / D i m T e x t > + 
+         < D o c T y p e _ P u r c h H e a d e r > D o c T y p e _ P u r c h H e a d e r < / D o c T y p e _ P u r c h H e a d e r > + 
+         < D o c u m e n t D a t e > D o c u m e n t D a t e < / D o c u m e n t D a t e > + 
+         < D o c u m e n t D a t e _ L b l > D o c u m e n t D a t e _ L b l < / D o c u m e n t D a t e _ L b l > + 
+         < D o c u m e n t T i t l e _ L b l > D o c u m e n t T i t l e _ L b l < / D o c u m e n t T i t l e _ L b l > + 
+         < D u e D a t e > D u e D a t e < / D u e D a t e > + 
+         < E m a i l I D _ L b l > E m a i l I D _ L b l < / E m a i l I D _ L b l > + 
+         < E x p t R e c p t D t _ P u r c h a s e H e a d e r > E x p t R e c p t D t _ P u r c h a s e H e a d e r < / E x p t R e c p t D t _ P u r c h a s e H e a d e r > + 
+         < H o m e P a g e _ L b l > H o m e P a g e _ L b l < / H o m e P a g e _ L b l > + 
+         < I t e m D e s c r i p t i o n _ L b l > I t e m D e s c r i p t i o n _ L b l < / I t e m D e s c r i p t i o n _ L b l > + 
+         < I t e m L i n e A m o u n t _ L b l > I t e m L i n e A m o u n t _ L b l < / I t e m L i n e A m o u n t _ L b l > + 
+         < I t e m N u m b e r _ L b l > I t e m N u m b e r _ L b l < / I t e m N u m b e r _ L b l > + 
+         < I t e m Q u a n t i t y _ L b l > I t e m Q u a n t i t y _ L b l < / I t e m Q u a n t i t y _ L b l > + 
+         < I t e m U n i t _ L b l > I t e m U n i t _ L b l < / I t e m U n i t _ L b l > + 
+         < I t e m U n i t P r i c e _ L b l > I t e m U n i t P r i c e _ L b l < / I t e m U n i t P r i c e _ L b l > + 
+         < N o _ P u r c h H e a d e r > N o _ P u r c h H e a d e r < / N o _ P u r c h H e a d e r > + 
+         < O r d e r D a t e _ L b l > O r d e r D a t e _ L b l < / O r d e r D a t e _ L b l > + 
+         < O r d e r D a t e _ P u r c h a s e H e a d e r > O r d e r D a t e _ P u r c h a s e H e a d e r < / O r d e r D a t e _ P u r c h a s e H e a d e r > + 
+         < O r d e r N o _ L b l > O r d e r N o _ L b l < / O r d e r N o _ L b l > + 
+         < O u t p u t N o > O u t p u t N o < / O u t p u t N o > + 
+         < P a g e _ L b l > P a g e _ L b l < / P a g e _ L b l > + 
+         < P a y m e n t D e t a i l s _ L b l > P a y m e n t D e t a i l s _ L b l < / P a y m e n t D e t a i l s _ L b l > + 
+         < P a y m e n t T e r m s D e s c > P a y m e n t T e r m s D e s c < / P a y m e n t T e r m s D e s c > + 
+         < P a y m e n t T e r m s D e s c _ L b l > P a y m e n t T e r m s D e s c _ L b l < / P a y m e n t T e r m s D e s c _ L b l > + 
+         < P a y T o C o n t a c t E m a i l > P a y T o C o n t a c t E m a i l < / P a y T o C o n t a c t E m a i l > + 
+         < P a y T o C o n t a c t E m a i l L b l > P a y T o C o n t a c t E m a i l L b l < / P a y T o C o n t a c t E m a i l L b l > + 
+         < P a y T o C o n t a c t M o b i l e P h o n e N o > P a y T o C o n t a c t M o b i l e P h o n e N o < / P a y T o C o n t a c t M o b i l e P h o n e N o > + 
+         < P a y T o C o n t a c t M o b i l e P h o n e N o L b l > P a y T o C o n t a c t M o b i l e P h o n e N o L b l < / P a y T o C o n t a c t M o b i l e P h o n e N o L b l > + 
+         < P a y T o C o n t a c t P h o n e N o > P a y T o C o n t a c t P h o n e N o < / P a y T o C o n t a c t P h o n e N o > + 
+         < P a y T o C o n t a c t P h o n e N o L b l > P a y T o C o n t a c t P h o n e N o L b l < / P a y T o C o n t a c t P h o n e N o L b l > + 
+         < P a y T o V e n d N o _ P u r c h H e a d e r > P a y T o V e n d N o _ P u r c h H e a d e r < / P a y T o V e n d N o _ P u r c h H e a d e r > + 
+         < P r e p m t P a y m e n t T e r m s D e s c > P r e p m t P a y m e n t T e r m s D e s c < / P r e p m t P a y m e n t T e r m s D e s c > + 
+         < P r e p y m t T e r m s D e s c _ L b l > P r e p y m t T e r m s D e s c _ L b l < / P r e p y m t T e r m s D e s c _ L b l > + 
+         < P r i c e s I n c l u d i n g V A T _ L b l > P r i c e s I n c l u d i n g V A T _ L b l < / P r i c e s I n c l u d i n g V A T _ L b l > + 
+         < P r i c e s I n c l V A T _ P u r c h H e a d e r > P r i c e s I n c l V A T _ P u r c h H e a d e r < / P r i c e s I n c l V A T _ P u r c h H e a d e r > + 
+         < P r i c e s I n c l V A T _ P u r c h H e a d e r _ L b l > P r i c e s I n c l V A T _ P u r c h H e a d e r _ L b l < / P r i c e s I n c l V A T _ P u r c h H e a d e r _ L b l > + 
+         < P r i c e s I n c l V A T t x t > P r i c e s I n c l V A T t x t < / P r i c e s I n c l V A T t x t > + 
+         < P u r c h a s e r T e x t > P u r c h a s e r T e x t < / P u r c h a s e r T e x t > + 
+         < P u r c h L i n e I n v D i s c A m t _ L b l > P u r c h L i n e I n v D i s c A m t _ L b l < / P u r c h L i n e I n v D i s c A m t _ L b l > + 
+         < P u r c h O r d e r C a p t i o n _ L b l > P u r c h O r d e r C a p t i o n _ L b l < / P u r c h O r d e r C a p t i o n _ L b l > + 
+         < P u r c h O r d e r D a t e C a p t i o n _ L b l > P u r c h O r d e r D a t e C a p t i o n _ L b l < / P u r c h O r d e r D a t e C a p t i o n _ L b l > + 
+         < P u r c h O r d e r N u m C a p t i o n _ L b l > P u r c h O r d e r N u m C a p t i o n _ L b l < / P u r c h O r d e r N u m C a p t i o n _ L b l > + 
+         < R e c e i v e b y _ L b l > R e c e i v e b y _ L b l < / R e c e i v e b y _ L b l > + 
+         < R e f e r e n c e T e x t > R e f e r e n c e T e x t < / R e f e r e n c e T e x t > + 
+         < S a l e s P u r c h P e r s o n N a m e > S a l e s P u r c h P e r s o n N a m e < / S a l e s P u r c h P e r s o n N a m e > + 
+         < S e l l T o C u s t N o _ P u r c h H e a d e r > S e l l T o C u s t N o _ P u r c h H e a d e r < / S e l l T o C u s t N o _ P u r c h H e a d e r > + 
+         < S e l l T o C u s t N o _ P u r c h H e a d e r _ L b l > S e l l T o C u s t N o _ P u r c h H e a d e r _ L b l < / S e l l T o C u s t N o _ P u r c h H e a d e r _ L b l > + 
+         < S h i p m e n t M e t h o d D e s c > S h i p m e n t M e t h o d D e s c < / S h i p m e n t M e t h o d D e s c > + 
+         < S h i p m e n t M e t h o d D e s c _ L b l > S h i p m e n t M e t h o d D e s c _ L b l < / S h i p m e n t M e t h o d D e s c _ L b l > + 
+         < S h i p T o A d d r 1 > S h i p T o A d d r 1 < / S h i p T o A d d r 1 > + 
+         < S h i p T o A d d r 2 > S h i p T o A d d r 2 < / S h i p T o A d d r 2 > + 
+         < S h i p T o A d d r 3 > S h i p T o A d d r 3 < / S h i p T o A d d r 3 > + 
+         < S h i p T o A d d r 4 > S h i p T o A d d r 4 < / S h i p T o A d d r 4 > + 
+         < S h i p T o A d d r 5 > S h i p T o A d d r 5 < / S h i p T o A d d r 5 > + 
+         < S h i p T o A d d r 6 > S h i p T o A d d r 6 < / S h i p T o A d d r 6 > + 
+         < S h i p T o A d d r 7 > S h i p T o A d d r 7 < / S h i p T o A d d r 7 > + 
+         < S h i p T o A d d r 8 > S h i p T o A d d r 8 < / S h i p T o A d d r 8 > + 
+         < S h i p t o A d d r e s s _ L b l > S h i p t o A d d r e s s _ L b l < / S h i p t o A d d r e s s _ L b l > + 
+         < S h i p T o P h o n e N o > S h i p T o P h o n e N o < / S h i p T o P h o n e N o > + 
+         < S p e n d R e q u e s t N o > S p e n d R e q u e s t N o < / S p e n d R e q u e s t N o > + 
+         < S p e n d R e q u e s t N o _ L b l > S p e n d R e q u e s t N o _ L b l < / S p e n d R e q u e s t N o _ L b l > + 
+         < S u b t o t a l _ L b l > S u b t o t a l _ L b l < / S u b t o t a l _ L b l > + 
+         < T a x I d e n t T y p e C a p t i o n _ L b l > T a x I d e n t T y p e C a p t i o n _ L b l < / T a x I d e n t T y p e C a p t i o n _ L b l > + 
+         < T o C a p t i o n _ L b l > T o C a p t i o n _ L b l < / T o C a p t i o n _ L b l > + 
+         < T o t a l _ L b l > T o t a l _ L b l < / T o t a l _ L b l > + 
+         < V A L V A T B a s e L C Y _ L b l > V A L V A T B a s e L C Y _ L b l < / V A L V A T B a s e L C Y _ L b l > + 
+         < V A T A m t L i n e I n v D i s c B a s e A m t _ L b l > V A T A m t L i n e I n v D i s c B a s e A m t _ L b l < / V A T A m t L i n e I n v D i s c B a s e A m t _ L b l > + 
+         < V A T A m t L i n e L i n e A m t _ L b l > V A T A m t L i n e L i n e A m t _ L b l < / V A T A m t L i n e L i n e A m t _ L b l > + 
+         < V A T A m t L i n e V A T _ L b l > V A T A m t L i n e V A T _ L b l < / V A T A m t L i n e V A T _ L b l > + 
+         < V A T A m t L i n e V A T A m t _ L b l > V A T A m t L i n e V A T A m t _ L b l < / V A T A m t L i n e V A T A m t _ L b l > + 
+         < V A T A m t S p e c _ L b l > V A T A m t S p e c _ L b l < / V A T A m t S p e c _ L b l > + 
+         < V A T B a s e D i s c _ P u r c h H e a d e r > V A T B a s e D i s c _ P u r c h H e a d e r < / V A T B a s e D i s c _ P u r c h H e a d e r > + 
+         < V A T I d e n t i f i e r _ L b l > V A T I d e n t i f i e r _ L b l < / V A T I d e n t i f i e r _ L b l > + 
+         < V A T N o T e x t > V A T N o T e x t < / V A T N o T e x t > + 
+         < V A T R e g N o _ P u r c h H e a d e r > V A T R e g N o _ P u r c h H e a d e r < / V A T R e g N o _ P u r c h H e a d e r > + 
+         < V e n d A d d r 1 > V e n d A d d r 1 < / V e n d A d d r 1 > + 
+         < V e n d A d d r 2 > V e n d A d d r 2 < / V e n d A d d r 2 > + 
+         < V e n d A d d r 3 > V e n d A d d r 3 < / V e n d A d d r 3 > + 
+         < V e n d A d d r 4 > V e n d A d d r 4 < / V e n d A d d r 4 > + 
+         < V e n d A d d r 5 > V e n d A d d r 5 < / V e n d A d d r 5 > + 
+         < V e n d A d d r 6 > V e n d A d d r 6 < / V e n d A d d r 6 > + 
+         < V e n d A d d r 7 > V e n d A d d r 7 < / V e n d A d d r 7 > + 
+         < V e n d A d d r 8 > V e n d A d d r 8 < / V e n d A d d r 8 > + 
+         < V e n d N o _ L b l > V e n d N o _ L b l < / V e n d N o _ L b l > + 
+         < V e n d o r I D C a p t i o n _ L b l > V e n d o r I D C a p t i o n _ L b l < / V e n d o r I D C a p t i o n _ L b l > + 
+         < V e n d o r I n v o i c e N o > V e n d o r I n v o i c e N o < / V e n d o r I n v o i c e N o > + 
+         < V e n d o r I n v o i c e N o _ L b l > V e n d o r I n v o i c e N o _ L b l < / V e n d o r I n v o i c e N o _ L b l > + 
+         < V e n d o r O r d e r N o > V e n d o r O r d e r N o < / V e n d o r O r d e r N o > + 
+         < V e n d o r O r d e r N o _ L b l > V e n d o r O r d e r N o _ L b l < / V e n d o r O r d e r N o _ L b l > + 
+         < Y o u r R e f _ P u r c h H e a d e r > Y o u r R e f _ P u r c h H e a d e r < / Y o u r R e f _ P u r c h H e a d e r > + 
+         < P u r c h a s e _ L i n e > + 
+             < A l l o w I n v D i s c _ P u r c h L i n e > A l l o w I n v D i s c _ P u r c h L i n e < / A l l o w I n v D i s c _ P u r c h L i n e > + 
+             < A l l o w I n v D i s c t x t > A l l o w I n v D i s c t x t < / A l l o w I n v D i s c t x t > + 
+             < A m o u n t I n c l u d i n g V A T > A m o u n t I n c l u d i n g V A T < / A m o u n t I n c l u d i n g V A T > + 
+             < D e s c _ P u r c h L i n e > D e s c _ P u r c h L i n e < / D e s c _ P u r c h L i n e > + 
+             < D e s c _ P u r c h L i n e _ L b l > D e s c _ P u r c h L i n e _ L b l < / D e s c _ P u r c h L i n e _ L b l > + 
+             < D i r e c t U n i C o s t _ L b l > D i r e c t U n i C o s t _ L b l < / D i r e c t U n i C o s t _ L b l > + 
+             < D i r U n i t C o s t _ P u r c h L i n e > D i r U n i t C o s t _ P u r c h L i n e < / D i r U n i t C o s t _ P u r c h L i n e > + 
+             < E x p e c t e d R e c e i p t D a t e > E x p e c t e d R e c e i p t D a t e < / E x p e c t e d R e c e i p t D a t e > + 
+             < E x p e c t e d R e c e i p t D a t e L b l > E x p e c t e d R e c e i p t D a t e L b l < / E x p e c t e d R e c e i p t D a t e L b l > + 
+             < I n v D i s c A m t _ P u r c h L i n e > I n v D i s c A m t _ P u r c h L i n e < / I n v D i s c A m t _ P u r c h L i n e > + 
+             < I n v D i s c C a p t i o n _ L b l > I n v D i s c C a p t i o n _ L b l < / I n v D i s c C a p t i o n _ L b l > + 
+             < I t e m N o _ P u r c h L i n e > I t e m N o _ P u r c h L i n e < / I t e m N o _ P u r c h L i n e > + 
+             < I t e m R e f e r e n c e N o _ P u r c h L i n e > I t e m R e f e r e n c e N o _ P u r c h L i n e < / I t e m R e f e r e n c e N o _ P u r c h L i n e > + 
+             < J o b N o _ P u r c h L i n e > J o b N o _ P u r c h L i n e < / J o b N o _ P u r c h L i n e > + 
+             < J o b N o _ P u r c h L i n e _ L b l > J o b N o _ P u r c h L i n e _ L b l < / J o b N o _ P u r c h L i n e _ L b l > + 
+             < J o b T a s k N o _ P u r c h L i n e > J o b T a s k N o _ P u r c h L i n e < / J o b T a s k N o _ P u r c h L i n e > + 
+             < J o b T a s k N o _ P u r c h L i n e _ L b l > J o b T a s k N o _ P u r c h L i n e _ L b l < / J o b T a s k N o _ P u r c h L i n e _ L b l > + 
+             < L i n e A m t _ P u r c h L i n e > L i n e A m t _ P u r c h L i n e < / L i n e A m t _ P u r c h L i n e > + 
+             < L i n e D i s c _ P u r c h L i n e > L i n e D i s c _ P u r c h L i n e < / L i n e D i s c _ P u r c h L i n e > + 
+             < L i n e N o _ P u r c h L i n e > L i n e N o _ P u r c h L i n e < / L i n e N o _ P u r c h L i n e > + 
+             < N o _ P u r c h L i n e > N o _ P u r c h L i n e < / N o _ P u r c h L i n e > + 
+             < N o _ P u r c h L i n e _ L b l > N o _ P u r c h L i n e _ L b l < / N o _ P u r c h L i n e _ L b l > + 
+             < P l a n n e d R e c e i p t D a t e > P l a n n e d R e c e i p t D a t e < / P l a n n e d R e c e i p t D a t e > + 
+             < P l a n n e d R e c e i p t D a t e L b l > P l a n n e d R e c e i p t D a t e L b l < / P l a n n e d R e c e i p t D a t e L b l > + 
+             < P r o m i s e d R e c e i p t D a t e > P r o m i s e d R e c e i p t D a t e < / P r o m i s e d R e c e i p t D a t e > + 
+             < P r o m i s e d R e c e i p t D a t e L b l > P r o m i s e d R e c e i p t D a t e L b l < / P r o m i s e d R e c e i p t D a t e L b l > + 
+             < P u r c h L i n e _ V A T P c t > P u r c h L i n e _ V A T P c t < / P u r c h L i n e _ V A T P c t > + 
+             < P u r c h L i n e L i n e D i s c _ L b l > P u r c h L i n e L i n e D i s c _ L b l < / P u r c h L i n e L i n e D i s c _ L b l > + 
+             < Q t y _ P u r c h L i n e > Q t y _ P u r c h L i n e < / Q t y _ P u r c h L i n e > + 
+             < Q t y _ P u r c h L i n e _ L b l > Q t y _ P u r c h L i n e _ L b l < / Q t y _ P u r c h L i n e _ L b l > + 
+             < R e q u e s t e d R e c e i p t D a t e > R e q u e s t e d R e c e i p t D a t e < / R e q u e s t e d R e c e i p t D a t e > + 
+             < R e q u e s t e d R e c e i p t D a t e L b l > R e q u e s t e d R e c e i p t D a t e L b l < / R e q u e s t e d R e c e i p t D a t e L b l > + 
+             < S p e n d R e q u e s t N o _ P u r c h L i n e > S p e n d R e q u e s t N o _ P u r c h L i n e < / S p e n d R e q u e s t N o _ P u r c h L i n e > + 
+             < S p e n d R e q u e s t N o _ P u r c h L i n e 2 _ L b l > S p e n d R e q u e s t N o _ P u r c h L i n e 2 _ L b l < / S p e n d R e q u e s t N o _ P u r c h L i n e 2 _ L b l > + 
+             < T o t a l I n c l V A T > T o t a l I n c l V A T < / T o t a l I n c l V A T > + 
+             < T o t a l P r i c e C a p t i o n _ L b l > T o t a l P r i c e C a p t i o n _ L b l < / T o t a l P r i c e C a p t i o n _ L b l > + 
+             < T y p e _ P u r c h L i n e > T y p e _ P u r c h L i n e < / T y p e _ P u r c h L i n e > + 
+             < U n i t P r i c e _ P u r c h L i n e > U n i t P r i c e _ P u r c h L i n e < / U n i t P r i c e _ P u r c h L i n e > + 
+             < U n i t P r i c e _ P u r c h L i n e _ L b l > U n i t P r i c e _ P u r c h L i n e _ L b l < / U n i t P r i c e _ P u r c h L i n e _ L b l > + 
+             < U O M _ P u r c h L i n e > U O M _ P u r c h L i n e < / U O M _ P u r c h L i n e > + 
+             < U O M _ P u r c h L i n e _ L b l > U O M _ P u r c h L i n e _ L b l < / U O M _ P u r c h L i n e _ L b l > + 
+             < V A T D i s c o u n t A m o u n t _ L b l > V A T D i s c o u n t A m o u n t _ L b l < / V A T D i s c o u n t A m o u n t _ L b l > + 
+             < V A T I d e n t i f i e r _ P u r c h L i n e > V A T I d e n t i f i e r _ P u r c h L i n e < / V A T I d e n t i f i e r _ P u r c h L i n e > + 
+             < V A T I d e n t i f i e r _ P u r c h L i n e _ L b l > V A T I d e n t i f i e r _ P u r c h L i n e _ L b l < / V A T I d e n t i f i e r _ P u r c h L i n e _ L b l > + 
+             < V e n d o r I t e m N o _ P u r c h L i n e > V e n d o r I t e m N o _ P u r c h L i n e < / V e n d o r I t e m N o _ P u r c h L i n e > + 
+         < / P u r c h a s e _ L i n e > + 
+         < T o t a l s > + 
+             < T o t a l A m o u n t > T o t a l A m o u n t < / T o t a l A m o u n t > + 
+             < T o t a l A m o u n t I n c l V A T > T o t a l A m o u n t I n c l V A T < / T o t a l A m o u n t I n c l V A T > + 
+             < T o t a l E x c l V A T T e x t > T o t a l E x c l V A T T e x t < / T o t a l E x c l V A T T e x t > + 
+             < T o t a l I n c l V A T T e x t > T o t a l I n c l V A T T e x t < / T o t a l I n c l V A T T e x t > + 
+             < T o t a l I n v o i c e D i s c o u n t A m o u n t > T o t a l I n v o i c e D i s c o u n t A m o u n t < / T o t a l I n v o i c e D i s c o u n t A m o u n t > + 
+             < T o t a l S u b T o t a l > T o t a l S u b T o t a l < / T o t a l S u b T o t a l > + 
+             < T o t a l T e x t > T o t a l T e x t < / T o t a l T e x t > + 
+             < T o t a l V A T A m o u n t > T o t a l V A T A m o u n t < / T o t a l V A T A m o u n t > + 
+             < T o t a l V A T B a s e A m o u n t > T o t a l V A T B a s e A m o u n t < / T o t a l V A T B a s e A m o u n t > + 
+             < T o t a l V A T D i s c o u n t A m o u n t > T o t a l V A T D i s c o u n t A m o u n t < / T o t a l V A T D i s c o u n t A m o u n t > + 
+             < V A T A m o u n t T e x t > V A T A m o u n t T e x t < / V A T A m o u n t T e x t > + 
+         < / T o t a l s > + 
+         < V A T C o u n t e r > + 
+             < V A T A m t L i n e I n v D i s c A m t > V A T A m t L i n e I n v D i s c A m t < / V A T A m t L i n e I n v D i s c A m t > + 
+             < V A T A m t L i n e I n v D i s c B a s e A m t > V A T A m t L i n e I n v D i s c B a s e A m t < / V A T A m t L i n e I n v D i s c B a s e A m t > + 
+             < V A T A m t L i n e L i n e A m t > V A T A m t L i n e L i n e A m t < / V A T A m t L i n e L i n e A m t > + 
+             < V A T A m t L i n e V A T > V A T A m t L i n e V A T < / V A T A m t L i n e V A T > + 
+             < V A T A m t L i n e V A T A m t > V A T A m t L i n e V A T A m t < / V A T A m t L i n e V A T A m t > + 
+             < V A T A m t L i n e V A T B a s e > V A T A m t L i n e V A T B a s e < / V A T A m t L i n e V A T B a s e > + 
+             < V A T A m t L i n e V A T I d e n t i f i e r > V A T A m t L i n e V A T I d e n t i f i e r < / V A T A m t L i n e V A T I d e n t i f i e r > + 
+         < / V A T C o u n t e r > + 
+         < V A T C o u n t e r L C Y > + 
+             < V A L E x c h R a t e > V A L E x c h R a t e < / V A L E x c h R a t e > + 
+             < V A L S p e c L C Y H e a d e r > V A L S p e c L C Y H e a d e r < / V A L S p e c L C Y H e a d e r > + 
+             < V A L V A T A m o u n t L C Y > V A L V A T A m o u n t L C Y < / V A L V A T A m o u n t L C Y > + 
+             < V A L V A T B a s e L C Y > V A L V A T B a s e L C Y < / V A L V A T B a s e L C Y > + 
+         < / V A T C o u n t e r L C Y > + 
+         < P r e p m t L o o p > + 
+             < P r e p a y m e n t S p e c C a p t i o n > P r e p a y m e n t S p e c C a p t i o n < / P r e p a y m e n t S p e c C a p t i o n > + 
+             < P r e p m t I n v B u D e s c C a p t i o n > P r e p m t I n v B u D e s c C a p t i o n < / P r e p m t I n v B u D e s c C a p t i o n > + 
+             < P r e p m t I n v B u f A m t > P r e p m t I n v B u f A m t < / P r e p m t I n v B u f A m t > + 
+             < P r e p m t I n v B u f D e s c > P r e p m t I n v B u f D e s c < / P r e p m t I n v B u f D e s c > + 
+             < P r e p m t I n v B u f G L A c c N o > P r e p m t I n v B u f G L A c c N o < / P r e p m t I n v B u f G L A c c N o > + 
+             < P r e p m t I n v B u f G L A c c N o C a p t i o n > P r e p m t I n v B u f G L A c c N o C a p t i o n < / P r e p m t I n v B u f G L A c c N o C a p t i o n > + 
+             < P r e p m t L i n e A m o u n t > P r e p m t L i n e A m o u n t < / P r e p m t L i n e A m o u n t > + 
+             < P r e p m t T o t a l A m o u n t I n c l V A T > P r e p m t T o t a l A m o u n t I n c l V A T < / P r e p m t T o t a l A m o u n t I n c l V A T > + 
+             < P r e p m t V A T A m o u n t > P r e p m t V A T A m o u n t < / P r e p m t V A T A m o u n t > + 
+             < P r e p m t V A T A m o u n t T e x t > P r e p m t V A T A m o u n t T e x t < / P r e p m t V A T A m o u n t T e x t > + 
+             < P r e p m t V A T B a s e A m o u n t > P r e p m t V A T B a s e A m o u n t < / P r e p m t V A T B a s e A m o u n t > + 
+             < T o t a l E x c l V A T T e x t 2 > T o t a l E x c l V A T T e x t 2 < / T o t a l E x c l V A T T e x t 2 > + 
+             < T o t a l I n c l V A T T e x t 2 > T o t a l I n c l V A T T e x t 2 < / T o t a l I n c l V A T T e x t 2 > + 
+         < / P r e p m t L o o p > + 
+         < P r e p m t V A T C o u n t e r > + 
+             < P r e p m t V A T A m t L i n e L i n e A m t > P r e p m t V A T A m t L i n e L i n e A m t < / P r e p m t V A T A m t L i n e L i n e A m t > + 
+             < P r e p m t V A T A m t L i n e V A T > P r e p m t V A T A m t L i n e V A T < / P r e p m t V A T A m t L i n e V A T > + 
+             < P r e p m t V A T A m t L i n e V A T A m t > P r e p m t V A T A m t L i n e V A T A m t < / P r e p m t V A T A m t L i n e V A T A m t > + 
+             < P r e p m t V A T A m t L i n e V A T B a s e > P r e p m t V A T A m t L i n e V A T B a s e < / P r e p m t V A T A m t L i n e V A T B a s e > + 
+             < P r e p m t V A T A m t L i n e V A T I d > P r e p m t V A T A m t L i n e V A T I d < / P r e p m t V A T A m t L i n e V A T I d > + 
+             < P r e p y m t V A T A m t S p e c C a p t i o n > P r e p y m t V A T A m t S p e c C a p t i o n < / P r e p y m t V A T A m t S p e c C a p t i o n > + 
+         < / P r e p m t V A T C o u n t e r > + 
+         < L e t t e r T e x t > + 
+             < B o d y T e x t > B o d y T e x t < / B o d y T e x t > + 
+             < C l o s i n g T e x t > C l o s i n g T e x t < / C l o s i n g T e x t > + 
+             < G r e e t i n g T e x t > G r e e t i n g T e x t < / G r e e t i n g T e x t > + 
+         < / L e t t e r T e x t > + 
+     < / P u r c h a s e _ H e a d e r > + 
+ < / N a v W o r d R e p o r t X m l P a r t > 
 </file>
 
-<file path=customXml/item2.xml><?xml version="1.0" encoding="utf-8"?>
+<file path=customXml/item2.xml>��< ? x m l   v e r s i o n = " 1 . 0 "   e n c o d i n g = " u t f - 1 6 " ? > < N a v W o r d R e p o r t X m l P a r t   x m l n s = " u r n : m i c r o s o f t - d y n a m i c s - b u s i n e s s c e n t r a l / i n t e r n a l / e x t e n d e d / r e p o r t s / S t a n d a r d _ P u r c h a s e _ O r d e r / 1 3 2 2 / " > + 
+     < B C R e p o r t I n f o r m a t i o n > + 
+         < R e p o r t M e t a d a t a > + 
+             < E x t e n s i o n I d > E x t e n s i o n   I D < / E x t e n s i o n I d > + 
+             < E x t e n s i o n N a m e > E x t e n s i o n   N a m e < / E x t e n s i o n N a m e > + 
+             < E x t e n s i o n P u b l i s h e r > E x t e n s i o n   P u b l i s h e r < / E x t e n s i o n P u b l i s h e r > + 
+             < E x t e n s i o n V e r s i o n > E x t e n s i o n   V e r s i o n < / E x t e n s i o n V e r s i o n > + 
+             < R e p o r t I d > R e p o r t   I D < / R e p o r t I d > + 
+             < R e p o r t N a m e > R e p o r t   N a m e < / R e p o r t N a m e > + 
+             < A b o u t T h i s R e p o r t T i t l e > A b o u t   T h i s   R e p o r t   T i t l e < / A b o u t T h i s R e p o r t T i t l e > + 
+             < A b o u t T h i s R e p o r t T e x t > A b o u t   T h i s   R e p o r t   T e x t < / A b o u t T h i s R e p o r t T e x t > + 
+             < R e p o r t H e l p L i n k > R e p o r t   H e l p   L i n k < / R e p o r t H e l p L i n k > + 
+         < / R e p o r t M e t a d a t a > + 
+         < R e p o r t R e q u e s t > + 
+             < T e n a n t E n t r a I d > T e n a n t   E n t r a   I d < / T e n a n t E n t r a I d > + 
+             < E n v i r o n m e n t N a m e > E n v i r o n m e n t   N a m e < / E n v i r o n m e n t N a m e > + 
+             < E n v i r o n m e n t T y p e > E n v i r o n m e n t   T y p e < / E n v i r o n m e n t T y p e > + 
+             < C o m p a n y N a m e > C o m p a n y   N a m e < / C o m p a n y N a m e > + 
+             < C o m p a n y D i s p l a y N a m e > C o m p a n y   D i s p l a y   N a m e < / C o m p a n y D i s p l a y N a m e > + 
+             < C o m p a n y I d > C o m p a n y   I D < / C o m p a n y I d > + 
+             < U s e r N a m e > U s e r   N a m e < / U s e r N a m e > + 
+             < D a t e A n d T i m e > D a t e   a n d   T i m e < / D a t e A n d T i m e > + 
+             < L a n g u a g e > L a n g u a g e < / L a n g u a g e > + 
+             < F o r m a t R e g i o n > F o r m a t   R e g i o n < / F o r m a t R e g i o n > + 
+             < D a t e T i m e V a l u e s > + 
+                 < Y e a r > Y e a r < / Y e a r > + 
+                 < M o n t h N u m b e r > M o n t h   N u m b e r < / M o n t h N u m b e r > + 
+                 < D a y N u m b e r > D a y   N u m b e r < / D a y N u m b e r > + 
+                 < H o u r > H o u r < / H o u r > + 
+                 < M i n u t e > M i n u t e < / M i n u t e > + 
+             < / D a t e T i m e V a l u e s > + 
+         < / R e p o r t R e q u e s t > + 
+         < C o m p a n y M e t a d a t a > + 
+             < C o m p a n y N a m e > C o m p a n y   N a m e < / C o m p a n y N a m e > + 
+             < C o m p a n y D i s p l a y N a m e > C o m p a n y   D i s p l a y   N a m e < / C o m p a n y D i s p l a y N a m e > + 
+             < C o m p a n y A d d r e s s L i n e s > + 
+                 < C o m p a n y A d d r e s s L i n e > C o m p a n y   A d d r e s s   L i n e   1 < / C o m p a n y A d d r e s s L i n e > + 
+                 < C o m p a n y A d d r e s s L i n e > C o m p a n y   A d d r e s s   L i n e   2 < / C o m p a n y A d d r e s s L i n e > + 
+                 < C o m p a n y A d d r e s s L i n e > C o m p a n y   A d d r e s s   L i n e   3 < / C o m p a n y A d d r e s s L i n e > + 
+                 < C o m p a n y A d d r e s s L i n e > C o m p a n y   A d d r e s s   L i n e   4 < / C o m p a n y A d d r e s s L i n e > + 
+                 < C o m p a n y A d d r e s s L i n e > C o m p a n y   A d d r e s s   L i n e   5 < / C o m p a n y A d d r e s s L i n e > + 
+                 < C o m p a n y A d d r e s s L i n e > C o m p a n y   A d d r e s s   L i n e   6 < / C o m p a n y A d d r e s s L i n e > + 
+                 < C o m p a n y A d d r e s s L i n e > C o m p a n y   A d d r e s s   L i n e   7 < / C o m p a n y A d d r e s s L i n e > + 
+                 < C o m p a n y A d d r e s s L i n e > C o m p a n y   A d d r e s s   L i n e   8 < / C o m p a n y A d d r e s s L i n e > + 
+             < / C o m p a n y A d d r e s s L i n e s > + 
+             < C o m p a n y P h o n e > C o m p a n y   P h o n e < / C o m p a n y P h o n e > + 
+             < C o m p a n y P h o n e C a p t i o n > C o m p a n y   P h o n e   C a p t i o n < / C o m p a n y P h o n e C a p t i o n > + 
+             < C o m p a n y F a x N o > C o m p a n y   F a x   N o . < / C o m p a n y F a x N o > + 
+             < C o m p a n y F a x N o C a p t i o n > C o m p a n y   F a x   N o .   C a p t i o n < / C o m p a n y F a x N o C a p t i o n > + 
+             < C o m p a n y E m a i l > C o m p a n y   E m a i l < / C o m p a n y E m a i l > + 
+             < C o m p a n y E m a i l C a p t i o n > C o m p a n y   E m a i l   C a p t i o n < / C o m p a n y E m a i l C a p t i o n > + 
+             < C o m p a n y H o m e P a g e > C o m p a n y   H o m e   P a g e < / C o m p a n y H o m e P a g e > + 
+             < C o m p a n y H o m e P a g e C a p t i o n > C o m p a n y   H o m e   P a g e   C a p t i o n < / C o m p a n y H o m e P a g e C a p t i o n > + 
+             < C o m p a n y L o g o > C o m p a n y   L o g o < / C o m p a n y L o g o > + 
+             < C o m p a n y V A T R e g i s t r a t i o n N o > C o m p a n y   V A T   R e g i s t r a t i o n   N o . < / C o m p a n y V A T R e g i s t r a t i o n N o > + 
+             < C o m p a n y V A T R e g i s t r a t i o n N o C a p t i o n > C o m p a n y   V A T   R e g i s t r a t i o n   N o .   C a p t i o n < / C o m p a n y V A T R e g i s t r a t i o n N o C a p t i o n > + 
+             < C o m p a n y R e g i s t r a t i o n N o > C o m p a n y   R e g i s t r a t i o n   N o . < / C o m p a n y R e g i s t r a t i o n N o > + 
+             < C o m p a n y R e g i s t r a t i o n N o C a p t i o n > C o m p a n y   R e g i s t r a t i o n   N o .   C a p t i o n < / C o m p a n y R e g i s t r a t i o n N o C a p t i o n > + 
+             < C o m p a n y B a n k N a m e > C o m p a n y   B a n k   N a m e < / C o m p a n y B a n k N a m e > + 
+             < C o m p a n y B a n k N a m e C a p t i o n > C o m p a n y   B a n k   N a m e   C a p t i o n < / C o m p a n y B a n k N a m e C a p t i o n > + 
+             < C o m p a n y B a n k A c c o u n t N o > C o m p a n y   B a n k   A c c o u n t   N o . < / C o m p a n y B a n k A c c o u n t N o > + 
+             < C o m p a n y B a n k A c c o u n t N o C a p t i o n > C o m p a n y   B a n k   A c c o u n t   N o .   C a p t i o n < / C o m p a n y B a n k A c c o u n t N o C a p t i o n > + 
+             < C o m p a n y B a n k B r a n c h N o > C o m p a n y   B a n k   B r a n c h   N o . < / C o m p a n y B a n k B r a n c h N o > + 
+             < C o m p a n y B a n k B r a n c h N o C a p t i o n > C o m p a n y   B a n k   B r a n c h   N o .   C a p t i o n < / C o m p a n y B a n k B r a n c h N o C a p t i o n > + 
+             < C o m p a n y I B A N > C o m p a n y   I B A N < / C o m p a n y I B A N > + 
+             < C o m p a n y I B A N C a p t i o n > C o m p a n y   I B A N   C a p t i o n < / C o m p a n y I B A N C a p t i o n > + 
+             < C o m p a n y B a n k S W I F T > C o m p a n y   B a n k   S W I F T < / C o m p a n y B a n k S W I F T > + 
+             < C o m p a n y B a n k S W I F T C a p t i o n > C o m p a n y   B a n k   S W I F T   C a p t i o n < / C o m p a n y B a n k S W I F T C a p t i o n > + 
+             < C o m p a n y G i r o N o > C o m p a n y   G i r o   N o . < / C o m p a n y G i r o N o > + 
+             < C o m p a n y G i r o N o C a p t i o n > C o m p a n y   G i r o   N o .   C a p t i o n < / C o m p a n y G i r o N o C a p t i o n > + 
+         < / C o m p a n y M e t a d a t a > + 
+     < / B C R e p o r t I n f o r m a t i o n > + 
+     < T o o l t i p s / > + 
+     < P u r c h a s e _ H e a d e r   E l e m e n t T y p e = " D a t a I t e m "   E l e m e n t I d = " 7 4 4 9 0 9 8 3 " > + 
+         < A l l o w I n v o i c e D i s c _ L b l   E l e m e n t T y p e = " C o l u m n "   E l e m e n t I d = " 1 4 4 9 1 1 7 7 6 3 "   D a t a T y p e = " T e x t C o n s t " > A l l o w I n v o i c e D i s c _ L b l < / A l l o w I n v o i c e D i s c _ L b l > + 
+         < A m o u n t _ L b l   E l e m e n t T y p e = " C o l u m n "   E l e m e n t I d = " 1 8 5 7 4 6 5 8 6 0 "   D a t a T y p e = " T e x t C o n s t " > A m o u n t _ L b l < / A m o u n t _ L b l > + 
+         < B u y e r _ L b l   E l e m e n t T y p e = " C o l u m n "   E l e m e n t I d = " 1 7 4 6 3 3 5 4 8 9 "   D a t a T y p e = " T e x t C o n s t " > B u y e r _ L b l < / B u y e r _ L b l > + 
+         < B u y F r m V e n d N o _ P u r c h H e a d e r   E l e m e n t T y p e = " C o l u m n "   E l e m e n t I d = " 1 1 4 1 1 5 6 0 2 "   D a t a T y p e = " C o d e " > B u y F r m V e n d N o _ P u r c h H e a d e r < / B u y F r m V e n d N o _ P u r c h H e a d e r > + 
+         < B u y F r m V e n d N o _ P u r c h H e a d e r _ L b l   E l e m e n t T y p e = " C o l u m n "   E l e m e n t I d = " 1 8 5 3 8 7 0 8 5 "   D a t a T y p e = " S t r i n g " > B u y F r m V e n d N o _ P u r c h H e a d e r _ L b l < / B u y F r m V e n d N o _ P u r c h H e a d e r _ L b l > + 
+         < B u y F r o m A d d r 1   E l e m e n t T y p e = " C o l u m n "   E l e m e n t I d = " 9 9 4 5 5 4 4 3 3 "   D a t a T y p e = " T e x t " > B u y F r o m A d d r 1 < / B u y F r o m A d d r 1 > + 
+         < B u y F r o m A d d r 2   E l e m e n t T y p e = " C o l u m n "   E l e m e n t I d = " 1 3 8 7 3 2 3 0 1 2 "   D a t a T y p e = " T e x t " > B u y F r o m A d d r 2 < / B u y F r o m A d d r 2 > + 
+         < B u y F r o m A d d r 3   E l e m e n t T y p e = " C o l u m n "   E l e m e n t I d = " 2 0 2 5 0 1 9 6 2 9 "   D a t a T y p e = " T e x t " > B u y F r o m A d d r 3 < / B u y F r o m A d d r 3 > + 
+         < B u y F r o m A d d r 4   E l e m e n t T y p e = " C o l u m n "   E l e m e n t I d = " 1 1 1 9 2 9 7 7 8 "   D a t a T y p e = " T e x t " > B u y F r o m A d d r 4 < / B u y F r o m A d d r 4 > + 
+         < B u y F r o m A d d r 5   E l e m e n t T y p e = " C o l u m n "   E l e m e n t I d = " 7 4 9 6 2 6 3 9 5 "   D a t a T y p e = " T e x t " > B u y F r o m A d d r 5 < / B u y F r o m A d d r 5 > + 
+         < B u y F r o m A d d r 6   E l e m e n t T y p e = " C o l u m n "   E l e m e n t I d = " 1 1 6 3 4 6 3 4 5 6 "   D a t a T y p e = " T e x t " > B u y F r o m A d d r 6 < / B u y F r o m A d d r 6 > + 
+         < B u y F r o m A d d r 7   E l e m e n t T y p e = " C o l u m n "   E l e m e n t I d = " 5 2 5 7 6 6 8 3 9 "   D a t a T y p e = " T e x t " > B u y F r o m A d d r 7 < / B u y F r o m A d d r 7 > + 
+         < B u y F r o m A d d r 8   E l e m e n t T y p e = " C o l u m n "   E l e m e n t I d = " 8 2 5 6 4 5 4 1 0 "   D a t a T y p e = " T e x t " > B u y F r o m A d d r 8 < / B u y F r o m A d d r 8 > + 
+         < B u y F r o m C o n t a c t E m a i l   E l e m e n t T y p e = " C o l u m n "   E l e m e n t I d = " 1 4 6 0 8 4 1 4 4 9 "   D a t a T y p e = " T e x t " > B u y F r o m C o n t a c t E m a i l < / B u y F r o m C o n t a c t E m a i l > + 
+         < B u y F r o m C o n t a c t E m a i l L b l   E l e m e n t T y p e = " C o l u m n "   E l e m e n t I d = " 4 6 2 0 6 3 8 7 5 "   D a t a T y p e = " T e x t C o n s t " > B u y F r o m C o n t a c t E m a i l L b l < / B u y F r o m C o n t a c t E m a i l L b l > + 
+         < B u y F r o m C o n t a c t M o b i l e P h o n e N o   E l e m e n t T y p e = " C o l u m n "   E l e m e n t I d = " 6 8 2 3 8 6 3 9 2 "   D a t a T y p e = " T e x t " > B u y F r o m C o n t a c t M o b i l e P h o n e N o < / B u y F r o m C o n t a c t M o b i l e P h o n e N o > + 
+         < B u y F r o m C o n t a c t M o b i l e P h o n e N o L b l   E l e m e n t T y p e = " C o l u m n "   E l e m e n t I d = " 3 5 0 1 9 3 3 8 "   D a t a T y p e = " T e x t C o n s t " > B u y F r o m C o n t a c t M o b i l e P h o n e N o L b l < / B u y F r o m C o n t a c t M o b i l e P h o n e N o L b l > + 
+         < B u y F r o m C o n t a c t P h o n e N o   E l e m e n t T y p e = " C o l u m n "   E l e m e n t I d = " 1 6 2 4 1 1 6 4 9 6 "   D a t a T y p e = " T e x t " > B u y F r o m C o n t a c t P h o n e N o < / B u y F r o m C o n t a c t P h o n e N o > + 
+         < B u y F r o m C o n t a c t P h o n e N o L b l   E l e m e n t T y p e = " C o l u m n "   E l e m e n t I d = " 3 6 1 4 5 0 8 0 2 "   D a t a T y p e = " T e x t C o n s t " > B u y F r o m C o n t a c t P h o n e N o L b l < / B u y F r o m C o n t a c t P h o n e N o L b l > + 
+         < C o m p a n y A d d r e s s 1   E l e m e n t T y p e = " C o l u m n "   E l e m e n t I d = " 1 8 8 4 1 6 4 3 2 3 "   D a t a T y p e = " T e x t " > C o m p a n y A d d r e s s 1 < / C o m p a n y A d d r e s s 1 > + 
+         < C o m p a n y A d d r e s s 2   E l e m e n t T y p e = " C o l u m n "   E l e m e n t I d = " 1 2 4 6 4 6 7 7 0 6 "   D a t a T y p e = " T e x t " > C o m p a n y A d d r e s s 2 < / C o m p a n y A d d r e s s 2 > + 
+         < C o m p a n y A d d r e s s 3   E l e m e n t T y p e = " C o l u m n "   E l e m e n t I d = " 6 0 8 7 7 1 0 8 9 "   D a t a T y p e = " T e x t " > C o m p a n y A d d r e s s 3 < / C o m p a n y A d d r e s s 3 > + 
+         < C o m p a n y A d d r e s s 4   E l e m e n t T y p e = " C o l u m n "   E l e m e n t I d = " 7 7 7 6 8 0 1 1 2 "   D a t a T y p e = " T e x t " > C o m p a n y A d d r e s s 4 < / C o m p a n y A d d r e s s 4 > + 
+         < C o m p a n y A d d r e s s 5   E l e m e n t T y p e = " C o l u m n "   E l e m e n t I d = " 1 3 9 9 8 3 4 9 5 "   D a t a T y p e = " T e x t " > C o m p a n y A d d r e s s 5 < / C o m p a n y A d d r e s s 5 > + 
+         < C o m p a n y A d d r e s s 6   E l e m e n t T y p e = " C o l u m n "   E l e m e n t I d = " 4 9 7 7 1 3 1 2 2 "   D a t a T y p e = " T e x t " > C o m p a n y A d d r e s s 6 < / C o m p a n y A d d r e s s 6 > + 
+         < C o m p a n y A d d r e s s 7   E l e m e n t T y p e = " C o l u m n "   E l e m e n t I d = " 1 1 3 5 4 0 9 7 3 9 "   D a t a T y p e = " T e x t " > C o m p a n y A d d r e s s 7 < / C o m p a n y A d d r e s s 7 > + 
+         < C o m p a n y A d d r e s s 8   E l e m e n t T y p e = " C o l u m n "   E l e m e n t I d = " 1 7 1 5 2 5 5 3 0 0 "   D a t a T y p e = " T e x t " > C o m p a n y A d d r e s s 8 < / C o m p a n y A d d r e s s 8 > + 
+         < C o m p a n y B a n k A c c o u n t N o   E l e m e n t T y p e = " C o l u m n "   E l e m e n t I d = " 3 0 1 4 0 2 0 4 "   D a t a T y p e = " T e x t " > C o m p a n y B a n k A c c o u n t N o < / C o m p a n y B a n k A c c o u n t N o > + 
+         < C o m p a n y B a n k A c c o u n t N o _ L b l   E l e m e n t T y p e = " C o l u m n "   E l e m e n t I d = " 1 0 9 7 7 4 3 3 4 5 "   D a t a T y p e = " T e x t C o n s t " > C o m p a n y B a n k A c c o u n t N o _ L b l < / C o m p a n y B a n k A c c o u n t N o _ L b l > + 
+         < C o m p a n y B a n k B r a n c h N o   E l e m e n t T y p e = " C o l u m n "   E l e m e n t I d = " 7 9 3 1 3 3 0 5 7 "   D a t a T y p e = " T e x t " > C o m p a n y B a n k B r a n c h N o < / C o m p a n y B a n k B r a n c h N o > + 
+         < C o m p a n y B a n k B r a n c h N o _ L b l   E l e m e n t T y p e = " C o l u m n "   E l e m e n t I d = " 3 2 7 9 0 6 6 9 2 "   D a t a T y p e = " S t r i n g " > C o m p a n y B a n k B r a n c h N o _ L b l < / C o m p a n y B a n k B r a n c h N o _ L b l > + 
+         < C o m p a n y B a n k N a m e   E l e m e n t T y p e = " C o l u m n "   E l e m e n t I d = " 1 5 3 4 9 0 5 6 0 5 "   D a t a T y p e = " T e x t " > C o m p a n y B a n k N a m e < / C o m p a n y B a n k N a m e > + 
+         < C o m p a n y B a n k N a m e _ L b l   E l e m e n t T y p e = " C o l u m n "   E l e m e n t I d = " 1 2 0 4 3 0 7 0 1 4 "   D a t a T y p e = " T e x t C o n s t " > C o m p a n y B a n k N a m e _ L b l < / C o m p a n y B a n k N a m e _ L b l > + 
+         < C o m p a n y C u s t o m G i r o   E l e m e n t T y p e = " C o l u m n "   E l e m e n t I d = " 1 6 7 0 4 7 5 7 9 8 "   D a t a T y p e = " T e x t " > C o m p a n y C u s t o m G i r o < / C o m p a n y C u s t o m G i r o > + 
+         < C o m p a n y C u s t o m G i r o _ L b l   E l e m e n t T y p e = " C o l u m n "   E l e m e n t I d = " 8 9 1 4 3 9 6 2 5 "   D a t a T y p e = " T e x t " > C o m p a n y C u s t o m G i r o _ L b l < / C o m p a n y C u s t o m G i r o _ L b l > + 
+         < C o m p a n y E M a i l   E l e m e n t T y p e = " C o l u m n "   E l e m e n t I d = " 1 6 7 7 0 7 4 0 5 8 "   D a t a T y p e = " T e x t " > C o m p a n y E M a i l < / C o m p a n y E M a i l > + 
+         < C o m p a n y E m a i l _ L b l   E l e m e n t T y p e = " C o l u m n "   E l e m e n t I d = " 8 0 8 1 5 9 1 7 9 "   D a t a T y p e = " T e x t C o n s t " > C o m p a n y E m a i l _ L b l < / C o m p a n y E m a i l _ L b l > + 
+         < C o m p a n y G i r o N o   E l e m e n t T y p e = " C o l u m n "   E l e m e n t I d = " 1 3 6 0 1 9 6 3 2 0 "   D a t a T y p e = " T e x t " > C o m p a n y G i r o N o < / C o m p a n y G i r o N o > + 
+         < C o m p a n y G i r o N o _ L b l   E l e m e n t T y p e = " C o l u m n "   E l e m e n t I d = " 8 6 1 6 0 2 1 1 5 "   D a t a T y p e = " T e x t C o n s t " > C o m p a n y G i r o N o _ L b l < / C o m p a n y G i r o N o _ L b l > + 
+         < C o m p a n y H o m e P a g e   E l e m e n t T y p e = " C o l u m n "   E l e m e n t I d = " 1 9 8 9 1 8 8 7 0 "   D a t a T y p e = " T e x t " > C o m p a n y H o m e P a g e < / C o m p a n y H o m e P a g e > + 
+         < C o m p a n y H o m e P a g e _ L b l   E l e m e n t T y p e = " C o l u m n "   E l e m e n t I d = " 1 5 2 9 3 4 8 1 7 1 "   D a t a T y p e = " T e x t C o n s t " > C o m p a n y H o m e P a g e _ L b l < / C o m p a n y H o m e P a g e _ L b l > + 
+         < C o m p a n y I B A N   E l e m e n t T y p e = " C o l u m n "   E l e m e n t I d = " 9 0 6 5 4 9 1 8 2 "   D a t a T y p e = " C o d e " > C o m p a n y I B A N < / C o m p a n y I B A N > + 
+         < C o m p a n y I B A N _ L b l   E l e m e n t T y p e = " C o l u m n "   E l e m e n t I d = " 1 2 6 7 9 5 2 2 2 7 "   D a t a T y p e = " S t r i n g " > C o m p a n y I B A N _ L b l < / C o m p a n y I B A N _ L b l > + 
+         < C o m p a n y L e g a l O f f i c e   E l e m e n t T y p e = " C o l u m n "   E l e m e n t I d = " 7 1 4 2 5 8 1 1 1 "   D a t a T y p e = " T e x t " > C o m p a n y L e g a l O f f i c e < / C o m p a n y L e g a l O f f i c e > + 
+         < C o m p a n y L e g a l O f f i c e _ L b l   E l e m e n t T y p e = " C o l u m n "   E l e m e n t I d = " 1 5 3 3 1 7 5 1 0 8 "   D a t a T y p e = " T e x t " > C o m p a n y L e g a l O f f i c e _ L b l < / C o m p a n y L e g a l O f f i c e _ L b l > + 
+         < C o m p a n y L o g o P o s i t i o n   E l e m e n t T y p e = " C o l u m n "   E l e m e n t I d = " 1 4 2 5 2 6 6 6 8 8 "   D a t a T y p e = " I n t e g e r " > C o m p a n y L o g o P o s i t i o n < / C o m p a n y L o g o P o s i t i o n > + 
+         < C o m p a n y P h o n e N o   E l e m e n t T y p e = " C o l u m n "   E l e m e n t I d = " 2 5 0 4 4 0 6 5 5 "   D a t a T y p e = " T e x t " > C o m p a n y P h o n e N o < / C o m p a n y P h o n e N o > + 
+         < C o m p a n y P h o n e N o _ L b l   E l e m e n t T y p e = " C o l u m n "   E l e m e n t I d = " 5 5 8 5 9 3 5 8 6 "   D a t a T y p e = " T e x t C o n s t " > C o m p a n y P h o n e N o _ L b l < / C o m p a n y P h o n e N o _ L b l > + 
+         < C o m p a n y P i c t u r e   E l e m e n t T y p e = " C o l u m n "   E l e m e n t I d = " 1 3 9 7 4 1 1 0 7 4 "   D a t a T y p e = " B L O B " / > + 
+         < C o m p a n y R e g i s t r a t i o n N u m b e r   E l e m e n t T y p e = " C o l u m n "   E l e m e n t I d = " 2 0 2 3 6 3 9 4 2 4 "   D a t a T y p e = " T e x t " > C o m p a n y R e g i s t r a t i o n N u m b e r < / C o m p a n y R e g i s t r a t i o n N u m b e r > + 
+         < C o m p a n y R e g i s t r a t i o n N u m b e r _ L b l   E l e m e n t T y p e = " C o l u m n "   E l e m e n t I d = " 1 8 3 3 1 0 6 6 5 3 "   D a t a T y p e = " T e x t " > C o m p a n y R e g i s t r a t i o n N u m b e r _ L b l < / C o m p a n y R e g i s t r a t i o n N u m b e r _ L b l > + 
+         < C o m p a n y S W I F T   E l e m e n t T y p e = " C o l u m n "   E l e m e n t I d = " 6 6 8 2 5 0 2 4 5 "   D a t a T y p e = " C o d e " > C o m p a n y S W I F T < / C o m p a n y S W I F T > + 
+         < C o m p a n y S W I F T _ L b l   E l e m e n t T y p e = " C o l u m n "   E l e m e n t I d = " 2 0 2 9 5 9 7 3 8 4 "   D a t a T y p e = " S t r i n g " > C o m p a n y S W I F T _ L b l < / C o m p a n y S W I F T _ L b l > + 
+         < C o m p a n y V A T R e g i s t r a t i o n N o   E l e m e n t T y p e = " C o l u m n "   E l e m e n t I d = " 1 9 1 4 0 1 3 6 4 9 "   D a t a T y p e = " T e x t " > C o m p a n y V A T R e g i s t r a t i o n N o < / C o m p a n y V A T R e g i s t r a t i o n N o > + 
+         < C o m p a n y V A T R e g i s t r a t i o n N o _ L b l   E l e m e n t T y p e = " C o l u m n "   E l e m e n t I d = " 9 2 4 5 0 3 1 2 4 "   D a t a T y p e = " T e x t " > C o m p a n y V A T R e g i s t r a t i o n N o _ L b l < / C o m p a n y V A T R e g i s t r a t i o n N o _ L b l > + 
+         < C o m p a n y V A T R e g N o   E l e m e n t T y p e = " C o l u m n "   E l e m e n t I d = " 1 7 1 4 3 1 9 3 6 "   D a t a T y p e = " T e x t " > C o m p a n y V A T R e g N o < / C o m p a n y V A T R e g N o > + 
+         < C o m p a n y V A T R e g N o _ L b l   E l e m e n t T y p e = " C o l u m n "   E l e m e n t I d = " 7 7 3 2 0 1 5 0 1 "   D a t a T y p e = " T e x t " > C o m p a n y V A T R e g N o _ L b l < / C o m p a n y V A T R e g N o _ L b l > + 
+         < C o n f i r m T o C a p t i o n _ L b l   E l e m e n t T y p e = " C o l u m n "   E l e m e n t I d = " 1 7 0 5 6 7 2 8 4 1 "   D a t a T y p e = " T e x t C o n s t " > C o n f i r m T o C a p t i o n _ L b l < / C o n f i r m T o C a p t i o n _ L b l > + 
+         < D i m T e x t   E l e m e n t T y p e = " C o l u m n "   E l e m e n t I d = " 1 7 6 4 8 3 2 3 2 "   D a t a T y p e = " T e x t " > D i m T e x t < / D i m T e x t > + 
+         < D o c T y p e _ P u r c h H e a d e r   E l e m e n t T y p e = " C o l u m n "   E l e m e n t I d = " 1 9 1 3 4 4 6 4 3 3 "   D a t a T y p e = " O p t i o n " > D o c T y p e _ P u r c h H e a d e r < / D o c T y p e _ P u r c h H e a d e r > + 
+         < D o c u m e n t D a t e   E l e m e n t T y p e = " C o l u m n "   E l e m e n t I d = " 5 5 2 8 7 1 9 1 4 "   D a t a T y p e = " S t r i n g " > D o c u m e n t D a t e < / D o c u m e n t D a t e > + 
+         < D o c u m e n t D a t e _ L b l   E l e m e n t T y p e = " C o l u m n "   E l e m e n t I d = " 1 0 2 6 4 9 4 8 3 "   D a t a T y p e = " T e x t C o n s t " > D o c u m e n t D a t e _ L b l < / D o c u m e n t D a t e _ L b l > + 
+         < D o c u m e n t T i t l e _ L b l   E l e m e n t T y p e = " C o l u m n "   E l e m e n t I d = " 8 5 8 4 2 3 9 2 9 "   D a t a T y p e = " T e x t C o n s t " > D o c u m e n t T i t l e _ L b l < / D o c u m e n t T i t l e _ L b l > + 
+         < D u e D a t e   E l e m e n t T y p e = " C o l u m n "   E l e m e n t I d = " 7 4 5 1 7 0 2 0 3 "   D a t a T y p e = " S t r i n g " > D u e D a t e < / D u e D a t e > + 
+         < E m a i l I D _ L b l   E l e m e n t T y p e = " C o l u m n "   E l e m e n t I d = " 1 0 8 1 3 5 7 8 8 9 "   D a t a T y p e = " T e x t C o n s t " > E m a i l I D _ L b l < / E m a i l I D _ L b l > + 
+         < E x p t R e c p t D t _ P u r c h a s e H e a d e r   E l e m e n t T y p e = " C o l u m n "   E l e m e n t I d = " 7 5 1 5 1 3 9 8 3 "   D a t a T y p e = " S t r i n g " > E x p t R e c p t D t _ P u r c h a s e H e a d e r < / E x p t R e c p t D t _ P u r c h a s e H e a d e r > + 
+         < H o m e P a g e _ L b l   E l e m e n t T y p e = " C o l u m n "   E l e m e n t I d = " 1 4 3 3 5 9 2 3 0 0 "   D a t a T y p e = " T e x t C o n s t " > H o m e P a g e _ L b l < / H o m e P a g e _ L b l > + 
+         < I t e m D e s c r i p t i o n _ L b l   E l e m e n t T y p e = " C o l u m n "   E l e m e n t I d = " 8 3 5 8 4 5 8 5 3 "   D a t a T y p e = " T e x t C o n s t " > I t e m D e s c r i p t i o n _ L b l < / I t e m D e s c r i p t i o n _ L b l > + 
+         < I t e m L i n e A m o u n t _ L b l   E l e m e n t T y p e = " C o l u m n "   E l e m e n t I d = " 4 8 8 7 0 7 2 7 "   D a t a T y p e = " T e x t C o n s t " > I t e m L i n e A m o u n t _ L b l < / I t e m L i n e A m o u n t _ L b l > + 
+         < I t e m N u m b e r _ L b l   E l e m e n t T y p e = " C o l u m n "   E l e m e n t I d = " 1 3 3 2 2 2 5 7 7 4 "   D a t a T y p e = " T e x t C o n s t " > I t e m N u m b e r _ L b l < / I t e m N u m b e r _ L b l > + 
+         < I t e m Q u a n t i t y _ L b l   E l e m e n t T y p e = " C o l u m n "   E l e m e n t I d = " 1 8 0 2 5 9 1 7 6 6 "   D a t a T y p e = " T e x t C o n s t " > I t e m Q u a n t i t y _ L b l < / I t e m Q u a n t i t y _ L b l > + 
+         < I t e m U n i t _ L b l   E l e m e n t T y p e = " C o l u m n "   E l e m e n t I d = " 1 9 8 1 4 0 3 7 7 3 "   D a t a T y p e = " T e x t C o n s t " > I t e m U n i t _ L b l < / I t e m U n i t _ L b l > + 
+         < I t e m U n i t P r i c e _ L b l   E l e m e n t T y p e = " C o l u m n "   E l e m e n t I d = " 4 6 6 8 5 2 9 8 "   D a t a T y p e = " T e x t C o n s t " > I t e m U n i t P r i c e _ L b l < / I t e m U n i t P r i c e _ L b l > + 
+         < N o _ P u r c h H e a d e r   E l e m e n t T y p e = " C o l u m n "   E l e m e n t I d = " 5 2 0 3 3 9 3 5 2 "   D a t a T y p e = " C o d e " > N o _ P u r c h H e a d e r < / N o _ P u r c h H e a d e r > + 
+         < O r d e r D a t e _ L b l   E l e m e n t T y p e = " C o l u m n "   E l e m e n t I d = " 4 1 7 6 9 0 3 9 8 "   D a t a T y p e = " T e x t C o n s t " > O r d e r D a t e _ L b l < / O r d e r D a t e _ L b l > + 
+         < O r d e r D a t e _ P u r c h a s e H e a d e r   E l e m e n t T y p e = " C o l u m n "   E l e m e n t I d = " 1 1 1 9 3 3 8 5 4 0 "   D a t a T y p e = " S t r i n g " > O r d e r D a t e _ P u r c h a s e H e a d e r < / O r d e r D a t e _ P u r c h a s e H e a d e r > + 
+         < O r d e r N o _ L b l   E l e m e n t T y p e = " C o l u m n "   E l e m e n t I d = " 1 9 9 1 0 6 2 5 2 9 "   D a t a T y p e = " T e x t C o n s t " > O r d e r N o _ L b l < / O r d e r N o _ L b l > + 
+         < O u t p u t N o   E l e m e n t T y p e = " C o l u m n "   E l e m e n t I d = " 1 5 2 4 6 3 6 1 8 1 "   D a t a T y p e = " I n t e g e r " > O u t p u t N o < / O u t p u t N o > + 
+         < P a g e _ L b l   E l e m e n t T y p e = " C o l u m n "   E l e m e n t I d = " 6 8 0 6 4 8 0 9 1 "   D a t a T y p e = " T e x t C o n s t " > P a g e _ L b l < / P a g e _ L b l > + 
+         < P a y m e n t D e t a i l s _ L b l   E l e m e n t T y p e = " C o l u m n "   E l e m e n t I d = " 1 0 2 9 7 4 8 9 9 2 "   D a t a T y p e = " T e x t C o n s t " > P a y m e n t D e t a i l s _ L b l < / P a y m e n t D e t a i l s _ L b l > + 
+         < P a y m e n t T e r m s D e s c   E l e m e n t T y p e = " C o l u m n "   E l e m e n t I d = " 1 9 8 3 0 0 2 7 7 9 "   D a t a T y p e = " T e x t " > P a y m e n t T e r m s D e s c < / P a y m e n t T e r m s D e s c > + 
+         < P a y m e n t T e r m s D e s c _ L b l   E l e m e n t T y p e = " C o l u m n "   E l e m e n t I d = " 1 4 3 7 8 0 9 5 6 2 "   D a t a T y p e = " T e x t C o n s t " > P a y m e n t T e r m s D e s c _ L b l < / P a y m e n t T e r m s D e s c _ L b l > + 
+         < P a y T o C o n t a c t E m a i l   E l e m e n t T y p e = " C o l u m n "   E l e m e n t I d = " 1 9 8 4 8 9 3 3 1 0 "   D a t a T y p e = " T e x t " > P a y T o C o n t a c t E m a i l < / P a y T o C o n t a c t E m a i l > + 
+         < P a y T o C o n t a c t E m a i l L b l   E l e m e n t T y p e = " C o l u m n "   E l e m e n t I d = " 6 8 4 6 8 8 4 8 "   D a t a T y p e = " T e x t C o n s t " > P a y T o C o n t a c t E m a i l L b l < / P a y T o C o n t a c t E m a i l L b l > + 
+         < P a y T o C o n t a c t M o b i l e P h o n e N o   E l e m e n t T y p e = " C o l u m n "   E l e m e n t I d = " 1 9 0 1 4 6 6 0 5 "   D a t a T y p e = " T e x t " > P a y T o C o n t a c t M o b i l e P h o n e N o < / P a y T o C o n t a c t M o b i l e P h o n e N o > + 
+         < P a y T o C o n t a c t M o b i l e P h o n e N o L b l   E l e m e n t T y p e = " C o l u m n "   E l e m e n t I d = " 1 2 5 4 4 4 0 0 8 9 "   D a t a T y p e = " T e x t C o n s t " > P a y T o C o n t a c t M o b i l e P h o n e N o L b l < / P a y T o C o n t a c t M o b i l e P h o n e N o L b l > + 
+         < P a y T o C o n t a c t P h o n e N o   E l e m e n t T y p e = " C o l u m n "   E l e m e n t I d = " 1 9 2 3 7 9 6 7 0 9 "   D a t a T y p e = " T e x t " > P a y T o C o n t a c t P h o n e N o < / P a y T o C o n t a c t P h o n e N o > + 
+         < P a y T o C o n t a c t P h o n e N o L b l   E l e m e n t T y p e = " C o l u m n "   E l e m e n t I d = " 2 9 3 4 6 1 0 8 7 "   D a t a T y p e = " T e x t C o n s t " > P a y T o C o n t a c t P h o n e N o L b l < / P a y T o C o n t a c t P h o n e N o L b l > + 
+         < P a y T o V e n d N o _ P u r c h H e a d e r   E l e m e n t T y p e = " C o l u m n "   E l e m e n t I d = " 6 3 5 5 6 4 4 9 8 "   D a t a T y p e = " C o d e " > P a y T o V e n d N o _ P u r c h H e a d e r < / P a y T o V e n d N o _ P u r c h H e a d e r > + 
+         < P r e p m t P a y m e n t T e r m s D e s c   E l e m e n t T y p e = " C o l u m n "   E l e m e n t I d = " 4 2 9 7 6 4 9 1 "   D a t a T y p e = " T e x t " > P r e p m t P a y m e n t T e r m s D e s c < / P r e p m t P a y m e n t T e r m s D e s c > + 
+         < P r e p y m t T e r m s D e s c _ L b l   E l e m e n t T y p e = " C o l u m n "   E l e m e n t I d = " 1 8 4 2 9 3 9 4 8 5 "   D a t a T y p e = " T e x t C o n s t " > P r e p y m t T e r m s D e s c _ L b l < / P r e p y m t T e r m s D e s c _ L b l > + 
+         < P r i c e s I n c l u d i n g V A T _ L b l   E l e m e n t T y p e = " C o l u m n "   E l e m e n t I d = " 1 3 7 7 9 7 9 4 4 4 "   D a t a T y p e = " T e x t C o n s t " > P r i c e s I n c l u d i n g V A T _ L b l < / P r i c e s I n c l u d i n g V A T _ L b l > + 
+         < P r i c e s I n c l V A T _ P u r c h H e a d e r   E l e m e n t T y p e = " C o l u m n "   E l e m e n t I d = " 1 8 0 5 5 0 7 9 8 0 "   D a t a T y p e = " B o o l e a n " > P r i c e s I n c l V A T _ P u r c h H e a d e r < / P r i c e s I n c l V A T _ P u r c h H e a d e r > + 
+         < P r i c e s I n c l V A T _ P u r c h H e a d e r _ L b l   E l e m e n t T y p e = " C o l u m n "   E l e m e n t I d = " 1 7 9 9 5 0 1 7 4 3 "   D a t a T y p e = " S t r i n g " > P r i c e s I n c l V A T _ P u r c h H e a d e r _ L b l < / P r i c e s I n c l V A T _ P u r c h H e a d e r _ L b l > + 
+         < P r i c e s I n c l V A T t x t   E l e m e n t T y p e = " C o l u m n "   E l e m e n t I d = " 1 1 2 3 7 2 4 4 4 8 "   D a t a T y p e = " T e x t C o n s t " > P r i c e s I n c l V A T t x t < / P r i c e s I n c l V A T t x t > + 
+         < P u r c h a s e r T e x t   E l e m e n t T y p e = " C o l u m n "   E l e m e n t I d = " 1 2 9 1 4 2 3 8 3 3 "   D a t a T y p e = " T e x t " > P u r c h a s e r T e x t < / P u r c h a s e r T e x t > + 
+         < P u r c h L i n e I n v D i s c A m t _ L b l   E l e m e n t T y p e = " C o l u m n "   E l e m e n t I d = " 9 2 6 7 0 5 4 6 2 "   D a t a T y p e = " T e x t C o n s t " > P u r c h L i n e I n v D i s c A m t _ L b l < / P u r c h L i n e I n v D i s c A m t _ L b l > + 
+         < P u r c h O r d e r C a p t i o n _ L b l   E l e m e n t T y p e = " C o l u m n "   E l e m e n t I d = " 6 3 3 7 2 3 3 7 2 "   D a t a T y p e = " T e x t C o n s t " > P u r c h O r d e r C a p t i o n _ L b l < / P u r c h O r d e r C a p t i o n _ L b l > + 
+         < P u r c h O r d e r D a t e C a p t i o n _ L b l   E l e m e n t T y p e = " C o l u m n "   E l e m e n t I d = " 1 6 3 4 1 8 6 4 0 "   D a t a T y p e = " T e x t C o n s t " > P u r c h O r d e r D a t e C a p t i o n _ L b l < / P u r c h O r d e r D a t e C a p t i o n _ L b l > + 
+         < P u r c h O r d e r N u m C a p t i o n _ L b l   E l e m e n t T y p e = " C o l u m n "   E l e m e n t I d = " 4 6 4 1 4 9 4 5 4 "   D a t a T y p e = " T e x t C o n s t " > P u r c h O r d e r N u m C a p t i o n _ L b l < / P u r c h O r d e r N u m C a p t i o n _ L b l > + 
+         < R e c e i v e b y _ L b l   E l e m e n t T y p e = " C o l u m n "   E l e m e n t I d = " 9 4 4 0 6 3 6 8 "   D a t a T y p e = " T e x t C o n s t " > R e c e i v e b y _ L b l < / R e c e i v e b y _ L b l > + 
+         < R e f e r e n c e T e x t   E l e m e n t T y p e = " C o l u m n "   E l e m e n t I d = " 4 4 5 3 5 3 4 5 1 "   D a t a T y p e = " T e x t " > R e f e r e n c e T e x t < / R e f e r e n c e T e x t > + 
+         < S a l e s P u r c h P e r s o n N a m e   E l e m e n t T y p e = " C o l u m n "   E l e m e n t I d = " 1 3 7 3 7 6 8 5 5 7 "   D a t a T y p e = " T e x t " > S a l e s P u r c h P e r s o n N a m e < / S a l e s P u r c h P e r s o n N a m e > + 
+         < S e l l T o C u s t N o _ P u r c h H e a d e r   E l e m e n t T y p e = " C o l u m n "   E l e m e n t I d = " 9 6 4 8 7 3 2 0 4 "   D a t a T y p e = " C o d e " > S e l l T o C u s t N o _ P u r c h H e a d e r < / S e l l T o C u s t N o _ P u r c h H e a d e r > + 
+         < S e l l T o C u s t N o _ P u r c h H e a d e r _ L b l   E l e m e n t T y p e = " C o l u m n "   E l e m e n t I d = " 1 9 3 1 5 7 0 8 9 7 "   D a t a T y p e = " S t r i n g " > S e l l T o C u s t N o _ P u r c h H e a d e r _ L b l < / S e l l T o C u s t N o _ P u r c h H e a d e r _ L b l > + 
+         < S h i p m e n t M e t h o d D e s c   E l e m e n t T y p e = " C o l u m n "   E l e m e n t I d = " 6 8 6 3 4 3 1 7 9 "   D a t a T y p e = " T e x t " > S h i p m e n t M e t h o d D e s c < / S h i p m e n t M e t h o d D e s c > + 
+         < S h i p m e n t M e t h o d D e s c _ L b l   E l e m e n t T y p e = " C o l u m n "   E l e m e n t I d = " 5 7 9 9 0 1 3 6 6 "   D a t a T y p e = " T e x t C o n s t " > S h i p m e n t M e t h o d D e s c _ L b l < / S h i p m e n t M e t h o d D e s c _ L b l > + 
+         < S h i p T o A d d r 1   E l e m e n t T y p e = " C o l u m n "   E l e m e n t I d = " 5 1 2 9 7 9 8 5 0 "   D a t a T y p e = " T e x t " > S h i p T o A d d r 1 < / S h i p T o A d d r 1 > + 
+         < S h i p T o A d d r 2   E l e m e n t T y p e = " C o l u m n "   E l e m e n t I d = " 1 1 5 0 6 7 6 4 6 7 "   D a t a T y p e = " T e x t " > S h i p T o A d d r 2 < / S h i p T o A d d r 2 > + 
+         < S h i p T o A d d r 3   E l e m e n t T y p e = " C o l u m n "   E l e m e n t I d = " 1 7 8 8 3 7 3 0 8 4 "   D a t a T y p e = " T e x t " > S h i p T o A d d r 3 < / S h i p T o A d d r 3 > + 
+         < S h i p T o A d d r 4   E l e m e n t T y p e = " C o l u m n "   E l e m e n t I d = " 1 8 6 8 8 9 7 5 9 5 "   D a t a T y p e = " T e x t " > S h i p T o A d d r 4 < / S h i p T o A d d r 4 > + 
+         < S h i p T o A d d r 5   E l e m e n t T y p e = " C o l u m n "   E l e m e n t I d = " 1 2 3 1 2 0 0 9 7 8 "   D a t a T y p e = " T e x t " > S h i p T o A d d r 5 < / S h i p T o A d d r 5 > + 
+         < S h i p T o A d d r 6   E l e m e n t T y p e = " C o l u m n "   E l e m e n t I d = " 5 9 3 5 0 4 3 6 1 "   D a t a T y p e = " T e x t " > S h i p T o A d d r 6 < / S h i p T o A d d r 6 > + 
+         < S h i p T o A d d r 7   E l e m e n t T y p e = " C o l u m n "   E l e m e n t I d = " 4 4 1 9 2 2 5 6 "   D a t a T y p e = " T e x t " > S h i p T o A d d r 7 < / S h i p T o A d d r 7 > + 
+         < S h i p T o A d d r 8   E l e m e n t T y p e = " C o l u m n "   E l e m e n t I d = " 9 3 1 3 2 2 4 0 7 "   D a t a T y p e = " T e x t " > S h i p T o A d d r 8 < / S h i p T o A d d r 8 > + 
+         < S h i p t o A d d r e s s _ L b l   E l e m e n t T y p e = " C o l u m n "   E l e m e n t I d = " 1 0 4 3 5 1 9 5 7 7 "   D a t a T y p e = " T e x t C o n s t " > S h i p t o A d d r e s s _ L b l < / S h i p t o A d d r e s s _ L b l > + 
+         < S h i p T o P h o n e N o   E l e m e n t T y p e = " C o l u m n "   E l e m e n t I d = " 3 6 9 7 0 2 2 5 5 "   D a t a T y p e = " T e x t " > S h i p T o P h o n e N o < / S h i p T o P h o n e N o > + 
+         < S p e n d R e q u e s t N o   E l e m e n t T y p e = " C o l u m n "   E l e m e n t I d = " 1 0 6 1 0 2 2 0 0 1 "   D a t a T y p e = " C o d e " > S p e n d R e q u e s t N o < / S p e n d R e q u e s t N o > + 
+         < S p e n d R e q u e s t N o _ L b l   E l e m e n t T y p e = " C o l u m n "   E l e m e n t I d = " 9 3 5 1 4 0 2 3 6 "   D a t a T y p e = " S t r i n g " > S p e n d R e q u e s t N o _ L b l < / S p e n d R e q u e s t N o _ L b l > + 
+         < S u b t o t a l _ L b l   E l e m e n t T y p e = " C o l u m n "   E l e m e n t I d = " 1 9 6 7 7 9 5 1 4 2 "   D a t a T y p e = " T e x t C o n s t " > S u b t o t a l _ L b l < / S u b t o t a l _ L b l > + 
+         < T a x I d e n t T y p e C a p t i o n _ L b l   E l e m e n t T y p e = " C o l u m n "   E l e m e n t I d = " 1 2 3 4 9 8 1 3 2 1 "   D a t a T y p e = " T e x t C o n s t " > T a x I d e n t T y p e C a p t i o n _ L b l < / T a x I d e n t T y p e C a p t i o n _ L b l > + 
+         < T o C a p t i o n _ L b l   E l e m e n t T y p e = " C o l u m n "   E l e m e n t I d = " 2 0 3 0 5 3 2 2 2 9 "   D a t a T y p e = " T e x t C o n s t " > T o C a p t i o n _ L b l < / T o C a p t i o n _ L b l > + 
+         < T o t a l _ L b l   E l e m e n t T y p e = " C o l u m n "   E l e m e n t I d = " 1 2 1 0 1 0 0 8 7 8 "   D a t a T y p e = " T e x t C o n s t " > T o t a l _ L b l < / T o t a l _ L b l > + 
+         < V A L V A T B a s e L C Y _ L b l   E l e m e n t T y p e = " C o l u m n "   E l e m e n t I d = " 1 7 0 5 4 3 5 8 1 1 "   D a t a T y p e = " T e x t C o n s t " > V A L V A T B a s e L C Y _ L b l < / V A L V A T B a s e L C Y _ L b l > + 
+         < V A T A m t L i n e I n v D i s c B a s e A m t _ L b l   E l e m e n t T y p e = " C o l u m n "   E l e m e n t I d = " 1 6 4 7 3 8 4 9 1 6 "   D a t a T y p e = " T e x t C o n s t " > V A T A m t L i n e I n v D i s c B a s e A m t _ L b l < / V A T A m t L i n e I n v D i s c B a s e A m t _ L b l > + 
+         < V A T A m t L i n e L i n e A m t _ L b l   E l e m e n t T y p e = " C o l u m n "   E l e m e n t I d = " 1 1 3 2 2 4 5 2 5 1 "   D a t a T y p e = " T e x t C o n s t " > V A T A m t L i n e L i n e A m t _ L b l < / V A T A m t L i n e L i n e A m t _ L b l > + 
+         < V A T A m t L i n e V A T _ L b l   E l e m e n t T y p e = " C o l u m n "   E l e m e n t I d = " 1 1 6 2 6 0 3 1 0 2 "   D a t a T y p e = " T e x t C o n s t " > V A T A m t L i n e V A T _ L b l < / V A T A m t L i n e V A T _ L b l > + 
+         < V A T A m t L i n e V A T A m t _ L b l   E l e m e n t T y p e = " C o l u m n "   E l e m e n t I d = " 5 0 9 5 8 8 9 9 8 "   D a t a T y p e = " T e x t C o n s t " > V A T A m t L i n e V A T A m t _ L b l < / V A T A m t L i n e V A T A m t _ L b l > + 
+         < V A T A m t S p e c _ L b l   E l e m e n t T y p e = " C o l u m n "   E l e m e n t I d = " 1 5 0 9 9 9 9 3 4 6 "   D a t a T y p e = " T e x t C o n s t " > V A T A m t S p e c _ L b l < / V A T A m t S p e c _ L b l > + 
+         < V A T B a s e D i s c _ P u r c h H e a d e r   E l e m e n t T y p e = " C o l u m n "   E l e m e n t I d = " 1 6 3 9 7 3 7 3 5 8 "   D a t a T y p e = " D e c i m a l " > V A T B a s e D i s c _ P u r c h H e a d e r < / V A T B a s e D i s c _ P u r c h H e a d e r > + 
+         < V A T I d e n t i f i e r _ L b l   E l e m e n t T y p e = " C o l u m n "   E l e m e n t I d = " 1 6 8 6 6 2 3 9 8 4 "   D a t a T y p e = " T e x t C o n s t " > V A T I d e n t i f i e r _ L b l < / V A T I d e n t i f i e r _ L b l > + 
+         < V A T N o T e x t   E l e m e n t T y p e = " C o l u m n "   E l e m e n t I d = " 1 9 5 9 6 6 3 4 2 6 "   D a t a T y p e = " T e x t " > V A T N o T e x t < / V A T N o T e x t > + 
+         < V A T R e g N o _ P u r c h H e a d e r   E l e m e n t T y p e = " C o l u m n "   E l e m e n t I d = " 9 8 5 0 3 8 1 8 7 "   D a t a T y p e = " T e x t " > V A T R e g N o _ P u r c h H e a d e r < / V A T R e g N o _ P u r c h H e a d e r > + 
+         < V e n d A d d r 1   E l e m e n t T y p e = " C o l u m n "   E l e m e n t I d = " 2 0 3 8 5 3 5 7 8 "   D a t a T y p e = " T e x t " > V e n d A d d r 1 < / V e n d A d d r 1 > + 
+         < V e n d A d d r 2   E l e m e n t T y p e = " C o l u m n "   E l e m e n t I d = " 8 4 1 5 5 0 1 9 5 "   D a t a T y p e = " T e x t " > V e n d A d d r 2 < / V e n d A d d r 2 > + 
+         < V e n d A d d r 3   E l e m e n t T y p e = " C o l u m n "   E l e m e n t I d = " 1 4 7 9 2 4 6 8 1 2 "   D a t a T y p e = " T e x t " > V e n d A d d r 3 < / V e n d A d d r 3 > + 
+         < V e n d A d d r 4   E l e m e n t T y p e = " C o l u m n "   E l e m e n t I d = " 2 1 1 6 9 4 3 4 2 9 "   D a t a T y p e = " T e x t " > V e n d A d d r 4 < / V e n d A d d r 4 > + 
+         < V e n d A d d r 5   E l e m e n t T y p e = " C o l u m n "   E l e m e n t I d = " 1 5 4 0 3 2 7 2 5 0 "   D a t a T y p e = " T e x t " > V e n d A d d r 5 < / V e n d A d d r 5 > + 
+         < V e n d A d d r 6   E l e m e n t T y p e = " C o l u m n "   E l e m e n t I d = " 9 0 2 6 3 0 6 3 3 "   D a t a T y p e = " T e x t " > V e n d A d d r 6 < / V e n d A d d r 6 > + 
+         < V e n d A d d r 7   E l e m e n t T y p e = " C o l u m n "   E l e m e n t I d = " 2 6 4 9 3 4 0 1 6 "   D a t a T y p e = " T e x t " > V e n d A d d r 7 < / V e n d A d d r 7 > + 
+         < V e n d A d d r 8   E l e m e n t T y p e = " C o l u m n "   E l e m e n t I d = " 1 2 4 0 4 4 8 6 7 9 "   D a t a T y p e = " T e x t " > V e n d A d d r 8 < / V e n d A d d r 8 > + 
+         < V e n d N o _ L b l   E l e m e n t T y p e = " C o l u m n "   E l e m e n t I d = " 1 1 9 1 1 1 2 2 4 0 "   D a t a T y p e = " T e x t C o n s t " > V e n d N o _ L b l < / V e n d N o _ L b l > + 
+         < V e n d o r I D C a p t i o n _ L b l   E l e m e n t T y p e = " C o l u m n "   E l e m e n t I d = " 1 1 2 9 2 1 9 5 9 3 "   D a t a T y p e = " T e x t C o n s t " > V e n d o r I D C a p t i o n _ L b l < / V e n d o r I D C a p t i o n _ L b l > + 
+         < V e n d o r I n v o i c e N o   E l e m e n t T y p e = " C o l u m n "   E l e m e n t I d = " 8 8 7 3 7 6 2 2 5 "   D a t a T y p e = " C o d e " > V e n d o r I n v o i c e N o < / V e n d o r I n v o i c e N o > + 
+         < V e n d o r I n v o i c e N o _ L b l   E l e m e n t T y p e = " C o l u m n "   E l e m e n t I d = " 1 0 3 4 9 0 0 7 0 0 "   D a t a T y p e = " T e x t C o n s t " > V e n d o r I n v o i c e N o _ L b l < / V e n d o r I n v o i c e N o _ L b l > + 
+         < V e n d o r O r d e r N o   E l e m e n t T y p e = " C o l u m n "   E l e m e n t I d = " 1 6 4 1 9 6 8 4 4 6 "   D a t a T y p e = " C o d e " > V e n d o r O r d e r N o < / V e n d o r O r d e r N o > + 
+         < V e n d o r O r d e r N o _ L b l   E l e m e n t T y p e = " C o l u m n "   E l e m e n t I d = " 1 5 7 1 7 5 2 4 7 7 "   D a t a T y p e = " T e x t C o n s t " > V e n d o r O r d e r N o _ L b l < / V e n d o r O r d e r N o _ L b l > + 
+         < Y o u r R e f _ P u r c h H e a d e r   E l e m e n t T y p e = " C o l u m n "   E l e m e n t I d = " 1 9 8 5 3 6 8 6 3 1 "   D a t a T y p e = " T e x t " > Y o u r R e f _ P u r c h H e a d e r < / Y o u r R e f _ P u r c h H e a d e r > + 
+         < P u r c h a s e _ L i n e   E l e m e n t T y p e = " D a t a I t e m "   E l e m e n t I d = " 6 2 7 5 7 4 0 4 8 " > + 
+             < A l l o w I n v D i s c _ P u r c h L i n e   E l e m e n t T y p e = " C o l u m n "   E l e m e n t I d = " 9 8 2 2 2 1 3 6 3 "   D a t a T y p e = " B o o l e a n " > A l l o w I n v D i s c _ P u r c h L i n e < / A l l o w I n v D i s c _ P u r c h L i n e > + 
+             < A l l o w I n v D i s c t x t   E l e m e n t T y p e = " C o l u m n "   E l e m e n t I d = " 2 0 1 2 9 2 1 6 0 8 "   D a t a T y p e = " T e x t " > A l l o w I n v D i s c t x t < / A l l o w I n v D i s c t x t > + 
+             < A m o u n t I n c l u d i n g V A T   E l e m e n t T y p e = " C o l u m n "   E l e m e n t I d = " 8 9 1 0 4 9 5 7 1 "   D a t a T y p e = " D e c i m a l " > A m o u n t I n c l u d i n g V A T < / A m o u n t I n c l u d i n g V A T > + 
+             < D e s c _ P u r c h L i n e   E l e m e n t T y p e = " C o l u m n "   E l e m e n t I d = " 1 1 6 1 7 0 2 0 8 9 "   D a t a T y p e = " T e x t " > D e s c _ P u r c h L i n e < / D e s c _ P u r c h L i n e > + 
+             < D e s c _ P u r c h L i n e _ L b l   E l e m e n t T y p e = " C o l u m n "   E l e m e n t I d = " 6 6 5 1 1 3 6 5 2 "   D a t a T y p e = " S t r i n g " > D e s c _ P u r c h L i n e _ L b l < / D e s c _ P u r c h L i n e _ L b l > + 
+             < D i r e c t U n i C o s t _ L b l   E l e m e n t T y p e = " C o l u m n "   E l e m e n t I d = " 7 2 1 4 7 6 6 8 4 "   D a t a T y p e = " T e x t C o n s t " > D i r e c t U n i C o s t _ L b l < / D i r e c t U n i C o s t _ L b l > + 
+             < D i r U n i t C o s t _ P u r c h L i n e   E l e m e n t T y p e = " C o l u m n "   E l e m e n t I d = " 9 5 0 9 6 2 5 8 6 "   D a t a T y p e = " T e x t " > D i r U n i t C o s t _ P u r c h L i n e < / D i r U n i t C o s t _ P u r c h L i n e > + 
+             < E x p e c t e d R e c e i p t D a t e   E l e m e n t T y p e = " C o l u m n "   E l e m e n t I d = " 1 9 8 8 0 4 6 2 0 5 "   D a t a T y p e = " S t r i n g " > E x p e c t e d R e c e i p t D a t e < / E x p e c t e d R e c e i p t D a t e > + 
+             < E x p e c t e d R e c e i p t D a t e L b l   E l e m e n t T y p e = " C o l u m n "   E l e m e n t I d = " 1 8 0 6 8 4 1 2 7 1 "   D a t a T y p e = " T e x t C o n s t " > E x p e c t e d R e c e i p t D a t e L b l < / E x p e c t e d R e c e i p t D a t e L b l > + 
+             < I n v D i s c A m t _ P u r c h L i n e   E l e m e n t T y p e = " C o l u m n "   E l e m e n t I d = " 1 4 5 3 0 9 9 5 8 0 "   D a t a T y p e = " D e c i m a l " > I n v D i s c A m t _ P u r c h L i n e < / I n v D i s c A m t _ P u r c h L i n e > + 
+             < I n v D i s c C a p t i o n _ L b l   E l e m e n t T y p e = " C o l u m n "   E l e m e n t I d = " 1 9 3 9 0 5 8 9 7 4 "   D a t a T y p e = " T e x t C o n s t " > I n v D i s c C a p t i o n _ L b l < / I n v D i s c C a p t i o n _ L b l > + 
+             < I t e m N o _ P u r c h L i n e   E l e m e n t T y p e = " C o l u m n "   E l e m e n t I d = " 1 0 5 7 2 2 4 1 4 0 "   D a t a T y p e = " C o d e " > I t e m N o _ P u r c h L i n e < / I t e m N o _ P u r c h L i n e > + 
+             < I t e m R e f e r e n c e N o _ P u r c h L i n e   E l e m e n t T y p e = " C o l u m n "   E l e m e n t I d = " 1 1 5 8 3 9 2 0 3 1 "   D a t a T y p e = " C o d e " > I t e m R e f e r e n c e N o _ P u r c h L i n e < / I t e m R e f e r e n c e N o _ P u r c h L i n e > + 
+             < J o b N o _ P u r c h L i n e   E l e m e n t T y p e = " C o l u m n "   E l e m e n t I d = " 2 7 7 7 0 3 3 2 6 "   D a t a T y p e = " C o d e " > J o b N o _ P u r c h L i n e < / J o b N o _ P u r c h L i n e > + 
+             < J o b N o _ P u r c h L i n e _ L b l   E l e m e n t T y p e = " C o l u m n "   E l e m e n t I d = " 9 6 0 0 7 3 4 1 1 "   D a t a T y p e = " T e x t C o n s t " > J o b N o _ P u r c h L i n e _ L b l < / J o b N o _ P u r c h L i n e _ L b l > + 
+             < J o b T a s k N o _ P u r c h L i n e   E l e m e n t T y p e = " C o l u m n "   E l e m e n t I d = " 7 2 6 6 6 9 0 1 1 "   D a t a T y p e = " C o d e " > J o b T a s k N o _ P u r c h L i n e < / J o b T a s k N o _ P u r c h L i n e > + 
+             < J o b T a s k N o _ P u r c h L i n e _ L b l   E l e m e n t T y p e = " C o l u m n "   E l e m e n t I d = " 2 0 4 9 1 3 1 1 8 2 "   D a t a T y p e = " T e x t C o n s t " > J o b T a s k N o _ P u r c h L i n e _ L b l < / J o b T a s k N o _ P u r c h L i n e _ L b l > + 
+             < L i n e A m t _ P u r c h L i n e   E l e m e n t T y p e = " C o l u m n "   E l e m e n t I d = " 1 5 9 3 7 5 8 6 7 4 "   D a t a T y p e = " T e x t " > L i n e A m t _ P u r c h L i n e < / L i n e A m t _ P u r c h L i n e > + 
+             < L i n e D i s c _ P u r c h L i n e   E l e m e n t T y p e = " C o l u m n "   E l e m e n t I d = " 2 1 3 3 2 3 3 9 7 3 "   D a t a T y p e = " D e c i m a l " > L i n e D i s c _ P u r c h L i n e < / L i n e D i s c _ P u r c h L i n e > + 
+             < L i n e N o _ P u r c h L i n e   E l e m e n t T y p e = " C o l u m n "   E l e m e n t I d = " 1 7 4 8 8 4 8 6 5 "   D a t a T y p e = " I n t e g e r " > L i n e N o _ P u r c h L i n e < / L i n e N o _ P u r c h L i n e > + 
+             < N o _ P u r c h L i n e   E l e m e n t T y p e = " C o l u m n "   E l e m e n t I d = " 2 8 8 5 5 1 3 4 3 "   D a t a T y p e = " T e x t " > N o _ P u r c h L i n e < / N o _ P u r c h L i n e > + 
+             < N o _ P u r c h L i n e _ L b l   E l e m e n t T y p e = " C o l u m n "   E l e m e n t I d = " 1 8 4 4 9 0 6 5 4 0 "   D a t a T y p e = " S t r i n g " > N o _ P u r c h L i n e _ L b l < / N o _ P u r c h L i n e _ L b l > + 
+             < P l a n n e d R e c e i p t D a t e   E l e m e n t T y p e = " C o l u m n "   E l e m e n t I d = " 1 1 4 0 0 3 3 3 2 1 "   D a t a T y p e = " S t r i n g " > P l a n n e d R e c e i p t D a t e < / P l a n n e d R e c e i p t D a t e > + 
+             < P l a n n e d R e c e i p t D a t e L b l   E l e m e n t T y p e = " C o l u m n "   E l e m e n t I d = " 1 4 7 8 7 6 7 2 9 9 "   D a t a T y p e = " T e x t C o n s t " > P l a n n e d R e c e i p t D a t e L b l < / P l a n n e d R e c e i p t D a t e L b l > + 
+             < P r o m i s e d R e c e i p t D a t e   E l e m e n t T y p e = " C o l u m n "   E l e m e n t I d = " 2 9 4 5 3 0 7 8 "   D a t a T y p e = " S t r i n g " > P r o m i s e d R e c e i p t D a t e < / P r o m i s e d R e c e i p t D a t e > + 
+             < P r o m i s e d R e c e i p t D a t e L b l   E l e m e n t T y p e = " C o l u m n "   E l e m e n t I d = " 2 0 2 4 9 3 8 1 7 2 "   D a t a T y p e = " T e x t C o n s t " > P r o m i s e d R e c e i p t D a t e L b l < / P r o m i s e d R e c e i p t D a t e L b l > + 
+             < P u r c h L i n e _ V A T P c t   E l e m e n t T y p e = " C o l u m n "   E l e m e n t I d = " 1 7 7 5 5 5 6 6 3 6 "   D a t a T y p e = " D e c i m a l " > P u r c h L i n e _ V A T P c t < / P u r c h L i n e _ V A T P c t > + 
+             < P u r c h L i n e L i n e D i s c _ L b l   E l e m e n t T y p e = " C o l u m n "   E l e m e n t I d = " 5 7 3 7 9 3 8 4 1 "   D a t a T y p e = " T e x t C o n s t " > P u r c h L i n e L i n e D i s c _ L b l < / P u r c h L i n e L i n e D i s c _ L b l > + 
+             < Q t y _ P u r c h L i n e   E l e m e n t T y p e = " C o l u m n "   E l e m e n t I d = " 7 8 0 8 5 8 6 7 6 "   D a t a T y p e = " T e x t " > Q t y _ P u r c h L i n e < / Q t y _ P u r c h L i n e > + 
+             < Q t y _ P u r c h L i n e _ L b l   E l e m e n t T y p e = " C o l u m n "   E l e m e n t I d = " 6 6 5 5 0 9 2 9 "   D a t a T y p e = " S t r i n g " > Q t y _ P u r c h L i n e _ L b l < / Q t y _ P u r c h L i n e _ L b l > + 
+             < R e q u e s t e d R e c e i p t D a t e   E l e m e n t T y p e = " C o l u m n "   E l e m e n t I d = " 9 3 3 1 1 2 9 3 1 "   D a t a T y p e = " S t r i n g " > R e q u e s t e d R e c e i p t D a t e < / R e q u e s t e d R e c e i p t D a t e > + 
+             < R e q u e s t e d R e c e i p t D a t e L b l   E l e m e n t T y p e = " C o l u m n "   E l e m e n t I d = " 1 4 4 2 7 6 8 2 3 "   D a t a T y p e = " T e x t C o n s t " > R e q u e s t e d R e c e i p t D a t e L b l < / R e q u e s t e d R e c e i p t D a t e L b l > + 
+             < S p e n d R e q u e s t N o _ P u r c h L i n e   E l e m e n t T y p e = " C o l u m n "   E l e m e n t I d = " 2 0 0 5 3 6 7 6 4 4 "   D a t a T y p e = " C o d e " > S p e n d R e q u e s t N o _ P u r c h L i n e < / S p e n d R e q u e s t N o _ P u r c h L i n e > + 
+             < S p e n d R e q u e s t N o _ P u r c h L i n e 2 _ L b l   E l e m e n t T y p e = " C o l u m n "   E l e m e n t I d = " 1 0 1 8 0 9 3 6 3 5 "   D a t a T y p e = " S t r i n g " > S p e n d R e q u e s t N o _ P u r c h L i n e 2 _ L b l < / S p e n d R e q u e s t N o _ P u r c h L i n e 2 _ L b l > + 
+             < T o t a l I n c l V A T   E l e m e n t T y p e = " C o l u m n "   E l e m e n t I d = " 2 0 6 6 5 7 4 0 8 4 "   D a t a T y p e = " D e c i m a l " > T o t a l I n c l V A T < / T o t a l I n c l V A T > + 
+             < T o t a l P r i c e C a p t i o n _ L b l   E l e m e n t T y p e = " C o l u m n "   E l e m e n t I d = " 1 7 4 8 7 7 2 0 5 5 "   D a t a T y p e = " T e x t C o n s t " > T o t a l P r i c e C a p t i o n _ L b l < / T o t a l P r i c e C a p t i o n _ L b l > + 
+             < T y p e _ P u r c h L i n e   E l e m e n t T y p e = " C o l u m n "   E l e m e n t I d = " 8 0 9 4 7 1 0 8 8 "   D a t a T y p e = " S t r i n g " > T y p e _ P u r c h L i n e < / T y p e _ P u r c h L i n e > + 
+             < U n i t P r i c e _ P u r c h L i n e   E l e m e n t T y p e = " C o l u m n "   E l e m e n t I d = " 2 0 6 3 2 5 9 8 1 9 "   D a t a T y p e = " D e c i m a l " > U n i t P r i c e _ P u r c h L i n e < / U n i t P r i c e _ P u r c h L i n e > + 
+             < U n i t P r i c e _ P u r c h L i n e _ L b l   E l e m e n t T y p e = " C o l u m n "   E l e m e n t I d = " 7 0 4 0 2 1 4 6 2 "   D a t a T y p e = " T e x t C o n s t " > U n i t P r i c e _ P u r c h L i n e _ L b l < / U n i t P r i c e _ P u r c h L i n e _ L b l > + 
+             < U O M _ P u r c h L i n e   E l e m e n t T y p e = " C o l u m n "   E l e m e n t I d = " 4 4 1 1 3 9 0 4 9 "   D a t a T y p e = " T e x t " > U O M _ P u r c h L i n e < / U O M _ P u r c h L i n e > + 
+             < U O M _ P u r c h L i n e _ L b l   E l e m e n t T y p e = " C o l u m n "   E l e m e n t I d = " 1 8 5 6 1 1 3 1 9 4 "   D a t a T y p e = " T e x t C o n s t " > U O M _ P u r c h L i n e _ L b l < / U O M _ P u r c h L i n e _ L b l > + 
+             < V A T D i s c o u n t A m o u n t _ L b l   E l e m e n t T y p e = " C o l u m n "   E l e m e n t I d = " 1 3 5 5 1 2 6 5 3 8 "   D a t a T y p e = " T e x t C o n s t " > V A T D i s c o u n t A m o u n t _ L b l < / V A T D i s c o u n t A m o u n t _ L b l > + 
+             < V A T I d e n t i f i e r _ P u r c h L i n e   E l e m e n t T y p e = " C o l u m n "   E l e m e n t I d = " 1 0 5 5 6 1 2 1 2 8 "   D a t a T y p e = " C o d e " > V A T I d e n t i f i e r _ P u r c h L i n e < / V A T I d e n t i f i e r _ P u r c h L i n e > + 
+             < V A T I d e n t i f i e r _ P u r c h L i n e _ L b l   E l e m e n t T y p e = " C o l u m n "   E l e m e n t I d = " 1 4 0 4 1 9 4 8 1 9 "   D a t a T y p e = " S t r i n g " > V A T I d e n t i f i e r _ P u r c h L i n e _ L b l < / V A T I d e n t i f i e r _ P u r c h L i n e _ L b l > + 
+             < V e n d o r I t e m N o _ P u r c h L i n e   E l e m e n t T y p e = " C o l u m n "   E l e m e n t I d = " 1 9 1 8 6 5 6 1 6 0 "   D a t a T y p e = " T e x t " > V e n d o r I t e m N o _ P u r c h L i n e < / V e n d o r I t e m N o _ P u r c h L i n e > + 
+         < / P u r c h a s e _ L i n e > + 
+         < T o t a l s   E l e m e n t T y p e = " D a t a I t e m "   E l e m e n t I d = " 1 8 2 3 9 5 0 0 4 4 " > + 
+             < T o t a l A m o u n t   E l e m e n t T y p e = " C o l u m n "   E l e m e n t I d = " 1 5 5 9 1 6 4 8 7 7 "   D a t a T y p e = " D e c i m a l " > T o t a l A m o u n t < / T o t a l A m o u n t > + 
+             < T o t a l A m o u n t I n c l V A T   E l e m e n t T y p e = " C o l u m n "   E l e m e n t I d = " 1 4 2 2 4 2 7 9 5 2 "   D a t a T y p e = " D e c i m a l " > T o t a l A m o u n t I n c l V A T < / T o t a l A m o u n t I n c l V A T > + 
+             < T o t a l E x c l V A T T e x t   E l e m e n t T y p e = " C o l u m n "   E l e m e n t I d = " 1 3 8 4 8 1 6 4 5 "   D a t a T y p e = " T e x t " > T o t a l E x c l V A T T e x t < / T o t a l E x c l V A T T e x t > + 
+             < T o t a l I n c l V A T T e x t   E l e m e n t T y p e = " C o l u m n "   E l e m e n t I d = " 7 6 1 2 0 3 1 7 7 "   D a t a T y p e = " T e x t " > T o t a l I n c l V A T T e x t < / T o t a l I n c l V A T T e x t > + 
+             < T o t a l I n v o i c e D i s c o u n t A m o u n t   E l e m e n t T y p e = " C o l u m n "   E l e m e n t I d = " 4 0 2 1 7 7 5 1 "   D a t a T y p e = " D e c i m a l " > T o t a l I n v o i c e D i s c o u n t A m o u n t < / T o t a l I n v o i c e D i s c o u n t A m o u n t > + 
+             < T o t a l S u b T o t a l   E l e m e n t T y p e = " C o l u m n "   E l e m e n t I d = " 2 0 9 7 8 7 6 8 0 1 "   D a t a T y p e = " D e c i m a l " > T o t a l S u b T o t a l < / T o t a l S u b T o t a l > + 
+             < T o t a l T e x t   E l e m e n t T y p e = " C o l u m n "   E l e m e n t I d = " 2 3 1 9 1 0 5 1 8 "   D a t a T y p e = " T e x t " > T o t a l T e x t < / T o t a l T e x t > + 
+             < T o t a l V A T A m o u n t   E l e m e n t T y p e = " C o l u m n "   E l e m e n t I d = " 1 6 2 7 1 0 2 3 2 8 "   D a t a T y p e = " D e c i m a l " > T o t a l V A T A m o u n t < / T o t a l V A T A m o u n t > + 
+             < T o t a l V A T B a s e A m o u n t   E l e m e n t T y p e = " C o l u m n "   E l e m e n t I d = " 6 6 3 4 5 3 7 0 9 "   D a t a T y p e = " D e c i m a l " > T o t a l V A T B a s e A m o u n t < / T o t a l V A T B a s e A m o u n t > + 
+             < T o t a l V A T D i s c o u n t A m o u n t   E l e m e n t T y p e = " C o l u m n "   E l e m e n t I d = " 6 8 1 2 9 8 4 1 3 "   D a t a T y p e = " D e c i m a l " > T o t a l V A T D i s c o u n t A m o u n t < / T o t a l V A T D i s c o u n t A m o u n t > + 
+             < V A T A m o u n t T e x t   E l e m e n t T y p e = " C o l u m n "   E l e m e n t I d = " 6 5 0 3 5 8 2 4 7 "   D a t a T y p e = " T e x t " > V A T A m o u n t T e x t < / V A T A m o u n t T e x t > + 
+         < / T o t a l s > + 
+         < V A T C o u n t e r   E l e m e n t T y p e = " D a t a I t e m "   E l e m e n t I d = " 5 5 7 1 2 6 5 0 6 " > + 
+             < V A T A m t L i n e I n v D i s c A m t   E l e m e n t T y p e = " C o l u m n "   E l e m e n t I d = " 1 0 0 7 8 2 8 6 0 "   D a t a T y p e = " D e c i m a l " > V A T A m t L i n e I n v D i s c A m t < / V A T A m t L i n e I n v D i s c A m t > + 
+             < V A T A m t L i n e I n v D i s c B a s e A m t   E l e m e n t T y p e = " C o l u m n "   E l e m e n t I d = " 1 6 9 1 0 0 3 4 1 5 "   D a t a T y p e = " D e c i m a l " > V A T A m t L i n e I n v D i s c B a s e A m t < / V A T A m t L i n e I n v D i s c B a s e A m t > + 
+             < V A T A m t L i n e L i n e A m t   E l e m e n t T y p e = " C o l u m n "   E l e m e n t I d = " 1 8 8 2 1 0 3 2 6 2 "   D a t a T y p e = " D e c i m a l " > V A T A m t L i n e L i n e A m t < / V A T A m t L i n e L i n e A m t > + 
+             < V A T A m t L i n e V A T   E l e m e n t T y p e = " C o l u m n "   E l e m e n t I d = " 2 9 9 0 4 8 9 2 5 "   D a t a T y p e = " D e c i m a l " > V A T A m t L i n e V A T < / V A T A m t L i n e V A T > + 
+             < V A T A m t L i n e V A T A m t   E l e m e n t T y p e = " C o l u m n "   E l e m e n t I d = " 8 4 9 9 7 4 3 4 1 "   D a t a T y p e = " D e c i m a l " > V A T A m t L i n e V A T A m t < / V A T A m t L i n e V A T A m t > + 
+             < V A T A m t L i n e V A T B a s e   E l e m e n t T y p e = " C o l u m n "   E l e m e n t I d = " 1 4 1 9 8 1 6 2 1 8 "   D a t a T y p e = " D e c i m a l " > V A T A m t L i n e V A T B a s e < / V A T A m t L i n e V A T B a s e > + 
+             < V A T A m t L i n e V A T I d e n t i f i e r   E l e m e n t T y p e = " C o l u m n "   E l e m e n t I d = " 4 6 1 3 9 9 7 9 2 "   D a t a T y p e = " C o d e " > V A T A m t L i n e V A T I d e n t i f i e r < / V A T A m t L i n e V A T I d e n t i f i e r > + 
+         < / V A T C o u n t e r > + 
+         < V A T C o u n t e r L C Y   E l e m e n t T y p e = " D a t a I t e m "   E l e m e n t I d = " 9 1 0 2 7 8 4 9 2 " > + 
+             < V A L E x c h R a t e   E l e m e n t T y p e = " C o l u m n "   E l e m e n t I d = " 1 8 3 2 0 7 3 1 5 4 "   D a t a T y p e = " T e x t " > V A L E x c h R a t e < / V A L E x c h R a t e > + 
+             < V A L S p e c L C Y H e a d e r   E l e m e n t T y p e = " C o l u m n "   E l e m e n t I d = " 6 9 9 3 5 8 7 5 8 "   D a t a T y p e = " T e x t " > V A L S p e c L C Y H e a d e r < / V A L S p e c L C Y H e a d e r > + 
+             < V A L V A T A m o u n t L C Y   E l e m e n t T y p e = " C o l u m n "   E l e m e n t I d = " 1 4 4 5 9 7 3 0 8 7 "   D a t a T y p e = " D e c i m a l " > V A L V A T A m o u n t L C Y < / V A L V A T A m o u n t L C Y > + 
+             < V A L V A T B a s e L C Y   E l e m e n t T y p e = " C o l u m n "   E l e m e n t I d = " 1 4 3 9 0 5 7 6 6 6 "   D a t a T y p e = " D e c i m a l " > V A L V A T B a s e L C Y < / V A L V A T B a s e L C Y > + 
+         < / V A T C o u n t e r L C Y > + 
+         < P r e p m t L o o p   E l e m e n t T y p e = " D a t a I t e m "   E l e m e n t I d = " 1 1 5 9 7 3 9 4 0 7 " > + 
+             < P r e p a y m e n t S p e c C a p t i o n   E l e m e n t T y p e = " C o l u m n "   E l e m e n t I d = " 1 6 2 3 2 2 2 3 0 1 "   D a t a T y p e = " T e x t C o n s t " > P r e p a y m e n t S p e c C a p t i o n < / P r e p a y m e n t S p e c C a p t i o n > + 
+             < P r e p m t I n v B u D e s c C a p t i o n   E l e m e n t T y p e = " C o l u m n "   E l e m e n t I d = " 1 8 0 7 4 4 6 7 8 "   D a t a T y p e = " T e x t C o n s t " > P r e p m t I n v B u D e s c C a p t i o n < / P r e p m t I n v B u D e s c C a p t i o n > + 
+             < P r e p m t I n v B u f A m t   E l e m e n t T y p e = " C o l u m n "   E l e m e n t I d = " 1 0 9 6 9 7 6 1 9 5 "   D a t a T y p e = " D e c i m a l " > P r e p m t I n v B u f A m t < / P r e p m t I n v B u f A m t > + 
+             < P r e p m t I n v B u f D e s c   E l e m e n t T y p e = " C o l u m n "   E l e m e n t I d = " 2 2 5 6 0 3 3 1 8 "   D a t a T y p e = " T e x t " > P r e p m t I n v B u f D e s c < / P r e p m t I n v B u f D e s c > + 
+             < P r e p m t I n v B u f G L A c c N o   E l e m e n t T y p e = " C o l u m n "   E l e m e n t I d = " 8 7 1 9 7 7 4 0 0 "   D a t a T y p e = " C o d e " > P r e p m t I n v B u f G L A c c N o < / P r e p m t I n v B u f G L A c c N o > + 
+             < P r e p m t I n v B u f G L A c c N o C a p t i o n   E l e m e n t T y p e = " C o l u m n "   E l e m e n t I d = " 6 6 7 6 9 7 1 8 "   D a t a T y p e = " T e x t C o n s t " > P r e p m t I n v B u f G L A c c N o C a p t i o n < / P r e p m t I n v B u f G L A c c N o C a p t i o n > + 
+             < P r e p m t L i n e A m o u n t   E l e m e n t T y p e = " C o l u m n "   E l e m e n t I d = " 1 3 0 2 3 0 2 1 5 "   D a t a T y p e = " D e c i m a l " > P r e p m t L i n e A m o u n t < / P r e p m t L i n e A m o u n t > + 
+             < P r e p m t T o t a l A m o u n t I n c l V A T   E l e m e n t T y p e = " C o l u m n "   E l e m e n t I d = " 3 2 0 0 3 6 5 9 4 "   D a t a T y p e = " D e c i m a l " > P r e p m t T o t a l A m o u n t I n c l V A T < / P r e p m t T o t a l A m o u n t I n c l V A T > + 
+             < P r e p m t V A T A m o u n t   E l e m e n t T y p e = " C o l u m n "   E l e m e n t I d = " 2 1 0 3 3 9 3 6 6 0 "   D a t a T y p e = " D e c i m a l " > P r e p m t V A T A m o u n t < / P r e p m t V A T A m o u n t > + 
+             < P r e p m t V A T A m o u n t T e x t   E l e m e n t T y p e = " C o l u m n "   E l e m e n t I d = " 1 0 3 1 2 5 7 4 9 5 "   D a t a T y p e = " T e x t " > P r e p m t V A T A m o u n t T e x t < / P r e p m t V A T A m o u n t T e x t > + 
+             < P r e p m t V A T B a s e A m o u n t   E l e m e n t T y p e = " C o l u m n "   E l e m e n t I d = " 1 3 9 2 9 6 6 7 9 "   D a t a T y p e = " D e c i m a l " > P r e p m t V A T B a s e A m o u n t < / P r e p m t V A T B a s e A m o u n t > + 
+             < T o t a l E x c l V A T T e x t 2   E l e m e n t T y p e = " C o l u m n "   E l e m e n t I d = " 1 6 4 4 3 1 2 4 5 7 "   D a t a T y p e = " T e x t " > T o t a l E x c l V A T T e x t 2 < / T o t a l E x c l V A T T e x t 2 > + 
+             < T o t a l I n c l V A T T e x t 2   E l e m e n t T y p e = " C o l u m n "   E l e m e n t I d = " 2 0 8 6 8 8 9 6 8 3 "   D a t a T y p e = " T e x t " > T o t a l I n c l V A T T e x t 2 < / T o t a l I n c l V A T T e x t 2 > + 
+         < / P r e p m t L o o p > + 
+         < P r e p m t V A T C o u n t e r   E l e m e n t T y p e = " D a t a I t e m "   E l e m e n t I d = " 1 6 7 7 6 2 3 1 0 8 " > + 
+             < P r e p m t V A T A m t L i n e L i n e A m t   E l e m e n t T y p e = " C o l u m n "   E l e m e n t I d = " 4 0 2 6 8 5 8 2 4 "   D a t a T y p e = " D e c i m a l " > P r e p m t V A T A m t L i n e L i n e A m t < / P r e p m t V A T A m t L i n e L i n e A m t > + 
+             < P r e p m t V A T A m t L i n e V A T   E l e m e n t T y p e = " C o l u m n "   E l e m e n t I d = " 1 9 1 5 4 9 4 8 5 "   D a t a T y p e = " D e c i m a l " > P r e p m t V A T A m t L i n e V A T < / P r e p m t V A T A m t L i n e V A T > + 
+             < P r e p m t V A T A m t L i n e V A T A m t   E l e m e n t T y p e = " C o l u m n "   E l e m e n t I d = " 1 8 7 1 3 0 1 8 2 9 "   D a t a T y p e = " D e c i m a l " > P r e p m t V A T A m t L i n e V A T A m t < / P r e p m t V A T A m t L i n e V A T A m t > + 
+             < P r e p m t V A T A m t L i n e V A T B a s e   E l e m e n t T y p e = " C o l u m n "   E l e m e n t I d = " 1 2 2 6 9 0 4 6 9 6 "   D a t a T y p e = " D e c i m a l " > P r e p m t V A T A m t L i n e V A T B a s e < / P r e p m t V A T A m t L i n e V A T B a s e > + 
+             < P r e p m t V A T A m t L i n e V A T I d   E l e m e n t T y p e = " C o l u m n "   E l e m e n t I d = " 9 8 2 2 2 4 8 0 0 "   D a t a T y p e = " C o d e " > P r e p m t V A T A m t L i n e V A T I d < / P r e p m t V A T A m t L i n e V A T I d > + 
+             < P r e p y m t V A T A m t S p e c C a p t i o n   E l e m e n t T y p e = " C o l u m n "   E l e m e n t I d = " 2 0 0 9 6 4 9 1 3 8 "   D a t a T y p e = " T e x t C o n s t " > P r e p y m t V A T A m t S p e c C a p t i o n < / P r e p y m t V A T A m t S p e c C a p t i o n > + 
+         < / P r e p m t V A T C o u n t e r > + 
+         < L e t t e r T e x t   E l e m e n t T y p e = " D a t a I t e m "   E l e m e n t I d = " 1 5 1 0 3 5 3 8 3 4 " > + 
+             < B o d y T e x t   E l e m e n t T y p e = " C o l u m n "   E l e m e n t I d = " 1 4 9 7 5 9 8 0 8 "   D a t a T y p e = " T e x t C o n s t " > B o d y T e x t < / B o d y T e x t > + 
+             < C l o s i n g T e x t   E l e m e n t T y p e = " C o l u m n "   E l e m e n t I d = " 5 1 2 1 3 5 9 0 9 "   D a t a T y p e = " T e x t C o n s t " > C l o s i n g T e x t < / C l o s i n g T e x t > + 
+             < G r e e t i n g T e x t   E l e m e n t T y p e = " C o l u m n "   E l e m e n t I d = " 1 1 7 5 2 7 9 2 8 9 "   D a t a T y p e = " T e x t C o n s t " > G r e e t i n g T e x t < / G r e e t i n g T e x t > + 
+         < / L e t t e r T e x t > + 
+     < / P u r c h a s e _ H e a d e r > + 
+ < / N a v W o r d R e p o r t X m l P a r t > 
+</file>
+
+<file path=customXml/item3.xml><?xml version="1.0" encoding="utf-8"?>
+<b:Sources xmlns:b="http://schemas.openxmlformats.org/officeDocument/2006/bibliography" xmlns="http://schemas.openxmlformats.org/officeDocument/2006/bibliography" SelectedStyle="\APASixthEditionOfficeOnline.xsl" StyleName="APA" Version="6"/>
+</file>
+
+<file path=customXml/item4.xml><?xml version="1.0" encoding="utf-8"?>
 <ct:contentTypeSchema xmlns:ct="http://schemas.microsoft.com/office/2006/metadata/contentType" xmlns:ma="http://schemas.microsoft.com/office/2006/metadata/properties/metaAttributes" ct:_="" ma:_="" ma:contentTypeName="Dokument" ma:contentTypeID="0x010100D8BA165F12039F4A9152EF2ED7F977E9" ma:contentTypeVersion="10" ma:contentTypeDescription="Opret et nyt dokument." ma:contentTypeScope="" ma:versionID="2468af670fbd98d8a51f12c2d26b2ea7">
   <xsd:schema xmlns:xsd="http://www.w3.org/2001/XMLSchema" xmlns:xs="http://www.w3.org/2001/XMLSchema" xmlns:p="http://schemas.microsoft.com/office/2006/metadata/properties" xmlns:ns3="c70f2005-400c-49dd-b46a-da7721158b8b" targetNamespace="http://schemas.microsoft.com/office/2006/metadata/properties" ma:root="true" ma:fieldsID="f903c3f54d9f1ba21d62b655dcb69119" ns3:_="">
     <xsd:import namespace="c70f2005-400c-49dd-b46a-da7721158b8b"/>
@@ -8031,1644 +9375,13 @@
 </ct:contentTypeSchema>
 </file>
 
-<file path=customXml/item3.xml><?xml version="1.0" encoding="utf-8"?>
-<b:Sources xmlns:b="http://schemas.openxmlformats.org/officeDocument/2006/bibliography" xmlns="http://schemas.openxmlformats.org/officeDocument/2006/bibliography" SelectedStyle="\APASixthEditionOfficeOnline.xsl" StyleName="APA" Version="6"/>
-</file>
-
-<file path=customXml/item4.xml>��< ? x m l   v e r s i o n = " 1 . 0 "   e n c o d i n g = " u t f - 1 6 " ? > - 
- < N a v W o r d R e p o r t X m l P a r t   x m l n s = " u r n : m i c r o s o f t - d y n a m i c s - b u s i n e s s c e n t r a l / i n t e r n a l / e x t e n d e d / r e p o r t s / S t a n d a r d _ P u r c h a s e _ O r d e r / 1 3 2 2 / " > - 
-     < B C R e p o r t I n f o r m a t i o n > - 
-         < R e p o r t M e t a d a t a > - 
-             < E x t e n s i o n I d > E x t e n s i o n   I D < / E x t e n s i o n I d > - 
-             < E x t e n s i o n N a m e > E x t e n s i o n   N a m e < / E x t e n s i o n N a m e > - 
-             < E x t e n s i o n P u b l i s h e r > E x t e n s i o n   P u b l i s h e r < / E x t e n s i o n P u b l i s h e r > - 
-             < E x t e n s i o n V e r s i o n > E x t e n s i o n   V e r s i o n < / E x t e n s i o n V e r s i o n > - 
-             < R e p o r t I d > R e p o r t   I D < / R e p o r t I d > - 
-             < R e p o r t N a m e > R e p o r t   N a m e < / R e p o r t N a m e > - 
-             < R e p o r t C a p t i o n > R e p o r t   C a p t i o n < / R e p o r t C a p t i o n > - 
-             < A b o u t T h i s R e p o r t T i t l e > A b o u t   T h i s   R e p o r t   T i t l e < / A b o u t T h i s R e p o r t T i t l e > - 
-             < A b o u t T h i s R e p o r t T e x t > A b o u t   T h i s   R e p o r t   T e x t < / A b o u t T h i s R e p o r t T e x t > - 
-             < R e p o r t H e l p L i n k > R e p o r t   H e l p   L i n k < / R e p o r t H e l p L i n k > - 
-         < / R e p o r t M e t a d a t a > - 
-         < R e p o r t R e q u e s t > - 
-             < T e n a n t E n t r a I d > T e n a n t   E n t r a   I d < / T e n a n t E n t r a I d > - 
-             < E n v i r o n m e n t N a m e > E n v i r o n m e n t   N a m e < / E n v i r o n m e n t N a m e > - 
-             < E n v i r o n m e n t T y p e > E n v i r o n m e n t   T y p e < / E n v i r o n m e n t T y p e > - 
-             < C o m p a n y N a m e > C o m p a n y   N a m e < / C o m p a n y N a m e > - 
-             < C o m p a n y D i s p l a y N a m e > C o m p a n y   D i s p l a y   N a m e < / C o m p a n y D i s p l a y N a m e > - 
-             < C o m p a n y I d > C o m p a n y   I D < / C o m p a n y I d > - 
-             < U s e r N a m e > U s e r   N a m e < / U s e r N a m e > - 
-             < D a t e A n d T i m e > D a t e   a n d   T i m e < / D a t e A n d T i m e > - 
-             < L a n g u a g e > L a n g u a g e < / L a n g u a g e > - 
-             < F o r m a t R e g i o n > F o r m a t   R e g i o n < / F o r m a t R e g i o n > - 
-             < D a t e T i m e V a l u e s > - 
-                 < Y e a r > Y e a r < / Y e a r > - 
-                 < M o n t h N u m b e r > M o n t h   N u m b e r < / M o n t h N u m b e r > - 
-                 < D a y N u m b e r > D a y   N u m b e r < / D a y N u m b e r > - 
-                 < H o u r > H o u r < / H o u r > - 
-                 < M i n u t e > M i n u t e < / M i n u t e > - 
-             < / D a t e T i m e V a l u e s > - 
-         < / R e p o r t R e q u e s t > - 
-         < C o m p a n y M e t a d a t a > - 
-             < C o m p a n y N a m e > C o m p a n y   N a m e < / C o m p a n y N a m e > - 
-             < C o m p a n y D i s p l a y N a m e > C o m p a n y   D i s p l a y   N a m e < / C o m p a n y D i s p l a y N a m e > - 
-             < C o m p a n y A d d r e s s L i n e s > - 
-                 < C o m p a n y A d d r e s s L i n e 1 > C o m p a n y   A d d r e s s   L i n e   1 < / C o m p a n y A d d r e s s L i n e 1 > - 
-                 < C o m p a n y A d d r e s s L i n e 2 > C o m p a n y   A d d r e s s   L i n e   2 < / C o m p a n y A d d r e s s L i n e 2 > - 
-                 < C o m p a n y A d d r e s s L i n e 3 > C o m p a n y   A d d r e s s   L i n e   3 < / C o m p a n y A d d r e s s L i n e 3 > - 
-                 < C o m p a n y A d d r e s s L i n e 4 > C o m p a n y   A d d r e s s   L i n e   4 < / C o m p a n y A d d r e s s L i n e 4 > - 
-                 < C o m p a n y A d d r e s s L i n e 5 > C o m p a n y   A d d r e s s   L i n e   5 < / C o m p a n y A d d r e s s L i n e 5 > - 
-                 < C o m p a n y A d d r e s s L i n e 6 > C o m p a n y   A d d r e s s   L i n e   6 < / C o m p a n y A d d r e s s L i n e 6 > - 
-                 < C o m p a n y A d d r e s s L i n e 7 > C o m p a n y   A d d r e s s   L i n e   7 < / C o m p a n y A d d r e s s L i n e 7 > - 
-                 < C o m p a n y A d d r e s s L i n e 8 > C o m p a n y   A d d r e s s   L i n e   8 < / C o m p a n y A d d r e s s L i n e 8 > - 
-             < / C o m p a n y A d d r e s s L i n e s > - 
-             < C o m p a n y P h o n e > C o m p a n y   P h o n e < / C o m p a n y P h o n e > - 
-             < C o m p a n y P h o n e C a p t i o n > C o m p a n y   P h o n e   C a p t i o n < / C o m p a n y P h o n e C a p t i o n > - 
-             < C o m p a n y F a x N o > C o m p a n y   F a x   N o . < / C o m p a n y F a x N o > - 
-             < C o m p a n y F a x N o C a p t i o n > C o m p a n y   F a x   N o .   C a p t i o n < / C o m p a n y F a x N o C a p t i o n > - 
-             < C o m p a n y E m a i l > C o m p a n y   E m a i l < / C o m p a n y E m a i l > - 
-             < C o m p a n y E m a i l C a p t i o n > C o m p a n y   E m a i l   C a p t i o n < / C o m p a n y E m a i l C a p t i o n > - 
-             < C o m p a n y H o m e P a g e > C o m p a n y   H o m e   P a g e < / C o m p a n y H o m e P a g e > - 
-             < C o m p a n y H o m e P a g e C a p t i o n > C o m p a n y   H o m e   P a g e   C a p t i o n < / C o m p a n y H o m e P a g e C a p t i o n > - 
-             < C o m p a n y L o g o > C o m p a n y   L o g o < / C o m p a n y L o g o > - 
-             < C o m p a n y V A T R e g i s t r a t i o n N o > C o m p a n y   V A T   R e g i s t r a t i o n   N o . < / C o m p a n y V A T R e g i s t r a t i o n N o > - 
-             < C o m p a n y V A T R e g i s t r a t i o n N o C a p t i o n > C o m p a n y   V A T   R e g i s t r a t i o n   N o .   C a p t i o n < / C o m p a n y V A T R e g i s t r a t i o n N o C a p t i o n > - 
-             < C o m p a n y R e g i s t r a t i o n N o > C o m p a n y   R e g i s t r a t i o n   N o . < / C o m p a n y R e g i s t r a t i o n N o > - 
-             < C o m p a n y R e g i s t r a t i o n N o C a p t i o n > C o m p a n y   R e g i s t r a t i o n   N o .   C a p t i o n < / C o m p a n y R e g i s t r a t i o n N o C a p t i o n > - 
-             < C o m p a n y B a n k N a m e > C o m p a n y   B a n k   N a m e < / C o m p a n y B a n k N a m e > - 
-             < C o m p a n y B a n k N a m e C a p t i o n > C o m p a n y   B a n k   N a m e   C a p t i o n < / C o m p a n y B a n k N a m e C a p t i o n > - 
-             < C o m p a n y B a n k A c c o u n t N o > C o m p a n y   B a n k   A c c o u n t   N o . < / C o m p a n y B a n k A c c o u n t N o > - 
-             < C o m p a n y B a n k A c c o u n t N o C a p t i o n > C o m p a n y   B a n k   A c c o u n t   N o .   C a p t i o n < / C o m p a n y B a n k A c c o u n t N o C a p t i o n > - 
-             < C o m p a n y B a n k B r a n c h N o > C o m p a n y   B a n k   B r a n c h   N o . < / C o m p a n y B a n k B r a n c h N o > - 
-             < C o m p a n y B a n k B r a n c h N o C a p t i o n > C o m p a n y   B a n k   B r a n c h   N o .   C a p t i o n < / C o m p a n y B a n k B r a n c h N o C a p t i o n > - 
-             < C o m p a n y I B A N > C o m p a n y   I B A N < / C o m p a n y I B A N > - 
-             < C o m p a n y I B A N C a p t i o n > C o m p a n y   I B A N   C a p t i o n < / C o m p a n y I B A N C a p t i o n > - 
-             < C o m p a n y B a n k S W I F T > C o m p a n y   B a n k   S W I F T < / C o m p a n y B a n k S W I F T > - 
-             < C o m p a n y B a n k S W I F T C a p t i o n > C o m p a n y   B a n k   S W I F T   C a p t i o n < / C o m p a n y B a n k S W I F T C a p t i o n > - 
-             < C o m p a n y G i r o N o > C o m p a n y   G i r o   N o . < / C o m p a n y G i r o N o > - 
-             < C o m p a n y G i r o N o C a p t i o n > C o m p a n y   G i r o   N o .   C a p t i o n < / C o m p a n y G i r o N o C a p t i o n > - 
-         < / C o m p a n y M e t a d a t a > - 
-     < / B C R e p o r t I n f o r m a t i o n > - 
-     < T o o l t i p s > - 
-         < T o o l t i p   c o l u m n = " C o m p a n y H o m e P a g e "   E l e m e n t I d = " 1 9 8 9 1 8 8 7 0 " > - 
-             < T o o l t i p T e x t   l a n g = " e n - U S " > S p e c i f i e s   y o u r   c o m p a n y ' s   w e b   s i t e . < / T o o l t i p T e x t > - 
-         < / T o o l t i p > - 
-         < T o o l t i p   c o l u m n = " C o m p a n y E M a i l "   E l e m e n t I d = " 1 6 7 7 0 7 4 0 5 8 " > - 
-             < T o o l t i p T e x t   l a n g = " e n - U S " > S p e c i f i e s   t h e   c o m p a n y ' s   e m a i l   a d d r e s s . < / T o o l t i p T e x t > - 
-         < / T o o l t i p > - 
-         < T o o l t i p   c o l u m n = " C o m p a n y P i c t u r e "   E l e m e n t I d = " 1 3 9 7 4 1 1 0 7 4 " > - 
-             < T o o l t i p T e x t   l a n g = " e n - U S " > S p e c i f i e s   t h e   p i c t u r e   t h a t   h a s   b e e n   s e t   u p   f o r   t h e   c o m p a n y ,   s u c h   a s   a   c o m p a n y   l o g o . < / T o o l t i p T e x t > - 
-         < / T o o l t i p > - 
-         < T o o l t i p   c o l u m n = " C o m p a n y P h o n e N o "   E l e m e n t I d = " 2 5 0 4 4 0 6 5 5 " > - 
-             < T o o l t i p T e x t   l a n g = " e n - U S " > S p e c i f i e s   t h e   c o m p a n y ' s   t e l e p h o n e   n u m b e r . < / T o o l t i p T e x t > - 
-         < / T o o l t i p > - 
-         < T o o l t i p   c o l u m n = " C o m p a n y G i r o N o "   E l e m e n t I d = " 1 3 6 0 1 9 6 3 2 0 " > - 
-             < T o o l t i p T e x t   l a n g = " e n - U S " > S p e c i f i e s   t h e   c o m p a n y ' s   g i r o   n u m b e r . < / T o o l t i p T e x t > - 
-         < / T o o l t i p > - 
-         < T o o l t i p   c o l u m n = " C o m p a n y B a n k N a m e "   E l e m e n t I d = " 1 5 3 4 9 0 5 6 0 5 " > - 
-             < T o o l t i p T e x t   l a n g = " e n - U S " > S p e c i f i e s   t h e   n a m e   o f   t h e   b a n k   t h e   c o m p a n y   u s e s . < / T o o l t i p T e x t > - 
-         < / T o o l t i p > - 
-         < T o o l t i p   c o l u m n = " C o m p a n y B a n k B r a n c h N o "   E l e m e n t I d = " 7 9 3 1 3 3 0 5 7 " > - 
-             < T o o l t i p T e x t   l a n g = " e n - U S " > S p e c i f i e s   t h e   b a n k ' s   b r a n c h   n u m b e r . < / T o o l t i p T e x t > - 
-         < / T o o l t i p > - 
-         < T o o l t i p   c o l u m n = " C o m p a n y B a n k A c c o u n t N o "   E l e m e n t I d = " 3 0 1 4 0 2 0 4 " > - 
-             < T o o l t i p T e x t   l a n g = " e n - U S " > S p e c i f i e s   t h e   c o m p a n y ' s   b a n k   a c c o u n t   n u m b e r . < / T o o l t i p T e x t > - 
-         < / T o o l t i p > - 
-         < T o o l t i p   c o l u m n = " C o m p a n y I B A N "   E l e m e n t I d = " 9 0 6 5 4 9 1 8 2 " > - 
-             < T o o l t i p T e x t   l a n g = " e n - U S " > S p e c i f i e s   t h e   i n t e r n a t i o n a l   b a n k   a c c o u n t   n u m b e r   o f   y o u r   p r i m a r y   b a n k   a c c o u n t . < / T o o l t i p T e x t > - 
-         < / T o o l t i p > - 
-         < T o o l t i p   c o l u m n = " C o m p a n y S W I F T "   E l e m e n t I d = " 6 6 8 2 5 0 2 4 5 " > - 
-             < T o o l t i p T e x t   l a n g = " e n - U S " > S p e c i f i e s   t h e   S W I F T   c o d e   ( i n t e r n a t i o n a l   b a n k   i d e n t i f i e r   c o d e )   o f   y o u r   p r i m a r y   b a n k . < / T o o l t i p T e x t > - 
-         < / T o o l t i p > - 
-         < T o o l t i p   c o l u m n = " N o _ P u r c h H e a d e r "   E l e m e n t I d = " 5 2 0 3 3 9 3 5 2 " > - 
-             < T o o l t i p T e x t   l a n g = " e n - U S " > S p e c i f i e s   a   u n i q u e   n u m b e r   t h a t   i d e n t i f i e s   t h e   p u r c h a s e   o r d e r .   T h e   n u m b e r   c a n   b e   g e n e r a t e d   a u t o m a t i c a l l y   f r o m   a   n u m b e r   s e r i e s ,   o r   y o u   c a n   n u m b e r   e a c h   o f   t h e m   m a n u a l l y . < / T o o l t i p T e x t > - 
-         < / T o o l t i p > - 
-         < T o o l t i p   c o l u m n = " S a l e s P u r c h P e r s o n N a m e "   E l e m e n t I d = " 1 3 7 3 7 6 8 5 5 7 " > - 
-             < T o o l t i p T e x t   l a n g = " e n - U S " > S p e c i f i e s   t h e   n a m e   o f   t h e   s a l e s p e r s o n   o r   p u r c h a s e r . < / T o o l t i p T e x t > - 
-         < / T o o l t i p > - 
-         < T o o l t i p   c o l u m n = " Y o u r R e f _ P u r c h H e a d e r "   E l e m e n t I d = " 1 9 8 5 3 6 8 6 3 1 " > - 
-             < T o o l t i p T e x t   l a n g = " e n - U S " > S p e c i f i e s   t h e   v e n d o r ' s   r e f e r e n c e . < / T o o l t i p T e x t > - 
-         < / T o o l t i p > - 
-         < T o o l t i p   c o l u m n = " B u y F r m V e n d N o _ P u r c h H e a d e r "   E l e m e n t I d = " 1 1 4 1 1 5 6 0 2 " > - 
-             < T o o l t i p T e x t   l a n g = " e n - U S " > S p e c i f i e s   t h e   v e n d o r   w h o   w i l l   d e l i v e r   t h e   g o o d s   o r   s e r v i c e s .   E a c h   v e n d o r   h a s   a   u n i q u e   n u m b e r   t o   h e l p   y o u   t r a c k   r e l a t e d   d o c u m e n t s .   T h e   n u m b e r   c a n   c o m e   f r o m   a   n u m b e r   s e r i e s   o r   b e   a d d e d   m a n u a l l y . < / T o o l t i p T e x t > - 
-         < / T o o l t i p > - 
-         < T o o l t i p   c o l u m n = " B u y F r o m C o n t a c t P h o n e N o "   E l e m e n t I d = " 1 6 2 4 1 1 6 4 9 6 " > - 
-             < T o o l t i p T e x t   l a n g = " e n - U S " > S p e c i f i e s   t h e   c o n t a c t ' s   p h o n e   n u m b e r . < / T o o l t i p T e x t > - 
-         < / T o o l t i p > - 
-         < T o o l t i p   c o l u m n = " B u y F r o m C o n t a c t M o b i l e P h o n e N o "   E l e m e n t I d = " 6 8 2 3 8 6 3 9 2 " > - 
-             < T o o l t i p T e x t   l a n g = " e n - U S " > S p e c i f i e s   t h e   c o n t a c t ' s   m o b i l e   t e l e p h o n e   n u m b e r . < / T o o l t i p T e x t > - 
-         < / T o o l t i p > - 
-         < T o o l t i p   c o l u m n = " B u y F r o m C o n t a c t E m a i l "   E l e m e n t I d = " 1 4 6 0 8 4 1 4 4 9 " > - 
-             < T o o l t i p T e x t   l a n g = " e n - U S " > S p e c i f i e s   t h e   e m a i l   a d d r e s s   o f   t h e   c o n t a c t . < / T o o l t i p T e x t > - 
-         < / T o o l t i p > - 
-         < T o o l t i p   c o l u m n = " P a y T o C o n t a c t P h o n e N o "   E l e m e n t I d = " 1 9 2 3 7 9 6 7 0 9 " > - 
-             < T o o l t i p T e x t   l a n g = " e n - U S " > S p e c i f i e s   t h e   c o n t a c t ' s   p h o n e   n u m b e r . < / T o o l t i p T e x t > - 
-         < / T o o l t i p > - 
-         < T o o l t i p   c o l u m n = " P a y T o C o n t a c t M o b i l e P h o n e N o "   E l e m e n t I d = " 1 9 0 1 4 6 6 0 5 " > - 
-             < T o o l t i p T e x t   l a n g = " e n - U S " > S p e c i f i e s   t h e   c o n t a c t ' s   m o b i l e   t e l e p h o n e   n u m b e r . < / T o o l t i p T e x t > - 
-         < / T o o l t i p > - 
-         < T o o l t i p   c o l u m n = " P a y T o C o n t a c t E m a i l "   E l e m e n t I d = " 1 9 8 4 8 9 3 3 1 0 " > - 
-             < T o o l t i p T e x t   l a n g = " e n - U S " > S p e c i f i e s   t h e   e m a i l   a d d r e s s   o f   t h e   c o n t a c t . < / T o o l t i p T e x t > - 
-         < / T o o l t i p > - 
-         < T o o l t i p   c o l u m n = " P r i c e s I n c l V A T _ P u r c h H e a d e r "   E l e m e n t I d = " 1 8 0 5 5 0 7 9 8 0 " > - 
-             < T o o l t i p T e x t   l a n g = " e n - U S " > S p e c i f i e s   i f   t h e   U n i t   P r i c e   a n d   L i n e   A m o u n t   f i e l d s   o n   d o c u m e n t   l i n e s   s h o u l d   b e   s h o w n   w i t h   o r   w i t h o u t   V A T . < / T o o l t i p T e x t > - 
-         < / T o o l t i p > - 
-         < T o o l t i p   c o l u m n = " P a y m e n t T e r m s D e s c "   E l e m e n t I d = " 1 9 8 3 0 0 2 7 7 9 " > - 
-             < T o o l t i p T e x t   l a n g = " e n - U S " > S p e c i f i e s   a n   e x p l a n a t i o n   o f   t h e   p a y m e n t   t e r m s . < / T o o l t i p T e x t > - 
-         < / T o o l t i p > - 
-         < T o o l t i p   c o l u m n = " S h i p m e n t M e t h o d D e s c "   E l e m e n t I d = " 6 8 6 3 4 3 1 7 9 " > - 
-             < T o o l t i p T e x t   l a n g = " e n - U S " > S p e c i f i e s   a   d e s c r i p t i o n   o f   t h e   s h i p m e n t   m e t h o d . < / T o o l t i p T e x t > - 
-         < / T o o l t i p > - 
-         < T o o l t i p   c o l u m n = " P r e p m t P a y m e n t T e r m s D e s c "   E l e m e n t I d = " 4 2 9 7 6 4 9 1 " > - 
-             < T o o l t i p T e x t   l a n g = " e n - U S " > S p e c i f i e s   a n   e x p l a n a t i o n   o f   t h e   p a y m e n t   t e r m s . < / T o o l t i p T e x t > - 
-         < / T o o l t i p > - 
-         < T o o l t i p   c o l u m n = " P a y T o V e n d N o _ P u r c h H e a d e r "   E l e m e n t I d = " 6 3 5 5 6 4 4 9 8 " > - 
-             < T o o l t i p T e x t   l a n g = " e n - U S " > S p e c i f i e s   t h e   n u m b e r   o f   t h e   v e n d o r   t h a t   y o u   r e c e i v e d   t h e   i n v o i c e   f r o m . < / T o o l t i p T e x t > - 
-         < / T o o l t i p > - 
-         < T o o l t i p   c o l u m n = " S e l l T o C u s t N o _ P u r c h H e a d e r "   E l e m e n t I d = " 9 6 4 8 7 3 2 0 4 " > - 
-             < T o o l t i p T e x t   l a n g = " e n - U S " > S p e c i f i e s   t h e   n u m b e r   o f   t h e   c u s t o m e r   t h a t   t h e   i t e m s   a r e   s h i p p e d   t o   d i r e c t l y   f r o m   y o u r   v e n d o r ,   a s   a   d r o p   s h i p m e n t . < / T o o l t i p T e x t > - 
-         < / T o o l t i p > - 
-         < T o o l t i p   c o l u m n = " S h i p T o P h o n e N o "   E l e m e n t I d = " 3 6 9 7 0 2 2 5 5 " > - 
-             < T o o l t i p T e x t   l a n g = " e n - U S " > S p e c i f i e s   t h e   t e l e p h o n e   n u m b e r   o f   t h e   c o m p a n y ' s   s h i p p i n g   a d d r e s s . < / T o o l t i p T e x t > - 
-         < / T o o l t i p > - 
-         < T o o l t i p   c o l u m n = " S p e n d R e q u e s t N o "   E l e m e n t I d = " 1 0 6 1 0 2 2 0 0 1 " > - 
-             < T o o l t i p T e x t   l a n g = " e n - U S " > S p e c i f i e s   t h e   s p e n d   r e q u e s t   t h a t   t h i s   p u r c h a s e   d o c u m e n t   r e l a t e s   t o . < / T o o l t i p T e x t > - 
-         < / T o o l t i p > - 
-         < T o o l t i p   c o l u m n = " V e n d o r I n v o i c e N o "   E l e m e n t I d = " 8 8 7 3 7 6 2 2 5 " > - 
-             < T o o l t i p T e x t   l a n g = " e n - U S " > S p e c i f i e s   t h e   d o c u m e n t   n u m b e r   o f   t h e   o r i g i n a l   d o c u m e n t   y o u   r e c e i v e d   f r o m   t h e   v e n d o r .   Y o u   c a n   r e q u i r e   t h e   d o c u m e n t   n u m b e r   f o r   p o s t i n g ,   o r   l e t   i t   b e   o p t i o n a l .   B y   d e f a u l t ,   i t ' s   r e q u i r e d ,   s o   t h a t   t h i s   d o c u m e n t   r e f e r e n c e s   t h e   o r i g i n a l .   M a k i n g   d o c u m e n t   n u m b e r s   o p t i o n a l   r e m o v e s   a   s t e p   f r o m   t h e   p o s t i n g   p r o c e s s .   F o r   e x a m p l e ,   i f   y o u   a t t a c h   t h e   o r i g i n a l   i n v o i c e   a s   a   P D F ,   y o u   m i g h t   n o t   n e e d   t o   e n t e r   t h e   d o c u m e n t   n u m b e r .   T o   s p e c i f y   w h e t h e r   d o c u m e n t   n u m b e r s   a r e   r e q u i r e d ,   i n   t h e   P u r c h a s e s   & a m p ;   P a y a b l e s   S e t u p   w i n d o w ,   s e l e c t   o r   c l e a r   t h e   E x t .   D o c .   N o .   M a n d a t o r y   f i e l d . < / T o o l t i p T e x t > - 
-         < / T o o l t i p > - 
-         < T o o l t i p   c o l u m n = " V e n d o r O r d e r N o "   E l e m e n t I d = " 1 6 4 1 9 6 8 4 4 6 " > - 
-             < T o o l t i p T e x t   l a n g = " e n - U S " > S p e c i f i e s   t h e   v e n d o r ' s   o r d e r   n u m b e r . < / T o o l t i p T e x t > - 
-         < / T o o l t i p > - 
-         < T o o l t i p   c o l u m n = " L i n e N o _ P u r c h L i n e "   E l e m e n t I d = " 1 7 4 8 8 4 8 6 5 " > - 
-             < T o o l t i p T e x t   l a n g = " e n - U S " > S p e c i f i e s   t h e   l i n e ' s   n u m b e r . < / T o o l t i p T e x t > - 
-         < / T o o l t i p > - 
-         < T o o l t i p   c o l u m n = " I t e m N o _ P u r c h L i n e "   E l e m e n t I d = " 1 0 5 7 2 2 4 1 4 0 " > - 
-             < T o o l t i p T e x t   l a n g = " e n - U S " > S p e c i f i e s   t h e   n u m b e r   o f   t h e   i n v o l v e d   e n t r y   o r   r e c o r d ,   a c c o r d i n g   t o   t h e   s p e c i f i e d   n u m b e r   s e r i e s . < / T o o l t i p T e x t > - 
-         < / T o o l t i p > - 
-         < T o o l t i p   c o l u m n = " I t e m R e f e r e n c e N o _ P u r c h L i n e "   E l e m e n t I d = " 1 1 5 8 3 9 2 0 3 1 " > - 
-             < T o o l t i p T e x t   l a n g = " e n - U S " > S p e c i f i e s   t h e   r e f e r e n c e d   i t e m   n u m b e r . < / T o o l t i p T e x t > - 
-         < / T o o l t i p > - 
-         < T o o l t i p   c o l u m n = " D e s c _ P u r c h L i n e "   E l e m e n t I d = " 1 1 6 1 7 0 2 0 8 9 " > - 
-             < T o o l t i p T e x t   l a n g = " e n - U S " > S p e c i f i e s   a   d e s c r i p t i o n   o f   t h e   e n t r y   o f   t h e   p r o d u c t   t o   b e   p u r c h a s e d .   T o   a d d   a   n o n - t r a n s a c t i o n a l   t e x t   l i n e ,   f i l l   i n   t h e   D e s c r i p t i o n   f i e l d   o n l y . < / T o o l t i p T e x t > - 
-         < / T o o l t i p > - 
-         < T o o l t i p   c o l u m n = " U O M _ P u r c h L i n e "   E l e m e n t I d = " 4 4 1 1 3 9 0 4 9 " > - 
-             < T o o l t i p T e x t   l a n g = " e n - U S " > S p e c i f i e s   t h e   u n i t   o f   m e a s u r e . < / T o o l t i p T e x t > - 
-         < / T o o l t i p > - 
-         < T o o l t i p   c o l u m n = " L i n e D i s c _ P u r c h L i n e "   E l e m e n t I d = " 2 1 3 3 2 3 3 9 7 3 " > - 
-             < T o o l t i p T e x t   l a n g = " e n - U S " > S p e c i f i e s   t h e   d i s c o u n t   p e r c e n t a g e   t h a t   i s   g r a n t e d   f o r   t h e   i t e m   o n   t h e   l i n e . < / T o o l t i p T e x t > - 
-         < / T o o l t i p > - 
-         < T o o l t i p   c o l u m n = " A l l o w I n v D i s c _ P u r c h L i n e "   E l e m e n t I d = " 9 8 2 2 2 1 3 6 3 " > - 
-             < T o o l t i p T e x t   l a n g = " e n - U S " > S p e c i f i e s   i f   t h e   i n v o i c e   l i n e   i s   i n c l u d e d   w h e n   t h e   i n v o i c e   d i s c o u n t   i s   c a l c u l a t e d . < / T o o l t i p T e x t > - 
-         < / T o o l t i p > - 
-         < T o o l t i p   c o l u m n = " U n i t P r i c e _ P u r c h L i n e "   E l e m e n t I d = " 2 0 6 3 2 5 9 8 1 9 " > - 
-             < T o o l t i p T e x t   l a n g = " e n - U S " > S p e c i f i e s   t h e   p r i c e ,   i n   L C Y ,   o f   o n e   u n i t   o f   t h e   i t e m   o r   r e s o u r c e .   Y o u   c a n   e n t e r   a   p r i c e   m a n u a l l y   o r   h a v e   i t   e n t e r e d   a c c o r d i n g   t o   t h e   P r i c e / P r o f i t   C a l c u l a t i o n   f i e l d   o n   t h e   r e l a t e d   c a r d . < / T o o l t i p T e x t > - 
-         < / T o o l t i p > - 
-         < T o o l t i p   c o l u m n = " J o b N o _ P u r c h L i n e "   E l e m e n t I d = " 2 7 7 7 0 3 3 2 6 " > - 
-             < T o o l t i p T e x t   l a n g = " e n - U S " > S p e c i f i e s   t h e   n u m b e r   o f   t h e   r e l a t e d   p r o j e c t .   I f   y o u   f i l l   i n   t h i s   f i e l d   a n d   t h e   P r o j e c t   T a s k   N o .   f i e l d ,   t h e n   a   p r o j e c t   l e d g e r   e n t r y   w i l l   b e   p o s t e d   t o g e t h e r   w i t h   t h e   p u r c h a s e   l i n e . < / T o o l t i p T e x t > - 
-         < / T o o l t i p > - 
-         < T o o l t i p   c o l u m n = " J o b T a s k N o _ P u r c h L i n e "   E l e m e n t I d = " 7 2 6 6 6 9 0 1 1 " > - 
-             < T o o l t i p T e x t   l a n g = " e n - U S " > S p e c i f i e s   t h e   n u m b e r   o f   t h e   r e l a t e d   p r o j e c t   t a s k . < / T o o l t i p T e x t > - 
-         < / T o o l t i p > - 
-         < T o o l t i p   c o l u m n = " S p e n d R e q u e s t N o _ P u r c h L i n e "   E l e m e n t I d = " 2 0 0 5 3 6 7 6 4 4 " > - 
-             < T o o l t i p T e x t   l a n g = " e n - U S " > S p e c i f i e s   t h e   s p e n d   r e q u e s t   t h a t   t h i s   p u r c h a s e   d o c u m e n t   r e l a t e s   t o . < / T o o l t i p T e x t > - 
-         < / T o o l t i p > - 
-         < T o o l t i p   c o l u m n = " V A T A m t L i n e V A T B a s e "   E l e m e n t I d = " 1 4 1 9 8 1 6 2 1 8 " > - 
-             < T o o l t i p T e x t   l a n g = " e n - U S " > S p e c i f i e s   t h e   t o t a l   n e t   a m o u n t   ( a m o u n t   e x c l u d i n g   V A T )   f o r   s a l e s   o r   p u r c h a s e   l i n e s   w i t h   a   s p e c i f i c   V A T   I d e n t i f i e r . < / T o o l t i p T e x t > - 
-         < / T o o l t i p > - 
-         < T o o l t i p   c o l u m n = " V A T A m t L i n e V A T A m t "   E l e m e n t I d = " 8 4 9 9 7 4 3 4 1 " > - 
-             < T o o l t i p T e x t   l a n g = " e n - U S " > S p e c i f i e s   t h e   a m o u n t   o f   V A T   t h a t   i s   i n c l u d e d   i n   t h e   t o t a l   a m o u n t . < / T o o l t i p T e x t > - 
-         < / T o o l t i p > - 
-         < T o o l t i p   c o l u m n = " V A T A m t L i n e L i n e A m t "   E l e m e n t I d = " 1 8 8 2 1 0 3 2 6 2 " > - 
-             < T o o l t i p T e x t   l a n g = " e n - U S " > S p e c i f i e s   t h e   t o t a l   a m o u n t   f o r   s a l e s   o r   p u r c h a s e   l i n e s   w i t h   a   s p e c i f i c   V A T   i d e n t i f i e r . < / T o o l t i p T e x t > - 
-         < / T o o l t i p > - 
-         < T o o l t i p   c o l u m n = " V A T A m t L i n e I n v D i s c B a s e A m t "   E l e m e n t I d = " 1 6 9 1 0 0 3 4 1 5 " > - 
-             < T o o l t i p T e x t   l a n g = " e n - U S " > S p e c i f i e s   t h e   i n v o i c e   d i s c o u n t   b a s e   a m o u n t . < / T o o l t i p T e x t > - 
-         < / T o o l t i p > - 
-         < T o o l t i p   c o l u m n = " V A T A m t L i n e I n v D i s c A m t "   E l e m e n t I d = " 1 0 0 7 8 2 8 6 0 " > - 
-             < T o o l t i p T e x t   l a n g = " e n - U S " > S p e c i f i e s   t h e   i n v o i c e   d i s c o u n t   a m o u n t   f o r   a   s p e c i f i c   V A T   i d e n t i f i e r . < / T o o l t i p T e x t > - 
-         < / T o o l t i p > - 
-         < T o o l t i p   c o l u m n = " V A T A m t L i n e V A T "   E l e m e n t I d = " 2 9 9 0 4 8 9 2 5 " > - 
-             < T o o l t i p T e x t   l a n g = " e n - U S " > S p e c i f i e s   t h e   V A T   %   t h a t   w a s   u s e d   o n   t h e   s a l e s   o r   p u r c h a s e   l i n e s   w i t h   t h i s   V A T   I d e n t i f i e r . < / T o o l t i p T e x t > - 
-         < / T o o l t i p > - 
-         < T o o l t i p   c o l u m n = " V A T A m t L i n e V A T I d e n t i f i e r "   E l e m e n t I d = " 4 6 1 3 9 9 7 9 2 " > - 
-             < T o o l t i p T e x t   l a n g = " e n - U S " > S p e c i f i e s   t h e   V A T   I d e n t i f i e r   v a l u e . < / T o o l t i p T e x t > - 
-         < / T o o l t i p > - 
-         < T o o l t i p   c o l u m n = " P r e p m t V A T A m t L i n e V A T A m t "   E l e m e n t I d = " 1 8 7 1 3 0 1 8 2 9 " > - 
-             < T o o l t i p T e x t   l a n g = " e n - U S " > S p e c i f i e s   t h e   a m o u n t   o f   V A T   t h a t   i s   i n c l u d e d   i n   t h e   t o t a l   a m o u n t . < / T o o l t i p T e x t > - 
-         < / T o o l t i p > - 
-         < T o o l t i p   c o l u m n = " P r e p m t V A T A m t L i n e V A T B a s e "   E l e m e n t I d = " 1 2 2 6 9 0 4 6 9 6 " > - 
-             < T o o l t i p T e x t   l a n g = " e n - U S " > S p e c i f i e s   t h e   t o t a l   n e t   a m o u n t   ( a m o u n t   e x c l u d i n g   V A T )   f o r   s a l e s   o r   p u r c h a s e   l i n e s   w i t h   a   s p e c i f i c   V A T   I d e n t i f i e r . < / T o o l t i p T e x t > - 
-         < / T o o l t i p > - 
-         < T o o l t i p   c o l u m n = " P r e p m t V A T A m t L i n e L i n e A m t "   E l e m e n t I d = " 4 0 2 6 8 5 8 2 4 " > - 
-             < T o o l t i p T e x t   l a n g = " e n - U S " > S p e c i f i e s   t h e   t o t a l   a m o u n t   f o r   s a l e s   o r   p u r c h a s e   l i n e s   w i t h   a   s p e c i f i c   V A T   i d e n t i f i e r . < / T o o l t i p T e x t > - 
-         < / T o o l t i p > - 
-         < T o o l t i p   c o l u m n = " P r e p m t V A T A m t L i n e V A T "   E l e m e n t I d = " 1 9 1 5 4 9 4 8 5 " > - 
-             < T o o l t i p T e x t   l a n g = " e n - U S " > S p e c i f i e s   t h e   V A T   %   t h a t   w a s   u s e d   o n   t h e   s a l e s   o r   p u r c h a s e   l i n e s   w i t h   t h i s   V A T   I d e n t i f i e r . < / T o o l t i p T e x t > - 
-         < / T o o l t i p > - 
-         < T o o l t i p   c o l u m n = " P r e p m t V A T A m t L i n e V A T I d "   E l e m e n t I d = " 9 8 2 2 2 4 8 0 0 " > - 
-             < T o o l t i p T e x t   l a n g = " e n - U S " > S p e c i f i e s   t h e   V A T   I d e n t i f i e r   v a l u e . < / T o o l t i p T e x t > - 
-         < / T o o l t i p > - 
-     < / T o o l t i p s > - 
-     < P u r c h a s e _ H e a d e r   E l e m e n t T y p e = " D a t a I t e m "   E l e m e n t I d = " 3 0 1 5 4 4 2 5 8 " > - 
-         < A l l o w I n v o i c e D i s c _ L b l   E l e m e n t T y p e = " C o l u m n "   E l e m e n t I d = " 1 4 4 9 1 1 7 7 6 3 "   D a t a T y p e = " L a b e l " > A l l o w I n v o i c e D i s c _ L b l < / A l l o w I n v o i c e D i s c _ L b l > - 
-         < A m o u n t _ L b l   E l e m e n t T y p e = " C o l u m n "   E l e m e n t I d = " 1 8 5 7 4 6 5 8 6 0 "   D a t a T y p e = " L a b e l " > A m o u n t _ L b l < / A m o u n t _ L b l > - 
-         < B u y e r _ L b l   E l e m e n t T y p e = " C o l u m n "   E l e m e n t I d = " 1 7 4 6 3 3 5 4 8 9 "   D a t a T y p e = " L a b e l " > B u y e r _ L b l < / B u y e r _ L b l > - 
-         < B u y F r m V e n d N o _ P u r c h H e a d e r   E l e m e n t T y p e = " C o l u m n "   E l e m e n t I d = " 1 1 4 1 1 5 6 0 2 "   D a t a T y p e = " C o d e " > B u y F r m V e n d N o _ P u r c h H e a d e r < / B u y F r m V e n d N o _ P u r c h H e a d e r > - 
-         < B u y F r m V e n d N o _ P u r c h H e a d e r _ L b l   E l e m e n t T y p e = " C o l u m n "   E l e m e n t I d = " 1 8 5 3 8 7 0 8 5 "   D a t a T y p e = " S t r i n g " > B u y F r m V e n d N o _ P u r c h H e a d e r _ L b l < / B u y F r m V e n d N o _ P u r c h H e a d e r _ L b l > - 
-         < B u y F r o m A d d r 1   E l e m e n t T y p e = " C o l u m n "   E l e m e n t I d = " 9 9 4 5 5 4 4 3 3 "   D a t a T y p e = " T e x t " > B u y F r o m A d d r 1 < / B u y F r o m A d d r 1 > - 
-         < B u y F r o m A d d r 2   E l e m e n t T y p e = " C o l u m n "   E l e m e n t I d = " 1 3 8 7 3 2 3 0 1 2 "   D a t a T y p e = " T e x t " > B u y F r o m A d d r 2 < / B u y F r o m A d d r 2 > - 
-         < B u y F r o m A d d r 3   E l e m e n t T y p e = " C o l u m n "   E l e m e n t I d = " 2 0 2 5 0 1 9 6 2 9 "   D a t a T y p e = " T e x t " > B u y F r o m A d d r 3 < / B u y F r o m A d d r 3 > - 
-         < B u y F r o m A d d r 4   E l e m e n t T y p e = " C o l u m n "   E l e m e n t I d = " 1 1 1 9 2 9 7 7 8 "   D a t a T y p e = " T e x t " > B u y F r o m A d d r 4 < / B u y F r o m A d d r 4 > - 
-         < B u y F r o m A d d r 5   E l e m e n t T y p e = " C o l u m n "   E l e m e n t I d = " 7 4 9 6 2 6 3 9 5 "   D a t a T y p e = " T e x t " > B u y F r o m A d d r 5 < / B u y F r o m A d d r 5 > - 
-         < B u y F r o m A d d r 6   E l e m e n t T y p e = " C o l u m n "   E l e m e n t I d = " 1 1 6 3 4 6 3 4 5 6 "   D a t a T y p e = " T e x t " > B u y F r o m A d d r 6 < / B u y F r o m A d d r 6 > - 
-         < B u y F r o m A d d r 7   E l e m e n t T y p e = " C o l u m n "   E l e m e n t I d = " 5 2 5 7 6 6 8 3 9 "   D a t a T y p e = " T e x t " > B u y F r o m A d d r 7 < / B u y F r o m A d d r 7 > - 
-         < B u y F r o m A d d r 8   E l e m e n t T y p e = " C o l u m n "   E l e m e n t I d = " 8 2 5 6 4 5 4 1 0 "   D a t a T y p e = " T e x t " > B u y F r o m A d d r 8 < / B u y F r o m A d d r 8 > - 
-         < B u y F r o m C o n t a c t E m a i l   E l e m e n t T y p e = " C o l u m n "   E l e m e n t I d = " 1 4 6 0 8 4 1 4 4 9 "   D a t a T y p e = " T e x t " > B u y F r o m C o n t a c t E m a i l < / B u y F r o m C o n t a c t E m a i l > - 
-         < B u y F r o m C o n t a c t E m a i l L b l   E l e m e n t T y p e = " C o l u m n "   E l e m e n t I d = " 4 6 2 0 6 3 8 7 5 "   D a t a T y p e = " L a b e l " > B u y F r o m C o n t a c t E m a i l L b l < / B u y F r o m C o n t a c t E m a i l L b l > - 
-         < B u y F r o m C o n t a c t M o b i l e P h o n e N o   E l e m e n t T y p e = " C o l u m n "   E l e m e n t I d = " 6 8 2 3 8 6 3 9 2 "   D a t a T y p e = " T e x t " > B u y F r o m C o n t a c t M o b i l e P h o n e N o < / B u y F r o m C o n t a c t M o b i l e P h o n e N o > - 
-         < B u y F r o m C o n t a c t M o b i l e P h o n e N o L b l   E l e m e n t T y p e = " C o l u m n "   E l e m e n t I d = " 3 5 0 1 9 3 3 8 "   D a t a T y p e = " L a b e l " > B u y F r o m C o n t a c t M o b i l e P h o n e N o L b l < / B u y F r o m C o n t a c t M o b i l e P h o n e N o L b l > - 
-         < B u y F r o m C o n t a c t P h o n e N o   E l e m e n t T y p e = " C o l u m n "   E l e m e n t I d = " 1 6 2 4 1 1 6 4 9 6 "   D a t a T y p e = " T e x t " > B u y F r o m C o n t a c t P h o n e N o < / B u y F r o m C o n t a c t P h o n e N o > - 
-         < B u y F r o m C o n t a c t P h o n e N o L b l   E l e m e n t T y p e = " C o l u m n "   E l e m e n t I d = " 3 6 1 4 5 0 8 0 2 "   D a t a T y p e = " L a b e l " > B u y F r o m C o n t a c t P h o n e N o L b l < / B u y F r o m C o n t a c t P h o n e N o L b l > - 
-         < C o m p a n y A d d r e s s 1   E l e m e n t T y p e = " C o l u m n "   E l e m e n t I d = " 1 8 8 4 1 6 4 3 2 3 "   D a t a T y p e = " T e x t " > C o m p a n y A d d r e s s 1 < / C o m p a n y A d d r e s s 1 > - 
-         < C o m p a n y A d d r e s s 2   E l e m e n t T y p e = " C o l u m n "   E l e m e n t I d = " 1 2 4 6 4 6 7 7 0 6 "   D a t a T y p e = " T e x t " > C o m p a n y A d d r e s s 2 < / C o m p a n y A d d r e s s 2 > - 
-         < C o m p a n y A d d r e s s 3   E l e m e n t T y p e = " C o l u m n "   E l e m e n t I d = " 6 0 8 7 7 1 0 8 9 "   D a t a T y p e = " T e x t " > C o m p a n y A d d r e s s 3 < / C o m p a n y A d d r e s s 3 > - 
-         < C o m p a n y A d d r e s s 4   E l e m e n t T y p e = " C o l u m n "   E l e m e n t I d = " 7 7 7 6 8 0 1 1 2 "   D a t a T y p e = " T e x t " > C o m p a n y A d d r e s s 4 < / C o m p a n y A d d r e s s 4 > - 
-         < C o m p a n y A d d r e s s 5   E l e m e n t T y p e = " C o l u m n "   E l e m e n t I d = " 1 3 9 9 8 3 4 9 5 "   D a t a T y p e = " T e x t " > C o m p a n y A d d r e s s 5 < / C o m p a n y A d d r e s s 5 > - 
-         < C o m p a n y A d d r e s s 6   E l e m e n t T y p e = " C o l u m n "   E l e m e n t I d = " 4 9 7 7 1 3 1 2 2 "   D a t a T y p e = " T e x t " > C o m p a n y A d d r e s s 6 < / C o m p a n y A d d r e s s 6 > - 
-         < C o m p a n y A d d r e s s 7   E l e m e n t T y p e = " C o l u m n "   E l e m e n t I d = " 1 1 3 5 4 0 9 7 3 9 "   D a t a T y p e = " T e x t " > C o m p a n y A d d r e s s 7 < / C o m p a n y A d d r e s s 7 > - 
-         < C o m p a n y A d d r e s s 8   E l e m e n t T y p e = " C o l u m n "   E l e m e n t I d = " 1 7 1 5 2 5 5 3 0 0 "   D a t a T y p e = " T e x t " > C o m p a n y A d d r e s s 8 < / C o m p a n y A d d r e s s 8 > - 
-         < C o m p a n y B a n k A c c o u n t N o   E l e m e n t T y p e = " C o l u m n "   E l e m e n t I d = " 3 0 1 4 0 2 0 4 "   D a t a T y p e = " T e x t " > C o m p a n y B a n k A c c o u n t N o < / C o m p a n y B a n k A c c o u n t N o > - 
-         < C o m p a n y B a n k A c c o u n t N o _ L b l   E l e m e n t T y p e = " C o l u m n "   E l e m e n t I d = " 1 0 9 7 7 4 3 3 4 5 "   D a t a T y p e = " L a b e l " > C o m p a n y B a n k A c c o u n t N o _ L b l < / C o m p a n y B a n k A c c o u n t N o _ L b l > - 
-         < C o m p a n y B a n k B r a n c h N o   E l e m e n t T y p e = " C o l u m n "   E l e m e n t I d = " 7 9 3 1 3 3 0 5 7 "   D a t a T y p e = " T e x t " > C o m p a n y B a n k B r a n c h N o < / C o m p a n y B a n k B r a n c h N o > - 
-         < C o m p a n y B a n k B r a n c h N o _ L b l   E l e m e n t T y p e = " C o l u m n "   E l e m e n t I d = " 3 2 7 9 0 6 6 9 2 "   D a t a T y p e = " S t r i n g " > C o m p a n y B a n k B r a n c h N o _ L b l < / C o m p a n y B a n k B r a n c h N o _ L b l > - 
-         < C o m p a n y B a n k N a m e   E l e m e n t T y p e = " C o l u m n "   E l e m e n t I d = " 1 5 3 4 9 0 5 6 0 5 "   D a t a T y p e = " T e x t " > C o m p a n y B a n k N a m e < / C o m p a n y B a n k N a m e > - 
-         < C o m p a n y B a n k N a m e _ L b l   E l e m e n t T y p e = " C o l u m n "   E l e m e n t I d = " 1 2 0 4 3 0 7 0 1 4 "   D a t a T y p e = " L a b e l " > C o m p a n y B a n k N a m e _ L b l < / C o m p a n y B a n k N a m e _ L b l > - 
-         < C o m p a n y C u s t o m G i r o   E l e m e n t T y p e = " C o l u m n "   E l e m e n t I d = " 1 6 7 0 4 7 5 7 9 8 "   D a t a T y p e = " T e x t " > C o m p a n y C u s t o m G i r o < / C o m p a n y C u s t o m G i r o > - 
-         < C o m p a n y C u s t o m G i r o _ L b l   E l e m e n t T y p e = " C o l u m n "   E l e m e n t I d = " 8 9 1 4 3 9 6 2 5 "   D a t a T y p e = " T e x t " > C o m p a n y C u s t o m G i r o _ L b l < / C o m p a n y C u s t o m G i r o _ L b l > - 
-         < C o m p a n y E M a i l   E l e m e n t T y p e = " C o l u m n "   E l e m e n t I d = " 1 6 7 7 0 7 4 0 5 8 "   D a t a T y p e = " T e x t " > C o m p a n y E M a i l < / C o m p a n y E M a i l > - 
-         < C o m p a n y E m a i l _ L b l   E l e m e n t T y p e = " C o l u m n "   E l e m e n t I d = " 8 0 8 1 5 9 1 7 9 "   D a t a T y p e = " L a b e l " > C o m p a n y E m a i l _ L b l < / C o m p a n y E m a i l _ L b l > - 
-         < C o m p a n y G i r o N o   E l e m e n t T y p e = " C o l u m n "   E l e m e n t I d = " 1 3 6 0 1 9 6 3 2 0 "   D a t a T y p e = " T e x t " > C o m p a n y G i r o N o < / C o m p a n y G i r o N o > - 
-         < C o m p a n y G i r o N o _ L b l   E l e m e n t T y p e = " C o l u m n "   E l e m e n t I d = " 8 6 1 6 0 2 1 1 5 "   D a t a T y p e = " L a b e l " > C o m p a n y G i r o N o _ L b l < / C o m p a n y G i r o N o _ L b l > - 
-         < C o m p a n y H o m e P a g e   E l e m e n t T y p e = " C o l u m n "   E l e m e n t I d = " 1 9 8 9 1 8 8 7 0 "   D a t a T y p e = " T e x t " > C o m p a n y H o m e P a g e < / C o m p a n y H o m e P a g e > - 
-         < C o m p a n y H o m e P a g e _ L b l   E l e m e n t T y p e = " C o l u m n "   E l e m e n t I d = " 1 5 2 9 3 4 8 1 7 1 "   D a t a T y p e = " L a b e l " > C o m p a n y H o m e P a g e _ L b l < / C o m p a n y H o m e P a g e _ L b l > - 
-         < C o m p a n y I B A N   E l e m e n t T y p e = " C o l u m n "   E l e m e n t I d = " 9 0 6 5 4 9 1 8 2 "   D a t a T y p e = " C o d e " > C o m p a n y I B A N < / C o m p a n y I B A N > - 
-         < C o m p a n y I B A N _ L b l   E l e m e n t T y p e = " C o l u m n "   E l e m e n t I d = " 1 2 6 7 9 5 2 2 2 7 "   D a t a T y p e = " S t r i n g " > C o m p a n y I B A N _ L b l < / C o m p a n y I B A N _ L b l > - 
-         < C o m p a n y L e g a l O f f i c e   E l e m e n t T y p e = " C o l u m n "   E l e m e n t I d = " 7 1 4 2 5 8 1 1 1 "   D a t a T y p e = " T e x t " > C o m p a n y L e g a l O f f i c e < / C o m p a n y L e g a l O f f i c e > - 
-         < C o m p a n y L e g a l O f f i c e _ L b l   E l e m e n t T y p e = " C o l u m n "   E l e m e n t I d = " 1 5 3 3 1 7 5 1 0 8 "   D a t a T y p e = " T e x t " > C o m p a n y L e g a l O f f i c e _ L b l < / C o m p a n y L e g a l O f f i c e _ L b l > - 
-         < C o m p a n y L o g o P o s i t i o n   E l e m e n t T y p e = " C o l u m n "   E l e m e n t I d = " 1 4 2 5 2 6 6 6 8 8 "   D a t a T y p e = " I n t e g e r " > C o m p a n y L o g o P o s i t i o n < / C o m p a n y L o g o P o s i t i o n > - 
-         < C o m p a n y P h o n e N o   E l e m e n t T y p e = " C o l u m n "   E l e m e n t I d = " 2 5 0 4 4 0 6 5 5 "   D a t a T y p e = " T e x t " > C o m p a n y P h o n e N o < / C o m p a n y P h o n e N o > - 
-         < C o m p a n y P h o n e N o _ L b l   E l e m e n t T y p e = " C o l u m n "   E l e m e n t I d = " 5 5 8 5 9 3 5 8 6 "   D a t a T y p e = " L a b e l " > C o m p a n y P h o n e N o _ L b l < / C o m p a n y P h o n e N o _ L b l > - 
-         < C o m p a n y P i c t u r e   E l e m e n t T y p e = " C o l u m n "   E l e m e n t I d = " 1 3 9 7 4 1 1 0 7 4 "   D a t a T y p e = " B l o b "   / > - 
-         < C o m p a n y R e g i s t r a t i o n N u m b e r   E l e m e n t T y p e = " C o l u m n "   E l e m e n t I d = " 2 0 2 3 6 3 9 4 2 4 "   D a t a T y p e = " T e x t " > C o m p a n y R e g i s t r a t i o n N u m b e r < / C o m p a n y R e g i s t r a t i o n N u m b e r > - 
-         < C o m p a n y R e g i s t r a t i o n N u m b e r _ L b l   E l e m e n t T y p e = " C o l u m n "   E l e m e n t I d = " 1 8 3 3 1 0 6 6 5 3 "   D a t a T y p e = " T e x t " > C o m p a n y R e g i s t r a t i o n N u m b e r _ L b l < / C o m p a n y R e g i s t r a t i o n N u m b e r _ L b l > - 
-         < C o m p a n y S W I F T   E l e m e n t T y p e = " C o l u m n "   E l e m e n t I d = " 6 6 8 2 5 0 2 4 5 "   D a t a T y p e = " C o d e " > C o m p a n y S W I F T < / C o m p a n y S W I F T > - 
-         < C o m p a n y S W I F T _ L b l   E l e m e n t T y p e = " C o l u m n "   E l e m e n t I d = " 2 0 2 9 5 9 7 3 8 4 "   D a t a T y p e = " S t r i n g " > C o m p a n y S W I F T _ L b l < / C o m p a n y S W I F T _ L b l > - 
-         < C o m p a n y V A T R e g i s t r a t i o n N o   E l e m e n t T y p e = " C o l u m n "   E l e m e n t I d = " 1 9 1 4 0 1 3 6 4 9 "   D a t a T y p e = " T e x t " > C o m p a n y V A T R e g i s t r a t i o n N o < / C o m p a n y V A T R e g i s t r a t i o n N o > - 
-         < C o m p a n y V A T R e g i s t r a t i o n N o _ L b l   E l e m e n t T y p e = " C o l u m n "   E l e m e n t I d = " 9 2 4 5 0 3 1 2 4 "   D a t a T y p e = " T e x t " > C o m p a n y V A T R e g i s t r a t i o n N o _ L b l < / C o m p a n y V A T R e g i s t r a t i o n N o _ L b l > - 
-         < C o m p a n y V A T R e g N o   E l e m e n t T y p e = " C o l u m n "   E l e m e n t I d = " 1 7 1 4 3 1 9 3 6 "   D a t a T y p e = " T e x t " > C o m p a n y V A T R e g N o < / C o m p a n y V A T R e g N o > - 
-         < C o m p a n y V A T R e g N o _ L b l   E l e m e n t T y p e = " C o l u m n "   E l e m e n t I d = " 7 7 3 2 0 1 5 0 1 "   D a t a T y p e = " T e x t " > C o m p a n y V A T R e g N o _ L b l < / C o m p a n y V A T R e g N o _ L b l > - 
-         < C o n f i r m T o C a p t i o n _ L b l   E l e m e n t T y p e = " C o l u m n "   E l e m e n t I d = " 1 7 0 5 6 7 2 8 4 1 "   D a t a T y p e = " L a b e l " > C o n f i r m T o C a p t i o n _ L b l < / C o n f i r m T o C a p t i o n _ L b l > - 
-         < D i m T e x t   E l e m e n t T y p e = " C o l u m n "   E l e m e n t I d = " 1 7 6 4 8 3 2 3 2 "   D a t a T y p e = " T e x t " > D i m T e x t < / D i m T e x t > - 
-         < D o c T y p e _ P u r c h H e a d e r   E l e m e n t T y p e = " C o l u m n "   E l e m e n t I d = " 1 9 1 3 4 4 6 4 3 3 "   D a t a T y p e = " E n u m " > D o c T y p e _ P u r c h H e a d e r < / D o c T y p e _ P u r c h H e a d e r > - 
-         < D o c u m e n t D a t e   E l e m e n t T y p e = " C o l u m n "   E l e m e n t I d = " 5 5 2 8 7 1 9 1 4 "   D a t a T y p e = " S t r i n g " > D o c u m e n t D a t e < / D o c u m e n t D a t e > - 
-         < D o c u m e n t D a t e _ L b l   E l e m e n t T y p e = " C o l u m n "   E l e m e n t I d = " 1 0 2 6 4 9 4 8 3 "   D a t a T y p e = " L a b e l " > D o c u m e n t D a t e _ L b l < / D o c u m e n t D a t e _ L b l > - 
-         < D o c u m e n t T i t l e _ L b l   E l e m e n t T y p e = " C o l u m n "   E l e m e n t I d = " 8 5 8 4 2 3 9 2 9 "   D a t a T y p e = " L a b e l " > D o c u m e n t T i t l e _ L b l < / D o c u m e n t T i t l e _ L b l > - 
-         < D u e D a t e   E l e m e n t T y p e = " C o l u m n "   E l e m e n t I d = " 7 4 5 1 7 0 2 0 3 "   D a t a T y p e = " S t r i n g " > D u e D a t e < / D u e D a t e > - 
-         < E m a i l I D _ L b l   E l e m e n t T y p e = " C o l u m n "   E l e m e n t I d = " 1 0 8 1 3 5 7 8 8 9 "   D a t a T y p e = " L a b e l " > E m a i l I D _ L b l < / E m a i l I D _ L b l > - 
-         < E x p t R e c p t D t _ P u r c h a s e H e a d e r   E l e m e n t T y p e = " C o l u m n "   E l e m e n t I d = " 7 5 1 5 1 3 9 8 3 "   D a t a T y p e = " S t r i n g " > E x p t R e c p t D t _ P u r c h a s e H e a d e r < / E x p t R e c p t D t _ P u r c h a s e H e a d e r > - 
-         < H o m e P a g e _ L b l   E l e m e n t T y p e = " C o l u m n "   E l e m e n t I d = " 1 4 3 3 5 9 2 3 0 0 "   D a t a T y p e = " L a b e l " > H o m e P a g e _ L b l < / H o m e P a g e _ L b l > - 
-         < I t e m D e s c r i p t i o n _ L b l   E l e m e n t T y p e = " C o l u m n "   E l e m e n t I d = " 8 3 5 8 4 5 8 5 3 "   D a t a T y p e = " L a b e l " > I t e m D e s c r i p t i o n _ L b l < / I t e m D e s c r i p t i o n _ L b l > - 
-         < I t e m L i n e A m o u n t _ L b l   E l e m e n t T y p e = " C o l u m n "   E l e m e n t I d = " 4 8 8 7 0 7 2 7 "   D a t a T y p e = " L a b e l " > I t e m L i n e A m o u n t _ L b l < / I t e m L i n e A m o u n t _ L b l > - 
-         < I t e m N u m b e r _ L b l   E l e m e n t T y p e = " C o l u m n "   E l e m e n t I d = " 1 3 3 2 2 2 5 7 7 4 "   D a t a T y p e = " L a b e l " > I t e m N u m b e r _ L b l < / I t e m N u m b e r _ L b l > - 
-         < I t e m Q u a n t i t y _ L b l   E l e m e n t T y p e = " C o l u m n "   E l e m e n t I d = " 1 8 0 2 5 9 1 7 6 6 "   D a t a T y p e = " L a b e l " > I t e m Q u a n t i t y _ L b l < / I t e m Q u a n t i t y _ L b l > - 
-         < I t e m U n i t P r i c e _ L b l   E l e m e n t T y p e = " C o l u m n "   E l e m e n t I d = " 4 6 6 8 5 2 9 8 "   D a t a T y p e = " L a b e l " > I t e m U n i t P r i c e _ L b l < / I t e m U n i t P r i c e _ L b l > - 
-         < I t e m U n i t _ L b l   E l e m e n t T y p e = " C o l u m n "   E l e m e n t I d = " 1 9 8 1 4 0 3 7 7 3 "   D a t a T y p e = " L a b e l " > I t e m U n i t _ L b l < / I t e m U n i t _ L b l > - 
-         < N o _ P u r c h H e a d e r   E l e m e n t T y p e = " C o l u m n "   E l e m e n t I d = " 5 2 0 3 3 9 3 5 2 "   D a t a T y p e = " C o d e " > N o _ P u r c h H e a d e r < / N o _ P u r c h H e a d e r > - 
-         < O r d e r D a t e _ L b l   E l e m e n t T y p e = " C o l u m n "   E l e m e n t I d = " 4 1 7 6 9 0 3 9 8 "   D a t a T y p e = " L a b e l " > O r d e r D a t e _ L b l < / O r d e r D a t e _ L b l > - 
-         < O r d e r D a t e _ P u r c h a s e H e a d e r   E l e m e n t T y p e = " C o l u m n "   E l e m e n t I d = " 1 1 1 9 3 3 8 5 4 0 "   D a t a T y p e = " S t r i n g " > O r d e r D a t e _ P u r c h a s e H e a d e r < / O r d e r D a t e _ P u r c h a s e H e a d e r > - 
-         < O r d e r N o _ L b l   E l e m e n t T y p e = " C o l u m n "   E l e m e n t I d = " 1 9 9 1 0 6 2 5 2 9 "   D a t a T y p e = " L a b e l " > O r d e r N o _ L b l < / O r d e r N o _ L b l > - 
-         < O u t p u t N o   E l e m e n t T y p e = " C o l u m n "   E l e m e n t I d = " 1 5 2 4 6 3 6 1 8 1 "   D a t a T y p e = " I n t e g e r " > O u t p u t N o < / O u t p u t N o > - 
-         < P a g e _ L b l   E l e m e n t T y p e = " C o l u m n "   E l e m e n t I d = " 6 8 0 6 4 8 0 9 1 "   D a t a T y p e = " L a b e l " > P a g e _ L b l < / P a g e _ L b l > - 
-         < P a y m e n t D e t a i l s _ L b l   E l e m e n t T y p e = " C o l u m n "   E l e m e n t I d = " 1 0 2 9 7 4 8 9 9 2 "   D a t a T y p e = " L a b e l " > P a y m e n t D e t a i l s _ L b l < / P a y m e n t D e t a i l s _ L b l > - 
-         < P a y m e n t T e r m s D e s c   E l e m e n t T y p e = " C o l u m n "   E l e m e n t I d = " 1 9 8 3 0 0 2 7 7 9 "   D a t a T y p e = " T e x t " > P a y m e n t T e r m s D e s c < / P a y m e n t T e r m s D e s c > - 
-         < P a y m e n t T e r m s D e s c _ L b l   E l e m e n t T y p e = " C o l u m n "   E l e m e n t I d = " 1 4 3 7 8 0 9 5 6 2 "   D a t a T y p e = " L a b e l " > P a y m e n t T e r m s D e s c _ L b l < / P a y m e n t T e r m s D e s c _ L b l > - 
-         < P a y T o C o n t a c t E m a i l   E l e m e n t T y p e = " C o l u m n "   E l e m e n t I d = " 1 9 8 4 8 9 3 3 1 0 "   D a t a T y p e = " T e x t " > P a y T o C o n t a c t E m a i l < / P a y T o C o n t a c t E m a i l > - 
-         < P a y T o C o n t a c t E m a i l L b l   E l e m e n t T y p e = " C o l u m n "   E l e m e n t I d = " 6 8 4 6 8 8 4 8 "   D a t a T y p e = " L a b e l " > P a y T o C o n t a c t E m a i l L b l < / P a y T o C o n t a c t E m a i l L b l > - 
-         < P a y T o C o n t a c t M o b i l e P h o n e N o   E l e m e n t T y p e = " C o l u m n "   E l e m e n t I d = " 1 9 0 1 4 6 6 0 5 "   D a t a T y p e = " T e x t " > P a y T o C o n t a c t M o b i l e P h o n e N o < / P a y T o C o n t a c t M o b i l e P h o n e N o > - 
-         < P a y T o C o n t a c t M o b i l e P h o n e N o L b l   E l e m e n t T y p e = " C o l u m n "   E l e m e n t I d = " 1 2 5 4 4 4 0 0 8 9 "   D a t a T y p e = " L a b e l " > P a y T o C o n t a c t M o b i l e P h o n e N o L b l < / P a y T o C o n t a c t M o b i l e P h o n e N o L b l > - 
-         < P a y T o C o n t a c t P h o n e N o   E l e m e n t T y p e = " C o l u m n "   E l e m e n t I d = " 1 9 2 3 7 9 6 7 0 9 "   D a t a T y p e = " T e x t " > P a y T o C o n t a c t P h o n e N o < / P a y T o C o n t a c t P h o n e N o > - 
-         < P a y T o C o n t a c t P h o n e N o L b l   E l e m e n t T y p e = " C o l u m n "   E l e m e n t I d = " 2 9 3 4 6 1 0 8 7 "   D a t a T y p e = " L a b e l " > P a y T o C o n t a c t P h o n e N o L b l < / P a y T o C o n t a c t P h o n e N o L b l > - 
-         < P a y T o V e n d N o _ P u r c h H e a d e r   E l e m e n t T y p e = " C o l u m n "   E l e m e n t I d = " 6 3 5 5 6 4 4 9 8 "   D a t a T y p e = " C o d e " > P a y T o V e n d N o _ P u r c h H e a d e r < / P a y T o V e n d N o _ P u r c h H e a d e r > - 
-         < P r e p m t P a y m e n t T e r m s D e s c   E l e m e n t T y p e = " C o l u m n "   E l e m e n t I d = " 4 2 9 7 6 4 9 1 "   D a t a T y p e = " T e x t " > P r e p m t P a y m e n t T e r m s D e s c < / P r e p m t P a y m e n t T e r m s D e s c > - 
-         < P r e p y m t T e r m s D e s c _ L b l   E l e m e n t T y p e = " C o l u m n "   E l e m e n t I d = " 1 8 4 2 9 3 9 4 8 5 "   D a t a T y p e = " L a b e l " > P r e p y m t T e r m s D e s c _ L b l < / P r e p y m t T e r m s D e s c _ L b l > - 
-         < P r i c e s I n c l u d i n g V A T _ L b l   E l e m e n t T y p e = " C o l u m n "   E l e m e n t I d = " 1 3 7 7 9 7 9 4 4 4 "   D a t a T y p e = " L a b e l " > P r i c e s I n c l u d i n g V A T _ L b l < / P r i c e s I n c l u d i n g V A T _ L b l > - 
-         < P r i c e s I n c l V A T t x t   E l e m e n t T y p e = " C o l u m n "   E l e m e n t I d = " 1 1 2 3 7 2 4 4 4 8 "   D a t a T y p e = " L a b e l " > P r i c e s I n c l V A T t x t < / P r i c e s I n c l V A T t x t > - 
-         < P r i c e s I n c l V A T _ P u r c h H e a d e r   E l e m e n t T y p e = " C o l u m n "   E l e m e n t I d = " 1 8 0 5 5 0 7 9 8 0 "   D a t a T y p e = " B o o l e a n " > P r i c e s I n c l V A T _ P u r c h H e a d e r < / P r i c e s I n c l V A T _ P u r c h H e a d e r > - 
-         < P r i c e s I n c l V A T _ P u r c h H e a d e r _ L b l   E l e m e n t T y p e = " C o l u m n "   E l e m e n t I d = " 1 7 9 9 5 0 1 7 4 3 "   D a t a T y p e = " S t r i n g " > P r i c e s I n c l V A T _ P u r c h H e a d e r _ L b l < / P r i c e s I n c l V A T _ P u r c h H e a d e r _ L b l > - 
-         < P u r c h a s e r T e x t   E l e m e n t T y p e = " C o l u m n "   E l e m e n t I d = " 1 2 9 1 4 2 3 8 3 3 "   D a t a T y p e = " T e x t " > P u r c h a s e r T e x t < / P u r c h a s e r T e x t > - 
-         < P u r c h L i n e I n v D i s c A m t _ L b l   E l e m e n t T y p e = " C o l u m n "   E l e m e n t I d = " 9 2 6 7 0 5 4 6 2 "   D a t a T y p e = " L a b e l " > P u r c h L i n e I n v D i s c A m t _ L b l < / P u r c h L i n e I n v D i s c A m t _ L b l > - 
-         < P u r c h O r d e r C a p t i o n _ L b l   E l e m e n t T y p e = " C o l u m n "   E l e m e n t I d = " 6 3 3 7 2 3 3 7 2 "   D a t a T y p e = " L a b e l " > P u r c h O r d e r C a p t i o n _ L b l < / P u r c h O r d e r C a p t i o n _ L b l > - 
-         < P u r c h O r d e r D a t e C a p t i o n _ L b l   E l e m e n t T y p e = " C o l u m n "   E l e m e n t I d = " 1 6 3 4 1 8 6 4 0 "   D a t a T y p e = " L a b e l " > P u r c h O r d e r D a t e C a p t i o n _ L b l < / P u r c h O r d e r D a t e C a p t i o n _ L b l > - 
-         < P u r c h O r d e r N u m C a p t i o n _ L b l   E l e m e n t T y p e = " C o l u m n "   E l e m e n t I d = " 4 6 4 1 4 9 4 5 4 "   D a t a T y p e = " L a b e l " > P u r c h O r d e r N u m C a p t i o n _ L b l < / P u r c h O r d e r N u m C a p t i o n _ L b l > - 
-         < R e c e i v e b y _ L b l   E l e m e n t T y p e = " C o l u m n "   E l e m e n t I d = " 9 4 4 0 6 3 6 8 "   D a t a T y p e = " L a b e l " > R e c e i v e b y _ L b l < / R e c e i v e b y _ L b l > - 
-         < R e f e r e n c e T e x t   E l e m e n t T y p e = " C o l u m n "   E l e m e n t I d = " 4 4 5 3 5 3 4 5 1 "   D a t a T y p e = " T e x t " > R e f e r e n c e T e x t < / R e f e r e n c e T e x t > - 
-         < S a l e s P u r c h P e r s o n N a m e   E l e m e n t T y p e = " C o l u m n "   E l e m e n t I d = " 1 3 7 3 7 6 8 5 5 7 "   D a t a T y p e = " T e x t " > S a l e s P u r c h P e r s o n N a m e < / S a l e s P u r c h P e r s o n N a m e > - 
-         < S e l l T o C u s t N o _ P u r c h H e a d e r   E l e m e n t T y p e = " C o l u m n "   E l e m e n t I d = " 9 6 4 8 7 3 2 0 4 "   D a t a T y p e = " C o d e " > S e l l T o C u s t N o _ P u r c h H e a d e r < / S e l l T o C u s t N o _ P u r c h H e a d e r > - 
-         < S e l l T o C u s t N o _ P u r c h H e a d e r _ L b l   E l e m e n t T y p e = " C o l u m n "   E l e m e n t I d = " 1 9 3 1 5 7 0 8 9 7 "   D a t a T y p e = " S t r i n g " > S e l l T o C u s t N o _ P u r c h H e a d e r _ L b l < / S e l l T o C u s t N o _ P u r c h H e a d e r _ L b l > - 
-         < S h i p m e n t M e t h o d D e s c   E l e m e n t T y p e = " C o l u m n "   E l e m e n t I d = " 6 8 6 3 4 3 1 7 9 "   D a t a T y p e = " T e x t " > S h i p m e n t M e t h o d D e s c < / S h i p m e n t M e t h o d D e s c > - 
-         < S h i p m e n t M e t h o d D e s c _ L b l   E l e m e n t T y p e = " C o l u m n "   E l e m e n t I d = " 5 7 9 9 0 1 3 6 6 "   D a t a T y p e = " L a b e l " > S h i p m e n t M e t h o d D e s c _ L b l < / S h i p m e n t M e t h o d D e s c _ L b l > - 
-         < S h i p T o A d d r 1   E l e m e n t T y p e = " C o l u m n "   E l e m e n t I d = " 5 1 2 9 7 9 8 5 0 "   D a t a T y p e = " T e x t " > S h i p T o A d d r 1 < / S h i p T o A d d r 1 > - 
-         < S h i p T o A d d r 2   E l e m e n t T y p e = " C o l u m n "   E l e m e n t I d = " 1 1 5 0 6 7 6 4 6 7 "   D a t a T y p e = " T e x t " > S h i p T o A d d r 2 < / S h i p T o A d d r 2 > - 
-         < S h i p T o A d d r 3   E l e m e n t T y p e = " C o l u m n "   E l e m e n t I d = " 1 7 8 8 3 7 3 0 8 4 "   D a t a T y p e = " T e x t " > S h i p T o A d d r 3 < / S h i p T o A d d r 3 > - 
-         < S h i p T o A d d r 4   E l e m e n t T y p e = " C o l u m n "   E l e m e n t I d = " 1 8 6 8 8 9 7 5 9 5 "   D a t a T y p e = " T e x t " > S h i p T o A d d r 4 < / S h i p T o A d d r 4 > - 
-         < S h i p T o A d d r 5   E l e m e n t T y p e = " C o l u m n "   E l e m e n t I d = " 1 2 3 1 2 0 0 9 7 8 "   D a t a T y p e = " T e x t " > S h i p T o A d d r 5 < / S h i p T o A d d r 5 > - 
-         < S h i p T o A d d r 6   E l e m e n t T y p e = " C o l u m n "   E l e m e n t I d = " 5 9 3 5 0 4 3 6 1 "   D a t a T y p e = " T e x t " > S h i p T o A d d r 6 < / S h i p T o A d d r 6 > - 
-         < S h i p T o A d d r 7   E l e m e n t T y p e = " C o l u m n "   E l e m e n t I d = " 4 4 1 9 2 2 5 6 "   D a t a T y p e = " T e x t " > S h i p T o A d d r 7 < / S h i p T o A d d r 7 > - 
-         < S h i p T o A d d r 8   E l e m e n t T y p e = " C o l u m n "   E l e m e n t I d = " 9 3 1 3 2 2 4 0 7 "   D a t a T y p e = " T e x t " > S h i p T o A d d r 8 < / S h i p T o A d d r 8 > - 
-         < S h i p t o A d d r e s s _ L b l   E l e m e n t T y p e = " C o l u m n "   E l e m e n t I d = " 1 0 4 3 5 1 9 5 7 7 "   D a t a T y p e = " L a b e l " > S h i p t o A d d r e s s _ L b l < / S h i p t o A d d r e s s _ L b l > - 
-         < S h i p T o P h o n e N o   E l e m e n t T y p e = " C o l u m n "   E l e m e n t I d = " 3 6 9 7 0 2 2 5 5 "   D a t a T y p e = " T e x t " > S h i p T o P h o n e N o < / S h i p T o P h o n e N o > - 
-         < S p e n d R e q u e s t N o   E l e m e n t T y p e = " C o l u m n "   E l e m e n t I d = " 1 0 6 1 0 2 2 0 0 1 "   D a t a T y p e = " C o d e " > S p e n d R e q u e s t N o < / S p e n d R e q u e s t N o > - 
-         < S p e n d R e q u e s t N o _ L b l   E l e m e n t T y p e = " C o l u m n "   E l e m e n t I d = " 9 3 5 1 4 0 2 3 6 "   D a t a T y p e = " S t r i n g " > S p e n d R e q u e s t N o _ L b l < / S p e n d R e q u e s t N o _ L b l > - 
-         < S u b t o t a l _ L b l   E l e m e n t T y p e = " C o l u m n "   E l e m e n t I d = " 1 9 6 7 7 9 5 1 4 2 "   D a t a T y p e = " L a b e l " > S u b t o t a l _ L b l < / S u b t o t a l _ L b l > - 
-         < T a x I d e n t T y p e C a p t i o n _ L b l   E l e m e n t T y p e = " C o l u m n "   E l e m e n t I d = " 1 2 3 4 9 8 1 3 2 1 "   D a t a T y p e = " L a b e l " > T a x I d e n t T y p e C a p t i o n _ L b l < / T a x I d e n t T y p e C a p t i o n _ L b l > - 
-         < T o C a p t i o n _ L b l   E l e m e n t T y p e = " C o l u m n "   E l e m e n t I d = " 2 0 3 0 5 3 2 2 2 9 "   D a t a T y p e = " L a b e l " > T o C a p t i o n _ L b l < / T o C a p t i o n _ L b l > - 
-         < T o t a l _ L b l   E l e m e n t T y p e = " C o l u m n "   E l e m e n t I d = " 1 2 1 0 1 0 0 8 7 8 "   D a t a T y p e = " L a b e l " > T o t a l _ L b l < / T o t a l _ L b l > - 
-         < V A L V A T B a s e L C Y _ L b l   E l e m e n t T y p e = " C o l u m n "   E l e m e n t I d = " 1 7 0 5 4 3 5 8 1 1 "   D a t a T y p e = " L a b e l " > V A L V A T B a s e L C Y _ L b l < / V A L V A T B a s e L C Y _ L b l > - 
-         < V A T A m t L i n e I n v D i s c B a s e A m t _ L b l   E l e m e n t T y p e = " C o l u m n "   E l e m e n t I d = " 1 6 4 7 3 8 4 9 1 6 "   D a t a T y p e = " L a b e l " > V A T A m t L i n e I n v D i s c B a s e A m t _ L b l < / V A T A m t L i n e I n v D i s c B a s e A m t _ L b l > - 
-         < V A T A m t L i n e L i n e A m t _ L b l   E l e m e n t T y p e = " C o l u m n "   E l e m e n t I d = " 1 1 3 2 2 4 5 2 5 1 "   D a t a T y p e = " L a b e l " > V A T A m t L i n e L i n e A m t _ L b l < / V A T A m t L i n e L i n e A m t _ L b l > - 
-         < V A T A m t L i n e V A T A m t _ L b l   E l e m e n t T y p e = " C o l u m n "   E l e m e n t I d = " 5 0 9 5 8 8 9 9 8 "   D a t a T y p e = " L a b e l " > V A T A m t L i n e V A T A m t _ L b l < / V A T A m t L i n e V A T A m t _ L b l > - 
-         < V A T A m t L i n e V A T _ L b l   E l e m e n t T y p e = " C o l u m n "   E l e m e n t I d = " 1 1 6 2 6 0 3 1 0 2 "   D a t a T y p e = " L a b e l " > V A T A m t L i n e V A T _ L b l < / V A T A m t L i n e V A T _ L b l > - 
-         < V A T A m t S p e c _ L b l   E l e m e n t T y p e = " C o l u m n "   E l e m e n t I d = " 1 5 0 9 9 9 9 3 4 6 "   D a t a T y p e = " L a b e l " > V A T A m t S p e c _ L b l < / V A T A m t S p e c _ L b l > - 
-         < V A T B a s e D i s c _ P u r c h H e a d e r   E l e m e n t T y p e = " C o l u m n "   E l e m e n t I d = " 1 6 3 9 7 3 7 3 5 8 "   D a t a T y p e = " D e c i m a l " > V A T B a s e D i s c _ P u r c h H e a d e r < / V A T B a s e D i s c _ P u r c h H e a d e r > - 
-         < V A T I d e n t i f i e r _ L b l   E l e m e n t T y p e = " C o l u m n "   E l e m e n t I d = " 1 6 8 6 6 2 3 9 8 4 "   D a t a T y p e = " L a b e l " > V A T I d e n t i f i e r _ L b l < / V A T I d e n t i f i e r _ L b l > - 
-         < V A T N o T e x t   E l e m e n t T y p e = " C o l u m n "   E l e m e n t I d = " 1 9 5 9 6 6 3 4 2 6 "   D a t a T y p e = " T e x t " > V A T N o T e x t < / V A T N o T e x t > - 
-         < V A T R e g N o _ P u r c h H e a d e r   E l e m e n t T y p e = " C o l u m n "   E l e m e n t I d = " 9 8 5 0 3 8 1 8 7 "   D a t a T y p e = " T e x t " > V A T R e g N o _ P u r c h H e a d e r < / V A T R e g N o _ P u r c h H e a d e r > - 
-         < V e n d A d d r 1   E l e m e n t T y p e = " C o l u m n "   E l e m e n t I d = " 2 0 3 8 5 3 5 7 8 "   D a t a T y p e = " T e x t " > V e n d A d d r 1 < / V e n d A d d r 1 > - 
-         < V e n d A d d r 2   E l e m e n t T y p e = " C o l u m n "   E l e m e n t I d = " 8 4 1 5 5 0 1 9 5 "   D a t a T y p e = " T e x t " > V e n d A d d r 2 < / V e n d A d d r 2 > - 
-         < V e n d A d d r 3   E l e m e n t T y p e = " C o l u m n "   E l e m e n t I d = " 1 4 7 9 2 4 6 8 1 2 "   D a t a T y p e = " T e x t " > V e n d A d d r 3 < / V e n d A d d r 3 > - 
-         < V e n d A d d r 4   E l e m e n t T y p e = " C o l u m n "   E l e m e n t I d = " 2 1 1 6 9 4 3 4 2 9 "   D a t a T y p e = " T e x t " > V e n d A d d r 4 < / V e n d A d d r 4 > - 
-         < V e n d A d d r 5   E l e m e n t T y p e = " C o l u m n "   E l e m e n t I d = " 1 5 4 0 3 2 7 2 5 0 "   D a t a T y p e = " T e x t " > V e n d A d d r 5 < / V e n d A d d r 5 > - 
-         < V e n d A d d r 6   E l e m e n t T y p e = " C o l u m n "   E l e m e n t I d = " 9 0 2 6 3 0 6 3 3 "   D a t a T y p e = " T e x t " > V e n d A d d r 6 < / V e n d A d d r 6 > - 
-         < V e n d A d d r 7   E l e m e n t T y p e = " C o l u m n "   E l e m e n t I d = " 2 6 4 9 3 4 0 1 6 "   D a t a T y p e = " T e x t " > V e n d A d d r 7 < / V e n d A d d r 7 > - 
-         < V e n d A d d r 8   E l e m e n t T y p e = " C o l u m n "   E l e m e n t I d = " 1 2 4 0 4 4 8 6 7 9 "   D a t a T y p e = " T e x t " > V e n d A d d r 8 < / V e n d A d d r 8 > - 
-         < V e n d N o _ L b l   E l e m e n t T y p e = " C o l u m n "   E l e m e n t I d = " 1 1 9 1 1 1 2 2 4 0 "   D a t a T y p e = " L a b e l " > V e n d N o _ L b l < / V e n d N o _ L b l > - 
-         < V e n d o r I D C a p t i o n _ L b l   E l e m e n t T y p e = " C o l u m n "   E l e m e n t I d = " 1 1 2 9 2 1 9 5 9 3 "   D a t a T y p e = " L a b e l " > V e n d o r I D C a p t i o n _ L b l < / V e n d o r I D C a p t i o n _ L b l > - 
-         < V e n d o r I n v o i c e N o   E l e m e n t T y p e = " C o l u m n "   E l e m e n t I d = " 8 8 7 3 7 6 2 2 5 "   D a t a T y p e = " C o d e " > V e n d o r I n v o i c e N o < / V e n d o r I n v o i c e N o > - 
-         < V e n d o r I n v o i c e N o _ L b l   E l e m e n t T y p e = " C o l u m n "   E l e m e n t I d = " 1 0 3 4 9 0 0 7 0 0 "   D a t a T y p e = " L a b e l " > V e n d o r I n v o i c e N o _ L b l < / V e n d o r I n v o i c e N o _ L b l > - 
-         < V e n d o r O r d e r N o   E l e m e n t T y p e = " C o l u m n "   E l e m e n t I d = " 1 6 4 1 9 6 8 4 4 6 "   D a t a T y p e = " C o d e " > V e n d o r O r d e r N o < / V e n d o r O r d e r N o > - 
-         < V e n d o r O r d e r N o _ L b l   E l e m e n t T y p e = " C o l u m n "   E l e m e n t I d = " 1 5 7 1 7 5 2 4 7 7 "   D a t a T y p e = " L a b e l " > V e n d o r O r d e r N o _ L b l < / V e n d o r O r d e r N o _ L b l > - 
-         < Y o u r R e f _ P u r c h H e a d e r   E l e m e n t T y p e = " C o l u m n "   E l e m e n t I d = " 1 9 8 5 3 6 8 6 3 1 "   D a t a T y p e = " T e x t " > Y o u r R e f _ P u r c h H e a d e r < / Y o u r R e f _ P u r c h H e a d e r > - 
-         < P u r c h a s e _ L i n e   E l e m e n t T y p e = " D a t a I t e m "   E l e m e n t I d = " 1 2 9 1 3 1 7 9 1 1 " > - 
-             < A l l o w I n v D i s c t x t   E l e m e n t T y p e = " C o l u m n "   E l e m e n t I d = " 2 0 1 2 9 2 1 6 0 8 "   D a t a T y p e = " T e x t " > A l l o w I n v D i s c t x t < / A l l o w I n v D i s c t x t > - 
-             < A l l o w I n v D i s c _ P u r c h L i n e   E l e m e n t T y p e = " C o l u m n "   E l e m e n t I d = " 9 8 2 2 2 1 3 6 3 "   D a t a T y p e = " B o o l e a n " > A l l o w I n v D i s c _ P u r c h L i n e < / A l l o w I n v D i s c _ P u r c h L i n e > - 
-             < A m o u n t I n c l u d i n g V A T   E l e m e n t T y p e = " C o l u m n "   E l e m e n t I d = " 8 9 1 0 4 9 5 7 1 "   D a t a T y p e = " D e c i m a l " > A m o u n t I n c l u d i n g V A T < / A m o u n t I n c l u d i n g V A T > - 
-             < D e s c _ P u r c h L i n e   E l e m e n t T y p e = " C o l u m n "   E l e m e n t I d = " 1 1 6 1 7 0 2 0 8 9 "   D a t a T y p e = " T e x t " > D e s c _ P u r c h L i n e < / D e s c _ P u r c h L i n e > - 
-             < D e s c _ P u r c h L i n e _ L b l   E l e m e n t T y p e = " C o l u m n "   E l e m e n t I d = " 6 6 5 1 1 3 6 5 2 "   D a t a T y p e = " S t r i n g " > D e s c _ P u r c h L i n e _ L b l < / D e s c _ P u r c h L i n e _ L b l > - 
-             < D i r e c t U n i C o s t _ L b l   E l e m e n t T y p e = " C o l u m n "   E l e m e n t I d = " 7 2 1 4 7 6 6 8 4 "   D a t a T y p e = " L a b e l " > D i r e c t U n i C o s t _ L b l < / D i r e c t U n i C o s t _ L b l > - 
-             < D i r U n i t C o s t _ P u r c h L i n e   E l e m e n t T y p e = " C o l u m n "   E l e m e n t I d = " 9 5 0 9 6 2 5 8 6 "   D a t a T y p e = " T e x t " > D i r U n i t C o s t _ P u r c h L i n e < / D i r U n i t C o s t _ P u r c h L i n e > - 
-             < E x p e c t e d R e c e i p t D a t e   E l e m e n t T y p e = " C o l u m n "   E l e m e n t I d = " 1 9 8 8 0 4 6 2 0 5 "   D a t a T y p e = " S t r i n g " > E x p e c t e d R e c e i p t D a t e < / E x p e c t e d R e c e i p t D a t e > - 
-             < E x p e c t e d R e c e i p t D a t e L b l   E l e m e n t T y p e = " C o l u m n "   E l e m e n t I d = " 1 8 0 6 8 4 1 2 7 1 "   D a t a T y p e = " L a b e l " > E x p e c t e d R e c e i p t D a t e L b l < / E x p e c t e d R e c e i p t D a t e L b l > - 
-             < I n v D i s c A m t _ P u r c h L i n e   E l e m e n t T y p e = " C o l u m n "   E l e m e n t I d = " 1 4 5 3 0 9 9 5 8 0 "   D a t a T y p e = " D e c i m a l " > I n v D i s c A m t _ P u r c h L i n e < / I n v D i s c A m t _ P u r c h L i n e > - 
-             < I n v D i s c C a p t i o n _ L b l   E l e m e n t T y p e = " C o l u m n "   E l e m e n t I d = " 1 9 3 9 0 5 8 9 7 4 "   D a t a T y p e = " L a b e l " > I n v D i s c C a p t i o n _ L b l < / I n v D i s c C a p t i o n _ L b l > - 
-             < I t e m N o _ P u r c h L i n e   E l e m e n t T y p e = " C o l u m n "   E l e m e n t I d = " 1 0 5 7 2 2 4 1 4 0 "   D a t a T y p e = " C o d e " > I t e m N o _ P u r c h L i n e < / I t e m N o _ P u r c h L i n e > - 
-             < I t e m R e f e r e n c e N o _ P u r c h L i n e   E l e m e n t T y p e = " C o l u m n "   E l e m e n t I d = " 1 1 5 8 3 9 2 0 3 1 "   D a t a T y p e = " C o d e " > I t e m R e f e r e n c e N o _ P u r c h L i n e < / I t e m R e f e r e n c e N o _ P u r c h L i n e > - 
-             < J o b N o _ P u r c h L i n e   E l e m e n t T y p e = " C o l u m n "   E l e m e n t I d = " 2 7 7 7 0 3 3 2 6 "   D a t a T y p e = " C o d e " > J o b N o _ P u r c h L i n e < / J o b N o _ P u r c h L i n e > - 
-             < J o b N o _ P u r c h L i n e _ L b l   E l e m e n t T y p e = " C o l u m n "   E l e m e n t I d = " 9 6 0 0 7 3 4 1 1 "   D a t a T y p e = " L a b e l " > J o b N o _ P u r c h L i n e _ L b l < / J o b N o _ P u r c h L i n e _ L b l > - 
-             < J o b T a s k N o _ P u r c h L i n e   E l e m e n t T y p e = " C o l u m n "   E l e m e n t I d = " 7 2 6 6 6 9 0 1 1 "   D a t a T y p e = " C o d e " > J o b T a s k N o _ P u r c h L i n e < / J o b T a s k N o _ P u r c h L i n e > - 
-             < J o b T a s k N o _ P u r c h L i n e _ L b l   E l e m e n t T y p e = " C o l u m n "   E l e m e n t I d = " 2 0 4 9 1 3 1 1 8 2 "   D a t a T y p e = " L a b e l " > J o b T a s k N o _ P u r c h L i n e _ L b l < / J o b T a s k N o _ P u r c h L i n e _ L b l > - 
-             < L i n e A m t _ P u r c h L i n e   E l e m e n t T y p e = " C o l u m n "   E l e m e n t I d = " 1 5 9 3 7 5 8 6 7 4 "   D a t a T y p e = " T e x t " > L i n e A m t _ P u r c h L i n e < / L i n e A m t _ P u r c h L i n e > - 
-             < L i n e D i s c _ P u r c h L i n e   E l e m e n t T y p e = " C o l u m n "   E l e m e n t I d = " 2 1 3 3 2 3 3 9 7 3 "   D a t a T y p e = " D e c i m a l " > L i n e D i s c _ P u r c h L i n e < / L i n e D i s c _ P u r c h L i n e > - 
-             < L i n e N o _ P u r c h L i n e   E l e m e n t T y p e = " C o l u m n "   E l e m e n t I d = " 1 7 4 8 8 4 8 6 5 "   D a t a T y p e = " I n t e g e r " > L i n e N o _ P u r c h L i n e < / L i n e N o _ P u r c h L i n e > - 
-             < N o _ P u r c h L i n e   E l e m e n t T y p e = " C o l u m n "   E l e m e n t I d = " 2 8 8 5 5 1 3 4 3 "   D a t a T y p e = " T e x t " > N o _ P u r c h L i n e < / N o _ P u r c h L i n e > - 
-             < N o _ P u r c h L i n e _ L b l   E l e m e n t T y p e = " C o l u m n "   E l e m e n t I d = " 1 8 4 4 9 0 6 5 4 0 "   D a t a T y p e = " S t r i n g " > N o _ P u r c h L i n e _ L b l < / N o _ P u r c h L i n e _ L b l > - 
-             < P l a n n e d R e c e i p t D a t e   E l e m e n t T y p e = " C o l u m n "   E l e m e n t I d = " 1 1 4 0 0 3 3 3 2 1 "   D a t a T y p e = " S t r i n g " > P l a n n e d R e c e i p t D a t e < / P l a n n e d R e c e i p t D a t e > - 
-             < P l a n n e d R e c e i p t D a t e L b l   E l e m e n t T y p e = " C o l u m n "   E l e m e n t I d = " 1 4 7 8 7 6 7 2 9 9 "   D a t a T y p e = " L a b e l " > P l a n n e d R e c e i p t D a t e L b l < / P l a n n e d R e c e i p t D a t e L b l > - 
-             < P r o m i s e d R e c e i p t D a t e   E l e m e n t T y p e = " C o l u m n "   E l e m e n t I d = " 2 9 4 5 3 0 7 8 "   D a t a T y p e = " S t r i n g " > P r o m i s e d R e c e i p t D a t e < / P r o m i s e d R e c e i p t D a t e > - 
-             < P r o m i s e d R e c e i p t D a t e L b l   E l e m e n t T y p e = " C o l u m n "   E l e m e n t I d = " 2 0 2 4 9 3 8 1 7 2 "   D a t a T y p e = " L a b e l " > P r o m i s e d R e c e i p t D a t e L b l < / P r o m i s e d R e c e i p t D a t e L b l > - 
-             < P u r c h L i n e L i n e D i s c _ L b l   E l e m e n t T y p e = " C o l u m n "   E l e m e n t I d = " 5 7 3 7 9 3 8 4 1 "   D a t a T y p e = " L a b e l " > P u r c h L i n e L i n e D i s c _ L b l < / P u r c h L i n e L i n e D i s c _ L b l > - 
-             < P u r c h L i n e _ V A T P c t   E l e m e n t T y p e = " C o l u m n "   E l e m e n t I d = " 1 7 7 5 5 5 6 6 3 6 "   D a t a T y p e = " D e c i m a l " > P u r c h L i n e _ V A T P c t < / P u r c h L i n e _ V A T P c t > - 
-             < Q t y _ P u r c h L i n e   E l e m e n t T y p e = " C o l u m n "   E l e m e n t I d = " 7 8 0 8 5 8 6 7 6 "   D a t a T y p e = " T e x t " > Q t y _ P u r c h L i n e < / Q t y _ P u r c h L i n e > - 
-             < Q t y _ P u r c h L i n e _ L b l   E l e m e n t T y p e = " C o l u m n "   E l e m e n t I d = " 6 6 5 5 0 9 2 9 "   D a t a T y p e = " S t r i n g " > Q t y _ P u r c h L i n e _ L b l < / Q t y _ P u r c h L i n e _ L b l > - 
-             < R e q u e s t e d R e c e i p t D a t e   E l e m e n t T y p e = " C o l u m n "   E l e m e n t I d = " 9 3 3 1 1 2 9 3 1 "   D a t a T y p e = " S t r i n g " > R e q u e s t e d R e c e i p t D a t e < / R e q u e s t e d R e c e i p t D a t e > - 
-             < R e q u e s t e d R e c e i p t D a t e L b l   E l e m e n t T y p e = " C o l u m n "   E l e m e n t I d = " 1 4 4 2 7 6 8 2 3 "   D a t a T y p e = " L a b e l " > R e q u e s t e d R e c e i p t D a t e L b l < / R e q u e s t e d R e c e i p t D a t e L b l > - 
-             < S p e n d R e q u e s t N o _ P u r c h L i n e   E l e m e n t T y p e = " C o l u m n "   E l e m e n t I d = " 2 0 0 5 3 6 7 6 4 4 "   D a t a T y p e = " C o d e " > S p e n d R e q u e s t N o _ P u r c h L i n e < / S p e n d R e q u e s t N o _ P u r c h L i n e > - 
-             < S p e n d R e q u e s t N o _ P u r c h L i n e 2 _ L b l   E l e m e n t T y p e = " C o l u m n "   E l e m e n t I d = " 1 0 1 8 0 9 3 6 3 5 "   D a t a T y p e = " S t r i n g " > S p e n d R e q u e s t N o _ P u r c h L i n e 2 _ L b l < / S p e n d R e q u e s t N o _ P u r c h L i n e 2 _ L b l > - 
-             < T o t a l I n c l V A T   E l e m e n t T y p e = " C o l u m n "   E l e m e n t I d = " 2 0 6 6 5 7 4 0 8 4 "   D a t a T y p e = " D e c i m a l " > T o t a l I n c l V A T < / T o t a l I n c l V A T > - 
-             < T o t a l P r i c e C a p t i o n _ L b l   E l e m e n t T y p e = " C o l u m n "   E l e m e n t I d = " 1 7 4 8 7 7 2 0 5 5 "   D a t a T y p e = " L a b e l " > T o t a l P r i c e C a p t i o n _ L b l < / T o t a l P r i c e C a p t i o n _ L b l > - 
-             < T y p e _ P u r c h L i n e   E l e m e n t T y p e = " C o l u m n "   E l e m e n t I d = " 8 0 9 4 7 1 0 8 8 "   D a t a T y p e = " S t r i n g " > T y p e _ P u r c h L i n e < / T y p e _ P u r c h L i n e > - 
-             < U n i t P r i c e _ P u r c h L i n e   E l e m e n t T y p e = " C o l u m n "   E l e m e n t I d = " 2 0 6 3 2 5 9 8 1 9 "   D a t a T y p e = " D e c i m a l " > U n i t P r i c e _ P u r c h L i n e < / U n i t P r i c e _ P u r c h L i n e > - 
-             < U n i t P r i c e _ P u r c h L i n e _ L b l   E l e m e n t T y p e = " C o l u m n "   E l e m e n t I d = " 7 0 4 0 2 1 4 6 2 "   D a t a T y p e = " L a b e l " > U n i t P r i c e _ P u r c h L i n e _ L b l < / U n i t P r i c e _ P u r c h L i n e _ L b l > - 
-             < U O M _ P u r c h L i n e   E l e m e n t T y p e = " C o l u m n "   E l e m e n t I d = " 4 4 1 1 3 9 0 4 9 "   D a t a T y p e = " T e x t " > U O M _ P u r c h L i n e < / U O M _ P u r c h L i n e > - 
-             < U O M _ P u r c h L i n e _ L b l   E l e m e n t T y p e = " C o l u m n "   E l e m e n t I d = " 1 8 5 6 1 1 3 1 9 4 "   D a t a T y p e = " L a b e l " > U O M _ P u r c h L i n e _ L b l < / U O M _ P u r c h L i n e _ L b l > - 
-             < V A T D i s c o u n t A m o u n t _ L b l   E l e m e n t T y p e = " C o l u m n "   E l e m e n t I d = " 1 3 5 5 1 2 6 5 3 8 "   D a t a T y p e = " L a b e l " > V A T D i s c o u n t A m o u n t _ L b l < / V A T D i s c o u n t A m o u n t _ L b l > - 
-             < V A T I d e n t i f i e r _ P u r c h L i n e   E l e m e n t T y p e = " C o l u m n "   E l e m e n t I d = " 1 0 5 5 6 1 2 1 2 8 "   D a t a T y p e = " C o d e " > V A T I d e n t i f i e r _ P u r c h L i n e < / V A T I d e n t i f i e r _ P u r c h L i n e > - 
-             < V A T I d e n t i f i e r _ P u r c h L i n e _ L b l   E l e m e n t T y p e = " C o l u m n "   E l e m e n t I d = " 1 4 0 4 1 9 4 8 1 9 "   D a t a T y p e = " S t r i n g " > V A T I d e n t i f i e r _ P u r c h L i n e _ L b l < / V A T I d e n t i f i e r _ P u r c h L i n e _ L b l > - 
-             < V e n d o r I t e m N o _ P u r c h L i n e   E l e m e n t T y p e = " C o l u m n "   E l e m e n t I d = " 1 9 1 8 6 5 6 1 6 0 "   D a t a T y p e = " T e x t " > V e n d o r I t e m N o _ P u r c h L i n e < / V e n d o r I t e m N o _ P u r c h L i n e > - 
-         < / P u r c h a s e _ L i n e > - 
-         < T o t a l s   E l e m e n t T y p e = " D a t a I t e m "   E l e m e n t I d = " 1 8 2 3 9 5 0 0 4 4 " > - 
-             < T o t a l A m o u n t   E l e m e n t T y p e = " C o l u m n "   E l e m e n t I d = " 1 5 5 9 1 6 4 8 7 7 "   D a t a T y p e = " D e c i m a l " > T o t a l A m o u n t < / T o t a l A m o u n t > - 
-             < T o t a l A m o u n t I n c l V A T   E l e m e n t T y p e = " C o l u m n "   E l e m e n t I d = " 1 4 2 2 4 2 7 9 5 2 "   D a t a T y p e = " D e c i m a l " > T o t a l A m o u n t I n c l V A T < / T o t a l A m o u n t I n c l V A T > - 
-             < T o t a l E x c l V A T T e x t   E l e m e n t T y p e = " C o l u m n "   E l e m e n t I d = " 1 3 8 4 8 1 6 4 5 "   D a t a T y p e = " T e x t " > T o t a l E x c l V A T T e x t < / T o t a l E x c l V A T T e x t > - 
-             < T o t a l I n c l V A T T e x t   E l e m e n t T y p e = " C o l u m n "   E l e m e n t I d = " 7 6 1 2 0 3 1 7 7 "   D a t a T y p e = " T e x t " > T o t a l I n c l V A T T e x t < / T o t a l I n c l V A T T e x t > - 
-             < T o t a l I n v o i c e D i s c o u n t A m o u n t   E l e m e n t T y p e = " C o l u m n "   E l e m e n t I d = " 4 0 2 1 7 7 5 1 "   D a t a T y p e = " D e c i m a l " > T o t a l I n v o i c e D i s c o u n t A m o u n t < / T o t a l I n v o i c e D i s c o u n t A m o u n t > - 
-             < T o t a l S u b T o t a l   E l e m e n t T y p e = " C o l u m n "   E l e m e n t I d = " 2 0 9 7 8 7 6 8 0 1 "   D a t a T y p e = " D e c i m a l " > T o t a l S u b T o t a l < / T o t a l S u b T o t a l > - 
-             < T o t a l T e x t   E l e m e n t T y p e = " C o l u m n "   E l e m e n t I d = " 2 3 1 9 1 0 5 1 8 "   D a t a T y p e = " T e x t " > T o t a l T e x t < / T o t a l T e x t > - 
-             < T o t a l V A T A m o u n t   E l e m e n t T y p e = " C o l u m n "   E l e m e n t I d = " 1 6 2 7 1 0 2 3 2 8 "   D a t a T y p e = " D e c i m a l " > T o t a l V A T A m o u n t < / T o t a l V A T A m o u n t > - 
-             < T o t a l V A T B a s e A m o u n t   E l e m e n t T y p e = " C o l u m n "   E l e m e n t I d = " 6 6 3 4 5 3 7 0 9 "   D a t a T y p e = " D e c i m a l " > T o t a l V A T B a s e A m o u n t < / T o t a l V A T B a s e A m o u n t > - 
-             < T o t a l V A T D i s c o u n t A m o u n t   E l e m e n t T y p e = " C o l u m n "   E l e m e n t I d = " 6 8 1 2 9 8 4 1 3 "   D a t a T y p e = " D e c i m a l " > T o t a l V A T D i s c o u n t A m o u n t < / T o t a l V A T D i s c o u n t A m o u n t > - 
-             < V A T A m o u n t T e x t   E l e m e n t T y p e = " C o l u m n "   E l e m e n t I d = " 6 5 0 3 5 8 2 4 7 "   D a t a T y p e = " T e x t " > V A T A m o u n t T e x t < / V A T A m o u n t T e x t > - 
-         < / T o t a l s > - 
-         < V A T C o u n t e r   E l e m e n t T y p e = " D a t a I t e m "   E l e m e n t I d = " 5 5 7 1 2 6 5 0 6 " > - 
-             < V A T A m t L i n e I n v D i s c A m t   E l e m e n t T y p e = " C o l u m n "   E l e m e n t I d = " 1 0 0 7 8 2 8 6 0 "   D a t a T y p e = " D e c i m a l " > V A T A m t L i n e I n v D i s c A m t < / V A T A m t L i n e I n v D i s c A m t > - 
-             < V A T A m t L i n e I n v D i s c B a s e A m t   E l e m e n t T y p e = " C o l u m n "   E l e m e n t I d = " 1 6 9 1 0 0 3 4 1 5 "   D a t a T y p e = " D e c i m a l " > V A T A m t L i n e I n v D i s c B a s e A m t < / V A T A m t L i n e I n v D i s c B a s e A m t > - 
-             < V A T A m t L i n e L i n e A m t   E l e m e n t T y p e = " C o l u m n "   E l e m e n t I d = " 1 8 8 2 1 0 3 2 6 2 "   D a t a T y p e = " D e c i m a l " > V A T A m t L i n e L i n e A m t < / V A T A m t L i n e L i n e A m t > - 
-             < V A T A m t L i n e V A T   E l e m e n t T y p e = " C o l u m n "   E l e m e n t I d = " 2 9 9 0 4 8 9 2 5 "   D a t a T y p e = " D e c i m a l " > V A T A m t L i n e V A T < / V A T A m t L i n e V A T > - 
-             < V A T A m t L i n e V A T A m t   E l e m e n t T y p e = " C o l u m n "   E l e m e n t I d = " 8 4 9 9 7 4 3 4 1 "   D a t a T y p e = " D e c i m a l " > V A T A m t L i n e V A T A m t < / V A T A m t L i n e V A T A m t > - 
-             < V A T A m t L i n e V A T B a s e   E l e m e n t T y p e = " C o l u m n "   E l e m e n t I d = " 1 4 1 9 8 1 6 2 1 8 "   D a t a T y p e = " D e c i m a l " > V A T A m t L i n e V A T B a s e < / V A T A m t L i n e V A T B a s e > - 
-             < V A T A m t L i n e V A T I d e n t i f i e r   E l e m e n t T y p e = " C o l u m n "   E l e m e n t I d = " 4 6 1 3 9 9 7 9 2 "   D a t a T y p e = " C o d e " > V A T A m t L i n e V A T I d e n t i f i e r < / V A T A m t L i n e V A T I d e n t i f i e r > - 
-         < / V A T C o u n t e r > - 
-         < V A T C o u n t e r L C Y   E l e m e n t T y p e = " D a t a I t e m "   E l e m e n t I d = " 9 1 0 2 7 8 4 9 2 " > - 
-             < V A L E x c h R a t e   E l e m e n t T y p e = " C o l u m n "   E l e m e n t I d = " 1 8 3 2 0 7 3 1 5 4 "   D a t a T y p e = " T e x t " > V A L E x c h R a t e < / V A L E x c h R a t e > - 
-             < V A L S p e c L C Y H e a d e r   E l e m e n t T y p e = " C o l u m n "   E l e m e n t I d = " 6 9 9 3 5 8 7 5 8 "   D a t a T y p e = " T e x t " > V A L S p e c L C Y H e a d e r < / V A L S p e c L C Y H e a d e r > - 
-             < V A L V A T A m o u n t L C Y   E l e m e n t T y p e = " C o l u m n "   E l e m e n t I d = " 1 4 4 5 9 7 3 0 8 7 "   D a t a T y p e = " D e c i m a l " > V A L V A T A m o u n t L C Y < / V A L V A T A m o u n t L C Y > - 
-             < V A L V A T B a s e L C Y   E l e m e n t T y p e = " C o l u m n "   E l e m e n t I d = " 1 4 3 9 0 5 7 6 6 6 "   D a t a T y p e = " D e c i m a l " > V A L V A T B a s e L C Y < / V A L V A T B a s e L C Y > - 
-         < / V A T C o u n t e r L C Y > - 
-         < P r e p m t L o o p   E l e m e n t T y p e = " D a t a I t e m "   E l e m e n t I d = " 1 1 5 9 7 3 9 4 0 7 " > - 
-             < P r e p a y m e n t S p e c C a p t i o n   E l e m e n t T y p e = " C o l u m n "   E l e m e n t I d = " 1 6 2 3 2 2 2 3 0 1 "   D a t a T y p e = " L a b e l " > P r e p a y m e n t S p e c C a p t i o n < / P r e p a y m e n t S p e c C a p t i o n > - 
-             < P r e p m t I n v B u D e s c C a p t i o n   E l e m e n t T y p e = " C o l u m n "   E l e m e n t I d = " 1 8 0 7 4 4 6 7 8 "   D a t a T y p e = " L a b e l " > P r e p m t I n v B u D e s c C a p t i o n < / P r e p m t I n v B u D e s c C a p t i o n > - 
-             < P r e p m t I n v B u f A m t   E l e m e n t T y p e = " C o l u m n "   E l e m e n t I d = " 1 0 9 6 9 7 6 1 9 5 "   D a t a T y p e = " D e c i m a l " > P r e p m t I n v B u f A m t < / P r e p m t I n v B u f A m t > - 
-             < P r e p m t I n v B u f D e s c   E l e m e n t T y p e = " C o l u m n "   E l e m e n t I d = " 2 2 5 6 0 3 3 1 8 "   D a t a T y p e = " T e x t " > P r e p m t I n v B u f D e s c < / P r e p m t I n v B u f D e s c > - 
-             < P r e p m t I n v B u f G L A c c N o   E l e m e n t T y p e = " C o l u m n "   E l e m e n t I d = " 8 7 1 9 7 7 4 0 0 "   D a t a T y p e = " C o d e " > P r e p m t I n v B u f G L A c c N o < / P r e p m t I n v B u f G L A c c N o > - 
-             < P r e p m t I n v B u f G L A c c N o C a p t i o n   E l e m e n t T y p e = " C o l u m n "   E l e m e n t I d = " 6 6 7 6 9 7 1 8 "   D a t a T y p e = " L a b e l " > P r e p m t I n v B u f G L A c c N o C a p t i o n < / P r e p m t I n v B u f G L A c c N o C a p t i o n > - 
-             < P r e p m t L i n e A m o u n t   E l e m e n t T y p e = " C o l u m n "   E l e m e n t I d = " 1 3 0 2 3 0 2 1 5 "   D a t a T y p e = " D e c i m a l " > P r e p m t L i n e A m o u n t < / P r e p m t L i n e A m o u n t > - 
-             < P r e p m t T o t a l A m o u n t I n c l V A T   E l e m e n t T y p e = " C o l u m n "   E l e m e n t I d = " 3 2 0 0 3 6 5 9 4 "   D a t a T y p e = " D e c i m a l " > P r e p m t T o t a l A m o u n t I n c l V A T < / P r e p m t T o t a l A m o u n t I n c l V A T > - 
-             < P r e p m t V A T A m o u n t   E l e m e n t T y p e = " C o l u m n "   E l e m e n t I d = " 2 1 0 3 3 9 3 6 6 0 "   D a t a T y p e = " D e c i m a l " > P r e p m t V A T A m o u n t < / P r e p m t V A T A m o u n t > - 
-             < P r e p m t V A T A m o u n t T e x t   E l e m e n t T y p e = " C o l u m n "   E l e m e n t I d = " 1 0 3 1 2 5 7 4 9 5 "   D a t a T y p e = " T e x t " > P r e p m t V A T A m o u n t T e x t < / P r e p m t V A T A m o u n t T e x t > - 
-             < P r e p m t V A T B a s e A m o u n t   E l e m e n t T y p e = " C o l u m n "   E l e m e n t I d = " 1 3 9 2 9 6 6 7 9 "   D a t a T y p e = " D e c i m a l " > P r e p m t V A T B a s e A m o u n t < / P r e p m t V A T B a s e A m o u n t > - 
-             < T o t a l E x c l V A T T e x t 2   E l e m e n t T y p e = " C o l u m n "   E l e m e n t I d = " 1 6 4 4 3 1 2 4 5 7 "   D a t a T y p e = " T e x t " > T o t a l E x c l V A T T e x t 2 < / T o t a l E x c l V A T T e x t 2 > - 
-             < T o t a l I n c l V A T T e x t 2   E l e m e n t T y p e = " C o l u m n "   E l e m e n t I d = " 2 0 8 6 8 8 9 6 8 3 "   D a t a T y p e = " T e x t " > T o t a l I n c l V A T T e x t 2 < / T o t a l I n c l V A T T e x t 2 > - 
-         < / P r e p m t L o o p > - 
-         < P r e p m t V A T C o u n t e r   E l e m e n t T y p e = " D a t a I t e m "   E l e m e n t I d = " 1 6 7 7 6 2 3 1 0 8 " > - 
-             < P r e p m t V A T A m t L i n e L i n e A m t   E l e m e n t T y p e = " C o l u m n "   E l e m e n t I d = " 4 0 2 6 8 5 8 2 4 "   D a t a T y p e = " D e c i m a l " > P r e p m t V A T A m t L i n e L i n e A m t < / P r e p m t V A T A m t L i n e L i n e A m t > - 
-             < P r e p m t V A T A m t L i n e V A T   E l e m e n t T y p e = " C o l u m n "   E l e m e n t I d = " 1 9 1 5 4 9 4 8 5 "   D a t a T y p e = " D e c i m a l " > P r e p m t V A T A m t L i n e V A T < / P r e p m t V A T A m t L i n e V A T > - 
-             < P r e p m t V A T A m t L i n e V A T A m t   E l e m e n t T y p e = " C o l u m n "   E l e m e n t I d = " 1 8 7 1 3 0 1 8 2 9 "   D a t a T y p e = " D e c i m a l " > P r e p m t V A T A m t L i n e V A T A m t < / P r e p m t V A T A m t L i n e V A T A m t > - 
-             < P r e p m t V A T A m t L i n e V A T B a s e   E l e m e n t T y p e = " C o l u m n "   E l e m e n t I d = " 1 2 2 6 9 0 4 6 9 6 "   D a t a T y p e = " D e c i m a l " > P r e p m t V A T A m t L i n e V A T B a s e < / P r e p m t V A T A m t L i n e V A T B a s e > - 
-             < P r e p m t V A T A m t L i n e V A T I d   E l e m e n t T y p e = " C o l u m n "   E l e m e n t I d = " 9 8 2 2 2 4 8 0 0 "   D a t a T y p e = " C o d e " > P r e p m t V A T A m t L i n e V A T I d < / P r e p m t V A T A m t L i n e V A T I d > - 
-             < P r e p y m t V A T A m t S p e c C a p t i o n   E l e m e n t T y p e = " C o l u m n "   E l e m e n t I d = " 2 0 0 9 6 4 9 1 3 8 "   D a t a T y p e = " L a b e l " > P r e p y m t V A T A m t S p e c C a p t i o n < / P r e p y m t V A T A m t S p e c C a p t i o n > - 
-         < / P r e p m t V A T C o u n t e r > - 
-         < L e t t e r T e x t   E l e m e n t T y p e = " D a t a I t e m "   E l e m e n t I d = " 1 5 1 0 3 5 3 8 3 4 " > - 
-             < B o d y T e x t   E l e m e n t T y p e = " C o l u m n "   E l e m e n t I d = " 1 4 9 7 5 9 8 0 8 "   D a t a T y p e = " L a b e l " > B o d y T e x t < / B o d y T e x t > - 
-             < C l o s i n g T e x t   E l e m e n t T y p e = " C o l u m n "   E l e m e n t I d = " 5 1 2 1 3 5 9 0 9 "   D a t a T y p e = " L a b e l " > C l o s i n g T e x t < / C l o s i n g T e x t > - 
-             < G r e e t i n g T e x t   E l e m e n t T y p e = " C o l u m n "   E l e m e n t I d = " 1 1 7 5 2 7 9 2 8 9 "   D a t a T y p e = " L a b e l " > G r e e t i n g T e x t < / G r e e t i n g T e x t > - 
-         < / L e t t e r T e x t > - 
-     < / P u r c h a s e _ H e a d e r > - 
- < / N a v W o r d R e p o r t X m l P a r t > 
-</file>
-
-<file path=customXml/item5.xml>��< ? x m l   v e r s i o n = " 1 . 0 "   e n c o d i n g = " u t f - 1 6 " ? > - 
- < N a v W o r d R e p o r t X m l P a r t   x m l n s = " u r n : m i c r o s o f t - d y n a m i c s - n a v / r e p o r t s / S t a n d a r d _ P u r c h a s e _ O r d e r / 1 3 2 2 / " > - 
-     < B C R e p o r t I n f o r m a t i o n > - 
-         < R e p o r t M e t a d a t a > - 
-             < E x t e n s i o n I d > E x t e n s i o n   I D < / E x t e n s i o n I d > - 
-             < E x t e n s i o n N a m e > E x t e n s i o n   N a m e < / E x t e n s i o n N a m e > - 
-             < E x t e n s i o n P u b l i s h e r > E x t e n s i o n   P u b l i s h e r < / E x t e n s i o n P u b l i s h e r > - 
-             < E x t e n s i o n V e r s i o n > E x t e n s i o n   V e r s i o n < / E x t e n s i o n V e r s i o n > - 
-             < R e p o r t I d > R e p o r t   I D < / R e p o r t I d > - 
-             < R e p o r t N a m e > R e p o r t   N a m e < / R e p o r t N a m e > - 
-             < R e p o r t C a p t i o n > R e p o r t   C a p t i o n < / R e p o r t C a p t i o n > - 
-             < A b o u t T h i s R e p o r t T i t l e > A b o u t   T h i s   R e p o r t   T i t l e < / A b o u t T h i s R e p o r t T i t l e > - 
-             < A b o u t T h i s R e p o r t T e x t > A b o u t   T h i s   R e p o r t   T e x t < / A b o u t T h i s R e p o r t T e x t > - 
-             < R e p o r t H e l p L i n k > R e p o r t   H e l p   L i n k < / R e p o r t H e l p L i n k > - 
-         < / R e p o r t M e t a d a t a > - 
-         < R e p o r t R e q u e s t > - 
-             < T e n a n t E n t r a I d > T e n a n t   E n t r a   I d < / T e n a n t E n t r a I d > - 
-             < E n v i r o n m e n t N a m e > E n v i r o n m e n t   N a m e < / E n v i r o n m e n t N a m e > - 
-             < E n v i r o n m e n t T y p e > E n v i r o n m e n t   T y p e < / E n v i r o n m e n t T y p e > - 
-             < C o m p a n y N a m e > C o m p a n y   N a m e < / C o m p a n y N a m e > - 
-             < C o m p a n y D i s p l a y N a m e > C o m p a n y   D i s p l a y   N a m e < / C o m p a n y D i s p l a y N a m e > - 
-             < C o m p a n y I d > C o m p a n y   I D < / C o m p a n y I d > - 
-             < U s e r N a m e > U s e r   N a m e < / U s e r N a m e > - 
-             < D a t e A n d T i m e > D a t e   a n d   T i m e < / D a t e A n d T i m e > - 
-             < L a n g u a g e > L a n g u a g e < / L a n g u a g e > - 
-             < F o r m a t R e g i o n > F o r m a t   R e g i o n < / F o r m a t R e g i o n > - 
-             < D a t e T i m e V a l u e s > - 
-                 < Y e a r > Y e a r < / Y e a r > - 
-                 < M o n t h N u m b e r > M o n t h   N u m b e r < / M o n t h N u m b e r > - 
-                 < D a y N u m b e r > D a y   N u m b e r < / D a y N u m b e r > - 
-                 < H o u r > H o u r < / H o u r > - 
-                 < M i n u t e > M i n u t e < / M i n u t e > - 
-             < / D a t e T i m e V a l u e s > - 
-         < / R e p o r t R e q u e s t > - 
-         < C o m p a n y M e t a d a t a > - 
-             < C o m p a n y N a m e > C o m p a n y   N a m e < / C o m p a n y N a m e > - 
-             < C o m p a n y D i s p l a y N a m e > C o m p a n y   D i s p l a y   N a m e < / C o m p a n y D i s p l a y N a m e > - 
-             < C o m p a n y A d d r e s s L i n e s > - 
-                 < C o m p a n y A d d r e s s L i n e 1 > C o m p a n y   A d d r e s s   L i n e   1 < / C o m p a n y A d d r e s s L i n e 1 > - 
-                 < C o m p a n y A d d r e s s L i n e 2 > C o m p a n y   A d d r e s s   L i n e   2 < / C o m p a n y A d d r e s s L i n e 2 > - 
-                 < C o m p a n y A d d r e s s L i n e 3 > C o m p a n y   A d d r e s s   L i n e   3 < / C o m p a n y A d d r e s s L i n e 3 > - 
-                 < C o m p a n y A d d r e s s L i n e 4 > C o m p a n y   A d d r e s s   L i n e   4 < / C o m p a n y A d d r e s s L i n e 4 > - 
-                 < C o m p a n y A d d r e s s L i n e 5 > C o m p a n y   A d d r e s s   L i n e   5 < / C o m p a n y A d d r e s s L i n e 5 > - 
-                 < C o m p a n y A d d r e s s L i n e 6 > C o m p a n y   A d d r e s s   L i n e   6 < / C o m p a n y A d d r e s s L i n e 6 > - 
-                 < C o m p a n y A d d r e s s L i n e 7 > C o m p a n y   A d d r e s s   L i n e   7 < / C o m p a n y A d d r e s s L i n e 7 > - 
-                 < C o m p a n y A d d r e s s L i n e 8 > C o m p a n y   A d d r e s s   L i n e   8 < / C o m p a n y A d d r e s s L i n e 8 > - 
-             < / C o m p a n y A d d r e s s L i n e s > - 
-             < C o m p a n y P h o n e > C o m p a n y   P h o n e < / C o m p a n y P h o n e > - 
-             < C o m p a n y P h o n e C a p t i o n > C o m p a n y   P h o n e   C a p t i o n < / C o m p a n y P h o n e C a p t i o n > - 
-             < C o m p a n y F a x N o > C o m p a n y   F a x   N o . < / C o m p a n y F a x N o > - 
-             < C o m p a n y F a x N o C a p t i o n > C o m p a n y   F a x   N o .   C a p t i o n < / C o m p a n y F a x N o C a p t i o n > - 
-             < C o m p a n y E m a i l > C o m p a n y   E m a i l < / C o m p a n y E m a i l > - 
-             < C o m p a n y E m a i l C a p t i o n > C o m p a n y   E m a i l   C a p t i o n < / C o m p a n y E m a i l C a p t i o n > - 
-             < C o m p a n y H o m e P a g e > C o m p a n y   H o m e   P a g e < / C o m p a n y H o m e P a g e > - 
-             < C o m p a n y H o m e P a g e C a p t i o n > C o m p a n y   H o m e   P a g e   C a p t i o n < / C o m p a n y H o m e P a g e C a p t i o n > - 
-             < C o m p a n y L o g o > C o m p a n y   L o g o < / C o m p a n y L o g o > - 
-             < C o m p a n y V A T R e g i s t r a t i o n N o > C o m p a n y   V A T   R e g i s t r a t i o n   N o . < / C o m p a n y V A T R e g i s t r a t i o n N o > - 
-             < C o m p a n y V A T R e g i s t r a t i o n N o C a p t i o n > C o m p a n y   V A T   R e g i s t r a t i o n   N o .   C a p t i o n < / C o m p a n y V A T R e g i s t r a t i o n N o C a p t i o n > - 
-             < C o m p a n y R e g i s t r a t i o n N o > C o m p a n y   R e g i s t r a t i o n   N o . < / C o m p a n y R e g i s t r a t i o n N o > - 
-             < C o m p a n y R e g i s t r a t i o n N o C a p t i o n > C o m p a n y   R e g i s t r a t i o n   N o .   C a p t i o n < / C o m p a n y R e g i s t r a t i o n N o C a p t i o n > - 
-             < C o m p a n y B a n k N a m e > C o m p a n y   B a n k   N a m e < / C o m p a n y B a n k N a m e > - 
-             < C o m p a n y B a n k N a m e C a p t i o n > C o m p a n y   B a n k   N a m e   C a p t i o n < / C o m p a n y B a n k N a m e C a p t i o n > - 
-             < C o m p a n y B a n k A c c o u n t N o > C o m p a n y   B a n k   A c c o u n t   N o . < / C o m p a n y B a n k A c c o u n t N o > - 
-             < C o m p a n y B a n k A c c o u n t N o C a p t i o n > C o m p a n y   B a n k   A c c o u n t   N o .   C a p t i o n < / C o m p a n y B a n k A c c o u n t N o C a p t i o n > - 
-             < C o m p a n y B a n k B r a n c h N o > C o m p a n y   B a n k   B r a n c h   N o . < / C o m p a n y B a n k B r a n c h N o > - 
-             < C o m p a n y B a n k B r a n c h N o C a p t i o n > C o m p a n y   B a n k   B r a n c h   N o .   C a p t i o n < / C o m p a n y B a n k B r a n c h N o C a p t i o n > - 
-             < C o m p a n y I B A N > C o m p a n y   I B A N < / C o m p a n y I B A N > - 
-             < C o m p a n y I B A N C a p t i o n > C o m p a n y   I B A N   C a p t i o n < / C o m p a n y I B A N C a p t i o n > - 
-             < C o m p a n y B a n k S W I F T > C o m p a n y   B a n k   S W I F T < / C o m p a n y B a n k S W I F T > - 
-             < C o m p a n y B a n k S W I F T C a p t i o n > C o m p a n y   B a n k   S W I F T   C a p t i o n < / C o m p a n y B a n k S W I F T C a p t i o n > - 
-             < C o m p a n y G i r o N o > C o m p a n y   G i r o   N o . < / C o m p a n y G i r o N o > - 
-             < C o m p a n y G i r o N o C a p t i o n > C o m p a n y   G i r o   N o .   C a p t i o n < / C o m p a n y G i r o N o C a p t i o n > - 
-         < / C o m p a n y M e t a d a t a > - 
-     < / B C R e p o r t I n f o r m a t i o n > - 
-     < P u r c h a s e _ H e a d e r > - 
-         < A l l o w I n v o i c e D i s c _ L b l > A l l o w I n v o i c e D i s c _ L b l < / A l l o w I n v o i c e D i s c _ L b l > - 
-         < A m o u n t _ L b l > A m o u n t _ L b l < / A m o u n t _ L b l > - 
-         < B u y e r _ L b l > B u y e r _ L b l < / B u y e r _ L b l > - 
-         < B u y F r m V e n d N o _ P u r c h H e a d e r > B u y F r m V e n d N o _ P u r c h H e a d e r < / B u y F r m V e n d N o _ P u r c h H e a d e r > - 
-         < B u y F r m V e n d N o _ P u r c h H e a d e r _ L b l > B u y F r m V e n d N o _ P u r c h H e a d e r _ L b l < / B u y F r m V e n d N o _ P u r c h H e a d e r _ L b l > - 
-         < B u y F r o m A d d r 1 > B u y F r o m A d d r 1 < / B u y F r o m A d d r 1 > - 
-         < B u y F r o m A d d r 2 > B u y F r o m A d d r 2 < / B u y F r o m A d d r 2 > - 
-         < B u y F r o m A d d r 3 > B u y F r o m A d d r 3 < / B u y F r o m A d d r 3 > - 
-         < B u y F r o m A d d r 4 > B u y F r o m A d d r 4 < / B u y F r o m A d d r 4 > - 
-         < B u y F r o m A d d r 5 > B u y F r o m A d d r 5 < / B u y F r o m A d d r 5 > - 
-         < B u y F r o m A d d r 6 > B u y F r o m A d d r 6 < / B u y F r o m A d d r 6 > - 
-         < B u y F r o m A d d r 7 > B u y F r o m A d d r 7 < / B u y F r o m A d d r 7 > - 
-         < B u y F r o m A d d r 8 > B u y F r o m A d d r 8 < / B u y F r o m A d d r 8 > - 
-         < B u y F r o m C o n t a c t E m a i l > B u y F r o m C o n t a c t E m a i l < / B u y F r o m C o n t a c t E m a i l > - 
-         < B u y F r o m C o n t a c t E m a i l L b l > B u y F r o m C o n t a c t E m a i l L b l < / B u y F r o m C o n t a c t E m a i l L b l > - 
-         < B u y F r o m C o n t a c t M o b i l e P h o n e N o > B u y F r o m C o n t a c t M o b i l e P h o n e N o < / B u y F r o m C o n t a c t M o b i l e P h o n e N o > - 
-         < B u y F r o m C o n t a c t M o b i l e P h o n e N o L b l > B u y F r o m C o n t a c t M o b i l e P h o n e N o L b l < / B u y F r o m C o n t a c t M o b i l e P h o n e N o L b l > - 
-         < B u y F r o m C o n t a c t P h o n e N o > B u y F r o m C o n t a c t P h o n e N o < / B u y F r o m C o n t a c t P h o n e N o > - 
-         < B u y F r o m C o n t a c t P h o n e N o L b l > B u y F r o m C o n t a c t P h o n e N o L b l < / B u y F r o m C o n t a c t P h o n e N o L b l > - 
-         < C o m p a n y A d d r e s s 1 > C o m p a n y A d d r e s s 1 < / C o m p a n y A d d r e s s 1 > - 
-         < C o m p a n y A d d r e s s 2 > C o m p a n y A d d r e s s 2 < / C o m p a n y A d d r e s s 2 > - 
-         < C o m p a n y A d d r e s s 3 > C o m p a n y A d d r e s s 3 < / C o m p a n y A d d r e s s 3 > - 
-         < C o m p a n y A d d r e s s 4 > C o m p a n y A d d r e s s 4 < / C o m p a n y A d d r e s s 4 > - 
-         < C o m p a n y A d d r e s s 5 > C o m p a n y A d d r e s s 5 < / C o m p a n y A d d r e s s 5 > - 
-         < C o m p a n y A d d r e s s 6 > C o m p a n y A d d r e s s 6 < / C o m p a n y A d d r e s s 6 > - 
-         < C o m p a n y A d d r e s s 7 > C o m p a n y A d d r e s s 7 < / C o m p a n y A d d r e s s 7 > - 
-         < C o m p a n y A d d r e s s 8 > C o m p a n y A d d r e s s 8 < / C o m p a n y A d d r e s s 8 > - 
-         < C o m p a n y B a n k A c c o u n t N o > C o m p a n y B a n k A c c o u n t N o < / C o m p a n y B a n k A c c o u n t N o > - 
-         < C o m p a n y B a n k A c c o u n t N o _ L b l > C o m p a n y B a n k A c c o u n t N o _ L b l < / C o m p a n y B a n k A c c o u n t N o _ L b l > - 
-         < C o m p a n y B a n k B r a n c h N o > C o m p a n y B a n k B r a n c h N o < / C o m p a n y B a n k B r a n c h N o > - 
-         < C o m p a n y B a n k B r a n c h N o _ L b l > C o m p a n y B a n k B r a n c h N o _ L b l < / C o m p a n y B a n k B r a n c h N o _ L b l > - 
-         < C o m p a n y B a n k N a m e > C o m p a n y B a n k N a m e < / C o m p a n y B a n k N a m e > - 
-         < C o m p a n y B a n k N a m e _ L b l > C o m p a n y B a n k N a m e _ L b l < / C o m p a n y B a n k N a m e _ L b l > - 
-         < C o m p a n y C u s t o m G i r o > C o m p a n y C u s t o m G i r o < / C o m p a n y C u s t o m G i r o > - 
-         < C o m p a n y C u s t o m G i r o _ L b l > C o m p a n y C u s t o m G i r o _ L b l < / C o m p a n y C u s t o m G i r o _ L b l > - 
-         < C o m p a n y E M a i l > C o m p a n y E M a i l < / C o m p a n y E M a i l > - 
-         < C o m p a n y E m a i l _ L b l > C o m p a n y E m a i l _ L b l < / C o m p a n y E m a i l _ L b l > - 
-         < C o m p a n y G i r o N o > C o m p a n y G i r o N o < / C o m p a n y G i r o N o > - 
-         < C o m p a n y G i r o N o _ L b l > C o m p a n y G i r o N o _ L b l < / C o m p a n y G i r o N o _ L b l > - 
-         < C o m p a n y H o m e P a g e > C o m p a n y H o m e P a g e < / C o m p a n y H o m e P a g e > - 
-         < C o m p a n y H o m e P a g e _ L b l > C o m p a n y H o m e P a g e _ L b l < / C o m p a n y H o m e P a g e _ L b l > - 
-         < C o m p a n y I B A N > C o m p a n y I B A N < / C o m p a n y I B A N > - 
-         < C o m p a n y I B A N _ L b l > C o m p a n y I B A N _ L b l < / C o m p a n y I B A N _ L b l > - 
-         < C o m p a n y L e g a l O f f i c e > C o m p a n y L e g a l O f f i c e < / C o m p a n y L e g a l O f f i c e > - 
-         < C o m p a n y L e g a l O f f i c e _ L b l > C o m p a n y L e g a l O f f i c e _ L b l < / C o m p a n y L e g a l O f f i c e _ L b l > - 
-         < C o m p a n y L o g o P o s i t i o n > C o m p a n y L o g o P o s i t i o n < / C o m p a n y L o g o P o s i t i o n > - 
-         < C o m p a n y P h o n e N o > C o m p a n y P h o n e N o < / C o m p a n y P h o n e N o > - 
-         < C o m p a n y P h o n e N o _ L b l > C o m p a n y P h o n e N o _ L b l < / C o m p a n y P h o n e N o _ L b l > - 
-         < C o m p a n y P i c t u r e   / > - 
-         < C o m p a n y R e g i s t r a t i o n N u m b e r > C o m p a n y R e g i s t r a t i o n N u m b e r < / C o m p a n y R e g i s t r a t i o n N u m b e r > - 
-         < C o m p a n y R e g i s t r a t i o n N u m b e r _ L b l > C o m p a n y R e g i s t r a t i o n N u m b e r _ L b l < / C o m p a n y R e g i s t r a t i o n N u m b e r _ L b l > - 
-         < C o m p a n y S W I F T > C o m p a n y S W I F T < / C o m p a n y S W I F T > - 
-         < C o m p a n y S W I F T _ L b l > C o m p a n y S W I F T _ L b l < / C o m p a n y S W I F T _ L b l > - 
-         < C o m p a n y V A T R e g i s t r a t i o n N o > C o m p a n y V A T R e g i s t r a t i o n N o < / C o m p a n y V A T R e g i s t r a t i o n N o > - 
-         < C o m p a n y V A T R e g i s t r a t i o n N o _ L b l > C o m p a n y V A T R e g i s t r a t i o n N o _ L b l < / C o m p a n y V A T R e g i s t r a t i o n N o _ L b l > - 
-         < C o m p a n y V A T R e g N o > C o m p a n y V A T R e g N o < / C o m p a n y V A T R e g N o > - 
-         < C o m p a n y V A T R e g N o _ L b l > C o m p a n y V A T R e g N o _ L b l < / C o m p a n y V A T R e g N o _ L b l > - 
-         < C o n f i r m T o C a p t i o n _ L b l > C o n f i r m T o C a p t i o n _ L b l < / C o n f i r m T o C a p t i o n _ L b l > - 
-         < D i m T e x t > D i m T e x t < / D i m T e x t > - 
-         < D o c T y p e _ P u r c h H e a d e r > D o c T y p e _ P u r c h H e a d e r < / D o c T y p e _ P u r c h H e a d e r > - 
-         < D o c u m e n t D a t e > D o c u m e n t D a t e < / D o c u m e n t D a t e > - 
-         < D o c u m e n t D a t e _ L b l > D o c u m e n t D a t e _ L b l < / D o c u m e n t D a t e _ L b l > - 
-         < D o c u m e n t T i t l e _ L b l > D o c u m e n t T i t l e _ L b l < / D o c u m e n t T i t l e _ L b l > - 
-         < D u e D a t e > D u e D a t e < / D u e D a t e > - 
-         < E m a i l I D _ L b l > E m a i l I D _ L b l < / E m a i l I D _ L b l > - 
-         < E x p t R e c p t D t _ P u r c h a s e H e a d e r > E x p t R e c p t D t _ P u r c h a s e H e a d e r < / E x p t R e c p t D t _ P u r c h a s e H e a d e r > - 
-         < H o m e P a g e _ L b l > H o m e P a g e _ L b l < / H o m e P a g e _ L b l > - 
-         < I t e m D e s c r i p t i o n _ L b l > I t e m D e s c r i p t i o n _ L b l < / I t e m D e s c r i p t i o n _ L b l > - 
-         < I t e m L i n e A m o u n t _ L b l > I t e m L i n e A m o u n t _ L b l < / I t e m L i n e A m o u n t _ L b l > - 
-         < I t e m N u m b e r _ L b l > I t e m N u m b e r _ L b l < / I t e m N u m b e r _ L b l > - 
-         < I t e m Q u a n t i t y _ L b l > I t e m Q u a n t i t y _ L b l < / I t e m Q u a n t i t y _ L b l > - 
-         < I t e m U n i t P r i c e _ L b l > I t e m U n i t P r i c e _ L b l < / I t e m U n i t P r i c e _ L b l > - 
-         < I t e m U n i t _ L b l > I t e m U n i t _ L b l < / I t e m U n i t _ L b l > - 
-         < N o _ P u r c h H e a d e r > N o _ P u r c h H e a d e r < / N o _ P u r c h H e a d e r > - 
-         < O r d e r D a t e _ L b l > O r d e r D a t e _ L b l < / O r d e r D a t e _ L b l > - 
-         < O r d e r D a t e _ P u r c h a s e H e a d e r > O r d e r D a t e _ P u r c h a s e H e a d e r < / O r d e r D a t e _ P u r c h a s e H e a d e r > - 
-         < O r d e r N o _ L b l > O r d e r N o _ L b l < / O r d e r N o _ L b l > - 
-         < O u t p u t N o > O u t p u t N o < / O u t p u t N o > - 
-         < P a g e _ L b l > P a g e _ L b l < / P a g e _ L b l > - 
-         < P a y m e n t D e t a i l s _ L b l > P a y m e n t D e t a i l s _ L b l < / P a y m e n t D e t a i l s _ L b l > - 
-         < P a y m e n t T e r m s D e s c > P a y m e n t T e r m s D e s c < / P a y m e n t T e r m s D e s c > - 
-         < P a y m e n t T e r m s D e s c _ L b l > P a y m e n t T e r m s D e s c _ L b l < / P a y m e n t T e r m s D e s c _ L b l > - 
-         < P a y T o C o n t a c t E m a i l > P a y T o C o n t a c t E m a i l < / P a y T o C o n t a c t E m a i l > - 
-         < P a y T o C o n t a c t E m a i l L b l > P a y T o C o n t a c t E m a i l L b l < / P a y T o C o n t a c t E m a i l L b l > - 
-         < P a y T o C o n t a c t M o b i l e P h o n e N o > P a y T o C o n t a c t M o b i l e P h o n e N o < / P a y T o C o n t a c t M o b i l e P h o n e N o > - 
-         < P a y T o C o n t a c t M o b i l e P h o n e N o L b l > P a y T o C o n t a c t M o b i l e P h o n e N o L b l < / P a y T o C o n t a c t M o b i l e P h o n e N o L b l > - 
-         < P a y T o C o n t a c t P h o n e N o > P a y T o C o n t a c t P h o n e N o < / P a y T o C o n t a c t P h o n e N o > - 
-         < P a y T o C o n t a c t P h o n e N o L b l > P a y T o C o n t a c t P h o n e N o L b l < / P a y T o C o n t a c t P h o n e N o L b l > - 
-         < P a y T o V e n d N o _ P u r c h H e a d e r > P a y T o V e n d N o _ P u r c h H e a d e r < / P a y T o V e n d N o _ P u r c h H e a d e r > - 
-         < P r e p m t P a y m e n t T e r m s D e s c > P r e p m t P a y m e n t T e r m s D e s c < / P r e p m t P a y m e n t T e r m s D e s c > - 
-         < P r e p y m t T e r m s D e s c _ L b l > P r e p y m t T e r m s D e s c _ L b l < / P r e p y m t T e r m s D e s c _ L b l > - 
-         < P r i c e s I n c l u d i n g V A T _ L b l > P r i c e s I n c l u d i n g V A T _ L b l < / P r i c e s I n c l u d i n g V A T _ L b l > - 
-         < P r i c e s I n c l V A T t x t > P r i c e s I n c l V A T t x t < / P r i c e s I n c l V A T t x t > - 
-         < P r i c e s I n c l V A T _ P u r c h H e a d e r > P r i c e s I n c l V A T _ P u r c h H e a d e r < / P r i c e s I n c l V A T _ P u r c h H e a d e r > - 
-         < P r i c e s I n c l V A T _ P u r c h H e a d e r _ L b l > P r i c e s I n c l V A T _ P u r c h H e a d e r _ L b l < / P r i c e s I n c l V A T _ P u r c h H e a d e r _ L b l > - 
-         < P u r c h a s e r T e x t > P u r c h a s e r T e x t < / P u r c h a s e r T e x t > - 
-         < P u r c h L i n e I n v D i s c A m t _ L b l > P u r c h L i n e I n v D i s c A m t _ L b l < / P u r c h L i n e I n v D i s c A m t _ L b l > - 
-         < P u r c h O r d e r C a p t i o n _ L b l > P u r c h O r d e r C a p t i o n _ L b l < / P u r c h O r d e r C a p t i o n _ L b l > - 
-         < P u r c h O r d e r D a t e C a p t i o n _ L b l > P u r c h O r d e r D a t e C a p t i o n _ L b l < / P u r c h O r d e r D a t e C a p t i o n _ L b l > - 
-         < P u r c h O r d e r N u m C a p t i o n _ L b l > P u r c h O r d e r N u m C a p t i o n _ L b l < / P u r c h O r d e r N u m C a p t i o n _ L b l > - 
-         < R e c e i v e b y _ L b l > R e c e i v e b y _ L b l < / R e c e i v e b y _ L b l > - 
-         < R e f e r e n c e T e x t > R e f e r e n c e T e x t < / R e f e r e n c e T e x t > - 
-         < S a l e s P u r c h P e r s o n N a m e > S a l e s P u r c h P e r s o n N a m e < / S a l e s P u r c h P e r s o n N a m e > - 
-         < S e l l T o C u s t N o _ P u r c h H e a d e r > S e l l T o C u s t N o _ P u r c h H e a d e r < / S e l l T o C u s t N o _ P u r c h H e a d e r > - 
-         < S e l l T o C u s t N o _ P u r c h H e a d e r _ L b l > S e l l T o C u s t N o _ P u r c h H e a d e r _ L b l < / S e l l T o C u s t N o _ P u r c h H e a d e r _ L b l > - 
-         < S h i p m e n t M e t h o d D e s c > S h i p m e n t M e t h o d D e s c < / S h i p m e n t M e t h o d D e s c > - 
-         < S h i p m e n t M e t h o d D e s c _ L b l > S h i p m e n t M e t h o d D e s c _ L b l < / S h i p m e n t M e t h o d D e s c _ L b l > - 
-         < S h i p T o A d d r 1 > S h i p T o A d d r 1 < / S h i p T o A d d r 1 > - 
-         < S h i p T o A d d r 2 > S h i p T o A d d r 2 < / S h i p T o A d d r 2 > - 
-         < S h i p T o A d d r 3 > S h i p T o A d d r 3 < / S h i p T o A d d r 3 > - 
-         < S h i p T o A d d r 4 > S h i p T o A d d r 4 < / S h i p T o A d d r 4 > - 
-         < S h i p T o A d d r 5 > S h i p T o A d d r 5 < / S h i p T o A d d r 5 > - 
-         < S h i p T o A d d r 6 > S h i p T o A d d r 6 < / S h i p T o A d d r 6 > - 
-         < S h i p T o A d d r 7 > S h i p T o A d d r 7 < / S h i p T o A d d r 7 > - 
-         < S h i p T o A d d r 8 > S h i p T o A d d r 8 < / S h i p T o A d d r 8 > - 
-         < S h i p t o A d d r e s s _ L b l > S h i p t o A d d r e s s _ L b l < / S h i p t o A d d r e s s _ L b l > - 
-         < S h i p T o P h o n e N o > S h i p T o P h o n e N o < / S h i p T o P h o n e N o > - 
-         < S p e n d R e q u e s t N o > S p e n d R e q u e s t N o < / S p e n d R e q u e s t N o > - 
-         < S p e n d R e q u e s t N o _ L b l > S p e n d R e q u e s t N o _ L b l < / S p e n d R e q u e s t N o _ L b l > - 
-         < S u b t o t a l _ L b l > S u b t o t a l _ L b l < / S u b t o t a l _ L b l > - 
-         < T a x I d e n t T y p e C a p t i o n _ L b l > T a x I d e n t T y p e C a p t i o n _ L b l < / T a x I d e n t T y p e C a p t i o n _ L b l > - 
-         < T o C a p t i o n _ L b l > T o C a p t i o n _ L b l < / T o C a p t i o n _ L b l > - 
-         < T o t a l _ L b l > T o t a l _ L b l < / T o t a l _ L b l > - 
-         < V A L V A T B a s e L C Y _ L b l > V A L V A T B a s e L C Y _ L b l < / V A L V A T B a s e L C Y _ L b l > - 
-         < V A T A m t L i n e I n v D i s c B a s e A m t _ L b l > V A T A m t L i n e I n v D i s c B a s e A m t _ L b l < / V A T A m t L i n e I n v D i s c B a s e A m t _ L b l > - 
-         < V A T A m t L i n e L i n e A m t _ L b l > V A T A m t L i n e L i n e A m t _ L b l < / V A T A m t L i n e L i n e A m t _ L b l > - 
-         < V A T A m t L i n e V A T A m t _ L b l > V A T A m t L i n e V A T A m t _ L b l < / V A T A m t L i n e V A T A m t _ L b l > - 
-         < V A T A m t L i n e V A T _ L b l > V A T A m t L i n e V A T _ L b l < / V A T A m t L i n e V A T _ L b l > - 
-         < V A T A m t S p e c _ L b l > V A T A m t S p e c _ L b l < / V A T A m t S p e c _ L b l > - 
-         < V A T B a s e D i s c _ P u r c h H e a d e r > V A T B a s e D i s c _ P u r c h H e a d e r < / V A T B a s e D i s c _ P u r c h H e a d e r > - 
-         < V A T I d e n t i f i e r _ L b l > V A T I d e n t i f i e r _ L b l < / V A T I d e n t i f i e r _ L b l > - 
-         < V A T N o T e x t > V A T N o T e x t < / V A T N o T e x t > - 
-         < V A T R e g N o _ P u r c h H e a d e r > V A T R e g N o _ P u r c h H e a d e r < / V A T R e g N o _ P u r c h H e a d e r > - 
-         < V e n d A d d r 1 > V e n d A d d r 1 < / V e n d A d d r 1 > - 
-         < V e n d A d d r 2 > V e n d A d d r 2 < / V e n d A d d r 2 > - 
-         < V e n d A d d r 3 > V e n d A d d r 3 < / V e n d A d d r 3 > - 
-         < V e n d A d d r 4 > V e n d A d d r 4 < / V e n d A d d r 4 > - 
-         < V e n d A d d r 5 > V e n d A d d r 5 < / V e n d A d d r 5 > - 
-         < V e n d A d d r 6 > V e n d A d d r 6 < / V e n d A d d r 6 > - 
-         < V e n d A d d r 7 > V e n d A d d r 7 < / V e n d A d d r 7 > - 
-         < V e n d A d d r 8 > V e n d A d d r 8 < / V e n d A d d r 8 > - 
-         < V e n d N o _ L b l > V e n d N o _ L b l < / V e n d N o _ L b l > - 
-         < V e n d o r I D C a p t i o n _ L b l > V e n d o r I D C a p t i o n _ L b l < / V e n d o r I D C a p t i o n _ L b l > - 
-         < V e n d o r I n v o i c e N o > V e n d o r I n v o i c e N o < / V e n d o r I n v o i c e N o > - 
-         < V e n d o r I n v o i c e N o _ L b l > V e n d o r I n v o i c e N o _ L b l < / V e n d o r I n v o i c e N o _ L b l > - 
-         < V e n d o r O r d e r N o > V e n d o r O r d e r N o < / V e n d o r O r d e r N o > - 
-         < V e n d o r O r d e r N o _ L b l > V e n d o r O r d e r N o _ L b l < / V e n d o r O r d e r N o _ L b l > - 
-         < Y o u r R e f _ P u r c h H e a d e r > Y o u r R e f _ P u r c h H e a d e r < / Y o u r R e f _ P u r c h H e a d e r > - 
-         < P u r c h a s e _ L i n e > - 
-             < A l l o w I n v D i s c t x t > A l l o w I n v D i s c t x t < / A l l o w I n v D i s c t x t > - 
-             < A l l o w I n v D i s c _ P u r c h L i n e > A l l o w I n v D i s c _ P u r c h L i n e < / A l l o w I n v D i s c _ P u r c h L i n e > - 
-             < A m o u n t I n c l u d i n g V A T > A m o u n t I n c l u d i n g V A T < / A m o u n t I n c l u d i n g V A T > - 
-             < D e s c _ P u r c h L i n e > D e s c _ P u r c h L i n e < / D e s c _ P u r c h L i n e > - 
-             < D e s c _ P u r c h L i n e _ L b l > D e s c _ P u r c h L i n e _ L b l < / D e s c _ P u r c h L i n e _ L b l > - 
-             < D i r e c t U n i C o s t _ L b l > D i r e c t U n i C o s t _ L b l < / D i r e c t U n i C o s t _ L b l > - 
-             < D i r U n i t C o s t _ P u r c h L i n e > D i r U n i t C o s t _ P u r c h L i n e < / D i r U n i t C o s t _ P u r c h L i n e > - 
-             < E x p e c t e d R e c e i p t D a t e > E x p e c t e d R e c e i p t D a t e < / E x p e c t e d R e c e i p t D a t e > - 
-             < E x p e c t e d R e c e i p t D a t e L b l > E x p e c t e d R e c e i p t D a t e L b l < / E x p e c t e d R e c e i p t D a t e L b l > - 
-             < I n v D i s c A m t _ P u r c h L i n e > I n v D i s c A m t _ P u r c h L i n e < / I n v D i s c A m t _ P u r c h L i n e > - 
-             < I n v D i s c C a p t i o n _ L b l > I n v D i s c C a p t i o n _ L b l < / I n v D i s c C a p t i o n _ L b l > - 
-             < I t e m N o _ P u r c h L i n e > I t e m N o _ P u r c h L i n e < / I t e m N o _ P u r c h L i n e > - 
-             < I t e m R e f e r e n c e N o _ P u r c h L i n e > I t e m R e f e r e n c e N o _ P u r c h L i n e < / I t e m R e f e r e n c e N o _ P u r c h L i n e > - 
-             < J o b N o _ P u r c h L i n e > J o b N o _ P u r c h L i n e < / J o b N o _ P u r c h L i n e > - 
-             < J o b N o _ P u r c h L i n e _ L b l > J o b N o _ P u r c h L i n e _ L b l < / J o b N o _ P u r c h L i n e _ L b l > - 
-             < J o b T a s k N o _ P u r c h L i n e > J o b T a s k N o _ P u r c h L i n e < / J o b T a s k N o _ P u r c h L i n e > - 
-             < J o b T a s k N o _ P u r c h L i n e _ L b l > J o b T a s k N o _ P u r c h L i n e _ L b l < / J o b T a s k N o _ P u r c h L i n e _ L b l > - 
-             < L i n e A m t _ P u r c h L i n e > L i n e A m t _ P u r c h L i n e < / L i n e A m t _ P u r c h L i n e > - 
-             < L i n e D i s c _ P u r c h L i n e > L i n e D i s c _ P u r c h L i n e < / L i n e D i s c _ P u r c h L i n e > - 
-             < L i n e N o _ P u r c h L i n e > L i n e N o _ P u r c h L i n e < / L i n e N o _ P u r c h L i n e > - 
-             < N o _ P u r c h L i n e > N o _ P u r c h L i n e < / N o _ P u r c h L i n e > - 
-             < N o _ P u r c h L i n e _ L b l > N o _ P u r c h L i n e _ L b l < / N o _ P u r c h L i n e _ L b l > - 
-             < P l a n n e d R e c e i p t D a t e > P l a n n e d R e c e i p t D a t e < / P l a n n e d R e c e i p t D a t e > - 
-             < P l a n n e d R e c e i p t D a t e L b l > P l a n n e d R e c e i p t D a t e L b l < / P l a n n e d R e c e i p t D a t e L b l > - 
-             < P r o m i s e d R e c e i p t D a t e > P r o m i s e d R e c e i p t D a t e < / P r o m i s e d R e c e i p t D a t e > - 
-             < P r o m i s e d R e c e i p t D a t e L b l > P r o m i s e d R e c e i p t D a t e L b l < / P r o m i s e d R e c e i p t D a t e L b l > - 
-             < P u r c h L i n e L i n e D i s c _ L b l > P u r c h L i n e L i n e D i s c _ L b l < / P u r c h L i n e L i n e D i s c _ L b l > - 
-             < P u r c h L i n e _ V A T P c t > P u r c h L i n e _ V A T P c t < / P u r c h L i n e _ V A T P c t > - 
-             < Q t y _ P u r c h L i n e > Q t y _ P u r c h L i n e < / Q t y _ P u r c h L i n e > - 
-             < Q t y _ P u r c h L i n e _ L b l > Q t y _ P u r c h L i n e _ L b l < / Q t y _ P u r c h L i n e _ L b l > - 
-             < R e q u e s t e d R e c e i p t D a t e > R e q u e s t e d R e c e i p t D a t e < / R e q u e s t e d R e c e i p t D a t e > - 
-             < R e q u e s t e d R e c e i p t D a t e L b l > R e q u e s t e d R e c e i p t D a t e L b l < / R e q u e s t e d R e c e i p t D a t e L b l > - 
-             < S p e n d R e q u e s t N o _ P u r c h L i n e > S p e n d R e q u e s t N o _ P u r c h L i n e < / S p e n d R e q u e s t N o _ P u r c h L i n e > - 
-             < S p e n d R e q u e s t N o _ P u r c h L i n e 2 _ L b l > S p e n d R e q u e s t N o _ P u r c h L i n e 2 _ L b l < / S p e n d R e q u e s t N o _ P u r c h L i n e 2 _ L b l > - 
-             < T o t a l I n c l V A T > T o t a l I n c l V A T < / T o t a l I n c l V A T > - 
-             < T o t a l P r i c e C a p t i o n _ L b l > T o t a l P r i c e C a p t i o n _ L b l < / T o t a l P r i c e C a p t i o n _ L b l > - 
-             < T y p e _ P u r c h L i n e > T y p e _ P u r c h L i n e < / T y p e _ P u r c h L i n e > - 
-             < U n i t P r i c e _ P u r c h L i n e > U n i t P r i c e _ P u r c h L i n e < / U n i t P r i c e _ P u r c h L i n e > - 
-             < U n i t P r i c e _ P u r c h L i n e _ L b l > U n i t P r i c e _ P u r c h L i n e _ L b l < / U n i t P r i c e _ P u r c h L i n e _ L b l > - 
-             < U O M _ P u r c h L i n e > U O M _ P u r c h L i n e < / U O M _ P u r c h L i n e > - 
-             < U O M _ P u r c h L i n e _ L b l > U O M _ P u r c h L i n e _ L b l < / U O M _ P u r c h L i n e _ L b l > - 
-             < V A T D i s c o u n t A m o u n t _ L b l > V A T D i s c o u n t A m o u n t _ L b l < / V A T D i s c o u n t A m o u n t _ L b l > - 
-             < V A T I d e n t i f i e r _ P u r c h L i n e > V A T I d e n t i f i e r _ P u r c h L i n e < / V A T I d e n t i f i e r _ P u r c h L i n e > - 
-             < V A T I d e n t i f i e r _ P u r c h L i n e _ L b l > V A T I d e n t i f i e r _ P u r c h L i n e _ L b l < / V A T I d e n t i f i e r _ P u r c h L i n e _ L b l > - 
-             < V e n d o r I t e m N o _ P u r c h L i n e > V e n d o r I t e m N o _ P u r c h L i n e < / V e n d o r I t e m N o _ P u r c h L i n e > - 
-         < / P u r c h a s e _ L i n e > - 
-         < T o t a l s > - 
-             < T o t a l A m o u n t > T o t a l A m o u n t < / T o t a l A m o u n t > - 
-             < T o t a l A m o u n t I n c l V A T > T o t a l A m o u n t I n c l V A T < / T o t a l A m o u n t I n c l V A T > - 
-             < T o t a l E x c l V A T T e x t > T o t a l E x c l V A T T e x t < / T o t a l E x c l V A T T e x t > - 
-             < T o t a l I n c l V A T T e x t > T o t a l I n c l V A T T e x t < / T o t a l I n c l V A T T e x t > - 
-             < T o t a l I n v o i c e D i s c o u n t A m o u n t > T o t a l I n v o i c e D i s c o u n t A m o u n t < / T o t a l I n v o i c e D i s c o u n t A m o u n t > - 
-             < T o t a l S u b T o t a l > T o t a l S u b T o t a l < / T o t a l S u b T o t a l > - 
-             < T o t a l T e x t > T o t a l T e x t < / T o t a l T e x t > - 
-             < T o t a l V A T A m o u n t > T o t a l V A T A m o u n t < / T o t a l V A T A m o u n t > - 
-             < T o t a l V A T B a s e A m o u n t > T o t a l V A T B a s e A m o u n t < / T o t a l V A T B a s e A m o u n t > - 
-             < T o t a l V A T D i s c o u n t A m o u n t > T o t a l V A T D i s c o u n t A m o u n t < / T o t a l V A T D i s c o u n t A m o u n t > - 
-             < V A T A m o u n t T e x t > V A T A m o u n t T e x t < / V A T A m o u n t T e x t > - 
-         < / T o t a l s > - 
-         < V A T C o u n t e r > - 
-             < V A T A m t L i n e I n v D i s c A m t > V A T A m t L i n e I n v D i s c A m t < / V A T A m t L i n e I n v D i s c A m t > - 
-             < V A T A m t L i n e I n v D i s c B a s e A m t > V A T A m t L i n e I n v D i s c B a s e A m t < / V A T A m t L i n e I n v D i s c B a s e A m t > - 
-             < V A T A m t L i n e L i n e A m t > V A T A m t L i n e L i n e A m t < / V A T A m t L i n e L i n e A m t > - 
-             < V A T A m t L i n e V A T > V A T A m t L i n e V A T < / V A T A m t L i n e V A T > - 
-             < V A T A m t L i n e V A T A m t > V A T A m t L i n e V A T A m t < / V A T A m t L i n e V A T A m t > - 
-             < V A T A m t L i n e V A T B a s e > V A T A m t L i n e V A T B a s e < / V A T A m t L i n e V A T B a s e > - 
-             < V A T A m t L i n e V A T I d e n t i f i e r > V A T A m t L i n e V A T I d e n t i f i e r < / V A T A m t L i n e V A T I d e n t i f i e r > - 
-         < / V A T C o u n t e r > - 
-         < V A T C o u n t e r L C Y > - 
-             < V A L E x c h R a t e > V A L E x c h R a t e < / V A L E x c h R a t e > - 
-             < V A L S p e c L C Y H e a d e r > V A L S p e c L C Y H e a d e r < / V A L S p e c L C Y H e a d e r > - 
-             < V A L V A T A m o u n t L C Y > V A L V A T A m o u n t L C Y < / V A L V A T A m o u n t L C Y > - 
-             < V A L V A T B a s e L C Y > V A L V A T B a s e L C Y < / V A L V A T B a s e L C Y > - 
-         < / V A T C o u n t e r L C Y > - 
-         < P r e p m t L o o p > - 
-             < P r e p a y m e n t S p e c C a p t i o n > P r e p a y m e n t S p e c C a p t i o n < / P r e p a y m e n t S p e c C a p t i o n > - 
-             < P r e p m t I n v B u D e s c C a p t i o n > P r e p m t I n v B u D e s c C a p t i o n < / P r e p m t I n v B u D e s c C a p t i o n > - 
-             < P r e p m t I n v B u f A m t > P r e p m t I n v B u f A m t < / P r e p m t I n v B u f A m t > - 
-             < P r e p m t I n v B u f D e s c > P r e p m t I n v B u f D e s c < / P r e p m t I n v B u f D e s c > - 
-             < P r e p m t I n v B u f G L A c c N o > P r e p m t I n v B u f G L A c c N o < / P r e p m t I n v B u f G L A c c N o > - 
-             < P r e p m t I n v B u f G L A c c N o C a p t i o n > P r e p m t I n v B u f G L A c c N o C a p t i o n < / P r e p m t I n v B u f G L A c c N o C a p t i o n > - 
-             < P r e p m t L i n e A m o u n t > P r e p m t L i n e A m o u n t < / P r e p m t L i n e A m o u n t > - 
-             < P r e p m t T o t a l A m o u n t I n c l V A T > P r e p m t T o t a l A m o u n t I n c l V A T < / P r e p m t T o t a l A m o u n t I n c l V A T > - 
-             < P r e p m t V A T A m o u n t > P r e p m t V A T A m o u n t < / P r e p m t V A T A m o u n t > - 
-             < P r e p m t V A T A m o u n t T e x t > P r e p m t V A T A m o u n t T e x t < / P r e p m t V A T A m o u n t T e x t > - 
-             < P r e p m t V A T B a s e A m o u n t > P r e p m t V A T B a s e A m o u n t < / P r e p m t V A T B a s e A m o u n t > - 
-             < T o t a l E x c l V A T T e x t 2 > T o t a l E x c l V A T T e x t 2 < / T o t a l E x c l V A T T e x t 2 > - 
-             < T o t a l I n c l V A T T e x t 2 > T o t a l I n c l V A T T e x t 2 < / T o t a l I n c l V A T T e x t 2 > - 
-         < / P r e p m t L o o p > - 
-         < P r e p m t V A T C o u n t e r > - 
-             < P r e p m t V A T A m t L i n e L i n e A m t > P r e p m t V A T A m t L i n e L i n e A m t < / P r e p m t V A T A m t L i n e L i n e A m t > - 
-             < P r e p m t V A T A m t L i n e V A T > P r e p m t V A T A m t L i n e V A T < / P r e p m t V A T A m t L i n e V A T > - 
-             < P r e p m t V A T A m t L i n e V A T A m t > P r e p m t V A T A m t L i n e V A T A m t < / P r e p m t V A T A m t L i n e V A T A m t > - 
-             < P r e p m t V A T A m t L i n e V A T B a s e > P r e p m t V A T A m t L i n e V A T B a s e < / P r e p m t V A T A m t L i n e V A T B a s e > - 
-             < P r e p m t V A T A m t L i n e V A T I d > P r e p m t V A T A m t L i n e V A T I d < / P r e p m t V A T A m t L i n e V A T I d > - 
-             < P r e p y m t V A T A m t S p e c C a p t i o n > P r e p y m t V A T A m t S p e c C a p t i o n < / P r e p y m t V A T A m t S p e c C a p t i o n > - 
-         < / P r e p m t V A T C o u n t e r > - 
-         < L e t t e r T e x t > - 
-             < B o d y T e x t > B o d y T e x t < / B o d y T e x t > - 
-             < C l o s i n g T e x t > C l o s i n g T e x t < / C l o s i n g T e x t > - 
-             < G r e e t i n g T e x t > G r e e t i n g T e x t < / G r e e t i n g T e x t > - 
-         < / L e t t e r T e x t > - 
-     < / P u r c h a s e _ H e a d e r > - 
- < / N a v W o r d R e p o r t X m l P a r t > 
+<file path=customXml/item5.xml><?xml version="1.0" encoding="utf-8"?>
+<?mso-contentType ?>
+<FormTemplates xmlns="http://schemas.microsoft.com/sharepoint/v3/contenttype/forms">
+  <Display>DocumentLibraryForm</Display>
+  <Edit>DocumentLibraryForm</Edit>
+  <New>DocumentLibraryForm</New>
+</FormTemplates>
 </file>
 
 <file path=customXml/item6.xml><?xml version="1.0" encoding="utf-8"?>
@@ -9680,14 +9393,30 @@
 </file>
 
 <file path=customXml/itemProps1.xml><?xml version="1.0" encoding="utf-8"?>
-<ds:datastoreItem xmlns:ds="http://schemas.openxmlformats.org/officeDocument/2006/customXml" ds:itemID="{F7A0C1FB-C9F6-40F8-B160-E9A3792339AF}">
+<ds:datastoreItem xmlns:ds="http://schemas.openxmlformats.org/officeDocument/2006/customXml" ds:itemID="{7C9D7B99-3F0A-4DC8-9D28-B3E523DBEA5C}">
   <ds:schemaRefs>
-    <ds:schemaRef ds:uri="http://schemas.microsoft.com/sharepoint/v3/contenttype/forms"/>
+    <ds:schemaRef ds:uri="urn:microsoft-dynamics-nav/reports/Standard_Purchase_Order/1322/"/>
   </ds:schemaRefs>
 </ds:datastoreItem>
 </file>
 
 <file path=customXml/itemProps2.xml><?xml version="1.0" encoding="utf-8"?>
+<ds:datastoreItem xmlns:ds="http://schemas.openxmlformats.org/officeDocument/2006/customXml" ds:itemID="{877B8B74-77E5-4266-9440-200DB334ED4A}">
+  <ds:schemaRefs>
+    <ds:schemaRef ds:uri="urn:microsoft-dynamics-businesscentral/internal/extended/reports/Standard_Purchase_Order/1322/"/>
+  </ds:schemaRefs>
+</ds:datastoreItem>
+</file>
+
+<file path=customXml/itemProps3.xml><?xml version="1.0" encoding="utf-8"?>
+<ds:datastoreItem xmlns:ds="http://schemas.openxmlformats.org/officeDocument/2006/customXml" ds:itemID="{7320341C-6788-4F0C-B9EA-269F5F4EA422}">
+  <ds:schemaRefs>
+    <ds:schemaRef ds:uri="http://schemas.openxmlformats.org/officeDocument/2006/bibliography"/>
+  </ds:schemaRefs>
+</ds:datastoreItem>
+</file>
+
+<file path=customXml/itemProps4.xml><?xml version="1.0" encoding="utf-8"?>
 <ds:datastoreItem xmlns:ds="http://schemas.openxmlformats.org/officeDocument/2006/customXml" ds:itemID="{C3DA4685-883A-4BB8-9ACA-72159485A378}">
   <ds:schemaRefs>
     <ds:schemaRef ds:uri="http://schemas.microsoft.com/office/2006/metadata/contentType"/>
@@ -9705,26 +9434,10 @@
 </ds:datastoreItem>
 </file>
 
-<file path=customXml/itemProps3.xml><?xml version="1.0" encoding="utf-8"?>
-<ds:datastoreItem xmlns:ds="http://schemas.openxmlformats.org/officeDocument/2006/customXml" ds:itemID="{7320341C-6788-4F0C-B9EA-269F5F4EA422}">
+<file path=customXml/itemProps5.xml><?xml version="1.0" encoding="utf-8"?>
+<ds:datastoreItem xmlns:ds="http://schemas.openxmlformats.org/officeDocument/2006/customXml" ds:itemID="{F7A0C1FB-C9F6-40F8-B160-E9A3792339AF}">
   <ds:schemaRefs>
-    <ds:schemaRef ds:uri="http://schemas.openxmlformats.org/officeDocument/2006/bibliography"/>
-  </ds:schemaRefs>
-</ds:datastoreItem>
-</file>
-
-<file path=customXml/itemProps4.xml><?xml version="1.0" encoding="utf-8"?>
-<ds:datastoreItem xmlns:ds="http://schemas.openxmlformats.org/officeDocument/2006/customXml" ds:itemID="{877B8B74-77E5-4266-9440-200DB334ED4A}">
-  <ds:schemaRefs>
-    <ds:schemaRef ds:uri="urn:microsoft-dynamics-businesscentral/internal/extended/reports/Standard_Purchase_Order/1322/"/>
-  </ds:schemaRefs>
-</ds:datastoreItem>
-</file>
-
-<file path=customXml/itemProps5.xml><?xml version="1.0" encoding="utf-8"?>
-<ds:datastoreItem xmlns:ds="http://schemas.openxmlformats.org/officeDocument/2006/customXml" ds:itemID="{7C9D7B99-3F0A-4DC8-9D28-B3E523DBEA5C}">
-  <ds:schemaRefs>
-    <ds:schemaRef ds:uri="urn:microsoft-dynamics-nav/reports/Standard_Purchase_Order/1322/"/>
+    <ds:schemaRef ds:uri="http://schemas.microsoft.com/sharepoint/v3/contenttype/forms"/>
   </ds:schemaRefs>
 </ds:datastoreItem>
 </file>

--- a/src/Layers/W1/BaseApp/Purchases/Document/StandardPurchaseOrderBody.docx
+++ b/src/Layers/W1/BaseApp/Purchases/Document/StandardPurchaseOrderBody.docx
@@ -29,7 +29,7 @@
             <w:placeholder>
               <w:docPart w:val="1DA4C8743D694A2698D13558EF5E16E0"/>
             </w:placeholder>
-            <w:dataBinding w:prefixMappings="&lt;xmlns:ns0='urn:microsoft-dynamics-nav/reports/Standard_Purchase_Order/1322/' " w:xpath="/ns0:NavWordReportXmlPart[1]/ns0:Purchase_Header[1]/ns0:BuyFromAddr1[1]" w:storeItemID="{7C9D7B99-3F0A-4DC8-9D28-B3E523DBEA5C}"/>
+            <w:dataBinding w:prefixMappings="xmlns:ns0='urn:microsoft-dynamics-nav/reports/Standard_Purchase_Order/1322/'" w:xpath="/ns0:NavWordReportXmlPart[1]/ns0:Purchase_Header[1]/ns0:BuyFromAddr1[1]" w:storeItemID="{7C9D7B99-3F0A-4DC8-9D28-B3E523DBEA5C}"/>
             <w:text/>
           </w:sdtPr>
           <w:sdtContent>
@@ -57,7 +57,7 @@
             <w:placeholder>
               <w:docPart w:val="33283D8748474968937D0F6FD002E16A"/>
             </w:placeholder>
-            <w:dataBinding w:prefixMappings="&lt;xmlns:ns0='urn:microsoft-dynamics-nav/reports/Standard_Purchase_Order/1322/' " w:xpath="/ns0:NavWordReportXmlPart[1]/ns0:Purchase_Header[1]/ns0:ShiptoAddress_Lbl[1]" w:storeItemID="{7C9D7B99-3F0A-4DC8-9D28-B3E523DBEA5C}"/>
+            <w:dataBinding w:prefixMappings="xmlns:ns0='urn:microsoft-dynamics-nav/reports/Standard_Purchase_Order/1322/'" w:xpath="/ns0:NavWordReportXmlPart[1]/ns0:Purchase_Header[1]/ns0:ShiptoAddress_Lbl[1]" w:storeItemID="{7C9D7B99-3F0A-4DC8-9D28-B3E523DBEA5C}"/>
             <w:text/>
           </w:sdtPr>
           <w:sdtContent>
@@ -87,7 +87,7 @@
             <w:placeholder>
               <w:docPart w:val="8309F8F354594F6C941F13F22FA36BA8"/>
             </w:placeholder>
-            <w:dataBinding w:prefixMappings="&lt;xmlns:ns0='urn:microsoft-dynamics-nav/reports/Standard_Purchase_Order/1322/' " w:xpath="/ns0:NavWordReportXmlPart[1]/ns0:Purchase_Header[1]/ns0:CompanyAddress1[1]" w:storeItemID="{7C9D7B99-3F0A-4DC8-9D28-B3E523DBEA5C}"/>
+            <w:dataBinding w:prefixMappings="xmlns:ns0='urn:microsoft-dynamics-nav/reports/Standard_Purchase_Order/1322/'" w:xpath="/ns0:NavWordReportXmlPart[1]/ns0:Purchase_Header[1]/ns0:CompanyAddress1[1]" w:storeItemID="{7C9D7B99-3F0A-4DC8-9D28-B3E523DBEA5C}"/>
             <w:text/>
           </w:sdtPr>
           <w:sdtContent>
@@ -121,7 +121,7 @@
             <w:placeholder>
               <w:docPart w:val="BA1E709591314C638DC9A3CB245FE71E"/>
             </w:placeholder>
-            <w:dataBinding w:prefixMappings="&lt;xmlns:ns0='urn:microsoft-dynamics-nav/reports/Standard_Purchase_Order/1322/' " w:xpath="/ns0:NavWordReportXmlPart[1]/ns0:Purchase_Header[1]/ns0:BuyFromAddr2[1]" w:storeItemID="{7C9D7B99-3F0A-4DC8-9D28-B3E523DBEA5C}"/>
+            <w:dataBinding w:prefixMappings="xmlns:ns0='urn:microsoft-dynamics-nav/reports/Standard_Purchase_Order/1322/'" w:xpath="/ns0:NavWordReportXmlPart[1]/ns0:Purchase_Header[1]/ns0:BuyFromAddr2[1]" w:storeItemID="{7C9D7B99-3F0A-4DC8-9D28-B3E523DBEA5C}"/>
             <w:text/>
           </w:sdtPr>
           <w:sdtContent>
@@ -148,7 +148,7 @@
             <w:placeholder>
               <w:docPart w:val="952FAAE2338344FDB9F40FBD76FB520C"/>
             </w:placeholder>
-            <w:dataBinding w:prefixMappings="&lt;xmlns:ns0='urn:microsoft-dynamics-nav/reports/Standard_Purchase_Order/1322/' " w:xpath="/ns0:NavWordReportXmlPart[1]/ns0:Purchase_Header[1]/ns0:ShipToAddr1[1]" w:storeItemID="{7C9D7B99-3F0A-4DC8-9D28-B3E523DBEA5C}"/>
+            <w:dataBinding w:prefixMappings="xmlns:ns0='urn:microsoft-dynamics-nav/reports/Standard_Purchase_Order/1322/'" w:xpath="/ns0:NavWordReportXmlPart[1]/ns0:Purchase_Header[1]/ns0:ShipToAddr1[1]" w:storeItemID="{7C9D7B99-3F0A-4DC8-9D28-B3E523DBEA5C}"/>
             <w:text/>
           </w:sdtPr>
           <w:sdtContent>
@@ -175,7 +175,7 @@
             <w:placeholder>
               <w:docPart w:val="BDEACAE9C598479A93F2D31D5932A2EE"/>
             </w:placeholder>
-            <w:dataBinding w:prefixMappings="&lt;xmlns:ns0='urn:microsoft-dynamics-nav/reports/Standard_Purchase_Order/1322/' " w:xpath="/ns0:NavWordReportXmlPart[1]/ns0:Purchase_Header[1]/ns0:CompanyAddress2[1]" w:storeItemID="{7C9D7B99-3F0A-4DC8-9D28-B3E523DBEA5C}"/>
+            <w:dataBinding w:prefixMappings="xmlns:ns0='urn:microsoft-dynamics-nav/reports/Standard_Purchase_Order/1322/'" w:xpath="/ns0:NavWordReportXmlPart[1]/ns0:Purchase_Header[1]/ns0:CompanyAddress2[1]" w:storeItemID="{7C9D7B99-3F0A-4DC8-9D28-B3E523DBEA5C}"/>
             <w:text/>
           </w:sdtPr>
           <w:sdtContent>
@@ -208,7 +208,7 @@
             <w:placeholder>
               <w:docPart w:val="DB9EA8F20F74477DB2B91F3B736B22CF"/>
             </w:placeholder>
-            <w:dataBinding w:prefixMappings="&lt;xmlns:ns0='urn:microsoft-dynamics-nav/reports/Standard_Purchase_Order/1322/' " w:xpath="/ns0:NavWordReportXmlPart[1]/ns0:Purchase_Header[1]/ns0:BuyFromAddr3[1]" w:storeItemID="{7C9D7B99-3F0A-4DC8-9D28-B3E523DBEA5C}"/>
+            <w:dataBinding w:prefixMappings="xmlns:ns0='urn:microsoft-dynamics-nav/reports/Standard_Purchase_Order/1322/'" w:xpath="/ns0:NavWordReportXmlPart[1]/ns0:Purchase_Header[1]/ns0:BuyFromAddr3[1]" w:storeItemID="{7C9D7B99-3F0A-4DC8-9D28-B3E523DBEA5C}"/>
             <w:text/>
           </w:sdtPr>
           <w:sdtContent>
@@ -235,7 +235,7 @@
             <w:placeholder>
               <w:docPart w:val="8F033E1B442D438A9770AFF1588F250D"/>
             </w:placeholder>
-            <w:dataBinding w:prefixMappings="&lt;xmlns:ns0='urn:microsoft-dynamics-nav/reports/Standard_Purchase_Order/1322/' " w:xpath="/ns0:NavWordReportXmlPart[1]/ns0:Purchase_Header[1]/ns0:ShipToAddr2[1]" w:storeItemID="{7C9D7B99-3F0A-4DC8-9D28-B3E523DBEA5C}"/>
+            <w:dataBinding w:prefixMappings="xmlns:ns0='urn:microsoft-dynamics-nav/reports/Standard_Purchase_Order/1322/'" w:xpath="/ns0:NavWordReportXmlPart[1]/ns0:Purchase_Header[1]/ns0:ShipToAddr2[1]" w:storeItemID="{7C9D7B99-3F0A-4DC8-9D28-B3E523DBEA5C}"/>
             <w:text/>
           </w:sdtPr>
           <w:sdtContent>
@@ -262,7 +262,7 @@
             <w:placeholder>
               <w:docPart w:val="B60DB7D3066C42239B7622A5110F83EA"/>
             </w:placeholder>
-            <w:dataBinding w:prefixMappings="&lt;xmlns:ns0='urn:microsoft-dynamics-nav/reports/Standard_Purchase_Order/1322/' " w:xpath="/ns0:NavWordReportXmlPart[1]/ns0:Purchase_Header[1]/ns0:CompanyAddress3[1]" w:storeItemID="{7C9D7B99-3F0A-4DC8-9D28-B3E523DBEA5C}"/>
+            <w:dataBinding w:prefixMappings="xmlns:ns0='urn:microsoft-dynamics-nav/reports/Standard_Purchase_Order/1322/'" w:xpath="/ns0:NavWordReportXmlPart[1]/ns0:Purchase_Header[1]/ns0:CompanyAddress3[1]" w:storeItemID="{7C9D7B99-3F0A-4DC8-9D28-B3E523DBEA5C}"/>
             <w:text/>
           </w:sdtPr>
           <w:sdtContent>
@@ -295,7 +295,7 @@
             <w:placeholder>
               <w:docPart w:val="F0A29D26154A452C9EAF4D553846C654"/>
             </w:placeholder>
-            <w:dataBinding w:prefixMappings="&lt;xmlns:ns0='urn:microsoft-dynamics-nav/reports/Standard_Purchase_Order/1322/' " w:xpath="/ns0:NavWordReportXmlPart[1]/ns0:Purchase_Header[1]/ns0:BuyFromAddr4[1]" w:storeItemID="{7C9D7B99-3F0A-4DC8-9D28-B3E523DBEA5C}"/>
+            <w:dataBinding w:prefixMappings="xmlns:ns0='urn:microsoft-dynamics-nav/reports/Standard_Purchase_Order/1322/'" w:xpath="/ns0:NavWordReportXmlPart[1]/ns0:Purchase_Header[1]/ns0:BuyFromAddr4[1]" w:storeItemID="{7C9D7B99-3F0A-4DC8-9D28-B3E523DBEA5C}"/>
             <w:text/>
           </w:sdtPr>
           <w:sdtContent>
@@ -322,7 +322,7 @@
             <w:placeholder>
               <w:docPart w:val="4DB515404FAF4A9489692DBB591C2476"/>
             </w:placeholder>
-            <w:dataBinding w:prefixMappings="&lt;xmlns:ns0='urn:microsoft-dynamics-nav/reports/Standard_Purchase_Order/1322/' " w:xpath="/ns0:NavWordReportXmlPart[1]/ns0:Purchase_Header[1]/ns0:ShipToAddr3[1]" w:storeItemID="{7C9D7B99-3F0A-4DC8-9D28-B3E523DBEA5C}"/>
+            <w:dataBinding w:prefixMappings="xmlns:ns0='urn:microsoft-dynamics-nav/reports/Standard_Purchase_Order/1322/'" w:xpath="/ns0:NavWordReportXmlPart[1]/ns0:Purchase_Header[1]/ns0:ShipToAddr3[1]" w:storeItemID="{7C9D7B99-3F0A-4DC8-9D28-B3E523DBEA5C}"/>
             <w:text/>
           </w:sdtPr>
           <w:sdtContent>
@@ -349,7 +349,7 @@
             <w:placeholder>
               <w:docPart w:val="22F0DC2587924F6C86DF2AC4DCF8864F"/>
             </w:placeholder>
-            <w:dataBinding w:prefixMappings="&lt;xmlns:ns0='urn:microsoft-dynamics-nav/reports/Standard_Purchase_Order/1322/' " w:xpath="/ns0:NavWordReportXmlPart[1]/ns0:Purchase_Header[1]/ns0:CompanyAddress4[1]" w:storeItemID="{7C9D7B99-3F0A-4DC8-9D28-B3E523DBEA5C}"/>
+            <w:dataBinding w:prefixMappings="xmlns:ns0='urn:microsoft-dynamics-nav/reports/Standard_Purchase_Order/1322/'" w:xpath="/ns0:NavWordReportXmlPart[1]/ns0:Purchase_Header[1]/ns0:CompanyAddress4[1]" w:storeItemID="{7C9D7B99-3F0A-4DC8-9D28-B3E523DBEA5C}"/>
             <w:text/>
           </w:sdtPr>
           <w:sdtContent>
@@ -382,7 +382,7 @@
             <w:placeholder>
               <w:docPart w:val="17CD9541826947FDB1CE3DEE3B266F47"/>
             </w:placeholder>
-            <w:dataBinding w:prefixMappings="&lt;xmlns:ns0='urn:microsoft-dynamics-nav/reports/Standard_Purchase_Order/1322/' " w:xpath="/ns0:NavWordReportXmlPart[1]/ns0:Purchase_Header[1]/ns0:BuyFromAddr5[1]" w:storeItemID="{7C9D7B99-3F0A-4DC8-9D28-B3E523DBEA5C}"/>
+            <w:dataBinding w:prefixMappings="xmlns:ns0='urn:microsoft-dynamics-nav/reports/Standard_Purchase_Order/1322/'" w:xpath="/ns0:NavWordReportXmlPart[1]/ns0:Purchase_Header[1]/ns0:BuyFromAddr5[1]" w:storeItemID="{7C9D7B99-3F0A-4DC8-9D28-B3E523DBEA5C}"/>
             <w:text/>
           </w:sdtPr>
           <w:sdtContent>
@@ -409,7 +409,7 @@
             <w:placeholder>
               <w:docPart w:val="2B87E5A0061F42049E61AEDF3029EE08"/>
             </w:placeholder>
-            <w:dataBinding w:prefixMappings="&lt;xmlns:ns0='urn:microsoft-dynamics-nav/reports/Standard_Purchase_Order/1322/' " w:xpath="/ns0:NavWordReportXmlPart[1]/ns0:Purchase_Header[1]/ns0:ShipToAddr4[1]" w:storeItemID="{7C9D7B99-3F0A-4DC8-9D28-B3E523DBEA5C}"/>
+            <w:dataBinding w:prefixMappings="xmlns:ns0='urn:microsoft-dynamics-nav/reports/Standard_Purchase_Order/1322/'" w:xpath="/ns0:NavWordReportXmlPart[1]/ns0:Purchase_Header[1]/ns0:ShipToAddr4[1]" w:storeItemID="{7C9D7B99-3F0A-4DC8-9D28-B3E523DBEA5C}"/>
             <w:text/>
           </w:sdtPr>
           <w:sdtContent>
@@ -436,7 +436,7 @@
             <w:placeholder>
               <w:docPart w:val="7C49AB25F0734E9DB39FF46368139CEA"/>
             </w:placeholder>
-            <w:dataBinding w:prefixMappings="&lt;xmlns:ns0='urn:microsoft-dynamics-nav/reports/Standard_Purchase_Order/1322/' " w:xpath="/ns0:NavWordReportXmlPart[1]/ns0:Purchase_Header[1]/ns0:CompanyAddress5[1]" w:storeItemID="{7C9D7B99-3F0A-4DC8-9D28-B3E523DBEA5C}"/>
+            <w:dataBinding w:prefixMappings="xmlns:ns0='urn:microsoft-dynamics-nav/reports/Standard_Purchase_Order/1322/'" w:xpath="/ns0:NavWordReportXmlPart[1]/ns0:Purchase_Header[1]/ns0:CompanyAddress5[1]" w:storeItemID="{7C9D7B99-3F0A-4DC8-9D28-B3E523DBEA5C}"/>
             <w:text/>
           </w:sdtPr>
           <w:sdtContent>
@@ -469,7 +469,7 @@
             <w:placeholder>
               <w:docPart w:val="DefaultPlaceholder_-1854013440"/>
             </w:placeholder>
-            <w:dataBinding w:prefixMappings="&lt;xmlns:ns0='urn:microsoft-dynamics-nav/reports/Standard_Purchase_Order/1322/' " w:xpath="/ns0:NavWordReportXmlPart[1]/ns0:Purchase_Header[1]/ns0:BuyFromAddr6[1]" w:storeItemID="{00000000-0000-0000-0000-000000000000}"/>
+            <w:dataBinding w:prefixMappings="xmlns:ns0='urn:microsoft-dynamics-nav/reports/Standard_Purchase_Order/1322/'" w:xpath="/ns0:NavWordReportXmlPart[1]/ns0:Purchase_Header[1]/ns0:BuyFromAddr6[1]" w:storeItemID="{00000000-0000-0000-0000-000000000000}"/>
             <w15:color w:val="808080"/>
             <w:text/>
           </w:sdtPr>
@@ -497,7 +497,7 @@
             <w:placeholder>
               <w:docPart w:val="8E2BF400C6CE4725B3255210A9200D5C"/>
             </w:placeholder>
-            <w:dataBinding w:prefixMappings="&lt;xmlns:ns0='urn:microsoft-dynamics-nav/reports/Standard_Purchase_Order/1322/' " w:xpath="/ns0:NavWordReportXmlPart[1]/ns0:Purchase_Header[1]/ns0:ShipToAddr5[1]" w:storeItemID="{7C9D7B99-3F0A-4DC8-9D28-B3E523DBEA5C}"/>
+            <w:dataBinding w:prefixMappings="xmlns:ns0='urn:microsoft-dynamics-nav/reports/Standard_Purchase_Order/1322/'" w:xpath="/ns0:NavWordReportXmlPart[1]/ns0:Purchase_Header[1]/ns0:ShipToAddr5[1]" w:storeItemID="{7C9D7B99-3F0A-4DC8-9D28-B3E523DBEA5C}"/>
             <w:text/>
           </w:sdtPr>
           <w:sdtContent>
@@ -524,7 +524,7 @@
             <w:placeholder>
               <w:docPart w:val="DefaultPlaceholder_-1854013440"/>
             </w:placeholder>
-            <w:dataBinding w:prefixMappings="&lt;xmlns:ns0='urn:microsoft-dynamics-nav/reports/Standard_Purchase_Order/1322/' " w:xpath="/ns0:NavWordReportXmlPart[1]/ns0:Purchase_Header[1]/ns0:CompanyAddress6[1]" w:storeItemID="{00000000-0000-0000-0000-000000000000}"/>
+            <w:dataBinding w:prefixMappings="xmlns:ns0='urn:microsoft-dynamics-nav/reports/Standard_Purchase_Order/1322/'" w:xpath="/ns0:NavWordReportXmlPart[1]/ns0:Purchase_Header[1]/ns0:CompanyAddress6[1]" w:storeItemID="{00000000-0000-0000-0000-000000000000}"/>
             <w15:color w:val="808080"/>
             <w:text/>
           </w:sdtPr>
@@ -578,7 +578,7 @@
             </w:placeholder>
             <w15:color w:val="808080"/>
             <w:text/>
-            <w:dataBinding w:prefixMappings="&lt;xmlns:ns0='urn:microsoft-dynamics-nav/reports/Standard_Purchase_Order/1322/' " w:xpath="/ns0:NavWordReportXmlPart[1]/ns0:Purchase_Header[1]/ns0:DocumentDate[1]"/>
+            <w:dataBinding w:prefixMappings="xmlns:ns0='urn:microsoft-dynamics-nav/reports/Standard_Purchase_Order/1322/'" w:xpath="/ns0:NavWordReportXmlPart[1]/ns0:Purchase_Header[1]/ns0:DocumentDate[1]"/>
           </w:sdtPr>
           <w:sdtContent>
             <w:tc>
@@ -615,7 +615,7 @@
             <w:placeholder>
               <w:docPart w:val="DefaultPlaceholder_-1854013440"/>
             </w:placeholder>
-            <w:dataBinding w:prefixMappings="&lt;xmlns:ns0='urn:microsoft-dynamics-nav/reports/Standard_Purchase_Order/1322/' " w:xpath="/ns0:NavWordReportXmlPart[1]/ns0:Purchase_Header[1]/ns0:OrderNo_Lbl[1]" w:storeItemID="{00000000-0000-0000-0000-000000000000}"/>
+            <w:dataBinding w:prefixMappings="xmlns:ns0='urn:microsoft-dynamics-nav/reports/Standard_Purchase_Order/1322/'" w:xpath="/ns0:NavWordReportXmlPart[1]/ns0:Purchase_Header[1]/ns0:OrderNo_Lbl[1]" w:storeItemID="{00000000-0000-0000-0000-000000000000}"/>
             <w15:color w:val="808080"/>
             <w:text/>
           </w:sdtPr>
@@ -646,7 +646,7 @@
             <w:placeholder>
               <w:docPart w:val="DefaultPlaceholder_-1854013440"/>
             </w:placeholder>
-            <w:dataBinding w:prefixMappings="&lt;xmlns:ns0='urn:microsoft-dynamics-nav/reports/Standard_Purchase_Order/1322/' " w:xpath="/ns0:NavWordReportXmlPart[1]/ns0:Purchase_Header[1]/ns0:DocumentDate_Lbl[1]" w:storeItemID="{00000000-0000-0000-0000-000000000000}"/>
+            <w:dataBinding w:prefixMappings="xmlns:ns0='urn:microsoft-dynamics-nav/reports/Standard_Purchase_Order/1322/'" w:xpath="/ns0:NavWordReportXmlPart[1]/ns0:Purchase_Header[1]/ns0:DocumentDate_Lbl[1]" w:storeItemID="{00000000-0000-0000-0000-000000000000}"/>
             <w15:color w:val="808080"/>
             <w:text/>
           </w:sdtPr>
@@ -677,7 +677,7 @@
             <w:placeholder>
               <w:docPart w:val="53D0F0B4C7254DC3B5A6357B73DC59E7"/>
             </w:placeholder>
-            <w:dataBinding w:prefixMappings="&lt;xmlns:ns0='urn:microsoft-dynamics-nav/reports/Standard_Purchase_Order/1322/' " w:xpath="/ns0:NavWordReportXmlPart[1]/ns0:Purchase_Header[1]/ns0:PaymentTermsDesc_Lbl[1]" w:storeItemID="{7C9D7B99-3F0A-4DC8-9D28-B3E523DBEA5C}"/>
+            <w:dataBinding w:prefixMappings="xmlns:ns0='urn:microsoft-dynamics-nav/reports/Standard_Purchase_Order/1322/'" w:xpath="/ns0:NavWordReportXmlPart[1]/ns0:Purchase_Header[1]/ns0:PaymentTermsDesc_Lbl[1]" w:storeItemID="{7C9D7B99-3F0A-4DC8-9D28-B3E523DBEA5C}"/>
             <w:text/>
           </w:sdtPr>
           <w:sdtContent>
@@ -707,7 +707,7 @@
             <w:placeholder>
               <w:docPart w:val="ACE0965155F64D508D13DCAB2049B774"/>
             </w:placeholder>
-            <w:dataBinding w:prefixMappings="&lt;xmlns:ns0='urn:microsoft-dynamics-nav/reports/Standard_Purchase_Order/1322/' " w:xpath="/ns0:NavWordReportXmlPart[1]/ns0:Purchase_Header[1]/ns0:Buyer_Lbl[1]" w:storeItemID="{7C9D7B99-3F0A-4DC8-9D28-B3E523DBEA5C}"/>
+            <w:dataBinding w:prefixMappings="xmlns:ns0='urn:microsoft-dynamics-nav/reports/Standard_Purchase_Order/1322/'" w:xpath="/ns0:NavWordReportXmlPart[1]/ns0:Purchase_Header[1]/ns0:Buyer_Lbl[1]" w:storeItemID="{7C9D7B99-3F0A-4DC8-9D28-B3E523DBEA5C}"/>
             <w:text/>
           </w:sdtPr>
           <w:sdtContent>
@@ -743,7 +743,7 @@
             <w:placeholder>
               <w:docPart w:val="DefaultPlaceholder_-1854013440"/>
             </w:placeholder>
-            <w:dataBinding w:prefixMappings="&lt;xmlns:ns0='urn:microsoft-dynamics-nav/reports/Standard_Purchase_Order/1322/' " w:xpath="/ns0:NavWordReportXmlPart[1]/ns0:Purchase_Header[1]/ns0:No_PurchHeader[1]" w:storeItemID="{00000000-0000-0000-0000-000000000000}"/>
+            <w:dataBinding w:prefixMappings="xmlns:ns0='urn:microsoft-dynamics-nav/reports/Standard_Purchase_Order/1322/'" w:xpath="/ns0:NavWordReportXmlPart[1]/ns0:Purchase_Header[1]/ns0:No_PurchHeader[1]" w:storeItemID="{00000000-0000-0000-0000-000000000000}"/>
             <w15:color w:val="808080"/>
             <w:text/>
           </w:sdtPr>
@@ -773,7 +773,7 @@
             <w:placeholder>
               <w:docPart w:val="DefaultPlaceholder_-1854013440"/>
             </w:placeholder>
-            <w:dataBinding w:prefixMappings="&lt;xmlns:ns0='urn:microsoft-dynamics-nav/reports/Standard_Purchase_Order/1322/' " w:xpath="/ns0:NavWordReportXmlPart[1]/ns0:Purchase_Header[1]/ns0:DocumentDate[1]" w:storeItemID="{00000000-0000-0000-0000-000000000000}"/>
+            <w:dataBinding w:prefixMappings="xmlns:ns0='urn:microsoft-dynamics-nav/reports/Standard_Purchase_Order/1322/'" w:xpath="/ns0:NavWordReportXmlPart[1]/ns0:Purchase_Header[1]/ns0:DocumentDate[1]" w:storeItemID="{00000000-0000-0000-0000-000000000000}"/>
             <w15:color w:val="808080"/>
             <w:text/>
           </w:sdtPr>
@@ -803,7 +803,7 @@
             <w:placeholder>
               <w:docPart w:val="269549E6A6F5440A97B9790488D567AB"/>
             </w:placeholder>
-            <w:dataBinding w:prefixMappings="&lt;xmlns:ns0='urn:microsoft-dynamics-nav/reports/Standard_Purchase_Order/1322/' " w:xpath="/ns0:NavWordReportXmlPart[1]/ns0:Purchase_Header[1]/ns0:PaymentTermsDesc[1]" w:storeItemID="{7C9D7B99-3F0A-4DC8-9D28-B3E523DBEA5C}"/>
+            <w:dataBinding w:prefixMappings="xmlns:ns0='urn:microsoft-dynamics-nav/reports/Standard_Purchase_Order/1322/'" w:xpath="/ns0:NavWordReportXmlPart[1]/ns0:Purchase_Header[1]/ns0:PaymentTermsDesc[1]" w:storeItemID="{7C9D7B99-3F0A-4DC8-9D28-B3E523DBEA5C}"/>
             <w:text/>
           </w:sdtPr>
           <w:sdtContent>
@@ -832,7 +832,7 @@
             <w:placeholder>
               <w:docPart w:val="FDD99557650A45808BC37C4BD6070345"/>
             </w:placeholder>
-            <w:dataBinding w:prefixMappings="&lt;xmlns:ns0='urn:microsoft-dynamics-nav/reports/Standard_Purchase_Order/1322/' " w:xpath="/ns0:NavWordReportXmlPart[1]/ns0:Purchase_Header[1]/ns0:SalesPurchPersonName[1]" w:storeItemID="{7C9D7B99-3F0A-4DC8-9D28-B3E523DBEA5C}"/>
+            <w:dataBinding w:prefixMappings="xmlns:ns0='urn:microsoft-dynamics-nav/reports/Standard_Purchase_Order/1322/'" w:xpath="/ns0:NavWordReportXmlPart[1]/ns0:Purchase_Header[1]/ns0:SalesPurchPersonName[1]" w:storeItemID="{7C9D7B99-3F0A-4DC8-9D28-B3E523DBEA5C}"/>
             <w:text/>
           </w:sdtPr>
           <w:sdtContent>
@@ -913,7 +913,7 @@
             <w:placeholder>
               <w:docPart w:val="2E29FB206CBE4EB7861D42A5B6DA06AC"/>
             </w:placeholder>
-            <w:dataBinding w:prefixMappings="&lt;xmlns:ns0='urn:microsoft-dynamics-nav/reports/Standard_Purchase_Order/1322/' " w:xpath="/ns0:NavWordReportXmlPart[1]/ns0:Purchase_Header[1]/ns0:Receiveby_Lbl[1]" w:storeItemID="{7C9D7B99-3F0A-4DC8-9D28-B3E523DBEA5C}"/>
+            <w:dataBinding w:prefixMappings="xmlns:ns0='urn:microsoft-dynamics-nav/reports/Standard_Purchase_Order/1322/'" w:xpath="/ns0:NavWordReportXmlPart[1]/ns0:Purchase_Header[1]/ns0:Receiveby_Lbl[1]" w:storeItemID="{7C9D7B99-3F0A-4DC8-9D28-B3E523DBEA5C}"/>
             <w:text/>
           </w:sdtPr>
           <w:sdtContent>
@@ -943,7 +943,7 @@
             <w:placeholder>
               <w:docPart w:val="35EAEE058945493991C87A5862E1D006"/>
             </w:placeholder>
-            <w:dataBinding w:prefixMappings="&lt;xmlns:ns0='urn:microsoft-dynamics-nav/reports/Standard_Purchase_Order/1322/' " w:xpath="/ns0:NavWordReportXmlPart[1]/ns0:Purchase_Header[1]/ns0:ShipmentMethodDesc_Lbl[1]" w:storeItemID="{7C9D7B99-3F0A-4DC8-9D28-B3E523DBEA5C}"/>
+            <w:dataBinding w:prefixMappings="xmlns:ns0='urn:microsoft-dynamics-nav/reports/Standard_Purchase_Order/1322/'" w:xpath="/ns0:NavWordReportXmlPart[1]/ns0:Purchase_Header[1]/ns0:ShipmentMethodDesc_Lbl[1]" w:storeItemID="{7C9D7B99-3F0A-4DC8-9D28-B3E523DBEA5C}"/>
             <w:text/>
           </w:sdtPr>
           <w:sdtContent>
@@ -973,7 +973,7 @@
             <w:placeholder>
               <w:docPart w:val="B99F4D7AF0C64D3AA502E76928ED51FD"/>
             </w:placeholder>
-            <w:dataBinding w:prefixMappings="&lt;xmlns:ns0='urn:microsoft-dynamics-nav/reports/Standard_Purchase_Order/1322/' " w:xpath="/ns0:NavWordReportXmlPart[1]/ns0:Purchase_Header[1]/ns0:PricesInclVAT_PurchHeader_Lbl[1]" w:storeItemID="{7C9D7B99-3F0A-4DC8-9D28-B3E523DBEA5C}"/>
+            <w:dataBinding w:prefixMappings="xmlns:ns0='urn:microsoft-dynamics-nav/reports/Standard_Purchase_Order/1322/'" w:xpath="/ns0:NavWordReportXmlPart[1]/ns0:Purchase_Header[1]/ns0:PricesInclVAT_PurchHeader_Lbl[1]" w:storeItemID="{7C9D7B99-3F0A-4DC8-9D28-B3E523DBEA5C}"/>
             <w:text/>
           </w:sdtPr>
           <w:sdtContent>
@@ -1003,7 +1003,7 @@
             <w:placeholder>
               <w:docPart w:val="D310CEB302DA4FC5B60B252C88C61116"/>
             </w:placeholder>
-            <w:dataBinding w:prefixMappings="&lt;xmlns:ns0='urn:microsoft-dynamics-nav/reports/Standard_Purchase_Order/1322/' " w:xpath="/ns0:NavWordReportXmlPart[1]/ns0:Purchase_Header[1]/ns0:VendorInvoiceNo_Lbl[1]" w:storeItemID="{7C9D7B99-3F0A-4DC8-9D28-B3E523DBEA5C}"/>
+            <w:dataBinding w:prefixMappings="xmlns:ns0='urn:microsoft-dynamics-nav/reports/Standard_Purchase_Order/1322/'" w:xpath="/ns0:NavWordReportXmlPart[1]/ns0:Purchase_Header[1]/ns0:VendorInvoiceNo_Lbl[1]" w:storeItemID="{7C9D7B99-3F0A-4DC8-9D28-B3E523DBEA5C}"/>
             <w:text/>
           </w:sdtPr>
           <w:sdtContent>
@@ -1039,7 +1039,7 @@
             <w:placeholder>
               <w:docPart w:val="83A0A98565034E28921325652B7D0258"/>
             </w:placeholder>
-            <w:dataBinding w:prefixMappings="&lt;xmlns:ns0='urn:microsoft-dynamics-nav/reports/Standard_Purchase_Order/1322/' " w:xpath="/ns0:NavWordReportXmlPart[1]/ns0:Purchase_Header[1]/ns0:ExptRecptDt_PurchaseHeader[1]" w:storeItemID="{7C9D7B99-3F0A-4DC8-9D28-B3E523DBEA5C}"/>
+            <w:dataBinding w:prefixMappings="xmlns:ns0='urn:microsoft-dynamics-nav/reports/Standard_Purchase_Order/1322/'" w:xpath="/ns0:NavWordReportXmlPart[1]/ns0:Purchase_Header[1]/ns0:ExptRecptDt_PurchaseHeader[1]" w:storeItemID="{7C9D7B99-3F0A-4DC8-9D28-B3E523DBEA5C}"/>
             <w:text/>
           </w:sdtPr>
           <w:sdtContent>
@@ -1068,7 +1068,7 @@
             <w:placeholder>
               <w:docPart w:val="42C49FA2D7524794A20290F52C0AAAE6"/>
             </w:placeholder>
-            <w:dataBinding w:prefixMappings="&lt;xmlns:ns0='urn:microsoft-dynamics-nav/reports/Standard_Purchase_Order/1322/' " w:xpath="/ns0:NavWordReportXmlPart[1]/ns0:Purchase_Header[1]/ns0:ShipmentMethodDesc[1]" w:storeItemID="{7C9D7B99-3F0A-4DC8-9D28-B3E523DBEA5C}"/>
+            <w:dataBinding w:prefixMappings="xmlns:ns0='urn:microsoft-dynamics-nav/reports/Standard_Purchase_Order/1322/'" w:xpath="/ns0:NavWordReportXmlPart[1]/ns0:Purchase_Header[1]/ns0:ShipmentMethodDesc[1]" w:storeItemID="{7C9D7B99-3F0A-4DC8-9D28-B3E523DBEA5C}"/>
             <w:text/>
           </w:sdtPr>
           <w:sdtContent>
@@ -1097,7 +1097,7 @@
             <w:placeholder>
               <w:docPart w:val="81B410675A8D4D0E9A1405A7B5AF78AE"/>
             </w:placeholder>
-            <w:dataBinding w:prefixMappings="&lt;xmlns:ns0='urn:microsoft-dynamics-nav/reports/Standard_Purchase_Order/1322/' " w:xpath="/ns0:NavWordReportXmlPart[1]/ns0:Purchase_Header[1]/ns0:PricesInclVAT_PurchHeader[1]" w:storeItemID="{7C9D7B99-3F0A-4DC8-9D28-B3E523DBEA5C}"/>
+            <w:dataBinding w:prefixMappings="xmlns:ns0='urn:microsoft-dynamics-nav/reports/Standard_Purchase_Order/1322/'" w:xpath="/ns0:NavWordReportXmlPart[1]/ns0:Purchase_Header[1]/ns0:PricesInclVAT_PurchHeader[1]" w:storeItemID="{7C9D7B99-3F0A-4DC8-9D28-B3E523DBEA5C}"/>
             <w:text/>
           </w:sdtPr>
           <w:sdtContent>
@@ -1126,7 +1126,7 @@
             <w:placeholder>
               <w:docPart w:val="B3DB454BC30640B5AD7C514816CCCEA4"/>
             </w:placeholder>
-            <w:dataBinding w:prefixMappings="&lt;xmlns:ns0='urn:microsoft-dynamics-nav/reports/Standard_Purchase_Order/1322/' " w:xpath="/ns0:NavWordReportXmlPart[1]/ns0:Purchase_Header[1]/ns0:VendorInvoiceNo[1]" w:storeItemID="{7C9D7B99-3F0A-4DC8-9D28-B3E523DBEA5C}"/>
+            <w:dataBinding w:prefixMappings="xmlns:ns0='urn:microsoft-dynamics-nav/reports/Standard_Purchase_Order/1322/'" w:xpath="/ns0:NavWordReportXmlPart[1]/ns0:Purchase_Header[1]/ns0:VendorInvoiceNo[1]" w:storeItemID="{7C9D7B99-3F0A-4DC8-9D28-B3E523DBEA5C}"/>
             <w:text/>
           </w:sdtPr>
           <w:sdtContent>
@@ -1207,7 +1207,7 @@
             <w:placeholder>
               <w:docPart w:val="F5E004D9DA65442AA22E3B1224FAE335"/>
             </w:placeholder>
-            <w:dataBinding w:prefixMappings="&lt;xmlns:ns0='urn:microsoft-dynamics-nav/reports/Standard_Purchase_Order/1322/' " w:xpath="/ns0:NavWordReportXmlPart[1]/ns0:Purchase_Header[1]/ns0:VendorOrderNo_Lbl[1]" w:storeItemID="{7C9D7B99-3F0A-4DC8-9D28-B3E523DBEA5C}"/>
+            <w:dataBinding w:prefixMappings="xmlns:ns0='urn:microsoft-dynamics-nav/reports/Standard_Purchase_Order/1322/'" w:xpath="/ns0:NavWordReportXmlPart[1]/ns0:Purchase_Header[1]/ns0:VendorOrderNo_Lbl[1]" w:storeItemID="{7C9D7B99-3F0A-4DC8-9D28-B3E523DBEA5C}"/>
             <w:text/>
           </w:sdtPr>
           <w:sdtContent>
@@ -1236,7 +1236,7 @@
             <w:placeholder>
               <w:docPart w:val="6F31C93BEC5E476599B554D07E34C000"/>
             </w:placeholder>
-            <w:dataBinding w:prefixMappings="&lt;xmlns:ns0='urn:microsoft-dynamics-nav/reports/Standard_Purchase_Order/1322/' " w:xpath="/ns0:NavWordReportXmlPart[1]/ns0:Purchase_Header[1]/ns0:VATNoText[1]" w:storeItemID="{00000000-0000-0000-0000-000000000000}"/>
+            <w:dataBinding w:prefixMappings="xmlns:ns0='urn:microsoft-dynamics-nav/reports/Standard_Purchase_Order/1322/'" w:xpath="/ns0:NavWordReportXmlPart[1]/ns0:Purchase_Header[1]/ns0:VATNoText[1]" w:storeItemID="{00000000-0000-0000-0000-000000000000}"/>
             <w15:color w:val="808080"/>
             <w:text/>
           </w:sdtPr>
@@ -1292,7 +1292,7 @@
             <w:placeholder>
               <w:docPart w:val="28E44D109F414FEAB66B5A51E1315BEB"/>
             </w:placeholder>
-            <w:dataBinding w:prefixMappings="&lt;xmlns:ns0='urn:microsoft-dynamics-nav/reports/Standard_Purchase_Order/1322/' " w:xpath="/ns0:NavWordReportXmlPart[1]/ns0:Purchase_Header[1]/ns0:VendorOrderNo[1]" w:storeItemID="{7C9D7B99-3F0A-4DC8-9D28-B3E523DBEA5C}"/>
+            <w:dataBinding w:prefixMappings="xmlns:ns0='urn:microsoft-dynamics-nav/reports/Standard_Purchase_Order/1322/'" w:xpath="/ns0:NavWordReportXmlPart[1]/ns0:Purchase_Header[1]/ns0:VendorOrderNo[1]" w:storeItemID="{7C9D7B99-3F0A-4DC8-9D28-B3E523DBEA5C}"/>
             <w:text/>
           </w:sdtPr>
           <w:sdtContent>
@@ -1329,7 +1329,7 @@
                 <w:placeholder>
                   <w:docPart w:val="EE2EDA0B1A8F4B49977C4CEFEECA64AC"/>
                 </w:placeholder>
-                <w:dataBinding w:prefixMappings="&lt;xmlns:ns0='urn:microsoft-dynamics-nav/reports/Standard_Purchase_Order/1322/' " w:xpath="/ns0:NavWordReportXmlPart[1]/ns0:Purchase_Header[1]/ns0:VATRegNo_PurchHeader[1]" w:storeItemID="{7C9D7B99-3F0A-4DC8-9D28-B3E523DBEA5C}"/>
+                <w:dataBinding w:prefixMappings="xmlns:ns0='urn:microsoft-dynamics-nav/reports/Standard_Purchase_Order/1322/'" w:xpath="/ns0:NavWordReportXmlPart[1]/ns0:Purchase_Header[1]/ns0:VATRegNo_PurchHeader[1]" w:storeItemID="{7C9D7B99-3F0A-4DC8-9D28-B3E523DBEA5C}"/>
                 <w:text/>
               </w:sdtPr>
               <w:sdtContent>
@@ -1395,7 +1395,7 @@
             <w:placeholder>
               <w:docPart w:val="A4847374A1654E5CBF273C1DB958380B"/>
             </w:placeholder>
-            <w:dataBinding w:prefixMappings="&lt;xmlns:ns0='urn:microsoft-dynamics-nav/reports/Standard_Purchase_Order/1322/' " w:xpath="/ns0:NavWordReportXmlPart[1]/ns0:Purchase_Header[1]/ns0:Purchase_Line[1]/ns0:No_PurchLine_Lbl[1]" w:storeItemID="{7C9D7B99-3F0A-4DC8-9D28-B3E523DBEA5C}"/>
+            <w:dataBinding w:prefixMappings="xmlns:ns0='urn:microsoft-dynamics-nav/reports/Standard_Purchase_Order/1322/'" w:xpath="/ns0:NavWordReportXmlPart[1]/ns0:Purchase_Header[1]/ns0:Purchase_Line[1]/ns0:No_PurchLine_Lbl[1]" w:storeItemID="{7C9D7B99-3F0A-4DC8-9D28-B3E523DBEA5C}"/>
             <w:text/>
           </w:sdtPr>
           <w:sdtContent>
@@ -1425,7 +1425,7 @@
             <w:placeholder>
               <w:docPart w:val="62AA85EF69F74389A48B3A00350CC5FE"/>
             </w:placeholder>
-            <w:dataBinding w:prefixMappings="&lt;xmlns:ns0='urn:microsoft-dynamics-nav/reports/Standard_Purchase_Order/1322/' " w:xpath="/ns0:NavWordReportXmlPart[1]/ns0:Purchase_Header[1]/ns0:Purchase_Line[1]/ns0:Desc_PurchLine_Lbl[1]" w:storeItemID="{7C9D7B99-3F0A-4DC8-9D28-B3E523DBEA5C}"/>
+            <w:dataBinding w:prefixMappings="xmlns:ns0='urn:microsoft-dynamics-nav/reports/Standard_Purchase_Order/1322/'" w:xpath="/ns0:NavWordReportXmlPart[1]/ns0:Purchase_Header[1]/ns0:Purchase_Line[1]/ns0:Desc_PurchLine_Lbl[1]" w:storeItemID="{7C9D7B99-3F0A-4DC8-9D28-B3E523DBEA5C}"/>
             <w:text/>
           </w:sdtPr>
           <w:sdtContent>
@@ -1455,7 +1455,7 @@
             <w:placeholder>
               <w:docPart w:val="0EF7E12B97F7430499137FEA96C1CE09"/>
             </w:placeholder>
-            <w:dataBinding w:prefixMappings="&lt;xmlns:ns0='urn:microsoft-dynamics-nav/reports/Standard_Purchase_Order/1322/' " w:xpath="/ns0:NavWordReportXmlPart[1]/ns0:Purchase_Header[1]/ns0:Purchase_Line[1]/ns0:Qty_PurchLine_Lbl[1]" w:storeItemID="{7C9D7B99-3F0A-4DC8-9D28-B3E523DBEA5C}"/>
+            <w:dataBinding w:prefixMappings="xmlns:ns0='urn:microsoft-dynamics-nav/reports/Standard_Purchase_Order/1322/'" w:xpath="/ns0:NavWordReportXmlPart[1]/ns0:Purchase_Header[1]/ns0:Purchase_Line[1]/ns0:Qty_PurchLine_Lbl[1]" w:storeItemID="{7C9D7B99-3F0A-4DC8-9D28-B3E523DBEA5C}"/>
             <w:text/>
           </w:sdtPr>
           <w:sdtContent>
@@ -1485,7 +1485,7 @@
             <w:placeholder>
               <w:docPart w:val="4A4E8F61686D465D9518608DD457EF10"/>
             </w:placeholder>
-            <w:dataBinding w:prefixMappings="&lt;xmlns:ns0='urn:microsoft-dynamics-nav/reports/Standard_Purchase_Order/1322/' " w:xpath="/ns0:NavWordReportXmlPart[1]/ns0:Purchase_Header[1]/ns0:Purchase_Line[1]/ns0:UOM_PurchLine_Lbl[1]" w:storeItemID="{7C9D7B99-3F0A-4DC8-9D28-B3E523DBEA5C}"/>
+            <w:dataBinding w:prefixMappings="xmlns:ns0='urn:microsoft-dynamics-nav/reports/Standard_Purchase_Order/1322/'" w:xpath="/ns0:NavWordReportXmlPart[1]/ns0:Purchase_Header[1]/ns0:Purchase_Line[1]/ns0:UOM_PurchLine_Lbl[1]" w:storeItemID="{7C9D7B99-3F0A-4DC8-9D28-B3E523DBEA5C}"/>
             <w:text/>
           </w:sdtPr>
           <w:sdtContent>
@@ -1514,7 +1514,7 @@
             <w:placeholder>
               <w:docPart w:val="0277A26813CB44069052FCCE46ED4D01"/>
             </w:placeholder>
-            <w:dataBinding w:prefixMappings="&lt;xmlns:ns0='urn:microsoft-dynamics-nav/reports/Standard_Purchase_Order/1322/' " w:xpath="/ns0:NavWordReportXmlPart[1]/ns0:Purchase_Header[1]/ns0:Purchase_Line[1]/ns0:DirectUniCost_Lbl[1]" w:storeItemID="{7C9D7B99-3F0A-4DC8-9D28-B3E523DBEA5C}"/>
+            <w:dataBinding w:prefixMappings="xmlns:ns0='urn:microsoft-dynamics-nav/reports/Standard_Purchase_Order/1322/'" w:xpath="/ns0:NavWordReportXmlPart[1]/ns0:Purchase_Header[1]/ns0:Purchase_Line[1]/ns0:DirectUniCost_Lbl[1]" w:storeItemID="{7C9D7B99-3F0A-4DC8-9D28-B3E523DBEA5C}"/>
             <w:text/>
           </w:sdtPr>
           <w:sdtContent>
@@ -1544,7 +1544,7 @@
             <w:placeholder>
               <w:docPart w:val="E60F8B516F714B88A8A5131F14381DDC"/>
             </w:placeholder>
-            <w:dataBinding w:prefixMappings="&lt;xmlns:ns0='urn:microsoft-dynamics-nav/reports/Standard_Purchase_Order/1322/' " w:xpath="/ns0:NavWordReportXmlPart[1]/ns0:Purchase_Header[1]/ns0:VATAmtLineVAT_Lbl[1]" w:storeItemID="{7C9D7B99-3F0A-4DC8-9D28-B3E523DBEA5C}"/>
+            <w:dataBinding w:prefixMappings="xmlns:ns0='urn:microsoft-dynamics-nav/reports/Standard_Purchase_Order/1322/'" w:xpath="/ns0:NavWordReportXmlPart[1]/ns0:Purchase_Header[1]/ns0:VATAmtLineVAT_Lbl[1]" w:storeItemID="{7C9D7B99-3F0A-4DC8-9D28-B3E523DBEA5C}"/>
             <w:text/>
           </w:sdtPr>
           <w:sdtContent>
@@ -1574,7 +1574,7 @@
             <w:placeholder>
               <w:docPart w:val="3806635EF6514EC48D48977373D088EC"/>
             </w:placeholder>
-            <w:dataBinding w:prefixMappings="&lt;xmlns:ns0='urn:microsoft-dynamics-nav/reports/Standard_Purchase_Order/1322/' " w:xpath="/ns0:NavWordReportXmlPart[1]/ns0:Purchase_Header[1]/ns0:ItemLineAmount_Lbl[1]" w:storeItemID="{7C9D7B99-3F0A-4DC8-9D28-B3E523DBEA5C}"/>
+            <w:dataBinding w:prefixMappings="xmlns:ns0='urn:microsoft-dynamics-nav/reports/Standard_Purchase_Order/1322/'" w:xpath="/ns0:NavWordReportXmlPart[1]/ns0:Purchase_Header[1]/ns0:ItemLineAmount_Lbl[1]" w:storeItemID="{7C9D7B99-3F0A-4DC8-9D28-B3E523DBEA5C}"/>
             <w:text/>
           </w:sdtPr>
           <w:sdtContent>
@@ -1686,7 +1686,7 @@
           <w:placeholder>
             <w:docPart w:val="98020BFDE3F8466CAB2A781940863376"/>
           </w:placeholder>
-          <w15:dataBinding w:prefixMappings="&lt;xmlns:ns0='urn:microsoft-dynamics-nav/reports/Standard_Purchase_Order/1322/' " w:xpath="/ns0:NavWordReportXmlPart[1]/ns0:Purchase_Header[1]/ns0:Purchase_Line" w:storeItemID="{00000000-0000-0000-0000-000000000000}"/>
+          <w15:dataBinding w:prefixMappings="xmlns:ns0='urn:microsoft-dynamics-nav/reports/Standard_Purchase_Order/1322/'" w:xpath="/ns0:NavWordReportXmlPart[1]/ns0:Purchase_Header[1]/ns0:Purchase_Line" w:storeItemID="{00000000-0000-0000-0000-000000000000}"/>
           <w15:color w:val="808080"/>
           <w15:repeatingSection/>
         </w:sdtPr>
@@ -1723,7 +1723,7 @@
                         <w:placeholder>
                           <w:docPart w:val="AE3B135D46C34C9DAB7CE9629BAEDAB7"/>
                         </w:placeholder>
-                        <w:dataBinding w:prefixMappings="&lt;xmlns:ns0='urn:microsoft-dynamics-nav/reports/Standard_Purchase_Order/1322/' " w:xpath="/ns0:NavWordReportXmlPart[1]/ns0:Purchase_Header[1]/ns0:Purchase_Line[1]/ns0:No_PurchLine[1]" w:storeItemID="{7C9D7B99-3F0A-4DC8-9D28-B3E523DBEA5C}"/>
+                        <w:dataBinding w:prefixMappings="xmlns:ns0='urn:microsoft-dynamics-nav/reports/Standard_Purchase_Order/1322/'" w:xpath="/ns0:NavWordReportXmlPart[1]/ns0:Purchase_Header[1]/ns0:Purchase_Line[1]/ns0:No_PurchLine[1]" w:storeItemID="{7C9D7B99-3F0A-4DC8-9D28-B3E523DBEA5C}"/>
                         <w:text/>
                       </w:sdtPr>
                       <w:sdtContent>
@@ -1744,7 +1744,7 @@
                     <w:placeholder>
                       <w:docPart w:val="CB81DD37542B41E885E76E2FE04B20EF"/>
                     </w:placeholder>
-                    <w:dataBinding w:prefixMappings="&lt;xmlns:ns0='urn:microsoft-dynamics-nav/reports/Standard_Purchase_Order/1322/' " w:xpath="/ns0:NavWordReportXmlPart[1]/ns0:Purchase_Header[1]/ns0:Purchase_Line[1]/ns0:Desc_PurchLine[1]" w:storeItemID="{7C9D7B99-3F0A-4DC8-9D28-B3E523DBEA5C}"/>
+                    <w:dataBinding w:prefixMappings="xmlns:ns0='urn:microsoft-dynamics-nav/reports/Standard_Purchase_Order/1322/'" w:xpath="/ns0:NavWordReportXmlPart[1]/ns0:Purchase_Header[1]/ns0:Purchase_Line[1]/ns0:Desc_PurchLine[1]" w:storeItemID="{7C9D7B99-3F0A-4DC8-9D28-B3E523DBEA5C}"/>
                     <w:text/>
                   </w:sdtPr>
                   <w:sdtContent>
@@ -1774,7 +1774,7 @@
                     <w:placeholder>
                       <w:docPart w:val="2F816BB22AD7418DBAA2E654BCA1E3BE"/>
                     </w:placeholder>
-                    <w:dataBinding w:prefixMappings="&lt;xmlns:ns0='urn:microsoft-dynamics-nav/reports/Standard_Purchase_Order/1322/' " w:xpath="/ns0:NavWordReportXmlPart[1]/ns0:Purchase_Header[1]/ns0:Purchase_Line[1]/ns0:Qty_PurchLine[1]" w:storeItemID="{7C9D7B99-3F0A-4DC8-9D28-B3E523DBEA5C}"/>
+                    <w:dataBinding w:prefixMappings="xmlns:ns0='urn:microsoft-dynamics-nav/reports/Standard_Purchase_Order/1322/'" w:xpath="/ns0:NavWordReportXmlPart[1]/ns0:Purchase_Header[1]/ns0:Purchase_Line[1]/ns0:Qty_PurchLine[1]" w:storeItemID="{7C9D7B99-3F0A-4DC8-9D28-B3E523DBEA5C}"/>
                     <w:text/>
                   </w:sdtPr>
                   <w:sdtContent>
@@ -1805,7 +1805,7 @@
                     <w:placeholder>
                       <w:docPart w:val="F06D663AE4C547979403F8E65893E67E"/>
                     </w:placeholder>
-                    <w:dataBinding w:prefixMappings="&lt;xmlns:ns0='urn:microsoft-dynamics-nav/reports/Standard_Purchase_Order/1322/' " w:xpath="/ns0:NavWordReportXmlPart[1]/ns0:Purchase_Header[1]/ns0:Purchase_Line[1]/ns0:UOM_PurchLine[1]" w:storeItemID="{7C9D7B99-3F0A-4DC8-9D28-B3E523DBEA5C}"/>
+                    <w:dataBinding w:prefixMappings="xmlns:ns0='urn:microsoft-dynamics-nav/reports/Standard_Purchase_Order/1322/'" w:xpath="/ns0:NavWordReportXmlPart[1]/ns0:Purchase_Header[1]/ns0:Purchase_Line[1]/ns0:UOM_PurchLine[1]" w:storeItemID="{7C9D7B99-3F0A-4DC8-9D28-B3E523DBEA5C}"/>
                     <w:text/>
                   </w:sdtPr>
                   <w:sdtContent>
@@ -1835,7 +1835,7 @@
                     <w:placeholder>
                       <w:docPart w:val="80FEA2AC8667448F9BC2E3390F7B2B26"/>
                     </w:placeholder>
-                    <w:dataBinding w:prefixMappings="&lt;xmlns:ns0='urn:microsoft-dynamics-nav/reports/Standard_Purchase_Order/1322/' " w:xpath="/ns0:NavWordReportXmlPart[1]/ns0:Purchase_Header[1]/ns0:Purchase_Line[1]/ns0:DirUnitCost_PurchLine[1]" w:storeItemID="{7C9D7B99-3F0A-4DC8-9D28-B3E523DBEA5C}"/>
+                    <w:dataBinding w:prefixMappings="xmlns:ns0='urn:microsoft-dynamics-nav/reports/Standard_Purchase_Order/1322/'" w:xpath="/ns0:NavWordReportXmlPart[1]/ns0:Purchase_Header[1]/ns0:Purchase_Line[1]/ns0:DirUnitCost_PurchLine[1]" w:storeItemID="{7C9D7B99-3F0A-4DC8-9D28-B3E523DBEA5C}"/>
                     <w:text/>
                   </w:sdtPr>
                   <w:sdtContent>
@@ -1866,7 +1866,7 @@
                     <w:placeholder>
                       <w:docPart w:val="21529274AF3042E1BD6ABBEA172157A5"/>
                     </w:placeholder>
-                    <w:dataBinding w:prefixMappings="&lt;xmlns:ns0='urn:microsoft-dynamics-nav/reports/Standard_Purchase_Order/1322/' " w:xpath="/ns0:NavWordReportXmlPart[1]/ns0:Purchase_Header[1]/ns0:Purchase_Line[1]/ns0:PurchLine_VATPct[1]" w:storeItemID="{7C9D7B99-3F0A-4DC8-9D28-B3E523DBEA5C}"/>
+                    <w:dataBinding w:prefixMappings="xmlns:ns0='urn:microsoft-dynamics-nav/reports/Standard_Purchase_Order/1322/'" w:xpath="/ns0:NavWordReportXmlPart[1]/ns0:Purchase_Header[1]/ns0:Purchase_Line[1]/ns0:PurchLine_VATPct[1]" w:storeItemID="{7C9D7B99-3F0A-4DC8-9D28-B3E523DBEA5C}"/>
                     <w:text/>
                   </w:sdtPr>
                   <w:sdtContent>
@@ -1907,7 +1907,7 @@
                         <w:placeholder>
                           <w:docPart w:val="4E132B06A487499A95BB2967181942A8"/>
                         </w:placeholder>
-                        <w:dataBinding w:prefixMappings="&lt;xmlns:ns0='urn:microsoft-dynamics-nav/reports/Standard_Purchase_Order/1322/' " w:xpath="/ns0:NavWordReportXmlPart[1]/ns0:Purchase_Header[1]/ns0:Purchase_Line[1]/ns0:LineAmt_PurchLine[1]" w:storeItemID="{7C9D7B99-3F0A-4DC8-9D28-B3E523DBEA5C}"/>
+                        <w:dataBinding w:prefixMappings="xmlns:ns0='urn:microsoft-dynamics-nav/reports/Standard_Purchase_Order/1322/'" w:xpath="/ns0:NavWordReportXmlPart[1]/ns0:Purchase_Header[1]/ns0:Purchase_Line[1]/ns0:LineAmt_PurchLine[1]" w:storeItemID="{7C9D7B99-3F0A-4DC8-9D28-B3E523DBEA5C}"/>
                         <w:text/>
                       </w:sdtPr>
                       <w:sdtContent>
@@ -1955,7 +1955,7 @@
             <w:placeholder>
               <w:docPart w:val="69DC889989B34E81A35B1F2B99FE580A"/>
             </w:placeholder>
-            <w:dataBinding w:prefixMappings="&lt;xmlns:ns0='urn:microsoft-dynamics-nav/reports/Standard_Purchase_Order/1322/' " w:xpath="/ns0:NavWordReportXmlPart[1]/ns0:Purchase_Header[1]/ns0:Totals[1]/ns0:TotalExclVATText[1]" w:storeItemID="{7C9D7B99-3F0A-4DC8-9D28-B3E523DBEA5C}"/>
+            <w:dataBinding w:prefixMappings="xmlns:ns0='urn:microsoft-dynamics-nav/reports/Standard_Purchase_Order/1322/'" w:xpath="/ns0:NavWordReportXmlPart[1]/ns0:Purchase_Header[1]/ns0:Totals[1]/ns0:TotalExclVATText[1]" w:storeItemID="{7C9D7B99-3F0A-4DC8-9D28-B3E523DBEA5C}"/>
             <w:text/>
           </w:sdtPr>
           <w:sdtContent>
@@ -1985,7 +1985,7 @@
             <w:placeholder>
               <w:docPart w:val="E6879FAD228D4B979842E2A9F33893FF"/>
             </w:placeholder>
-            <w:dataBinding w:prefixMappings="&lt;xmlns:ns0='urn:microsoft-dynamics-nav/reports/Standard_Purchase_Order/1322/' " w:xpath="/ns0:NavWordReportXmlPart[1]/ns0:Purchase_Header[1]/ns0:Totals[1]/ns0:TotalAmount[1]" w:storeItemID="{7C9D7B99-3F0A-4DC8-9D28-B3E523DBEA5C}"/>
+            <w:dataBinding w:prefixMappings="xmlns:ns0='urn:microsoft-dynamics-nav/reports/Standard_Purchase_Order/1322/'" w:xpath="/ns0:NavWordReportXmlPart[1]/ns0:Purchase_Header[1]/ns0:Totals[1]/ns0:TotalAmount[1]" w:storeItemID="{7C9D7B99-3F0A-4DC8-9D28-B3E523DBEA5C}"/>
             <w:text/>
           </w:sdtPr>
           <w:sdtContent>
@@ -2021,7 +2021,7 @@
             <w:placeholder>
               <w:docPart w:val="B8F3594B251D4B15A8A405F0636F5316"/>
             </w:placeholder>
-            <w:dataBinding w:prefixMappings="&lt;xmlns:ns0='urn:microsoft-dynamics-nav/reports/Standard_Purchase_Order/1322/' " w:xpath="/ns0:NavWordReportXmlPart[1]/ns0:Purchase_Header[1]/ns0:Totals[1]/ns0:VATAmountText[1]" w:storeItemID="{7C9D7B99-3F0A-4DC8-9D28-B3E523DBEA5C}"/>
+            <w:dataBinding w:prefixMappings="xmlns:ns0='urn:microsoft-dynamics-nav/reports/Standard_Purchase_Order/1322/'" w:xpath="/ns0:NavWordReportXmlPart[1]/ns0:Purchase_Header[1]/ns0:Totals[1]/ns0:VATAmountText[1]" w:storeItemID="{7C9D7B99-3F0A-4DC8-9D28-B3E523DBEA5C}"/>
             <w:text/>
           </w:sdtPr>
           <w:sdtContent>
@@ -2051,7 +2051,7 @@
             <w:placeholder>
               <w:docPart w:val="DB83D814B0664A9B8875A5D5048C6B9D"/>
             </w:placeholder>
-            <w:dataBinding w:prefixMappings="&lt;xmlns:ns0='urn:microsoft-dynamics-nav/reports/Standard_Purchase_Order/1322/' " w:xpath="/ns0:NavWordReportXmlPart[1]/ns0:Purchase_Header[1]/ns0:Totals[1]/ns0:TotalVATAmount[1]" w:storeItemID="{7C9D7B99-3F0A-4DC8-9D28-B3E523DBEA5C}"/>
+            <w:dataBinding w:prefixMappings="xmlns:ns0='urn:microsoft-dynamics-nav/reports/Standard_Purchase_Order/1322/'" w:xpath="/ns0:NavWordReportXmlPart[1]/ns0:Purchase_Header[1]/ns0:Totals[1]/ns0:TotalVATAmount[1]" w:storeItemID="{7C9D7B99-3F0A-4DC8-9D28-B3E523DBEA5C}"/>
             <w:text/>
           </w:sdtPr>
           <w:sdtContent>
@@ -2088,7 +2088,7 @@
             <w:placeholder>
               <w:docPart w:val="29A6980196D04BA2A932DFC5DE12AE3B"/>
             </w:placeholder>
-            <w:dataBinding w:prefixMappings="&lt;xmlns:ns0='urn:microsoft-dynamics-nav/reports/Standard_Purchase_Order/1322/' " w:xpath="/ns0:NavWordReportXmlPart[1]/ns0:Purchase_Header[1]/ns0:Totals[1]/ns0:TotalInclVATText[1]" w:storeItemID="{7C9D7B99-3F0A-4DC8-9D28-B3E523DBEA5C}"/>
+            <w:dataBinding w:prefixMappings="xmlns:ns0='urn:microsoft-dynamics-nav/reports/Standard_Purchase_Order/1322/'" w:xpath="/ns0:NavWordReportXmlPart[1]/ns0:Purchase_Header[1]/ns0:Totals[1]/ns0:TotalInclVATText[1]" w:storeItemID="{7C9D7B99-3F0A-4DC8-9D28-B3E523DBEA5C}"/>
             <w:text/>
           </w:sdtPr>
           <w:sdtContent>
@@ -2118,7 +2118,7 @@
             <w:placeholder>
               <w:docPart w:val="256EE0EBD95E41DF9DD22B9AC2DA3732"/>
             </w:placeholder>
-            <w:dataBinding w:prefixMappings="&lt;xmlns:ns0='urn:microsoft-dynamics-nav/reports/Standard_Purchase_Order/1322/' " w:xpath="/ns0:NavWordReportXmlPart[1]/ns0:Purchase_Header[1]/ns0:Totals[1]/ns0:TotalAmountInclVAT[1]" w:storeItemID="{7C9D7B99-3F0A-4DC8-9D28-B3E523DBEA5C}"/>
+            <w:dataBinding w:prefixMappings="xmlns:ns0='urn:microsoft-dynamics-nav/reports/Standard_Purchase_Order/1322/'" w:xpath="/ns0:NavWordReportXmlPart[1]/ns0:Purchase_Header[1]/ns0:Totals[1]/ns0:TotalAmountInclVAT[1]" w:storeItemID="{7C9D7B99-3F0A-4DC8-9D28-B3E523DBEA5C}"/>
             <w:text/>
           </w:sdtPr>
           <w:sdtContent>
@@ -7881,7 +7881,9 @@
 </we:webextension>
 </file>
 
-<file path=customXml/item1.xml>��< ? x m l   v e r s i o n = " 1 . 0 "   e n c o d i n g = " u t f - 1 6 " ? > < N a v W o r d R e p o r t X m l P a r t   x m l n s = " u r n : m i c r o s o f t - d y n a m i c s - n a v / r e p o r t s / S t a n d a r d _ P u r c h a s e _ O r d e r / 1 3 2 2 / " > +<file path=customXml/item1.xml>��< ? x m l   v e r s i o n = " 1 . 0 "   e n c o d i n g = " u t f - 1 6 " ? > + 
+ < N a v W o r d R e p o r t X m l P a r t   x m l n s = " u r n : m i c r o s o f t - d y n a m i c s - n a v / r e p o r t s / S t a n d a r d _ P u r c h a s e _ O r d e r / 1 3 2 2 / " >   
      < B C R e p o r t I n f o r m a t i o n >   
@@ -7899,6 +7901,8 @@
  
              < R e p o r t N a m e > R e p o r t   N a m e < / R e p o r t N a m e >   
+             < R e p o r t C a p t i o n > R e p o r t   C a p t i o n < / R e p o r t C a p t i o n > + 
              < A b o u t T h i s R e p o r t T i t l e > A b o u t   T h i s   R e p o r t   T i t l e < / A b o u t T h i s R e p o r t T i t l e >   
              < A b o u t T h i s R e p o r t T e x t > A b o u t   T h i s   R e p o r t   T e x t < / A b o u t T h i s R e p o r t T e x t > @@ -7953,21 +7957,21 @@
  
              < C o m p a n y A d d r e s s L i n e s >   
-                 < C o m p a n y A d d r e s s L i n e > C o m p a n y   A d d r e s s   L i n e   1 < / C o m p a n y A d d r e s s L i n e > - 
-                 < C o m p a n y A d d r e s s L i n e > C o m p a n y   A d d r e s s   L i n e   2 < / C o m p a n y A d d r e s s L i n e > - 
-                 < C o m p a n y A d d r e s s L i n e > C o m p a n y   A d d r e s s   L i n e   3 < / C o m p a n y A d d r e s s L i n e > - 
-                 < C o m p a n y A d d r e s s L i n e > C o m p a n y   A d d r e s s   L i n e   4 < / C o m p a n y A d d r e s s L i n e > - 
-                 < C o m p a n y A d d r e s s L i n e > C o m p a n y   A d d r e s s   L i n e   5 < / C o m p a n y A d d r e s s L i n e > - 
-                 < C o m p a n y A d d r e s s L i n e > C o m p a n y   A d d r e s s   L i n e   6 < / C o m p a n y A d d r e s s L i n e > - 
-                 < C o m p a n y A d d r e s s L i n e > C o m p a n y   A d d r e s s   L i n e   7 < / C o m p a n y A d d r e s s L i n e > - 
-                 < C o m p a n y A d d r e s s L i n e > C o m p a n y   A d d r e s s   L i n e   8 < / C o m p a n y A d d r e s s L i n e > +                 < C o m p a n y A d d r e s s L i n e 1 > C o m p a n y   A d d r e s s   L i n e   1 < / C o m p a n y A d d r e s s L i n e 1 > + 
+                 < C o m p a n y A d d r e s s L i n e 2 > C o m p a n y   A d d r e s s   L i n e   2 < / C o m p a n y A d d r e s s L i n e 2 > + 
+                 < C o m p a n y A d d r e s s L i n e 3 > C o m p a n y   A d d r e s s   L i n e   3 < / C o m p a n y A d d r e s s L i n e 3 > + 
+                 < C o m p a n y A d d r e s s L i n e 4 > C o m p a n y   A d d r e s s   L i n e   4 < / C o m p a n y A d d r e s s L i n e 4 > + 
+                 < C o m p a n y A d d r e s s L i n e 5 > C o m p a n y   A d d r e s s   L i n e   5 < / C o m p a n y A d d r e s s L i n e 5 > + 
+                 < C o m p a n y A d d r e s s L i n e 6 > C o m p a n y   A d d r e s s   L i n e   6 < / C o m p a n y A d d r e s s L i n e 6 > + 
+                 < C o m p a n y A d d r e s s L i n e 7 > C o m p a n y   A d d r e s s   L i n e   7 < / C o m p a n y A d d r e s s L i n e 7 > + 
+                 < C o m p a n y A d d r e s s L i n e 8 > C o m p a n y   A d d r e s s   L i n e   8 < / C o m p a n y A d d r e s s L i n e 8 >   
              < / C o m p a n y A d d r e s s L i n e s >   
@@ -8123,7 +8127,7 @@
  
          < C o m p a n y P h o n e N o _ L b l > C o m p a n y P h o n e N o _ L b l < / C o m p a n y P h o n e N o _ L b l >   
-         < C o m p a n y P i c t u r e / > +         < C o m p a n y P i c t u r e   / >   
          < C o m p a n y R e g i s t r a t i o n N u m b e r > C o m p a n y R e g i s t r a t i o n N u m b e r < / C o m p a n y R e g i s t r a t i o n N u m b e r >   
@@ -8169,10 +8173,10 @@
  
          < I t e m Q u a n t i t y _ L b l > I t e m Q u a n t i t y _ L b l < / I t e m Q u a n t i t y _ L b l >   
+         < I t e m U n i t P r i c e _ L b l > I t e m U n i t P r i c e _ L b l < / I t e m U n i t P r i c e _ L b l > + 
          < I t e m U n i t _ L b l > I t e m U n i t _ L b l < / I t e m U n i t _ L b l >   
-         < I t e m U n i t P r i c e _ L b l > I t e m U n i t P r i c e _ L b l < / I t e m U n i t P r i c e _ L b l > - 
          < N o _ P u r c h H e a d e r > N o _ P u r c h H e a d e r < / N o _ P u r c h H e a d e r >   
          < O r d e r D a t e _ L b l > O r d e r D a t e _ L b l < / O r d e r D a t e _ L b l > @@ -8211,12 +8215,12 @@
  
          < P r i c e s I n c l u d i n g V A T _ L b l > P r i c e s I n c l u d i n g V A T _ L b l < / P r i c e s I n c l u d i n g V A T _ L b l >   
+         < P r i c e s I n c l V A T t x t > P r i c e s I n c l V A T t x t < / P r i c e s I n c l V A T t x t > + 
          < P r i c e s I n c l V A T _ P u r c h H e a d e r > P r i c e s I n c l V A T _ P u r c h H e a d e r < / P r i c e s I n c l V A T _ P u r c h H e a d e r >   
          < P r i c e s I n c l V A T _ P u r c h H e a d e r _ L b l > P r i c e s I n c l V A T _ P u r c h H e a d e r _ L b l < / P r i c e s I n c l V A T _ P u r c h H e a d e r _ L b l >   
-         < P r i c e s I n c l V A T t x t > P r i c e s I n c l V A T t x t < / P r i c e s I n c l V A T t x t > - 
          < P u r c h a s e r T e x t > P u r c h a s e r T e x t < / P u r c h a s e r T e x t >   
          < P u r c h L i n e I n v D i s c A m t _ L b l > P u r c h L i n e I n v D i s c A m t _ L b l < / P u r c h L i n e I n v D i s c A m t _ L b l > @@ -8279,10 +8283,10 @@
  
          < V A T A m t L i n e L i n e A m t _ L b l > V A T A m t L i n e L i n e A m t _ L b l < / V A T A m t L i n e L i n e A m t _ L b l >   
+         < V A T A m t L i n e V A T A m t _ L b l > V A T A m t L i n e V A T A m t _ L b l < / V A T A m t L i n e V A T A m t _ L b l > + 
          < V A T A m t L i n e V A T _ L b l > V A T A m t L i n e V A T _ L b l < / V A T A m t L i n e V A T _ L b l >   
-         < V A T A m t L i n e V A T A m t _ L b l > V A T A m t L i n e V A T A m t _ L b l < / V A T A m t L i n e V A T A m t _ L b l > - 
          < V A T A m t S p e c _ L b l > V A T A m t S p e c _ L b l < / V A T A m t S p e c _ L b l >   
          < V A T B a s e D i s c _ P u r c h H e a d e r > V A T B a s e D i s c _ P u r c h H e a d e r < / V A T B a s e D i s c _ P u r c h H e a d e r > @@ -8325,10 +8329,10 @@
  
          < P u r c h a s e _ L i n e >   
+             < A l l o w I n v D i s c t x t > A l l o w I n v D i s c t x t < / A l l o w I n v D i s c t x t > + 
              < A l l o w I n v D i s c _ P u r c h L i n e > A l l o w I n v D i s c _ P u r c h L i n e < / A l l o w I n v D i s c _ P u r c h L i n e >   
-             < A l l o w I n v D i s c t x t > A l l o w I n v D i s c t x t < / A l l o w I n v D i s c t x t > - 
              < A m o u n t I n c l u d i n g V A T > A m o u n t I n c l u d i n g V A T < / A m o u n t I n c l u d i n g V A T >   
              < D e s c _ P u r c h L i n e > D e s c _ P u r c h L i n e < / D e s c _ P u r c h L i n e > @@ -8377,9 +8381,9 @@
  
              < P r o m i s e d R e c e i p t D a t e L b l > P r o m i s e d R e c e i p t D a t e L b l < / P r o m i s e d R e c e i p t D a t e L b l >   
+             < P u r c h L i n e L i n e D i s c _ L b l > P u r c h L i n e L i n e D i s c _ L b l < / P u r c h L i n e L i n e D i s c _ L b l > + 
              < P u r c h L i n e _ V A T P c t > P u r c h L i n e _ V A T P c t < / P u r c h L i n e _ V A T P c t > - 
-             < P u r c h L i n e L i n e D i s c _ L b l > P u r c h L i n e L i n e D i s c _ L b l < / P u r c h L i n e L i n e D i s c _ L b l >   
              < Q t y _ P u r c h L i n e > Q t y _ P u r c h L i n e < / Q t y _ P u r c h L i n e >   
@@ -8534,7 +8538,9 @@
  < / N a v W o r d R e p o r t X m l P a r t > 
 </file>
 
-<file path=customXml/item2.xml>��< ? x m l   v e r s i o n = " 1 . 0 "   e n c o d i n g = " u t f - 1 6 " ? > < N a v W o r d R e p o r t X m l P a r t   x m l n s = " u r n : m i c r o s o f t - d y n a m i c s - b u s i n e s s c e n t r a l / i n t e r n a l / e x t e n d e d / r e p o r t s / S t a n d a r d _ P u r c h a s e _ O r d e r / 1 3 2 2 / " > +<file path=customXml/item2.xml>��< ? x m l   v e r s i o n = " 1 . 0 "   e n c o d i n g = " u t f - 1 6 " ? > + 
+ < N a v W o r d R e p o r t X m l P a r t   x m l n s = " u r n : m i c r o s o f t - d y n a m i c s - b u s i n e s s c e n t r a l / i n t e r n a l / e x t e n d e d / r e p o r t s / S t a n d a r d _ P u r c h a s e _ O r d e r / 1 3 2 2 / " >   
      < B C R e p o r t I n f o r m a t i o n >   
@@ -8552,6 +8558,8 @@
  
              < R e p o r t N a m e > R e p o r t   N a m e < / R e p o r t N a m e >   
+             < R e p o r t C a p t i o n > R e p o r t   C a p t i o n < / R e p o r t C a p t i o n > + 
              < A b o u t T h i s R e p o r t T i t l e > A b o u t   T h i s   R e p o r t   T i t l e < / A b o u t T h i s R e p o r t T i t l e >   
              < A b o u t T h i s R e p o r t T e x t > A b o u t   T h i s   R e p o r t   T e x t < / A b o u t T h i s R e p o r t T e x t > @@ -8606,21 +8614,21 @@
  
              < C o m p a n y A d d r e s s L i n e s >   
-                 < C o m p a n y A d d r e s s L i n e > C o m p a n y   A d d r e s s   L i n e   1 < / C o m p a n y A d d r e s s L i n e > - 
-                 < C o m p a n y A d d r e s s L i n e > C o m p a n y   A d d r e s s   L i n e   2 < / C o m p a n y A d d r e s s L i n e > - 
-                 < C o m p a n y A d d r e s s L i n e > C o m p a n y   A d d r e s s   L i n e   3 < / C o m p a n y A d d r e s s L i n e > - 
-                 < C o m p a n y A d d r e s s L i n e > C o m p a n y   A d d r e s s   L i n e   4 < / C o m p a n y A d d r e s s L i n e > - 
-                 < C o m p a n y A d d r e s s L i n e > C o m p a n y   A d d r e s s   L i n e   5 < / C o m p a n y A d d r e s s L i n e > - 
-                 < C o m p a n y A d d r e s s L i n e > C o m p a n y   A d d r e s s   L i n e   6 < / C o m p a n y A d d r e s s L i n e > - 
-                 < C o m p a n y A d d r e s s L i n e > C o m p a n y   A d d r e s s   L i n e   7 < / C o m p a n y A d d r e s s L i n e > - 
-                 < C o m p a n y A d d r e s s L i n e > C o m p a n y   A d d r e s s   L i n e   8 < / C o m p a n y A d d r e s s L i n e > +                 < C o m p a n y A d d r e s s L i n e 1 > C o m p a n y   A d d r e s s   L i n e   1 < / C o m p a n y A d d r e s s L i n e 1 > + 
+                 < C o m p a n y A d d r e s s L i n e 2 > C o m p a n y   A d d r e s s   L i n e   2 < / C o m p a n y A d d r e s s L i n e 2 > + 
+                 < C o m p a n y A d d r e s s L i n e 3 > C o m p a n y   A d d r e s s   L i n e   3 < / C o m p a n y A d d r e s s L i n e 3 > + 
+                 < C o m p a n y A d d r e s s L i n e 4 > C o m p a n y   A d d r e s s   L i n e   4 < / C o m p a n y A d d r e s s L i n e 4 > + 
+                 < C o m p a n y A d d r e s s L i n e 5 > C o m p a n y   A d d r e s s   L i n e   5 < / C o m p a n y A d d r e s s L i n e 5 > + 
+                 < C o m p a n y A d d r e s s L i n e 6 > C o m p a n y   A d d r e s s   L i n e   6 < / C o m p a n y A d d r e s s L i n e 6 > + 
+                 < C o m p a n y A d d r e s s L i n e 7 > C o m p a n y   A d d r e s s   L i n e   7 < / C o m p a n y A d d r e s s L i n e 7 > + 
+                 < C o m p a n y A d d r e s s L i n e 8 > C o m p a n y   A d d r e s s   L i n e   8 < / C o m p a n y A d d r e s s L i n e 8 >   
              < / C o m p a n y A d d r e s s L i n e s >   
@@ -8678,15 +8686,335 @@
  
      < / B C R e p o r t I n f o r m a t i o n >   
-     < T o o l t i p s / > - 
-     < P u r c h a s e _ H e a d e r   E l e m e n t T y p e = " D a t a I t e m "   E l e m e n t I d = " 7 4 4 9 0 9 8 3 " > - 
-         < A l l o w I n v o i c e D i s c _ L b l   E l e m e n t T y p e = " C o l u m n "   E l e m e n t I d = " 1 4 4 9 1 1 7 7 6 3 "   D a t a T y p e = " T e x t C o n s t " > A l l o w I n v o i c e D i s c _ L b l < / A l l o w I n v o i c e D i s c _ L b l > - 
-         < A m o u n t _ L b l   E l e m e n t T y p e = " C o l u m n "   E l e m e n t I d = " 1 8 5 7 4 6 5 8 6 0 "   D a t a T y p e = " T e x t C o n s t " > A m o u n t _ L b l < / A m o u n t _ L b l > - 
-         < B u y e r _ L b l   E l e m e n t T y p e = " C o l u m n "   E l e m e n t I d = " 1 7 4 6 3 3 5 4 8 9 "   D a t a T y p e = " T e x t C o n s t " > B u y e r _ L b l < / B u y e r _ L b l > +     < T o o l t i p s > + 
+         < T o o l t i p   c o l u m n = " C o m p a n y H o m e P a g e "   E l e m e n t I d = " 1 9 8 9 1 8 8 7 0 " > + 
+             < T o o l t i p T e x t   l a n g = " e n - U S " > S p e c i f i e s   y o u r   c o m p a n y ' s   w e b   s i t e . < / T o o l t i p T e x t > + 
+         < / T o o l t i p > + 
+         < T o o l t i p   c o l u m n = " C o m p a n y E M a i l "   E l e m e n t I d = " 1 6 7 7 0 7 4 0 5 8 " > + 
+             < T o o l t i p T e x t   l a n g = " e n - U S " > S p e c i f i e s   t h e   c o m p a n y ' s   e m a i l   a d d r e s s . < / T o o l t i p T e x t > + 
+         < / T o o l t i p > + 
+         < T o o l t i p   c o l u m n = " C o m p a n y P i c t u r e "   E l e m e n t I d = " 1 3 9 7 4 1 1 0 7 4 " > + 
+             < T o o l t i p T e x t   l a n g = " e n - U S " > S p e c i f i e s   t h e   p i c t u r e   t h a t   h a s   b e e n   s e t   u p   f o r   t h e   c o m p a n y ,   s u c h   a s   a   c o m p a n y   l o g o . < / T o o l t i p T e x t > + 
+         < / T o o l t i p > + 
+         < T o o l t i p   c o l u m n = " C o m p a n y P h o n e N o "   E l e m e n t I d = " 2 5 0 4 4 0 6 5 5 " > + 
+             < T o o l t i p T e x t   l a n g = " e n - U S " > S p e c i f i e s   t h e   c o m p a n y ' s   t e l e p h o n e   n u m b e r . < / T o o l t i p T e x t > + 
+         < / T o o l t i p > + 
+         < T o o l t i p   c o l u m n = " C o m p a n y G i r o N o "   E l e m e n t I d = " 1 3 6 0 1 9 6 3 2 0 " > + 
+             < T o o l t i p T e x t   l a n g = " e n - U S " > S p e c i f i e s   t h e   c o m p a n y ' s   g i r o   n u m b e r . < / T o o l t i p T e x t > + 
+         < / T o o l t i p > + 
+         < T o o l t i p   c o l u m n = " C o m p a n y B a n k N a m e "   E l e m e n t I d = " 1 5 3 4 9 0 5 6 0 5 " > + 
+             < T o o l t i p T e x t   l a n g = " e n - U S " > S p e c i f i e s   t h e   n a m e   o f   t h e   b a n k   t h e   c o m p a n y   u s e s . < / T o o l t i p T e x t > + 
+         < / T o o l t i p > + 
+         < T o o l t i p   c o l u m n = " C o m p a n y B a n k B r a n c h N o "   E l e m e n t I d = " 7 9 3 1 3 3 0 5 7 " > + 
+             < T o o l t i p T e x t   l a n g = " e n - U S " > S p e c i f i e s   t h e   b a n k ' s   b r a n c h   n u m b e r . < / T o o l t i p T e x t > + 
+         < / T o o l t i p > + 
+         < T o o l t i p   c o l u m n = " C o m p a n y B a n k A c c o u n t N o "   E l e m e n t I d = " 3 0 1 4 0 2 0 4 " > + 
+             < T o o l t i p T e x t   l a n g = " e n - U S " > S p e c i f i e s   t h e   c o m p a n y ' s   b a n k   a c c o u n t   n u m b e r . < / T o o l t i p T e x t > + 
+         < / T o o l t i p > + 
+         < T o o l t i p   c o l u m n = " C o m p a n y I B A N "   E l e m e n t I d = " 9 0 6 5 4 9 1 8 2 " > + 
+             < T o o l t i p T e x t   l a n g = " e n - U S " > S p e c i f i e s   t h e   i n t e r n a t i o n a l   b a n k   a c c o u n t   n u m b e r   o f   y o u r   p r i m a r y   b a n k   a c c o u n t . < / T o o l t i p T e x t > + 
+         < / T o o l t i p > + 
+         < T o o l t i p   c o l u m n = " C o m p a n y S W I F T "   E l e m e n t I d = " 6 6 8 2 5 0 2 4 5 " > + 
+             < T o o l t i p T e x t   l a n g = " e n - U S " > S p e c i f i e s   t h e   S W I F T   c o d e   ( i n t e r n a t i o n a l   b a n k   i d e n t i f i e r   c o d e )   o f   y o u r   p r i m a r y   b a n k . < / T o o l t i p T e x t > + 
+         < / T o o l t i p > + 
+         < T o o l t i p   c o l u m n = " N o _ P u r c h H e a d e r "   E l e m e n t I d = " 5 2 0 3 3 9 3 5 2 " > + 
+             < T o o l t i p T e x t   l a n g = " e n - U S " > S p e c i f i e s   a   u n i q u e   n u m b e r   t h a t   i d e n t i f i e s   t h e   p u r c h a s e   o r d e r .   T h e   n u m b e r   c a n   b e   g e n e r a t e d   a u t o m a t i c a l l y   f r o m   a   n u m b e r   s e r i e s ,   o r   y o u   c a n   n u m b e r   e a c h   o f   t h e m   m a n u a l l y . < / T o o l t i p T e x t > + 
+         < / T o o l t i p > + 
+         < T o o l t i p   c o l u m n = " S a l e s P u r c h P e r s o n N a m e "   E l e m e n t I d = " 1 3 7 3 7 6 8 5 5 7 " > + 
+             < T o o l t i p T e x t   l a n g = " e n - U S " > S p e c i f i e s   t h e   n a m e   o f   t h e   s a l e s p e r s o n   o r   p u r c h a s e r . < / T o o l t i p T e x t > + 
+         < / T o o l t i p > + 
+         < T o o l t i p   c o l u m n = " Y o u r R e f _ P u r c h H e a d e r "   E l e m e n t I d = " 1 9 8 5 3 6 8 6 3 1 " > + 
+             < T o o l t i p T e x t   l a n g = " e n - U S " > S p e c i f i e s   t h e   v e n d o r ' s   r e f e r e n c e . < / T o o l t i p T e x t > + 
+         < / T o o l t i p > + 
+         < T o o l t i p   c o l u m n = " B u y F r m V e n d N o _ P u r c h H e a d e r "   E l e m e n t I d = " 1 1 4 1 1 5 6 0 2 " > + 
+             < T o o l t i p T e x t   l a n g = " e n - U S " > S p e c i f i e s   t h e   v e n d o r   w h o   w i l l   d e l i v e r   t h e   g o o d s   o r   s e r v i c e s .   E a c h   v e n d o r   h a s   a   u n i q u e   n u m b e r   t o   h e l p   y o u   t r a c k   r e l a t e d   d o c u m e n t s .   T h e   n u m b e r   c a n   c o m e   f r o m   a   n u m b e r   s e r i e s   o r   b e   a d d e d   m a n u a l l y . < / T o o l t i p T e x t > + 
+         < / T o o l t i p > + 
+         < T o o l t i p   c o l u m n = " B u y F r o m C o n t a c t P h o n e N o "   E l e m e n t I d = " 1 6 2 4 1 1 6 4 9 6 " > + 
+             < T o o l t i p T e x t   l a n g = " e n - U S " > S p e c i f i e s   t h e   c o n t a c t ' s   p h o n e   n u m b e r . < / T o o l t i p T e x t > + 
+         < / T o o l t i p > + 
+         < T o o l t i p   c o l u m n = " B u y F r o m C o n t a c t M o b i l e P h o n e N o "   E l e m e n t I d = " 6 8 2 3 8 6 3 9 2 " > + 
+             < T o o l t i p T e x t   l a n g = " e n - U S " > S p e c i f i e s   t h e   c o n t a c t ' s   m o b i l e   t e l e p h o n e   n u m b e r . < / T o o l t i p T e x t > + 
+         < / T o o l t i p > + 
+         < T o o l t i p   c o l u m n = " B u y F r o m C o n t a c t E m a i l "   E l e m e n t I d = " 1 4 6 0 8 4 1 4 4 9 " > + 
+             < T o o l t i p T e x t   l a n g = " e n - U S " > S p e c i f i e s   t h e   e m a i l   a d d r e s s   o f   t h e   c o n t a c t . < / T o o l t i p T e x t > + 
+         < / T o o l t i p > + 
+         < T o o l t i p   c o l u m n = " P a y T o C o n t a c t P h o n e N o "   E l e m e n t I d = " 1 9 2 3 7 9 6 7 0 9 " > + 
+             < T o o l t i p T e x t   l a n g = " e n - U S " > S p e c i f i e s   t h e   c o n t a c t ' s   p h o n e   n u m b e r . < / T o o l t i p T e x t > + 
+         < / T o o l t i p > + 
+         < T o o l t i p   c o l u m n = " P a y T o C o n t a c t M o b i l e P h o n e N o "   E l e m e n t I d = " 1 9 0 1 4 6 6 0 5 " > + 
+             < T o o l t i p T e x t   l a n g = " e n - U S " > S p e c i f i e s   t h e   c o n t a c t ' s   m o b i l e   t e l e p h o n e   n u m b e r . < / T o o l t i p T e x t > + 
+         < / T o o l t i p > + 
+         < T o o l t i p   c o l u m n = " P a y T o C o n t a c t E m a i l "   E l e m e n t I d = " 1 9 8 4 8 9 3 3 1 0 " > + 
+             < T o o l t i p T e x t   l a n g = " e n - U S " > S p e c i f i e s   t h e   e m a i l   a d d r e s s   o f   t h e   c o n t a c t . < / T o o l t i p T e x t > + 
+         < / T o o l t i p > + 
+         < T o o l t i p   c o l u m n = " P r i c e s I n c l V A T _ P u r c h H e a d e r "   E l e m e n t I d = " 1 8 0 5 5 0 7 9 8 0 " > + 
+             < T o o l t i p T e x t   l a n g = " e n - U S " > S p e c i f i e s   i f   t h e   U n i t   P r i c e   a n d   L i n e   A m o u n t   f i e l d s   o n   d o c u m e n t   l i n e s   s h o u l d   b e   s h o w n   w i t h   o r   w i t h o u t   V A T . < / T o o l t i p T e x t > + 
+         < / T o o l t i p > + 
+         < T o o l t i p   c o l u m n = " P a y m e n t T e r m s D e s c "   E l e m e n t I d = " 1 9 8 3 0 0 2 7 7 9 " > + 
+             < T o o l t i p T e x t   l a n g = " e n - U S " > S p e c i f i e s   a n   e x p l a n a t i o n   o f   t h e   p a y m e n t   t e r m s . < / T o o l t i p T e x t > + 
+         < / T o o l t i p > + 
+         < T o o l t i p   c o l u m n = " S h i p m e n t M e t h o d D e s c "   E l e m e n t I d = " 6 8 6 3 4 3 1 7 9 " > + 
+             < T o o l t i p T e x t   l a n g = " e n - U S " > S p e c i f i e s   a   d e s c r i p t i o n   o f   t h e   s h i p m e n t   m e t h o d . < / T o o l t i p T e x t > + 
+         < / T o o l t i p > + 
+         < T o o l t i p   c o l u m n = " P r e p m t P a y m e n t T e r m s D e s c "   E l e m e n t I d = " 4 2 9 7 6 4 9 1 " > + 
+             < T o o l t i p T e x t   l a n g = " e n - U S " > S p e c i f i e s   a n   e x p l a n a t i o n   o f   t h e   p a y m e n t   t e r m s . < / T o o l t i p T e x t > + 
+         < / T o o l t i p > + 
+         < T o o l t i p   c o l u m n = " P a y T o V e n d N o _ P u r c h H e a d e r "   E l e m e n t I d = " 6 3 5 5 6 4 4 9 8 " > + 
+             < T o o l t i p T e x t   l a n g = " e n - U S " > S p e c i f i e s   t h e   n u m b e r   o f   t h e   v e n d o r   t h a t   y o u   r e c e i v e d   t h e   i n v o i c e   f r o m . < / T o o l t i p T e x t > + 
+         < / T o o l t i p > + 
+         < T o o l t i p   c o l u m n = " S e l l T o C u s t N o _ P u r c h H e a d e r "   E l e m e n t I d = " 9 6 4 8 7 3 2 0 4 " > + 
+             < T o o l t i p T e x t   l a n g = " e n - U S " > S p e c i f i e s   t h e   n u m b e r   o f   t h e   c u s t o m e r   t h a t   t h e   i t e m s   a r e   s h i p p e d   t o   d i r e c t l y   f r o m   y o u r   v e n d o r ,   a s   a   d r o p   s h i p m e n t . < / T o o l t i p T e x t > + 
+         < / T o o l t i p > + 
+         < T o o l t i p   c o l u m n = " S h i p T o P h o n e N o "   E l e m e n t I d = " 3 6 9 7 0 2 2 5 5 " > + 
+             < T o o l t i p T e x t   l a n g = " e n - U S " > S p e c i f i e s   t h e   t e l e p h o n e   n u m b e r   o f   t h e   c o m p a n y ' s   s h i p p i n g   a d d r e s s . < / T o o l t i p T e x t > + 
+         < / T o o l t i p > + 
+         < T o o l t i p   c o l u m n = " S p e n d R e q u e s t N o "   E l e m e n t I d = " 1 0 6 1 0 2 2 0 0 1 " > + 
+             < T o o l t i p T e x t   l a n g = " e n - U S " > S p e c i f i e s   t h e   s p e n d   r e q u e s t   t h a t   t h i s   p u r c h a s e   d o c u m e n t   r e l a t e s   t o . < / T o o l t i p T e x t > + 
+         < / T o o l t i p > + 
+         < T o o l t i p   c o l u m n = " V e n d o r I n v o i c e N o "   E l e m e n t I d = " 8 8 7 3 7 6 2 2 5 " > + 
+             < T o o l t i p T e x t   l a n g = " e n - U S " > S p e c i f i e s   t h e   d o c u m e n t   n u m b e r   o f   t h e   o r i g i n a l   d o c u m e n t   y o u   r e c e i v e d   f r o m   t h e   v e n d o r .   Y o u   c a n   r e q u i r e   t h e   d o c u m e n t   n u m b e r   f o r   p o s t i n g ,   o r   l e t   i t   b e   o p t i o n a l .   B y   d e f a u l t ,   i t ' s   r e q u i r e d ,   s o   t h a t   t h i s   d o c u m e n t   r e f e r e n c e s   t h e   o r i g i n a l .   M a k i n g   d o c u m e n t   n u m b e r s   o p t i o n a l   r e m o v e s   a   s t e p   f r o m   t h e   p o s t i n g   p r o c e s s .   F o r   e x a m p l e ,   i f   y o u   a t t a c h   t h e   o r i g i n a l   i n v o i c e   a s   a   P D F ,   y o u   m i g h t   n o t   n e e d   t o   e n t e r   t h e   d o c u m e n t   n u m b e r .   T o   s p e c i f y   w h e t h e r   d o c u m e n t   n u m b e r s   a r e   r e q u i r e d ,   i n   t h e   P u r c h a s e s   & a m p ;   P a y a b l e s   S e t u p   w i n d o w ,   s e l e c t   o r   c l e a r   t h e   E x t .   D o c .   N o .   M a n d a t o r y   f i e l d . < / T o o l t i p T e x t > + 
+         < / T o o l t i p > + 
+         < T o o l t i p   c o l u m n = " V e n d o r O r d e r N o "   E l e m e n t I d = " 1 6 4 1 9 6 8 4 4 6 " > + 
+             < T o o l t i p T e x t   l a n g = " e n - U S " > S p e c i f i e s   t h e   v e n d o r ' s   o r d e r   n u m b e r . < / T o o l t i p T e x t > + 
+         < / T o o l t i p > + 
+         < T o o l t i p   c o l u m n = " L i n e N o _ P u r c h L i n e "   E l e m e n t I d = " 1 7 4 8 8 4 8 6 5 " > + 
+             < T o o l t i p T e x t   l a n g = " e n - U S " > S p e c i f i e s   t h e   l i n e ' s   n u m b e r . < / T o o l t i p T e x t > + 
+         < / T o o l t i p > + 
+         < T o o l t i p   c o l u m n = " I t e m N o _ P u r c h L i n e "   E l e m e n t I d = " 1 0 5 7 2 2 4 1 4 0 " > + 
+             < T o o l t i p T e x t   l a n g = " e n - U S " > S p e c i f i e s   t h e   n u m b e r   o f   t h e   i n v o l v e d   e n t r y   o r   r e c o r d ,   a c c o r d i n g   t o   t h e   s p e c i f i e d   n u m b e r   s e r i e s . < / T o o l t i p T e x t > + 
+         < / T o o l t i p > + 
+         < T o o l t i p   c o l u m n = " I t e m R e f e r e n c e N o _ P u r c h L i n e "   E l e m e n t I d = " 1 1 5 8 3 9 2 0 3 1 " > + 
+             < T o o l t i p T e x t   l a n g = " e n - U S " > S p e c i f i e s   t h e   r e f e r e n c e d   i t e m   n u m b e r . < / T o o l t i p T e x t > + 
+         < / T o o l t i p > + 
+         < T o o l t i p   c o l u m n = " D e s c _ P u r c h L i n e "   E l e m e n t I d = " 1 1 6 1 7 0 2 0 8 9 " > + 
+             < T o o l t i p T e x t   l a n g = " e n - U S " > S p e c i f i e s   a   d e s c r i p t i o n   o f   t h e   e n t r y   o f   t h e   p r o d u c t   t o   b e   p u r c h a s e d .   T o   a d d   a   n o n - t r a n s a c t i o n a l   t e x t   l i n e ,   f i l l   i n   t h e   D e s c r i p t i o n   f i e l d   o n l y . < / T o o l t i p T e x t > + 
+         < / T o o l t i p > + 
+         < T o o l t i p   c o l u m n = " U O M _ P u r c h L i n e "   E l e m e n t I d = " 4 4 1 1 3 9 0 4 9 " > + 
+             < T o o l t i p T e x t   l a n g = " e n - U S " > S p e c i f i e s   t h e   u n i t   o f   m e a s u r e . < / T o o l t i p T e x t > + 
+         < / T o o l t i p > + 
+         < T o o l t i p   c o l u m n = " L i n e D i s c _ P u r c h L i n e "   E l e m e n t I d = " 2 1 3 3 2 3 3 9 7 3 " > + 
+             < T o o l t i p T e x t   l a n g = " e n - U S " > S p e c i f i e s   t h e   d i s c o u n t   p e r c e n t a g e   t h a t   i s   g r a n t e d   f o r   t h e   i t e m   o n   t h e   l i n e . < / T o o l t i p T e x t > + 
+         < / T o o l t i p > + 
+         < T o o l t i p   c o l u m n = " A l l o w I n v D i s c _ P u r c h L i n e "   E l e m e n t I d = " 9 8 2 2 2 1 3 6 3 " > + 
+             < T o o l t i p T e x t   l a n g = " e n - U S " > S p e c i f i e s   i f   t h e   i n v o i c e   l i n e   i s   i n c l u d e d   w h e n   t h e   i n v o i c e   d i s c o u n t   i s   c a l c u l a t e d . < / T o o l t i p T e x t > + 
+         < / T o o l t i p > + 
+         < T o o l t i p   c o l u m n = " U n i t P r i c e _ P u r c h L i n e "   E l e m e n t I d = " 2 0 6 3 2 5 9 8 1 9 " > + 
+             < T o o l t i p T e x t   l a n g = " e n - U S " > S p e c i f i e s   t h e   p r i c e ,   i n   L C Y ,   o f   o n e   u n i t   o f   t h e   i t e m   o r   r e s o u r c e .   Y o u   c a n   e n t e r   a   p r i c e   m a n u a l l y   o r   h a v e   i t   e n t e r e d   a c c o r d i n g   t o   t h e   P r i c e / P r o f i t   C a l c u l a t i o n   f i e l d   o n   t h e   r e l a t e d   c a r d . < / T o o l t i p T e x t > + 
+         < / T o o l t i p > + 
+         < T o o l t i p   c o l u m n = " J o b N o _ P u r c h L i n e "   E l e m e n t I d = " 2 7 7 7 0 3 3 2 6 " > + 
+             < T o o l t i p T e x t   l a n g = " e n - U S " > S p e c i f i e s   t h e   n u m b e r   o f   t h e   r e l a t e d   p r o j e c t .   I f   y o u   f i l l   i n   t h i s   f i e l d   a n d   t h e   P r o j e c t   T a s k   N o .   f i e l d ,   t h e n   a   p r o j e c t   l e d g e r   e n t r y   w i l l   b e   p o s t e d   t o g e t h e r   w i t h   t h e   p u r c h a s e   l i n e . < / T o o l t i p T e x t > + 
+         < / T o o l t i p > + 
+         < T o o l t i p   c o l u m n = " J o b T a s k N o _ P u r c h L i n e "   E l e m e n t I d = " 7 2 6 6 6 9 0 1 1 " > + 
+             < T o o l t i p T e x t   l a n g = " e n - U S " > S p e c i f i e s   t h e   n u m b e r   o f   t h e   r e l a t e d   p r o j e c t   t a s k . < / T o o l t i p T e x t > + 
+         < / T o o l t i p > + 
+         < T o o l t i p   c o l u m n = " S p e n d R e q u e s t N o _ P u r c h L i n e "   E l e m e n t I d = " 2 0 0 5 3 6 7 6 4 4 " > + 
+             < T o o l t i p T e x t   l a n g = " e n - U S " > S p e c i f i e s   t h e   s p e n d   r e q u e s t   t h a t   t h i s   p u r c h a s e   d o c u m e n t   r e l a t e s   t o . < / T o o l t i p T e x t > + 
+         < / T o o l t i p > + 
+         < T o o l t i p   c o l u m n = " V A T A m t L i n e V A T B a s e "   E l e m e n t I d = " 1 4 1 9 8 1 6 2 1 8 " > + 
+             < T o o l t i p T e x t   l a n g = " e n - U S " > S p e c i f i e s   t h e   t o t a l   n e t   a m o u n t   ( a m o u n t   e x c l u d i n g   V A T )   f o r   s a l e s   o r   p u r c h a s e   l i n e s   w i t h   a   s p e c i f i c   V A T   I d e n t i f i e r . < / T o o l t i p T e x t > + 
+         < / T o o l t i p > + 
+         < T o o l t i p   c o l u m n = " V A T A m t L i n e V A T A m t "   E l e m e n t I d = " 8 4 9 9 7 4 3 4 1 " > + 
+             < T o o l t i p T e x t   l a n g = " e n - U S " > S p e c i f i e s   t h e   a m o u n t   o f   V A T   t h a t   i s   i n c l u d e d   i n   t h e   t o t a l   a m o u n t . < / T o o l t i p T e x t > + 
+         < / T o o l t i p > + 
+         < T o o l t i p   c o l u m n = " V A T A m t L i n e L i n e A m t "   E l e m e n t I d = " 1 8 8 2 1 0 3 2 6 2 " > + 
+             < T o o l t i p T e x t   l a n g = " e n - U S " > S p e c i f i e s   t h e   t o t a l   a m o u n t   f o r   s a l e s   o r   p u r c h a s e   l i n e s   w i t h   a   s p e c i f i c   V A T   i d e n t i f i e r . < / T o o l t i p T e x t > + 
+         < / T o o l t i p > + 
+         < T o o l t i p   c o l u m n = " V A T A m t L i n e I n v D i s c B a s e A m t "   E l e m e n t I d = " 1 6 9 1 0 0 3 4 1 5 " > + 
+             < T o o l t i p T e x t   l a n g = " e n - U S " > S p e c i f i e s   t h e   i n v o i c e   d i s c o u n t   b a s e   a m o u n t . < / T o o l t i p T e x t > + 
+         < / T o o l t i p > + 
+         < T o o l t i p   c o l u m n = " V A T A m t L i n e I n v D i s c A m t "   E l e m e n t I d = " 1 0 0 7 8 2 8 6 0 " > + 
+             < T o o l t i p T e x t   l a n g = " e n - U S " > S p e c i f i e s   t h e   i n v o i c e   d i s c o u n t   a m o u n t   f o r   a   s p e c i f i c   V A T   i d e n t i f i e r . < / T o o l t i p T e x t > + 
+         < / T o o l t i p > + 
+         < T o o l t i p   c o l u m n = " V A T A m t L i n e V A T "   E l e m e n t I d = " 2 9 9 0 4 8 9 2 5 " > + 
+             < T o o l t i p T e x t   l a n g = " e n - U S " > S p e c i f i e s   t h e   V A T   %   t h a t   w a s   u s e d   o n   t h e   s a l e s   o r   p u r c h a s e   l i n e s   w i t h   t h i s   V A T   I d e n t i f i e r . < / T o o l t i p T e x t > + 
+         < / T o o l t i p > + 
+         < T o o l t i p   c o l u m n = " V A T A m t L i n e V A T I d e n t i f i e r "   E l e m e n t I d = " 4 6 1 3 9 9 7 9 2 " > + 
+             < T o o l t i p T e x t   l a n g = " e n - U S " > S p e c i f i e s   t h e   V A T   I d e n t i f i e r   v a l u e . < / T o o l t i p T e x t > + 
+         < / T o o l t i p > + 
+         < T o o l t i p   c o l u m n = " P r e p m t V A T A m t L i n e V A T A m t "   E l e m e n t I d = " 1 8 7 1 3 0 1 8 2 9 " > + 
+             < T o o l t i p T e x t   l a n g = " e n - U S " > S p e c i f i e s   t h e   a m o u n t   o f   V A T   t h a t   i s   i n c l u d e d   i n   t h e   t o t a l   a m o u n t . < / T o o l t i p T e x t > + 
+         < / T o o l t i p > + 
+         < T o o l t i p   c o l u m n = " P r e p m t V A T A m t L i n e V A T B a s e "   E l e m e n t I d = " 1 2 2 6 9 0 4 6 9 6 " > + 
+             < T o o l t i p T e x t   l a n g = " e n - U S " > S p e c i f i e s   t h e   t o t a l   n e t   a m o u n t   ( a m o u n t   e x c l u d i n g   V A T )   f o r   s a l e s   o r   p u r c h a s e   l i n e s   w i t h   a   s p e c i f i c   V A T   I d e n t i f i e r . < / T o o l t i p T e x t > + 
+         < / T o o l t i p > + 
+         < T o o l t i p   c o l u m n = " P r e p m t V A T A m t L i n e L i n e A m t "   E l e m e n t I d = " 4 0 2 6 8 5 8 2 4 " > + 
+             < T o o l t i p T e x t   l a n g = " e n - U S " > S p e c i f i e s   t h e   t o t a l   a m o u n t   f o r   s a l e s   o r   p u r c h a s e   l i n e s   w i t h   a   s p e c i f i c   V A T   i d e n t i f i e r . < / T o o l t i p T e x t > + 
+         < / T o o l t i p > + 
+         < T o o l t i p   c o l u m n = " P r e p m t V A T A m t L i n e V A T "   E l e m e n t I d = " 1 9 1 5 4 9 4 8 5 " > + 
+             < T o o l t i p T e x t   l a n g = " e n - U S " > S p e c i f i e s   t h e   V A T   %   t h a t   w a s   u s e d   o n   t h e   s a l e s   o r   p u r c h a s e   l i n e s   w i t h   t h i s   V A T   I d e n t i f i e r . < / T o o l t i p T e x t > + 
+         < / T o o l t i p > + 
+         < T o o l t i p   c o l u m n = " P r e p m t V A T A m t L i n e V A T I d "   E l e m e n t I d = " 9 8 2 2 2 4 8 0 0 " > + 
+             < T o o l t i p T e x t   l a n g = " e n - U S " > S p e c i f i e s   t h e   V A T   I d e n t i f i e r   v a l u e . < / T o o l t i p T e x t > + 
+         < / T o o l t i p > + 
+     < / T o o l t i p s > + 
+     < P u r c h a s e _ H e a d e r   E l e m e n t T y p e = " D a t a I t e m "   E l e m e n t I d = " 3 0 1 5 4 4 2 5 8 " > + 
+         < A l l o w I n v o i c e D i s c _ L b l   E l e m e n t T y p e = " C o l u m n "   E l e m e n t I d = " 1 4 4 9 1 1 7 7 6 3 "   D a t a T y p e = " L a b e l " > A l l o w I n v o i c e D i s c _ L b l < / A l l o w I n v o i c e D i s c _ L b l > + 
+         < A m o u n t _ L b l   E l e m e n t T y p e = " C o l u m n "   E l e m e n t I d = " 1 8 5 7 4 6 5 8 6 0 "   D a t a T y p e = " L a b e l " > A m o u n t _ L b l < / A m o u n t _ L b l > + 
+         < B u y e r _ L b l   E l e m e n t T y p e = " C o l u m n "   E l e m e n t I d = " 1 7 4 6 3 3 5 4 8 9 "   D a t a T y p e = " L a b e l " > B u y e r _ L b l < / B u y e r _ L b l >   
          < B u y F r m V e n d N o _ P u r c h H e a d e r   E l e m e n t T y p e = " C o l u m n "   E l e m e n t I d = " 1 1 4 1 1 5 6 0 2 "   D a t a T y p e = " C o d e " > B u y F r m V e n d N o _ P u r c h H e a d e r < / B u y F r m V e n d N o _ P u r c h H e a d e r >   
@@ -8710,15 +9038,15 @@
  
          < B u y F r o m C o n t a c t E m a i l   E l e m e n t T y p e = " C o l u m n "   E l e m e n t I d = " 1 4 6 0 8 4 1 4 4 9 "   D a t a T y p e = " T e x t " > B u y F r o m C o n t a c t E m a i l < / B u y F r o m C o n t a c t E m a i l >   
-         < B u y F r o m C o n t a c t E m a i l L b l   E l e m e n t T y p e = " C o l u m n "   E l e m e n t I d = " 4 6 2 0 6 3 8 7 5 "   D a t a T y p e = " T e x t C o n s t " > B u y F r o m C o n t a c t E m a i l L b l < / B u y F r o m C o n t a c t E m a i l L b l > +         < B u y F r o m C o n t a c t E m a i l L b l   E l e m e n t T y p e = " C o l u m n "   E l e m e n t I d = " 4 6 2 0 6 3 8 7 5 "   D a t a T y p e = " L a b e l " > B u y F r o m C o n t a c t E m a i l L b l < / B u y F r o m C o n t a c t E m a i l L b l >   
          < B u y F r o m C o n t a c t M o b i l e P h o n e N o   E l e m e n t T y p e = " C o l u m n "   E l e m e n t I d = " 6 8 2 3 8 6 3 9 2 "   D a t a T y p e = " T e x t " > B u y F r o m C o n t a c t M o b i l e P h o n e N o < / B u y F r o m C o n t a c t M o b i l e P h o n e N o >   
-         < B u y F r o m C o n t a c t M o b i l e P h o n e N o L b l   E l e m e n t T y p e = " C o l u m n "   E l e m e n t I d = " 3 5 0 1 9 3 3 8 "   D a t a T y p e = " T e x t C o n s t " > B u y F r o m C o n t a c t M o b i l e P h o n e N o L b l < / B u y F r o m C o n t a c t M o b i l e P h o n e N o L b l > +         < B u y F r o m C o n t a c t M o b i l e P h o n e N o L b l   E l e m e n t T y p e = " C o l u m n "   E l e m e n t I d = " 3 5 0 1 9 3 3 8 "   D a t a T y p e = " L a b e l " > B u y F r o m C o n t a c t M o b i l e P h o n e N o L b l < / B u y F r o m C o n t a c t M o b i l e P h o n e N o L b l >   
          < B u y F r o m C o n t a c t P h o n e N o   E l e m e n t T y p e = " C o l u m n "   E l e m e n t I d = " 1 6 2 4 1 1 6 4 9 6 "   D a t a T y p e = " T e x t " > B u y F r o m C o n t a c t P h o n e N o < / B u y F r o m C o n t a c t P h o n e N o >   
-         < B u y F r o m C o n t a c t P h o n e N o L b l   E l e m e n t T y p e = " C o l u m n "   E l e m e n t I d = " 3 6 1 4 5 0 8 0 2 "   D a t a T y p e = " T e x t C o n s t " > B u y F r o m C o n t a c t P h o n e N o L b l < / B u y F r o m C o n t a c t P h o n e N o L b l > +         < B u y F r o m C o n t a c t P h o n e N o L b l   E l e m e n t T y p e = " C o l u m n "   E l e m e n t I d = " 3 6 1 4 5 0 8 0 2 "   D a t a T y p e = " L a b e l " > B u y F r o m C o n t a c t P h o n e N o L b l < / B u y F r o m C o n t a c t P h o n e N o L b l >   
          < C o m p a n y A d d r e s s 1   E l e m e n t T y p e = " C o l u m n "   E l e m e n t I d = " 1 8 8 4 1 6 4 3 2 3 "   D a t a T y p e = " T e x t " > C o m p a n y A d d r e s s 1 < / C o m p a n y A d d r e s s 1 >   
@@ -8738,7 +9066,7 @@
  
          < C o m p a n y B a n k A c c o u n t N o   E l e m e n t T y p e = " C o l u m n "   E l e m e n t I d = " 3 0 1 4 0 2 0 4 "   D a t a T y p e = " T e x t " > C o m p a n y B a n k A c c o u n t N o < / C o m p a n y B a n k A c c o u n t N o >   
-         < C o m p a n y B a n k A c c o u n t N o _ L b l   E l e m e n t T y p e = " C o l u m n "   E l e m e n t I d = " 1 0 9 7 7 4 3 3 4 5 "   D a t a T y p e = " T e x t C o n s t " > C o m p a n y B a n k A c c o u n t N o _ L b l < / C o m p a n y B a n k A c c o u n t N o _ L b l > +         < C o m p a n y B a n k A c c o u n t N o _ L b l   E l e m e n t T y p e = " C o l u m n "   E l e m e n t I d = " 1 0 9 7 7 4 3 3 4 5 "   D a t a T y p e = " L a b e l " > C o m p a n y B a n k A c c o u n t N o _ L b l < / C o m p a n y B a n k A c c o u n t N o _ L b l >   
          < C o m p a n y B a n k B r a n c h N o   E l e m e n t T y p e = " C o l u m n "   E l e m e n t I d = " 7 9 3 1 3 3 0 5 7 "   D a t a T y p e = " T e x t " > C o m p a n y B a n k B r a n c h N o < / C o m p a n y B a n k B r a n c h N o >   
@@ -8746,7 +9074,7 @@
  
          < C o m p a n y B a n k N a m e   E l e m e n t T y p e = " C o l u m n "   E l e m e n t I d = " 1 5 3 4 9 0 5 6 0 5 "   D a t a T y p e = " T e x t " > C o m p a n y B a n k N a m e < / C o m p a n y B a n k N a m e >   
-         < C o m p a n y B a n k N a m e _ L b l   E l e m e n t T y p e = " C o l u m n "   E l e m e n t I d = " 1 2 0 4 3 0 7 0 1 4 "   D a t a T y p e = " T e x t C o n s t " > C o m p a n y B a n k N a m e _ L b l < / C o m p a n y B a n k N a m e _ L b l > +         < C o m p a n y B a n k N a m e _ L b l   E l e m e n t T y p e = " C o l u m n "   E l e m e n t I d = " 1 2 0 4 3 0 7 0 1 4 "   D a t a T y p e = " L a b e l " > C o m p a n y B a n k N a m e _ L b l < / C o m p a n y B a n k N a m e _ L b l >   
          < C o m p a n y C u s t o m G i r o   E l e m e n t T y p e = " C o l u m n "   E l e m e n t I d = " 1 6 7 0 4 7 5 7 9 8 "   D a t a T y p e = " T e x t " > C o m p a n y C u s t o m G i r o < / C o m p a n y C u s t o m G i r o >   
@@ -8754,15 +9082,15 @@
  
          < C o m p a n y E M a i l   E l e m e n t T y p e = " C o l u m n "   E l e m e n t I d = " 1 6 7 7 0 7 4 0 5 8 "   D a t a T y p e = " T e x t " > C o m p a n y E M a i l < / C o m p a n y E M a i l >   
-         < C o m p a n y E m a i l _ L b l   E l e m e n t T y p e = " C o l u m n "   E l e m e n t I d = " 8 0 8 1 5 9 1 7 9 "   D a t a T y p e = " T e x t C o n s t " > C o m p a n y E m a i l _ L b l < / C o m p a n y E m a i l _ L b l > +         < C o m p a n y E m a i l _ L b l   E l e m e n t T y p e = " C o l u m n "   E l e m e n t I d = " 8 0 8 1 5 9 1 7 9 "   D a t a T y p e = " L a b e l " > C o m p a n y E m a i l _ L b l < / C o m p a n y E m a i l _ L b l >   
          < C o m p a n y G i r o N o   E l e m e n t T y p e = " C o l u m n "   E l e m e n t I d = " 1 3 6 0 1 9 6 3 2 0 "   D a t a T y p e = " T e x t " > C o m p a n y G i r o N o < / C o m p a n y G i r o N o >   
-         < C o m p a n y G i r o N o _ L b l   E l e m e n t T y p e = " C o l u m n "   E l e m e n t I d = " 8 6 1 6 0 2 1 1 5 "   D a t a T y p e = " T e x t C o n s t " > C o m p a n y G i r o N o _ L b l < / C o m p a n y G i r o N o _ L b l > +         < C o m p a n y G i r o N o _ L b l   E l e m e n t T y p e = " C o l u m n "   E l e m e n t I d = " 8 6 1 6 0 2 1 1 5 "   D a t a T y p e = " L a b e l " > C o m p a n y G i r o N o _ L b l < / C o m p a n y G i r o N o _ L b l >   
          < C o m p a n y H o m e P a g e   E l e m e n t T y p e = " C o l u m n "   E l e m e n t I d = " 1 9 8 9 1 8 8 7 0 "   D a t a T y p e = " T e x t " > C o m p a n y H o m e P a g e < / C o m p a n y H o m e P a g e >   
-         < C o m p a n y H o m e P a g e _ L b l   E l e m e n t T y p e = " C o l u m n "   E l e m e n t I d = " 1 5 2 9 3 4 8 1 7 1 "   D a t a T y p e = " T e x t C o n s t " > C o m p a n y H o m e P a g e _ L b l < / C o m p a n y H o m e P a g e _ L b l > +         < C o m p a n y H o m e P a g e _ L b l   E l e m e n t T y p e = " C o l u m n "   E l e m e n t I d = " 1 5 2 9 3 4 8 1 7 1 "   D a t a T y p e = " L a b e l " > C o m p a n y H o m e P a g e _ L b l < / C o m p a n y H o m e P a g e _ L b l >   
          < C o m p a n y I B A N   E l e m e n t T y p e = " C o l u m n "   E l e m e n t I d = " 9 0 6 5 4 9 1 8 2 "   D a t a T y p e = " C o d e " > C o m p a n y I B A N < / C o m p a n y I B A N >   
@@ -8776,9 +9104,9 @@
  
          < C o m p a n y P h o n e N o   E l e m e n t T y p e = " C o l u m n "   E l e m e n t I d = " 2 5 0 4 4 0 6 5 5 "   D a t a T y p e = " T e x t " > C o m p a n y P h o n e N o < / C o m p a n y P h o n e N o >   
-         < C o m p a n y P h o n e N o _ L b l   E l e m e n t T y p e = " C o l u m n "   E l e m e n t I d = " 5 5 8 5 9 3 5 8 6 "   D a t a T y p e = " T e x t C o n s t " > C o m p a n y P h o n e N o _ L b l < / C o m p a n y P h o n e N o _ L b l > - 
-         < C o m p a n y P i c t u r e   E l e m e n t T y p e = " C o l u m n "   E l e m e n t I d = " 1 3 9 7 4 1 1 0 7 4 "   D a t a T y p e = " B L O B " / > +         < C o m p a n y P h o n e N o _ L b l   E l e m e n t T y p e = " C o l u m n "   E l e m e n t I d = " 5 5 8 5 9 3 5 8 6 "   D a t a T y p e = " L a b e l " > C o m p a n y P h o n e N o _ L b l < / C o m p a n y P h o n e N o _ L b l > + 
+         < C o m p a n y P i c t u r e   E l e m e n t T y p e = " C o l u m n "   E l e m e n t I d = " 1 3 9 7 4 1 1 0 7 4 "   D a t a T y p e = " B l o b "   / >   
          < C o m p a n y R e g i s t r a t i o n N u m b e r   E l e m e n t T y p e = " C o l u m n "   E l e m e n t I d = " 2 0 2 3 6 3 9 4 2 4 "   D a t a T y p e = " T e x t " > C o m p a n y R e g i s t r a t i o n N u m b e r < / C o m p a n y R e g i s t r a t i o n N u m b e r >   
@@ -8796,93 +9124,93 @@
  
          < C o m p a n y V A T R e g N o _ L b l   E l e m e n t T y p e = " C o l u m n "   E l e m e n t I d = " 7 7 3 2 0 1 5 0 1 "   D a t a T y p e = " T e x t " > C o m p a n y V A T R e g N o _ L b l < / C o m p a n y V A T R e g N o _ L b l >   
-         < C o n f i r m T o C a p t i o n _ L b l   E l e m e n t T y p e = " C o l u m n "   E l e m e n t I d = " 1 7 0 5 6 7 2 8 4 1 "   D a t a T y p e = " T e x t C o n s t " > C o n f i r m T o C a p t i o n _ L b l < / C o n f i r m T o C a p t i o n _ L b l > +         < C o n f i r m T o C a p t i o n _ L b l   E l e m e n t T y p e = " C o l u m n "   E l e m e n t I d = " 1 7 0 5 6 7 2 8 4 1 "   D a t a T y p e = " L a b e l " > C o n f i r m T o C a p t i o n _ L b l < / C o n f i r m T o C a p t i o n _ L b l >   
          < D i m T e x t   E l e m e n t T y p e = " C o l u m n "   E l e m e n t I d = " 1 7 6 4 8 3 2 3 2 "   D a t a T y p e = " T e x t " > D i m T e x t < / D i m T e x t >   
-         < D o c T y p e _ P u r c h H e a d e r   E l e m e n t T y p e = " C o l u m n "   E l e m e n t I d = " 1 9 1 3 4 4 6 4 3 3 "   D a t a T y p e = " O p t i o n " > D o c T y p e _ P u r c h H e a d e r < / D o c T y p e _ P u r c h H e a d e r > +         < D o c T y p e _ P u r c h H e a d e r   E l e m e n t T y p e = " C o l u m n "   E l e m e n t I d = " 1 9 1 3 4 4 6 4 3 3 "   D a t a T y p e = " E n u m " > D o c T y p e _ P u r c h H e a d e r < / D o c T y p e _ P u r c h H e a d e r >   
          < D o c u m e n t D a t e   E l e m e n t T y p e = " C o l u m n "   E l e m e n t I d = " 5 5 2 8 7 1 9 1 4 "   D a t a T y p e = " S t r i n g " > D o c u m e n t D a t e < / D o c u m e n t D a t e >   
-         < D o c u m e n t D a t e _ L b l   E l e m e n t T y p e = " C o l u m n "   E l e m e n t I d = " 1 0 2 6 4 9 4 8 3 "   D a t a T y p e = " T e x t C o n s t " > D o c u m e n t D a t e _ L b l < / D o c u m e n t D a t e _ L b l > - 
-         < D o c u m e n t T i t l e _ L b l   E l e m e n t T y p e = " C o l u m n "   E l e m e n t I d = " 8 5 8 4 2 3 9 2 9 "   D a t a T y p e = " T e x t C o n s t " > D o c u m e n t T i t l e _ L b l < / D o c u m e n t T i t l e _ L b l > +         < D o c u m e n t D a t e _ L b l   E l e m e n t T y p e = " C o l u m n "   E l e m e n t I d = " 1 0 2 6 4 9 4 8 3 "   D a t a T y p e = " L a b e l " > D o c u m e n t D a t e _ L b l < / D o c u m e n t D a t e _ L b l > + 
+         < D o c u m e n t T i t l e _ L b l   E l e m e n t T y p e = " C o l u m n "   E l e m e n t I d = " 8 5 8 4 2 3 9 2 9 "   D a t a T y p e = " L a b e l " > D o c u m e n t T i t l e _ L b l < / D o c u m e n t T i t l e _ L b l >   
          < D u e D a t e   E l e m e n t T y p e = " C o l u m n "   E l e m e n t I d = " 7 4 5 1 7 0 2 0 3 "   D a t a T y p e = " S t r i n g " > D u e D a t e < / D u e D a t e >   
-         < E m a i l I D _ L b l   E l e m e n t T y p e = " C o l u m n "   E l e m e n t I d = " 1 0 8 1 3 5 7 8 8 9 "   D a t a T y p e = " T e x t C o n s t " > E m a i l I D _ L b l < / E m a i l I D _ L b l > +         < E m a i l I D _ L b l   E l e m e n t T y p e = " C o l u m n "   E l e m e n t I d = " 1 0 8 1 3 5 7 8 8 9 "   D a t a T y p e = " L a b e l " > E m a i l I D _ L b l < / E m a i l I D _ L b l >   
          < E x p t R e c p t D t _ P u r c h a s e H e a d e r   E l e m e n t T y p e = " C o l u m n "   E l e m e n t I d = " 7 5 1 5 1 3 9 8 3 "   D a t a T y p e = " S t r i n g " > E x p t R e c p t D t _ P u r c h a s e H e a d e r < / E x p t R e c p t D t _ P u r c h a s e H e a d e r >   
-         < H o m e P a g e _ L b l   E l e m e n t T y p e = " C o l u m n "   E l e m e n t I d = " 1 4 3 3 5 9 2 3 0 0 "   D a t a T y p e = " T e x t C o n s t " > H o m e P a g e _ L b l < / H o m e P a g e _ L b l > - 
-         < I t e m D e s c r i p t i o n _ L b l   E l e m e n t T y p e = " C o l u m n "   E l e m e n t I d = " 8 3 5 8 4 5 8 5 3 "   D a t a T y p e = " T e x t C o n s t " > I t e m D e s c r i p t i o n _ L b l < / I t e m D e s c r i p t i o n _ L b l > - 
-         < I t e m L i n e A m o u n t _ L b l   E l e m e n t T y p e = " C o l u m n "   E l e m e n t I d = " 4 8 8 7 0 7 2 7 "   D a t a T y p e = " T e x t C o n s t " > I t e m L i n e A m o u n t _ L b l < / I t e m L i n e A m o u n t _ L b l > - 
-         < I t e m N u m b e r _ L b l   E l e m e n t T y p e = " C o l u m n "   E l e m e n t I d = " 1 3 3 2 2 2 5 7 7 4 "   D a t a T y p e = " T e x t C o n s t " > I t e m N u m b e r _ L b l < / I t e m N u m b e r _ L b l > - 
-         < I t e m Q u a n t i t y _ L b l   E l e m e n t T y p e = " C o l u m n "   E l e m e n t I d = " 1 8 0 2 5 9 1 7 6 6 "   D a t a T y p e = " T e x t C o n s t " > I t e m Q u a n t i t y _ L b l < / I t e m Q u a n t i t y _ L b l > - 
-         < I t e m U n i t _ L b l   E l e m e n t T y p e = " C o l u m n "   E l e m e n t I d = " 1 9 8 1 4 0 3 7 7 3 "   D a t a T y p e = " T e x t C o n s t " > I t e m U n i t _ L b l < / I t e m U n i t _ L b l > - 
-         < I t e m U n i t P r i c e _ L b l   E l e m e n t T y p e = " C o l u m n "   E l e m e n t I d = " 4 6 6 8 5 2 9 8 "   D a t a T y p e = " T e x t C o n s t " > I t e m U n i t P r i c e _ L b l < / I t e m U n i t P r i c e _ L b l > +         < H o m e P a g e _ L b l   E l e m e n t T y p e = " C o l u m n "   E l e m e n t I d = " 1 4 3 3 5 9 2 3 0 0 "   D a t a T y p e = " L a b e l " > H o m e P a g e _ L b l < / H o m e P a g e _ L b l > + 
+         < I t e m D e s c r i p t i o n _ L b l   E l e m e n t T y p e = " C o l u m n "   E l e m e n t I d = " 8 3 5 8 4 5 8 5 3 "   D a t a T y p e = " L a b e l " > I t e m D e s c r i p t i o n _ L b l < / I t e m D e s c r i p t i o n _ L b l > + 
+         < I t e m L i n e A m o u n t _ L b l   E l e m e n t T y p e = " C o l u m n "   E l e m e n t I d = " 4 8 8 7 0 7 2 7 "   D a t a T y p e = " L a b e l " > I t e m L i n e A m o u n t _ L b l < / I t e m L i n e A m o u n t _ L b l > + 
+         < I t e m N u m b e r _ L b l   E l e m e n t T y p e = " C o l u m n "   E l e m e n t I d = " 1 3 3 2 2 2 5 7 7 4 "   D a t a T y p e = " L a b e l " > I t e m N u m b e r _ L b l < / I t e m N u m b e r _ L b l > + 
+         < I t e m Q u a n t i t y _ L b l   E l e m e n t T y p e = " C o l u m n "   E l e m e n t I d = " 1 8 0 2 5 9 1 7 6 6 "   D a t a T y p e = " L a b e l " > I t e m Q u a n t i t y _ L b l < / I t e m Q u a n t i t y _ L b l > + 
+         < I t e m U n i t P r i c e _ L b l   E l e m e n t T y p e = " C o l u m n "   E l e m e n t I d = " 4 6 6 8 5 2 9 8 "   D a t a T y p e = " L a b e l " > I t e m U n i t P r i c e _ L b l < / I t e m U n i t P r i c e _ L b l > + 
+         < I t e m U n i t _ L b l   E l e m e n t T y p e = " C o l u m n "   E l e m e n t I d = " 1 9 8 1 4 0 3 7 7 3 "   D a t a T y p e = " L a b e l " > I t e m U n i t _ L b l < / I t e m U n i t _ L b l >   
          < N o _ P u r c h H e a d e r   E l e m e n t T y p e = " C o l u m n "   E l e m e n t I d = " 5 2 0 3 3 9 3 5 2 "   D a t a T y p e = " C o d e " > N o _ P u r c h H e a d e r < / N o _ P u r c h H e a d e r >   
-         < O r d e r D a t e _ L b l   E l e m e n t T y p e = " C o l u m n "   E l e m e n t I d = " 4 1 7 6 9 0 3 9 8 "   D a t a T y p e = " T e x t C o n s t " > O r d e r D a t e _ L b l < / O r d e r D a t e _ L b l > +         < O r d e r D a t e _ L b l   E l e m e n t T y p e = " C o l u m n "   E l e m e n t I d = " 4 1 7 6 9 0 3 9 8 "   D a t a T y p e = " L a b e l " > O r d e r D a t e _ L b l < / O r d e r D a t e _ L b l >   
          < O r d e r D a t e _ P u r c h a s e H e a d e r   E l e m e n t T y p e = " C o l u m n "   E l e m e n t I d = " 1 1 1 9 3 3 8 5 4 0 "   D a t a T y p e = " S t r i n g " > O r d e r D a t e _ P u r c h a s e H e a d e r < / O r d e r D a t e _ P u r c h a s e H e a d e r >   
-         < O r d e r N o _ L b l   E l e m e n t T y p e = " C o l u m n "   E l e m e n t I d = " 1 9 9 1 0 6 2 5 2 9 "   D a t a T y p e = " T e x t C o n s t " > O r d e r N o _ L b l < / O r d e r N o _ L b l > +         < O r d e r N o _ L b l   E l e m e n t T y p e = " C o l u m n "   E l e m e n t I d = " 1 9 9 1 0 6 2 5 2 9 "   D a t a T y p e = " L a b e l " > O r d e r N o _ L b l < / O r d e r N o _ L b l >   
          < O u t p u t N o   E l e m e n t T y p e = " C o l u m n "   E l e m e n t I d = " 1 5 2 4 6 3 6 1 8 1 "   D a t a T y p e = " I n t e g e r " > O u t p u t N o < / O u t p u t N o >   
-         < P a g e _ L b l   E l e m e n t T y p e = " C o l u m n "   E l e m e n t I d = " 6 8 0 6 4 8 0 9 1 "   D a t a T y p e = " T e x t C o n s t " > P a g e _ L b l < / P a g e _ L b l > - 
-         < P a y m e n t D e t a i l s _ L b l   E l e m e n t T y p e = " C o l u m n "   E l e m e n t I d = " 1 0 2 9 7 4 8 9 9 2 "   D a t a T y p e = " T e x t C o n s t " > P a y m e n t D e t a i l s _ L b l < / P a y m e n t D e t a i l s _ L b l > +         < P a g e _ L b l   E l e m e n t T y p e = " C o l u m n "   E l e m e n t I d = " 6 8 0 6 4 8 0 9 1 "   D a t a T y p e = " L a b e l " > P a g e _ L b l < / P a g e _ L b l > + 
+         < P a y m e n t D e t a i l s _ L b l   E l e m e n t T y p e = " C o l u m n "   E l e m e n t I d = " 1 0 2 9 7 4 8 9 9 2 "   D a t a T y p e = " L a b e l " > P a y m e n t D e t a i l s _ L b l < / P a y m e n t D e t a i l s _ L b l >   
          < P a y m e n t T e r m s D e s c   E l e m e n t T y p e = " C o l u m n "   E l e m e n t I d = " 1 9 8 3 0 0 2 7 7 9 "   D a t a T y p e = " T e x t " > P a y m e n t T e r m s D e s c < / P a y m e n t T e r m s D e s c >   
-         < P a y m e n t T e r m s D e s c _ L b l   E l e m e n t T y p e = " C o l u m n "   E l e m e n t I d = " 1 4 3 7 8 0 9 5 6 2 "   D a t a T y p e = " T e x t C o n s t " > P a y m e n t T e r m s D e s c _ L b l < / P a y m e n t T e r m s D e s c _ L b l > +         < P a y m e n t T e r m s D e s c _ L b l   E l e m e n t T y p e = " C o l u m n "   E l e m e n t I d = " 1 4 3 7 8 0 9 5 6 2 "   D a t a T y p e = " L a b e l " > P a y m e n t T e r m s D e s c _ L b l < / P a y m e n t T e r m s D e s c _ L b l >   
          < P a y T o C o n t a c t E m a i l   E l e m e n t T y p e = " C o l u m n "   E l e m e n t I d = " 1 9 8 4 8 9 3 3 1 0 "   D a t a T y p e = " T e x t " > P a y T o C o n t a c t E m a i l < / P a y T o C o n t a c t E m a i l >   
-         < P a y T o C o n t a c t E m a i l L b l   E l e m e n t T y p e = " C o l u m n "   E l e m e n t I d = " 6 8 4 6 8 8 4 8 "   D a t a T y p e = " T e x t C o n s t " > P a y T o C o n t a c t E m a i l L b l < / P a y T o C o n t a c t E m a i l L b l > +         < P a y T o C o n t a c t E m a i l L b l   E l e m e n t T y p e = " C o l u m n "   E l e m e n t I d = " 6 8 4 6 8 8 4 8 "   D a t a T y p e = " L a b e l " > P a y T o C o n t a c t E m a i l L b l < / P a y T o C o n t a c t E m a i l L b l >   
          < P a y T o C o n t a c t M o b i l e P h o n e N o   E l e m e n t T y p e = " C o l u m n "   E l e m e n t I d = " 1 9 0 1 4 6 6 0 5 "   D a t a T y p e = " T e x t " > P a y T o C o n t a c t M o b i l e P h o n e N o < / P a y T o C o n t a c t M o b i l e P h o n e N o >   
-         < P a y T o C o n t a c t M o b i l e P h o n e N o L b l   E l e m e n t T y p e = " C o l u m n "   E l e m e n t I d = " 1 2 5 4 4 4 0 0 8 9 "   D a t a T y p e = " T e x t C o n s t " > P a y T o C o n t a c t M o b i l e P h o n e N o L b l < / P a y T o C o n t a c t M o b i l e P h o n e N o L b l > +         < P a y T o C o n t a c t M o b i l e P h o n e N o L b l   E l e m e n t T y p e = " C o l u m n "   E l e m e n t I d = " 1 2 5 4 4 4 0 0 8 9 "   D a t a T y p e = " L a b e l " > P a y T o C o n t a c t M o b i l e P h o n e N o L b l < / P a y T o C o n t a c t M o b i l e P h o n e N o L b l >   
          < P a y T o C o n t a c t P h o n e N o   E l e m e n t T y p e = " C o l u m n "   E l e m e n t I d = " 1 9 2 3 7 9 6 7 0 9 "   D a t a T y p e = " T e x t " > P a y T o C o n t a c t P h o n e N o < / P a y T o C o n t a c t P h o n e N o >   
-         < P a y T o C o n t a c t P h o n e N o L b l   E l e m e n t T y p e = " C o l u m n "   E l e m e n t I d = " 2 9 3 4 6 1 0 8 7 "   D a t a T y p e = " T e x t C o n s t " > P a y T o C o n t a c t P h o n e N o L b l < / P a y T o C o n t a c t P h o n e N o L b l > +         < P a y T o C o n t a c t P h o n e N o L b l   E l e m e n t T y p e = " C o l u m n "   E l e m e n t I d = " 2 9 3 4 6 1 0 8 7 "   D a t a T y p e = " L a b e l " > P a y T o C o n t a c t P h o n e N o L b l < / P a y T o C o n t a c t P h o n e N o L b l >   
          < P a y T o V e n d N o _ P u r c h H e a d e r   E l e m e n t T y p e = " C o l u m n "   E l e m e n t I d = " 6 3 5 5 6 4 4 9 8 "   D a t a T y p e = " C o d e " > P a y T o V e n d N o _ P u r c h H e a d e r < / P a y T o V e n d N o _ P u r c h H e a d e r >   
          < P r e p m t P a y m e n t T e r m s D e s c   E l e m e n t T y p e = " C o l u m n "   E l e m e n t I d = " 4 2 9 7 6 4 9 1 "   D a t a T y p e = " T e x t " > P r e p m t P a y m e n t T e r m s D e s c < / P r e p m t P a y m e n t T e r m s D e s c >   
-         < P r e p y m t T e r m s D e s c _ L b l   E l e m e n t T y p e = " C o l u m n "   E l e m e n t I d = " 1 8 4 2 9 3 9 4 8 5 "   D a t a T y p e = " T e x t C o n s t " > P r e p y m t T e r m s D e s c _ L b l < / P r e p y m t T e r m s D e s c _ L b l > - 
-         < P r i c e s I n c l u d i n g V A T _ L b l   E l e m e n t T y p e = " C o l u m n "   E l e m e n t I d = " 1 3 7 7 9 7 9 4 4 4 "   D a t a T y p e = " T e x t C o n s t " > P r i c e s I n c l u d i n g V A T _ L b l < / P r i c e s I n c l u d i n g V A T _ L b l > +         < P r e p y m t T e r m s D e s c _ L b l   E l e m e n t T y p e = " C o l u m n "   E l e m e n t I d = " 1 8 4 2 9 3 9 4 8 5 "   D a t a T y p e = " L a b e l " > P r e p y m t T e r m s D e s c _ L b l < / P r e p y m t T e r m s D e s c _ L b l > + 
+         < P r i c e s I n c l u d i n g V A T _ L b l   E l e m e n t T y p e = " C o l u m n "   E l e m e n t I d = " 1 3 7 7 9 7 9 4 4 4 "   D a t a T y p e = " L a b e l " > P r i c e s I n c l u d i n g V A T _ L b l < / P r i c e s I n c l u d i n g V A T _ L b l > + 
+         < P r i c e s I n c l V A T t x t   E l e m e n t T y p e = " C o l u m n "   E l e m e n t I d = " 1 1 2 3 7 2 4 4 4 8 "   D a t a T y p e = " L a b e l " > P r i c e s I n c l V A T t x t < / P r i c e s I n c l V A T t x t >   
          < P r i c e s I n c l V A T _ P u r c h H e a d e r   E l e m e n t T y p e = " C o l u m n "   E l e m e n t I d = " 1 8 0 5 5 0 7 9 8 0 "   D a t a T y p e = " B o o l e a n " > P r i c e s I n c l V A T _ P u r c h H e a d e r < / P r i c e s I n c l V A T _ P u r c h H e a d e r >   
          < P r i c e s I n c l V A T _ P u r c h H e a d e r _ L b l   E l e m e n t T y p e = " C o l u m n "   E l e m e n t I d = " 1 7 9 9 5 0 1 7 4 3 "   D a t a T y p e = " S t r i n g " > P r i c e s I n c l V A T _ P u r c h H e a d e r _ L b l < / P r i c e s I n c l V A T _ P u r c h H e a d e r _ L b l >   
-         < P r i c e s I n c l V A T t x t   E l e m e n t T y p e = " C o l u m n "   E l e m e n t I d = " 1 1 2 3 7 2 4 4 4 8 "   D a t a T y p e = " T e x t C o n s t " > P r i c e s I n c l V A T t x t < / P r i c e s I n c l V A T t x t > - 
          < P u r c h a s e r T e x t   E l e m e n t T y p e = " C o l u m n "   E l e m e n t I d = " 1 2 9 1 4 2 3 8 3 3 "   D a t a T y p e = " T e x t " > P u r c h a s e r T e x t < / P u r c h a s e r T e x t >   
-         < P u r c h L i n e I n v D i s c A m t _ L b l   E l e m e n t T y p e = " C o l u m n "   E l e m e n t I d = " 9 2 6 7 0 5 4 6 2 "   D a t a T y p e = " T e x t C o n s t " > P u r c h L i n e I n v D i s c A m t _ L b l < / P u r c h L i n e I n v D i s c A m t _ L b l > - 
-         < P u r c h O r d e r C a p t i o n _ L b l   E l e m e n t T y p e = " C o l u m n "   E l e m e n t I d = " 6 3 3 7 2 3 3 7 2 "   D a t a T y p e = " T e x t C o n s t " > P u r c h O r d e r C a p t i o n _ L b l < / P u r c h O r d e r C a p t i o n _ L b l > - 
-         < P u r c h O r d e r D a t e C a p t i o n _ L b l   E l e m e n t T y p e = " C o l u m n "   E l e m e n t I d = " 1 6 3 4 1 8 6 4 0 "   D a t a T y p e = " T e x t C o n s t " > P u r c h O r d e r D a t e C a p t i o n _ L b l < / P u r c h O r d e r D a t e C a p t i o n _ L b l > - 
-         < P u r c h O r d e r N u m C a p t i o n _ L b l   E l e m e n t T y p e = " C o l u m n "   E l e m e n t I d = " 4 6 4 1 4 9 4 5 4 "   D a t a T y p e = " T e x t C o n s t " > P u r c h O r d e r N u m C a p t i o n _ L b l < / P u r c h O r d e r N u m C a p t i o n _ L b l > - 
-         < R e c e i v e b y _ L b l   E l e m e n t T y p e = " C o l u m n "   E l e m e n t I d = " 9 4 4 0 6 3 6 8 "   D a t a T y p e = " T e x t C o n s t " > R e c e i v e b y _ L b l < / R e c e i v e b y _ L b l > +         < P u r c h L i n e I n v D i s c A m t _ L b l   E l e m e n t T y p e = " C o l u m n "   E l e m e n t I d = " 9 2 6 7 0 5 4 6 2 "   D a t a T y p e = " L a b e l " > P u r c h L i n e I n v D i s c A m t _ L b l < / P u r c h L i n e I n v D i s c A m t _ L b l > + 
+         < P u r c h O r d e r C a p t i o n _ L b l   E l e m e n t T y p e = " C o l u m n "   E l e m e n t I d = " 6 3 3 7 2 3 3 7 2 "   D a t a T y p e = " L a b e l " > P u r c h O r d e r C a p t i o n _ L b l < / P u r c h O r d e r C a p t i o n _ L b l > + 
+         < P u r c h O r d e r D a t e C a p t i o n _ L b l   E l e m e n t T y p e = " C o l u m n "   E l e m e n t I d = " 1 6 3 4 1 8 6 4 0 "   D a t a T y p e = " L a b e l " > P u r c h O r d e r D a t e C a p t i o n _ L b l < / P u r c h O r d e r D a t e C a p t i o n _ L b l > + 
+         < P u r c h O r d e r N u m C a p t i o n _ L b l   E l e m e n t T y p e = " C o l u m n "   E l e m e n t I d = " 4 6 4 1 4 9 4 5 4 "   D a t a T y p e = " L a b e l " > P u r c h O r d e r N u m C a p t i o n _ L b l < / P u r c h O r d e r N u m C a p t i o n _ L b l > + 
+         < R e c e i v e b y _ L b l   E l e m e n t T y p e = " C o l u m n "   E l e m e n t I d = " 9 4 4 0 6 3 6 8 "   D a t a T y p e = " L a b e l " > R e c e i v e b y _ L b l < / R e c e i v e b y _ L b l >   
          < R e f e r e n c e T e x t   E l e m e n t T y p e = " C o l u m n "   E l e m e n t I d = " 4 4 5 3 5 3 4 5 1 "   D a t a T y p e = " T e x t " > R e f e r e n c e T e x t < / R e f e r e n c e T e x t >   
@@ -8894,7 +9222,7 @@
  
          < S h i p m e n t M e t h o d D e s c   E l e m e n t T y p e = " C o l u m n "   E l e m e n t I d = " 6 8 6 3 4 3 1 7 9 "   D a t a T y p e = " T e x t " > S h i p m e n t M e t h o d D e s c < / S h i p m e n t M e t h o d D e s c >   
-         < S h i p m e n t M e t h o d D e s c _ L b l   E l e m e n t T y p e = " C o l u m n "   E l e m e n t I d = " 5 7 9 9 0 1 3 6 6 "   D a t a T y p e = " T e x t C o n s t " > S h i p m e n t M e t h o d D e s c _ L b l < / S h i p m e n t M e t h o d D e s c _ L b l > +         < S h i p m e n t M e t h o d D e s c _ L b l   E l e m e n t T y p e = " C o l u m n "   E l e m e n t I d = " 5 7 9 9 0 1 3 6 6 "   D a t a T y p e = " L a b e l " > S h i p m e n t M e t h o d D e s c _ L b l < / S h i p m e n t M e t h o d D e s c _ L b l >   
          < S h i p T o A d d r 1   E l e m e n t T y p e = " C o l u m n "   E l e m e n t I d = " 5 1 2 9 7 9 8 5 0 "   D a t a T y p e = " T e x t " > S h i p T o A d d r 1 < / S h i p T o A d d r 1 >   
@@ -8912,7 +9240,7 @@
  
          < S h i p T o A d d r 8   E l e m e n t T y p e = " C o l u m n "   E l e m e n t I d = " 9 3 1 3 2 2 4 0 7 "   D a t a T y p e = " T e x t " > S h i p T o A d d r 8 < / S h i p T o A d d r 8 >   
-         < S h i p t o A d d r e s s _ L b l   E l e m e n t T y p e = " C o l u m n "   E l e m e n t I d = " 1 0 4 3 5 1 9 5 7 7 "   D a t a T y p e = " T e x t C o n s t " > S h i p t o A d d r e s s _ L b l < / S h i p t o A d d r e s s _ L b l > +         < S h i p t o A d d r e s s _ L b l   E l e m e n t T y p e = " C o l u m n "   E l e m e n t I d = " 1 0 4 3 5 1 9 5 7 7 "   D a t a T y p e = " L a b e l " > S h i p t o A d d r e s s _ L b l < / S h i p t o A d d r e s s _ L b l >   
          < S h i p T o P h o n e N o   E l e m e n t T y p e = " C o l u m n "   E l e m e n t I d = " 3 6 9 7 0 2 2 5 5 "   D a t a T y p e = " T e x t " > S h i p T o P h o n e N o < / S h i p T o P h o n e N o >   
@@ -8920,29 +9248,29 @@
  
          < S p e n d R e q u e s t N o _ L b l   E l e m e n t T y p e = " C o l u m n "   E l e m e n t I d = " 9 3 5 1 4 0 2 3 6 "   D a t a T y p e = " S t r i n g " > S p e n d R e q u e s t N o _ L b l < / S p e n d R e q u e s t N o _ L b l >   
-         < S u b t o t a l _ L b l   E l e m e n t T y p e = " C o l u m n "   E l e m e n t I d = " 1 9 6 7 7 9 5 1 4 2 "   D a t a T y p e = " T e x t C o n s t " > S u b t o t a l _ L b l < / S u b t o t a l _ L b l > - 
-         < T a x I d e n t T y p e C a p t i o n _ L b l   E l e m e n t T y p e = " C o l u m n "   E l e m e n t I d = " 1 2 3 4 9 8 1 3 2 1 "   D a t a T y p e = " T e x t C o n s t " > T a x I d e n t T y p e C a p t i o n _ L b l < / T a x I d e n t T y p e C a p t i o n _ L b l > - 
-         < T o C a p t i o n _ L b l   E l e m e n t T y p e = " C o l u m n "   E l e m e n t I d = " 2 0 3 0 5 3 2 2 2 9 "   D a t a T y p e = " T e x t C o n s t " > T o C a p t i o n _ L b l < / T o C a p t i o n _ L b l > - 
-         < T o t a l _ L b l   E l e m e n t T y p e = " C o l u m n "   E l e m e n t I d = " 1 2 1 0 1 0 0 8 7 8 "   D a t a T y p e = " T e x t C o n s t " > T o t a l _ L b l < / T o t a l _ L b l > - 
-         < V A L V A T B a s e L C Y _ L b l   E l e m e n t T y p e = " C o l u m n "   E l e m e n t I d = " 1 7 0 5 4 3 5 8 1 1 "   D a t a T y p e = " T e x t C o n s t " > V A L V A T B a s e L C Y _ L b l < / V A L V A T B a s e L C Y _ L b l > - 
-         < V A T A m t L i n e I n v D i s c B a s e A m t _ L b l   E l e m e n t T y p e = " C o l u m n "   E l e m e n t I d = " 1 6 4 7 3 8 4 9 1 6 "   D a t a T y p e = " T e x t C o n s t " > V A T A m t L i n e I n v D i s c B a s e A m t _ L b l < / V A T A m t L i n e I n v D i s c B a s e A m t _ L b l > - 
-         < V A T A m t L i n e L i n e A m t _ L b l   E l e m e n t T y p e = " C o l u m n "   E l e m e n t I d = " 1 1 3 2 2 4 5 2 5 1 "   D a t a T y p e = " T e x t C o n s t " > V A T A m t L i n e L i n e A m t _ L b l < / V A T A m t L i n e L i n e A m t _ L b l > - 
-         < V A T A m t L i n e V A T _ L b l   E l e m e n t T y p e = " C o l u m n "   E l e m e n t I d = " 1 1 6 2 6 0 3 1 0 2 "   D a t a T y p e = " T e x t C o n s t " > V A T A m t L i n e V A T _ L b l < / V A T A m t L i n e V A T _ L b l > - 
-         < V A T A m t L i n e V A T A m t _ L b l   E l e m e n t T y p e = " C o l u m n "   E l e m e n t I d = " 5 0 9 5 8 8 9 9 8 "   D a t a T y p e = " T e x t C o n s t " > V A T A m t L i n e V A T A m t _ L b l < / V A T A m t L i n e V A T A m t _ L b l > - 
-         < V A T A m t S p e c _ L b l   E l e m e n t T y p e = " C o l u m n "   E l e m e n t I d = " 1 5 0 9 9 9 9 3 4 6 "   D a t a T y p e = " T e x t C o n s t " > V A T A m t S p e c _ L b l < / V A T A m t S p e c _ L b l > +         < S u b t o t a l _ L b l   E l e m e n t T y p e = " C o l u m n "   E l e m e n t I d = " 1 9 6 7 7 9 5 1 4 2 "   D a t a T y p e = " L a b e l " > S u b t o t a l _ L b l < / S u b t o t a l _ L b l > + 
+         < T a x I d e n t T y p e C a p t i o n _ L b l   E l e m e n t T y p e = " C o l u m n "   E l e m e n t I d = " 1 2 3 4 9 8 1 3 2 1 "   D a t a T y p e = " L a b e l " > T a x I d e n t T y p e C a p t i o n _ L b l < / T a x I d e n t T y p e C a p t i o n _ L b l > + 
+         < T o C a p t i o n _ L b l   E l e m e n t T y p e = " C o l u m n "   E l e m e n t I d = " 2 0 3 0 5 3 2 2 2 9 "   D a t a T y p e = " L a b e l " > T o C a p t i o n _ L b l < / T o C a p t i o n _ L b l > + 
+         < T o t a l _ L b l   E l e m e n t T y p e = " C o l u m n "   E l e m e n t I d = " 1 2 1 0 1 0 0 8 7 8 "   D a t a T y p e = " L a b e l " > T o t a l _ L b l < / T o t a l _ L b l > + 
+         < V A L V A T B a s e L C Y _ L b l   E l e m e n t T y p e = " C o l u m n "   E l e m e n t I d = " 1 7 0 5 4 3 5 8 1 1 "   D a t a T y p e = " L a b e l " > V A L V A T B a s e L C Y _ L b l < / V A L V A T B a s e L C Y _ L b l > + 
+         < V A T A m t L i n e I n v D i s c B a s e A m t _ L b l   E l e m e n t T y p e = " C o l u m n "   E l e m e n t I d = " 1 6 4 7 3 8 4 9 1 6 "   D a t a T y p e = " L a b e l " > V A T A m t L i n e I n v D i s c B a s e A m t _ L b l < / V A T A m t L i n e I n v D i s c B a s e A m t _ L b l > + 
+         < V A T A m t L i n e L i n e A m t _ L b l   E l e m e n t T y p e = " C o l u m n "   E l e m e n t I d = " 1 1 3 2 2 4 5 2 5 1 "   D a t a T y p e = " L a b e l " > V A T A m t L i n e L i n e A m t _ L b l < / V A T A m t L i n e L i n e A m t _ L b l > + 
+         < V A T A m t L i n e V A T A m t _ L b l   E l e m e n t T y p e = " C o l u m n "   E l e m e n t I d = " 5 0 9 5 8 8 9 9 8 "   D a t a T y p e = " L a b e l " > V A T A m t L i n e V A T A m t _ L b l < / V A T A m t L i n e V A T A m t _ L b l > + 
+         < V A T A m t L i n e V A T _ L b l   E l e m e n t T y p e = " C o l u m n "   E l e m e n t I d = " 1 1 6 2 6 0 3 1 0 2 "   D a t a T y p e = " L a b e l " > V A T A m t L i n e V A T _ L b l < / V A T A m t L i n e V A T _ L b l > + 
+         < V A T A m t S p e c _ L b l   E l e m e n t T y p e = " C o l u m n "   E l e m e n t I d = " 1 5 0 9 9 9 9 3 4 6 "   D a t a T y p e = " L a b e l " > V A T A m t S p e c _ L b l < / V A T A m t S p e c _ L b l >   
          < V A T B a s e D i s c _ P u r c h H e a d e r   E l e m e n t T y p e = " C o l u m n "   E l e m e n t I d = " 1 6 3 9 7 3 7 3 5 8 "   D a t a T y p e = " D e c i m a l " > V A T B a s e D i s c _ P u r c h H e a d e r < / V A T B a s e D i s c _ P u r c h H e a d e r >   
-         < V A T I d e n t i f i e r _ L b l   E l e m e n t T y p e = " C o l u m n "   E l e m e n t I d = " 1 6 8 6 6 2 3 9 8 4 "   D a t a T y p e = " T e x t C o n s t " > V A T I d e n t i f i e r _ L b l < / V A T I d e n t i f i e r _ L b l > +         < V A T I d e n t i f i e r _ L b l   E l e m e n t T y p e = " C o l u m n "   E l e m e n t I d = " 1 6 8 6 6 2 3 9 8 4 "   D a t a T y p e = " L a b e l " > V A T I d e n t i f i e r _ L b l < / V A T I d e n t i f i e r _ L b l >   
          < V A T N o T e x t   E l e m e n t T y p e = " C o l u m n "   E l e m e n t I d = " 1 9 5 9 6 6 3 4 2 6 "   D a t a T y p e = " T e x t " > V A T N o T e x t < / V A T N o T e x t >   
@@ -8964,43 +9292,43 @@
  
          < V e n d A d d r 8   E l e m e n t T y p e = " C o l u m n "   E l e m e n t I d = " 1 2 4 0 4 4 8 6 7 9 "   D a t a T y p e = " T e x t " > V e n d A d d r 8 < / V e n d A d d r 8 >   
-         < V e n d N o _ L b l   E l e m e n t T y p e = " C o l u m n "   E l e m e n t I d = " 1 1 9 1 1 1 2 2 4 0 "   D a t a T y p e = " T e x t C o n s t " > V e n d N o _ L b l < / V e n d N o _ L b l > - 
-         < V e n d o r I D C a p t i o n _ L b l   E l e m e n t T y p e = " C o l u m n "   E l e m e n t I d = " 1 1 2 9 2 1 9 5 9 3 "   D a t a T y p e = " T e x t C o n s t " > V e n d o r I D C a p t i o n _ L b l < / V e n d o r I D C a p t i o n _ L b l > +         < V e n d N o _ L b l   E l e m e n t T y p e = " C o l u m n "   E l e m e n t I d = " 1 1 9 1 1 1 2 2 4 0 "   D a t a T y p e = " L a b e l " > V e n d N o _ L b l < / V e n d N o _ L b l > + 
+         < V e n d o r I D C a p t i o n _ L b l   E l e m e n t T y p e = " C o l u m n "   E l e m e n t I d = " 1 1 2 9 2 1 9 5 9 3 "   D a t a T y p e = " L a b e l " > V e n d o r I D C a p t i o n _ L b l < / V e n d o r I D C a p t i o n _ L b l >   
          < V e n d o r I n v o i c e N o   E l e m e n t T y p e = " C o l u m n "   E l e m e n t I d = " 8 8 7 3 7 6 2 2 5 "   D a t a T y p e = " C o d e " > V e n d o r I n v o i c e N o < / V e n d o r I n v o i c e N o >   
-         < V e n d o r I n v o i c e N o _ L b l   E l e m e n t T y p e = " C o l u m n "   E l e m e n t I d = " 1 0 3 4 9 0 0 7 0 0 "   D a t a T y p e = " T e x t C o n s t " > V e n d o r I n v o i c e N o _ L b l < / V e n d o r I n v o i c e N o _ L b l > +         < V e n d o r I n v o i c e N o _ L b l   E l e m e n t T y p e = " C o l u m n "   E l e m e n t I d = " 1 0 3 4 9 0 0 7 0 0 "   D a t a T y p e = " L a b e l " > V e n d o r I n v o i c e N o _ L b l < / V e n d o r I n v o i c e N o _ L b l >   
          < V e n d o r O r d e r N o   E l e m e n t T y p e = " C o l u m n "   E l e m e n t I d = " 1 6 4 1 9 6 8 4 4 6 "   D a t a T y p e = " C o d e " > V e n d o r O r d e r N o < / V e n d o r O r d e r N o >   
-         < V e n d o r O r d e r N o _ L b l   E l e m e n t T y p e = " C o l u m n "   E l e m e n t I d = " 1 5 7 1 7 5 2 4 7 7 "   D a t a T y p e = " T e x t C o n s t " > V e n d o r O r d e r N o _ L b l < / V e n d o r O r d e r N o _ L b l > +         < V e n d o r O r d e r N o _ L b l   E l e m e n t T y p e = " C o l u m n "   E l e m e n t I d = " 1 5 7 1 7 5 2 4 7 7 "   D a t a T y p e = " L a b e l " > V e n d o r O r d e r N o _ L b l < / V e n d o r O r d e r N o _ L b l >   
          < Y o u r R e f _ P u r c h H e a d e r   E l e m e n t T y p e = " C o l u m n "   E l e m e n t I d = " 1 9 8 5 3 6 8 6 3 1 "   D a t a T y p e = " T e x t " > Y o u r R e f _ P u r c h H e a d e r < / Y o u r R e f _ P u r c h H e a d e r >   
-         < P u r c h a s e _ L i n e   E l e m e n t T y p e = " D a t a I t e m "   E l e m e n t I d = " 6 2 7 5 7 4 0 4 8 " > +         < P u r c h a s e _ L i n e   E l e m e n t T y p e = " D a t a I t e m "   E l e m e n t I d = " 1 2 9 1 3 1 7 9 1 1 " > + 
+             < A l l o w I n v D i s c t x t   E l e m e n t T y p e = " C o l u m n "   E l e m e n t I d = " 2 0 1 2 9 2 1 6 0 8 "   D a t a T y p e = " T e x t " > A l l o w I n v D i s c t x t < / A l l o w I n v D i s c t x t >   
              < A l l o w I n v D i s c _ P u r c h L i n e   E l e m e n t T y p e = " C o l u m n "   E l e m e n t I d = " 9 8 2 2 2 1 3 6 3 "   D a t a T y p e = " B o o l e a n " > A l l o w I n v D i s c _ P u r c h L i n e < / A l l o w I n v D i s c _ P u r c h L i n e >   
-             < A l l o w I n v D i s c t x t   E l e m e n t T y p e = " C o l u m n "   E l e m e n t I d = " 2 0 1 2 9 2 1 6 0 8 "   D a t a T y p e = " T e x t " > A l l o w I n v D i s c t x t < / A l l o w I n v D i s c t x t > - 
              < A m o u n t I n c l u d i n g V A T   E l e m e n t T y p e = " C o l u m n "   E l e m e n t I d = " 8 9 1 0 4 9 5 7 1 "   D a t a T y p e = " D e c i m a l " > A m o u n t I n c l u d i n g V A T < / A m o u n t I n c l u d i n g V A T >   
              < D e s c _ P u r c h L i n e   E l e m e n t T y p e = " C o l u m n "   E l e m e n t I d = " 1 1 6 1 7 0 2 0 8 9 "   D a t a T y p e = " T e x t " > D e s c _ P u r c h L i n e < / D e s c _ P u r c h L i n e >   
              < D e s c _ P u r c h L i n e _ L b l   E l e m e n t T y p e = " C o l u m n "   E l e m e n t I d = " 6 6 5 1 1 3 6 5 2 "   D a t a T y p e = " S t r i n g " > D e s c _ P u r c h L i n e _ L b l < / D e s c _ P u r c h L i n e _ L b l >   
-             < D i r e c t U n i C o s t _ L b l   E l e m e n t T y p e = " C o l u m n "   E l e m e n t I d = " 7 2 1 4 7 6 6 8 4 "   D a t a T y p e = " T e x t C o n s t " > D i r e c t U n i C o s t _ L b l < / D i r e c t U n i C o s t _ L b l > +             < D i r e c t U n i C o s t _ L b l   E l e m e n t T y p e = " C o l u m n "   E l e m e n t I d = " 7 2 1 4 7 6 6 8 4 "   D a t a T y p e = " L a b e l " > D i r e c t U n i C o s t _ L b l < / D i r e c t U n i C o s t _ L b l >   
              < D i r U n i t C o s t _ P u r c h L i n e   E l e m e n t T y p e = " C o l u m n "   E l e m e n t I d = " 9 5 0 9 6 2 5 8 6 "   D a t a T y p e = " T e x t " > D i r U n i t C o s t _ P u r c h L i n e < / D i r U n i t C o s t _ P u r c h L i n e >   
              < E x p e c t e d R e c e i p t D a t e   E l e m e n t T y p e = " C o l u m n "   E l e m e n t I d = " 1 9 8 8 0 4 6 2 0 5 "   D a t a T y p e = " S t r i n g " > E x p e c t e d R e c e i p t D a t e < / E x p e c t e d R e c e i p t D a t e >   
-             < E x p e c t e d R e c e i p t D a t e L b l   E l e m e n t T y p e = " C o l u m n "   E l e m e n t I d = " 1 8 0 6 8 4 1 2 7 1 "   D a t a T y p e = " T e x t C o n s t " > E x p e c t e d R e c e i p t D a t e L b l < / E x p e c t e d R e c e i p t D a t e L b l > +             < E x p e c t e d R e c e i p t D a t e L b l   E l e m e n t T y p e = " C o l u m n "   E l e m e n t I d = " 1 8 0 6 8 4 1 2 7 1 "   D a t a T y p e = " L a b e l " > E x p e c t e d R e c e i p t D a t e L b l < / E x p e c t e d R e c e i p t D a t e L b l >   
              < I n v D i s c A m t _ P u r c h L i n e   E l e m e n t T y p e = " C o l u m n "   E l e m e n t I d = " 1 4 5 3 0 9 9 5 8 0 "   D a t a T y p e = " D e c i m a l " > I n v D i s c A m t _ P u r c h L i n e < / I n v D i s c A m t _ P u r c h L i n e >   
-             < I n v D i s c C a p t i o n _ L b l   E l e m e n t T y p e = " C o l u m n "   E l e m e n t I d = " 1 9 3 9 0 5 8 9 7 4 "   D a t a T y p e = " T e x t C o n s t " > I n v D i s c C a p t i o n _ L b l < / I n v D i s c C a p t i o n _ L b l > +             < I n v D i s c C a p t i o n _ L b l   E l e m e n t T y p e = " C o l u m n "   E l e m e n t I d = " 1 9 3 9 0 5 8 9 7 4 "   D a t a T y p e = " L a b e l " > I n v D i s c C a p t i o n _ L b l < / I n v D i s c C a p t i o n _ L b l >   
              < I t e m N o _ P u r c h L i n e   E l e m e n t T y p e = " C o l u m n "   E l e m e n t I d = " 1 0 5 7 2 2 4 1 4 0 "   D a t a T y p e = " C o d e " > I t e m N o _ P u r c h L i n e < / I t e m N o _ P u r c h L i n e >   
@@ -9008,11 +9336,11 @@
  
              < J o b N o _ P u r c h L i n e   E l e m e n t T y p e = " C o l u m n "   E l e m e n t I d = " 2 7 7 7 0 3 3 2 6 "   D a t a T y p e = " C o d e " > J o b N o _ P u r c h L i n e < / J o b N o _ P u r c h L i n e >   
-             < J o b N o _ P u r c h L i n e _ L b l   E l e m e n t T y p e = " C o l u m n "   E l e m e n t I d = " 9 6 0 0 7 3 4 1 1 "   D a t a T y p e = " T e x t C o n s t " > J o b N o _ P u r c h L i n e _ L b l < / J o b N o _ P u r c h L i n e _ L b l > +             < J o b N o _ P u r c h L i n e _ L b l   E l e m e n t T y p e = " C o l u m n "   E l e m e n t I d = " 9 6 0 0 7 3 4 1 1 "   D a t a T y p e = " L a b e l " > J o b N o _ P u r c h L i n e _ L b l < / J o b N o _ P u r c h L i n e _ L b l >   
              < J o b T a s k N o _ P u r c h L i n e   E l e m e n t T y p e = " C o l u m n "   E l e m e n t I d = " 7 2 6 6 6 9 0 1 1 "   D a t a T y p e = " C o d e " > J o b T a s k N o _ P u r c h L i n e < / J o b T a s k N o _ P u r c h L i n e >   
-             < J o b T a s k N o _ P u r c h L i n e _ L b l   E l e m e n t T y p e = " C o l u m n "   E l e m e n t I d = " 2 0 4 9 1 3 1 1 8 2 "   D a t a T y p e = " T e x t C o n s t " > J o b T a s k N o _ P u r c h L i n e _ L b l < / J o b T a s k N o _ P u r c h L i n e _ L b l > +             < J o b T a s k N o _ P u r c h L i n e _ L b l   E l e m e n t T y p e = " C o l u m n "   E l e m e n t I d = " 2 0 4 9 1 3 1 1 8 2 "   D a t a T y p e = " L a b e l " > J o b T a s k N o _ P u r c h L i n e _ L b l < / J o b T a s k N o _ P u r c h L i n e _ L b l >   
              < L i n e A m t _ P u r c h L i n e   E l e m e n t T y p e = " C o l u m n "   E l e m e n t I d = " 1 5 9 3 7 5 8 6 7 4 "   D a t a T y p e = " T e x t " > L i n e A m t _ P u r c h L i n e < / L i n e A m t _ P u r c h L i n e >   
@@ -9026,23 +9354,23 @@
  
              < P l a n n e d R e c e i p t D a t e   E l e m e n t T y p e = " C o l u m n "   E l e m e n t I d = " 1 1 4 0 0 3 3 3 2 1 "   D a t a T y p e = " S t r i n g " > P l a n n e d R e c e i p t D a t e < / P l a n n e d R e c e i p t D a t e >   
-             < P l a n n e d R e c e i p t D a t e L b l   E l e m e n t T y p e = " C o l u m n "   E l e m e n t I d = " 1 4 7 8 7 6 7 2 9 9 "   D a t a T y p e = " T e x t C o n s t " > P l a n n e d R e c e i p t D a t e L b l < / P l a n n e d R e c e i p t D a t e L b l > +             < P l a n n e d R e c e i p t D a t e L b l   E l e m e n t T y p e = " C o l u m n "   E l e m e n t I d = " 1 4 7 8 7 6 7 2 9 9 "   D a t a T y p e = " L a b e l " > P l a n n e d R e c e i p t D a t e L b l < / P l a n n e d R e c e i p t D a t e L b l >   
              < P r o m i s e d R e c e i p t D a t e   E l e m e n t T y p e = " C o l u m n "   E l e m e n t I d = " 2 9 4 5 3 0 7 8 "   D a t a T y p e = " S t r i n g " > P r o m i s e d R e c e i p t D a t e < / P r o m i s e d R e c e i p t D a t e >   
-             < P r o m i s e d R e c e i p t D a t e L b l   E l e m e n t T y p e = " C o l u m n "   E l e m e n t I d = " 2 0 2 4 9 3 8 1 7 2 "   D a t a T y p e = " T e x t C o n s t " > P r o m i s e d R e c e i p t D a t e L b l < / P r o m i s e d R e c e i p t D a t e L b l > +             < P r o m i s e d R e c e i p t D a t e L b l   E l e m e n t T y p e = " C o l u m n "   E l e m e n t I d = " 2 0 2 4 9 3 8 1 7 2 "   D a t a T y p e = " L a b e l " > P r o m i s e d R e c e i p t D a t e L b l < / P r o m i s e d R e c e i p t D a t e L b l > + 
+             < P u r c h L i n e L i n e D i s c _ L b l   E l e m e n t T y p e = " C o l u m n "   E l e m e n t I d = " 5 7 3 7 9 3 8 4 1 "   D a t a T y p e = " L a b e l " > P u r c h L i n e L i n e D i s c _ L b l < / P u r c h L i n e L i n e D i s c _ L b l >   
              < P u r c h L i n e _ V A T P c t   E l e m e n t T y p e = " C o l u m n "   E l e m e n t I d = " 1 7 7 5 5 5 6 6 3 6 "   D a t a T y p e = " D e c i m a l " > P u r c h L i n e _ V A T P c t < / P u r c h L i n e _ V A T P c t >   
-             < P u r c h L i n e L i n e D i s c _ L b l   E l e m e n t T y p e = " C o l u m n "   E l e m e n t I d = " 5 7 3 7 9 3 8 4 1 "   D a t a T y p e = " T e x t C o n s t " > P u r c h L i n e L i n e D i s c _ L b l < / P u r c h L i n e L i n e D i s c _ L b l > - 
              < Q t y _ P u r c h L i n e   E l e m e n t T y p e = " C o l u m n "   E l e m e n t I d = " 7 8 0 8 5 8 6 7 6 "   D a t a T y p e = " T e x t " > Q t y _ P u r c h L i n e < / Q t y _ P u r c h L i n e >   
              < Q t y _ P u r c h L i n e _ L b l   E l e m e n t T y p e = " C o l u m n "   E l e m e n t I d = " 6 6 5 5 0 9 2 9 "   D a t a T y p e = " S t r i n g " > Q t y _ P u r c h L i n e _ L b l < / Q t y _ P u r c h L i n e _ L b l >   
              < R e q u e s t e d R e c e i p t D a t e   E l e m e n t T y p e = " C o l u m n "   E l e m e n t I d = " 9 3 3 1 1 2 9 3 1 "   D a t a T y p e = " S t r i n g " > R e q u e s t e d R e c e i p t D a t e < / R e q u e s t e d R e c e i p t D a t e >   
-             < R e q u e s t e d R e c e i p t D a t e L b l   E l e m e n t T y p e = " C o l u m n "   E l e m e n t I d = " 1 4 4 2 7 6 8 2 3 "   D a t a T y p e = " T e x t C o n s t " > R e q u e s t e d R e c e i p t D a t e L b l < / R e q u e s t e d R e c e i p t D a t e L b l > +             < R e q u e s t e d R e c e i p t D a t e L b l   E l e m e n t T y p e = " C o l u m n "   E l e m e n t I d = " 1 4 4 2 7 6 8 2 3 "   D a t a T y p e = " L a b e l " > R e q u e s t e d R e c e i p t D a t e L b l < / R e q u e s t e d R e c e i p t D a t e L b l >   
              < S p e n d R e q u e s t N o _ P u r c h L i n e   E l e m e n t T y p e = " C o l u m n "   E l e m e n t I d = " 2 0 0 5 3 6 7 6 4 4 "   D a t a T y p e = " C o d e " > S p e n d R e q u e s t N o _ P u r c h L i n e < / S p e n d R e q u e s t N o _ P u r c h L i n e >   
@@ -9050,19 +9378,19 @@
  
              < T o t a l I n c l V A T   E l e m e n t T y p e = " C o l u m n "   E l e m e n t I d = " 2 0 6 6 5 7 4 0 8 4 "   D a t a T y p e = " D e c i m a l " > T o t a l I n c l V A T < / T o t a l I n c l V A T >   
-             < T o t a l P r i c e C a p t i o n _ L b l   E l e m e n t T y p e = " C o l u m n "   E l e m e n t I d = " 1 7 4 8 7 7 2 0 5 5 "   D a t a T y p e = " T e x t C o n s t " > T o t a l P r i c e C a p t i o n _ L b l < / T o t a l P r i c e C a p t i o n _ L b l > +             < T o t a l P r i c e C a p t i o n _ L b l   E l e m e n t T y p e = " C o l u m n "   E l e m e n t I d = " 1 7 4 8 7 7 2 0 5 5 "   D a t a T y p e = " L a b e l " > T o t a l P r i c e C a p t i o n _ L b l < / T o t a l P r i c e C a p t i o n _ L b l >   
              < T y p e _ P u r c h L i n e   E l e m e n t T y p e = " C o l u m n "   E l e m e n t I d = " 8 0 9 4 7 1 0 8 8 "   D a t a T y p e = " S t r i n g " > T y p e _ P u r c h L i n e < / T y p e _ P u r c h L i n e >   
              < U n i t P r i c e _ P u r c h L i n e   E l e m e n t T y p e = " C o l u m n "   E l e m e n t I d = " 2 0 6 3 2 5 9 8 1 9 "   D a t a T y p e = " D e c i m a l " > U n i t P r i c e _ P u r c h L i n e < / U n i t P r i c e _ P u r c h L i n e >   
-             < U n i t P r i c e _ P u r c h L i n e _ L b l   E l e m e n t T y p e = " C o l u m n "   E l e m e n t I d = " 7 0 4 0 2 1 4 6 2 "   D a t a T y p e = " T e x t C o n s t " > U n i t P r i c e _ P u r c h L i n e _ L b l < / U n i t P r i c e _ P u r c h L i n e _ L b l > +             < U n i t P r i c e _ P u r c h L i n e _ L b l   E l e m e n t T y p e = " C o l u m n "   E l e m e n t I d = " 7 0 4 0 2 1 4 6 2 "   D a t a T y p e = " L a b e l " > U n i t P r i c e _ P u r c h L i n e _ L b l < / U n i t P r i c e _ P u r c h L i n e _ L b l >   
              < U O M _ P u r c h L i n e   E l e m e n t T y p e = " C o l u m n "   E l e m e n t I d = " 4 4 1 1 3 9 0 4 9 "   D a t a T y p e = " T e x t " > U O M _ P u r c h L i n e < / U O M _ P u r c h L i n e >   
-             < U O M _ P u r c h L i n e _ L b l   E l e m e n t T y p e = " C o l u m n "   E l e m e n t I d = " 1 8 5 6 1 1 3 1 9 4 "   D a t a T y p e = " T e x t C o n s t " > U O M _ P u r c h L i n e _ L b l < / U O M _ P u r c h L i n e _ L b l > - 
-             < V A T D i s c o u n t A m o u n t _ L b l   E l e m e n t T y p e = " C o l u m n "   E l e m e n t I d = " 1 3 5 5 1 2 6 5 3 8 "   D a t a T y p e = " T e x t C o n s t " > V A T D i s c o u n t A m o u n t _ L b l < / V A T D i s c o u n t A m o u n t _ L b l > +             < U O M _ P u r c h L i n e _ L b l   E l e m e n t T y p e = " C o l u m n "   E l e m e n t I d = " 1 8 5 6 1 1 3 1 9 4 "   D a t a T y p e = " L a b e l " > U O M _ P u r c h L i n e _ L b l < / U O M _ P u r c h L i n e _ L b l > + 
+             < V A T D i s c o u n t A m o u n t _ L b l   E l e m e n t T y p e = " C o l u m n "   E l e m e n t I d = " 1 3 5 5 1 2 6 5 3 8 "   D a t a T y p e = " L a b e l " > V A T D i s c o u n t A m o u n t _ L b l < / V A T D i s c o u n t A m o u n t _ L b l >   
              < V A T I d e n t i f i e r _ P u r c h L i n e   E l e m e n t T y p e = " C o l u m n "   E l e m e n t I d = " 1 0 5 5 6 1 2 1 2 8 "   D a t a T y p e = " C o d e " > V A T I d e n t i f i e r _ P u r c h L i n e < / V A T I d e n t i f i e r _ P u r c h L i n e >   
@@ -9130,9 +9458,9 @@
  
          < P r e p m t L o o p   E l e m e n t T y p e = " D a t a I t e m "   E l e m e n t I d = " 1 1 5 9 7 3 9 4 0 7 " >   
-             < P r e p a y m e n t S p e c C a p t i o n   E l e m e n t T y p e = " C o l u m n "   E l e m e n t I d = " 1 6 2 3 2 2 2 3 0 1 "   D a t a T y p e = " T e x t C o n s t " > P r e p a y m e n t S p e c C a p t i o n < / P r e p a y m e n t S p e c C a p t i o n > - 
-             < P r e p m t I n v B u D e s c C a p t i o n   E l e m e n t T y p e = " C o l u m n "   E l e m e n t I d = " 1 8 0 7 4 4 6 7 8 "   D a t a T y p e = " T e x t C o n s t " > P r e p m t I n v B u D e s c C a p t i o n < / P r e p m t I n v B u D e s c C a p t i o n > +             < P r e p a y m e n t S p e c C a p t i o n   E l e m e n t T y p e = " C o l u m n "   E l e m e n t I d = " 1 6 2 3 2 2 2 3 0 1 "   D a t a T y p e = " L a b e l " > P r e p a y m e n t S p e c C a p t i o n < / P r e p a y m e n t S p e c C a p t i o n > + 
+             < P r e p m t I n v B u D e s c C a p t i o n   E l e m e n t T y p e = " C o l u m n "   E l e m e n t I d = " 1 8 0 7 4 4 6 7 8 "   D a t a T y p e = " L a b e l " > P r e p m t I n v B u D e s c C a p t i o n < / P r e p m t I n v B u D e s c C a p t i o n >   
              < P r e p m t I n v B u f A m t   E l e m e n t T y p e = " C o l u m n "   E l e m e n t I d = " 1 0 9 6 9 7 6 1 9 5 "   D a t a T y p e = " D e c i m a l " > P r e p m t I n v B u f A m t < / P r e p m t I n v B u f A m t >   
@@ -9140,7 +9468,7 @@
  
              < P r e p m t I n v B u f G L A c c N o   E l e m e n t T y p e = " C o l u m n "   E l e m e n t I d = " 8 7 1 9 7 7 4 0 0 "   D a t a T y p e = " C o d e " > P r e p m t I n v B u f G L A c c N o < / P r e p m t I n v B u f G L A c c N o >   
-             < P r e p m t I n v B u f G L A c c N o C a p t i o n   E l e m e n t T y p e = " C o l u m n "   E l e m e n t I d = " 6 6 7 6 9 7 1 8 "   D a t a T y p e = " T e x t C o n s t " > P r e p m t I n v B u f G L A c c N o C a p t i o n < / P r e p m t I n v B u f G L A c c N o C a p t i o n > +             < P r e p m t I n v B u f G L A c c N o C a p t i o n   E l e m e n t T y p e = " C o l u m n "   E l e m e n t I d = " 6 6 7 6 9 7 1 8 "   D a t a T y p e = " L a b e l " > P r e p m t I n v B u f G L A c c N o C a p t i o n < / P r e p m t I n v B u f G L A c c N o C a p t i o n >   
              < P r e p m t L i n e A m o u n t   E l e m e n t T y p e = " C o l u m n "   E l e m e n t I d = " 1 3 0 2 3 0 2 1 5 "   D a t a T y p e = " D e c i m a l " > P r e p m t L i n e A m o u n t < / P r e p m t L i n e A m o u n t >   
@@ -9170,17 +9498,17 @@
  
              < P r e p m t V A T A m t L i n e V A T I d   E l e m e n t T y p e = " C o l u m n "   E l e m e n t I d = " 9 8 2 2 2 4 8 0 0 "   D a t a T y p e = " C o d e " > P r e p m t V A T A m t L i n e V A T I d < / P r e p m t V A T A m t L i n e V A T I d >   
-             < P r e p y m t V A T A m t S p e c C a p t i o n   E l e m e n t T y p e = " C o l u m n "   E l e m e n t I d = " 2 0 0 9 6 4 9 1 3 8 "   D a t a T y p e = " T e x t C o n s t " > P r e p y m t V A T A m t S p e c C a p t i o n < / P r e p y m t V A T A m t S p e c C a p t i o n > +             < P r e p y m t V A T A m t S p e c C a p t i o n   E l e m e n t T y p e = " C o l u m n "   E l e m e n t I d = " 2 0 0 9 6 4 9 1 3 8 "   D a t a T y p e = " L a b e l " > P r e p y m t V A T A m t S p e c C a p t i o n < / P r e p y m t V A T A m t S p e c C a p t i o n >   
          < / P r e p m t V A T C o u n t e r >   
          < L e t t e r T e x t   E l e m e n t T y p e = " D a t a I t e m "   E l e m e n t I d = " 1 5 1 0 3 5 3 8 3 4 " >   
-             < B o d y T e x t   E l e m e n t T y p e = " C o l u m n "   E l e m e n t I d = " 1 4 9 7 5 9 8 0 8 "   D a t a T y p e = " T e x t C o n s t " > B o d y T e x t < / B o d y T e x t > - 
-             < C l o s i n g T e x t   E l e m e n t T y p e = " C o l u m n "   E l e m e n t I d = " 5 1 2 1 3 5 9 0 9 "   D a t a T y p e = " T e x t C o n s t " > C l o s i n g T e x t < / C l o s i n g T e x t > - 
-             < G r e e t i n g T e x t   E l e m e n t T y p e = " C o l u m n "   E l e m e n t I d = " 1 1 7 5 2 7 9 2 8 9 "   D a t a T y p e = " T e x t C o n s t " > G r e e t i n g T e x t < / G r e e t i n g T e x t > +             < B o d y T e x t   E l e m e n t T y p e = " C o l u m n "   E l e m e n t I d = " 1 4 9 7 5 9 8 0 8 "   D a t a T y p e = " L a b e l " > B o d y T e x t < / B o d y T e x t > + 
+             < C l o s i n g T e x t   E l e m e n t T y p e = " C o l u m n "   E l e m e n t I d = " 5 1 2 1 3 5 9 0 9 "   D a t a T y p e = " L a b e l " > C l o s i n g T e x t < / C l o s i n g T e x t > + 
+             < G r e e t i n g T e x t   E l e m e n t T y p e = " C o l u m n "   E l e m e n t I d = " 1 1 7 5 2 7 9 2 8 9 "   D a t a T y p e = " L a b e l " > G r e e t i n g T e x t < / G r e e t i n g T e x t >   
          < / L e t t e r T e x t >   
